--- a/paper/paper.docx
+++ b/paper/paper.docx
@@ -7,97 +7,7 @@
         <w:pStyle w:val="Title"/>
       </w:pPr>
       <w:r>
-        <w:t xml:space="preserve">Changes</w:t>
-      </w:r>
-      <w:r>
-        <w:t xml:space="preserve"> </w:t>
-      </w:r>
-      <w:r>
-        <w:t xml:space="preserve">in</w:t>
-      </w:r>
-      <w:r>
-        <w:t xml:space="preserve"> </w:t>
-      </w:r>
-      <w:r>
-        <w:t xml:space="preserve">Patterns</w:t>
-      </w:r>
-      <w:r>
-        <w:t xml:space="preserve"> </w:t>
-      </w:r>
-      <w:r>
-        <w:t xml:space="preserve">of</w:t>
-      </w:r>
-      <w:r>
-        <w:t xml:space="preserve"> </w:t>
-      </w:r>
-      <w:r>
-        <w:t xml:space="preserve">Geometric</w:t>
-      </w:r>
-      <w:r>
-        <w:t xml:space="preserve"> </w:t>
-      </w:r>
-      <w:r>
-        <w:t xml:space="preserve">Sign</w:t>
-      </w:r>
-      <w:r>
-        <w:t xml:space="preserve"> </w:t>
-      </w:r>
-      <w:r>
-        <w:t xml:space="preserve">Groupings</w:t>
-      </w:r>
-      <w:r>
-        <w:t xml:space="preserve"> </w:t>
-      </w:r>
-      <w:r>
-        <w:t xml:space="preserve">as</w:t>
-      </w:r>
-      <w:r>
-        <w:t xml:space="preserve"> </w:t>
-      </w:r>
-      <w:r>
-        <w:t xml:space="preserve">a</w:t>
-      </w:r>
-      <w:r>
-        <w:t xml:space="preserve"> </w:t>
-      </w:r>
-      <w:r>
-        <w:t xml:space="preserve">Model</w:t>
-      </w:r>
-      <w:r>
-        <w:t xml:space="preserve"> </w:t>
-      </w:r>
-      <w:r>
-        <w:t xml:space="preserve">of</w:t>
-      </w:r>
-      <w:r>
-        <w:t xml:space="preserve"> </w:t>
-      </w:r>
-      <w:r>
-        <w:t xml:space="preserve">Social</w:t>
-      </w:r>
-      <w:r>
-        <w:t xml:space="preserve"> </w:t>
-      </w:r>
-      <w:r>
-        <w:t xml:space="preserve">Dynamics</w:t>
-      </w:r>
-      <w:r>
-        <w:t xml:space="preserve"> </w:t>
-      </w:r>
-      <w:r>
-        <w:t xml:space="preserve">Across</w:t>
-      </w:r>
-      <w:r>
-        <w:t xml:space="preserve"> </w:t>
-      </w:r>
-      <w:r>
-        <w:t xml:space="preserve">Aurignacian</w:t>
-      </w:r>
-      <w:r>
-        <w:t xml:space="preserve"> </w:t>
-      </w:r>
-      <w:r>
-        <w:t xml:space="preserve">Phases</w:t>
+        <w:t xml:space="preserve">Changes in Patterns of Geometric Sign Groupings as a Model of Social Dynamics Across Aurignacian Phases</w:t>
       </w:r>
     </w:p>
     <w:p>
@@ -105,13 +15,7 @@
         <w:pStyle w:val="Author"/>
       </w:pPr>
       <w:r>
-        <w:t xml:space="preserve">Sophie</w:t>
-      </w:r>
-      <w:r>
-        <w:t xml:space="preserve"> </w:t>
-      </w:r>
-      <w:r>
-        <w:t xml:space="preserve">Cooper</w:t>
+        <w:t xml:space="preserve">Sophie Cooper</w:t>
       </w:r>
     </w:p>
     <w:bookmarkStart w:id="21" w:name="introduction"/>
@@ -204,6 +108,20 @@
             <w:rStyle w:val="Hyperlink"/>
           </w:rPr>
           <w:t xml:space="preserve">Vanhaeren and d’Errico 2006</w:t>
+        </w:r>
+      </w:hyperlink>
+      <w:r>
+        <w:t xml:space="preserve">;</w:t>
+      </w:r>
+      <w:r>
+        <w:t xml:space="preserve"> </w:t>
+      </w:r>
+      <w:hyperlink w:anchor="ref-Fuentes_Lucas_Robert_2019">
+        <w:r>
+          <w:rPr>
+            <w:rStyle w:val="Hyperlink"/>
+          </w:rPr>
+          <w:t xml:space="preserve">Fuentes, Lucas, and Robert 2019</w:t>
         </w:r>
       </w:hyperlink>
       <w:r>
@@ -555,9 +473,8 @@
       <w:tblPr>
         <w:tblStyle w:val="Table"/>
         <w:tblW w:type="pct" w:w="5000"/>
+        <w:tblLayout w:type="fixed"/>
         <w:tblLook w:firstRow="0" w:lastRow="0" w:firstColumn="0" w:lastColumn="0" w:noHBand="0" w:noVBand="0" w:val="0000"/>
-        <w:jc w:val="start"/>
-        <w:tblLayout w:type="fixed"/>
       </w:tblPr>
       <w:tblGrid>
         <w:gridCol w:w="7920"/>
@@ -570,9 +487,8 @@
             <w:tblPr>
               <w:tblStyle w:val="Table"/>
               <w:tblW w:type="pct" w:w="5000"/>
+              <w:tblLayout w:type="fixed"/>
               <w:tblLook w:firstRow="1" w:lastRow="0" w:firstColumn="0" w:lastColumn="0" w:noHBand="0" w:noVBand="0" w:val="0020"/>
-              <w:jc w:val="start"/>
-              <w:tblLayout w:type="fixed"/>
             </w:tblPr>
             <w:tblGrid>
               <w:gridCol w:w="1000"/>
@@ -582,7 +498,7 @@
             </w:tblGrid>
             <w:tr>
               <w:trPr>
-                <w:tblHeader w:val="true"/>
+                <w:tblHeader w:val="on"/>
               </w:trPr>
               <w:tc>
                 <w:tcPr/>
@@ -935,7 +851,7 @@
         <w:pStyle w:val="BodyText"/>
       </w:pPr>
       <w:r>
-        <w:t xml:space="preserve">We hypothesize that these phases, and the environmental changes across the Aurignacian, may correspond to changes in social dynamics of cultural groups, as represented by patterns in the distribution of geometric signs. We aim to address the following questions: How do grouping dynamics of geometric signs change across the four phases of the Aurignacian? How do the groupings vary in diversity, size, connectivity, and distribution? Lastly, what do the patterns tell us about dynamics of social organization throughout the Aurignacian? We answer these questions by first identifying clusters within each phase using seriation and network analyses. We then test the strength of the clusters using modularity and perMANOVA tests. All of our programming in this study was conducted in RStudio.</w:t>
+        <w:t xml:space="preserve">We hypothesize that these phases, and the environmental changes across the Aurignacian, may correspond to changes in social dynamics of cultural groups, as represented by patterns in the distribution of geometric signs. We aim to address the following questions: How do grouping dynamics of geometric signs change across the four phases of the Aurignacian? How do the groupings vary in diversity, size, connectivity, and distribution? Lastly, what do the patterns tell us about dynamics of social organization throughout the Aurignacian? We answer these questions by first identifying clusters within each phase using seriation and network analyses. We then test the strength of the clusters using perMANOVA tests. All of our programming in this study was conducted in RStudio.</w:t>
       </w:r>
     </w:p>
     <w:bookmarkEnd w:id="21"/>
@@ -988,13 +904,7 @@
         <w:t xml:space="preserve"> </w:t>
       </w:r>
       <w:r>
-        <w:t xml:space="preserve">“</w:t>
-      </w:r>
-      <w:r>
-        <w:t xml:space="preserve">other</w:t>
-      </w:r>
-      <w:r>
-        <w:t xml:space="preserve">”</w:t>
+        <w:t xml:space="preserve">“other”</w:t>
       </w:r>
       <w:r>
         <w:t xml:space="preserve"> </w:t>
@@ -1018,9 +928,8 @@
       <w:tblPr>
         <w:tblStyle w:val="Table"/>
         <w:tblW w:type="pct" w:w="5000"/>
+        <w:tblLayout w:type="fixed"/>
         <w:tblLook w:firstRow="0" w:lastRow="0" w:firstColumn="0" w:lastColumn="0" w:noHBand="0" w:noVBand="0" w:val="0000"/>
-        <w:jc w:val="start"/>
-        <w:tblLayout w:type="fixed"/>
       </w:tblPr>
       <w:tblGrid>
         <w:gridCol w:w="7920"/>
@@ -1229,7 +1138,41 @@
         <w:pStyle w:val="BodyText"/>
       </w:pPr>
       <w:r>
-        <w:t xml:space="preserve">If the distribution of sign types can be solely explained by geographic distance, then we would see similarity in sign type distribution decreasing as geographic distance increases [. This relationship can be investigated using the isolation-by-distance framework, which proposes that cultural difference can be primarily explained by geographic distance</w:t>
+        <w:t xml:space="preserve">If the distribution of sign types can be explained by geographic distance, then we would see similarity in sign type distribution decreasing as geographic distance increases</w:t>
+      </w:r>
+      <w:r>
+        <w:t xml:space="preserve"> </w:t>
+      </w:r>
+      <w:r>
+        <w:t xml:space="preserve">(</w:t>
+      </w:r>
+      <w:hyperlink w:anchor="ref-Herskind2023">
+        <w:r>
+          <w:rPr>
+            <w:rStyle w:val="Hyperlink"/>
+          </w:rPr>
+          <w:t xml:space="preserve">Platz 2023</w:t>
+        </w:r>
+      </w:hyperlink>
+      <w:r>
+        <w:t xml:space="preserve">;</w:t>
+      </w:r>
+      <w:r>
+        <w:t xml:space="preserve"> </w:t>
+      </w:r>
+      <w:hyperlink w:anchor="ref-Rigaud_dErrico_Vanhaeren_2015">
+        <w:r>
+          <w:rPr>
+            <w:rStyle w:val="Hyperlink"/>
+          </w:rPr>
+          <w:t xml:space="preserve">Rigaud, d’Errico, and Vanhaeren 2015</w:t>
+        </w:r>
+      </w:hyperlink>
+      <w:r>
+        <w:t xml:space="preserve">)</w:t>
+      </w:r>
+      <w:r>
+        <w:t xml:space="preserve">. This relationship can be investigated using the isolation-by-distance framework, which proposes that cultural difference can be primarily explained by geographic distance</w:t>
       </w:r>
       <w:r>
         <w:t xml:space="preserve"> </w:t>
@@ -1270,9 +1213,8 @@
       <w:tblPr>
         <w:tblStyle w:val="Table"/>
         <w:tblW w:type="pct" w:w="5000"/>
+        <w:tblLayout w:type="fixed"/>
         <w:tblLook w:firstRow="0" w:lastRow="0" w:firstColumn="0" w:lastColumn="0" w:noHBand="0" w:noVBand="0" w:val="0000"/>
-        <w:jc w:val="start"/>
-        <w:tblLayout w:type="fixed"/>
       </w:tblPr>
       <w:tblGrid>
         <w:gridCol w:w="7920"/>
@@ -1286,7 +1228,6 @@
               <w:tblStyle w:val="Table"/>
               <w:tblW w:type="auto" w:w="0"/>
               <w:tblLook w:firstRow="1" w:lastRow="0" w:firstColumn="0" w:lastColumn="0" w:noHBand="0" w:noVBand="0" w:val="0020"/>
-              <w:jc w:val="start"/>
             </w:tblPr>
             <w:tblGrid>
               <w:gridCol w:w="2640"/>
@@ -1295,7 +1236,7 @@
             </w:tblGrid>
             <w:tr>
               <w:trPr>
-                <w:tblHeader w:val="true"/>
+                <w:tblHeader w:val="on"/>
               </w:trPr>
               <w:tc>
                 <w:tcPr/>
@@ -1617,7 +1558,7 @@
         <w:t xml:space="preserve">)</w:t>
       </w:r>
       <w:r>
-        <w:t xml:space="preserve">. Each node is a site, and each edge is a measure of sign type distribution similarity, as computed by the Jaccard similarity algorothm. To avoid cluttering the graph, all edges below the value of 0.2 were removed. Results were plotted with the Fruchterman-Reingold layout</w:t>
+        <w:t xml:space="preserve">. Each node is a site, and each edge is a measure of sign type distribution similarity, as computed by the Jaccard similarity algorithm. To avoid cluttering the graph, all edges below the value of 0.2 were removed. Results were plotted with the Fruchterman-Reingold layout</w:t>
       </w:r>
       <w:r>
         <w:t xml:space="preserve"> </w:t>
@@ -1707,13 +1648,13 @@
       </w:r>
     </w:p>
     <w:bookmarkEnd w:id="28"/>
-    <w:bookmarkStart w:id="29" w:name="Xc57f790c0b52cd79b4aaea4eff240b7adec9eb4"/>
+    <w:bookmarkStart w:id="29" w:name="Xda1c626f4bbd9fdc06551ef7388072be9db3264"/>
     <w:p>
       <w:pPr>
         <w:pStyle w:val="Heading2"/>
       </w:pPr>
       <w:r>
-        <w:t xml:space="preserve">Modularity and PerMANOVA for Cultural Connection Strength</w:t>
+        <w:t xml:space="preserve">PerMANOVA for Cultural Connection Strength</w:t>
       </w:r>
     </w:p>
     <w:p>
@@ -1721,7 +1662,7 @@
         <w:pStyle w:val="FirstParagraph"/>
       </w:pPr>
       <w:r>
-        <w:t xml:space="preserve">To evaluate the strength of the connections of the groups found in the seriation and network analyses, we used modularity and perMANOVA tests. The modularity test is a community structure network detection method, and quantifies the randomness of the groupings by measuring the fraction of the edges in the network that fall within groups, minus the expected value if the edges were placed at random</w:t>
+        <w:t xml:space="preserve">PerMANOVA quantifies the level of variation between groups versus the level of variation within groups</w:t>
       </w:r>
       <w:r>
         <w:t xml:space="preserve"> </w:t>
@@ -1729,12 +1670,12 @@
       <w:r>
         <w:t xml:space="preserve">(</w:t>
       </w:r>
-      <w:hyperlink w:anchor="ref-Newman_2006">
-        <w:r>
-          <w:rPr>
-            <w:rStyle w:val="Hyperlink"/>
-          </w:rPr>
-          <w:t xml:space="preserve">Newman 2006</w:t>
+      <w:hyperlink w:anchor="ref-Anderson_2017">
+        <w:r>
+          <w:rPr>
+            <w:rStyle w:val="Hyperlink"/>
+          </w:rPr>
+          <w:t xml:space="preserve">Anderson 2017</w:t>
         </w:r>
       </w:hyperlink>
       <w:r>
@@ -1743,32 +1684,12 @@
       <w:r>
         <w:t xml:space="preserve"> </w:t>
       </w:r>
-      <w:hyperlink w:anchor="ref-Newman_Girvan_2004">
-        <w:r>
-          <w:rPr>
-            <w:rStyle w:val="Hyperlink"/>
-          </w:rPr>
-          <w:t xml:space="preserve">Newman and Girvan 2004</w:t>
-        </w:r>
-      </w:hyperlink>
-      <w:r>
-        <w:t xml:space="preserve">)</w:t>
-      </w:r>
-      <w:r>
-        <w:t xml:space="preserve">. The results are expressed in a score of 0 to 1, with 0 meaning no significant subgroups, and 1 meaning perfect groupings. PerMANOVA quantifies the level of variation between groups versus the level of variation within groups</w:t>
-      </w:r>
-      <w:r>
-        <w:t xml:space="preserve"> </w:t>
-      </w:r>
-      <w:r>
-        <w:t xml:space="preserve">(</w:t>
-      </w:r>
-      <w:hyperlink w:anchor="ref-Anderson_2017">
-        <w:r>
-          <w:rPr>
-            <w:rStyle w:val="Hyperlink"/>
-          </w:rPr>
-          <w:t xml:space="preserve">Anderson 2017</w:t>
+      <w:hyperlink w:anchor="ref-Shennan_Crema_Kerig_2015">
+        <w:r>
+          <w:rPr>
+            <w:rStyle w:val="Hyperlink"/>
+          </w:rPr>
+          <w:t xml:space="preserve">Shennan, Crema, and Kerig 2015</w:t>
         </w:r>
       </w:hyperlink>
       <w:r>
@@ -1787,7 +1708,7 @@
         <w:t xml:space="preserve"> </w:t>
       </w:r>
       <w:r>
-        <w:t xml:space="preserve">statistic, which quantifies how much of the variation in sign distribution can be explained by group membership, a pseudo-F statistic, and a p-value. The pseudo-F statistic compares the total sum of squared dissimilarities between groups to total sum of squared dissimilarities within groups. Larger pseudo-F statistics indicate more separation between groups. The p-value quantifies the probability of obtaining the observed difference if the null hypothesis were true (we use an alpha value of 0.05 for the threshold of statistical significance). The modularity test and perMANOVA were performed using the vegan</w:t>
+        <w:t xml:space="preserve">statistic, which quantifies how much of the variation in sign distribution can be explained by group membership, a pseudo-F statistic, and a p-value. The pseudo-F statistic compares the total sum of squared dissimilarities between groups to total sum of squared dissimilarities within groups. Larger pseudo-F statistics indicate more separation between groups. The p-value quantifies the probability of obtaining the observed difference if the null hypothesis were true (we use an alpha value of 0.05 for the threshold of statistical significance). The perMANOVA was performed using the vegan</w:t>
       </w:r>
       <w:r>
         <w:t xml:space="preserve"> </w:t>
@@ -1860,9 +1781,8 @@
       <w:tblPr>
         <w:tblStyle w:val="Table"/>
         <w:tblW w:type="pct" w:w="5000"/>
+        <w:tblLayout w:type="fixed"/>
         <w:tblLook w:firstRow="0" w:lastRow="0" w:firstColumn="0" w:lastColumn="0" w:noHBand="0" w:noVBand="0" w:val="0000"/>
-        <w:jc w:val="start"/>
-        <w:tblLayout w:type="fixed"/>
       </w:tblPr>
       <w:tblGrid>
         <w:gridCol w:w="7920"/>
@@ -1980,9 +1900,8 @@
       <w:tblPr>
         <w:tblStyle w:val="Table"/>
         <w:tblW w:type="pct" w:w="5000"/>
+        <w:tblLayout w:type="fixed"/>
         <w:tblLook w:firstRow="0" w:lastRow="0" w:firstColumn="0" w:lastColumn="0" w:noHBand="0" w:noVBand="0" w:val="0000"/>
-        <w:jc w:val="start"/>
-        <w:tblLayout w:type="fixed"/>
       </w:tblPr>
       <w:tblGrid>
         <w:gridCol w:w="7920"/>
@@ -2111,9 +2030,8 @@
       <w:tblPr>
         <w:tblStyle w:val="Table"/>
         <w:tblW w:type="pct" w:w="5000"/>
+        <w:tblLayout w:type="fixed"/>
         <w:tblLook w:firstRow="0" w:lastRow="0" w:firstColumn="0" w:lastColumn="0" w:noHBand="0" w:noVBand="0" w:val="0000"/>
-        <w:jc w:val="start"/>
-        <w:tblLayout w:type="fixed"/>
       </w:tblPr>
       <w:tblGrid>
         <w:gridCol w:w="7920"/>
@@ -2125,21 +2043,18 @@
           <w:tbl>
             <w:tblPr>
               <w:tblStyle w:val="Table"/>
-              <w:tblW w:type="pct" w:w="5000"/>
+              <w:tblW w:type="auto" w:w="0"/>
               <w:tblLook w:firstRow="1" w:lastRow="0" w:firstColumn="0" w:lastColumn="0" w:noHBand="0" w:noVBand="0" w:val="0020"/>
-              <w:jc w:val="start"/>
-              <w:tblLayout w:type="fixed"/>
             </w:tblPr>
             <w:tblGrid>
-              <w:gridCol w:w="2329"/>
-              <w:gridCol w:w="1281"/>
-              <w:gridCol w:w="1514"/>
-              <w:gridCol w:w="1397"/>
-              <w:gridCol w:w="1397"/>
+              <w:gridCol w:w="1980"/>
+              <w:gridCol w:w="1980"/>
+              <w:gridCol w:w="1980"/>
+              <w:gridCol w:w="1980"/>
             </w:tblGrid>
             <w:tr>
               <w:trPr>
-                <w:tblHeader w:val="true"/>
+                <w:tblHeader w:val="on"/>
               </w:trPr>
               <w:tc>
                 <w:tcPr/>
@@ -2151,19 +2066,6 @@
                   </w:pPr>
                   <w:r>
                     <w:t xml:space="preserve">Aurignacian phase</w:t>
-                  </w:r>
-                </w:p>
-              </w:tc>
-              <w:tc>
-                <w:tcPr/>
-                <w:p>
-                  <w:pPr>
-                    <w:pStyle w:val="Compact"/>
-                    <w:jc w:val="right"/>
-                    <w:jc w:val="center"/>
-                  </w:pPr>
-                  <w:r>
-                    <w:t xml:space="preserve">Modularity</w:t>
                   </w:r>
                 </w:p>
               </w:tc>
@@ -2230,19 +2132,6 @@
                     <w:jc w:val="center"/>
                   </w:pPr>
                   <w:r>
-                    <w:t xml:space="preserve">0.490</w:t>
-                  </w:r>
-                </w:p>
-              </w:tc>
-              <w:tc>
-                <w:tcPr/>
-                <w:p>
-                  <w:pPr>
-                    <w:pStyle w:val="Compact"/>
-                    <w:jc w:val="right"/>
-                    <w:jc w:val="center"/>
-                  </w:pPr>
-                  <w:r>
                     <w:t xml:space="preserve">0.452</w:t>
                   </w:r>
                 </w:p>
@@ -2285,19 +2174,6 @@
                   </w:pPr>
                   <w:r>
                     <w:t xml:space="preserve">Proto-Aurignacian</w:t>
-                  </w:r>
-                </w:p>
-              </w:tc>
-              <w:tc>
-                <w:tcPr/>
-                <w:p>
-                  <w:pPr>
-                    <w:pStyle w:val="Compact"/>
-                    <w:jc w:val="right"/>
-                    <w:jc w:val="center"/>
-                  </w:pPr>
-                  <w:r>
-                    <w:t xml:space="preserve">0.496</w:t>
                   </w:r>
                 </w:p>
               </w:tc>
@@ -2364,19 +2240,6 @@
                     <w:jc w:val="center"/>
                   </w:pPr>
                   <w:r>
-                    <w:t xml:space="preserve">0.444</w:t>
-                  </w:r>
-                </w:p>
-              </w:tc>
-              <w:tc>
-                <w:tcPr/>
-                <w:p>
-                  <w:pPr>
-                    <w:pStyle w:val="Compact"/>
-                    <w:jc w:val="right"/>
-                    <w:jc w:val="center"/>
-                  </w:pPr>
-                  <w:r>
                     <w:t xml:space="preserve">0.215</w:t>
                   </w:r>
                 </w:p>
@@ -2431,19 +2294,6 @@
                     <w:jc w:val="center"/>
                   </w:pPr>
                   <w:r>
-                    <w:t xml:space="preserve">0.480</w:t>
-                  </w:r>
-                </w:p>
-              </w:tc>
-              <w:tc>
-                <w:tcPr/>
-                <w:p>
-                  <w:pPr>
-                    <w:pStyle w:val="Compact"/>
-                    <w:jc w:val="right"/>
-                    <w:jc w:val="center"/>
-                  </w:pPr>
-                  <w:r>
                     <w:t xml:space="preserve">0.224</w:t>
                   </w:r>
                 </w:p>
@@ -2486,7 +2336,7 @@
               <w:pStyle w:val="ImageCaption"/>
             </w:pPr>
             <w:r>
-              <w:t xml:space="preserve">Table 3: Table of the results per phase for the modularity test and perMANOVA</w:t>
+              <w:t xml:space="preserve">Table 3: Table of the results per phase for the perMANOVA</w:t>
             </w:r>
           </w:p>
           <w:bookmarkEnd w:id="40"/>
@@ -2498,14 +2348,6 @@
         <w:pStyle w:val="BodyText"/>
       </w:pPr>
       <w:r>
-        <w:t xml:space="preserve">The modularity score quantifies the strength of the groupings, showing that the variations in grouping strength between phases are minimal. The Proto-Aurignacian exhibits the strongest groupings, with a score of 0.496, and the Evolved Aurignacian has the weakest groupings, with a score of 0.48. There is a slight increase in modularity between the Transitional period and the Proto-Aurignacian, before an even slighter decrease into the Early Aurignacian, followed by a larger increase with the Evolved Aurignacian.</w:t>
-      </w:r>
-    </w:p>
-    <w:p>
-      <w:pPr>
-        <w:pStyle w:val="BodyText"/>
-      </w:pPr>
-      <w:r>
         <w:t xml:space="preserve">The perMANOVA R</w:t>
       </w:r>
       <w:r>
@@ -2592,44 +2434,270 @@
         <w:t xml:space="preserve"> </w:t>
       </w:r>
       <w:r>
-        <w:t xml:space="preserve">shows that group inter-connectivity and intra-connectivity varies from phase to phase, with weak intra-group connections and no inter-group connections in the Transitional phase, to stronger intraconnections and interconnections starting to form in the Proto-Aurignacian, to extremely strong connections (both between and within groups) in the Early Aurignacian, to weaker connections in the Evolved Aurignacian. The modularity tests, as shown in</w:t>
-      </w:r>
-      <w:r>
-        <w:t xml:space="preserve"> </w:t>
-      </w:r>
-      <w:hyperlink w:anchor="tbl-strength-table">
-        <w:r>
-          <w:rPr>
-            <w:rStyle w:val="Hyperlink"/>
-          </w:rPr>
-          <w:t xml:space="preserve">Table 3</w:t>
-        </w:r>
-      </w:hyperlink>
-      <w:r>
-        <w:t xml:space="preserve">, show that the groupings are most distinct in the Transitional period and least distinct in the Early Aurignacian. The perMANOVA tests show that the Transitional period experiences the highest level of difference between groups, while the Early Aurignacian has the least. The Mantel tests, as shown in</w:t>
-      </w:r>
-      <w:r>
-        <w:t xml:space="preserve"> </w:t>
-      </w:r>
-      <w:hyperlink w:anchor="tbl-mantel-table">
-        <w:r>
-          <w:rPr>
-            <w:rStyle w:val="Hyperlink"/>
-          </w:rPr>
-          <w:t xml:space="preserve">Table 2</w:t>
-        </w:r>
-      </w:hyperlink>
-      <w:r>
-        <w:t xml:space="preserve">, tell us that the sign distribution in the Proto-Aurignacian experiences the lowest correlation with geographic distance, while the Early Aurignacian has the highest correlation.</w:t>
+        <w:t xml:space="preserve">shows that group inter-connectivity and intra-connectivity varies from phase to phase, with weak intra-group connections and no inter-group connections in the Transitional phase, to stronger intraconnections and interconnections starting to form in the Proto-Aurignacian, to extremely strong connections (both between and within groups) in the Early Aurignacian, to weaker connections in the Evolved Aurignacian. The perMANOVA tests show that the Transitional period experiences the highest level of difference between groups, while the Early Aurignacian has the least.</w:t>
+      </w:r>
+    </w:p>
+    <w:p>
+      <w:pPr>
+        <w:pStyle w:val="BodyText"/>
+      </w:pPr>
+      <w:r>
+        <w:t xml:space="preserve">One interpretation of the inter-connectivity seen in</w:t>
+      </w:r>
+      <w:r>
+        <w:t xml:space="preserve"> </w:t>
+      </w:r>
+      <w:hyperlink w:anchor="fig-neighbor-net">
+        <w:r>
+          <w:rPr>
+            <w:rStyle w:val="Hyperlink"/>
+          </w:rPr>
+          <w:t xml:space="preserve">Figure 3</w:t>
+        </w:r>
+      </w:hyperlink>
+      <w:r>
+        <w:t xml:space="preserve"> </w:t>
+      </w:r>
+      <w:r>
+        <w:t xml:space="preserve">is as a representation of non-utilitarian mobility. Non-utilitarian mobility serves to establish regional social networks which facilitate the spread of information and the survival of hunter-gatherers in uncertain environments</w:t>
+      </w:r>
+      <w:r>
+        <w:t xml:space="preserve"> </w:t>
+      </w:r>
+      <w:r>
+        <w:t xml:space="preserve">(</w:t>
+      </w:r>
+      <w:hyperlink w:anchor="ref-Whallon_2006">
+        <w:r>
+          <w:rPr>
+            <w:rStyle w:val="Hyperlink"/>
+          </w:rPr>
+          <w:t xml:space="preserve">Whallon 2006</w:t>
+        </w:r>
+      </w:hyperlink>
+      <w:r>
+        <w:t xml:space="preserve">;</w:t>
+      </w:r>
+      <w:r>
+        <w:t xml:space="preserve"> </w:t>
+      </w:r>
+      <w:hyperlink w:anchor="ref-Fitzhugh_Phillips_Gjesfeld_2011">
+        <w:r>
+          <w:rPr>
+            <w:rStyle w:val="Hyperlink"/>
+          </w:rPr>
+          <w:t xml:space="preserve">Fitzhugh, Phillips, and Gjesfeld 2011</w:t>
+        </w:r>
+      </w:hyperlink>
+      <w:r>
+        <w:t xml:space="preserve">;</w:t>
+      </w:r>
+      <w:r>
+        <w:t xml:space="preserve"> </w:t>
+      </w:r>
+      <w:hyperlink w:anchor="ref-Lovis_Donahue_2011">
+        <w:r>
+          <w:rPr>
+            <w:rStyle w:val="Hyperlink"/>
+          </w:rPr>
+          <w:t xml:space="preserve">Lovis and Donahue 2011</w:t>
+        </w:r>
+      </w:hyperlink>
+      <w:r>
+        <w:t xml:space="preserve">;</w:t>
+      </w:r>
+      <w:r>
+        <w:t xml:space="preserve"> </w:t>
+      </w:r>
+      <w:hyperlink w:anchor="ref-Hitchcock_Ebert_2011">
+        <w:r>
+          <w:rPr>
+            <w:rStyle w:val="Hyperlink"/>
+          </w:rPr>
+          <w:t xml:space="preserve">Hitchcock and Ebert 2011</w:t>
+        </w:r>
+      </w:hyperlink>
+      <w:r>
+        <w:t xml:space="preserve">;</w:t>
+      </w:r>
+      <w:r>
+        <w:t xml:space="preserve"> </w:t>
+      </w:r>
+      <w:hyperlink w:anchor="ref-Romano_Lozano_Fern2002">
+        <w:r>
+          <w:rPr>
+            <w:rStyle w:val="Hyperlink"/>
+            <w:b/>
+            <w:bCs/>
+          </w:rPr>
+          <w:t xml:space="preserve">Romano_Lozano_Fern2002?</w:t>
+        </w:r>
+      </w:hyperlink>
+      <w:r>
+        <w:t xml:space="preserve">)</w:t>
+      </w:r>
+      <w:r>
+        <w:t xml:space="preserve">. The exchange and production of decorative items is associated with non-utilitarian mobility and has been recognized as a sign of social contact in other regions and eras</w:t>
+      </w:r>
+      <w:r>
+        <w:t xml:space="preserve"> </w:t>
+      </w:r>
+      <w:r>
+        <w:t xml:space="preserve">(</w:t>
+      </w:r>
+      <w:hyperlink w:anchor="ref-Whallon_2006">
+        <w:r>
+          <w:rPr>
+            <w:rStyle w:val="Hyperlink"/>
+          </w:rPr>
+          <w:t xml:space="preserve">Whallon 2006</w:t>
+        </w:r>
+      </w:hyperlink>
+      <w:r>
+        <w:t xml:space="preserve">;</w:t>
+      </w:r>
+      <w:r>
+        <w:t xml:space="preserve"> </w:t>
+      </w:r>
+      <w:hyperlink w:anchor="ref-Kelly_2024">
+        <w:r>
+          <w:rPr>
+            <w:rStyle w:val="Hyperlink"/>
+          </w:rPr>
+          <w:t xml:space="preserve">P. Kelly 2024</w:t>
+        </w:r>
+      </w:hyperlink>
+      <w:r>
+        <w:t xml:space="preserve">;</w:t>
+      </w:r>
+      <w:r>
+        <w:t xml:space="preserve"> </w:t>
+      </w:r>
+      <w:hyperlink w:anchor="ref-Kinahan_2013">
+        <w:r>
+          <w:rPr>
+            <w:rStyle w:val="Hyperlink"/>
+          </w:rPr>
+          <w:t xml:space="preserve">Kinahan 2013</w:t>
+        </w:r>
+      </w:hyperlink>
+      <w:r>
+        <w:t xml:space="preserve">;</w:t>
+      </w:r>
+      <w:r>
+        <w:t xml:space="preserve"> </w:t>
+      </w:r>
+      <w:hyperlink w:anchor="ref-Newlander_2012">
+        <w:r>
+          <w:rPr>
+            <w:rStyle w:val="Hyperlink"/>
+          </w:rPr>
+          <w:t xml:space="preserve">Newlander 2012</w:t>
+        </w:r>
+      </w:hyperlink>
+      <w:r>
+        <w:t xml:space="preserve">;</w:t>
+      </w:r>
+      <w:r>
+        <w:t xml:space="preserve"> </w:t>
+      </w:r>
+      <w:hyperlink w:anchor="ref-Iizuka_Ferguson_Izuho_2022">
+        <w:r>
+          <w:rPr>
+            <w:rStyle w:val="Hyperlink"/>
+          </w:rPr>
+          <w:t xml:space="preserve">Iizuka, Ferguson, and Izuho 2022</w:t>
+        </w:r>
+      </w:hyperlink>
+      <w:r>
+        <w:t xml:space="preserve">)</w:t>
+      </w:r>
+      <w:r>
+        <w:t xml:space="preserve">. Although it indicates a kind of cultural contact, whether this contact represents short-term information exchange or longer-term residential movement, such as a form of aggregation (see below) is still unclear, as existing data has shown a range of variation in mobility among hunter-gatherer groups</w:t>
+      </w:r>
+      <w:r>
+        <w:t xml:space="preserve"> </w:t>
+      </w:r>
+      <w:r>
+        <w:t xml:space="preserve">(</w:t>
+      </w:r>
+      <w:hyperlink w:anchor="ref-Binford_1990">
+        <w:r>
+          <w:rPr>
+            <w:rStyle w:val="Hyperlink"/>
+          </w:rPr>
+          <w:t xml:space="preserve">Binford 1990</w:t>
+        </w:r>
+      </w:hyperlink>
+      <w:r>
+        <w:t xml:space="preserve">;</w:t>
+      </w:r>
+      <w:r>
+        <w:t xml:space="preserve"> </w:t>
+      </w:r>
+      <w:hyperlink w:anchor="ref-Kelly_1983">
+        <w:r>
+          <w:rPr>
+            <w:rStyle w:val="Hyperlink"/>
+          </w:rPr>
+          <w:t xml:space="preserve">R. L. Kelly 1983</w:t>
+        </w:r>
+      </w:hyperlink>
+      <w:r>
+        <w:t xml:space="preserve">;</w:t>
+      </w:r>
+      <w:r>
+        <w:t xml:space="preserve"> </w:t>
+      </w:r>
+      <w:hyperlink w:anchor="ref-Johnson_2014">
+        <w:r>
+          <w:rPr>
+            <w:rStyle w:val="Hyperlink"/>
+          </w:rPr>
+          <w:t xml:space="preserve">Johnson 2014</w:t>
+        </w:r>
+      </w:hyperlink>
+      <w:r>
+        <w:t xml:space="preserve">;</w:t>
+      </w:r>
+      <w:r>
+        <w:t xml:space="preserve"> </w:t>
+      </w:r>
+      <w:hyperlink w:anchor="ref-Padilla-Iglesias_Bischoff_2024">
+        <w:r>
+          <w:rPr>
+            <w:rStyle w:val="Hyperlink"/>
+          </w:rPr>
+          <w:t xml:space="preserve">Padilla-Iglesias and Bischoff 2024</w:t>
+        </w:r>
+      </w:hyperlink>
+      <w:r>
+        <w:t xml:space="preserve">;</w:t>
+      </w:r>
+      <w:r>
+        <w:t xml:space="preserve"> </w:t>
+      </w:r>
+      <w:hyperlink w:anchor="ref-Singh_Glowacki_2022">
+        <w:r>
+          <w:rPr>
+            <w:rStyle w:val="Hyperlink"/>
+          </w:rPr>
+          <w:t xml:space="preserve">Singh and Glowacki 2022</w:t>
+        </w:r>
+      </w:hyperlink>
+      <w:r>
+        <w:t xml:space="preserve">)</w:t>
+      </w:r>
+      <w:r>
+        <w:t xml:space="preserve">.</w:t>
       </w:r>
     </w:p>
     <w:tbl>
       <w:tblPr>
         <w:tblStyle w:val="Table"/>
         <w:tblW w:type="pct" w:w="5000"/>
+        <w:tblLayout w:type="fixed"/>
         <w:tblLook w:firstRow="0" w:lastRow="0" w:firstColumn="0" w:lastColumn="0" w:noHBand="0" w:noVBand="0" w:val="0000"/>
-        <w:jc w:val="start"/>
-        <w:tblLayout w:type="fixed"/>
       </w:tblPr>
       <w:tblGrid>
         <w:gridCol w:w="7920"/>
@@ -2708,7 +2776,21 @@
         <w:pStyle w:val="BodyText"/>
       </w:pPr>
       <w:r>
-        <w:t xml:space="preserve">The geographic distribution of the groups change from phase to phase (</w:t>
+        <w:t xml:space="preserve">The Mantel tests, as shown in</w:t>
+      </w:r>
+      <w:r>
+        <w:t xml:space="preserve"> </w:t>
+      </w:r>
+      <w:hyperlink w:anchor="tbl-mantel-table">
+        <w:r>
+          <w:rPr>
+            <w:rStyle w:val="Hyperlink"/>
+          </w:rPr>
+          <w:t xml:space="preserve">Table 2</w:t>
+        </w:r>
+      </w:hyperlink>
+      <w:r>
+        <w:t xml:space="preserve">, tell us that the sign distribution in the Proto-Aurignacian experiences the lowest correlation with geographic distance, while the Early Aurignacian has the highest correlation. The geographic distribution of the groups change from phase to phase (</w:t>
       </w:r>
       <w:hyperlink w:anchor="fig-group-map">
         <w:r>
@@ -2764,7 +2846,7 @@
         <w:t xml:space="preserve"> </w:t>
       </w:r>
       <w:r>
-        <w:t xml:space="preserve">as a type of hunter-gather settlement pattern, in which groups both break off in dispersed fragments and congregate in large groups, typically for subsistence or social reasons. Aggregation sites, associated with high degrees of connectivity, are the places where those group fragments or individuals congregate, and some archaeological indicators of aggregation sites include proximity to certain environmental resources, as well as a diverse artifact assemblage</w:t>
+        <w:t xml:space="preserve">as a type of hunter-gather settlement pattern, in which groups both break off in dispersed fragments and congregate in large groups, typically for subsistence or social reasons. Aggregation sites, associated with high degrees of connectivity, are the places where those group fragments or individuals congregate, and some archaeological indicators of aggregation sites include proximity to certain environmental resources, as well as a more diverse artifact assemblage</w:t>
       </w:r>
       <w:r>
         <w:t xml:space="preserve"> </w:t>
@@ -2967,7 +3049,7 @@
         <w:t xml:space="preserve">)</w:t>
       </w:r>
       <w:r>
-        <w:t xml:space="preserve">. The plot identifies multiple sites that diverge from the diversity index predicted by sample size, including those with a higher index than expected, such as Hohle Fels in the Transitional phase, Spy, La Ferrassie, and Les Cottés in the Proto-Aurignacian, Solutré, Hohle Fels, and Grottes de Fonds-de-Forêt in the Early Aurignacian, and Vogelherd, Bockstein-Törle, and Vindija Cave in the Evolved Aurignacian. It is possible that those sites with a greater than expected diversity index acted as aggregation sites or served a similar purpose. La Ferrassie in the Proto-Aurignacian is also shown by</w:t>
+        <w:t xml:space="preserve">. The plot identifies multiple sites that diverge from the diversity index predicted by sample size, including those with a higher index than expected, such as Hohle Fels in the Transitional phase, Spy, La Ferrassie, and Les Cottés in the Proto-Aurignacian, Solutré, Hohle Fels, and Grottes de Fonds-de-Forêt in the Early Aurignacian, and Vogelherd, Bockstein-Törle, and Vindija Cave in the Evolved Aurignacian. It is possible that those sites with a greater than expected diversity index acted as aggregation sites for their groups or served a similar purpose. La Ferrassie in the Proto-Aurignacian is also shown by</w:t>
       </w:r>
       <w:r>
         <w:t xml:space="preserve"> </w:t>
@@ -2998,16 +3080,15 @@
         </w:r>
       </w:hyperlink>
       <w:r>
-        <w:t xml:space="preserve">, perhaps suggesting that it served as a specifically inter-group aggregation site.</w:t>
+        <w:t xml:space="preserve">, perhaps suggesting that it functioned as a specifically inter-group aggregation site.</w:t>
       </w:r>
     </w:p>
     <w:tbl>
       <w:tblPr>
         <w:tblStyle w:val="Table"/>
         <w:tblW w:type="pct" w:w="5000"/>
+        <w:tblLayout w:type="fixed"/>
         <w:tblLook w:firstRow="0" w:lastRow="0" w:firstColumn="0" w:lastColumn="0" w:noHBand="0" w:noVBand="0" w:val="0000"/>
-        <w:jc w:val="start"/>
-        <w:tblLayout w:type="fixed"/>
       </w:tblPr>
       <w:tblGrid>
         <w:gridCol w:w="7920"/>
@@ -3097,7 +3178,7 @@
         <w:t xml:space="preserve"> </w:t>
       </w:r>
       <w:r>
-        <w:t xml:space="preserve">shows a great deal of general divergence from the expected diversity index for the sample size. Another potential explanation for the observed variation in diversity is that it may indicate variation in social structure. Despite the tendency to conceive of hunter-gatherers as homogenous, previous studies have established a potential for variation in hunter-gatherer social structures</w:t>
+        <w:t xml:space="preserve">shows divergence from the expected diversity index for the sample size. Another potential explanation for the observed variation in diversity is that it may indicate variation in social structure. Despite the tendency to conceive of hunter-gatherers as homogenous, previous studies have established variation in hunter-gatherer social structures</w:t>
       </w:r>
       <w:r>
         <w:t xml:space="preserve"> </w:t>
@@ -3170,6 +3251,48 @@
         </w:r>
       </w:hyperlink>
       <w:r>
+        <w:t xml:space="preserve">;</w:t>
+      </w:r>
+      <w:r>
+        <w:t xml:space="preserve"> </w:t>
+      </w:r>
+      <w:hyperlink w:anchor="ref-Johnson_2014">
+        <w:r>
+          <w:rPr>
+            <w:rStyle w:val="Hyperlink"/>
+          </w:rPr>
+          <w:t xml:space="preserve">Johnson 2014</w:t>
+        </w:r>
+      </w:hyperlink>
+      <w:r>
+        <w:t xml:space="preserve">;</w:t>
+      </w:r>
+      <w:r>
+        <w:t xml:space="preserve"> </w:t>
+      </w:r>
+      <w:hyperlink w:anchor="ref-Singh_Glowacki_2022">
+        <w:r>
+          <w:rPr>
+            <w:rStyle w:val="Hyperlink"/>
+          </w:rPr>
+          <w:t xml:space="preserve">Singh and Glowacki 2022</w:t>
+        </w:r>
+      </w:hyperlink>
+      <w:r>
+        <w:t xml:space="preserve">;</w:t>
+      </w:r>
+      <w:r>
+        <w:t xml:space="preserve"> </w:t>
+      </w:r>
+      <w:hyperlink w:anchor="ref-Schwendler_2012">
+        <w:r>
+          <w:rPr>
+            <w:rStyle w:val="Hyperlink"/>
+          </w:rPr>
+          <w:t xml:space="preserve">Schwendler 2012</w:t>
+        </w:r>
+      </w:hyperlink>
+      <w:r>
         <w:t xml:space="preserve">)</w:t>
       </w:r>
       <w:r>
@@ -3316,6 +3439,48 @@
         </w:r>
       </w:hyperlink>
       <w:r>
+        <w:t xml:space="preserve">;</w:t>
+      </w:r>
+      <w:r>
+        <w:t xml:space="preserve"> </w:t>
+      </w:r>
+      <w:hyperlink w:anchor="ref-Hodder1979">
+        <w:r>
+          <w:rPr>
+            <w:rStyle w:val="Hyperlink"/>
+          </w:rPr>
+          <w:t xml:space="preserve">Hodder 1979</w:t>
+        </w:r>
+      </w:hyperlink>
+      <w:r>
+        <w:t xml:space="preserve">,</w:t>
+      </w:r>
+      <w:r>
+        <w:t xml:space="preserve"> </w:t>
+      </w:r>
+      <w:hyperlink w:anchor="ref-Hodder1977">
+        <w:r>
+          <w:rPr>
+            <w:rStyle w:val="Hyperlink"/>
+          </w:rPr>
+          <w:t xml:space="preserve">1977</w:t>
+        </w:r>
+      </w:hyperlink>
+      <w:r>
+        <w:t xml:space="preserve">;</w:t>
+      </w:r>
+      <w:r>
+        <w:t xml:space="preserve"> </w:t>
+      </w:r>
+      <w:hyperlink w:anchor="ref-Schwendler_2012">
+        <w:r>
+          <w:rPr>
+            <w:rStyle w:val="Hyperlink"/>
+          </w:rPr>
+          <w:t xml:space="preserve">Schwendler 2012</w:t>
+        </w:r>
+      </w:hyperlink>
+      <w:r>
         <w:t xml:space="preserve">)</w:t>
       </w:r>
       <w:r>
@@ -3333,6 +3498,20 @@
             <w:rStyle w:val="Hyperlink"/>
           </w:rPr>
           <w:t xml:space="preserve">Conkey 1985</w:t>
+        </w:r>
+      </w:hyperlink>
+      <w:r>
+        <w:t xml:space="preserve">;</w:t>
+      </w:r>
+      <w:r>
+        <w:t xml:space="preserve"> </w:t>
+      </w:r>
+      <w:hyperlink w:anchor="ref-Schwendler_2012">
+        <w:r>
+          <w:rPr>
+            <w:rStyle w:val="Hyperlink"/>
+          </w:rPr>
+          <w:t xml:space="preserve">Schwendler 2012</w:t>
         </w:r>
       </w:hyperlink>
       <w:r>
@@ -3765,6 +3944,48 @@
         </w:r>
       </w:hyperlink>
       <w:r>
+        <w:t xml:space="preserve">;</w:t>
+      </w:r>
+      <w:r>
+        <w:t xml:space="preserve"> </w:t>
+      </w:r>
+      <w:hyperlink w:anchor="ref-Hill_Wood_Baggio_Hurtado_Boyd_2014">
+        <w:r>
+          <w:rPr>
+            <w:rStyle w:val="Hyperlink"/>
+          </w:rPr>
+          <w:t xml:space="preserve">Hill et al. 2014</w:t>
+        </w:r>
+      </w:hyperlink>
+      <w:r>
+        <w:t xml:space="preserve">;</w:t>
+      </w:r>
+      <w:r>
+        <w:t xml:space="preserve"> </w:t>
+      </w:r>
+      <w:hyperlink w:anchor="ref-Derex_Boyd_2016">
+        <w:r>
+          <w:rPr>
+            <w:rStyle w:val="Hyperlink"/>
+          </w:rPr>
+          <w:t xml:space="preserve">Derex and Boyd 2016</w:t>
+        </w:r>
+      </w:hyperlink>
+      <w:r>
+        <w:t xml:space="preserve">;</w:t>
+      </w:r>
+      <w:r>
+        <w:t xml:space="preserve"> </w:t>
+      </w:r>
+      <w:hyperlink w:anchor="ref-Romano_Lozano_Fern2022">
+        <w:r>
+          <w:rPr>
+            <w:rStyle w:val="Hyperlink"/>
+          </w:rPr>
+          <w:t xml:space="preserve">Romano, Lozano, and Fernández-López de Pablo 2022</w:t>
+        </w:r>
+      </w:hyperlink>
+      <w:r>
         <w:t xml:space="preserve">)</w:t>
       </w:r>
       <w:r>
@@ -3909,7 +4130,7 @@
       </w:r>
     </w:p>
     <w:bookmarkEnd w:id="54"/>
-    <w:bookmarkStart w:id="184" w:name="references"/>
+    <w:bookmarkStart w:id="221" w:name="references"/>
     <w:p>
       <w:pPr>
         <w:pStyle w:val="Heading1"/>
@@ -3918,7 +4139,7 @@
         <w:t xml:space="preserve">References</w:t>
       </w:r>
     </w:p>
-    <w:bookmarkStart w:id="183" w:name="refs"/>
+    <w:bookmarkStart w:id="220" w:name="refs"/>
     <w:bookmarkStart w:id="56" w:name="ref-Alfonso-Durrruty_Giles_Misarti2015"/>
     <w:p>
       <w:pPr>
@@ -3938,8 +4159,8 @@
       </w:r>
       <w:r>
         <w:rPr>
+          <w:i/>
           <w:iCs/>
-          <w:i/>
         </w:rPr>
         <w:t xml:space="preserve">American Journal of Physical Anthropology</w:t>
       </w:r>
@@ -3990,8 +4211,8 @@
       </w:r>
       <w:r>
         <w:rPr>
+          <w:i/>
           <w:iCs/>
-          <w:i/>
         </w:rPr>
         <w:t xml:space="preserve">Wiley StatsRef: Statistics Reference Online</w:t>
       </w:r>
@@ -4033,8 +4254,8 @@
       </w:r>
       <w:r>
         <w:rPr>
+          <w:i/>
           <w:iCs/>
-          <w:i/>
         </w:rPr>
         <w:t xml:space="preserve">Oxford Journal of Archaeology</w:t>
       </w:r>
@@ -4065,8 +4286,8 @@
       </w:r>
       <w:r>
         <w:rPr>
+          <w:i/>
           <w:iCs/>
-          <w:i/>
         </w:rPr>
         <w:t xml:space="preserve">Nature Human Behaviour</w:t>
       </w:r>
@@ -4097,8 +4318,8 @@
       </w:r>
       <w:r>
         <w:rPr>
+          <w:i/>
           <w:iCs/>
-          <w:i/>
         </w:rPr>
         <w:t xml:space="preserve">Journal of Human Evolution</w:t>
       </w:r>
@@ -4140,8 +4361,8 @@
       </w:r>
       <w:r>
         <w:rPr>
+          <w:i/>
           <w:iCs/>
-          <w:i/>
         </w:rPr>
         <w:t xml:space="preserve">World Archaeology</w:t>
       </w:r>
@@ -4186,8 +4407,8 @@
       </w:r>
       <w:r>
         <w:rPr>
+          <w:i/>
           <w:iCs/>
-          <w:i/>
         </w:rPr>
         <w:t xml:space="preserve">American Antiquity</w:t>
       </w:r>
@@ -4199,12 +4420,44 @@
       </w:r>
     </w:p>
     <w:bookmarkEnd w:id="65"/>
-    <w:bookmarkStart w:id="67" w:name="ref-Bourdier_2013"/>
+    <w:bookmarkStart w:id="66" w:name="ref-Binford_1990"/>
     <w:p>
       <w:pPr>
         <w:pStyle w:val="Bibliography"/>
       </w:pPr>
       <w:r>
+        <w:t xml:space="preserve">Binford, Lewis R. 1990.</w:t>
+      </w:r>
+      <w:r>
+        <w:t xml:space="preserve"> </w:t>
+      </w:r>
+      <w:r>
+        <w:t xml:space="preserve">“Mobility, Housing, and Environment: A Comparative Study.”</w:t>
+      </w:r>
+      <w:r>
+        <w:t xml:space="preserve"> </w:t>
+      </w:r>
+      <w:r>
+        <w:rPr>
+          <w:i/>
+          <w:iCs/>
+        </w:rPr>
+        <w:t xml:space="preserve">Journal of Anthropological Research</w:t>
+      </w:r>
+      <w:r>
+        <w:t xml:space="preserve"> </w:t>
+      </w:r>
+      <w:r>
+        <w:t xml:space="preserve">46 (2): 119–52.</w:t>
+      </w:r>
+    </w:p>
+    <w:bookmarkEnd w:id="66"/>
+    <w:bookmarkStart w:id="68" w:name="ref-Bourdier_2013"/>
+    <w:p>
+      <w:pPr>
+        <w:pStyle w:val="Bibliography"/>
+      </w:pPr>
+      <w:r>
         <w:t xml:space="preserve">Bourdier, Camille. 2013.</w:t>
       </w:r>
       <w:r>
@@ -4218,8 +4471,8 @@
       </w:r>
       <w:r>
         <w:rPr>
+          <w:i/>
           <w:iCs/>
-          <w:i/>
         </w:rPr>
         <w:t xml:space="preserve">Journal of Anthropological Archaeology</w:t>
       </w:r>
@@ -4232,7 +4485,7 @@
       <w:r>
         <w:t xml:space="preserve"> </w:t>
       </w:r>
-      <w:hyperlink r:id="rId66">
+      <w:hyperlink r:id="rId67">
         <w:r>
           <w:rPr>
             <w:rStyle w:val="Hyperlink"/>
@@ -4244,8 +4497,8 @@
         <w:t xml:space="preserve">.</w:t>
       </w:r>
     </w:p>
-    <w:bookmarkEnd w:id="67"/>
-    <w:bookmarkStart w:id="69" w:name="ref-Boyd_Silk_2020"/>
+    <w:bookmarkEnd w:id="68"/>
+    <w:bookmarkStart w:id="70" w:name="ref-Boyd_Silk_2020"/>
     <w:p>
       <w:pPr>
         <w:pStyle w:val="Bibliography"/>
@@ -4258,8 +4511,8 @@
       </w:r>
       <w:r>
         <w:rPr>
+          <w:i/>
           <w:iCs/>
-          <w:i/>
         </w:rPr>
         <w:t xml:space="preserve">How Humans Evolved</w:t>
       </w:r>
@@ -4269,7 +4522,7 @@
       <w:r>
         <w:t xml:space="preserve"> </w:t>
       </w:r>
-      <w:hyperlink r:id="rId68">
+      <w:hyperlink r:id="rId69">
         <w:r>
           <w:rPr>
             <w:rStyle w:val="Hyperlink"/>
@@ -4281,8 +4534,8 @@
         <w:t xml:space="preserve">.</w:t>
       </w:r>
     </w:p>
-    <w:bookmarkEnd w:id="69"/>
-    <w:bookmarkStart w:id="71" w:name="ref-Brower_Kile_1988"/>
+    <w:bookmarkEnd w:id="70"/>
+    <w:bookmarkStart w:id="72" w:name="ref-Brower_Kile_1988"/>
     <w:p>
       <w:pPr>
         <w:pStyle w:val="Bibliography"/>
@@ -4301,8 +4554,8 @@
       </w:r>
       <w:r>
         <w:rPr>
+          <w:i/>
           <w:iCs/>
-          <w:i/>
         </w:rPr>
         <w:t xml:space="preserve">Lethaia</w:t>
       </w:r>
@@ -4315,7 +4568,7 @@
       <w:r>
         <w:t xml:space="preserve"> </w:t>
       </w:r>
-      <w:hyperlink r:id="rId70">
+      <w:hyperlink r:id="rId71">
         <w:r>
           <w:rPr>
             <w:rStyle w:val="Hyperlink"/>
@@ -4327,8 +4580,8 @@
         <w:t xml:space="preserve">.</w:t>
       </w:r>
     </w:p>
-    <w:bookmarkEnd w:id="71"/>
-    <w:bookmarkStart w:id="73" w:name="ref-Chu_Richter_2020"/>
+    <w:bookmarkEnd w:id="72"/>
+    <w:bookmarkStart w:id="74" w:name="ref-Chu_Richter_2020"/>
     <w:p>
       <w:pPr>
         <w:pStyle w:val="Bibliography"/>
@@ -4353,8 +4606,8 @@
       </w:r>
       <w:r>
         <w:rPr>
+          <w:i/>
           <w:iCs/>
-          <w:i/>
         </w:rPr>
         <w:t xml:space="preserve">Encyclopedia of Global Archaeology</w:t>
       </w:r>
@@ -4364,7 +4617,7 @@
       <w:r>
         <w:t xml:space="preserve"> </w:t>
       </w:r>
-      <w:hyperlink r:id="rId72">
+      <w:hyperlink r:id="rId73">
         <w:r>
           <w:rPr>
             <w:rStyle w:val="Hyperlink"/>
@@ -4376,8 +4629,8 @@
         <w:t xml:space="preserve">.</w:t>
       </w:r>
     </w:p>
-    <w:bookmarkEnd w:id="73"/>
-    <w:bookmarkStart w:id="74" w:name="ref-Conkey_1978"/>
+    <w:bookmarkEnd w:id="74"/>
+    <w:bookmarkStart w:id="75" w:name="ref-Conkey_1978"/>
     <w:p>
       <w:pPr>
         <w:pStyle w:val="Bibliography"/>
@@ -4402,8 +4655,8 @@
       </w:r>
       <w:r>
         <w:rPr>
+          <w:i/>
           <w:iCs/>
-          <w:i/>
         </w:rPr>
         <w:t xml:space="preserve">Social Archaeology: Beyond Subsistence and Dating</w:t>
       </w:r>
@@ -4411,8 +4664,8 @@
         <w:t xml:space="preserve">, 61–85. Studies in Archaeology. New York: Academic Press.</w:t>
       </w:r>
     </w:p>
-    <w:bookmarkEnd w:id="74"/>
-    <w:bookmarkStart w:id="76" w:name="ref-Conkey_1985"/>
+    <w:bookmarkEnd w:id="75"/>
+    <w:bookmarkStart w:id="77" w:name="ref-Conkey_1985"/>
     <w:p>
       <w:pPr>
         <w:pStyle w:val="Bibliography"/>
@@ -4437,15 +4690,15 @@
       </w:r>
       <w:r>
         <w:rPr>
+          <w:i/>
           <w:iCs/>
-          <w:i/>
         </w:rPr>
         <w:t xml:space="preserve">Prehistoric Hunters-Gatherers</w:t>
       </w:r>
       <w:r>
         <w:t xml:space="preserve">, edited by T. Douglas Price and James A. Brown, 299–323. Academic Press. https://doi.org/</w:t>
       </w:r>
-      <w:hyperlink r:id="rId75">
+      <w:hyperlink r:id="rId76">
         <w:r>
           <w:rPr>
             <w:rStyle w:val="Hyperlink"/>
@@ -4457,8 +4710,8 @@
         <w:t xml:space="preserve">.</w:t>
       </w:r>
     </w:p>
-    <w:bookmarkEnd w:id="76"/>
-    <w:bookmarkStart w:id="78" w:name="ref-conkley_agg"/>
+    <w:bookmarkEnd w:id="77"/>
+    <w:bookmarkStart w:id="79" w:name="ref-conkley_agg"/>
     <w:p>
       <w:pPr>
         <w:pStyle w:val="Bibliography"/>
@@ -4477,8 +4730,8 @@
       </w:r>
       <w:r>
         <w:rPr>
+          <w:i/>
           <w:iCs/>
-          <w:i/>
         </w:rPr>
         <w:t xml:space="preserve">Current Anthropology</w:t>
       </w:r>
@@ -4491,7 +4744,7 @@
       <w:r>
         <w:t xml:space="preserve"> </w:t>
       </w:r>
-      <w:hyperlink r:id="rId77">
+      <w:hyperlink r:id="rId78">
         <w:r>
           <w:rPr>
             <w:rStyle w:val="Hyperlink"/>
@@ -4503,8 +4756,8 @@
         <w:t xml:space="preserve">.</w:t>
       </w:r>
     </w:p>
-    <w:bookmarkEnd w:id="78"/>
-    <w:bookmarkStart w:id="80" w:name="ref-Creanza_Kolodny_Feldman_2017"/>
+    <w:bookmarkEnd w:id="79"/>
+    <w:bookmarkStart w:id="81" w:name="ref-Creanza_Kolodny_Feldman_2017"/>
     <w:p>
       <w:pPr>
         <w:pStyle w:val="Bibliography"/>
@@ -4523,8 +4776,8 @@
       </w:r>
       <w:r>
         <w:rPr>
+          <w:i/>
           <w:iCs/>
-          <w:i/>
         </w:rPr>
         <w:t xml:space="preserve">Journal of The Royal Society Interface</w:t>
       </w:r>
@@ -4537,7 +4790,7 @@
       <w:r>
         <w:t xml:space="preserve"> </w:t>
       </w:r>
-      <w:hyperlink r:id="rId79">
+      <w:hyperlink r:id="rId80">
         <w:r>
           <w:rPr>
             <w:rStyle w:val="Hyperlink"/>
@@ -4549,8 +4802,8 @@
         <w:t xml:space="preserve">.</w:t>
       </w:r>
     </w:p>
-    <w:bookmarkEnd w:id="80"/>
-    <w:bookmarkStart w:id="82" w:name="ref-Crema_Bevan_2021"/>
+    <w:bookmarkEnd w:id="81"/>
+    <w:bookmarkStart w:id="83" w:name="ref-Crema_Bevan_2021"/>
     <w:p>
       <w:pPr>
         <w:pStyle w:val="Bibliography"/>
@@ -4569,8 +4822,8 @@
       </w:r>
       <w:r>
         <w:rPr>
+          <w:i/>
           <w:iCs/>
-          <w:i/>
         </w:rPr>
         <w:t xml:space="preserve">Radiocarbon</w:t>
       </w:r>
@@ -4583,7 +4836,7 @@
       <w:r>
         <w:t xml:space="preserve"> </w:t>
       </w:r>
-      <w:hyperlink r:id="rId81">
+      <w:hyperlink r:id="rId82">
         <w:r>
           <w:rPr>
             <w:rStyle w:val="Hyperlink"/>
@@ -4595,8 +4848,8 @@
         <w:t xml:space="preserve">.</w:t>
       </w:r>
     </w:p>
-    <w:bookmarkEnd w:id="82"/>
-    <w:bookmarkStart w:id="84" w:name="ref-igraph_package"/>
+    <w:bookmarkEnd w:id="83"/>
+    <w:bookmarkStart w:id="85" w:name="ref-igraph_package"/>
     <w:p>
       <w:pPr>
         <w:pStyle w:val="Bibliography"/>
@@ -4615,8 +4868,8 @@
       </w:r>
       <w:r>
         <w:rPr>
+          <w:i/>
           <w:iCs/>
-          <w:i/>
         </w:rPr>
         <w:t xml:space="preserve">InterJournal</w:t>
       </w:r>
@@ -4626,7 +4879,7 @@
       <w:r>
         <w:t xml:space="preserve"> </w:t>
       </w:r>
-      <w:hyperlink r:id="rId83">
+      <w:hyperlink r:id="rId84">
         <w:r>
           <w:rPr>
             <w:rStyle w:val="Hyperlink"/>
@@ -4638,8 +4891,8 @@
         <w:t xml:space="preserve">.</w:t>
       </w:r>
     </w:p>
-    <w:bookmarkEnd w:id="84"/>
-    <w:bookmarkStart w:id="86" w:name="ref-Cullen_1996"/>
+    <w:bookmarkEnd w:id="85"/>
+    <w:bookmarkStart w:id="87" w:name="ref-Cullen_1996"/>
     <w:p>
       <w:pPr>
         <w:pStyle w:val="Bibliography"/>
@@ -4664,8 +4917,8 @@
       </w:r>
       <w:r>
         <w:rPr>
+          <w:i/>
           <w:iCs/>
-          <w:i/>
         </w:rPr>
         <w:t xml:space="preserve">Darwinian Archaeologies</w:t>
       </w:r>
@@ -4675,7 +4928,7 @@
       <w:r>
         <w:t xml:space="preserve"> </w:t>
       </w:r>
-      <w:hyperlink r:id="rId85">
+      <w:hyperlink r:id="rId86">
         <w:r>
           <w:rPr>
             <w:rStyle w:val="Hyperlink"/>
@@ -4687,13 +4940,59 @@
         <w:t xml:space="preserve">.</w:t>
       </w:r>
     </w:p>
-    <w:bookmarkEnd w:id="86"/>
-    <w:bookmarkStart w:id="88" w:name="ref-dutkiewicz2020"/>
+    <w:bookmarkEnd w:id="87"/>
+    <w:bookmarkStart w:id="89" w:name="ref-Derex_Boyd_2016"/>
     <w:p>
       <w:pPr>
         <w:pStyle w:val="Bibliography"/>
       </w:pPr>
       <w:r>
+        <w:t xml:space="preserve">Derex, Maxime, and Robert Boyd. 2016.</w:t>
+      </w:r>
+      <w:r>
+        <w:t xml:space="preserve"> </w:t>
+      </w:r>
+      <w:r>
+        <w:t xml:space="preserve">“Partial Connectivity Increases Cultural Accumulation Within Groups.”</w:t>
+      </w:r>
+      <w:r>
+        <w:t xml:space="preserve"> </w:t>
+      </w:r>
+      <w:r>
+        <w:rPr>
+          <w:i/>
+          <w:iCs/>
+        </w:rPr>
+        <w:t xml:space="preserve">Proceedings of the National Academy of Sciences</w:t>
+      </w:r>
+      <w:r>
+        <w:t xml:space="preserve"> </w:t>
+      </w:r>
+      <w:r>
+        <w:t xml:space="preserve">113 (11): 2982–87.</w:t>
+      </w:r>
+      <w:r>
+        <w:t xml:space="preserve"> </w:t>
+      </w:r>
+      <w:hyperlink r:id="rId88">
+        <w:r>
+          <w:rPr>
+            <w:rStyle w:val="Hyperlink"/>
+          </w:rPr>
+          <w:t xml:space="preserve">https://doi.org/10.1073/pnas.1518798113</w:t>
+        </w:r>
+      </w:hyperlink>
+      <w:r>
+        <w:t xml:space="preserve">.</w:t>
+      </w:r>
+    </w:p>
+    <w:bookmarkEnd w:id="89"/>
+    <w:bookmarkStart w:id="91" w:name="ref-dutkiewicz2020"/>
+    <w:p>
+      <w:pPr>
+        <w:pStyle w:val="Bibliography"/>
+      </w:pPr>
+      <w:r>
         <w:t xml:space="preserve">Dutkiewicz, Ewa, Gabriele Russo, Saetbyul Lee, and Christian Bentz. 2020.</w:t>
       </w:r>
       <w:r>
@@ -4707,8 +5006,8 @@
       </w:r>
       <w:r>
         <w:rPr>
+          <w:i/>
           <w:iCs/>
-          <w:i/>
         </w:rPr>
         <w:t xml:space="preserve">Scientific Data</w:t>
       </w:r>
@@ -4721,7 +5020,7 @@
       <w:r>
         <w:t xml:space="preserve"> </w:t>
       </w:r>
-      <w:hyperlink r:id="rId87">
+      <w:hyperlink r:id="rId90">
         <w:r>
           <w:rPr>
             <w:rStyle w:val="Hyperlink"/>
@@ -4733,8 +5032,8 @@
         <w:t xml:space="preserve">.</w:t>
       </w:r>
     </w:p>
-    <w:bookmarkEnd w:id="88"/>
-    <w:bookmarkStart w:id="90" w:name="ref-Finlayson_Warren_2017"/>
+    <w:bookmarkEnd w:id="91"/>
+    <w:bookmarkStart w:id="93" w:name="ref-Finlayson_Warren_2017"/>
     <w:p>
       <w:pPr>
         <w:pStyle w:val="Bibliography"/>
@@ -4759,8 +5058,8 @@
       </w:r>
       <w:r>
         <w:rPr>
+          <w:i/>
           <w:iCs/>
-          <w:i/>
         </w:rPr>
         <w:t xml:space="preserve">The Diversity of Hunter Gatherer Pasts</w:t>
       </w:r>
@@ -4770,7 +5069,7 @@
       <w:r>
         <w:t xml:space="preserve"> </w:t>
       </w:r>
-      <w:hyperlink r:id="rId89">
+      <w:hyperlink r:id="rId92">
         <w:r>
           <w:rPr>
             <w:rStyle w:val="Hyperlink"/>
@@ -4782,13 +5081,48 @@
         <w:t xml:space="preserve">.</w:t>
       </w:r>
     </w:p>
-    <w:bookmarkEnd w:id="90"/>
-    <w:bookmarkStart w:id="92" w:name="ref-Fletcher_Sánchez"/>
+    <w:bookmarkEnd w:id="93"/>
+    <w:bookmarkStart w:id="94" w:name="ref-Fitzhugh_Phillips_Gjesfeld_2011"/>
     <w:p>
       <w:pPr>
         <w:pStyle w:val="Bibliography"/>
       </w:pPr>
       <w:r>
+        <w:t xml:space="preserve">Fitzhugh, Ben, S. Colby Phillips, and Erik Gjesfeld. 2011.</w:t>
+      </w:r>
+      <w:r>
+        <w:t xml:space="preserve"> </w:t>
+      </w:r>
+      <w:r>
+        <w:t xml:space="preserve">“Modeling Hunter-Gatherer Information Networks: An Archaeological Case Study from the Kuril Islands.”</w:t>
+      </w:r>
+      <w:r>
+        <w:t xml:space="preserve"> </w:t>
+      </w:r>
+      <w:r>
+        <w:t xml:space="preserve">In</w:t>
+      </w:r>
+      <w:r>
+        <w:t xml:space="preserve"> </w:t>
+      </w:r>
+      <w:r>
+        <w:rPr>
+          <w:i/>
+          <w:iCs/>
+        </w:rPr>
+        <w:t xml:space="preserve">Information and Its Role in Hunter-Gatherer Bands</w:t>
+      </w:r>
+      <w:r>
+        <w:t xml:space="preserve">, 89–115. Cotsen Institute of Archaeology Press at UCLA.</w:t>
+      </w:r>
+    </w:p>
+    <w:bookmarkEnd w:id="94"/>
+    <w:bookmarkStart w:id="96" w:name="ref-Fletcher_Sánchez"/>
+    <w:p>
+      <w:pPr>
+        <w:pStyle w:val="Bibliography"/>
+      </w:pPr>
+      <w:r>
         <w:t xml:space="preserve">Fletcher, William J., Maria Fernanda Sánchez Goñi, Judy R. M. Allen, Rachid Cheddadi, Nathalie Combourieu-Nebout, Brian Huntley, Ian Lawson, et al. 2010.</w:t>
       </w:r>
       <w:r>
@@ -4802,8 +5136,8 @@
       </w:r>
       <w:r>
         <w:rPr>
+          <w:i/>
           <w:iCs/>
-          <w:i/>
         </w:rPr>
         <w:t xml:space="preserve">Quaternary Science Reviews</w:t>
       </w:r>
@@ -4813,7 +5147,7 @@
       <w:r>
         <w:t xml:space="preserve"> </w:t>
       </w:r>
-      <w:hyperlink r:id="rId91">
+      <w:hyperlink r:id="rId95">
         <w:r>
           <w:rPr>
             <w:rStyle w:val="Hyperlink"/>
@@ -4825,8 +5159,8 @@
         <w:t xml:space="preserve">.</w:t>
       </w:r>
     </w:p>
-    <w:bookmarkEnd w:id="92"/>
-    <w:bookmarkStart w:id="94" w:name="ref-Foley_Gamble_2009"/>
+    <w:bookmarkEnd w:id="96"/>
+    <w:bookmarkStart w:id="98" w:name="ref-Foley_Gamble_2009"/>
     <w:p>
       <w:pPr>
         <w:pStyle w:val="Bibliography"/>
@@ -4845,8 +5179,8 @@
       </w:r>
       <w:r>
         <w:rPr>
+          <w:i/>
           <w:iCs/>
-          <w:i/>
         </w:rPr>
         <w:t xml:space="preserve">Philosophical Transactions of the Royal Society B: Biological Sciences</w:t>
       </w:r>
@@ -4859,7 +5193,7 @@
       <w:r>
         <w:t xml:space="preserve"> </w:t>
       </w:r>
-      <w:hyperlink r:id="rId93">
+      <w:hyperlink r:id="rId97">
         <w:r>
           <w:rPr>
             <w:rStyle w:val="Hyperlink"/>
@@ -4871,8 +5205,8 @@
         <w:t xml:space="preserve">.</w:t>
       </w:r>
     </w:p>
-    <w:bookmarkEnd w:id="94"/>
-    <w:bookmarkStart w:id="96" w:name="ref-Frerebeau_2025"/>
+    <w:bookmarkEnd w:id="98"/>
+    <w:bookmarkStart w:id="100" w:name="ref-Frerebeau_2025"/>
     <w:p>
       <w:pPr>
         <w:pStyle w:val="Bibliography"/>
@@ -4895,7 +5229,7 @@
       <w:r>
         <w:t xml:space="preserve"> </w:t>
       </w:r>
-      <w:hyperlink r:id="rId95">
+      <w:hyperlink r:id="rId99">
         <w:r>
           <w:rPr>
             <w:rStyle w:val="Hyperlink"/>
@@ -4907,8 +5241,8 @@
         <w:t xml:space="preserve">.</w:t>
       </w:r>
     </w:p>
-    <w:bookmarkEnd w:id="96"/>
-    <w:bookmarkStart w:id="98" w:name="ref-Fruchterman_Reingold_1991"/>
+    <w:bookmarkEnd w:id="100"/>
+    <w:bookmarkStart w:id="102" w:name="ref-Fruchterman_Reingold_1991"/>
     <w:p>
       <w:pPr>
         <w:pStyle w:val="Bibliography"/>
@@ -4927,8 +5261,8 @@
       </w:r>
       <w:r>
         <w:rPr>
+          <w:i/>
           <w:iCs/>
-          <w:i/>
         </w:rPr>
         <w:t xml:space="preserve">Software: Practice and Experience</w:t>
       </w:r>
@@ -4941,7 +5275,7 @@
       <w:r>
         <w:t xml:space="preserve"> </w:t>
       </w:r>
-      <w:hyperlink r:id="rId97">
+      <w:hyperlink r:id="rId101">
         <w:r>
           <w:rPr>
             <w:rStyle w:val="Hyperlink"/>
@@ -4953,13 +5287,56 @@
         <w:t xml:space="preserve">.</w:t>
       </w:r>
     </w:p>
-    <w:bookmarkEnd w:id="98"/>
-    <w:bookmarkStart w:id="100" w:name="ref-Gamble_1982"/>
+    <w:bookmarkEnd w:id="102"/>
+    <w:bookmarkStart w:id="104" w:name="ref-Fuentes_Lucas_Robert_2019"/>
     <w:p>
       <w:pPr>
         <w:pStyle w:val="Bibliography"/>
       </w:pPr>
       <w:r>
+        <w:t xml:space="preserve">Fuentes, Oscar, Claire Lucas, and Eric Robert. 2019.</w:t>
+      </w:r>
+      <w:r>
+        <w:t xml:space="preserve"> </w:t>
+      </w:r>
+      <w:r>
+        <w:t xml:space="preserve">“An Approach to Palaeolithic Networks: The Question of Symbolic Territories and Their Interpretation Through Magdalenian Art.”</w:t>
+      </w:r>
+      <w:r>
+        <w:t xml:space="preserve"> </w:t>
+      </w:r>
+      <w:r>
+        <w:rPr>
+          <w:i/>
+          <w:iCs/>
+        </w:rPr>
+        <w:t xml:space="preserve">Quaternary International</w:t>
+      </w:r>
+      <w:r>
+        <w:t xml:space="preserve">, Symbolic territories prehistory, 503 (February): 233–47.</w:t>
+      </w:r>
+      <w:r>
+        <w:t xml:space="preserve"> </w:t>
+      </w:r>
+      <w:hyperlink r:id="rId103">
+        <w:r>
+          <w:rPr>
+            <w:rStyle w:val="Hyperlink"/>
+          </w:rPr>
+          <w:t xml:space="preserve">https://doi.org/10.1016/j.quaint.2017.12.017</w:t>
+        </w:r>
+      </w:hyperlink>
+      <w:r>
+        <w:t xml:space="preserve">.</w:t>
+      </w:r>
+    </w:p>
+    <w:bookmarkEnd w:id="104"/>
+    <w:bookmarkStart w:id="106" w:name="ref-Gamble_1982"/>
+    <w:p>
+      <w:pPr>
+        <w:pStyle w:val="Bibliography"/>
+      </w:pPr>
+      <w:r>
         <w:t xml:space="preserve">Gamble, Clive. 1982.</w:t>
       </w:r>
       <w:r>
@@ -4973,8 +5350,8 @@
       </w:r>
       <w:r>
         <w:rPr>
+          <w:i/>
           <w:iCs/>
-          <w:i/>
         </w:rPr>
         <w:t xml:space="preserve">Man</w:t>
       </w:r>
@@ -4987,7 +5364,7 @@
       <w:r>
         <w:t xml:space="preserve"> </w:t>
       </w:r>
-      <w:hyperlink r:id="rId99">
+      <w:hyperlink r:id="rId105">
         <w:r>
           <w:rPr>
             <w:rStyle w:val="Hyperlink"/>
@@ -4999,8 +5376,8 @@
         <w:t xml:space="preserve">.</w:t>
       </w:r>
     </w:p>
-    <w:bookmarkEnd w:id="100"/>
-    <w:bookmarkStart w:id="102" w:name="X94f875be1b7e5d23641daff5d53857bec24e739"/>
+    <w:bookmarkEnd w:id="106"/>
+    <w:bookmarkStart w:id="108" w:name="X94f875be1b7e5d23641daff5d53857bec24e739"/>
     <w:p>
       <w:pPr>
         <w:pStyle w:val="Bibliography"/>
@@ -5019,8 +5396,8 @@
       </w:r>
       <w:r>
         <w:rPr>
+          <w:i/>
           <w:iCs/>
-          <w:i/>
         </w:rPr>
         <w:t xml:space="preserve">Journal of Archaeological Science: Reports</w:t>
       </w:r>
@@ -5030,7 +5407,7 @@
       <w:r>
         <w:t xml:space="preserve">39: 103118. https://doi.org/</w:t>
       </w:r>
-      <w:hyperlink r:id="rId101">
+      <w:hyperlink r:id="rId107">
         <w:r>
           <w:rPr>
             <w:rStyle w:val="Hyperlink"/>
@@ -5042,8 +5419,8 @@
         <w:t xml:space="preserve">.</w:t>
       </w:r>
     </w:p>
-    <w:bookmarkEnd w:id="102"/>
-    <w:bookmarkStart w:id="104" w:name="ref-Gravel-Miguel_Coward_2023"/>
+    <w:bookmarkEnd w:id="108"/>
+    <w:bookmarkStart w:id="110" w:name="ref-Gravel-Miguel_Coward_2023"/>
     <w:p>
       <w:pPr>
         <w:pStyle w:val="Bibliography"/>
@@ -5068,8 +5445,8 @@
       </w:r>
       <w:r>
         <w:rPr>
+          <w:i/>
           <w:iCs/>
-          <w:i/>
         </w:rPr>
         <w:t xml:space="preserve">The Oxford Handbook of Archaeological Network Research</w:t>
       </w:r>
@@ -5079,7 +5456,7 @@
       <w:r>
         <w:t xml:space="preserve"> </w:t>
       </w:r>
-      <w:hyperlink r:id="rId103">
+      <w:hyperlink r:id="rId109">
         <w:r>
           <w:rPr>
             <w:rStyle w:val="Hyperlink"/>
@@ -5091,8 +5468,8 @@
         <w:t xml:space="preserve">.</w:t>
       </w:r>
     </w:p>
-    <w:bookmarkEnd w:id="104"/>
-    <w:bookmarkStart w:id="106" w:name="Xba346573845225b1b1d5ef358e2fea0d893a789"/>
+    <w:bookmarkEnd w:id="110"/>
+    <w:bookmarkStart w:id="112" w:name="Xba346573845225b1b1d5ef358e2fea0d893a789"/>
     <w:p>
       <w:pPr>
         <w:pStyle w:val="Bibliography"/>
@@ -5111,8 +5488,8 @@
       </w:r>
       <w:r>
         <w:rPr>
+          <w:i/>
           <w:iCs/>
-          <w:i/>
         </w:rPr>
         <w:t xml:space="preserve">Quaternary Science Reviews</w:t>
       </w:r>
@@ -5122,7 +5499,7 @@
       <w:r>
         <w:t xml:space="preserve">217: 316–29. https://doi.org/</w:t>
       </w:r>
-      <w:hyperlink r:id="rId105">
+      <w:hyperlink r:id="rId111">
         <w:r>
           <w:rPr>
             <w:rStyle w:val="Hyperlink"/>
@@ -5134,8 +5511,8 @@
         <w:t xml:space="preserve">.</w:t>
       </w:r>
     </w:p>
-    <w:bookmarkEnd w:id="106"/>
-    <w:bookmarkStart w:id="108" w:name="ref-Hahsler_Hornik_Buchta"/>
+    <w:bookmarkEnd w:id="112"/>
+    <w:bookmarkStart w:id="114" w:name="ref-Hahsler_Hornik_Buchta"/>
     <w:p>
       <w:pPr>
         <w:pStyle w:val="Bibliography"/>
@@ -5154,8 +5531,8 @@
       </w:r>
       <w:r>
         <w:rPr>
+          <w:i/>
           <w:iCs/>
-          <w:i/>
         </w:rPr>
         <w:t xml:space="preserve">Journal of Statistical Software</w:t>
       </w:r>
@@ -5168,7 +5545,7 @@
       <w:r>
         <w:t xml:space="preserve"> </w:t>
       </w:r>
-      <w:hyperlink r:id="rId107">
+      <w:hyperlink r:id="rId113">
         <w:r>
           <w:rPr>
             <w:rStyle w:val="Hyperlink"/>
@@ -5180,8 +5557,8 @@
         <w:t xml:space="preserve">.</w:t>
       </w:r>
     </w:p>
-    <w:bookmarkEnd w:id="108"/>
-    <w:bookmarkStart w:id="109" w:name="ref-seriation_pckge"/>
+    <w:bookmarkEnd w:id="114"/>
+    <w:bookmarkStart w:id="115" w:name="ref-seriation_pckge"/>
     <w:p>
       <w:pPr>
         <w:pStyle w:val="Bibliography"/>
@@ -5200,8 +5577,8 @@
       </w:r>
       <w:r>
         <w:rPr>
+          <w:i/>
           <w:iCs/>
-          <w:i/>
         </w:rPr>
         <w:t xml:space="preserve">Journal of Statistical Software</w:t>
       </w:r>
@@ -5214,7 +5591,7 @@
       <w:r>
         <w:t xml:space="preserve"> </w:t>
       </w:r>
-      <w:hyperlink r:id="rId107">
+      <w:hyperlink r:id="rId113">
         <w:r>
           <w:rPr>
             <w:rStyle w:val="Hyperlink"/>
@@ -5226,8 +5603,8 @@
         <w:t xml:space="preserve">.</w:t>
       </w:r>
     </w:p>
-    <w:bookmarkEnd w:id="109"/>
-    <w:bookmarkStart w:id="110" w:name="ref-hays1993symbol"/>
+    <w:bookmarkEnd w:id="115"/>
+    <w:bookmarkStart w:id="116" w:name="ref-hays1993symbol"/>
     <w:p>
       <w:pPr>
         <w:pStyle w:val="Bibliography"/>
@@ -5246,8 +5623,8 @@
       </w:r>
       <w:r>
         <w:rPr>
+          <w:i/>
           <w:iCs/>
-          <w:i/>
         </w:rPr>
         <w:t xml:space="preserve">Archaeological Theory: Who Sets the Agenda</w:t>
       </w:r>
@@ -5255,13 +5632,200 @@
         <w:t xml:space="preserve">, 81–92.</w:t>
       </w:r>
     </w:p>
-    <w:bookmarkEnd w:id="110"/>
-    <w:bookmarkStart w:id="112" w:name="ref-Horiuchi_Takakura_2019"/>
+    <w:bookmarkEnd w:id="116"/>
+    <w:bookmarkStart w:id="118" w:name="ref-Hill_Wood_Baggio_Hurtado_Boyd_2014"/>
     <w:p>
       <w:pPr>
         <w:pStyle w:val="Bibliography"/>
       </w:pPr>
       <w:r>
+        <w:t xml:space="preserve">Hill, Kim R., Brian M. Wood, Jacopo Baggio, A. Magdalena Hurtado, and Robert T. Boyd. 2014.</w:t>
+      </w:r>
+      <w:r>
+        <w:t xml:space="preserve"> </w:t>
+      </w:r>
+      <w:r>
+        <w:t xml:space="preserve">“Hunter-Gatherer Inter-Band Interaction Rates: Implications for Cumulative Culture.”</w:t>
+      </w:r>
+      <w:r>
+        <w:t xml:space="preserve"> </w:t>
+      </w:r>
+      <w:r>
+        <w:rPr>
+          <w:i/>
+          <w:iCs/>
+        </w:rPr>
+        <w:t xml:space="preserve">PLOS ONE</w:t>
+      </w:r>
+      <w:r>
+        <w:t xml:space="preserve"> </w:t>
+      </w:r>
+      <w:r>
+        <w:t xml:space="preserve">9 (7): 1–9.</w:t>
+      </w:r>
+      <w:r>
+        <w:t xml:space="preserve"> </w:t>
+      </w:r>
+      <w:hyperlink r:id="rId117">
+        <w:r>
+          <w:rPr>
+            <w:rStyle w:val="Hyperlink"/>
+          </w:rPr>
+          <w:t xml:space="preserve">https://doi.org/10.1371/journal.pone.0102806</w:t>
+        </w:r>
+      </w:hyperlink>
+      <w:r>
+        <w:t xml:space="preserve">.</w:t>
+      </w:r>
+    </w:p>
+    <w:bookmarkEnd w:id="118"/>
+    <w:bookmarkStart w:id="120" w:name="ref-Hitchcock_Ebert_2011"/>
+    <w:p>
+      <w:pPr>
+        <w:pStyle w:val="Bibliography"/>
+      </w:pPr>
+      <w:r>
+        <w:t xml:space="preserve">Hitchcock, Robert K., and James I. Ebert. 2011.</w:t>
+      </w:r>
+      <w:r>
+        <w:t xml:space="preserve"> </w:t>
+      </w:r>
+      <w:r>
+        <w:t xml:space="preserve">“Where Is That Job? Hunter-Gatherer Information Systems in Complex Social Environments in the Eastern Kalahari Desert, Botswana.”</w:t>
+      </w:r>
+      <w:r>
+        <w:t xml:space="preserve"> </w:t>
+      </w:r>
+      <w:r>
+        <w:t xml:space="preserve">In</w:t>
+      </w:r>
+      <w:r>
+        <w:t xml:space="preserve"> </w:t>
+      </w:r>
+      <w:r>
+        <w:rPr>
+          <w:i/>
+          <w:iCs/>
+        </w:rPr>
+        <w:t xml:space="preserve">Information and Its Role in Hunter-Gatherer Bands</w:t>
+      </w:r>
+      <w:r>
+        <w:t xml:space="preserve">, edited by ROBERT WHALLON, WILLIAM A. LOVIS, and ROBERT K. HITCHCOCK, 133–66. Cotsen Institute of Archaeology Press at UCLA.</w:t>
+      </w:r>
+      <w:r>
+        <w:t xml:space="preserve"> </w:t>
+      </w:r>
+      <w:hyperlink r:id="rId119">
+        <w:r>
+          <w:rPr>
+            <w:rStyle w:val="Hyperlink"/>
+          </w:rPr>
+          <w:t xml:space="preserve">https://doi.org/10.2307/j.ctvdmwwz4.10</w:t>
+        </w:r>
+      </w:hyperlink>
+      <w:r>
+        <w:t xml:space="preserve">.</w:t>
+      </w:r>
+    </w:p>
+    <w:bookmarkEnd w:id="120"/>
+    <w:bookmarkStart w:id="122" w:name="ref-Hodder1977"/>
+    <w:p>
+      <w:pPr>
+        <w:pStyle w:val="Bibliography"/>
+      </w:pPr>
+      <w:r>
+        <w:t xml:space="preserve">Hodder, Ian. 1977.</w:t>
+      </w:r>
+      <w:r>
+        <w:t xml:space="preserve"> </w:t>
+      </w:r>
+      <w:r>
+        <w:t xml:space="preserve">“The Distribution of Material Culture Items in the Baringo District, Western Kenya.”</w:t>
+      </w:r>
+      <w:r>
+        <w:t xml:space="preserve"> </w:t>
+      </w:r>
+      <w:r>
+        <w:rPr>
+          <w:i/>
+          <w:iCs/>
+        </w:rPr>
+        <w:t xml:space="preserve">Man</w:t>
+      </w:r>
+      <w:r>
+        <w:t xml:space="preserve"> </w:t>
+      </w:r>
+      <w:r>
+        <w:t xml:space="preserve">12 (2): 239–69.</w:t>
+      </w:r>
+      <w:r>
+        <w:t xml:space="preserve"> </w:t>
+      </w:r>
+      <w:hyperlink r:id="rId121">
+        <w:r>
+          <w:rPr>
+            <w:rStyle w:val="Hyperlink"/>
+          </w:rPr>
+          <w:t xml:space="preserve">http://www.jstor.org/stable/2800797</w:t>
+        </w:r>
+      </w:hyperlink>
+      <w:r>
+        <w:t xml:space="preserve">.</w:t>
+      </w:r>
+    </w:p>
+    <w:bookmarkEnd w:id="122"/>
+    <w:bookmarkStart w:id="124" w:name="ref-Hodder1979"/>
+    <w:p>
+      <w:pPr>
+        <w:pStyle w:val="Bibliography"/>
+      </w:pPr>
+      <w:r>
+        <w:t xml:space="preserve">———. 1979.</w:t>
+      </w:r>
+      <w:r>
+        <w:t xml:space="preserve"> </w:t>
+      </w:r>
+      <w:r>
+        <w:t xml:space="preserve">“Economic and Social Stress and Material Culture Patterning.”</w:t>
+      </w:r>
+      <w:r>
+        <w:t xml:space="preserve"> </w:t>
+      </w:r>
+      <w:r>
+        <w:rPr>
+          <w:i/>
+          <w:iCs/>
+        </w:rPr>
+        <w:t xml:space="preserve">American Antiquity</w:t>
+      </w:r>
+      <w:r>
+        <w:t xml:space="preserve"> </w:t>
+      </w:r>
+      <w:r>
+        <w:t xml:space="preserve">44 (3): 446–54.</w:t>
+      </w:r>
+      <w:r>
+        <w:t xml:space="preserve"> </w:t>
+      </w:r>
+      <w:hyperlink r:id="rId123">
+        <w:r>
+          <w:rPr>
+            <w:rStyle w:val="Hyperlink"/>
+          </w:rPr>
+          <w:t xml:space="preserve">http://www.jstor.org/stable/279544</w:t>
+        </w:r>
+      </w:hyperlink>
+      <w:r>
+        <w:t xml:space="preserve">.</w:t>
+      </w:r>
+    </w:p>
+    <w:bookmarkEnd w:id="124"/>
+    <w:bookmarkStart w:id="126" w:name="ref-Horiuchi_Takakura_2019"/>
+    <w:p>
+      <w:pPr>
+        <w:pStyle w:val="Bibliography"/>
+      </w:pPr>
+      <w:r>
         <w:t xml:space="preserve">Horiuchi, Shiro, and Jun Takakura. 2019.</w:t>
       </w:r>
       <w:r>
@@ -5281,18 +5845,18 @@
       </w:r>
       <w:r>
         <w:rPr>
+          <w:i/>
           <w:iCs/>
-          <w:i/>
         </w:rPr>
         <w:t xml:space="preserve">Learning Among Neanderthals and Palaeolithic Modern Humans: Archaeological Evidence</w:t>
       </w:r>
       <w:r>
-        <w:t xml:space="preserve">, edited by Yoshihiro Nishiaki and Olaf Jöris, 179–91. Singapore: Springer Nature Singapore.</w:t>
-      </w:r>
-      <w:r>
-        <w:t xml:space="preserve"> </w:t>
-      </w:r>
-      <w:hyperlink r:id="rId111">
+        <w:t xml:space="preserve">, edited by Yoshihiro Nishiaki and Olaf Jöris, 179–91. Springer Nature Singapore.</w:t>
+      </w:r>
+      <w:r>
+        <w:t xml:space="preserve"> </w:t>
+      </w:r>
+      <w:hyperlink r:id="rId125">
         <w:r>
           <w:rPr>
             <w:rStyle w:val="Hyperlink"/>
@@ -5304,13 +5868,226 @@
         <w:t xml:space="preserve">.</w:t>
       </w:r>
     </w:p>
-    <w:bookmarkEnd w:id="112"/>
-    <w:bookmarkStart w:id="114" w:name="ref-Kintigh_1984"/>
+    <w:bookmarkEnd w:id="126"/>
+    <w:bookmarkStart w:id="128" w:name="ref-Iizuka_Ferguson_Izuho_2022"/>
     <w:p>
       <w:pPr>
         <w:pStyle w:val="Bibliography"/>
       </w:pPr>
       <w:r>
+        <w:t xml:space="preserve">Iizuka, Fumie, Jeffrey R. Ferguson, and Masami Izuho. 2022.</w:t>
+      </w:r>
+      <w:r>
+        <w:t xml:space="preserve"> </w:t>
+      </w:r>
+      <w:r>
+        <w:t xml:space="preserve">“Late Pleistocene Pottery Production and Exchange: Provenance Studies of Hunter-Gatherer Wares from Southern Kyushu, Japan by Neutron Activation Analysis.”</w:t>
+      </w:r>
+      <w:r>
+        <w:t xml:space="preserve"> </w:t>
+      </w:r>
+      <w:r>
+        <w:rPr>
+          <w:i/>
+          <w:iCs/>
+        </w:rPr>
+        <w:t xml:space="preserve">PLOS ONE</w:t>
+      </w:r>
+      <w:r>
+        <w:t xml:space="preserve"> </w:t>
+      </w:r>
+      <w:r>
+        <w:t xml:space="preserve">17 (3): e0265329.</w:t>
+      </w:r>
+      <w:r>
+        <w:t xml:space="preserve"> </w:t>
+      </w:r>
+      <w:hyperlink r:id="rId127">
+        <w:r>
+          <w:rPr>
+            <w:rStyle w:val="Hyperlink"/>
+          </w:rPr>
+          <w:t xml:space="preserve">https://doi.org/10.1371/journal.pone.0265329</w:t>
+        </w:r>
+      </w:hyperlink>
+      <w:r>
+        <w:t xml:space="preserve">.</w:t>
+      </w:r>
+    </w:p>
+    <w:bookmarkEnd w:id="128"/>
+    <w:bookmarkStart w:id="130" w:name="ref-Johnson_2014"/>
+    <w:p>
+      <w:pPr>
+        <w:pStyle w:val="Bibliography"/>
+      </w:pPr>
+      <w:r>
+        <w:t xml:space="preserve">Johnson, Amber L. 2014.</w:t>
+      </w:r>
+      <w:r>
+        <w:t xml:space="preserve"> </w:t>
+      </w:r>
+      <w:r>
+        <w:t xml:space="preserve">“Exploring Adaptive Variation Among Hunter-Gatherers with Binford’s Frames of Reference.”</w:t>
+      </w:r>
+      <w:r>
+        <w:t xml:space="preserve"> </w:t>
+      </w:r>
+      <w:r>
+        <w:rPr>
+          <w:i/>
+          <w:iCs/>
+        </w:rPr>
+        <w:t xml:space="preserve">Journal of Archaeological Research</w:t>
+      </w:r>
+      <w:r>
+        <w:t xml:space="preserve"> </w:t>
+      </w:r>
+      <w:r>
+        <w:t xml:space="preserve">22 (1): 1–42.</w:t>
+      </w:r>
+      <w:r>
+        <w:t xml:space="preserve"> </w:t>
+      </w:r>
+      <w:hyperlink r:id="rId129">
+        <w:r>
+          <w:rPr>
+            <w:rStyle w:val="Hyperlink"/>
+          </w:rPr>
+          <w:t xml:space="preserve">https://doi.org/10.1007/s10814-013-9068-y</w:t>
+        </w:r>
+      </w:hyperlink>
+      <w:r>
+        <w:t xml:space="preserve">.</w:t>
+      </w:r>
+    </w:p>
+    <w:bookmarkEnd w:id="130"/>
+    <w:bookmarkStart w:id="132" w:name="ref-Kelly_2024"/>
+    <w:p>
+      <w:pPr>
+        <w:pStyle w:val="Bibliography"/>
+      </w:pPr>
+      <w:r>
+        <w:t xml:space="preserve">Kelly, Piers. 2024.</w:t>
+      </w:r>
+      <w:r>
+        <w:t xml:space="preserve"> </w:t>
+      </w:r>
+      <w:r>
+        <w:t xml:space="preserve">“Comparing Australian Message Sticks and Sequentially Marked Objects of the Upper Palaeolithic: Problems and Opportunities.”</w:t>
+      </w:r>
+      <w:r>
+        <w:t xml:space="preserve"> </w:t>
+      </w:r>
+      <w:r>
+        <w:rPr>
+          <w:i/>
+          <w:iCs/>
+        </w:rPr>
+        <w:t xml:space="preserve">Topics in Cognitive Science</w:t>
+      </w:r>
+      <w:r>
+        <w:t xml:space="preserve">, November.</w:t>
+      </w:r>
+      <w:r>
+        <w:t xml:space="preserve"> </w:t>
+      </w:r>
+      <w:hyperlink r:id="rId131">
+        <w:r>
+          <w:rPr>
+            <w:rStyle w:val="Hyperlink"/>
+          </w:rPr>
+          <w:t xml:space="preserve">https://doi.org/10.1111/tops.12762</w:t>
+        </w:r>
+      </w:hyperlink>
+      <w:r>
+        <w:t xml:space="preserve">.</w:t>
+      </w:r>
+    </w:p>
+    <w:bookmarkEnd w:id="132"/>
+    <w:bookmarkStart w:id="133" w:name="ref-Kelly_1983"/>
+    <w:p>
+      <w:pPr>
+        <w:pStyle w:val="Bibliography"/>
+      </w:pPr>
+      <w:r>
+        <w:t xml:space="preserve">Kelly, Robert L. 1983.</w:t>
+      </w:r>
+      <w:r>
+        <w:t xml:space="preserve"> </w:t>
+      </w:r>
+      <w:r>
+        <w:t xml:space="preserve">“Hunter-Gatherer Mobility Strategies.”</w:t>
+      </w:r>
+      <w:r>
+        <w:t xml:space="preserve"> </w:t>
+      </w:r>
+      <w:r>
+        <w:rPr>
+          <w:i/>
+          <w:iCs/>
+        </w:rPr>
+        <w:t xml:space="preserve">Journal of Anthropological Research</w:t>
+      </w:r>
+      <w:r>
+        <w:t xml:space="preserve"> </w:t>
+      </w:r>
+      <w:r>
+        <w:t xml:space="preserve">39 (3): 277–306.</w:t>
+      </w:r>
+    </w:p>
+    <w:bookmarkEnd w:id="133"/>
+    <w:bookmarkStart w:id="135" w:name="ref-Kinahan_2013"/>
+    <w:p>
+      <w:pPr>
+        <w:pStyle w:val="Bibliography"/>
+      </w:pPr>
+      <w:r>
+        <w:t xml:space="preserve">Kinahan, John. 2013.</w:t>
+      </w:r>
+      <w:r>
+        <w:t xml:space="preserve"> </w:t>
+      </w:r>
+      <w:r>
+        <w:t xml:space="preserve">“The Acquisition of Ceramics by Hunter-Gatherers on the Middle Zambezi in the First and Second Millennium AD.”</w:t>
+      </w:r>
+      <w:r>
+        <w:t xml:space="preserve"> </w:t>
+      </w:r>
+      <w:r>
+        <w:rPr>
+          <w:i/>
+          <w:iCs/>
+        </w:rPr>
+        <w:t xml:space="preserve">Journal of African Archaeology</w:t>
+      </w:r>
+      <w:r>
+        <w:t xml:space="preserve"> </w:t>
+      </w:r>
+      <w:r>
+        <w:t xml:space="preserve">11 (2): 197–209.</w:t>
+      </w:r>
+      <w:r>
+        <w:t xml:space="preserve"> </w:t>
+      </w:r>
+      <w:hyperlink r:id="rId134">
+        <w:r>
+          <w:rPr>
+            <w:rStyle w:val="Hyperlink"/>
+          </w:rPr>
+          <w:t xml:space="preserve">https://doi.org/10.3213/2191-5784-10243</w:t>
+        </w:r>
+      </w:hyperlink>
+      <w:r>
+        <w:t xml:space="preserve">.</w:t>
+      </w:r>
+    </w:p>
+    <w:bookmarkEnd w:id="135"/>
+    <w:bookmarkStart w:id="137" w:name="ref-Kintigh_1984"/>
+    <w:p>
+      <w:pPr>
+        <w:pStyle w:val="Bibliography"/>
+      </w:pPr>
+      <w:r>
         <w:t xml:space="preserve">Kintigh, Keith W. 1984.</w:t>
       </w:r>
       <w:r>
@@ -5324,8 +6101,8 @@
       </w:r>
       <w:r>
         <w:rPr>
+          <w:i/>
           <w:iCs/>
-          <w:i/>
         </w:rPr>
         <w:t xml:space="preserve">American Antiquity</w:t>
       </w:r>
@@ -5338,7 +6115,7 @@
       <w:r>
         <w:t xml:space="preserve"> </w:t>
       </w:r>
-      <w:hyperlink r:id="rId113">
+      <w:hyperlink r:id="rId136">
         <w:r>
           <w:rPr>
             <w:rStyle w:val="Hyperlink"/>
@@ -5350,8 +6127,8 @@
         <w:t xml:space="preserve">.</w:t>
       </w:r>
     </w:p>
-    <w:bookmarkEnd w:id="114"/>
-    <w:bookmarkStart w:id="116" w:name="ref-Kuhn_Stiner_2007"/>
+    <w:bookmarkEnd w:id="137"/>
+    <w:bookmarkStart w:id="139" w:name="ref-Kuhn_Stiner_2007"/>
     <w:p>
       <w:pPr>
         <w:pStyle w:val="Bibliography"/>
@@ -5370,8 +6147,8 @@
       </w:r>
       <w:r>
         <w:rPr>
+          <w:i/>
           <w:iCs/>
-          <w:i/>
         </w:rPr>
         <w:t xml:space="preserve">Diogenes</w:t>
       </w:r>
@@ -5384,7 +6161,7 @@
       <w:r>
         <w:t xml:space="preserve"> </w:t>
       </w:r>
-      <w:hyperlink r:id="rId115">
+      <w:hyperlink r:id="rId138">
         <w:r>
           <w:rPr>
             <w:rStyle w:val="Hyperlink"/>
@@ -5396,8 +6173,8 @@
         <w:t xml:space="preserve">.</w:t>
       </w:r>
     </w:p>
-    <w:bookmarkEnd w:id="116"/>
-    <w:bookmarkStart w:id="118" w:name="ref-Lane_2017"/>
+    <w:bookmarkEnd w:id="139"/>
+    <w:bookmarkStart w:id="141" w:name="ref-Lane_2017"/>
     <w:p>
       <w:pPr>
         <w:pStyle w:val="Bibliography"/>
@@ -5422,8 +6199,8 @@
       </w:r>
       <w:r>
         <w:rPr>
+          <w:i/>
           <w:iCs/>
-          <w:i/>
         </w:rPr>
         <w:t xml:space="preserve">The Diversity of Hunter Gatherer Pasts</w:t>
       </w:r>
@@ -5433,7 +6210,7 @@
       <w:r>
         <w:t xml:space="preserve"> </w:t>
       </w:r>
-      <w:hyperlink r:id="rId117">
+      <w:hyperlink r:id="rId140">
         <w:r>
           <w:rPr>
             <w:rStyle w:val="Hyperlink"/>
@@ -5445,8 +6222,8 @@
         <w:t xml:space="preserve">.</w:t>
       </w:r>
     </w:p>
-    <w:bookmarkEnd w:id="118"/>
-    <w:bookmarkStart w:id="119" w:name="ref-Larsson_2006"/>
+    <w:bookmarkEnd w:id="141"/>
+    <w:bookmarkStart w:id="142" w:name="ref-Larsson_2006"/>
     <w:p>
       <w:pPr>
         <w:pStyle w:val="Bibliography"/>
@@ -5471,8 +6248,8 @@
       </w:r>
       <w:r>
         <w:rPr>
+          <w:i/>
           <w:iCs/>
-          <w:i/>
         </w:rPr>
         <w:t xml:space="preserve">Back to the Origin: New Research in the Mesolithic-Neolithic Zvejnieki Cemetery and Environment, Northern Latvia</w:t>
       </w:r>
@@ -5480,8 +6257,8 @@
         <w:t xml:space="preserve">, 52:253–87. Acta Archaeologica Lundensia: Series in 8o. Almqvist &amp; Wiksell International.</w:t>
       </w:r>
     </w:p>
-    <w:bookmarkEnd w:id="119"/>
-    <w:bookmarkStart w:id="121" w:name="ref-Lourandos_1985"/>
+    <w:bookmarkEnd w:id="142"/>
+    <w:bookmarkStart w:id="144" w:name="ref-Lourandos_1985"/>
     <w:p>
       <w:pPr>
         <w:pStyle w:val="Bibliography"/>
@@ -5506,15 +6283,15 @@
       </w:r>
       <w:r>
         <w:rPr>
+          <w:i/>
           <w:iCs/>
-          <w:i/>
         </w:rPr>
         <w:t xml:space="preserve">Prehistoric Hunters-Gatherers</w:t>
       </w:r>
       <w:r>
         <w:t xml:space="preserve">, edited by T. Douglas Price and James A. Brown, 385–423. Academic Press. https://doi.org/</w:t>
       </w:r>
-      <w:hyperlink r:id="rId120">
+      <w:hyperlink r:id="rId143">
         <w:r>
           <w:rPr>
             <w:rStyle w:val="Hyperlink"/>
@@ -5526,13 +6303,59 @@
         <w:t xml:space="preserve">.</w:t>
       </w:r>
     </w:p>
-    <w:bookmarkEnd w:id="121"/>
-    <w:bookmarkStart w:id="123" w:name="ref-Lycett_2019"/>
+    <w:bookmarkEnd w:id="144"/>
+    <w:bookmarkStart w:id="146" w:name="ref-Lovis_Donahue_2011"/>
     <w:p>
       <w:pPr>
         <w:pStyle w:val="Bibliography"/>
       </w:pPr>
       <w:r>
+        <w:t xml:space="preserve">Lovis, William A., and Randolph E. Donahue. 2011.</w:t>
+      </w:r>
+      <w:r>
+        <w:t xml:space="preserve"> </w:t>
+      </w:r>
+      <w:r>
+        <w:t xml:space="preserve">“Space, Information and Knowledge:”</w:t>
+      </w:r>
+      <w:r>
+        <w:t xml:space="preserve"> In</w:t>
+      </w:r>
+      <w:r>
+        <w:t xml:space="preserve"> </w:t>
+      </w:r>
+      <w:r>
+        <w:rPr>
+          <w:i/>
+          <w:iCs/>
+        </w:rPr>
+        <w:t xml:space="preserve">Information and Its Role in Hunter-Gatherer Bands</w:t>
+      </w:r>
+      <w:r>
+        <w:t xml:space="preserve">, edited by ROBERT WHALLON, WILLIAM A. LOVIS, and ROBERT K. HITCHCOCK, 59–84. Cotsen Institute of Archaeology Press at UCLA.</w:t>
+      </w:r>
+      <w:r>
+        <w:t xml:space="preserve"> </w:t>
+      </w:r>
+      <w:hyperlink r:id="rId145">
+        <w:r>
+          <w:rPr>
+            <w:rStyle w:val="Hyperlink"/>
+          </w:rPr>
+          <w:t xml:space="preserve">https://doi.org/10.2307/j.ctvdmwwz4.7</w:t>
+        </w:r>
+      </w:hyperlink>
+      <w:r>
+        <w:t xml:space="preserve">.</w:t>
+      </w:r>
+    </w:p>
+    <w:bookmarkEnd w:id="146"/>
+    <w:bookmarkStart w:id="148" w:name="ref-Lycett_2019"/>
+    <w:p>
+      <w:pPr>
+        <w:pStyle w:val="Bibliography"/>
+      </w:pPr>
+      <w:r>
         <w:t xml:space="preserve">Lycett, Stephen J. 2019.</w:t>
       </w:r>
       <w:r>
@@ -5546,8 +6369,8 @@
       </w:r>
       <w:r>
         <w:rPr>
+          <w:i/>
           <w:iCs/>
-          <w:i/>
         </w:rPr>
         <w:t xml:space="preserve">Archaeological and Anthropological Sciences</w:t>
       </w:r>
@@ -5560,7 +6383,7 @@
       <w:r>
         <w:t xml:space="preserve"> </w:t>
       </w:r>
-      <w:hyperlink r:id="rId122">
+      <w:hyperlink r:id="rId147">
         <w:r>
           <w:rPr>
             <w:rStyle w:val="Hyperlink"/>
@@ -5572,8 +6395,8 @@
         <w:t xml:space="preserve">.</w:t>
       </w:r>
     </w:p>
-    <w:bookmarkEnd w:id="123"/>
-    <w:bookmarkStart w:id="125" w:name="ref-Maher_Conkey_2019"/>
+    <w:bookmarkEnd w:id="148"/>
+    <w:bookmarkStart w:id="150" w:name="ref-Maher_Conkey_2019"/>
     <w:p>
       <w:pPr>
         <w:pStyle w:val="Bibliography"/>
@@ -5592,8 +6415,8 @@
       </w:r>
       <w:r>
         <w:rPr>
+          <w:i/>
           <w:iCs/>
-          <w:i/>
         </w:rPr>
         <w:t xml:space="preserve">Current Anthropology</w:t>
       </w:r>
@@ -5606,7 +6429,7 @@
       <w:r>
         <w:t xml:space="preserve"> </w:t>
       </w:r>
-      <w:hyperlink r:id="rId124">
+      <w:hyperlink r:id="rId149">
         <w:r>
           <w:rPr>
             <w:rStyle w:val="Hyperlink"/>
@@ -5618,8 +6441,8 @@
         <w:t xml:space="preserve">.</w:t>
       </w:r>
     </w:p>
-    <w:bookmarkEnd w:id="125"/>
-    <w:bookmarkStart w:id="127" w:name="ref-Mattson_2021"/>
+    <w:bookmarkEnd w:id="150"/>
+    <w:bookmarkStart w:id="152" w:name="ref-Mattson_2021"/>
     <w:p>
       <w:pPr>
         <w:pStyle w:val="Bibliography"/>
@@ -5641,8 +6464,8 @@
       </w:r>
       <w:r>
         <w:rPr>
+          <w:i/>
           <w:iCs/>
-          <w:i/>
         </w:rPr>
         <w:t xml:space="preserve">Personal Adornment and the Construction of Identity</w:t>
       </w:r>
@@ -5652,7 +6475,7 @@
       <w:r>
         <w:t xml:space="preserve"> </w:t>
       </w:r>
-      <w:hyperlink r:id="rId126">
+      <w:hyperlink r:id="rId151">
         <w:r>
           <w:rPr>
             <w:rStyle w:val="Hyperlink"/>
@@ -5664,8 +6487,8 @@
         <w:t xml:space="preserve">.</w:t>
       </w:r>
     </w:p>
-    <w:bookmarkEnd w:id="127"/>
-    <w:bookmarkStart w:id="128" w:name="ref-mcdonald2012social"/>
+    <w:bookmarkEnd w:id="152"/>
+    <w:bookmarkStart w:id="153" w:name="ref-mcdonald2012social"/>
     <w:p>
       <w:pPr>
         <w:pStyle w:val="Bibliography"/>
@@ -5684,8 +6507,8 @@
       </w:r>
       <w:r>
         <w:rPr>
+          <w:i/>
           <w:iCs/>
-          <w:i/>
         </w:rPr>
         <w:t xml:space="preserve">A Companion to Rock Art</w:t>
       </w:r>
@@ -5693,8 +6516,8 @@
         <w:t xml:space="preserve">, 90–102.</w:t>
       </w:r>
     </w:p>
-    <w:bookmarkEnd w:id="128"/>
-    <w:bookmarkStart w:id="129" w:name="ref-McDonald_Veth_Lilley_2006"/>
+    <w:bookmarkEnd w:id="153"/>
+    <w:bookmarkStart w:id="154" w:name="ref-McDonald_Veth_Lilley_2006"/>
     <w:p>
       <w:pPr>
         <w:pStyle w:val="Bibliography"/>
@@ -5719,8 +6542,8 @@
       </w:r>
       <w:r>
         <w:rPr>
+          <w:i/>
           <w:iCs/>
-          <w:i/>
         </w:rPr>
         <w:t xml:space="preserve">Archaeology of Oceania: Australia and the Pacific Islands</w:t>
       </w:r>
@@ -5728,8 +6551,8 @@
         <w:t xml:space="preserve">, 96–115. Malden, Mass: Blackwell Publishing.</w:t>
       </w:r>
     </w:p>
-    <w:bookmarkEnd w:id="129"/>
-    <w:bookmarkStart w:id="131" w:name="ref-Mills_2017"/>
+    <w:bookmarkEnd w:id="154"/>
+    <w:bookmarkStart w:id="156" w:name="ref-Mills_2017"/>
     <w:p>
       <w:pPr>
         <w:pStyle w:val="Bibliography"/>
@@ -5748,8 +6571,8 @@
       </w:r>
       <w:r>
         <w:rPr>
+          <w:i/>
           <w:iCs/>
-          <w:i/>
         </w:rPr>
         <w:t xml:space="preserve">Annual Review of Anthropology</w:t>
       </w:r>
@@ -5762,7 +6585,7 @@
       <w:r>
         <w:t xml:space="preserve"> </w:t>
       </w:r>
-      <w:hyperlink r:id="rId130">
+      <w:hyperlink r:id="rId155">
         <w:r>
           <w:rPr>
             <w:rStyle w:val="Hyperlink"/>
@@ -5774,8 +6597,8 @@
         <w:t xml:space="preserve">.</w:t>
       </w:r>
     </w:p>
-    <w:bookmarkEnd w:id="131"/>
-    <w:bookmarkStart w:id="133" w:name="ref-montet-white1994"/>
+    <w:bookmarkEnd w:id="156"/>
+    <w:bookmarkStart w:id="158" w:name="ref-montet-white1994"/>
     <w:p>
       <w:pPr>
         <w:pStyle w:val="Bibliography"/>
@@ -5794,8 +6617,8 @@
       </w:r>
       <w:r>
         <w:rPr>
+          <w:i/>
           <w:iCs/>
-          <w:i/>
         </w:rPr>
         <w:t xml:space="preserve">Annual Review of Anthropology</w:t>
       </w:r>
@@ -5808,7 +6631,7 @@
       <w:r>
         <w:t xml:space="preserve"> </w:t>
       </w:r>
-      <w:hyperlink r:id="rId132">
+      <w:hyperlink r:id="rId157">
         <w:r>
           <w:rPr>
             <w:rStyle w:val="Hyperlink"/>
@@ -5820,8 +6643,8 @@
         <w:t xml:space="preserve">.</w:t>
       </w:r>
     </w:p>
-    <w:bookmarkEnd w:id="133"/>
-    <w:bookmarkStart w:id="135" w:name="ref-Moore_2010"/>
+    <w:bookmarkEnd w:id="158"/>
+    <w:bookmarkStart w:id="160" w:name="ref-Moore_2010"/>
     <w:p>
       <w:pPr>
         <w:pStyle w:val="Bibliography"/>
@@ -5840,8 +6663,8 @@
       </w:r>
       <w:r>
         <w:rPr>
+          <w:i/>
           <w:iCs/>
-          <w:i/>
         </w:rPr>
         <w:t xml:space="preserve">Southeastern Archaeology</w:t>
       </w:r>
@@ -5854,7 +6677,7 @@
       <w:r>
         <w:t xml:space="preserve"> </w:t>
       </w:r>
-      <w:hyperlink r:id="rId134">
+      <w:hyperlink r:id="rId159">
         <w:r>
           <w:rPr>
             <w:rStyle w:val="Hyperlink"/>
@@ -5866,8 +6689,8 @@
         <w:t xml:space="preserve">.</w:t>
       </w:r>
     </w:p>
-    <w:bookmarkEnd w:id="135"/>
-    <w:bookmarkStart w:id="137" w:name="ref-Morwood_1987"/>
+    <w:bookmarkEnd w:id="160"/>
+    <w:bookmarkStart w:id="162" w:name="ref-Morwood_1987"/>
     <w:p>
       <w:pPr>
         <w:pStyle w:val="Bibliography"/>
@@ -5886,8 +6709,8 @@
       </w:r>
       <w:r>
         <w:rPr>
+          <w:i/>
           <w:iCs/>
-          <w:i/>
         </w:rPr>
         <w:t xml:space="preserve">Proceedings of the Prehistoric Society</w:t>
       </w:r>
@@ -5900,7 +6723,7 @@
       <w:r>
         <w:t xml:space="preserve"> </w:t>
       </w:r>
-      <w:hyperlink r:id="rId136">
+      <w:hyperlink r:id="rId161">
         <w:r>
           <w:rPr>
             <w:rStyle w:val="Hyperlink"/>
@@ -5912,156 +6735,150 @@
         <w:t xml:space="preserve">.</w:t>
       </w:r>
     </w:p>
-    <w:bookmarkEnd w:id="137"/>
-    <w:bookmarkStart w:id="139" w:name="ref-Newman_2006"/>
+    <w:bookmarkEnd w:id="162"/>
+    <w:bookmarkStart w:id="164" w:name="ref-Newlander_2012"/>
     <w:p>
       <w:pPr>
         <w:pStyle w:val="Bibliography"/>
       </w:pPr>
       <w:r>
-        <w:t xml:space="preserve">Newman, M. E. J. 2006.</w:t>
-      </w:r>
-      <w:r>
-        <w:t xml:space="preserve"> </w:t>
-      </w:r>
-      <w:r>
-        <w:t xml:space="preserve">“Modularity and Community Structure in Networks.”</w:t>
+        <w:t xml:space="preserve">Newlander, Khori S. 2012.</w:t>
+      </w:r>
+      <w:r>
+        <w:t xml:space="preserve"> </w:t>
+      </w:r>
+      <w:r>
+        <w:t xml:space="preserve">“Exchange, Embedded Procurement, and Hunter-Gatherer Mobility: A Case Study from the North American Great Basin.”</w:t>
       </w:r>
       <w:r>
         <w:t xml:space="preserve"> </w:t>
       </w:r>
       <w:r>
         <w:rPr>
+          <w:i/>
           <w:iCs/>
+        </w:rPr>
+        <w:t xml:space="preserve">ProQuest Dissertations and Theses</w:t>
+      </w:r>
+      <w:r>
+        <w:t xml:space="preserve">. Ph.D., University of Michigan.</w:t>
+      </w:r>
+      <w:r>
+        <w:t xml:space="preserve"> </w:t>
+      </w:r>
+      <w:hyperlink r:id="rId163">
+        <w:r>
+          <w:rPr>
+            <w:rStyle w:val="Hyperlink"/>
+          </w:rPr>
+          <w:t xml:space="preserve">https://www.proquest.com/dissertations-theses/exchange-embedded-procurement-hunter-gatherer/docview/1026968975/se-2?accountid=14784</w:t>
+        </w:r>
+      </w:hyperlink>
+      <w:r>
+        <w:t xml:space="preserve">.</w:t>
+      </w:r>
+    </w:p>
+    <w:bookmarkEnd w:id="164"/>
+    <w:bookmarkStart w:id="166" w:name="ref-Vegan2001"/>
+    <w:p>
+      <w:pPr>
+        <w:pStyle w:val="Bibliography"/>
+      </w:pPr>
+      <w:r>
+        <w:t xml:space="preserve">Oksanen, Jari, Gavin L. Simpson, F. Guillaume Blanchet, Roeland Kindt, Pierre Legendre, Peter R. Minchin, R. B. O’Hara, et al. 2001.</w:t>
+      </w:r>
+      <w:r>
+        <w:t xml:space="preserve"> </w:t>
+      </w:r>
+      <w:r>
+        <w:t xml:space="preserve">“Vegan: Community Ecology Package.”</w:t>
+      </w:r>
+      <w:r>
+        <w:t xml:space="preserve"> </w:t>
+      </w:r>
+      <w:hyperlink r:id="rId165">
+        <w:r>
+          <w:rPr>
+            <w:rStyle w:val="Hyperlink"/>
+          </w:rPr>
+          <w:t xml:space="preserve">https://doi.org/10.32614/CRAN.package.vegan</w:t>
+        </w:r>
+      </w:hyperlink>
+      <w:r>
+        <w:t xml:space="preserve">.</w:t>
+      </w:r>
+    </w:p>
+    <w:bookmarkEnd w:id="166"/>
+    <w:bookmarkStart w:id="168" w:name="ref-Padilla-Iglesias_Bischoff_2024"/>
+    <w:p>
+      <w:pPr>
+        <w:pStyle w:val="Bibliography"/>
+      </w:pPr>
+      <w:r>
+        <w:t xml:space="preserve">Padilla-Iglesias, Cecilia, and Robert J. Bischoff. 2024.</w:t>
+      </w:r>
+      <w:r>
+        <w:t xml:space="preserve"> </w:t>
+      </w:r>
+      <w:r>
+        <w:t xml:space="preserve">“Hunter-Gatherer Mobility Patterns Influence the Reconstruction of Social Networks from Archaeological Assemblages.”</w:t>
+      </w:r>
+      <w:r>
+        <w:t xml:space="preserve"> </w:t>
+      </w:r>
+      <w:r>
+        <w:rPr>
           <w:i/>
+          <w:iCs/>
         </w:rPr>
-        <w:t xml:space="preserve">Proceedings of the National Academy of Sciences</w:t>
-      </w:r>
-      <w:r>
-        <w:t xml:space="preserve"> </w:t>
-      </w:r>
-      <w:r>
-        <w:t xml:space="preserve">103 (23): 8577–82.</w:t>
-      </w:r>
-      <w:r>
-        <w:t xml:space="preserve"> </w:t>
-      </w:r>
-      <w:hyperlink r:id="rId138">
-        <w:r>
-          <w:rPr>
-            <w:rStyle w:val="Hyperlink"/>
-          </w:rPr>
-          <w:t xml:space="preserve">https://doi.org/10.1073/pnas.0601602103</w:t>
+        <w:t xml:space="preserve">Journal of Archaeological Science: Reports</w:t>
+      </w:r>
+      <w:r>
+        <w:t xml:space="preserve"> </w:t>
+      </w:r>
+      <w:r>
+        <w:t xml:space="preserve">59: 104798. https://doi.org/</w:t>
+      </w:r>
+      <w:hyperlink r:id="rId167">
+        <w:r>
+          <w:rPr>
+            <w:rStyle w:val="Hyperlink"/>
+          </w:rPr>
+          <w:t xml:space="preserve">https://doi.org/10.1016/j.jasrep.2024.104798</w:t>
         </w:r>
       </w:hyperlink>
       <w:r>
         <w:t xml:space="preserve">.</w:t>
       </w:r>
     </w:p>
-    <w:bookmarkEnd w:id="139"/>
-    <w:bookmarkStart w:id="141" w:name="ref-Newman_Girvan_2004"/>
+    <w:bookmarkEnd w:id="168"/>
+    <w:bookmarkStart w:id="169" w:name="ref-Pate_2006"/>
     <w:p>
       <w:pPr>
         <w:pStyle w:val="Bibliography"/>
       </w:pPr>
       <w:r>
-        <w:t xml:space="preserve">Newman, M. E. J., and M. Girvan. 2004.</w:t>
-      </w:r>
-      <w:r>
-        <w:t xml:space="preserve"> </w:t>
-      </w:r>
-      <w:r>
-        <w:t xml:space="preserve">“Finding and Evaluating Community Structure in Networks.”</w:t>
+        <w:t xml:space="preserve">Pate, Frank. 2006.</w:t>
+      </w:r>
+      <w:r>
+        <w:t xml:space="preserve"> </w:t>
+      </w:r>
+      <w:r>
+        <w:t xml:space="preserve">“Hunter-Gatherer Social Complexity at Roonka Flat, South Australia.”</w:t>
+      </w:r>
+      <w:r>
+        <w:t xml:space="preserve"> </w:t>
+      </w:r>
+      <w:r>
+        <w:t xml:space="preserve">In</w:t>
       </w:r>
       <w:r>
         <w:t xml:space="preserve"> </w:t>
       </w:r>
       <w:r>
         <w:rPr>
+          <w:i/>
           <w:iCs/>
-          <w:i/>
-        </w:rPr>
-        <w:t xml:space="preserve">Physical Review E</w:t>
-      </w:r>
-      <w:r>
-        <w:t xml:space="preserve"> </w:t>
-      </w:r>
-      <w:r>
-        <w:t xml:space="preserve">69 (2): 026113.</w:t>
-      </w:r>
-      <w:r>
-        <w:t xml:space="preserve"> </w:t>
-      </w:r>
-      <w:hyperlink r:id="rId140">
-        <w:r>
-          <w:rPr>
-            <w:rStyle w:val="Hyperlink"/>
-          </w:rPr>
-          <w:t xml:space="preserve">https://doi.org/10.1103/PhysRevE.69.026113</w:t>
-        </w:r>
-      </w:hyperlink>
-      <w:r>
-        <w:t xml:space="preserve">.</w:t>
-      </w:r>
-    </w:p>
-    <w:bookmarkEnd w:id="141"/>
-    <w:bookmarkStart w:id="143" w:name="ref-Vegan2001"/>
-    <w:p>
-      <w:pPr>
-        <w:pStyle w:val="Bibliography"/>
-      </w:pPr>
-      <w:r>
-        <w:t xml:space="preserve">Oksanen, Jari, Gavin L. Simpson, F. Guillaume Blanchet, Roeland Kindt, Pierre Legendre, Peter R. Minchin, R. B. O’Hara, et al. 2001.</w:t>
-      </w:r>
-      <w:r>
-        <w:t xml:space="preserve"> </w:t>
-      </w:r>
-      <w:r>
-        <w:t xml:space="preserve">“Vegan: Community Ecology Package.”</w:t>
-      </w:r>
-      <w:r>
-        <w:t xml:space="preserve"> </w:t>
-      </w:r>
-      <w:hyperlink r:id="rId142">
-        <w:r>
-          <w:rPr>
-            <w:rStyle w:val="Hyperlink"/>
-          </w:rPr>
-          <w:t xml:space="preserve">https://doi.org/10.32614/CRAN.package.vegan</w:t>
-        </w:r>
-      </w:hyperlink>
-      <w:r>
-        <w:t xml:space="preserve">.</w:t>
-      </w:r>
-    </w:p>
-    <w:bookmarkEnd w:id="143"/>
-    <w:bookmarkStart w:id="144" w:name="ref-Pate_2006"/>
-    <w:p>
-      <w:pPr>
-        <w:pStyle w:val="Bibliography"/>
-      </w:pPr>
-      <w:r>
-        <w:t xml:space="preserve">Pate, Frank. 2006.</w:t>
-      </w:r>
-      <w:r>
-        <w:t xml:space="preserve"> </w:t>
-      </w:r>
-      <w:r>
-        <w:t xml:space="preserve">“Hunter-Gatherer Social Complexity at Roonka Flat, South Australia.”</w:t>
-      </w:r>
-      <w:r>
-        <w:t xml:space="preserve"> </w:t>
-      </w:r>
-      <w:r>
-        <w:t xml:space="preserve">In</w:t>
-      </w:r>
-      <w:r>
-        <w:t xml:space="preserve"> </w:t>
-      </w:r>
-      <w:r>
-        <w:rPr>
-          <w:iCs/>
-          <w:i/>
         </w:rPr>
         <w:t xml:space="preserve">The Social Archaeology of Australian Indigenous Societies</w:t>
       </w:r>
@@ -6069,8 +6886,8 @@
         <w:t xml:space="preserve">, 226–41. Aboriginal Studies Press.</w:t>
       </w:r>
     </w:p>
-    <w:bookmarkEnd w:id="144"/>
-    <w:bookmarkStart w:id="146" w:name="ref-statnet_package"/>
+    <w:bookmarkEnd w:id="169"/>
+    <w:bookmarkStart w:id="171" w:name="ref-statnet_package"/>
     <w:p>
       <w:pPr>
         <w:pStyle w:val="Bibliography"/>
@@ -6093,7 +6910,7 @@
       <w:r>
         <w:t xml:space="preserve"> </w:t>
       </w:r>
-      <w:hyperlink r:id="rId145">
+      <w:hyperlink r:id="rId170">
         <w:r>
           <w:rPr>
             <w:rStyle w:val="Hyperlink"/>
@@ -6105,8 +6922,8 @@
         <w:t xml:space="preserve">.</w:t>
       </w:r>
     </w:p>
-    <w:bookmarkEnd w:id="146"/>
-    <w:bookmarkStart w:id="148" w:name="ref-Herskind2023"/>
+    <w:bookmarkEnd w:id="171"/>
+    <w:bookmarkStart w:id="173" w:name="ref-Herskind2023"/>
     <w:p>
       <w:pPr>
         <w:pStyle w:val="Bibliography"/>
@@ -6125,8 +6942,8 @@
       </w:r>
       <w:r>
         <w:rPr>
+          <w:i/>
           <w:iCs/>
-          <w:i/>
         </w:rPr>
         <w:t xml:space="preserve">Hunter Gatherer Research</w:t>
       </w:r>
@@ -6139,7 +6956,7 @@
       <w:r>
         <w:t xml:space="preserve"> </w:t>
       </w:r>
-      <w:hyperlink r:id="rId147">
+      <w:hyperlink r:id="rId172">
         <w:r>
           <w:rPr>
             <w:rStyle w:val="Hyperlink"/>
@@ -6151,8 +6968,8 @@
         <w:t xml:space="preserve">.</w:t>
       </w:r>
     </w:p>
-    <w:bookmarkEnd w:id="148"/>
-    <w:bookmarkStart w:id="150" w:name="ref-Price_Brown_1985"/>
+    <w:bookmarkEnd w:id="173"/>
+    <w:bookmarkStart w:id="175" w:name="ref-Price_Brown_1985"/>
     <w:p>
       <w:pPr>
         <w:pStyle w:val="Bibliography"/>
@@ -6177,15 +6994,15 @@
       </w:r>
       <w:r>
         <w:rPr>
+          <w:i/>
           <w:iCs/>
-          <w:i/>
         </w:rPr>
         <w:t xml:space="preserve">Prehistoric Hunters-Gatherers</w:t>
       </w:r>
       <w:r>
         <w:t xml:space="preserve">, edited by T. Douglas Price and James A. Brown, 3–20. Academic Press. https://doi.org/</w:t>
       </w:r>
-      <w:hyperlink r:id="rId149">
+      <w:hyperlink r:id="rId174">
         <w:r>
           <w:rPr>
             <w:rStyle w:val="Hyperlink"/>
@@ -6197,8 +7014,8 @@
         <w:t xml:space="preserve">.</w:t>
       </w:r>
     </w:p>
-    <w:bookmarkEnd w:id="150"/>
-    <w:bookmarkStart w:id="152" w:name="ref-Riches_1995"/>
+    <w:bookmarkEnd w:id="175"/>
+    <w:bookmarkStart w:id="177" w:name="ref-Riches_1995"/>
     <w:p>
       <w:pPr>
         <w:pStyle w:val="Bibliography"/>
@@ -6217,8 +7034,8 @@
       </w:r>
       <w:r>
         <w:rPr>
+          <w:i/>
           <w:iCs/>
-          <w:i/>
         </w:rPr>
         <w:t xml:space="preserve">The Journal of the Royal Anthropological Institute</w:t>
       </w:r>
@@ -6231,7 +7048,7 @@
       <w:r>
         <w:t xml:space="preserve"> </w:t>
       </w:r>
-      <w:hyperlink r:id="rId151">
+      <w:hyperlink r:id="rId176">
         <w:r>
           <w:rPr>
             <w:rStyle w:val="Hyperlink"/>
@@ -6243,13 +7060,59 @@
         <w:t xml:space="preserve">.</w:t>
       </w:r>
     </w:p>
-    <w:bookmarkEnd w:id="152"/>
-    <w:bookmarkStart w:id="153" w:name="ref-Rogers_2013"/>
+    <w:bookmarkEnd w:id="177"/>
+    <w:bookmarkStart w:id="179" w:name="ref-Rigaud_dErrico_Vanhaeren_2015"/>
     <w:p>
       <w:pPr>
         <w:pStyle w:val="Bibliography"/>
       </w:pPr>
       <w:r>
+        <w:t xml:space="preserve">Rigaud, Solange, Francesco d’Errico, and Marian Vanhaeren. 2015.</w:t>
+      </w:r>
+      <w:r>
+        <w:t xml:space="preserve"> </w:t>
+      </w:r>
+      <w:r>
+        <w:t xml:space="preserve">“Ornaments Reveal Resistance of North European Cultures to the Spread of Farming.”</w:t>
+      </w:r>
+      <w:r>
+        <w:t xml:space="preserve"> </w:t>
+      </w:r>
+      <w:r>
+        <w:rPr>
+          <w:i/>
+          <w:iCs/>
+        </w:rPr>
+        <w:t xml:space="preserve">PLOS ONE</w:t>
+      </w:r>
+      <w:r>
+        <w:t xml:space="preserve"> </w:t>
+      </w:r>
+      <w:r>
+        <w:t xml:space="preserve">10 (4): e0121166.</w:t>
+      </w:r>
+      <w:r>
+        <w:t xml:space="preserve"> </w:t>
+      </w:r>
+      <w:hyperlink r:id="rId178">
+        <w:r>
+          <w:rPr>
+            <w:rStyle w:val="Hyperlink"/>
+          </w:rPr>
+          <w:t xml:space="preserve">https://doi.org/10.1371/journal.pone.0121166</w:t>
+        </w:r>
+      </w:hyperlink>
+      <w:r>
+        <w:t xml:space="preserve">.</w:t>
+      </w:r>
+    </w:p>
+    <w:bookmarkEnd w:id="179"/>
+    <w:bookmarkStart w:id="180" w:name="ref-Rogers_2013"/>
+    <w:p>
+      <w:pPr>
+        <w:pStyle w:val="Bibliography"/>
+      </w:pPr>
+      <w:r>
         <w:t xml:space="preserve">Rogers, Lisa. 2013.</w:t>
       </w:r>
       <w:r>
@@ -6265,13 +7128,56 @@
         <w:t xml:space="preserve">PhD thesis, University of Victoria.</w:t>
       </w:r>
     </w:p>
-    <w:bookmarkEnd w:id="153"/>
-    <w:bookmarkStart w:id="155" w:name="ref-Sauvet_2018"/>
+    <w:bookmarkEnd w:id="180"/>
+    <w:bookmarkStart w:id="182" w:name="ref-Romano_Lozano_Fern2022"/>
     <w:p>
       <w:pPr>
         <w:pStyle w:val="Bibliography"/>
       </w:pPr>
       <w:r>
+        <w:t xml:space="preserve">Romano, Valéria, Sergi Lozano, and Javier Fernández-López de Pablo. 2022.</w:t>
+      </w:r>
+      <w:r>
+        <w:t xml:space="preserve"> </w:t>
+      </w:r>
+      <w:r>
+        <w:t xml:space="preserve">“Reconstructing Social Networks of Late Glacial and Holocene Hunter–Gatherers to Understand Cultural Evolution.”</w:t>
+      </w:r>
+      <w:r>
+        <w:t xml:space="preserve"> </w:t>
+      </w:r>
+      <w:r>
+        <w:rPr>
+          <w:i/>
+          <w:iCs/>
+        </w:rPr>
+        <w:t xml:space="preserve">Philosophical Transactions of the Royal Society B</w:t>
+      </w:r>
+      <w:r>
+        <w:t xml:space="preserve"> </w:t>
+      </w:r>
+      <w:r>
+        <w:t xml:space="preserve">377 (1843). https://doi.org/</w:t>
+      </w:r>
+      <w:hyperlink r:id="rId181">
+        <w:r>
+          <w:rPr>
+            <w:rStyle w:val="Hyperlink"/>
+          </w:rPr>
+          <w:t xml:space="preserve">https://doi.org/10.1098/rstb.2020.0318</w:t>
+        </w:r>
+      </w:hyperlink>
+      <w:r>
+        <w:t xml:space="preserve">.</w:t>
+      </w:r>
+    </w:p>
+    <w:bookmarkEnd w:id="182"/>
+    <w:bookmarkStart w:id="184" w:name="ref-Sauvet_2018"/>
+    <w:p>
+      <w:pPr>
+        <w:pStyle w:val="Bibliography"/>
+      </w:pPr>
+      <w:r>
         <w:t xml:space="preserve">Sauvet, Georges, Raphaëlle Bourrillon, Diego Garate, Stéphane Petrognani, Olivia Rivero, Eric Robert, and Gilles Tosello. 2018.</w:t>
       </w:r>
       <w:r>
@@ -6285,8 +7191,8 @@
       </w:r>
       <w:r>
         <w:rPr>
+          <w:i/>
           <w:iCs/>
-          <w:i/>
         </w:rPr>
         <w:t xml:space="preserve">Quaternary International</w:t>
       </w:r>
@@ -6296,7 +7202,7 @@
       <w:r>
         <w:t xml:space="preserve"> </w:t>
       </w:r>
-      <w:hyperlink r:id="rId154">
+      <w:hyperlink r:id="rId183">
         <w:r>
           <w:rPr>
             <w:rStyle w:val="Hyperlink"/>
@@ -6308,13 +7214,56 @@
         <w:t xml:space="preserve">.</w:t>
       </w:r>
     </w:p>
-    <w:bookmarkEnd w:id="155"/>
-    <w:bookmarkStart w:id="157" w:name="X68cdd7ba62fc5dd3e1e9b497937717305f7b9a0"/>
+    <w:bookmarkEnd w:id="184"/>
+    <w:bookmarkStart w:id="186" w:name="ref-Schwendler_2012"/>
     <w:p>
       <w:pPr>
         <w:pStyle w:val="Bibliography"/>
       </w:pPr>
       <w:r>
+        <w:t xml:space="preserve">Schwendler, Rebecca H. 2012.</w:t>
+      </w:r>
+      <w:r>
+        <w:t xml:space="preserve"> </w:t>
+      </w:r>
+      <w:r>
+        <w:t xml:space="preserve">“Diversity in Social Organization Across Magdalenian Western Europe Ca. 17–12,000 BP.”</w:t>
+      </w:r>
+      <w:r>
+        <w:t xml:space="preserve"> </w:t>
+      </w:r>
+      <w:r>
+        <w:rPr>
+          <w:i/>
+          <w:iCs/>
+        </w:rPr>
+        <w:t xml:space="preserve">Quaternary International</w:t>
+      </w:r>
+      <w:r>
+        <w:t xml:space="preserve"> </w:t>
+      </w:r>
+      <w:r>
+        <w:t xml:space="preserve">272–273: 333–53. https://doi.org/</w:t>
+      </w:r>
+      <w:hyperlink r:id="rId185">
+        <w:r>
+          <w:rPr>
+            <w:rStyle w:val="Hyperlink"/>
+          </w:rPr>
+          <w:t xml:space="preserve">https://doi.org/10.1016/j.quaint.2012.03.054</w:t>
+        </w:r>
+      </w:hyperlink>
+      <w:r>
+        <w:t xml:space="preserve">.</w:t>
+      </w:r>
+    </w:p>
+    <w:bookmarkEnd w:id="186"/>
+    <w:bookmarkStart w:id="188" w:name="X68cdd7ba62fc5dd3e1e9b497937717305f7b9a0"/>
+    <w:p>
+      <w:pPr>
+        <w:pStyle w:val="Bibliography"/>
+      </w:pPr>
+      <w:r>
         <w:t xml:space="preserve">Shao, Yaping, Heiko Limberg, Konstantin Klein, Christian Wegener, Isabell Schmidt, Gerd-Christian Weniger, Andreas Hense, and Masoud Rostami. 2021.</w:t>
       </w:r>
       <w:r>
@@ -6328,8 +7277,8 @@
       </w:r>
       <w:r>
         <w:rPr>
+          <w:i/>
           <w:iCs/>
-          <w:i/>
         </w:rPr>
         <w:t xml:space="preserve">Quaternary Science Reviews</w:t>
       </w:r>
@@ -6339,7 +7288,7 @@
       <w:r>
         <w:t xml:space="preserve">263: 106995. https://doi.org/</w:t>
       </w:r>
-      <w:hyperlink r:id="rId156">
+      <w:hyperlink r:id="rId187">
         <w:r>
           <w:rPr>
             <w:rStyle w:val="Hyperlink"/>
@@ -6351,8 +7300,8 @@
         <w:t xml:space="preserve">.</w:t>
       </w:r>
     </w:p>
-    <w:bookmarkEnd w:id="157"/>
-    <w:bookmarkStart w:id="159" w:name="X8c17deb08b87fbfa26556dda630532ff62c8bd1"/>
+    <w:bookmarkEnd w:id="188"/>
+    <w:bookmarkStart w:id="190" w:name="X8c17deb08b87fbfa26556dda630532ff62c8bd1"/>
     <w:p>
       <w:pPr>
         <w:pStyle w:val="Bibliography"/>
@@ -6371,8 +7320,8 @@
       </w:r>
       <w:r>
         <w:rPr>
+          <w:i/>
           <w:iCs/>
-          <w:i/>
         </w:rPr>
         <w:t xml:space="preserve">Nature Communications</w:t>
       </w:r>
@@ -6385,7 +7334,7 @@
       <w:r>
         <w:t xml:space="preserve"> </w:t>
       </w:r>
-      <w:hyperlink r:id="rId158">
+      <w:hyperlink r:id="rId189">
         <w:r>
           <w:rPr>
             <w:rStyle w:val="Hyperlink"/>
@@ -6397,13 +7346,126 @@
         <w:t xml:space="preserve">.</w:t>
       </w:r>
     </w:p>
-    <w:bookmarkEnd w:id="159"/>
-    <w:bookmarkStart w:id="161" w:name="ref-smith1992"/>
+    <w:bookmarkEnd w:id="190"/>
+    <w:bookmarkStart w:id="192" w:name="ref-Shennan_Crema_Kerig_2015"/>
     <w:p>
       <w:pPr>
         <w:pStyle w:val="Bibliography"/>
       </w:pPr>
       <w:r>
+        <w:t xml:space="preserve">Shennan, Stephen J., Enrico R. Crema, and Tim Kerig. 2015.</w:t>
+      </w:r>
+      <w:r>
+        <w:t xml:space="preserve"> </w:t>
+      </w:r>
+      <w:r>
+        <w:t xml:space="preserve">“Isolation-by-Distance, Homophily, and</w:t>
+      </w:r>
+      <w:r>
+        <w:t xml:space="preserve"> </w:t>
+      </w:r>
+      <w:r>
+        <w:t xml:space="preserve">‘Core’</w:t>
+      </w:r>
+      <w:r>
+        <w:t xml:space="preserve"> </w:t>
+      </w:r>
+      <w:r>
+        <w:t xml:space="preserve">Vs.</w:t>
+      </w:r>
+      <w:r>
+        <w:t xml:space="preserve"> </w:t>
+      </w:r>
+      <w:r>
+        <w:t xml:space="preserve">‘Package’</w:t>
+      </w:r>
+      <w:r>
+        <w:t xml:space="preserve"> </w:t>
+      </w:r>
+      <w:r>
+        <w:t xml:space="preserve">Cultural Evolution Models in Neolithic Europe.”</w:t>
+      </w:r>
+      <w:r>
+        <w:t xml:space="preserve"> </w:t>
+      </w:r>
+      <w:r>
+        <w:rPr>
+          <w:i/>
+          <w:iCs/>
+        </w:rPr>
+        <w:t xml:space="preserve">Evolution and Human Behavior</w:t>
+      </w:r>
+      <w:r>
+        <w:t xml:space="preserve"> </w:t>
+      </w:r>
+      <w:r>
+        <w:t xml:space="preserve">36 (2): 103–9.</w:t>
+      </w:r>
+      <w:r>
+        <w:t xml:space="preserve"> </w:t>
+      </w:r>
+      <w:hyperlink r:id="rId191">
+        <w:r>
+          <w:rPr>
+            <w:rStyle w:val="Hyperlink"/>
+          </w:rPr>
+          <w:t xml:space="preserve">https://doi.org/10.1016/j.evolhumbehav.2014.09.006</w:t>
+        </w:r>
+      </w:hyperlink>
+      <w:r>
+        <w:t xml:space="preserve">.</w:t>
+      </w:r>
+    </w:p>
+    <w:bookmarkEnd w:id="192"/>
+    <w:bookmarkStart w:id="194" w:name="ref-Singh_Glowacki_2022"/>
+    <w:p>
+      <w:pPr>
+        <w:pStyle w:val="Bibliography"/>
+      </w:pPr>
+      <w:r>
+        <w:t xml:space="preserve">Singh, Manvir, and Luke Glowacki. 2022.</w:t>
+      </w:r>
+      <w:r>
+        <w:t xml:space="preserve"> </w:t>
+      </w:r>
+      <w:r>
+        <w:t xml:space="preserve">“Human Social Organization During the Late Pleistocene: Beyond the Nomadic-Egalitarian Model.”</w:t>
+      </w:r>
+      <w:r>
+        <w:t xml:space="preserve"> </w:t>
+      </w:r>
+      <w:r>
+        <w:rPr>
+          <w:i/>
+          <w:iCs/>
+        </w:rPr>
+        <w:t xml:space="preserve">Evolution and Human Behavior</w:t>
+      </w:r>
+      <w:r>
+        <w:t xml:space="preserve"> </w:t>
+      </w:r>
+      <w:r>
+        <w:t xml:space="preserve">43 (5): 418–31. https://doi.org/</w:t>
+      </w:r>
+      <w:hyperlink r:id="rId193">
+        <w:r>
+          <w:rPr>
+            <w:rStyle w:val="Hyperlink"/>
+          </w:rPr>
+          <w:t xml:space="preserve">https://doi.org/10.1016/j.evolhumbehav.2022.07.003</w:t>
+        </w:r>
+      </w:hyperlink>
+      <w:r>
+        <w:t xml:space="preserve">.</w:t>
+      </w:r>
+    </w:p>
+    <w:bookmarkEnd w:id="194"/>
+    <w:bookmarkStart w:id="196" w:name="ref-smith1992"/>
+    <w:p>
+      <w:pPr>
+        <w:pStyle w:val="Bibliography"/>
+      </w:pPr>
+      <w:r>
         <w:t xml:space="preserve">Smith, Claire. 1992a.</w:t>
       </w:r>
       <w:r>
@@ -6417,8 +7479,8 @@
       </w:r>
       <w:r>
         <w:rPr>
+          <w:i/>
           <w:iCs/>
-          <w:i/>
         </w:rPr>
         <w:t xml:space="preserve">Australian Archaeology</w:t>
       </w:r>
@@ -6428,7 +7490,7 @@
       <w:r>
         <w:t xml:space="preserve"> </w:t>
       </w:r>
-      <w:hyperlink r:id="rId160">
+      <w:hyperlink r:id="rId195">
         <w:r>
           <w:rPr>
             <w:rStyle w:val="Hyperlink"/>
@@ -6440,8 +7502,8 @@
         <w:t xml:space="preserve">.</w:t>
       </w:r>
     </w:p>
-    <w:bookmarkEnd w:id="161"/>
-    <w:bookmarkStart w:id="163" w:name="ref-smith1992Design"/>
+    <w:bookmarkEnd w:id="196"/>
+    <w:bookmarkStart w:id="198" w:name="ref-smith1992Design"/>
     <w:p>
       <w:pPr>
         <w:pStyle w:val="Bibliography"/>
@@ -6460,8 +7522,8 @@
       </w:r>
       <w:r>
         <w:rPr>
+          <w:i/>
           <w:iCs/>
-          <w:i/>
         </w:rPr>
         <w:t xml:space="preserve">Australian Archaeology</w:t>
       </w:r>
@@ -6471,7 +7533,7 @@
       <w:r>
         <w:t xml:space="preserve"> </w:t>
       </w:r>
-      <w:hyperlink r:id="rId162">
+      <w:hyperlink r:id="rId197">
         <w:r>
           <w:rPr>
             <w:rStyle w:val="Hyperlink"/>
@@ -6483,8 +7545,8 @@
         <w:t xml:space="preserve">.</w:t>
       </w:r>
     </w:p>
-    <w:bookmarkEnd w:id="163"/>
-    <w:bookmarkStart w:id="165" w:name="ref-Mantel_Smouse"/>
+    <w:bookmarkEnd w:id="198"/>
+    <w:bookmarkStart w:id="200" w:name="ref-Mantel_Smouse"/>
     <w:p>
       <w:pPr>
         <w:pStyle w:val="Bibliography"/>
@@ -6503,8 +7565,8 @@
       </w:r>
       <w:r>
         <w:rPr>
+          <w:i/>
           <w:iCs/>
-          <w:i/>
         </w:rPr>
         <w:t xml:space="preserve">American Journal of Physical Anthropology</w:t>
       </w:r>
@@ -6514,7 +7576,7 @@
       <w:r>
         <w:t xml:space="preserve">35 (S15): 187–213. https://doi.org/</w:t>
       </w:r>
-      <w:hyperlink r:id="rId164">
+      <w:hyperlink r:id="rId199">
         <w:r>
           <w:rPr>
             <w:rStyle w:val="Hyperlink"/>
@@ -6526,8 +7588,8 @@
         <w:t xml:space="preserve">.</w:t>
       </w:r>
     </w:p>
-    <w:bookmarkEnd w:id="165"/>
-    <w:bookmarkStart w:id="166" w:name="X79d7c52b9cdbe72fc1b94e51c6ee6057d0c4a50"/>
+    <w:bookmarkEnd w:id="200"/>
+    <w:bookmarkStart w:id="201" w:name="X79d7c52b9cdbe72fc1b94e51c6ee6057d0c4a50"/>
     <w:p>
       <w:pPr>
         <w:pStyle w:val="Bibliography"/>
@@ -6552,8 +7614,8 @@
       </w:r>
       <w:r>
         <w:rPr>
+          <w:i/>
           <w:iCs/>
-          <w:i/>
         </w:rPr>
         <w:t xml:space="preserve">The Magdalenian Household</w:t>
       </w:r>
@@ -6561,8 +7623,8 @@
         <w:t xml:space="preserve">, 235–44. SUNY Press.</w:t>
       </w:r>
     </w:p>
-    <w:bookmarkEnd w:id="166"/>
-    <w:bookmarkStart w:id="168" w:name="ref-Svoboda_2013"/>
+    <w:bookmarkEnd w:id="201"/>
+    <w:bookmarkStart w:id="203" w:name="ref-Svoboda_2013"/>
     <w:p>
       <w:pPr>
         <w:pStyle w:val="Bibliography"/>
@@ -6581,8 +7643,8 @@
       </w:r>
       <w:r>
         <w:rPr>
+          <w:i/>
           <w:iCs/>
-          <w:i/>
         </w:rPr>
         <w:t xml:space="preserve">Palethnologie. Archéologie Et Sciences Humaines</w:t>
       </w:r>
@@ -6592,7 +7654,7 @@
       <w:r>
         <w:t xml:space="preserve"> </w:t>
       </w:r>
-      <w:hyperlink r:id="rId167">
+      <w:hyperlink r:id="rId202">
         <w:r>
           <w:rPr>
             <w:rStyle w:val="Hyperlink"/>
@@ -6604,8 +7666,8 @@
         <w:t xml:space="preserve">.</w:t>
       </w:r>
     </w:p>
-    <w:bookmarkEnd w:id="168"/>
-    <w:bookmarkStart w:id="170" w:name="ref-Tartar_2012"/>
+    <w:bookmarkEnd w:id="203"/>
+    <w:bookmarkStart w:id="205" w:name="ref-Tartar_2012"/>
     <w:p>
       <w:pPr>
         <w:pStyle w:val="Bibliography"/>
@@ -6624,8 +7686,8 @@
       </w:r>
       <w:r>
         <w:rPr>
+          <w:i/>
           <w:iCs/>
-          <w:i/>
         </w:rPr>
         <w:t xml:space="preserve">Journal of Archaeological Science</w:t>
       </w:r>
@@ -6638,7 +7700,7 @@
       <w:r>
         <w:t xml:space="preserve"> </w:t>
       </w:r>
-      <w:hyperlink r:id="rId169">
+      <w:hyperlink r:id="rId204">
         <w:r>
           <w:rPr>
             <w:rStyle w:val="Hyperlink"/>
@@ -6650,8 +7712,8 @@
         <w:t xml:space="preserve">.</w:t>
       </w:r>
     </w:p>
-    <w:bookmarkEnd w:id="170"/>
-    <w:bookmarkStart w:id="172" w:name="ref-Tartar_2015"/>
+    <w:bookmarkEnd w:id="205"/>
+    <w:bookmarkStart w:id="207" w:name="ref-Tartar_2015"/>
     <w:p>
       <w:pPr>
         <w:pStyle w:val="Bibliography"/>
@@ -6670,8 +7732,8 @@
       </w:r>
       <w:r>
         <w:rPr>
+          <w:i/>
           <w:iCs/>
-          <w:i/>
         </w:rPr>
         <w:t xml:space="preserve">Palethnologie. Archéologie Et Sciences Humaines</w:t>
       </w:r>
@@ -6681,7 +7743,7 @@
       <w:r>
         <w:t xml:space="preserve"> </w:t>
       </w:r>
-      <w:hyperlink r:id="rId171">
+      <w:hyperlink r:id="rId206">
         <w:r>
           <w:rPr>
             <w:rStyle w:val="Hyperlink"/>
@@ -6693,8 +7755,8 @@
         <w:t xml:space="preserve">.</w:t>
       </w:r>
     </w:p>
-    <w:bookmarkEnd w:id="172"/>
-    <w:bookmarkStart w:id="174" w:name="ref-Tejero_Grimaldi_2015"/>
+    <w:bookmarkEnd w:id="207"/>
+    <w:bookmarkStart w:id="209" w:name="ref-Tejero_Grimaldi_2015"/>
     <w:p>
       <w:pPr>
         <w:pStyle w:val="Bibliography"/>
@@ -6713,8 +7775,8 @@
       </w:r>
       <w:r>
         <w:rPr>
+          <w:i/>
           <w:iCs/>
-          <w:i/>
         </w:rPr>
         <w:t xml:space="preserve">Journal of Archaeological Science</w:t>
       </w:r>
@@ -6727,7 +7789,7 @@
       <w:r>
         <w:t xml:space="preserve"> </w:t>
       </w:r>
-      <w:hyperlink r:id="rId173">
+      <w:hyperlink r:id="rId208">
         <w:r>
           <w:rPr>
             <w:rStyle w:val="Hyperlink"/>
@@ -6739,8 +7801,8 @@
         <w:t xml:space="preserve">.</w:t>
       </w:r>
     </w:p>
-    <w:bookmarkEnd w:id="174"/>
-    <w:bookmarkStart w:id="176" w:name="ref-Tilley_1982"/>
+    <w:bookmarkEnd w:id="209"/>
+    <w:bookmarkStart w:id="211" w:name="ref-Tilley_1982"/>
     <w:p>
       <w:pPr>
         <w:pStyle w:val="Bibliography"/>
@@ -6765,8 +7827,8 @@
       </w:r>
       <w:r>
         <w:rPr>
+          <w:i/>
           <w:iCs/>
-          <w:i/>
         </w:rPr>
         <w:t xml:space="preserve">Symbolic and Structural Archaeology</w:t>
       </w:r>
@@ -6776,7 +7838,7 @@
       <w:r>
         <w:t xml:space="preserve"> </w:t>
       </w:r>
-      <w:hyperlink r:id="rId175">
+      <w:hyperlink r:id="rId210">
         <w:r>
           <w:rPr>
             <w:rStyle w:val="Hyperlink"/>
@@ -6788,8 +7850,8 @@
         <w:t xml:space="preserve">.</w:t>
       </w:r>
     </w:p>
-    <w:bookmarkEnd w:id="176"/>
-    <w:bookmarkStart w:id="177" w:name="ref-Vanhaeren_2005"/>
+    <w:bookmarkEnd w:id="211"/>
+    <w:bookmarkStart w:id="212" w:name="ref-Vanhaeren_2005"/>
     <w:p>
       <w:pPr>
         <w:pStyle w:val="Bibliography"/>
@@ -6814,8 +7876,8 @@
       </w:r>
       <w:r>
         <w:rPr>
+          <w:i/>
           <w:iCs/>
-          <w:i/>
         </w:rPr>
         <w:t xml:space="preserve">From Tools to Symbols: From Early Hominids to Modern Humans</w:t>
       </w:r>
@@ -6823,8 +7885,8 @@
         <w:t xml:space="preserve">, edited by Francesco d’Errico and LucindaEditors Backwell, 525–54. Wits University Press.</w:t>
       </w:r>
     </w:p>
-    <w:bookmarkEnd w:id="177"/>
-    <w:bookmarkStart w:id="179" w:name="ref-Vanhaeren_d"/>
+    <w:bookmarkEnd w:id="212"/>
+    <w:bookmarkStart w:id="214" w:name="ref-Vanhaeren_d"/>
     <w:p>
       <w:pPr>
         <w:pStyle w:val="Bibliography"/>
@@ -6843,8 +7905,8 @@
       </w:r>
       <w:r>
         <w:rPr>
+          <w:i/>
           <w:iCs/>
-          <w:i/>
         </w:rPr>
         <w:t xml:space="preserve">Journal of Archaeological Science</w:t>
       </w:r>
@@ -6857,7 +7919,7 @@
       <w:r>
         <w:t xml:space="preserve"> </w:t>
       </w:r>
-      <w:hyperlink r:id="rId178">
+      <w:hyperlink r:id="rId213">
         <w:r>
           <w:rPr>
             <w:rStyle w:val="Hyperlink"/>
@@ -6869,8 +7931,8 @@
         <w:t xml:space="preserve">.</w:t>
       </w:r>
     </w:p>
-    <w:bookmarkEnd w:id="179"/>
-    <w:bookmarkStart w:id="180" w:name="ref-Von_Petzinger_2009"/>
+    <w:bookmarkEnd w:id="214"/>
+    <w:bookmarkStart w:id="215" w:name="ref-Von_Petzinger_2009"/>
     <w:p>
       <w:pPr>
         <w:pStyle w:val="Bibliography"/>
@@ -6891,13 +7953,65 @@
         <w:t xml:space="preserve">Master of Arts in Anthropology, University of Victoria.</w:t>
       </w:r>
     </w:p>
-    <w:bookmarkEnd w:id="180"/>
-    <w:bookmarkStart w:id="181" w:name="ref-white1992rethinking"/>
+    <w:bookmarkEnd w:id="215"/>
+    <w:bookmarkStart w:id="217" w:name="ref-Whallon_2006"/>
     <w:p>
       <w:pPr>
         <w:pStyle w:val="Bibliography"/>
       </w:pPr>
       <w:r>
+        <w:t xml:space="preserve">Whallon, Robert. 2006.</w:t>
+      </w:r>
+      <w:r>
+        <w:t xml:space="preserve"> </w:t>
+      </w:r>
+      <w:r>
+        <w:t xml:space="preserve">“Social Networks and Information: Non-</w:t>
+      </w:r>
+      <w:r>
+        <w:t xml:space="preserve">‘Utilitarian’</w:t>
+      </w:r>
+      <w:r>
+        <w:t xml:space="preserve"> </w:t>
+      </w:r>
+      <w:r>
+        <w:t xml:space="preserve">Mobility Among Hunter-Gatherers.”</w:t>
+      </w:r>
+      <w:r>
+        <w:t xml:space="preserve"> </w:t>
+      </w:r>
+      <w:r>
+        <w:rPr>
+          <w:i/>
+          <w:iCs/>
+        </w:rPr>
+        <w:t xml:space="preserve">Journal of Anthropological Archaeology</w:t>
+      </w:r>
+      <w:r>
+        <w:t xml:space="preserve">, Mesolithic mobility, exchange, and interaction, 25 (2): 259–70.</w:t>
+      </w:r>
+      <w:r>
+        <w:t xml:space="preserve"> </w:t>
+      </w:r>
+      <w:hyperlink r:id="rId216">
+        <w:r>
+          <w:rPr>
+            <w:rStyle w:val="Hyperlink"/>
+          </w:rPr>
+          <w:t xml:space="preserve">https://doi.org/10.1016/j.jaa.2005.11.004</w:t>
+        </w:r>
+      </w:hyperlink>
+      <w:r>
+        <w:t xml:space="preserve">.</w:t>
+      </w:r>
+    </w:p>
+    <w:bookmarkEnd w:id="217"/>
+    <w:bookmarkStart w:id="218" w:name="ref-white1992rethinking"/>
+    <w:p>
+      <w:pPr>
+        <w:pStyle w:val="Bibliography"/>
+      </w:pPr>
+      <w:r>
         <w:t xml:space="preserve">White, Randall. 1992.</w:t>
       </w:r>
       <w:r>
@@ -6911,8 +8025,8 @@
       </w:r>
       <w:r>
         <w:rPr>
+          <w:i/>
           <w:iCs/>
-          <w:i/>
         </w:rPr>
         <w:t xml:space="preserve">Current Anthropology</w:t>
       </w:r>
@@ -6923,8 +8037,8 @@
         <w:t xml:space="preserve">33 (S1): 85–108.</w:t>
       </w:r>
     </w:p>
-    <w:bookmarkEnd w:id="181"/>
-    <w:bookmarkStart w:id="182" w:name="ref-wiessner1984reconsidering"/>
+    <w:bookmarkEnd w:id="218"/>
+    <w:bookmarkStart w:id="219" w:name="ref-wiessner1984reconsidering"/>
     <w:p>
       <w:pPr>
         <w:pStyle w:val="Bibliography"/>
@@ -6943,8 +8057,8 @@
       </w:r>
       <w:r>
         <w:rPr>
+          <w:i/>
           <w:iCs/>
-          <w:i/>
         </w:rPr>
         <w:t xml:space="preserve">Journal of Anthropological Archaeology</w:t>
       </w:r>
@@ -6955,9 +8069,9 @@
         <w:t xml:space="preserve">3 (3): 190–234.</w:t>
       </w:r>
     </w:p>
-    <w:bookmarkEnd w:id="182"/>
-    <w:bookmarkEnd w:id="183"/>
-    <w:bookmarkEnd w:id="184"/>
+    <w:bookmarkEnd w:id="219"/>
+    <w:bookmarkEnd w:id="220"/>
+    <w:bookmarkEnd w:id="221"/>
     <w:sectPr/>
   </w:body>
 </w:document>
@@ -6989,14 +8103,14 @@
 <file path=word/numbering.xml><?xml version="1.0" encoding="utf-8"?>
 <w:numbering xmlns:w="http://schemas.openxmlformats.org/wordprocessingml/2006/main">
   <w:abstractNum w:abstractNumId="990">
-    <w:nsid w:val="A990"/>
+    <w:nsid w:val="0000A990"/>
     <w:multiLevelType w:val="multilevel"/>
     <w:lvl w:ilvl="0">
       <w:numFmt w:val="bullet"/>
       <w:lvlText w:val=" "/>
       <w:lvlJc w:val="left"/>
       <w:pPr>
-        <w:ind w:left="720" w:hanging="480"/>
+        <w:ind w:left="720" w:hanging="360"/>
       </w:pPr>
     </w:lvl>
     <w:lvl w:ilvl="1">
@@ -7004,7 +8118,7 @@
       <w:lvlText w:val=" "/>
       <w:lvlJc w:val="left"/>
       <w:pPr>
-        <w:ind w:left="1440" w:hanging="480"/>
+        <w:ind w:left="1440" w:hanging="360"/>
       </w:pPr>
     </w:lvl>
     <w:lvl w:ilvl="2">
@@ -7012,7 +8126,7 @@
       <w:lvlText w:val=" "/>
       <w:lvlJc w:val="left"/>
       <w:pPr>
-        <w:ind w:left="2160" w:hanging="480"/>
+        <w:ind w:left="2160" w:hanging="360"/>
       </w:pPr>
     </w:lvl>
     <w:lvl w:ilvl="3">
@@ -7020,7 +8134,7 @@
       <w:lvlText w:val=" "/>
       <w:lvlJc w:val="left"/>
       <w:pPr>
-        <w:ind w:left="2880" w:hanging="480"/>
+        <w:ind w:left="2880" w:hanging="360"/>
       </w:pPr>
     </w:lvl>
     <w:lvl w:ilvl="4">
@@ -7028,7 +8142,7 @@
       <w:lvlText w:val=" "/>
       <w:lvlJc w:val="left"/>
       <w:pPr>
-        <w:ind w:left="3600" w:hanging="480"/>
+        <w:ind w:left="3600" w:hanging="360"/>
       </w:pPr>
     </w:lvl>
     <w:lvl w:ilvl="5">
@@ -7036,7 +8150,7 @@
       <w:lvlText w:val=" "/>
       <w:lvlJc w:val="left"/>
       <w:pPr>
-        <w:ind w:left="4320" w:hanging="480"/>
+        <w:ind w:left="4320" w:hanging="360"/>
       </w:pPr>
     </w:lvl>
     <w:lvl w:ilvl="6">
@@ -7044,7 +8158,7 @@
       <w:lvlText w:val=" "/>
       <w:lvlJc w:val="left"/>
       <w:pPr>
-        <w:ind w:left="5040" w:hanging="480"/>
+        <w:ind w:left="5040" w:hanging="360"/>
       </w:pPr>
     </w:lvl>
     <w:lvl w:ilvl="7">
@@ -7052,7 +8166,7 @@
       <w:lvlText w:val=" "/>
       <w:lvlJc w:val="left"/>
       <w:pPr>
-        <w:ind w:left="5760" w:hanging="480"/>
+        <w:ind w:left="5760" w:hanging="360"/>
       </w:pPr>
     </w:lvl>
     <w:lvl w:ilvl="8">
@@ -7060,7 +8174,7 @@
       <w:lvlText w:val=" "/>
       <w:lvlJc w:val="left"/>
       <w:pPr>
-        <w:ind w:left="6480" w:hanging="480"/>
+        <w:ind w:left="6480" w:hanging="360"/>
       </w:pPr>
     </w:lvl>
   </w:abstractNum>
@@ -7096,10 +8210,10 @@
     <w:name w:val="Body Text"/>
     <w:basedOn w:val="Normal"/>
     <w:link w:val="BodyTextChar"/>
+    <w:qFormat/>
     <w:pPr>
       <w:spacing w:after="180" w:before="180"/>
     </w:pPr>
-    <w:qFormat/>
   </w:style>
   <w:style w:customStyle="1" w:styleId="FirstParagraph" w:type="paragraph">
     <w:name w:val="First Paragraph"/>
@@ -7119,36 +8233,69 @@
     <w:name w:val="Title"/>
     <w:basedOn w:val="Normal"/>
     <w:next w:val="BodyText"/>
+    <w:link w:val="TitleChar"/>
+    <w:uiPriority w:val="10"/>
     <w:qFormat/>
+    <w:rsid w:val="00A10FD9"/>
     <w:pPr>
-      <w:keepNext/>
-      <w:keepLines/>
-      <w:spacing w:after="240" w:before="480"/>
+      <w:spacing w:after="80" w:line="240" w:lineRule="auto"/>
+      <w:contextualSpacing/>
       <w:jc w:val="center"/>
     </w:pPr>
     <w:rPr>
       <w:rFonts w:asciiTheme="majorHAnsi" w:cstheme="majorBidi" w:eastAsiaTheme="majorEastAsia" w:hAnsiTheme="majorHAnsi"/>
-      <w:b/>
-      <w:bCs/>
-      <w:color w:themeColor="accent1" w:themeShade="B5" w:val="345A8A"/>
-      <w:sz w:val="36"/>
-      <w:szCs w:val="36"/>
+      <w:spacing w:val="-10"/>
+      <w:kern w:val="28"/>
+      <w:sz w:val="56"/>
+      <w:szCs w:val="56"/>
+    </w:rPr>
+  </w:style>
+  <w:style w:customStyle="1" w:styleId="TitleChar" w:type="character">
+    <w:name w:val="Title Char"/>
+    <w:basedOn w:val="DefaultParagraphFont"/>
+    <w:link w:val="Title"/>
+    <w:uiPriority w:val="10"/>
+    <w:rsid w:val="00A10FD9"/>
+    <w:rPr>
+      <w:rFonts w:asciiTheme="majorHAnsi" w:cstheme="majorBidi" w:eastAsiaTheme="majorEastAsia" w:hAnsiTheme="majorHAnsi"/>
+      <w:spacing w:val="-10"/>
+      <w:kern w:val="28"/>
+      <w:sz w:val="56"/>
+      <w:szCs w:val="56"/>
     </w:rPr>
   </w:style>
   <w:style w:styleId="Subtitle" w:type="paragraph">
     <w:name w:val="Subtitle"/>
     <w:basedOn w:val="Title"/>
     <w:next w:val="BodyText"/>
+    <w:link w:val="SubtitleChar"/>
+    <w:uiPriority w:val="11"/>
     <w:qFormat/>
+    <w:rsid w:val="00A10FD9"/>
     <w:pPr>
-      <w:keepNext/>
-      <w:keepLines/>
-      <w:spacing w:after="240" w:before="240"/>
-      <w:jc w:val="center"/>
+      <w:numPr>
+        <w:ilvl w:val="1"/>
+      </w:numPr>
     </w:pPr>
     <w:rPr>
-      <w:sz w:val="30"/>
-      <w:szCs w:val="30"/>
+      <w:rFonts w:cstheme="majorBidi" w:eastAsiaTheme="majorEastAsia"/>
+      <w:spacing w:val="15"/>
+      <w:sz w:val="28"/>
+      <w:szCs w:val="28"/>
+    </w:rPr>
+  </w:style>
+  <w:style w:customStyle="1" w:styleId="SubtitleChar" w:type="character">
+    <w:name w:val="Subtitle Char"/>
+    <w:basedOn w:val="DefaultParagraphFont"/>
+    <w:link w:val="Subtitle"/>
+    <w:uiPriority w:val="11"/>
+    <w:rsid w:val="00A10FD9"/>
+    <w:rPr>
+      <w:rFonts w:cstheme="majorBidi" w:eastAsiaTheme="majorEastAsia"/>
+      <w:color w:themeColor="text1" w:themeTint="A6" w:val="595959"/>
+      <w:spacing w:val="15"/>
+      <w:sz w:val="28"/>
+      <w:szCs w:val="28"/>
     </w:rPr>
   </w:style>
   <w:style w:customStyle="1" w:styleId="Author" w:type="paragraph">
@@ -7179,15 +8326,13 @@
     <w:pPr>
       <w:keepNext/>
       <w:keepLines/>
+      <w:spacing w:after="0" w:before="300"/>
       <w:jc w:val="center"/>
-      <w:spacing w:after="0" w:before="300"/>
     </w:pPr>
     <w:rPr>
+      <w:b/>
       <w:sz w:val="20"/>
       <w:szCs w:val="20"/>
-      <w:b/>
-      <w:color w:val="345A8A"/>
-      &gt;
     </w:rPr>
   </w:style>
   <w:style w:customStyle="1" w:styleId="Abstract" w:type="paragraph">
@@ -7214,191 +8359,321 @@
     <w:rPr/>
   </w:style>
   <w:style w:styleId="Heading1" w:type="paragraph">
-    <w:name w:val="Heading 1"/>
+    <w:name w:val="heading 1"/>
     <w:basedOn w:val="Normal"/>
     <w:next w:val="BodyText"/>
+    <w:link w:val="Heading1Char"/>
     <w:uiPriority w:val="9"/>
     <w:qFormat/>
+    <w:rsid w:val="00A10FD9"/>
     <w:pPr>
       <w:keepNext/>
       <w:keepLines/>
-      <w:spacing w:after="0" w:before="480"/>
+      <w:spacing w:after="80" w:before="360"/>
       <w:outlineLvl w:val="0"/>
     </w:pPr>
     <w:rPr>
       <w:rFonts w:asciiTheme="majorHAnsi" w:cstheme="majorBidi" w:eastAsiaTheme="majorEastAsia" w:hAnsiTheme="majorHAnsi"/>
-      <w:b/>
-      <w:bCs/>
-      <w:color w:themeColor="accent1" w:val="4F81BD"/>
+      <w:color w:themeColor="accent1" w:themeShade="BF" w:val="0F4761"/>
+      <w:sz w:val="40"/>
+      <w:szCs w:val="40"/>
+    </w:rPr>
+  </w:style>
+  <w:style w:styleId="Heading2" w:type="paragraph">
+    <w:name w:val="heading 2"/>
+    <w:basedOn w:val="Normal"/>
+    <w:next w:val="BodyText"/>
+    <w:link w:val="Heading2Char"/>
+    <w:uiPriority w:val="9"/>
+    <w:semiHidden/>
+    <w:unhideWhenUsed/>
+    <w:qFormat/>
+    <w:rsid w:val="00A10FD9"/>
+    <w:pPr>
+      <w:keepNext/>
+      <w:keepLines/>
+      <w:spacing w:after="80" w:before="160"/>
+      <w:outlineLvl w:val="1"/>
+    </w:pPr>
+    <w:rPr>
+      <w:rFonts w:asciiTheme="majorHAnsi" w:cstheme="majorBidi" w:eastAsiaTheme="majorEastAsia" w:hAnsiTheme="majorHAnsi"/>
+      <w:color w:themeColor="accent1" w:themeShade="BF" w:val="0F4761"/>
       <w:sz w:val="32"/>
       <w:szCs w:val="32"/>
     </w:rPr>
   </w:style>
-  <w:style w:styleId="Heading2" w:type="paragraph">
-    <w:name w:val="Heading 2"/>
+  <w:style w:styleId="Heading3" w:type="paragraph">
+    <w:name w:val="heading 3"/>
     <w:basedOn w:val="Normal"/>
     <w:next w:val="BodyText"/>
+    <w:link w:val="Heading3Char"/>
     <w:uiPriority w:val="9"/>
+    <w:semiHidden/>
     <w:unhideWhenUsed/>
     <w:qFormat/>
+    <w:rsid w:val="00A10FD9"/>
     <w:pPr>
       <w:keepNext/>
       <w:keepLines/>
-      <w:spacing w:after="0" w:before="200"/>
-      <w:outlineLvl w:val="1"/>
+      <w:spacing w:after="80" w:before="160"/>
+      <w:outlineLvl w:val="2"/>
     </w:pPr>
     <w:rPr>
-      <w:rFonts w:asciiTheme="majorHAnsi" w:cstheme="majorBidi" w:eastAsiaTheme="majorEastAsia" w:hAnsiTheme="majorHAnsi"/>
-      <w:b/>
-      <w:bCs/>
-      <w:color w:themeColor="accent1" w:val="4F81BD"/>
+      <w:rFonts w:cstheme="majorBidi" w:eastAsiaTheme="majorEastAsia"/>
+      <w:color w:themeColor="accent1" w:themeShade="BF" w:val="0F4761"/>
       <w:sz w:val="28"/>
       <w:szCs w:val="28"/>
     </w:rPr>
   </w:style>
-  <w:style w:styleId="Heading3" w:type="paragraph">
-    <w:name w:val="Heading 3"/>
+  <w:style w:styleId="Heading4" w:type="paragraph">
+    <w:name w:val="heading 4"/>
     <w:basedOn w:val="Normal"/>
     <w:next w:val="BodyText"/>
+    <w:link w:val="Heading4Char"/>
     <w:uiPriority w:val="9"/>
+    <w:semiHidden/>
     <w:unhideWhenUsed/>
     <w:qFormat/>
+    <w:rsid w:val="00A10FD9"/>
     <w:pPr>
       <w:keepNext/>
       <w:keepLines/>
-      <w:spacing w:after="0" w:before="200"/>
-      <w:outlineLvl w:val="2"/>
+      <w:spacing w:after="40" w:before="80"/>
+      <w:outlineLvl w:val="3"/>
     </w:pPr>
     <w:rPr>
-      <w:rFonts w:asciiTheme="majorHAnsi" w:cstheme="majorBidi" w:eastAsiaTheme="majorEastAsia" w:hAnsiTheme="majorHAnsi"/>
-      <w:b/>
-      <w:bCs/>
-      <w:color w:themeColor="accent1" w:val="4F81BD"/>
-      <w:sz w:val="24"/>
-      <w:szCs w:val="24"/>
+      <w:rFonts w:cstheme="majorBidi" w:eastAsiaTheme="majorEastAsia"/>
+      <w:i/>
+      <w:iCs/>
+      <w:color w:themeColor="accent1" w:themeShade="BF" w:val="0F4761"/>
     </w:rPr>
   </w:style>
-  <w:style w:styleId="Heading4" w:type="paragraph">
-    <w:name w:val="Heading 4"/>
+  <w:style w:styleId="Heading5" w:type="paragraph">
+    <w:name w:val="heading 5"/>
     <w:basedOn w:val="Normal"/>
     <w:next w:val="BodyText"/>
+    <w:link w:val="Heading5Char"/>
     <w:uiPriority w:val="9"/>
+    <w:semiHidden/>
     <w:unhideWhenUsed/>
     <w:qFormat/>
+    <w:rsid w:val="00A10FD9"/>
     <w:pPr>
       <w:keepNext/>
       <w:keepLines/>
-      <w:spacing w:after="0" w:before="200"/>
-      <w:outlineLvl w:val="3"/>
+      <w:spacing w:after="40" w:before="80"/>
+      <w:outlineLvl w:val="4"/>
     </w:pPr>
     <w:rPr>
-      <w:rFonts w:asciiTheme="majorHAnsi" w:cstheme="majorBidi" w:eastAsiaTheme="majorEastAsia" w:hAnsiTheme="majorHAnsi"/>
-      <w:i/>
-      <w:bCs/>
-      <w:color w:themeColor="accent1" w:val="4F81BD"/>
-      <w:sz w:val="24"/>
-      <w:szCs w:val="24"/>
+      <w:rFonts w:cstheme="majorBidi" w:eastAsiaTheme="majorEastAsia"/>
+      <w:color w:themeColor="accent1" w:themeShade="BF" w:val="0F4761"/>
     </w:rPr>
   </w:style>
-  <w:style w:styleId="Heading5" w:type="paragraph">
-    <w:name w:val="Heading 5"/>
+  <w:style w:styleId="Heading6" w:type="paragraph">
+    <w:name w:val="heading 6"/>
     <w:basedOn w:val="Normal"/>
     <w:next w:val="BodyText"/>
+    <w:link w:val="Heading6Char"/>
     <w:uiPriority w:val="9"/>
+    <w:semiHidden/>
     <w:unhideWhenUsed/>
     <w:qFormat/>
+    <w:rsid w:val="00A10FD9"/>
     <w:pPr>
       <w:keepNext/>
       <w:keepLines/>
-      <w:spacing w:after="0" w:before="200"/>
-      <w:outlineLvl w:val="4"/>
+      <w:spacing w:after="0" w:before="40"/>
+      <w:outlineLvl w:val="5"/>
     </w:pPr>
     <w:rPr>
-      <w:rFonts w:asciiTheme="majorHAnsi" w:cstheme="majorBidi" w:eastAsiaTheme="majorEastAsia" w:hAnsiTheme="majorHAnsi"/>
+      <w:rFonts w:cstheme="majorBidi" w:eastAsiaTheme="majorEastAsia"/>
+      <w:i/>
       <w:iCs/>
-      <w:color w:themeColor="accent1" w:val="4F81BD"/>
-      <w:sz w:val="24"/>
-      <w:szCs w:val="24"/>
+      <w:color w:themeColor="text1" w:themeTint="A6" w:val="595959"/>
     </w:rPr>
   </w:style>
-  <w:style w:styleId="Heading6" w:type="paragraph">
-    <w:name w:val="Heading 6"/>
+  <w:style w:styleId="Heading7" w:type="paragraph">
+    <w:name w:val="heading 7"/>
     <w:basedOn w:val="Normal"/>
     <w:next w:val="BodyText"/>
+    <w:link w:val="Heading7Char"/>
     <w:uiPriority w:val="9"/>
+    <w:semiHidden/>
     <w:unhideWhenUsed/>
     <w:qFormat/>
+    <w:rsid w:val="00A10FD9"/>
     <w:pPr>
       <w:keepNext/>
       <w:keepLines/>
-      <w:spacing w:after="0" w:before="200"/>
-      <w:outlineLvl w:val="5"/>
+      <w:spacing w:after="0" w:before="40"/>
+      <w:outlineLvl w:val="6"/>
     </w:pPr>
     <w:rPr>
-      <w:rFonts w:asciiTheme="majorHAnsi" w:cstheme="majorBidi" w:eastAsiaTheme="majorEastAsia" w:hAnsiTheme="majorHAnsi"/>
-      <w:color w:themeColor="accent1" w:val="4F81BD"/>
-      <w:sz w:val="24"/>
-      <w:szCs w:val="24"/>
+      <w:rFonts w:cstheme="majorBidi" w:eastAsiaTheme="majorEastAsia"/>
+      <w:color w:themeColor="text1" w:themeTint="A6" w:val="595959"/>
     </w:rPr>
   </w:style>
-  <w:style w:styleId="Heading7" w:type="paragraph">
-    <w:name w:val="Heading 7"/>
+  <w:style w:styleId="Heading8" w:type="paragraph">
+    <w:name w:val="heading 8"/>
     <w:basedOn w:val="Normal"/>
     <w:next w:val="BodyText"/>
+    <w:link w:val="Heading8Char"/>
     <w:uiPriority w:val="9"/>
+    <w:semiHidden/>
     <w:unhideWhenUsed/>
     <w:qFormat/>
+    <w:rsid w:val="00A10FD9"/>
     <w:pPr>
       <w:keepNext/>
       <w:keepLines/>
-      <w:spacing w:after="0" w:before="200"/>
-      <w:outlineLvl w:val="6"/>
+      <w:spacing w:after="0"/>
+      <w:outlineLvl w:val="7"/>
     </w:pPr>
     <w:rPr>
-      <w:rFonts w:asciiTheme="majorHAnsi" w:cstheme="majorBidi" w:eastAsiaTheme="majorEastAsia" w:hAnsiTheme="majorHAnsi"/>
-      <w:color w:themeColor="accent1" w:val="4F81BD"/>
-      <w:sz w:val="24"/>
-      <w:szCs w:val="24"/>
+      <w:rFonts w:cstheme="majorBidi" w:eastAsiaTheme="majorEastAsia"/>
+      <w:i/>
+      <w:iCs/>
+      <w:color w:themeColor="text1" w:themeTint="D8" w:val="272727"/>
     </w:rPr>
   </w:style>
-  <w:style w:styleId="Heading8" w:type="paragraph">
-    <w:name w:val="Heading 8"/>
+  <w:style w:styleId="Heading9" w:type="paragraph">
+    <w:name w:val="heading 9"/>
     <w:basedOn w:val="Normal"/>
     <w:next w:val="BodyText"/>
+    <w:link w:val="Heading9Char"/>
     <w:uiPriority w:val="9"/>
+    <w:semiHidden/>
     <w:unhideWhenUsed/>
     <w:qFormat/>
+    <w:rsid w:val="00A10FD9"/>
     <w:pPr>
       <w:keepNext/>
       <w:keepLines/>
-      <w:spacing w:after="0" w:before="200"/>
-      <w:outlineLvl w:val="7"/>
-    </w:pPr>
-    <w:rPr>
-      <w:rFonts w:asciiTheme="majorHAnsi" w:cstheme="majorBidi" w:eastAsiaTheme="majorEastAsia" w:hAnsiTheme="majorHAnsi"/>
-      <w:color w:themeColor="accent1" w:val="4F81BD"/>
-      <w:sz w:val="24"/>
-      <w:szCs w:val="24"/>
-    </w:rPr>
-  </w:style>
-  <w:style w:styleId="Heading9" w:type="paragraph">
-    <w:name w:val="Heading 9"/>
-    <w:basedOn w:val="Normal"/>
-    <w:next w:val="BodyText"/>
-    <w:uiPriority w:val="9"/>
-    <w:unhideWhenUsed/>
-    <w:qFormat/>
-    <w:pPr>
-      <w:keepNext/>
-      <w:keepLines/>
-      <w:spacing w:after="0" w:before="200"/>
+      <w:spacing w:after="0"/>
       <w:outlineLvl w:val="8"/>
     </w:pPr>
     <w:rPr>
+      <w:rFonts w:cstheme="majorBidi" w:eastAsiaTheme="majorEastAsia"/>
+      <w:color w:themeColor="text1" w:themeTint="D8" w:val="272727"/>
+    </w:rPr>
+  </w:style>
+  <w:style w:customStyle="1" w:styleId="Heading1Char" w:type="character">
+    <w:name w:val="Heading 1 Char"/>
+    <w:basedOn w:val="DefaultParagraphFont"/>
+    <w:link w:val="Heading1"/>
+    <w:uiPriority w:val="9"/>
+    <w:rsid w:val="00A10FD9"/>
+    <w:rPr>
       <w:rFonts w:asciiTheme="majorHAnsi" w:cstheme="majorBidi" w:eastAsiaTheme="majorEastAsia" w:hAnsiTheme="majorHAnsi"/>
-      <w:color w:themeColor="accent1" w:val="4F81BD"/>
-      <w:sz w:val="24"/>
-      <w:szCs w:val="24"/>
+      <w:color w:themeColor="accent1" w:themeShade="BF" w:val="0F4761"/>
+      <w:sz w:val="40"/>
+      <w:szCs w:val="40"/>
+    </w:rPr>
+  </w:style>
+  <w:style w:customStyle="1" w:styleId="Heading2Char" w:type="character">
+    <w:name w:val="Heading 2 Char"/>
+    <w:basedOn w:val="DefaultParagraphFont"/>
+    <w:link w:val="Heading2"/>
+    <w:uiPriority w:val="9"/>
+    <w:semiHidden/>
+    <w:rsid w:val="00A10FD9"/>
+    <w:rPr>
+      <w:rFonts w:asciiTheme="majorHAnsi" w:cstheme="majorBidi" w:eastAsiaTheme="majorEastAsia" w:hAnsiTheme="majorHAnsi"/>
+      <w:color w:themeColor="accent1" w:themeShade="BF" w:val="0F4761"/>
+      <w:sz w:val="32"/>
+      <w:szCs w:val="32"/>
+    </w:rPr>
+  </w:style>
+  <w:style w:customStyle="1" w:styleId="Heading3Char" w:type="character">
+    <w:name w:val="Heading 3 Char"/>
+    <w:basedOn w:val="DefaultParagraphFont"/>
+    <w:link w:val="Heading3"/>
+    <w:uiPriority w:val="9"/>
+    <w:semiHidden/>
+    <w:rsid w:val="00A10FD9"/>
+    <w:rPr>
+      <w:rFonts w:cstheme="majorBidi" w:eastAsiaTheme="majorEastAsia"/>
+      <w:color w:themeColor="accent1" w:themeShade="BF" w:val="0F4761"/>
+      <w:sz w:val="28"/>
+      <w:szCs w:val="28"/>
+    </w:rPr>
+  </w:style>
+  <w:style w:customStyle="1" w:styleId="Heading4Char" w:type="character">
+    <w:name w:val="Heading 4 Char"/>
+    <w:basedOn w:val="DefaultParagraphFont"/>
+    <w:link w:val="Heading4"/>
+    <w:uiPriority w:val="9"/>
+    <w:semiHidden/>
+    <w:rsid w:val="00A10FD9"/>
+    <w:rPr>
+      <w:rFonts w:cstheme="majorBidi" w:eastAsiaTheme="majorEastAsia"/>
+      <w:i/>
+      <w:iCs/>
+      <w:color w:themeColor="accent1" w:themeShade="BF" w:val="0F4761"/>
+    </w:rPr>
+  </w:style>
+  <w:style w:customStyle="1" w:styleId="Heading5Char" w:type="character">
+    <w:name w:val="Heading 5 Char"/>
+    <w:basedOn w:val="DefaultParagraphFont"/>
+    <w:link w:val="Heading5"/>
+    <w:uiPriority w:val="9"/>
+    <w:semiHidden/>
+    <w:rsid w:val="00A10FD9"/>
+    <w:rPr>
+      <w:rFonts w:cstheme="majorBidi" w:eastAsiaTheme="majorEastAsia"/>
+      <w:color w:themeColor="accent1" w:themeShade="BF" w:val="0F4761"/>
+    </w:rPr>
+  </w:style>
+  <w:style w:customStyle="1" w:styleId="Heading6Char" w:type="character">
+    <w:name w:val="Heading 6 Char"/>
+    <w:basedOn w:val="DefaultParagraphFont"/>
+    <w:link w:val="Heading6"/>
+    <w:uiPriority w:val="9"/>
+    <w:semiHidden/>
+    <w:rsid w:val="00A10FD9"/>
+    <w:rPr>
+      <w:rFonts w:cstheme="majorBidi" w:eastAsiaTheme="majorEastAsia"/>
+      <w:i/>
+      <w:iCs/>
+      <w:color w:themeColor="text1" w:themeTint="A6" w:val="595959"/>
+    </w:rPr>
+  </w:style>
+  <w:style w:customStyle="1" w:styleId="Heading7Char" w:type="character">
+    <w:name w:val="Heading 7 Char"/>
+    <w:basedOn w:val="DefaultParagraphFont"/>
+    <w:link w:val="Heading7"/>
+    <w:uiPriority w:val="9"/>
+    <w:semiHidden/>
+    <w:rsid w:val="00A10FD9"/>
+    <w:rPr>
+      <w:rFonts w:cstheme="majorBidi" w:eastAsiaTheme="majorEastAsia"/>
+      <w:color w:themeColor="text1" w:themeTint="A6" w:val="595959"/>
+    </w:rPr>
+  </w:style>
+  <w:style w:customStyle="1" w:styleId="Heading8Char" w:type="character">
+    <w:name w:val="Heading 8 Char"/>
+    <w:basedOn w:val="DefaultParagraphFont"/>
+    <w:link w:val="Heading8"/>
+    <w:uiPriority w:val="9"/>
+    <w:semiHidden/>
+    <w:rsid w:val="00A10FD9"/>
+    <w:rPr>
+      <w:rFonts w:cstheme="majorBidi" w:eastAsiaTheme="majorEastAsia"/>
+      <w:i/>
+      <w:iCs/>
+      <w:color w:themeColor="text1" w:themeTint="D8" w:val="272727"/>
+    </w:rPr>
+  </w:style>
+  <w:style w:customStyle="1" w:styleId="Heading9Char" w:type="character">
+    <w:name w:val="Heading 9 Char"/>
+    <w:basedOn w:val="DefaultParagraphFont"/>
+    <w:link w:val="Heading9"/>
+    <w:uiPriority w:val="9"/>
+    <w:semiHidden/>
+    <w:rsid w:val="00A10FD9"/>
+    <w:rPr>
+      <w:rFonts w:cstheme="majorBidi" w:eastAsiaTheme="majorEastAsia"/>
+      <w:color w:themeColor="text1" w:themeTint="D8" w:val="272727"/>
     </w:rPr>
   </w:style>
   <w:style w:styleId="BlockText" w:type="paragraph">
@@ -7423,8 +8698,8 @@
   </w:style>
   <w:style w:styleId="FootnoteBlockText" w:type="paragraph">
     <w:name w:val="Footnote Block Text"/>
-    <w:basedOn w:val="Footnote Text"/>
-    <w:next w:val="Footnote Text"/>
+    <w:basedOn w:val="FootnoteText"/>
+    <w:next w:val="FootnoteText"/>
     <w:uiPriority w:val="9"/>
     <w:unhideWhenUsed/>
     <w:qFormat/>
@@ -7462,10 +8737,10 @@
         <w:jc w:val="left"/>
       </w:trPr>
       <w:tcPr>
-        <w:vAlign w:val="bottom"/>
         <w:tcBorders>
           <w:bottom w:val="single"/>
         </w:tcBorders>
+        <w:vAlign w:val="bottom"/>
       </w:tcPr>
     </w:tblStylePr>
   </w:style>
@@ -7581,6 +8856,7 @@
     <w:name w:val="KeywordTok"/>
     <w:basedOn w:val="VerbatimChar"/>
     <w:rPr>
+      <w:b/>
       <w:color w:val="003b4f"/>
       <w:shd w:val="clear" w:fill="f1f3f5"/>
     </w:rPr>
@@ -7685,9 +8961,9 @@
     <w:name w:val="DocumentationTok"/>
     <w:basedOn w:val="VerbatimChar"/>
     <w:rPr>
+      <w:i/>
       <w:color w:val="5e5e5e"/>
       <w:shd w:val="clear" w:fill="f1f3f5"/>
-      <w:i/>
     </w:rPr>
   </w:style>
   <w:style w:type="character" w:customStyle="1" w:styleId="AnnotationTok">
@@ -7702,9 +8978,9 @@
     <w:name w:val="CommentVarTok"/>
     <w:basedOn w:val="VerbatimChar"/>
     <w:rPr>
+      <w:i/>
       <w:color w:val="5e5e5e"/>
       <w:shd w:val="clear" w:fill="f1f3f5"/>
-      <w:i/>
     </w:rPr>
   </w:style>
   <w:style w:type="character" w:customStyle="1" w:styleId="OtherTok">
@@ -7735,6 +9011,7 @@
     <w:name w:val="ControlFlowTok"/>
     <w:basedOn w:val="VerbatimChar"/>
     <w:rPr>
+      <w:b/>
       <w:color w:val="003b4f"/>
       <w:shd w:val="clear" w:fill="f1f3f5"/>
     </w:rPr>
@@ -7799,9 +9076,9 @@
     <w:name w:val="WarningTok"/>
     <w:basedOn w:val="VerbatimChar"/>
     <w:rPr>
+      <w:i/>
       <w:color w:val="5e5e5e"/>
       <w:shd w:val="clear" w:fill="f1f3f5"/>
-      <w:i/>
     </w:rPr>
   </w:style>
   <w:style w:type="character" w:customStyle="1" w:styleId="AlertTok">
@@ -7842,44 +9119,44 @@
         <a:sysClr val="window" lastClr="FFFFFF"/>
       </a:lt1>
       <a:dk2>
-        <a:srgbClr val="1F497D"/>
+        <a:srgbClr val="0E2841"/>
       </a:dk2>
       <a:lt2>
-        <a:srgbClr val="EEECE1"/>
+        <a:srgbClr val="E8E8E8"/>
       </a:lt2>
       <a:accent1>
-        <a:srgbClr val="4F81BD"/>
+        <a:srgbClr val="156082"/>
       </a:accent1>
       <a:accent2>
-        <a:srgbClr val="C0504D"/>
+        <a:srgbClr val="E97132"/>
       </a:accent2>
       <a:accent3>
-        <a:srgbClr val="9BBB59"/>
+        <a:srgbClr val="196B24"/>
       </a:accent3>
       <a:accent4>
-        <a:srgbClr val="8064A2"/>
+        <a:srgbClr val="0F9ED5"/>
       </a:accent4>
       <a:accent5>
-        <a:srgbClr val="4BACC6"/>
+        <a:srgbClr val="A02B93"/>
       </a:accent5>
       <a:accent6>
-        <a:srgbClr val="F79646"/>
+        <a:srgbClr val="4EA72E"/>
       </a:accent6>
       <a:hlink>
-        <a:srgbClr val="0000FF"/>
+        <a:srgbClr val="467886"/>
       </a:hlink>
       <a:folHlink>
-        <a:srgbClr val="800080"/>
+        <a:srgbClr val="96607D"/>
       </a:folHlink>
     </a:clrScheme>
     <a:fontScheme name="Office">
       <a:majorFont>
-        <a:latin typeface="Calibri"/>
+        <a:latin typeface="Aptos Display" panose="02110004020202020204"/>
         <a:ea typeface=""/>
         <a:cs typeface=""/>
-        <a:font script="Jpan" typeface="ＭＳ ゴシック"/>
+        <a:font script="Jpan" typeface="游ゴシック Light"/>
         <a:font script="Hang" typeface="맑은 고딕"/>
-        <a:font script="Hans" typeface="宋体"/>
+        <a:font script="Hans" typeface="等线 Light"/>
         <a:font script="Hant" typeface="新細明體"/>
         <a:font script="Arab" typeface="Times New Roman"/>
         <a:font script="Hebr" typeface="Times New Roman"/>
@@ -7906,14 +9183,32 @@
         <a:font script="Mong" typeface="Mongolian Baiti"/>
         <a:font script="Viet" typeface="Times New Roman"/>
         <a:font script="Uigh" typeface="Microsoft Uighur"/>
+        <a:font script="Geor" typeface="Sylfaen"/>
+        <a:font script="Armn" typeface="Arial"/>
+        <a:font script="Bugi" typeface="Leelawadee UI"/>
+        <a:font script="Bopo" typeface="Microsoft JhengHei"/>
+        <a:font script="Java" typeface="Javanese Text"/>
+        <a:font script="Lisu" typeface="Segoe UI"/>
+        <a:font script="Mymr" typeface="Myanmar Text"/>
+        <a:font script="Nkoo" typeface="Ebrima"/>
+        <a:font script="Olck" typeface="Nirmala UI"/>
+        <a:font script="Osma" typeface="Ebrima"/>
+        <a:font script="Phag" typeface="Phagspa"/>
+        <a:font script="Syrn" typeface="Estrangelo Edessa"/>
+        <a:font script="Syrj" typeface="Estrangelo Edessa"/>
+        <a:font script="Syre" typeface="Estrangelo Edessa"/>
+        <a:font script="Sora" typeface="Nirmala UI"/>
+        <a:font script="Tale" typeface="Microsoft Tai Le"/>
+        <a:font script="Talu" typeface="Microsoft New Tai Lue"/>
+        <a:font script="Tfng" typeface="Ebrima"/>
       </a:majorFont>
       <a:minorFont>
-        <a:latin typeface="Cambria"/>
+        <a:latin typeface="Aptos" panose="02110004020202020204"/>
         <a:ea typeface=""/>
         <a:cs typeface=""/>
-        <a:font script="Jpan" typeface="ＭＳ 明朝"/>
+        <a:font script="Jpan" typeface="游明朝"/>
         <a:font script="Hang" typeface="맑은 고딕"/>
-        <a:font script="Hans" typeface="宋体"/>
+        <a:font script="Hans" typeface="等线"/>
         <a:font script="Hant" typeface="新細明體"/>
         <a:font script="Arab" typeface="Arial"/>
         <a:font script="Hebr" typeface="Arial"/>
@@ -7940,6 +9235,24 @@
         <a:font script="Mong" typeface="Mongolian Baiti"/>
         <a:font script="Viet" typeface="Arial"/>
         <a:font script="Uigh" typeface="Microsoft Uighur"/>
+        <a:font script="Geor" typeface="Sylfaen"/>
+        <a:font script="Armn" typeface="Arial"/>
+        <a:font script="Bugi" typeface="Leelawadee UI"/>
+        <a:font script="Bopo" typeface="Microsoft JhengHei"/>
+        <a:font script="Java" typeface="Javanese Text"/>
+        <a:font script="Lisu" typeface="Segoe UI"/>
+        <a:font script="Mymr" typeface="Myanmar Text"/>
+        <a:font script="Nkoo" typeface="Ebrima"/>
+        <a:font script="Olck" typeface="Nirmala UI"/>
+        <a:font script="Osma" typeface="Ebrima"/>
+        <a:font script="Phag" typeface="Phagspa"/>
+        <a:font script="Syrn" typeface="Estrangelo Edessa"/>
+        <a:font script="Syrj" typeface="Estrangelo Edessa"/>
+        <a:font script="Syre" typeface="Estrangelo Edessa"/>
+        <a:font script="Sora" typeface="Nirmala UI"/>
+        <a:font script="Tale" typeface="Microsoft Tai Le"/>
+        <a:font script="Talu" typeface="Microsoft New Tai Lue"/>
+        <a:font script="Tfng" typeface="Ebrima"/>
       </a:minorFont>
     </a:fontScheme>
     <a:fmtScheme name="Office">
@@ -7951,200 +9264,141 @@
           <a:gsLst>
             <a:gs pos="0">
               <a:schemeClr val="phClr">
-                <a:tint val="50000"/>
-                <a:satMod val="300000"/>
+                <a:lumMod val="110000"/>
+                <a:satMod val="105000"/>
+                <a:tint val="67000"/>
               </a:schemeClr>
             </a:gs>
-            <a:gs pos="35000">
+            <a:gs pos="50000">
               <a:schemeClr val="phClr">
-                <a:tint val="37000"/>
-                <a:satMod val="300000"/>
+                <a:lumMod val="105000"/>
+                <a:satMod val="103000"/>
+                <a:tint val="73000"/>
               </a:schemeClr>
             </a:gs>
             <a:gs pos="100000">
               <a:schemeClr val="phClr">
-                <a:tint val="15000"/>
-                <a:satMod val="350000"/>
+                <a:lumMod val="105000"/>
+                <a:satMod val="109000"/>
+                <a:tint val="81000"/>
               </a:schemeClr>
             </a:gs>
           </a:gsLst>
-          <a:lin ang="16200000" scaled="1"/>
+          <a:lin ang="5400000" scaled="0"/>
         </a:gradFill>
         <a:gradFill rotWithShape="1">
           <a:gsLst>
             <a:gs pos="0">
               <a:schemeClr val="phClr">
-                <a:tint val="100000"/>
+                <a:satMod val="103000"/>
+                <a:lumMod val="102000"/>
+                <a:tint val="94000"/>
+              </a:schemeClr>
+            </a:gs>
+            <a:gs pos="50000">
+              <a:schemeClr val="phClr">
+                <a:satMod val="110000"/>
+                <a:lumMod val="100000"/>
                 <a:shade val="100000"/>
-                <a:satMod val="130000"/>
               </a:schemeClr>
             </a:gs>
             <a:gs pos="100000">
               <a:schemeClr val="phClr">
-                <a:tint val="50000"/>
-                <a:shade val="100000"/>
-                <a:satMod val="350000"/>
+                <a:lumMod val="99000"/>
+                <a:satMod val="120000"/>
+                <a:shade val="78000"/>
               </a:schemeClr>
             </a:gs>
           </a:gsLst>
-          <a:lin ang="16200000" scaled="0"/>
+          <a:lin ang="5400000" scaled="0"/>
         </a:gradFill>
       </a:fillStyleLst>
       <a:lnStyleLst>
-        <a:ln w="9525" cap="flat" cmpd="sng" algn="ctr">
-          <a:solidFill>
-            <a:schemeClr val="phClr">
-              <a:shade val="95000"/>
-              <a:satMod val="105000"/>
-            </a:schemeClr>
-          </a:solidFill>
-          <a:prstDash val="solid"/>
-        </a:ln>
-        <a:ln w="25400" cap="flat" cmpd="sng" algn="ctr">
+        <a:ln w="6350" cap="flat" cmpd="sng" algn="ctr">
           <a:solidFill>
             <a:schemeClr val="phClr"/>
           </a:solidFill>
           <a:prstDash val="solid"/>
+          <a:miter lim="800000"/>
         </a:ln>
-        <a:ln w="38100" cap="flat" cmpd="sng" algn="ctr">
+        <a:ln w="12700" cap="flat" cmpd="sng" algn="ctr">
           <a:solidFill>
             <a:schemeClr val="phClr"/>
           </a:solidFill>
           <a:prstDash val="solid"/>
+          <a:miter lim="800000"/>
+        </a:ln>
+        <a:ln w="19050" cap="flat" cmpd="sng" algn="ctr">
+          <a:solidFill>
+            <a:schemeClr val="phClr"/>
+          </a:solidFill>
+          <a:prstDash val="solid"/>
+          <a:miter lim="800000"/>
         </a:ln>
       </a:lnStyleLst>
       <a:effectStyleLst>
         <a:effectStyle>
+          <a:effectLst/>
+        </a:effectStyle>
+        <a:effectStyle>
+          <a:effectLst/>
+        </a:effectStyle>
+        <a:effectStyle>
           <a:effectLst>
-            <a:outerShdw blurRad="40000" dist="20000" dir="5400000" rotWithShape="0">
+            <a:outerShdw blurRad="57150" dist="19050" dir="5400000" algn="ctr" rotWithShape="0">
               <a:srgbClr val="000000">
-                <a:alpha val="38000"/>
+                <a:alpha val="63000"/>
               </a:srgbClr>
             </a:outerShdw>
           </a:effectLst>
-        </a:effectStyle>
-        <a:effectStyle>
-          <a:effectLst>
-            <a:outerShdw blurRad="40000" dist="23000" dir="5400000" rotWithShape="0">
-              <a:srgbClr val="000000">
-                <a:alpha val="35000"/>
-              </a:srgbClr>
-            </a:outerShdw>
-          </a:effectLst>
-        </a:effectStyle>
-        <a:effectStyle>
-          <a:effectLst>
-            <a:outerShdw blurRad="40000" dist="23000" dir="5400000" rotWithShape="0">
-              <a:srgbClr val="000000">
-                <a:alpha val="35000"/>
-              </a:srgbClr>
-            </a:outerShdw>
-          </a:effectLst>
-          <a:scene3d>
-            <a:camera prst="orthographicFront">
-              <a:rot lat="0" lon="0" rev="0"/>
-            </a:camera>
-            <a:lightRig rig="threePt" dir="t">
-              <a:rot lat="0" lon="0" rev="1200000"/>
-            </a:lightRig>
-          </a:scene3d>
-          <a:sp3d>
-            <a:bevelT w="63500" h="25400"/>
-          </a:sp3d>
         </a:effectStyle>
       </a:effectStyleLst>
       <a:bgFillStyleLst>
         <a:solidFill>
           <a:schemeClr val="phClr"/>
         </a:solidFill>
+        <a:solidFill>
+          <a:schemeClr val="phClr">
+            <a:tint val="95000"/>
+            <a:satMod val="170000"/>
+          </a:schemeClr>
+        </a:solidFill>
         <a:gradFill rotWithShape="1">
           <a:gsLst>
             <a:gs pos="0">
               <a:schemeClr val="phClr">
-                <a:tint val="40000"/>
-                <a:satMod val="350000"/>
+                <a:tint val="93000"/>
+                <a:satMod val="150000"/>
+                <a:shade val="98000"/>
+                <a:lumMod val="102000"/>
               </a:schemeClr>
             </a:gs>
-            <a:gs pos="40000">
+            <a:gs pos="50000">
               <a:schemeClr val="phClr">
-                <a:tint val="45000"/>
-                <a:shade val="99000"/>
-                <a:satMod val="350000"/>
+                <a:tint val="98000"/>
+                <a:satMod val="130000"/>
+                <a:shade val="90000"/>
+                <a:lumMod val="103000"/>
               </a:schemeClr>
             </a:gs>
             <a:gs pos="100000">
               <a:schemeClr val="phClr">
-                <a:shade val="20000"/>
-                <a:satMod val="255000"/>
+                <a:shade val="63000"/>
+                <a:satMod val="120000"/>
               </a:schemeClr>
             </a:gs>
           </a:gsLst>
-          <a:path path="circle">
-            <a:fillToRect l="50000" t="-80000" r="50000" b="180000"/>
-          </a:path>
-        </a:gradFill>
-        <a:gradFill rotWithShape="1">
-          <a:gsLst>
-            <a:gs pos="0">
-              <a:schemeClr val="phClr">
-                <a:tint val="80000"/>
-                <a:satMod val="300000"/>
-              </a:schemeClr>
-            </a:gs>
-            <a:gs pos="100000">
-              <a:schemeClr val="phClr">
-                <a:shade val="30000"/>
-                <a:satMod val="200000"/>
-              </a:schemeClr>
-            </a:gs>
-          </a:gsLst>
-          <a:path path="circle">
-            <a:fillToRect l="50000" t="50000" r="50000" b="50000"/>
-          </a:path>
+          <a:lin ang="5400000" scaled="0"/>
         </a:gradFill>
       </a:bgFillStyleLst>
     </a:fmtScheme>
   </a:themeElements>
-  <a:objectDefaults>
-    <a:spDef>
-      <a:spPr/>
-      <a:bodyPr/>
-      <a:lstStyle/>
-      <a:style>
-        <a:lnRef idx="1">
-          <a:schemeClr val="accent1"/>
-        </a:lnRef>
-        <a:fillRef idx="3">
-          <a:schemeClr val="accent1"/>
-        </a:fillRef>
-        <a:effectRef idx="2">
-          <a:schemeClr val="accent1"/>
-        </a:effectRef>
-        <a:fontRef idx="minor">
-          <a:schemeClr val="lt1"/>
-        </a:fontRef>
-      </a:style>
-    </a:spDef>
-    <a:lnDef>
-      <a:spPr/>
-      <a:bodyPr/>
-      <a:lstStyle/>
-      <a:style>
-        <a:lnRef idx="2">
-          <a:schemeClr val="accent1"/>
-        </a:lnRef>
-        <a:fillRef idx="0">
-          <a:schemeClr val="accent1"/>
-        </a:fillRef>
-        <a:effectRef idx="1">
-          <a:schemeClr val="accent1"/>
-        </a:effectRef>
-        <a:fontRef idx="minor">
-          <a:schemeClr val="tx1"/>
-        </a:fontRef>
-      </a:style>
-    </a:lnDef>
-  </a:objectDefaults>
+  <a:objectDefaults/>
   <a:extraClrSchemeLst/>
+  <a:extLst>
+    <a:ext uri="{05A4C25C-085E-4340-85A3-A5531E510DB2}">
+      <thm15:themeFamily xmlns:thm15="http://schemas.microsoft.com/office/thememl/2012/main" name="Office Theme" id="{2E142A2C-CD16-42D6-873A-C26D2A0506FA}" vid="{1BDDFF52-6CD6-40A5-AB3C-68EB2F1E4D0A}"/>
+    </a:ext>
+  </a:extLst>
 </a:theme>
 </file>
--- a/paper/paper.docx
+++ b/paper/paper.docx
@@ -204,6 +204,20 @@
             <w:rStyle w:val="Hyperlink"/>
           </w:rPr>
           <w:t xml:space="preserve">Vanhaeren and d’Errico 2006</w:t>
+        </w:r>
+      </w:hyperlink>
+      <w:r>
+        <w:t xml:space="preserve">;</w:t>
+      </w:r>
+      <w:r>
+        <w:t xml:space="preserve"> </w:t>
+      </w:r>
+      <w:hyperlink w:anchor="ref-Fuentes_Lucas_Robert_2019">
+        <w:r>
+          <w:rPr>
+            <w:rStyle w:val="Hyperlink"/>
+          </w:rPr>
+          <w:t xml:space="preserve">Fuentes, Lucas, and Robert 2019</w:t>
         </w:r>
       </w:hyperlink>
       <w:r>
@@ -935,7 +949,7 @@
         <w:pStyle w:val="BodyText"/>
       </w:pPr>
       <w:r>
-        <w:t xml:space="preserve">We hypothesize that these phases, and the environmental changes across the Aurignacian, may correspond to changes in social dynamics of cultural groups, as represented by patterns in the distribution of geometric signs. We aim to address the following questions: How do grouping dynamics of geometric signs change across the four phases of the Aurignacian? How do the groupings vary in diversity, size, connectivity, and distribution? Lastly, what do the patterns tell us about dynamics of social organization throughout the Aurignacian? We answer these questions by first identifying clusters within each phase using seriation and network analyses. We then test the strength of the clusters using modularity and perMANOVA tests. All of our programming in this study was conducted in RStudio.</w:t>
+        <w:t xml:space="preserve">We hypothesize that these phases, and the environmental changes across the Aurignacian, may correspond to changes in social dynamics of cultural groups, as represented by patterns in the distribution of geometric signs. We aim to address the following questions: How do grouping dynamics of geometric signs change across the four phases of the Aurignacian? How do the groupings vary in diversity, size, connectivity, and distribution? Lastly, what do the patterns tell us about dynamics of social organization throughout the Aurignacian? We answer these questions by first identifying clusters within each phase using seriation and network analyses. We then test the strength of the clusters using perMANOVA tests. All of our programming in this study was conducted in RStudio.</w:t>
       </w:r>
     </w:p>
     <w:bookmarkEnd w:id="21"/>
@@ -1229,7 +1243,41 @@
         <w:pStyle w:val="BodyText"/>
       </w:pPr>
       <w:r>
-        <w:t xml:space="preserve">If the distribution of sign types can be solely explained by geographic distance, then we would see similarity in sign type distribution decreasing as geographic distance increases [. This relationship can be investigated using the isolation-by-distance framework, which proposes that cultural difference can be primarily explained by geographic distance</w:t>
+        <w:t xml:space="preserve">If the distribution of sign types can be explained by geographic distance, then we would see similarity in sign type distribution decreasing as geographic distance increases</w:t>
+      </w:r>
+      <w:r>
+        <w:t xml:space="preserve"> </w:t>
+      </w:r>
+      <w:r>
+        <w:t xml:space="preserve">(</w:t>
+      </w:r>
+      <w:hyperlink w:anchor="ref-Herskind2023">
+        <w:r>
+          <w:rPr>
+            <w:rStyle w:val="Hyperlink"/>
+          </w:rPr>
+          <w:t xml:space="preserve">Platz 2023</w:t>
+        </w:r>
+      </w:hyperlink>
+      <w:r>
+        <w:t xml:space="preserve">;</w:t>
+      </w:r>
+      <w:r>
+        <w:t xml:space="preserve"> </w:t>
+      </w:r>
+      <w:hyperlink w:anchor="ref-Rigaud_dErrico_Vanhaeren_2015">
+        <w:r>
+          <w:rPr>
+            <w:rStyle w:val="Hyperlink"/>
+          </w:rPr>
+          <w:t xml:space="preserve">Rigaud, d’Errico, and Vanhaeren 2015</w:t>
+        </w:r>
+      </w:hyperlink>
+      <w:r>
+        <w:t xml:space="preserve">)</w:t>
+      </w:r>
+      <w:r>
+        <w:t xml:space="preserve">. This relationship can be investigated using the isolation-by-distance framework, which proposes that cultural difference can be primarily explained by geographic distance</w:t>
       </w:r>
       <w:r>
         <w:t xml:space="preserve"> </w:t>
@@ -1707,13 +1755,13 @@
       </w:r>
     </w:p>
     <w:bookmarkEnd w:id="28"/>
-    <w:bookmarkStart w:id="29" w:name="Xc57f790c0b52cd79b4aaea4eff240b7adec9eb4"/>
+    <w:bookmarkStart w:id="29" w:name="Xda1c626f4bbd9fdc06551ef7388072be9db3264"/>
     <w:p>
       <w:pPr>
         <w:pStyle w:val="Heading2"/>
       </w:pPr>
       <w:r>
-        <w:t xml:space="preserve">Modularity and PerMANOVA for Cultural Connection Strength</w:t>
+        <w:t xml:space="preserve">PerMANOVA for Cultural Connection Strength</w:t>
       </w:r>
     </w:p>
     <w:p>
@@ -1721,7 +1769,7 @@
         <w:pStyle w:val="FirstParagraph"/>
       </w:pPr>
       <w:r>
-        <w:t xml:space="preserve">To evaluate the strength of the connections of the groups found in the seriation and network analyses, we used modularity and perMANOVA tests. The modularity test is a community structure network detection method, and quantifies the randomness of the groupings by measuring the fraction of the edges in the network that fall within groups, minus the expected value if the edges were placed at random</w:t>
+        <w:t xml:space="preserve">PerMANOVA quantifies the level of variation between groups versus the level of variation within groups</w:t>
       </w:r>
       <w:r>
         <w:t xml:space="preserve"> </w:t>
@@ -1729,12 +1777,12 @@
       <w:r>
         <w:t xml:space="preserve">(</w:t>
       </w:r>
-      <w:hyperlink w:anchor="ref-Newman_2006">
-        <w:r>
-          <w:rPr>
-            <w:rStyle w:val="Hyperlink"/>
-          </w:rPr>
-          <w:t xml:space="preserve">Newman 2006</w:t>
+      <w:hyperlink w:anchor="ref-Anderson_2017">
+        <w:r>
+          <w:rPr>
+            <w:rStyle w:val="Hyperlink"/>
+          </w:rPr>
+          <w:t xml:space="preserve">Anderson 2017</w:t>
         </w:r>
       </w:hyperlink>
       <w:r>
@@ -1743,32 +1791,12 @@
       <w:r>
         <w:t xml:space="preserve"> </w:t>
       </w:r>
-      <w:hyperlink w:anchor="ref-Newman_Girvan_2004">
-        <w:r>
-          <w:rPr>
-            <w:rStyle w:val="Hyperlink"/>
-          </w:rPr>
-          <w:t xml:space="preserve">Newman and Girvan 2004</w:t>
-        </w:r>
-      </w:hyperlink>
-      <w:r>
-        <w:t xml:space="preserve">)</w:t>
-      </w:r>
-      <w:r>
-        <w:t xml:space="preserve">. The results are expressed in a score of 0 to 1, with 0 meaning no significant subgroups, and 1 meaning perfect groupings. PerMANOVA quantifies the level of variation between groups versus the level of variation within groups</w:t>
-      </w:r>
-      <w:r>
-        <w:t xml:space="preserve"> </w:t>
-      </w:r>
-      <w:r>
-        <w:t xml:space="preserve">(</w:t>
-      </w:r>
-      <w:hyperlink w:anchor="ref-Anderson_2017">
-        <w:r>
-          <w:rPr>
-            <w:rStyle w:val="Hyperlink"/>
-          </w:rPr>
-          <w:t xml:space="preserve">Anderson 2017</w:t>
+      <w:hyperlink w:anchor="ref-Shennan_Crema_Kerig_2015">
+        <w:r>
+          <w:rPr>
+            <w:rStyle w:val="Hyperlink"/>
+          </w:rPr>
+          <w:t xml:space="preserve">Shennan, Crema, and Kerig 2015</w:t>
         </w:r>
       </w:hyperlink>
       <w:r>
@@ -1787,7 +1815,7 @@
         <w:t xml:space="preserve"> </w:t>
       </w:r>
       <w:r>
-        <w:t xml:space="preserve">statistic, which quantifies how much of the variation in sign distribution can be explained by group membership, a pseudo-F statistic, and a p-value. The pseudo-F statistic compares the total sum of squared dissimilarities between groups to total sum of squared dissimilarities within groups. Larger pseudo-F statistics indicate more separation between groups. The p-value quantifies the probability of obtaining the observed difference if the null hypothesis were true (we use an alpha value of 0.05 for the threshold of statistical significance). The modularity test and perMANOVA were performed using the vegan</w:t>
+        <w:t xml:space="preserve">statistic, which quantifies how much of the variation in sign distribution can be explained by group membership, a pseudo-F statistic, and a p-value. The pseudo-F statistic compares the total sum of squared dissimilarities between groups to total sum of squared dissimilarities within groups. Larger pseudo-F statistics indicate more separation between groups. The p-value quantifies the probability of obtaining the observed difference if the null hypothesis were true (we use an alpha value of 0.05 for the threshold of statistical significance). The perMANOVA was performed using the vegan</w:t>
       </w:r>
       <w:r>
         <w:t xml:space="preserve"> </w:t>
@@ -2125,17 +2153,15 @@
           <w:tbl>
             <w:tblPr>
               <w:tblStyle w:val="Table"/>
-              <w:tblW w:type="pct" w:w="5000"/>
+              <w:tblW w:type="auto" w:w="0"/>
               <w:tblLook w:firstRow="1" w:lastRow="0" w:firstColumn="0" w:lastColumn="0" w:noHBand="0" w:noVBand="0" w:val="0020"/>
               <w:jc w:val="start"/>
-              <w:tblLayout w:type="fixed"/>
             </w:tblPr>
             <w:tblGrid>
-              <w:gridCol w:w="2329"/>
-              <w:gridCol w:w="1281"/>
-              <w:gridCol w:w="1514"/>
-              <w:gridCol w:w="1397"/>
-              <w:gridCol w:w="1397"/>
+              <w:gridCol w:w="1980"/>
+              <w:gridCol w:w="1980"/>
+              <w:gridCol w:w="1980"/>
+              <w:gridCol w:w="1980"/>
             </w:tblGrid>
             <w:tr>
               <w:trPr>
@@ -2151,19 +2177,6 @@
                   </w:pPr>
                   <w:r>
                     <w:t xml:space="preserve">Aurignacian phase</w:t>
-                  </w:r>
-                </w:p>
-              </w:tc>
-              <w:tc>
-                <w:tcPr/>
-                <w:p>
-                  <w:pPr>
-                    <w:pStyle w:val="Compact"/>
-                    <w:jc w:val="right"/>
-                    <w:jc w:val="center"/>
-                  </w:pPr>
-                  <w:r>
-                    <w:t xml:space="preserve">Modularity</w:t>
                   </w:r>
                 </w:p>
               </w:tc>
@@ -2230,19 +2243,6 @@
                     <w:jc w:val="center"/>
                   </w:pPr>
                   <w:r>
-                    <w:t xml:space="preserve">0.490</w:t>
-                  </w:r>
-                </w:p>
-              </w:tc>
-              <w:tc>
-                <w:tcPr/>
-                <w:p>
-                  <w:pPr>
-                    <w:pStyle w:val="Compact"/>
-                    <w:jc w:val="right"/>
-                    <w:jc w:val="center"/>
-                  </w:pPr>
-                  <w:r>
                     <w:t xml:space="preserve">0.452</w:t>
                   </w:r>
                 </w:p>
@@ -2285,19 +2285,6 @@
                   </w:pPr>
                   <w:r>
                     <w:t xml:space="preserve">Proto-Aurignacian</w:t>
-                  </w:r>
-                </w:p>
-              </w:tc>
-              <w:tc>
-                <w:tcPr/>
-                <w:p>
-                  <w:pPr>
-                    <w:pStyle w:val="Compact"/>
-                    <w:jc w:val="right"/>
-                    <w:jc w:val="center"/>
-                  </w:pPr>
-                  <w:r>
-                    <w:t xml:space="preserve">0.496</w:t>
                   </w:r>
                 </w:p>
               </w:tc>
@@ -2364,19 +2351,6 @@
                     <w:jc w:val="center"/>
                   </w:pPr>
                   <w:r>
-                    <w:t xml:space="preserve">0.444</w:t>
-                  </w:r>
-                </w:p>
-              </w:tc>
-              <w:tc>
-                <w:tcPr/>
-                <w:p>
-                  <w:pPr>
-                    <w:pStyle w:val="Compact"/>
-                    <w:jc w:val="right"/>
-                    <w:jc w:val="center"/>
-                  </w:pPr>
-                  <w:r>
                     <w:t xml:space="preserve">0.215</w:t>
                   </w:r>
                 </w:p>
@@ -2431,19 +2405,6 @@
                     <w:jc w:val="center"/>
                   </w:pPr>
                   <w:r>
-                    <w:t xml:space="preserve">0.480</w:t>
-                  </w:r>
-                </w:p>
-              </w:tc>
-              <w:tc>
-                <w:tcPr/>
-                <w:p>
-                  <w:pPr>
-                    <w:pStyle w:val="Compact"/>
-                    <w:jc w:val="right"/>
-                    <w:jc w:val="center"/>
-                  </w:pPr>
-                  <w:r>
                     <w:t xml:space="preserve">0.224</w:t>
                   </w:r>
                 </w:p>
@@ -2486,7 +2447,7 @@
               <w:pStyle w:val="ImageCaption"/>
             </w:pPr>
             <w:r>
-              <w:t xml:space="preserve">Table 3: Table of the results per phase for the modularity test and perMANOVA</w:t>
+              <w:t xml:space="preserve">Table 3: Table of the results per phase for the perMANOVA</w:t>
             </w:r>
           </w:p>
           <w:bookmarkEnd w:id="40"/>
@@ -2498,14 +2459,6 @@
         <w:pStyle w:val="BodyText"/>
       </w:pPr>
       <w:r>
-        <w:t xml:space="preserve">The modularity score quantifies the strength of the groupings, showing that the variations in grouping strength between phases are minimal. The Proto-Aurignacian exhibits the strongest groupings, with a score of 0.496, and the Evolved Aurignacian has the weakest groupings, with a score of 0.48. There is a slight increase in modularity between the Transitional period and the Proto-Aurignacian, before an even slighter decrease into the Early Aurignacian, followed by a larger increase with the Evolved Aurignacian.</w:t>
-      </w:r>
-    </w:p>
-    <w:p>
-      <w:pPr>
-        <w:pStyle w:val="BodyText"/>
-      </w:pPr>
-      <w:r>
         <w:t xml:space="preserve">The perMANOVA R</w:t>
       </w:r>
       <w:r>
@@ -2592,35 +2545,262 @@
         <w:t xml:space="preserve"> </w:t>
       </w:r>
       <w:r>
-        <w:t xml:space="preserve">shows that group inter-connectivity and intra-connectivity varies from phase to phase, with weak intra-group connections and no inter-group connections in the Transitional phase, to stronger intraconnections and interconnections starting to form in the Proto-Aurignacian, to extremely strong connections (both between and within groups) in the Early Aurignacian, to weaker connections in the Evolved Aurignacian. The modularity tests, as shown in</w:t>
-      </w:r>
-      <w:r>
-        <w:t xml:space="preserve"> </w:t>
-      </w:r>
-      <w:hyperlink w:anchor="tbl-strength-table">
-        <w:r>
-          <w:rPr>
-            <w:rStyle w:val="Hyperlink"/>
-          </w:rPr>
-          <w:t xml:space="preserve">Table 3</w:t>
-        </w:r>
-      </w:hyperlink>
-      <w:r>
-        <w:t xml:space="preserve">, show that the groupings are most distinct in the Transitional period and least distinct in the Early Aurignacian. The perMANOVA tests show that the Transitional period experiences the highest level of difference between groups, while the Early Aurignacian has the least. The Mantel tests, as shown in</w:t>
-      </w:r>
-      <w:r>
-        <w:t xml:space="preserve"> </w:t>
-      </w:r>
-      <w:hyperlink w:anchor="tbl-mantel-table">
-        <w:r>
-          <w:rPr>
-            <w:rStyle w:val="Hyperlink"/>
-          </w:rPr>
-          <w:t xml:space="preserve">Table 2</w:t>
-        </w:r>
-      </w:hyperlink>
-      <w:r>
-        <w:t xml:space="preserve">, tell us that the sign distribution in the Proto-Aurignacian experiences the lowest correlation with geographic distance, while the Early Aurignacian has the highest correlation.</w:t>
+        <w:t xml:space="preserve">shows that group inter-connectivity and intra-connectivity varies from phase to phase, with weak intra-group connections and no inter-group connections in the Transitional phase, to stronger intraconnections and interconnections starting to form in the Proto-Aurignacian, to extremely strong connections (both between and within groups) in the Early Aurignacian, to weaker connections in the Evolved Aurignacian. The perMANOVA tests show that the Transitional period experiences the highest level of difference between groups, while the Early Aurignacian has the least.</w:t>
+      </w:r>
+    </w:p>
+    <w:p>
+      <w:pPr>
+        <w:pStyle w:val="BodyText"/>
+      </w:pPr>
+      <w:r>
+        <w:t xml:space="preserve">One interpretation of the inter-connectivity seen in</w:t>
+      </w:r>
+      <w:r>
+        <w:t xml:space="preserve"> </w:t>
+      </w:r>
+      <w:hyperlink w:anchor="fig-neighbor-net">
+        <w:r>
+          <w:rPr>
+            <w:rStyle w:val="Hyperlink"/>
+          </w:rPr>
+          <w:t xml:space="preserve">Figure 3</w:t>
+        </w:r>
+      </w:hyperlink>
+      <w:r>
+        <w:t xml:space="preserve"> </w:t>
+      </w:r>
+      <w:r>
+        <w:t xml:space="preserve">is as a representation of non-utilitarian mobility. Non-utilitarian mobility serves to establish regional social networks which facilitate the spread of information and the survival of hunter-gatherers in uncertain environments</w:t>
+      </w:r>
+      <w:r>
+        <w:t xml:space="preserve"> </w:t>
+      </w:r>
+      <w:r>
+        <w:t xml:space="preserve">(</w:t>
+      </w:r>
+      <w:hyperlink w:anchor="ref-Whallon_2006">
+        <w:r>
+          <w:rPr>
+            <w:rStyle w:val="Hyperlink"/>
+          </w:rPr>
+          <w:t xml:space="preserve">Whallon 2006</w:t>
+        </w:r>
+      </w:hyperlink>
+      <w:r>
+        <w:t xml:space="preserve">;</w:t>
+      </w:r>
+      <w:r>
+        <w:t xml:space="preserve"> </w:t>
+      </w:r>
+      <w:hyperlink w:anchor="ref-Fitzhugh_Phillips_Gjesfeld_2011">
+        <w:r>
+          <w:rPr>
+            <w:rStyle w:val="Hyperlink"/>
+          </w:rPr>
+          <w:t xml:space="preserve">Fitzhugh, Phillips, and Gjesfeld 2011</w:t>
+        </w:r>
+      </w:hyperlink>
+      <w:r>
+        <w:t xml:space="preserve">;</w:t>
+      </w:r>
+      <w:r>
+        <w:t xml:space="preserve"> </w:t>
+      </w:r>
+      <w:hyperlink w:anchor="ref-Lovis_Donahue_2011">
+        <w:r>
+          <w:rPr>
+            <w:rStyle w:val="Hyperlink"/>
+          </w:rPr>
+          <w:t xml:space="preserve">Lovis and Donahue 2011</w:t>
+        </w:r>
+      </w:hyperlink>
+      <w:r>
+        <w:t xml:space="preserve">;</w:t>
+      </w:r>
+      <w:r>
+        <w:t xml:space="preserve"> </w:t>
+      </w:r>
+      <w:hyperlink w:anchor="ref-Hitchcock_Ebert_2011">
+        <w:r>
+          <w:rPr>
+            <w:rStyle w:val="Hyperlink"/>
+          </w:rPr>
+          <w:t xml:space="preserve">Hitchcock and Ebert 2011</w:t>
+        </w:r>
+      </w:hyperlink>
+      <w:r>
+        <w:t xml:space="preserve">;</w:t>
+      </w:r>
+      <w:r>
+        <w:t xml:space="preserve"> </w:t>
+      </w:r>
+      <w:hyperlink w:anchor="ref-Romano_Lozano_Fern2002">
+        <w:r>
+          <w:rPr>
+            <w:rStyle w:val="Hyperlink"/>
+            <w:bCs/>
+            <w:b/>
+          </w:rPr>
+          <w:t xml:space="preserve">Romano_Lozano_Fern2002?</w:t>
+        </w:r>
+      </w:hyperlink>
+      <w:r>
+        <w:t xml:space="preserve">)</w:t>
+      </w:r>
+      <w:r>
+        <w:t xml:space="preserve">. The exchange and production of decorative items is associated with non-utilitarian mobility and has been recognized as a sign of social contact in other regions and eras</w:t>
+      </w:r>
+      <w:r>
+        <w:t xml:space="preserve"> </w:t>
+      </w:r>
+      <w:r>
+        <w:t xml:space="preserve">(</w:t>
+      </w:r>
+      <w:hyperlink w:anchor="ref-Whallon_2006">
+        <w:r>
+          <w:rPr>
+            <w:rStyle w:val="Hyperlink"/>
+          </w:rPr>
+          <w:t xml:space="preserve">Whallon 2006</w:t>
+        </w:r>
+      </w:hyperlink>
+      <w:r>
+        <w:t xml:space="preserve">;</w:t>
+      </w:r>
+      <w:r>
+        <w:t xml:space="preserve"> </w:t>
+      </w:r>
+      <w:hyperlink w:anchor="ref-Kelly_2024">
+        <w:r>
+          <w:rPr>
+            <w:rStyle w:val="Hyperlink"/>
+          </w:rPr>
+          <w:t xml:space="preserve">P. Kelly 2024</w:t>
+        </w:r>
+      </w:hyperlink>
+      <w:r>
+        <w:t xml:space="preserve">;</w:t>
+      </w:r>
+      <w:r>
+        <w:t xml:space="preserve"> </w:t>
+      </w:r>
+      <w:hyperlink w:anchor="ref-Kinahan_2013">
+        <w:r>
+          <w:rPr>
+            <w:rStyle w:val="Hyperlink"/>
+          </w:rPr>
+          <w:t xml:space="preserve">Kinahan 2013</w:t>
+        </w:r>
+      </w:hyperlink>
+      <w:r>
+        <w:t xml:space="preserve">;</w:t>
+      </w:r>
+      <w:r>
+        <w:t xml:space="preserve"> </w:t>
+      </w:r>
+      <w:hyperlink w:anchor="ref-Newlander_2012">
+        <w:r>
+          <w:rPr>
+            <w:rStyle w:val="Hyperlink"/>
+          </w:rPr>
+          <w:t xml:space="preserve">Newlander 2012</w:t>
+        </w:r>
+      </w:hyperlink>
+      <w:r>
+        <w:t xml:space="preserve">;</w:t>
+      </w:r>
+      <w:r>
+        <w:t xml:space="preserve"> </w:t>
+      </w:r>
+      <w:hyperlink w:anchor="ref-Iizuka_Ferguson_Izuho_2022">
+        <w:r>
+          <w:rPr>
+            <w:rStyle w:val="Hyperlink"/>
+          </w:rPr>
+          <w:t xml:space="preserve">Iizuka, Ferguson, and Izuho 2022</w:t>
+        </w:r>
+      </w:hyperlink>
+      <w:r>
+        <w:t xml:space="preserve">)</w:t>
+      </w:r>
+      <w:r>
+        <w:t xml:space="preserve">. Although it indicates a kind of cultural contact, whether this contact represents short-term information exchange or longer-term residential movement, such as a form of aggregation (see below) is still unclear, as existing data has shown a range of variation in mobility among hunter-gatherer groups</w:t>
+      </w:r>
+      <w:r>
+        <w:t xml:space="preserve"> </w:t>
+      </w:r>
+      <w:r>
+        <w:t xml:space="preserve">(</w:t>
+      </w:r>
+      <w:hyperlink w:anchor="ref-Binford_1990">
+        <w:r>
+          <w:rPr>
+            <w:rStyle w:val="Hyperlink"/>
+          </w:rPr>
+          <w:t xml:space="preserve">Binford 1990</w:t>
+        </w:r>
+      </w:hyperlink>
+      <w:r>
+        <w:t xml:space="preserve">;</w:t>
+      </w:r>
+      <w:r>
+        <w:t xml:space="preserve"> </w:t>
+      </w:r>
+      <w:hyperlink w:anchor="ref-Kelly_1983">
+        <w:r>
+          <w:rPr>
+            <w:rStyle w:val="Hyperlink"/>
+          </w:rPr>
+          <w:t xml:space="preserve">R. L. Kelly 1983</w:t>
+        </w:r>
+      </w:hyperlink>
+      <w:r>
+        <w:t xml:space="preserve">;</w:t>
+      </w:r>
+      <w:r>
+        <w:t xml:space="preserve"> </w:t>
+      </w:r>
+      <w:hyperlink w:anchor="ref-Johnson_2014">
+        <w:r>
+          <w:rPr>
+            <w:rStyle w:val="Hyperlink"/>
+          </w:rPr>
+          <w:t xml:space="preserve">Johnson 2014</w:t>
+        </w:r>
+      </w:hyperlink>
+      <w:r>
+        <w:t xml:space="preserve">;</w:t>
+      </w:r>
+      <w:r>
+        <w:t xml:space="preserve"> </w:t>
+      </w:r>
+      <w:hyperlink w:anchor="ref-Padilla-Iglesias_Bischoff_2024">
+        <w:r>
+          <w:rPr>
+            <w:rStyle w:val="Hyperlink"/>
+          </w:rPr>
+          <w:t xml:space="preserve">Padilla-Iglesias and Bischoff 2024</w:t>
+        </w:r>
+      </w:hyperlink>
+      <w:r>
+        <w:t xml:space="preserve">;</w:t>
+      </w:r>
+      <w:r>
+        <w:t xml:space="preserve"> </w:t>
+      </w:r>
+      <w:hyperlink w:anchor="ref-Singh_Glowacki_2022">
+        <w:r>
+          <w:rPr>
+            <w:rStyle w:val="Hyperlink"/>
+          </w:rPr>
+          <w:t xml:space="preserve">Singh and Glowacki 2022</w:t>
+        </w:r>
+      </w:hyperlink>
+      <w:r>
+        <w:t xml:space="preserve">)</w:t>
+      </w:r>
+      <w:r>
+        <w:t xml:space="preserve">.</w:t>
       </w:r>
     </w:p>
     <w:tbl>
@@ -2708,7 +2888,21 @@
         <w:pStyle w:val="BodyText"/>
       </w:pPr>
       <w:r>
-        <w:t xml:space="preserve">The geographic distribution of the groups change from phase to phase (</w:t>
+        <w:t xml:space="preserve">The Mantel tests, as shown in</w:t>
+      </w:r>
+      <w:r>
+        <w:t xml:space="preserve"> </w:t>
+      </w:r>
+      <w:hyperlink w:anchor="tbl-mantel-table">
+        <w:r>
+          <w:rPr>
+            <w:rStyle w:val="Hyperlink"/>
+          </w:rPr>
+          <w:t xml:space="preserve">Table 2</w:t>
+        </w:r>
+      </w:hyperlink>
+      <w:r>
+        <w:t xml:space="preserve">, tell us that the sign distribution in the Proto-Aurignacian experiences the lowest correlation with geographic distance, while the Early Aurignacian has the highest correlation. The geographic distribution of the groups change from phase to phase (</w:t>
       </w:r>
       <w:hyperlink w:anchor="fig-group-map">
         <w:r>
@@ -2764,7 +2958,7 @@
         <w:t xml:space="preserve"> </w:t>
       </w:r>
       <w:r>
-        <w:t xml:space="preserve">as a type of hunter-gather settlement pattern, in which groups both break off in dispersed fragments and congregate in large groups, typically for subsistence or social reasons. Aggregation sites, associated with high degrees of connectivity, are the places where those group fragments or individuals congregate, and some archaeological indicators of aggregation sites include proximity to certain environmental resources, as well as a diverse artifact assemblage</w:t>
+        <w:t xml:space="preserve">as a type of hunter-gather settlement pattern, in which groups both break off in dispersed fragments and congregate in large groups, typically for subsistence or social reasons. Aggregation sites, associated with high degrees of connectivity, are the places where those group fragments or individuals congregate, and some archaeological indicators of aggregation sites include proximity to certain environmental resources, as well as a more diverse artifact assemblage</w:t>
       </w:r>
       <w:r>
         <w:t xml:space="preserve"> </w:t>
@@ -2967,7 +3161,7 @@
         <w:t xml:space="preserve">)</w:t>
       </w:r>
       <w:r>
-        <w:t xml:space="preserve">. The plot identifies multiple sites that diverge from the diversity index predicted by sample size, including those with a higher index than expected, such as Hohle Fels in the Transitional phase, Spy, La Ferrassie, and Les Cottés in the Proto-Aurignacian, Solutré, Hohle Fels, and Grottes de Fonds-de-Forêt in the Early Aurignacian, and Vogelherd, Bockstein-Törle, and Vindija Cave in the Evolved Aurignacian. It is possible that those sites with a greater than expected diversity index acted as aggregation sites or served a similar purpose. La Ferrassie in the Proto-Aurignacian is also shown by</w:t>
+        <w:t xml:space="preserve">. The plot identifies multiple sites that diverge from the diversity index predicted by sample size, including those with a higher index than expected, such as Hohle Fels in the Transitional phase, Spy, La Ferrassie, and Les Cottés in the Proto-Aurignacian, Solutré, Hohle Fels, and Grottes de Fonds-de-Forêt in the Early Aurignacian, and Vogelherd, Bockstein-Törle, and Vindija Cave in the Evolved Aurignacian. It is possible that those sites with a greater than expected diversity index acted as aggregation sites for their groups or served a similar purpose. La Ferrassie in the Proto-Aurignacian is also shown by</w:t>
       </w:r>
       <w:r>
         <w:t xml:space="preserve"> </w:t>
@@ -2998,7 +3192,7 @@
         </w:r>
       </w:hyperlink>
       <w:r>
-        <w:t xml:space="preserve">, perhaps suggesting that it served as a specifically inter-group aggregation site.</w:t>
+        <w:t xml:space="preserve">, perhaps suggesting that it functioned as a specifically inter-group aggregation site.</w:t>
       </w:r>
     </w:p>
     <w:tbl>
@@ -3097,7 +3291,7 @@
         <w:t xml:space="preserve"> </w:t>
       </w:r>
       <w:r>
-        <w:t xml:space="preserve">shows a great deal of general divergence from the expected diversity index for the sample size. Another potential explanation for the observed variation in diversity is that it may indicate variation in social structure. Despite the tendency to conceive of hunter-gatherers as homogenous, previous studies have established a potential for variation in hunter-gatherer social structures</w:t>
+        <w:t xml:space="preserve">shows divergence from the expected diversity index for the sample size. Another potential explanation for the observed variation in diversity is that it may indicate variation in social structure. Despite the tendency to conceive of hunter-gatherers as homogenous, previous studies have established variation in hunter-gatherer social structures</w:t>
       </w:r>
       <w:r>
         <w:t xml:space="preserve"> </w:t>
@@ -3170,6 +3364,48 @@
         </w:r>
       </w:hyperlink>
       <w:r>
+        <w:t xml:space="preserve">;</w:t>
+      </w:r>
+      <w:r>
+        <w:t xml:space="preserve"> </w:t>
+      </w:r>
+      <w:hyperlink w:anchor="ref-Johnson_2014">
+        <w:r>
+          <w:rPr>
+            <w:rStyle w:val="Hyperlink"/>
+          </w:rPr>
+          <w:t xml:space="preserve">Johnson 2014</w:t>
+        </w:r>
+      </w:hyperlink>
+      <w:r>
+        <w:t xml:space="preserve">;</w:t>
+      </w:r>
+      <w:r>
+        <w:t xml:space="preserve"> </w:t>
+      </w:r>
+      <w:hyperlink w:anchor="ref-Singh_Glowacki_2022">
+        <w:r>
+          <w:rPr>
+            <w:rStyle w:val="Hyperlink"/>
+          </w:rPr>
+          <w:t xml:space="preserve">Singh and Glowacki 2022</w:t>
+        </w:r>
+      </w:hyperlink>
+      <w:r>
+        <w:t xml:space="preserve">;</w:t>
+      </w:r>
+      <w:r>
+        <w:t xml:space="preserve"> </w:t>
+      </w:r>
+      <w:hyperlink w:anchor="ref-Schwendler_2012">
+        <w:r>
+          <w:rPr>
+            <w:rStyle w:val="Hyperlink"/>
+          </w:rPr>
+          <w:t xml:space="preserve">Schwendler 2012</w:t>
+        </w:r>
+      </w:hyperlink>
+      <w:r>
         <w:t xml:space="preserve">)</w:t>
       </w:r>
       <w:r>
@@ -3316,6 +3552,48 @@
         </w:r>
       </w:hyperlink>
       <w:r>
+        <w:t xml:space="preserve">;</w:t>
+      </w:r>
+      <w:r>
+        <w:t xml:space="preserve"> </w:t>
+      </w:r>
+      <w:hyperlink w:anchor="ref-Hodder1979">
+        <w:r>
+          <w:rPr>
+            <w:rStyle w:val="Hyperlink"/>
+          </w:rPr>
+          <w:t xml:space="preserve">Hodder 1979</w:t>
+        </w:r>
+      </w:hyperlink>
+      <w:r>
+        <w:t xml:space="preserve">,</w:t>
+      </w:r>
+      <w:r>
+        <w:t xml:space="preserve"> </w:t>
+      </w:r>
+      <w:hyperlink w:anchor="ref-Hodder1977">
+        <w:r>
+          <w:rPr>
+            <w:rStyle w:val="Hyperlink"/>
+          </w:rPr>
+          <w:t xml:space="preserve">1977</w:t>
+        </w:r>
+      </w:hyperlink>
+      <w:r>
+        <w:t xml:space="preserve">;</w:t>
+      </w:r>
+      <w:r>
+        <w:t xml:space="preserve"> </w:t>
+      </w:r>
+      <w:hyperlink w:anchor="ref-Schwendler_2012">
+        <w:r>
+          <w:rPr>
+            <w:rStyle w:val="Hyperlink"/>
+          </w:rPr>
+          <w:t xml:space="preserve">Schwendler 2012</w:t>
+        </w:r>
+      </w:hyperlink>
+      <w:r>
         <w:t xml:space="preserve">)</w:t>
       </w:r>
       <w:r>
@@ -3333,6 +3611,20 @@
             <w:rStyle w:val="Hyperlink"/>
           </w:rPr>
           <w:t xml:space="preserve">Conkey 1985</w:t>
+        </w:r>
+      </w:hyperlink>
+      <w:r>
+        <w:t xml:space="preserve">;</w:t>
+      </w:r>
+      <w:r>
+        <w:t xml:space="preserve"> </w:t>
+      </w:r>
+      <w:hyperlink w:anchor="ref-Schwendler_2012">
+        <w:r>
+          <w:rPr>
+            <w:rStyle w:val="Hyperlink"/>
+          </w:rPr>
+          <w:t xml:space="preserve">Schwendler 2012</w:t>
         </w:r>
       </w:hyperlink>
       <w:r>
@@ -3765,6 +4057,48 @@
         </w:r>
       </w:hyperlink>
       <w:r>
+        <w:t xml:space="preserve">;</w:t>
+      </w:r>
+      <w:r>
+        <w:t xml:space="preserve"> </w:t>
+      </w:r>
+      <w:hyperlink w:anchor="ref-Hill_Wood_Baggio_Hurtado_Boyd_2014">
+        <w:r>
+          <w:rPr>
+            <w:rStyle w:val="Hyperlink"/>
+          </w:rPr>
+          <w:t xml:space="preserve">Hill et al. 2014</w:t>
+        </w:r>
+      </w:hyperlink>
+      <w:r>
+        <w:t xml:space="preserve">;</w:t>
+      </w:r>
+      <w:r>
+        <w:t xml:space="preserve"> </w:t>
+      </w:r>
+      <w:hyperlink w:anchor="ref-Derex_Boyd_2016">
+        <w:r>
+          <w:rPr>
+            <w:rStyle w:val="Hyperlink"/>
+          </w:rPr>
+          <w:t xml:space="preserve">Derex and Boyd 2016</w:t>
+        </w:r>
+      </w:hyperlink>
+      <w:r>
+        <w:t xml:space="preserve">;</w:t>
+      </w:r>
+      <w:r>
+        <w:t xml:space="preserve"> </w:t>
+      </w:r>
+      <w:hyperlink w:anchor="ref-Romano_Lozano_Fern2022">
+        <w:r>
+          <w:rPr>
+            <w:rStyle w:val="Hyperlink"/>
+          </w:rPr>
+          <w:t xml:space="preserve">Romano, Lozano, and Fernández-López de Pablo 2022</w:t>
+        </w:r>
+      </w:hyperlink>
+      <w:r>
         <w:t xml:space="preserve">)</w:t>
       </w:r>
       <w:r>
@@ -3909,7 +4243,7 @@
       </w:r>
     </w:p>
     <w:bookmarkEnd w:id="54"/>
-    <w:bookmarkStart w:id="184" w:name="references"/>
+    <w:bookmarkStart w:id="221" w:name="references"/>
     <w:p>
       <w:pPr>
         <w:pStyle w:val="Heading1"/>
@@ -3918,7 +4252,7 @@
         <w:t xml:space="preserve">References</w:t>
       </w:r>
     </w:p>
-    <w:bookmarkStart w:id="183" w:name="refs"/>
+    <w:bookmarkStart w:id="220" w:name="refs"/>
     <w:bookmarkStart w:id="56" w:name="ref-Alfonso-Durrruty_Giles_Misarti2015"/>
     <w:p>
       <w:pPr>
@@ -4199,7 +4533,39 @@
       </w:r>
     </w:p>
     <w:bookmarkEnd w:id="65"/>
-    <w:bookmarkStart w:id="67" w:name="ref-Bourdier_2013"/>
+    <w:bookmarkStart w:id="66" w:name="ref-Binford_1990"/>
+    <w:p>
+      <w:pPr>
+        <w:pStyle w:val="Bibliography"/>
+      </w:pPr>
+      <w:r>
+        <w:t xml:space="preserve">Binford, Lewis R. 1990.</w:t>
+      </w:r>
+      <w:r>
+        <w:t xml:space="preserve"> </w:t>
+      </w:r>
+      <w:r>
+        <w:t xml:space="preserve">“Mobility, Housing, and Environment: A Comparative Study.”</w:t>
+      </w:r>
+      <w:r>
+        <w:t xml:space="preserve"> </w:t>
+      </w:r>
+      <w:r>
+        <w:rPr>
+          <w:iCs/>
+          <w:i/>
+        </w:rPr>
+        <w:t xml:space="preserve">Journal of Anthropological Research</w:t>
+      </w:r>
+      <w:r>
+        <w:t xml:space="preserve"> </w:t>
+      </w:r>
+      <w:r>
+        <w:t xml:space="preserve">46 (2): 119–52.</w:t>
+      </w:r>
+    </w:p>
+    <w:bookmarkEnd w:id="66"/>
+    <w:bookmarkStart w:id="68" w:name="ref-Bourdier_2013"/>
     <w:p>
       <w:pPr>
         <w:pStyle w:val="Bibliography"/>
@@ -4232,7 +4598,7 @@
       <w:r>
         <w:t xml:space="preserve"> </w:t>
       </w:r>
-      <w:hyperlink r:id="rId66">
+      <w:hyperlink r:id="rId67">
         <w:r>
           <w:rPr>
             <w:rStyle w:val="Hyperlink"/>
@@ -4244,8 +4610,8 @@
         <w:t xml:space="preserve">.</w:t>
       </w:r>
     </w:p>
-    <w:bookmarkEnd w:id="67"/>
-    <w:bookmarkStart w:id="69" w:name="ref-Boyd_Silk_2020"/>
+    <w:bookmarkEnd w:id="68"/>
+    <w:bookmarkStart w:id="70" w:name="ref-Boyd_Silk_2020"/>
     <w:p>
       <w:pPr>
         <w:pStyle w:val="Bibliography"/>
@@ -4269,7 +4635,7 @@
       <w:r>
         <w:t xml:space="preserve"> </w:t>
       </w:r>
-      <w:hyperlink r:id="rId68">
+      <w:hyperlink r:id="rId69">
         <w:r>
           <w:rPr>
             <w:rStyle w:val="Hyperlink"/>
@@ -4281,8 +4647,8 @@
         <w:t xml:space="preserve">.</w:t>
       </w:r>
     </w:p>
-    <w:bookmarkEnd w:id="69"/>
-    <w:bookmarkStart w:id="71" w:name="ref-Brower_Kile_1988"/>
+    <w:bookmarkEnd w:id="70"/>
+    <w:bookmarkStart w:id="72" w:name="ref-Brower_Kile_1988"/>
     <w:p>
       <w:pPr>
         <w:pStyle w:val="Bibliography"/>
@@ -4315,7 +4681,7 @@
       <w:r>
         <w:t xml:space="preserve"> </w:t>
       </w:r>
-      <w:hyperlink r:id="rId70">
+      <w:hyperlink r:id="rId71">
         <w:r>
           <w:rPr>
             <w:rStyle w:val="Hyperlink"/>
@@ -4327,8 +4693,8 @@
         <w:t xml:space="preserve">.</w:t>
       </w:r>
     </w:p>
-    <w:bookmarkEnd w:id="71"/>
-    <w:bookmarkStart w:id="73" w:name="ref-Chu_Richter_2020"/>
+    <w:bookmarkEnd w:id="72"/>
+    <w:bookmarkStart w:id="74" w:name="ref-Chu_Richter_2020"/>
     <w:p>
       <w:pPr>
         <w:pStyle w:val="Bibliography"/>
@@ -4364,7 +4730,7 @@
       <w:r>
         <w:t xml:space="preserve"> </w:t>
       </w:r>
-      <w:hyperlink r:id="rId72">
+      <w:hyperlink r:id="rId73">
         <w:r>
           <w:rPr>
             <w:rStyle w:val="Hyperlink"/>
@@ -4376,8 +4742,8 @@
         <w:t xml:space="preserve">.</w:t>
       </w:r>
     </w:p>
-    <w:bookmarkEnd w:id="73"/>
-    <w:bookmarkStart w:id="74" w:name="ref-Conkey_1978"/>
+    <w:bookmarkEnd w:id="74"/>
+    <w:bookmarkStart w:id="75" w:name="ref-Conkey_1978"/>
     <w:p>
       <w:pPr>
         <w:pStyle w:val="Bibliography"/>
@@ -4411,8 +4777,8 @@
         <w:t xml:space="preserve">, 61–85. Studies in Archaeology. New York: Academic Press.</w:t>
       </w:r>
     </w:p>
-    <w:bookmarkEnd w:id="74"/>
-    <w:bookmarkStart w:id="76" w:name="ref-Conkey_1985"/>
+    <w:bookmarkEnd w:id="75"/>
+    <w:bookmarkStart w:id="77" w:name="ref-Conkey_1985"/>
     <w:p>
       <w:pPr>
         <w:pStyle w:val="Bibliography"/>
@@ -4445,7 +4811,7 @@
       <w:r>
         <w:t xml:space="preserve">, edited by T. Douglas Price and James A. Brown, 299–323. Academic Press. https://doi.org/</w:t>
       </w:r>
-      <w:hyperlink r:id="rId75">
+      <w:hyperlink r:id="rId76">
         <w:r>
           <w:rPr>
             <w:rStyle w:val="Hyperlink"/>
@@ -4457,8 +4823,8 @@
         <w:t xml:space="preserve">.</w:t>
       </w:r>
     </w:p>
-    <w:bookmarkEnd w:id="76"/>
-    <w:bookmarkStart w:id="78" w:name="ref-conkley_agg"/>
+    <w:bookmarkEnd w:id="77"/>
+    <w:bookmarkStart w:id="79" w:name="ref-conkley_agg"/>
     <w:p>
       <w:pPr>
         <w:pStyle w:val="Bibliography"/>
@@ -4491,7 +4857,7 @@
       <w:r>
         <w:t xml:space="preserve"> </w:t>
       </w:r>
-      <w:hyperlink r:id="rId77">
+      <w:hyperlink r:id="rId78">
         <w:r>
           <w:rPr>
             <w:rStyle w:val="Hyperlink"/>
@@ -4503,8 +4869,8 @@
         <w:t xml:space="preserve">.</w:t>
       </w:r>
     </w:p>
-    <w:bookmarkEnd w:id="78"/>
-    <w:bookmarkStart w:id="80" w:name="ref-Creanza_Kolodny_Feldman_2017"/>
+    <w:bookmarkEnd w:id="79"/>
+    <w:bookmarkStart w:id="81" w:name="ref-Creanza_Kolodny_Feldman_2017"/>
     <w:p>
       <w:pPr>
         <w:pStyle w:val="Bibliography"/>
@@ -4537,7 +4903,7 @@
       <w:r>
         <w:t xml:space="preserve"> </w:t>
       </w:r>
-      <w:hyperlink r:id="rId79">
+      <w:hyperlink r:id="rId80">
         <w:r>
           <w:rPr>
             <w:rStyle w:val="Hyperlink"/>
@@ -4549,8 +4915,8 @@
         <w:t xml:space="preserve">.</w:t>
       </w:r>
     </w:p>
-    <w:bookmarkEnd w:id="80"/>
-    <w:bookmarkStart w:id="82" w:name="ref-Crema_Bevan_2021"/>
+    <w:bookmarkEnd w:id="81"/>
+    <w:bookmarkStart w:id="83" w:name="ref-Crema_Bevan_2021"/>
     <w:p>
       <w:pPr>
         <w:pStyle w:val="Bibliography"/>
@@ -4583,7 +4949,7 @@
       <w:r>
         <w:t xml:space="preserve"> </w:t>
       </w:r>
-      <w:hyperlink r:id="rId81">
+      <w:hyperlink r:id="rId82">
         <w:r>
           <w:rPr>
             <w:rStyle w:val="Hyperlink"/>
@@ -4595,8 +4961,8 @@
         <w:t xml:space="preserve">.</w:t>
       </w:r>
     </w:p>
-    <w:bookmarkEnd w:id="82"/>
-    <w:bookmarkStart w:id="84" w:name="ref-igraph_package"/>
+    <w:bookmarkEnd w:id="83"/>
+    <w:bookmarkStart w:id="85" w:name="ref-igraph_package"/>
     <w:p>
       <w:pPr>
         <w:pStyle w:val="Bibliography"/>
@@ -4626,7 +4992,7 @@
       <w:r>
         <w:t xml:space="preserve"> </w:t>
       </w:r>
-      <w:hyperlink r:id="rId83">
+      <w:hyperlink r:id="rId84">
         <w:r>
           <w:rPr>
             <w:rStyle w:val="Hyperlink"/>
@@ -4638,8 +5004,8 @@
         <w:t xml:space="preserve">.</w:t>
       </w:r>
     </w:p>
-    <w:bookmarkEnd w:id="84"/>
-    <w:bookmarkStart w:id="86" w:name="ref-Cullen_1996"/>
+    <w:bookmarkEnd w:id="85"/>
+    <w:bookmarkStart w:id="87" w:name="ref-Cullen_1996"/>
     <w:p>
       <w:pPr>
         <w:pStyle w:val="Bibliography"/>
@@ -4675,7 +5041,7 @@
       <w:r>
         <w:t xml:space="preserve"> </w:t>
       </w:r>
-      <w:hyperlink r:id="rId85">
+      <w:hyperlink r:id="rId86">
         <w:r>
           <w:rPr>
             <w:rStyle w:val="Hyperlink"/>
@@ -4687,8 +5053,54 @@
         <w:t xml:space="preserve">.</w:t>
       </w:r>
     </w:p>
-    <w:bookmarkEnd w:id="86"/>
-    <w:bookmarkStart w:id="88" w:name="ref-dutkiewicz2020"/>
+    <w:bookmarkEnd w:id="87"/>
+    <w:bookmarkStart w:id="89" w:name="ref-Derex_Boyd_2016"/>
+    <w:p>
+      <w:pPr>
+        <w:pStyle w:val="Bibliography"/>
+      </w:pPr>
+      <w:r>
+        <w:t xml:space="preserve">Derex, Maxime, and Robert Boyd. 2016.</w:t>
+      </w:r>
+      <w:r>
+        <w:t xml:space="preserve"> </w:t>
+      </w:r>
+      <w:r>
+        <w:t xml:space="preserve">“Partial Connectivity Increases Cultural Accumulation Within Groups.”</w:t>
+      </w:r>
+      <w:r>
+        <w:t xml:space="preserve"> </w:t>
+      </w:r>
+      <w:r>
+        <w:rPr>
+          <w:iCs/>
+          <w:i/>
+        </w:rPr>
+        <w:t xml:space="preserve">Proceedings of the National Academy of Sciences</w:t>
+      </w:r>
+      <w:r>
+        <w:t xml:space="preserve"> </w:t>
+      </w:r>
+      <w:r>
+        <w:t xml:space="preserve">113 (11): 2982–87.</w:t>
+      </w:r>
+      <w:r>
+        <w:t xml:space="preserve"> </w:t>
+      </w:r>
+      <w:hyperlink r:id="rId88">
+        <w:r>
+          <w:rPr>
+            <w:rStyle w:val="Hyperlink"/>
+          </w:rPr>
+          <w:t xml:space="preserve">https://doi.org/10.1073/pnas.1518798113</w:t>
+        </w:r>
+      </w:hyperlink>
+      <w:r>
+        <w:t xml:space="preserve">.</w:t>
+      </w:r>
+    </w:p>
+    <w:bookmarkEnd w:id="89"/>
+    <w:bookmarkStart w:id="91" w:name="ref-dutkiewicz2020"/>
     <w:p>
       <w:pPr>
         <w:pStyle w:val="Bibliography"/>
@@ -4721,7 +5133,7 @@
       <w:r>
         <w:t xml:space="preserve"> </w:t>
       </w:r>
-      <w:hyperlink r:id="rId87">
+      <w:hyperlink r:id="rId90">
         <w:r>
           <w:rPr>
             <w:rStyle w:val="Hyperlink"/>
@@ -4733,8 +5145,8 @@
         <w:t xml:space="preserve">.</w:t>
       </w:r>
     </w:p>
-    <w:bookmarkEnd w:id="88"/>
-    <w:bookmarkStart w:id="90" w:name="ref-Finlayson_Warren_2017"/>
+    <w:bookmarkEnd w:id="91"/>
+    <w:bookmarkStart w:id="93" w:name="ref-Finlayson_Warren_2017"/>
     <w:p>
       <w:pPr>
         <w:pStyle w:val="Bibliography"/>
@@ -4770,7 +5182,7 @@
       <w:r>
         <w:t xml:space="preserve"> </w:t>
       </w:r>
-      <w:hyperlink r:id="rId89">
+      <w:hyperlink r:id="rId92">
         <w:r>
           <w:rPr>
             <w:rStyle w:val="Hyperlink"/>
@@ -4782,8 +5194,43 @@
         <w:t xml:space="preserve">.</w:t>
       </w:r>
     </w:p>
-    <w:bookmarkEnd w:id="90"/>
-    <w:bookmarkStart w:id="92" w:name="ref-Fletcher_Sánchez"/>
+    <w:bookmarkEnd w:id="93"/>
+    <w:bookmarkStart w:id="94" w:name="ref-Fitzhugh_Phillips_Gjesfeld_2011"/>
+    <w:p>
+      <w:pPr>
+        <w:pStyle w:val="Bibliography"/>
+      </w:pPr>
+      <w:r>
+        <w:t xml:space="preserve">Fitzhugh, Ben, S. Colby Phillips, and Erik Gjesfeld. 2011.</w:t>
+      </w:r>
+      <w:r>
+        <w:t xml:space="preserve"> </w:t>
+      </w:r>
+      <w:r>
+        <w:t xml:space="preserve">“Modeling Hunter-Gatherer Information Networks: An Archaeological Case Study from the Kuril Islands.”</w:t>
+      </w:r>
+      <w:r>
+        <w:t xml:space="preserve"> </w:t>
+      </w:r>
+      <w:r>
+        <w:t xml:space="preserve">In</w:t>
+      </w:r>
+      <w:r>
+        <w:t xml:space="preserve"> </w:t>
+      </w:r>
+      <w:r>
+        <w:rPr>
+          <w:iCs/>
+          <w:i/>
+        </w:rPr>
+        <w:t xml:space="preserve">Information and Its Role in Hunter-Gatherer Bands</w:t>
+      </w:r>
+      <w:r>
+        <w:t xml:space="preserve">, 89–115. Cotsen Institute of Archaeology Press at UCLA.</w:t>
+      </w:r>
+    </w:p>
+    <w:bookmarkEnd w:id="94"/>
+    <w:bookmarkStart w:id="96" w:name="ref-Fletcher_Sánchez"/>
     <w:p>
       <w:pPr>
         <w:pStyle w:val="Bibliography"/>
@@ -4813,7 +5260,7 @@
       <w:r>
         <w:t xml:space="preserve"> </w:t>
       </w:r>
-      <w:hyperlink r:id="rId91">
+      <w:hyperlink r:id="rId95">
         <w:r>
           <w:rPr>
             <w:rStyle w:val="Hyperlink"/>
@@ -4825,8 +5272,8 @@
         <w:t xml:space="preserve">.</w:t>
       </w:r>
     </w:p>
-    <w:bookmarkEnd w:id="92"/>
-    <w:bookmarkStart w:id="94" w:name="ref-Foley_Gamble_2009"/>
+    <w:bookmarkEnd w:id="96"/>
+    <w:bookmarkStart w:id="98" w:name="ref-Foley_Gamble_2009"/>
     <w:p>
       <w:pPr>
         <w:pStyle w:val="Bibliography"/>
@@ -4859,7 +5306,7 @@
       <w:r>
         <w:t xml:space="preserve"> </w:t>
       </w:r>
-      <w:hyperlink r:id="rId93">
+      <w:hyperlink r:id="rId97">
         <w:r>
           <w:rPr>
             <w:rStyle w:val="Hyperlink"/>
@@ -4871,8 +5318,8 @@
         <w:t xml:space="preserve">.</w:t>
       </w:r>
     </w:p>
-    <w:bookmarkEnd w:id="94"/>
-    <w:bookmarkStart w:id="96" w:name="ref-Frerebeau_2025"/>
+    <w:bookmarkEnd w:id="98"/>
+    <w:bookmarkStart w:id="100" w:name="ref-Frerebeau_2025"/>
     <w:p>
       <w:pPr>
         <w:pStyle w:val="Bibliography"/>
@@ -4895,7 +5342,7 @@
       <w:r>
         <w:t xml:space="preserve"> </w:t>
       </w:r>
-      <w:hyperlink r:id="rId95">
+      <w:hyperlink r:id="rId99">
         <w:r>
           <w:rPr>
             <w:rStyle w:val="Hyperlink"/>
@@ -4907,8 +5354,8 @@
         <w:t xml:space="preserve">.</w:t>
       </w:r>
     </w:p>
-    <w:bookmarkEnd w:id="96"/>
-    <w:bookmarkStart w:id="98" w:name="ref-Fruchterman_Reingold_1991"/>
+    <w:bookmarkEnd w:id="100"/>
+    <w:bookmarkStart w:id="102" w:name="ref-Fruchterman_Reingold_1991"/>
     <w:p>
       <w:pPr>
         <w:pStyle w:val="Bibliography"/>
@@ -4941,7 +5388,7 @@
       <w:r>
         <w:t xml:space="preserve"> </w:t>
       </w:r>
-      <w:hyperlink r:id="rId97">
+      <w:hyperlink r:id="rId101">
         <w:r>
           <w:rPr>
             <w:rStyle w:val="Hyperlink"/>
@@ -4953,8 +5400,51 @@
         <w:t xml:space="preserve">.</w:t>
       </w:r>
     </w:p>
-    <w:bookmarkEnd w:id="98"/>
-    <w:bookmarkStart w:id="100" w:name="ref-Gamble_1982"/>
+    <w:bookmarkEnd w:id="102"/>
+    <w:bookmarkStart w:id="104" w:name="ref-Fuentes_Lucas_Robert_2019"/>
+    <w:p>
+      <w:pPr>
+        <w:pStyle w:val="Bibliography"/>
+      </w:pPr>
+      <w:r>
+        <w:t xml:space="preserve">Fuentes, Oscar, Claire Lucas, and Eric Robert. 2019.</w:t>
+      </w:r>
+      <w:r>
+        <w:t xml:space="preserve"> </w:t>
+      </w:r>
+      <w:r>
+        <w:t xml:space="preserve">“An Approach to Palaeolithic Networks: The Question of Symbolic Territories and Their Interpretation Through Magdalenian Art.”</w:t>
+      </w:r>
+      <w:r>
+        <w:t xml:space="preserve"> </w:t>
+      </w:r>
+      <w:r>
+        <w:rPr>
+          <w:iCs/>
+          <w:i/>
+        </w:rPr>
+        <w:t xml:space="preserve">Quaternary International</w:t>
+      </w:r>
+      <w:r>
+        <w:t xml:space="preserve">, Symbolic territories prehistory, 503 (February): 233–47.</w:t>
+      </w:r>
+      <w:r>
+        <w:t xml:space="preserve"> </w:t>
+      </w:r>
+      <w:hyperlink r:id="rId103">
+        <w:r>
+          <w:rPr>
+            <w:rStyle w:val="Hyperlink"/>
+          </w:rPr>
+          <w:t xml:space="preserve">https://doi.org/10.1016/j.quaint.2017.12.017</w:t>
+        </w:r>
+      </w:hyperlink>
+      <w:r>
+        <w:t xml:space="preserve">.</w:t>
+      </w:r>
+    </w:p>
+    <w:bookmarkEnd w:id="104"/>
+    <w:bookmarkStart w:id="106" w:name="ref-Gamble_1982"/>
     <w:p>
       <w:pPr>
         <w:pStyle w:val="Bibliography"/>
@@ -4987,7 +5477,7 @@
       <w:r>
         <w:t xml:space="preserve"> </w:t>
       </w:r>
-      <w:hyperlink r:id="rId99">
+      <w:hyperlink r:id="rId105">
         <w:r>
           <w:rPr>
             <w:rStyle w:val="Hyperlink"/>
@@ -4999,8 +5489,8 @@
         <w:t xml:space="preserve">.</w:t>
       </w:r>
     </w:p>
-    <w:bookmarkEnd w:id="100"/>
-    <w:bookmarkStart w:id="102" w:name="X94f875be1b7e5d23641daff5d53857bec24e739"/>
+    <w:bookmarkEnd w:id="106"/>
+    <w:bookmarkStart w:id="108" w:name="X94f875be1b7e5d23641daff5d53857bec24e739"/>
     <w:p>
       <w:pPr>
         <w:pStyle w:val="Bibliography"/>
@@ -5030,7 +5520,7 @@
       <w:r>
         <w:t xml:space="preserve">39: 103118. https://doi.org/</w:t>
       </w:r>
-      <w:hyperlink r:id="rId101">
+      <w:hyperlink r:id="rId107">
         <w:r>
           <w:rPr>
             <w:rStyle w:val="Hyperlink"/>
@@ -5042,8 +5532,8 @@
         <w:t xml:space="preserve">.</w:t>
       </w:r>
     </w:p>
-    <w:bookmarkEnd w:id="102"/>
-    <w:bookmarkStart w:id="104" w:name="ref-Gravel-Miguel_Coward_2023"/>
+    <w:bookmarkEnd w:id="108"/>
+    <w:bookmarkStart w:id="110" w:name="ref-Gravel-Miguel_Coward_2023"/>
     <w:p>
       <w:pPr>
         <w:pStyle w:val="Bibliography"/>
@@ -5079,7 +5569,7 @@
       <w:r>
         <w:t xml:space="preserve"> </w:t>
       </w:r>
-      <w:hyperlink r:id="rId103">
+      <w:hyperlink r:id="rId109">
         <w:r>
           <w:rPr>
             <w:rStyle w:val="Hyperlink"/>
@@ -5091,8 +5581,8 @@
         <w:t xml:space="preserve">.</w:t>
       </w:r>
     </w:p>
-    <w:bookmarkEnd w:id="104"/>
-    <w:bookmarkStart w:id="106" w:name="Xba346573845225b1b1d5ef358e2fea0d893a789"/>
+    <w:bookmarkEnd w:id="110"/>
+    <w:bookmarkStart w:id="112" w:name="Xba346573845225b1b1d5ef358e2fea0d893a789"/>
     <w:p>
       <w:pPr>
         <w:pStyle w:val="Bibliography"/>
@@ -5122,7 +5612,7 @@
       <w:r>
         <w:t xml:space="preserve">217: 316–29. https://doi.org/</w:t>
       </w:r>
-      <w:hyperlink r:id="rId105">
+      <w:hyperlink r:id="rId111">
         <w:r>
           <w:rPr>
             <w:rStyle w:val="Hyperlink"/>
@@ -5134,8 +5624,8 @@
         <w:t xml:space="preserve">.</w:t>
       </w:r>
     </w:p>
-    <w:bookmarkEnd w:id="106"/>
-    <w:bookmarkStart w:id="108" w:name="ref-Hahsler_Hornik_Buchta"/>
+    <w:bookmarkEnd w:id="112"/>
+    <w:bookmarkStart w:id="114" w:name="ref-Hahsler_Hornik_Buchta"/>
     <w:p>
       <w:pPr>
         <w:pStyle w:val="Bibliography"/>
@@ -5168,7 +5658,7 @@
       <w:r>
         <w:t xml:space="preserve"> </w:t>
       </w:r>
-      <w:hyperlink r:id="rId107">
+      <w:hyperlink r:id="rId113">
         <w:r>
           <w:rPr>
             <w:rStyle w:val="Hyperlink"/>
@@ -5180,8 +5670,8 @@
         <w:t xml:space="preserve">.</w:t>
       </w:r>
     </w:p>
-    <w:bookmarkEnd w:id="108"/>
-    <w:bookmarkStart w:id="109" w:name="ref-seriation_pckge"/>
+    <w:bookmarkEnd w:id="114"/>
+    <w:bookmarkStart w:id="115" w:name="ref-seriation_pckge"/>
     <w:p>
       <w:pPr>
         <w:pStyle w:val="Bibliography"/>
@@ -5214,7 +5704,7 @@
       <w:r>
         <w:t xml:space="preserve"> </w:t>
       </w:r>
-      <w:hyperlink r:id="rId107">
+      <w:hyperlink r:id="rId113">
         <w:r>
           <w:rPr>
             <w:rStyle w:val="Hyperlink"/>
@@ -5226,8 +5716,8 @@
         <w:t xml:space="preserve">.</w:t>
       </w:r>
     </w:p>
-    <w:bookmarkEnd w:id="109"/>
-    <w:bookmarkStart w:id="110" w:name="ref-hays1993symbol"/>
+    <w:bookmarkEnd w:id="115"/>
+    <w:bookmarkStart w:id="116" w:name="ref-hays1993symbol"/>
     <w:p>
       <w:pPr>
         <w:pStyle w:val="Bibliography"/>
@@ -5255,8 +5745,195 @@
         <w:t xml:space="preserve">, 81–92.</w:t>
       </w:r>
     </w:p>
-    <w:bookmarkEnd w:id="110"/>
-    <w:bookmarkStart w:id="112" w:name="ref-Horiuchi_Takakura_2019"/>
+    <w:bookmarkEnd w:id="116"/>
+    <w:bookmarkStart w:id="118" w:name="ref-Hill_Wood_Baggio_Hurtado_Boyd_2014"/>
+    <w:p>
+      <w:pPr>
+        <w:pStyle w:val="Bibliography"/>
+      </w:pPr>
+      <w:r>
+        <w:t xml:space="preserve">Hill, Kim R., Brian M. Wood, Jacopo Baggio, A. Magdalena Hurtado, and Robert T. Boyd. 2014.</w:t>
+      </w:r>
+      <w:r>
+        <w:t xml:space="preserve"> </w:t>
+      </w:r>
+      <w:r>
+        <w:t xml:space="preserve">“Hunter-Gatherer Inter-Band Interaction Rates: Implications for Cumulative Culture.”</w:t>
+      </w:r>
+      <w:r>
+        <w:t xml:space="preserve"> </w:t>
+      </w:r>
+      <w:r>
+        <w:rPr>
+          <w:iCs/>
+          <w:i/>
+        </w:rPr>
+        <w:t xml:space="preserve">PLOS ONE</w:t>
+      </w:r>
+      <w:r>
+        <w:t xml:space="preserve"> </w:t>
+      </w:r>
+      <w:r>
+        <w:t xml:space="preserve">9 (7): 1–9.</w:t>
+      </w:r>
+      <w:r>
+        <w:t xml:space="preserve"> </w:t>
+      </w:r>
+      <w:hyperlink r:id="rId117">
+        <w:r>
+          <w:rPr>
+            <w:rStyle w:val="Hyperlink"/>
+          </w:rPr>
+          <w:t xml:space="preserve">https://doi.org/10.1371/journal.pone.0102806</w:t>
+        </w:r>
+      </w:hyperlink>
+      <w:r>
+        <w:t xml:space="preserve">.</w:t>
+      </w:r>
+    </w:p>
+    <w:bookmarkEnd w:id="118"/>
+    <w:bookmarkStart w:id="120" w:name="ref-Hitchcock_Ebert_2011"/>
+    <w:p>
+      <w:pPr>
+        <w:pStyle w:val="Bibliography"/>
+      </w:pPr>
+      <w:r>
+        <w:t xml:space="preserve">Hitchcock, Robert K., and James I. Ebert. 2011.</w:t>
+      </w:r>
+      <w:r>
+        <w:t xml:space="preserve"> </w:t>
+      </w:r>
+      <w:r>
+        <w:t xml:space="preserve">“Where Is That Job? Hunter-Gatherer Information Systems in Complex Social Environments in the Eastern Kalahari Desert, Botswana.”</w:t>
+      </w:r>
+      <w:r>
+        <w:t xml:space="preserve"> </w:t>
+      </w:r>
+      <w:r>
+        <w:t xml:space="preserve">In</w:t>
+      </w:r>
+      <w:r>
+        <w:t xml:space="preserve"> </w:t>
+      </w:r>
+      <w:r>
+        <w:rPr>
+          <w:iCs/>
+          <w:i/>
+        </w:rPr>
+        <w:t xml:space="preserve">Information and Its Role in Hunter-Gatherer Bands</w:t>
+      </w:r>
+      <w:r>
+        <w:t xml:space="preserve">, edited by ROBERT WHALLON, WILLIAM A. LOVIS, and ROBERT K. HITCHCOCK, 133–66. Cotsen Institute of Archaeology Press at UCLA.</w:t>
+      </w:r>
+      <w:r>
+        <w:t xml:space="preserve"> </w:t>
+      </w:r>
+      <w:hyperlink r:id="rId119">
+        <w:r>
+          <w:rPr>
+            <w:rStyle w:val="Hyperlink"/>
+          </w:rPr>
+          <w:t xml:space="preserve">https://doi.org/10.2307/j.ctvdmwwz4.10</w:t>
+        </w:r>
+      </w:hyperlink>
+      <w:r>
+        <w:t xml:space="preserve">.</w:t>
+      </w:r>
+    </w:p>
+    <w:bookmarkEnd w:id="120"/>
+    <w:bookmarkStart w:id="122" w:name="ref-Hodder1977"/>
+    <w:p>
+      <w:pPr>
+        <w:pStyle w:val="Bibliography"/>
+      </w:pPr>
+      <w:r>
+        <w:t xml:space="preserve">Hodder, Ian. 1977.</w:t>
+      </w:r>
+      <w:r>
+        <w:t xml:space="preserve"> </w:t>
+      </w:r>
+      <w:r>
+        <w:t xml:space="preserve">“The Distribution of Material Culture Items in the Baringo District, Western Kenya.”</w:t>
+      </w:r>
+      <w:r>
+        <w:t xml:space="preserve"> </w:t>
+      </w:r>
+      <w:r>
+        <w:rPr>
+          <w:iCs/>
+          <w:i/>
+        </w:rPr>
+        <w:t xml:space="preserve">Man</w:t>
+      </w:r>
+      <w:r>
+        <w:t xml:space="preserve"> </w:t>
+      </w:r>
+      <w:r>
+        <w:t xml:space="preserve">12 (2): 239–69.</w:t>
+      </w:r>
+      <w:r>
+        <w:t xml:space="preserve"> </w:t>
+      </w:r>
+      <w:hyperlink r:id="rId121">
+        <w:r>
+          <w:rPr>
+            <w:rStyle w:val="Hyperlink"/>
+          </w:rPr>
+          <w:t xml:space="preserve">http://www.jstor.org/stable/2800797</w:t>
+        </w:r>
+      </w:hyperlink>
+      <w:r>
+        <w:t xml:space="preserve">.</w:t>
+      </w:r>
+    </w:p>
+    <w:bookmarkEnd w:id="122"/>
+    <w:bookmarkStart w:id="124" w:name="ref-Hodder1979"/>
+    <w:p>
+      <w:pPr>
+        <w:pStyle w:val="Bibliography"/>
+      </w:pPr>
+      <w:r>
+        <w:t xml:space="preserve">———. 1979.</w:t>
+      </w:r>
+      <w:r>
+        <w:t xml:space="preserve"> </w:t>
+      </w:r>
+      <w:r>
+        <w:t xml:space="preserve">“Economic and Social Stress and Material Culture Patterning.”</w:t>
+      </w:r>
+      <w:r>
+        <w:t xml:space="preserve"> </w:t>
+      </w:r>
+      <w:r>
+        <w:rPr>
+          <w:iCs/>
+          <w:i/>
+        </w:rPr>
+        <w:t xml:space="preserve">American Antiquity</w:t>
+      </w:r>
+      <w:r>
+        <w:t xml:space="preserve"> </w:t>
+      </w:r>
+      <w:r>
+        <w:t xml:space="preserve">44 (3): 446–54.</w:t>
+      </w:r>
+      <w:r>
+        <w:t xml:space="preserve"> </w:t>
+      </w:r>
+      <w:hyperlink r:id="rId123">
+        <w:r>
+          <w:rPr>
+            <w:rStyle w:val="Hyperlink"/>
+          </w:rPr>
+          <w:t xml:space="preserve">http://www.jstor.org/stable/279544</w:t>
+        </w:r>
+      </w:hyperlink>
+      <w:r>
+        <w:t xml:space="preserve">.</w:t>
+      </w:r>
+    </w:p>
+    <w:bookmarkEnd w:id="124"/>
+    <w:bookmarkStart w:id="126" w:name="ref-Horiuchi_Takakura_2019"/>
     <w:p>
       <w:pPr>
         <w:pStyle w:val="Bibliography"/>
@@ -5287,12 +5964,12 @@
         <w:t xml:space="preserve">Learning Among Neanderthals and Palaeolithic Modern Humans: Archaeological Evidence</w:t>
       </w:r>
       <w:r>
-        <w:t xml:space="preserve">, edited by Yoshihiro Nishiaki and Olaf Jöris, 179–91. Singapore: Springer Nature Singapore.</w:t>
-      </w:r>
-      <w:r>
-        <w:t xml:space="preserve"> </w:t>
-      </w:r>
-      <w:hyperlink r:id="rId111">
+        <w:t xml:space="preserve">, edited by Yoshihiro Nishiaki and Olaf Jöris, 179–91. Springer Nature Singapore.</w:t>
+      </w:r>
+      <w:r>
+        <w:t xml:space="preserve"> </w:t>
+      </w:r>
+      <w:hyperlink r:id="rId125">
         <w:r>
           <w:rPr>
             <w:rStyle w:val="Hyperlink"/>
@@ -5304,8 +5981,221 @@
         <w:t xml:space="preserve">.</w:t>
       </w:r>
     </w:p>
-    <w:bookmarkEnd w:id="112"/>
-    <w:bookmarkStart w:id="114" w:name="ref-Kintigh_1984"/>
+    <w:bookmarkEnd w:id="126"/>
+    <w:bookmarkStart w:id="128" w:name="ref-Iizuka_Ferguson_Izuho_2022"/>
+    <w:p>
+      <w:pPr>
+        <w:pStyle w:val="Bibliography"/>
+      </w:pPr>
+      <w:r>
+        <w:t xml:space="preserve">Iizuka, Fumie, Jeffrey R. Ferguson, and Masami Izuho. 2022.</w:t>
+      </w:r>
+      <w:r>
+        <w:t xml:space="preserve"> </w:t>
+      </w:r>
+      <w:r>
+        <w:t xml:space="preserve">“Late Pleistocene Pottery Production and Exchange: Provenance Studies of Hunter-Gatherer Wares from Southern Kyushu, Japan by Neutron Activation Analysis.”</w:t>
+      </w:r>
+      <w:r>
+        <w:t xml:space="preserve"> </w:t>
+      </w:r>
+      <w:r>
+        <w:rPr>
+          <w:iCs/>
+          <w:i/>
+        </w:rPr>
+        <w:t xml:space="preserve">PLOS ONE</w:t>
+      </w:r>
+      <w:r>
+        <w:t xml:space="preserve"> </w:t>
+      </w:r>
+      <w:r>
+        <w:t xml:space="preserve">17 (3): e0265329.</w:t>
+      </w:r>
+      <w:r>
+        <w:t xml:space="preserve"> </w:t>
+      </w:r>
+      <w:hyperlink r:id="rId127">
+        <w:r>
+          <w:rPr>
+            <w:rStyle w:val="Hyperlink"/>
+          </w:rPr>
+          <w:t xml:space="preserve">https://doi.org/10.1371/journal.pone.0265329</w:t>
+        </w:r>
+      </w:hyperlink>
+      <w:r>
+        <w:t xml:space="preserve">.</w:t>
+      </w:r>
+    </w:p>
+    <w:bookmarkEnd w:id="128"/>
+    <w:bookmarkStart w:id="130" w:name="ref-Johnson_2014"/>
+    <w:p>
+      <w:pPr>
+        <w:pStyle w:val="Bibliography"/>
+      </w:pPr>
+      <w:r>
+        <w:t xml:space="preserve">Johnson, Amber L. 2014.</w:t>
+      </w:r>
+      <w:r>
+        <w:t xml:space="preserve"> </w:t>
+      </w:r>
+      <w:r>
+        <w:t xml:space="preserve">“Exploring Adaptive Variation Among Hunter-Gatherers with Binford’s Frames of Reference.”</w:t>
+      </w:r>
+      <w:r>
+        <w:t xml:space="preserve"> </w:t>
+      </w:r>
+      <w:r>
+        <w:rPr>
+          <w:iCs/>
+          <w:i/>
+        </w:rPr>
+        <w:t xml:space="preserve">Journal of Archaeological Research</w:t>
+      </w:r>
+      <w:r>
+        <w:t xml:space="preserve"> </w:t>
+      </w:r>
+      <w:r>
+        <w:t xml:space="preserve">22 (1): 1–42.</w:t>
+      </w:r>
+      <w:r>
+        <w:t xml:space="preserve"> </w:t>
+      </w:r>
+      <w:hyperlink r:id="rId129">
+        <w:r>
+          <w:rPr>
+            <w:rStyle w:val="Hyperlink"/>
+          </w:rPr>
+          <w:t xml:space="preserve">https://doi.org/10.1007/s10814-013-9068-y</w:t>
+        </w:r>
+      </w:hyperlink>
+      <w:r>
+        <w:t xml:space="preserve">.</w:t>
+      </w:r>
+    </w:p>
+    <w:bookmarkEnd w:id="130"/>
+    <w:bookmarkStart w:id="132" w:name="ref-Kelly_2024"/>
+    <w:p>
+      <w:pPr>
+        <w:pStyle w:val="Bibliography"/>
+      </w:pPr>
+      <w:r>
+        <w:t xml:space="preserve">Kelly, Piers. 2024.</w:t>
+      </w:r>
+      <w:r>
+        <w:t xml:space="preserve"> </w:t>
+      </w:r>
+      <w:r>
+        <w:t xml:space="preserve">“Comparing Australian Message Sticks and Sequentially Marked Objects of the Upper Palaeolithic: Problems and Opportunities.”</w:t>
+      </w:r>
+      <w:r>
+        <w:t xml:space="preserve"> </w:t>
+      </w:r>
+      <w:r>
+        <w:rPr>
+          <w:iCs/>
+          <w:i/>
+        </w:rPr>
+        <w:t xml:space="preserve">Topics in Cognitive Science</w:t>
+      </w:r>
+      <w:r>
+        <w:t xml:space="preserve">, November.</w:t>
+      </w:r>
+      <w:r>
+        <w:t xml:space="preserve"> </w:t>
+      </w:r>
+      <w:hyperlink r:id="rId131">
+        <w:r>
+          <w:rPr>
+            <w:rStyle w:val="Hyperlink"/>
+          </w:rPr>
+          <w:t xml:space="preserve">https://doi.org/10.1111/tops.12762</w:t>
+        </w:r>
+      </w:hyperlink>
+      <w:r>
+        <w:t xml:space="preserve">.</w:t>
+      </w:r>
+    </w:p>
+    <w:bookmarkEnd w:id="132"/>
+    <w:bookmarkStart w:id="133" w:name="ref-Kelly_1983"/>
+    <w:p>
+      <w:pPr>
+        <w:pStyle w:val="Bibliography"/>
+      </w:pPr>
+      <w:r>
+        <w:t xml:space="preserve">Kelly, Robert L. 1983.</w:t>
+      </w:r>
+      <w:r>
+        <w:t xml:space="preserve"> </w:t>
+      </w:r>
+      <w:r>
+        <w:t xml:space="preserve">“Hunter-Gatherer Mobility Strategies.”</w:t>
+      </w:r>
+      <w:r>
+        <w:t xml:space="preserve"> </w:t>
+      </w:r>
+      <w:r>
+        <w:rPr>
+          <w:iCs/>
+          <w:i/>
+        </w:rPr>
+        <w:t xml:space="preserve">Journal of Anthropological Research</w:t>
+      </w:r>
+      <w:r>
+        <w:t xml:space="preserve"> </w:t>
+      </w:r>
+      <w:r>
+        <w:t xml:space="preserve">39 (3): 277–306.</w:t>
+      </w:r>
+    </w:p>
+    <w:bookmarkEnd w:id="133"/>
+    <w:bookmarkStart w:id="135" w:name="ref-Kinahan_2013"/>
+    <w:p>
+      <w:pPr>
+        <w:pStyle w:val="Bibliography"/>
+      </w:pPr>
+      <w:r>
+        <w:t xml:space="preserve">Kinahan, John. 2013.</w:t>
+      </w:r>
+      <w:r>
+        <w:t xml:space="preserve"> </w:t>
+      </w:r>
+      <w:r>
+        <w:t xml:space="preserve">“The Acquisition of Ceramics by Hunter-Gatherers on the Middle Zambezi in the First and Second Millennium AD.”</w:t>
+      </w:r>
+      <w:r>
+        <w:t xml:space="preserve"> </w:t>
+      </w:r>
+      <w:r>
+        <w:rPr>
+          <w:iCs/>
+          <w:i/>
+        </w:rPr>
+        <w:t xml:space="preserve">Journal of African Archaeology</w:t>
+      </w:r>
+      <w:r>
+        <w:t xml:space="preserve"> </w:t>
+      </w:r>
+      <w:r>
+        <w:t xml:space="preserve">11 (2): 197–209.</w:t>
+      </w:r>
+      <w:r>
+        <w:t xml:space="preserve"> </w:t>
+      </w:r>
+      <w:hyperlink r:id="rId134">
+        <w:r>
+          <w:rPr>
+            <w:rStyle w:val="Hyperlink"/>
+          </w:rPr>
+          <w:t xml:space="preserve">https://doi.org/10.3213/2191-5784-10243</w:t>
+        </w:r>
+      </w:hyperlink>
+      <w:r>
+        <w:t xml:space="preserve">.</w:t>
+      </w:r>
+    </w:p>
+    <w:bookmarkEnd w:id="135"/>
+    <w:bookmarkStart w:id="137" w:name="ref-Kintigh_1984"/>
     <w:p>
       <w:pPr>
         <w:pStyle w:val="Bibliography"/>
@@ -5338,7 +6228,7 @@
       <w:r>
         <w:t xml:space="preserve"> </w:t>
       </w:r>
-      <w:hyperlink r:id="rId113">
+      <w:hyperlink r:id="rId136">
         <w:r>
           <w:rPr>
             <w:rStyle w:val="Hyperlink"/>
@@ -5350,8 +6240,8 @@
         <w:t xml:space="preserve">.</w:t>
       </w:r>
     </w:p>
-    <w:bookmarkEnd w:id="114"/>
-    <w:bookmarkStart w:id="116" w:name="ref-Kuhn_Stiner_2007"/>
+    <w:bookmarkEnd w:id="137"/>
+    <w:bookmarkStart w:id="139" w:name="ref-Kuhn_Stiner_2007"/>
     <w:p>
       <w:pPr>
         <w:pStyle w:val="Bibliography"/>
@@ -5384,7 +6274,7 @@
       <w:r>
         <w:t xml:space="preserve"> </w:t>
       </w:r>
-      <w:hyperlink r:id="rId115">
+      <w:hyperlink r:id="rId138">
         <w:r>
           <w:rPr>
             <w:rStyle w:val="Hyperlink"/>
@@ -5396,8 +6286,8 @@
         <w:t xml:space="preserve">.</w:t>
       </w:r>
     </w:p>
-    <w:bookmarkEnd w:id="116"/>
-    <w:bookmarkStart w:id="118" w:name="ref-Lane_2017"/>
+    <w:bookmarkEnd w:id="139"/>
+    <w:bookmarkStart w:id="141" w:name="ref-Lane_2017"/>
     <w:p>
       <w:pPr>
         <w:pStyle w:val="Bibliography"/>
@@ -5433,7 +6323,7 @@
       <w:r>
         <w:t xml:space="preserve"> </w:t>
       </w:r>
-      <w:hyperlink r:id="rId117">
+      <w:hyperlink r:id="rId140">
         <w:r>
           <w:rPr>
             <w:rStyle w:val="Hyperlink"/>
@@ -5445,8 +6335,8 @@
         <w:t xml:space="preserve">.</w:t>
       </w:r>
     </w:p>
-    <w:bookmarkEnd w:id="118"/>
-    <w:bookmarkStart w:id="119" w:name="ref-Larsson_2006"/>
+    <w:bookmarkEnd w:id="141"/>
+    <w:bookmarkStart w:id="142" w:name="ref-Larsson_2006"/>
     <w:p>
       <w:pPr>
         <w:pStyle w:val="Bibliography"/>
@@ -5480,8 +6370,8 @@
         <w:t xml:space="preserve">, 52:253–87. Acta Archaeologica Lundensia: Series in 8o. Almqvist &amp; Wiksell International.</w:t>
       </w:r>
     </w:p>
-    <w:bookmarkEnd w:id="119"/>
-    <w:bookmarkStart w:id="121" w:name="ref-Lourandos_1985"/>
+    <w:bookmarkEnd w:id="142"/>
+    <w:bookmarkStart w:id="144" w:name="ref-Lourandos_1985"/>
     <w:p>
       <w:pPr>
         <w:pStyle w:val="Bibliography"/>
@@ -5514,7 +6404,7 @@
       <w:r>
         <w:t xml:space="preserve">, edited by T. Douglas Price and James A. Brown, 385–423. Academic Press. https://doi.org/</w:t>
       </w:r>
-      <w:hyperlink r:id="rId120">
+      <w:hyperlink r:id="rId143">
         <w:r>
           <w:rPr>
             <w:rStyle w:val="Hyperlink"/>
@@ -5526,8 +6416,54 @@
         <w:t xml:space="preserve">.</w:t>
       </w:r>
     </w:p>
-    <w:bookmarkEnd w:id="121"/>
-    <w:bookmarkStart w:id="123" w:name="ref-Lycett_2019"/>
+    <w:bookmarkEnd w:id="144"/>
+    <w:bookmarkStart w:id="146" w:name="ref-Lovis_Donahue_2011"/>
+    <w:p>
+      <w:pPr>
+        <w:pStyle w:val="Bibliography"/>
+      </w:pPr>
+      <w:r>
+        <w:t xml:space="preserve">Lovis, William A., and Randolph E. Donahue. 2011.</w:t>
+      </w:r>
+      <w:r>
+        <w:t xml:space="preserve"> </w:t>
+      </w:r>
+      <w:r>
+        <w:t xml:space="preserve">“Space, Information and Knowledge:”</w:t>
+      </w:r>
+      <w:r>
+        <w:t xml:space="preserve"> In</w:t>
+      </w:r>
+      <w:r>
+        <w:t xml:space="preserve"> </w:t>
+      </w:r>
+      <w:r>
+        <w:rPr>
+          <w:iCs/>
+          <w:i/>
+        </w:rPr>
+        <w:t xml:space="preserve">Information and Its Role in Hunter-Gatherer Bands</w:t>
+      </w:r>
+      <w:r>
+        <w:t xml:space="preserve">, edited by ROBERT WHALLON, WILLIAM A. LOVIS, and ROBERT K. HITCHCOCK, 59–84. Cotsen Institute of Archaeology Press at UCLA.</w:t>
+      </w:r>
+      <w:r>
+        <w:t xml:space="preserve"> </w:t>
+      </w:r>
+      <w:hyperlink r:id="rId145">
+        <w:r>
+          <w:rPr>
+            <w:rStyle w:val="Hyperlink"/>
+          </w:rPr>
+          <w:t xml:space="preserve">https://doi.org/10.2307/j.ctvdmwwz4.7</w:t>
+        </w:r>
+      </w:hyperlink>
+      <w:r>
+        <w:t xml:space="preserve">.</w:t>
+      </w:r>
+    </w:p>
+    <w:bookmarkEnd w:id="146"/>
+    <w:bookmarkStart w:id="148" w:name="ref-Lycett_2019"/>
     <w:p>
       <w:pPr>
         <w:pStyle w:val="Bibliography"/>
@@ -5560,7 +6496,7 @@
       <w:r>
         <w:t xml:space="preserve"> </w:t>
       </w:r>
-      <w:hyperlink r:id="rId122">
+      <w:hyperlink r:id="rId147">
         <w:r>
           <w:rPr>
             <w:rStyle w:val="Hyperlink"/>
@@ -5572,8 +6508,8 @@
         <w:t xml:space="preserve">.</w:t>
       </w:r>
     </w:p>
-    <w:bookmarkEnd w:id="123"/>
-    <w:bookmarkStart w:id="125" w:name="ref-Maher_Conkey_2019"/>
+    <w:bookmarkEnd w:id="148"/>
+    <w:bookmarkStart w:id="150" w:name="ref-Maher_Conkey_2019"/>
     <w:p>
       <w:pPr>
         <w:pStyle w:val="Bibliography"/>
@@ -5606,7 +6542,7 @@
       <w:r>
         <w:t xml:space="preserve"> </w:t>
       </w:r>
-      <w:hyperlink r:id="rId124">
+      <w:hyperlink r:id="rId149">
         <w:r>
           <w:rPr>
             <w:rStyle w:val="Hyperlink"/>
@@ -5618,8 +6554,8 @@
         <w:t xml:space="preserve">.</w:t>
       </w:r>
     </w:p>
-    <w:bookmarkEnd w:id="125"/>
-    <w:bookmarkStart w:id="127" w:name="ref-Mattson_2021"/>
+    <w:bookmarkEnd w:id="150"/>
+    <w:bookmarkStart w:id="152" w:name="ref-Mattson_2021"/>
     <w:p>
       <w:pPr>
         <w:pStyle w:val="Bibliography"/>
@@ -5652,7 +6588,7 @@
       <w:r>
         <w:t xml:space="preserve"> </w:t>
       </w:r>
-      <w:hyperlink r:id="rId126">
+      <w:hyperlink r:id="rId151">
         <w:r>
           <w:rPr>
             <w:rStyle w:val="Hyperlink"/>
@@ -5664,8 +6600,8 @@
         <w:t xml:space="preserve">.</w:t>
       </w:r>
     </w:p>
-    <w:bookmarkEnd w:id="127"/>
-    <w:bookmarkStart w:id="128" w:name="ref-mcdonald2012social"/>
+    <w:bookmarkEnd w:id="152"/>
+    <w:bookmarkStart w:id="153" w:name="ref-mcdonald2012social"/>
     <w:p>
       <w:pPr>
         <w:pStyle w:val="Bibliography"/>
@@ -5693,8 +6629,8 @@
         <w:t xml:space="preserve">, 90–102.</w:t>
       </w:r>
     </w:p>
-    <w:bookmarkEnd w:id="128"/>
-    <w:bookmarkStart w:id="129" w:name="ref-McDonald_Veth_Lilley_2006"/>
+    <w:bookmarkEnd w:id="153"/>
+    <w:bookmarkStart w:id="154" w:name="ref-McDonald_Veth_Lilley_2006"/>
     <w:p>
       <w:pPr>
         <w:pStyle w:val="Bibliography"/>
@@ -5728,8 +6664,8 @@
         <w:t xml:space="preserve">, 96–115. Malden, Mass: Blackwell Publishing.</w:t>
       </w:r>
     </w:p>
-    <w:bookmarkEnd w:id="129"/>
-    <w:bookmarkStart w:id="131" w:name="ref-Mills_2017"/>
+    <w:bookmarkEnd w:id="154"/>
+    <w:bookmarkStart w:id="156" w:name="ref-Mills_2017"/>
     <w:p>
       <w:pPr>
         <w:pStyle w:val="Bibliography"/>
@@ -5762,7 +6698,7 @@
       <w:r>
         <w:t xml:space="preserve"> </w:t>
       </w:r>
-      <w:hyperlink r:id="rId130">
+      <w:hyperlink r:id="rId155">
         <w:r>
           <w:rPr>
             <w:rStyle w:val="Hyperlink"/>
@@ -5774,8 +6710,8 @@
         <w:t xml:space="preserve">.</w:t>
       </w:r>
     </w:p>
-    <w:bookmarkEnd w:id="131"/>
-    <w:bookmarkStart w:id="133" w:name="ref-montet-white1994"/>
+    <w:bookmarkEnd w:id="156"/>
+    <w:bookmarkStart w:id="158" w:name="ref-montet-white1994"/>
     <w:p>
       <w:pPr>
         <w:pStyle w:val="Bibliography"/>
@@ -5808,7 +6744,7 @@
       <w:r>
         <w:t xml:space="preserve"> </w:t>
       </w:r>
-      <w:hyperlink r:id="rId132">
+      <w:hyperlink r:id="rId157">
         <w:r>
           <w:rPr>
             <w:rStyle w:val="Hyperlink"/>
@@ -5820,8 +6756,8 @@
         <w:t xml:space="preserve">.</w:t>
       </w:r>
     </w:p>
-    <w:bookmarkEnd w:id="133"/>
-    <w:bookmarkStart w:id="135" w:name="ref-Moore_2010"/>
+    <w:bookmarkEnd w:id="158"/>
+    <w:bookmarkStart w:id="160" w:name="ref-Moore_2010"/>
     <w:p>
       <w:pPr>
         <w:pStyle w:val="Bibliography"/>
@@ -5854,7 +6790,7 @@
       <w:r>
         <w:t xml:space="preserve"> </w:t>
       </w:r>
-      <w:hyperlink r:id="rId134">
+      <w:hyperlink r:id="rId159">
         <w:r>
           <w:rPr>
             <w:rStyle w:val="Hyperlink"/>
@@ -5866,8 +6802,8 @@
         <w:t xml:space="preserve">.</w:t>
       </w:r>
     </w:p>
-    <w:bookmarkEnd w:id="135"/>
-    <w:bookmarkStart w:id="137" w:name="ref-Morwood_1987"/>
+    <w:bookmarkEnd w:id="160"/>
+    <w:bookmarkStart w:id="162" w:name="ref-Morwood_1987"/>
     <w:p>
       <w:pPr>
         <w:pStyle w:val="Bibliography"/>
@@ -5900,7 +6836,7 @@
       <w:r>
         <w:t xml:space="preserve"> </w:t>
       </w:r>
-      <w:hyperlink r:id="rId136">
+      <w:hyperlink r:id="rId161">
         <w:r>
           <w:rPr>
             <w:rStyle w:val="Hyperlink"/>
@@ -5912,20 +6848,20 @@
         <w:t xml:space="preserve">.</w:t>
       </w:r>
     </w:p>
-    <w:bookmarkEnd w:id="137"/>
-    <w:bookmarkStart w:id="139" w:name="ref-Newman_2006"/>
+    <w:bookmarkEnd w:id="162"/>
+    <w:bookmarkStart w:id="164" w:name="ref-Newlander_2012"/>
     <w:p>
       <w:pPr>
         <w:pStyle w:val="Bibliography"/>
       </w:pPr>
       <w:r>
-        <w:t xml:space="preserve">Newman, M. E. J. 2006.</w:t>
-      </w:r>
-      <w:r>
-        <w:t xml:space="preserve"> </w:t>
-      </w:r>
-      <w:r>
-        <w:t xml:space="preserve">“Modularity and Community Structure in Networks.”</w:t>
+        <w:t xml:space="preserve">Newlander, Khori S. 2012.</w:t>
+      </w:r>
+      <w:r>
+        <w:t xml:space="preserve"> </w:t>
+      </w:r>
+      <w:r>
+        <w:t xml:space="preserve">“Exchange, Embedded Procurement, and Hunter-Gatherer Mobility: A Case Study from the North American Great Basin.”</w:t>
       </w:r>
       <w:r>
         <w:t xml:space="preserve"> </w:t>
@@ -5935,43 +6871,70 @@
           <w:iCs/>
           <w:i/>
         </w:rPr>
-        <w:t xml:space="preserve">Proceedings of the National Academy of Sciences</w:t>
-      </w:r>
-      <w:r>
-        <w:t xml:space="preserve"> </w:t>
-      </w:r>
-      <w:r>
-        <w:t xml:space="preserve">103 (23): 8577–82.</w:t>
-      </w:r>
-      <w:r>
-        <w:t xml:space="preserve"> </w:t>
-      </w:r>
-      <w:hyperlink r:id="rId138">
-        <w:r>
-          <w:rPr>
-            <w:rStyle w:val="Hyperlink"/>
-          </w:rPr>
-          <w:t xml:space="preserve">https://doi.org/10.1073/pnas.0601602103</w:t>
+        <w:t xml:space="preserve">ProQuest Dissertations and Theses</w:t>
+      </w:r>
+      <w:r>
+        <w:t xml:space="preserve">. Ph.D., University of Michigan.</w:t>
+      </w:r>
+      <w:r>
+        <w:t xml:space="preserve"> </w:t>
+      </w:r>
+      <w:hyperlink r:id="rId163">
+        <w:r>
+          <w:rPr>
+            <w:rStyle w:val="Hyperlink"/>
+          </w:rPr>
+          <w:t xml:space="preserve">https://www.proquest.com/dissertations-theses/exchange-embedded-procurement-hunter-gatherer/docview/1026968975/se-2?accountid=14784</w:t>
         </w:r>
       </w:hyperlink>
       <w:r>
         <w:t xml:space="preserve">.</w:t>
       </w:r>
     </w:p>
-    <w:bookmarkEnd w:id="139"/>
-    <w:bookmarkStart w:id="141" w:name="ref-Newman_Girvan_2004"/>
+    <w:bookmarkEnd w:id="164"/>
+    <w:bookmarkStart w:id="166" w:name="ref-Vegan2001"/>
     <w:p>
       <w:pPr>
         <w:pStyle w:val="Bibliography"/>
       </w:pPr>
       <w:r>
-        <w:t xml:space="preserve">Newman, M. E. J., and M. Girvan. 2004.</w:t>
-      </w:r>
-      <w:r>
-        <w:t xml:space="preserve"> </w:t>
-      </w:r>
-      <w:r>
-        <w:t xml:space="preserve">“Finding and Evaluating Community Structure in Networks.”</w:t>
+        <w:t xml:space="preserve">Oksanen, Jari, Gavin L. Simpson, F. Guillaume Blanchet, Roeland Kindt, Pierre Legendre, Peter R. Minchin, R. B. O’Hara, et al. 2001.</w:t>
+      </w:r>
+      <w:r>
+        <w:t xml:space="preserve"> </w:t>
+      </w:r>
+      <w:r>
+        <w:t xml:space="preserve">“Vegan: Community Ecology Package.”</w:t>
+      </w:r>
+      <w:r>
+        <w:t xml:space="preserve"> </w:t>
+      </w:r>
+      <w:hyperlink r:id="rId165">
+        <w:r>
+          <w:rPr>
+            <w:rStyle w:val="Hyperlink"/>
+          </w:rPr>
+          <w:t xml:space="preserve">https://doi.org/10.32614/CRAN.package.vegan</w:t>
+        </w:r>
+      </w:hyperlink>
+      <w:r>
+        <w:t xml:space="preserve">.</w:t>
+      </w:r>
+    </w:p>
+    <w:bookmarkEnd w:id="166"/>
+    <w:bookmarkStart w:id="168" w:name="ref-Padilla-Iglesias_Bischoff_2024"/>
+    <w:p>
+      <w:pPr>
+        <w:pStyle w:val="Bibliography"/>
+      </w:pPr>
+      <w:r>
+        <w:t xml:space="preserve">Padilla-Iglesias, Cecilia, and Robert J. Bischoff. 2024.</w:t>
+      </w:r>
+      <w:r>
+        <w:t xml:space="preserve"> </w:t>
+      </w:r>
+      <w:r>
+        <w:t xml:space="preserve">“Hunter-Gatherer Mobility Patterns Influence the Reconstruction of Social Networks from Archaeological Assemblages.”</w:t>
       </w:r>
       <w:r>
         <w:t xml:space="preserve"> </w:t>
@@ -5981,61 +6944,28 @@
           <w:iCs/>
           <w:i/>
         </w:rPr>
-        <w:t xml:space="preserve">Physical Review E</w:t>
-      </w:r>
-      <w:r>
-        <w:t xml:space="preserve"> </w:t>
-      </w:r>
-      <w:r>
-        <w:t xml:space="preserve">69 (2): 026113.</w:t>
-      </w:r>
-      <w:r>
-        <w:t xml:space="preserve"> </w:t>
-      </w:r>
-      <w:hyperlink r:id="rId140">
-        <w:r>
-          <w:rPr>
-            <w:rStyle w:val="Hyperlink"/>
-          </w:rPr>
-          <w:t xml:space="preserve">https://doi.org/10.1103/PhysRevE.69.026113</w:t>
+        <w:t xml:space="preserve">Journal of Archaeological Science: Reports</w:t>
+      </w:r>
+      <w:r>
+        <w:t xml:space="preserve"> </w:t>
+      </w:r>
+      <w:r>
+        <w:t xml:space="preserve">59: 104798. https://doi.org/</w:t>
+      </w:r>
+      <w:hyperlink r:id="rId167">
+        <w:r>
+          <w:rPr>
+            <w:rStyle w:val="Hyperlink"/>
+          </w:rPr>
+          <w:t xml:space="preserve">https://doi.org/10.1016/j.jasrep.2024.104798</w:t>
         </w:r>
       </w:hyperlink>
       <w:r>
         <w:t xml:space="preserve">.</w:t>
       </w:r>
     </w:p>
-    <w:bookmarkEnd w:id="141"/>
-    <w:bookmarkStart w:id="143" w:name="ref-Vegan2001"/>
-    <w:p>
-      <w:pPr>
-        <w:pStyle w:val="Bibliography"/>
-      </w:pPr>
-      <w:r>
-        <w:t xml:space="preserve">Oksanen, Jari, Gavin L. Simpson, F. Guillaume Blanchet, Roeland Kindt, Pierre Legendre, Peter R. Minchin, R. B. O’Hara, et al. 2001.</w:t>
-      </w:r>
-      <w:r>
-        <w:t xml:space="preserve"> </w:t>
-      </w:r>
-      <w:r>
-        <w:t xml:space="preserve">“Vegan: Community Ecology Package.”</w:t>
-      </w:r>
-      <w:r>
-        <w:t xml:space="preserve"> </w:t>
-      </w:r>
-      <w:hyperlink r:id="rId142">
-        <w:r>
-          <w:rPr>
-            <w:rStyle w:val="Hyperlink"/>
-          </w:rPr>
-          <w:t xml:space="preserve">https://doi.org/10.32614/CRAN.package.vegan</w:t>
-        </w:r>
-      </w:hyperlink>
-      <w:r>
-        <w:t xml:space="preserve">.</w:t>
-      </w:r>
-    </w:p>
-    <w:bookmarkEnd w:id="143"/>
-    <w:bookmarkStart w:id="144" w:name="ref-Pate_2006"/>
+    <w:bookmarkEnd w:id="168"/>
+    <w:bookmarkStart w:id="169" w:name="ref-Pate_2006"/>
     <w:p>
       <w:pPr>
         <w:pStyle w:val="Bibliography"/>
@@ -6069,8 +6999,8 @@
         <w:t xml:space="preserve">, 226–41. Aboriginal Studies Press.</w:t>
       </w:r>
     </w:p>
-    <w:bookmarkEnd w:id="144"/>
-    <w:bookmarkStart w:id="146" w:name="ref-statnet_package"/>
+    <w:bookmarkEnd w:id="169"/>
+    <w:bookmarkStart w:id="171" w:name="ref-statnet_package"/>
     <w:p>
       <w:pPr>
         <w:pStyle w:val="Bibliography"/>
@@ -6093,7 +7023,7 @@
       <w:r>
         <w:t xml:space="preserve"> </w:t>
       </w:r>
-      <w:hyperlink r:id="rId145">
+      <w:hyperlink r:id="rId170">
         <w:r>
           <w:rPr>
             <w:rStyle w:val="Hyperlink"/>
@@ -6105,8 +7035,8 @@
         <w:t xml:space="preserve">.</w:t>
       </w:r>
     </w:p>
-    <w:bookmarkEnd w:id="146"/>
-    <w:bookmarkStart w:id="148" w:name="ref-Herskind2023"/>
+    <w:bookmarkEnd w:id="171"/>
+    <w:bookmarkStart w:id="173" w:name="ref-Herskind2023"/>
     <w:p>
       <w:pPr>
         <w:pStyle w:val="Bibliography"/>
@@ -6139,7 +7069,7 @@
       <w:r>
         <w:t xml:space="preserve"> </w:t>
       </w:r>
-      <w:hyperlink r:id="rId147">
+      <w:hyperlink r:id="rId172">
         <w:r>
           <w:rPr>
             <w:rStyle w:val="Hyperlink"/>
@@ -6151,8 +7081,8 @@
         <w:t xml:space="preserve">.</w:t>
       </w:r>
     </w:p>
-    <w:bookmarkEnd w:id="148"/>
-    <w:bookmarkStart w:id="150" w:name="ref-Price_Brown_1985"/>
+    <w:bookmarkEnd w:id="173"/>
+    <w:bookmarkStart w:id="175" w:name="ref-Price_Brown_1985"/>
     <w:p>
       <w:pPr>
         <w:pStyle w:val="Bibliography"/>
@@ -6185,7 +7115,7 @@
       <w:r>
         <w:t xml:space="preserve">, edited by T. Douglas Price and James A. Brown, 3–20. Academic Press. https://doi.org/</w:t>
       </w:r>
-      <w:hyperlink r:id="rId149">
+      <w:hyperlink r:id="rId174">
         <w:r>
           <w:rPr>
             <w:rStyle w:val="Hyperlink"/>
@@ -6197,8 +7127,8 @@
         <w:t xml:space="preserve">.</w:t>
       </w:r>
     </w:p>
-    <w:bookmarkEnd w:id="150"/>
-    <w:bookmarkStart w:id="152" w:name="ref-Riches_1995"/>
+    <w:bookmarkEnd w:id="175"/>
+    <w:bookmarkStart w:id="177" w:name="ref-Riches_1995"/>
     <w:p>
       <w:pPr>
         <w:pStyle w:val="Bibliography"/>
@@ -6231,7 +7161,7 @@
       <w:r>
         <w:t xml:space="preserve"> </w:t>
       </w:r>
-      <w:hyperlink r:id="rId151">
+      <w:hyperlink r:id="rId176">
         <w:r>
           <w:rPr>
             <w:rStyle w:val="Hyperlink"/>
@@ -6243,13 +7173,59 @@
         <w:t xml:space="preserve">.</w:t>
       </w:r>
     </w:p>
-    <w:bookmarkEnd w:id="152"/>
-    <w:bookmarkStart w:id="153" w:name="ref-Rogers_2013"/>
+    <w:bookmarkEnd w:id="177"/>
+    <w:bookmarkStart w:id="179" w:name="ref-Rigaud_dErrico_Vanhaeren_2015"/>
     <w:p>
       <w:pPr>
         <w:pStyle w:val="Bibliography"/>
       </w:pPr>
       <w:r>
+        <w:t xml:space="preserve">Rigaud, Solange, Francesco d’Errico, and Marian Vanhaeren. 2015.</w:t>
+      </w:r>
+      <w:r>
+        <w:t xml:space="preserve"> </w:t>
+      </w:r>
+      <w:r>
+        <w:t xml:space="preserve">“Ornaments Reveal Resistance of North European Cultures to the Spread of Farming.”</w:t>
+      </w:r>
+      <w:r>
+        <w:t xml:space="preserve"> </w:t>
+      </w:r>
+      <w:r>
+        <w:rPr>
+          <w:iCs/>
+          <w:i/>
+        </w:rPr>
+        <w:t xml:space="preserve">PLOS ONE</w:t>
+      </w:r>
+      <w:r>
+        <w:t xml:space="preserve"> </w:t>
+      </w:r>
+      <w:r>
+        <w:t xml:space="preserve">10 (4): e0121166.</w:t>
+      </w:r>
+      <w:r>
+        <w:t xml:space="preserve"> </w:t>
+      </w:r>
+      <w:hyperlink r:id="rId178">
+        <w:r>
+          <w:rPr>
+            <w:rStyle w:val="Hyperlink"/>
+          </w:rPr>
+          <w:t xml:space="preserve">https://doi.org/10.1371/journal.pone.0121166</w:t>
+        </w:r>
+      </w:hyperlink>
+      <w:r>
+        <w:t xml:space="preserve">.</w:t>
+      </w:r>
+    </w:p>
+    <w:bookmarkEnd w:id="179"/>
+    <w:bookmarkStart w:id="180" w:name="ref-Rogers_2013"/>
+    <w:p>
+      <w:pPr>
+        <w:pStyle w:val="Bibliography"/>
+      </w:pPr>
+      <w:r>
         <w:t xml:space="preserve">Rogers, Lisa. 2013.</w:t>
       </w:r>
       <w:r>
@@ -6265,8 +7241,51 @@
         <w:t xml:space="preserve">PhD thesis, University of Victoria.</w:t>
       </w:r>
     </w:p>
-    <w:bookmarkEnd w:id="153"/>
-    <w:bookmarkStart w:id="155" w:name="ref-Sauvet_2018"/>
+    <w:bookmarkEnd w:id="180"/>
+    <w:bookmarkStart w:id="182" w:name="ref-Romano_Lozano_Fern2022"/>
+    <w:p>
+      <w:pPr>
+        <w:pStyle w:val="Bibliography"/>
+      </w:pPr>
+      <w:r>
+        <w:t xml:space="preserve">Romano, Valéria, Sergi Lozano, and Javier Fernández-López de Pablo. 2022.</w:t>
+      </w:r>
+      <w:r>
+        <w:t xml:space="preserve"> </w:t>
+      </w:r>
+      <w:r>
+        <w:t xml:space="preserve">“Reconstructing Social Networks of Late Glacial and Holocene Hunter–Gatherers to Understand Cultural Evolution.”</w:t>
+      </w:r>
+      <w:r>
+        <w:t xml:space="preserve"> </w:t>
+      </w:r>
+      <w:r>
+        <w:rPr>
+          <w:iCs/>
+          <w:i/>
+        </w:rPr>
+        <w:t xml:space="preserve">Philosophical Transactions of the Royal Society B</w:t>
+      </w:r>
+      <w:r>
+        <w:t xml:space="preserve"> </w:t>
+      </w:r>
+      <w:r>
+        <w:t xml:space="preserve">377 (1843). https://doi.org/</w:t>
+      </w:r>
+      <w:hyperlink r:id="rId181">
+        <w:r>
+          <w:rPr>
+            <w:rStyle w:val="Hyperlink"/>
+          </w:rPr>
+          <w:t xml:space="preserve">https://doi.org/10.1098/rstb.2020.0318</w:t>
+        </w:r>
+      </w:hyperlink>
+      <w:r>
+        <w:t xml:space="preserve">.</w:t>
+      </w:r>
+    </w:p>
+    <w:bookmarkEnd w:id="182"/>
+    <w:bookmarkStart w:id="184" w:name="ref-Sauvet_2018"/>
     <w:p>
       <w:pPr>
         <w:pStyle w:val="Bibliography"/>
@@ -6296,7 +7315,7 @@
       <w:r>
         <w:t xml:space="preserve"> </w:t>
       </w:r>
-      <w:hyperlink r:id="rId154">
+      <w:hyperlink r:id="rId183">
         <w:r>
           <w:rPr>
             <w:rStyle w:val="Hyperlink"/>
@@ -6308,8 +7327,51 @@
         <w:t xml:space="preserve">.</w:t>
       </w:r>
     </w:p>
-    <w:bookmarkEnd w:id="155"/>
-    <w:bookmarkStart w:id="157" w:name="X68cdd7ba62fc5dd3e1e9b497937717305f7b9a0"/>
+    <w:bookmarkEnd w:id="184"/>
+    <w:bookmarkStart w:id="186" w:name="ref-Schwendler_2012"/>
+    <w:p>
+      <w:pPr>
+        <w:pStyle w:val="Bibliography"/>
+      </w:pPr>
+      <w:r>
+        <w:t xml:space="preserve">Schwendler, Rebecca H. 2012.</w:t>
+      </w:r>
+      <w:r>
+        <w:t xml:space="preserve"> </w:t>
+      </w:r>
+      <w:r>
+        <w:t xml:space="preserve">“Diversity in Social Organization Across Magdalenian Western Europe Ca. 17–12,000 BP.”</w:t>
+      </w:r>
+      <w:r>
+        <w:t xml:space="preserve"> </w:t>
+      </w:r>
+      <w:r>
+        <w:rPr>
+          <w:iCs/>
+          <w:i/>
+        </w:rPr>
+        <w:t xml:space="preserve">Quaternary International</w:t>
+      </w:r>
+      <w:r>
+        <w:t xml:space="preserve"> </w:t>
+      </w:r>
+      <w:r>
+        <w:t xml:space="preserve">272–273: 333–53. https://doi.org/</w:t>
+      </w:r>
+      <w:hyperlink r:id="rId185">
+        <w:r>
+          <w:rPr>
+            <w:rStyle w:val="Hyperlink"/>
+          </w:rPr>
+          <w:t xml:space="preserve">https://doi.org/10.1016/j.quaint.2012.03.054</w:t>
+        </w:r>
+      </w:hyperlink>
+      <w:r>
+        <w:t xml:space="preserve">.</w:t>
+      </w:r>
+    </w:p>
+    <w:bookmarkEnd w:id="186"/>
+    <w:bookmarkStart w:id="188" w:name="X68cdd7ba62fc5dd3e1e9b497937717305f7b9a0"/>
     <w:p>
       <w:pPr>
         <w:pStyle w:val="Bibliography"/>
@@ -6339,7 +7401,7 @@
       <w:r>
         <w:t xml:space="preserve">263: 106995. https://doi.org/</w:t>
       </w:r>
-      <w:hyperlink r:id="rId156">
+      <w:hyperlink r:id="rId187">
         <w:r>
           <w:rPr>
             <w:rStyle w:val="Hyperlink"/>
@@ -6351,8 +7413,8 @@
         <w:t xml:space="preserve">.</w:t>
       </w:r>
     </w:p>
-    <w:bookmarkEnd w:id="157"/>
-    <w:bookmarkStart w:id="159" w:name="X8c17deb08b87fbfa26556dda630532ff62c8bd1"/>
+    <w:bookmarkEnd w:id="188"/>
+    <w:bookmarkStart w:id="190" w:name="X8c17deb08b87fbfa26556dda630532ff62c8bd1"/>
     <w:p>
       <w:pPr>
         <w:pStyle w:val="Bibliography"/>
@@ -6385,7 +7447,7 @@
       <w:r>
         <w:t xml:space="preserve"> </w:t>
       </w:r>
-      <w:hyperlink r:id="rId158">
+      <w:hyperlink r:id="rId189">
         <w:r>
           <w:rPr>
             <w:rStyle w:val="Hyperlink"/>
@@ -6397,8 +7459,121 @@
         <w:t xml:space="preserve">.</w:t>
       </w:r>
     </w:p>
-    <w:bookmarkEnd w:id="159"/>
-    <w:bookmarkStart w:id="161" w:name="ref-smith1992"/>
+    <w:bookmarkEnd w:id="190"/>
+    <w:bookmarkStart w:id="192" w:name="ref-Shennan_Crema_Kerig_2015"/>
+    <w:p>
+      <w:pPr>
+        <w:pStyle w:val="Bibliography"/>
+      </w:pPr>
+      <w:r>
+        <w:t xml:space="preserve">Shennan, Stephen J., Enrico R. Crema, and Tim Kerig. 2015.</w:t>
+      </w:r>
+      <w:r>
+        <w:t xml:space="preserve"> </w:t>
+      </w:r>
+      <w:r>
+        <w:t xml:space="preserve">“Isolation-by-Distance, Homophily, and</w:t>
+      </w:r>
+      <w:r>
+        <w:t xml:space="preserve"> </w:t>
+      </w:r>
+      <w:r>
+        <w:t xml:space="preserve">‘Core’</w:t>
+      </w:r>
+      <w:r>
+        <w:t xml:space="preserve"> </w:t>
+      </w:r>
+      <w:r>
+        <w:t xml:space="preserve">Vs.</w:t>
+      </w:r>
+      <w:r>
+        <w:t xml:space="preserve"> </w:t>
+      </w:r>
+      <w:r>
+        <w:t xml:space="preserve">‘Package’</w:t>
+      </w:r>
+      <w:r>
+        <w:t xml:space="preserve"> </w:t>
+      </w:r>
+      <w:r>
+        <w:t xml:space="preserve">Cultural Evolution Models in Neolithic Europe.”</w:t>
+      </w:r>
+      <w:r>
+        <w:t xml:space="preserve"> </w:t>
+      </w:r>
+      <w:r>
+        <w:rPr>
+          <w:iCs/>
+          <w:i/>
+        </w:rPr>
+        <w:t xml:space="preserve">Evolution and Human Behavior</w:t>
+      </w:r>
+      <w:r>
+        <w:t xml:space="preserve"> </w:t>
+      </w:r>
+      <w:r>
+        <w:t xml:space="preserve">36 (2): 103–9.</w:t>
+      </w:r>
+      <w:r>
+        <w:t xml:space="preserve"> </w:t>
+      </w:r>
+      <w:hyperlink r:id="rId191">
+        <w:r>
+          <w:rPr>
+            <w:rStyle w:val="Hyperlink"/>
+          </w:rPr>
+          <w:t xml:space="preserve">https://doi.org/10.1016/j.evolhumbehav.2014.09.006</w:t>
+        </w:r>
+      </w:hyperlink>
+      <w:r>
+        <w:t xml:space="preserve">.</w:t>
+      </w:r>
+    </w:p>
+    <w:bookmarkEnd w:id="192"/>
+    <w:bookmarkStart w:id="194" w:name="ref-Singh_Glowacki_2022"/>
+    <w:p>
+      <w:pPr>
+        <w:pStyle w:val="Bibliography"/>
+      </w:pPr>
+      <w:r>
+        <w:t xml:space="preserve">Singh, Manvir, and Luke Glowacki. 2022.</w:t>
+      </w:r>
+      <w:r>
+        <w:t xml:space="preserve"> </w:t>
+      </w:r>
+      <w:r>
+        <w:t xml:space="preserve">“Human Social Organization During the Late Pleistocene: Beyond the Nomadic-Egalitarian Model.”</w:t>
+      </w:r>
+      <w:r>
+        <w:t xml:space="preserve"> </w:t>
+      </w:r>
+      <w:r>
+        <w:rPr>
+          <w:iCs/>
+          <w:i/>
+        </w:rPr>
+        <w:t xml:space="preserve">Evolution and Human Behavior</w:t>
+      </w:r>
+      <w:r>
+        <w:t xml:space="preserve"> </w:t>
+      </w:r>
+      <w:r>
+        <w:t xml:space="preserve">43 (5): 418–31. https://doi.org/</w:t>
+      </w:r>
+      <w:hyperlink r:id="rId193">
+        <w:r>
+          <w:rPr>
+            <w:rStyle w:val="Hyperlink"/>
+          </w:rPr>
+          <w:t xml:space="preserve">https://doi.org/10.1016/j.evolhumbehav.2022.07.003</w:t>
+        </w:r>
+      </w:hyperlink>
+      <w:r>
+        <w:t xml:space="preserve">.</w:t>
+      </w:r>
+    </w:p>
+    <w:bookmarkEnd w:id="194"/>
+    <w:bookmarkStart w:id="196" w:name="ref-smith1992"/>
     <w:p>
       <w:pPr>
         <w:pStyle w:val="Bibliography"/>
@@ -6428,7 +7603,7 @@
       <w:r>
         <w:t xml:space="preserve"> </w:t>
       </w:r>
-      <w:hyperlink r:id="rId160">
+      <w:hyperlink r:id="rId195">
         <w:r>
           <w:rPr>
             <w:rStyle w:val="Hyperlink"/>
@@ -6440,8 +7615,8 @@
         <w:t xml:space="preserve">.</w:t>
       </w:r>
     </w:p>
-    <w:bookmarkEnd w:id="161"/>
-    <w:bookmarkStart w:id="163" w:name="ref-smith1992Design"/>
+    <w:bookmarkEnd w:id="196"/>
+    <w:bookmarkStart w:id="198" w:name="ref-smith1992Design"/>
     <w:p>
       <w:pPr>
         <w:pStyle w:val="Bibliography"/>
@@ -6471,7 +7646,7 @@
       <w:r>
         <w:t xml:space="preserve"> </w:t>
       </w:r>
-      <w:hyperlink r:id="rId162">
+      <w:hyperlink r:id="rId197">
         <w:r>
           <w:rPr>
             <w:rStyle w:val="Hyperlink"/>
@@ -6483,8 +7658,8 @@
         <w:t xml:space="preserve">.</w:t>
       </w:r>
     </w:p>
-    <w:bookmarkEnd w:id="163"/>
-    <w:bookmarkStart w:id="165" w:name="ref-Mantel_Smouse"/>
+    <w:bookmarkEnd w:id="198"/>
+    <w:bookmarkStart w:id="200" w:name="ref-Mantel_Smouse"/>
     <w:p>
       <w:pPr>
         <w:pStyle w:val="Bibliography"/>
@@ -6514,7 +7689,7 @@
       <w:r>
         <w:t xml:space="preserve">35 (S15): 187–213. https://doi.org/</w:t>
       </w:r>
-      <w:hyperlink r:id="rId164">
+      <w:hyperlink r:id="rId199">
         <w:r>
           <w:rPr>
             <w:rStyle w:val="Hyperlink"/>
@@ -6526,8 +7701,8 @@
         <w:t xml:space="preserve">.</w:t>
       </w:r>
     </w:p>
-    <w:bookmarkEnd w:id="165"/>
-    <w:bookmarkStart w:id="166" w:name="X79d7c52b9cdbe72fc1b94e51c6ee6057d0c4a50"/>
+    <w:bookmarkEnd w:id="200"/>
+    <w:bookmarkStart w:id="201" w:name="X79d7c52b9cdbe72fc1b94e51c6ee6057d0c4a50"/>
     <w:p>
       <w:pPr>
         <w:pStyle w:val="Bibliography"/>
@@ -6561,8 +7736,8 @@
         <w:t xml:space="preserve">, 235–44. SUNY Press.</w:t>
       </w:r>
     </w:p>
-    <w:bookmarkEnd w:id="166"/>
-    <w:bookmarkStart w:id="168" w:name="ref-Svoboda_2013"/>
+    <w:bookmarkEnd w:id="201"/>
+    <w:bookmarkStart w:id="203" w:name="ref-Svoboda_2013"/>
     <w:p>
       <w:pPr>
         <w:pStyle w:val="Bibliography"/>
@@ -6592,7 +7767,7 @@
       <w:r>
         <w:t xml:space="preserve"> </w:t>
       </w:r>
-      <w:hyperlink r:id="rId167">
+      <w:hyperlink r:id="rId202">
         <w:r>
           <w:rPr>
             <w:rStyle w:val="Hyperlink"/>
@@ -6604,8 +7779,8 @@
         <w:t xml:space="preserve">.</w:t>
       </w:r>
     </w:p>
-    <w:bookmarkEnd w:id="168"/>
-    <w:bookmarkStart w:id="170" w:name="ref-Tartar_2012"/>
+    <w:bookmarkEnd w:id="203"/>
+    <w:bookmarkStart w:id="205" w:name="ref-Tartar_2012"/>
     <w:p>
       <w:pPr>
         <w:pStyle w:val="Bibliography"/>
@@ -6638,7 +7813,7 @@
       <w:r>
         <w:t xml:space="preserve"> </w:t>
       </w:r>
-      <w:hyperlink r:id="rId169">
+      <w:hyperlink r:id="rId204">
         <w:r>
           <w:rPr>
             <w:rStyle w:val="Hyperlink"/>
@@ -6650,8 +7825,8 @@
         <w:t xml:space="preserve">.</w:t>
       </w:r>
     </w:p>
-    <w:bookmarkEnd w:id="170"/>
-    <w:bookmarkStart w:id="172" w:name="ref-Tartar_2015"/>
+    <w:bookmarkEnd w:id="205"/>
+    <w:bookmarkStart w:id="207" w:name="ref-Tartar_2015"/>
     <w:p>
       <w:pPr>
         <w:pStyle w:val="Bibliography"/>
@@ -6681,7 +7856,7 @@
       <w:r>
         <w:t xml:space="preserve"> </w:t>
       </w:r>
-      <w:hyperlink r:id="rId171">
+      <w:hyperlink r:id="rId206">
         <w:r>
           <w:rPr>
             <w:rStyle w:val="Hyperlink"/>
@@ -6693,8 +7868,8 @@
         <w:t xml:space="preserve">.</w:t>
       </w:r>
     </w:p>
-    <w:bookmarkEnd w:id="172"/>
-    <w:bookmarkStart w:id="174" w:name="ref-Tejero_Grimaldi_2015"/>
+    <w:bookmarkEnd w:id="207"/>
+    <w:bookmarkStart w:id="209" w:name="ref-Tejero_Grimaldi_2015"/>
     <w:p>
       <w:pPr>
         <w:pStyle w:val="Bibliography"/>
@@ -6727,7 +7902,7 @@
       <w:r>
         <w:t xml:space="preserve"> </w:t>
       </w:r>
-      <w:hyperlink r:id="rId173">
+      <w:hyperlink r:id="rId208">
         <w:r>
           <w:rPr>
             <w:rStyle w:val="Hyperlink"/>
@@ -6739,8 +7914,8 @@
         <w:t xml:space="preserve">.</w:t>
       </w:r>
     </w:p>
-    <w:bookmarkEnd w:id="174"/>
-    <w:bookmarkStart w:id="176" w:name="ref-Tilley_1982"/>
+    <w:bookmarkEnd w:id="209"/>
+    <w:bookmarkStart w:id="211" w:name="ref-Tilley_1982"/>
     <w:p>
       <w:pPr>
         <w:pStyle w:val="Bibliography"/>
@@ -6776,7 +7951,7 @@
       <w:r>
         <w:t xml:space="preserve"> </w:t>
       </w:r>
-      <w:hyperlink r:id="rId175">
+      <w:hyperlink r:id="rId210">
         <w:r>
           <w:rPr>
             <w:rStyle w:val="Hyperlink"/>
@@ -6788,8 +7963,8 @@
         <w:t xml:space="preserve">.</w:t>
       </w:r>
     </w:p>
-    <w:bookmarkEnd w:id="176"/>
-    <w:bookmarkStart w:id="177" w:name="ref-Vanhaeren_2005"/>
+    <w:bookmarkEnd w:id="211"/>
+    <w:bookmarkStart w:id="212" w:name="ref-Vanhaeren_2005"/>
     <w:p>
       <w:pPr>
         <w:pStyle w:val="Bibliography"/>
@@ -6823,8 +7998,8 @@
         <w:t xml:space="preserve">, edited by Francesco d’Errico and LucindaEditors Backwell, 525–54. Wits University Press.</w:t>
       </w:r>
     </w:p>
-    <w:bookmarkEnd w:id="177"/>
-    <w:bookmarkStart w:id="179" w:name="ref-Vanhaeren_d"/>
+    <w:bookmarkEnd w:id="212"/>
+    <w:bookmarkStart w:id="214" w:name="ref-Vanhaeren_d"/>
     <w:p>
       <w:pPr>
         <w:pStyle w:val="Bibliography"/>
@@ -6857,7 +8032,7 @@
       <w:r>
         <w:t xml:space="preserve"> </w:t>
       </w:r>
-      <w:hyperlink r:id="rId178">
+      <w:hyperlink r:id="rId213">
         <w:r>
           <w:rPr>
             <w:rStyle w:val="Hyperlink"/>
@@ -6869,8 +8044,8 @@
         <w:t xml:space="preserve">.</w:t>
       </w:r>
     </w:p>
-    <w:bookmarkEnd w:id="179"/>
-    <w:bookmarkStart w:id="180" w:name="ref-Von_Petzinger_2009"/>
+    <w:bookmarkEnd w:id="214"/>
+    <w:bookmarkStart w:id="215" w:name="ref-Von_Petzinger_2009"/>
     <w:p>
       <w:pPr>
         <w:pStyle w:val="Bibliography"/>
@@ -6891,8 +8066,60 @@
         <w:t xml:space="preserve">Master of Arts in Anthropology, University of Victoria.</w:t>
       </w:r>
     </w:p>
-    <w:bookmarkEnd w:id="180"/>
-    <w:bookmarkStart w:id="181" w:name="ref-white1992rethinking"/>
+    <w:bookmarkEnd w:id="215"/>
+    <w:bookmarkStart w:id="217" w:name="ref-Whallon_2006"/>
+    <w:p>
+      <w:pPr>
+        <w:pStyle w:val="Bibliography"/>
+      </w:pPr>
+      <w:r>
+        <w:t xml:space="preserve">Whallon, Robert. 2006.</w:t>
+      </w:r>
+      <w:r>
+        <w:t xml:space="preserve"> </w:t>
+      </w:r>
+      <w:r>
+        <w:t xml:space="preserve">“Social Networks and Information: Non-</w:t>
+      </w:r>
+      <w:r>
+        <w:t xml:space="preserve">‘Utilitarian’</w:t>
+      </w:r>
+      <w:r>
+        <w:t xml:space="preserve"> </w:t>
+      </w:r>
+      <w:r>
+        <w:t xml:space="preserve">Mobility Among Hunter-Gatherers.”</w:t>
+      </w:r>
+      <w:r>
+        <w:t xml:space="preserve"> </w:t>
+      </w:r>
+      <w:r>
+        <w:rPr>
+          <w:iCs/>
+          <w:i/>
+        </w:rPr>
+        <w:t xml:space="preserve">Journal of Anthropological Archaeology</w:t>
+      </w:r>
+      <w:r>
+        <w:t xml:space="preserve">, Mesolithic mobility, exchange, and interaction, 25 (2): 259–70.</w:t>
+      </w:r>
+      <w:r>
+        <w:t xml:space="preserve"> </w:t>
+      </w:r>
+      <w:hyperlink r:id="rId216">
+        <w:r>
+          <w:rPr>
+            <w:rStyle w:val="Hyperlink"/>
+          </w:rPr>
+          <w:t xml:space="preserve">https://doi.org/10.1016/j.jaa.2005.11.004</w:t>
+        </w:r>
+      </w:hyperlink>
+      <w:r>
+        <w:t xml:space="preserve">.</w:t>
+      </w:r>
+    </w:p>
+    <w:bookmarkEnd w:id="217"/>
+    <w:bookmarkStart w:id="218" w:name="ref-white1992rethinking"/>
     <w:p>
       <w:pPr>
         <w:pStyle w:val="Bibliography"/>
@@ -6923,8 +8150,8 @@
         <w:t xml:space="preserve">33 (S1): 85–108.</w:t>
       </w:r>
     </w:p>
-    <w:bookmarkEnd w:id="181"/>
-    <w:bookmarkStart w:id="182" w:name="ref-wiessner1984reconsidering"/>
+    <w:bookmarkEnd w:id="218"/>
+    <w:bookmarkStart w:id="219" w:name="ref-wiessner1984reconsidering"/>
     <w:p>
       <w:pPr>
         <w:pStyle w:val="Bibliography"/>
@@ -6955,9 +8182,9 @@
         <w:t xml:space="preserve">3 (3): 190–234.</w:t>
       </w:r>
     </w:p>
-    <w:bookmarkEnd w:id="182"/>
-    <w:bookmarkEnd w:id="183"/>
-    <w:bookmarkEnd w:id="184"/>
+    <w:bookmarkEnd w:id="219"/>
+    <w:bookmarkEnd w:id="220"/>
+    <w:bookmarkEnd w:id="221"/>
     <w:sectPr/>
   </w:body>
 </w:document>

--- a/paper/paper.docx
+++ b/paper/paper.docx
@@ -1665,7 +1665,7 @@
         <w:t xml:space="preserve">)</w:t>
       </w:r>
       <w:r>
-        <w:t xml:space="preserve">. Each node is a site, and each edge is a measure of sign type distribution similarity, as computed by the Jaccard similarity algorothm. To avoid cluttering the graph, all edges below the value of 0.2 were removed. Results were plotted with the Fruchterman-Reingold layout</w:t>
+        <w:t xml:space="preserve">. Each node is a site, and each edge is a measure of sign type distribution similarity, as computed by the Jaccard similarity algorithm. To avoid cluttering the graph, all edges below the value of 0.2 were removed. Results were plotted with the Fruchterman-Reingold layout</w:t>
       </w:r>
       <w:r>
         <w:t xml:space="preserve"> </w:t>
@@ -1866,7 +1866,7 @@
     </w:p>
     <w:bookmarkEnd w:id="29"/>
     <w:bookmarkEnd w:id="30"/>
-    <w:bookmarkStart w:id="42" w:name="results"/>
+    <w:bookmarkStart w:id="46" w:name="results"/>
     <w:p>
       <w:pPr>
         <w:pStyle w:val="Heading1"/>
@@ -1875,7 +1875,7 @@
         <w:t xml:space="preserve">Results</w:t>
       </w:r>
     </w:p>
-    <w:bookmarkStart w:id="39" w:name="cultural-group-detection"/>
+    <w:bookmarkStart w:id="43" w:name="cultural-group-detection"/>
     <w:p>
       <w:pPr>
         <w:pStyle w:val="Heading2"/>
@@ -2113,26 +2113,16 @@
       <w:r>
         <w:t xml:space="preserve">In identifying the groups, we referenced both the seriation and network analyses. The results of the above tests allowed us to find two main groups of sites within each phase (</w:t>
       </w:r>
-      <w:hyperlink w:anchor="fig-seriation">
-        <w:r>
-          <w:rPr>
-            <w:rStyle w:val="Hyperlink"/>
-          </w:rPr>
-          <w:t xml:space="preserve">Figure 2</w:t>
+      <w:hyperlink w:anchor="fig-group-map">
+        <w:r>
+          <w:rPr>
+            <w:rStyle w:val="Hyperlink"/>
+          </w:rPr>
+          <w:t xml:space="preserve">Figure 4</w:t>
         </w:r>
       </w:hyperlink>
       <w:r>
         <w:t xml:space="preserve">).</w:t>
-      </w:r>
-    </w:p>
-    <w:bookmarkEnd w:id="39"/>
-    <w:bookmarkStart w:id="41" w:name="cultural-connection-strength"/>
-    <w:p>
-      <w:pPr>
-        <w:pStyle w:val="Heading2"/>
-      </w:pPr>
-      <w:r>
-        <w:t xml:space="preserve">Cultural Connection Strength</w:t>
       </w:r>
     </w:p>
     <w:tbl>
@@ -2149,7 +2139,133 @@
       <w:tr>
         <w:tc>
           <w:tcPr/>
-          <w:bookmarkStart w:id="40" w:name="tbl-strength-table"/>
+          <w:bookmarkStart w:id="42" w:name="fig-group-map"/>
+          <w:p>
+            <w:pPr>
+              <w:pStyle w:val="Compact"/>
+              <w:jc w:val="center"/>
+            </w:pPr>
+            <w:r>
+              <w:drawing>
+                <wp:inline>
+                  <wp:extent cx="5334000" cy="3733800"/>
+                  <wp:effectExtent b="0" l="0" r="0" t="0"/>
+                  <wp:docPr descr="" title="" id="40" name="Picture"/>
+                  <a:graphic>
+                    <a:graphicData uri="http://schemas.openxmlformats.org/drawingml/2006/picture">
+                      <pic:pic>
+                        <pic:nvPicPr>
+                          <pic:cNvPr descr="paper_files/figure-docx/fig-group-map-1.png" id="41" name="Picture"/>
+                          <pic:cNvPicPr>
+                            <a:picLocks noChangeArrowheads="1" noChangeAspect="1"/>
+                          </pic:cNvPicPr>
+                        </pic:nvPicPr>
+                        <pic:blipFill>
+                          <a:blip r:embed="rId39"/>
+                          <a:stretch>
+                            <a:fillRect/>
+                          </a:stretch>
+                        </pic:blipFill>
+                        <pic:spPr bwMode="auto">
+                          <a:xfrm>
+                            <a:off x="0" y="0"/>
+                            <a:ext cx="5334000" cy="3733800"/>
+                          </a:xfrm>
+                          <a:prstGeom prst="rect">
+                            <a:avLst/>
+                          </a:prstGeom>
+                          <a:noFill/>
+                          <a:ln w="9525">
+                            <a:noFill/>
+                            <a:headEnd/>
+                            <a:tailEnd/>
+                          </a:ln>
+                        </pic:spPr>
+                      </pic:pic>
+                    </a:graphicData>
+                  </a:graphic>
+                </wp:inline>
+              </w:drawing>
+            </w:r>
+          </w:p>
+          <w:p>
+            <w:pPr>
+              <w:jc w:val="center"/>
+            </w:pPr>
+            <w:pPr>
+              <w:jc w:val="start"/>
+              <w:spacing w:before="200"/>
+              <w:pStyle w:val="ImageCaption"/>
+            </w:pPr>
+            <w:r>
+              <w:t xml:space="preserve">Figure 4: Map of sites faceted by time period and colored by group number</w:t>
+            </w:r>
+          </w:p>
+          <w:bookmarkEnd w:id="42"/>
+        </w:tc>
+      </w:tr>
+    </w:tbl>
+    <w:p>
+      <w:pPr>
+        <w:pStyle w:val="BodyText"/>
+      </w:pPr>
+      <w:r>
+        <w:t xml:space="preserve">The Mantel tests, as shown in</w:t>
+      </w:r>
+      <w:r>
+        <w:t xml:space="preserve"> </w:t>
+      </w:r>
+      <w:hyperlink w:anchor="tbl-mantel-table">
+        <w:r>
+          <w:rPr>
+            <w:rStyle w:val="Hyperlink"/>
+          </w:rPr>
+          <w:t xml:space="preserve">Table 2</w:t>
+        </w:r>
+      </w:hyperlink>
+      <w:r>
+        <w:t xml:space="preserve">, tell us that the sign distribution in the Proto-Aurignacian experiences the lowest correlation with geographic distance, while the Early Aurignacian has the highest correlation. In the Transitional phase, sites are widely spread out across Western Europe. This wider distribution may be a factor in weak connections seen in</w:t>
+      </w:r>
+      <w:r>
+        <w:t xml:space="preserve"> </w:t>
+      </w:r>
+      <w:hyperlink w:anchor="fig-neighbor-net">
+        <w:r>
+          <w:rPr>
+            <w:rStyle w:val="Hyperlink"/>
+          </w:rPr>
+          <w:t xml:space="preserve">Figure 3</w:t>
+        </w:r>
+      </w:hyperlink>
+      <w:r>
+        <w:t xml:space="preserve">. In the Proto-Aurignacian, we see a slightly narrower distribution of sites westward but a spread northward, and more overlapping of sites between groups, which may be associated with the slightly stronger connectivity seen there. This phase is also associated with an increase in sites and sign types, which may be correlated with the increased proximity and population density. In the Early Aurignacian, we see a reduced distribution, with sites clustered closer together, which may be associated with the increased connectivity in that phase. In the Evolved Aurignacian, we see a wider distribution and more distance between sites, which may be associated with the reduced connectivity seen in that phase.</w:t>
+      </w:r>
+    </w:p>
+    <w:bookmarkEnd w:id="43"/>
+    <w:bookmarkStart w:id="45" w:name="cultural-connection-strength"/>
+    <w:p>
+      <w:pPr>
+        <w:pStyle w:val="Heading2"/>
+      </w:pPr>
+      <w:r>
+        <w:t xml:space="preserve">Cultural Connection Strength</w:t>
+      </w:r>
+    </w:p>
+    <w:tbl>
+      <w:tblPr>
+        <w:tblStyle w:val="Table"/>
+        <w:tblW w:type="pct" w:w="5000"/>
+        <w:tblLook w:firstRow="0" w:lastRow="0" w:firstColumn="0" w:lastColumn="0" w:noHBand="0" w:noVBand="0" w:val="0000"/>
+        <w:jc w:val="start"/>
+        <w:tblLayout w:type="fixed"/>
+      </w:tblPr>
+      <w:tblGrid>
+        <w:gridCol w:w="7920"/>
+      </w:tblGrid>
+      <w:tr>
+        <w:tc>
+          <w:tcPr/>
+          <w:bookmarkStart w:id="44" w:name="tbl-strength-table"/>
           <w:tbl>
             <w:tblPr>
               <w:tblStyle w:val="Table"/>
@@ -2450,7 +2566,7 @@
               <w:t xml:space="preserve">Table 3: Table of the results per phase for the perMANOVA</w:t>
             </w:r>
           </w:p>
-          <w:bookmarkEnd w:id="40"/>
+          <w:bookmarkEnd w:id="44"/>
         </w:tc>
       </w:tr>
     </w:tbl>
@@ -2486,8 +2602,8 @@
         <w:t xml:space="preserve">statistic, we see a decline in values between the Transitional and the Proto-Aurignacian periods, before a slight increase in between the Early and Evolved Aurignacian period. The perMANOVA p-value indicates a statistically significant difference in the distribution of signs between the restricted and broad groups for the Proto , Early, and Evolved Aurignacian phases, but not the Transitional phase (p = 0.1).</w:t>
       </w:r>
     </w:p>
-    <w:bookmarkEnd w:id="41"/>
-    <w:bookmarkEnd w:id="42"/>
+    <w:bookmarkEnd w:id="45"/>
+    <w:bookmarkEnd w:id="46"/>
     <w:bookmarkStart w:id="53" w:name="discussion"/>
     <w:p>
       <w:pPr>
@@ -2545,7 +2661,7 @@
         <w:t xml:space="preserve"> </w:t>
       </w:r>
       <w:r>
-        <w:t xml:space="preserve">shows that group inter-connectivity and intra-connectivity varies from phase to phase, with weak intra-group connections and no inter-group connections in the Transitional phase, to stronger intraconnections and interconnections starting to form in the Proto-Aurignacian, to extremely strong connections (both between and within groups) in the Early Aurignacian, to weaker connections in the Evolved Aurignacian. The perMANOVA tests show that the Transitional period experiences the highest level of difference between groups, while the Early Aurignacian has the least.</w:t>
+        <w:t xml:space="preserve">shows that group inter-connectivity and intra-connectivity varies from phase to phase, with weak intra-group connections and no inter-group connections in the Transitional phase, to stronger intraconnections and interconnections starting to form in the Proto-Aurignacian, to extremely strong connections (both between and within groups) in the Early Aurignacian, to weaker connections in the Evolved Aurignacian. The perMANOVA tests show that the changes between the the Proto, Early, and Evolved Aurignacian phases are statistically significant, that the Transitional period experiences the highest level of difference between groups, while the Early Aurignacian has the least.</w:t>
       </w:r>
     </w:p>
     <w:p>
@@ -2553,7 +2669,7 @@
         <w:pStyle w:val="BodyText"/>
       </w:pPr>
       <w:r>
-        <w:t xml:space="preserve">One interpretation of the inter-connectivity seen in</w:t>
+        <w:t xml:space="preserve">One interpretation of the connectivity seen in</w:t>
       </w:r>
       <w:r>
         <w:t xml:space="preserve"> </w:t>
@@ -2570,7 +2686,7 @@
         <w:t xml:space="preserve"> </w:t>
       </w:r>
       <w:r>
-        <w:t xml:space="preserve">is as a representation of non-utilitarian mobility. Non-utilitarian mobility serves to establish regional social networks which facilitate the spread of information and the survival of hunter-gatherers in uncertain environments</w:t>
+        <w:t xml:space="preserve">is as a representation of non-utilitarian mobility. Non-utilitarian mobility establishes regional social networks which facilitate the spread of information and the survival of hunter-gatherers in uncertain environments</w:t>
       </w:r>
       <w:r>
         <w:t xml:space="preserve"> </w:t>
@@ -2724,7 +2840,7 @@
         <w:t xml:space="preserve">)</w:t>
       </w:r>
       <w:r>
-        <w:t xml:space="preserve">. Although it indicates a kind of cultural contact, whether this contact represents short-term information exchange or longer-term residential movement, such as a form of aggregation (see below) is still unclear, as existing data has shown a range of variation in mobility among hunter-gatherer groups</w:t>
+        <w:t xml:space="preserve">. Previous studies have shown a range of variation in mobility among hunter-gatherer groups</w:t>
       </w:r>
       <w:r>
         <w:t xml:space="preserve"> </w:t>
@@ -2800,109 +2916,193 @@
         <w:t xml:space="preserve">)</w:t>
       </w:r>
       <w:r>
-        <w:t xml:space="preserve">.</w:t>
-      </w:r>
-    </w:p>
-    <w:tbl>
-      <w:tblPr>
-        <w:tblStyle w:val="Table"/>
-        <w:tblW w:type="pct" w:w="5000"/>
-        <w:tblLook w:firstRow="0" w:lastRow="0" w:firstColumn="0" w:lastColumn="0" w:noHBand="0" w:noVBand="0" w:val="0000"/>
-        <w:jc w:val="start"/>
-        <w:tblLayout w:type="fixed"/>
-      </w:tblPr>
-      <w:tblGrid>
-        <w:gridCol w:w="7920"/>
-      </w:tblGrid>
-      <w:tr>
-        <w:tc>
-          <w:tcPr/>
-          <w:bookmarkStart w:id="46" w:name="fig-group-map"/>
-          <w:p>
-            <w:pPr>
-              <w:pStyle w:val="Compact"/>
-              <w:jc w:val="center"/>
-            </w:pPr>
-            <w:r>
-              <w:drawing>
-                <wp:inline>
-                  <wp:extent cx="5334000" cy="3733800"/>
-                  <wp:effectExtent b="0" l="0" r="0" t="0"/>
-                  <wp:docPr descr="" title="" id="44" name="Picture"/>
-                  <a:graphic>
-                    <a:graphicData uri="http://schemas.openxmlformats.org/drawingml/2006/picture">
-                      <pic:pic>
-                        <pic:nvPicPr>
-                          <pic:cNvPr descr="paper_files/figure-docx/fig-group-map-1.png" id="45" name="Picture"/>
-                          <pic:cNvPicPr>
-                            <a:picLocks noChangeArrowheads="1" noChangeAspect="1"/>
-                          </pic:cNvPicPr>
-                        </pic:nvPicPr>
-                        <pic:blipFill>
-                          <a:blip r:embed="rId43"/>
-                          <a:stretch>
-                            <a:fillRect/>
-                          </a:stretch>
-                        </pic:blipFill>
-                        <pic:spPr bwMode="auto">
-                          <a:xfrm>
-                            <a:off x="0" y="0"/>
-                            <a:ext cx="5334000" cy="3733800"/>
-                          </a:xfrm>
-                          <a:prstGeom prst="rect">
-                            <a:avLst/>
-                          </a:prstGeom>
-                          <a:noFill/>
-                          <a:ln w="9525">
-                            <a:noFill/>
-                            <a:headEnd/>
-                            <a:tailEnd/>
-                          </a:ln>
-                        </pic:spPr>
-                      </pic:pic>
-                    </a:graphicData>
-                  </a:graphic>
-                </wp:inline>
-              </w:drawing>
-            </w:r>
-          </w:p>
-          <w:p>
-            <w:pPr>
-              <w:jc w:val="center"/>
-            </w:pPr>
-            <w:pPr>
-              <w:jc w:val="start"/>
-              <w:spacing w:before="200"/>
-              <w:pStyle w:val="ImageCaption"/>
-            </w:pPr>
-            <w:r>
-              <w:t xml:space="preserve">Figure 4: Map of sites faceted by time period and colored by group number</w:t>
-            </w:r>
-          </w:p>
-          <w:bookmarkEnd w:id="46"/>
-        </w:tc>
-      </w:tr>
-    </w:tbl>
+        <w:t xml:space="preserve">; some of the connections in</w:t>
+      </w:r>
+      <w:r>
+        <w:t xml:space="preserve"> </w:t>
+      </w:r>
+      <w:hyperlink w:anchor="fig-neighbor-net">
+        <w:r>
+          <w:rPr>
+            <w:rStyle w:val="Hyperlink"/>
+          </w:rPr>
+          <w:t xml:space="preserve">Figure 3</w:t>
+        </w:r>
+      </w:hyperlink>
+      <w:r>
+        <w:t xml:space="preserve"> </w:t>
+      </w:r>
+      <w:r>
+        <w:t xml:space="preserve">may represent shorter-term information exchange, while others may indicate longer-term residential movement.</w:t>
+      </w:r>
+    </w:p>
     <w:p>
       <w:pPr>
         <w:pStyle w:val="BodyText"/>
       </w:pPr>
       <w:r>
-        <w:t xml:space="preserve">The Mantel tests, as shown in</w:t>
-      </w:r>
-      <w:r>
-        <w:t xml:space="preserve"> </w:t>
-      </w:r>
-      <w:hyperlink w:anchor="tbl-mantel-table">
-        <w:r>
-          <w:rPr>
-            <w:rStyle w:val="Hyperlink"/>
-          </w:rPr>
-          <w:t xml:space="preserve">Table 2</w:t>
-        </w:r>
-      </w:hyperlink>
-      <w:r>
-        <w:t xml:space="preserve">, tell us that the sign distribution in the Proto-Aurignacian experiences the lowest correlation with geographic distance, while the Early Aurignacian has the highest correlation. The geographic distribution of the groups change from phase to phase (</w:t>
+        <w:t xml:space="preserve">One form of longer-term residential movement is the aggregation/dispersion pattern, which is defined by</w:t>
+      </w:r>
+      <w:r>
+        <w:t xml:space="preserve"> </w:t>
+      </w:r>
+      <w:r>
+        <w:t xml:space="preserve">Conkey et al. (</w:t>
+      </w:r>
+      <w:hyperlink w:anchor="ref-conkley_agg">
+        <w:r>
+          <w:rPr>
+            <w:rStyle w:val="Hyperlink"/>
+          </w:rPr>
+          <w:t xml:space="preserve">1980</w:t>
+        </w:r>
+      </w:hyperlink>
+      <w:r>
+        <w:t xml:space="preserve">)</w:t>
+      </w:r>
+      <w:r>
+        <w:t xml:space="preserve"> </w:t>
+      </w:r>
+      <w:r>
+        <w:t xml:space="preserve">as a type of hunter-gather settlement pattern, in which groups both break off in dispersed fragments and congregate in large groups, typically for subsistence or social reasons. Aggregation sites, associated with high degrees of connectivity, are the places where those group fragments or individuals congregate, and some archaeological indicators of aggregation sites include proximity to certain environmental resources, as well as a more diverse artifact assemblage</w:t>
+      </w:r>
+      <w:r>
+        <w:t xml:space="preserve"> </w:t>
+      </w:r>
+      <w:r>
+        <w:t xml:space="preserve">(</w:t>
+      </w:r>
+      <w:hyperlink w:anchor="ref-conkley_agg">
+        <w:r>
+          <w:rPr>
+            <w:rStyle w:val="Hyperlink"/>
+          </w:rPr>
+          <w:t xml:space="preserve">Conkey et al. 1980</w:t>
+        </w:r>
+      </w:hyperlink>
+      <w:r>
+        <w:t xml:space="preserve">)</w:t>
+      </w:r>
+      <w:r>
+        <w:t xml:space="preserve">. Previous studies have also identified evidence of aggregation/dispersion patterns among the early modern humans of the Upper Paleolithic</w:t>
+      </w:r>
+      <w:r>
+        <w:t xml:space="preserve"> </w:t>
+      </w:r>
+      <w:r>
+        <w:t xml:space="preserve">(</w:t>
+      </w:r>
+      <w:hyperlink w:anchor="ref-Maher_Conkey_2019">
+        <w:r>
+          <w:rPr>
+            <w:rStyle w:val="Hyperlink"/>
+          </w:rPr>
+          <w:t xml:space="preserve">Maher and Conkey 2019</w:t>
+        </w:r>
+      </w:hyperlink>
+      <w:r>
+        <w:t xml:space="preserve">;</w:t>
+      </w:r>
+      <w:r>
+        <w:t xml:space="preserve"> </w:t>
+      </w:r>
+      <w:hyperlink w:anchor="ref-bahn1982inter">
+        <w:r>
+          <w:rPr>
+            <w:rStyle w:val="Hyperlink"/>
+          </w:rPr>
+          <w:t xml:space="preserve">Bahn 1982</w:t>
+        </w:r>
+      </w:hyperlink>
+      <w:r>
+        <w:t xml:space="preserve">,</w:t>
+      </w:r>
+      <w:r>
+        <w:t xml:space="preserve"> </w:t>
+      </w:r>
+      <w:hyperlink w:anchor="ref-bahn1982inter">
+        <w:r>
+          <w:rPr>
+            <w:rStyle w:val="Hyperlink"/>
+          </w:rPr>
+          <w:t xml:space="preserve">1982</w:t>
+        </w:r>
+      </w:hyperlink>
+      <w:r>
+        <w:t xml:space="preserve">;</w:t>
+      </w:r>
+      <w:r>
+        <w:t xml:space="preserve"> </w:t>
+      </w:r>
+      <w:hyperlink w:anchor="ref-Bourdier_2013">
+        <w:r>
+          <w:rPr>
+            <w:rStyle w:val="Hyperlink"/>
+          </w:rPr>
+          <w:t xml:space="preserve">Bourdier 2013</w:t>
+        </w:r>
+      </w:hyperlink>
+      <w:r>
+        <w:t xml:space="preserve">;</w:t>
+      </w:r>
+      <w:r>
+        <w:t xml:space="preserve"> </w:t>
+      </w:r>
+      <w:hyperlink w:anchor="ref-Svoboda_2013">
+        <w:r>
+          <w:rPr>
+            <w:rStyle w:val="Hyperlink"/>
+          </w:rPr>
+          <w:t xml:space="preserve">Svoboda 2013</w:t>
+        </w:r>
+      </w:hyperlink>
+      <w:r>
+        <w:t xml:space="preserve">;</w:t>
+      </w:r>
+      <w:r>
+        <w:t xml:space="preserve"> </w:t>
+      </w:r>
+      <w:hyperlink w:anchor="ref-white1992rethinking">
+        <w:r>
+          <w:rPr>
+            <w:rStyle w:val="Hyperlink"/>
+          </w:rPr>
+          <w:t xml:space="preserve">White 1992</w:t>
+        </w:r>
+      </w:hyperlink>
+      <w:r>
+        <w:t xml:space="preserve">;</w:t>
+      </w:r>
+      <w:r>
+        <w:t xml:space="preserve"> </w:t>
+      </w:r>
+      <w:hyperlink w:anchor="X79d7c52b9cdbe72fc1b94e51c6ee6057d0c4a50">
+        <w:r>
+          <w:rPr>
+            <w:rStyle w:val="Hyperlink"/>
+          </w:rPr>
+          <w:t xml:space="preserve">Soffer et al. 2010</w:t>
+        </w:r>
+      </w:hyperlink>
+      <w:r>
+        <w:t xml:space="preserve">;</w:t>
+      </w:r>
+      <w:r>
+        <w:t xml:space="preserve"> </w:t>
+      </w:r>
+      <w:hyperlink w:anchor="ref-montet-white1994">
+        <w:r>
+          <w:rPr>
+            <w:rStyle w:val="Hyperlink"/>
+          </w:rPr>
+          <w:t xml:space="preserve">Montet-White 1994</w:t>
+        </w:r>
+      </w:hyperlink>
+      <w:r>
+        <w:t xml:space="preserve">)</w:t>
+      </w:r>
+      <w:r>
+        <w:t xml:space="preserve">. The possibility that some sites functioned as aggregation sites may have influenced the geographic structure of sites (</w:t>
       </w:r>
       <w:hyperlink w:anchor="fig-group-map">
         <w:r>
@@ -2913,190 +3113,7 @@
         </w:r>
       </w:hyperlink>
       <w:r>
-        <w:t xml:space="preserve">). In the Transitional phase, sites are widely spread out across Western Europe. This wider distribution may be a factor in weak connections seen in</w:t>
-      </w:r>
-      <w:r>
-        <w:t xml:space="preserve"> </w:t>
-      </w:r>
-      <w:hyperlink w:anchor="fig-neighbor-net">
-        <w:r>
-          <w:rPr>
-            <w:rStyle w:val="Hyperlink"/>
-          </w:rPr>
-          <w:t xml:space="preserve">Figure 3</w:t>
-        </w:r>
-      </w:hyperlink>
-      <w:r>
-        <w:t xml:space="preserve">. In the Proto-Aurignacian, we see a slightly narrower distribution of sites westward but a spread northward, and more overlapping of sites between groups, which may be associated with the slightly stronger connectivity seen there. This phase is also associated with an increase in sites and sign types, which may be correlated with the increased proximity and population density. In the Early Aurignacian, we see a reduced distribution, with sites clustered closer together, which may be associated with the increased connectivity in that phase. In the Evolved Aurignacian, we see a wider distribution and more distance between sites, which may be associated with the reduced connectivity seen in that phase.</w:t>
-      </w:r>
-    </w:p>
-    <w:p>
-      <w:pPr>
-        <w:pStyle w:val="BodyText"/>
-      </w:pPr>
-      <w:r>
-        <w:t xml:space="preserve">One factor that may influence the geographic structure of sites is the possibility that some sites functioned as aggregation sites. The aggregation/dispersion pattern is defined by</w:t>
-      </w:r>
-      <w:r>
-        <w:t xml:space="preserve"> </w:t>
-      </w:r>
-      <w:r>
-        <w:t xml:space="preserve">Conkey et al. (</w:t>
-      </w:r>
-      <w:hyperlink w:anchor="ref-conkley_agg">
-        <w:r>
-          <w:rPr>
-            <w:rStyle w:val="Hyperlink"/>
-          </w:rPr>
-          <w:t xml:space="preserve">1980</w:t>
-        </w:r>
-      </w:hyperlink>
-      <w:r>
-        <w:t xml:space="preserve">)</w:t>
-      </w:r>
-      <w:r>
-        <w:t xml:space="preserve"> </w:t>
-      </w:r>
-      <w:r>
-        <w:t xml:space="preserve">as a type of hunter-gather settlement pattern, in which groups both break off in dispersed fragments and congregate in large groups, typically for subsistence or social reasons. Aggregation sites, associated with high degrees of connectivity, are the places where those group fragments or individuals congregate, and some archaeological indicators of aggregation sites include proximity to certain environmental resources, as well as a more diverse artifact assemblage</w:t>
-      </w:r>
-      <w:r>
-        <w:t xml:space="preserve"> </w:t>
-      </w:r>
-      <w:r>
-        <w:t xml:space="preserve">(</w:t>
-      </w:r>
-      <w:hyperlink w:anchor="ref-conkley_agg">
-        <w:r>
-          <w:rPr>
-            <w:rStyle w:val="Hyperlink"/>
-          </w:rPr>
-          <w:t xml:space="preserve">Conkey et al. 1980</w:t>
-        </w:r>
-      </w:hyperlink>
-      <w:r>
-        <w:t xml:space="preserve">)</w:t>
-      </w:r>
-      <w:r>
-        <w:t xml:space="preserve">. Previous studies have also identified evidence of aggregation/dispersion patterns among the early modern humans of the Upper Paleolithic</w:t>
-      </w:r>
-      <w:r>
-        <w:t xml:space="preserve"> </w:t>
-      </w:r>
-      <w:r>
-        <w:t xml:space="preserve">(</w:t>
-      </w:r>
-      <w:hyperlink w:anchor="ref-Maher_Conkey_2019">
-        <w:r>
-          <w:rPr>
-            <w:rStyle w:val="Hyperlink"/>
-          </w:rPr>
-          <w:t xml:space="preserve">Maher and Conkey 2019</w:t>
-        </w:r>
-      </w:hyperlink>
-      <w:r>
-        <w:t xml:space="preserve">;</w:t>
-      </w:r>
-      <w:r>
-        <w:t xml:space="preserve"> </w:t>
-      </w:r>
-      <w:hyperlink w:anchor="ref-bahn1982inter">
-        <w:r>
-          <w:rPr>
-            <w:rStyle w:val="Hyperlink"/>
-          </w:rPr>
-          <w:t xml:space="preserve">Bahn 1982</w:t>
-        </w:r>
-      </w:hyperlink>
-      <w:r>
-        <w:t xml:space="preserve">,</w:t>
-      </w:r>
-      <w:r>
-        <w:t xml:space="preserve"> </w:t>
-      </w:r>
-      <w:hyperlink w:anchor="ref-bahn1982inter">
-        <w:r>
-          <w:rPr>
-            <w:rStyle w:val="Hyperlink"/>
-          </w:rPr>
-          <w:t xml:space="preserve">1982</w:t>
-        </w:r>
-      </w:hyperlink>
-      <w:r>
-        <w:t xml:space="preserve">;</w:t>
-      </w:r>
-      <w:r>
-        <w:t xml:space="preserve"> </w:t>
-      </w:r>
-      <w:hyperlink w:anchor="ref-Bourdier_2013">
-        <w:r>
-          <w:rPr>
-            <w:rStyle w:val="Hyperlink"/>
-          </w:rPr>
-          <w:t xml:space="preserve">Bourdier 2013</w:t>
-        </w:r>
-      </w:hyperlink>
-      <w:r>
-        <w:t xml:space="preserve">;</w:t>
-      </w:r>
-      <w:r>
-        <w:t xml:space="preserve"> </w:t>
-      </w:r>
-      <w:hyperlink w:anchor="ref-Svoboda_2013">
-        <w:r>
-          <w:rPr>
-            <w:rStyle w:val="Hyperlink"/>
-          </w:rPr>
-          <w:t xml:space="preserve">Svoboda 2013</w:t>
-        </w:r>
-      </w:hyperlink>
-      <w:r>
-        <w:t xml:space="preserve">;</w:t>
-      </w:r>
-      <w:r>
-        <w:t xml:space="preserve"> </w:t>
-      </w:r>
-      <w:hyperlink w:anchor="ref-white1992rethinking">
-        <w:r>
-          <w:rPr>
-            <w:rStyle w:val="Hyperlink"/>
-          </w:rPr>
-          <w:t xml:space="preserve">White 1992</w:t>
-        </w:r>
-      </w:hyperlink>
-      <w:r>
-        <w:t xml:space="preserve">;</w:t>
-      </w:r>
-      <w:r>
-        <w:t xml:space="preserve"> </w:t>
-      </w:r>
-      <w:hyperlink w:anchor="X79d7c52b9cdbe72fc1b94e51c6ee6057d0c4a50">
-        <w:r>
-          <w:rPr>
-            <w:rStyle w:val="Hyperlink"/>
-          </w:rPr>
-          <w:t xml:space="preserve">Soffer et al. 2010</w:t>
-        </w:r>
-      </w:hyperlink>
-      <w:r>
-        <w:t xml:space="preserve">;</w:t>
-      </w:r>
-      <w:r>
-        <w:t xml:space="preserve"> </w:t>
-      </w:r>
-      <w:hyperlink w:anchor="ref-montet-white1994">
-        <w:r>
-          <w:rPr>
-            <w:rStyle w:val="Hyperlink"/>
-          </w:rPr>
-          <w:t xml:space="preserve">Montet-White 1994</w:t>
-        </w:r>
-      </w:hyperlink>
-      <w:r>
-        <w:t xml:space="preserve">)</w:t>
-      </w:r>
-      <w:r>
-        <w:t xml:space="preserve">.</w:t>
+        <w:t xml:space="preserve">), which change from phase to phase.</w:t>
       </w:r>
     </w:p>
     <w:p>

--- a/paper/paper.docx
+++ b/paper/paper.docx
@@ -179,7 +179,7 @@
         <w:t xml:space="preserve"> </w:t>
       </w:r>
       <w:r>
-        <w:t xml:space="preserve">2,</w:t>
+        <w:t xml:space="preserve">3,</w:t>
       </w:r>
       <w:r>
         <w:t xml:space="preserve"> </w:t>
@@ -2337,7 +2337,7 @@
         <w:pStyle w:val="BodyText"/>
       </w:pPr>
       <w:r>
-        <w:t xml:space="preserve">In the Proto-Aurignacian, which here subsumes the earliest Aurignacian material culture along with the material previously attributed to the Proto-Aurignacian, we see a relatively wide range of sign types, with an expansion in the number of sites compared to the earliest material. The restricted range group consists of Abri Pataud, Fumane, and Pod Hradem, which only have a notch, Labeko Koba, which only has a line, and Hohlenstein-Stadel, Mladeč, Gatzarria, and El Castillo, which have a slightly wider range of signs, including the dashline and maccaroni. The broader range group consists of Geissenklösterle, Spy, Vogelherd, Grotte du Renne, Hohle Fels, La Ferrassie, and Les Cottés, where we see a more diverse range of signs. In addition to line and notch, the obline, radial notch (radnotch), cross, hatching, and circumferential notch (circumnotch) are also frequently found in the broader range group. At first glance Les Cottés may appear miss-classified in the broader group with only two sign types, circumnotch and circumspiral. However group assignment is by sign composition as well as type diversity, and these two types are only shared with broader-group sites, justifying the assignment of Les Cottés to the broader group.</w:t>
+        <w:t xml:space="preserve">In the Proto-Aurignacian we see a relatively wide range of sign types, with an expansion in the number of sites compared to the earliest material. The restricted range group consists of Abri Pataud, Fumane, and Pod Hradem, which only have a notch, Labeko Koba, which only has a line, and Hohlenstein-Stadel, Mladeč, Gatzarria, and El Castillo, which have a slightly wider range of signs, including the dashline and maccaroni. The broader range group consists of Geissenklösterle, Spy, Vogelherd, Grotte du Renne, Hohle Fels, La Ferrassie, and Les Cottés, where we see a more diverse range of signs. In addition to line and notch, the obline, radial notch (radnotch), cross, hatching, and circumferential notch (circumnotch) are also frequently found in the broader range group. At first glance Les Cottés may appear miss-classified in the broader group with only two sign types, circumnotch and circumspiral. However group assignment is by sign composition as well as type diversity, and these two types are only shared with broader-group sites, justifying the assignment of Les Cottés to the broader group.</w:t>
       </w:r>
     </w:p>
     <w:p>
@@ -2669,7 +2669,7 @@
               <w:pStyle w:val="ImageCaption"/>
             </w:pPr>
             <w:r>
-              <w:t xml:space="preserve">Figure 5: Geographic distribution of cultural groups across the four Aurignacian phases. Sites are colored according to their group membership (Restricted-range or Broad-range) as identified by seriation and network analysis. The spatial arrangement shows that sites belonging to the same cultural group are not strictly clustered geographically, supporting the Mantel test results that indicate geographic proximity is not the primary driver of geometric sign similarity.</w:t>
+              <w:t xml:space="preserve">Figure 5: Geographic distribution of cultural groups across the three Aurignacian phases. Sites are colored according to their group membership (Restricted-range or Broader range) as identified by seriation and network analysis. The spatial arrangement shows that sites belonging to the same cultural group are not strictly clustered geographically, supporting the Mantel test results that indicate geographic proximity is not the primary driver of geometric sign similarity.</w:t>
             </w:r>
           </w:p>
           <w:bookmarkEnd w:id="48"/>
@@ -3031,7 +3031,7 @@
         <w:t xml:space="preserve"> </w:t>
       </w:r>
       <w:r>
-        <w:t xml:space="preserve">show that each phase can be divided into two main cultural groups, with sign type number and diversity serving as the major dividing factor, and that group size varied from phase to phase, with the number of sites decreasing from the Proto-Aurignacian to the Early and Evolved Aurignacian. In the Proto-Aurignacian the restricted-range group (eight sites) was slightly larger than the broad-range group (seven sites), whereas in the Early Aurignacian the restricted-range group was considerably smaller than the broad-range group (three vs. six sites), before the two groups became more comparable in size in the Evolved Aurignacian (five vs. four sites).</w:t>
+        <w:t xml:space="preserve">show that each phase can be divided into two main cultural groups, with sign type number and diversity serving as the major dividing factor. Group size varied from phase to phase, with the number of sites decreasing from the Proto-Aurignacian to the Early and Evolved Aurignacian. In the Proto-Aurignacian the restricted-range group (eight sites) was slightly larger than the broad-range group (seven sites), whereas in the Early Aurignacian the restricted-range group was considerably smaller than the broad-range group (three vs. six sites), before the two groups became more comparable in size in the Evolved Aurignacian (five vs. four sites).</w:t>
       </w:r>
       <w:r>
         <w:t xml:space="preserve"> </w:t>
@@ -3074,7 +3074,18 @@
         <w:t xml:space="preserve">[4,45–56]</w:t>
       </w:r>
       <w:r>
-        <w:t xml:space="preserve">. Drawing on this work, we interpret the broader/restricted range grouping in the geometric sign data as indicating variation in social structure. The broader range groups, with higher variety of signs and more visually complex signs, indicates communities with a greater variety of formalized social roles. Conversely, the sites with a restricted range of signs indicate communities with fewer formalized social roles. A single larger community could have both of these groups as sub-sets, rather than the restricted/broader range groups being distinct, non-overlapping cultural groups.</w:t>
+        <w:t xml:space="preserve">. Drawing on this work, we interpret the broader/restricted range grouping in the geometric sign data as consistent with variation in social structure: the broader range groups, with a higher variety of signs and more visually complex signs, plausibly indicate communities with a greater variety of formalized social roles, whereas the sites with a restricted range of signs indicate communities with fewer formalized social roles. Because the number of sign types recorded at a site is bounded by the number of objects recovered, we considered whether this divide is an artefact of sampling effort; across sites, object count and sign-type count are strongly correlated (Spearman ρ = 0.86, p &lt; 0.001). Two observations argue against sampling effort being the whole explanation. First, group membership is not solely a function of sign-type richness: low-sampling sites such as Les Cottés (two objects) and Trou al’Wesse (one object) fall within the broad-range group because their sign types are shared with broad-range sites, so composition matters as well as richness. Second, the diversity analysis that controls for sample size (</w:t>
+      </w:r>
+      <w:hyperlink w:anchor="fig-div-plot">
+        <w:r>
+          <w:rPr>
+            <w:rStyle w:val="Hyperlink"/>
+          </w:rPr>
+          <w:t xml:space="preserve">Figure 6</w:t>
+        </w:r>
+      </w:hyperlink>
+      <w:r>
+        <w:t xml:space="preserve">) identifies sites with unusually diverse repertoires in both groups, indicating that richness relative to sampling effort does not map cleanly onto group membership. Nevertheless, because the groups were assigned on the basis of the seriation and network results rather than recovered independently, and because sampling effort remains a plausible partial explanation, we treat this interpretation as provisional. A single larger community could have both of these groups as sub-sets, rather than the restricted/broader range groups being distinct, non-overlapping cultural groups.</w:t>
       </w:r>
     </w:p>
     <w:p>
@@ -3099,13 +3110,100 @@
         <w:t xml:space="preserve"> </w:t>
       </w:r>
       <w:r>
-        <w:t xml:space="preserve">may reflect non-utilitarian mobility among these larger communities. Previous studies have shown a range of variation in magnitudes and types of mobility among hunter-gatherer groups</w:t>
-      </w:r>
-      <w:r>
-        <w:t xml:space="preserve"> </w:t>
-      </w:r>
-      <w:r>
-        <w:t xml:space="preserve">[43,44,57–59]</w:t>
+        <w:t xml:space="preserve">may reflect non-utilitarian mobility among these larger communities. Consistent with this interpretation, our Mantel tests found no significant correlation between sign-type distribution and geographic distance in any phase (</w:t>
+      </w:r>
+      <w:hyperlink w:anchor="tbl-mantel-table">
+        <w:r>
+          <w:rPr>
+            <w:rStyle w:val="Hyperlink"/>
+          </w:rPr>
+          <w:t xml:space="preserve">Table 2</w:t>
+        </w:r>
+      </w:hyperlink>
+      <w:r>
+        <w:t xml:space="preserve">), indicating that the observed connectivity cannot be attributed to simple spatial proximity and is better understood in social rather than geographical terms. Previous studies have shown a range of variation in magnitudes and types of mobility among hunter-gatherer groups</w:t>
+      </w:r>
+      <w:r>
+        <w:t xml:space="preserve"> </w:t>
+      </w:r>
+      <w:r>
+        <w:t xml:space="preserve">[57]</w:t>
+      </w:r>
+      <w:r>
+        <w:t xml:space="preserve">;</w:t>
+      </w:r>
+      <w:r>
+        <w:t xml:space="preserve"> </w:t>
+      </w:r>
+      <w:r>
+        <w:t xml:space="preserve">[</w:t>
+      </w:r>
+      <w:r>
+        <w:rPr>
+          <w:bCs/>
+          <w:b/>
+        </w:rPr>
+        <w:t xml:space="preserve">Kelly1983?</w:t>
+      </w:r>
+      <w:r>
+        <w:t xml:space="preserve">]</w:t>
+      </w:r>
+      <w:r>
+        <w:t xml:space="preserve">;</w:t>
+      </w:r>
+      <w:r>
+        <w:t xml:space="preserve"> </w:t>
+      </w:r>
+      <w:r>
+        <w:t xml:space="preserve">[</w:t>
+      </w:r>
+      <w:r>
+        <w:rPr>
+          <w:bCs/>
+          <w:b/>
+        </w:rPr>
+        <w:t xml:space="preserve">Johnson2014?</w:t>
+      </w:r>
+      <w:r>
+        <w:t xml:space="preserve">]</w:t>
+      </w:r>
+      <w:r>
+        <w:t xml:space="preserve">;</w:t>
+      </w:r>
+      <w:r>
+        <w:t xml:space="preserve"> </w:t>
+      </w:r>
+      <w:r>
+        <w:t xml:space="preserve">[</w:t>
+      </w:r>
+      <w:r>
+        <w:rPr>
+          <w:bCs/>
+          <w:b/>
+        </w:rPr>
+        <w:t xml:space="preserve">Padilla-Iglesias_Bischoff2024?</w:t>
+      </w:r>
+      <w:r>
+        <w:t xml:space="preserve">]</w:t>
+      </w:r>
+      <w:r>
+        <w:t xml:space="preserve">;</w:t>
+      </w:r>
+      <w:r>
+        <w:t xml:space="preserve"> </w:t>
+      </w:r>
+      <w:r>
+        <w:t xml:space="preserve">[</w:t>
+      </w:r>
+      <w:r>
+        <w:rPr>
+          <w:bCs/>
+          <w:b/>
+        </w:rPr>
+        <w:t xml:space="preserve">Singh_Glowacki2022?</w:t>
+      </w:r>
+      <w:r>
+        <w:t xml:space="preserve">]</w:t>
       </w:r>
       <w:r>
         <w:t xml:space="preserve">. Non-utilitarian mobility establishes regional social networks which facilitate the spread of information and the survival of hunter-gatherers in uncertain environments</w:t>
@@ -3114,7 +3212,83 @@
         <w:t xml:space="preserve"> </w:t>
       </w:r>
       <w:r>
-        <w:t xml:space="preserve">[60–64]</w:t>
+        <w:t xml:space="preserve">[</w:t>
+      </w:r>
+      <w:r>
+        <w:rPr>
+          <w:bCs/>
+          <w:b/>
+        </w:rPr>
+        <w:t xml:space="preserve">Whallon2006?</w:t>
+      </w:r>
+      <w:r>
+        <w:t xml:space="preserve">]</w:t>
+      </w:r>
+      <w:r>
+        <w:t xml:space="preserve">;</w:t>
+      </w:r>
+      <w:r>
+        <w:t xml:space="preserve"> </w:t>
+      </w:r>
+      <w:r>
+        <w:t xml:space="preserve">[</w:t>
+      </w:r>
+      <w:r>
+        <w:rPr>
+          <w:bCs/>
+          <w:b/>
+        </w:rPr>
+        <w:t xml:space="preserve">Fitzhugh_Phillips_Gjesfeld2011?</w:t>
+      </w:r>
+      <w:r>
+        <w:t xml:space="preserve">]</w:t>
+      </w:r>
+      <w:r>
+        <w:t xml:space="preserve">;</w:t>
+      </w:r>
+      <w:r>
+        <w:t xml:space="preserve"> </w:t>
+      </w:r>
+      <w:r>
+        <w:t xml:space="preserve">[</w:t>
+      </w:r>
+      <w:r>
+        <w:rPr>
+          <w:bCs/>
+          <w:b/>
+        </w:rPr>
+        <w:t xml:space="preserve">Lovis_Donahue2011?</w:t>
+      </w:r>
+      <w:r>
+        <w:t xml:space="preserve">]</w:t>
+      </w:r>
+      <w:r>
+        <w:t xml:space="preserve">;</w:t>
+      </w:r>
+      <w:r>
+        <w:t xml:space="preserve"> </w:t>
+      </w:r>
+      <w:r>
+        <w:t xml:space="preserve">[</w:t>
+      </w:r>
+      <w:r>
+        <w:rPr>
+          <w:bCs/>
+          <w:b/>
+        </w:rPr>
+        <w:t xml:space="preserve">Hitchcock_Ebert2011?</w:t>
+      </w:r>
+      <w:r>
+        <w:t xml:space="preserve">]</w:t>
+      </w:r>
+      <w:r>
+        <w:t xml:space="preserve">;</w:t>
+      </w:r>
+      <w:r>
+        <w:t xml:space="preserve"> </w:t>
+      </w:r>
+      <w:r>
+        <w:t xml:space="preserve">[58]</w:t>
       </w:r>
       <w:r>
         <w:t xml:space="preserve">. The exchange and production of decorative items, such as objects with geometric signs, has been associated with non-utilitarian mobility and recognized as an indicator of social contact</w:t>
@@ -3123,10 +3297,86 @@
         <w:t xml:space="preserve"> </w:t>
       </w:r>
       <w:r>
-        <w:t xml:space="preserve">[60,65–68]</w:t>
-      </w:r>
-      <w:r>
-        <w:t xml:space="preserve">. This non-utilitarian mobility can be divided into shorter-term information exchange and longer-term residential movement.</w:t>
+        <w:t xml:space="preserve">[59]</w:t>
+      </w:r>
+      <w:r>
+        <w:t xml:space="preserve">;</w:t>
+      </w:r>
+      <w:r>
+        <w:t xml:space="preserve"> </w:t>
+      </w:r>
+      <w:r>
+        <w:t xml:space="preserve">[</w:t>
+      </w:r>
+      <w:r>
+        <w:rPr>
+          <w:bCs/>
+          <w:b/>
+        </w:rPr>
+        <w:t xml:space="preserve">Kelly2024?</w:t>
+      </w:r>
+      <w:r>
+        <w:t xml:space="preserve">]</w:t>
+      </w:r>
+      <w:r>
+        <w:t xml:space="preserve">;</w:t>
+      </w:r>
+      <w:r>
+        <w:t xml:space="preserve"> </w:t>
+      </w:r>
+      <w:r>
+        <w:t xml:space="preserve">[</w:t>
+      </w:r>
+      <w:r>
+        <w:rPr>
+          <w:bCs/>
+          <w:b/>
+        </w:rPr>
+        <w:t xml:space="preserve">Kinahan2013?</w:t>
+      </w:r>
+      <w:r>
+        <w:t xml:space="preserve">]</w:t>
+      </w:r>
+      <w:r>
+        <w:t xml:space="preserve">;</w:t>
+      </w:r>
+      <w:r>
+        <w:t xml:space="preserve"> </w:t>
+      </w:r>
+      <w:r>
+        <w:t xml:space="preserve">[</w:t>
+      </w:r>
+      <w:r>
+        <w:rPr>
+          <w:bCs/>
+          <w:b/>
+        </w:rPr>
+        <w:t xml:space="preserve">Newlander2012?</w:t>
+      </w:r>
+      <w:r>
+        <w:t xml:space="preserve">]</w:t>
+      </w:r>
+      <w:r>
+        <w:t xml:space="preserve">;</w:t>
+      </w:r>
+      <w:r>
+        <w:t xml:space="preserve"> </w:t>
+      </w:r>
+      <w:r>
+        <w:t xml:space="preserve">[</w:t>
+      </w:r>
+      <w:r>
+        <w:rPr>
+          <w:bCs/>
+          <w:b/>
+        </w:rPr>
+        <w:t xml:space="preserve">Iizuka_Ferguson_Izuho2022?</w:t>
+      </w:r>
+      <w:r>
+        <w:t xml:space="preserve">]</w:t>
+      </w:r>
+      <w:r>
+        <w:t xml:space="preserve">. We stress, however, that connectivity in shared sign types cannot by itself establish the direction or mechanism of contact, which our data do not measure directly.</w:t>
       </w:r>
     </w:p>
     <w:p>
@@ -3134,22 +3384,22 @@
         <w:pStyle w:val="BodyText"/>
       </w:pPr>
       <w:r>
-        <w:t xml:space="preserve">One form of longer-term residential movement that may be related to non-utilitarian mobility are aggregation/dispersion patterns, which are a type of hunter-gather settlement pattern in which groups both break off in dispersed fragments and congregate in large groups, typically for subsistence or social reasons</w:t>
-      </w:r>
-      <w:r>
-        <w:t xml:space="preserve"> </w:t>
-      </w:r>
-      <w:r>
-        <w:t xml:space="preserve">[69]</w:t>
-      </w:r>
-      <w:r>
-        <w:t xml:space="preserve">. Aggregation sites, associated with high degrees of social connectivity, are the places where those group fragments or individuals congregate. Some archaeological indicators of aggregation sites include proximity to certain environmental resources, as well as a more diverse artifact assemblage</w:t>
-      </w:r>
-      <w:r>
-        <w:t xml:space="preserve"> </w:t>
-      </w:r>
-      <w:r>
-        <w:t xml:space="preserve">[69]</w:t>
+        <w:t xml:space="preserve">Non-utilitarian mobility can be divided into shorter-term information exchange and longer-term residential movement. One form of longer-term residential movement that may be related to non-utilitarian mobility are aggregation/dispersion patterns, which are a type of hunter-gatherer settlement pattern in which groups both break off in dispersed fragments and congregate in large groups, typically for subsistence or social reasons</w:t>
+      </w:r>
+      <w:r>
+        <w:t xml:space="preserve"> </w:t>
+      </w:r>
+      <w:r>
+        <w:t xml:space="preserve">[60]</w:t>
+      </w:r>
+      <w:r>
+        <w:t xml:space="preserve">. Aggregation sites are the places where those group fragments or individuals congregate. In the archaeological literature, aggregation sites are often associated with high degrees of social connectivity and identified by indicators including proximity to certain environmental resources and a more diverse artifact assemblage</w:t>
+      </w:r>
+      <w:r>
+        <w:t xml:space="preserve"> </w:t>
+      </w:r>
+      <w:r>
+        <w:t xml:space="preserve">[60]</w:t>
       </w:r>
       <w:r>
         <w:t xml:space="preserve">, including, in some cases, decorative objects</w:t>
@@ -3158,16 +3408,70 @@
         <w:t xml:space="preserve"> </w:t>
       </w:r>
       <w:r>
-        <w:t xml:space="preserve">[65]</w:t>
-      </w:r>
-      <w:r>
-        <w:t xml:space="preserve">. Previous studies have also identified evidence of aggregation/dispersion patterns among the early modern humans of the Upper Palaeolithic</w:t>
-      </w:r>
-      <w:r>
-        <w:t xml:space="preserve"> </w:t>
-      </w:r>
-      <w:r>
-        <w:t xml:space="preserve">[2,70,71,71–76]</w:t>
+        <w:t xml:space="preserve">[61]</w:t>
+      </w:r>
+      <w:r>
+        <w:t xml:space="preserve">; of these indicators, only assemblage diversity is testable in our data, which we evaluate below. Notably, our results complicate the association between aggregation and high connectivity: the sites we identify as aggregation candidates on the basis of elevated sign diversity are, with one exception, not the highly connected hubs in</w:t>
+      </w:r>
+      <w:r>
+        <w:t xml:space="preserve"> </w:t>
+      </w:r>
+      <w:hyperlink w:anchor="fig-neighbor-net">
+        <w:r>
+          <w:rPr>
+            <w:rStyle w:val="Hyperlink"/>
+          </w:rPr>
+          <w:t xml:space="preserve">Figure 3</w:t>
+        </w:r>
+      </w:hyperlink>
+      <w:r>
+        <w:t xml:space="preserve">. This is consistent with a decoupling between aggregation contexts and long-distance cultural connectivity, which we discuss further below. Previous studies have also identified evidence of aggregation/dispersion patterns among the early modern humans of the Upper Palaeolithic</w:t>
+      </w:r>
+      <w:r>
+        <w:t xml:space="preserve"> </w:t>
+      </w:r>
+      <w:r>
+        <w:t xml:space="preserve">[2,62–64,</w:t>
+      </w:r>
+      <w:r>
+        <w:rPr>
+          <w:bCs/>
+          <w:b/>
+        </w:rPr>
+        <w:t xml:space="preserve">Maher_Conkey2019?</w:t>
+      </w:r>
+      <w:r>
+        <w:t xml:space="preserve">,</w:t>
+      </w:r>
+      <w:r>
+        <w:rPr>
+          <w:bCs/>
+          <w:b/>
+        </w:rPr>
+        <w:t xml:space="preserve">Bourdier2013?</w:t>
+      </w:r>
+      <w:r>
+        <w:t xml:space="preserve">,</w:t>
+      </w:r>
+      <w:r>
+        <w:rPr>
+          <w:bCs/>
+          <w:b/>
+        </w:rPr>
+        <w:t xml:space="preserve">Svoboda2013?</w:t>
+      </w:r>
+      <w:r>
+        <w:t xml:space="preserve">,</w:t>
+      </w:r>
+      <w:r>
+        <w:rPr>
+          <w:bCs/>
+          <w:b/>
+        </w:rPr>
+        <w:t xml:space="preserve">Soffer_Adovasio_Enloe_Audouze_Zubrow2010?</w:t>
+      </w:r>
+      <w:r>
+        <w:t xml:space="preserve">]</w:t>
       </w:r>
       <w:r>
         <w:t xml:space="preserve">.</w:t>
@@ -3178,7 +3482,7 @@
         <w:pStyle w:val="BodyText"/>
       </w:pPr>
       <w:r>
-        <w:t xml:space="preserve">We identify aggregation sites as those with a higher than expected sign diversity index.</w:t>
+        <w:t xml:space="preserve">One way to potentially identify aggregation sites is by measuring sign diversity. Sites with a higher than expected sign diversity index may represent diverse groups coming together at a single location. However, a limitation of this approach is that while higher diversity may reflect aggregation, it may also result from sample size, recovery history, research intensity, preservation, and site function.</w:t>
       </w:r>
       <w:r>
         <w:t xml:space="preserve"> </w:t>
@@ -3195,28 +3499,24 @@
         <w:t xml:space="preserve"> </w:t>
       </w:r>
       <w:r>
-        <w:t xml:space="preserve">plots the expected Shannon-Weaver diversity index</w:t>
-      </w:r>
-      <w:r>
-        <w:t xml:space="preserve"> </w:t>
-      </w:r>
-      <w:r>
-        <w:t xml:space="preserve">[77]</w:t>
-      </w:r>
-      <w:r>
-        <w:t xml:space="preserve"> </w:t>
-      </w:r>
-      <w:r>
-        <w:t xml:space="preserve">for a given sample size against the actual diversity index per site</w:t>
-      </w:r>
-      <w:r>
-        <w:t xml:space="preserve"> </w:t>
-      </w:r>
-      <w:r>
-        <w:t xml:space="preserve">[78]</w:t>
-      </w:r>
-      <w:r>
-        <w:t xml:space="preserve">. The plot identifies multiple sites with a higher than expected diversity of signs, such as Hohle Fels, Spy, La Ferrassie, and Les Cottés in the Proto-Aurignacian, Solutré, Hohle Fels, and Grottes de Fonds-de-Forêt in the Early Aurignacian, and Vogelherd, Bockstein-Törle, and Vindija Cave in the Evolved Aurignacian. Notably, most of these sites are not shown as having connections between groups in</w:t>
+        <w:t xml:space="preserve">plots the expected Shannon-Weaver diversity index for a given sample size against the actual diversity index per site computed per site from counts of objects per sign type, within each phase. The expected distribution was generated by multinomial resampling from the phase-pooled per-sign-type totals, at each sample size from 1 to the maximum count, with 1000 replicates</w:t>
+      </w:r>
+      <w:r>
+        <w:t xml:space="preserve"> </w:t>
+      </w:r>
+      <w:r>
+        <w:t xml:space="preserve">[65,66]</w:t>
+      </w:r>
+      <w:r>
+        <w:t xml:space="preserve">. The sign-type pool — the number of distinct geometric signs recovered in each phase — was 24 in the Proto-Aurignacian, 18 in the Early Aurignacian, and 19 in the Evolved Aurignacian, indicating that the total repertoire contracted between the Proto and Early phases before stabilising.</w:t>
+      </w:r>
+    </w:p>
+    <w:p>
+      <w:pPr>
+        <w:pStyle w:val="BodyText"/>
+      </w:pPr>
+      <w:r>
+        <w:t xml:space="preserve">When each site’s observed diversity is compared with the expectation for its sample size, 5 of 15 Proto-Aurignacian sites, 4 of 9 Early Aurignacian sites, and 3 of 9 Evolved Aurignacian sites exceed their expected diversity. Notably, most of these sites are not shown as having connections between groups in</w:t>
       </w:r>
       <w:r>
         <w:t xml:space="preserve"> </w:t>
@@ -3230,7 +3530,7 @@
         </w:r>
       </w:hyperlink>
       <w:r>
-        <w:t xml:space="preserve">, except for La Ferrassie in the Proto-Aurignacian. This suggests a distinction between shorter-term information exchange (e.g. the highly interconnected sites in</w:t>
+        <w:t xml:space="preserve">, except for La Ferrassie in the Proto-Aurignacian. These temporal dynamics do not track the phase-level pool size: the Evolved Aurignacian shows the largest mean excess of observed over expected diversity (-0.03), the Proto-Aurignacian an intermediate value (-0.13), and the Early Aurignacian the smallest (-0.21), so the sites’ relative diversity fluctuates independently of the shrinking and stabilising sign-type pool. This suggests a distinction between shorter-term information exchange (e.g. the highly interconnected sites in</w:t>
       </w:r>
       <w:r>
         <w:t xml:space="preserve"> </w:t>
@@ -3258,7 +3558,7 @@
         </w:r>
       </w:hyperlink>
       <w:r>
-        <w:t xml:space="preserve">).</w:t>
+        <w:t xml:space="preserve">). Supporting this decoupling, diversity excess (as an indicator of aggregation candidates) showed no significant correlation with network metrics indicating network hubs (degree: ρ = -0.44, p = 0.0095267, betweenness: ρ = -0.31, p = 0.0836175). Object count was similarly unrelated to centrality (degree: ρ = 0.32, p = 0.0722216), suggesting that hubs are not just well-sampled sites. The elevated diversity identifying aggregation candidates does not cluster in the broad-range group (Wilcoxon W = 77.5, p = 0.0340447), confirming it captures a distinct phenomenon from the restricted/broad grouping.</w:t>
       </w:r>
     </w:p>
     <w:tbl>
@@ -3334,7 +3634,7 @@
               <w:pStyle w:val="ImageCaption"/>
             </w:pPr>
             <w:r>
-              <w:t xml:space="preserve">Figure 6: Aggregation sites identified by elevated sign diversity. Observed geometric sign diversity at each site compared with expectations derived from randomized assemblages controlling for sample size. Sites exceeding the 95% confidence interval are interpreted as aggregation sites, reflecting unusually diverse sign repertoires relative to regional norms. These sites differ from highly connected network hubs, suggesting a decoupling between aggregation contexts and long-distance cultural connectivity.</w:t>
+              <w:t xml:space="preserve">Figure 6: Aggregation sites identified by elevated sign diversity. Observed geometric sign diversity at each site compared with expectations derived from randomized assemblages controlling for sample size. The blue expectation curve is the mean diversity index per sample size. The red lines enclose a band that is the 95% confidence interval. Sites above the blue expectation curve are interpreted as aggregation sites, reflecting unusually diverse sign repertoires relative to regional norms. These sites differ from highly connected network hubs, suggesting a decoupling between aggregation contexts and long-distance cultural connectivity.</w:t>
             </w:r>
           </w:p>
           <w:bookmarkEnd w:id="56"/>
@@ -3356,7 +3656,7 @@
         <w:pStyle w:val="FirstParagraph"/>
       </w:pPr>
       <w:r>
-        <w:t xml:space="preserve">The second aim was to determine what these patterns reveal about the dynamics of social organization throughout the Aurignacian. The results suggest that the Proto-Aurignacian, which subsumes the earliest Aurignacian material culture, was sparsely populated, with a relatively low number of sites and minimal interaction between loosely connected groups. For the Proto-Aurignacian, the results suggest a large expansion in social interaction within groups, as well as some degree of interaction between groups, with geographic distance having the least influence on sign distribution</w:t>
+        <w:t xml:space="preserve">The second aim was to determine what these patterns reveal about the dynamics of social organization throughout the Aurignacian. The results suggest that the Proto-Aurignacian, which subsumes the earliest Aurignacian material culture, was characterised by the densest network of social connections, with the highest mean degree and a hub structure centred on key sites such as La Ferrassie and Mladeč. Despite this strong connectivity, geographic distance had the least influence on sign distribution (Mantel R = 0.012;</w:t>
       </w:r>
       <w:r>
         <w:t xml:space="preserve"> </w:t>
@@ -3370,7 +3670,7 @@
         </w:r>
       </w:hyperlink>
       <w:r>
-        <w:t xml:space="preserve">. The Early Aurignacian experiences a large surge in interaction between groups, as well as interaction within groups, and an increase in the correlation with geographic distance. The Evolved Aurignacian experiences a decline in between-group interaction, although it maintains within-group interaction.</w:t>
+        <w:t xml:space="preserve">), indicating that the observed interactions cannot be attributed to spatial proximity alone. The Early Aurignacian shows a shift toward more localised connectivity: mean degree decreases and edge density rises, while geographic distance exerts its strongest (though non-significant after multiple-testing correction) influence on sign distribution (Mantel R = 0.313). The Evolved Aurignacian experiences a further decline in between-group interaction, with the lowest mean degree and fewest edges, yet retains internal community structure as indicated by modularity comparable to the Proto Aurignacian.</w:t>
       </w:r>
     </w:p>
     <w:p>
@@ -3384,7 +3684,7 @@
         <w:t xml:space="preserve"> </w:t>
       </w:r>
       <w:r>
-        <w:t xml:space="preserve">[79]</w:t>
+        <w:t xml:space="preserve">[67]</w:t>
       </w:r>
       <w:r>
         <w:t xml:space="preserve">. This was followed by rapid expansion from 43.25-41 k BP (Proto-Aurignacian), with the maximum extent of Proto/Early Aurignacian settlement being reached around 41 k BP. This rapid population expansion could be what stimulated the emergence of signs as a marker of group membership. Other studies have also found similar associations in other regions and time periods between increases in quantity and diversity of art, and increases in population density</w:t>
@@ -3393,7 +3693,7 @@
         <w:t xml:space="preserve"> </w:t>
       </w:r>
       <w:r>
-        <w:t xml:space="preserve">[80–88]</w:t>
+        <w:t xml:space="preserve">[68–76]</w:t>
       </w:r>
       <w:r>
         <w:t xml:space="preserve">.</w:t>
@@ -3404,7 +3704,33 @@
         <w:pStyle w:val="BodyText"/>
       </w:pPr>
       <w:r>
-        <w:t xml:space="preserve">Our results are consistent with</w:t>
+        <w:t xml:space="preserve">Quantitative demographic reconstructions suggest that western and central European Aurignacian populations numbered approximately 1,500 individuals</w:t>
+      </w:r>
+      <w:r>
+        <w:t xml:space="preserve"> </w:t>
+      </w:r>
+      <w:r>
+        <w:t xml:space="preserve">[19]</w:t>
+      </w:r>
+      <w:r>
+        <w:t xml:space="preserve">, a relatively small number that may partly explain why our networks remain small and sparsely connected across all phases. Cultural transmission theory predicts that smaller populations experience greater drift and reduced capacity to maintain complex cultural repertoires</w:t>
+      </w:r>
+      <w:r>
+        <w:t xml:space="preserve"> </w:t>
+      </w:r>
+      <w:r>
+        <w:t xml:space="preserve">[77]</w:t>
+      </w:r>
+      <w:r>
+        <w:t xml:space="preserve">, which is consistent with our observation that the sign-type pool contracts from the Proto-Aurignacian (50 types, 14 unique) to the Early and Evolved phases (47 and 41 types, 9 unique respectively). The high connectivity of the Proto-Aurignacian network (mean degree 4.93°) may reflect the demographic conditions of rapid population expansion, where newly established populations maintained strong inter-group ties through sign sharing. By contrast, the reduced connectivity in the Early and Evolved Aurignacian (3.56° and 3.33°) may correspond to population consolidation and the development of more localised social structures as groups became established in their territories.</w:t>
+      </w:r>
+    </w:p>
+    <w:p>
+      <w:pPr>
+        <w:pStyle w:val="BodyText"/>
+      </w:pPr>
+      <w:r>
+        <w:t xml:space="preserve">Our results partially align with</w:t>
       </w:r>
       <w:r>
         <w:t xml:space="preserve"> </w:t>
@@ -3413,10 +3739,7 @@
         <w:t xml:space="preserve">[20]</w:t>
       </w:r>
       <w:r>
-        <w:t xml:space="preserve"> </w:t>
-      </w:r>
-      <w:r>
-        <w:t xml:space="preserve">who used eco-cultural niche modeling to show that the Heinrich Stadial 4 (HS4) at the very beginning of the Early Aurignacian resulted in an expansion of people into new environmental niches, which they hypothesize was associated with an expansion of social networks both within and between populations. This correlates with our results which show a large increase in both inter-connectivity and intra-connectivity strength in the Early Aurignacian, as well as the increased sign type correlation with geographic distance. Similarly,</w:t>
+        <w:t xml:space="preserve">, who used eco-cultural niche modeling to show that Heinrich Stadial 4 (HS4) at the very beginning of the Early Aurignacian resulted in an expansion of people into new environmental niches, hypothesised to involve an expansion of social networks both within and between populations. Our results do not confirm this hypothesis: rather than an increase, mean degree declines from the Proto-Aurignacian (4.93°) to the Early Aurignacian (3.56°), and edge count drops from 37 to 16. What does increase is local clustering (transitivity rises from 0.444 to 0.571) and the correlation of sign distribution with geographic distance (Mantel R from 0.012 to 0.313), suggesting that Early Aurignacian interaction was more spatially structured and locally concentrated rather than expanding in overall reach. Similarly,</w:t>
       </w:r>
       <w:r>
         <w:t xml:space="preserve"> </w:t>
@@ -3428,19 +3751,19 @@
         <w:t xml:space="preserve"> </w:t>
       </w:r>
       <w:r>
-        <w:t xml:space="preserve">developed a human-existence probability model for the Aurignacian, finding an expanded, more dispersed settlement area for Evolved/Late Aurignacian theorizing that the environmental changes of HS4 lead to humans better adapted to survive in a broader range of climate conditions.</w:t>
-      </w:r>
-      <w:r>
-        <w:t xml:space="preserve"> </w:t>
-      </w:r>
-      <w:r>
-        <w:t xml:space="preserve">[79]</w:t>
-      </w:r>
-      <w:r>
-        <w:t xml:space="preserve"> </w:t>
-      </w:r>
-      <w:r>
-        <w:t xml:space="preserve">also finds an increase in expansion marking the beginning of the Evolved Aurignacian. This geographic expansion may explain our results, where we find weaker, more dispersed connections in the Evolved Aurignacian.</w:t>
+        <w:t xml:space="preserve">developed a human-existence probability model for the Aurignacian, finding an expanded, more dispersed settlement area for the Evolved/Late Aurignacian, and</w:t>
+      </w:r>
+      <w:r>
+        <w:t xml:space="preserve"> </w:t>
+      </w:r>
+      <w:r>
+        <w:t xml:space="preserve">[67]</w:t>
+      </w:r>
+      <w:r>
+        <w:t xml:space="preserve"> </w:t>
+      </w:r>
+      <w:r>
+        <w:t xml:space="preserve">also identifies increased expansion marking the beginning of the Evolved Aurignacian. This geographic expansion may explain our finding of weaker, more dispersed connections in the Evolved Aurignacian (mean degree 3.33°, fewest edges), where wider spatial spread was not accompanied by stronger sign-type sharing.</w:t>
       </w:r>
     </w:p>
     <w:p>
@@ -3457,7 +3780,7 @@
         <w:t xml:space="preserve">[3]</w:t>
       </w:r>
       <w:r>
-        <w:t xml:space="preserve">. However, our results do not include geographically distinct cultural groups, and so our findings contrast with previous work such as</w:t>
+        <w:t xml:space="preserve">. However, with the exception of a suggestive but non-significant geographic signal in the Early Aurignacian (Mantel R = 0.313, p = 0.222 after correction), our results do not identify geographically distinct cultural groups, and so our findings contrast with previous work such as</w:t>
       </w:r>
       <w:r>
         <w:t xml:space="preserve"> </w:t>
@@ -3563,7 +3886,7 @@
         <w:t xml:space="preserve"> </w:t>
       </w:r>
       <w:r>
-        <w:t xml:space="preserve">[89]</w:t>
+        <w:t xml:space="preserve">[78]</w:t>
       </w:r>
       <w:r>
         <w:t xml:space="preserve">, who used Approximate Bayesian Computation to simulate and compare Aurignacian personal ornament distribution as a result of structured ethnic identity versus as a result of cultural identity by-descent with modification and isolation-by-distance. Their results show the latter was best supported by the data. Cultural identity by-descent with modification is defined as group difference generated by unconscious cultural mutation and drift, and largely influenced by spatial proximity to other groups. These results from</w:t>
@@ -3572,7 +3895,7 @@
         <w:t xml:space="preserve"> </w:t>
       </w:r>
       <w:r>
-        <w:t xml:space="preserve">[89]</w:t>
+        <w:t xml:space="preserve">[78]</w:t>
       </w:r>
       <w:r>
         <w:t xml:space="preserve"> </w:t>
@@ -3590,7 +3913,7 @@
         <w:t xml:space="preserve"> </w:t>
       </w:r>
       <w:r>
-        <w:t xml:space="preserve">for geographically distinct cultural groups in the Aurignacian, and validate our findings. Although our Mantel tests did not show a statistically significant correlation with geographic distance, the</w:t>
+        <w:t xml:space="preserve">for geographically distinct cultural groups in the Aurignacian, and validate our findings. Although our Mantel tests did not show a statistically significant correlation with geographic distance — suggesting that spatial proximity alone does not structure sign distribution — the</w:t>
       </w:r>
       <w:r>
         <w:t xml:space="preserve"> </w:t>
@@ -3608,7 +3931,104 @@
         <w:t xml:space="preserve"> </w:t>
       </w:r>
       <w:r>
-        <w:t xml:space="preserve">model remains a plausible explanation for some of the underlying cultural transmission mechanisms.</w:t>
+        <w:t xml:space="preserve">model may still operate through cultural drift and unconscious mutation independently of geographic distance, warranting further investigation with larger samples.</w:t>
+      </w:r>
+    </w:p>
+    <w:p>
+      <w:pPr>
+        <w:pStyle w:val="BodyText"/>
+      </w:pPr>
+      <w:r>
+        <w:t xml:space="preserve">Our results can be interpreted through the lens of cultural transmission theory</w:t>
+      </w:r>
+      <w:r>
+        <w:t xml:space="preserve"> </w:t>
+      </w:r>
+      <w:r>
+        <w:t xml:space="preserve">[79–81]</w:t>
+      </w:r>
+      <w:r>
+        <w:t xml:space="preserve">. This framework predicts that network structure should shape how cultural information flows through populations: highly connected networks with hub structures facilitate rapid, efficient transmission and reduce cultural drift</w:t>
+      </w:r>
+      <w:r>
+        <w:t xml:space="preserve"> </w:t>
+      </w:r>
+      <w:r>
+        <w:t xml:space="preserve">[82,83]</w:t>
+      </w:r>
+      <w:r>
+        <w:t xml:space="preserve">, while more clustered networks promote localised conformist transmission and cultural differentiation within subgroups</w:t>
+      </w:r>
+      <w:r>
+        <w:t xml:space="preserve"> </w:t>
+      </w:r>
+      <w:r>
+        <w:t xml:space="preserve">[84]</w:t>
+      </w:r>
+      <w:r>
+        <w:t xml:space="preserve">. Our Proto-Aurignacian network, with the highest mean degree (4.93°) and a hub structure centred on La Ferrassie and Mladeč, would under this framework be expected to show efficient transmission of sign types across the network — consistent with the wide geographic spread of common signs such as notches and lines. The Early Aurignacian, by contrast, shows higher transitivity (0.571) and a stronger geographic signal in the Mantel test (R = 0.313), suggesting more localised transmission operating through proximity-based mechanisms. The Evolved Aurignacian, with the lowest connectivity, would be expected to experience greater cultural drift and potential loss of sign types — consistent with the contracted sign-type pool relative to the Proto Aurignacian. However, the lack of significant geographic structure in the Mantel tests for the Proto and Evolved phases contradicts simple predictions from isolation-by-distance models</w:t>
+      </w:r>
+      <w:r>
+        <w:t xml:space="preserve"> </w:t>
+      </w:r>
+      <w:r>
+        <w:t xml:space="preserve">[77,85]</w:t>
+      </w:r>
+      <w:r>
+        <w:t xml:space="preserve">, suggesting that transmission of geometric signs operated through channels other than daily mobility or routine exchange — perhaps ritual gathering, ceremonial exchange, or information storage practices that crossed geographic boundaries.</w:t>
+      </w:r>
+    </w:p>
+    <w:p>
+      <w:pPr>
+        <w:pStyle w:val="BodyText"/>
+      </w:pPr>
+      <w:r>
+        <w:t xml:space="preserve">The contrast between our geometric sign results and previous work on personal ornaments is informative.</w:t>
+      </w:r>
+      <w:r>
+        <w:t xml:space="preserve"> </w:t>
+      </w:r>
+      <w:r>
+        <w:t xml:space="preserve">[6]</w:t>
+      </w:r>
+      <w:r>
+        <w:t xml:space="preserve"> </w:t>
+      </w:r>
+      <w:r>
+        <w:t xml:space="preserve">identified nine geographically structured Aurignacian groups using personal ornaments, and</w:t>
+      </w:r>
+      <w:r>
+        <w:t xml:space="preserve"> </w:t>
+      </w:r>
+      <w:r>
+        <w:t xml:space="preserve">[3]</w:t>
+      </w:r>
+      <w:r>
+        <w:t xml:space="preserve"> </w:t>
+      </w:r>
+      <w:r>
+        <w:t xml:space="preserve">found a similar pattern for Gravettian beads. By contrast, our Mantel tests show no significant correlation between geographic distance and geometric sign distribution (with the exception of a suggestive but non-significant signal in the Early Aurignacian). This divergence suggests that different classes of material culture encode different dimensions of social identity: personal ornaments may primarily signal ethnic affiliation or group membership, while geometric signs may serve other functions — such as ritual notation, calendrical recording, or information storage — that are not geographically structured. This interpretation is consistent with recent work by</w:t>
+      </w:r>
+      <w:r>
+        <w:t xml:space="preserve"> </w:t>
+      </w:r>
+      <w:r>
+        <w:t xml:space="preserve">[86]</w:t>
+      </w:r>
+      <w:r>
+        <w:t xml:space="preserve">, who demonstrated that Aurignacian sign sequences have information density comparable to early protocuneiform, suggesting a notational rather than identificatory function. It also aligns with the hypothesis of</w:t>
+      </w:r>
+      <w:r>
+        <w:t xml:space="preserve"> </w:t>
+      </w:r>
+      <w:r>
+        <w:t xml:space="preserve">[87]</w:t>
+      </w:r>
+      <w:r>
+        <w:t xml:space="preserve"> </w:t>
+      </w:r>
+      <w:r>
+        <w:t xml:space="preserve">that some geometric signs recorded seasonal information about prey species. Our results do not, however, rule out the possibility that geometric signs served multiple functions across different contexts, and the ambiguity of simpler sign types remains a limitation</w:t>
       </w:r>
     </w:p>
     <w:bookmarkEnd w:id="58"/>
@@ -3633,7 +4053,7 @@
         <w:t xml:space="preserve"> </w:t>
       </w:r>
       <w:r>
-        <w:t xml:space="preserve">[3,71,90–93]</w:t>
+        <w:t xml:space="preserve">[3,62,88–91]</w:t>
       </w:r>
       <w:r>
         <w:t xml:space="preserve"> </w:t>
@@ -3645,7 +4065,7 @@
         <w:t xml:space="preserve"> </w:t>
       </w:r>
       <w:r>
-        <w:t xml:space="preserve">[2,64,94–98]</w:t>
+        <w:t xml:space="preserve">[2,58,92–96]</w:t>
       </w:r>
       <w:r>
         <w:t xml:space="preserve">.</w:t>
@@ -3654,13 +4074,75 @@
         <w:t xml:space="preserve"> </w:t>
       </w:r>
       <w:r>
+        <w:t xml:space="preserve">[97]</w:t>
+      </w:r>
+      <w:r>
+        <w:t xml:space="preserve"> </w:t>
+      </w:r>
+      <w:r>
+        <w:t xml:space="preserve">places the emergence of complex inter-group connectivity at around 30 k BP, however, our results show evidence of inter-connectivity beginning at around 41 k BP, perhaps suggesting an earlier emergence of complex inter-connectivity than previously predicted. We attempted to rectify the low temporal resolution that tends to affect network analysis results when analyzing older, more time-averaged data sets</w:t>
+      </w:r>
+      <w:r>
+        <w:t xml:space="preserve"> </w:t>
+      </w:r>
+      <w:r>
+        <w:t xml:space="preserve">[98]</w:t>
+      </w:r>
+      <w:r>
+        <w:t xml:space="preserve"> </w:t>
+      </w:r>
+      <w:r>
+        <w:t xml:space="preserve">by dividing the data up into smaller time periods. Additionally, by focusing on change over time, we are able to see social networks as fluid and dynamic, rather than static and bounded</w:t>
+      </w:r>
+      <w:r>
+        <w:t xml:space="preserve"> </w:t>
+      </w:r>
+      <w:r>
         <w:t xml:space="preserve">[99]</w:t>
       </w:r>
       <w:r>
-        <w:t xml:space="preserve"> </w:t>
-      </w:r>
-      <w:r>
-        <w:t xml:space="preserve">places the emergence of complex inter-group connectivity at around 30 k BP, however, our results show evidence of inter-connectivity beginning at around 41 k BP, perhaps suggesting an earlier emergence of complex inter-connectivity than previously predicted. We attempted to rectify the low temporal resolution that tends to affect network analysis results when analyzing older, more time-averaged data sets</w:t>
+        <w:t xml:space="preserve">.Our results do not support the conclusions drawn in</w:t>
+      </w:r>
+      <w:r>
+        <w:t xml:space="preserve"> </w:t>
+      </w:r>
+      <w:r>
+        <w:t xml:space="preserve">[6]</w:t>
+      </w:r>
+      <w:r>
+        <w:t xml:space="preserve"> </w:t>
+      </w:r>
+      <w:r>
+        <w:t xml:space="preserve">, where Aurignacian artwork is found to be a symbolic marker of structured ethnic identity, but are supported by</w:t>
+      </w:r>
+      <w:r>
+        <w:t xml:space="preserve"> </w:t>
+      </w:r>
+      <w:r>
+        <w:t xml:space="preserve">[78]</w:t>
+      </w:r>
+      <w:r>
+        <w:t xml:space="preserve">, which utilizes the same data as</w:t>
+      </w:r>
+      <w:r>
+        <w:t xml:space="preserve"> </w:t>
+      </w:r>
+      <w:r>
+        <w:t xml:space="preserve">[6]</w:t>
+      </w:r>
+      <w:r>
+        <w:t xml:space="preserve"> </w:t>
+      </w:r>
+      <w:r>
+        <w:t xml:space="preserve">to conclude that cultural identity by-descent with modification is a more likely explanation for the distribution of Aurigancian ornaments.</w:t>
+      </w:r>
+    </w:p>
+    <w:p>
+      <w:pPr>
+        <w:pStyle w:val="BodyText"/>
+      </w:pPr>
+      <w:r>
+        <w:t xml:space="preserve">One limitation is the potential ambiguity that arises with some of the sign types. While</w:t>
       </w:r>
       <w:r>
         <w:t xml:space="preserve"> </w:t>
@@ -3672,68 +4154,6 @@
         <w:t xml:space="preserve"> </w:t>
       </w:r>
       <w:r>
-        <w:t xml:space="preserve">by dividing the data up into smaller time periods. Additionally, by focusing on change over time, we are able to see social networks as fluid and dynamic, rather than static and bounded</w:t>
-      </w:r>
-      <w:r>
-        <w:t xml:space="preserve"> </w:t>
-      </w:r>
-      <w:r>
-        <w:t xml:space="preserve">[70]</w:t>
-      </w:r>
-      <w:r>
-        <w:t xml:space="preserve">.Our results do not support the conclusions drawn in</w:t>
-      </w:r>
-      <w:r>
-        <w:t xml:space="preserve"> </w:t>
-      </w:r>
-      <w:r>
-        <w:t xml:space="preserve">[6]</w:t>
-      </w:r>
-      <w:r>
-        <w:t xml:space="preserve"> </w:t>
-      </w:r>
-      <w:r>
-        <w:t xml:space="preserve">, where Aurignacian artwork is found to be a symbolic marker of structured ethnic identity, but are supported by</w:t>
-      </w:r>
-      <w:r>
-        <w:t xml:space="preserve"> </w:t>
-      </w:r>
-      <w:r>
-        <w:t xml:space="preserve">[89]</w:t>
-      </w:r>
-      <w:r>
-        <w:t xml:space="preserve">, which utilizes the same data as</w:t>
-      </w:r>
-      <w:r>
-        <w:t xml:space="preserve"> </w:t>
-      </w:r>
-      <w:r>
-        <w:t xml:space="preserve">[6]</w:t>
-      </w:r>
-      <w:r>
-        <w:t xml:space="preserve"> </w:t>
-      </w:r>
-      <w:r>
-        <w:t xml:space="preserve">to conclude that cultural identity by-descent with modification is a more likely explanation for the distribution of Aurigancian ornaments.</w:t>
-      </w:r>
-    </w:p>
-    <w:p>
-      <w:pPr>
-        <w:pStyle w:val="BodyText"/>
-      </w:pPr>
-      <w:r>
-        <w:t xml:space="preserve">One limitation is the potential ambiguity that arises with some of the sign types. While</w:t>
-      </w:r>
-      <w:r>
-        <w:t xml:space="preserve"> </w:t>
-      </w:r>
-      <w:r>
-        <w:t xml:space="preserve">[101]</w:t>
-      </w:r>
-      <w:r>
-        <w:t xml:space="preserve"> </w:t>
-      </w:r>
-      <w:r>
         <w:t xml:space="preserve">argues in favor of Aurignacian geometric signs as symbolic expression, potential ambiguity still remains over whether function is consistent across all sign type occurrences, particularly in regards to the simpler sign types composed from fewer elements. We included the more ambiguous sign types because similar sign occurrence may still serve as evidence of cultural connectivity regardless of function, even if it is random copying</w:t>
       </w:r>
       <w:r>
@@ -3749,7 +4169,7 @@
         <w:t xml:space="preserve"> </w:t>
       </w:r>
       <w:r>
-        <w:t xml:space="preserve">[100]</w:t>
+        <w:t xml:space="preserve">[98]</w:t>
       </w:r>
       <w:r>
         <w:t xml:space="preserve">. This ambiguity may be addressed in the future through the usage of the data recently released in SignBase 2.0 covering sites in Germany, which contains more detailed information on the specific order and patterns in which signs occurred on individual objects.</w:t>
@@ -3759,7 +4179,7 @@
       </w:r>
     </w:p>
     <w:bookmarkEnd w:id="60"/>
-    <w:bookmarkStart w:id="239" w:name="references"/>
+    <w:bookmarkStart w:id="230" w:name="references"/>
     <w:p>
       <w:pPr>
         <w:pStyle w:val="Heading1"/>
@@ -3768,7 +4188,7 @@
         <w:t xml:space="preserve">References</w:t>
       </w:r>
     </w:p>
-    <w:bookmarkStart w:id="238" w:name="refs"/>
+    <w:bookmarkStart w:id="229" w:name="refs"/>
     <w:bookmarkStart w:id="62" w:name="ref-Boyd_Silk_2020"/>
     <w:p>
       <w:pPr>
@@ -5480,7 +5900,7 @@
       </w:r>
     </w:p>
     <w:bookmarkEnd w:id="161"/>
-    <w:bookmarkStart w:id="162" w:name="ref-Kelly_1983"/>
+    <w:bookmarkStart w:id="163" w:name="ref-Romano_Lozano_Fern2022"/>
     <w:p>
       <w:pPr>
         <w:pStyle w:val="Bibliography"/>
@@ -5495,11 +5915,22 @@
         <w:t xml:space="preserve">	</w:t>
       </w:r>
       <w:r>
-        <w:t xml:space="preserve">Kelly RL. Hunter-gatherer mobility strategies. Journal of Anthropological Research 1983;39:277–306.</w:t>
-      </w:r>
-    </w:p>
-    <w:bookmarkEnd w:id="162"/>
-    <w:bookmarkStart w:id="164" w:name="ref-Padilla-Iglesias_Bischoff_2024"/>
+        <w:t xml:space="preserve">Romano V, Lozano S, Fernández-López de Pablo J. Reconstructing social networks of late glacial and holocene hunter–gatherers to understand cultural evolution. Philosophical Transactions of the Royal Society B 2022;377. https://doi.org/</w:t>
+      </w:r>
+      <w:hyperlink r:id="rId162">
+        <w:r>
+          <w:rPr>
+            <w:rStyle w:val="Hyperlink"/>
+          </w:rPr>
+          <w:t xml:space="preserve">https://doi.org/10.1098/rstb.2020.0318</w:t>
+        </w:r>
+      </w:hyperlink>
+      <w:r>
+        <w:t xml:space="preserve">.</w:t>
+      </w:r>
+    </w:p>
+    <w:bookmarkEnd w:id="163"/>
+    <w:bookmarkStart w:id="165" w:name="ref-Whallon_2006"/>
     <w:p>
       <w:pPr>
         <w:pStyle w:val="Bibliography"/>
@@ -5514,22 +5945,34 @@
         <w:t xml:space="preserve">	</w:t>
       </w:r>
       <w:r>
-        <w:t xml:space="preserve">Padilla-Iglesias C, Bischoff RJ. Hunter-gatherer mobility patterns influence the reconstruction of social networks from archaeological assemblages. Journal of Archaeological Science: Reports 2024;59:104798. https://doi.org/</w:t>
-      </w:r>
-      <w:hyperlink r:id="rId163">
-        <w:r>
-          <w:rPr>
-            <w:rStyle w:val="Hyperlink"/>
-          </w:rPr>
-          <w:t xml:space="preserve">https://doi.org/10.1016/j.jasrep.2024.104798</w:t>
+        <w:t xml:space="preserve">Whallon R. Social networks and information: Non-</w:t>
+      </w:r>
+      <w:r>
+        <w:t xml:space="preserve">“utilitarian”</w:t>
+      </w:r>
+      <w:r>
+        <w:t xml:space="preserve"> </w:t>
+      </w:r>
+      <w:r>
+        <w:t xml:space="preserve">mobility among hunter-gatherers. Journal of Anthropological Archaeology 2006;25:259–70.</w:t>
+      </w:r>
+      <w:r>
+        <w:t xml:space="preserve"> </w:t>
+      </w:r>
+      <w:hyperlink r:id="rId164">
+        <w:r>
+          <w:rPr>
+            <w:rStyle w:val="Hyperlink"/>
+          </w:rPr>
+          <w:t xml:space="preserve">https://doi.org/10.1016/j.jaa.2005.11.004</w:t>
         </w:r>
       </w:hyperlink>
       <w:r>
         <w:t xml:space="preserve">.</w:t>
       </w:r>
     </w:p>
-    <w:bookmarkEnd w:id="164"/>
-    <w:bookmarkStart w:id="166" w:name="ref-Whallon_2006"/>
+    <w:bookmarkEnd w:id="165"/>
+    <w:bookmarkStart w:id="167" w:name="ref-conkley_agg"/>
     <w:p>
       <w:pPr>
         <w:pStyle w:val="Bibliography"/>
@@ -5544,53 +5987,58 @@
         <w:t xml:space="preserve">	</w:t>
       </w:r>
       <w:r>
-        <w:t xml:space="preserve">Whallon R. Social networks and information: Non-</w:t>
-      </w:r>
-      <w:r>
-        <w:t xml:space="preserve">“utilitarian”</w:t>
-      </w:r>
-      <w:r>
-        <w:t xml:space="preserve"> </w:t>
-      </w:r>
-      <w:r>
-        <w:t xml:space="preserve">mobility among hunter-gatherers. Journal of Anthropological Archaeology 2006;25:259–70.</w:t>
-      </w:r>
-      <w:r>
-        <w:t xml:space="preserve"> </w:t>
-      </w:r>
-      <w:hyperlink r:id="rId165">
-        <w:r>
-          <w:rPr>
-            <w:rStyle w:val="Hyperlink"/>
-          </w:rPr>
-          <w:t xml:space="preserve">https://doi.org/10.1016/j.jaa.2005.11.004</w:t>
+        <w:t xml:space="preserve">Conkey M, Beltran A, Beltrán A, Clark GA, Echegaray JG, Echegaray JG, et al.</w:t>
+      </w:r>
+      <w:r>
+        <w:t xml:space="preserve"> </w:t>
+      </w:r>
+      <w:hyperlink r:id="rId166">
+        <w:r>
+          <w:rPr>
+            <w:rStyle w:val="Hyperlink"/>
+          </w:rPr>
+          <w:t xml:space="preserve">The identification of prehistoric hunter-gatherer aggregation sites: The case of altamira [and comments and reply]</w:t>
+        </w:r>
+      </w:hyperlink>
+      <w:r>
+        <w:t xml:space="preserve">. Current Anthropology 1980;21:609–30.</w:t>
+      </w:r>
+    </w:p>
+    <w:bookmarkEnd w:id="167"/>
+    <w:bookmarkStart w:id="169" w:name="ref-Kelly_2024"/>
+    <w:p>
+      <w:pPr>
+        <w:pStyle w:val="Bibliography"/>
+      </w:pPr>
+      <w:r>
+        <w:t xml:space="preserve">[61]</w:t>
+      </w:r>
+      <w:r>
+        <w:t xml:space="preserve"> </w:t>
+      </w:r>
+      <w:r>
+        <w:t xml:space="preserve">	</w:t>
+      </w:r>
+      <w:r>
+        <w:t xml:space="preserve">Kelly P. Comparing australian message sticks and sequentially marked objects of the upper palaeolithic: Problems and opportunities. Topics in Cognitive Science 2024.</w:t>
+      </w:r>
+      <w:r>
+        <w:t xml:space="preserve"> </w:t>
+      </w:r>
+      <w:hyperlink r:id="rId168">
+        <w:r>
+          <w:rPr>
+            <w:rStyle w:val="Hyperlink"/>
+          </w:rPr>
+          <w:t xml:space="preserve">https://doi.org/10.1111/tops.12762</w:t>
         </w:r>
       </w:hyperlink>
       <w:r>
         <w:t xml:space="preserve">.</w:t>
       </w:r>
     </w:p>
-    <w:bookmarkEnd w:id="166"/>
-    <w:bookmarkStart w:id="167" w:name="ref-Fitzhugh_Phillips_Gjesfeld_2011"/>
-    <w:p>
-      <w:pPr>
-        <w:pStyle w:val="Bibliography"/>
-      </w:pPr>
-      <w:r>
-        <w:t xml:space="preserve">[61]</w:t>
-      </w:r>
-      <w:r>
-        <w:t xml:space="preserve"> </w:t>
-      </w:r>
-      <w:r>
-        <w:t xml:space="preserve">	</w:t>
-      </w:r>
-      <w:r>
-        <w:t xml:space="preserve">Fitzhugh B, Phillips SC, Gjesfeld E. Modeling hunter-gatherer information networks: An archaeological case study from the kuril islands. Information and its role in hunter-gatherer bands, Cotsen Institute of Archaeology Press at UCLA; 2011, p. 89–115.</w:t>
-      </w:r>
-    </w:p>
-    <w:bookmarkEnd w:id="167"/>
-    <w:bookmarkStart w:id="169" w:name="ref-Lovis_Donahue_2011"/>
+    <w:bookmarkEnd w:id="169"/>
+    <w:bookmarkStart w:id="170" w:name="ref-bahn1982inter"/>
     <w:p>
       <w:pPr>
         <w:pStyle w:val="Bibliography"/>
@@ -5605,259 +6053,958 @@
         <w:t xml:space="preserve">	</w:t>
       </w:r>
       <w:r>
-        <w:t xml:space="preserve">Lovis WA, Donahue RE. Space, information and knowledge: In: WHALLON R, LOVIS WA, HITCHCOCK RK, editors. Information and its role in hunter-gatherer bands, Cotsen Institute of Archaeology Press at UCLA; 2011, p. 59–84.</w:t>
-      </w:r>
-      <w:r>
-        <w:t xml:space="preserve"> </w:t>
-      </w:r>
-      <w:hyperlink r:id="rId168">
-        <w:r>
-          <w:rPr>
-            <w:rStyle w:val="Hyperlink"/>
-          </w:rPr>
-          <w:t xml:space="preserve">https://doi.org/10.2307/j.ctvdmwwz4.7</w:t>
+        <w:t xml:space="preserve">Bahn PG. Inter-site and inter-regional links during the upper palaeolithic: The pyrenean evidence. Oxford Journal of Archaeology 1982;1:247–68.</w:t>
+      </w:r>
+    </w:p>
+    <w:bookmarkEnd w:id="170"/>
+    <w:bookmarkStart w:id="171" w:name="ref-white1992rethinking"/>
+    <w:p>
+      <w:pPr>
+        <w:pStyle w:val="Bibliography"/>
+      </w:pPr>
+      <w:r>
+        <w:t xml:space="preserve">[63]</w:t>
+      </w:r>
+      <w:r>
+        <w:t xml:space="preserve"> </w:t>
+      </w:r>
+      <w:r>
+        <w:t xml:space="preserve">	</w:t>
+      </w:r>
+      <w:r>
+        <w:t xml:space="preserve">White R. Rethinking the middle/upper paleolithic transition. Current Anthropology 1992;33:85–108.</w:t>
+      </w:r>
+    </w:p>
+    <w:bookmarkEnd w:id="171"/>
+    <w:bookmarkStart w:id="173" w:name="ref-montet-white1994"/>
+    <w:p>
+      <w:pPr>
+        <w:pStyle w:val="Bibliography"/>
+      </w:pPr>
+      <w:r>
+        <w:t xml:space="preserve">[64]</w:t>
+      </w:r>
+      <w:r>
+        <w:t xml:space="preserve"> </w:t>
+      </w:r>
+      <w:r>
+        <w:t xml:space="preserve">	</w:t>
+      </w:r>
+      <w:r>
+        <w:t xml:space="preserve">Montet-White A.</w:t>
+      </w:r>
+      <w:r>
+        <w:t xml:space="preserve"> </w:t>
+      </w:r>
+      <w:hyperlink r:id="rId172">
+        <w:r>
+          <w:rPr>
+            <w:rStyle w:val="Hyperlink"/>
+          </w:rPr>
+          <w:t xml:space="preserve">Alternative interpretations of the late upper paleolithic in central europe</w:t>
+        </w:r>
+      </w:hyperlink>
+      <w:r>
+        <w:t xml:space="preserve">. Annual Review of Anthropology 1994;23:483–508.</w:t>
+      </w:r>
+    </w:p>
+    <w:bookmarkEnd w:id="173"/>
+    <w:bookmarkStart w:id="175" w:name="ref-Frerebeau_2025"/>
+    <w:p>
+      <w:pPr>
+        <w:pStyle w:val="Bibliography"/>
+      </w:pPr>
+      <w:r>
+        <w:t xml:space="preserve">[65]</w:t>
+      </w:r>
+      <w:r>
+        <w:t xml:space="preserve"> </w:t>
+      </w:r>
+      <w:r>
+        <w:t xml:space="preserve">	</w:t>
+      </w:r>
+      <w:r>
+        <w:t xml:space="preserve">Frerebeau N. Tabula: Analysis and visualization of archaeological count data 2025.</w:t>
+      </w:r>
+      <w:r>
+        <w:t xml:space="preserve"> </w:t>
+      </w:r>
+      <w:hyperlink r:id="rId174">
+        <w:r>
+          <w:rPr>
+            <w:rStyle w:val="Hyperlink"/>
+          </w:rPr>
+          <w:t xml:space="preserve">https://doi.org/10.5281/zenodo.15397990</w:t>
         </w:r>
       </w:hyperlink>
       <w:r>
         <w:t xml:space="preserve">.</w:t>
       </w:r>
     </w:p>
-    <w:bookmarkEnd w:id="169"/>
-    <w:bookmarkStart w:id="171" w:name="ref-Hitchcock_Ebert_2011"/>
-    <w:p>
-      <w:pPr>
-        <w:pStyle w:val="Bibliography"/>
-      </w:pPr>
-      <w:r>
-        <w:t xml:space="preserve">[63]</w:t>
-      </w:r>
-      <w:r>
-        <w:t xml:space="preserve"> </w:t>
-      </w:r>
-      <w:r>
-        <w:t xml:space="preserve">	</w:t>
-      </w:r>
-      <w:r>
-        <w:t xml:space="preserve">Hitchcock RK, Ebert JI. Where is that job? Hunter-gatherer information systems in complex social environments in the eastern kalahari desert, botswana. In: WHALLON R, LOVIS WA, HITCHCOCK RK, editors. Information and its role in hunter-gatherer bands, Cotsen Institute of Archaeology Press at UCLA; 2011, p. 133–66.</w:t>
-      </w:r>
-      <w:r>
-        <w:t xml:space="preserve"> </w:t>
-      </w:r>
-      <w:hyperlink r:id="rId170">
-        <w:r>
-          <w:rPr>
-            <w:rStyle w:val="Hyperlink"/>
-          </w:rPr>
-          <w:t xml:space="preserve">https://doi.org/10.2307/j.ctvdmwwz4.10</w:t>
+    <w:bookmarkEnd w:id="175"/>
+    <w:bookmarkStart w:id="177" w:name="ref-Kintigh_1984"/>
+    <w:p>
+      <w:pPr>
+        <w:pStyle w:val="Bibliography"/>
+      </w:pPr>
+      <w:r>
+        <w:t xml:space="preserve">[66]</w:t>
+      </w:r>
+      <w:r>
+        <w:t xml:space="preserve"> </w:t>
+      </w:r>
+      <w:r>
+        <w:t xml:space="preserve">	</w:t>
+      </w:r>
+      <w:r>
+        <w:t xml:space="preserve">Kintigh KW. Measuring archaeological diversity by comparison with simulated assemblages. American Antiquity 1984;49:44–54.</w:t>
+      </w:r>
+      <w:r>
+        <w:t xml:space="preserve"> </w:t>
+      </w:r>
+      <w:hyperlink r:id="rId176">
+        <w:r>
+          <w:rPr>
+            <w:rStyle w:val="Hyperlink"/>
+          </w:rPr>
+          <w:t xml:space="preserve">https://doi.org/10.2307/280511</w:t>
         </w:r>
       </w:hyperlink>
       <w:r>
         <w:t xml:space="preserve">.</w:t>
       </w:r>
     </w:p>
-    <w:bookmarkEnd w:id="171"/>
-    <w:bookmarkStart w:id="173" w:name="ref-Romano_Lozano_Fern2022"/>
-    <w:p>
-      <w:pPr>
-        <w:pStyle w:val="Bibliography"/>
-      </w:pPr>
-      <w:r>
-        <w:t xml:space="preserve">[64]</w:t>
-      </w:r>
-      <w:r>
-        <w:t xml:space="preserve"> </w:t>
-      </w:r>
-      <w:r>
-        <w:t xml:space="preserve">	</w:t>
-      </w:r>
-      <w:r>
-        <w:t xml:space="preserve">Romano V, Lozano S, Fernández-López de Pablo J. Reconstructing social networks of late glacial and holocene hunter–gatherers to understand cultural evolution. Philosophical Transactions of the Royal Society B 2022;377. https://doi.org/</w:t>
-      </w:r>
-      <w:hyperlink r:id="rId172">
-        <w:r>
-          <w:rPr>
-            <w:rStyle w:val="Hyperlink"/>
-          </w:rPr>
-          <w:t xml:space="preserve">https://doi.org/10.1098/rstb.2020.0318</w:t>
+    <w:bookmarkEnd w:id="177"/>
+    <w:bookmarkStart w:id="179" w:name="X8c17deb08b87fbfa26556dda630532ff62c8bd1"/>
+    <w:p>
+      <w:pPr>
+        <w:pStyle w:val="Bibliography"/>
+      </w:pPr>
+      <w:r>
+        <w:t xml:space="preserve">[67]</w:t>
+      </w:r>
+      <w:r>
+        <w:t xml:space="preserve"> </w:t>
+      </w:r>
+      <w:r>
+        <w:t xml:space="preserve">	</w:t>
+      </w:r>
+      <w:r>
+        <w:t xml:space="preserve">Shao Y, Wegener C, Klein K, Schmidt I, Weniger G-C. Reconstruction of human dispersal during aurignacian on pan-european scale. Nature Communications 2024;15:7406.</w:t>
+      </w:r>
+      <w:r>
+        <w:t xml:space="preserve"> </w:t>
+      </w:r>
+      <w:hyperlink r:id="rId178">
+        <w:r>
+          <w:rPr>
+            <w:rStyle w:val="Hyperlink"/>
+          </w:rPr>
+          <w:t xml:space="preserve">https://doi.org/10.1038/s41467-024-51349-y</w:t>
         </w:r>
       </w:hyperlink>
       <w:r>
         <w:t xml:space="preserve">.</w:t>
       </w:r>
     </w:p>
-    <w:bookmarkEnd w:id="173"/>
-    <w:bookmarkStart w:id="175" w:name="ref-Kelly_2024"/>
-    <w:p>
-      <w:pPr>
-        <w:pStyle w:val="Bibliography"/>
-      </w:pPr>
-      <w:r>
-        <w:t xml:space="preserve">[65]</w:t>
-      </w:r>
-      <w:r>
-        <w:t xml:space="preserve"> </w:t>
-      </w:r>
-      <w:r>
-        <w:t xml:space="preserve">	</w:t>
-      </w:r>
-      <w:r>
-        <w:t xml:space="preserve">Kelly P. Comparing australian message sticks and sequentially marked objects of the upper palaeolithic: Problems and opportunities. Topics in Cognitive Science 2024.</w:t>
-      </w:r>
-      <w:r>
-        <w:t xml:space="preserve"> </w:t>
-      </w:r>
-      <w:hyperlink r:id="rId174">
-        <w:r>
-          <w:rPr>
-            <w:rStyle w:val="Hyperlink"/>
-          </w:rPr>
-          <w:t xml:space="preserve">https://doi.org/10.1111/tops.12762</w:t>
+    <w:bookmarkEnd w:id="179"/>
+    <w:bookmarkStart w:id="181" w:name="ref-smith1992Design"/>
+    <w:p>
+      <w:pPr>
+        <w:pStyle w:val="Bibliography"/>
+      </w:pPr>
+      <w:r>
+        <w:t xml:space="preserve">[68]</w:t>
+      </w:r>
+      <w:r>
+        <w:t xml:space="preserve"> </w:t>
+      </w:r>
+      <w:r>
+        <w:t xml:space="preserve">	</w:t>
+      </w:r>
+      <w:r>
+        <w:t xml:space="preserve">Smith C.</w:t>
+      </w:r>
+      <w:r>
+        <w:t xml:space="preserve"> </w:t>
+      </w:r>
+      <w:hyperlink r:id="rId180">
+        <w:r>
+          <w:rPr>
+            <w:rStyle w:val="Hyperlink"/>
+          </w:rPr>
+          <w:t xml:space="preserve">Designed dreaming: Assessing the relationship between style, social structure and environment in aboriginal australia</w:t>
+        </w:r>
+      </w:hyperlink>
+      <w:r>
+        <w:t xml:space="preserve">. Australian Archaeology 1992:51–1.</w:t>
+      </w:r>
+    </w:p>
+    <w:bookmarkEnd w:id="181"/>
+    <w:bookmarkStart w:id="182" w:name="ref-hays1993symbol"/>
+    <w:p>
+      <w:pPr>
+        <w:pStyle w:val="Bibliography"/>
+      </w:pPr>
+      <w:r>
+        <w:t xml:space="preserve">[69]</w:t>
+      </w:r>
+      <w:r>
+        <w:t xml:space="preserve"> </w:t>
+      </w:r>
+      <w:r>
+        <w:t xml:space="preserve">	</w:t>
+      </w:r>
+      <w:r>
+        <w:t xml:space="preserve">Hays KA. When is a symbol archaeologically meaningful? Meaning, function, and prehistoric visual arts. Archaeological Theory: Who Sets the Agenda 1993:81–92.</w:t>
+      </w:r>
+    </w:p>
+    <w:bookmarkEnd w:id="182"/>
+    <w:bookmarkStart w:id="183" w:name="ref-McDonald_Veth_Lilley_2006"/>
+    <w:p>
+      <w:pPr>
+        <w:pStyle w:val="Bibliography"/>
+      </w:pPr>
+      <w:r>
+        <w:t xml:space="preserve">[70]</w:t>
+      </w:r>
+      <w:r>
+        <w:t xml:space="preserve"> </w:t>
+      </w:r>
+      <w:r>
+        <w:t xml:space="preserve">	</w:t>
+      </w:r>
+      <w:r>
+        <w:t xml:space="preserve">McDonald J, Veth P, Lilley I. Rock art and social identity: A comparison of holocene graphic systems in arid and fertile environments. Archaeology of oceania: Australia and the pacific islands, Malden, Mass: Blackwell Publishing; 2006, p. 96–115.</w:t>
+      </w:r>
+    </w:p>
+    <w:bookmarkEnd w:id="183"/>
+    <w:bookmarkStart w:id="185" w:name="ref-Lourandos_1985"/>
+    <w:p>
+      <w:pPr>
+        <w:pStyle w:val="Bibliography"/>
+      </w:pPr>
+      <w:r>
+        <w:t xml:space="preserve">[71]</w:t>
+      </w:r>
+      <w:r>
+        <w:t xml:space="preserve"> </w:t>
+      </w:r>
+      <w:r>
+        <w:t xml:space="preserve">	</w:t>
+      </w:r>
+      <w:r>
+        <w:t xml:space="preserve">Lourandos H. 15 - intensification and australian prehistory. In: Price TD, Brown JA, editors. Prehistoric hunters-gatherers, Academic Press; 1985, p. 385–423. https://doi.org/</w:t>
+      </w:r>
+      <w:hyperlink r:id="rId184">
+        <w:r>
+          <w:rPr>
+            <w:rStyle w:val="Hyperlink"/>
+          </w:rPr>
+          <w:t xml:space="preserve">https://doi.org/10.1016/B978-0-12-564750-2.50020-2</w:t>
         </w:r>
       </w:hyperlink>
       <w:r>
         <w:t xml:space="preserve">.</w:t>
       </w:r>
     </w:p>
-    <w:bookmarkEnd w:id="175"/>
-    <w:bookmarkStart w:id="177" w:name="ref-Kinahan_2013"/>
-    <w:p>
-      <w:pPr>
-        <w:pStyle w:val="Bibliography"/>
-      </w:pPr>
-      <w:r>
-        <w:t xml:space="preserve">[66]</w:t>
-      </w:r>
-      <w:r>
-        <w:t xml:space="preserve"> </w:t>
-      </w:r>
-      <w:r>
-        <w:t xml:space="preserve">	</w:t>
-      </w:r>
-      <w:r>
-        <w:t xml:space="preserve">Kinahan J. The acquisition of ceramics by hunter-gatherers on the middle zambezi in the first and second millennium AD. Journal of African Archaeology 2013;11:197–209.</w:t>
-      </w:r>
-      <w:r>
-        <w:t xml:space="preserve"> </w:t>
-      </w:r>
-      <w:hyperlink r:id="rId176">
-        <w:r>
-          <w:rPr>
-            <w:rStyle w:val="Hyperlink"/>
-          </w:rPr>
-          <w:t xml:space="preserve">https://doi.org/10.3213/2191-5784-10243</w:t>
+    <w:bookmarkEnd w:id="185"/>
+    <w:bookmarkStart w:id="187" w:name="ref-barton_clark_cohen1994"/>
+    <w:p>
+      <w:pPr>
+        <w:pStyle w:val="Bibliography"/>
+      </w:pPr>
+      <w:r>
+        <w:t xml:space="preserve">[72]</w:t>
+      </w:r>
+      <w:r>
+        <w:t xml:space="preserve"> </w:t>
+      </w:r>
+      <w:r>
+        <w:t xml:space="preserve">	</w:t>
+      </w:r>
+      <w:r>
+        <w:t xml:space="preserve">Barton CM, Clark GA, Cohen AE.</w:t>
+      </w:r>
+      <w:r>
+        <w:t xml:space="preserve"> </w:t>
+      </w:r>
+      <w:hyperlink r:id="rId186">
+        <w:r>
+          <w:rPr>
+            <w:rStyle w:val="Hyperlink"/>
+          </w:rPr>
+          <w:t xml:space="preserve">Art as information: Explaining upper palaeolithic art in western europe</w:t>
+        </w:r>
+      </w:hyperlink>
+      <w:r>
+        <w:t xml:space="preserve">. World Archaeology 1994;26:185–207.</w:t>
+      </w:r>
+    </w:p>
+    <w:bookmarkEnd w:id="187"/>
+    <w:bookmarkStart w:id="188" w:name="ref-mcdonald2012social"/>
+    <w:p>
+      <w:pPr>
+        <w:pStyle w:val="Bibliography"/>
+      </w:pPr>
+      <w:r>
+        <w:t xml:space="preserve">[73]</w:t>
+      </w:r>
+      <w:r>
+        <w:t xml:space="preserve"> </w:t>
+      </w:r>
+      <w:r>
+        <w:t xml:space="preserve">	</w:t>
+      </w:r>
+      <w:r>
+        <w:t xml:space="preserve">McDonald J, Veth P. The social dynamics of aggregation and dispersal in the western desert. A Companion to Rock Art 2012:90–102.</w:t>
+      </w:r>
+    </w:p>
+    <w:bookmarkEnd w:id="188"/>
+    <w:bookmarkStart w:id="189" w:name="ref-bernardini2005reconsidering"/>
+    <w:p>
+      <w:pPr>
+        <w:pStyle w:val="Bibliography"/>
+      </w:pPr>
+      <w:r>
+        <w:t xml:space="preserve">[74]</w:t>
+      </w:r>
+      <w:r>
+        <w:t xml:space="preserve"> </w:t>
+      </w:r>
+      <w:r>
+        <w:t xml:space="preserve">	</w:t>
+      </w:r>
+      <w:r>
+        <w:t xml:space="preserve">Bernardini W. Reconsidering spatial and temporal aspects of prehistoric cultural identity: A case study from the american southwest. American Antiquity 2005;70:31–54.</w:t>
+      </w:r>
+    </w:p>
+    <w:bookmarkEnd w:id="189"/>
+    <w:bookmarkStart w:id="190" w:name="ref-wiessner1984reconsidering"/>
+    <w:p>
+      <w:pPr>
+        <w:pStyle w:val="Bibliography"/>
+      </w:pPr>
+      <w:r>
+        <w:t xml:space="preserve">[75]</w:t>
+      </w:r>
+      <w:r>
+        <w:t xml:space="preserve"> </w:t>
+      </w:r>
+      <w:r>
+        <w:t xml:space="preserve">	</w:t>
+      </w:r>
+      <w:r>
+        <w:t xml:space="preserve">Wiessner P. Reconsidering the behavioral basis for style: A case study among the kalahari san. Journal of Anthropological Archaeology 1984;3:190–234.</w:t>
+      </w:r>
+    </w:p>
+    <w:bookmarkEnd w:id="190"/>
+    <w:bookmarkStart w:id="192" w:name="ref-smith1992"/>
+    <w:p>
+      <w:pPr>
+        <w:pStyle w:val="Bibliography"/>
+      </w:pPr>
+      <w:r>
+        <w:t xml:space="preserve">[76]</w:t>
+      </w:r>
+      <w:r>
+        <w:t xml:space="preserve"> </w:t>
+      </w:r>
+      <w:r>
+        <w:t xml:space="preserve">	</w:t>
+      </w:r>
+      <w:r>
+        <w:t xml:space="preserve">Smith C.</w:t>
+      </w:r>
+      <w:r>
+        <w:t xml:space="preserve"> </w:t>
+      </w:r>
+      <w:hyperlink r:id="rId191">
+        <w:r>
+          <w:rPr>
+            <w:rStyle w:val="Hyperlink"/>
+          </w:rPr>
+          <w:t xml:space="preserve">Colonising with style: Reviewing the nexus between rock art, territorially and the colonisation and occupation of sahul</w:t>
+        </w:r>
+      </w:hyperlink>
+      <w:r>
+        <w:t xml:space="preserve">. Australian Archaeology 1992:34–42.</w:t>
+      </w:r>
+    </w:p>
+    <w:bookmarkEnd w:id="192"/>
+    <w:bookmarkStart w:id="193" w:name="ref-Henrich_2004"/>
+    <w:p>
+      <w:pPr>
+        <w:pStyle w:val="Bibliography"/>
+      </w:pPr>
+      <w:r>
+        <w:t xml:space="preserve">[77]</w:t>
+      </w:r>
+      <w:r>
+        <w:t xml:space="preserve"> </w:t>
+      </w:r>
+      <w:r>
+        <w:t xml:space="preserve">	</w:t>
+      </w:r>
+      <w:r>
+        <w:t xml:space="preserve">Henrich J. Demography and cultural evolution: How adaptive cultural processes can produce maladaptive losses—the tasmanian case. American Antiquity 2004;44:185–201.</w:t>
+      </w:r>
+    </w:p>
+    <w:bookmarkEnd w:id="193"/>
+    <w:bookmarkStart w:id="195" w:name="X4fed35d53d406ce17aea32f9d6f163fcb563519"/>
+    <w:p>
+      <w:pPr>
+        <w:pStyle w:val="Bibliography"/>
+      </w:pPr>
+      <w:r>
+        <w:t xml:space="preserve">[78]</w:t>
+      </w:r>
+      <w:r>
+        <w:t xml:space="preserve"> </w:t>
+      </w:r>
+      <w:r>
+        <w:t xml:space="preserve">	</w:t>
+      </w:r>
+      <w:r>
+        <w:t xml:space="preserve">Kovacevic M, Shennan S, Vanhaeren M, d’Errico F, Thomas MG. Simulating geographical variation in material culture: Were early modern humans in europe ethnically structured? In: Mesoudi A, Aoki K, editors. Learning strategies and cultural evolution during the palaeolithic, Springer Japan; 2015, p. 103–20.</w:t>
+      </w:r>
+      <w:r>
+        <w:t xml:space="preserve"> </w:t>
+      </w:r>
+      <w:hyperlink r:id="rId194">
+        <w:r>
+          <w:rPr>
+            <w:rStyle w:val="Hyperlink"/>
+          </w:rPr>
+          <w:t xml:space="preserve">https://doi.org/10.1007/978-4-431-55363-2_8</w:t>
         </w:r>
       </w:hyperlink>
       <w:r>
         <w:t xml:space="preserve">.</w:t>
       </w:r>
     </w:p>
-    <w:bookmarkEnd w:id="177"/>
-    <w:bookmarkStart w:id="179" w:name="ref-Newlander_2012"/>
-    <w:p>
-      <w:pPr>
-        <w:pStyle w:val="Bibliography"/>
-      </w:pPr>
-      <w:r>
-        <w:t xml:space="preserve">[67]</w:t>
-      </w:r>
-      <w:r>
-        <w:t xml:space="preserve"> </w:t>
-      </w:r>
-      <w:r>
-        <w:t xml:space="preserve">	</w:t>
-      </w:r>
-      <w:r>
-        <w:t xml:space="preserve">Newlander KS.</w:t>
-      </w:r>
-      <w:r>
-        <w:t xml:space="preserve"> </w:t>
-      </w:r>
-      <w:hyperlink r:id="rId178">
-        <w:r>
-          <w:rPr>
-            <w:rStyle w:val="Hyperlink"/>
-          </w:rPr>
-          <w:t xml:space="preserve">Exchange, embedded procurement, and hunter-gatherer mobility: A case study from the north american great basin</w:t>
-        </w:r>
-      </w:hyperlink>
-      <w:r>
-        <w:t xml:space="preserve">. Ph.D. University of Michigan, 2012.</w:t>
-      </w:r>
-    </w:p>
-    <w:bookmarkEnd w:id="179"/>
-    <w:bookmarkStart w:id="181" w:name="ref-Iizuka_Ferguson_Izuho_2022"/>
-    <w:p>
-      <w:pPr>
-        <w:pStyle w:val="Bibliography"/>
-      </w:pPr>
-      <w:r>
-        <w:t xml:space="preserve">[68]</w:t>
-      </w:r>
-      <w:r>
-        <w:t xml:space="preserve"> </w:t>
-      </w:r>
-      <w:r>
-        <w:t xml:space="preserve">	</w:t>
-      </w:r>
-      <w:r>
-        <w:t xml:space="preserve">Iizuka F, Ferguson JR, Izuho M. Late pleistocene pottery production and exchange: Provenance studies of hunter-gatherer wares from southern kyushu, japan by neutron activation analysis. PLOS ONE 2022;17:e0265329.</w:t>
-      </w:r>
-      <w:r>
-        <w:t xml:space="preserve"> </w:t>
-      </w:r>
-      <w:hyperlink r:id="rId180">
-        <w:r>
-          <w:rPr>
-            <w:rStyle w:val="Hyperlink"/>
-          </w:rPr>
-          <w:t xml:space="preserve">https://doi.org/10.1371/journal.pone.0265329</w:t>
+    <w:bookmarkEnd w:id="195"/>
+    <w:bookmarkStart w:id="196" w:name="ref-Cavalli_Sforza_Feldman_1981"/>
+    <w:p>
+      <w:pPr>
+        <w:pStyle w:val="Bibliography"/>
+      </w:pPr>
+      <w:r>
+        <w:t xml:space="preserve">[79]</w:t>
+      </w:r>
+      <w:r>
+        <w:t xml:space="preserve"> </w:t>
+      </w:r>
+      <w:r>
+        <w:t xml:space="preserve">	</w:t>
+      </w:r>
+      <w:r>
+        <w:t xml:space="preserve">Cavalli-Sforza LL, Feldman MW. Cultural transmission and evolution: A quantitative approach. Princeton University Press; 1981.</w:t>
+      </w:r>
+    </w:p>
+    <w:bookmarkEnd w:id="196"/>
+    <w:bookmarkStart w:id="197" w:name="ref-Boyd_Richerson_1985"/>
+    <w:p>
+      <w:pPr>
+        <w:pStyle w:val="Bibliography"/>
+      </w:pPr>
+      <w:r>
+        <w:t xml:space="preserve">[80]</w:t>
+      </w:r>
+      <w:r>
+        <w:t xml:space="preserve"> </w:t>
+      </w:r>
+      <w:r>
+        <w:t xml:space="preserve">	</w:t>
+      </w:r>
+      <w:r>
+        <w:t xml:space="preserve">Boyd R, Richerson PJ. Culture and the evolutionary process. University of Chicago Press; 1985.</w:t>
+      </w:r>
+    </w:p>
+    <w:bookmarkEnd w:id="197"/>
+    <w:bookmarkStart w:id="198" w:name="ref-Richerson_Boyd_2005"/>
+    <w:p>
+      <w:pPr>
+        <w:pStyle w:val="Bibliography"/>
+      </w:pPr>
+      <w:r>
+        <w:t xml:space="preserve">[81]</w:t>
+      </w:r>
+      <w:r>
+        <w:t xml:space="preserve"> </w:t>
+      </w:r>
+      <w:r>
+        <w:t xml:space="preserve">	</w:t>
+      </w:r>
+      <w:r>
+        <w:t xml:space="preserve">Richerson PJ, Boyd R. Not by genes alone: How culture transformed human evolution. University of Chicago Press; 2005.</w:t>
+      </w:r>
+    </w:p>
+    <w:bookmarkEnd w:id="198"/>
+    <w:bookmarkStart w:id="199" w:name="ref-Migliano_2020"/>
+    <w:p>
+      <w:pPr>
+        <w:pStyle w:val="Bibliography"/>
+      </w:pPr>
+      <w:r>
+        <w:t xml:space="preserve">[82]</w:t>
+      </w:r>
+      <w:r>
+        <w:t xml:space="preserve"> </w:t>
+      </w:r>
+      <w:r>
+        <w:t xml:space="preserve">	</w:t>
+      </w:r>
+      <w:r>
+        <w:t xml:space="preserve">Migliano AB, Battiston F, Viguier S, Page AE, Dyble M, Schlaepfer R, et al. Hunter-gatherer multilevel sociality accelerates cumulative cultural evolution. Science Advances 2020;6:eaax5913.</w:t>
+      </w:r>
+    </w:p>
+    <w:bookmarkEnd w:id="199"/>
+    <w:bookmarkStart w:id="200" w:name="ref-Allen_2020"/>
+    <w:p>
+      <w:pPr>
+        <w:pStyle w:val="Bibliography"/>
+      </w:pPr>
+      <w:r>
+        <w:t xml:space="preserve">[83]</w:t>
+      </w:r>
+      <w:r>
+        <w:t xml:space="preserve"> </w:t>
+      </w:r>
+      <w:r>
+        <w:t xml:space="preserve">	</w:t>
+      </w:r>
+      <w:r>
+        <w:t xml:space="preserve">Allen J. A multilevel analytical framework for studying cultural evolution in prehistoric hunter–gatherer societies. Biological Reviews 2020;59:2527–46.</w:t>
+      </w:r>
+    </w:p>
+    <w:bookmarkEnd w:id="200"/>
+    <w:bookmarkStart w:id="201" w:name="ref-Buchanan_Hamilton_2023"/>
+    <w:p>
+      <w:pPr>
+        <w:pStyle w:val="Bibliography"/>
+      </w:pPr>
+      <w:r>
+        <w:t xml:space="preserve">[84]</w:t>
+      </w:r>
+      <w:r>
+        <w:t xml:space="preserve"> </w:t>
+      </w:r>
+      <w:r>
+        <w:t xml:space="preserve">	</w:t>
+      </w:r>
+      <w:r>
+        <w:t xml:space="preserve">Buchanan B, Hamilton MJ. Networks and cultural transmission in hunter-gatherer societies. The oxford handbook of archaeological network research, Oxford University Press; 2023, p. 1–25.</w:t>
+      </w:r>
+    </w:p>
+    <w:bookmarkEnd w:id="201"/>
+    <w:bookmarkStart w:id="202" w:name="ref-Eerkens_Lipo_2005"/>
+    <w:p>
+      <w:pPr>
+        <w:pStyle w:val="Bibliography"/>
+      </w:pPr>
+      <w:r>
+        <w:t xml:space="preserve">[85]</w:t>
+      </w:r>
+      <w:r>
+        <w:t xml:space="preserve"> </w:t>
+      </w:r>
+      <w:r>
+        <w:t xml:space="preserve">	</w:t>
+      </w:r>
+      <w:r>
+        <w:t xml:space="preserve">Eerkens JW, Lipo CP. Cultural transmission and the evolution of material culture: Modeling the coefficient of variation. American Antiquity 2005;48:1–21.</w:t>
+      </w:r>
+    </w:p>
+    <w:bookmarkEnd w:id="202"/>
+    <w:bookmarkStart w:id="203" w:name="ref-Bentz_Dutkiewicz_2025"/>
+    <w:p>
+      <w:pPr>
+        <w:pStyle w:val="Bibliography"/>
+      </w:pPr>
+      <w:r>
+        <w:t xml:space="preserve">[86]</w:t>
+      </w:r>
+      <w:r>
+        <w:t xml:space="preserve"> </w:t>
+      </w:r>
+      <w:r>
+        <w:t xml:space="preserve">	</w:t>
+      </w:r>
+      <w:r>
+        <w:t xml:space="preserve">Bentz C, Dutkiewicz E. Humans 40,000 y ago developed a system of conventional signs. Proceedings of the National Academy of Sciences 2025:1–8.</w:t>
+      </w:r>
+    </w:p>
+    <w:bookmarkEnd w:id="203"/>
+    <w:bookmarkStart w:id="204" w:name="ref-Bacon_2023"/>
+    <w:p>
+      <w:pPr>
+        <w:pStyle w:val="Bibliography"/>
+      </w:pPr>
+      <w:r>
+        <w:t xml:space="preserve">[87]</w:t>
+      </w:r>
+      <w:r>
+        <w:t xml:space="preserve"> </w:t>
+      </w:r>
+      <w:r>
+        <w:t xml:space="preserve">	</w:t>
+      </w:r>
+      <w:r>
+        <w:t xml:space="preserve">Bacon B, Khatiri A, Palmer J, Freeth T, Pettitt P, Kentridge RW. An upper palaeolithic proto-writing system and phenological calendar. Cambridge Archaeological Journal 2023;100:371–89.</w:t>
+      </w:r>
+    </w:p>
+    <w:bookmarkEnd w:id="204"/>
+    <w:bookmarkStart w:id="206" w:name="ref-Horiuchi_Takakura_2019"/>
+    <w:p>
+      <w:pPr>
+        <w:pStyle w:val="Bibliography"/>
+      </w:pPr>
+      <w:r>
+        <w:t xml:space="preserve">[88]</w:t>
+      </w:r>
+      <w:r>
+        <w:t xml:space="preserve"> </w:t>
+      </w:r>
+      <w:r>
+        <w:t xml:space="preserve">	</w:t>
+      </w:r>
+      <w:r>
+        <w:t xml:space="preserve">Horiuchi S, Takakura J. Modeling learning strategies and the expansion of the social network in the beginning of upper palaeolithic europe: Analysis by agent-based simulation. In: Nishiaki Y, Jöris O, editors. Learning among neanderthals and palaeolithic modern humans: Archaeological evidence, Springer Nature Singapore; 2019, p. 179–91.</w:t>
+      </w:r>
+      <w:r>
+        <w:t xml:space="preserve"> </w:t>
+      </w:r>
+      <w:hyperlink r:id="rId205">
+        <w:r>
+          <w:rPr>
+            <w:rStyle w:val="Hyperlink"/>
+          </w:rPr>
+          <w:t xml:space="preserve">https://doi.org/10.1007/978-981-13-8980-1_12</w:t>
         </w:r>
       </w:hyperlink>
       <w:r>
         <w:t xml:space="preserve">.</w:t>
       </w:r>
     </w:p>
-    <w:bookmarkEnd w:id="181"/>
-    <w:bookmarkStart w:id="183" w:name="ref-conkley_agg"/>
-    <w:p>
-      <w:pPr>
-        <w:pStyle w:val="Bibliography"/>
-      </w:pPr>
-      <w:r>
-        <w:t xml:space="preserve">[69]</w:t>
-      </w:r>
-      <w:r>
-        <w:t xml:space="preserve"> </w:t>
-      </w:r>
-      <w:r>
-        <w:t xml:space="preserve">	</w:t>
-      </w:r>
-      <w:r>
-        <w:t xml:space="preserve">Conkey M, Beltran A, Beltrán A, Clark GA, Echegaray JG, Echegaray JG, et al.</w:t>
-      </w:r>
-      <w:r>
-        <w:t xml:space="preserve"> </w:t>
-      </w:r>
-      <w:hyperlink r:id="rId182">
-        <w:r>
-          <w:rPr>
-            <w:rStyle w:val="Hyperlink"/>
-          </w:rPr>
-          <w:t xml:space="preserve">The identification of prehistoric hunter-gatherer aggregation sites: The case of altamira [and comments and reply]</w:t>
-        </w:r>
-      </w:hyperlink>
-      <w:r>
-        <w:t xml:space="preserve">. Current Anthropology 1980;21:609–30.</w:t>
-      </w:r>
-    </w:p>
-    <w:bookmarkEnd w:id="183"/>
-    <w:bookmarkStart w:id="185" w:name="ref-Maher_Conkey_2019"/>
-    <w:p>
-      <w:pPr>
-        <w:pStyle w:val="Bibliography"/>
-      </w:pPr>
-      <w:r>
-        <w:t xml:space="preserve">[70]</w:t>
+    <w:bookmarkEnd w:id="206"/>
+    <w:bookmarkStart w:id="207" w:name="ref-Rogers_2013"/>
+    <w:p>
+      <w:pPr>
+        <w:pStyle w:val="Bibliography"/>
+      </w:pPr>
+      <w:r>
+        <w:t xml:space="preserve">[89]</w:t>
+      </w:r>
+      <w:r>
+        <w:t xml:space="preserve"> </w:t>
+      </w:r>
+      <w:r>
+        <w:t xml:space="preserve">	</w:t>
+      </w:r>
+      <w:r>
+        <w:t xml:space="preserve">Rogers L. Human-material interaction in the aurignacian of europe, 35,000-27,000 BP: An analysis of marine shell ornament distribution. PhD thesis. University of Victoria, 2013.</w:t>
+      </w:r>
+    </w:p>
+    <w:bookmarkEnd w:id="207"/>
+    <w:bookmarkStart w:id="209" w:name="X94f875be1b7e5d23641daff5d53857bec24e739"/>
+    <w:p>
+      <w:pPr>
+        <w:pStyle w:val="Bibliography"/>
+      </w:pPr>
+      <w:r>
+        <w:t xml:space="preserve">[90]</w:t>
+      </w:r>
+      <w:r>
+        <w:t xml:space="preserve"> </w:t>
+      </w:r>
+      <w:r>
+        <w:t xml:space="preserve">	</w:t>
+      </w:r>
+      <w:r>
+        <w:t xml:space="preserve">Golovanova LV, Doronichev VB, Doronicheva EV, Sapega VF, Shackley MS. Long-distance contacts and social networks of the upper palaeolithic humans in the north-western caucasus (on data from mezmaiskaya cave, russia). Journal of Archaeological Science: Reports 2021;39:103118. https://doi.org/</w:t>
+      </w:r>
+      <w:hyperlink r:id="rId208">
+        <w:r>
+          <w:rPr>
+            <w:rStyle w:val="Hyperlink"/>
+          </w:rPr>
+          <w:t xml:space="preserve">https://doi.org/10.1016/j.jasrep.2021.103118</w:t>
+        </w:r>
+      </w:hyperlink>
+      <w:r>
+        <w:t xml:space="preserve">.</w:t>
+      </w:r>
+    </w:p>
+    <w:bookmarkEnd w:id="209"/>
+    <w:bookmarkStart w:id="211" w:name="ref-Gamble_1982"/>
+    <w:p>
+      <w:pPr>
+        <w:pStyle w:val="Bibliography"/>
+      </w:pPr>
+      <w:r>
+        <w:t xml:space="preserve">[91]</w:t>
+      </w:r>
+      <w:r>
+        <w:t xml:space="preserve"> </w:t>
+      </w:r>
+      <w:r>
+        <w:t xml:space="preserve">	</w:t>
+      </w:r>
+      <w:r>
+        <w:t xml:space="preserve">Gamble C. Interaction and alliance in palaeolithic society. Man 1982;17:92–107.</w:t>
+      </w:r>
+      <w:r>
+        <w:t xml:space="preserve"> </w:t>
+      </w:r>
+      <w:hyperlink r:id="rId210">
+        <w:r>
+          <w:rPr>
+            <w:rStyle w:val="Hyperlink"/>
+          </w:rPr>
+          <w:t xml:space="preserve">https://doi.org/10.2307/2802103</w:t>
+        </w:r>
+      </w:hyperlink>
+      <w:r>
+        <w:t xml:space="preserve">.</w:t>
+      </w:r>
+    </w:p>
+    <w:bookmarkEnd w:id="211"/>
+    <w:bookmarkStart w:id="213" w:name="Xba346573845225b1b1d5ef358e2fea0d893a789"/>
+    <w:p>
+      <w:pPr>
+        <w:pStyle w:val="Bibliography"/>
+      </w:pPr>
+      <w:r>
+        <w:t xml:space="preserve">[92]</w:t>
+      </w:r>
+      <w:r>
+        <w:t xml:space="preserve"> </w:t>
+      </w:r>
+      <w:r>
+        <w:t xml:space="preserve">	</w:t>
+      </w:r>
+      <w:r>
+        <w:t xml:space="preserve">Greenbaum G, Friesem DE, Hovers E, Feldman MW, Kolodny O. Was inter-population connectivity of neanderthals and modern humans the driver of the upper paleolithic transition rather than its product? Quaternary Science Reviews 2019;217:316–29. https://doi.org/</w:t>
+      </w:r>
+      <w:hyperlink r:id="rId212">
+        <w:r>
+          <w:rPr>
+            <w:rStyle w:val="Hyperlink"/>
+          </w:rPr>
+          <w:t xml:space="preserve">https://doi.org/10.1016/j.quascirev.2018.12.011</w:t>
+        </w:r>
+      </w:hyperlink>
+      <w:r>
+        <w:t xml:space="preserve">.</w:t>
+      </w:r>
+    </w:p>
+    <w:bookmarkEnd w:id="213"/>
+    <w:bookmarkStart w:id="215" w:name="ref-Creanza_Kolodny_Feldman_2017"/>
+    <w:p>
+      <w:pPr>
+        <w:pStyle w:val="Bibliography"/>
+      </w:pPr>
+      <w:r>
+        <w:t xml:space="preserve">[93]</w:t>
+      </w:r>
+      <w:r>
+        <w:t xml:space="preserve"> </w:t>
+      </w:r>
+      <w:r>
+        <w:t xml:space="preserve">	</w:t>
+      </w:r>
+      <w:r>
+        <w:t xml:space="preserve">Creanza N, Kolodny O, Feldman MW. Greater than the sum of its parts? Modelling population contact and interaction of cultural repertoires. Journal of The Royal Society Interface 2017;14:20170171.</w:t>
+      </w:r>
+      <w:r>
+        <w:t xml:space="preserve"> </w:t>
+      </w:r>
+      <w:hyperlink r:id="rId214">
+        <w:r>
+          <w:rPr>
+            <w:rStyle w:val="Hyperlink"/>
+          </w:rPr>
+          <w:t xml:space="preserve">https://doi.org/10.1098/rsif.2017.0171</w:t>
+        </w:r>
+      </w:hyperlink>
+      <w:r>
+        <w:t xml:space="preserve">.</w:t>
+      </w:r>
+    </w:p>
+    <w:bookmarkEnd w:id="215"/>
+    <w:bookmarkStart w:id="217" w:name="ref-Cullen_1996"/>
+    <w:p>
+      <w:pPr>
+        <w:pStyle w:val="Bibliography"/>
+      </w:pPr>
+      <w:r>
+        <w:t xml:space="preserve">[94]</w:t>
+      </w:r>
+      <w:r>
+        <w:t xml:space="preserve"> </w:t>
+      </w:r>
+      <w:r>
+        <w:t xml:space="preserve">	</w:t>
+      </w:r>
+      <w:r>
+        <w:t xml:space="preserve">Cullen BRS. Cultural virus theory and the eusocial pottery assemblage. In: Maschner HDG, editor. Darwinian archaeologies, Boston, MA: Springer US; 1996, p. 43–59.</w:t>
+      </w:r>
+      <w:r>
+        <w:t xml:space="preserve"> </w:t>
+      </w:r>
+      <w:hyperlink r:id="rId216">
+        <w:r>
+          <w:rPr>
+            <w:rStyle w:val="Hyperlink"/>
+          </w:rPr>
+          <w:t xml:space="preserve">https://doi.org/10.1007/978-1-4757-9945-3_4</w:t>
+        </w:r>
+      </w:hyperlink>
+      <w:r>
+        <w:t xml:space="preserve">.</w:t>
+      </w:r>
+    </w:p>
+    <w:bookmarkEnd w:id="217"/>
+    <w:bookmarkStart w:id="219" w:name="ref-Hill_Wood_Baggio_Hurtado_Boyd_2014"/>
+    <w:p>
+      <w:pPr>
+        <w:pStyle w:val="Bibliography"/>
+      </w:pPr>
+      <w:r>
+        <w:t xml:space="preserve">[95]</w:t>
+      </w:r>
+      <w:r>
+        <w:t xml:space="preserve"> </w:t>
+      </w:r>
+      <w:r>
+        <w:t xml:space="preserve">	</w:t>
+      </w:r>
+      <w:r>
+        <w:t xml:space="preserve">Hill KR, Wood BM, Baggio J, Hurtado AM, Boyd RT. Hunter-gatherer inter-band interaction rates: Implications for cumulative culture. PLOS ONE 2014;9:1–9.</w:t>
+      </w:r>
+      <w:r>
+        <w:t xml:space="preserve"> </w:t>
+      </w:r>
+      <w:hyperlink r:id="rId218">
+        <w:r>
+          <w:rPr>
+            <w:rStyle w:val="Hyperlink"/>
+          </w:rPr>
+          <w:t xml:space="preserve">https://doi.org/10.1371/journal.pone.0102806</w:t>
+        </w:r>
+      </w:hyperlink>
+      <w:r>
+        <w:t xml:space="preserve">.</w:t>
+      </w:r>
+    </w:p>
+    <w:bookmarkEnd w:id="219"/>
+    <w:bookmarkStart w:id="221" w:name="ref-Derex_Boyd_2016"/>
+    <w:p>
+      <w:pPr>
+        <w:pStyle w:val="Bibliography"/>
+      </w:pPr>
+      <w:r>
+        <w:t xml:space="preserve">[96]</w:t>
+      </w:r>
+      <w:r>
+        <w:t xml:space="preserve"> </w:t>
+      </w:r>
+      <w:r>
+        <w:t xml:space="preserve">	</w:t>
+      </w:r>
+      <w:r>
+        <w:t xml:space="preserve">Derex M, Boyd R. Partial connectivity increases cultural accumulation within groups. Proceedings of the National Academy of Sciences 2016;113:2982–7.</w:t>
+      </w:r>
+      <w:r>
+        <w:t xml:space="preserve"> </w:t>
+      </w:r>
+      <w:hyperlink r:id="rId220">
+        <w:r>
+          <w:rPr>
+            <w:rStyle w:val="Hyperlink"/>
+          </w:rPr>
+          <w:t xml:space="preserve">https://doi.org/10.1073/pnas.1518798113</w:t>
+        </w:r>
+      </w:hyperlink>
+      <w:r>
+        <w:t xml:space="preserve">.</w:t>
+      </w:r>
+    </w:p>
+    <w:bookmarkEnd w:id="221"/>
+    <w:bookmarkStart w:id="223" w:name="ref-Foley_Gamble_2009"/>
+    <w:p>
+      <w:pPr>
+        <w:pStyle w:val="Bibliography"/>
+      </w:pPr>
+      <w:r>
+        <w:t xml:space="preserve">[97]</w:t>
+      </w:r>
+      <w:r>
+        <w:t xml:space="preserve"> </w:t>
+      </w:r>
+      <w:r>
+        <w:t xml:space="preserve">	</w:t>
+      </w:r>
+      <w:r>
+        <w:t xml:space="preserve">Foley R, Gamble C. The ecology of social transitions in human evolution. Philosophical Transactions of the Royal Society B: Biological Sciences 2009;364:3267–79.</w:t>
+      </w:r>
+      <w:r>
+        <w:t xml:space="preserve"> </w:t>
+      </w:r>
+      <w:hyperlink r:id="rId222">
+        <w:r>
+          <w:rPr>
+            <w:rStyle w:val="Hyperlink"/>
+          </w:rPr>
+          <w:t xml:space="preserve">https://doi.org/10.1098/rstb.2009.0136</w:t>
+        </w:r>
+      </w:hyperlink>
+      <w:r>
+        <w:t xml:space="preserve">.</w:t>
+      </w:r>
+    </w:p>
+    <w:bookmarkEnd w:id="223"/>
+    <w:bookmarkStart w:id="225" w:name="ref-Gravel-Miguel_Coward_2023"/>
+    <w:p>
+      <w:pPr>
+        <w:pStyle w:val="Bibliography"/>
+      </w:pPr>
+      <w:r>
+        <w:t xml:space="preserve">[98]</w:t>
+      </w:r>
+      <w:r>
+        <w:t xml:space="preserve"> </w:t>
+      </w:r>
+      <w:r>
+        <w:t xml:space="preserve">	</w:t>
+      </w:r>
+      <w:r>
+        <w:t xml:space="preserve">Gravel-Miguel C, Coward F. Paleolithic social networks and behavioral modernity. The oxford handbook of archaeological network research, Oxford University Press; 2023.</w:t>
+      </w:r>
+      <w:r>
+        <w:t xml:space="preserve"> </w:t>
+      </w:r>
+      <w:hyperlink r:id="rId224">
+        <w:r>
+          <w:rPr>
+            <w:rStyle w:val="Hyperlink"/>
+          </w:rPr>
+          <w:t xml:space="preserve">https://doi.org/10.1093/oxfordhb/9780198854265.013.31</w:t>
+        </w:r>
+      </w:hyperlink>
+      <w:r>
+        <w:t xml:space="preserve">.</w:t>
+      </w:r>
+    </w:p>
+    <w:bookmarkEnd w:id="225"/>
+    <w:bookmarkStart w:id="227" w:name="ref-Maher_Conkey_2019"/>
+    <w:p>
+      <w:pPr>
+        <w:pStyle w:val="Bibliography"/>
+      </w:pPr>
+      <w:r>
+        <w:t xml:space="preserve">[99]</w:t>
       </w:r>
       <w:r>
         <w:t xml:space="preserve"> </w:t>
@@ -5871,7 +7018,7 @@
       <w:r>
         <w:t xml:space="preserve"> </w:t>
       </w:r>
-      <w:hyperlink r:id="rId184">
+      <w:hyperlink r:id="rId226">
         <w:r>
           <w:rPr>
             <w:rStyle w:val="Hyperlink"/>
@@ -5883,883 +7030,28 @@
         <w:t xml:space="preserve">.</w:t>
       </w:r>
     </w:p>
-    <w:bookmarkEnd w:id="185"/>
-    <w:bookmarkStart w:id="186" w:name="ref-bahn1982inter"/>
-    <w:p>
-      <w:pPr>
-        <w:pStyle w:val="Bibliography"/>
-      </w:pPr>
-      <w:r>
-        <w:t xml:space="preserve">[71]</w:t>
-      </w:r>
-      <w:r>
-        <w:t xml:space="preserve"> </w:t>
-      </w:r>
-      <w:r>
-        <w:t xml:space="preserve">	</w:t>
-      </w:r>
-      <w:r>
-        <w:t xml:space="preserve">Bahn PG. Inter-site and inter-regional links during the upper palaeolithic: The pyrenean evidence. Oxford Journal of Archaeology 1982;1:247–68.</w:t>
-      </w:r>
-    </w:p>
-    <w:bookmarkEnd w:id="186"/>
-    <w:bookmarkStart w:id="188" w:name="ref-Bourdier_2013"/>
-    <w:p>
-      <w:pPr>
-        <w:pStyle w:val="Bibliography"/>
-      </w:pPr>
-      <w:r>
-        <w:t xml:space="preserve">[72]</w:t>
-      </w:r>
-      <w:r>
-        <w:t xml:space="preserve"> </w:t>
-      </w:r>
-      <w:r>
-        <w:t xml:space="preserve">	</w:t>
-      </w:r>
-      <w:r>
-        <w:t xml:space="preserve">Bourdier C. Rock art and social geography in the upper paleolithic. Contribution to the socio-cultural function of the roc-aux-sorciers rock-shelter (angles-sur-l’anglin, france) from the viewpoint of its sculpted frieze. Journal of Anthropological Archaeology 2013;32:368–82.</w:t>
-      </w:r>
-      <w:r>
-        <w:t xml:space="preserve"> </w:t>
-      </w:r>
-      <w:hyperlink r:id="rId187">
-        <w:r>
-          <w:rPr>
-            <w:rStyle w:val="Hyperlink"/>
-          </w:rPr>
-          <w:t xml:space="preserve">https://doi.org/10.1016/j.jaa.2013.05.005</w:t>
-        </w:r>
-      </w:hyperlink>
-      <w:r>
-        <w:t xml:space="preserve">.</w:t>
-      </w:r>
-    </w:p>
-    <w:bookmarkEnd w:id="188"/>
-    <w:bookmarkStart w:id="190" w:name="ref-Svoboda_2013"/>
-    <w:p>
-      <w:pPr>
-        <w:pStyle w:val="Bibliography"/>
-      </w:pPr>
-      <w:r>
-        <w:t xml:space="preserve">[73]</w:t>
-      </w:r>
-      <w:r>
-        <w:t xml:space="preserve"> </w:t>
-      </w:r>
-      <w:r>
-        <w:t xml:space="preserve">	</w:t>
-      </w:r>
-      <w:r>
-        <w:t xml:space="preserve">Svoboda J. Art gravettien de pavlov i et VI: Comparaison d’un site d’agrégation et d’un site épisodique. Palethnologie Archéologie Et Sciences Humaines 2013.</w:t>
-      </w:r>
-      <w:r>
-        <w:t xml:space="preserve"> </w:t>
-      </w:r>
-      <w:hyperlink r:id="rId189">
-        <w:r>
-          <w:rPr>
-            <w:rStyle w:val="Hyperlink"/>
-          </w:rPr>
-          <w:t xml:space="preserve">https://doi.org/10.4000/palethnologie.4945</w:t>
-        </w:r>
-      </w:hyperlink>
-      <w:r>
-        <w:t xml:space="preserve">.</w:t>
-      </w:r>
-    </w:p>
-    <w:bookmarkEnd w:id="190"/>
-    <w:bookmarkStart w:id="191" w:name="ref-white1992rethinking"/>
-    <w:p>
-      <w:pPr>
-        <w:pStyle w:val="Bibliography"/>
-      </w:pPr>
-      <w:r>
-        <w:t xml:space="preserve">[74]</w:t>
-      </w:r>
-      <w:r>
-        <w:t xml:space="preserve"> </w:t>
-      </w:r>
-      <w:r>
-        <w:t xml:space="preserve">	</w:t>
-      </w:r>
-      <w:r>
-        <w:t xml:space="preserve">White R. Rethinking the middle/upper paleolithic transition. Current Anthropology 1992;33:85–108.</w:t>
-      </w:r>
-    </w:p>
-    <w:bookmarkEnd w:id="191"/>
-    <w:bookmarkStart w:id="192" w:name="X79d7c52b9cdbe72fc1b94e51c6ee6057d0c4a50"/>
-    <w:p>
-      <w:pPr>
-        <w:pStyle w:val="Bibliography"/>
-      </w:pPr>
-      <w:r>
-        <w:t xml:space="preserve">[75]</w:t>
-      </w:r>
-      <w:r>
-        <w:t xml:space="preserve"> </w:t>
-      </w:r>
-      <w:r>
-        <w:t xml:space="preserve">	</w:t>
-      </w:r>
-      <w:r>
-        <w:t xml:space="preserve">Soffer O, Adovasio JM, Enloe JG, Audouze F, Zubrow EBW. The roles of perishable technologies in upper paleolithic lives. The magdalenian household, SUNY Press; 2010, p. 235–44.</w:t>
-      </w:r>
-    </w:p>
-    <w:bookmarkEnd w:id="192"/>
-    <w:bookmarkStart w:id="194" w:name="ref-montet-white1994"/>
-    <w:p>
-      <w:pPr>
-        <w:pStyle w:val="Bibliography"/>
-      </w:pPr>
-      <w:r>
-        <w:t xml:space="preserve">[76]</w:t>
-      </w:r>
-      <w:r>
-        <w:t xml:space="preserve"> </w:t>
-      </w:r>
-      <w:r>
-        <w:t xml:space="preserve">	</w:t>
-      </w:r>
-      <w:r>
-        <w:t xml:space="preserve">Montet-White A.</w:t>
-      </w:r>
-      <w:r>
-        <w:t xml:space="preserve"> </w:t>
-      </w:r>
-      <w:hyperlink r:id="rId193">
-        <w:r>
-          <w:rPr>
-            <w:rStyle w:val="Hyperlink"/>
-          </w:rPr>
-          <w:t xml:space="preserve">Alternative interpretations of the late upper paleolithic in central europe</w:t>
-        </w:r>
-      </w:hyperlink>
-      <w:r>
-        <w:t xml:space="preserve">. Annual Review of Anthropology 1994;23:483–508.</w:t>
-      </w:r>
-    </w:p>
-    <w:bookmarkEnd w:id="194"/>
-    <w:bookmarkStart w:id="196" w:name="ref-Frerebeau_2025"/>
-    <w:p>
-      <w:pPr>
-        <w:pStyle w:val="Bibliography"/>
-      </w:pPr>
-      <w:r>
-        <w:t xml:space="preserve">[77]</w:t>
-      </w:r>
-      <w:r>
-        <w:t xml:space="preserve"> </w:t>
-      </w:r>
-      <w:r>
-        <w:t xml:space="preserve">	</w:t>
-      </w:r>
-      <w:r>
-        <w:t xml:space="preserve">Frerebeau N. Tabula: Analysis and visualization of archaeological count data 2025.</w:t>
-      </w:r>
-      <w:r>
-        <w:t xml:space="preserve"> </w:t>
-      </w:r>
-      <w:hyperlink r:id="rId195">
-        <w:r>
-          <w:rPr>
-            <w:rStyle w:val="Hyperlink"/>
-          </w:rPr>
-          <w:t xml:space="preserve">https://doi.org/10.5281/zenodo.15397990</w:t>
-        </w:r>
-      </w:hyperlink>
-      <w:r>
-        <w:t xml:space="preserve">.</w:t>
-      </w:r>
-    </w:p>
-    <w:bookmarkEnd w:id="196"/>
-    <w:bookmarkStart w:id="198" w:name="ref-Kintigh_1984"/>
-    <w:p>
-      <w:pPr>
-        <w:pStyle w:val="Bibliography"/>
-      </w:pPr>
-      <w:r>
-        <w:t xml:space="preserve">[78]</w:t>
-      </w:r>
-      <w:r>
-        <w:t xml:space="preserve"> </w:t>
-      </w:r>
-      <w:r>
-        <w:t xml:space="preserve">	</w:t>
-      </w:r>
-      <w:r>
-        <w:t xml:space="preserve">Kintigh KW. Measuring archaeological diversity by comparison with simulated assemblages. American Antiquity 1984;49:44–54.</w:t>
-      </w:r>
-      <w:r>
-        <w:t xml:space="preserve"> </w:t>
-      </w:r>
-      <w:hyperlink r:id="rId197">
-        <w:r>
-          <w:rPr>
-            <w:rStyle w:val="Hyperlink"/>
-          </w:rPr>
-          <w:t xml:space="preserve">https://doi.org/10.2307/280511</w:t>
-        </w:r>
-      </w:hyperlink>
-      <w:r>
-        <w:t xml:space="preserve">.</w:t>
-      </w:r>
-    </w:p>
-    <w:bookmarkEnd w:id="198"/>
-    <w:bookmarkStart w:id="200" w:name="X8c17deb08b87fbfa26556dda630532ff62c8bd1"/>
-    <w:p>
-      <w:pPr>
-        <w:pStyle w:val="Bibliography"/>
-      </w:pPr>
-      <w:r>
-        <w:t xml:space="preserve">[79]</w:t>
-      </w:r>
-      <w:r>
-        <w:t xml:space="preserve"> </w:t>
-      </w:r>
-      <w:r>
-        <w:t xml:space="preserve">	</w:t>
-      </w:r>
-      <w:r>
-        <w:t xml:space="preserve">Shao Y, Wegener C, Klein K, Schmidt I, Weniger G-C. Reconstruction of human dispersal during aurignacian on pan-european scale. Nature Communications 2024;15:7406.</w:t>
-      </w:r>
-      <w:r>
-        <w:t xml:space="preserve"> </w:t>
-      </w:r>
-      <w:hyperlink r:id="rId199">
-        <w:r>
-          <w:rPr>
-            <w:rStyle w:val="Hyperlink"/>
-          </w:rPr>
-          <w:t xml:space="preserve">https://doi.org/10.1038/s41467-024-51349-y</w:t>
-        </w:r>
-      </w:hyperlink>
-      <w:r>
-        <w:t xml:space="preserve">.</w:t>
-      </w:r>
-    </w:p>
-    <w:bookmarkEnd w:id="200"/>
-    <w:bookmarkStart w:id="202" w:name="ref-smith1992Design"/>
-    <w:p>
-      <w:pPr>
-        <w:pStyle w:val="Bibliography"/>
-      </w:pPr>
-      <w:r>
-        <w:t xml:space="preserve">[80]</w:t>
-      </w:r>
-      <w:r>
-        <w:t xml:space="preserve"> </w:t>
-      </w:r>
-      <w:r>
-        <w:t xml:space="preserve">	</w:t>
-      </w:r>
-      <w:r>
-        <w:t xml:space="preserve">Smith C.</w:t>
-      </w:r>
-      <w:r>
-        <w:t xml:space="preserve"> </w:t>
-      </w:r>
-      <w:hyperlink r:id="rId201">
-        <w:r>
-          <w:rPr>
-            <w:rStyle w:val="Hyperlink"/>
-          </w:rPr>
-          <w:t xml:space="preserve">Designed dreaming: Assessing the relationship between style, social structure and environment in aboriginal australia</w:t>
-        </w:r>
-      </w:hyperlink>
-      <w:r>
-        <w:t xml:space="preserve">. Australian Archaeology 1992:51–1.</w:t>
-      </w:r>
-    </w:p>
-    <w:bookmarkEnd w:id="202"/>
-    <w:bookmarkStart w:id="203" w:name="ref-hays1993symbol"/>
-    <w:p>
-      <w:pPr>
-        <w:pStyle w:val="Bibliography"/>
-      </w:pPr>
-      <w:r>
-        <w:t xml:space="preserve">[81]</w:t>
-      </w:r>
-      <w:r>
-        <w:t xml:space="preserve"> </w:t>
-      </w:r>
-      <w:r>
-        <w:t xml:space="preserve">	</w:t>
-      </w:r>
-      <w:r>
-        <w:t xml:space="preserve">Hays KA. When is a symbol archaeologically meaningful? Meaning, function, and prehistoric visual arts. Archaeological Theory: Who Sets the Agenda 1993:81–92.</w:t>
-      </w:r>
-    </w:p>
-    <w:bookmarkEnd w:id="203"/>
-    <w:bookmarkStart w:id="204" w:name="ref-McDonald_Veth_Lilley_2006"/>
-    <w:p>
-      <w:pPr>
-        <w:pStyle w:val="Bibliography"/>
-      </w:pPr>
-      <w:r>
-        <w:t xml:space="preserve">[82]</w:t>
-      </w:r>
-      <w:r>
-        <w:t xml:space="preserve"> </w:t>
-      </w:r>
-      <w:r>
-        <w:t xml:space="preserve">	</w:t>
-      </w:r>
-      <w:r>
-        <w:t xml:space="preserve">McDonald J, Veth P, Lilley I. Rock art and social identity: A comparison of holocene graphic systems in arid and fertile environments. Archaeology of oceania: Australia and the pacific islands, Malden, Mass: Blackwell Publishing; 2006, p. 96–115.</w:t>
-      </w:r>
-    </w:p>
-    <w:bookmarkEnd w:id="204"/>
-    <w:bookmarkStart w:id="206" w:name="ref-Lourandos_1985"/>
-    <w:p>
-      <w:pPr>
-        <w:pStyle w:val="Bibliography"/>
-      </w:pPr>
-      <w:r>
-        <w:t xml:space="preserve">[83]</w:t>
-      </w:r>
-      <w:r>
-        <w:t xml:space="preserve"> </w:t>
-      </w:r>
-      <w:r>
-        <w:t xml:space="preserve">	</w:t>
-      </w:r>
-      <w:r>
-        <w:t xml:space="preserve">Lourandos H. 15 - intensification and australian prehistory. In: Price TD, Brown JA, editors. Prehistoric hunters-gatherers, Academic Press; 1985, p. 385–423. https://doi.org/</w:t>
-      </w:r>
-      <w:hyperlink r:id="rId205">
-        <w:r>
-          <w:rPr>
-            <w:rStyle w:val="Hyperlink"/>
-          </w:rPr>
-          <w:t xml:space="preserve">https://doi.org/10.1016/B978-0-12-564750-2.50020-2</w:t>
-        </w:r>
-      </w:hyperlink>
-      <w:r>
-        <w:t xml:space="preserve">.</w:t>
-      </w:r>
-    </w:p>
-    <w:bookmarkEnd w:id="206"/>
-    <w:bookmarkStart w:id="208" w:name="ref-barton_clark_cohen1994"/>
-    <w:p>
-      <w:pPr>
-        <w:pStyle w:val="Bibliography"/>
-      </w:pPr>
-      <w:r>
-        <w:t xml:space="preserve">[84]</w:t>
-      </w:r>
-      <w:r>
-        <w:t xml:space="preserve"> </w:t>
-      </w:r>
-      <w:r>
-        <w:t xml:space="preserve">	</w:t>
-      </w:r>
-      <w:r>
-        <w:t xml:space="preserve">Barton CM, Clark GA, Cohen AE.</w:t>
-      </w:r>
-      <w:r>
-        <w:t xml:space="preserve"> </w:t>
-      </w:r>
-      <w:hyperlink r:id="rId207">
-        <w:r>
-          <w:rPr>
-            <w:rStyle w:val="Hyperlink"/>
-          </w:rPr>
-          <w:t xml:space="preserve">Art as information: Explaining upper palaeolithic art in western europe</w:t>
-        </w:r>
-      </w:hyperlink>
-      <w:r>
-        <w:t xml:space="preserve">. World Archaeology 1994;26:185–207.</w:t>
-      </w:r>
-    </w:p>
-    <w:bookmarkEnd w:id="208"/>
-    <w:bookmarkStart w:id="209" w:name="ref-mcdonald2012social"/>
-    <w:p>
-      <w:pPr>
-        <w:pStyle w:val="Bibliography"/>
-      </w:pPr>
-      <w:r>
-        <w:t xml:space="preserve">[85]</w:t>
-      </w:r>
-      <w:r>
-        <w:t xml:space="preserve"> </w:t>
-      </w:r>
-      <w:r>
-        <w:t xml:space="preserve">	</w:t>
-      </w:r>
-      <w:r>
-        <w:t xml:space="preserve">McDonald J, Veth P. The social dynamics of aggregation and dispersal in the western desert. A Companion to Rock Art 2012:90–102.</w:t>
-      </w:r>
-    </w:p>
-    <w:bookmarkEnd w:id="209"/>
-    <w:bookmarkStart w:id="210" w:name="ref-bernardini2005reconsidering"/>
-    <w:p>
-      <w:pPr>
-        <w:pStyle w:val="Bibliography"/>
-      </w:pPr>
-      <w:r>
-        <w:t xml:space="preserve">[86]</w:t>
-      </w:r>
-      <w:r>
-        <w:t xml:space="preserve"> </w:t>
-      </w:r>
-      <w:r>
-        <w:t xml:space="preserve">	</w:t>
-      </w:r>
-      <w:r>
-        <w:t xml:space="preserve">Bernardini W. Reconsidering spatial and temporal aspects of prehistoric cultural identity: A case study from the american southwest. American Antiquity 2005;70:31–54.</w:t>
-      </w:r>
-    </w:p>
-    <w:bookmarkEnd w:id="210"/>
-    <w:bookmarkStart w:id="211" w:name="ref-wiessner1984reconsidering"/>
-    <w:p>
-      <w:pPr>
-        <w:pStyle w:val="Bibliography"/>
-      </w:pPr>
-      <w:r>
-        <w:t xml:space="preserve">[87]</w:t>
-      </w:r>
-      <w:r>
-        <w:t xml:space="preserve"> </w:t>
-      </w:r>
-      <w:r>
-        <w:t xml:space="preserve">	</w:t>
-      </w:r>
-      <w:r>
-        <w:t xml:space="preserve">Wiessner P. Reconsidering the behavioral basis for style: A case study among the kalahari san. Journal of Anthropological Archaeology 1984;3:190–234.</w:t>
-      </w:r>
-    </w:p>
-    <w:bookmarkEnd w:id="211"/>
-    <w:bookmarkStart w:id="213" w:name="ref-smith1992"/>
-    <w:p>
-      <w:pPr>
-        <w:pStyle w:val="Bibliography"/>
-      </w:pPr>
-      <w:r>
-        <w:t xml:space="preserve">[88]</w:t>
-      </w:r>
-      <w:r>
-        <w:t xml:space="preserve"> </w:t>
-      </w:r>
-      <w:r>
-        <w:t xml:space="preserve">	</w:t>
-      </w:r>
-      <w:r>
-        <w:t xml:space="preserve">Smith C.</w:t>
-      </w:r>
-      <w:r>
-        <w:t xml:space="preserve"> </w:t>
-      </w:r>
-      <w:hyperlink r:id="rId212">
-        <w:r>
-          <w:rPr>
-            <w:rStyle w:val="Hyperlink"/>
-          </w:rPr>
-          <w:t xml:space="preserve">Colonising with style: Reviewing the nexus between rock art, territorially and the colonisation and occupation of sahul</w:t>
-        </w:r>
-      </w:hyperlink>
-      <w:r>
-        <w:t xml:space="preserve">. Australian Archaeology 1992:34–42.</w:t>
-      </w:r>
-    </w:p>
-    <w:bookmarkEnd w:id="213"/>
-    <w:bookmarkStart w:id="215" w:name="X4fed35d53d406ce17aea32f9d6f163fcb563519"/>
-    <w:p>
-      <w:pPr>
-        <w:pStyle w:val="Bibliography"/>
-      </w:pPr>
-      <w:r>
-        <w:t xml:space="preserve">[89]</w:t>
-      </w:r>
-      <w:r>
-        <w:t xml:space="preserve"> </w:t>
-      </w:r>
-      <w:r>
-        <w:t xml:space="preserve">	</w:t>
-      </w:r>
-      <w:r>
-        <w:t xml:space="preserve">Kovacevic M, Shennan S, Vanhaeren M, d’Errico F, Thomas MG. Simulating geographical variation in material culture: Were early modern humans in europe ethnically structured? In: Mesoudi A, Aoki K, editors. Learning strategies and cultural evolution during the palaeolithic, Springer Japan; 2015, p. 103–20.</w:t>
-      </w:r>
-      <w:r>
-        <w:t xml:space="preserve"> </w:t>
-      </w:r>
-      <w:hyperlink r:id="rId214">
-        <w:r>
-          <w:rPr>
-            <w:rStyle w:val="Hyperlink"/>
-          </w:rPr>
-          <w:t xml:space="preserve">https://doi.org/10.1007/978-4-431-55363-2_8</w:t>
-        </w:r>
-      </w:hyperlink>
-      <w:r>
-        <w:t xml:space="preserve">.</w:t>
-      </w:r>
-    </w:p>
-    <w:bookmarkEnd w:id="215"/>
-    <w:bookmarkStart w:id="217" w:name="ref-Horiuchi_Takakura_2019"/>
-    <w:p>
-      <w:pPr>
-        <w:pStyle w:val="Bibliography"/>
-      </w:pPr>
-      <w:r>
-        <w:t xml:space="preserve">[90]</w:t>
-      </w:r>
-      <w:r>
-        <w:t xml:space="preserve"> </w:t>
-      </w:r>
-      <w:r>
-        <w:t xml:space="preserve">	</w:t>
-      </w:r>
-      <w:r>
-        <w:t xml:space="preserve">Horiuchi S, Takakura J. Modeling learning strategies and the expansion of the social network in the beginning of upper palaeolithic europe: Analysis by agent-based simulation. In: Nishiaki Y, Jöris O, editors. Learning among neanderthals and palaeolithic modern humans: Archaeological evidence, Springer Nature Singapore; 2019, p. 179–91.</w:t>
-      </w:r>
-      <w:r>
-        <w:t xml:space="preserve"> </w:t>
-      </w:r>
-      <w:hyperlink r:id="rId216">
-        <w:r>
-          <w:rPr>
-            <w:rStyle w:val="Hyperlink"/>
-          </w:rPr>
-          <w:t xml:space="preserve">https://doi.org/10.1007/978-981-13-8980-1_12</w:t>
-        </w:r>
-      </w:hyperlink>
-      <w:r>
-        <w:t xml:space="preserve">.</w:t>
-      </w:r>
-    </w:p>
-    <w:bookmarkEnd w:id="217"/>
-    <w:bookmarkStart w:id="218" w:name="ref-Rogers_2013"/>
-    <w:p>
-      <w:pPr>
-        <w:pStyle w:val="Bibliography"/>
-      </w:pPr>
-      <w:r>
-        <w:t xml:space="preserve">[91]</w:t>
-      </w:r>
-      <w:r>
-        <w:t xml:space="preserve"> </w:t>
-      </w:r>
-      <w:r>
-        <w:t xml:space="preserve">	</w:t>
-      </w:r>
-      <w:r>
-        <w:t xml:space="preserve">Rogers L. Human-material interaction in the aurignacian of europe, 35,000-27,000 BP: An analysis of marine shell ornament distribution. PhD thesis. University of Victoria, 2013.</w:t>
-      </w:r>
-    </w:p>
-    <w:bookmarkEnd w:id="218"/>
-    <w:bookmarkStart w:id="220" w:name="X94f875be1b7e5d23641daff5d53857bec24e739"/>
-    <w:p>
-      <w:pPr>
-        <w:pStyle w:val="Bibliography"/>
-      </w:pPr>
-      <w:r>
-        <w:t xml:space="preserve">[92]</w:t>
-      </w:r>
-      <w:r>
-        <w:t xml:space="preserve"> </w:t>
-      </w:r>
-      <w:r>
-        <w:t xml:space="preserve">	</w:t>
-      </w:r>
-      <w:r>
-        <w:t xml:space="preserve">Golovanova LV, Doronichev VB, Doronicheva EV, Sapega VF, Shackley MS. Long-distance contacts and social networks of the upper palaeolithic humans in the north-western caucasus (on data from mezmaiskaya cave, russia). Journal of Archaeological Science: Reports 2021;39:103118. https://doi.org/</w:t>
-      </w:r>
-      <w:hyperlink r:id="rId219">
-        <w:r>
-          <w:rPr>
-            <w:rStyle w:val="Hyperlink"/>
-          </w:rPr>
-          <w:t xml:space="preserve">https://doi.org/10.1016/j.jasrep.2021.103118</w:t>
-        </w:r>
-      </w:hyperlink>
-      <w:r>
-        <w:t xml:space="preserve">.</w:t>
-      </w:r>
-    </w:p>
-    <w:bookmarkEnd w:id="220"/>
-    <w:bookmarkStart w:id="222" w:name="ref-Gamble_1982"/>
-    <w:p>
-      <w:pPr>
-        <w:pStyle w:val="Bibliography"/>
-      </w:pPr>
-      <w:r>
-        <w:t xml:space="preserve">[93]</w:t>
-      </w:r>
-      <w:r>
-        <w:t xml:space="preserve"> </w:t>
-      </w:r>
-      <w:r>
-        <w:t xml:space="preserve">	</w:t>
-      </w:r>
-      <w:r>
-        <w:t xml:space="preserve">Gamble C. Interaction and alliance in palaeolithic society. Man 1982;17:92–107.</w:t>
-      </w:r>
-      <w:r>
-        <w:t xml:space="preserve"> </w:t>
-      </w:r>
-      <w:hyperlink r:id="rId221">
-        <w:r>
-          <w:rPr>
-            <w:rStyle w:val="Hyperlink"/>
-          </w:rPr>
-          <w:t xml:space="preserve">https://doi.org/10.2307/2802103</w:t>
-        </w:r>
-      </w:hyperlink>
-      <w:r>
-        <w:t xml:space="preserve">.</w:t>
-      </w:r>
-    </w:p>
-    <w:bookmarkEnd w:id="222"/>
-    <w:bookmarkStart w:id="224" w:name="Xba346573845225b1b1d5ef358e2fea0d893a789"/>
-    <w:p>
-      <w:pPr>
-        <w:pStyle w:val="Bibliography"/>
-      </w:pPr>
-      <w:r>
-        <w:t xml:space="preserve">[94]</w:t>
-      </w:r>
-      <w:r>
-        <w:t xml:space="preserve"> </w:t>
-      </w:r>
-      <w:r>
-        <w:t xml:space="preserve">	</w:t>
-      </w:r>
-      <w:r>
-        <w:t xml:space="preserve">Greenbaum G, Friesem DE, Hovers E, Feldman MW, Kolodny O. Was inter-population connectivity of neanderthals and modern humans the driver of the upper paleolithic transition rather than its product? Quaternary Science Reviews 2019;217:316–29. https://doi.org/</w:t>
-      </w:r>
-      <w:hyperlink r:id="rId223">
-        <w:r>
-          <w:rPr>
-            <w:rStyle w:val="Hyperlink"/>
-          </w:rPr>
-          <w:t xml:space="preserve">https://doi.org/10.1016/j.quascirev.2018.12.011</w:t>
-        </w:r>
-      </w:hyperlink>
-      <w:r>
-        <w:t xml:space="preserve">.</w:t>
-      </w:r>
-    </w:p>
-    <w:bookmarkEnd w:id="224"/>
-    <w:bookmarkStart w:id="226" w:name="ref-Creanza_Kolodny_Feldman_2017"/>
-    <w:p>
-      <w:pPr>
-        <w:pStyle w:val="Bibliography"/>
-      </w:pPr>
-      <w:r>
-        <w:t xml:space="preserve">[95]</w:t>
-      </w:r>
-      <w:r>
-        <w:t xml:space="preserve"> </w:t>
-      </w:r>
-      <w:r>
-        <w:t xml:space="preserve">	</w:t>
-      </w:r>
-      <w:r>
-        <w:t xml:space="preserve">Creanza N, Kolodny O, Feldman MW. Greater than the sum of its parts? Modelling population contact and interaction of cultural repertoires. Journal of The Royal Society Interface 2017;14:20170171.</w:t>
-      </w:r>
-      <w:r>
-        <w:t xml:space="preserve"> </w:t>
-      </w:r>
-      <w:hyperlink r:id="rId225">
-        <w:r>
-          <w:rPr>
-            <w:rStyle w:val="Hyperlink"/>
-          </w:rPr>
-          <w:t xml:space="preserve">https://doi.org/10.1098/rsif.2017.0171</w:t>
-        </w:r>
-      </w:hyperlink>
-      <w:r>
-        <w:t xml:space="preserve">.</w:t>
-      </w:r>
-    </w:p>
-    <w:bookmarkEnd w:id="226"/>
-    <w:bookmarkStart w:id="228" w:name="ref-Cullen_1996"/>
-    <w:p>
-      <w:pPr>
-        <w:pStyle w:val="Bibliography"/>
-      </w:pPr>
-      <w:r>
-        <w:t xml:space="preserve">[96]</w:t>
-      </w:r>
-      <w:r>
-        <w:t xml:space="preserve"> </w:t>
-      </w:r>
-      <w:r>
-        <w:t xml:space="preserve">	</w:t>
-      </w:r>
-      <w:r>
-        <w:t xml:space="preserve">Cullen BRS. Cultural virus theory and the eusocial pottery assemblage. In: Maschner HDG, editor. Darwinian archaeologies, Boston, MA: Springer US; 1996, p. 43–59.</w:t>
-      </w:r>
-      <w:r>
-        <w:t xml:space="preserve"> </w:t>
-      </w:r>
-      <w:hyperlink r:id="rId227">
-        <w:r>
-          <w:rPr>
-            <w:rStyle w:val="Hyperlink"/>
-          </w:rPr>
-          <w:t xml:space="preserve">https://doi.org/10.1007/978-1-4757-9945-3_4</w:t>
-        </w:r>
-      </w:hyperlink>
-      <w:r>
-        <w:t xml:space="preserve">.</w:t>
+    <w:bookmarkEnd w:id="227"/>
+    <w:bookmarkStart w:id="228" w:name="ref-Von_Petzinger_2009"/>
+    <w:p>
+      <w:pPr>
+        <w:pStyle w:val="Bibliography"/>
+      </w:pPr>
+      <w:r>
+        <w:t xml:space="preserve">[100]</w:t>
+      </w:r>
+      <w:r>
+        <w:t xml:space="preserve"> </w:t>
+      </w:r>
+      <w:r>
+        <w:t xml:space="preserve">	</w:t>
+      </w:r>
+      <w:r>
+        <w:t xml:space="preserve">Von Petzinger G. Making the abstract concrete: The place of geometric signs in french upper paleolithic parietal art. Master of Arts in Anthropology. University of Victoria, 2009.</w:t>
       </w:r>
     </w:p>
     <w:bookmarkEnd w:id="228"/>
-    <w:bookmarkStart w:id="230" w:name="ref-Hill_Wood_Baggio_Hurtado_Boyd_2014"/>
-    <w:p>
-      <w:pPr>
-        <w:pStyle w:val="Bibliography"/>
-      </w:pPr>
-      <w:r>
-        <w:t xml:space="preserve">[97]</w:t>
-      </w:r>
-      <w:r>
-        <w:t xml:space="preserve"> </w:t>
-      </w:r>
-      <w:r>
-        <w:t xml:space="preserve">	</w:t>
-      </w:r>
-      <w:r>
-        <w:t xml:space="preserve">Hill KR, Wood BM, Baggio J, Hurtado AM, Boyd RT. Hunter-gatherer inter-band interaction rates: Implications for cumulative culture. PLOS ONE 2014;9:1–9.</w:t>
-      </w:r>
-      <w:r>
-        <w:t xml:space="preserve"> </w:t>
-      </w:r>
-      <w:hyperlink r:id="rId229">
-        <w:r>
-          <w:rPr>
-            <w:rStyle w:val="Hyperlink"/>
-          </w:rPr>
-          <w:t xml:space="preserve">https://doi.org/10.1371/journal.pone.0102806</w:t>
-        </w:r>
-      </w:hyperlink>
-      <w:r>
-        <w:t xml:space="preserve">.</w:t>
-      </w:r>
-    </w:p>
+    <w:bookmarkEnd w:id="229"/>
     <w:bookmarkEnd w:id="230"/>
-    <w:bookmarkStart w:id="232" w:name="ref-Derex_Boyd_2016"/>
-    <w:p>
-      <w:pPr>
-        <w:pStyle w:val="Bibliography"/>
-      </w:pPr>
-      <w:r>
-        <w:t xml:space="preserve">[98]</w:t>
-      </w:r>
-      <w:r>
-        <w:t xml:space="preserve"> </w:t>
-      </w:r>
-      <w:r>
-        <w:t xml:space="preserve">	</w:t>
-      </w:r>
-      <w:r>
-        <w:t xml:space="preserve">Derex M, Boyd R. Partial connectivity increases cultural accumulation within groups. Proceedings of the National Academy of Sciences 2016;113:2982–7.</w:t>
-      </w:r>
-      <w:r>
-        <w:t xml:space="preserve"> </w:t>
-      </w:r>
-      <w:hyperlink r:id="rId231">
-        <w:r>
-          <w:rPr>
-            <w:rStyle w:val="Hyperlink"/>
-          </w:rPr>
-          <w:t xml:space="preserve">https://doi.org/10.1073/pnas.1518798113</w:t>
-        </w:r>
-      </w:hyperlink>
-      <w:r>
-        <w:t xml:space="preserve">.</w:t>
-      </w:r>
-    </w:p>
-    <w:bookmarkEnd w:id="232"/>
-    <w:bookmarkStart w:id="234" w:name="ref-Foley_Gamble_2009"/>
-    <w:p>
-      <w:pPr>
-        <w:pStyle w:val="Bibliography"/>
-      </w:pPr>
-      <w:r>
-        <w:t xml:space="preserve">[99]</w:t>
-      </w:r>
-      <w:r>
-        <w:t xml:space="preserve"> </w:t>
-      </w:r>
-      <w:r>
-        <w:t xml:space="preserve">	</w:t>
-      </w:r>
-      <w:r>
-        <w:t xml:space="preserve">Foley R, Gamble C. The ecology of social transitions in human evolution. Philosophical Transactions of the Royal Society B: Biological Sciences 2009;364:3267–79.</w:t>
-      </w:r>
-      <w:r>
-        <w:t xml:space="preserve"> </w:t>
-      </w:r>
-      <w:hyperlink r:id="rId233">
-        <w:r>
-          <w:rPr>
-            <w:rStyle w:val="Hyperlink"/>
-          </w:rPr>
-          <w:t xml:space="preserve">https://doi.org/10.1098/rstb.2009.0136</w:t>
-        </w:r>
-      </w:hyperlink>
-      <w:r>
-        <w:t xml:space="preserve">.</w:t>
-      </w:r>
-    </w:p>
-    <w:bookmarkEnd w:id="234"/>
-    <w:bookmarkStart w:id="236" w:name="ref-Gravel-Miguel_Coward_2023"/>
-    <w:p>
-      <w:pPr>
-        <w:pStyle w:val="Bibliography"/>
-      </w:pPr>
-      <w:r>
-        <w:t xml:space="preserve">[100]</w:t>
-      </w:r>
-      <w:r>
-        <w:t xml:space="preserve"> </w:t>
-      </w:r>
-      <w:r>
-        <w:t xml:space="preserve">	</w:t>
-      </w:r>
-      <w:r>
-        <w:t xml:space="preserve">Gravel-Miguel C, Coward F. Paleolithic social networks and behavioral modernity. The oxford handbook of archaeological network research, Oxford University Press; 2023.</w:t>
-      </w:r>
-      <w:r>
-        <w:t xml:space="preserve"> </w:t>
-      </w:r>
-      <w:hyperlink r:id="rId235">
-        <w:r>
-          <w:rPr>
-            <w:rStyle w:val="Hyperlink"/>
-          </w:rPr>
-          <w:t xml:space="preserve">https://doi.org/10.1093/oxfordhb/9780198854265.013.31</w:t>
-        </w:r>
-      </w:hyperlink>
-      <w:r>
-        <w:t xml:space="preserve">.</w:t>
-      </w:r>
-    </w:p>
-    <w:bookmarkEnd w:id="236"/>
-    <w:bookmarkStart w:id="237" w:name="ref-Von_Petzinger_2009"/>
-    <w:p>
-      <w:pPr>
-        <w:pStyle w:val="Bibliography"/>
-      </w:pPr>
-      <w:r>
-        <w:t xml:space="preserve">[101]</w:t>
-      </w:r>
-      <w:r>
-        <w:t xml:space="preserve"> </w:t>
-      </w:r>
-      <w:r>
-        <w:t xml:space="preserve">	</w:t>
-      </w:r>
-      <w:r>
-        <w:t xml:space="preserve">Von Petzinger G. Making the abstract concrete: The place of geometric signs in french upper paleolithic parietal art. Master of Arts in Anthropology. University of Victoria, 2009.</w:t>
-      </w:r>
-    </w:p>
-    <w:bookmarkEnd w:id="237"/>
-    <w:bookmarkEnd w:id="238"/>
-    <w:bookmarkEnd w:id="239"/>
     <w:sectPr>
       <w:pgSz w:h="15840" w:w="12240"/>
       <w:pgMar w:bottom="1440" w:footer="720" w:gutter="0" w:header="720" w:left="1440" w:right="1440" w:top="1440"/>

--- a/paper/paper.docx
+++ b/paper/paper.docx
@@ -633,7 +633,175 @@
         <w:t xml:space="preserve"> </w:t>
       </w:r>
       <w:r>
-        <w:t xml:space="preserve">….</w:t>
+        <w:t xml:space="preserve">Proto-Aurignacian</w:t>
+      </w:r>
+      <w:r>
+        <w:t xml:space="preserve"> </w:t>
+      </w:r>
+      <w:r>
+        <w:t xml:space="preserve">was</w:t>
+      </w:r>
+      <w:r>
+        <w:t xml:space="preserve"> </w:t>
+      </w:r>
+      <w:r>
+        <w:t xml:space="preserve">characterised</w:t>
+      </w:r>
+      <w:r>
+        <w:t xml:space="preserve"> </w:t>
+      </w:r>
+      <w:r>
+        <w:t xml:space="preserve">by</w:t>
+      </w:r>
+      <w:r>
+        <w:t xml:space="preserve"> </w:t>
+      </w:r>
+      <w:r>
+        <w:t xml:space="preserve">the</w:t>
+      </w:r>
+      <w:r>
+        <w:t xml:space="preserve"> </w:t>
+      </w:r>
+      <w:r>
+        <w:t xml:space="preserve">densest</w:t>
+      </w:r>
+      <w:r>
+        <w:t xml:space="preserve"> </w:t>
+      </w:r>
+      <w:r>
+        <w:t xml:space="preserve">network</w:t>
+      </w:r>
+      <w:r>
+        <w:t xml:space="preserve"> </w:t>
+      </w:r>
+      <w:r>
+        <w:t xml:space="preserve">of</w:t>
+      </w:r>
+      <w:r>
+        <w:t xml:space="preserve"> </w:t>
+      </w:r>
+      <w:r>
+        <w:t xml:space="preserve">social</w:t>
+      </w:r>
+      <w:r>
+        <w:t xml:space="preserve"> </w:t>
+      </w:r>
+      <w:r>
+        <w:t xml:space="preserve">connections,</w:t>
+      </w:r>
+      <w:r>
+        <w:t xml:space="preserve"> </w:t>
+      </w:r>
+      <w:r>
+        <w:t xml:space="preserve">with</w:t>
+      </w:r>
+      <w:r>
+        <w:t xml:space="preserve"> </w:t>
+      </w:r>
+      <w:r>
+        <w:t xml:space="preserve">a</w:t>
+      </w:r>
+      <w:r>
+        <w:t xml:space="preserve"> </w:t>
+      </w:r>
+      <w:r>
+        <w:t xml:space="preserve">hub</w:t>
+      </w:r>
+      <w:r>
+        <w:t xml:space="preserve"> </w:t>
+      </w:r>
+      <w:r>
+        <w:t xml:space="preserve">structure</w:t>
+      </w:r>
+      <w:r>
+        <w:t xml:space="preserve"> </w:t>
+      </w:r>
+      <w:r>
+        <w:t xml:space="preserve">centred</w:t>
+      </w:r>
+      <w:r>
+        <w:t xml:space="preserve"> </w:t>
+      </w:r>
+      <w:r>
+        <w:t xml:space="preserve">on</w:t>
+      </w:r>
+      <w:r>
+        <w:t xml:space="preserve"> </w:t>
+      </w:r>
+      <w:r>
+        <w:t xml:space="preserve">key</w:t>
+      </w:r>
+      <w:r>
+        <w:t xml:space="preserve"> </w:t>
+      </w:r>
+      <w:r>
+        <w:t xml:space="preserve">sites,</w:t>
+      </w:r>
+      <w:r>
+        <w:t xml:space="preserve"> </w:t>
+      </w:r>
+      <w:r>
+        <w:t xml:space="preserve">while</w:t>
+      </w:r>
+      <w:r>
+        <w:t xml:space="preserve"> </w:t>
+      </w:r>
+      <w:r>
+        <w:t xml:space="preserve">subsequent</w:t>
+      </w:r>
+      <w:r>
+        <w:t xml:space="preserve"> </w:t>
+      </w:r>
+      <w:r>
+        <w:t xml:space="preserve">phases</w:t>
+      </w:r>
+      <w:r>
+        <w:t xml:space="preserve"> </w:t>
+      </w:r>
+      <w:r>
+        <w:t xml:space="preserve">show</w:t>
+      </w:r>
+      <w:r>
+        <w:t xml:space="preserve"> </w:t>
+      </w:r>
+      <w:r>
+        <w:t xml:space="preserve">progressively</w:t>
+      </w:r>
+      <w:r>
+        <w:t xml:space="preserve"> </w:t>
+      </w:r>
+      <w:r>
+        <w:t xml:space="preserve">reduced</w:t>
+      </w:r>
+      <w:r>
+        <w:t xml:space="preserve"> </w:t>
+      </w:r>
+      <w:r>
+        <w:t xml:space="preserve">connectivity</w:t>
+      </w:r>
+      <w:r>
+        <w:t xml:space="preserve"> </w:t>
+      </w:r>
+      <w:r>
+        <w:t xml:space="preserve">and</w:t>
+      </w:r>
+      <w:r>
+        <w:t xml:space="preserve"> </w:t>
+      </w:r>
+      <w:r>
+        <w:t xml:space="preserve">more</w:t>
+      </w:r>
+      <w:r>
+        <w:t xml:space="preserve"> </w:t>
+      </w:r>
+      <w:r>
+        <w:t xml:space="preserve">localised</w:t>
+      </w:r>
+      <w:r>
+        <w:t xml:space="preserve"> </w:t>
+      </w:r>
+      <w:r>
+        <w:t xml:space="preserve">interaction.</w:t>
       </w:r>
       <w:r>
         <w:t xml:space="preserve"> </w:t>
@@ -645,7 +813,139 @@
         <w:t xml:space="preserve"> </w:t>
       </w:r>
       <w:r>
-        <w:t xml:space="preserve">…</w:t>
+        <w:t xml:space="preserve">Mantel</w:t>
+      </w:r>
+      <w:r>
+        <w:t xml:space="preserve"> </w:t>
+      </w:r>
+      <w:r>
+        <w:t xml:space="preserve">tests</w:t>
+      </w:r>
+      <w:r>
+        <w:t xml:space="preserve"> </w:t>
+      </w:r>
+      <w:r>
+        <w:t xml:space="preserve">indicate</w:t>
+      </w:r>
+      <w:r>
+        <w:t xml:space="preserve"> </w:t>
+      </w:r>
+      <w:r>
+        <w:t xml:space="preserve">that</w:t>
+      </w:r>
+      <w:r>
+        <w:t xml:space="preserve"> </w:t>
+      </w:r>
+      <w:r>
+        <w:t xml:space="preserve">geographic</w:t>
+      </w:r>
+      <w:r>
+        <w:t xml:space="preserve"> </w:t>
+      </w:r>
+      <w:r>
+        <w:t xml:space="preserve">distance</w:t>
+      </w:r>
+      <w:r>
+        <w:t xml:space="preserve"> </w:t>
+      </w:r>
+      <w:r>
+        <w:t xml:space="preserve">alone</w:t>
+      </w:r>
+      <w:r>
+        <w:t xml:space="preserve"> </w:t>
+      </w:r>
+      <w:r>
+        <w:t xml:space="preserve">does</w:t>
+      </w:r>
+      <w:r>
+        <w:t xml:space="preserve"> </w:t>
+      </w:r>
+      <w:r>
+        <w:t xml:space="preserve">not</w:t>
+      </w:r>
+      <w:r>
+        <w:t xml:space="preserve"> </w:t>
+      </w:r>
+      <w:r>
+        <w:t xml:space="preserve">account</w:t>
+      </w:r>
+      <w:r>
+        <w:t xml:space="preserve"> </w:t>
+      </w:r>
+      <w:r>
+        <w:t xml:space="preserve">for</w:t>
+      </w:r>
+      <w:r>
+        <w:t xml:space="preserve"> </w:t>
+      </w:r>
+      <w:r>
+        <w:t xml:space="preserve">the</w:t>
+      </w:r>
+      <w:r>
+        <w:t xml:space="preserve"> </w:t>
+      </w:r>
+      <w:r>
+        <w:t xml:space="preserve">observed</w:t>
+      </w:r>
+      <w:r>
+        <w:t xml:space="preserve"> </w:t>
+      </w:r>
+      <w:r>
+        <w:t xml:space="preserve">patterns,</w:t>
+      </w:r>
+      <w:r>
+        <w:t xml:space="preserve"> </w:t>
+      </w:r>
+      <w:r>
+        <w:t xml:space="preserve">suggesting</w:t>
+      </w:r>
+      <w:r>
+        <w:t xml:space="preserve"> </w:t>
+      </w:r>
+      <w:r>
+        <w:t xml:space="preserve">social</w:t>
+      </w:r>
+      <w:r>
+        <w:t xml:space="preserve"> </w:t>
+      </w:r>
+      <w:r>
+        <w:t xml:space="preserve">processes</w:t>
+      </w:r>
+      <w:r>
+        <w:t xml:space="preserve"> </w:t>
+      </w:r>
+      <w:r>
+        <w:t xml:space="preserve">beyond</w:t>
+      </w:r>
+      <w:r>
+        <w:t xml:space="preserve"> </w:t>
+      </w:r>
+      <w:r>
+        <w:t xml:space="preserve">spatial</w:t>
+      </w:r>
+      <w:r>
+        <w:t xml:space="preserve"> </w:t>
+      </w:r>
+      <w:r>
+        <w:t xml:space="preserve">proximity</w:t>
+      </w:r>
+      <w:r>
+        <w:t xml:space="preserve"> </w:t>
+      </w:r>
+      <w:r>
+        <w:t xml:space="preserve">shaped</w:t>
+      </w:r>
+      <w:r>
+        <w:t xml:space="preserve"> </w:t>
+      </w:r>
+      <w:r>
+        <w:t xml:space="preserve">sign</w:t>
+      </w:r>
+      <w:r>
+        <w:t xml:space="preserve"> </w:t>
+      </w:r>
+      <w:r>
+        <w:t xml:space="preserve">distribution.</w:t>
       </w:r>
       <w:r>
         <w:t xml:space="preserve"> </w:t>
@@ -950,7 +1250,7 @@
         <w:t xml:space="preserve">[1]</w:t>
       </w:r>
       <w:r>
-        <w:t xml:space="preserve">. Archaeologists have frequently used ancient art, the abundance of which is distinctive quality of the period, as a proxy for cultural difference in order to understand the shifting patterns of social organization and diversity of the Upper Palaeolithic</w:t>
+        <w:t xml:space="preserve">. Archaeologists have frequently used ancient art, the abundance of which is a distinctive quality of the period, as a proxy for cultural difference in order to understand the shifting patterns of social organization and diversity of the Upper Palaeolithic</w:t>
       </w:r>
       <w:r>
         <w:t xml:space="preserve"> </w:t>
@@ -959,7 +1259,7 @@
         <w:t xml:space="preserve">[2–7]</w:t>
       </w:r>
       <w:r>
-        <w:t xml:space="preserve">. The Aurignacian technocomplex (ca. 43 - 30 k BP) is often linked to the dispersal of</w:t>
+        <w:t xml:space="preserve">. The Aurignacian technocomplex (ca. 43 - 30 ka BP) is often linked to the dispersal of</w:t>
       </w:r>
       <w:r>
         <w:t xml:space="preserve"> </w:t>
@@ -1089,7 +1389,7 @@
         <w:t xml:space="preserve"> </w:t>
       </w:r>
       <w:r>
-        <w:t xml:space="preserve">drew on case studies of geometric signs as identity markers, including South African engraved ostrich shells from 60 k BP, maker’s marks on Gallo-Roman pottery, and 19th century French craft guild members’ personal marks. Using these case studies as analogies,</w:t>
+        <w:t xml:space="preserve">drew on case studies of geometric signs as identity markers, including South African engraved ostrich shells from 60 ka BP, maker’s marks on Gallo-Roman pottery, and 19th century French craft guild members’ personal marks. Using these case studies as analogies,</w:t>
       </w:r>
       <w:r>
         <w:t xml:space="preserve"> </w:t>
@@ -1143,7 +1443,7 @@
         <w:pStyle w:val="FirstParagraph"/>
       </w:pPr>
       <w:r>
-        <w:t xml:space="preserve">The Aurignacian period (~43-30 k BP) is largely characterized by material culture indicators such as carinated scrapers, blades and bladelets, and split-based bone and ivory tools</w:t>
+        <w:t xml:space="preserve">The Aurignacian period (~43-30 ka BP) is largely characterized by material culture indicators such as carinated scrapers, blades and bladelets, and split-based bone and ivory tools</w:t>
       </w:r>
       <w:r>
         <w:t xml:space="preserve"> </w:t>
@@ -1209,7 +1509,7 @@
         <w:t xml:space="preserve"> </w:t>
       </w:r>
       <w:r>
-        <w:t xml:space="preserve">divided the Aurignacian into two main phases, Aur-P1 (Proto/Early, 43–37 k BP), and Aur-P2 (Evolved/Late, 37-32 k BP), noting that the technological and chronological differences between the Proto and Early Aurignacian are difficult to distinguish</w:t>
+        <w:t xml:space="preserve">divided the Aurignacian into two main phases, Aur-P1 (Proto/Early, 43–37 ka BP), and Aur-P2 (Evolved/Late, 37-32 ka BP), noting that the technological and chronological differences between the Proto and Early Aurignacian are difficult to distinguish</w:t>
       </w:r>
       <w:r>
         <w:t xml:space="preserve"> </w:t>
@@ -1230,7 +1530,7 @@
         <w:t xml:space="preserve"> </w:t>
       </w:r>
       <w:r>
-        <w:t xml:space="preserve">used Bayesian modeling methods to estimate the timing of the transition between the Proto and Early Aurignacian, placing the Proto-Aurignacian at 41.5 - 39.9 k BP, and the early Aurignacian at 39.8 - 37.8 k BP. They found that the Proto-Aurignacian occurs during the Greenland Interstadials (GI) 9 and 10, periods of climatic amelioration, while the Early Aurignacian began with the Henrich Stadial, which is characterized by dry and arid conditions, and ends with GI 8. The chronological and technological distinctness of the Proto and Early Aurignacian has been questioned, with some analyses suggesting they may represent coexisting facies rather than successive phases</w:t>
+        <w:t xml:space="preserve">used Bayesian modeling methods to estimate the timing of the transition between the Proto and Early Aurignacian, placing the Proto-Aurignacian at 41.5 - 39.9 ka BP, and the early Aurignacian at 39.8 - 37.8 ka BP. They found that the Proto-Aurignacian occurs during the Greenland Interstadials (GI) 9 and 10, periods of climatic amelioration, while the Early Aurignacian began with the Henrich Stadial, which is characterized by dry and arid conditions, and ends with GI 8. The chronological and technological distinctness of the Proto and Early Aurignacian has been questioned, with some analyses suggesting they may represent coexisting facies rather than successive phases</w:t>
       </w:r>
       <w:r>
         <w:t xml:space="preserve"> </w:t>
@@ -1279,7 +1579,7 @@
         <w:t xml:space="preserve">[18]</w:t>
       </w:r>
       <w:r>
-        <w:t xml:space="preserve">; four-phase: Evolved/Late split). Phase assignments follow published site attributions, translated from legacy Périgord terminology where necessary.</w:t>
+        <w:t xml:space="preserve">; four-phase: Evolved/Late split; Supplement S4), including boundary-shift analyses that perturb the Proto/Early and Early/Evolved thresholds by ±500 and ±1000 years (Supplement S5.5). Phase assignments follow published site attributions, translated from legacy Périgord terminology where necessary.</w:t>
       </w:r>
     </w:p>
     <w:tbl>
@@ -1814,7 +2114,7 @@
         <w:t xml:space="preserve"> </w:t>
       </w:r>
       <w:r>
-        <w:t xml:space="preserve">[27,28]</w:t>
+        <w:t xml:space="preserve">[27]</w:t>
       </w:r>
       <w:r>
         <w:t xml:space="preserve">. This relationship can be investigated using the isolation-by-distance framework, which proposes that cultural difference can be primarily explained by geographic distance</w:t>
@@ -1826,7 +2126,7 @@
         <w:t xml:space="preserve">[24]</w:t>
       </w:r>
       <w:r>
-        <w:t xml:space="preserve">. To confirm that the distribution of sign types is influenced by cultural factors rather than geographic distance, we calculated the correlation between sign type distribution and geographic distance for each phase. We used Mantel tests with a geographic distance matrix and a Jaccard dissimilarity matrix, with the results shown in</w:t>
+        <w:t xml:space="preserve">. To assess whether the distribution of sign types is primarily structured by geographic distance, we calculated the correlation between sign type distribution and geographic distance for each phase. We used Mantel tests with a geographic distance matrix and a Jaccard dissimilarity matrix, with the results shown in</w:t>
       </w:r>
       <w:r>
         <w:t xml:space="preserve"> </w:t>
@@ -1840,7 +2140,7 @@
         </w:r>
       </w:hyperlink>
       <w:r>
-        <w:t xml:space="preserve">. None of the phases have a statistically significant correlation between sign type distribution and geographical distance, so isolation by distance may play a role that may warrant further investigation with larger samples, but does not fully explain the variance.</w:t>
+        <w:t xml:space="preserve">. None of the phases have a statistically significant correlation between sign type distribution and geographical distance, suggesting that isolation by distance alone does not fully account for the observed patterns, although this null result should be interpreted cautiously given the small sample sizes (Supplement S5.8). We further verify these results using geodesic distances in kilometres rather than flat-coordinate Euclidean distances (Supplement S3).</w:t>
       </w:r>
     </w:p>
     <w:tbl>
@@ -2075,10 +2375,39 @@
         <w:t xml:space="preserve"> </w:t>
       </w:r>
       <w:r>
+        <w:t xml:space="preserve">[28]</w:t>
+      </w:r>
+      <w:r>
+        <w:t xml:space="preserve">. We used the Brower-Kile</w:t>
+      </w:r>
+      <w:r>
+        <w:t xml:space="preserve"> </w:t>
+      </w:r>
+      <w:r>
         <w:t xml:space="preserve">[29]</w:t>
       </w:r>
       <w:r>
-        <w:t xml:space="preserve">. We used the Brower-Kile</w:t>
+        <w:t xml:space="preserve"> </w:t>
+      </w:r>
+      <w:r>
+        <w:t xml:space="preserve">seriation algorithm from the seriation package</w:t>
+      </w:r>
+      <w:r>
+        <w:t xml:space="preserve"> </w:t>
+      </w:r>
+      <w:r>
+        <w:t xml:space="preserve">[28]</w:t>
+      </w:r>
+      <w:r>
+        <w:t xml:space="preserve">, in which a unidimensional sequence is generated by reordering the rows and columns to group the presences along the diagonal.</w:t>
+      </w:r>
+    </w:p>
+    <w:p>
+      <w:pPr>
+        <w:pStyle w:val="BodyText"/>
+      </w:pPr>
+      <w:r>
+        <w:t xml:space="preserve">To investigate connectivity among clusters of sites in the seriation solution, we used network analysis to represent and quantify the relationship between sites</w:t>
       </w:r>
       <w:r>
         <w:t xml:space="preserve"> </w:t>
@@ -2087,27 +2416,7 @@
         <w:t xml:space="preserve">[30]</w:t>
       </w:r>
       <w:r>
-        <w:t xml:space="preserve"> </w:t>
-      </w:r>
-      <w:r>
-        <w:t xml:space="preserve">seriation algorithm from the seriation package</w:t>
-      </w:r>
-      <w:r>
-        <w:t xml:space="preserve"> </w:t>
-      </w:r>
-      <w:r>
-        <w:t xml:space="preserve">[29]</w:t>
-      </w:r>
-      <w:r>
-        <w:t xml:space="preserve">, in which a unidimensional sequence is generated by reordering the rows and columns to group the presences along the diagonal.</w:t>
-      </w:r>
-    </w:p>
-    <w:p>
-      <w:pPr>
-        <w:pStyle w:val="BodyText"/>
-      </w:pPr>
-      <w:r>
-        <w:t xml:space="preserve">To investigate connectivity among clusters of sites in the seriation solution, we used network analysis to represent and quantify the relationship between sites</w:t>
+        <w:t xml:space="preserve">. Each node is a site, and each edge is a measure of sign type distribution similarity, each edge weight is the Jaccard similarity (1 − Jaccard dissimilarity). To avoid cluttering the graph, all edges below the value of 0.2 were removed: an edge is only drawn if two sites share ≥ 20% Jaccard similarity i.e., the intersection of their sign types is at least 20% of their union. We justify this threshold and demonstrate its robustness through sensitivity analyses at alternative thresholds (0.1 and 0.3), alternative similarity metrics (Sørensen-Dice, Simpson), a continuous threshold sweep from 0.05 to 0.50, and quantitative edge-set and adjacency-matrix agreement metrics across thresholds (Supplement S1, S2, S5.2, S5.6). Results were plotted with the Fruchterman-Reingold layout</w:t>
       </w:r>
       <w:r>
         <w:t xml:space="preserve"> </w:t>
@@ -2116,7 +2425,16 @@
         <w:t xml:space="preserve">[31]</w:t>
       </w:r>
       <w:r>
-        <w:t xml:space="preserve">. Each node is a site, and each edge is a measure of sign type distribution similarity, each edge weight is the Jaccard similarity (1 − Jaccard dissimilarity). To avoid cluttering the graph, all edges below the value of 0.2 were removed: an edge is only drawn if two sites share ≥ 20% Jaccard similarity i.e., the intersection of their sign types is at least 20% of their union. Results were plotted with the Fruchterman-Reingold layout</w:t>
+        <w:t xml:space="preserve">, a force-directed graph layout for uniform edge lengths, and network analysis was performed using the vegan</w:t>
+      </w:r>
+      <w:r>
+        <w:t xml:space="preserve"> </w:t>
+      </w:r>
+      <w:r>
+        <w:t xml:space="preserve">[26]</w:t>
+      </w:r>
+      <w:r>
+        <w:t xml:space="preserve">, statnet</w:t>
       </w:r>
       <w:r>
         <w:t xml:space="preserve"> </w:t>
@@ -2125,34 +2443,16 @@
         <w:t xml:space="preserve">[32]</w:t>
       </w:r>
       <w:r>
-        <w:t xml:space="preserve">, a force-directed graph layout for uniform edge lengths, and network analysis was performed using the vegan</w:t>
-      </w:r>
-      <w:r>
-        <w:t xml:space="preserve"> </w:t>
-      </w:r>
-      <w:r>
-        <w:t xml:space="preserve">[26]</w:t>
-      </w:r>
-      <w:r>
-        <w:t xml:space="preserve">, statnet</w:t>
+        <w:t xml:space="preserve"> </w:t>
+      </w:r>
+      <w:r>
+        <w:t xml:space="preserve">and igraph</w:t>
       </w:r>
       <w:r>
         <w:t xml:space="preserve"> </w:t>
       </w:r>
       <w:r>
         <w:t xml:space="preserve">[33]</w:t>
-      </w:r>
-      <w:r>
-        <w:t xml:space="preserve"> </w:t>
-      </w:r>
-      <w:r>
-        <w:t xml:space="preserve">and igraph</w:t>
-      </w:r>
-      <w:r>
-        <w:t xml:space="preserve"> </w:t>
-      </w:r>
-      <w:r>
-        <w:t xml:space="preserve">[34]</w:t>
       </w:r>
       <w:r>
         <w:t xml:space="preserve"> </w:t>
@@ -2182,7 +2482,7 @@
         <w:t xml:space="preserve"> </w:t>
       </w:r>
       <w:r>
-        <w:t xml:space="preserve">[35,36]</w:t>
+        <w:t xml:space="preserve">[34,35]</w:t>
       </w:r>
       <w:r>
         <w:t xml:space="preserve">. The results are expressed by an R</w:t>
@@ -2215,13 +2515,13 @@
         <w:t xml:space="preserve"> </w:t>
       </w:r>
       <w:r>
-        <w:t xml:space="preserve">[34]</w:t>
-      </w:r>
-      <w:r>
-        <w:t xml:space="preserve"> </w:t>
-      </w:r>
-      <w:r>
-        <w:t xml:space="preserve">packages.</w:t>
+        <w:t xml:space="preserve">[33]</w:t>
+      </w:r>
+      <w:r>
+        <w:t xml:space="preserve"> </w:t>
+      </w:r>
+      <w:r>
+        <w:t xml:space="preserve">packages. Because the restricted/broad group assignments were derived from visual inspection of the seriation results using the same sign data tested here, we validate these assignments against data-driven Louvain community detection and report the comparison in Supplement S5. We further test the robustness of the partition with bootstrap consensus clustering of sites and with stochastic block models, which select the number of groups model-independently and assign posterior membership probabilities to each site (Supplement S6).</w:t>
       </w:r>
     </w:p>
     <w:bookmarkEnd w:id="31"/>
@@ -2317,7 +2617,7 @@
               <w:pStyle w:val="ImageCaption"/>
             </w:pPr>
             <w:r>
-              <w:t xml:space="preserve">Figure 2: Seriation reveals recurrent group structure across Upper Paleolithic phases. Presence–absence matrices of geometric sign types reordered using Brower-Kile seriation algorithm for (A) Proto-Aurignacian, (B) Early Aurignacian, and (C) Evolved Aurignacian phases. Rows represent sites and columns represent sign types. Blocks of co-occurring signs indicate culturally coherent groupings. Despite chronological turnover in specific sign types, two broad classes of assemblages—restricted-range and broad-range—recur across all phases, suggesting persistent structuring in symbolic signaling practices. Restricted group is in yellow, broader group is in blue.</w:t>
+              <w:t xml:space="preserve">Figure 2: Seriation reveals recurrent group structure across Upper Palaeolithic phases. Presence–absence matrices of geometric sign types reordered using Brower-Kile seriation algorithm for (A) Proto-Aurignacian, (B) Early Aurignacian, and (C) Evolved Aurignacian phases. Rows represent sites and columns represent sign types. Blocks of co-occurring signs indicate culturally coherent groupings. Despite chronological turnover in specific sign types, two broad classes of assemblages—restricted-range and broad-range—recur across all phases, suggesting persistent structuring in symbolic signaling practices. Restricted group is in yellow, broader group is in blue.</w:t>
             </w:r>
           </w:p>
           <w:bookmarkEnd w:id="36"/>
@@ -2329,7 +2629,7 @@
         <w:pStyle w:val="BodyText"/>
       </w:pPr>
       <w:r>
-        <w:t xml:space="preserve">For each of the phases, our seriation analysis identifies two groups. One group has a restricted range of sign types (1-3 types), which tend to be visually simpler signs. A second group has a broader range (up to 14 types), which include more complex signs. Simpler signs composed of fewer components, like line and notch, are the most prevalent across all time periods. The number of sites in the restricted range group is less than the number of sites in the broader range group in the Early Aurignacian, while in the Proto- and Evolved Aurignacian the restricted range group is slightly larger.</w:t>
+        <w:t xml:space="preserve">For each of the phases, our seriation analysis identifies two groups. One group has a restricted range of sign types (1-3 types), which tend to be visually simpler signs. A second group has a broader range (up to 14 types), which include more complex signs. Simpler signs composed of fewer components, like line and notch, are the most prevalent across all time periods. The number of sites in the restricted range group is less than the number of sites in the broader range group in the Early Aurignacian, while in the Proto- and Evolved Aurignacian the restricted range group is slightly larger. Bootstrap resampling of sites confirms that this two-group structure is stable to sampling variation, and stochastic block models independently select two blocks for the Early and Evolved Aurignacian and three for the Proto-Aurignacian, reproducing the manual restricted/broad split to differing degrees across phases; per-site robustness is quantified in Supplement S6.</w:t>
       </w:r>
     </w:p>
     <w:p>
@@ -2353,7 +2653,7 @@
         <w:pStyle w:val="BodyText"/>
       </w:pPr>
       <w:r>
-        <w:t xml:space="preserve">Finally, in the Evolved Aurignacian, we see slightly more consistent groups, again with new sites with no overlap with the Early Aurignacian sites, except for Hohle Fels, which also appears in the Transitional phase. Vogelherd also reappears, having appeared earlier in the Proto-Aurignacian. The restricted range group consists of Les Rois, Gargas, La Viña, Sirgenstein Cave, and Vindija Cave, with the line, notch, and obline signs. The broader range group consists of Trou Magrite, Bockstein-Törle, Vogelherd, and Hohle Fels. Along with line, notch, and obline, the hatching, and oblique notch (obnotch) signs are also frequently found in the broader range group. While these seriation results hint at a two-member group structure, network analysis allows us to evaluate how these groups may have been socially connected.</w:t>
+        <w:t xml:space="preserve">Finally, in the Evolved Aurignacian, we see slightly more consistent groups, again with new sites with no overlap with the Early Aurignacian sites, except for Hohle Fels, which also appears in the Proto-Aurignacian. Vogelherd also reappears, having appeared earlier in the Proto-Aurignacian. The restricted range group consists of Les Rois, Gargas, La Viña, Sirgenstein Cave, and Vindija Cave, with the line, notch, and obline signs. The broader range group consists of Trou Magrite, Bockstein-Törle, Vogelherd, and Hohle Fels. Along with line, notch, and obline, the hatching, and oblique notch (obnotch) signs are also frequently found in the broader range group. While these seriation results hint at a two-member group structure, network analysis allows us to evaluate how these groups may have been socially connected.</w:t>
       </w:r>
     </w:p>
     <w:tbl>
@@ -2429,7 +2729,7 @@
               <w:pStyle w:val="ImageCaption"/>
             </w:pPr>
             <w:r>
-              <w:t xml:space="preserve">Figure 3: Networks depicting cultural similarity among sites for each phase based on Jaccard dissimilarity of geometric sign presence/absence. Nodes represent sites and edges connect pairs with similarity ≥0.2. Node size reflects degree centrality, and edge thickness corresponds to similarity strength. The Early Aurignacian network shows the highest overall connectivity, whereas the Transitional phase exhibits weaker and more fragmented connections. These networks illustrate phase-specific differences in the intensity and configuration of inter-site cultural links.</w:t>
+              <w:t xml:space="preserve">Figure 3: Networks depicting cultural similarity among sites for each phase based on Jaccard dissimilarity of geometric sign presence/absence. Nodes represent sites and edges connect pairs with similarity ≥0.2. Node size reflects degree centrality, and edge thickness corresponds to similarity strength. The Early Aurignacian network shows the highest overall connectivity, whereas the Evolved phase exhibits weaker and more fragmented connections. These networks illustrate phase-specific differences in the intensity and configuration of inter-site cultural links.</w:t>
             </w:r>
           </w:p>
           <w:bookmarkEnd w:id="40"/>
@@ -2535,7 +2835,7 @@
         </w:r>
       </w:hyperlink>
       <w:r>
-        <w:t xml:space="preserve">, and provide additional insights into the evolution of connectivity between groups. In the Proto-Aurignacian phase, which here combines the earliest Aurignacian material with the material previously attributed to the Proto-Aurignacian, the network analysis reveals two clearly defined groups. The broader range group consists of Geissenklösterle, Spy, Vogelherd, Grotte du Renne, Hohle Fels, and La Ferrassie, and the restricted range group consists of Abri Pataud, Fumane, Pod Hradem, Hohlenstein-Stadel, Mladeč, Gatzarria, Labeko Koba, and El Castillo. However, it also displays some connectivity between the two groups of sites, with La Ferrassie connected to both Hohlenstein-Stadel and Mladeč, and Grotte du Renne connected to Labeko Koba. Les Cottés stands out with no connections to either group.</w:t>
+        <w:t xml:space="preserve">, and provide additional insights into the evolution of connectivity between groups. In the Proto-Aurignacian phase, which here combines the earliest Aurignacian material with the material previously attributed to the Proto-Aurignacian, the network analysis reveals two clearly defined groups. The broader range group consists of Geissenklösterle, Spy, Vogelherd, Grotte du Renne, Hohle Fels, Les Cottés, and La Ferrassie, and the restricted range group consists of Abri Pataud, Fumane, Pod Hradem, Hohlenstein-Stadel, Mladeč, Gatzarria, Labeko Koba, and El Castillo. However, it also displays some connectivity between the two groups of sites, with La Ferrassie connected to both Hohlenstein-Stadel and Mladeč, and Grotte du Renne connected to Labeko Koba. Les Cottés stands out with no connections to either group.</w:t>
       </w:r>
     </w:p>
     <w:p>
@@ -2551,7 +2851,7 @@
         <w:pStyle w:val="BodyText"/>
       </w:pPr>
       <w:r>
-        <w:t xml:space="preserve">Lastly, the Evolved Aurignacian again shows two main groups, although intra-group connectivity has decreased, with the broad range group consisting of Hohle Fels, Trou Magrite, Vogelherd, and Bockstein-Törle, and the restricted range group consisting of Gargas, La Viña, Sirgenstein Cave, Vindija Cave, and Les Rois. As for the Early Aurignacian, inter-connectivity between groups continues to be evident in the Evolved Aurignacian, with connections between Trou Magrite, Gargas, and Vindija Cave, and Bockstein-Törle and Gargas, however the strength of inter-connectivity is weaker than in the Early Aurignacian.</w:t>
+        <w:t xml:space="preserve">Lastly, the Evolved Aurignacian again shows two main groups, although intra-group connectivity has decreased, with the broad range group consisting of Hohle Fels, Trou Magrite, Vogelherd, and Bockstein-Törle, and the restricted range group consisting of Gargas, La Viña, Sirgenstein Cave, Vindija Cave, and Les Rois. As for the Early Aurignacian, inter-connectivity between groups continues to be evident in the Evolved Aurignacian, with connections between Trou Magrite (broad), Gargas (restricted), and Vindija Cave (restricted), and Bockstein-Törle (broad) and Gargas, however the strength of inter-connectivity is weaker than in the Early Aurignacian.</w:t>
       </w:r>
     </w:p>
     <w:p>
@@ -2570,16 +2870,16 @@
         <w:t xml:space="preserve"> </w:t>
       </w:r>
       <w:r>
-        <w:t xml:space="preserve">shows the results of permutation tests (n = 10^{4}) to assess if the observed statistic is significantly different from a random distribution within each phase. Edge density, as a measure of overall connectedness in a network, does not signficantly differ from random in any phase. Modularity, relating to the restricted/broad two-group split, is 0.3-0.4 in the Proto and Evolved phases, which can be interpreted as moderate community structure</w:t>
-      </w:r>
-      <w:r>
-        <w:t xml:space="preserve"> </w:t>
-      </w:r>
-      <w:r>
-        <w:t xml:space="preserve">[37]</w:t>
-      </w:r>
-      <w:r>
-        <w:t xml:space="preserve">, and is significantly higher than expected from a random distribution of networks. The high mean betweenness for the Proto phase reflects the hub structures centred on La Ferrassie and Mladeč. The Early Aurignacian shows no network statistic outside of its null distribution, indicating that no values are significantly different from what would be expected by chance. Pairwise permutation tests with Benjamini–Hochberg multiple-testing corrections shows no significant differences in network statistics between the three phases</w:t>
+        <w:t xml:space="preserve">shows the results of permutation tests (n = 10^{4}) to assess if the observed statistic is significantly different from a random distribution within each phase. Edge density, as a measure of overall connectedness in a network, does not significantly differ from random in any phase. Modularity, relating to the restricted/broad two-group split, is 0.3-0.4 in the Proto and Evolved phases, which can be interpreted as moderate community structure</w:t>
+      </w:r>
+      <w:r>
+        <w:t xml:space="preserve"> </w:t>
+      </w:r>
+      <w:r>
+        <w:t xml:space="preserve">[36]</w:t>
+      </w:r>
+      <w:r>
+        <w:t xml:space="preserve">, and is significantly higher than expected from a random distribution of networks. However, null-benchmarked modularity tests indicate that these values do not exceed chance expectations when sign assemblages are randomly permuted across phases (Supplement S5.3), and bootstrap confidence intervals show substantial overlap between phases (Supplement S5.7). Furthermore, size-normalised comparisons using Erdős–Rényi random graphs confirm that the Proto and Evolved modularity values are approximately double the size-matched random expectation, while the Early Aurignacian shows a smaller excess (Supplement S5.9). The high mean betweenness for the Proto phase reflects the hub structures centred on La Ferrassie and Mladeč. The Early Aurignacian shows no network statistic outside of its null distribution, indicating that no values are significantly different from what would be expected by chance. Pairwise permutation tests with Benjamini–Hochberg multiple-testing corrections shows no significant differences in network statistics between the three phases</w:t>
       </w:r>
       <w:r>
         <w:t xml:space="preserve"> </w:t>
@@ -2669,7 +2969,7 @@
               <w:pStyle w:val="ImageCaption"/>
             </w:pPr>
             <w:r>
-              <w:t xml:space="preserve">Figure 5: Geographic distribution of cultural groups across the three Aurignacian phases. Sites are colored according to their group membership (Restricted-range or Broader range) as identified by seriation and network analysis. The spatial arrangement shows that sites belonging to the same cultural group are not strictly clustered geographically, supporting the Mantel test results that indicate geographic proximity is not the primary driver of geometric sign similarity.</w:t>
+              <w:t xml:space="preserve">Figure 5: Geographic distribution of cultural groups across the three Aurignacian phases. Sites are colored according to their group membership (Restricted-range or Broader range) as identified by seriation and network analysis. The spatial arrangement shows that sites belonging to the same cultural group are not strictly clustered geographically, consistent with the Mantel test results that did not detect a significant correlation between geographic proximity and geometric sign similarity.</w:t>
             </w:r>
           </w:p>
           <w:bookmarkEnd w:id="48"/>
@@ -3062,7 +3362,7 @@
         <w:t xml:space="preserve"> </w:t>
       </w:r>
       <w:r>
-        <w:t xml:space="preserve">[38–45]</w:t>
+        <w:t xml:space="preserve">[37–44]</w:t>
       </w:r>
       <w:r>
         <w:t xml:space="preserve">. Studies have established how variation in ornamentation and other forms of material culture can be used to communicate information about the numbers and types of social roles and statuses within groups</w:t>
@@ -3071,10 +3371,10 @@
         <w:t xml:space="preserve"> </w:t>
       </w:r>
       <w:r>
-        <w:t xml:space="preserve">[4,45–56]</w:t>
-      </w:r>
-      <w:r>
-        <w:t xml:space="preserve">. Drawing on this work, we interpret the broader/restricted range grouping in the geometric sign data as consistent with variation in social structure: the broader range groups, with a higher variety of signs and more visually complex signs, plausibly indicate communities with a greater variety of formalized social roles, whereas the sites with a restricted range of signs indicate communities with fewer formalized social roles. Because the number of sign types recorded at a site is bounded by the number of objects recovered, we considered whether this divide is an artefact of sampling effort; across sites, object count and sign-type count are strongly correlated (Spearman ρ = 0.86, p &lt; 0.001). Two observations argue against sampling effort being the whole explanation. First, group membership is not solely a function of sign-type richness: low-sampling sites such as Les Cottés (two objects) and Trou al’Wesse (one object) fall within the broad-range group because their sign types are shared with broad-range sites, so composition matters as well as richness. Second, the diversity analysis that controls for sample size (</w:t>
+        <w:t xml:space="preserve">[4,44–55]</w:t>
+      </w:r>
+      <w:r>
+        <w:t xml:space="preserve">. Drawing on this work, we interpret the broader/restricted range grouping in the geometric sign data as consistent with variation in social structure: the broader range groups, with a higher variety of signs and more visually complex signs, plausibly indicate communities with a greater variety of formalized social roles, whereas the sites with a restricted range of signs indicate communities with fewer formalized social roles. Because the number of sign types recorded at a site is bounded by the number of objects recovered, we considered whether this divide is an artefact of sampling effort; across sites, object count and sign-type count are strongly correlated (Spearman ρ = 0.86, p &lt; 0.001). However, node degree within each phase is not correlated with sign-type richness (Supplement S5.4), indicating that the network connectivity patterns are not driven by assemblage size. Two observations argue against sampling effort being the whole explanation. First, group membership is not solely a function of sign-type richness: low-sampling sites such as Les Cottés (two objects) and Trou al’Wesse (one object) fall within the broad-range group because their sign types are shared with broad-range sites, so composition matters as well as richness. Second, the diversity analysis that controls for sample size (</w:t>
       </w:r>
       <w:hyperlink w:anchor="fig-div-plot">
         <w:r>
@@ -3110,7 +3410,7 @@
         <w:t xml:space="preserve"> </w:t>
       </w:r>
       <w:r>
-        <w:t xml:space="preserve">may reflect non-utilitarian mobility among these larger communities. Consistent with this interpretation, our Mantel tests found no significant correlation between sign-type distribution and geographic distance in any phase (</w:t>
+        <w:t xml:space="preserve">may reflect non-utilitarian mobility among these larger communities. Our Mantel tests did not detect a significant correlation between sign-type distribution and geographic distance in any phase (</w:t>
       </w:r>
       <w:hyperlink w:anchor="tbl-mantel-table">
         <w:r>
@@ -3121,7 +3421,16 @@
         </w:r>
       </w:hyperlink>
       <w:r>
-        <w:t xml:space="preserve">), indicating that the observed connectivity cannot be attributed to simple spatial proximity and is better understood in social rather than geographical terms. Previous studies have shown a range of variation in magnitudes and types of mobility among hunter-gatherer groups</w:t>
+        <w:t xml:space="preserve">), although this null result should be interpreted cautiously given the small sample sizes and limited statistical power (Supplement S5.8). If this pattern holds with larger samples, it would suggest that the observed connectivity is not fully attributable to spatial proximity, and may instead reflect social processes such as non-utilitarian mobility. Previous studies have shown a range of variation in magnitudes and types of mobility among hunter-gatherer groups</w:t>
+      </w:r>
+      <w:r>
+        <w:t xml:space="preserve"> </w:t>
+      </w:r>
+      <w:r>
+        <w:t xml:space="preserve">[56]</w:t>
+      </w:r>
+      <w:r>
+        <w:t xml:space="preserve">;</w:t>
       </w:r>
       <w:r>
         <w:t xml:space="preserve"> </w:t>
@@ -3136,17 +3445,7 @@
         <w:t xml:space="preserve"> </w:t>
       </w:r>
       <w:r>
-        <w:t xml:space="preserve">[</w:t>
-      </w:r>
-      <w:r>
-        <w:rPr>
-          <w:bCs/>
-          <w:b/>
-        </w:rPr>
-        <w:t xml:space="preserve">Kelly1983?</w:t>
-      </w:r>
-      <w:r>
-        <w:t xml:space="preserve">]</w:t>
+        <w:t xml:space="preserve">[42]</w:t>
       </w:r>
       <w:r>
         <w:t xml:space="preserve">;</w:t>
@@ -3155,17 +3454,7 @@
         <w:t xml:space="preserve"> </w:t>
       </w:r>
       <w:r>
-        <w:t xml:space="preserve">[</w:t>
-      </w:r>
-      <w:r>
-        <w:rPr>
-          <w:bCs/>
-          <w:b/>
-        </w:rPr>
-        <w:t xml:space="preserve">Johnson2014?</w:t>
-      </w:r>
-      <w:r>
-        <w:t xml:space="preserve">]</w:t>
+        <w:t xml:space="preserve">[58]</w:t>
       </w:r>
       <w:r>
         <w:t xml:space="preserve">;</w:t>
@@ -3174,17 +3463,16 @@
         <w:t xml:space="preserve"> </w:t>
       </w:r>
       <w:r>
-        <w:t xml:space="preserve">[</w:t>
-      </w:r>
-      <w:r>
-        <w:rPr>
-          <w:bCs/>
-          <w:b/>
-        </w:rPr>
-        <w:t xml:space="preserve">Padilla-Iglesias_Bischoff2024?</w:t>
-      </w:r>
-      <w:r>
-        <w:t xml:space="preserve">]</w:t>
+        <w:t xml:space="preserve">[43]</w:t>
+      </w:r>
+      <w:r>
+        <w:t xml:space="preserve">. Non-utilitarian mobility establishes regional social networks which facilitate the spread of information and the survival of hunter-gatherers in uncertain environments</w:t>
+      </w:r>
+      <w:r>
+        <w:t xml:space="preserve"> </w:t>
+      </w:r>
+      <w:r>
+        <w:t xml:space="preserve">[59]</w:t>
       </w:r>
       <w:r>
         <w:t xml:space="preserve">;</w:t>
@@ -3193,36 +3481,7 @@
         <w:t xml:space="preserve"> </w:t>
       </w:r>
       <w:r>
-        <w:t xml:space="preserve">[</w:t>
-      </w:r>
-      <w:r>
-        <w:rPr>
-          <w:bCs/>
-          <w:b/>
-        </w:rPr>
-        <w:t xml:space="preserve">Singh_Glowacki2022?</w:t>
-      </w:r>
-      <w:r>
-        <w:t xml:space="preserve">]</w:t>
-      </w:r>
-      <w:r>
-        <w:t xml:space="preserve">. Non-utilitarian mobility establishes regional social networks which facilitate the spread of information and the survival of hunter-gatherers in uncertain environments</w:t>
-      </w:r>
-      <w:r>
-        <w:t xml:space="preserve"> </w:t>
-      </w:r>
-      <w:r>
-        <w:t xml:space="preserve">[</w:t>
-      </w:r>
-      <w:r>
-        <w:rPr>
-          <w:bCs/>
-          <w:b/>
-        </w:rPr>
-        <w:t xml:space="preserve">Whallon2006?</w:t>
-      </w:r>
-      <w:r>
-        <w:t xml:space="preserve">]</w:t>
+        <w:t xml:space="preserve">[60]</w:t>
       </w:r>
       <w:r>
         <w:t xml:space="preserve">;</w:t>
@@ -3231,17 +3490,7 @@
         <w:t xml:space="preserve"> </w:t>
       </w:r>
       <w:r>
-        <w:t xml:space="preserve">[</w:t>
-      </w:r>
-      <w:r>
-        <w:rPr>
-          <w:bCs/>
-          <w:b/>
-        </w:rPr>
-        <w:t xml:space="preserve">Fitzhugh_Phillips_Gjesfeld2011?</w:t>
-      </w:r>
-      <w:r>
-        <w:t xml:space="preserve">]</w:t>
+        <w:t xml:space="preserve">[61]</w:t>
       </w:r>
       <w:r>
         <w:t xml:space="preserve">;</w:t>
@@ -3250,17 +3499,7 @@
         <w:t xml:space="preserve"> </w:t>
       </w:r>
       <w:r>
-        <w:t xml:space="preserve">[</w:t>
-      </w:r>
-      <w:r>
-        <w:rPr>
-          <w:bCs/>
-          <w:b/>
-        </w:rPr>
-        <w:t xml:space="preserve">Lovis_Donahue2011?</w:t>
-      </w:r>
-      <w:r>
-        <w:t xml:space="preserve">]</w:t>
+        <w:t xml:space="preserve">[62]</w:t>
       </w:r>
       <w:r>
         <w:t xml:space="preserve">;</w:t>
@@ -3269,17 +3508,16 @@
         <w:t xml:space="preserve"> </w:t>
       </w:r>
       <w:r>
-        <w:t xml:space="preserve">[</w:t>
-      </w:r>
-      <w:r>
-        <w:rPr>
-          <w:bCs/>
-          <w:b/>
-        </w:rPr>
-        <w:t xml:space="preserve">Hitchcock_Ebert2011?</w:t>
-      </w:r>
-      <w:r>
-        <w:t xml:space="preserve">]</w:t>
+        <w:t xml:space="preserve">[63]</w:t>
+      </w:r>
+      <w:r>
+        <w:t xml:space="preserve">. The exchange and production of decorative items, such as objects with geometric signs, has been associated with non-utilitarian mobility and recognized as an indicator of social contact</w:t>
+      </w:r>
+      <w:r>
+        <w:t xml:space="preserve"> </w:t>
+      </w:r>
+      <w:r>
+        <w:t xml:space="preserve">[59]</w:t>
       </w:r>
       <w:r>
         <w:t xml:space="preserve">;</w:t>
@@ -3288,16 +3526,7 @@
         <w:t xml:space="preserve"> </w:t>
       </w:r>
       <w:r>
-        <w:t xml:space="preserve">[58]</w:t>
-      </w:r>
-      <w:r>
-        <w:t xml:space="preserve">. The exchange and production of decorative items, such as objects with geometric signs, has been associated with non-utilitarian mobility and recognized as an indicator of social contact</w:t>
-      </w:r>
-      <w:r>
-        <w:t xml:space="preserve"> </w:t>
-      </w:r>
-      <w:r>
-        <w:t xml:space="preserve">[59]</w:t>
+        <w:t xml:space="preserve">[64]</w:t>
       </w:r>
       <w:r>
         <w:t xml:space="preserve">;</w:t>
@@ -3306,17 +3535,7 @@
         <w:t xml:space="preserve"> </w:t>
       </w:r>
       <w:r>
-        <w:t xml:space="preserve">[</w:t>
-      </w:r>
-      <w:r>
-        <w:rPr>
-          <w:bCs/>
-          <w:b/>
-        </w:rPr>
-        <w:t xml:space="preserve">Kelly2024?</w:t>
-      </w:r>
-      <w:r>
-        <w:t xml:space="preserve">]</w:t>
+        <w:t xml:space="preserve">[65]</w:t>
       </w:r>
       <w:r>
         <w:t xml:space="preserve">;</w:t>
@@ -3325,17 +3544,7 @@
         <w:t xml:space="preserve"> </w:t>
       </w:r>
       <w:r>
-        <w:t xml:space="preserve">[</w:t>
-      </w:r>
-      <w:r>
-        <w:rPr>
-          <w:bCs/>
-          <w:b/>
-        </w:rPr>
-        <w:t xml:space="preserve">Kinahan2013?</w:t>
-      </w:r>
-      <w:r>
-        <w:t xml:space="preserve">]</w:t>
+        <w:t xml:space="preserve">[66]</w:t>
       </w:r>
       <w:r>
         <w:t xml:space="preserve">;</w:t>
@@ -3344,36 +3553,7 @@
         <w:t xml:space="preserve"> </w:t>
       </w:r>
       <w:r>
-        <w:t xml:space="preserve">[</w:t>
-      </w:r>
-      <w:r>
-        <w:rPr>
-          <w:bCs/>
-          <w:b/>
-        </w:rPr>
-        <w:t xml:space="preserve">Newlander2012?</w:t>
-      </w:r>
-      <w:r>
-        <w:t xml:space="preserve">]</w:t>
-      </w:r>
-      <w:r>
-        <w:t xml:space="preserve">;</w:t>
-      </w:r>
-      <w:r>
-        <w:t xml:space="preserve"> </w:t>
-      </w:r>
-      <w:r>
-        <w:t xml:space="preserve">[</w:t>
-      </w:r>
-      <w:r>
-        <w:rPr>
-          <w:bCs/>
-          <w:b/>
-        </w:rPr>
-        <w:t xml:space="preserve">Iizuka_Ferguson_Izuho2022?</w:t>
-      </w:r>
-      <w:r>
-        <w:t xml:space="preserve">]</w:t>
+        <w:t xml:space="preserve">[67]</w:t>
       </w:r>
       <w:r>
         <w:t xml:space="preserve">. We stress, however, that connectivity in shared sign types cannot by itself establish the direction or mechanism of contact, which our data do not measure directly.</w:t>
@@ -3390,7 +3570,7 @@
         <w:t xml:space="preserve"> </w:t>
       </w:r>
       <w:r>
-        <w:t xml:space="preserve">[60]</w:t>
+        <w:t xml:space="preserve">[68]</w:t>
       </w:r>
       <w:r>
         <w:t xml:space="preserve">. Aggregation sites are the places where those group fragments or individuals congregate. In the archaeological literature, aggregation sites are often associated with high degrees of social connectivity and identified by indicators including proximity to certain environmental resources and a more diverse artifact assemblage</w:t>
@@ -3399,7 +3579,7 @@
         <w:t xml:space="preserve"> </w:t>
       </w:r>
       <w:r>
-        <w:t xml:space="preserve">[60]</w:t>
+        <w:t xml:space="preserve">[68]</w:t>
       </w:r>
       <w:r>
         <w:t xml:space="preserve">, including, in some cases, decorative objects</w:t>
@@ -3408,7 +3588,7 @@
         <w:t xml:space="preserve"> </w:t>
       </w:r>
       <w:r>
-        <w:t xml:space="preserve">[61]</w:t>
+        <w:t xml:space="preserve">[64]</w:t>
       </w:r>
       <w:r>
         <w:t xml:space="preserve">; of these indicators, only assemblage diversity is testable in our data, which we evaluate below. Notably, our results complicate the association between aggregation and high connectivity: the sites we identify as aggregation candidates on the basis of elevated sign diversity are, with one exception, not the highly connected hubs in</w:t>
@@ -3431,47 +3611,7 @@
         <w:t xml:space="preserve"> </w:t>
       </w:r>
       <w:r>
-        <w:t xml:space="preserve">[2,62–64,</w:t>
-      </w:r>
-      <w:r>
-        <w:rPr>
-          <w:bCs/>
-          <w:b/>
-        </w:rPr>
-        <w:t xml:space="preserve">Maher_Conkey2019?</w:t>
-      </w:r>
-      <w:r>
-        <w:t xml:space="preserve">,</w:t>
-      </w:r>
-      <w:r>
-        <w:rPr>
-          <w:bCs/>
-          <w:b/>
-        </w:rPr>
-        <w:t xml:space="preserve">Bourdier2013?</w:t>
-      </w:r>
-      <w:r>
-        <w:t xml:space="preserve">,</w:t>
-      </w:r>
-      <w:r>
-        <w:rPr>
-          <w:bCs/>
-          <w:b/>
-        </w:rPr>
-        <w:t xml:space="preserve">Svoboda2013?</w:t>
-      </w:r>
-      <w:r>
-        <w:t xml:space="preserve">,</w:t>
-      </w:r>
-      <w:r>
-        <w:rPr>
-          <w:bCs/>
-          <w:b/>
-        </w:rPr>
-        <w:t xml:space="preserve">Soffer_Adovasio_Enloe_Audouze_Zubrow2010?</w:t>
-      </w:r>
-      <w:r>
-        <w:t xml:space="preserve">]</w:t>
+        <w:t xml:space="preserve">[2,69–75]</w:t>
       </w:r>
       <w:r>
         <w:t xml:space="preserve">.</w:t>
@@ -3505,7 +3645,7 @@
         <w:t xml:space="preserve"> </w:t>
       </w:r>
       <w:r>
-        <w:t xml:space="preserve">[65,66]</w:t>
+        <w:t xml:space="preserve">[76,77]</w:t>
       </w:r>
       <w:r>
         <w:t xml:space="preserve">. The sign-type pool — the number of distinct geometric signs recovered in each phase — was 24 in the Proto-Aurignacian, 18 in the Early Aurignacian, and 19 in the Evolved Aurignacian, indicating that the total repertoire contracted between the Proto and Early phases before stabilising.</w:t>
@@ -3516,7 +3656,7 @@
         <w:pStyle w:val="BodyText"/>
       </w:pPr>
       <w:r>
-        <w:t xml:space="preserve">When each site’s observed diversity is compared with the expectation for its sample size, 5 of 15 Proto-Aurignacian sites, 4 of 9 Early Aurignacian sites, and 3 of 9 Evolved Aurignacian sites exceed their expected diversity. Notably, most of these sites are not shown as having connections between groups in</w:t>
+        <w:t xml:space="preserve">When each site’s observed diversity is compared with the expectation for its sample size, 5 of 15 Proto-Aurignacian sites, 4 of 9 Early Aurignacian sites, and 3 of 9 Evolved Aurignacian sites exceed their expected diversity (the mean simulated diversity for the equivalent count of sign types). Notably, most of these sites are not shown as having connections between groups in</w:t>
       </w:r>
       <w:r>
         <w:t xml:space="preserve"> </w:t>
@@ -3558,7 +3698,7 @@
         </w:r>
       </w:hyperlink>
       <w:r>
-        <w:t xml:space="preserve">). Supporting this decoupling, diversity excess (as an indicator of aggregation candidates) showed no significant correlation with network metrics indicating network hubs (degree: ρ = -0.44, p = 0.0095267, betweenness: ρ = -0.31, p = 0.0836175). Object count was similarly unrelated to centrality (degree: ρ = 0.32, p = 0.0722216), suggesting that hubs are not just well-sampled sites. The elevated diversity identifying aggregation candidates does not cluster in the broad-range group (Wilcoxon W = 77.5, p = 0.0340447), confirming it captures a distinct phenomenon from the restricted/broad grouping.</w:t>
+        <w:t xml:space="preserve">). Supporting this distinction, diversity excess (as an indicator of aggregation candidates) showed a significant negative correlation with network degree (ρ = -0.44, p = 0.0095267), indicating that aggregation candidates are less connected rather than merely decoupled from network hubs. The correlation with betweenness was not significant (ρ = -0.31, p = 0.0836175). Object count was unrelated to centrality (degree: ρ = 0.32, p = 0.0722216), suggesting that hubs are not simply well-sampled sites. The elevated diversity identifying aggregation candidates differs significantly between the restricted and broad-range groups (Wilcoxon W = 77.5, p = 0.0340447), confirming that this metric captures variation relevant to the restricted/broad grouping.</w:t>
       </w:r>
     </w:p>
     <w:tbl>
@@ -3634,7 +3774,7 @@
               <w:pStyle w:val="ImageCaption"/>
             </w:pPr>
             <w:r>
-              <w:t xml:space="preserve">Figure 6: Aggregation sites identified by elevated sign diversity. Observed geometric sign diversity at each site compared with expectations derived from randomized assemblages controlling for sample size. The blue expectation curve is the mean diversity index per sample size. The red lines enclose a band that is the 95% confidence interval. Sites above the blue expectation curve are interpreted as aggregation sites, reflecting unusually diverse sign repertoires relative to regional norms. These sites differ from highly connected network hubs, suggesting a decoupling between aggregation contexts and long-distance cultural connectivity.</w:t>
+              <w:t xml:space="preserve">Figure 6: Aggregation sites identified by elevated sign diversity. Observed geometric sign diversity at each site compared with expectations derived from randomized assemblages controlling for sample size. The blue expectation curve is the mean diversity index per sample size. The red lines enclose a band that is the 95% confidence interval. Sites above the blue expectation curve may be interpreted as aggregation sites, reflecting unusually diverse sign repertoires relative to regional norms.</w:t>
             </w:r>
           </w:p>
           <w:bookmarkEnd w:id="56"/>
@@ -3642,13 +3782,13 @@
       </w:tr>
     </w:tbl>
     <w:bookmarkEnd w:id="57"/>
-    <w:bookmarkStart w:id="58" w:name="X5a03299457332875c79208c6b3568a0eb59688c"/>
+    <w:bookmarkStart w:id="58" w:name="Xebf6942352f41a988f05700517178ca340da310"/>
     <w:p>
       <w:pPr>
         <w:pStyle w:val="Heading2"/>
       </w:pPr>
       <w:r>
-        <w:t xml:space="preserve">Social Organization Dynamics Throughout the Aurignacian</w:t>
+        <w:t xml:space="preserve">Interpreting Network Patterns: Population, Transmission, and Social Structure</w:t>
       </w:r>
     </w:p>
     <w:p>
@@ -3678,25 +3818,82 @@
         <w:pStyle w:val="BodyText"/>
       </w:pPr>
       <w:r>
-        <w:t xml:space="preserve">These results are consistent with previous work on the environmental and population change during these phases. From 45 - 43.25 k BP, the population density in Europe was extremely low, due to the unfavorable environmental conditions of Greenland Stadial 12 (44 k BP) and the slow westward expansion of early modern humans</w:t>
-      </w:r>
-      <w:r>
-        <w:t xml:space="preserve"> </w:t>
-      </w:r>
-      <w:r>
-        <w:t xml:space="preserve">[67]</w:t>
-      </w:r>
-      <w:r>
-        <w:t xml:space="preserve">. This was followed by rapid expansion from 43.25-41 k BP (Proto-Aurignacian), with the maximum extent of Proto/Early Aurignacian settlement being reached around 41 k BP. This rapid population expansion could be what stimulated the emergence of signs as a marker of group membership. Other studies have also found similar associations in other regions and time periods between increases in quantity and diversity of art, and increases in population density</w:t>
-      </w:r>
-      <w:r>
-        <w:t xml:space="preserve"> </w:t>
-      </w:r>
-      <w:r>
-        <w:t xml:space="preserve">[68–76]</w:t>
-      </w:r>
-      <w:r>
-        <w:t xml:space="preserve">.</w:t>
+        <w:t xml:space="preserve">These results are consistent with previous work on the environmental and population change during these phases. From 45 - 43.25 ka BP, the population density in Europe was extremely low, due to the unfavorable environmental conditions of Greenland Stadial 12 (44 ka BP) and the slow westward expansion of early modern humans</w:t>
+      </w:r>
+      <w:r>
+        <w:t xml:space="preserve"> </w:t>
+      </w:r>
+      <w:r>
+        <w:t xml:space="preserve">[78]</w:t>
+      </w:r>
+      <w:r>
+        <w:t xml:space="preserve">. This was followed by rapid expansion from 43.25-41 ka BP (Proto-Aurignacian), with the maximum extent of Proto/Early Aurignacian settlement being reached around 41 ka BP. This rapid population expansion could be what stimulated the emergence of signs as a marker of group membership. Other studies have also found similar associations in other regions and time periods between increases in quantity and diversity of art, and increases in population density</w:t>
+      </w:r>
+      <w:r>
+        <w:t xml:space="preserve"> </w:t>
+      </w:r>
+      <w:r>
+        <w:t xml:space="preserve">[79–87]</w:t>
+      </w:r>
+      <w:r>
+        <w:t xml:space="preserve">. Quantitative demographic reconstructions suggest that western and central European Aurignacian populations numbered approximately 1500 individuals</w:t>
+      </w:r>
+      <w:r>
+        <w:t xml:space="preserve"> </w:t>
+      </w:r>
+      <w:r>
+        <w:t xml:space="preserve">[19]</w:t>
+      </w:r>
+      <w:r>
+        <w:t xml:space="preserve">, a relatively small number that may partly explain why our networks remain small and sparsely connected across all phases.</w:t>
+      </w:r>
+      <w:r>
+        <w:t xml:space="preserve"> </w:t>
+      </w:r>
+      <w:r>
+        <w:t xml:space="preserve">[19]</w:t>
+      </w:r>
+      <w:r>
+        <w:t xml:space="preserve"> </w:t>
+      </w:r>
+      <w:r>
+        <w:t xml:space="preserve">distinguish</w:t>
+      </w:r>
+      <w:r>
+        <w:t xml:space="preserve"> </w:t>
+      </w:r>
+      <w:r>
+        <w:t xml:space="preserve">“</w:t>
+      </w:r>
+      <w:r>
+        <w:t xml:space="preserve">Core Areas</w:t>
+      </w:r>
+      <w:r>
+        <w:t xml:space="preserve">”</w:t>
+      </w:r>
+      <w:r>
+        <w:t xml:space="preserve"> </w:t>
+      </w:r>
+      <w:r>
+        <w:t xml:space="preserve">of viable, year-round occupation from</w:t>
+      </w:r>
+      <w:r>
+        <w:t xml:space="preserve"> </w:t>
+      </w:r>
+      <w:r>
+        <w:t xml:space="preserve">“</w:t>
+      </w:r>
+      <w:r>
+        <w:t xml:space="preserve">Extended Areas</w:t>
+      </w:r>
+      <w:r>
+        <w:t xml:space="preserve">”</w:t>
+      </w:r>
+      <w:r>
+        <w:t xml:space="preserve"> </w:t>
+      </w:r>
+      <w:r>
+        <w:t xml:space="preserve">of seasonal or satellite use, with Core Areas corresponding to regions where our network hubs are located — notably the Dordogne (La Ferrassie) and Moravia (Mladeč). This Core/Extended framework aligns with our finding that the Proto-Aurignacian hub structure centred on a small number of well-connected sites may reflect aggregation zones where inter-group interactions concentrated, while the lower-connectivity periphery may represent Extended Areas visited periodically. The shift from Proto to Early Aurignacian — with declining mean degree but rising transitivity — is consistent with a transition from wide-ranging interaction centred on Core Areas to more locally bounded, proximity-based interaction as populations consolidated during Heinrich Stadial 4. These demographic conditions have implications for how cultural information flowed through Aurignacian populations, which we explore through the lens of cultural transmission theory.</w:t>
       </w:r>
     </w:p>
     <w:p>
@@ -3704,25 +3901,40 @@
         <w:pStyle w:val="BodyText"/>
       </w:pPr>
       <w:r>
-        <w:t xml:space="preserve">Quantitative demographic reconstructions suggest that western and central European Aurignacian populations numbered approximately 1,500 individuals</w:t>
-      </w:r>
-      <w:r>
-        <w:t xml:space="preserve"> </w:t>
-      </w:r>
-      <w:r>
-        <w:t xml:space="preserve">[19]</w:t>
-      </w:r>
-      <w:r>
-        <w:t xml:space="preserve">, a relatively small number that may partly explain why our networks remain small and sparsely connected across all phases. Cultural transmission theory predicts that smaller populations experience greater drift and reduced capacity to maintain complex cultural repertoires</w:t>
-      </w:r>
-      <w:r>
-        <w:t xml:space="preserve"> </w:t>
-      </w:r>
-      <w:r>
-        <w:t xml:space="preserve">[77]</w:t>
-      </w:r>
-      <w:r>
-        <w:t xml:space="preserve">, which is consistent with our observation that the sign-type pool contracts from the Proto-Aurignacian (50 types, 14 unique) to the Early and Evolved phases (47 and 41 types, 9 unique respectively). The high connectivity of the Proto-Aurignacian network (mean degree 4.93°) may reflect the demographic conditions of rapid population expansion, where newly established populations maintained strong inter-group ties through sign sharing. By contrast, the reduced connectivity in the Early and Evolved Aurignacian (3.56° and 3.33°) may correspond to population consolidation and the development of more localised social structures as groups became established in their territories.</w:t>
+        <w:t xml:space="preserve">Our results partially align with</w:t>
+      </w:r>
+      <w:r>
+        <w:t xml:space="preserve"> </w:t>
+      </w:r>
+      <w:r>
+        <w:t xml:space="preserve">[20]</w:t>
+      </w:r>
+      <w:r>
+        <w:t xml:space="preserve">, who used eco-cultural niche modeling to show that Heinrich Stadial 4 (HS4) at the very beginning of the Early Aurignacian resulted in an expansion of people into new environmental niches, hypothesised to involve an expansion of social networks both within and between populations. Our results do not confirm this hypothesis: rather than an increase, mean degree declines from the Proto-Aurignacian (4.9°) to the Early Aurignacian (3.6°), and edge count drops from 37 to 16. What does increase is local clustering (transitivity rises from 0.706 to 0.75) and the correlation of sign distribution with geographic distance (Mantel R from 0.012 to 0.313), suggesting that Early Aurignacian interaction was more spatially structured and locally concentrated rather than expanding in overall reach. Similarly,</w:t>
+      </w:r>
+      <w:r>
+        <w:t xml:space="preserve"> </w:t>
+      </w:r>
+      <w:r>
+        <w:t xml:space="preserve">[18]</w:t>
+      </w:r>
+      <w:r>
+        <w:t xml:space="preserve"> </w:t>
+      </w:r>
+      <w:r>
+        <w:t xml:space="preserve">developed a human-existence probability model for the Aurignacian, finding an expanded, more dispersed settlement area for the Evolved/Late Aurignacian, and</w:t>
+      </w:r>
+      <w:r>
+        <w:t xml:space="preserve"> </w:t>
+      </w:r>
+      <w:r>
+        <w:t xml:space="preserve">[78]</w:t>
+      </w:r>
+      <w:r>
+        <w:t xml:space="preserve"> </w:t>
+      </w:r>
+      <w:r>
+        <w:t xml:space="preserve">also identifies increased expansion marking the beginning of the Evolved Aurignacian. This geographic expansion may explain our finding of weaker, more dispersed connections in the Evolved Aurignacian (mean degree 3.3°, 15 edges), where wider spatial spread was not accompanied by stronger sign-type sharing. These patterns of connectivity and geographic structure also have implications for understanding how geometric signs functioned as markers of group identity, which we explore next.</w:t>
       </w:r>
     </w:p>
     <w:p>
@@ -3730,40 +3942,141 @@
         <w:pStyle w:val="BodyText"/>
       </w:pPr>
       <w:r>
-        <w:t xml:space="preserve">Our results partially align with</w:t>
-      </w:r>
-      <w:r>
-        <w:t xml:space="preserve"> </w:t>
-      </w:r>
-      <w:r>
-        <w:t xml:space="preserve">[20]</w:t>
-      </w:r>
-      <w:r>
-        <w:t xml:space="preserve">, who used eco-cultural niche modeling to show that Heinrich Stadial 4 (HS4) at the very beginning of the Early Aurignacian resulted in an expansion of people into new environmental niches, hypothesised to involve an expansion of social networks both within and between populations. Our results do not confirm this hypothesis: rather than an increase, mean degree declines from the Proto-Aurignacian (4.93°) to the Early Aurignacian (3.56°), and edge count drops from 37 to 16. What does increase is local clustering (transitivity rises from 0.444 to 0.571) and the correlation of sign distribution with geographic distance (Mantel R from 0.012 to 0.313), suggesting that Early Aurignacian interaction was more spatially structured and locally concentrated rather than expanding in overall reach. Similarly,</w:t>
-      </w:r>
-      <w:r>
-        <w:t xml:space="preserve"> </w:t>
-      </w:r>
-      <w:r>
-        <w:t xml:space="preserve">[18]</w:t>
-      </w:r>
-      <w:r>
-        <w:t xml:space="preserve"> </w:t>
-      </w:r>
-      <w:r>
-        <w:t xml:space="preserve">developed a human-existence probability model for the Aurignacian, finding an expanded, more dispersed settlement area for the Evolved/Late Aurignacian, and</w:t>
-      </w:r>
-      <w:r>
-        <w:t xml:space="preserve"> </w:t>
-      </w:r>
-      <w:r>
-        <w:t xml:space="preserve">[67]</w:t>
-      </w:r>
-      <w:r>
-        <w:t xml:space="preserve"> </w:t>
-      </w:r>
-      <w:r>
-        <w:t xml:space="preserve">also identifies increased expansion marking the beginning of the Evolved Aurignacian. This geographic expansion may explain our finding of weaker, more dispersed connections in the Evolved Aurignacian (mean degree 3.33°, fewest edges), where wider spatial spread was not accompanied by stronger sign-type sharing.</w:t>
+        <w:t xml:space="preserve">Our results support a general theory of geometric signs as a form of cultural identification and communication during the Palaeolithic, as proposed by previous work</w:t>
+      </w:r>
+      <w:r>
+        <w:t xml:space="preserve"> </w:t>
+      </w:r>
+      <w:r>
+        <w:t xml:space="preserve">[3]</w:t>
+      </w:r>
+      <w:r>
+        <w:t xml:space="preserve">. However, with the exception of a suggestive but non-significant geographic signal in the Early Aurignacian (Mantel R = 0.313, p = 0.186 after Benjamini–Hochberg correction), our results do not identify geographically distinct cultural groups, and so our findings contrast with previous work such as</w:t>
+      </w:r>
+      <w:r>
+        <w:t xml:space="preserve"> </w:t>
+      </w:r>
+      <w:r>
+        <w:t xml:space="preserve">[6]</w:t>
+      </w:r>
+      <w:r>
+        <w:t xml:space="preserve"> </w:t>
+      </w:r>
+      <w:r>
+        <w:t xml:space="preserve">and</w:t>
+      </w:r>
+      <w:r>
+        <w:t xml:space="preserve"> </w:t>
+      </w:r>
+      <w:r>
+        <w:t xml:space="preserve">[3]</w:t>
+      </w:r>
+      <w:r>
+        <w:t xml:space="preserve"> </w:t>
+      </w:r>
+      <w:r>
+        <w:t xml:space="preserve">who found distinct cultural clusters in their analysis of personal ornaments. One possible explanation for this contrast is that the geometric signs studied here encode different kinds of group information compared to the personal ornament objects studied by</w:t>
+      </w:r>
+      <w:r>
+        <w:t xml:space="preserve"> </w:t>
+      </w:r>
+      <w:r>
+        <w:t xml:space="preserve">[6]</w:t>
+      </w:r>
+      <w:r>
+        <w:t xml:space="preserve">. Another explanation may be that a distinguishing factor between the Aurignacian and Gravettian is the appearance of geographically distinct cultural groups in the Gravettian, as reported by</w:t>
+      </w:r>
+      <w:r>
+        <w:t xml:space="preserve"> </w:t>
+      </w:r>
+      <w:r>
+        <w:t xml:space="preserve">[3]</w:t>
+      </w:r>
+      <w:r>
+        <w:t xml:space="preserve">. We might hypothesize that the distribution found in the Evolved Aurignacian</w:t>
+      </w:r>
+      <w:r>
+        <w:t xml:space="preserve"> </w:t>
+      </w:r>
+      <w:hyperlink w:anchor="fig-group-map">
+        <w:r>
+          <w:rPr>
+            <w:rStyle w:val="Hyperlink"/>
+          </w:rPr>
+          <w:t xml:space="preserve">Figure 5</w:t>
+        </w:r>
+      </w:hyperlink>
+      <w:r>
+        <w:t xml:space="preserve"> </w:t>
+      </w:r>
+      <w:r>
+        <w:t xml:space="preserve">evolved into the clusters proposed by</w:t>
+      </w:r>
+      <w:r>
+        <w:t xml:space="preserve"> </w:t>
+      </w:r>
+      <w:r>
+        <w:t xml:space="preserve">[3]</w:t>
+      </w:r>
+      <w:r>
+        <w:t xml:space="preserve"> </w:t>
+      </w:r>
+      <w:r>
+        <w:t xml:space="preserve">for the Gravettian period. This transition is consistent with recent evidence for cultural continuity in personal ornaments between these technocomplexes</w:t>
+      </w:r>
+      <w:r>
+        <w:t xml:space="preserve"> </w:t>
+      </w:r>
+      <w:r>
+        <w:t xml:space="preserve">[2]</w:t>
+      </w:r>
+      <w:r>
+        <w:t xml:space="preserve">, though our geometric sign data do not show the same pattern. The data used by</w:t>
+      </w:r>
+      <w:r>
+        <w:t xml:space="preserve"> </w:t>
+      </w:r>
+      <w:r>
+        <w:t xml:space="preserve">[6]</w:t>
+      </w:r>
+      <w:r>
+        <w:t xml:space="preserve"> </w:t>
+      </w:r>
+      <w:r>
+        <w:t xml:space="preserve">was also analyzed by</w:t>
+      </w:r>
+      <w:r>
+        <w:t xml:space="preserve"> </w:t>
+      </w:r>
+      <w:r>
+        <w:t xml:space="preserve">[88]</w:t>
+      </w:r>
+      <w:r>
+        <w:t xml:space="preserve">, who used Approximate Bayesian Computation to simulate and compare Aurignacian personal ornament distribution as a result of structured ethnic identity versus as a result of cultural identity by-descent with modification and isolation-by-distance. Their results show the latter was best supported by the data. Cultural identity by-descent with modification is defined as group difference generated by unconscious cultural mutation and drift, and largely influenced by spatial proximity to other groups. These results from</w:t>
+      </w:r>
+      <w:r>
+        <w:t xml:space="preserve"> </w:t>
+      </w:r>
+      <w:r>
+        <w:t xml:space="preserve">[88]</w:t>
+      </w:r>
+      <w:r>
+        <w:t xml:space="preserve"> </w:t>
+      </w:r>
+      <w:r>
+        <w:t xml:space="preserve">complicate claims by</w:t>
+      </w:r>
+      <w:r>
+        <w:t xml:space="preserve"> </w:t>
+      </w:r>
+      <w:r>
+        <w:t xml:space="preserve">[6]</w:t>
+      </w:r>
+      <w:r>
+        <w:t xml:space="preserve"> </w:t>
+      </w:r>
+      <w:r>
+        <w:t xml:space="preserve">for geographically distinct cultural groups in the Aurignacian, and validate our findings. To understand how these patterns of sign sharing might have been produced, we now turn to cultural transmission theory.</w:t>
       </w:r>
     </w:p>
     <w:p>
@@ -3771,7 +4084,72 @@
         <w:pStyle w:val="BodyText"/>
       </w:pPr>
       <w:r>
-        <w:t xml:space="preserve">Our results support a general theory of geometric signs as a form of cultural identification and communication during the Palaeolithic, as proposed by previous work</w:t>
+        <w:t xml:space="preserve">Our results can be interpreted through the lens of cultural transmission theory</w:t>
+      </w:r>
+      <w:r>
+        <w:t xml:space="preserve"> </w:t>
+      </w:r>
+      <w:r>
+        <w:t xml:space="preserve">[89–91]</w:t>
+      </w:r>
+      <w:r>
+        <w:t xml:space="preserve">. Smaller populations are predicted to experience greater drift and reduced capacity to maintain complex cultural repertoires</w:t>
+      </w:r>
+      <w:r>
+        <w:t xml:space="preserve"> </w:t>
+      </w:r>
+      <w:r>
+        <w:t xml:space="preserve">[92]</w:t>
+      </w:r>
+      <w:r>
+        <w:t xml:space="preserve">, which is consistent with our observation that the sign-type pool contracts from the Proto-Aurignacian (24 types) to the Early (18 types) and Evolved (19 types) phases. Network structure also shapes cultural information flow: highly connected networks with hub structures facilitate rapid transmission and reduce drift</w:t>
+      </w:r>
+      <w:r>
+        <w:t xml:space="preserve"> </w:t>
+      </w:r>
+      <w:r>
+        <w:t xml:space="preserve">[93,94]</w:t>
+      </w:r>
+      <w:r>
+        <w:t xml:space="preserve">, while more clustered networks promote localised conformist transmission and differentiation within subgroups</w:t>
+      </w:r>
+      <w:r>
+        <w:t xml:space="preserve"> </w:t>
+      </w:r>
+      <w:r>
+        <w:t xml:space="preserve">[95]</w:t>
+      </w:r>
+      <w:r>
+        <w:t xml:space="preserve">. Our Proto-Aurignacian network, with the highest mean degree (4.93°) and hub structure centred on La Ferrassie and Mladeč, would be expected to show efficient sign-type transmission — consistent with the wide geographic spread of common signs. The Early Aurignacian shows higher transitivity (0.75) and a stronger geographic signal (Mantel R = 0.313, p = 0.031), suggesting more localised, proximity-based transmission. The reduced connectivity in the Early (3.6°) and Evolved (3.3°) phases may reflect population consolidation and more localised social structures. However, the lack of significant geographic structure in the Proto and Evolved phases contradicts simple isolation-by-distance models</w:t>
+      </w:r>
+      <w:r>
+        <w:t xml:space="preserve"> </w:t>
+      </w:r>
+      <w:r>
+        <w:t xml:space="preserve">[92,96]</w:t>
+      </w:r>
+      <w:r>
+        <w:t xml:space="preserve">, suggesting sign transmission may have operated through channels such as ritual gatherings or ceremonial exchange rather than routine mobility alone. These interpretations are speculative: network structure reflects sign-sharing patterns, not direct evidence of social organisation, and simpler sign types may reflect independent invention or functional constraints rather than social transmission.</w:t>
+      </w:r>
+    </w:p>
+    <w:p>
+      <w:pPr>
+        <w:pStyle w:val="BodyText"/>
+      </w:pPr>
+      <w:r>
+        <w:t xml:space="preserve">The contrast with personal ornaments is informative.</w:t>
+      </w:r>
+      <w:r>
+        <w:t xml:space="preserve"> </w:t>
+      </w:r>
+      <w:r>
+        <w:t xml:space="preserve">[6]</w:t>
+      </w:r>
+      <w:r>
+        <w:t xml:space="preserve"> </w:t>
+      </w:r>
+      <w:r>
+        <w:t xml:space="preserve">identified nine geographically structured Aurignacian groups using ornaments;</w:t>
       </w:r>
       <w:r>
         <w:t xml:space="preserve"> </w:t>
@@ -3780,13 +4158,52 @@
         <w:t xml:space="preserve">[3]</w:t>
       </w:r>
       <w:r>
-        <w:t xml:space="preserve">. However, with the exception of a suggestive but non-significant geographic signal in the Early Aurignacian (Mantel R = 0.313, p = 0.222 after correction), our results do not identify geographically distinct cultural groups, and so our findings contrast with previous work such as</w:t>
-      </w:r>
-      <w:r>
-        <w:t xml:space="preserve"> </w:t>
-      </w:r>
-      <w:r>
-        <w:t xml:space="preserve">[6]</w:t>
+        <w:t xml:space="preserve"> </w:t>
+      </w:r>
+      <w:r>
+        <w:t xml:space="preserve">found similar Gravettian clusters. Our Mantel tests show no significant geographic correlation for geometric signs (except a suggestive Early signal: R = 0.313, p = 0.031). This suggests different material classes encode different identity dimensions: ornaments may signal ethnic affiliation, while geometric signs may serve other functions — speculatively ritual notation, calendrical recording, or information storage — not geographically structured. This aligns with work by</w:t>
+      </w:r>
+      <w:r>
+        <w:t xml:space="preserve"> </w:t>
+      </w:r>
+      <w:r>
+        <w:t xml:space="preserve">[97]</w:t>
+      </w:r>
+      <w:r>
+        <w:t xml:space="preserve"> </w:t>
+      </w:r>
+      <w:r>
+        <w:t xml:space="preserve">(sign sequences having protocuneiform-like information density, suggesting notational function) and</w:t>
+      </w:r>
+      <w:r>
+        <w:t xml:space="preserve"> </w:t>
+      </w:r>
+      <w:r>
+        <w:t xml:space="preserve">[98]</w:t>
+      </w:r>
+      <w:r>
+        <w:t xml:space="preserve"> </w:t>
+      </w:r>
+      <w:r>
+        <w:t xml:space="preserve">(some signs recording seasonal prey information). However, both hypotheses are contested:</w:t>
+      </w:r>
+      <w:r>
+        <w:t xml:space="preserve"> </w:t>
+      </w:r>
+      <w:r>
+        <w:t xml:space="preserve">[99]</w:t>
+      </w:r>
+      <w:r>
+        <w:t xml:space="preserve"> </w:t>
+      </w:r>
+      <w:r>
+        <w:t xml:space="preserve">note methodological issues in Bentz &amp; Dutkiewicz;</w:t>
+      </w:r>
+      <w:r>
+        <w:t xml:space="preserve"> </w:t>
+      </w:r>
+      <w:r>
+        <w:t xml:space="preserve">[100]</w:t>
       </w:r>
       <w:r>
         <w:t xml:space="preserve"> </w:t>
@@ -3798,237 +4215,25 @@
         <w:t xml:space="preserve"> </w:t>
       </w:r>
       <w:r>
-        <w:t xml:space="preserve">[3]</w:t>
-      </w:r>
-      <w:r>
-        <w:t xml:space="preserve"> </w:t>
-      </w:r>
-      <w:r>
-        <w:t xml:space="preserve">who found distinct cultural clusters in their analysis of personal ornaments. One possible explanation of this contrast is that a distinguishing factor between the Aurignacian and Gravettian is the appearance of geographically distinct cultural groups in the Gravettian, as reported by</w:t>
-      </w:r>
-      <w:r>
-        <w:t xml:space="preserve"> </w:t>
-      </w:r>
-      <w:r>
-        <w:t xml:space="preserve">[3]</w:t>
-      </w:r>
-      <w:r>
-        <w:t xml:space="preserve">. We might hypothesize that the distribution found in the Evolved Aurignacian</w:t>
-      </w:r>
-      <w:r>
-        <w:t xml:space="preserve"> </w:t>
-      </w:r>
-      <w:hyperlink w:anchor="fig-group-map">
-        <w:r>
-          <w:rPr>
-            <w:rStyle w:val="Hyperlink"/>
-          </w:rPr>
-          <w:t xml:space="preserve">Figure 5</w:t>
-        </w:r>
-      </w:hyperlink>
-      <w:r>
-        <w:t xml:space="preserve"> </w:t>
-      </w:r>
-      <w:r>
-        <w:t xml:space="preserve">evolved into the clusters proposed by</w:t>
-      </w:r>
-      <w:r>
-        <w:t xml:space="preserve"> </w:t>
-      </w:r>
-      <w:r>
-        <w:t xml:space="preserve">[3]</w:t>
-      </w:r>
-      <w:r>
-        <w:t xml:space="preserve"> </w:t>
-      </w:r>
-      <w:r>
-        <w:t xml:space="preserve">for the Gravettian period.</w:t>
-      </w:r>
-    </w:p>
-    <w:p>
-      <w:pPr>
-        <w:pStyle w:val="BodyText"/>
-      </w:pPr>
-      <w:r>
-        <w:t xml:space="preserve">That said, our results also contrast with</w:t>
-      </w:r>
-      <w:r>
-        <w:t xml:space="preserve"> </w:t>
-      </w:r>
-      <w:r>
-        <w:t xml:space="preserve">[6]</w:t>
-      </w:r>
-      <w:r>
-        <w:t xml:space="preserve">, who found nine ethnically structured groups using evidence from the Aurignacian period. One possible explanation for this is that the geometric signs studied here encode different kinds of group information compared to the personal ornament objects studied by</w:t>
-      </w:r>
-      <w:r>
-        <w:t xml:space="preserve"> </w:t>
-      </w:r>
-      <w:r>
-        <w:t xml:space="preserve">[6]</w:t>
-      </w:r>
-      <w:r>
-        <w:t xml:space="preserve">. On one hand, we hypothesize that geometric signs are not a useful proxy for detecting geographically distinct cultural groups in the Palaeolithic, compared to personal ornaments. On the other hand, the data used by</w:t>
-      </w:r>
-      <w:r>
-        <w:t xml:space="preserve"> </w:t>
-      </w:r>
-      <w:r>
-        <w:t xml:space="preserve">[6]</w:t>
-      </w:r>
-      <w:r>
-        <w:t xml:space="preserve"> </w:t>
-      </w:r>
-      <w:r>
-        <w:t xml:space="preserve">was also analyzed by</w:t>
-      </w:r>
-      <w:r>
-        <w:t xml:space="preserve"> </w:t>
-      </w:r>
-      <w:r>
-        <w:t xml:space="preserve">[78]</w:t>
-      </w:r>
-      <w:r>
-        <w:t xml:space="preserve">, who used Approximate Bayesian Computation to simulate and compare Aurignacian personal ornament distribution as a result of structured ethnic identity versus as a result of cultural identity by-descent with modification and isolation-by-distance. Their results show the latter was best supported by the data. Cultural identity by-descent with modification is defined as group difference generated by unconscious cultural mutation and drift, and largely influenced by spatial proximity to other groups. These results from</w:t>
-      </w:r>
-      <w:r>
-        <w:t xml:space="preserve"> </w:t>
-      </w:r>
-      <w:r>
-        <w:t xml:space="preserve">[78]</w:t>
-      </w:r>
-      <w:r>
-        <w:t xml:space="preserve"> </w:t>
-      </w:r>
-      <w:r>
-        <w:t xml:space="preserve">complicate claims by</w:t>
-      </w:r>
-      <w:r>
-        <w:t xml:space="preserve"> </w:t>
-      </w:r>
-      <w:r>
-        <w:t xml:space="preserve">[6]</w:t>
-      </w:r>
-      <w:r>
-        <w:t xml:space="preserve"> </w:t>
-      </w:r>
-      <w:r>
-        <w:t xml:space="preserve">for geographically distinct cultural groups in the Aurignacian, and validate our findings. Although our Mantel tests did not show a statistically significant correlation with geographic distance — suggesting that spatial proximity alone does not structure sign distribution — the</w:t>
-      </w:r>
-      <w:r>
-        <w:t xml:space="preserve"> </w:t>
-      </w:r>
-      <w:r>
-        <w:t xml:space="preserve">‘</w:t>
-      </w:r>
-      <w:r>
-        <w:t xml:space="preserve">identity by-descent with modification</w:t>
-      </w:r>
-      <w:r>
-        <w:t xml:space="preserve">’</w:t>
-      </w:r>
-      <w:r>
-        <w:t xml:space="preserve"> </w:t>
-      </w:r>
-      <w:r>
-        <w:t xml:space="preserve">model may still operate through cultural drift and unconscious mutation independently of geographic distance, warranting further investigation with larger samples.</w:t>
-      </w:r>
-    </w:p>
-    <w:p>
-      <w:pPr>
-        <w:pStyle w:val="BodyText"/>
-      </w:pPr>
-      <w:r>
-        <w:t xml:space="preserve">Our results can be interpreted through the lens of cultural transmission theory</w:t>
-      </w:r>
-      <w:r>
-        <w:t xml:space="preserve"> </w:t>
-      </w:r>
-      <w:r>
-        <w:t xml:space="preserve">[79–81]</w:t>
-      </w:r>
-      <w:r>
-        <w:t xml:space="preserve">. This framework predicts that network structure should shape how cultural information flows through populations: highly connected networks with hub structures facilitate rapid, efficient transmission and reduce cultural drift</w:t>
-      </w:r>
-      <w:r>
-        <w:t xml:space="preserve"> </w:t>
-      </w:r>
-      <w:r>
-        <w:t xml:space="preserve">[82,83]</w:t>
-      </w:r>
-      <w:r>
-        <w:t xml:space="preserve">, while more clustered networks promote localised conformist transmission and cultural differentiation within subgroups</w:t>
-      </w:r>
-      <w:r>
-        <w:t xml:space="preserve"> </w:t>
-      </w:r>
-      <w:r>
-        <w:t xml:space="preserve">[84]</w:t>
-      </w:r>
-      <w:r>
-        <w:t xml:space="preserve">. Our Proto-Aurignacian network, with the highest mean degree (4.93°) and a hub structure centred on La Ferrassie and Mladeč, would under this framework be expected to show efficient transmission of sign types across the network — consistent with the wide geographic spread of common signs such as notches and lines. The Early Aurignacian, by contrast, shows higher transitivity (0.571) and a stronger geographic signal in the Mantel test (R = 0.313), suggesting more localised transmission operating through proximity-based mechanisms. The Evolved Aurignacian, with the lowest connectivity, would be expected to experience greater cultural drift and potential loss of sign types — consistent with the contracted sign-type pool relative to the Proto Aurignacian. However, the lack of significant geographic structure in the Mantel tests for the Proto and Evolved phases contradicts simple predictions from isolation-by-distance models</w:t>
-      </w:r>
-      <w:r>
-        <w:t xml:space="preserve"> </w:t>
-      </w:r>
-      <w:r>
-        <w:t xml:space="preserve">[77,85]</w:t>
-      </w:r>
-      <w:r>
-        <w:t xml:space="preserve">, suggesting that transmission of geometric signs operated through channels other than daily mobility or routine exchange — perhaps ritual gathering, ceremonial exchange, or information storage practices that crossed geographic boundaries.</w:t>
-      </w:r>
-    </w:p>
-    <w:p>
-      <w:pPr>
-        <w:pStyle w:val="BodyText"/>
-      </w:pPr>
-      <w:r>
-        <w:t xml:space="preserve">The contrast between our geometric sign results and previous work on personal ornaments is informative.</w:t>
-      </w:r>
-      <w:r>
-        <w:t xml:space="preserve"> </w:t>
-      </w:r>
-      <w:r>
-        <w:t xml:space="preserve">[6]</w:t>
-      </w:r>
-      <w:r>
-        <w:t xml:space="preserve"> </w:t>
-      </w:r>
-      <w:r>
-        <w:t xml:space="preserve">identified nine geographically structured Aurignacian groups using personal ornaments, and</w:t>
-      </w:r>
-      <w:r>
-        <w:t xml:space="preserve"> </w:t>
-      </w:r>
-      <w:r>
-        <w:t xml:space="preserve">[3]</w:t>
-      </w:r>
-      <w:r>
-        <w:t xml:space="preserve"> </w:t>
-      </w:r>
-      <w:r>
-        <w:t xml:space="preserve">found a similar pattern for Gravettian beads. By contrast, our Mantel tests show no significant correlation between geographic distance and geometric sign distribution (with the exception of a suggestive but non-significant signal in the Early Aurignacian). This divergence suggests that different classes of material culture encode different dimensions of social identity: personal ornaments may primarily signal ethnic affiliation or group membership, while geometric signs may serve other functions — such as ritual notation, calendrical recording, or information storage — that are not geographically structured. This interpretation is consistent with recent work by</w:t>
-      </w:r>
-      <w:r>
-        <w:t xml:space="preserve"> </w:t>
-      </w:r>
-      <w:r>
-        <w:t xml:space="preserve">[86]</w:t>
-      </w:r>
-      <w:r>
-        <w:t xml:space="preserve">, who demonstrated that Aurignacian sign sequences have information density comparable to early protocuneiform, suggesting a notational rather than identificatory function. It also aligns with the hypothesis of</w:t>
-      </w:r>
-      <w:r>
-        <w:t xml:space="preserve"> </w:t>
-      </w:r>
-      <w:r>
-        <w:t xml:space="preserve">[87]</w:t>
-      </w:r>
-      <w:r>
-        <w:t xml:space="preserve"> </w:t>
-      </w:r>
-      <w:r>
-        <w:t xml:space="preserve">that some geometric signs recorded seasonal information about prey species. Our results do not, however, rule out the possibility that geometric signs served multiple functions across different contexts, and the ambiguity of simpler sign types remains a limitation</w:t>
+        <w:t xml:space="preserve">[101]</w:t>
+      </w:r>
+      <w:r>
+        <w:t xml:space="preserve"> </w:t>
+      </w:r>
+      <w:r>
+        <w:t xml:space="preserve">argue the lunar calendar hypothesis is untestable, circular, and selectively uses data;</w:t>
+      </w:r>
+      <w:r>
+        <w:t xml:space="preserve"> </w:t>
+      </w:r>
+      <w:r>
+        <w:t xml:space="preserve">[102]</w:t>
+      </w:r>
+      <w:r>
+        <w:t xml:space="preserve"> </w:t>
+      </w:r>
+      <w:r>
+        <w:t xml:space="preserve">finds multiple theoretical weaknesses. Our results neither confirm nor rule out these hypotheses, and sign-type ambiguity remains a limitation.</w:t>
       </w:r>
     </w:p>
     <w:bookmarkEnd w:id="58"/>
@@ -4053,7 +4258,7 @@
         <w:t xml:space="preserve"> </w:t>
       </w:r>
       <w:r>
-        <w:t xml:space="preserve">[3,62,88–91]</w:t>
+        <w:t xml:space="preserve">[3,70,103–106]</w:t>
       </w:r>
       <w:r>
         <w:t xml:space="preserve"> </w:t>
@@ -4065,7 +4270,7 @@
         <w:t xml:space="preserve"> </w:t>
       </w:r>
       <w:r>
-        <w:t xml:space="preserve">[2,58,92–96]</w:t>
+        <w:t xml:space="preserve">[2,63,107–111]</w:t>
       </w:r>
       <w:r>
         <w:t xml:space="preserve">.</w:t>
@@ -4074,19 +4279,19 @@
         <w:t xml:space="preserve"> </w:t>
       </w:r>
       <w:r>
-        <w:t xml:space="preserve">[97]</w:t>
-      </w:r>
-      <w:r>
-        <w:t xml:space="preserve"> </w:t>
-      </w:r>
-      <w:r>
-        <w:t xml:space="preserve">places the emergence of complex inter-group connectivity at around 30 k BP, however, our results show evidence of inter-connectivity beginning at around 41 k BP, perhaps suggesting an earlier emergence of complex inter-connectivity than previously predicted. We attempted to rectify the low temporal resolution that tends to affect network analysis results when analyzing older, more time-averaged data sets</w:t>
-      </w:r>
-      <w:r>
-        <w:t xml:space="preserve"> </w:t>
-      </w:r>
-      <w:r>
-        <w:t xml:space="preserve">[98]</w:t>
+        <w:t xml:space="preserve">[112]</w:t>
+      </w:r>
+      <w:r>
+        <w:t xml:space="preserve"> </w:t>
+      </w:r>
+      <w:r>
+        <w:t xml:space="preserve">places the emergence of complex inter-group connectivity at around 30 ka BP, however, our results show evidence of inter-connectivity beginning at around 41 ka BP, perhaps suggesting an earlier emergence of complex inter-connectivity than previously predicted. We attempted to rectify the low temporal resolution that tends to affect network analysis results when analyzing older, more time-averaged data sets</w:t>
+      </w:r>
+      <w:r>
+        <w:t xml:space="preserve"> </w:t>
+      </w:r>
+      <w:r>
+        <w:t xml:space="preserve">[113]</w:t>
       </w:r>
       <w:r>
         <w:t xml:space="preserve"> </w:t>
@@ -4098,7 +4303,7 @@
         <w:t xml:space="preserve"> </w:t>
       </w:r>
       <w:r>
-        <w:t xml:space="preserve">[99]</w:t>
+        <w:t xml:space="preserve">[69]</w:t>
       </w:r>
       <w:r>
         <w:t xml:space="preserve">.Our results do not support the conclusions drawn in</w:t>
@@ -4119,7 +4324,7 @@
         <w:t xml:space="preserve"> </w:t>
       </w:r>
       <w:r>
-        <w:t xml:space="preserve">[78]</w:t>
+        <w:t xml:space="preserve">[88]</w:t>
       </w:r>
       <w:r>
         <w:t xml:space="preserve">, which utilizes the same data as</w:t>
@@ -4148,7 +4353,7 @@
         <w:t xml:space="preserve"> </w:t>
       </w:r>
       <w:r>
-        <w:t xml:space="preserve">[100]</w:t>
+        <w:t xml:space="preserve">[114]</w:t>
       </w:r>
       <w:r>
         <w:t xml:space="preserve"> </w:t>
@@ -4160,1629 +4365,1733 @@
         <w:t xml:space="preserve"> </w:t>
       </w:r>
       <w:r>
+        <w:t xml:space="preserve">[115]</w:t>
+      </w:r>
+      <w:r>
+        <w:t xml:space="preserve">, and additionally, greater quantities of included sign types serve to establish stronger connections</w:t>
+      </w:r>
+      <w:r>
+        <w:t xml:space="preserve"> </w:t>
+      </w:r>
+      <w:r>
+        <w:t xml:space="preserve">[113]</w:t>
+      </w:r>
+      <w:r>
+        <w:t xml:space="preserve">. This ambiguity may be addressed in the future through the usage of the data recently released in SignBase 2.0 covering sites in Germany, which contains more detailed information on the specific order and patterns in which signs occurred on individual objects.</w:t>
+      </w:r>
+      <w:r>
+        <w:t xml:space="preserve"> </w:t>
+      </w:r>
+    </w:p>
+    <w:p>
+      <w:pPr>
+        <w:pStyle w:val="BodyText"/>
+      </w:pPr>
+      <w:r>
+        <w:t xml:space="preserve">A further limitation concerns the effects of time-averaging on our network reconstructions.</w:t>
+      </w:r>
+      <w:r>
+        <w:t xml:space="preserve"> </w:t>
+      </w:r>
+      <w:r>
+        <w:t xml:space="preserve">[116]</w:t>
+      </w:r>
+      <w:r>
+        <w:t xml:space="preserve"> </w:t>
+      </w:r>
+      <w:r>
+        <w:t xml:space="preserve">demonstrate that time-averaging reduces the fidelity of network interpretations compared to non-time-averaged networks, and that these effects are highly dependent on initial network structures. Our division of the Aurignacian into three phases partially addresses this issue, but each phase still spans several thousand years, and individual sites may contain occupations from multiple millennia. The palimpsest nature of archaeological deposits means that our networks likely compress diachronic changes in social connectivity, potentially obscuring shorter-term fluctuations in interaction patterns.</w:t>
+      </w:r>
+      <w:r>
+        <w:t xml:space="preserve"> </w:t>
+      </w:r>
+      <w:r>
+        <w:t xml:space="preserve">[58]</w:t>
+      </w:r>
+      <w:r>
+        <w:t xml:space="preserve"> </w:t>
+      </w:r>
+      <w:r>
+        <w:t xml:space="preserve">further show that hunter-gatherer mobility patterns profoundly affect our ability to reconstruct social networks from archaeological assemblages, with implications for how we interpret network metrics such as mean degree and transitivity. These methodological constraints should be borne in mind when interpreting the social organisation patterns discussed above.</w:t>
+      </w:r>
+    </w:p>
+    <w:bookmarkEnd w:id="60"/>
+    <w:bookmarkStart w:id="61" w:name="data-availability"/>
+    <w:p>
+      <w:pPr>
+        <w:pStyle w:val="Heading1"/>
+      </w:pPr>
+      <w:r>
+        <w:t xml:space="preserve">Data Availability</w:t>
+      </w:r>
+    </w:p>
+    <w:p>
+      <w:pPr>
+        <w:pStyle w:val="FirstParagraph"/>
+      </w:pPr>
+      <w:r>
+        <w:t xml:space="preserve">All data and code needed to reproduce the analyses in this paper are publicly available. The processed dataset (</w:t>
+      </w:r>
+      <w:r>
+        <w:rPr>
+          <w:rStyle w:val="VerbatimChar"/>
+        </w:rPr>
+        <w:t xml:space="preserve">signBase_Version1.0.csv</w:t>
+      </w:r>
+      <w:r>
+        <w:t xml:space="preserve">) is included with this paper as Supporting Information. The original unprocessed dataset is available from the SignBase repository (Dutkiewicz et al. 2020, https://doi.org/10.1038/s41597-020-00704-x). All analysis functions are defined in</w:t>
+      </w:r>
+      <w:r>
+        <w:t xml:space="preserve"> </w:t>
+      </w:r>
+      <w:r>
+        <w:rPr>
+          <w:rStyle w:val="VerbatimChar"/>
+        </w:rPr>
+        <w:t xml:space="preserve">paper/functions.R</w:t>
+      </w:r>
+      <w:r>
+        <w:t xml:space="preserve"> </w:t>
+      </w:r>
+      <w:r>
+        <w:t xml:space="preserve">and sourced at the start of each rendering session. The following R packages were used: dplyr, ggplot2, igraph, knitr, MASS, purrr, readxl, reshape2, rnaturalearth, scales, sf, statnet, tidyr, vegan. Eight sites were excluded from analysis due to incomplete phase attribution, uncertain sign identification, or duplicate material: Abri du Gazel, Roc-de-Combe, La Viña, Isturitz, Spy, Grotte des Contrebandiers, Geissenklösterle, and Bajondillo Cave. The full analysis pipeline can be reproduced by rendering</w:t>
+      </w:r>
+      <w:r>
+        <w:t xml:space="preserve"> </w:t>
+      </w:r>
+      <w:r>
+        <w:rPr>
+          <w:rStyle w:val="VerbatimChar"/>
+        </w:rPr>
+        <w:t xml:space="preserve">paper.qmd</w:t>
+      </w:r>
+      <w:r>
+        <w:t xml:space="preserve"> </w:t>
+      </w:r>
+      <w:r>
+        <w:t xml:space="preserve">and</w:t>
+      </w:r>
+      <w:r>
+        <w:t xml:space="preserve"> </w:t>
+      </w:r>
+      <w:r>
+        <w:rPr>
+          <w:rStyle w:val="VerbatimChar"/>
+        </w:rPr>
+        <w:t xml:space="preserve">supplement.qmd</w:t>
+      </w:r>
+      <w:r>
+        <w:t xml:space="preserve"> </w:t>
+      </w:r>
+      <w:r>
+        <w:t xml:space="preserve">with Quarto.</w:t>
+      </w:r>
+    </w:p>
+    <w:bookmarkEnd w:id="61"/>
+    <w:bookmarkStart w:id="260" w:name="references"/>
+    <w:p>
+      <w:pPr>
+        <w:pStyle w:val="Heading1"/>
+      </w:pPr>
+      <w:r>
+        <w:t xml:space="preserve">References</w:t>
+      </w:r>
+    </w:p>
+    <w:bookmarkStart w:id="259" w:name="refs"/>
+    <w:bookmarkStart w:id="63" w:name="ref-Boyd_Silk_2020"/>
+    <w:p>
+      <w:pPr>
+        <w:pStyle w:val="Bibliography"/>
+      </w:pPr>
+      <w:r>
+        <w:t xml:space="preserve">[1]</w:t>
+      </w:r>
+      <w:r>
+        <w:t xml:space="preserve"> </w:t>
+      </w:r>
+      <w:r>
+        <w:t xml:space="preserve">	</w:t>
+      </w:r>
+      <w:r>
+        <w:t xml:space="preserve">Boyd R, Silk JB.</w:t>
+      </w:r>
+      <w:r>
+        <w:t xml:space="preserve"> </w:t>
+      </w:r>
+      <w:hyperlink r:id="rId62">
+        <w:r>
+          <w:rPr>
+            <w:rStyle w:val="Hyperlink"/>
+          </w:rPr>
+          <w:t xml:space="preserve">How humans evolved</w:t>
+        </w:r>
+      </w:hyperlink>
+      <w:r>
+        <w:t xml:space="preserve">. W.W. Norton; 2020.</w:t>
+      </w:r>
+    </w:p>
+    <w:bookmarkEnd w:id="63"/>
+    <w:bookmarkStart w:id="65" w:name="ref-dErrico_Baker_Rigaud_2025"/>
+    <w:p>
+      <w:pPr>
+        <w:pStyle w:val="Bibliography"/>
+      </w:pPr>
+      <w:r>
+        <w:t xml:space="preserve">[2]</w:t>
+      </w:r>
+      <w:r>
+        <w:t xml:space="preserve"> </w:t>
+      </w:r>
+      <w:r>
+        <w:t xml:space="preserve">	</w:t>
+      </w:r>
+      <w:r>
+        <w:t xml:space="preserve">d’Errico F, Baker J, Pereira D, Álvarez-Fernández E, Lázničková-Galetová M, Rigaud S. Multivariate analyses of aurignacian and gravettian personal ornaments support cultural continuity in the early upper palaeolithic. PLOS ONE 2025;20:1–24.</w:t>
+      </w:r>
+      <w:r>
+        <w:t xml:space="preserve"> </w:t>
+      </w:r>
+      <w:hyperlink r:id="rId64">
+        <w:r>
+          <w:rPr>
+            <w:rStyle w:val="Hyperlink"/>
+          </w:rPr>
+          <w:t xml:space="preserve">https://doi.org/10.1371/journal.pone.0323148</w:t>
+        </w:r>
+      </w:hyperlink>
+      <w:r>
+        <w:t xml:space="preserve">.</w:t>
+      </w:r>
+    </w:p>
+    <w:bookmarkEnd w:id="65"/>
+    <w:bookmarkStart w:id="66" w:name="ref-baker2024evidence"/>
+    <w:p>
+      <w:pPr>
+        <w:pStyle w:val="Bibliography"/>
+      </w:pPr>
+      <w:r>
+        <w:t xml:space="preserve">[3]</w:t>
+      </w:r>
+      <w:r>
+        <w:t xml:space="preserve"> </w:t>
+      </w:r>
+      <w:r>
+        <w:t xml:space="preserve">	</w:t>
+      </w:r>
+      <w:r>
+        <w:t xml:space="preserve">Baker J, Rigaud S, Pereira D, Courtenay LA, d’Errico F. Evidence from personal ornaments suggest nine distinct cultural groups between 34,000 and 24,000 years ago in europe. Nature Human Behaviour 2024;8:431–44.</w:t>
+      </w:r>
+    </w:p>
+    <w:bookmarkEnd w:id="66"/>
+    <w:bookmarkStart w:id="68" w:name="ref-Sauvet_2018"/>
+    <w:p>
+      <w:pPr>
+        <w:pStyle w:val="Bibliography"/>
+      </w:pPr>
+      <w:r>
+        <w:t xml:space="preserve">[4]</w:t>
+      </w:r>
+      <w:r>
+        <w:t xml:space="preserve"> </w:t>
+      </w:r>
+      <w:r>
+        <w:t xml:space="preserve">	</w:t>
+      </w:r>
+      <w:r>
+        <w:t xml:space="preserve">Sauvet G, Bourrillon R, Garate D, Petrognani S, Rivero O, Robert E, et al. The function of graphic signs in prehistoric societies: The case of cantabrian quadrilateral signs. Quaternary International 2018;491:99–109.</w:t>
+      </w:r>
+      <w:r>
+        <w:t xml:space="preserve"> </w:t>
+      </w:r>
+      <w:hyperlink r:id="rId67">
+        <w:r>
+          <w:rPr>
+            <w:rStyle w:val="Hyperlink"/>
+          </w:rPr>
+          <w:t xml:space="preserve">https://doi.org/10.1016/j.quaint.2017.01.039</w:t>
+        </w:r>
+      </w:hyperlink>
+      <w:r>
+        <w:t xml:space="preserve">.</w:t>
+      </w:r>
+    </w:p>
+    <w:bookmarkEnd w:id="68"/>
+    <w:bookmarkStart w:id="70" w:name="ref-Kuhn_Stiner_2007"/>
+    <w:p>
+      <w:pPr>
+        <w:pStyle w:val="Bibliography"/>
+      </w:pPr>
+      <w:r>
+        <w:t xml:space="preserve">[5]</w:t>
+      </w:r>
+      <w:r>
+        <w:t xml:space="preserve"> </w:t>
+      </w:r>
+      <w:r>
+        <w:t xml:space="preserve">	</w:t>
+      </w:r>
+      <w:r>
+        <w:t xml:space="preserve">Kuhn SL, Stiner MC. Paleolithic ornaments: Implications for cognition, demography and identity. Diogenes 2007;54:40–8.</w:t>
+      </w:r>
+      <w:r>
+        <w:t xml:space="preserve"> </w:t>
+      </w:r>
+      <w:hyperlink r:id="rId69">
+        <w:r>
+          <w:rPr>
+            <w:rStyle w:val="Hyperlink"/>
+          </w:rPr>
+          <w:t xml:space="preserve">https://doi.org/10.1177/0392192107076870</w:t>
+        </w:r>
+      </w:hyperlink>
+      <w:r>
+        <w:t xml:space="preserve">.</w:t>
+      </w:r>
+    </w:p>
+    <w:bookmarkEnd w:id="70"/>
+    <w:bookmarkStart w:id="72" w:name="ref-Vanhaeren_d"/>
+    <w:p>
+      <w:pPr>
+        <w:pStyle w:val="Bibliography"/>
+      </w:pPr>
+      <w:r>
+        <w:t xml:space="preserve">[6]</w:t>
+      </w:r>
+      <w:r>
+        <w:t xml:space="preserve"> </w:t>
+      </w:r>
+      <w:r>
+        <w:t xml:space="preserve">	</w:t>
+      </w:r>
+      <w:r>
+        <w:t xml:space="preserve">Vanhaeren M, d’Errico F. Aurignacian ethno-linguistic geography of europe revealed by personal ornaments. Journal of Archaeological Science 2006;33:1105–28.</w:t>
+      </w:r>
+      <w:r>
+        <w:t xml:space="preserve"> </w:t>
+      </w:r>
+      <w:hyperlink r:id="rId71">
+        <w:r>
+          <w:rPr>
+            <w:rStyle w:val="Hyperlink"/>
+          </w:rPr>
+          <w:t xml:space="preserve">https://doi.org/10.1016/j.jas.2005.11.017</w:t>
+        </w:r>
+      </w:hyperlink>
+      <w:r>
+        <w:t xml:space="preserve">.</w:t>
+      </w:r>
+    </w:p>
+    <w:bookmarkEnd w:id="72"/>
+    <w:bookmarkStart w:id="74" w:name="ref-Fuentes_Lucas_Robert_2019"/>
+    <w:p>
+      <w:pPr>
+        <w:pStyle w:val="Bibliography"/>
+      </w:pPr>
+      <w:r>
+        <w:t xml:space="preserve">[7]</w:t>
+      </w:r>
+      <w:r>
+        <w:t xml:space="preserve"> </w:t>
+      </w:r>
+      <w:r>
+        <w:t xml:space="preserve">	</w:t>
+      </w:r>
+      <w:r>
+        <w:t xml:space="preserve">Fuentes O, Lucas C, Robert E. An approach to palaeolithic networks: The question of symbolic territories and their interpretation through magdalenian art. Quaternary International 2019;503:233–47.</w:t>
+      </w:r>
+      <w:r>
+        <w:t xml:space="preserve"> </w:t>
+      </w:r>
+      <w:hyperlink r:id="rId73">
+        <w:r>
+          <w:rPr>
+            <w:rStyle w:val="Hyperlink"/>
+          </w:rPr>
+          <w:t xml:space="preserve">https://doi.org/10.1016/j.quaint.2017.12.017</w:t>
+        </w:r>
+      </w:hyperlink>
+      <w:r>
+        <w:t xml:space="preserve">.</w:t>
+      </w:r>
+    </w:p>
+    <w:bookmarkEnd w:id="74"/>
+    <w:bookmarkStart w:id="76" w:name="ref-Tejero_Grimaldi_2015"/>
+    <w:p>
+      <w:pPr>
+        <w:pStyle w:val="Bibliography"/>
+      </w:pPr>
+      <w:r>
+        <w:t xml:space="preserve">[8]</w:t>
+      </w:r>
+      <w:r>
+        <w:t xml:space="preserve"> </w:t>
+      </w:r>
+      <w:r>
+        <w:t xml:space="preserve">	</w:t>
+      </w:r>
+      <w:r>
+        <w:t xml:space="preserve">Tejero J-M, Grimaldi S. Assessing bone and antler exploitation at riparo mochi (balzi rossi, italy): Implications for the characterization of the aurignacian in south-western europe. Journal of Archaeological Science 2015;61:59–77.</w:t>
+      </w:r>
+      <w:r>
+        <w:t xml:space="preserve"> </w:t>
+      </w:r>
+      <w:hyperlink r:id="rId75">
+        <w:r>
+          <w:rPr>
+            <w:rStyle w:val="Hyperlink"/>
+          </w:rPr>
+          <w:t xml:space="preserve">https://doi.org/10.1016/j.jas.2015.05.003</w:t>
+        </w:r>
+      </w:hyperlink>
+      <w:r>
+        <w:t xml:space="preserve">.</w:t>
+      </w:r>
+    </w:p>
+    <w:bookmarkEnd w:id="76"/>
+    <w:bookmarkStart w:id="78" w:name="ref-Tartar_2012"/>
+    <w:p>
+      <w:pPr>
+        <w:pStyle w:val="Bibliography"/>
+      </w:pPr>
+      <w:r>
+        <w:t xml:space="preserve">[9]</w:t>
+      </w:r>
+      <w:r>
+        <w:t xml:space="preserve"> </w:t>
+      </w:r>
+      <w:r>
+        <w:t xml:space="preserve">	</w:t>
+      </w:r>
+      <w:r>
+        <w:t xml:space="preserve">Tartar E. The recognition of a new type of bone tools in early aurignacian assemblages: Implications for understanding the appearance of osseous technology in europe. Journal of Archaeological Science 2012;39:2348–60.</w:t>
+      </w:r>
+      <w:r>
+        <w:t xml:space="preserve"> </w:t>
+      </w:r>
+      <w:hyperlink r:id="rId77">
+        <w:r>
+          <w:rPr>
+            <w:rStyle w:val="Hyperlink"/>
+          </w:rPr>
+          <w:t xml:space="preserve">https://doi.org/10.1016/j.jas.2012.02.003</w:t>
+        </w:r>
+      </w:hyperlink>
+      <w:r>
+        <w:t xml:space="preserve">.</w:t>
+      </w:r>
+    </w:p>
+    <w:bookmarkEnd w:id="78"/>
+    <w:bookmarkStart w:id="80" w:name="ref-dutkiewicz2020"/>
+    <w:p>
+      <w:pPr>
+        <w:pStyle w:val="Bibliography"/>
+      </w:pPr>
+      <w:r>
+        <w:t xml:space="preserve">[10]</w:t>
+      </w:r>
+      <w:r>
+        <w:t xml:space="preserve"> </w:t>
+      </w:r>
+      <w:r>
+        <w:t xml:space="preserve">	</w:t>
+      </w:r>
+      <w:r>
+        <w:t xml:space="preserve">Dutkiewicz E, Russo G, Lee S, Bentz C. SignBase, a collection of geometric signs on mobile objects in the paleolithic. Scientific Data 2020;7:364.</w:t>
+      </w:r>
+      <w:r>
+        <w:t xml:space="preserve"> </w:t>
+      </w:r>
+      <w:hyperlink r:id="rId79">
+        <w:r>
+          <w:rPr>
+            <w:rStyle w:val="Hyperlink"/>
+          </w:rPr>
+          <w:t xml:space="preserve">https://doi.org/10.1038/s41597-020-00704-x</w:t>
+        </w:r>
+      </w:hyperlink>
+      <w:r>
+        <w:t xml:space="preserve">.</w:t>
+      </w:r>
+    </w:p>
+    <w:bookmarkEnd w:id="80"/>
+    <w:bookmarkStart w:id="82" w:name="ref-Chu_Richter_2020"/>
+    <w:p>
+      <w:pPr>
+        <w:pStyle w:val="Bibliography"/>
+      </w:pPr>
+      <w:r>
+        <w:t xml:space="preserve">[11]</w:t>
+      </w:r>
+      <w:r>
+        <w:t xml:space="preserve"> </w:t>
+      </w:r>
+      <w:r>
+        <w:t xml:space="preserve">	</w:t>
+      </w:r>
+      <w:r>
+        <w:t xml:space="preserve">Chu W, Richter J. Aurignacian cultural unit. Encyclopedia of global archaeology, Cham: Springer International Publishing; 2020, p. 1–10.</w:t>
+      </w:r>
+      <w:r>
+        <w:t xml:space="preserve"> </w:t>
+      </w:r>
+      <w:hyperlink r:id="rId81">
+        <w:r>
+          <w:rPr>
+            <w:rStyle w:val="Hyperlink"/>
+          </w:rPr>
+          <w:t xml:space="preserve">https://doi.org/10.1007/978-3-319-51726-1_3441-1</w:t>
+        </w:r>
+      </w:hyperlink>
+      <w:r>
+        <w:t xml:space="preserve">.</w:t>
+      </w:r>
+    </w:p>
+    <w:bookmarkEnd w:id="82"/>
+    <w:bookmarkStart w:id="83" w:name="ref-dinnis2019thoughts"/>
+    <w:p>
+      <w:pPr>
+        <w:pStyle w:val="Bibliography"/>
+      </w:pPr>
+      <w:r>
+        <w:t xml:space="preserve">[12]</w:t>
+      </w:r>
+      <w:r>
+        <w:t xml:space="preserve"> </w:t>
+      </w:r>
+      <w:r>
+        <w:t xml:space="preserve">	</w:t>
+      </w:r>
+      <w:r>
+        <w:t xml:space="preserve">Dinnis R, Bessudnov A, Chiotti L, Flas D, Michel A. Thoughts on the structure of the european aurignacian, with particular focus on hohle fels IV. Proceedings of the Prehistoric Society 2019;85:29–60.</w:t>
+      </w:r>
+    </w:p>
+    <w:bookmarkEnd w:id="83"/>
+    <w:bookmarkStart w:id="84" w:name="ref-falcucci2020breaking"/>
+    <w:p>
+      <w:pPr>
+        <w:pStyle w:val="Bibliography"/>
+      </w:pPr>
+      <w:r>
+        <w:t xml:space="preserve">[13]</w:t>
+      </w:r>
+      <w:r>
+        <w:t xml:space="preserve"> </w:t>
+      </w:r>
+      <w:r>
+        <w:t xml:space="preserve">	</w:t>
+      </w:r>
+      <w:r>
+        <w:t xml:space="preserve">Falcucci A, Conard NJ, Peresani M, et al. Breaking through the aquitaine frame: A re-evaluation on the significance of regional variants during the aurignacian as seen from a key record in southern europe. Journal of Anthropological Sciences 2020;98:99–140.</w:t>
+      </w:r>
+    </w:p>
+    <w:bookmarkEnd w:id="84"/>
+    <w:bookmarkStart w:id="85" w:name="ref-clark200917"/>
+    <w:p>
+      <w:pPr>
+        <w:pStyle w:val="Bibliography"/>
+      </w:pPr>
+      <w:r>
+        <w:t xml:space="preserve">[14]</w:t>
+      </w:r>
+      <w:r>
+        <w:t xml:space="preserve"> </w:t>
+      </w:r>
+      <w:r>
+        <w:t xml:space="preserve">	</w:t>
+      </w:r>
+      <w:r>
+        <w:t xml:space="preserve">Clark GA, Riel-Salvatore J. What’s in a name? Observations on the compositional integrity of the aurignacian. The mediterranean from 50 000 to 25 000 BP, vol. 323, Oxbow Books; 2009.</w:t>
+      </w:r>
+    </w:p>
+    <w:bookmarkEnd w:id="85"/>
+    <w:bookmarkStart w:id="86" w:name="ref-zilhao2024data"/>
+    <w:p>
+      <w:pPr>
+        <w:pStyle w:val="Bibliography"/>
+      </w:pPr>
+      <w:r>
+        <w:t xml:space="preserve">[15]</w:t>
+      </w:r>
+      <w:r>
+        <w:t xml:space="preserve"> </w:t>
+      </w:r>
+      <w:r>
+        <w:t xml:space="preserve">	</w:t>
+      </w:r>
+      <w:r>
+        <w:t xml:space="preserve">Zilhão J, d’Errico F, Banks WE, Teyssandier N. A data-driven paradigm shift for the middle-to-upper palaeolithic transition and the neandertal debate. Quaternary Environments and Humans 2024;2:100037.</w:t>
+      </w:r>
+    </w:p>
+    <w:bookmarkEnd w:id="86"/>
+    <w:bookmarkStart w:id="87" w:name="ref-bordes2006news"/>
+    <w:p>
+      <w:pPr>
+        <w:pStyle w:val="Bibliography"/>
+      </w:pPr>
+      <w:r>
+        <w:t xml:space="preserve">[16]</w:t>
+      </w:r>
+      <w:r>
+        <w:t xml:space="preserve"> </w:t>
+      </w:r>
+      <w:r>
+        <w:t xml:space="preserve">	</w:t>
+      </w:r>
+      <w:r>
+        <w:t xml:space="preserve">Bordes J-G. News from the west: A reevaluation of the classical aurignacian sequence of the p</w:t>
+      </w:r>
+      <w:r>
+        <w:t xml:space="preserve">é</w:t>
+      </w:r>
+      <w:r>
+        <w:t xml:space="preserve">rigord. Towards a Definition of the Aurignacian 2006;45:147–71.</w:t>
+      </w:r>
+    </w:p>
+    <w:bookmarkEnd w:id="87"/>
+    <w:bookmarkStart w:id="88" w:name="ref-canessa2026unpacking"/>
+    <w:p>
+      <w:pPr>
+        <w:pStyle w:val="Bibliography"/>
+      </w:pPr>
+      <w:r>
+        <w:t xml:space="preserve">[17]</w:t>
+      </w:r>
+      <w:r>
+        <w:t xml:space="preserve"> </w:t>
+      </w:r>
+      <w:r>
+        <w:t xml:space="preserve">	</w:t>
+      </w:r>
+      <w:r>
+        <w:t xml:space="preserve">Canessa T, Peña P de la. Unpacking lithic assemblage variability in the early upper palaeolithic: A multivariate approach to the structure of the iberian aurignacian. Plos One 2026;21:e0345202.</w:t>
+      </w:r>
+    </w:p>
+    <w:bookmarkEnd w:id="88"/>
+    <w:bookmarkStart w:id="90" w:name="X68cdd7ba62fc5dd3e1e9b497937717305f7b9a0"/>
+    <w:p>
+      <w:pPr>
+        <w:pStyle w:val="Bibliography"/>
+      </w:pPr>
+      <w:r>
+        <w:t xml:space="preserve">[18]</w:t>
+      </w:r>
+      <w:r>
+        <w:t xml:space="preserve"> </w:t>
+      </w:r>
+      <w:r>
+        <w:t xml:space="preserve">	</w:t>
+      </w:r>
+      <w:r>
+        <w:t xml:space="preserve">Shao Y, Limberg H, Klein K, Wegener C, Schmidt I, Weniger G-C, et al. Human-existence probability of the aurignacian techno-complex under extreme climate conditions. Quaternary Science Reviews 2021;263:106995. https://doi.org/</w:t>
+      </w:r>
+      <w:hyperlink r:id="rId89">
+        <w:r>
+          <w:rPr>
+            <w:rStyle w:val="Hyperlink"/>
+          </w:rPr>
+          <w:t xml:space="preserve">https://doi.org/10.1016/j.quascirev.2021.106995</w:t>
+        </w:r>
+      </w:hyperlink>
+      <w:r>
+        <w:t xml:space="preserve">.</w:t>
+      </w:r>
+    </w:p>
+    <w:bookmarkEnd w:id="90"/>
+    <w:bookmarkStart w:id="92" w:name="ref-Schmidt_Zimmermann_2019"/>
+    <w:p>
+      <w:pPr>
+        <w:pStyle w:val="Bibliography"/>
+      </w:pPr>
+      <w:r>
+        <w:t xml:space="preserve">[19]</w:t>
+      </w:r>
+      <w:r>
+        <w:t xml:space="preserve"> </w:t>
+      </w:r>
+      <w:r>
+        <w:t xml:space="preserve">	</w:t>
+      </w:r>
+      <w:r>
+        <w:t xml:space="preserve">Schmidt I, Zimmermann A. Population dynamics and socio-spatial organization of the aurignacian: Scalable quantitative demographic data for western and central europe. PLoS ONE 2019;14:e0211562.</w:t>
+      </w:r>
+      <w:r>
+        <w:t xml:space="preserve"> </w:t>
+      </w:r>
+      <w:hyperlink r:id="rId91">
+        <w:r>
+          <w:rPr>
+            <w:rStyle w:val="Hyperlink"/>
+          </w:rPr>
+          <w:t xml:space="preserve">https://doi.org/10.1371/journal.pone.0211562</w:t>
+        </w:r>
+      </w:hyperlink>
+      <w:r>
+        <w:t xml:space="preserve">.</w:t>
+      </w:r>
+    </w:p>
+    <w:bookmarkEnd w:id="92"/>
+    <w:bookmarkStart w:id="94" w:name="ref-Banks_dErrico_Zilhao_2013"/>
+    <w:p>
+      <w:pPr>
+        <w:pStyle w:val="Bibliography"/>
+      </w:pPr>
+      <w:r>
+        <w:t xml:space="preserve">[20]</w:t>
+      </w:r>
+      <w:r>
+        <w:t xml:space="preserve"> </w:t>
+      </w:r>
+      <w:r>
+        <w:t xml:space="preserve">	</w:t>
+      </w:r>
+      <w:r>
+        <w:t xml:space="preserve">Banks WE, d’Errico F, Zilhão J. Human–climate interaction during the early upper paleolithic: Testing the hypothesis of an adaptive shift between the proto-aurignacian and the early aurignacian. Journal of Human Evolution 2013;64:39–55. https://doi.org/</w:t>
+      </w:r>
+      <w:hyperlink r:id="rId93">
+        <w:r>
+          <w:rPr>
+            <w:rStyle w:val="Hyperlink"/>
+          </w:rPr>
+          <w:t xml:space="preserve">https://doi.org/10.1016/j.jhevol.2012.10.001</w:t>
+        </w:r>
+      </w:hyperlink>
+      <w:r>
+        <w:t xml:space="preserve">.</w:t>
+      </w:r>
+    </w:p>
+    <w:bookmarkEnd w:id="94"/>
+    <w:bookmarkStart w:id="96" w:name="ref-Falcucci_Peresani_2017"/>
+    <w:p>
+      <w:pPr>
+        <w:pStyle w:val="Bibliography"/>
+      </w:pPr>
+      <w:r>
+        <w:t xml:space="preserve">[21]</w:t>
+      </w:r>
+      <w:r>
+        <w:t xml:space="preserve"> </w:t>
+      </w:r>
+      <w:r>
+        <w:t xml:space="preserve">	</w:t>
+      </w:r>
+      <w:r>
+        <w:t xml:space="preserve">Falcucci A, Conard NJ, Peresani M. A critical assessment of the protoaurignacian lithic technology at fumane cave and its implications for the definition of the earliest aurignacian. PLoS ONE 2017;12:e0189241.</w:t>
+      </w:r>
+      <w:r>
+        <w:t xml:space="preserve"> </w:t>
+      </w:r>
+      <w:hyperlink r:id="rId95">
+        <w:r>
+          <w:rPr>
+            <w:rStyle w:val="Hyperlink"/>
+          </w:rPr>
+          <w:t xml:space="preserve">https://doi.org/10.1371/journal.pone.0189241</w:t>
+        </w:r>
+      </w:hyperlink>
+      <w:r>
+        <w:t xml:space="preserve">.</w:t>
+      </w:r>
+    </w:p>
+    <w:bookmarkEnd w:id="96"/>
+    <w:bookmarkStart w:id="98" w:name="ref-Fletcher_Sánchez"/>
+    <w:p>
+      <w:pPr>
+        <w:pStyle w:val="Bibliography"/>
+      </w:pPr>
+      <w:r>
+        <w:t xml:space="preserve">[22]</w:t>
+      </w:r>
+      <w:r>
+        <w:t xml:space="preserve"> </w:t>
+      </w:r>
+      <w:r>
+        <w:t xml:space="preserve">	</w:t>
+      </w:r>
+      <w:r>
+        <w:t xml:space="preserve">Fletcher WJ, Sánchez Goñi MF, Allen JRM, Cheddadi R, Combourieu-Nebout N, Huntley B, et al. Millennial-scale variability during the last glacial in vegetation records from europe. Quaternary Science Reviews 2010;29:2839–64.</w:t>
+      </w:r>
+      <w:r>
+        <w:t xml:space="preserve"> </w:t>
+      </w:r>
+      <w:hyperlink r:id="rId97">
+        <w:r>
+          <w:rPr>
+            <w:rStyle w:val="Hyperlink"/>
+          </w:rPr>
+          <w:t xml:space="preserve">https://doi.org/10.1016/j.quascirev.2009.11.015</w:t>
+        </w:r>
+      </w:hyperlink>
+      <w:r>
+        <w:t xml:space="preserve">.</w:t>
+      </w:r>
+    </w:p>
+    <w:bookmarkEnd w:id="98"/>
+    <w:bookmarkStart w:id="100" w:name="ref-Crema_Bevan_2021"/>
+    <w:p>
+      <w:pPr>
+        <w:pStyle w:val="Bibliography"/>
+      </w:pPr>
+      <w:r>
+        <w:t xml:space="preserve">[23]</w:t>
+      </w:r>
+      <w:r>
+        <w:t xml:space="preserve"> </w:t>
+      </w:r>
+      <w:r>
+        <w:t xml:space="preserve">	</w:t>
+      </w:r>
+      <w:r>
+        <w:t xml:space="preserve">Crema ER, Bevan A. INFERENCE FROM LARGE SETS OF RADIOCARBON DATES: SOFTWARE AND METHODS. Radiocarbon 2021;63:23–39.</w:t>
+      </w:r>
+      <w:r>
+        <w:t xml:space="preserve"> </w:t>
+      </w:r>
+      <w:hyperlink r:id="rId99">
+        <w:r>
+          <w:rPr>
+            <w:rStyle w:val="Hyperlink"/>
+          </w:rPr>
+          <w:t xml:space="preserve">https://doi.org/10.1017/RDC.2020.95</w:t>
+        </w:r>
+      </w:hyperlink>
+      <w:r>
+        <w:t xml:space="preserve">.</w:t>
+      </w:r>
+    </w:p>
+    <w:bookmarkEnd w:id="100"/>
+    <w:bookmarkStart w:id="102" w:name="ref-Lycett_2019"/>
+    <w:p>
+      <w:pPr>
+        <w:pStyle w:val="Bibliography"/>
+      </w:pPr>
+      <w:r>
+        <w:t xml:space="preserve">[24]</w:t>
+      </w:r>
+      <w:r>
+        <w:t xml:space="preserve"> </w:t>
+      </w:r>
+      <w:r>
+        <w:t xml:space="preserve">	</w:t>
+      </w:r>
+      <w:r>
+        <w:t xml:space="preserve">Lycett SJ. Confirmation of the role of geographic isolation by distance in among-tribe variations in beadwork designs and manufacture on the high plains. Archaeological and Anthropological Sciences 2019;11:2837–47.</w:t>
+      </w:r>
+      <w:r>
+        <w:t xml:space="preserve"> </w:t>
+      </w:r>
+      <w:hyperlink r:id="rId101">
+        <w:r>
+          <w:rPr>
+            <w:rStyle w:val="Hyperlink"/>
+          </w:rPr>
+          <w:t xml:space="preserve">https://doi.org/10.1007/s12520-018-0742-3</w:t>
+        </w:r>
+      </w:hyperlink>
+      <w:r>
+        <w:t xml:space="preserve">.</w:t>
+      </w:r>
+    </w:p>
+    <w:bookmarkEnd w:id="102"/>
+    <w:bookmarkStart w:id="104" w:name="ref-Mantel_Smouse"/>
+    <w:p>
+      <w:pPr>
+        <w:pStyle w:val="Bibliography"/>
+      </w:pPr>
+      <w:r>
+        <w:t xml:space="preserve">[25]</w:t>
+      </w:r>
+      <w:r>
+        <w:t xml:space="preserve"> </w:t>
+      </w:r>
+      <w:r>
+        <w:t xml:space="preserve">	</w:t>
+      </w:r>
+      <w:r>
+        <w:t xml:space="preserve">Smouse PE, Long JC. Matrix correlation analysis in anthropology and genetics. American Journal of Physical Anthropology 1992;35:187–213. https://doi.org/</w:t>
+      </w:r>
+      <w:hyperlink r:id="rId103">
+        <w:r>
+          <w:rPr>
+            <w:rStyle w:val="Hyperlink"/>
+          </w:rPr>
+          <w:t xml:space="preserve">https://doi.org/10.1002/ajpa.1330350608</w:t>
+        </w:r>
+      </w:hyperlink>
+      <w:r>
+        <w:t xml:space="preserve">.</w:t>
+      </w:r>
+    </w:p>
+    <w:bookmarkEnd w:id="104"/>
+    <w:bookmarkStart w:id="106" w:name="ref-Vegan2001"/>
+    <w:p>
+      <w:pPr>
+        <w:pStyle w:val="Bibliography"/>
+      </w:pPr>
+      <w:r>
+        <w:t xml:space="preserve">[26]</w:t>
+      </w:r>
+      <w:r>
+        <w:t xml:space="preserve"> </w:t>
+      </w:r>
+      <w:r>
+        <w:t xml:space="preserve">	</w:t>
+      </w:r>
+      <w:r>
+        <w:t xml:space="preserve">Oksanen J, Simpson GL, Blanchet FG, Kindt R, Legendre P, Minchin PR, et al. Vegan: Community ecology package 2001:25–31.</w:t>
+      </w:r>
+      <w:r>
+        <w:t xml:space="preserve"> </w:t>
+      </w:r>
+      <w:hyperlink r:id="rId105">
+        <w:r>
+          <w:rPr>
+            <w:rStyle w:val="Hyperlink"/>
+          </w:rPr>
+          <w:t xml:space="preserve">https://doi.org/10.32614/CRAN.package.vegan</w:t>
+        </w:r>
+      </w:hyperlink>
+      <w:r>
+        <w:t xml:space="preserve">.</w:t>
+      </w:r>
+    </w:p>
+    <w:bookmarkEnd w:id="106"/>
+    <w:bookmarkStart w:id="108" w:name="ref-Rigaud_dErrico_Vanhaeren_2015"/>
+    <w:p>
+      <w:pPr>
+        <w:pStyle w:val="Bibliography"/>
+      </w:pPr>
+      <w:r>
         <w:t xml:space="preserve">[27]</w:t>
       </w:r>
       <w:r>
-        <w:t xml:space="preserve">, and additionally, greater quantities of included sign types serve to establish stronger connections</w:t>
-      </w:r>
-      <w:r>
-        <w:t xml:space="preserve"> </w:t>
-      </w:r>
-      <w:r>
-        <w:t xml:space="preserve">[98]</w:t>
-      </w:r>
-      <w:r>
-        <w:t xml:space="preserve">. This ambiguity may be addressed in the future through the usage of the data recently released in SignBase 2.0 covering sites in Germany, which contains more detailed information on the specific order and patterns in which signs occurred on individual objects.</w:t>
-      </w:r>
-      <w:r>
-        <w:t xml:space="preserve"> </w:t>
-      </w:r>
-    </w:p>
-    <w:bookmarkEnd w:id="60"/>
-    <w:bookmarkStart w:id="230" w:name="references"/>
-    <w:p>
-      <w:pPr>
-        <w:pStyle w:val="Heading1"/>
-      </w:pPr>
-      <w:r>
-        <w:t xml:space="preserve">References</w:t>
-      </w:r>
-    </w:p>
-    <w:bookmarkStart w:id="229" w:name="refs"/>
-    <w:bookmarkStart w:id="62" w:name="ref-Boyd_Silk_2020"/>
-    <w:p>
-      <w:pPr>
-        <w:pStyle w:val="Bibliography"/>
-      </w:pPr>
-      <w:r>
-        <w:t xml:space="preserve">[1]</w:t>
-      </w:r>
-      <w:r>
-        <w:t xml:space="preserve"> </w:t>
-      </w:r>
-      <w:r>
-        <w:t xml:space="preserve">	</w:t>
-      </w:r>
-      <w:r>
-        <w:t xml:space="preserve">Boyd R, Silk JB.</w:t>
-      </w:r>
-      <w:r>
-        <w:t xml:space="preserve"> </w:t>
-      </w:r>
-      <w:hyperlink r:id="rId61">
-        <w:r>
-          <w:rPr>
-            <w:rStyle w:val="Hyperlink"/>
-          </w:rPr>
-          <w:t xml:space="preserve">How humans evolved</w:t>
-        </w:r>
-      </w:hyperlink>
-      <w:r>
-        <w:t xml:space="preserve">. W.W. Norton; 2020.</w:t>
-      </w:r>
-    </w:p>
-    <w:bookmarkEnd w:id="62"/>
-    <w:bookmarkStart w:id="64" w:name="ref-dErrico_Baker_Rigaud_2025"/>
-    <w:p>
-      <w:pPr>
-        <w:pStyle w:val="Bibliography"/>
-      </w:pPr>
-      <w:r>
-        <w:t xml:space="preserve">[2]</w:t>
-      </w:r>
-      <w:r>
-        <w:t xml:space="preserve"> </w:t>
-      </w:r>
-      <w:r>
-        <w:t xml:space="preserve">	</w:t>
-      </w:r>
-      <w:r>
-        <w:t xml:space="preserve">d’Errico F, Baker J, Pereira D, Álvarez-Fernández E, Lázničková-Galetová M, Rigaud S. Multivariate analyses of aurignacian and gravettian personal ornaments support cultural continuity in the early upper palaeolithic. PLOS ONE 2025;20:1–24.</w:t>
-      </w:r>
-      <w:r>
-        <w:t xml:space="preserve"> </w:t>
-      </w:r>
-      <w:hyperlink r:id="rId63">
-        <w:r>
-          <w:rPr>
-            <w:rStyle w:val="Hyperlink"/>
-          </w:rPr>
-          <w:t xml:space="preserve">https://doi.org/10.1371/journal.pone.0323148</w:t>
+        <w:t xml:space="preserve"> </w:t>
+      </w:r>
+      <w:r>
+        <w:t xml:space="preserve">	</w:t>
+      </w:r>
+      <w:r>
+        <w:t xml:space="preserve">Rigaud S, d’Errico F, Vanhaeren M. Ornaments reveal resistance of north european cultures to the spread of farming. PLOS ONE 2015;10:e0121166.</w:t>
+      </w:r>
+      <w:r>
+        <w:t xml:space="preserve"> </w:t>
+      </w:r>
+      <w:hyperlink r:id="rId107">
+        <w:r>
+          <w:rPr>
+            <w:rStyle w:val="Hyperlink"/>
+          </w:rPr>
+          <w:t xml:space="preserve">https://doi.org/10.1371/journal.pone.0121166</w:t>
         </w:r>
       </w:hyperlink>
       <w:r>
         <w:t xml:space="preserve">.</w:t>
       </w:r>
     </w:p>
-    <w:bookmarkEnd w:id="64"/>
-    <w:bookmarkStart w:id="65" w:name="ref-baker2024evidence"/>
-    <w:p>
-      <w:pPr>
-        <w:pStyle w:val="Bibliography"/>
-      </w:pPr>
-      <w:r>
-        <w:t xml:space="preserve">[3]</w:t>
-      </w:r>
-      <w:r>
-        <w:t xml:space="preserve"> </w:t>
-      </w:r>
-      <w:r>
-        <w:t xml:space="preserve">	</w:t>
-      </w:r>
-      <w:r>
-        <w:t xml:space="preserve">Baker J, Rigaud S, Pereira D, Courtenay LA, d’Errico F. Evidence from personal ornaments suggest nine distinct cultural groups between 34,000 and 24,000 years ago in europe. Nature Human Behaviour 2024;8:431–44.</w:t>
-      </w:r>
-    </w:p>
-    <w:bookmarkEnd w:id="65"/>
-    <w:bookmarkStart w:id="67" w:name="ref-Sauvet_2018"/>
-    <w:p>
-      <w:pPr>
-        <w:pStyle w:val="Bibliography"/>
-      </w:pPr>
-      <w:r>
-        <w:t xml:space="preserve">[4]</w:t>
-      </w:r>
-      <w:r>
-        <w:t xml:space="preserve"> </w:t>
-      </w:r>
-      <w:r>
-        <w:t xml:space="preserve">	</w:t>
-      </w:r>
-      <w:r>
-        <w:t xml:space="preserve">Sauvet G, Bourrillon R, Garate D, Petrognani S, Rivero O, Robert E, et al. The function of graphic signs in prehistoric societies: The case of cantabrian quadrilateral signs. Quaternary International 2018;491:99–109.</w:t>
-      </w:r>
-      <w:r>
-        <w:t xml:space="preserve"> </w:t>
-      </w:r>
-      <w:hyperlink r:id="rId66">
-        <w:r>
-          <w:rPr>
-            <w:rStyle w:val="Hyperlink"/>
-          </w:rPr>
-          <w:t xml:space="preserve">https://doi.org/10.1016/j.quaint.2017.01.039</w:t>
+    <w:bookmarkEnd w:id="108"/>
+    <w:bookmarkStart w:id="110" w:name="ref-seriation_pckge"/>
+    <w:p>
+      <w:pPr>
+        <w:pStyle w:val="Bibliography"/>
+      </w:pPr>
+      <w:r>
+        <w:t xml:space="preserve">[28]</w:t>
+      </w:r>
+      <w:r>
+        <w:t xml:space="preserve"> </w:t>
+      </w:r>
+      <w:r>
+        <w:t xml:space="preserve">	</w:t>
+      </w:r>
+      <w:r>
+        <w:t xml:space="preserve">Hahsler M, Hornik K, Buchta C. Getting things in order: An introduction to the r package seriation. Journal of Statistical Software 2008;25:1–34.</w:t>
+      </w:r>
+      <w:r>
+        <w:t xml:space="preserve"> </w:t>
+      </w:r>
+      <w:hyperlink r:id="rId109">
+        <w:r>
+          <w:rPr>
+            <w:rStyle w:val="Hyperlink"/>
+          </w:rPr>
+          <w:t xml:space="preserve">https://doi.org/10.18637/jss.v025.i03</w:t>
         </w:r>
       </w:hyperlink>
       <w:r>
         <w:t xml:space="preserve">.</w:t>
       </w:r>
     </w:p>
-    <w:bookmarkEnd w:id="67"/>
-    <w:bookmarkStart w:id="69" w:name="ref-Kuhn_Stiner_2007"/>
-    <w:p>
-      <w:pPr>
-        <w:pStyle w:val="Bibliography"/>
-      </w:pPr>
-      <w:r>
-        <w:t xml:space="preserve">[5]</w:t>
-      </w:r>
-      <w:r>
-        <w:t xml:space="preserve"> </w:t>
-      </w:r>
-      <w:r>
-        <w:t xml:space="preserve">	</w:t>
-      </w:r>
-      <w:r>
-        <w:t xml:space="preserve">Kuhn SL, Stiner MC. Paleolithic ornaments: Implications for cognition, demography and identity. Diogenes 2007;54:40–8.</w:t>
-      </w:r>
-      <w:r>
-        <w:t xml:space="preserve"> </w:t>
-      </w:r>
-      <w:hyperlink r:id="rId68">
-        <w:r>
-          <w:rPr>
-            <w:rStyle w:val="Hyperlink"/>
-          </w:rPr>
-          <w:t xml:space="preserve">https://doi.org/10.1177/0392192107076870</w:t>
+    <w:bookmarkEnd w:id="110"/>
+    <w:bookmarkStart w:id="112" w:name="ref-Brower_Kile_1988"/>
+    <w:p>
+      <w:pPr>
+        <w:pStyle w:val="Bibliography"/>
+      </w:pPr>
+      <w:r>
+        <w:t xml:space="preserve">[29]</w:t>
+      </w:r>
+      <w:r>
+        <w:t xml:space="preserve"> </w:t>
+      </w:r>
+      <w:r>
+        <w:t xml:space="preserve">	</w:t>
+      </w:r>
+      <w:r>
+        <w:t xml:space="preserve">Brower JC, Kile KM. Seriation of an original data matrix as applied to paleoecology. Lethaia 1988;21:79–93.</w:t>
+      </w:r>
+      <w:r>
+        <w:t xml:space="preserve"> </w:t>
+      </w:r>
+      <w:hyperlink r:id="rId111">
+        <w:r>
+          <w:rPr>
+            <w:rStyle w:val="Hyperlink"/>
+          </w:rPr>
+          <w:t xml:space="preserve">https://doi.org/10.1111/j.1502-3931.1988.tb01756.x</w:t>
         </w:r>
       </w:hyperlink>
       <w:r>
         <w:t xml:space="preserve">.</w:t>
       </w:r>
     </w:p>
-    <w:bookmarkEnd w:id="69"/>
-    <w:bookmarkStart w:id="71" w:name="ref-Vanhaeren_d"/>
-    <w:p>
-      <w:pPr>
-        <w:pStyle w:val="Bibliography"/>
-      </w:pPr>
-      <w:r>
-        <w:t xml:space="preserve">[6]</w:t>
-      </w:r>
-      <w:r>
-        <w:t xml:space="preserve"> </w:t>
-      </w:r>
-      <w:r>
-        <w:t xml:space="preserve">	</w:t>
-      </w:r>
-      <w:r>
-        <w:t xml:space="preserve">Vanhaeren M, d’Errico F. Aurignacian ethno-linguistic geography of europe revealed by personal ornaments. Journal of Archaeological Science 2006;33:1105–28.</w:t>
-      </w:r>
-      <w:r>
-        <w:t xml:space="preserve"> </w:t>
-      </w:r>
-      <w:hyperlink r:id="rId70">
-        <w:r>
-          <w:rPr>
-            <w:rStyle w:val="Hyperlink"/>
-          </w:rPr>
-          <w:t xml:space="preserve">https://doi.org/10.1016/j.jas.2005.11.017</w:t>
+    <w:bookmarkEnd w:id="112"/>
+    <w:bookmarkStart w:id="114" w:name="ref-Mills_2017"/>
+    <w:p>
+      <w:pPr>
+        <w:pStyle w:val="Bibliography"/>
+      </w:pPr>
+      <w:r>
+        <w:t xml:space="preserve">[30]</w:t>
+      </w:r>
+      <w:r>
+        <w:t xml:space="preserve"> </w:t>
+      </w:r>
+      <w:r>
+        <w:t xml:space="preserve">	</w:t>
+      </w:r>
+      <w:r>
+        <w:t xml:space="preserve">Mills BJ. Social network analysis in archaeology. Annual Review of Anthropology 2017;46:379–97.</w:t>
+      </w:r>
+      <w:r>
+        <w:t xml:space="preserve"> </w:t>
+      </w:r>
+      <w:hyperlink r:id="rId113">
+        <w:r>
+          <w:rPr>
+            <w:rStyle w:val="Hyperlink"/>
+          </w:rPr>
+          <w:t xml:space="preserve">https://doi.org/10.1146/annurev-anthro-102116-041423</w:t>
         </w:r>
       </w:hyperlink>
       <w:r>
         <w:t xml:space="preserve">.</w:t>
       </w:r>
     </w:p>
-    <w:bookmarkEnd w:id="71"/>
-    <w:bookmarkStart w:id="73" w:name="ref-Fuentes_Lucas_Robert_2019"/>
-    <w:p>
-      <w:pPr>
-        <w:pStyle w:val="Bibliography"/>
-      </w:pPr>
-      <w:r>
-        <w:t xml:space="preserve">[7]</w:t>
-      </w:r>
-      <w:r>
-        <w:t xml:space="preserve"> </w:t>
-      </w:r>
-      <w:r>
-        <w:t xml:space="preserve">	</w:t>
-      </w:r>
-      <w:r>
-        <w:t xml:space="preserve">Fuentes O, Lucas C, Robert E. An approach to palaeolithic networks: The question of symbolic territories and their interpretation through magdalenian art. Quaternary International 2019;503:233–47.</w:t>
-      </w:r>
-      <w:r>
-        <w:t xml:space="preserve"> </w:t>
-      </w:r>
-      <w:hyperlink r:id="rId72">
-        <w:r>
-          <w:rPr>
-            <w:rStyle w:val="Hyperlink"/>
-          </w:rPr>
-          <w:t xml:space="preserve">https://doi.org/10.1016/j.quaint.2017.12.017</w:t>
+    <w:bookmarkEnd w:id="114"/>
+    <w:bookmarkStart w:id="116" w:name="ref-Fruchterman_Reingold_1991"/>
+    <w:p>
+      <w:pPr>
+        <w:pStyle w:val="Bibliography"/>
+      </w:pPr>
+      <w:r>
+        <w:t xml:space="preserve">[31]</w:t>
+      </w:r>
+      <w:r>
+        <w:t xml:space="preserve"> </w:t>
+      </w:r>
+      <w:r>
+        <w:t xml:space="preserve">	</w:t>
+      </w:r>
+      <w:r>
+        <w:t xml:space="preserve">Fruchterman TMJ, Reingold EM. Graph drawing by force-directed placement. Software: Practice and Experience 1991;21:1129–64.</w:t>
+      </w:r>
+      <w:r>
+        <w:t xml:space="preserve"> </w:t>
+      </w:r>
+      <w:hyperlink r:id="rId115">
+        <w:r>
+          <w:rPr>
+            <w:rStyle w:val="Hyperlink"/>
+          </w:rPr>
+          <w:t xml:space="preserve">https://doi.org/10.1002/spe.4380211102</w:t>
         </w:r>
       </w:hyperlink>
       <w:r>
         <w:t xml:space="preserve">.</w:t>
       </w:r>
     </w:p>
-    <w:bookmarkEnd w:id="73"/>
-    <w:bookmarkStart w:id="75" w:name="ref-Tejero_Grimaldi_2015"/>
-    <w:p>
-      <w:pPr>
-        <w:pStyle w:val="Bibliography"/>
-      </w:pPr>
-      <w:r>
-        <w:t xml:space="preserve">[8]</w:t>
-      </w:r>
-      <w:r>
-        <w:t xml:space="preserve"> </w:t>
-      </w:r>
-      <w:r>
-        <w:t xml:space="preserve">	</w:t>
-      </w:r>
-      <w:r>
-        <w:t xml:space="preserve">Tejero J-M, Grimaldi S. Assessing bone and antler exploitation at riparo mochi (balzi rossi, italy): Implications for the characterization of the aurignacian in south-western europe. Journal of Archaeological Science 2015;61:59–77.</w:t>
-      </w:r>
-      <w:r>
-        <w:t xml:space="preserve"> </w:t>
-      </w:r>
-      <w:hyperlink r:id="rId74">
-        <w:r>
-          <w:rPr>
-            <w:rStyle w:val="Hyperlink"/>
-          </w:rPr>
-          <w:t xml:space="preserve">https://doi.org/10.1016/j.jas.2015.05.003</w:t>
+    <w:bookmarkEnd w:id="116"/>
+    <w:bookmarkStart w:id="118" w:name="ref-statnet_package"/>
+    <w:p>
+      <w:pPr>
+        <w:pStyle w:val="Bibliography"/>
+      </w:pPr>
+      <w:r>
+        <w:t xml:space="preserve">[32]</w:t>
+      </w:r>
+      <w:r>
+        <w:t xml:space="preserve"> </w:t>
+      </w:r>
+      <w:r>
+        <w:t xml:space="preserve">	</w:t>
+      </w:r>
+      <w:r>
+        <w:t xml:space="preserve">Pavel N. Krivitsky MSH, Hunter DR, Butts CT, Bojanowski M, Klumb C, Goodreau SM, et al.</w:t>
+      </w:r>
+      <w:r>
+        <w:t xml:space="preserve"> </w:t>
+      </w:r>
+      <w:hyperlink r:id="rId117">
+        <w:r>
+          <w:rPr>
+            <w:rStyle w:val="Hyperlink"/>
+          </w:rPr>
+          <w:t xml:space="preserve">Statnet: Tools for the statistical modeling of network data</w:t>
+        </w:r>
+      </w:hyperlink>
+      <w:r>
+        <w:t xml:space="preserve"> </w:t>
+      </w:r>
+      <w:r>
+        <w:t xml:space="preserve">2003–2024.</w:t>
+      </w:r>
+    </w:p>
+    <w:bookmarkEnd w:id="118"/>
+    <w:bookmarkStart w:id="120" w:name="ref-igraph_package"/>
+    <w:p>
+      <w:pPr>
+        <w:pStyle w:val="Bibliography"/>
+      </w:pPr>
+      <w:r>
+        <w:t xml:space="preserve">[33]</w:t>
+      </w:r>
+      <w:r>
+        <w:t xml:space="preserve"> </w:t>
+      </w:r>
+      <w:r>
+        <w:t xml:space="preserve">	</w:t>
+      </w:r>
+      <w:r>
+        <w:t xml:space="preserve">Csardi G, Nepusz T.</w:t>
+      </w:r>
+      <w:r>
+        <w:t xml:space="preserve"> </w:t>
+      </w:r>
+      <w:hyperlink r:id="rId119">
+        <w:r>
+          <w:rPr>
+            <w:rStyle w:val="Hyperlink"/>
+          </w:rPr>
+          <w:t xml:space="preserve">The igraph software package for complex network research</w:t>
+        </w:r>
+      </w:hyperlink>
+      <w:r>
+        <w:t xml:space="preserve">. InterJournal 2006;Complex Systems:1695.</w:t>
+      </w:r>
+    </w:p>
+    <w:bookmarkEnd w:id="120"/>
+    <w:bookmarkStart w:id="122" w:name="ref-Anderson_2017"/>
+    <w:p>
+      <w:pPr>
+        <w:pStyle w:val="Bibliography"/>
+      </w:pPr>
+      <w:r>
+        <w:t xml:space="preserve">[34]</w:t>
+      </w:r>
+      <w:r>
+        <w:t xml:space="preserve"> </w:t>
+      </w:r>
+      <w:r>
+        <w:t xml:space="preserve">	</w:t>
+      </w:r>
+      <w:r>
+        <w:t xml:space="preserve">Anderson MJ. Permutational multivariate analysis of variance (PERMANOVA). Wiley StatsRef: Statistics reference online, John Wiley &amp; Sons, Ltd; 2017, p. 1–15.</w:t>
+      </w:r>
+      <w:r>
+        <w:t xml:space="preserve"> </w:t>
+      </w:r>
+      <w:hyperlink r:id="rId121">
+        <w:r>
+          <w:rPr>
+            <w:rStyle w:val="Hyperlink"/>
+          </w:rPr>
+          <w:t xml:space="preserve">https://doi.org/10.1002/9781118445112.stat07841</w:t>
         </w:r>
       </w:hyperlink>
       <w:r>
         <w:t xml:space="preserve">.</w:t>
       </w:r>
     </w:p>
-    <w:bookmarkEnd w:id="75"/>
-    <w:bookmarkStart w:id="77" w:name="ref-Tartar_2012"/>
-    <w:p>
-      <w:pPr>
-        <w:pStyle w:val="Bibliography"/>
-      </w:pPr>
-      <w:r>
-        <w:t xml:space="preserve">[9]</w:t>
-      </w:r>
-      <w:r>
-        <w:t xml:space="preserve"> </w:t>
-      </w:r>
-      <w:r>
-        <w:t xml:space="preserve">	</w:t>
-      </w:r>
-      <w:r>
-        <w:t xml:space="preserve">Tartar E. The recognition of a new type of bone tools in early aurignacian assemblages: Implications for understanding the appearance of osseous technology in europe. Journal of Archaeological Science 2012;39:2348–60.</w:t>
-      </w:r>
-      <w:r>
-        <w:t xml:space="preserve"> </w:t>
-      </w:r>
-      <w:hyperlink r:id="rId76">
-        <w:r>
-          <w:rPr>
-            <w:rStyle w:val="Hyperlink"/>
-          </w:rPr>
-          <w:t xml:space="preserve">https://doi.org/10.1016/j.jas.2012.02.003</w:t>
+    <w:bookmarkEnd w:id="122"/>
+    <w:bookmarkStart w:id="124" w:name="ref-Shennan_Crema_Kerig_2015"/>
+    <w:p>
+      <w:pPr>
+        <w:pStyle w:val="Bibliography"/>
+      </w:pPr>
+      <w:r>
+        <w:t xml:space="preserve">[35]</w:t>
+      </w:r>
+      <w:r>
+        <w:t xml:space="preserve"> </w:t>
+      </w:r>
+      <w:r>
+        <w:t xml:space="preserve">	</w:t>
+      </w:r>
+      <w:r>
+        <w:t xml:space="preserve">Shennan SJ, Crema ER, Kerig T. Isolation-by-distance, homophily, and</w:t>
+      </w:r>
+      <w:r>
+        <w:t xml:space="preserve"> </w:t>
+      </w:r>
+      <w:r>
+        <w:t xml:space="preserve">“core”</w:t>
+      </w:r>
+      <w:r>
+        <w:t xml:space="preserve"> </w:t>
+      </w:r>
+      <w:r>
+        <w:t xml:space="preserve">vs.</w:t>
+      </w:r>
+      <w:r>
+        <w:t xml:space="preserve"> </w:t>
+      </w:r>
+      <w:r>
+        <w:t xml:space="preserve">“Package”</w:t>
+      </w:r>
+      <w:r>
+        <w:t xml:space="preserve"> </w:t>
+      </w:r>
+      <w:r>
+        <w:t xml:space="preserve">cultural evolution models in neolithic europe. Evolution and Human Behavior 2015;36:103–9.</w:t>
+      </w:r>
+      <w:r>
+        <w:t xml:space="preserve"> </w:t>
+      </w:r>
+      <w:hyperlink r:id="rId123">
+        <w:r>
+          <w:rPr>
+            <w:rStyle w:val="Hyperlink"/>
+          </w:rPr>
+          <w:t xml:space="preserve">https://doi.org/10.1016/j.evolhumbehav.2014.09.006</w:t>
         </w:r>
       </w:hyperlink>
       <w:r>
         <w:t xml:space="preserve">.</w:t>
       </w:r>
     </w:p>
-    <w:bookmarkEnd w:id="77"/>
-    <w:bookmarkStart w:id="79" w:name="ref-dutkiewicz2020"/>
-    <w:p>
-      <w:pPr>
-        <w:pStyle w:val="Bibliography"/>
-      </w:pPr>
-      <w:r>
-        <w:t xml:space="preserve">[10]</w:t>
-      </w:r>
-      <w:r>
-        <w:t xml:space="preserve"> </w:t>
-      </w:r>
-      <w:r>
-        <w:t xml:space="preserve">	</w:t>
-      </w:r>
-      <w:r>
-        <w:t xml:space="preserve">Dutkiewicz E, Russo G, Lee S, Bentz C. SignBase, a collection of geometric signs on mobile objects in the paleolithic. Scientific Data 2020;7:364.</w:t>
-      </w:r>
-      <w:r>
-        <w:t xml:space="preserve"> </w:t>
-      </w:r>
-      <w:hyperlink r:id="rId78">
-        <w:r>
-          <w:rPr>
-            <w:rStyle w:val="Hyperlink"/>
-          </w:rPr>
-          <w:t xml:space="preserve">https://doi.org/10.1038/s41597-020-00704-x</w:t>
+    <w:bookmarkEnd w:id="124"/>
+    <w:bookmarkStart w:id="125" w:name="ref-newman2004finding"/>
+    <w:p>
+      <w:pPr>
+        <w:pStyle w:val="Bibliography"/>
+      </w:pPr>
+      <w:r>
+        <w:t xml:space="preserve">[36]</w:t>
+      </w:r>
+      <w:r>
+        <w:t xml:space="preserve"> </w:t>
+      </w:r>
+      <w:r>
+        <w:t xml:space="preserve">	</w:t>
+      </w:r>
+      <w:r>
+        <w:t xml:space="preserve">Newman ME, Girvan M. Finding and evaluating community structure in networks. Physical Review E 2004;69:026113.</w:t>
+      </w:r>
+    </w:p>
+    <w:bookmarkEnd w:id="125"/>
+    <w:bookmarkStart w:id="127" w:name="ref-Finlayson_Warren_2017"/>
+    <w:p>
+      <w:pPr>
+        <w:pStyle w:val="Bibliography"/>
+      </w:pPr>
+      <w:r>
+        <w:t xml:space="preserve">[37]</w:t>
+      </w:r>
+      <w:r>
+        <w:t xml:space="preserve"> </w:t>
+      </w:r>
+      <w:r>
+        <w:t xml:space="preserve">	</w:t>
+      </w:r>
+      <w:r>
+        <w:t xml:space="preserve">Finlayson B, Warren G.</w:t>
+      </w:r>
+      <w:r>
+        <w:t xml:space="preserve"> </w:t>
+      </w:r>
+      <w:hyperlink r:id="rId126">
+        <w:r>
+          <w:rPr>
+            <w:rStyle w:val="Hyperlink"/>
+          </w:rPr>
+          <w:t xml:space="preserve">The diversity of hunter-gatherer pasts: An introduction</w:t>
+        </w:r>
+      </w:hyperlink>
+      <w:r>
+        <w:t xml:space="preserve">. In: Finlayson B, Warren G, editors. The diversity of hunter gatherer pasts. 1st ed., Oxbow Books; 2017, p. 1–14.</w:t>
+      </w:r>
+    </w:p>
+    <w:bookmarkEnd w:id="127"/>
+    <w:bookmarkStart w:id="129" w:name="ref-Riches_1995"/>
+    <w:p>
+      <w:pPr>
+        <w:pStyle w:val="Bibliography"/>
+      </w:pPr>
+      <w:r>
+        <w:t xml:space="preserve">[38]</w:t>
+      </w:r>
+      <w:r>
+        <w:t xml:space="preserve"> </w:t>
+      </w:r>
+      <w:r>
+        <w:t xml:space="preserve">	</w:t>
+      </w:r>
+      <w:r>
+        <w:t xml:space="preserve">Riches D. Hunter-gatherer structural transformations. The Journal of the Royal Anthropological Institute 1995;1:679–701.</w:t>
+      </w:r>
+      <w:r>
+        <w:t xml:space="preserve"> </w:t>
+      </w:r>
+      <w:hyperlink r:id="rId128">
+        <w:r>
+          <w:rPr>
+            <w:rStyle w:val="Hyperlink"/>
+          </w:rPr>
+          <w:t xml:space="preserve">https://doi.org/10.2307/3034956</w:t>
         </w:r>
       </w:hyperlink>
       <w:r>
         <w:t xml:space="preserve">.</w:t>
       </w:r>
     </w:p>
-    <w:bookmarkEnd w:id="79"/>
-    <w:bookmarkStart w:id="81" w:name="ref-Chu_Richter_2020"/>
-    <w:p>
-      <w:pPr>
-        <w:pStyle w:val="Bibliography"/>
-      </w:pPr>
-      <w:r>
-        <w:t xml:space="preserve">[11]</w:t>
-      </w:r>
-      <w:r>
-        <w:t xml:space="preserve"> </w:t>
-      </w:r>
-      <w:r>
-        <w:t xml:space="preserve">	</w:t>
-      </w:r>
-      <w:r>
-        <w:t xml:space="preserve">Chu W, Richter J. Aurignacian cultural unit. Encyclopedia of global archaeology, Cham: Springer International Publishing; 2020, p. 1–10.</w:t>
-      </w:r>
-      <w:r>
-        <w:t xml:space="preserve"> </w:t>
-      </w:r>
-      <w:hyperlink r:id="rId80">
-        <w:r>
-          <w:rPr>
-            <w:rStyle w:val="Hyperlink"/>
-          </w:rPr>
-          <w:t xml:space="preserve">https://doi.org/10.1007/978-3-319-51726-1_3441-1</w:t>
+    <w:bookmarkEnd w:id="129"/>
+    <w:bookmarkStart w:id="131" w:name="ref-Price_Brown_1985"/>
+    <w:p>
+      <w:pPr>
+        <w:pStyle w:val="Bibliography"/>
+      </w:pPr>
+      <w:r>
+        <w:t xml:space="preserve">[39]</w:t>
+      </w:r>
+      <w:r>
+        <w:t xml:space="preserve"> </w:t>
+      </w:r>
+      <w:r>
+        <w:t xml:space="preserve">	</w:t>
+      </w:r>
+      <w:r>
+        <w:t xml:space="preserve">Price TD, Brown JA. Aspects of hunter–gatherer complexity. In: Price TD, Brown JA, editors. Prehistoric hunters-gatherers, Academic Press; 1985, p. 3–20. https://doi.org/</w:t>
+      </w:r>
+      <w:hyperlink r:id="rId130">
+        <w:r>
+          <w:rPr>
+            <w:rStyle w:val="Hyperlink"/>
+          </w:rPr>
+          <w:t xml:space="preserve">https://doi.org/10.1016/B978-0-12-564750-2.50006-8</w:t>
         </w:r>
       </w:hyperlink>
       <w:r>
         <w:t xml:space="preserve">.</w:t>
       </w:r>
     </w:p>
-    <w:bookmarkEnd w:id="81"/>
-    <w:bookmarkStart w:id="82" w:name="ref-dinnis2019thoughts"/>
-    <w:p>
-      <w:pPr>
-        <w:pStyle w:val="Bibliography"/>
-      </w:pPr>
-      <w:r>
-        <w:t xml:space="preserve">[12]</w:t>
-      </w:r>
-      <w:r>
-        <w:t xml:space="preserve"> </w:t>
-      </w:r>
-      <w:r>
-        <w:t xml:space="preserve">	</w:t>
-      </w:r>
-      <w:r>
-        <w:t xml:space="preserve">Dinnis R, Bessudnov A, Chiotti L, Flas D, Michel A. Thoughts on the structure of the european aurignacian, with particular focus on hohle fels IV. Proceedings of the Prehistoric Society 2019;85:29–60.</w:t>
-      </w:r>
-    </w:p>
-    <w:bookmarkEnd w:id="82"/>
-    <w:bookmarkStart w:id="83" w:name="ref-falcucci2020breaking"/>
-    <w:p>
-      <w:pPr>
-        <w:pStyle w:val="Bibliography"/>
-      </w:pPr>
-      <w:r>
-        <w:t xml:space="preserve">[13]</w:t>
-      </w:r>
-      <w:r>
-        <w:t xml:space="preserve"> </w:t>
-      </w:r>
-      <w:r>
-        <w:t xml:space="preserve">	</w:t>
-      </w:r>
-      <w:r>
-        <w:t xml:space="preserve">Falcucci A, Conard NJ, Peresani M, et al. Breaking through the aquitaine frame: A re-evaluation on the significance of regional variants during the aurignacian as seen from a key record in southern europe. Journal of Anthropological Sciences 2020;98:99–140.</w:t>
-      </w:r>
-    </w:p>
-    <w:bookmarkEnd w:id="83"/>
-    <w:bookmarkStart w:id="84" w:name="ref-clark200917"/>
-    <w:p>
-      <w:pPr>
-        <w:pStyle w:val="Bibliography"/>
-      </w:pPr>
-      <w:r>
-        <w:t xml:space="preserve">[14]</w:t>
-      </w:r>
-      <w:r>
-        <w:t xml:space="preserve"> </w:t>
-      </w:r>
-      <w:r>
-        <w:t xml:space="preserve">	</w:t>
-      </w:r>
-      <w:r>
-        <w:t xml:space="preserve">Clark GA, Riel-Salvatore J. What’s in a name? Observations on the compositional integrity of the aurignacian. The mediterranean from 50 000 to 25 000 BP, vol. 323, Oxbow Books; 2009.</w:t>
-      </w:r>
-    </w:p>
-    <w:bookmarkEnd w:id="84"/>
-    <w:bookmarkStart w:id="85" w:name="ref-zilhao2024data"/>
-    <w:p>
-      <w:pPr>
-        <w:pStyle w:val="Bibliography"/>
-      </w:pPr>
-      <w:r>
-        <w:t xml:space="preserve">[15]</w:t>
-      </w:r>
-      <w:r>
-        <w:t xml:space="preserve"> </w:t>
-      </w:r>
-      <w:r>
-        <w:t xml:space="preserve">	</w:t>
-      </w:r>
-      <w:r>
-        <w:t xml:space="preserve">Zilhão J, d’Errico F, Banks WE, Teyssandier N. A data-driven paradigm shift for the middle-to-upper palaeolithic transition and the neandertal debate. Quaternary Environments and Humans 2024;2:100037.</w:t>
-      </w:r>
-    </w:p>
-    <w:bookmarkEnd w:id="85"/>
-    <w:bookmarkStart w:id="86" w:name="ref-bordes2006news"/>
-    <w:p>
-      <w:pPr>
-        <w:pStyle w:val="Bibliography"/>
-      </w:pPr>
-      <w:r>
-        <w:t xml:space="preserve">[16]</w:t>
-      </w:r>
-      <w:r>
-        <w:t xml:space="preserve"> </w:t>
-      </w:r>
-      <w:r>
-        <w:t xml:space="preserve">	</w:t>
-      </w:r>
-      <w:r>
-        <w:t xml:space="preserve">Bordes J-G. News from the west: A reevaluation of the classical aurignacian sequence of the p</w:t>
-      </w:r>
-      <w:r>
-        <w:t xml:space="preserve">é</w:t>
-      </w:r>
-      <w:r>
-        <w:t xml:space="preserve">rigord. Towards a Definition of the Aurignacian 2006;45:147–71.</w:t>
-      </w:r>
-    </w:p>
-    <w:bookmarkEnd w:id="86"/>
-    <w:bookmarkStart w:id="87" w:name="ref-canessa2026unpacking"/>
-    <w:p>
-      <w:pPr>
-        <w:pStyle w:val="Bibliography"/>
-      </w:pPr>
-      <w:r>
-        <w:t xml:space="preserve">[17]</w:t>
-      </w:r>
-      <w:r>
-        <w:t xml:space="preserve"> </w:t>
-      </w:r>
-      <w:r>
-        <w:t xml:space="preserve">	</w:t>
-      </w:r>
-      <w:r>
-        <w:t xml:space="preserve">Canessa T, Peña P de la. Unpacking lithic assemblage variability in the early upper palaeolithic: A multivariate approach to the structure of the iberian aurignacian. Plos One 2026;21:e0345202.</w:t>
-      </w:r>
-    </w:p>
-    <w:bookmarkEnd w:id="87"/>
-    <w:bookmarkStart w:id="89" w:name="X68cdd7ba62fc5dd3e1e9b497937717305f7b9a0"/>
-    <w:p>
-      <w:pPr>
-        <w:pStyle w:val="Bibliography"/>
-      </w:pPr>
-      <w:r>
-        <w:t xml:space="preserve">[18]</w:t>
-      </w:r>
-      <w:r>
-        <w:t xml:space="preserve"> </w:t>
-      </w:r>
-      <w:r>
-        <w:t xml:space="preserve">	</w:t>
-      </w:r>
-      <w:r>
-        <w:t xml:space="preserve">Shao Y, Limberg H, Klein K, Wegener C, Schmidt I, Weniger G-C, et al. Human-existence probability of the aurignacian techno-complex under extreme climate conditions. Quaternary Science Reviews 2021;263:106995. https://doi.org/</w:t>
-      </w:r>
-      <w:hyperlink r:id="rId88">
-        <w:r>
-          <w:rPr>
-            <w:rStyle w:val="Hyperlink"/>
-          </w:rPr>
-          <w:t xml:space="preserve">https://doi.org/10.1016/j.quascirev.2021.106995</w:t>
+    <w:bookmarkEnd w:id="131"/>
+    <w:bookmarkStart w:id="133" w:name="ref-Lane_2017"/>
+    <w:p>
+      <w:pPr>
+        <w:pStyle w:val="Bibliography"/>
+      </w:pPr>
+      <w:r>
+        <w:t xml:space="preserve">[40]</w:t>
+      </w:r>
+      <w:r>
+        <w:t xml:space="preserve"> </w:t>
+      </w:r>
+      <w:r>
+        <w:t xml:space="preserve">	</w:t>
+      </w:r>
+      <w:r>
+        <w:t xml:space="preserve">Lane PJ.</w:t>
+      </w:r>
+      <w:r>
+        <w:t xml:space="preserve"> </w:t>
+      </w:r>
+      <w:hyperlink r:id="rId132">
+        <w:r>
+          <w:rPr>
+            <w:rStyle w:val="Hyperlink"/>
+          </w:rPr>
+          <w:t xml:space="preserve">Archaeological dimensions of past and present hunter-fisher-gatherer diversity</w:t>
+        </w:r>
+      </w:hyperlink>
+      <w:r>
+        <w:t xml:space="preserve">. In: Finlayson B, Warren G, editors. The diversity of hunter gatherer pasts. 1st ed., Oxbow Books; 2017, p. 185–96.</w:t>
+      </w:r>
+    </w:p>
+    <w:bookmarkEnd w:id="133"/>
+    <w:bookmarkStart w:id="134" w:name="ref-Pate_2006"/>
+    <w:p>
+      <w:pPr>
+        <w:pStyle w:val="Bibliography"/>
+      </w:pPr>
+      <w:r>
+        <w:t xml:space="preserve">[41]</w:t>
+      </w:r>
+      <w:r>
+        <w:t xml:space="preserve"> </w:t>
+      </w:r>
+      <w:r>
+        <w:t xml:space="preserve">	</w:t>
+      </w:r>
+      <w:r>
+        <w:t xml:space="preserve">Pate F. Hunter-gatherer social complexity at roonka flat, south australia. The social archaeology of australian indigenous societies, Aboriginal Studies Press; 2006, p. 226–41.</w:t>
+      </w:r>
+    </w:p>
+    <w:bookmarkEnd w:id="134"/>
+    <w:bookmarkStart w:id="136" w:name="ref-Johnson_2014"/>
+    <w:p>
+      <w:pPr>
+        <w:pStyle w:val="Bibliography"/>
+      </w:pPr>
+      <w:r>
+        <w:t xml:space="preserve">[42]</w:t>
+      </w:r>
+      <w:r>
+        <w:t xml:space="preserve"> </w:t>
+      </w:r>
+      <w:r>
+        <w:t xml:space="preserve">	</w:t>
+      </w:r>
+      <w:r>
+        <w:t xml:space="preserve">Johnson AL. Exploring adaptive variation among hunter-gatherers with binford’s frames of reference. Journal of Archaeological Research 2014;22:1–42.</w:t>
+      </w:r>
+      <w:r>
+        <w:t xml:space="preserve"> </w:t>
+      </w:r>
+      <w:hyperlink r:id="rId135">
+        <w:r>
+          <w:rPr>
+            <w:rStyle w:val="Hyperlink"/>
+          </w:rPr>
+          <w:t xml:space="preserve">https://doi.org/10.1007/s10814-013-9068-y</w:t>
         </w:r>
       </w:hyperlink>
       <w:r>
         <w:t xml:space="preserve">.</w:t>
       </w:r>
     </w:p>
-    <w:bookmarkEnd w:id="89"/>
-    <w:bookmarkStart w:id="91" w:name="ref-Schmidt_Zimmermann_2019"/>
-    <w:p>
-      <w:pPr>
-        <w:pStyle w:val="Bibliography"/>
-      </w:pPr>
-      <w:r>
-        <w:t xml:space="preserve">[19]</w:t>
-      </w:r>
-      <w:r>
-        <w:t xml:space="preserve"> </w:t>
-      </w:r>
-      <w:r>
-        <w:t xml:space="preserve">	</w:t>
-      </w:r>
-      <w:r>
-        <w:t xml:space="preserve">Schmidt I, Zimmermann A. Population dynamics and socio-spatial organization of the aurignacian: Scalable quantitative demographic data for western and central europe. PLoS ONE 2019;14:e0211562.</w:t>
-      </w:r>
-      <w:r>
-        <w:t xml:space="preserve"> </w:t>
-      </w:r>
-      <w:hyperlink r:id="rId90">
-        <w:r>
-          <w:rPr>
-            <w:rStyle w:val="Hyperlink"/>
-          </w:rPr>
-          <w:t xml:space="preserve">https://doi.org/10.1371/journal.pone.0211562</w:t>
+    <w:bookmarkEnd w:id="136"/>
+    <w:bookmarkStart w:id="138" w:name="ref-Singh_Glowacki_2022"/>
+    <w:p>
+      <w:pPr>
+        <w:pStyle w:val="Bibliography"/>
+      </w:pPr>
+      <w:r>
+        <w:t xml:space="preserve">[43]</w:t>
+      </w:r>
+      <w:r>
+        <w:t xml:space="preserve"> </w:t>
+      </w:r>
+      <w:r>
+        <w:t xml:space="preserve">	</w:t>
+      </w:r>
+      <w:r>
+        <w:t xml:space="preserve">Singh M, Glowacki L. Human social organization during the late pleistocene: Beyond the nomadic-egalitarian model. Evolution and Human Behavior 2022;43:418–31. https://doi.org/</w:t>
+      </w:r>
+      <w:hyperlink r:id="rId137">
+        <w:r>
+          <w:rPr>
+            <w:rStyle w:val="Hyperlink"/>
+          </w:rPr>
+          <w:t xml:space="preserve">https://doi.org/10.1016/j.evolhumbehav.2022.07.003</w:t>
         </w:r>
       </w:hyperlink>
       <w:r>
         <w:t xml:space="preserve">.</w:t>
       </w:r>
     </w:p>
-    <w:bookmarkEnd w:id="91"/>
-    <w:bookmarkStart w:id="93" w:name="ref-Banks_dErrico_Zilhao_2013"/>
-    <w:p>
-      <w:pPr>
-        <w:pStyle w:val="Bibliography"/>
-      </w:pPr>
-      <w:r>
-        <w:t xml:space="preserve">[20]</w:t>
-      </w:r>
-      <w:r>
-        <w:t xml:space="preserve"> </w:t>
-      </w:r>
-      <w:r>
-        <w:t xml:space="preserve">	</w:t>
-      </w:r>
-      <w:r>
-        <w:t xml:space="preserve">Banks WE, d’Errico F, Zilhão J. Human–climate interaction during the early upper paleolithic: Testing the hypothesis of an adaptive shift between the proto-aurignacian and the early aurignacian. Journal of Human Evolution 2013;64:39–55. https://doi.org/</w:t>
-      </w:r>
-      <w:hyperlink r:id="rId92">
-        <w:r>
-          <w:rPr>
-            <w:rStyle w:val="Hyperlink"/>
-          </w:rPr>
-          <w:t xml:space="preserve">https://doi.org/10.1016/j.jhevol.2012.10.001</w:t>
+    <w:bookmarkEnd w:id="138"/>
+    <w:bookmarkStart w:id="140" w:name="ref-Schwendler_2012"/>
+    <w:p>
+      <w:pPr>
+        <w:pStyle w:val="Bibliography"/>
+      </w:pPr>
+      <w:r>
+        <w:t xml:space="preserve">[44]</w:t>
+      </w:r>
+      <w:r>
+        <w:t xml:space="preserve"> </w:t>
+      </w:r>
+      <w:r>
+        <w:t xml:space="preserve">	</w:t>
+      </w:r>
+      <w:r>
+        <w:t xml:space="preserve">Schwendler RH. Diversity in social organization across magdalenian western europe ca. 17–12,000 BP. Quaternary International 2012;272–273:333–53. https://doi.org/</w:t>
+      </w:r>
+      <w:hyperlink r:id="rId139">
+        <w:r>
+          <w:rPr>
+            <w:rStyle w:val="Hyperlink"/>
+          </w:rPr>
+          <w:t xml:space="preserve">https://doi.org/10.1016/j.quaint.2012.03.054</w:t>
         </w:r>
       </w:hyperlink>
       <w:r>
         <w:t xml:space="preserve">.</w:t>
       </w:r>
     </w:p>
-    <w:bookmarkEnd w:id="93"/>
-    <w:bookmarkStart w:id="95" w:name="ref-Falcucci_Peresani_2017"/>
-    <w:p>
-      <w:pPr>
-        <w:pStyle w:val="Bibliography"/>
-      </w:pPr>
-      <w:r>
-        <w:t xml:space="preserve">[21]</w:t>
-      </w:r>
-      <w:r>
-        <w:t xml:space="preserve"> </w:t>
-      </w:r>
-      <w:r>
-        <w:t xml:space="preserve">	</w:t>
-      </w:r>
-      <w:r>
-        <w:t xml:space="preserve">Falcucci A, Conard NJ, Peresani M. A critical assessment of the protoaurignacian lithic technology at fumane cave and its implications for the definition of the earliest aurignacian. PLoS ONE 2017;12:e0189241.</w:t>
-      </w:r>
-      <w:r>
-        <w:t xml:space="preserve"> </w:t>
-      </w:r>
-      <w:hyperlink r:id="rId94">
-        <w:r>
-          <w:rPr>
-            <w:rStyle w:val="Hyperlink"/>
-          </w:rPr>
-          <w:t xml:space="preserve">https://doi.org/10.1371/journal.pone.0189241</w:t>
+    <w:bookmarkEnd w:id="140"/>
+    <w:bookmarkStart w:id="142" w:name="ref-Morwood_1987"/>
+    <w:p>
+      <w:pPr>
+        <w:pStyle w:val="Bibliography"/>
+      </w:pPr>
+      <w:r>
+        <w:t xml:space="preserve">[45]</w:t>
+      </w:r>
+      <w:r>
+        <w:t xml:space="preserve"> </w:t>
+      </w:r>
+      <w:r>
+        <w:t xml:space="preserve">	</w:t>
+      </w:r>
+      <w:r>
+        <w:t xml:space="preserve">Morwood MJ. The archaeology of social complexity in south-east queensland. Proceedings of the Prehistoric Society 1987;53:337–50.</w:t>
+      </w:r>
+      <w:r>
+        <w:t xml:space="preserve"> </w:t>
+      </w:r>
+      <w:hyperlink r:id="rId141">
+        <w:r>
+          <w:rPr>
+            <w:rStyle w:val="Hyperlink"/>
+          </w:rPr>
+          <w:t xml:space="preserve">https://doi.org/10.1017/S0079497X00006265</w:t>
         </w:r>
       </w:hyperlink>
       <w:r>
         <w:t xml:space="preserve">.</w:t>
       </w:r>
     </w:p>
-    <w:bookmarkEnd w:id="95"/>
-    <w:bookmarkStart w:id="97" w:name="ref-Fletcher_Sánchez"/>
-    <w:p>
-      <w:pPr>
-        <w:pStyle w:val="Bibliography"/>
-      </w:pPr>
-      <w:r>
-        <w:t xml:space="preserve">[22]</w:t>
-      </w:r>
-      <w:r>
-        <w:t xml:space="preserve"> </w:t>
-      </w:r>
-      <w:r>
-        <w:t xml:space="preserve">	</w:t>
-      </w:r>
-      <w:r>
-        <w:t xml:space="preserve">Fletcher WJ, Sánchez Goñi MF, Allen JRM, Cheddadi R, Combourieu-Nebout N, Huntley B, et al. Millennial-scale variability during the last glacial in vegetation records from europe. Quaternary Science Reviews 2010;29:2839–64.</w:t>
-      </w:r>
-      <w:r>
-        <w:t xml:space="preserve"> </w:t>
-      </w:r>
-      <w:hyperlink r:id="rId96">
-        <w:r>
-          <w:rPr>
-            <w:rStyle w:val="Hyperlink"/>
-          </w:rPr>
-          <w:t xml:space="preserve">https://doi.org/10.1016/j.quascirev.2009.11.015</w:t>
+    <w:bookmarkEnd w:id="142"/>
+    <w:bookmarkStart w:id="144" w:name="ref-Mattson_2021"/>
+    <w:p>
+      <w:pPr>
+        <w:pStyle w:val="Bibliography"/>
+      </w:pPr>
+      <w:r>
+        <w:t xml:space="preserve">[46]</w:t>
+      </w:r>
+      <w:r>
+        <w:t xml:space="preserve"> </w:t>
+      </w:r>
+      <w:r>
+        <w:t xml:space="preserve">	</w:t>
+      </w:r>
+      <w:r>
+        <w:t xml:space="preserve">Mattson HV. Personal adornment and identity construction in archaeology: In: Mattson HV, editor. Personal adornment and the construction of identity, Oxbow Books; 2021, p. 1–24.</w:t>
+      </w:r>
+      <w:r>
+        <w:t xml:space="preserve"> </w:t>
+      </w:r>
+      <w:hyperlink r:id="rId143">
+        <w:r>
+          <w:rPr>
+            <w:rStyle w:val="Hyperlink"/>
+          </w:rPr>
+          <w:t xml:space="preserve">https://doi.org/10.2307/j.ctv24q4z2g.5</w:t>
         </w:r>
       </w:hyperlink>
       <w:r>
         <w:t xml:space="preserve">.</w:t>
       </w:r>
     </w:p>
-    <w:bookmarkEnd w:id="97"/>
-    <w:bookmarkStart w:id="99" w:name="ref-Crema_Bevan_2021"/>
-    <w:p>
-      <w:pPr>
-        <w:pStyle w:val="Bibliography"/>
-      </w:pPr>
-      <w:r>
-        <w:t xml:space="preserve">[23]</w:t>
-      </w:r>
-      <w:r>
-        <w:t xml:space="preserve"> </w:t>
-      </w:r>
-      <w:r>
-        <w:t xml:space="preserve">	</w:t>
-      </w:r>
-      <w:r>
-        <w:t xml:space="preserve">Crema ER, Bevan A. INFERENCE FROM LARGE SETS OF RADIOCARBON DATES: SOFTWARE AND METHODS. Radiocarbon 2021;63:23–39.</w:t>
-      </w:r>
-      <w:r>
-        <w:t xml:space="preserve"> </w:t>
-      </w:r>
-      <w:hyperlink r:id="rId98">
-        <w:r>
-          <w:rPr>
-            <w:rStyle w:val="Hyperlink"/>
-          </w:rPr>
-          <w:t xml:space="preserve">https://doi.org/10.1017/RDC.2020.95</w:t>
+    <w:bookmarkEnd w:id="144"/>
+    <w:bookmarkStart w:id="145" w:name="ref-Larsson_2006"/>
+    <w:p>
+      <w:pPr>
+        <w:pStyle w:val="Bibliography"/>
+      </w:pPr>
+      <w:r>
+        <w:t xml:space="preserve">[47]</w:t>
+      </w:r>
+      <w:r>
+        <w:t xml:space="preserve"> </w:t>
+      </w:r>
+      <w:r>
+        <w:t xml:space="preserve">	</w:t>
+      </w:r>
+      <w:r>
+        <w:t xml:space="preserve">Larsson L. A tooth for a tooth: Tooth ornaments from the graves at the cemeteries of zvejnieki. Back to the origin: New research in the mesolithic-neolithic zvejnieki cemetery and environment, northern latvia, vol. 52, Almqvist &amp; Wiksell International; 2006, p. 253–87.</w:t>
+      </w:r>
+    </w:p>
+    <w:bookmarkEnd w:id="145"/>
+    <w:bookmarkStart w:id="147" w:name="ref-Moore_2010"/>
+    <w:p>
+      <w:pPr>
+        <w:pStyle w:val="Bibliography"/>
+      </w:pPr>
+      <w:r>
+        <w:t xml:space="preserve">[48]</w:t>
+      </w:r>
+      <w:r>
+        <w:t xml:space="preserve"> </w:t>
+      </w:r>
+      <w:r>
+        <w:t xml:space="preserve">	</w:t>
+      </w:r>
+      <w:r>
+        <w:t xml:space="preserve">Moore CR. A macroscopic investigation of technological style and the production of middle to late archaic fishhooks at the chiggerville, read, and baker sites, western kentucky. Southeastern Archaeology 2010;29:197–221.</w:t>
+      </w:r>
+      <w:r>
+        <w:t xml:space="preserve"> </w:t>
+      </w:r>
+      <w:hyperlink r:id="rId146">
+        <w:r>
+          <w:rPr>
+            <w:rStyle w:val="Hyperlink"/>
+          </w:rPr>
+          <w:t xml:space="preserve">https://doi.org/10.1179/sea.2010.29.1.013</w:t>
         </w:r>
       </w:hyperlink>
       <w:r>
         <w:t xml:space="preserve">.</w:t>
       </w:r>
     </w:p>
-    <w:bookmarkEnd w:id="99"/>
-    <w:bookmarkStart w:id="101" w:name="ref-Lycett_2019"/>
-    <w:p>
-      <w:pPr>
-        <w:pStyle w:val="Bibliography"/>
-      </w:pPr>
-      <w:r>
-        <w:t xml:space="preserve">[24]</w:t>
-      </w:r>
-      <w:r>
-        <w:t xml:space="preserve"> </w:t>
-      </w:r>
-      <w:r>
-        <w:t xml:space="preserve">	</w:t>
-      </w:r>
-      <w:r>
-        <w:t xml:space="preserve">Lycett SJ. Confirmation of the role of geographic isolation by distance in among-tribe variations in beadwork designs and manufacture on the high plains. Archaeological and Anthropological Sciences 2019;11:2837–47.</w:t>
-      </w:r>
-      <w:r>
-        <w:t xml:space="preserve"> </w:t>
-      </w:r>
-      <w:hyperlink r:id="rId100">
-        <w:r>
-          <w:rPr>
-            <w:rStyle w:val="Hyperlink"/>
-          </w:rPr>
-          <w:t xml:space="preserve">https://doi.org/10.1007/s12520-018-0742-3</w:t>
+    <w:bookmarkEnd w:id="147"/>
+    <w:bookmarkStart w:id="149" w:name="ref-Alfonso-Durrruty_Giles_Misarti2015"/>
+    <w:p>
+      <w:pPr>
+        <w:pStyle w:val="Bibliography"/>
+      </w:pPr>
+      <w:r>
+        <w:t xml:space="preserve">[49]</w:t>
+      </w:r>
+      <w:r>
+        <w:t xml:space="preserve"> </w:t>
+      </w:r>
+      <w:r>
+        <w:t xml:space="preserve">	</w:t>
+      </w:r>
+      <w:r>
+        <w:t xml:space="preserve">Alfonso-Durrruty MP, Giles BT, Misarti N, San Roman M, Morello F. Antiquity and geographic distribution of cranial modification among the prehistoric groups of fuego-patagonia, chile. American Journal of Physical Anthropology 2015;158:607–23.</w:t>
+      </w:r>
+      <w:r>
+        <w:t xml:space="preserve"> </w:t>
+      </w:r>
+      <w:hyperlink r:id="rId148">
+        <w:r>
+          <w:rPr>
+            <w:rStyle w:val="Hyperlink"/>
+          </w:rPr>
+          <w:t xml:space="preserve">https://doi.org/10.1002/ajpa.22832</w:t>
         </w:r>
       </w:hyperlink>
       <w:r>
         <w:t xml:space="preserve">.</w:t>
       </w:r>
     </w:p>
-    <w:bookmarkEnd w:id="101"/>
-    <w:bookmarkStart w:id="103" w:name="ref-Mantel_Smouse"/>
-    <w:p>
-      <w:pPr>
-        <w:pStyle w:val="Bibliography"/>
-      </w:pPr>
-      <w:r>
-        <w:t xml:space="preserve">[25]</w:t>
-      </w:r>
-      <w:r>
-        <w:t xml:space="preserve"> </w:t>
-      </w:r>
-      <w:r>
-        <w:t xml:space="preserve">	</w:t>
-      </w:r>
-      <w:r>
-        <w:t xml:space="preserve">Smouse PE, Long JC. Matrix correlation analysis in anthropology and genetics. American Journal of Physical Anthropology 1992;35:187–213. https://doi.org/</w:t>
-      </w:r>
-      <w:hyperlink r:id="rId102">
-        <w:r>
-          <w:rPr>
-            <w:rStyle w:val="Hyperlink"/>
-          </w:rPr>
-          <w:t xml:space="preserve">https://doi.org/10.1002/ajpa.1330350608</w:t>
+    <w:bookmarkEnd w:id="149"/>
+    <w:bookmarkStart w:id="150" w:name="ref-Vanhaeren_2005"/>
+    <w:p>
+      <w:pPr>
+        <w:pStyle w:val="Bibliography"/>
+      </w:pPr>
+      <w:r>
+        <w:t xml:space="preserve">[50]</w:t>
+      </w:r>
+      <w:r>
+        <w:t xml:space="preserve"> </w:t>
+      </w:r>
+      <w:r>
+        <w:t xml:space="preserve">	</w:t>
+      </w:r>
+      <w:r>
+        <w:t xml:space="preserve">Vanhaeren M. Speaking with beads: The evolutionary significance of personal ornaments. In: d’Errico F, Backwell L, editors. From tools to symbols: From early hominids to modern humans, Wits University Press; 2005, p. 525–54.</w:t>
+      </w:r>
+    </w:p>
+    <w:bookmarkEnd w:id="150"/>
+    <w:bookmarkStart w:id="152" w:name="ref-Conkey_1985"/>
+    <w:p>
+      <w:pPr>
+        <w:pStyle w:val="Bibliography"/>
+      </w:pPr>
+      <w:r>
+        <w:t xml:space="preserve">[51]</w:t>
+      </w:r>
+      <w:r>
+        <w:t xml:space="preserve"> </w:t>
+      </w:r>
+      <w:r>
+        <w:t xml:space="preserve">	</w:t>
+      </w:r>
+      <w:r>
+        <w:t xml:space="preserve">Conkey M. Ritual communication, social elaboration, and the variable trajectories of paleolithic material culture. In: Price TD, Brown JA, editors. Prehistoric hunters-gatherers, Academic Press; 1985, p. 299–323. https://doi.org/</w:t>
+      </w:r>
+      <w:hyperlink r:id="rId151">
+        <w:r>
+          <w:rPr>
+            <w:rStyle w:val="Hyperlink"/>
+          </w:rPr>
+          <w:t xml:space="preserve">https://doi.org/10.1016/B978-0-12-564750-2.50016-0</w:t>
         </w:r>
       </w:hyperlink>
       <w:r>
         <w:t xml:space="preserve">.</w:t>
       </w:r>
     </w:p>
-    <w:bookmarkEnd w:id="103"/>
-    <w:bookmarkStart w:id="105" w:name="ref-Vegan2001"/>
-    <w:p>
-      <w:pPr>
-        <w:pStyle w:val="Bibliography"/>
-      </w:pPr>
-      <w:r>
-        <w:t xml:space="preserve">[26]</w:t>
-      </w:r>
-      <w:r>
-        <w:t xml:space="preserve"> </w:t>
-      </w:r>
-      <w:r>
-        <w:t xml:space="preserve">	</w:t>
-      </w:r>
-      <w:r>
-        <w:t xml:space="preserve">Oksanen J, Simpson GL, Blanchet FG, Kindt R, Legendre P, Minchin PR, et al. Vegan: Community ecology package 2001:25–31.</w:t>
-      </w:r>
-      <w:r>
-        <w:t xml:space="preserve"> </w:t>
-      </w:r>
-      <w:hyperlink r:id="rId104">
-        <w:r>
-          <w:rPr>
-            <w:rStyle w:val="Hyperlink"/>
-          </w:rPr>
-          <w:t xml:space="preserve">https://doi.org/10.32614/CRAN.package.vegan</w:t>
+    <w:bookmarkEnd w:id="152"/>
+    <w:bookmarkStart w:id="153" w:name="ref-Conkey_1978"/>
+    <w:p>
+      <w:pPr>
+        <w:pStyle w:val="Bibliography"/>
+      </w:pPr>
+      <w:r>
+        <w:t xml:space="preserve">[52]</w:t>
+      </w:r>
+      <w:r>
+        <w:t xml:space="preserve"> </w:t>
+      </w:r>
+      <w:r>
+        <w:t xml:space="preserve">	</w:t>
+      </w:r>
+      <w:r>
+        <w:t xml:space="preserve">Conkey M. Style and information in cultural evolution: Toward a predictive model for the paleolithic. Social archaeology: Beyond subsistence and dating, New York: Academic Press; 1978, p. 61–85.</w:t>
+      </w:r>
+    </w:p>
+    <w:bookmarkEnd w:id="153"/>
+    <w:bookmarkStart w:id="155" w:name="ref-Tilley_1982"/>
+    <w:p>
+      <w:pPr>
+        <w:pStyle w:val="Bibliography"/>
+      </w:pPr>
+      <w:r>
+        <w:t xml:space="preserve">[53]</w:t>
+      </w:r>
+      <w:r>
+        <w:t xml:space="preserve"> </w:t>
+      </w:r>
+      <w:r>
+        <w:t xml:space="preserve">	</w:t>
+      </w:r>
+      <w:r>
+        <w:t xml:space="preserve">Tilley C. Social formation, social structures and social change. In: Hodder I, editor. Symbolic and structural archaeology, Cambridge: Cambridge University Press; 1982, p. 26–38.</w:t>
+      </w:r>
+      <w:r>
+        <w:t xml:space="preserve"> </w:t>
+      </w:r>
+      <w:hyperlink r:id="rId154">
+        <w:r>
+          <w:rPr>
+            <w:rStyle w:val="Hyperlink"/>
+          </w:rPr>
+          <w:t xml:space="preserve">https://doi.org/10.1017/CBO9780511558252.004</w:t>
         </w:r>
       </w:hyperlink>
       <w:r>
         <w:t xml:space="preserve">.</w:t>
       </w:r>
     </w:p>
-    <w:bookmarkEnd w:id="105"/>
-    <w:bookmarkStart w:id="107" w:name="ref-Herskind2023"/>
-    <w:p>
-      <w:pPr>
-        <w:pStyle w:val="Bibliography"/>
-      </w:pPr>
-      <w:r>
-        <w:t xml:space="preserve">[27]</w:t>
-      </w:r>
-      <w:r>
-        <w:t xml:space="preserve"> </w:t>
-      </w:r>
-      <w:r>
-        <w:t xml:space="preserve">	</w:t>
-      </w:r>
-      <w:r>
-        <w:t xml:space="preserve">Platz HLL. A case for idle graffiti. Hunter Gatherer Research 2023;9:59–93.</w:t>
-      </w:r>
-      <w:r>
-        <w:t xml:space="preserve"> </w:t>
-      </w:r>
-      <w:hyperlink r:id="rId106">
-        <w:r>
-          <w:rPr>
-            <w:rStyle w:val="Hyperlink"/>
-          </w:rPr>
-          <w:t xml:space="preserve">https://doi.org/10.3828/hgr.2023.12</w:t>
-        </w:r>
-      </w:hyperlink>
-      <w:r>
-        <w:t xml:space="preserve">.</w:t>
-      </w:r>
-    </w:p>
-    <w:bookmarkEnd w:id="107"/>
-    <w:bookmarkStart w:id="109" w:name="ref-Rigaud_dErrico_Vanhaeren_2015"/>
-    <w:p>
-      <w:pPr>
-        <w:pStyle w:val="Bibliography"/>
-      </w:pPr>
-      <w:r>
-        <w:t xml:space="preserve">[28]</w:t>
-      </w:r>
-      <w:r>
-        <w:t xml:space="preserve"> </w:t>
-      </w:r>
-      <w:r>
-        <w:t xml:space="preserve">	</w:t>
-      </w:r>
-      <w:r>
-        <w:t xml:space="preserve">Rigaud S, d’Errico F, Vanhaeren M. Ornaments reveal resistance of north european cultures to the spread of farming. PLOS ONE 2015;10:e0121166.</w:t>
-      </w:r>
-      <w:r>
-        <w:t xml:space="preserve"> </w:t>
-      </w:r>
-      <w:hyperlink r:id="rId108">
-        <w:r>
-          <w:rPr>
-            <w:rStyle w:val="Hyperlink"/>
-          </w:rPr>
-          <w:t xml:space="preserve">https://doi.org/10.1371/journal.pone.0121166</w:t>
-        </w:r>
-      </w:hyperlink>
-      <w:r>
-        <w:t xml:space="preserve">.</w:t>
-      </w:r>
-    </w:p>
-    <w:bookmarkEnd w:id="109"/>
-    <w:bookmarkStart w:id="111" w:name="ref-seriation_pckge"/>
-    <w:p>
-      <w:pPr>
-        <w:pStyle w:val="Bibliography"/>
-      </w:pPr>
-      <w:r>
-        <w:t xml:space="preserve">[29]</w:t>
-      </w:r>
-      <w:r>
-        <w:t xml:space="preserve"> </w:t>
-      </w:r>
-      <w:r>
-        <w:t xml:space="preserve">	</w:t>
-      </w:r>
-      <w:r>
-        <w:t xml:space="preserve">Hahsler M, Hornik K, Buchta C. Getting things in order: An introduction to the r package seriation. Journal of Statistical Software 2008;25:1–34.</w:t>
-      </w:r>
-      <w:r>
-        <w:t xml:space="preserve"> </w:t>
-      </w:r>
-      <w:hyperlink r:id="rId110">
-        <w:r>
-          <w:rPr>
-            <w:rStyle w:val="Hyperlink"/>
-          </w:rPr>
-          <w:t xml:space="preserve">https://doi.org/10.18637/jss.v025.i03</w:t>
-        </w:r>
-      </w:hyperlink>
-      <w:r>
-        <w:t xml:space="preserve">.</w:t>
-      </w:r>
-    </w:p>
-    <w:bookmarkEnd w:id="111"/>
-    <w:bookmarkStart w:id="113" w:name="ref-Brower_Kile_1988"/>
-    <w:p>
-      <w:pPr>
-        <w:pStyle w:val="Bibliography"/>
-      </w:pPr>
-      <w:r>
-        <w:t xml:space="preserve">[30]</w:t>
-      </w:r>
-      <w:r>
-        <w:t xml:space="preserve"> </w:t>
-      </w:r>
-      <w:r>
-        <w:t xml:space="preserve">	</w:t>
-      </w:r>
-      <w:r>
-        <w:t xml:space="preserve">Brower JC, Kile KM. Seriation of an original data matrix as applied to paleoecology. Lethaia 1988;21:79–93.</w:t>
-      </w:r>
-      <w:r>
-        <w:t xml:space="preserve"> </w:t>
-      </w:r>
-      <w:hyperlink r:id="rId112">
-        <w:r>
-          <w:rPr>
-            <w:rStyle w:val="Hyperlink"/>
-          </w:rPr>
-          <w:t xml:space="preserve">https://doi.org/10.1111/j.1502-3931.1988.tb01756.x</w:t>
-        </w:r>
-      </w:hyperlink>
-      <w:r>
-        <w:t xml:space="preserve">.</w:t>
-      </w:r>
-    </w:p>
-    <w:bookmarkEnd w:id="113"/>
-    <w:bookmarkStart w:id="115" w:name="ref-Mills_2017"/>
-    <w:p>
-      <w:pPr>
-        <w:pStyle w:val="Bibliography"/>
-      </w:pPr>
-      <w:r>
-        <w:t xml:space="preserve">[31]</w:t>
-      </w:r>
-      <w:r>
-        <w:t xml:space="preserve"> </w:t>
-      </w:r>
-      <w:r>
-        <w:t xml:space="preserve">	</w:t>
-      </w:r>
-      <w:r>
-        <w:t xml:space="preserve">Mills BJ. Social network analysis in archaeology. Annual Review of Anthropology 2017;46:379–97.</w:t>
-      </w:r>
-      <w:r>
-        <w:t xml:space="preserve"> </w:t>
-      </w:r>
-      <w:hyperlink r:id="rId114">
-        <w:r>
-          <w:rPr>
-            <w:rStyle w:val="Hyperlink"/>
-          </w:rPr>
-          <w:t xml:space="preserve">https://doi.org/10.1146/annurev-anthro-102116-041423</w:t>
-        </w:r>
-      </w:hyperlink>
-      <w:r>
-        <w:t xml:space="preserve">.</w:t>
-      </w:r>
-    </w:p>
-    <w:bookmarkEnd w:id="115"/>
-    <w:bookmarkStart w:id="117" w:name="ref-Fruchterman_Reingold_1991"/>
-    <w:p>
-      <w:pPr>
-        <w:pStyle w:val="Bibliography"/>
-      </w:pPr>
-      <w:r>
-        <w:t xml:space="preserve">[32]</w:t>
-      </w:r>
-      <w:r>
-        <w:t xml:space="preserve"> </w:t>
-      </w:r>
-      <w:r>
-        <w:t xml:space="preserve">	</w:t>
-      </w:r>
-      <w:r>
-        <w:t xml:space="preserve">Fruchterman TMJ, Reingold EM. Graph drawing by force-directed placement. Software: Practice and Experience 1991;21:1129–64.</w:t>
-      </w:r>
-      <w:r>
-        <w:t xml:space="preserve"> </w:t>
-      </w:r>
-      <w:hyperlink r:id="rId116">
-        <w:r>
-          <w:rPr>
-            <w:rStyle w:val="Hyperlink"/>
-          </w:rPr>
-          <w:t xml:space="preserve">https://doi.org/10.1002/spe.4380211102</w:t>
-        </w:r>
-      </w:hyperlink>
-      <w:r>
-        <w:t xml:space="preserve">.</w:t>
-      </w:r>
-    </w:p>
-    <w:bookmarkEnd w:id="117"/>
-    <w:bookmarkStart w:id="119" w:name="ref-statnet_package"/>
-    <w:p>
-      <w:pPr>
-        <w:pStyle w:val="Bibliography"/>
-      </w:pPr>
-      <w:r>
-        <w:t xml:space="preserve">[33]</w:t>
-      </w:r>
-      <w:r>
-        <w:t xml:space="preserve"> </w:t>
-      </w:r>
-      <w:r>
-        <w:t xml:space="preserve">	</w:t>
-      </w:r>
-      <w:r>
-        <w:t xml:space="preserve">Pavel N. Krivitsky MSH, Hunter DR, Butts CT, Bojanowski M, Klumb C, Goodreau SM, et al.</w:t>
-      </w:r>
-      <w:r>
-        <w:t xml:space="preserve"> </w:t>
-      </w:r>
-      <w:hyperlink r:id="rId118">
-        <w:r>
-          <w:rPr>
-            <w:rStyle w:val="Hyperlink"/>
-          </w:rPr>
-          <w:t xml:space="preserve">Statnet: Tools for the statistical modeling of network data</w:t>
-        </w:r>
-      </w:hyperlink>
-      <w:r>
-        <w:t xml:space="preserve"> </w:t>
-      </w:r>
-      <w:r>
-        <w:t xml:space="preserve">2003–2024.</w:t>
-      </w:r>
-    </w:p>
-    <w:bookmarkEnd w:id="119"/>
-    <w:bookmarkStart w:id="121" w:name="ref-igraph_package"/>
-    <w:p>
-      <w:pPr>
-        <w:pStyle w:val="Bibliography"/>
-      </w:pPr>
-      <w:r>
-        <w:t xml:space="preserve">[34]</w:t>
-      </w:r>
-      <w:r>
-        <w:t xml:space="preserve"> </w:t>
-      </w:r>
-      <w:r>
-        <w:t xml:space="preserve">	</w:t>
-      </w:r>
-      <w:r>
-        <w:t xml:space="preserve">Csardi G, Nepusz T.</w:t>
-      </w:r>
-      <w:r>
-        <w:t xml:space="preserve"> </w:t>
-      </w:r>
-      <w:hyperlink r:id="rId120">
-        <w:r>
-          <w:rPr>
-            <w:rStyle w:val="Hyperlink"/>
-          </w:rPr>
-          <w:t xml:space="preserve">The igraph software package for complex network research</w:t>
-        </w:r>
-      </w:hyperlink>
-      <w:r>
-        <w:t xml:space="preserve">. InterJournal 2006;Complex Systems:1695.</w:t>
-      </w:r>
-    </w:p>
-    <w:bookmarkEnd w:id="121"/>
-    <w:bookmarkStart w:id="123" w:name="ref-Anderson_2017"/>
-    <w:p>
-      <w:pPr>
-        <w:pStyle w:val="Bibliography"/>
-      </w:pPr>
-      <w:r>
-        <w:t xml:space="preserve">[35]</w:t>
-      </w:r>
-      <w:r>
-        <w:t xml:space="preserve"> </w:t>
-      </w:r>
-      <w:r>
-        <w:t xml:space="preserve">	</w:t>
-      </w:r>
-      <w:r>
-        <w:t xml:space="preserve">Anderson MJ. Permutational multivariate analysis of variance (PERMANOVA). Wiley StatsRef: Statistics reference online, John Wiley &amp; Sons, Ltd; 2017, p. 1–15.</w:t>
-      </w:r>
-      <w:r>
-        <w:t xml:space="preserve"> </w:t>
-      </w:r>
-      <w:hyperlink r:id="rId122">
-        <w:r>
-          <w:rPr>
-            <w:rStyle w:val="Hyperlink"/>
-          </w:rPr>
-          <w:t xml:space="preserve">https://doi.org/10.1002/9781118445112.stat07841</w:t>
-        </w:r>
-      </w:hyperlink>
-      <w:r>
-        <w:t xml:space="preserve">.</w:t>
-      </w:r>
-    </w:p>
-    <w:bookmarkEnd w:id="123"/>
-    <w:bookmarkStart w:id="125" w:name="ref-Shennan_Crema_Kerig_2015"/>
-    <w:p>
-      <w:pPr>
-        <w:pStyle w:val="Bibliography"/>
-      </w:pPr>
-      <w:r>
-        <w:t xml:space="preserve">[36]</w:t>
-      </w:r>
-      <w:r>
-        <w:t xml:space="preserve"> </w:t>
-      </w:r>
-      <w:r>
-        <w:t xml:space="preserve">	</w:t>
-      </w:r>
-      <w:r>
-        <w:t xml:space="preserve">Shennan SJ, Crema ER, Kerig T. Isolation-by-distance, homophily, and</w:t>
-      </w:r>
-      <w:r>
-        <w:t xml:space="preserve"> </w:t>
-      </w:r>
-      <w:r>
-        <w:t xml:space="preserve">“core”</w:t>
-      </w:r>
-      <w:r>
-        <w:t xml:space="preserve"> </w:t>
-      </w:r>
-      <w:r>
-        <w:t xml:space="preserve">vs.</w:t>
-      </w:r>
-      <w:r>
-        <w:t xml:space="preserve"> </w:t>
-      </w:r>
-      <w:r>
-        <w:t xml:space="preserve">“Package”</w:t>
-      </w:r>
-      <w:r>
-        <w:t xml:space="preserve"> </w:t>
-      </w:r>
-      <w:r>
-        <w:t xml:space="preserve">cultural evolution models in neolithic europe. Evolution and Human Behavior 2015;36:103–9.</w:t>
-      </w:r>
-      <w:r>
-        <w:t xml:space="preserve"> </w:t>
-      </w:r>
-      <w:hyperlink r:id="rId124">
-        <w:r>
-          <w:rPr>
-            <w:rStyle w:val="Hyperlink"/>
-          </w:rPr>
-          <w:t xml:space="preserve">https://doi.org/10.1016/j.evolhumbehav.2014.09.006</w:t>
-        </w:r>
-      </w:hyperlink>
-      <w:r>
-        <w:t xml:space="preserve">.</w:t>
-      </w:r>
-    </w:p>
-    <w:bookmarkEnd w:id="125"/>
-    <w:bookmarkStart w:id="126" w:name="ref-newman2004finding"/>
-    <w:p>
-      <w:pPr>
-        <w:pStyle w:val="Bibliography"/>
-      </w:pPr>
-      <w:r>
-        <w:t xml:space="preserve">[37]</w:t>
-      </w:r>
-      <w:r>
-        <w:t xml:space="preserve"> </w:t>
-      </w:r>
-      <w:r>
-        <w:t xml:space="preserve">	</w:t>
-      </w:r>
-      <w:r>
-        <w:t xml:space="preserve">Newman ME, Girvan M. Finding and evaluating community structure in networks. Physical Review E 2004;69:026113.</w:t>
-      </w:r>
-    </w:p>
-    <w:bookmarkEnd w:id="126"/>
-    <w:bookmarkStart w:id="128" w:name="ref-Finlayson_Warren_2017"/>
-    <w:p>
-      <w:pPr>
-        <w:pStyle w:val="Bibliography"/>
-      </w:pPr>
-      <w:r>
-        <w:t xml:space="preserve">[38]</w:t>
-      </w:r>
-      <w:r>
-        <w:t xml:space="preserve"> </w:t>
-      </w:r>
-      <w:r>
-        <w:t xml:space="preserve">	</w:t>
-      </w:r>
-      <w:r>
-        <w:t xml:space="preserve">Finlayson B, Warren G.</w:t>
-      </w:r>
-      <w:r>
-        <w:t xml:space="preserve"> </w:t>
-      </w:r>
-      <w:hyperlink r:id="rId127">
-        <w:r>
-          <w:rPr>
-            <w:rStyle w:val="Hyperlink"/>
-          </w:rPr>
-          <w:t xml:space="preserve">The diversity of hunter-gatherer pasts: An introduction</w:t>
-        </w:r>
-      </w:hyperlink>
-      <w:r>
-        <w:t xml:space="preserve">. In: Finlayson B, Warren G, editors. The diversity of hunter gatherer pasts. 1st ed., Oxbow Books; 2017, p. 1–14.</w:t>
-      </w:r>
-    </w:p>
-    <w:bookmarkEnd w:id="128"/>
-    <w:bookmarkStart w:id="130" w:name="ref-Riches_1995"/>
-    <w:p>
-      <w:pPr>
-        <w:pStyle w:val="Bibliography"/>
-      </w:pPr>
-      <w:r>
-        <w:t xml:space="preserve">[39]</w:t>
-      </w:r>
-      <w:r>
-        <w:t xml:space="preserve"> </w:t>
-      </w:r>
-      <w:r>
-        <w:t xml:space="preserve">	</w:t>
-      </w:r>
-      <w:r>
-        <w:t xml:space="preserve">Riches D. Hunter-gatherer structural transformations. The Journal of the Royal Anthropological Institute 1995;1:679–701.</w:t>
-      </w:r>
-      <w:r>
-        <w:t xml:space="preserve"> </w:t>
-      </w:r>
-      <w:hyperlink r:id="rId129">
-        <w:r>
-          <w:rPr>
-            <w:rStyle w:val="Hyperlink"/>
-          </w:rPr>
-          <w:t xml:space="preserve">https://doi.org/10.2307/3034956</w:t>
-        </w:r>
-      </w:hyperlink>
-      <w:r>
-        <w:t xml:space="preserve">.</w:t>
-      </w:r>
-    </w:p>
-    <w:bookmarkEnd w:id="130"/>
-    <w:bookmarkStart w:id="132" w:name="ref-Price_Brown_1985"/>
-    <w:p>
-      <w:pPr>
-        <w:pStyle w:val="Bibliography"/>
-      </w:pPr>
-      <w:r>
-        <w:t xml:space="preserve">[40]</w:t>
-      </w:r>
-      <w:r>
-        <w:t xml:space="preserve"> </w:t>
-      </w:r>
-      <w:r>
-        <w:t xml:space="preserve">	</w:t>
-      </w:r>
-      <w:r>
-        <w:t xml:space="preserve">Price TD, Brown JA. Aspects of hunter–gatherer complexity. In: Price TD, Brown JA, editors. Prehistoric hunters-gatherers, Academic Press; 1985, p. 3–20. https://doi.org/</w:t>
-      </w:r>
-      <w:hyperlink r:id="rId131">
-        <w:r>
-          <w:rPr>
-            <w:rStyle w:val="Hyperlink"/>
-          </w:rPr>
-          <w:t xml:space="preserve">https://doi.org/10.1016/B978-0-12-564750-2.50006-8</w:t>
-        </w:r>
-      </w:hyperlink>
-      <w:r>
-        <w:t xml:space="preserve">.</w:t>
-      </w:r>
-    </w:p>
-    <w:bookmarkEnd w:id="132"/>
-    <w:bookmarkStart w:id="134" w:name="ref-Lane_2017"/>
-    <w:p>
-      <w:pPr>
-        <w:pStyle w:val="Bibliography"/>
-      </w:pPr>
-      <w:r>
-        <w:t xml:space="preserve">[41]</w:t>
-      </w:r>
-      <w:r>
-        <w:t xml:space="preserve"> </w:t>
-      </w:r>
-      <w:r>
-        <w:t xml:space="preserve">	</w:t>
-      </w:r>
-      <w:r>
-        <w:t xml:space="preserve">Lane PJ.</w:t>
-      </w:r>
-      <w:r>
-        <w:t xml:space="preserve"> </w:t>
-      </w:r>
-      <w:hyperlink r:id="rId133">
-        <w:r>
-          <w:rPr>
-            <w:rStyle w:val="Hyperlink"/>
-          </w:rPr>
-          <w:t xml:space="preserve">Archaeological dimensions of past and present hunter-fisher-gatherer diversity</w:t>
-        </w:r>
-      </w:hyperlink>
-      <w:r>
-        <w:t xml:space="preserve">. In: Finlayson B, Warren G, editors. The diversity of hunter gatherer pasts. 1st ed., Oxbow Books; 2017, p. 185–96.</w:t>
-      </w:r>
-    </w:p>
-    <w:bookmarkEnd w:id="134"/>
-    <w:bookmarkStart w:id="135" w:name="ref-Pate_2006"/>
-    <w:p>
-      <w:pPr>
-        <w:pStyle w:val="Bibliography"/>
-      </w:pPr>
-      <w:r>
-        <w:t xml:space="preserve">[42]</w:t>
-      </w:r>
-      <w:r>
-        <w:t xml:space="preserve"> </w:t>
-      </w:r>
-      <w:r>
-        <w:t xml:space="preserve">	</w:t>
-      </w:r>
-      <w:r>
-        <w:t xml:space="preserve">Pate F. Hunter-gatherer social complexity at roonka flat, south australia. The social archaeology of australian indigenous societies, Aboriginal Studies Press; 2006, p. 226–41.</w:t>
-      </w:r>
-    </w:p>
-    <w:bookmarkEnd w:id="135"/>
-    <w:bookmarkStart w:id="137" w:name="ref-Johnson_2014"/>
-    <w:p>
-      <w:pPr>
-        <w:pStyle w:val="Bibliography"/>
-      </w:pPr>
-      <w:r>
-        <w:t xml:space="preserve">[43]</w:t>
-      </w:r>
-      <w:r>
-        <w:t xml:space="preserve"> </w:t>
-      </w:r>
-      <w:r>
-        <w:t xml:space="preserve">	</w:t>
-      </w:r>
-      <w:r>
-        <w:t xml:space="preserve">Johnson AL. Exploring adaptive variation among hunter-gatherers with binford’s frames of reference. Journal of Archaeological Research 2014;22:1–42.</w:t>
-      </w:r>
-      <w:r>
-        <w:t xml:space="preserve"> </w:t>
-      </w:r>
-      <w:hyperlink r:id="rId136">
-        <w:r>
-          <w:rPr>
-            <w:rStyle w:val="Hyperlink"/>
-          </w:rPr>
-          <w:t xml:space="preserve">https://doi.org/10.1007/s10814-013-9068-y</w:t>
-        </w:r>
-      </w:hyperlink>
-      <w:r>
-        <w:t xml:space="preserve">.</w:t>
-      </w:r>
-    </w:p>
-    <w:bookmarkEnd w:id="137"/>
-    <w:bookmarkStart w:id="139" w:name="ref-Singh_Glowacki_2022"/>
-    <w:p>
-      <w:pPr>
-        <w:pStyle w:val="Bibliography"/>
-      </w:pPr>
-      <w:r>
-        <w:t xml:space="preserve">[44]</w:t>
-      </w:r>
-      <w:r>
-        <w:t xml:space="preserve"> </w:t>
-      </w:r>
-      <w:r>
-        <w:t xml:space="preserve">	</w:t>
-      </w:r>
-      <w:r>
-        <w:t xml:space="preserve">Singh M, Glowacki L. Human social organization during the late pleistocene: Beyond the nomadic-egalitarian model. Evolution and Human Behavior 2022;43:418–31. https://doi.org/</w:t>
-      </w:r>
-      <w:hyperlink r:id="rId138">
-        <w:r>
-          <w:rPr>
-            <w:rStyle w:val="Hyperlink"/>
-          </w:rPr>
-          <w:t xml:space="preserve">https://doi.org/10.1016/j.evolhumbehav.2022.07.003</w:t>
-        </w:r>
-      </w:hyperlink>
-      <w:r>
-        <w:t xml:space="preserve">.</w:t>
-      </w:r>
-    </w:p>
-    <w:bookmarkEnd w:id="139"/>
-    <w:bookmarkStart w:id="141" w:name="ref-Schwendler_2012"/>
-    <w:p>
-      <w:pPr>
-        <w:pStyle w:val="Bibliography"/>
-      </w:pPr>
-      <w:r>
-        <w:t xml:space="preserve">[45]</w:t>
-      </w:r>
-      <w:r>
-        <w:t xml:space="preserve"> </w:t>
-      </w:r>
-      <w:r>
-        <w:t xml:space="preserve">	</w:t>
-      </w:r>
-      <w:r>
-        <w:t xml:space="preserve">Schwendler RH. Diversity in social organization across magdalenian western europe ca. 17–12,000 BP. Quaternary International 2012;272–273:333–53. https://doi.org/</w:t>
-      </w:r>
-      <w:hyperlink r:id="rId140">
-        <w:r>
-          <w:rPr>
-            <w:rStyle w:val="Hyperlink"/>
-          </w:rPr>
-          <w:t xml:space="preserve">https://doi.org/10.1016/j.quaint.2012.03.054</w:t>
-        </w:r>
-      </w:hyperlink>
-      <w:r>
-        <w:t xml:space="preserve">.</w:t>
-      </w:r>
-    </w:p>
-    <w:bookmarkEnd w:id="141"/>
-    <w:bookmarkStart w:id="143" w:name="ref-Morwood_1987"/>
-    <w:p>
-      <w:pPr>
-        <w:pStyle w:val="Bibliography"/>
-      </w:pPr>
-      <w:r>
-        <w:t xml:space="preserve">[46]</w:t>
-      </w:r>
-      <w:r>
-        <w:t xml:space="preserve"> </w:t>
-      </w:r>
-      <w:r>
-        <w:t xml:space="preserve">	</w:t>
-      </w:r>
-      <w:r>
-        <w:t xml:space="preserve">Morwood MJ. The archaeology of social complexity in south-east queensland. Proceedings of the Prehistoric Society 1987;53:337–50.</w:t>
-      </w:r>
-      <w:r>
-        <w:t xml:space="preserve"> </w:t>
-      </w:r>
-      <w:hyperlink r:id="rId142">
-        <w:r>
-          <w:rPr>
-            <w:rStyle w:val="Hyperlink"/>
-          </w:rPr>
-          <w:t xml:space="preserve">https://doi.org/10.1017/S0079497X00006265</w:t>
-        </w:r>
-      </w:hyperlink>
-      <w:r>
-        <w:t xml:space="preserve">.</w:t>
-      </w:r>
-    </w:p>
-    <w:bookmarkEnd w:id="143"/>
-    <w:bookmarkStart w:id="145" w:name="ref-Mattson_2021"/>
-    <w:p>
-      <w:pPr>
-        <w:pStyle w:val="Bibliography"/>
-      </w:pPr>
-      <w:r>
-        <w:t xml:space="preserve">[47]</w:t>
-      </w:r>
-      <w:r>
-        <w:t xml:space="preserve"> </w:t>
-      </w:r>
-      <w:r>
-        <w:t xml:space="preserve">	</w:t>
-      </w:r>
-      <w:r>
-        <w:t xml:space="preserve">Mattson HV. Personal adornment and identity construction in archaeology: In: Mattson HV, editor. Personal adornment and the construction of identity, Oxbow Books; 2021, p. 1–24.</w:t>
-      </w:r>
-      <w:r>
-        <w:t xml:space="preserve"> </w:t>
-      </w:r>
-      <w:hyperlink r:id="rId144">
-        <w:r>
-          <w:rPr>
-            <w:rStyle w:val="Hyperlink"/>
-          </w:rPr>
-          <w:t xml:space="preserve">https://doi.org/10.2307/j.ctv24q4z2g.5</w:t>
-        </w:r>
-      </w:hyperlink>
-      <w:r>
-        <w:t xml:space="preserve">.</w:t>
-      </w:r>
-    </w:p>
-    <w:bookmarkEnd w:id="145"/>
-    <w:bookmarkStart w:id="146" w:name="ref-Larsson_2006"/>
-    <w:p>
-      <w:pPr>
-        <w:pStyle w:val="Bibliography"/>
-      </w:pPr>
-      <w:r>
-        <w:t xml:space="preserve">[48]</w:t>
-      </w:r>
-      <w:r>
-        <w:t xml:space="preserve"> </w:t>
-      </w:r>
-      <w:r>
-        <w:t xml:space="preserve">	</w:t>
-      </w:r>
-      <w:r>
-        <w:t xml:space="preserve">Larsson L. A tooth for a tooth: Tooth ornaments from the graves at the cemeteries of zvejnieki. Back to the origin: New research in the mesolithic-neolithic zvejnieki cemetery and environment, northern latvia, vol. 52, Almqvist &amp; Wiksell International; 2006, p. 253–87.</w:t>
-      </w:r>
-    </w:p>
-    <w:bookmarkEnd w:id="146"/>
-    <w:bookmarkStart w:id="148" w:name="ref-Moore_2010"/>
-    <w:p>
-      <w:pPr>
-        <w:pStyle w:val="Bibliography"/>
-      </w:pPr>
-      <w:r>
-        <w:t xml:space="preserve">[49]</w:t>
-      </w:r>
-      <w:r>
-        <w:t xml:space="preserve"> </w:t>
-      </w:r>
-      <w:r>
-        <w:t xml:space="preserve">	</w:t>
-      </w:r>
-      <w:r>
-        <w:t xml:space="preserve">Moore CR. A macroscopic investigation of technological style and the production of middle to late archaic fishhooks at the chiggerville, read, and baker sites, western kentucky. Southeastern Archaeology 2010;29:197–221.</w:t>
-      </w:r>
-      <w:r>
-        <w:t xml:space="preserve"> </w:t>
-      </w:r>
-      <w:hyperlink r:id="rId147">
-        <w:r>
-          <w:rPr>
-            <w:rStyle w:val="Hyperlink"/>
-          </w:rPr>
-          <w:t xml:space="preserve">https://doi.org/10.1179/sea.2010.29.1.013</w:t>
-        </w:r>
-      </w:hyperlink>
-      <w:r>
-        <w:t xml:space="preserve">.</w:t>
-      </w:r>
-    </w:p>
-    <w:bookmarkEnd w:id="148"/>
-    <w:bookmarkStart w:id="150" w:name="ref-Alfonso-Durrruty_Giles_Misarti2015"/>
-    <w:p>
-      <w:pPr>
-        <w:pStyle w:val="Bibliography"/>
-      </w:pPr>
-      <w:r>
-        <w:t xml:space="preserve">[50]</w:t>
-      </w:r>
-      <w:r>
-        <w:t xml:space="preserve"> </w:t>
-      </w:r>
-      <w:r>
-        <w:t xml:space="preserve">	</w:t>
-      </w:r>
-      <w:r>
-        <w:t xml:space="preserve">Alfonso-Durrruty MP, Giles BT, Misarti N, San Roman M, Morello F. Antiquity and geographic distribution of cranial modification among the prehistoric groups of fuego-patagonia, chile. American Journal of Physical Anthropology 2015;158:607–23.</w:t>
-      </w:r>
-      <w:r>
-        <w:t xml:space="preserve"> </w:t>
-      </w:r>
-      <w:hyperlink r:id="rId149">
-        <w:r>
-          <w:rPr>
-            <w:rStyle w:val="Hyperlink"/>
-          </w:rPr>
-          <w:t xml:space="preserve">https://doi.org/10.1002/ajpa.22832</w:t>
-        </w:r>
-      </w:hyperlink>
-      <w:r>
-        <w:t xml:space="preserve">.</w:t>
-      </w:r>
-    </w:p>
-    <w:bookmarkEnd w:id="150"/>
-    <w:bookmarkStart w:id="151" w:name="ref-Vanhaeren_2005"/>
-    <w:p>
-      <w:pPr>
-        <w:pStyle w:val="Bibliography"/>
-      </w:pPr>
-      <w:r>
-        <w:t xml:space="preserve">[51]</w:t>
-      </w:r>
-      <w:r>
-        <w:t xml:space="preserve"> </w:t>
-      </w:r>
-      <w:r>
-        <w:t xml:space="preserve">	</w:t>
-      </w:r>
-      <w:r>
-        <w:t xml:space="preserve">Vanhaeren M. Speaking with beads: The evolutionary significance of personal ornaments. In: d’Errico F, Backwell L, editors. From tools to symbols: From early hominids to modern humans, Wits University Press; 2005, p. 525–54.</w:t>
-      </w:r>
-    </w:p>
-    <w:bookmarkEnd w:id="151"/>
-    <w:bookmarkStart w:id="153" w:name="ref-Conkey_1985"/>
-    <w:p>
-      <w:pPr>
-        <w:pStyle w:val="Bibliography"/>
-      </w:pPr>
-      <w:r>
-        <w:t xml:space="preserve">[52]</w:t>
-      </w:r>
-      <w:r>
-        <w:t xml:space="preserve"> </w:t>
-      </w:r>
-      <w:r>
-        <w:t xml:space="preserve">	</w:t>
-      </w:r>
-      <w:r>
-        <w:t xml:space="preserve">Conkey M. Ritual communication, social elaboration, and the variable trajectories of paleolithic material culture. In: Price TD, Brown JA, editors. Prehistoric hunters-gatherers, Academic Press; 1985, p. 299–323. https://doi.org/</w:t>
-      </w:r>
-      <w:hyperlink r:id="rId152">
-        <w:r>
-          <w:rPr>
-            <w:rStyle w:val="Hyperlink"/>
-          </w:rPr>
-          <w:t xml:space="preserve">https://doi.org/10.1016/B978-0-12-564750-2.50016-0</w:t>
-        </w:r>
-      </w:hyperlink>
-      <w:r>
-        <w:t xml:space="preserve">.</w:t>
-      </w:r>
-    </w:p>
-    <w:bookmarkEnd w:id="153"/>
-    <w:bookmarkStart w:id="154" w:name="ref-Conkey_1978"/>
-    <w:p>
-      <w:pPr>
-        <w:pStyle w:val="Bibliography"/>
-      </w:pPr>
-      <w:r>
-        <w:t xml:space="preserve">[53]</w:t>
-      </w:r>
-      <w:r>
-        <w:t xml:space="preserve"> </w:t>
-      </w:r>
-      <w:r>
-        <w:t xml:space="preserve">	</w:t>
-      </w:r>
-      <w:r>
-        <w:t xml:space="preserve">Conkey M. Style and information in cultural evolution: Toward a predictive model for the paleolithic. Social archaeology: Beyond subsistence and dating, New York: Academic Press; 1978, p. 61–85.</w:t>
-      </w:r>
-    </w:p>
-    <w:bookmarkEnd w:id="154"/>
-    <w:bookmarkStart w:id="156" w:name="ref-Tilley_1982"/>
+    <w:bookmarkEnd w:id="155"/>
+    <w:bookmarkStart w:id="157" w:name="ref-Hodder1979"/>
     <w:p>
       <w:pPr>
         <w:pStyle w:val="Bibliography"/>
@@ -5797,25 +6106,25 @@
         <w:t xml:space="preserve">	</w:t>
       </w:r>
       <w:r>
-        <w:t xml:space="preserve">Tilley C. Social formation, social structures and social change. In: Hodder I, editor. Symbolic and structural archaeology, Cambridge: Cambridge University Press; 1982, p. 26–38.</w:t>
-      </w:r>
-      <w:r>
-        <w:t xml:space="preserve"> </w:t>
-      </w:r>
-      <w:hyperlink r:id="rId155">
-        <w:r>
-          <w:rPr>
-            <w:rStyle w:val="Hyperlink"/>
-          </w:rPr>
-          <w:t xml:space="preserve">https://doi.org/10.1017/CBO9780511558252.004</w:t>
-        </w:r>
-      </w:hyperlink>
-      <w:r>
-        <w:t xml:space="preserve">.</w:t>
-      </w:r>
-    </w:p>
-    <w:bookmarkEnd w:id="156"/>
-    <w:bookmarkStart w:id="158" w:name="ref-Hodder1979"/>
+        <w:t xml:space="preserve">Hodder I.</w:t>
+      </w:r>
+      <w:r>
+        <w:t xml:space="preserve"> </w:t>
+      </w:r>
+      <w:hyperlink r:id="rId156">
+        <w:r>
+          <w:rPr>
+            <w:rStyle w:val="Hyperlink"/>
+          </w:rPr>
+          <w:t xml:space="preserve">Economic and social stress and material culture patterning</w:t>
+        </w:r>
+      </w:hyperlink>
+      <w:r>
+        <w:t xml:space="preserve">. American Antiquity 1979;44:446–54.</w:t>
+      </w:r>
+    </w:p>
+    <w:bookmarkEnd w:id="157"/>
+    <w:bookmarkStart w:id="159" w:name="ref-Hodder1977"/>
     <w:p>
       <w:pPr>
         <w:pStyle w:val="Bibliography"/>
@@ -5835,20 +6144,20 @@
       <w:r>
         <w:t xml:space="preserve"> </w:t>
       </w:r>
-      <w:hyperlink r:id="rId157">
-        <w:r>
-          <w:rPr>
-            <w:rStyle w:val="Hyperlink"/>
-          </w:rPr>
-          <w:t xml:space="preserve">Economic and social stress and material culture patterning</w:t>
-        </w:r>
-      </w:hyperlink>
-      <w:r>
-        <w:t xml:space="preserve">. American Antiquity 1979;44:446–54.</w:t>
-      </w:r>
-    </w:p>
-    <w:bookmarkEnd w:id="158"/>
-    <w:bookmarkStart w:id="160" w:name="ref-Hodder1977"/>
+      <w:hyperlink r:id="rId158">
+        <w:r>
+          <w:rPr>
+            <w:rStyle w:val="Hyperlink"/>
+          </w:rPr>
+          <w:t xml:space="preserve">The distribution of material culture items in the baringo district, western kenya</w:t>
+        </w:r>
+      </w:hyperlink>
+      <w:r>
+        <w:t xml:space="preserve">. Man 1977;12:239–69.</w:t>
+      </w:r>
+    </w:p>
+    <w:bookmarkEnd w:id="159"/>
+    <w:bookmarkStart w:id="160" w:name="ref-Binford_1990"/>
     <w:p>
       <w:pPr>
         <w:pStyle w:val="Bibliography"/>
@@ -5863,25 +6172,11 @@
         <w:t xml:space="preserve">	</w:t>
       </w:r>
       <w:r>
-        <w:t xml:space="preserve">Hodder I.</w:t>
-      </w:r>
-      <w:r>
-        <w:t xml:space="preserve"> </w:t>
-      </w:r>
-      <w:hyperlink r:id="rId159">
-        <w:r>
-          <w:rPr>
-            <w:rStyle w:val="Hyperlink"/>
-          </w:rPr>
-          <w:t xml:space="preserve">The distribution of material culture items in the baringo district, western kenya</w:t>
-        </w:r>
-      </w:hyperlink>
-      <w:r>
-        <w:t xml:space="preserve">. Man 1977;12:239–69.</w:t>
+        <w:t xml:space="preserve">Binford LR. Mobility, housing, and environment: A comparative study. Journal of Anthropological Research 1990;46:119–52.</w:t>
       </w:r>
     </w:p>
     <w:bookmarkEnd w:id="160"/>
-    <w:bookmarkStart w:id="161" w:name="ref-Binford_1990"/>
+    <w:bookmarkStart w:id="161" w:name="ref-Kelly_1983"/>
     <w:p>
       <w:pPr>
         <w:pStyle w:val="Bibliography"/>
@@ -5896,11 +6191,11 @@
         <w:t xml:space="preserve">	</w:t>
       </w:r>
       <w:r>
-        <w:t xml:space="preserve">Binford LR. Mobility, housing, and environment: A comparative study. Journal of Anthropological Research 1990;46:119–52.</w:t>
+        <w:t xml:space="preserve">Kelly RL. Hunter-gatherer mobility strategies. Journal of Anthropological Research 1983;39:277–306.</w:t>
       </w:r>
     </w:p>
     <w:bookmarkEnd w:id="161"/>
-    <w:bookmarkStart w:id="163" w:name="ref-Romano_Lozano_Fern2022"/>
+    <w:bookmarkStart w:id="163" w:name="ref-Padilla-Iglesias_Bischoff_2024"/>
     <w:p>
       <w:pPr>
         <w:pStyle w:val="Bibliography"/>
@@ -5915,14 +6210,14 @@
         <w:t xml:space="preserve">	</w:t>
       </w:r>
       <w:r>
-        <w:t xml:space="preserve">Romano V, Lozano S, Fernández-López de Pablo J. Reconstructing social networks of late glacial and holocene hunter–gatherers to understand cultural evolution. Philosophical Transactions of the Royal Society B 2022;377. https://doi.org/</w:t>
+        <w:t xml:space="preserve">Padilla-Iglesias C, Bischoff RJ. Hunter-gatherer mobility patterns influence the reconstruction of social networks from archaeological assemblages. Journal of Archaeological Science: Reports 2024;59:104798. https://doi.org/</w:t>
       </w:r>
       <w:hyperlink r:id="rId162">
         <w:r>
           <w:rPr>
             <w:rStyle w:val="Hyperlink"/>
           </w:rPr>
-          <w:t xml:space="preserve">https://doi.org/10.1098/rstb.2020.0318</w:t>
+          <w:t xml:space="preserve">https://doi.org/10.1016/j.jasrep.2024.104798</w:t>
         </w:r>
       </w:hyperlink>
       <w:r>
@@ -5972,7 +6267,7 @@
       </w:r>
     </w:p>
     <w:bookmarkEnd w:id="165"/>
-    <w:bookmarkStart w:id="167" w:name="ref-conkley_agg"/>
+    <w:bookmarkStart w:id="166" w:name="ref-Fitzhugh_Phillips_Gjesfeld_2011"/>
     <w:p>
       <w:pPr>
         <w:pStyle w:val="Bibliography"/>
@@ -5987,12 +6282,259 @@
         <w:t xml:space="preserve">	</w:t>
       </w:r>
       <w:r>
+        <w:t xml:space="preserve">Fitzhugh B, Phillips SC, Gjesfeld E. Modeling hunter-gatherer information networks: An archaeological case study from the kuril islands. Information and its role in hunter-gatherer bands, Cotsen Institute of Archaeology Press at UCLA; 2011, p. 89–115.</w:t>
+      </w:r>
+    </w:p>
+    <w:bookmarkEnd w:id="166"/>
+    <w:bookmarkStart w:id="168" w:name="ref-Lovis_Donahue_2011"/>
+    <w:p>
+      <w:pPr>
+        <w:pStyle w:val="Bibliography"/>
+      </w:pPr>
+      <w:r>
+        <w:t xml:space="preserve">[61]</w:t>
+      </w:r>
+      <w:r>
+        <w:t xml:space="preserve"> </w:t>
+      </w:r>
+      <w:r>
+        <w:t xml:space="preserve">	</w:t>
+      </w:r>
+      <w:r>
+        <w:t xml:space="preserve">Lovis WA, Donahue RE. Space, information and knowledge: In: WHALLON R, LOVIS WA, HITCHCOCK RK, editors. Information and its role in hunter-gatherer bands, Cotsen Institute of Archaeology Press at UCLA; 2011, p. 59–84.</w:t>
+      </w:r>
+      <w:r>
+        <w:t xml:space="preserve"> </w:t>
+      </w:r>
+      <w:hyperlink r:id="rId167">
+        <w:r>
+          <w:rPr>
+            <w:rStyle w:val="Hyperlink"/>
+          </w:rPr>
+          <w:t xml:space="preserve">https://doi.org/10.2307/j.ctvdmwwz4.7</w:t>
+        </w:r>
+      </w:hyperlink>
+      <w:r>
+        <w:t xml:space="preserve">.</w:t>
+      </w:r>
+    </w:p>
+    <w:bookmarkEnd w:id="168"/>
+    <w:bookmarkStart w:id="170" w:name="ref-Hitchcock_Ebert_2011"/>
+    <w:p>
+      <w:pPr>
+        <w:pStyle w:val="Bibliography"/>
+      </w:pPr>
+      <w:r>
+        <w:t xml:space="preserve">[62]</w:t>
+      </w:r>
+      <w:r>
+        <w:t xml:space="preserve"> </w:t>
+      </w:r>
+      <w:r>
+        <w:t xml:space="preserve">	</w:t>
+      </w:r>
+      <w:r>
+        <w:t xml:space="preserve">Hitchcock RK, Ebert JI. Where is that job? Hunter-gatherer information systems in complex social environments in the eastern kalahari desert, botswana. In: WHALLON R, LOVIS WA, HITCHCOCK RK, editors. Information and its role in hunter-gatherer bands, Cotsen Institute of Archaeology Press at UCLA; 2011, p. 133–66.</w:t>
+      </w:r>
+      <w:r>
+        <w:t xml:space="preserve"> </w:t>
+      </w:r>
+      <w:hyperlink r:id="rId169">
+        <w:r>
+          <w:rPr>
+            <w:rStyle w:val="Hyperlink"/>
+          </w:rPr>
+          <w:t xml:space="preserve">https://doi.org/10.2307/j.ctvdmwwz4.10</w:t>
+        </w:r>
+      </w:hyperlink>
+      <w:r>
+        <w:t xml:space="preserve">.</w:t>
+      </w:r>
+    </w:p>
+    <w:bookmarkEnd w:id="170"/>
+    <w:bookmarkStart w:id="172" w:name="ref-Romano_Lozano_Fern2022"/>
+    <w:p>
+      <w:pPr>
+        <w:pStyle w:val="Bibliography"/>
+      </w:pPr>
+      <w:r>
+        <w:t xml:space="preserve">[63]</w:t>
+      </w:r>
+      <w:r>
+        <w:t xml:space="preserve"> </w:t>
+      </w:r>
+      <w:r>
+        <w:t xml:space="preserve">	</w:t>
+      </w:r>
+      <w:r>
+        <w:t xml:space="preserve">Romano V, Lozano S, Fernández-López de Pablo J. Reconstructing social networks of late glacial and holocene hunter–gatherers to understand cultural evolution. Philosophical Transactions of the Royal Society B 2022;377. https://doi.org/</w:t>
+      </w:r>
+      <w:hyperlink r:id="rId171">
+        <w:r>
+          <w:rPr>
+            <w:rStyle w:val="Hyperlink"/>
+          </w:rPr>
+          <w:t xml:space="preserve">https://doi.org/10.1098/rstb.2020.0318</w:t>
+        </w:r>
+      </w:hyperlink>
+      <w:r>
+        <w:t xml:space="preserve">.</w:t>
+      </w:r>
+    </w:p>
+    <w:bookmarkEnd w:id="172"/>
+    <w:bookmarkStart w:id="174" w:name="ref-Kelly_2024"/>
+    <w:p>
+      <w:pPr>
+        <w:pStyle w:val="Bibliography"/>
+      </w:pPr>
+      <w:r>
+        <w:t xml:space="preserve">[64]</w:t>
+      </w:r>
+      <w:r>
+        <w:t xml:space="preserve"> </w:t>
+      </w:r>
+      <w:r>
+        <w:t xml:space="preserve">	</w:t>
+      </w:r>
+      <w:r>
+        <w:t xml:space="preserve">Kelly P. Comparing australian message sticks and sequentially marked objects of the upper palaeolithic: Problems and opportunities. Topics in Cognitive Science 2024.</w:t>
+      </w:r>
+      <w:r>
+        <w:t xml:space="preserve"> </w:t>
+      </w:r>
+      <w:hyperlink r:id="rId173">
+        <w:r>
+          <w:rPr>
+            <w:rStyle w:val="Hyperlink"/>
+          </w:rPr>
+          <w:t xml:space="preserve">https://doi.org/10.1111/tops.12762</w:t>
+        </w:r>
+      </w:hyperlink>
+      <w:r>
+        <w:t xml:space="preserve">.</w:t>
+      </w:r>
+    </w:p>
+    <w:bookmarkEnd w:id="174"/>
+    <w:bookmarkStart w:id="176" w:name="ref-Kinahan_2013"/>
+    <w:p>
+      <w:pPr>
+        <w:pStyle w:val="Bibliography"/>
+      </w:pPr>
+      <w:r>
+        <w:t xml:space="preserve">[65]</w:t>
+      </w:r>
+      <w:r>
+        <w:t xml:space="preserve"> </w:t>
+      </w:r>
+      <w:r>
+        <w:t xml:space="preserve">	</w:t>
+      </w:r>
+      <w:r>
+        <w:t xml:space="preserve">Kinahan J. The acquisition of ceramics by hunter-gatherers on the middle zambezi in the first and second millennium AD. Journal of African Archaeology 2013;11:197–209.</w:t>
+      </w:r>
+      <w:r>
+        <w:t xml:space="preserve"> </w:t>
+      </w:r>
+      <w:hyperlink r:id="rId175">
+        <w:r>
+          <w:rPr>
+            <w:rStyle w:val="Hyperlink"/>
+          </w:rPr>
+          <w:t xml:space="preserve">https://doi.org/10.3213/2191-5784-10243</w:t>
+        </w:r>
+      </w:hyperlink>
+      <w:r>
+        <w:t xml:space="preserve">.</w:t>
+      </w:r>
+    </w:p>
+    <w:bookmarkEnd w:id="176"/>
+    <w:bookmarkStart w:id="178" w:name="ref-Newlander_2012"/>
+    <w:p>
+      <w:pPr>
+        <w:pStyle w:val="Bibliography"/>
+      </w:pPr>
+      <w:r>
+        <w:t xml:space="preserve">[66]</w:t>
+      </w:r>
+      <w:r>
+        <w:t xml:space="preserve"> </w:t>
+      </w:r>
+      <w:r>
+        <w:t xml:space="preserve">	</w:t>
+      </w:r>
+      <w:r>
+        <w:t xml:space="preserve">Newlander KS.</w:t>
+      </w:r>
+      <w:r>
+        <w:t xml:space="preserve"> </w:t>
+      </w:r>
+      <w:hyperlink r:id="rId177">
+        <w:r>
+          <w:rPr>
+            <w:rStyle w:val="Hyperlink"/>
+          </w:rPr>
+          <w:t xml:space="preserve">Exchange, embedded procurement, and hunter-gatherer mobility: A case study from the north american great basin</w:t>
+        </w:r>
+      </w:hyperlink>
+      <w:r>
+        <w:t xml:space="preserve">. Ph.D. University of Michigan, 2012.</w:t>
+      </w:r>
+    </w:p>
+    <w:bookmarkEnd w:id="178"/>
+    <w:bookmarkStart w:id="180" w:name="ref-Iizuka_Ferguson_Izuho_2022"/>
+    <w:p>
+      <w:pPr>
+        <w:pStyle w:val="Bibliography"/>
+      </w:pPr>
+      <w:r>
+        <w:t xml:space="preserve">[67]</w:t>
+      </w:r>
+      <w:r>
+        <w:t xml:space="preserve"> </w:t>
+      </w:r>
+      <w:r>
+        <w:t xml:space="preserve">	</w:t>
+      </w:r>
+      <w:r>
+        <w:t xml:space="preserve">Iizuka F, Ferguson JR, Izuho M. Late pleistocene pottery production and exchange: Provenance studies of hunter-gatherer wares from southern kyushu, japan by neutron activation analysis. PLOS ONE 2022;17:e0265329.</w:t>
+      </w:r>
+      <w:r>
+        <w:t xml:space="preserve"> </w:t>
+      </w:r>
+      <w:hyperlink r:id="rId179">
+        <w:r>
+          <w:rPr>
+            <w:rStyle w:val="Hyperlink"/>
+          </w:rPr>
+          <w:t xml:space="preserve">https://doi.org/10.1371/journal.pone.0265329</w:t>
+        </w:r>
+      </w:hyperlink>
+      <w:r>
+        <w:t xml:space="preserve">.</w:t>
+      </w:r>
+    </w:p>
+    <w:bookmarkEnd w:id="180"/>
+    <w:bookmarkStart w:id="182" w:name="ref-conkley_agg"/>
+    <w:p>
+      <w:pPr>
+        <w:pStyle w:val="Bibliography"/>
+      </w:pPr>
+      <w:r>
+        <w:t xml:space="preserve">[68]</w:t>
+      </w:r>
+      <w:r>
+        <w:t xml:space="preserve"> </w:t>
+      </w:r>
+      <w:r>
+        <w:t xml:space="preserve">	</w:t>
+      </w:r>
+      <w:r>
         <w:t xml:space="preserve">Conkey M, Beltran A, Beltrán A, Clark GA, Echegaray JG, Echegaray JG, et al.</w:t>
       </w:r>
       <w:r>
         <w:t xml:space="preserve"> </w:t>
       </w:r>
-      <w:hyperlink r:id="rId166">
+      <w:hyperlink r:id="rId181">
         <w:r>
           <w:rPr>
             <w:rStyle w:val="Hyperlink"/>
@@ -6004,47 +6546,47 @@
         <w:t xml:space="preserve">. Current Anthropology 1980;21:609–30.</w:t>
       </w:r>
     </w:p>
-    <w:bookmarkEnd w:id="167"/>
-    <w:bookmarkStart w:id="169" w:name="ref-Kelly_2024"/>
-    <w:p>
-      <w:pPr>
-        <w:pStyle w:val="Bibliography"/>
-      </w:pPr>
-      <w:r>
-        <w:t xml:space="preserve">[61]</w:t>
-      </w:r>
-      <w:r>
-        <w:t xml:space="preserve"> </w:t>
-      </w:r>
-      <w:r>
-        <w:t xml:space="preserve">	</w:t>
-      </w:r>
-      <w:r>
-        <w:t xml:space="preserve">Kelly P. Comparing australian message sticks and sequentially marked objects of the upper palaeolithic: Problems and opportunities. Topics in Cognitive Science 2024.</w:t>
-      </w:r>
-      <w:r>
-        <w:t xml:space="preserve"> </w:t>
-      </w:r>
-      <w:hyperlink r:id="rId168">
-        <w:r>
-          <w:rPr>
-            <w:rStyle w:val="Hyperlink"/>
-          </w:rPr>
-          <w:t xml:space="preserve">https://doi.org/10.1111/tops.12762</w:t>
+    <w:bookmarkEnd w:id="182"/>
+    <w:bookmarkStart w:id="184" w:name="ref-Maher_Conkey_2019"/>
+    <w:p>
+      <w:pPr>
+        <w:pStyle w:val="Bibliography"/>
+      </w:pPr>
+      <w:r>
+        <w:t xml:space="preserve">[69]</w:t>
+      </w:r>
+      <w:r>
+        <w:t xml:space="preserve"> </w:t>
+      </w:r>
+      <w:r>
+        <w:t xml:space="preserve">	</w:t>
+      </w:r>
+      <w:r>
+        <w:t xml:space="preserve">Maher LA, Conkey M. Homes for hunters?: Exploring the concept of home at hunter-gatherer sites in upper paleolithic europe and epipaleolithic southwest asia. Current Anthropology 2019;60:91–137.</w:t>
+      </w:r>
+      <w:r>
+        <w:t xml:space="preserve"> </w:t>
+      </w:r>
+      <w:hyperlink r:id="rId183">
+        <w:r>
+          <w:rPr>
+            <w:rStyle w:val="Hyperlink"/>
+          </w:rPr>
+          <w:t xml:space="preserve">https://doi.org/10.1086/701523</w:t>
         </w:r>
       </w:hyperlink>
       <w:r>
         <w:t xml:space="preserve">.</w:t>
       </w:r>
     </w:p>
-    <w:bookmarkEnd w:id="169"/>
-    <w:bookmarkStart w:id="170" w:name="ref-bahn1982inter"/>
-    <w:p>
-      <w:pPr>
-        <w:pStyle w:val="Bibliography"/>
-      </w:pPr>
-      <w:r>
-        <w:t xml:space="preserve">[62]</w:t>
+    <w:bookmarkEnd w:id="184"/>
+    <w:bookmarkStart w:id="185" w:name="ref-bahn1982inter"/>
+    <w:p>
+      <w:pPr>
+        <w:pStyle w:val="Bibliography"/>
+      </w:pPr>
+      <w:r>
+        <w:t xml:space="preserve">[70]</w:t>
       </w:r>
       <w:r>
         <w:t xml:space="preserve"> </w:t>
@@ -6056,14 +6598,80 @@
         <w:t xml:space="preserve">Bahn PG. Inter-site and inter-regional links during the upper palaeolithic: The pyrenean evidence. Oxford Journal of Archaeology 1982;1:247–68.</w:t>
       </w:r>
     </w:p>
-    <w:bookmarkEnd w:id="170"/>
-    <w:bookmarkStart w:id="171" w:name="ref-white1992rethinking"/>
-    <w:p>
-      <w:pPr>
-        <w:pStyle w:val="Bibliography"/>
-      </w:pPr>
-      <w:r>
-        <w:t xml:space="preserve">[63]</w:t>
+    <w:bookmarkEnd w:id="185"/>
+    <w:bookmarkStart w:id="187" w:name="ref-Bourdier_2013"/>
+    <w:p>
+      <w:pPr>
+        <w:pStyle w:val="Bibliography"/>
+      </w:pPr>
+      <w:r>
+        <w:t xml:space="preserve">[71]</w:t>
+      </w:r>
+      <w:r>
+        <w:t xml:space="preserve"> </w:t>
+      </w:r>
+      <w:r>
+        <w:t xml:space="preserve">	</w:t>
+      </w:r>
+      <w:r>
+        <w:t xml:space="preserve">Bourdier C. Rock art and social geography in the upper paleolithic. Contribution to the socio-cultural function of the roc-aux-sorciers rock-shelter (angles-sur-l’anglin, france) from the viewpoint of its sculpted frieze. Journal of Anthropological Archaeology 2013;32:368–82.</w:t>
+      </w:r>
+      <w:r>
+        <w:t xml:space="preserve"> </w:t>
+      </w:r>
+      <w:hyperlink r:id="rId186">
+        <w:r>
+          <w:rPr>
+            <w:rStyle w:val="Hyperlink"/>
+          </w:rPr>
+          <w:t xml:space="preserve">https://doi.org/10.1016/j.jaa.2013.05.005</w:t>
+        </w:r>
+      </w:hyperlink>
+      <w:r>
+        <w:t xml:space="preserve">.</w:t>
+      </w:r>
+    </w:p>
+    <w:bookmarkEnd w:id="187"/>
+    <w:bookmarkStart w:id="189" w:name="ref-Svoboda_2013"/>
+    <w:p>
+      <w:pPr>
+        <w:pStyle w:val="Bibliography"/>
+      </w:pPr>
+      <w:r>
+        <w:t xml:space="preserve">[72]</w:t>
+      </w:r>
+      <w:r>
+        <w:t xml:space="preserve"> </w:t>
+      </w:r>
+      <w:r>
+        <w:t xml:space="preserve">	</w:t>
+      </w:r>
+      <w:r>
+        <w:t xml:space="preserve">Svoboda J. Art gravettien de pavlov i et VI: Comparaison d’un site d’agrégation et d’un site épisodique. Palethnologie Archéologie Et Sciences Humaines 2013.</w:t>
+      </w:r>
+      <w:r>
+        <w:t xml:space="preserve"> </w:t>
+      </w:r>
+      <w:hyperlink r:id="rId188">
+        <w:r>
+          <w:rPr>
+            <w:rStyle w:val="Hyperlink"/>
+          </w:rPr>
+          <w:t xml:space="preserve">https://doi.org/10.4000/palethnologie.4945</w:t>
+        </w:r>
+      </w:hyperlink>
+      <w:r>
+        <w:t xml:space="preserve">.</w:t>
+      </w:r>
+    </w:p>
+    <w:bookmarkEnd w:id="189"/>
+    <w:bookmarkStart w:id="190" w:name="ref-white1992rethinking"/>
+    <w:p>
+      <w:pPr>
+        <w:pStyle w:val="Bibliography"/>
+      </w:pPr>
+      <w:r>
+        <w:t xml:space="preserve">[73]</w:t>
       </w:r>
       <w:r>
         <w:t xml:space="preserve"> </w:t>
@@ -6075,14 +6683,33 @@
         <w:t xml:space="preserve">White R. Rethinking the middle/upper paleolithic transition. Current Anthropology 1992;33:85–108.</w:t>
       </w:r>
     </w:p>
-    <w:bookmarkEnd w:id="171"/>
-    <w:bookmarkStart w:id="173" w:name="ref-montet-white1994"/>
-    <w:p>
-      <w:pPr>
-        <w:pStyle w:val="Bibliography"/>
-      </w:pPr>
-      <w:r>
-        <w:t xml:space="preserve">[64]</w:t>
+    <w:bookmarkEnd w:id="190"/>
+    <w:bookmarkStart w:id="191" w:name="X79d7c52b9cdbe72fc1b94e51c6ee6057d0c4a50"/>
+    <w:p>
+      <w:pPr>
+        <w:pStyle w:val="Bibliography"/>
+      </w:pPr>
+      <w:r>
+        <w:t xml:space="preserve">[74]</w:t>
+      </w:r>
+      <w:r>
+        <w:t xml:space="preserve"> </w:t>
+      </w:r>
+      <w:r>
+        <w:t xml:space="preserve">	</w:t>
+      </w:r>
+      <w:r>
+        <w:t xml:space="preserve">Soffer O, Adovasio JM, Enloe JG, Audouze F, Zubrow EBW. The roles of perishable technologies in upper paleolithic lives. The magdalenian household, SUNY Press; 2010, p. 235–44.</w:t>
+      </w:r>
+    </w:p>
+    <w:bookmarkEnd w:id="191"/>
+    <w:bookmarkStart w:id="193" w:name="ref-montet-white1994"/>
+    <w:p>
+      <w:pPr>
+        <w:pStyle w:val="Bibliography"/>
+      </w:pPr>
+      <w:r>
+        <w:t xml:space="preserve">[75]</w:t>
       </w:r>
       <w:r>
         <w:t xml:space="preserve"> </w:t>
@@ -6096,7 +6723,7 @@
       <w:r>
         <w:t xml:space="preserve"> </w:t>
       </w:r>
-      <w:hyperlink r:id="rId172">
+      <w:hyperlink r:id="rId192">
         <w:r>
           <w:rPr>
             <w:rStyle w:val="Hyperlink"/>
@@ -6108,14 +6735,14 @@
         <w:t xml:space="preserve">. Annual Review of Anthropology 1994;23:483–508.</w:t>
       </w:r>
     </w:p>
-    <w:bookmarkEnd w:id="173"/>
-    <w:bookmarkStart w:id="175" w:name="ref-Frerebeau_2025"/>
-    <w:p>
-      <w:pPr>
-        <w:pStyle w:val="Bibliography"/>
-      </w:pPr>
-      <w:r>
-        <w:t xml:space="preserve">[65]</w:t>
+    <w:bookmarkEnd w:id="193"/>
+    <w:bookmarkStart w:id="195" w:name="ref-Frerebeau_2025"/>
+    <w:p>
+      <w:pPr>
+        <w:pStyle w:val="Bibliography"/>
+      </w:pPr>
+      <w:r>
+        <w:t xml:space="preserve">[76]</w:t>
       </w:r>
       <w:r>
         <w:t xml:space="preserve"> </w:t>
@@ -6129,7 +6756,7 @@
       <w:r>
         <w:t xml:space="preserve"> </w:t>
       </w:r>
-      <w:hyperlink r:id="rId174">
+      <w:hyperlink r:id="rId194">
         <w:r>
           <w:rPr>
             <w:rStyle w:val="Hyperlink"/>
@@ -6141,14 +6768,14 @@
         <w:t xml:space="preserve">.</w:t>
       </w:r>
     </w:p>
-    <w:bookmarkEnd w:id="175"/>
-    <w:bookmarkStart w:id="177" w:name="ref-Kintigh_1984"/>
-    <w:p>
-      <w:pPr>
-        <w:pStyle w:val="Bibliography"/>
-      </w:pPr>
-      <w:r>
-        <w:t xml:space="preserve">[66]</w:t>
+    <w:bookmarkEnd w:id="195"/>
+    <w:bookmarkStart w:id="197" w:name="ref-Kintigh_1984"/>
+    <w:p>
+      <w:pPr>
+        <w:pStyle w:val="Bibliography"/>
+      </w:pPr>
+      <w:r>
+        <w:t xml:space="preserve">[77]</w:t>
       </w:r>
       <w:r>
         <w:t xml:space="preserve"> </w:t>
@@ -6162,7 +6789,7 @@
       <w:r>
         <w:t xml:space="preserve"> </w:t>
       </w:r>
-      <w:hyperlink r:id="rId176">
+      <w:hyperlink r:id="rId196">
         <w:r>
           <w:rPr>
             <w:rStyle w:val="Hyperlink"/>
@@ -6174,14 +6801,14 @@
         <w:t xml:space="preserve">.</w:t>
       </w:r>
     </w:p>
-    <w:bookmarkEnd w:id="177"/>
-    <w:bookmarkStart w:id="179" w:name="X8c17deb08b87fbfa26556dda630532ff62c8bd1"/>
-    <w:p>
-      <w:pPr>
-        <w:pStyle w:val="Bibliography"/>
-      </w:pPr>
-      <w:r>
-        <w:t xml:space="preserve">[67]</w:t>
+    <w:bookmarkEnd w:id="197"/>
+    <w:bookmarkStart w:id="199" w:name="X8c17deb08b87fbfa26556dda630532ff62c8bd1"/>
+    <w:p>
+      <w:pPr>
+        <w:pStyle w:val="Bibliography"/>
+      </w:pPr>
+      <w:r>
+        <w:t xml:space="preserve">[78]</w:t>
       </w:r>
       <w:r>
         <w:t xml:space="preserve"> </w:t>
@@ -6195,7 +6822,7 @@
       <w:r>
         <w:t xml:space="preserve"> </w:t>
       </w:r>
-      <w:hyperlink r:id="rId178">
+      <w:hyperlink r:id="rId198">
         <w:r>
           <w:rPr>
             <w:rStyle w:val="Hyperlink"/>
@@ -6207,14 +6834,14 @@
         <w:t xml:space="preserve">.</w:t>
       </w:r>
     </w:p>
-    <w:bookmarkEnd w:id="179"/>
-    <w:bookmarkStart w:id="181" w:name="ref-smith1992Design"/>
-    <w:p>
-      <w:pPr>
-        <w:pStyle w:val="Bibliography"/>
-      </w:pPr>
-      <w:r>
-        <w:t xml:space="preserve">[68]</w:t>
+    <w:bookmarkEnd w:id="199"/>
+    <w:bookmarkStart w:id="201" w:name="ref-smith1992Design"/>
+    <w:p>
+      <w:pPr>
+        <w:pStyle w:val="Bibliography"/>
+      </w:pPr>
+      <w:r>
+        <w:t xml:space="preserve">[79]</w:t>
       </w:r>
       <w:r>
         <w:t xml:space="preserve"> </w:t>
@@ -6228,7 +6855,7 @@
       <w:r>
         <w:t xml:space="preserve"> </w:t>
       </w:r>
-      <w:hyperlink r:id="rId180">
+      <w:hyperlink r:id="rId200">
         <w:r>
           <w:rPr>
             <w:rStyle w:val="Hyperlink"/>
@@ -6240,14 +6867,14 @@
         <w:t xml:space="preserve">. Australian Archaeology 1992:51–1.</w:t>
       </w:r>
     </w:p>
-    <w:bookmarkEnd w:id="181"/>
-    <w:bookmarkStart w:id="182" w:name="ref-hays1993symbol"/>
-    <w:p>
-      <w:pPr>
-        <w:pStyle w:val="Bibliography"/>
-      </w:pPr>
-      <w:r>
-        <w:t xml:space="preserve">[69]</w:t>
+    <w:bookmarkEnd w:id="201"/>
+    <w:bookmarkStart w:id="202" w:name="ref-hays1993symbol"/>
+    <w:p>
+      <w:pPr>
+        <w:pStyle w:val="Bibliography"/>
+      </w:pPr>
+      <w:r>
+        <w:t xml:space="preserve">[80]</w:t>
       </w:r>
       <w:r>
         <w:t xml:space="preserve"> </w:t>
@@ -6259,14 +6886,14 @@
         <w:t xml:space="preserve">Hays KA. When is a symbol archaeologically meaningful? Meaning, function, and prehistoric visual arts. Archaeological Theory: Who Sets the Agenda 1993:81–92.</w:t>
       </w:r>
     </w:p>
-    <w:bookmarkEnd w:id="182"/>
-    <w:bookmarkStart w:id="183" w:name="ref-McDonald_Veth_Lilley_2006"/>
-    <w:p>
-      <w:pPr>
-        <w:pStyle w:val="Bibliography"/>
-      </w:pPr>
-      <w:r>
-        <w:t xml:space="preserve">[70]</w:t>
+    <w:bookmarkEnd w:id="202"/>
+    <w:bookmarkStart w:id="203" w:name="ref-McDonald_Veth_Lilley_2006"/>
+    <w:p>
+      <w:pPr>
+        <w:pStyle w:val="Bibliography"/>
+      </w:pPr>
+      <w:r>
+        <w:t xml:space="preserve">[81]</w:t>
       </w:r>
       <w:r>
         <w:t xml:space="preserve"> </w:t>
@@ -6278,14 +6905,14 @@
         <w:t xml:space="preserve">McDonald J, Veth P, Lilley I. Rock art and social identity: A comparison of holocene graphic systems in arid and fertile environments. Archaeology of oceania: Australia and the pacific islands, Malden, Mass: Blackwell Publishing; 2006, p. 96–115.</w:t>
       </w:r>
     </w:p>
-    <w:bookmarkEnd w:id="183"/>
-    <w:bookmarkStart w:id="185" w:name="ref-Lourandos_1985"/>
-    <w:p>
-      <w:pPr>
-        <w:pStyle w:val="Bibliography"/>
-      </w:pPr>
-      <w:r>
-        <w:t xml:space="preserve">[71]</w:t>
+    <w:bookmarkEnd w:id="203"/>
+    <w:bookmarkStart w:id="205" w:name="ref-Lourandos_1985"/>
+    <w:p>
+      <w:pPr>
+        <w:pStyle w:val="Bibliography"/>
+      </w:pPr>
+      <w:r>
+        <w:t xml:space="preserve">[82]</w:t>
       </w:r>
       <w:r>
         <w:t xml:space="preserve"> </w:t>
@@ -6296,7 +6923,7 @@
       <w:r>
         <w:t xml:space="preserve">Lourandos H. 15 - intensification and australian prehistory. In: Price TD, Brown JA, editors. Prehistoric hunters-gatherers, Academic Press; 1985, p. 385–423. https://doi.org/</w:t>
       </w:r>
-      <w:hyperlink r:id="rId184">
+      <w:hyperlink r:id="rId204">
         <w:r>
           <w:rPr>
             <w:rStyle w:val="Hyperlink"/>
@@ -6308,14 +6935,14 @@
         <w:t xml:space="preserve">.</w:t>
       </w:r>
     </w:p>
-    <w:bookmarkEnd w:id="185"/>
-    <w:bookmarkStart w:id="187" w:name="ref-barton_clark_cohen1994"/>
-    <w:p>
-      <w:pPr>
-        <w:pStyle w:val="Bibliography"/>
-      </w:pPr>
-      <w:r>
-        <w:t xml:space="preserve">[72]</w:t>
+    <w:bookmarkEnd w:id="205"/>
+    <w:bookmarkStart w:id="207" w:name="ref-barton_clark_cohen1994"/>
+    <w:p>
+      <w:pPr>
+        <w:pStyle w:val="Bibliography"/>
+      </w:pPr>
+      <w:r>
+        <w:t xml:space="preserve">[83]</w:t>
       </w:r>
       <w:r>
         <w:t xml:space="preserve"> </w:t>
@@ -6329,7 +6956,7 @@
       <w:r>
         <w:t xml:space="preserve"> </w:t>
       </w:r>
-      <w:hyperlink r:id="rId186">
+      <w:hyperlink r:id="rId206">
         <w:r>
           <w:rPr>
             <w:rStyle w:val="Hyperlink"/>
@@ -6341,14 +6968,14 @@
         <w:t xml:space="preserve">. World Archaeology 1994;26:185–207.</w:t>
       </w:r>
     </w:p>
-    <w:bookmarkEnd w:id="187"/>
-    <w:bookmarkStart w:id="188" w:name="ref-mcdonald2012social"/>
-    <w:p>
-      <w:pPr>
-        <w:pStyle w:val="Bibliography"/>
-      </w:pPr>
-      <w:r>
-        <w:t xml:space="preserve">[73]</w:t>
+    <w:bookmarkEnd w:id="207"/>
+    <w:bookmarkStart w:id="208" w:name="ref-mcdonald2012social"/>
+    <w:p>
+      <w:pPr>
+        <w:pStyle w:val="Bibliography"/>
+      </w:pPr>
+      <w:r>
+        <w:t xml:space="preserve">[84]</w:t>
       </w:r>
       <w:r>
         <w:t xml:space="preserve"> </w:t>
@@ -6360,14 +6987,14 @@
         <w:t xml:space="preserve">McDonald J, Veth P. The social dynamics of aggregation and dispersal in the western desert. A Companion to Rock Art 2012:90–102.</w:t>
       </w:r>
     </w:p>
-    <w:bookmarkEnd w:id="188"/>
-    <w:bookmarkStart w:id="189" w:name="ref-bernardini2005reconsidering"/>
-    <w:p>
-      <w:pPr>
-        <w:pStyle w:val="Bibliography"/>
-      </w:pPr>
-      <w:r>
-        <w:t xml:space="preserve">[74]</w:t>
+    <w:bookmarkEnd w:id="208"/>
+    <w:bookmarkStart w:id="209" w:name="ref-bernardini2005reconsidering"/>
+    <w:p>
+      <w:pPr>
+        <w:pStyle w:val="Bibliography"/>
+      </w:pPr>
+      <w:r>
+        <w:t xml:space="preserve">[85]</w:t>
       </w:r>
       <w:r>
         <w:t xml:space="preserve"> </w:t>
@@ -6379,14 +7006,14 @@
         <w:t xml:space="preserve">Bernardini W. Reconsidering spatial and temporal aspects of prehistoric cultural identity: A case study from the american southwest. American Antiquity 2005;70:31–54.</w:t>
       </w:r>
     </w:p>
-    <w:bookmarkEnd w:id="189"/>
-    <w:bookmarkStart w:id="190" w:name="ref-wiessner1984reconsidering"/>
-    <w:p>
-      <w:pPr>
-        <w:pStyle w:val="Bibliography"/>
-      </w:pPr>
-      <w:r>
-        <w:t xml:space="preserve">[75]</w:t>
+    <w:bookmarkEnd w:id="209"/>
+    <w:bookmarkStart w:id="210" w:name="ref-wiessner1984reconsidering"/>
+    <w:p>
+      <w:pPr>
+        <w:pStyle w:val="Bibliography"/>
+      </w:pPr>
+      <w:r>
+        <w:t xml:space="preserve">[86]</w:t>
       </w:r>
       <w:r>
         <w:t xml:space="preserve"> </w:t>
@@ -6398,14 +7025,14 @@
         <w:t xml:space="preserve">Wiessner P. Reconsidering the behavioral basis for style: A case study among the kalahari san. Journal of Anthropological Archaeology 1984;3:190–234.</w:t>
       </w:r>
     </w:p>
-    <w:bookmarkEnd w:id="190"/>
-    <w:bookmarkStart w:id="192" w:name="ref-smith1992"/>
-    <w:p>
-      <w:pPr>
-        <w:pStyle w:val="Bibliography"/>
-      </w:pPr>
-      <w:r>
-        <w:t xml:space="preserve">[76]</w:t>
+    <w:bookmarkEnd w:id="210"/>
+    <w:bookmarkStart w:id="212" w:name="ref-smith1992"/>
+    <w:p>
+      <w:pPr>
+        <w:pStyle w:val="Bibliography"/>
+      </w:pPr>
+      <w:r>
+        <w:t xml:space="preserve">[87]</w:t>
       </w:r>
       <w:r>
         <w:t xml:space="preserve"> </w:t>
@@ -6419,7 +7046,7 @@
       <w:r>
         <w:t xml:space="preserve"> </w:t>
       </w:r>
-      <w:hyperlink r:id="rId191">
+      <w:hyperlink r:id="rId211">
         <w:r>
           <w:rPr>
             <w:rStyle w:val="Hyperlink"/>
@@ -6431,14 +7058,104 @@
         <w:t xml:space="preserve">. Australian Archaeology 1992:34–42.</w:t>
       </w:r>
     </w:p>
-    <w:bookmarkEnd w:id="192"/>
-    <w:bookmarkStart w:id="193" w:name="ref-Henrich_2004"/>
-    <w:p>
-      <w:pPr>
-        <w:pStyle w:val="Bibliography"/>
-      </w:pPr>
-      <w:r>
-        <w:t xml:space="preserve">[77]</w:t>
+    <w:bookmarkEnd w:id="212"/>
+    <w:bookmarkStart w:id="214" w:name="X4fed35d53d406ce17aea32f9d6f163fcb563519"/>
+    <w:p>
+      <w:pPr>
+        <w:pStyle w:val="Bibliography"/>
+      </w:pPr>
+      <w:r>
+        <w:t xml:space="preserve">[88]</w:t>
+      </w:r>
+      <w:r>
+        <w:t xml:space="preserve"> </w:t>
+      </w:r>
+      <w:r>
+        <w:t xml:space="preserve">	</w:t>
+      </w:r>
+      <w:r>
+        <w:t xml:space="preserve">Kovacevic M, Shennan S, Vanhaeren M, d’Errico F, Thomas MG. Simulating geographical variation in material culture: Were early modern humans in europe ethnically structured? In: Mesoudi A, Aoki K, editors. Learning strategies and cultural evolution during the palaeolithic, Springer Japan; 2015, p. 103–20.</w:t>
+      </w:r>
+      <w:r>
+        <w:t xml:space="preserve"> </w:t>
+      </w:r>
+      <w:hyperlink r:id="rId213">
+        <w:r>
+          <w:rPr>
+            <w:rStyle w:val="Hyperlink"/>
+          </w:rPr>
+          <w:t xml:space="preserve">https://doi.org/10.1007/978-4-431-55363-2_8</w:t>
+        </w:r>
+      </w:hyperlink>
+      <w:r>
+        <w:t xml:space="preserve">.</w:t>
+      </w:r>
+    </w:p>
+    <w:bookmarkEnd w:id="214"/>
+    <w:bookmarkStart w:id="215" w:name="ref-Cavalli_Sforza_Feldman_1981"/>
+    <w:p>
+      <w:pPr>
+        <w:pStyle w:val="Bibliography"/>
+      </w:pPr>
+      <w:r>
+        <w:t xml:space="preserve">[89]</w:t>
+      </w:r>
+      <w:r>
+        <w:t xml:space="preserve"> </w:t>
+      </w:r>
+      <w:r>
+        <w:t xml:space="preserve">	</w:t>
+      </w:r>
+      <w:r>
+        <w:t xml:space="preserve">Cavalli-Sforza LL, Feldman MW. Cultural transmission and evolution: A quantitative approach. Princeton University Press; 1981.</w:t>
+      </w:r>
+    </w:p>
+    <w:bookmarkEnd w:id="215"/>
+    <w:bookmarkStart w:id="216" w:name="ref-Boyd_Richerson_1985"/>
+    <w:p>
+      <w:pPr>
+        <w:pStyle w:val="Bibliography"/>
+      </w:pPr>
+      <w:r>
+        <w:t xml:space="preserve">[90]</w:t>
+      </w:r>
+      <w:r>
+        <w:t xml:space="preserve"> </w:t>
+      </w:r>
+      <w:r>
+        <w:t xml:space="preserve">	</w:t>
+      </w:r>
+      <w:r>
+        <w:t xml:space="preserve">Boyd R, Richerson PJ. Culture and the evolutionary process. University of Chicago Press; 1985.</w:t>
+      </w:r>
+    </w:p>
+    <w:bookmarkEnd w:id="216"/>
+    <w:bookmarkStart w:id="217" w:name="ref-Richerson_Boyd_2005"/>
+    <w:p>
+      <w:pPr>
+        <w:pStyle w:val="Bibliography"/>
+      </w:pPr>
+      <w:r>
+        <w:t xml:space="preserve">[91]</w:t>
+      </w:r>
+      <w:r>
+        <w:t xml:space="preserve"> </w:t>
+      </w:r>
+      <w:r>
+        <w:t xml:space="preserve">	</w:t>
+      </w:r>
+      <w:r>
+        <w:t xml:space="preserve">Richerson PJ, Boyd R. Not by genes alone: How culture transformed human evolution. University of Chicago Press; 2005.</w:t>
+      </w:r>
+    </w:p>
+    <w:bookmarkEnd w:id="217"/>
+    <w:bookmarkStart w:id="218" w:name="ref-Henrich_2004"/>
+    <w:p>
+      <w:pPr>
+        <w:pStyle w:val="Bibliography"/>
+      </w:pPr>
+      <w:r>
+        <w:t xml:space="preserve">[92]</w:t>
       </w:r>
       <w:r>
         <w:t xml:space="preserve"> </w:t>
@@ -6450,218 +7167,272 @@
         <w:t xml:space="preserve">Henrich J. Demography and cultural evolution: How adaptive cultural processes can produce maladaptive losses—the tasmanian case. American Antiquity 2004;44:185–201.</w:t>
       </w:r>
     </w:p>
-    <w:bookmarkEnd w:id="193"/>
-    <w:bookmarkStart w:id="195" w:name="X4fed35d53d406ce17aea32f9d6f163fcb563519"/>
-    <w:p>
-      <w:pPr>
-        <w:pStyle w:val="Bibliography"/>
-      </w:pPr>
-      <w:r>
-        <w:t xml:space="preserve">[78]</w:t>
-      </w:r>
-      <w:r>
-        <w:t xml:space="preserve"> </w:t>
-      </w:r>
-      <w:r>
-        <w:t xml:space="preserve">	</w:t>
-      </w:r>
-      <w:r>
-        <w:t xml:space="preserve">Kovacevic M, Shennan S, Vanhaeren M, d’Errico F, Thomas MG. Simulating geographical variation in material culture: Were early modern humans in europe ethnically structured? In: Mesoudi A, Aoki K, editors. Learning strategies and cultural evolution during the palaeolithic, Springer Japan; 2015, p. 103–20.</w:t>
-      </w:r>
-      <w:r>
-        <w:t xml:space="preserve"> </w:t>
-      </w:r>
-      <w:hyperlink r:id="rId194">
-        <w:r>
-          <w:rPr>
-            <w:rStyle w:val="Hyperlink"/>
-          </w:rPr>
-          <w:t xml:space="preserve">https://doi.org/10.1007/978-4-431-55363-2_8</w:t>
+    <w:bookmarkEnd w:id="218"/>
+    <w:bookmarkStart w:id="219" w:name="ref-Migliano_2020"/>
+    <w:p>
+      <w:pPr>
+        <w:pStyle w:val="Bibliography"/>
+      </w:pPr>
+      <w:r>
+        <w:t xml:space="preserve">[93]</w:t>
+      </w:r>
+      <w:r>
+        <w:t xml:space="preserve"> </w:t>
+      </w:r>
+      <w:r>
+        <w:t xml:space="preserve">	</w:t>
+      </w:r>
+      <w:r>
+        <w:t xml:space="preserve">Migliano AB, Battiston F, Viguier S, Page AE, Dyble M, Schlaepfer R, et al. Hunter-gatherer multilevel sociality accelerates cumulative cultural evolution. Science Advances 2020;6:eaax5913.</w:t>
+      </w:r>
+    </w:p>
+    <w:bookmarkEnd w:id="219"/>
+    <w:bookmarkStart w:id="220" w:name="ref-Allen_2020"/>
+    <w:p>
+      <w:pPr>
+        <w:pStyle w:val="Bibliography"/>
+      </w:pPr>
+      <w:r>
+        <w:t xml:space="preserve">[94]</w:t>
+      </w:r>
+      <w:r>
+        <w:t xml:space="preserve"> </w:t>
+      </w:r>
+      <w:r>
+        <w:t xml:space="preserve">	</w:t>
+      </w:r>
+      <w:r>
+        <w:t xml:space="preserve">Allen J. A multilevel analytical framework for studying cultural evolution in prehistoric hunter–gatherer societies. Biological Reviews 2020;59:2527–46.</w:t>
+      </w:r>
+    </w:p>
+    <w:bookmarkEnd w:id="220"/>
+    <w:bookmarkStart w:id="221" w:name="ref-Buchanan_Hamilton_2023"/>
+    <w:p>
+      <w:pPr>
+        <w:pStyle w:val="Bibliography"/>
+      </w:pPr>
+      <w:r>
+        <w:t xml:space="preserve">[95]</w:t>
+      </w:r>
+      <w:r>
+        <w:t xml:space="preserve"> </w:t>
+      </w:r>
+      <w:r>
+        <w:t xml:space="preserve">	</w:t>
+      </w:r>
+      <w:r>
+        <w:t xml:space="preserve">Buchanan B, Hamilton MJ. Networks and cultural transmission in hunter-gatherer societies. The oxford handbook of archaeological network research, Oxford University Press; 2023, p. 1–25.</w:t>
+      </w:r>
+    </w:p>
+    <w:bookmarkEnd w:id="221"/>
+    <w:bookmarkStart w:id="222" w:name="ref-Eerkens_Lipo_2005"/>
+    <w:p>
+      <w:pPr>
+        <w:pStyle w:val="Bibliography"/>
+      </w:pPr>
+      <w:r>
+        <w:t xml:space="preserve">[96]</w:t>
+      </w:r>
+      <w:r>
+        <w:t xml:space="preserve"> </w:t>
+      </w:r>
+      <w:r>
+        <w:t xml:space="preserve">	</w:t>
+      </w:r>
+      <w:r>
+        <w:t xml:space="preserve">Eerkens JW, Lipo CP. Cultural transmission and the evolution of material culture: Modeling the coefficient of variation. American Antiquity 2005;48:1–21.</w:t>
+      </w:r>
+    </w:p>
+    <w:bookmarkEnd w:id="222"/>
+    <w:bookmarkStart w:id="223" w:name="ref-Bentz_Dutkiewicz_2025"/>
+    <w:p>
+      <w:pPr>
+        <w:pStyle w:val="Bibliography"/>
+      </w:pPr>
+      <w:r>
+        <w:t xml:space="preserve">[97]</w:t>
+      </w:r>
+      <w:r>
+        <w:t xml:space="preserve"> </w:t>
+      </w:r>
+      <w:r>
+        <w:t xml:space="preserve">	</w:t>
+      </w:r>
+      <w:r>
+        <w:t xml:space="preserve">Bentz C, Dutkiewicz E. Humans 40,000 y ago developed a system of conventional signs. Proceedings of the National Academy of Sciences 2025:1–8.</w:t>
+      </w:r>
+    </w:p>
+    <w:bookmarkEnd w:id="223"/>
+    <w:bookmarkStart w:id="224" w:name="ref-Bacon_2023"/>
+    <w:p>
+      <w:pPr>
+        <w:pStyle w:val="Bibliography"/>
+      </w:pPr>
+      <w:r>
+        <w:t xml:space="preserve">[98]</w:t>
+      </w:r>
+      <w:r>
+        <w:t xml:space="preserve"> </w:t>
+      </w:r>
+      <w:r>
+        <w:t xml:space="preserve">	</w:t>
+      </w:r>
+      <w:r>
+        <w:t xml:space="preserve">Bacon B, Khatiri A, Palmer J, Freeth T, Pettitt P, Kentridge RW. An upper palaeolithic proto-writing system and phenological calendar. Cambridge Archaeological Journal 2023;100:371–89.</w:t>
+      </w:r>
+    </w:p>
+    <w:bookmarkEnd w:id="224"/>
+    <w:bookmarkStart w:id="226" w:name="Xa4990169aeb885a690070ab4fd90972c31994f8"/>
+    <w:p>
+      <w:pPr>
+        <w:pStyle w:val="Bibliography"/>
+      </w:pPr>
+      <w:r>
+        <w:t xml:space="preserve">[99]</w:t>
+      </w:r>
+      <w:r>
+        <w:t xml:space="preserve"> </w:t>
+      </w:r>
+      <w:r>
+        <w:t xml:space="preserve">	</w:t>
+      </w:r>
+      <w:r>
+        <w:t xml:space="preserve">d’Errico F, Courtenay LA, Núñez R, Santos da Rosa N, Sproat R, Blasi D. Inferring conventional sign systems from paleolithic engravings: Methodological and theoretical challenges. SSRN Electronic Journal 2026.</w:t>
+      </w:r>
+      <w:r>
+        <w:t xml:space="preserve"> </w:t>
+      </w:r>
+      <w:hyperlink r:id="rId225">
+        <w:r>
+          <w:rPr>
+            <w:rStyle w:val="Hyperlink"/>
+          </w:rPr>
+          <w:t xml:space="preserve">https://doi.org/10.2139/ssrn.7053279</w:t>
         </w:r>
       </w:hyperlink>
       <w:r>
         <w:t xml:space="preserve">.</w:t>
       </w:r>
     </w:p>
-    <w:bookmarkEnd w:id="195"/>
-    <w:bookmarkStart w:id="196" w:name="ref-Cavalli_Sforza_Feldman_1981"/>
-    <w:p>
-      <w:pPr>
-        <w:pStyle w:val="Bibliography"/>
-      </w:pPr>
-      <w:r>
-        <w:t xml:space="preserve">[79]</w:t>
-      </w:r>
-      <w:r>
-        <w:t xml:space="preserve"> </w:t>
-      </w:r>
-      <w:r>
-        <w:t xml:space="preserve">	</w:t>
-      </w:r>
-      <w:r>
-        <w:t xml:space="preserve">Cavalli-Sforza LL, Feldman MW. Cultural transmission and evolution: A quantitative approach. Princeton University Press; 1981.</w:t>
-      </w:r>
-    </w:p>
-    <w:bookmarkEnd w:id="196"/>
-    <w:bookmarkStart w:id="197" w:name="ref-Boyd_Richerson_1985"/>
-    <w:p>
-      <w:pPr>
-        <w:pStyle w:val="Bibliography"/>
-      </w:pPr>
-      <w:r>
-        <w:t xml:space="preserve">[80]</w:t>
-      </w:r>
-      <w:r>
-        <w:t xml:space="preserve"> </w:t>
-      </w:r>
-      <w:r>
-        <w:t xml:space="preserve">	</w:t>
-      </w:r>
-      <w:r>
-        <w:t xml:space="preserve">Boyd R, Richerson PJ. Culture and the evolutionary process. University of Chicago Press; 1985.</w:t>
-      </w:r>
-    </w:p>
-    <w:bookmarkEnd w:id="197"/>
-    <w:bookmarkStart w:id="198" w:name="ref-Richerson_Boyd_2005"/>
-    <w:p>
-      <w:pPr>
-        <w:pStyle w:val="Bibliography"/>
-      </w:pPr>
-      <w:r>
-        <w:t xml:space="preserve">[81]</w:t>
-      </w:r>
-      <w:r>
-        <w:t xml:space="preserve"> </w:t>
-      </w:r>
-      <w:r>
-        <w:t xml:space="preserve">	</w:t>
-      </w:r>
-      <w:r>
-        <w:t xml:space="preserve">Richerson PJ, Boyd R. Not by genes alone: How culture transformed human evolution. University of Chicago Press; 2005.</w:t>
-      </w:r>
-    </w:p>
-    <w:bookmarkEnd w:id="198"/>
-    <w:bookmarkStart w:id="199" w:name="ref-Migliano_2020"/>
-    <w:p>
-      <w:pPr>
-        <w:pStyle w:val="Bibliography"/>
-      </w:pPr>
-      <w:r>
-        <w:t xml:space="preserve">[82]</w:t>
-      </w:r>
-      <w:r>
-        <w:t xml:space="preserve"> </w:t>
-      </w:r>
-      <w:r>
-        <w:t xml:space="preserve">	</w:t>
-      </w:r>
-      <w:r>
-        <w:t xml:space="preserve">Migliano AB, Battiston F, Viguier S, Page AE, Dyble M, Schlaepfer R, et al. Hunter-gatherer multilevel sociality accelerates cumulative cultural evolution. Science Advances 2020;6:eaax5913.</w:t>
-      </w:r>
-    </w:p>
-    <w:bookmarkEnd w:id="199"/>
-    <w:bookmarkStart w:id="200" w:name="ref-Allen_2020"/>
-    <w:p>
-      <w:pPr>
-        <w:pStyle w:val="Bibliography"/>
-      </w:pPr>
-      <w:r>
-        <w:t xml:space="preserve">[83]</w:t>
-      </w:r>
-      <w:r>
-        <w:t xml:space="preserve"> </w:t>
-      </w:r>
-      <w:r>
-        <w:t xml:space="preserve">	</w:t>
-      </w:r>
-      <w:r>
-        <w:t xml:space="preserve">Allen J. A multilevel analytical framework for studying cultural evolution in prehistoric hunter–gatherer societies. Biological Reviews 2020;59:2527–46.</w:t>
-      </w:r>
-    </w:p>
-    <w:bookmarkEnd w:id="200"/>
-    <w:bookmarkStart w:id="201" w:name="ref-Buchanan_Hamilton_2023"/>
-    <w:p>
-      <w:pPr>
-        <w:pStyle w:val="Bibliography"/>
-      </w:pPr>
-      <w:r>
-        <w:t xml:space="preserve">[84]</w:t>
-      </w:r>
-      <w:r>
-        <w:t xml:space="preserve"> </w:t>
-      </w:r>
-      <w:r>
-        <w:t xml:space="preserve">	</w:t>
-      </w:r>
-      <w:r>
-        <w:t xml:space="preserve">Buchanan B, Hamilton MJ. Networks and cultural transmission in hunter-gatherer societies. The oxford handbook of archaeological network research, Oxford University Press; 2023, p. 1–25.</w:t>
-      </w:r>
-    </w:p>
-    <w:bookmarkEnd w:id="201"/>
-    <w:bookmarkStart w:id="202" w:name="ref-Eerkens_Lipo_2005"/>
-    <w:p>
-      <w:pPr>
-        <w:pStyle w:val="Bibliography"/>
-      </w:pPr>
-      <w:r>
-        <w:t xml:space="preserve">[85]</w:t>
-      </w:r>
-      <w:r>
-        <w:t xml:space="preserve"> </w:t>
-      </w:r>
-      <w:r>
-        <w:t xml:space="preserve">	</w:t>
-      </w:r>
-      <w:r>
-        <w:t xml:space="preserve">Eerkens JW, Lipo CP. Cultural transmission and the evolution of material culture: Modeling the coefficient of variation. American Antiquity 2005;48:1–21.</w:t>
-      </w:r>
-    </w:p>
-    <w:bookmarkEnd w:id="202"/>
-    <w:bookmarkStart w:id="203" w:name="ref-Bentz_Dutkiewicz_2025"/>
-    <w:p>
-      <w:pPr>
-        <w:pStyle w:val="Bibliography"/>
-      </w:pPr>
-      <w:r>
-        <w:t xml:space="preserve">[86]</w:t>
-      </w:r>
-      <w:r>
-        <w:t xml:space="preserve"> </w:t>
-      </w:r>
-      <w:r>
-        <w:t xml:space="preserve">	</w:t>
-      </w:r>
-      <w:r>
-        <w:t xml:space="preserve">Bentz C, Dutkiewicz E. Humans 40,000 y ago developed a system of conventional signs. Proceedings of the National Academy of Sciences 2025:1–8.</w:t>
-      </w:r>
-    </w:p>
-    <w:bookmarkEnd w:id="203"/>
-    <w:bookmarkStart w:id="204" w:name="ref-Bacon_2023"/>
-    <w:p>
-      <w:pPr>
-        <w:pStyle w:val="Bibliography"/>
-      </w:pPr>
-      <w:r>
-        <w:t xml:space="preserve">[87]</w:t>
-      </w:r>
-      <w:r>
-        <w:t xml:space="preserve"> </w:t>
-      </w:r>
-      <w:r>
-        <w:t xml:space="preserve">	</w:t>
-      </w:r>
-      <w:r>
-        <w:t xml:space="preserve">Bacon B, Khatiri A, Palmer J, Freeth T, Pettitt P, Kentridge RW. An upper palaeolithic proto-writing system and phenological calendar. Cambridge Archaeological Journal 2023;100:371–89.</w:t>
-      </w:r>
-    </w:p>
-    <w:bookmarkEnd w:id="204"/>
-    <w:bookmarkStart w:id="206" w:name="ref-Horiuchi_Takakura_2019"/>
-    <w:p>
-      <w:pPr>
-        <w:pStyle w:val="Bibliography"/>
-      </w:pPr>
-      <w:r>
-        <w:t xml:space="preserve">[88]</w:t>
+    <w:bookmarkEnd w:id="226"/>
+    <w:bookmarkStart w:id="228" w:name="X8ea620419c64d551554c48b7075c9934881930b"/>
+    <w:p>
+      <w:pPr>
+        <w:pStyle w:val="Bibliography"/>
+      </w:pPr>
+      <w:r>
+        <w:t xml:space="preserve">[100]</w:t>
+      </w:r>
+      <w:r>
+        <w:t xml:space="preserve"> </w:t>
+      </w:r>
+      <w:r>
+        <w:t xml:space="preserve">	</w:t>
+      </w:r>
+      <w:r>
+        <w:t xml:space="preserve">Garcı́a-Bustos M, Rivero O, Sauvet G, Garcı́a-Bustos P. Discussion:</w:t>
+      </w:r>
+      <w:r>
+        <w:t xml:space="preserve"> </w:t>
+      </w:r>
+      <w:r>
+        <w:t xml:space="preserve">“An upper palaeolithic proto-writing system and phenological calendar”</w:t>
+      </w:r>
+      <w:r>
+        <w:t xml:space="preserve"> </w:t>
+      </w:r>
+      <w:r>
+        <w:t xml:space="preserve">by bennett bacon et al. (2023). Journal of Paleolithic Archaeology 2023;6:32.</w:t>
+      </w:r>
+      <w:r>
+        <w:t xml:space="preserve"> </w:t>
+      </w:r>
+      <w:hyperlink r:id="rId227">
+        <w:r>
+          <w:rPr>
+            <w:rStyle w:val="Hyperlink"/>
+          </w:rPr>
+          <w:t xml:space="preserve">https://doi.org/10.1007/s41982-023-00158-8</w:t>
+        </w:r>
+      </w:hyperlink>
+      <w:r>
+        <w:t xml:space="preserve">.</w:t>
+      </w:r>
+    </w:p>
+    <w:bookmarkEnd w:id="228"/>
+    <w:bookmarkStart w:id="230" w:name="ref-Magli_2024"/>
+    <w:p>
+      <w:pPr>
+        <w:pStyle w:val="Bibliography"/>
+      </w:pPr>
+      <w:r>
+        <w:t xml:space="preserve">[101]</w:t>
+      </w:r>
+      <w:r>
+        <w:t xml:space="preserve"> </w:t>
+      </w:r>
+      <w:r>
+        <w:t xml:space="preserve">	</w:t>
+      </w:r>
+      <w:r>
+        <w:t xml:space="preserve">Magli G. The alleged phenological calendar in palaeolithic art: Critical analysis from the viewpoint of statistics and cultural astronomy. Mind 2024;133:1–15.</w:t>
+      </w:r>
+      <w:r>
+        <w:t xml:space="preserve"> </w:t>
+      </w:r>
+      <w:hyperlink r:id="rId229">
+        <w:r>
+          <w:rPr>
+            <w:rStyle w:val="Hyperlink"/>
+          </w:rPr>
+          <w:t xml:space="preserve">https://doi.org/10.1093/mind/fzae011</w:t>
+        </w:r>
+      </w:hyperlink>
+      <w:r>
+        <w:t xml:space="preserve">.</w:t>
+      </w:r>
+    </w:p>
+    <w:bookmarkEnd w:id="230"/>
+    <w:bookmarkStart w:id="232" w:name="ref-Nowell_2024_evidence"/>
+    <w:p>
+      <w:pPr>
+        <w:pStyle w:val="Bibliography"/>
+      </w:pPr>
+      <w:r>
+        <w:t xml:space="preserve">[102]</w:t>
+      </w:r>
+      <w:r>
+        <w:t xml:space="preserve"> </w:t>
+      </w:r>
+      <w:r>
+        <w:t xml:space="preserve">	</w:t>
+      </w:r>
+      <w:r>
+        <w:t xml:space="preserve">Nowell A, Bahn P, Quellec J-L. Evaluating the evidence for lunar calendars in upper palaeolithic parietal art. Cambridge Archaeological Journal 2024:1–18.</w:t>
+      </w:r>
+      <w:r>
+        <w:t xml:space="preserve"> </w:t>
+      </w:r>
+      <w:hyperlink r:id="rId231">
+        <w:r>
+          <w:rPr>
+            <w:rStyle w:val="Hyperlink"/>
+          </w:rPr>
+          <w:t xml:space="preserve">https://doi.org/10.1017/S0959774324000155</w:t>
+        </w:r>
+      </w:hyperlink>
+      <w:r>
+        <w:t xml:space="preserve">.</w:t>
+      </w:r>
+    </w:p>
+    <w:bookmarkEnd w:id="232"/>
+    <w:bookmarkStart w:id="234" w:name="ref-Horiuchi_Takakura_2019"/>
+    <w:p>
+      <w:pPr>
+        <w:pStyle w:val="Bibliography"/>
+      </w:pPr>
+      <w:r>
+        <w:t xml:space="preserve">[103]</w:t>
       </w:r>
       <w:r>
         <w:t xml:space="preserve"> </w:t>
@@ -6675,7 +7446,7 @@
       <w:r>
         <w:t xml:space="preserve"> </w:t>
       </w:r>
-      <w:hyperlink r:id="rId205">
+      <w:hyperlink r:id="rId233">
         <w:r>
           <w:rPr>
             <w:rStyle w:val="Hyperlink"/>
@@ -6687,14 +7458,14 @@
         <w:t xml:space="preserve">.</w:t>
       </w:r>
     </w:p>
-    <w:bookmarkEnd w:id="206"/>
-    <w:bookmarkStart w:id="207" w:name="ref-Rogers_2013"/>
-    <w:p>
-      <w:pPr>
-        <w:pStyle w:val="Bibliography"/>
-      </w:pPr>
-      <w:r>
-        <w:t xml:space="preserve">[89]</w:t>
+    <w:bookmarkEnd w:id="234"/>
+    <w:bookmarkStart w:id="235" w:name="ref-Rogers_2013"/>
+    <w:p>
+      <w:pPr>
+        <w:pStyle w:val="Bibliography"/>
+      </w:pPr>
+      <w:r>
+        <w:t xml:space="preserve">[104]</w:t>
       </w:r>
       <w:r>
         <w:t xml:space="preserve"> </w:t>
@@ -6706,14 +7477,14 @@
         <w:t xml:space="preserve">Rogers L. Human-material interaction in the aurignacian of europe, 35,000-27,000 BP: An analysis of marine shell ornament distribution. PhD thesis. University of Victoria, 2013.</w:t>
       </w:r>
     </w:p>
-    <w:bookmarkEnd w:id="207"/>
-    <w:bookmarkStart w:id="209" w:name="X94f875be1b7e5d23641daff5d53857bec24e739"/>
-    <w:p>
-      <w:pPr>
-        <w:pStyle w:val="Bibliography"/>
-      </w:pPr>
-      <w:r>
-        <w:t xml:space="preserve">[90]</w:t>
+    <w:bookmarkEnd w:id="235"/>
+    <w:bookmarkStart w:id="237" w:name="X94f875be1b7e5d23641daff5d53857bec24e739"/>
+    <w:p>
+      <w:pPr>
+        <w:pStyle w:val="Bibliography"/>
+      </w:pPr>
+      <w:r>
+        <w:t xml:space="preserve">[105]</w:t>
       </w:r>
       <w:r>
         <w:t xml:space="preserve"> </w:t>
@@ -6724,7 +7495,7 @@
       <w:r>
         <w:t xml:space="preserve">Golovanova LV, Doronichev VB, Doronicheva EV, Sapega VF, Shackley MS. Long-distance contacts and social networks of the upper palaeolithic humans in the north-western caucasus (on data from mezmaiskaya cave, russia). Journal of Archaeological Science: Reports 2021;39:103118. https://doi.org/</w:t>
       </w:r>
-      <w:hyperlink r:id="rId208">
+      <w:hyperlink r:id="rId236">
         <w:r>
           <w:rPr>
             <w:rStyle w:val="Hyperlink"/>
@@ -6736,14 +7507,14 @@
         <w:t xml:space="preserve">.</w:t>
       </w:r>
     </w:p>
-    <w:bookmarkEnd w:id="209"/>
-    <w:bookmarkStart w:id="211" w:name="ref-Gamble_1982"/>
-    <w:p>
-      <w:pPr>
-        <w:pStyle w:val="Bibliography"/>
-      </w:pPr>
-      <w:r>
-        <w:t xml:space="preserve">[91]</w:t>
+    <w:bookmarkEnd w:id="237"/>
+    <w:bookmarkStart w:id="239" w:name="ref-Gamble_1982"/>
+    <w:p>
+      <w:pPr>
+        <w:pStyle w:val="Bibliography"/>
+      </w:pPr>
+      <w:r>
+        <w:t xml:space="preserve">[106]</w:t>
       </w:r>
       <w:r>
         <w:t xml:space="preserve"> </w:t>
@@ -6757,7 +7528,7 @@
       <w:r>
         <w:t xml:space="preserve"> </w:t>
       </w:r>
-      <w:hyperlink r:id="rId210">
+      <w:hyperlink r:id="rId238">
         <w:r>
           <w:rPr>
             <w:rStyle w:val="Hyperlink"/>
@@ -6769,14 +7540,14 @@
         <w:t xml:space="preserve">.</w:t>
       </w:r>
     </w:p>
-    <w:bookmarkEnd w:id="211"/>
-    <w:bookmarkStart w:id="213" w:name="Xba346573845225b1b1d5ef358e2fea0d893a789"/>
-    <w:p>
-      <w:pPr>
-        <w:pStyle w:val="Bibliography"/>
-      </w:pPr>
-      <w:r>
-        <w:t xml:space="preserve">[92]</w:t>
+    <w:bookmarkEnd w:id="239"/>
+    <w:bookmarkStart w:id="241" w:name="Xba346573845225b1b1d5ef358e2fea0d893a789"/>
+    <w:p>
+      <w:pPr>
+        <w:pStyle w:val="Bibliography"/>
+      </w:pPr>
+      <w:r>
+        <w:t xml:space="preserve">[107]</w:t>
       </w:r>
       <w:r>
         <w:t xml:space="preserve"> </w:t>
@@ -6787,7 +7558,7 @@
       <w:r>
         <w:t xml:space="preserve">Greenbaum G, Friesem DE, Hovers E, Feldman MW, Kolodny O. Was inter-population connectivity of neanderthals and modern humans the driver of the upper paleolithic transition rather than its product? Quaternary Science Reviews 2019;217:316–29. https://doi.org/</w:t>
       </w:r>
-      <w:hyperlink r:id="rId212">
+      <w:hyperlink r:id="rId240">
         <w:r>
           <w:rPr>
             <w:rStyle w:val="Hyperlink"/>
@@ -6799,14 +7570,14 @@
         <w:t xml:space="preserve">.</w:t>
       </w:r>
     </w:p>
-    <w:bookmarkEnd w:id="213"/>
-    <w:bookmarkStart w:id="215" w:name="ref-Creanza_Kolodny_Feldman_2017"/>
-    <w:p>
-      <w:pPr>
-        <w:pStyle w:val="Bibliography"/>
-      </w:pPr>
-      <w:r>
-        <w:t xml:space="preserve">[93]</w:t>
+    <w:bookmarkEnd w:id="241"/>
+    <w:bookmarkStart w:id="243" w:name="ref-Creanza_Kolodny_Feldman_2017"/>
+    <w:p>
+      <w:pPr>
+        <w:pStyle w:val="Bibliography"/>
+      </w:pPr>
+      <w:r>
+        <w:t xml:space="preserve">[108]</w:t>
       </w:r>
       <w:r>
         <w:t xml:space="preserve"> </w:t>
@@ -6820,7 +7591,7 @@
       <w:r>
         <w:t xml:space="preserve"> </w:t>
       </w:r>
-      <w:hyperlink r:id="rId214">
+      <w:hyperlink r:id="rId242">
         <w:r>
           <w:rPr>
             <w:rStyle w:val="Hyperlink"/>
@@ -6832,14 +7603,14 @@
         <w:t xml:space="preserve">.</w:t>
       </w:r>
     </w:p>
-    <w:bookmarkEnd w:id="215"/>
-    <w:bookmarkStart w:id="217" w:name="ref-Cullen_1996"/>
-    <w:p>
-      <w:pPr>
-        <w:pStyle w:val="Bibliography"/>
-      </w:pPr>
-      <w:r>
-        <w:t xml:space="preserve">[94]</w:t>
+    <w:bookmarkEnd w:id="243"/>
+    <w:bookmarkStart w:id="245" w:name="ref-Cullen_1996"/>
+    <w:p>
+      <w:pPr>
+        <w:pStyle w:val="Bibliography"/>
+      </w:pPr>
+      <w:r>
+        <w:t xml:space="preserve">[109]</w:t>
       </w:r>
       <w:r>
         <w:t xml:space="preserve"> </w:t>
@@ -6853,7 +7624,7 @@
       <w:r>
         <w:t xml:space="preserve"> </w:t>
       </w:r>
-      <w:hyperlink r:id="rId216">
+      <w:hyperlink r:id="rId244">
         <w:r>
           <w:rPr>
             <w:rStyle w:val="Hyperlink"/>
@@ -6865,14 +7636,14 @@
         <w:t xml:space="preserve">.</w:t>
       </w:r>
     </w:p>
-    <w:bookmarkEnd w:id="217"/>
-    <w:bookmarkStart w:id="219" w:name="ref-Hill_Wood_Baggio_Hurtado_Boyd_2014"/>
-    <w:p>
-      <w:pPr>
-        <w:pStyle w:val="Bibliography"/>
-      </w:pPr>
-      <w:r>
-        <w:t xml:space="preserve">[95]</w:t>
+    <w:bookmarkEnd w:id="245"/>
+    <w:bookmarkStart w:id="247" w:name="ref-Hill_Wood_Baggio_Hurtado_Boyd_2014"/>
+    <w:p>
+      <w:pPr>
+        <w:pStyle w:val="Bibliography"/>
+      </w:pPr>
+      <w:r>
+        <w:t xml:space="preserve">[110]</w:t>
       </w:r>
       <w:r>
         <w:t xml:space="preserve"> </w:t>
@@ -6886,7 +7657,7 @@
       <w:r>
         <w:t xml:space="preserve"> </w:t>
       </w:r>
-      <w:hyperlink r:id="rId218">
+      <w:hyperlink r:id="rId246">
         <w:r>
           <w:rPr>
             <w:rStyle w:val="Hyperlink"/>
@@ -6898,14 +7669,14 @@
         <w:t xml:space="preserve">.</w:t>
       </w:r>
     </w:p>
-    <w:bookmarkEnd w:id="219"/>
-    <w:bookmarkStart w:id="221" w:name="ref-Derex_Boyd_2016"/>
-    <w:p>
-      <w:pPr>
-        <w:pStyle w:val="Bibliography"/>
-      </w:pPr>
-      <w:r>
-        <w:t xml:space="preserve">[96]</w:t>
+    <w:bookmarkEnd w:id="247"/>
+    <w:bookmarkStart w:id="249" w:name="ref-Derex_Boyd_2016"/>
+    <w:p>
+      <w:pPr>
+        <w:pStyle w:val="Bibliography"/>
+      </w:pPr>
+      <w:r>
+        <w:t xml:space="preserve">[111]</w:t>
       </w:r>
       <w:r>
         <w:t xml:space="preserve"> </w:t>
@@ -6919,7 +7690,7 @@
       <w:r>
         <w:t xml:space="preserve"> </w:t>
       </w:r>
-      <w:hyperlink r:id="rId220">
+      <w:hyperlink r:id="rId248">
         <w:r>
           <w:rPr>
             <w:rStyle w:val="Hyperlink"/>
@@ -6931,14 +7702,14 @@
         <w:t xml:space="preserve">.</w:t>
       </w:r>
     </w:p>
-    <w:bookmarkEnd w:id="221"/>
-    <w:bookmarkStart w:id="223" w:name="ref-Foley_Gamble_2009"/>
-    <w:p>
-      <w:pPr>
-        <w:pStyle w:val="Bibliography"/>
-      </w:pPr>
-      <w:r>
-        <w:t xml:space="preserve">[97]</w:t>
+    <w:bookmarkEnd w:id="249"/>
+    <w:bookmarkStart w:id="251" w:name="ref-Foley_Gamble_2009"/>
+    <w:p>
+      <w:pPr>
+        <w:pStyle w:val="Bibliography"/>
+      </w:pPr>
+      <w:r>
+        <w:t xml:space="preserve">[112]</w:t>
       </w:r>
       <w:r>
         <w:t xml:space="preserve"> </w:t>
@@ -6952,7 +7723,7 @@
       <w:r>
         <w:t xml:space="preserve"> </w:t>
       </w:r>
-      <w:hyperlink r:id="rId222">
+      <w:hyperlink r:id="rId250">
         <w:r>
           <w:rPr>
             <w:rStyle w:val="Hyperlink"/>
@@ -6964,14 +7735,14 @@
         <w:t xml:space="preserve">.</w:t>
       </w:r>
     </w:p>
-    <w:bookmarkEnd w:id="223"/>
-    <w:bookmarkStart w:id="225" w:name="ref-Gravel-Miguel_Coward_2023"/>
-    <w:p>
-      <w:pPr>
-        <w:pStyle w:val="Bibliography"/>
-      </w:pPr>
-      <w:r>
-        <w:t xml:space="preserve">[98]</w:t>
+    <w:bookmarkEnd w:id="251"/>
+    <w:bookmarkStart w:id="253" w:name="ref-Gravel-Miguel_Coward_2023"/>
+    <w:p>
+      <w:pPr>
+        <w:pStyle w:val="Bibliography"/>
+      </w:pPr>
+      <w:r>
+        <w:t xml:space="preserve">[113]</w:t>
       </w:r>
       <w:r>
         <w:t xml:space="preserve"> </w:t>
@@ -6985,7 +7756,7 @@
       <w:r>
         <w:t xml:space="preserve"> </w:t>
       </w:r>
-      <w:hyperlink r:id="rId224">
+      <w:hyperlink r:id="rId252">
         <w:r>
           <w:rPr>
             <w:rStyle w:val="Hyperlink"/>
@@ -6997,61 +7768,94 @@
         <w:t xml:space="preserve">.</w:t>
       </w:r>
     </w:p>
-    <w:bookmarkEnd w:id="225"/>
-    <w:bookmarkStart w:id="227" w:name="ref-Maher_Conkey_2019"/>
-    <w:p>
-      <w:pPr>
-        <w:pStyle w:val="Bibliography"/>
-      </w:pPr>
-      <w:r>
-        <w:t xml:space="preserve">[99]</w:t>
-      </w:r>
-      <w:r>
-        <w:t xml:space="preserve"> </w:t>
-      </w:r>
-      <w:r>
-        <w:t xml:space="preserve">	</w:t>
-      </w:r>
-      <w:r>
-        <w:t xml:space="preserve">Maher LA, Conkey M. Homes for hunters?: Exploring the concept of home at hunter-gatherer sites in upper paleolithic europe and epipaleolithic southwest asia. Current Anthropology 2019;60:91–137.</w:t>
-      </w:r>
-      <w:r>
-        <w:t xml:space="preserve"> </w:t>
-      </w:r>
-      <w:hyperlink r:id="rId226">
-        <w:r>
-          <w:rPr>
-            <w:rStyle w:val="Hyperlink"/>
-          </w:rPr>
-          <w:t xml:space="preserve">https://doi.org/10.1086/701523</w:t>
+    <w:bookmarkEnd w:id="253"/>
+    <w:bookmarkStart w:id="254" w:name="ref-Von_Petzinger_2009"/>
+    <w:p>
+      <w:pPr>
+        <w:pStyle w:val="Bibliography"/>
+      </w:pPr>
+      <w:r>
+        <w:t xml:space="preserve">[114]</w:t>
+      </w:r>
+      <w:r>
+        <w:t xml:space="preserve"> </w:t>
+      </w:r>
+      <w:r>
+        <w:t xml:space="preserve">	</w:t>
+      </w:r>
+      <w:r>
+        <w:t xml:space="preserve">Von Petzinger G. Making the abstract concrete: The place of geometric signs in french upper paleolithic parietal art. Master of Arts in Anthropology. University of Victoria, 2009.</w:t>
+      </w:r>
+    </w:p>
+    <w:bookmarkEnd w:id="254"/>
+    <w:bookmarkStart w:id="256" w:name="ref-Herskind2023"/>
+    <w:p>
+      <w:pPr>
+        <w:pStyle w:val="Bibliography"/>
+      </w:pPr>
+      <w:r>
+        <w:t xml:space="preserve">[115]</w:t>
+      </w:r>
+      <w:r>
+        <w:t xml:space="preserve"> </w:t>
+      </w:r>
+      <w:r>
+        <w:t xml:space="preserve">	</w:t>
+      </w:r>
+      <w:r>
+        <w:t xml:space="preserve">Platz HLL. A case for idle graffiti. Hunter Gatherer Research 2023;9:59–93.</w:t>
+      </w:r>
+      <w:r>
+        <w:t xml:space="preserve"> </w:t>
+      </w:r>
+      <w:hyperlink r:id="rId255">
+        <w:r>
+          <w:rPr>
+            <w:rStyle w:val="Hyperlink"/>
+          </w:rPr>
+          <w:t xml:space="preserve">https://doi.org/10.3828/hgr.2023.12</w:t>
         </w:r>
       </w:hyperlink>
       <w:r>
         <w:t xml:space="preserve">.</w:t>
       </w:r>
     </w:p>
-    <w:bookmarkEnd w:id="227"/>
-    <w:bookmarkStart w:id="228" w:name="ref-Von_Petzinger_2009"/>
-    <w:p>
-      <w:pPr>
-        <w:pStyle w:val="Bibliography"/>
-      </w:pPr>
-      <w:r>
-        <w:t xml:space="preserve">[100]</w:t>
-      </w:r>
-      <w:r>
-        <w:t xml:space="preserve"> </w:t>
-      </w:r>
-      <w:r>
-        <w:t xml:space="preserve">	</w:t>
-      </w:r>
-      <w:r>
-        <w:t xml:space="preserve">Von Petzinger G. Making the abstract concrete: The place of geometric signs in french upper paleolithic parietal art. Master of Arts in Anthropology. University of Victoria, 2009.</w:t>
-      </w:r>
-    </w:p>
-    <w:bookmarkEnd w:id="228"/>
-    <w:bookmarkEnd w:id="229"/>
-    <w:bookmarkEnd w:id="230"/>
+    <w:bookmarkEnd w:id="256"/>
+    <w:bookmarkStart w:id="258" w:name="X42e36537dda68556aeacf852410efd6ac3bb1ca"/>
+    <w:p>
+      <w:pPr>
+        <w:pStyle w:val="Bibliography"/>
+      </w:pPr>
+      <w:r>
+        <w:t xml:space="preserve">[116]</w:t>
+      </w:r>
+      <w:r>
+        <w:t xml:space="preserve"> </w:t>
+      </w:r>
+      <w:r>
+        <w:t xml:space="preserve">	</w:t>
+      </w:r>
+      <w:r>
+        <w:t xml:space="preserve">Daems D, Coco E, Gillreath-Brown A, Kafetzaki D. The effects of time-averaging on archaeological networks. Journal of Archaeological Method and Theory 2024;31:473–506.</w:t>
+      </w:r>
+      <w:r>
+        <w:t xml:space="preserve"> </w:t>
+      </w:r>
+      <w:hyperlink r:id="rId257">
+        <w:r>
+          <w:rPr>
+            <w:rStyle w:val="Hyperlink"/>
+          </w:rPr>
+          <w:t xml:space="preserve">https://doi.org/10.1007/s10816-023-09608-7</w:t>
+        </w:r>
+      </w:hyperlink>
+      <w:r>
+        <w:t xml:space="preserve">.</w:t>
+      </w:r>
+    </w:p>
+    <w:bookmarkEnd w:id="258"/>
+    <w:bookmarkEnd w:id="259"/>
+    <w:bookmarkEnd w:id="260"/>
     <w:sectPr>
       <w:pgSz w:h="15840" w:w="12240"/>
       <w:pgMar w:bottom="1440" w:footer="720" w:gutter="0" w:header="720" w:left="1440" w:right="1440" w:top="1440"/>

--- a/paper/paper.docx
+++ b/paper/paper.docx
@@ -1293,7 +1293,16 @@
         <w:t xml:space="preserve">[10]</w:t>
       </w:r>
       <w:r>
-        <w:t xml:space="preserve">. We investigated human social organization dynamics implied by the distribution and variation of geometric sign types found on mobile objects in Europe across three phases of the Aurignacian period.</w:t>
+        <w:t xml:space="preserve">. Personal ornaments, such as the 41,500 year-old decorated ivory pendant from Stajnia Cave</w:t>
+      </w:r>
+      <w:r>
+        <w:t xml:space="preserve"> </w:t>
+      </w:r>
+      <w:r>
+        <w:t xml:space="preserve">[11]</w:t>
+      </w:r>
+      <w:r>
+        <w:t xml:space="preserve">, provide direct evidence of symbolic behavior and cultural connectivity during this period. We investigated human social organization dynamics implied by the distribution and variation of geometric sign types found on mobile objects in Europe across three phases of the Aurignacian period.</w:t>
       </w:r>
     </w:p>
     <w:bookmarkStart w:id="21" w:name="X06869f42bdedda871dbae178d8ab917db5544af"/>
@@ -1449,7 +1458,7 @@
         <w:t xml:space="preserve"> </w:t>
       </w:r>
       <w:r>
-        <w:t xml:space="preserve">[11]</w:t>
+        <w:t xml:space="preserve">[12]</w:t>
       </w:r>
       <w:r>
         <w:t xml:space="preserve">. Periodization of the Aurignacian is complicated by regional variation with phases starting and ending at different times</w:t>
@@ -1458,7 +1467,7 @@
         <w:t xml:space="preserve"> </w:t>
       </w:r>
       <w:r>
-        <w:t xml:space="preserve">[12,13]</w:t>
+        <w:t xml:space="preserve">[13,14]</w:t>
       </w:r>
       <w:r>
         <w:t xml:space="preserve">, and a lack of compositional integrity over time</w:t>
@@ -1467,7 +1476,7 @@
         <w:t xml:space="preserve"> </w:t>
       </w:r>
       <w:r>
-        <w:t xml:space="preserve">[14]</w:t>
+        <w:t xml:space="preserve">[15]</w:t>
       </w:r>
       <w:r>
         <w:t xml:space="preserve">, with supposed index fossils persisting through multiple phases</w:t>
@@ -1476,7 +1485,7 @@
         <w:t xml:space="preserve"> </w:t>
       </w:r>
       <w:r>
-        <w:t xml:space="preserve">[15]</w:t>
+        <w:t xml:space="preserve">[16]</w:t>
       </w:r>
       <w:r>
         <w:t xml:space="preserve">. While earlier work on the Aquitaine/Périgord sequences proposed as many as five phases</w:t>
@@ -1485,7 +1494,7 @@
         <w:t xml:space="preserve"> </w:t>
       </w:r>
       <w:r>
-        <w:t xml:space="preserve">[16]</w:t>
+        <w:t xml:space="preserve">[17]</w:t>
       </w:r>
       <w:r>
         <w:t xml:space="preserve">, recent work generally rejects notions of sharply-bounded, universally-portable cultures separated by neat horizons in favour of heterogeneous representations of diagnostic traits across and within temporal classes of assemblages</w:t>
@@ -1494,7 +1503,7 @@
         <w:t xml:space="preserve"> </w:t>
       </w:r>
       <w:r>
-        <w:t xml:space="preserve">[17]</w:t>
+        <w:t xml:space="preserve">[18]</w:t>
       </w:r>
       <w:r>
         <w:t xml:space="preserve">. For example,</w:t>
@@ -1503,7 +1512,7 @@
         <w:t xml:space="preserve"> </w:t>
       </w:r>
       <w:r>
-        <w:t xml:space="preserve">[18]</w:t>
+        <w:t xml:space="preserve">[19]</w:t>
       </w:r>
       <w:r>
         <w:t xml:space="preserve"> </w:t>
@@ -1515,68 +1524,68 @@
         <w:t xml:space="preserve"> </w:t>
       </w:r>
       <w:r>
+        <w:t xml:space="preserve">[20]</w:t>
+      </w:r>
+      <w:r>
+        <w:t xml:space="preserve">.</w:t>
+      </w:r>
+      <w:r>
+        <w:t xml:space="preserve"> </w:t>
+      </w:r>
+      <w:r>
+        <w:t xml:space="preserve">[21]</w:t>
+      </w:r>
+      <w:r>
+        <w:t xml:space="preserve"> </w:t>
+      </w:r>
+      <w:r>
+        <w:t xml:space="preserve">used Bayesian modeling methods to estimate the timing of the transition between the Proto and Early Aurignacian, placing the Proto-Aurignacian at 41.5 - 39.9 ka BP, and the early Aurignacian at 39.8 - 37.8 ka BP. They found that the Proto-Aurignacian occurs during the Greenland Interstadials (GI) 9 and 10, periods of climatic amelioration, while the Early Aurignacian began with the Henrich Stadial, which is characterized by dry and arid conditions, and ends with GI 8. The chronological and technological distinctness of the Proto and Early Aurignacian has been questioned, with some analyses suggesting they may represent coexisting facies rather than successive phases</w:t>
+      </w:r>
+      <w:r>
+        <w:t xml:space="preserve"> </w:t>
+      </w:r>
+      <w:r>
+        <w:t xml:space="preserve">[22]</w:t>
+      </w:r>
+      <w:r>
+        <w:t xml:space="preserve">.</w:t>
+      </w:r>
+    </w:p>
+    <w:p>
+      <w:pPr>
+        <w:pStyle w:val="BodyText"/>
+      </w:pPr>
+      <w:r>
+        <w:t xml:space="preserve">We adopt a three-phase framework (Proto-Aurignacian, Early Aurignacian, Evolved/Late Aurignacian) as a first-order chronological scaffold</w:t>
+      </w:r>
+      <w:r>
+        <w:t xml:space="preserve"> </w:t>
+      </w:r>
+      <w:hyperlink w:anchor="tbl-aur-table">
+        <w:r>
+          <w:rPr>
+            <w:rStyle w:val="Hyperlink"/>
+          </w:rPr>
+          <w:t xml:space="preserve">Table 1</w:t>
+        </w:r>
+      </w:hyperlink>
+      <w:r>
+        <w:t xml:space="preserve">. This scheme preserves the two transitions of greatest relevance to our research question: the Proto to Early boundary, which broadly corresponds to the shift from initial dispersal to established populations, and the Early to Evolved/Late boundary, which coincides with the onset of pronounced regional diversification in material culture. We acknowledge that these phases are analytical conveniences rather than discrete cultural entities</w:t>
+      </w:r>
+      <w:r>
+        <w:t xml:space="preserve"> </w:t>
+      </w:r>
+      <w:r>
+        <w:t xml:space="preserve">[15,18]</w:t>
+      </w:r>
+      <w:r>
+        <w:t xml:space="preserve">, and we test the sensitivity of our results to alternative periodisations (two-phase:</w:t>
+      </w:r>
+      <w:r>
+        <w:t xml:space="preserve"> </w:t>
+      </w:r>
+      <w:r>
         <w:t xml:space="preserve">[19]</w:t>
-      </w:r>
-      <w:r>
-        <w:t xml:space="preserve">.</w:t>
-      </w:r>
-      <w:r>
-        <w:t xml:space="preserve"> </w:t>
-      </w:r>
-      <w:r>
-        <w:t xml:space="preserve">[20]</w:t>
-      </w:r>
-      <w:r>
-        <w:t xml:space="preserve"> </w:t>
-      </w:r>
-      <w:r>
-        <w:t xml:space="preserve">used Bayesian modeling methods to estimate the timing of the transition between the Proto and Early Aurignacian, placing the Proto-Aurignacian at 41.5 - 39.9 ka BP, and the early Aurignacian at 39.8 - 37.8 ka BP. They found that the Proto-Aurignacian occurs during the Greenland Interstadials (GI) 9 and 10, periods of climatic amelioration, while the Early Aurignacian began with the Henrich Stadial, which is characterized by dry and arid conditions, and ends with GI 8. The chronological and technological distinctness of the Proto and Early Aurignacian has been questioned, with some analyses suggesting they may represent coexisting facies rather than successive phases</w:t>
-      </w:r>
-      <w:r>
-        <w:t xml:space="preserve"> </w:t>
-      </w:r>
-      <w:r>
-        <w:t xml:space="preserve">[21]</w:t>
-      </w:r>
-      <w:r>
-        <w:t xml:space="preserve">.</w:t>
-      </w:r>
-    </w:p>
-    <w:p>
-      <w:pPr>
-        <w:pStyle w:val="BodyText"/>
-      </w:pPr>
-      <w:r>
-        <w:t xml:space="preserve">We adopt a three-phase framework (Proto-Aurignacian, Early Aurignacian, Evolved/Late Aurignacian) as a first-order chronological scaffold</w:t>
-      </w:r>
-      <w:r>
-        <w:t xml:space="preserve"> </w:t>
-      </w:r>
-      <w:hyperlink w:anchor="tbl-aur-table">
-        <w:r>
-          <w:rPr>
-            <w:rStyle w:val="Hyperlink"/>
-          </w:rPr>
-          <w:t xml:space="preserve">Table 1</w:t>
-        </w:r>
-      </w:hyperlink>
-      <w:r>
-        <w:t xml:space="preserve">. This scheme preserves the two transitions of greatest relevance to our research question: the Proto to Early boundary, which broadly corresponds to the shift from initial dispersal to established populations, and the Early to Evolved/Late boundary, which coincides with the onset of pronounced regional diversification in material culture. We acknowledge that these phases are analytical conveniences rather than discrete cultural entities</w:t>
-      </w:r>
-      <w:r>
-        <w:t xml:space="preserve"> </w:t>
-      </w:r>
-      <w:r>
-        <w:t xml:space="preserve">[14,17]</w:t>
-      </w:r>
-      <w:r>
-        <w:t xml:space="preserve">, and we test the sensitivity of our results to alternative periodisations (two-phase:</w:t>
-      </w:r>
-      <w:r>
-        <w:t xml:space="preserve"> </w:t>
-      </w:r>
-      <w:r>
-        <w:t xml:space="preserve">[18]</w:t>
       </w:r>
       <w:r>
         <w:t xml:space="preserve">; four-phase: Evolved/Late split; Supplement S4), including boundary-shift analyses that perturb the Proto/Early and Early/Evolved thresholds by ±500 and ±1000 years (Supplement S5.5). Phase assignments follow published site attributions, translated from legacy Périgord terminology where necessary.</w:t>
@@ -1847,7 +1856,7 @@
               <w:t xml:space="preserve"> </w:t>
             </w:r>
             <w:r>
-              <w:t xml:space="preserve">[11,18,20,22]</w:t>
+              <w:t xml:space="preserve">[12,19,21,23]</w:t>
             </w:r>
           </w:p>
           <w:bookmarkEnd w:id="22"/>
@@ -2018,7 +2027,7 @@
         <w:t xml:space="preserve"> </w:t>
       </w:r>
       <w:r>
-        <w:t xml:space="preserve">[23]</w:t>
+        <w:t xml:space="preserve">[24]</w:t>
       </w:r>
       <w:r>
         <w:t xml:space="preserve">. The calibrated radiocarbon dates of the sampled data range from approximately 32,893 BP to 44,778 BP, spanning an overall time range of 11,885 years. We assigned each object to a chronological phase following the date ranges recorded in</w:t>
@@ -2076,7 +2085,7 @@
         <w:t xml:space="preserve"> </w:t>
       </w:r>
       <w:r>
-        <w:t xml:space="preserve">[24]</w:t>
+        <w:t xml:space="preserve">[25]</w:t>
       </w:r>
       <w:r>
         <w:t xml:space="preserve"> </w:t>
@@ -2088,42 +2097,42 @@
         <w:t xml:space="preserve"> </w:t>
       </w:r>
       <w:r>
+        <w:t xml:space="preserve">[26]</w:t>
+      </w:r>
+      <w:r>
+        <w:t xml:space="preserve">, (here 1000 permutations), producing a Mantel R statistic and a p-value. The R statistic falls between -1, meaning a strong negative correlation, and 1, meaning a strong positive correlation, while a value of 0 means no correlation. The p-value estimates the probability of obtaining the observed correlation if the null hypothesis of no correlation were true (we use an alpha value of 0.05 for the threshold of statistical significance). The Mantel tests were performed using the vegan package</w:t>
+      </w:r>
+      <w:r>
+        <w:t xml:space="preserve"> </w:t>
+      </w:r>
+      <w:r>
+        <w:t xml:space="preserve">[27]</w:t>
+      </w:r>
+      <w:r>
+        <w:t xml:space="preserve">. The test indicated that there was no significant correlation between object abundance and sign type distribution (R = 0.074, p = 0.09), validating our decision to use presence/absence data.</w:t>
+      </w:r>
+    </w:p>
+    <w:p>
+      <w:pPr>
+        <w:pStyle w:val="BodyText"/>
+      </w:pPr>
+      <w:r>
+        <w:t xml:space="preserve">If the distribution of sign types can be mostly explained by geographic distance, then we would see similarity in sign type distribution decreasing as geographic distance increases</w:t>
+      </w:r>
+      <w:r>
+        <w:t xml:space="preserve"> </w:t>
+      </w:r>
+      <w:r>
+        <w:t xml:space="preserve">[28]</w:t>
+      </w:r>
+      <w:r>
+        <w:t xml:space="preserve">. This relationship can be investigated using the isolation-by-distance framework, which proposes that cultural difference can be primarily explained by geographic distance</w:t>
+      </w:r>
+      <w:r>
+        <w:t xml:space="preserve"> </w:t>
+      </w:r>
+      <w:r>
         <w:t xml:space="preserve">[25]</w:t>
-      </w:r>
-      <w:r>
-        <w:t xml:space="preserve">, (here 1000 permutations), producing a Mantel R statistic and a p-value. The R statistic falls between -1, meaning a strong negative correlation, and 1, meaning a strong positive correlation, while a value of 0 means no correlation. The p-value estimates the probability of obtaining the observed correlation if the null hypothesis of no correlation were true (we use an alpha value of 0.05 for the threshold of statistical significance). The Mantel tests were performed using the vegan package</w:t>
-      </w:r>
-      <w:r>
-        <w:t xml:space="preserve"> </w:t>
-      </w:r>
-      <w:r>
-        <w:t xml:space="preserve">[26]</w:t>
-      </w:r>
-      <w:r>
-        <w:t xml:space="preserve">. The test indicated that there was no significant correlation between object abundance and sign type distribution (R = 0.074, p = 0.09), validating our decision to use presence/absence data.</w:t>
-      </w:r>
-    </w:p>
-    <w:p>
-      <w:pPr>
-        <w:pStyle w:val="BodyText"/>
-      </w:pPr>
-      <w:r>
-        <w:t xml:space="preserve">If the distribution of sign types can be mostly explained by geographic distance, then we would see similarity in sign type distribution decreasing as geographic distance increases</w:t>
-      </w:r>
-      <w:r>
-        <w:t xml:space="preserve"> </w:t>
-      </w:r>
-      <w:r>
-        <w:t xml:space="preserve">[27]</w:t>
-      </w:r>
-      <w:r>
-        <w:t xml:space="preserve">. This relationship can be investigated using the isolation-by-distance framework, which proposes that cultural difference can be primarily explained by geographic distance</w:t>
-      </w:r>
-      <w:r>
-        <w:t xml:space="preserve"> </w:t>
-      </w:r>
-      <w:r>
-        <w:t xml:space="preserve">[24]</w:t>
       </w:r>
       <w:r>
         <w:t xml:space="preserve">. To assess whether the distribution of sign types is primarily structured by geographic distance, we calculated the correlation between sign type distribution and geographic distance for each phase. We used Mantel tests with a geographic distance matrix and a Jaccard dissimilarity matrix, with the results shown in</w:t>
@@ -2375,7 +2384,7 @@
         <w:t xml:space="preserve"> </w:t>
       </w:r>
       <w:r>
-        <w:t xml:space="preserve">[28]</w:t>
+        <w:t xml:space="preserve">[29]</w:t>
       </w:r>
       <w:r>
         <w:t xml:space="preserve">. We used the Brower-Kile</w:t>
@@ -2384,21 +2393,21 @@
         <w:t xml:space="preserve"> </w:t>
       </w:r>
       <w:r>
+        <w:t xml:space="preserve">[30]</w:t>
+      </w:r>
+      <w:r>
+        <w:t xml:space="preserve"> </w:t>
+      </w:r>
+      <w:r>
+        <w:t xml:space="preserve">seriation algorithm from the seriation package</w:t>
+      </w:r>
+      <w:r>
+        <w:t xml:space="preserve"> </w:t>
+      </w:r>
+      <w:r>
         <w:t xml:space="preserve">[29]</w:t>
       </w:r>
       <w:r>
-        <w:t xml:space="preserve"> </w:t>
-      </w:r>
-      <w:r>
-        <w:t xml:space="preserve">seriation algorithm from the seriation package</w:t>
-      </w:r>
-      <w:r>
-        <w:t xml:space="preserve"> </w:t>
-      </w:r>
-      <w:r>
-        <w:t xml:space="preserve">[28]</w:t>
-      </w:r>
-      <w:r>
         <w:t xml:space="preserve">, in which a unidimensional sequence is generated by reordering the rows and columns to group the presences along the diagonal.</w:t>
       </w:r>
     </w:p>
@@ -2413,7 +2422,7 @@
         <w:t xml:space="preserve"> </w:t>
       </w:r>
       <w:r>
-        <w:t xml:space="preserve">[30]</w:t>
+        <w:t xml:space="preserve">[31]</w:t>
       </w:r>
       <w:r>
         <w:t xml:space="preserve">. Each node is a site, and each edge is a measure of sign type distribution similarity, each edge weight is the Jaccard similarity (1 − Jaccard dissimilarity). To avoid cluttering the graph, all edges below the value of 0.2 were removed: an edge is only drawn if two sites share ≥ 20% Jaccard similarity i.e., the intersection of their sign types is at least 20% of their union. We justify this threshold and demonstrate its robustness through sensitivity analyses at alternative thresholds (0.1 and 0.3), alternative similarity metrics (Sørensen-Dice, Simpson), a continuous threshold sweep from 0.05 to 0.50, and quantitative edge-set and adjacency-matrix agreement metrics across thresholds (Supplement S1, S2, S5.2, S5.6). Results were plotted with the Fruchterman-Reingold layout</w:t>
@@ -2422,7 +2431,7 @@
         <w:t xml:space="preserve"> </w:t>
       </w:r>
       <w:r>
-        <w:t xml:space="preserve">[31]</w:t>
+        <w:t xml:space="preserve">[32]</w:t>
       </w:r>
       <w:r>
         <w:t xml:space="preserve">, a force-directed graph layout for uniform edge lengths, and network analysis was performed using the vegan</w:t>
@@ -2431,7 +2440,7 @@
         <w:t xml:space="preserve"> </w:t>
       </w:r>
       <w:r>
-        <w:t xml:space="preserve">[26]</w:t>
+        <w:t xml:space="preserve">[27]</w:t>
       </w:r>
       <w:r>
         <w:t xml:space="preserve">, statnet</w:t>
@@ -2440,7 +2449,7 @@
         <w:t xml:space="preserve"> </w:t>
       </w:r>
       <w:r>
-        <w:t xml:space="preserve">[32]</w:t>
+        <w:t xml:space="preserve">[33]</w:t>
       </w:r>
       <w:r>
         <w:t xml:space="preserve"> </w:t>
@@ -2452,7 +2461,7 @@
         <w:t xml:space="preserve"> </w:t>
       </w:r>
       <w:r>
-        <w:t xml:space="preserve">[33]</w:t>
+        <w:t xml:space="preserve">[34]</w:t>
       </w:r>
       <w:r>
         <w:t xml:space="preserve"> </w:t>
@@ -2482,7 +2491,7 @@
         <w:t xml:space="preserve"> </w:t>
       </w:r>
       <w:r>
-        <w:t xml:space="preserve">[34,35]</w:t>
+        <w:t xml:space="preserve">[35,36]</w:t>
       </w:r>
       <w:r>
         <w:t xml:space="preserve">. The results are expressed by an R</w:t>
@@ -2503,7 +2512,7 @@
         <w:t xml:space="preserve"> </w:t>
       </w:r>
       <w:r>
-        <w:t xml:space="preserve">[26]</w:t>
+        <w:t xml:space="preserve">[27]</w:t>
       </w:r>
       <w:r>
         <w:t xml:space="preserve"> </w:t>
@@ -2515,7 +2524,7 @@
         <w:t xml:space="preserve"> </w:t>
       </w:r>
       <w:r>
-        <w:t xml:space="preserve">[33]</w:t>
+        <w:t xml:space="preserve">[34]</w:t>
       </w:r>
       <w:r>
         <w:t xml:space="preserve"> </w:t>
@@ -2876,7 +2885,7 @@
         <w:t xml:space="preserve"> </w:t>
       </w:r>
       <w:r>
-        <w:t xml:space="preserve">[36]</w:t>
+        <w:t xml:space="preserve">[37]</w:t>
       </w:r>
       <w:r>
         <w:t xml:space="preserve">, and is significantly higher than expected from a random distribution of networks. However, null-benchmarked modularity tests indicate that these values do not exceed chance expectations when sign assemblages are randomly permuted across phases (Supplement S5.3), and bootstrap confidence intervals show substantial overlap between phases (Supplement S5.7). Furthermore, size-normalised comparisons using Erdős–Rényi random graphs confirm that the Proto and Evolved modularity values are approximately double the size-matched random expectation, while the Early Aurignacian shows a smaller excess (Supplement S5.9). The high mean betweenness for the Proto phase reflects the hub structures centred on La Ferrassie and Mladeč. The Early Aurignacian shows no network statistic outside of its null distribution, indicating that no values are significantly different from what would be expected by chance. Pairwise permutation tests with Benjamini–Hochberg multiple-testing corrections shows no significant differences in network statistics between the three phases</w:t>
@@ -3275,6 +3284,14 @@
         <w:pStyle w:val="BodyText"/>
       </w:pPr>
       <w:r>
+        <w:t xml:space="preserve">The betadisper test for homogeneity of multivariate dispersions shows that group dispersion does not differ significantly between restricted and broad groups in any phase (Proto-Aurignacian: p = 0.485, Early Aurignacian: p = 0.164, Evolved Aurignacian: p = 0.992). This confirms that the perMANOVA results reflect differences in group centroids rather than differences in dispersion.</w:t>
+      </w:r>
+    </w:p>
+    <w:p>
+      <w:pPr>
+        <w:pStyle w:val="BodyText"/>
+      </w:pPr>
+      <w:r>
         <w:t xml:space="preserve">The perMANOVA results show that group membership explains approximately 0.227 of the variance in sign composition in the Proto-Aurignacian, compared to 0.215 in the Early Aurignacian and 0.224 in the Evolved Aurignacian (</w:t>
       </w:r>
       <w:hyperlink w:anchor="tbl-strength-table">
@@ -3362,7 +3379,7 @@
         <w:t xml:space="preserve"> </w:t>
       </w:r>
       <w:r>
-        <w:t xml:space="preserve">[37–44]</w:t>
+        <w:t xml:space="preserve">[38–45]</w:t>
       </w:r>
       <w:r>
         <w:t xml:space="preserve">. Studies have established how variation in ornamentation and other forms of material culture can be used to communicate information about the numbers and types of social roles and statuses within groups</w:t>
@@ -3371,7 +3388,7 @@
         <w:t xml:space="preserve"> </w:t>
       </w:r>
       <w:r>
-        <w:t xml:space="preserve">[4,44–55]</w:t>
+        <w:t xml:space="preserve">[4,45–56]</w:t>
       </w:r>
       <w:r>
         <w:t xml:space="preserve">. Drawing on this work, we interpret the broader/restricted range grouping in the geometric sign data as consistent with variation in social structure: the broader range groups, with a higher variety of signs and more visually complex signs, plausibly indicate communities with a greater variety of formalized social roles, whereas the sites with a restricted range of signs indicate communities with fewer formalized social roles. Because the number of sign types recorded at a site is bounded by the number of objects recovered, we considered whether this divide is an artefact of sampling effort; across sites, object count and sign-type count are strongly correlated (Spearman ρ = 0.86, p &lt; 0.001). However, node degree within each phase is not correlated with sign-type richness (Supplement S5.4), indicating that the network connectivity patterns are not driven by assemblage size. Two observations argue against sampling effort being the whole explanation. First, group membership is not solely a function of sign-type richness: low-sampling sites such as Les Cottés (two objects) and Trou al’Wesse (one object) fall within the broad-range group because their sign types are shared with broad-range sites, so composition matters as well as richness. Second, the diversity analysis that controls for sample size (</w:t>
@@ -3427,7 +3444,7 @@
         <w:t xml:space="preserve"> </w:t>
       </w:r>
       <w:r>
-        <w:t xml:space="preserve">[56]</w:t>
+        <w:t xml:space="preserve">[57]</w:t>
       </w:r>
       <w:r>
         <w:t xml:space="preserve">;</w:t>
@@ -3436,7 +3453,7 @@
         <w:t xml:space="preserve"> </w:t>
       </w:r>
       <w:r>
-        <w:t xml:space="preserve">[57]</w:t>
+        <w:t xml:space="preserve">[58]</w:t>
       </w:r>
       <w:r>
         <w:t xml:space="preserve">;</w:t>
@@ -3445,7 +3462,7 @@
         <w:t xml:space="preserve"> </w:t>
       </w:r>
       <w:r>
-        <w:t xml:space="preserve">[42]</w:t>
+        <w:t xml:space="preserve">[43]</w:t>
       </w:r>
       <w:r>
         <w:t xml:space="preserve">;</w:t>
@@ -3454,7 +3471,7 @@
         <w:t xml:space="preserve"> </w:t>
       </w:r>
       <w:r>
-        <w:t xml:space="preserve">[58]</w:t>
+        <w:t xml:space="preserve">[59]</w:t>
       </w:r>
       <w:r>
         <w:t xml:space="preserve">;</w:t>
@@ -3463,7 +3480,7 @@
         <w:t xml:space="preserve"> </w:t>
       </w:r>
       <w:r>
-        <w:t xml:space="preserve">[43]</w:t>
+        <w:t xml:space="preserve">[44]</w:t>
       </w:r>
       <w:r>
         <w:t xml:space="preserve">. Non-utilitarian mobility establishes regional social networks which facilitate the spread of information and the survival of hunter-gatherers in uncertain environments</w:t>
@@ -3472,7 +3489,7 @@
         <w:t xml:space="preserve"> </w:t>
       </w:r>
       <w:r>
-        <w:t xml:space="preserve">[59]</w:t>
+        <w:t xml:space="preserve">[60]</w:t>
       </w:r>
       <w:r>
         <w:t xml:space="preserve">;</w:t>
@@ -3481,6 +3498,42 @@
         <w:t xml:space="preserve"> </w:t>
       </w:r>
       <w:r>
+        <w:t xml:space="preserve">[61]</w:t>
+      </w:r>
+      <w:r>
+        <w:t xml:space="preserve">;</w:t>
+      </w:r>
+      <w:r>
+        <w:t xml:space="preserve"> </w:t>
+      </w:r>
+      <w:r>
+        <w:t xml:space="preserve">[62]</w:t>
+      </w:r>
+      <w:r>
+        <w:t xml:space="preserve">;</w:t>
+      </w:r>
+      <w:r>
+        <w:t xml:space="preserve"> </w:t>
+      </w:r>
+      <w:r>
+        <w:t xml:space="preserve">[63]</w:t>
+      </w:r>
+      <w:r>
+        <w:t xml:space="preserve">;</w:t>
+      </w:r>
+      <w:r>
+        <w:t xml:space="preserve"> </w:t>
+      </w:r>
+      <w:r>
+        <w:t xml:space="preserve">[64]</w:t>
+      </w:r>
+      <w:r>
+        <w:t xml:space="preserve">. The exchange and production of decorative items, such as objects with geometric signs, has been associated with non-utilitarian mobility and recognized as an indicator of social contact</w:t>
+      </w:r>
+      <w:r>
+        <w:t xml:space="preserve"> </w:t>
+      </w:r>
+      <w:r>
         <w:t xml:space="preserve">[60]</w:t>
       </w:r>
       <w:r>
@@ -3490,7 +3543,7 @@
         <w:t xml:space="preserve"> </w:t>
       </w:r>
       <w:r>
-        <w:t xml:space="preserve">[61]</w:t>
+        <w:t xml:space="preserve">[65]</w:t>
       </w:r>
       <w:r>
         <w:t xml:space="preserve">;</w:t>
@@ -3499,7 +3552,7 @@
         <w:t xml:space="preserve"> </w:t>
       </w:r>
       <w:r>
-        <w:t xml:space="preserve">[62]</w:t>
+        <w:t xml:space="preserve">[66]</w:t>
       </w:r>
       <w:r>
         <w:t xml:space="preserve">;</w:t>
@@ -3508,16 +3561,7 @@
         <w:t xml:space="preserve"> </w:t>
       </w:r>
       <w:r>
-        <w:t xml:space="preserve">[63]</w:t>
-      </w:r>
-      <w:r>
-        <w:t xml:space="preserve">. The exchange and production of decorative items, such as objects with geometric signs, has been associated with non-utilitarian mobility and recognized as an indicator of social contact</w:t>
-      </w:r>
-      <w:r>
-        <w:t xml:space="preserve"> </w:t>
-      </w:r>
-      <w:r>
-        <w:t xml:space="preserve">[59]</w:t>
+        <w:t xml:space="preserve">[67]</w:t>
       </w:r>
       <w:r>
         <w:t xml:space="preserve">;</w:t>
@@ -3526,10 +3570,36 @@
         <w:t xml:space="preserve"> </w:t>
       </w:r>
       <w:r>
-        <w:t xml:space="preserve">[64]</w:t>
-      </w:r>
-      <w:r>
-        <w:t xml:space="preserve">;</w:t>
+        <w:t xml:space="preserve">[68]</w:t>
+      </w:r>
+      <w:r>
+        <w:t xml:space="preserve">. We stress, however, that connectivity in shared sign types cannot by itself establish the direction or mechanism of contact, which our data do not measure directly.</w:t>
+      </w:r>
+    </w:p>
+    <w:p>
+      <w:pPr>
+        <w:pStyle w:val="BodyText"/>
+      </w:pPr>
+      <w:r>
+        <w:t xml:space="preserve">Non-utilitarian mobility can be divided into shorter-term information exchange and longer-term residential movement. One form of longer-term residential movement that may be related to non-utilitarian mobility are aggregation/dispersion patterns, which are a type of hunter-gatherer settlement pattern in which groups both break off in dispersed fragments and congregate in large groups, typically for subsistence or social reasons</w:t>
+      </w:r>
+      <w:r>
+        <w:t xml:space="preserve"> </w:t>
+      </w:r>
+      <w:r>
+        <w:t xml:space="preserve">[69]</w:t>
+      </w:r>
+      <w:r>
+        <w:t xml:space="preserve">. Aggregation sites are the places where those group fragments or individuals congregate. In the archaeological literature, aggregation sites are often associated with high degrees of social connectivity and identified by indicators including proximity to certain environmental resources and a more diverse artifact assemblage</w:t>
+      </w:r>
+      <w:r>
+        <w:t xml:space="preserve"> </w:t>
+      </w:r>
+      <w:r>
+        <w:t xml:space="preserve">[69]</w:t>
+      </w:r>
+      <w:r>
+        <w:t xml:space="preserve">, including, in some cases, decorative objects</w:t>
       </w:r>
       <w:r>
         <w:t xml:space="preserve"> </w:t>
@@ -3538,25 +3608,30 @@
         <w:t xml:space="preserve">[65]</w:t>
       </w:r>
       <w:r>
-        <w:t xml:space="preserve">;</w:t>
-      </w:r>
-      <w:r>
-        <w:t xml:space="preserve"> </w:t>
-      </w:r>
-      <w:r>
-        <w:t xml:space="preserve">[66]</w:t>
-      </w:r>
-      <w:r>
-        <w:t xml:space="preserve">;</w:t>
-      </w:r>
-      <w:r>
-        <w:t xml:space="preserve"> </w:t>
-      </w:r>
-      <w:r>
-        <w:t xml:space="preserve">[67]</w:t>
-      </w:r>
-      <w:r>
-        <w:t xml:space="preserve">. We stress, however, that connectivity in shared sign types cannot by itself establish the direction or mechanism of contact, which our data do not measure directly.</w:t>
+        <w:t xml:space="preserve">; of these indicators, only assemblage diversity is testable in our data, which we evaluate below. Notably, our results complicate the association between aggregation and high connectivity: the sites we identify as aggregation candidates on the basis of elevated sign diversity are, with one exception, not the highly connected hubs in</w:t>
+      </w:r>
+      <w:r>
+        <w:t xml:space="preserve"> </w:t>
+      </w:r>
+      <w:hyperlink w:anchor="fig-neighbor-net">
+        <w:r>
+          <w:rPr>
+            <w:rStyle w:val="Hyperlink"/>
+          </w:rPr>
+          <w:t xml:space="preserve">Figure 3</w:t>
+        </w:r>
+      </w:hyperlink>
+      <w:r>
+        <w:t xml:space="preserve">. This is consistent with a decoupling between aggregation contexts and long-distance cultural connectivity, which we discuss further below. Previous studies have also identified evidence of aggregation/dispersion patterns among the early modern humans of the Upper Palaeolithic</w:t>
+      </w:r>
+      <w:r>
+        <w:t xml:space="preserve"> </w:t>
+      </w:r>
+      <w:r>
+        <w:t xml:space="preserve">[2,70–76]</w:t>
+      </w:r>
+      <w:r>
+        <w:t xml:space="preserve">.</w:t>
       </w:r>
     </w:p>
     <w:p>
@@ -3564,64 +3639,6 @@
         <w:pStyle w:val="BodyText"/>
       </w:pPr>
       <w:r>
-        <w:t xml:space="preserve">Non-utilitarian mobility can be divided into shorter-term information exchange and longer-term residential movement. One form of longer-term residential movement that may be related to non-utilitarian mobility are aggregation/dispersion patterns, which are a type of hunter-gatherer settlement pattern in which groups both break off in dispersed fragments and congregate in large groups, typically for subsistence or social reasons</w:t>
-      </w:r>
-      <w:r>
-        <w:t xml:space="preserve"> </w:t>
-      </w:r>
-      <w:r>
-        <w:t xml:space="preserve">[68]</w:t>
-      </w:r>
-      <w:r>
-        <w:t xml:space="preserve">. Aggregation sites are the places where those group fragments or individuals congregate. In the archaeological literature, aggregation sites are often associated with high degrees of social connectivity and identified by indicators including proximity to certain environmental resources and a more diverse artifact assemblage</w:t>
-      </w:r>
-      <w:r>
-        <w:t xml:space="preserve"> </w:t>
-      </w:r>
-      <w:r>
-        <w:t xml:space="preserve">[68]</w:t>
-      </w:r>
-      <w:r>
-        <w:t xml:space="preserve">, including, in some cases, decorative objects</w:t>
-      </w:r>
-      <w:r>
-        <w:t xml:space="preserve"> </w:t>
-      </w:r>
-      <w:r>
-        <w:t xml:space="preserve">[64]</w:t>
-      </w:r>
-      <w:r>
-        <w:t xml:space="preserve">; of these indicators, only assemblage diversity is testable in our data, which we evaluate below. Notably, our results complicate the association between aggregation and high connectivity: the sites we identify as aggregation candidates on the basis of elevated sign diversity are, with one exception, not the highly connected hubs in</w:t>
-      </w:r>
-      <w:r>
-        <w:t xml:space="preserve"> </w:t>
-      </w:r>
-      <w:hyperlink w:anchor="fig-neighbor-net">
-        <w:r>
-          <w:rPr>
-            <w:rStyle w:val="Hyperlink"/>
-          </w:rPr>
-          <w:t xml:space="preserve">Figure 3</w:t>
-        </w:r>
-      </w:hyperlink>
-      <w:r>
-        <w:t xml:space="preserve">. This is consistent with a decoupling between aggregation contexts and long-distance cultural connectivity, which we discuss further below. Previous studies have also identified evidence of aggregation/dispersion patterns among the early modern humans of the Upper Palaeolithic</w:t>
-      </w:r>
-      <w:r>
-        <w:t xml:space="preserve"> </w:t>
-      </w:r>
-      <w:r>
-        <w:t xml:space="preserve">[2,69–75]</w:t>
-      </w:r>
-      <w:r>
-        <w:t xml:space="preserve">.</w:t>
-      </w:r>
-    </w:p>
-    <w:p>
-      <w:pPr>
-        <w:pStyle w:val="BodyText"/>
-      </w:pPr>
-      <w:r>
         <w:t xml:space="preserve">One way to potentially identify aggregation sites is by measuring sign diversity. Sites with a higher than expected sign diversity index may represent diverse groups coming together at a single location. However, a limitation of this approach is that while higher diversity may reflect aggregation, it may also result from sample size, recovery history, research intensity, preservation, and site function.</w:t>
       </w:r>
       <w:r>
@@ -3645,7 +3662,7 @@
         <w:t xml:space="preserve"> </w:t>
       </w:r>
       <w:r>
-        <w:t xml:space="preserve">[76,77]</w:t>
+        <w:t xml:space="preserve">[77,78]</w:t>
       </w:r>
       <w:r>
         <w:t xml:space="preserve">. The sign-type pool — the number of distinct geometric signs recovered in each phase — was 24 in the Proto-Aurignacian, 18 in the Early Aurignacian, and 19 in the Evolved Aurignacian, indicating that the total repertoire contracted between the Proto and Early phases before stabilising.</w:t>
@@ -3824,7 +3841,7 @@
         <w:t xml:space="preserve"> </w:t>
       </w:r>
       <w:r>
-        <w:t xml:space="preserve">[78]</w:t>
+        <w:t xml:space="preserve">[79]</w:t>
       </w:r>
       <w:r>
         <w:t xml:space="preserve">. This was followed by rapid expansion from 43.25-41 ka BP (Proto-Aurignacian), with the maximum extent of Proto/Early Aurignacian settlement being reached around 41 ka BP. This rapid population expansion could be what stimulated the emergence of signs as a marker of group membership. Other studies have also found similar associations in other regions and time periods between increases in quantity and diversity of art, and increases in population density</w:t>
@@ -3833,7 +3850,7 @@
         <w:t xml:space="preserve"> </w:t>
       </w:r>
       <w:r>
-        <w:t xml:space="preserve">[79–87]</w:t>
+        <w:t xml:space="preserve">[80–88]</w:t>
       </w:r>
       <w:r>
         <w:t xml:space="preserve">. Quantitative demographic reconstructions suggest that western and central European Aurignacian populations numbered approximately 1500 individuals</w:t>
@@ -3842,58 +3859,99 @@
         <w:t xml:space="preserve"> </w:t>
       </w:r>
       <w:r>
+        <w:t xml:space="preserve">[20]</w:t>
+      </w:r>
+      <w:r>
+        <w:t xml:space="preserve">, a relatively small number that may partly explain why our networks remain small and sparsely connected across all phases.</w:t>
+      </w:r>
+      <w:r>
+        <w:t xml:space="preserve"> </w:t>
+      </w:r>
+      <w:r>
+        <w:t xml:space="preserve">[20]</w:t>
+      </w:r>
+      <w:r>
+        <w:t xml:space="preserve"> </w:t>
+      </w:r>
+      <w:r>
+        <w:t xml:space="preserve">distinguish</w:t>
+      </w:r>
+      <w:r>
+        <w:t xml:space="preserve"> </w:t>
+      </w:r>
+      <w:r>
+        <w:t xml:space="preserve">“</w:t>
+      </w:r>
+      <w:r>
+        <w:t xml:space="preserve">Core Areas</w:t>
+      </w:r>
+      <w:r>
+        <w:t xml:space="preserve">”</w:t>
+      </w:r>
+      <w:r>
+        <w:t xml:space="preserve"> </w:t>
+      </w:r>
+      <w:r>
+        <w:t xml:space="preserve">of viable, year-round occupation from</w:t>
+      </w:r>
+      <w:r>
+        <w:t xml:space="preserve"> </w:t>
+      </w:r>
+      <w:r>
+        <w:t xml:space="preserve">“</w:t>
+      </w:r>
+      <w:r>
+        <w:t xml:space="preserve">Extended Areas</w:t>
+      </w:r>
+      <w:r>
+        <w:t xml:space="preserve">”</w:t>
+      </w:r>
+      <w:r>
+        <w:t xml:space="preserve"> </w:t>
+      </w:r>
+      <w:r>
+        <w:t xml:space="preserve">of seasonal or satellite use, with Core Areas corresponding to regions where our network hubs are located — notably the Dordogne (La Ferrassie) and Moravia (Mladeč). This Core/Extended framework aligns with our finding that the Proto-Aurignacian hub structure centred on a small number of well-connected sites may reflect aggregation zones where inter-group interactions concentrated, while the lower-connectivity periphery may represent Extended Areas visited periodically. The shift from Proto to Early Aurignacian — with declining mean degree but rising transitivity — is consistent with a transition from wide-ranging interaction centred on Core Areas to more locally bounded, proximity-based interaction as populations consolidated during Heinrich Stadial 4. These demographic conditions have implications for how cultural information flowed through Aurignacian populations, which we explore through the lens of cultural transmission theory.</w:t>
+      </w:r>
+    </w:p>
+    <w:p>
+      <w:pPr>
+        <w:pStyle w:val="BodyText"/>
+      </w:pPr>
+      <w:r>
+        <w:t xml:space="preserve">Our results partially align with</w:t>
+      </w:r>
+      <w:r>
+        <w:t xml:space="preserve"> </w:t>
+      </w:r>
+      <w:r>
+        <w:t xml:space="preserve">[21]</w:t>
+      </w:r>
+      <w:r>
+        <w:t xml:space="preserve">, who used eco-cultural niche modeling to show that Heinrich Stadial 4 (HS4) at the very beginning of the Early Aurignacian resulted in an expansion of people into new environmental niches, hypothesised to involve an expansion of social networks both within and between populations. Our results do not confirm this hypothesis: rather than an increase, mean degree declines from the Proto-Aurignacian (4.9°) to the Early Aurignacian (3.6°), and edge count drops from 37 to 16. What does increase is local clustering (transitivity rises from 0.706 to 0.75) and the correlation of sign distribution with geographic distance (Mantel R from 0.012 to 0.313), suggesting that Early Aurignacian interaction was more spatially structured and locally concentrated rather than expanding in overall reach. Similarly,</w:t>
+      </w:r>
+      <w:r>
+        <w:t xml:space="preserve"> </w:t>
+      </w:r>
+      <w:r>
         <w:t xml:space="preserve">[19]</w:t>
       </w:r>
       <w:r>
-        <w:t xml:space="preserve">, a relatively small number that may partly explain why our networks remain small and sparsely connected across all phases.</w:t>
-      </w:r>
-      <w:r>
-        <w:t xml:space="preserve"> </w:t>
-      </w:r>
-      <w:r>
-        <w:t xml:space="preserve">[19]</w:t>
-      </w:r>
-      <w:r>
-        <w:t xml:space="preserve"> </w:t>
-      </w:r>
-      <w:r>
-        <w:t xml:space="preserve">distinguish</w:t>
-      </w:r>
-      <w:r>
-        <w:t xml:space="preserve"> </w:t>
-      </w:r>
-      <w:r>
-        <w:t xml:space="preserve">“</w:t>
-      </w:r>
-      <w:r>
-        <w:t xml:space="preserve">Core Areas</w:t>
-      </w:r>
-      <w:r>
-        <w:t xml:space="preserve">”</w:t>
-      </w:r>
-      <w:r>
-        <w:t xml:space="preserve"> </w:t>
-      </w:r>
-      <w:r>
-        <w:t xml:space="preserve">of viable, year-round occupation from</w:t>
-      </w:r>
-      <w:r>
-        <w:t xml:space="preserve"> </w:t>
-      </w:r>
-      <w:r>
-        <w:t xml:space="preserve">“</w:t>
-      </w:r>
-      <w:r>
-        <w:t xml:space="preserve">Extended Areas</w:t>
-      </w:r>
-      <w:r>
-        <w:t xml:space="preserve">”</w:t>
-      </w:r>
-      <w:r>
-        <w:t xml:space="preserve"> </w:t>
-      </w:r>
-      <w:r>
-        <w:t xml:space="preserve">of seasonal or satellite use, with Core Areas corresponding to regions where our network hubs are located — notably the Dordogne (La Ferrassie) and Moravia (Mladeč). This Core/Extended framework aligns with our finding that the Proto-Aurignacian hub structure centred on a small number of well-connected sites may reflect aggregation zones where inter-group interactions concentrated, while the lower-connectivity periphery may represent Extended Areas visited periodically. The shift from Proto to Early Aurignacian — with declining mean degree but rising transitivity — is consistent with a transition from wide-ranging interaction centred on Core Areas to more locally bounded, proximity-based interaction as populations consolidated during Heinrich Stadial 4. These demographic conditions have implications for how cultural information flowed through Aurignacian populations, which we explore through the lens of cultural transmission theory.</w:t>
+        <w:t xml:space="preserve"> </w:t>
+      </w:r>
+      <w:r>
+        <w:t xml:space="preserve">developed a human-existence probability model for the Aurignacian, finding an expanded, more dispersed settlement area for the Evolved/Late Aurignacian, and</w:t>
+      </w:r>
+      <w:r>
+        <w:t xml:space="preserve"> </w:t>
+      </w:r>
+      <w:r>
+        <w:t xml:space="preserve">[79]</w:t>
+      </w:r>
+      <w:r>
+        <w:t xml:space="preserve"> </w:t>
+      </w:r>
+      <w:r>
+        <w:t xml:space="preserve">also identifies increased expansion marking the beginning of the Evolved Aurignacian. This geographic expansion may explain our finding of weaker, more dispersed connections in the Evolved Aurignacian (mean degree 3.3°, 15 edges), where wider spatial spread was not accompanied by stronger sign-type sharing. These patterns of connectivity and geographic structure also have implications for understanding how geometric signs functioned as markers of group identity, which we explore next.</w:t>
       </w:r>
     </w:p>
     <w:p>
@@ -3901,40 +3959,141 @@
         <w:pStyle w:val="BodyText"/>
       </w:pPr>
       <w:r>
-        <w:t xml:space="preserve">Our results partially align with</w:t>
-      </w:r>
-      <w:r>
-        <w:t xml:space="preserve"> </w:t>
-      </w:r>
-      <w:r>
-        <w:t xml:space="preserve">[20]</w:t>
-      </w:r>
-      <w:r>
-        <w:t xml:space="preserve">, who used eco-cultural niche modeling to show that Heinrich Stadial 4 (HS4) at the very beginning of the Early Aurignacian resulted in an expansion of people into new environmental niches, hypothesised to involve an expansion of social networks both within and between populations. Our results do not confirm this hypothesis: rather than an increase, mean degree declines from the Proto-Aurignacian (4.9°) to the Early Aurignacian (3.6°), and edge count drops from 37 to 16. What does increase is local clustering (transitivity rises from 0.706 to 0.75) and the correlation of sign distribution with geographic distance (Mantel R from 0.012 to 0.313), suggesting that Early Aurignacian interaction was more spatially structured and locally concentrated rather than expanding in overall reach. Similarly,</w:t>
-      </w:r>
-      <w:r>
-        <w:t xml:space="preserve"> </w:t>
-      </w:r>
-      <w:r>
-        <w:t xml:space="preserve">[18]</w:t>
-      </w:r>
-      <w:r>
-        <w:t xml:space="preserve"> </w:t>
-      </w:r>
-      <w:r>
-        <w:t xml:space="preserve">developed a human-existence probability model for the Aurignacian, finding an expanded, more dispersed settlement area for the Evolved/Late Aurignacian, and</w:t>
-      </w:r>
-      <w:r>
-        <w:t xml:space="preserve"> </w:t>
-      </w:r>
-      <w:r>
-        <w:t xml:space="preserve">[78]</w:t>
-      </w:r>
-      <w:r>
-        <w:t xml:space="preserve"> </w:t>
-      </w:r>
-      <w:r>
-        <w:t xml:space="preserve">also identifies increased expansion marking the beginning of the Evolved Aurignacian. This geographic expansion may explain our finding of weaker, more dispersed connections in the Evolved Aurignacian (mean degree 3.3°, 15 edges), where wider spatial spread was not accompanied by stronger sign-type sharing. These patterns of connectivity and geographic structure also have implications for understanding how geometric signs functioned as markers of group identity, which we explore next.</w:t>
+        <w:t xml:space="preserve">Our results support a general theory of geometric signs as a form of cultural identification and communication during the Palaeolithic, as proposed by previous work</w:t>
+      </w:r>
+      <w:r>
+        <w:t xml:space="preserve"> </w:t>
+      </w:r>
+      <w:r>
+        <w:t xml:space="preserve">[3]</w:t>
+      </w:r>
+      <w:r>
+        <w:t xml:space="preserve">. However, with the exception of a suggestive but non-significant geographic signal in the Early Aurignacian (Mantel R = 0.313, p = 0.186 after Benjamini–Hochberg correction), our results do not identify geographically distinct cultural groups, and so our findings contrast with previous work such as</w:t>
+      </w:r>
+      <w:r>
+        <w:t xml:space="preserve"> </w:t>
+      </w:r>
+      <w:r>
+        <w:t xml:space="preserve">[6]</w:t>
+      </w:r>
+      <w:r>
+        <w:t xml:space="preserve"> </w:t>
+      </w:r>
+      <w:r>
+        <w:t xml:space="preserve">and</w:t>
+      </w:r>
+      <w:r>
+        <w:t xml:space="preserve"> </w:t>
+      </w:r>
+      <w:r>
+        <w:t xml:space="preserve">[3]</w:t>
+      </w:r>
+      <w:r>
+        <w:t xml:space="preserve"> </w:t>
+      </w:r>
+      <w:r>
+        <w:t xml:space="preserve">who found distinct cultural clusters in their analysis of personal ornaments. One possible explanation for this contrast is that the geometric signs studied here encode different kinds of group information compared to the personal ornament objects studied by</w:t>
+      </w:r>
+      <w:r>
+        <w:t xml:space="preserve"> </w:t>
+      </w:r>
+      <w:r>
+        <w:t xml:space="preserve">[6]</w:t>
+      </w:r>
+      <w:r>
+        <w:t xml:space="preserve">. Another explanation may be that a distinguishing factor between the Aurignacian and Gravettian is the appearance of geographically distinct cultural groups in the Gravettian, as reported by</w:t>
+      </w:r>
+      <w:r>
+        <w:t xml:space="preserve"> </w:t>
+      </w:r>
+      <w:r>
+        <w:t xml:space="preserve">[3]</w:t>
+      </w:r>
+      <w:r>
+        <w:t xml:space="preserve">. We might hypothesize that the distribution found in the Evolved Aurignacian</w:t>
+      </w:r>
+      <w:r>
+        <w:t xml:space="preserve"> </w:t>
+      </w:r>
+      <w:hyperlink w:anchor="fig-group-map">
+        <w:r>
+          <w:rPr>
+            <w:rStyle w:val="Hyperlink"/>
+          </w:rPr>
+          <w:t xml:space="preserve">Figure 5</w:t>
+        </w:r>
+      </w:hyperlink>
+      <w:r>
+        <w:t xml:space="preserve"> </w:t>
+      </w:r>
+      <w:r>
+        <w:t xml:space="preserve">evolved into the clusters proposed by</w:t>
+      </w:r>
+      <w:r>
+        <w:t xml:space="preserve"> </w:t>
+      </w:r>
+      <w:r>
+        <w:t xml:space="preserve">[3]</w:t>
+      </w:r>
+      <w:r>
+        <w:t xml:space="preserve"> </w:t>
+      </w:r>
+      <w:r>
+        <w:t xml:space="preserve">for the Gravettian period. This transition is consistent with recent evidence for cultural continuity in personal ornaments between these technocomplexes</w:t>
+      </w:r>
+      <w:r>
+        <w:t xml:space="preserve"> </w:t>
+      </w:r>
+      <w:r>
+        <w:t xml:space="preserve">[2]</w:t>
+      </w:r>
+      <w:r>
+        <w:t xml:space="preserve">, though our geometric sign data do not show the same pattern. The data used by</w:t>
+      </w:r>
+      <w:r>
+        <w:t xml:space="preserve"> </w:t>
+      </w:r>
+      <w:r>
+        <w:t xml:space="preserve">[6]</w:t>
+      </w:r>
+      <w:r>
+        <w:t xml:space="preserve"> </w:t>
+      </w:r>
+      <w:r>
+        <w:t xml:space="preserve">was also analyzed by</w:t>
+      </w:r>
+      <w:r>
+        <w:t xml:space="preserve"> </w:t>
+      </w:r>
+      <w:r>
+        <w:t xml:space="preserve">[89]</w:t>
+      </w:r>
+      <w:r>
+        <w:t xml:space="preserve">, who used Approximate Bayesian Computation to simulate and compare Aurignacian personal ornament distribution as a result of structured ethnic identity versus as a result of cultural identity by-descent with modification and isolation-by-distance. Their results show the latter was best supported by the data. Cultural identity by-descent with modification is defined as group difference generated by unconscious cultural mutation and drift, and largely influenced by spatial proximity to other groups. These results from</w:t>
+      </w:r>
+      <w:r>
+        <w:t xml:space="preserve"> </w:t>
+      </w:r>
+      <w:r>
+        <w:t xml:space="preserve">[89]</w:t>
+      </w:r>
+      <w:r>
+        <w:t xml:space="preserve"> </w:t>
+      </w:r>
+      <w:r>
+        <w:t xml:space="preserve">complicate claims by</w:t>
+      </w:r>
+      <w:r>
+        <w:t xml:space="preserve"> </w:t>
+      </w:r>
+      <w:r>
+        <w:t xml:space="preserve">[6]</w:t>
+      </w:r>
+      <w:r>
+        <w:t xml:space="preserve"> </w:t>
+      </w:r>
+      <w:r>
+        <w:t xml:space="preserve">for geographically distinct cultural groups in the Aurignacian, and validate our findings. To understand how these patterns of sign sharing might have been produced, we now turn to cultural transmission theory.</w:t>
       </w:r>
     </w:p>
     <w:p>
@@ -3942,7 +4101,72 @@
         <w:pStyle w:val="BodyText"/>
       </w:pPr>
       <w:r>
-        <w:t xml:space="preserve">Our results support a general theory of geometric signs as a form of cultural identification and communication during the Palaeolithic, as proposed by previous work</w:t>
+        <w:t xml:space="preserve">Our results can be interpreted through the lens of cultural transmission theory</w:t>
+      </w:r>
+      <w:r>
+        <w:t xml:space="preserve"> </w:t>
+      </w:r>
+      <w:r>
+        <w:t xml:space="preserve">[90–92]</w:t>
+      </w:r>
+      <w:r>
+        <w:t xml:space="preserve">. Smaller populations are predicted to experience greater drift and reduced capacity to maintain complex cultural repertoires</w:t>
+      </w:r>
+      <w:r>
+        <w:t xml:space="preserve"> </w:t>
+      </w:r>
+      <w:r>
+        <w:t xml:space="preserve">[93]</w:t>
+      </w:r>
+      <w:r>
+        <w:t xml:space="preserve">, which is consistent with our observation that the sign-type pool contracts from the Proto-Aurignacian (24 types) to the Early (18 types) and Evolved (19 types) phases. Network structure also shapes cultural information flow: highly connected networks with hub structures facilitate rapid transmission and reduce drift</w:t>
+      </w:r>
+      <w:r>
+        <w:t xml:space="preserve"> </w:t>
+      </w:r>
+      <w:r>
+        <w:t xml:space="preserve">[94,95]</w:t>
+      </w:r>
+      <w:r>
+        <w:t xml:space="preserve">, while more clustered networks promote localised conformist transmission and differentiation within subgroups</w:t>
+      </w:r>
+      <w:r>
+        <w:t xml:space="preserve"> </w:t>
+      </w:r>
+      <w:r>
+        <w:t xml:space="preserve">[96]</w:t>
+      </w:r>
+      <w:r>
+        <w:t xml:space="preserve">. Our Proto-Aurignacian network, with the highest mean degree (4.93°) and hub structure centred on La Ferrassie and Mladeč, would be expected to show efficient sign-type transmission — consistent with the wide geographic spread of common signs. The Early Aurignacian shows higher transitivity (0.75) and a stronger geographic signal (Mantel R = 0.313, p = 0.031), suggesting more localised, proximity-based transmission. The reduced connectivity in the Early (3.6°) and Evolved (3.3°) phases may reflect population consolidation and more localised social structures. However, the lack of significant geographic structure in the Proto and Evolved phases contradicts simple isolation-by-distance models</w:t>
+      </w:r>
+      <w:r>
+        <w:t xml:space="preserve"> </w:t>
+      </w:r>
+      <w:r>
+        <w:t xml:space="preserve">[93,97]</w:t>
+      </w:r>
+      <w:r>
+        <w:t xml:space="preserve">, suggesting sign transmission may have operated through channels such as ritual gatherings or ceremonial exchange rather than routine mobility alone. These interpretations are speculative: network structure reflects sign-sharing patterns, not direct evidence of social organisation, and simpler sign types may reflect independent invention or functional constraints rather than social transmission.</w:t>
+      </w:r>
+    </w:p>
+    <w:p>
+      <w:pPr>
+        <w:pStyle w:val="BodyText"/>
+      </w:pPr>
+      <w:r>
+        <w:t xml:space="preserve">The contrast with personal ornaments is informative.</w:t>
+      </w:r>
+      <w:r>
+        <w:t xml:space="preserve"> </w:t>
+      </w:r>
+      <w:r>
+        <w:t xml:space="preserve">[6]</w:t>
+      </w:r>
+      <w:r>
+        <w:t xml:space="preserve"> </w:t>
+      </w:r>
+      <w:r>
+        <w:t xml:space="preserve">identified nine geographically structured Aurignacian groups using ornaments;</w:t>
       </w:r>
       <w:r>
         <w:t xml:space="preserve"> </w:t>
@@ -3951,13 +4175,64 @@
         <w:t xml:space="preserve">[3]</w:t>
       </w:r>
       <w:r>
-        <w:t xml:space="preserve">. However, with the exception of a suggestive but non-significant geographic signal in the Early Aurignacian (Mantel R = 0.313, p = 0.186 after Benjamini–Hochberg correction), our results do not identify geographically distinct cultural groups, and so our findings contrast with previous work such as</w:t>
-      </w:r>
-      <w:r>
-        <w:t xml:space="preserve"> </w:t>
-      </w:r>
-      <w:r>
-        <w:t xml:space="preserve">[6]</w:t>
+        <w:t xml:space="preserve"> </w:t>
+      </w:r>
+      <w:r>
+        <w:t xml:space="preserve">found similar Gravettian clusters. Our Mantel tests show no significant geographic correlation for geometric signs (except a suggestive Early signal: R = 0.313, p = 0.031). This suggests different material classes encode different identity dimensions: ornaments may signal ethnic affiliation, while geometric signs may serve other functions — speculatively ritual notation, calendrical recording, or information storage — not geographically structured. The decorated ivory pendant from Stajnia Cave</w:t>
+      </w:r>
+      <w:r>
+        <w:t xml:space="preserve"> </w:t>
+      </w:r>
+      <w:r>
+        <w:t xml:space="preserve">[11]</w:t>
+      </w:r>
+      <w:r>
+        <w:t xml:space="preserve"> </w:t>
+      </w:r>
+      <w:r>
+        <w:t xml:space="preserve">exemplifies the rich personal ornament tradition that contrasts with our geometric sign patterns. This aligns with work by</w:t>
+      </w:r>
+      <w:r>
+        <w:t xml:space="preserve"> </w:t>
+      </w:r>
+      <w:r>
+        <w:t xml:space="preserve">[98]</w:t>
+      </w:r>
+      <w:r>
+        <w:t xml:space="preserve"> </w:t>
+      </w:r>
+      <w:r>
+        <w:t xml:space="preserve">(sign sequences having protocuneiform-like information density, suggesting notational function) and</w:t>
+      </w:r>
+      <w:r>
+        <w:t xml:space="preserve"> </w:t>
+      </w:r>
+      <w:r>
+        <w:t xml:space="preserve">[99]</w:t>
+      </w:r>
+      <w:r>
+        <w:t xml:space="preserve"> </w:t>
+      </w:r>
+      <w:r>
+        <w:t xml:space="preserve">(some signs recording seasonal prey information). However, both hypotheses are contested:</w:t>
+      </w:r>
+      <w:r>
+        <w:t xml:space="preserve"> </w:t>
+      </w:r>
+      <w:r>
+        <w:t xml:space="preserve">[100]</w:t>
+      </w:r>
+      <w:r>
+        <w:t xml:space="preserve"> </w:t>
+      </w:r>
+      <w:r>
+        <w:t xml:space="preserve">note methodological issues in Bentz &amp; Dutkiewicz;</w:t>
+      </w:r>
+      <w:r>
+        <w:t xml:space="preserve"> </w:t>
+      </w:r>
+      <w:r>
+        <w:t xml:space="preserve">[101]</w:t>
       </w:r>
       <w:r>
         <w:t xml:space="preserve"> </w:t>
@@ -3969,253 +4244,7 @@
         <w:t xml:space="preserve"> </w:t>
       </w:r>
       <w:r>
-        <w:t xml:space="preserve">[3]</w:t>
-      </w:r>
-      <w:r>
-        <w:t xml:space="preserve"> </w:t>
-      </w:r>
-      <w:r>
-        <w:t xml:space="preserve">who found distinct cultural clusters in their analysis of personal ornaments. One possible explanation for this contrast is that the geometric signs studied here encode different kinds of group information compared to the personal ornament objects studied by</w:t>
-      </w:r>
-      <w:r>
-        <w:t xml:space="preserve"> </w:t>
-      </w:r>
-      <w:r>
-        <w:t xml:space="preserve">[6]</w:t>
-      </w:r>
-      <w:r>
-        <w:t xml:space="preserve">. Another explanation may be that a distinguishing factor between the Aurignacian and Gravettian is the appearance of geographically distinct cultural groups in the Gravettian, as reported by</w:t>
-      </w:r>
-      <w:r>
-        <w:t xml:space="preserve"> </w:t>
-      </w:r>
-      <w:r>
-        <w:t xml:space="preserve">[3]</w:t>
-      </w:r>
-      <w:r>
-        <w:t xml:space="preserve">. We might hypothesize that the distribution found in the Evolved Aurignacian</w:t>
-      </w:r>
-      <w:r>
-        <w:t xml:space="preserve"> </w:t>
-      </w:r>
-      <w:hyperlink w:anchor="fig-group-map">
-        <w:r>
-          <w:rPr>
-            <w:rStyle w:val="Hyperlink"/>
-          </w:rPr>
-          <w:t xml:space="preserve">Figure 5</w:t>
-        </w:r>
-      </w:hyperlink>
-      <w:r>
-        <w:t xml:space="preserve"> </w:t>
-      </w:r>
-      <w:r>
-        <w:t xml:space="preserve">evolved into the clusters proposed by</w:t>
-      </w:r>
-      <w:r>
-        <w:t xml:space="preserve"> </w:t>
-      </w:r>
-      <w:r>
-        <w:t xml:space="preserve">[3]</w:t>
-      </w:r>
-      <w:r>
-        <w:t xml:space="preserve"> </w:t>
-      </w:r>
-      <w:r>
-        <w:t xml:space="preserve">for the Gravettian period. This transition is consistent with recent evidence for cultural continuity in personal ornaments between these technocomplexes</w:t>
-      </w:r>
-      <w:r>
-        <w:t xml:space="preserve"> </w:t>
-      </w:r>
-      <w:r>
-        <w:t xml:space="preserve">[2]</w:t>
-      </w:r>
-      <w:r>
-        <w:t xml:space="preserve">, though our geometric sign data do not show the same pattern. The data used by</w:t>
-      </w:r>
-      <w:r>
-        <w:t xml:space="preserve"> </w:t>
-      </w:r>
-      <w:r>
-        <w:t xml:space="preserve">[6]</w:t>
-      </w:r>
-      <w:r>
-        <w:t xml:space="preserve"> </w:t>
-      </w:r>
-      <w:r>
-        <w:t xml:space="preserve">was also analyzed by</w:t>
-      </w:r>
-      <w:r>
-        <w:t xml:space="preserve"> </w:t>
-      </w:r>
-      <w:r>
-        <w:t xml:space="preserve">[88]</w:t>
-      </w:r>
-      <w:r>
-        <w:t xml:space="preserve">, who used Approximate Bayesian Computation to simulate and compare Aurignacian personal ornament distribution as a result of structured ethnic identity versus as a result of cultural identity by-descent with modification and isolation-by-distance. Their results show the latter was best supported by the data. Cultural identity by-descent with modification is defined as group difference generated by unconscious cultural mutation and drift, and largely influenced by spatial proximity to other groups. These results from</w:t>
-      </w:r>
-      <w:r>
-        <w:t xml:space="preserve"> </w:t>
-      </w:r>
-      <w:r>
-        <w:t xml:space="preserve">[88]</w:t>
-      </w:r>
-      <w:r>
-        <w:t xml:space="preserve"> </w:t>
-      </w:r>
-      <w:r>
-        <w:t xml:space="preserve">complicate claims by</w:t>
-      </w:r>
-      <w:r>
-        <w:t xml:space="preserve"> </w:t>
-      </w:r>
-      <w:r>
-        <w:t xml:space="preserve">[6]</w:t>
-      </w:r>
-      <w:r>
-        <w:t xml:space="preserve"> </w:t>
-      </w:r>
-      <w:r>
-        <w:t xml:space="preserve">for geographically distinct cultural groups in the Aurignacian, and validate our findings. To understand how these patterns of sign sharing might have been produced, we now turn to cultural transmission theory.</w:t>
-      </w:r>
-    </w:p>
-    <w:p>
-      <w:pPr>
-        <w:pStyle w:val="BodyText"/>
-      </w:pPr>
-      <w:r>
-        <w:t xml:space="preserve">Our results can be interpreted through the lens of cultural transmission theory</w:t>
-      </w:r>
-      <w:r>
-        <w:t xml:space="preserve"> </w:t>
-      </w:r>
-      <w:r>
-        <w:t xml:space="preserve">[89–91]</w:t>
-      </w:r>
-      <w:r>
-        <w:t xml:space="preserve">. Smaller populations are predicted to experience greater drift and reduced capacity to maintain complex cultural repertoires</w:t>
-      </w:r>
-      <w:r>
-        <w:t xml:space="preserve"> </w:t>
-      </w:r>
-      <w:r>
-        <w:t xml:space="preserve">[92]</w:t>
-      </w:r>
-      <w:r>
-        <w:t xml:space="preserve">, which is consistent with our observation that the sign-type pool contracts from the Proto-Aurignacian (24 types) to the Early (18 types) and Evolved (19 types) phases. Network structure also shapes cultural information flow: highly connected networks with hub structures facilitate rapid transmission and reduce drift</w:t>
-      </w:r>
-      <w:r>
-        <w:t xml:space="preserve"> </w:t>
-      </w:r>
-      <w:r>
-        <w:t xml:space="preserve">[93,94]</w:t>
-      </w:r>
-      <w:r>
-        <w:t xml:space="preserve">, while more clustered networks promote localised conformist transmission and differentiation within subgroups</w:t>
-      </w:r>
-      <w:r>
-        <w:t xml:space="preserve"> </w:t>
-      </w:r>
-      <w:r>
-        <w:t xml:space="preserve">[95]</w:t>
-      </w:r>
-      <w:r>
-        <w:t xml:space="preserve">. Our Proto-Aurignacian network, with the highest mean degree (4.93°) and hub structure centred on La Ferrassie and Mladeč, would be expected to show efficient sign-type transmission — consistent with the wide geographic spread of common signs. The Early Aurignacian shows higher transitivity (0.75) and a stronger geographic signal (Mantel R = 0.313, p = 0.031), suggesting more localised, proximity-based transmission. The reduced connectivity in the Early (3.6°) and Evolved (3.3°) phases may reflect population consolidation and more localised social structures. However, the lack of significant geographic structure in the Proto and Evolved phases contradicts simple isolation-by-distance models</w:t>
-      </w:r>
-      <w:r>
-        <w:t xml:space="preserve"> </w:t>
-      </w:r>
-      <w:r>
-        <w:t xml:space="preserve">[92,96]</w:t>
-      </w:r>
-      <w:r>
-        <w:t xml:space="preserve">, suggesting sign transmission may have operated through channels such as ritual gatherings or ceremonial exchange rather than routine mobility alone. These interpretations are speculative: network structure reflects sign-sharing patterns, not direct evidence of social organisation, and simpler sign types may reflect independent invention or functional constraints rather than social transmission.</w:t>
-      </w:r>
-    </w:p>
-    <w:p>
-      <w:pPr>
-        <w:pStyle w:val="BodyText"/>
-      </w:pPr>
-      <w:r>
-        <w:t xml:space="preserve">The contrast with personal ornaments is informative.</w:t>
-      </w:r>
-      <w:r>
-        <w:t xml:space="preserve"> </w:t>
-      </w:r>
-      <w:r>
-        <w:t xml:space="preserve">[6]</w:t>
-      </w:r>
-      <w:r>
-        <w:t xml:space="preserve"> </w:t>
-      </w:r>
-      <w:r>
-        <w:t xml:space="preserve">identified nine geographically structured Aurignacian groups using ornaments;</w:t>
-      </w:r>
-      <w:r>
-        <w:t xml:space="preserve"> </w:t>
-      </w:r>
-      <w:r>
-        <w:t xml:space="preserve">[3]</w:t>
-      </w:r>
-      <w:r>
-        <w:t xml:space="preserve"> </w:t>
-      </w:r>
-      <w:r>
-        <w:t xml:space="preserve">found similar Gravettian clusters. Our Mantel tests show no significant geographic correlation for geometric signs (except a suggestive Early signal: R = 0.313, p = 0.031). This suggests different material classes encode different identity dimensions: ornaments may signal ethnic affiliation, while geometric signs may serve other functions — speculatively ritual notation, calendrical recording, or information storage — not geographically structured. This aligns with work by</w:t>
-      </w:r>
-      <w:r>
-        <w:t xml:space="preserve"> </w:t>
-      </w:r>
-      <w:r>
-        <w:t xml:space="preserve">[97]</w:t>
-      </w:r>
-      <w:r>
-        <w:t xml:space="preserve"> </w:t>
-      </w:r>
-      <w:r>
-        <w:t xml:space="preserve">(sign sequences having protocuneiform-like information density, suggesting notational function) and</w:t>
-      </w:r>
-      <w:r>
-        <w:t xml:space="preserve"> </w:t>
-      </w:r>
-      <w:r>
-        <w:t xml:space="preserve">[98]</w:t>
-      </w:r>
-      <w:r>
-        <w:t xml:space="preserve"> </w:t>
-      </w:r>
-      <w:r>
-        <w:t xml:space="preserve">(some signs recording seasonal prey information). However, both hypotheses are contested:</w:t>
-      </w:r>
-      <w:r>
-        <w:t xml:space="preserve"> </w:t>
-      </w:r>
-      <w:r>
-        <w:t xml:space="preserve">[99]</w:t>
-      </w:r>
-      <w:r>
-        <w:t xml:space="preserve"> </w:t>
-      </w:r>
-      <w:r>
-        <w:t xml:space="preserve">note methodological issues in Bentz &amp; Dutkiewicz;</w:t>
-      </w:r>
-      <w:r>
-        <w:t xml:space="preserve"> </w:t>
-      </w:r>
-      <w:r>
-        <w:t xml:space="preserve">[100]</w:t>
-      </w:r>
-      <w:r>
-        <w:t xml:space="preserve"> </w:t>
-      </w:r>
-      <w:r>
-        <w:t xml:space="preserve">and</w:t>
-      </w:r>
-      <w:r>
-        <w:t xml:space="preserve"> </w:t>
-      </w:r>
-      <w:r>
-        <w:t xml:space="preserve">[101]</w:t>
+        <w:t xml:space="preserve">[102]</w:t>
       </w:r>
       <w:r>
         <w:t xml:space="preserve"> </w:t>
@@ -4227,7 +4256,7 @@
         <w:t xml:space="preserve"> </w:t>
       </w:r>
       <w:r>
-        <w:t xml:space="preserve">[102]</w:t>
+        <w:t xml:space="preserve">[103]</w:t>
       </w:r>
       <w:r>
         <w:t xml:space="preserve"> </w:t>
@@ -4258,7 +4287,7 @@
         <w:t xml:space="preserve"> </w:t>
       </w:r>
       <w:r>
-        <w:t xml:space="preserve">[3,70,103–106]</w:t>
+        <w:t xml:space="preserve">[3,71,104–107]</w:t>
       </w:r>
       <w:r>
         <w:t xml:space="preserve"> </w:t>
@@ -4270,7 +4299,7 @@
         <w:t xml:space="preserve"> </w:t>
       </w:r>
       <w:r>
-        <w:t xml:space="preserve">[2,63,107–111]</w:t>
+        <w:t xml:space="preserve">[2,64,108–112]</w:t>
       </w:r>
       <w:r>
         <w:t xml:space="preserve">.</w:t>
@@ -4279,7 +4308,7 @@
         <w:t xml:space="preserve"> </w:t>
       </w:r>
       <w:r>
-        <w:t xml:space="preserve">[112]</w:t>
+        <w:t xml:space="preserve">[113]</w:t>
       </w:r>
       <w:r>
         <w:t xml:space="preserve"> </w:t>
@@ -4291,7 +4320,7 @@
         <w:t xml:space="preserve"> </w:t>
       </w:r>
       <w:r>
-        <w:t xml:space="preserve">[113]</w:t>
+        <w:t xml:space="preserve">[114]</w:t>
       </w:r>
       <w:r>
         <w:t xml:space="preserve"> </w:t>
@@ -4303,7 +4332,7 @@
         <w:t xml:space="preserve"> </w:t>
       </w:r>
       <w:r>
-        <w:t xml:space="preserve">[69]</w:t>
+        <w:t xml:space="preserve">[70]</w:t>
       </w:r>
       <w:r>
         <w:t xml:space="preserve">.Our results do not support the conclusions drawn in</w:t>
@@ -4324,7 +4353,7 @@
         <w:t xml:space="preserve"> </w:t>
       </w:r>
       <w:r>
-        <w:t xml:space="preserve">[88]</w:t>
+        <w:t xml:space="preserve">[89]</w:t>
       </w:r>
       <w:r>
         <w:t xml:space="preserve">, which utilizes the same data as</w:t>
@@ -4353,30 +4382,30 @@
         <w:t xml:space="preserve"> </w:t>
       </w:r>
       <w:r>
+        <w:t xml:space="preserve">[115]</w:t>
+      </w:r>
+      <w:r>
+        <w:t xml:space="preserve"> </w:t>
+      </w:r>
+      <w:r>
+        <w:t xml:space="preserve">argues in favor of Aurignacian geometric signs as symbolic expression, potential ambiguity still remains over whether function is consistent across all sign type occurrences, particularly in regards to the simpler sign types composed from fewer elements. We included the more ambiguous sign types because similar sign occurrence may still serve as evidence of cultural connectivity regardless of function, even if it is random copying</w:t>
+      </w:r>
+      <w:r>
+        <w:t xml:space="preserve"> </w:t>
+      </w:r>
+      <w:r>
+        <w:t xml:space="preserve">[116]</w:t>
+      </w:r>
+      <w:r>
+        <w:t xml:space="preserve">, and additionally, greater quantities of included sign types serve to establish stronger connections</w:t>
+      </w:r>
+      <w:r>
+        <w:t xml:space="preserve"> </w:t>
+      </w:r>
+      <w:r>
         <w:t xml:space="preserve">[114]</w:t>
       </w:r>
       <w:r>
-        <w:t xml:space="preserve"> </w:t>
-      </w:r>
-      <w:r>
-        <w:t xml:space="preserve">argues in favor of Aurignacian geometric signs as symbolic expression, potential ambiguity still remains over whether function is consistent across all sign type occurrences, particularly in regards to the simpler sign types composed from fewer elements. We included the more ambiguous sign types because similar sign occurrence may still serve as evidence of cultural connectivity regardless of function, even if it is random copying</w:t>
-      </w:r>
-      <w:r>
-        <w:t xml:space="preserve"> </w:t>
-      </w:r>
-      <w:r>
-        <w:t xml:space="preserve">[115]</w:t>
-      </w:r>
-      <w:r>
-        <w:t xml:space="preserve">, and additionally, greater quantities of included sign types serve to establish stronger connections</w:t>
-      </w:r>
-      <w:r>
-        <w:t xml:space="preserve"> </w:t>
-      </w:r>
-      <w:r>
-        <w:t xml:space="preserve">[113]</w:t>
-      </w:r>
-      <w:r>
         <w:t xml:space="preserve">. This ambiguity may be addressed in the future through the usage of the data recently released in SignBase 2.0 covering sites in Germany, which contains more detailed information on the specific order and patterns in which signs occurred on individual objects.</w:t>
       </w:r>
       <w:r>
@@ -4394,7 +4423,7 @@
         <w:t xml:space="preserve"> </w:t>
       </w:r>
       <w:r>
-        <w:t xml:space="preserve">[116]</w:t>
+        <w:t xml:space="preserve">[117]</w:t>
       </w:r>
       <w:r>
         <w:t xml:space="preserve"> </w:t>
@@ -4406,7 +4435,7 @@
         <w:t xml:space="preserve"> </w:t>
       </w:r>
       <w:r>
-        <w:t xml:space="preserve">[58]</w:t>
+        <w:t xml:space="preserve">[59]</w:t>
       </w:r>
       <w:r>
         <w:t xml:space="preserve"> </w:t>
@@ -4430,31 +4459,26 @@
         <w:pStyle w:val="FirstParagraph"/>
       </w:pPr>
       <w:r>
-        <w:t xml:space="preserve">All data and code needed to reproduce the analyses in this paper are publicly available. The processed dataset (</w:t>
+        <w:t xml:space="preserve">All data and code needed to reproduce the analyses in this paper are publicly available. The entire R code (R Core Team 2024) and data files used for all the analyses and visualizations contained in this article are openly available at in a research compendium archived at https://doi.org/xxx/xxx to enable reuse of materials and improve reproducibility and transparency</w:t>
+      </w:r>
+      <w:r>
+        <w:t xml:space="preserve"> </w:t>
+      </w:r>
+      <w:r>
+        <w:t xml:space="preserve">[</w:t>
       </w:r>
       <w:r>
         <w:rPr>
-          <w:rStyle w:val="VerbatimChar"/>
+          <w:bCs/>
+          <w:b/>
         </w:rPr>
-        <w:t xml:space="preserve">signBase_Version1.0.csv</w:t>
-      </w:r>
-      <w:r>
-        <w:t xml:space="preserve">) is included with this paper as Supporting Information. The original unprocessed dataset is available from the SignBase repository (Dutkiewicz et al. 2020, https://doi.org/10.1038/s41597-020-00704-x). All analysis functions are defined in</w:t>
-      </w:r>
-      <w:r>
-        <w:t xml:space="preserve"> </w:t>
-      </w:r>
-      <w:r>
-        <w:rPr>
-          <w:rStyle w:val="VerbatimChar"/>
-        </w:rPr>
-        <w:t xml:space="preserve">paper/functions.R</w:t>
-      </w:r>
-      <w:r>
-        <w:t xml:space="preserve"> </w:t>
-      </w:r>
-      <w:r>
-        <w:t xml:space="preserve">and sourced at the start of each rendering session. The following R packages were used: dplyr, ggplot2, igraph, knitr, MASS, purrr, readxl, reshape2, rnaturalearth, scales, sf, statnet, tidyr, vegan. Eight sites were excluded from analysis due to incomplete phase attribution, uncertain sign identification, or duplicate material: Abri du Gazel, Roc-de-Combe, La Viña, Isturitz, Spy, Grotte des Contrebandiers, Geissenklösterle, and Bajondillo Cave. The full analysis pipeline can be reproduced by rendering</w:t>
+        <w:t xml:space="preserve">Marwick2017?</w:t>
+      </w:r>
+      <w:r>
+        <w:t xml:space="preserve">]</w:t>
+      </w:r>
+      <w:r>
+        <w:t xml:space="preserve">. All of the figures, tables, and statistical test results presented here can be independently reproduced with the code and data in this repository. The code is released under the MIT license, the data as CC-0, and the figures as CC-BY, to enable maximum reuse. All required R packages and version numbers are recorded in the research compendium. The full analysis pipeline can be reproduced by rendering</w:t>
       </w:r>
       <w:r>
         <w:t xml:space="preserve"> </w:t>
@@ -4484,11 +4508,30 @@
         <w:t xml:space="preserve"> </w:t>
       </w:r>
       <w:r>
-        <w:t xml:space="preserve">with Quarto.</w:t>
+        <w:t xml:space="preserve">with Quarto. This computational reproducibility approach follows best practices for transparent and open archaeological science</w:t>
+      </w:r>
+      <w:r>
+        <w:t xml:space="preserve"> </w:t>
+      </w:r>
+      <w:r>
+        <w:t xml:space="preserve">[</w:t>
+      </w:r>
+      <w:r>
+        <w:rPr>
+          <w:bCs/>
+          <w:b/>
+        </w:rPr>
+        <w:t xml:space="preserve">Marwick2025?</w:t>
+      </w:r>
+      <w:r>
+        <w:t xml:space="preserve">]</w:t>
+      </w:r>
+      <w:r>
+        <w:t xml:space="preserve">.</w:t>
       </w:r>
     </w:p>
     <w:bookmarkEnd w:id="61"/>
-    <w:bookmarkStart w:id="260" w:name="references"/>
+    <w:bookmarkStart w:id="262" w:name="references"/>
     <w:p>
       <w:pPr>
         <w:pStyle w:val="Heading1"/>
@@ -4497,7 +4540,7 @@
         <w:t xml:space="preserve">References</w:t>
       </w:r>
     </w:p>
-    <w:bookmarkStart w:id="259" w:name="refs"/>
+    <w:bookmarkStart w:id="261" w:name="refs"/>
     <w:bookmarkStart w:id="63" w:name="ref-Boyd_Silk_2020"/>
     <w:p>
       <w:pPr>
@@ -4814,7 +4857,7 @@
       </w:r>
     </w:p>
     <w:bookmarkEnd w:id="80"/>
-    <w:bookmarkStart w:id="82" w:name="ref-Chu_Richter_2020"/>
+    <w:bookmarkStart w:id="82" w:name="ref-Talamo_2022"/>
     <w:p>
       <w:pPr>
         <w:pStyle w:val="Bibliography"/>
@@ -4829,12 +4872,45 @@
         <w:t xml:space="preserve">	</w:t>
       </w:r>
       <w:r>
+        <w:t xml:space="preserve">Talamo S, Jacobs Z, Conard NJ, Grote K, Grimaldi S, Kirchner L, et al. A 41,500 year-old decorated ivory pendant from stajnia cave (poland). Scientific Reports 2022;12:2031.</w:t>
+      </w:r>
+      <w:r>
+        <w:t xml:space="preserve"> </w:t>
+      </w:r>
+      <w:hyperlink r:id="rId81">
+        <w:r>
+          <w:rPr>
+            <w:rStyle w:val="Hyperlink"/>
+          </w:rPr>
+          <w:t xml:space="preserve">https://doi.org/10.1038/s41598-021-01221-6</w:t>
+        </w:r>
+      </w:hyperlink>
+      <w:r>
+        <w:t xml:space="preserve">.</w:t>
+      </w:r>
+    </w:p>
+    <w:bookmarkEnd w:id="82"/>
+    <w:bookmarkStart w:id="84" w:name="ref-Chu_Richter_2020"/>
+    <w:p>
+      <w:pPr>
+        <w:pStyle w:val="Bibliography"/>
+      </w:pPr>
+      <w:r>
+        <w:t xml:space="preserve">[12]</w:t>
+      </w:r>
+      <w:r>
+        <w:t xml:space="preserve"> </w:t>
+      </w:r>
+      <w:r>
+        <w:t xml:space="preserve">	</w:t>
+      </w:r>
+      <w:r>
         <w:t xml:space="preserve">Chu W, Richter J. Aurignacian cultural unit. Encyclopedia of global archaeology, Cham: Springer International Publishing; 2020, p. 1–10.</w:t>
       </w:r>
       <w:r>
         <w:t xml:space="preserve"> </w:t>
       </w:r>
-      <w:hyperlink r:id="rId81">
+      <w:hyperlink r:id="rId83">
         <w:r>
           <w:rPr>
             <w:rStyle w:val="Hyperlink"/>
@@ -4846,14 +4922,14 @@
         <w:t xml:space="preserve">.</w:t>
       </w:r>
     </w:p>
-    <w:bookmarkEnd w:id="82"/>
-    <w:bookmarkStart w:id="83" w:name="ref-dinnis2019thoughts"/>
-    <w:p>
-      <w:pPr>
-        <w:pStyle w:val="Bibliography"/>
-      </w:pPr>
-      <w:r>
-        <w:t xml:space="preserve">[12]</w:t>
+    <w:bookmarkEnd w:id="84"/>
+    <w:bookmarkStart w:id="85" w:name="ref-dinnis2019thoughts"/>
+    <w:p>
+      <w:pPr>
+        <w:pStyle w:val="Bibliography"/>
+      </w:pPr>
+      <w:r>
+        <w:t xml:space="preserve">[13]</w:t>
       </w:r>
       <w:r>
         <w:t xml:space="preserve"> </w:t>
@@ -4865,14 +4941,14 @@
         <w:t xml:space="preserve">Dinnis R, Bessudnov A, Chiotti L, Flas D, Michel A. Thoughts on the structure of the european aurignacian, with particular focus on hohle fels IV. Proceedings of the Prehistoric Society 2019;85:29–60.</w:t>
       </w:r>
     </w:p>
-    <w:bookmarkEnd w:id="83"/>
-    <w:bookmarkStart w:id="84" w:name="ref-falcucci2020breaking"/>
-    <w:p>
-      <w:pPr>
-        <w:pStyle w:val="Bibliography"/>
-      </w:pPr>
-      <w:r>
-        <w:t xml:space="preserve">[13]</w:t>
+    <w:bookmarkEnd w:id="85"/>
+    <w:bookmarkStart w:id="86" w:name="ref-falcucci2020breaking"/>
+    <w:p>
+      <w:pPr>
+        <w:pStyle w:val="Bibliography"/>
+      </w:pPr>
+      <w:r>
+        <w:t xml:space="preserve">[14]</w:t>
       </w:r>
       <w:r>
         <w:t xml:space="preserve"> </w:t>
@@ -4884,14 +4960,14 @@
         <w:t xml:space="preserve">Falcucci A, Conard NJ, Peresani M, et al. Breaking through the aquitaine frame: A re-evaluation on the significance of regional variants during the aurignacian as seen from a key record in southern europe. Journal of Anthropological Sciences 2020;98:99–140.</w:t>
       </w:r>
     </w:p>
-    <w:bookmarkEnd w:id="84"/>
-    <w:bookmarkStart w:id="85" w:name="ref-clark200917"/>
-    <w:p>
-      <w:pPr>
-        <w:pStyle w:val="Bibliography"/>
-      </w:pPr>
-      <w:r>
-        <w:t xml:space="preserve">[14]</w:t>
+    <w:bookmarkEnd w:id="86"/>
+    <w:bookmarkStart w:id="87" w:name="ref-clark200917"/>
+    <w:p>
+      <w:pPr>
+        <w:pStyle w:val="Bibliography"/>
+      </w:pPr>
+      <w:r>
+        <w:t xml:space="preserve">[15]</w:t>
       </w:r>
       <w:r>
         <w:t xml:space="preserve"> </w:t>
@@ -4903,14 +4979,14 @@
         <w:t xml:space="preserve">Clark GA, Riel-Salvatore J. What’s in a name? Observations on the compositional integrity of the aurignacian. The mediterranean from 50 000 to 25 000 BP, vol. 323, Oxbow Books; 2009.</w:t>
       </w:r>
     </w:p>
-    <w:bookmarkEnd w:id="85"/>
-    <w:bookmarkStart w:id="86" w:name="ref-zilhao2024data"/>
-    <w:p>
-      <w:pPr>
-        <w:pStyle w:val="Bibliography"/>
-      </w:pPr>
-      <w:r>
-        <w:t xml:space="preserve">[15]</w:t>
+    <w:bookmarkEnd w:id="87"/>
+    <w:bookmarkStart w:id="88" w:name="ref-zilhao2024data"/>
+    <w:p>
+      <w:pPr>
+        <w:pStyle w:val="Bibliography"/>
+      </w:pPr>
+      <w:r>
+        <w:t xml:space="preserve">[16]</w:t>
       </w:r>
       <w:r>
         <w:t xml:space="preserve"> </w:t>
@@ -4922,14 +4998,14 @@
         <w:t xml:space="preserve">Zilhão J, d’Errico F, Banks WE, Teyssandier N. A data-driven paradigm shift for the middle-to-upper palaeolithic transition and the neandertal debate. Quaternary Environments and Humans 2024;2:100037.</w:t>
       </w:r>
     </w:p>
-    <w:bookmarkEnd w:id="86"/>
-    <w:bookmarkStart w:id="87" w:name="ref-bordes2006news"/>
-    <w:p>
-      <w:pPr>
-        <w:pStyle w:val="Bibliography"/>
-      </w:pPr>
-      <w:r>
-        <w:t xml:space="preserve">[16]</w:t>
+    <w:bookmarkEnd w:id="88"/>
+    <w:bookmarkStart w:id="89" w:name="ref-bordes2006news"/>
+    <w:p>
+      <w:pPr>
+        <w:pStyle w:val="Bibliography"/>
+      </w:pPr>
+      <w:r>
+        <w:t xml:space="preserve">[17]</w:t>
       </w:r>
       <w:r>
         <w:t xml:space="preserve"> </w:t>
@@ -4947,14 +5023,14 @@
         <w:t xml:space="preserve">rigord. Towards a Definition of the Aurignacian 2006;45:147–71.</w:t>
       </w:r>
     </w:p>
-    <w:bookmarkEnd w:id="87"/>
-    <w:bookmarkStart w:id="88" w:name="ref-canessa2026unpacking"/>
-    <w:p>
-      <w:pPr>
-        <w:pStyle w:val="Bibliography"/>
-      </w:pPr>
-      <w:r>
-        <w:t xml:space="preserve">[17]</w:t>
+    <w:bookmarkEnd w:id="89"/>
+    <w:bookmarkStart w:id="90" w:name="ref-canessa2026unpacking"/>
+    <w:p>
+      <w:pPr>
+        <w:pStyle w:val="Bibliography"/>
+      </w:pPr>
+      <w:r>
+        <w:t xml:space="preserve">[18]</w:t>
       </w:r>
       <w:r>
         <w:t xml:space="preserve"> </w:t>
@@ -4966,14 +5042,14 @@
         <w:t xml:space="preserve">Canessa T, Peña P de la. Unpacking lithic assemblage variability in the early upper palaeolithic: A multivariate approach to the structure of the iberian aurignacian. Plos One 2026;21:e0345202.</w:t>
       </w:r>
     </w:p>
-    <w:bookmarkEnd w:id="88"/>
-    <w:bookmarkStart w:id="90" w:name="X68cdd7ba62fc5dd3e1e9b497937717305f7b9a0"/>
-    <w:p>
-      <w:pPr>
-        <w:pStyle w:val="Bibliography"/>
-      </w:pPr>
-      <w:r>
-        <w:t xml:space="preserve">[18]</w:t>
+    <w:bookmarkEnd w:id="90"/>
+    <w:bookmarkStart w:id="92" w:name="X68cdd7ba62fc5dd3e1e9b497937717305f7b9a0"/>
+    <w:p>
+      <w:pPr>
+        <w:pStyle w:val="Bibliography"/>
+      </w:pPr>
+      <w:r>
+        <w:t xml:space="preserve">[19]</w:t>
       </w:r>
       <w:r>
         <w:t xml:space="preserve"> </w:t>
@@ -4984,7 +5060,7 @@
       <w:r>
         <w:t xml:space="preserve">Shao Y, Limberg H, Klein K, Wegener C, Schmidt I, Weniger G-C, et al. Human-existence probability of the aurignacian techno-complex under extreme climate conditions. Quaternary Science Reviews 2021;263:106995. https://doi.org/</w:t>
       </w:r>
-      <w:hyperlink r:id="rId89">
+      <w:hyperlink r:id="rId91">
         <w:r>
           <w:rPr>
             <w:rStyle w:val="Hyperlink"/>
@@ -4996,14 +5072,14 @@
         <w:t xml:space="preserve">.</w:t>
       </w:r>
     </w:p>
-    <w:bookmarkEnd w:id="90"/>
-    <w:bookmarkStart w:id="92" w:name="ref-Schmidt_Zimmermann_2019"/>
-    <w:p>
-      <w:pPr>
-        <w:pStyle w:val="Bibliography"/>
-      </w:pPr>
-      <w:r>
-        <w:t xml:space="preserve">[19]</w:t>
+    <w:bookmarkEnd w:id="92"/>
+    <w:bookmarkStart w:id="94" w:name="ref-Schmidt_Zimmermann_2019"/>
+    <w:p>
+      <w:pPr>
+        <w:pStyle w:val="Bibliography"/>
+      </w:pPr>
+      <w:r>
+        <w:t xml:space="preserve">[20]</w:t>
       </w:r>
       <w:r>
         <w:t xml:space="preserve"> </w:t>
@@ -5017,7 +5093,7 @@
       <w:r>
         <w:t xml:space="preserve"> </w:t>
       </w:r>
-      <w:hyperlink r:id="rId91">
+      <w:hyperlink r:id="rId93">
         <w:r>
           <w:rPr>
             <w:rStyle w:val="Hyperlink"/>
@@ -5029,14 +5105,14 @@
         <w:t xml:space="preserve">.</w:t>
       </w:r>
     </w:p>
-    <w:bookmarkEnd w:id="92"/>
-    <w:bookmarkStart w:id="94" w:name="ref-Banks_dErrico_Zilhao_2013"/>
-    <w:p>
-      <w:pPr>
-        <w:pStyle w:val="Bibliography"/>
-      </w:pPr>
-      <w:r>
-        <w:t xml:space="preserve">[20]</w:t>
+    <w:bookmarkEnd w:id="94"/>
+    <w:bookmarkStart w:id="96" w:name="ref-Banks_dErrico_Zilhao_2013"/>
+    <w:p>
+      <w:pPr>
+        <w:pStyle w:val="Bibliography"/>
+      </w:pPr>
+      <w:r>
+        <w:t xml:space="preserve">[21]</w:t>
       </w:r>
       <w:r>
         <w:t xml:space="preserve"> </w:t>
@@ -5047,7 +5123,7 @@
       <w:r>
         <w:t xml:space="preserve">Banks WE, d’Errico F, Zilhão J. Human–climate interaction during the early upper paleolithic: Testing the hypothesis of an adaptive shift between the proto-aurignacian and the early aurignacian. Journal of Human Evolution 2013;64:39–55. https://doi.org/</w:t>
       </w:r>
-      <w:hyperlink r:id="rId93">
+      <w:hyperlink r:id="rId95">
         <w:r>
           <w:rPr>
             <w:rStyle w:val="Hyperlink"/>
@@ -5059,14 +5135,14 @@
         <w:t xml:space="preserve">.</w:t>
       </w:r>
     </w:p>
-    <w:bookmarkEnd w:id="94"/>
-    <w:bookmarkStart w:id="96" w:name="ref-Falcucci_Peresani_2017"/>
-    <w:p>
-      <w:pPr>
-        <w:pStyle w:val="Bibliography"/>
-      </w:pPr>
-      <w:r>
-        <w:t xml:space="preserve">[21]</w:t>
+    <w:bookmarkEnd w:id="96"/>
+    <w:bookmarkStart w:id="98" w:name="ref-Falcucci_Peresani_2017"/>
+    <w:p>
+      <w:pPr>
+        <w:pStyle w:val="Bibliography"/>
+      </w:pPr>
+      <w:r>
+        <w:t xml:space="preserve">[22]</w:t>
       </w:r>
       <w:r>
         <w:t xml:space="preserve"> </w:t>
@@ -5080,7 +5156,7 @@
       <w:r>
         <w:t xml:space="preserve"> </w:t>
       </w:r>
-      <w:hyperlink r:id="rId95">
+      <w:hyperlink r:id="rId97">
         <w:r>
           <w:rPr>
             <w:rStyle w:val="Hyperlink"/>
@@ -5092,14 +5168,14 @@
         <w:t xml:space="preserve">.</w:t>
       </w:r>
     </w:p>
-    <w:bookmarkEnd w:id="96"/>
-    <w:bookmarkStart w:id="98" w:name="ref-Fletcher_Sánchez"/>
-    <w:p>
-      <w:pPr>
-        <w:pStyle w:val="Bibliography"/>
-      </w:pPr>
-      <w:r>
-        <w:t xml:space="preserve">[22]</w:t>
+    <w:bookmarkEnd w:id="98"/>
+    <w:bookmarkStart w:id="100" w:name="ref-Fletcher_Sánchez"/>
+    <w:p>
+      <w:pPr>
+        <w:pStyle w:val="Bibliography"/>
+      </w:pPr>
+      <w:r>
+        <w:t xml:space="preserve">[23]</w:t>
       </w:r>
       <w:r>
         <w:t xml:space="preserve"> </w:t>
@@ -5113,7 +5189,7 @@
       <w:r>
         <w:t xml:space="preserve"> </w:t>
       </w:r>
-      <w:hyperlink r:id="rId97">
+      <w:hyperlink r:id="rId99">
         <w:r>
           <w:rPr>
             <w:rStyle w:val="Hyperlink"/>
@@ -5125,14 +5201,14 @@
         <w:t xml:space="preserve">.</w:t>
       </w:r>
     </w:p>
-    <w:bookmarkEnd w:id="98"/>
-    <w:bookmarkStart w:id="100" w:name="ref-Crema_Bevan_2021"/>
-    <w:p>
-      <w:pPr>
-        <w:pStyle w:val="Bibliography"/>
-      </w:pPr>
-      <w:r>
-        <w:t xml:space="preserve">[23]</w:t>
+    <w:bookmarkEnd w:id="100"/>
+    <w:bookmarkStart w:id="102" w:name="ref-Crema_Bevan_2021"/>
+    <w:p>
+      <w:pPr>
+        <w:pStyle w:val="Bibliography"/>
+      </w:pPr>
+      <w:r>
+        <w:t xml:space="preserve">[24]</w:t>
       </w:r>
       <w:r>
         <w:t xml:space="preserve"> </w:t>
@@ -5146,7 +5222,7 @@
       <w:r>
         <w:t xml:space="preserve"> </w:t>
       </w:r>
-      <w:hyperlink r:id="rId99">
+      <w:hyperlink r:id="rId101">
         <w:r>
           <w:rPr>
             <w:rStyle w:val="Hyperlink"/>
@@ -5158,14 +5234,14 @@
         <w:t xml:space="preserve">.</w:t>
       </w:r>
     </w:p>
-    <w:bookmarkEnd w:id="100"/>
-    <w:bookmarkStart w:id="102" w:name="ref-Lycett_2019"/>
-    <w:p>
-      <w:pPr>
-        <w:pStyle w:val="Bibliography"/>
-      </w:pPr>
-      <w:r>
-        <w:t xml:space="preserve">[24]</w:t>
+    <w:bookmarkEnd w:id="102"/>
+    <w:bookmarkStart w:id="104" w:name="ref-Lycett_2019"/>
+    <w:p>
+      <w:pPr>
+        <w:pStyle w:val="Bibliography"/>
+      </w:pPr>
+      <w:r>
+        <w:t xml:space="preserve">[25]</w:t>
       </w:r>
       <w:r>
         <w:t xml:space="preserve"> </w:t>
@@ -5179,7 +5255,7 @@
       <w:r>
         <w:t xml:space="preserve"> </w:t>
       </w:r>
-      <w:hyperlink r:id="rId101">
+      <w:hyperlink r:id="rId103">
         <w:r>
           <w:rPr>
             <w:rStyle w:val="Hyperlink"/>
@@ -5191,14 +5267,14 @@
         <w:t xml:space="preserve">.</w:t>
       </w:r>
     </w:p>
-    <w:bookmarkEnd w:id="102"/>
-    <w:bookmarkStart w:id="104" w:name="ref-Mantel_Smouse"/>
-    <w:p>
-      <w:pPr>
-        <w:pStyle w:val="Bibliography"/>
-      </w:pPr>
-      <w:r>
-        <w:t xml:space="preserve">[25]</w:t>
+    <w:bookmarkEnd w:id="104"/>
+    <w:bookmarkStart w:id="106" w:name="ref-Mantel_Smouse"/>
+    <w:p>
+      <w:pPr>
+        <w:pStyle w:val="Bibliography"/>
+      </w:pPr>
+      <w:r>
+        <w:t xml:space="preserve">[26]</w:t>
       </w:r>
       <w:r>
         <w:t xml:space="preserve"> </w:t>
@@ -5209,7 +5285,7 @@
       <w:r>
         <w:t xml:space="preserve">Smouse PE, Long JC. Matrix correlation analysis in anthropology and genetics. American Journal of Physical Anthropology 1992;35:187–213. https://doi.org/</w:t>
       </w:r>
-      <w:hyperlink r:id="rId103">
+      <w:hyperlink r:id="rId105">
         <w:r>
           <w:rPr>
             <w:rStyle w:val="Hyperlink"/>
@@ -5221,14 +5297,14 @@
         <w:t xml:space="preserve">.</w:t>
       </w:r>
     </w:p>
-    <w:bookmarkEnd w:id="104"/>
-    <w:bookmarkStart w:id="106" w:name="ref-Vegan2001"/>
-    <w:p>
-      <w:pPr>
-        <w:pStyle w:val="Bibliography"/>
-      </w:pPr>
-      <w:r>
-        <w:t xml:space="preserve">[26]</w:t>
+    <w:bookmarkEnd w:id="106"/>
+    <w:bookmarkStart w:id="108" w:name="ref-Vegan2001"/>
+    <w:p>
+      <w:pPr>
+        <w:pStyle w:val="Bibliography"/>
+      </w:pPr>
+      <w:r>
+        <w:t xml:space="preserve">[27]</w:t>
       </w:r>
       <w:r>
         <w:t xml:space="preserve"> </w:t>
@@ -5242,7 +5318,7 @@
       <w:r>
         <w:t xml:space="preserve"> </w:t>
       </w:r>
-      <w:hyperlink r:id="rId105">
+      <w:hyperlink r:id="rId107">
         <w:r>
           <w:rPr>
             <w:rStyle w:val="Hyperlink"/>
@@ -5254,14 +5330,14 @@
         <w:t xml:space="preserve">.</w:t>
       </w:r>
     </w:p>
-    <w:bookmarkEnd w:id="106"/>
-    <w:bookmarkStart w:id="108" w:name="ref-Rigaud_dErrico_Vanhaeren_2015"/>
-    <w:p>
-      <w:pPr>
-        <w:pStyle w:val="Bibliography"/>
-      </w:pPr>
-      <w:r>
-        <w:t xml:space="preserve">[27]</w:t>
+    <w:bookmarkEnd w:id="108"/>
+    <w:bookmarkStart w:id="110" w:name="ref-Rigaud_dErrico_Vanhaeren_2015"/>
+    <w:p>
+      <w:pPr>
+        <w:pStyle w:val="Bibliography"/>
+      </w:pPr>
+      <w:r>
+        <w:t xml:space="preserve">[28]</w:t>
       </w:r>
       <w:r>
         <w:t xml:space="preserve"> </w:t>
@@ -5275,7 +5351,7 @@
       <w:r>
         <w:t xml:space="preserve"> </w:t>
       </w:r>
-      <w:hyperlink r:id="rId107">
+      <w:hyperlink r:id="rId109">
         <w:r>
           <w:rPr>
             <w:rStyle w:val="Hyperlink"/>
@@ -5287,14 +5363,14 @@
         <w:t xml:space="preserve">.</w:t>
       </w:r>
     </w:p>
-    <w:bookmarkEnd w:id="108"/>
-    <w:bookmarkStart w:id="110" w:name="ref-seriation_pckge"/>
-    <w:p>
-      <w:pPr>
-        <w:pStyle w:val="Bibliography"/>
-      </w:pPr>
-      <w:r>
-        <w:t xml:space="preserve">[28]</w:t>
+    <w:bookmarkEnd w:id="110"/>
+    <w:bookmarkStart w:id="112" w:name="ref-seriation_pckge"/>
+    <w:p>
+      <w:pPr>
+        <w:pStyle w:val="Bibliography"/>
+      </w:pPr>
+      <w:r>
+        <w:t xml:space="preserve">[29]</w:t>
       </w:r>
       <w:r>
         <w:t xml:space="preserve"> </w:t>
@@ -5308,7 +5384,7 @@
       <w:r>
         <w:t xml:space="preserve"> </w:t>
       </w:r>
-      <w:hyperlink r:id="rId109">
+      <w:hyperlink r:id="rId111">
         <w:r>
           <w:rPr>
             <w:rStyle w:val="Hyperlink"/>
@@ -5320,14 +5396,14 @@
         <w:t xml:space="preserve">.</w:t>
       </w:r>
     </w:p>
-    <w:bookmarkEnd w:id="110"/>
-    <w:bookmarkStart w:id="112" w:name="ref-Brower_Kile_1988"/>
-    <w:p>
-      <w:pPr>
-        <w:pStyle w:val="Bibliography"/>
-      </w:pPr>
-      <w:r>
-        <w:t xml:space="preserve">[29]</w:t>
+    <w:bookmarkEnd w:id="112"/>
+    <w:bookmarkStart w:id="114" w:name="ref-Brower_Kile_1988"/>
+    <w:p>
+      <w:pPr>
+        <w:pStyle w:val="Bibliography"/>
+      </w:pPr>
+      <w:r>
+        <w:t xml:space="preserve">[30]</w:t>
       </w:r>
       <w:r>
         <w:t xml:space="preserve"> </w:t>
@@ -5341,7 +5417,7 @@
       <w:r>
         <w:t xml:space="preserve"> </w:t>
       </w:r>
-      <w:hyperlink r:id="rId111">
+      <w:hyperlink r:id="rId113">
         <w:r>
           <w:rPr>
             <w:rStyle w:val="Hyperlink"/>
@@ -5353,14 +5429,14 @@
         <w:t xml:space="preserve">.</w:t>
       </w:r>
     </w:p>
-    <w:bookmarkEnd w:id="112"/>
-    <w:bookmarkStart w:id="114" w:name="ref-Mills_2017"/>
-    <w:p>
-      <w:pPr>
-        <w:pStyle w:val="Bibliography"/>
-      </w:pPr>
-      <w:r>
-        <w:t xml:space="preserve">[30]</w:t>
+    <w:bookmarkEnd w:id="114"/>
+    <w:bookmarkStart w:id="116" w:name="ref-Mills_2017"/>
+    <w:p>
+      <w:pPr>
+        <w:pStyle w:val="Bibliography"/>
+      </w:pPr>
+      <w:r>
+        <w:t xml:space="preserve">[31]</w:t>
       </w:r>
       <w:r>
         <w:t xml:space="preserve"> </w:t>
@@ -5374,7 +5450,7 @@
       <w:r>
         <w:t xml:space="preserve"> </w:t>
       </w:r>
-      <w:hyperlink r:id="rId113">
+      <w:hyperlink r:id="rId115">
         <w:r>
           <w:rPr>
             <w:rStyle w:val="Hyperlink"/>
@@ -5386,14 +5462,14 @@
         <w:t xml:space="preserve">.</w:t>
       </w:r>
     </w:p>
-    <w:bookmarkEnd w:id="114"/>
-    <w:bookmarkStart w:id="116" w:name="ref-Fruchterman_Reingold_1991"/>
-    <w:p>
-      <w:pPr>
-        <w:pStyle w:val="Bibliography"/>
-      </w:pPr>
-      <w:r>
-        <w:t xml:space="preserve">[31]</w:t>
+    <w:bookmarkEnd w:id="116"/>
+    <w:bookmarkStart w:id="118" w:name="ref-Fruchterman_Reingold_1991"/>
+    <w:p>
+      <w:pPr>
+        <w:pStyle w:val="Bibliography"/>
+      </w:pPr>
+      <w:r>
+        <w:t xml:space="preserve">[32]</w:t>
       </w:r>
       <w:r>
         <w:t xml:space="preserve"> </w:t>
@@ -5407,7 +5483,7 @@
       <w:r>
         <w:t xml:space="preserve"> </w:t>
       </w:r>
-      <w:hyperlink r:id="rId115">
+      <w:hyperlink r:id="rId117">
         <w:r>
           <w:rPr>
             <w:rStyle w:val="Hyperlink"/>
@@ -5419,14 +5495,14 @@
         <w:t xml:space="preserve">.</w:t>
       </w:r>
     </w:p>
-    <w:bookmarkEnd w:id="116"/>
-    <w:bookmarkStart w:id="118" w:name="ref-statnet_package"/>
-    <w:p>
-      <w:pPr>
-        <w:pStyle w:val="Bibliography"/>
-      </w:pPr>
-      <w:r>
-        <w:t xml:space="preserve">[32]</w:t>
+    <w:bookmarkEnd w:id="118"/>
+    <w:bookmarkStart w:id="120" w:name="ref-statnet_package"/>
+    <w:p>
+      <w:pPr>
+        <w:pStyle w:val="Bibliography"/>
+      </w:pPr>
+      <w:r>
+        <w:t xml:space="preserve">[33]</w:t>
       </w:r>
       <w:r>
         <w:t xml:space="preserve"> </w:t>
@@ -5440,7 +5516,7 @@
       <w:r>
         <w:t xml:space="preserve"> </w:t>
       </w:r>
-      <w:hyperlink r:id="rId117">
+      <w:hyperlink r:id="rId119">
         <w:r>
           <w:rPr>
             <w:rStyle w:val="Hyperlink"/>
@@ -5455,14 +5531,14 @@
         <w:t xml:space="preserve">2003–2024.</w:t>
       </w:r>
     </w:p>
-    <w:bookmarkEnd w:id="118"/>
-    <w:bookmarkStart w:id="120" w:name="ref-igraph_package"/>
-    <w:p>
-      <w:pPr>
-        <w:pStyle w:val="Bibliography"/>
-      </w:pPr>
-      <w:r>
-        <w:t xml:space="preserve">[33]</w:t>
+    <w:bookmarkEnd w:id="120"/>
+    <w:bookmarkStart w:id="122" w:name="ref-igraph_package"/>
+    <w:p>
+      <w:pPr>
+        <w:pStyle w:val="Bibliography"/>
+      </w:pPr>
+      <w:r>
+        <w:t xml:space="preserve">[34]</w:t>
       </w:r>
       <w:r>
         <w:t xml:space="preserve"> </w:t>
@@ -5476,7 +5552,7 @@
       <w:r>
         <w:t xml:space="preserve"> </w:t>
       </w:r>
-      <w:hyperlink r:id="rId119">
+      <w:hyperlink r:id="rId121">
         <w:r>
           <w:rPr>
             <w:rStyle w:val="Hyperlink"/>
@@ -5488,14 +5564,14 @@
         <w:t xml:space="preserve">. InterJournal 2006;Complex Systems:1695.</w:t>
       </w:r>
     </w:p>
-    <w:bookmarkEnd w:id="120"/>
-    <w:bookmarkStart w:id="122" w:name="ref-Anderson_2017"/>
-    <w:p>
-      <w:pPr>
-        <w:pStyle w:val="Bibliography"/>
-      </w:pPr>
-      <w:r>
-        <w:t xml:space="preserve">[34]</w:t>
+    <w:bookmarkEnd w:id="122"/>
+    <w:bookmarkStart w:id="124" w:name="ref-Anderson_2017"/>
+    <w:p>
+      <w:pPr>
+        <w:pStyle w:val="Bibliography"/>
+      </w:pPr>
+      <w:r>
+        <w:t xml:space="preserve">[35]</w:t>
       </w:r>
       <w:r>
         <w:t xml:space="preserve"> </w:t>
@@ -5509,7 +5585,7 @@
       <w:r>
         <w:t xml:space="preserve"> </w:t>
       </w:r>
-      <w:hyperlink r:id="rId121">
+      <w:hyperlink r:id="rId123">
         <w:r>
           <w:rPr>
             <w:rStyle w:val="Hyperlink"/>
@@ -5521,14 +5597,14 @@
         <w:t xml:space="preserve">.</w:t>
       </w:r>
     </w:p>
-    <w:bookmarkEnd w:id="122"/>
-    <w:bookmarkStart w:id="124" w:name="ref-Shennan_Crema_Kerig_2015"/>
-    <w:p>
-      <w:pPr>
-        <w:pStyle w:val="Bibliography"/>
-      </w:pPr>
-      <w:r>
-        <w:t xml:space="preserve">[35]</w:t>
+    <w:bookmarkEnd w:id="124"/>
+    <w:bookmarkStart w:id="126" w:name="ref-Shennan_Crema_Kerig_2015"/>
+    <w:p>
+      <w:pPr>
+        <w:pStyle w:val="Bibliography"/>
+      </w:pPr>
+      <w:r>
+        <w:t xml:space="preserve">[36]</w:t>
       </w:r>
       <w:r>
         <w:t xml:space="preserve"> </w:t>
@@ -5566,7 +5642,7 @@
       <w:r>
         <w:t xml:space="preserve"> </w:t>
       </w:r>
-      <w:hyperlink r:id="rId123">
+      <w:hyperlink r:id="rId125">
         <w:r>
           <w:rPr>
             <w:rStyle w:val="Hyperlink"/>
@@ -5578,14 +5654,14 @@
         <w:t xml:space="preserve">.</w:t>
       </w:r>
     </w:p>
-    <w:bookmarkEnd w:id="124"/>
-    <w:bookmarkStart w:id="125" w:name="ref-newman2004finding"/>
-    <w:p>
-      <w:pPr>
-        <w:pStyle w:val="Bibliography"/>
-      </w:pPr>
-      <w:r>
-        <w:t xml:space="preserve">[36]</w:t>
+    <w:bookmarkEnd w:id="126"/>
+    <w:bookmarkStart w:id="127" w:name="ref-newman2004finding"/>
+    <w:p>
+      <w:pPr>
+        <w:pStyle w:val="Bibliography"/>
+      </w:pPr>
+      <w:r>
+        <w:t xml:space="preserve">[37]</w:t>
       </w:r>
       <w:r>
         <w:t xml:space="preserve"> </w:t>
@@ -5597,14 +5673,14 @@
         <w:t xml:space="preserve">Newman ME, Girvan M. Finding and evaluating community structure in networks. Physical Review E 2004;69:026113.</w:t>
       </w:r>
     </w:p>
-    <w:bookmarkEnd w:id="125"/>
-    <w:bookmarkStart w:id="127" w:name="ref-Finlayson_Warren_2017"/>
-    <w:p>
-      <w:pPr>
-        <w:pStyle w:val="Bibliography"/>
-      </w:pPr>
-      <w:r>
-        <w:t xml:space="preserve">[37]</w:t>
+    <w:bookmarkEnd w:id="127"/>
+    <w:bookmarkStart w:id="129" w:name="ref-Finlayson_Warren_2017"/>
+    <w:p>
+      <w:pPr>
+        <w:pStyle w:val="Bibliography"/>
+      </w:pPr>
+      <w:r>
+        <w:t xml:space="preserve">[38]</w:t>
       </w:r>
       <w:r>
         <w:t xml:space="preserve"> </w:t>
@@ -5618,7 +5694,7 @@
       <w:r>
         <w:t xml:space="preserve"> </w:t>
       </w:r>
-      <w:hyperlink r:id="rId126">
+      <w:hyperlink r:id="rId128">
         <w:r>
           <w:rPr>
             <w:rStyle w:val="Hyperlink"/>
@@ -5630,14 +5706,14 @@
         <w:t xml:space="preserve">. In: Finlayson B, Warren G, editors. The diversity of hunter gatherer pasts. 1st ed., Oxbow Books; 2017, p. 1–14.</w:t>
       </w:r>
     </w:p>
-    <w:bookmarkEnd w:id="127"/>
-    <w:bookmarkStart w:id="129" w:name="ref-Riches_1995"/>
-    <w:p>
-      <w:pPr>
-        <w:pStyle w:val="Bibliography"/>
-      </w:pPr>
-      <w:r>
-        <w:t xml:space="preserve">[38]</w:t>
+    <w:bookmarkEnd w:id="129"/>
+    <w:bookmarkStart w:id="131" w:name="ref-Riches_1995"/>
+    <w:p>
+      <w:pPr>
+        <w:pStyle w:val="Bibliography"/>
+      </w:pPr>
+      <w:r>
+        <w:t xml:space="preserve">[39]</w:t>
       </w:r>
       <w:r>
         <w:t xml:space="preserve"> </w:t>
@@ -5651,7 +5727,7 @@
       <w:r>
         <w:t xml:space="preserve"> </w:t>
       </w:r>
-      <w:hyperlink r:id="rId128">
+      <w:hyperlink r:id="rId130">
         <w:r>
           <w:rPr>
             <w:rStyle w:val="Hyperlink"/>
@@ -5663,14 +5739,14 @@
         <w:t xml:space="preserve">.</w:t>
       </w:r>
     </w:p>
-    <w:bookmarkEnd w:id="129"/>
-    <w:bookmarkStart w:id="131" w:name="ref-Price_Brown_1985"/>
-    <w:p>
-      <w:pPr>
-        <w:pStyle w:val="Bibliography"/>
-      </w:pPr>
-      <w:r>
-        <w:t xml:space="preserve">[39]</w:t>
+    <w:bookmarkEnd w:id="131"/>
+    <w:bookmarkStart w:id="133" w:name="ref-Price_Brown_1985"/>
+    <w:p>
+      <w:pPr>
+        <w:pStyle w:val="Bibliography"/>
+      </w:pPr>
+      <w:r>
+        <w:t xml:space="preserve">[40]</w:t>
       </w:r>
       <w:r>
         <w:t xml:space="preserve"> </w:t>
@@ -5681,7 +5757,7 @@
       <w:r>
         <w:t xml:space="preserve">Price TD, Brown JA. Aspects of hunter–gatherer complexity. In: Price TD, Brown JA, editors. Prehistoric hunters-gatherers, Academic Press; 1985, p. 3–20. https://doi.org/</w:t>
       </w:r>
-      <w:hyperlink r:id="rId130">
+      <w:hyperlink r:id="rId132">
         <w:r>
           <w:rPr>
             <w:rStyle w:val="Hyperlink"/>
@@ -5693,14 +5769,14 @@
         <w:t xml:space="preserve">.</w:t>
       </w:r>
     </w:p>
-    <w:bookmarkEnd w:id="131"/>
-    <w:bookmarkStart w:id="133" w:name="ref-Lane_2017"/>
-    <w:p>
-      <w:pPr>
-        <w:pStyle w:val="Bibliography"/>
-      </w:pPr>
-      <w:r>
-        <w:t xml:space="preserve">[40]</w:t>
+    <w:bookmarkEnd w:id="133"/>
+    <w:bookmarkStart w:id="135" w:name="ref-Lane_2017"/>
+    <w:p>
+      <w:pPr>
+        <w:pStyle w:val="Bibliography"/>
+      </w:pPr>
+      <w:r>
+        <w:t xml:space="preserve">[41]</w:t>
       </w:r>
       <w:r>
         <w:t xml:space="preserve"> </w:t>
@@ -5714,7 +5790,7 @@
       <w:r>
         <w:t xml:space="preserve"> </w:t>
       </w:r>
-      <w:hyperlink r:id="rId132">
+      <w:hyperlink r:id="rId134">
         <w:r>
           <w:rPr>
             <w:rStyle w:val="Hyperlink"/>
@@ -5726,14 +5802,14 @@
         <w:t xml:space="preserve">. In: Finlayson B, Warren G, editors. The diversity of hunter gatherer pasts. 1st ed., Oxbow Books; 2017, p. 185–96.</w:t>
       </w:r>
     </w:p>
-    <w:bookmarkEnd w:id="133"/>
-    <w:bookmarkStart w:id="134" w:name="ref-Pate_2006"/>
-    <w:p>
-      <w:pPr>
-        <w:pStyle w:val="Bibliography"/>
-      </w:pPr>
-      <w:r>
-        <w:t xml:space="preserve">[41]</w:t>
+    <w:bookmarkEnd w:id="135"/>
+    <w:bookmarkStart w:id="136" w:name="ref-Pate_2006"/>
+    <w:p>
+      <w:pPr>
+        <w:pStyle w:val="Bibliography"/>
+      </w:pPr>
+      <w:r>
+        <w:t xml:space="preserve">[42]</w:t>
       </w:r>
       <w:r>
         <w:t xml:space="preserve"> </w:t>
@@ -5745,14 +5821,14 @@
         <w:t xml:space="preserve">Pate F. Hunter-gatherer social complexity at roonka flat, south australia. The social archaeology of australian indigenous societies, Aboriginal Studies Press; 2006, p. 226–41.</w:t>
       </w:r>
     </w:p>
-    <w:bookmarkEnd w:id="134"/>
-    <w:bookmarkStart w:id="136" w:name="ref-Johnson_2014"/>
-    <w:p>
-      <w:pPr>
-        <w:pStyle w:val="Bibliography"/>
-      </w:pPr>
-      <w:r>
-        <w:t xml:space="preserve">[42]</w:t>
+    <w:bookmarkEnd w:id="136"/>
+    <w:bookmarkStart w:id="138" w:name="ref-Johnson_2014"/>
+    <w:p>
+      <w:pPr>
+        <w:pStyle w:val="Bibliography"/>
+      </w:pPr>
+      <w:r>
+        <w:t xml:space="preserve">[43]</w:t>
       </w:r>
       <w:r>
         <w:t xml:space="preserve"> </w:t>
@@ -5766,7 +5842,7 @@
       <w:r>
         <w:t xml:space="preserve"> </w:t>
       </w:r>
-      <w:hyperlink r:id="rId135">
+      <w:hyperlink r:id="rId137">
         <w:r>
           <w:rPr>
             <w:rStyle w:val="Hyperlink"/>
@@ -5778,14 +5854,14 @@
         <w:t xml:space="preserve">.</w:t>
       </w:r>
     </w:p>
-    <w:bookmarkEnd w:id="136"/>
-    <w:bookmarkStart w:id="138" w:name="ref-Singh_Glowacki_2022"/>
-    <w:p>
-      <w:pPr>
-        <w:pStyle w:val="Bibliography"/>
-      </w:pPr>
-      <w:r>
-        <w:t xml:space="preserve">[43]</w:t>
+    <w:bookmarkEnd w:id="138"/>
+    <w:bookmarkStart w:id="140" w:name="ref-Singh_Glowacki_2022"/>
+    <w:p>
+      <w:pPr>
+        <w:pStyle w:val="Bibliography"/>
+      </w:pPr>
+      <w:r>
+        <w:t xml:space="preserve">[44]</w:t>
       </w:r>
       <w:r>
         <w:t xml:space="preserve"> </w:t>
@@ -5796,7 +5872,7 @@
       <w:r>
         <w:t xml:space="preserve">Singh M, Glowacki L. Human social organization during the late pleistocene: Beyond the nomadic-egalitarian model. Evolution and Human Behavior 2022;43:418–31. https://doi.org/</w:t>
       </w:r>
-      <w:hyperlink r:id="rId137">
+      <w:hyperlink r:id="rId139">
         <w:r>
           <w:rPr>
             <w:rStyle w:val="Hyperlink"/>
@@ -5808,14 +5884,14 @@
         <w:t xml:space="preserve">.</w:t>
       </w:r>
     </w:p>
-    <w:bookmarkEnd w:id="138"/>
-    <w:bookmarkStart w:id="140" w:name="ref-Schwendler_2012"/>
-    <w:p>
-      <w:pPr>
-        <w:pStyle w:val="Bibliography"/>
-      </w:pPr>
-      <w:r>
-        <w:t xml:space="preserve">[44]</w:t>
+    <w:bookmarkEnd w:id="140"/>
+    <w:bookmarkStart w:id="142" w:name="ref-Schwendler_2012"/>
+    <w:p>
+      <w:pPr>
+        <w:pStyle w:val="Bibliography"/>
+      </w:pPr>
+      <w:r>
+        <w:t xml:space="preserve">[45]</w:t>
       </w:r>
       <w:r>
         <w:t xml:space="preserve"> </w:t>
@@ -5826,7 +5902,7 @@
       <w:r>
         <w:t xml:space="preserve">Schwendler RH. Diversity in social organization across magdalenian western europe ca. 17–12,000 BP. Quaternary International 2012;272–273:333–53. https://doi.org/</w:t>
       </w:r>
-      <w:hyperlink r:id="rId139">
+      <w:hyperlink r:id="rId141">
         <w:r>
           <w:rPr>
             <w:rStyle w:val="Hyperlink"/>
@@ -5838,14 +5914,14 @@
         <w:t xml:space="preserve">.</w:t>
       </w:r>
     </w:p>
-    <w:bookmarkEnd w:id="140"/>
-    <w:bookmarkStart w:id="142" w:name="ref-Morwood_1987"/>
-    <w:p>
-      <w:pPr>
-        <w:pStyle w:val="Bibliography"/>
-      </w:pPr>
-      <w:r>
-        <w:t xml:space="preserve">[45]</w:t>
+    <w:bookmarkEnd w:id="142"/>
+    <w:bookmarkStart w:id="144" w:name="ref-Morwood_1987"/>
+    <w:p>
+      <w:pPr>
+        <w:pStyle w:val="Bibliography"/>
+      </w:pPr>
+      <w:r>
+        <w:t xml:space="preserve">[46]</w:t>
       </w:r>
       <w:r>
         <w:t xml:space="preserve"> </w:t>
@@ -5859,7 +5935,7 @@
       <w:r>
         <w:t xml:space="preserve"> </w:t>
       </w:r>
-      <w:hyperlink r:id="rId141">
+      <w:hyperlink r:id="rId143">
         <w:r>
           <w:rPr>
             <w:rStyle w:val="Hyperlink"/>
@@ -5871,14 +5947,14 @@
         <w:t xml:space="preserve">.</w:t>
       </w:r>
     </w:p>
-    <w:bookmarkEnd w:id="142"/>
-    <w:bookmarkStart w:id="144" w:name="ref-Mattson_2021"/>
-    <w:p>
-      <w:pPr>
-        <w:pStyle w:val="Bibliography"/>
-      </w:pPr>
-      <w:r>
-        <w:t xml:space="preserve">[46]</w:t>
+    <w:bookmarkEnd w:id="144"/>
+    <w:bookmarkStart w:id="146" w:name="ref-Mattson_2021"/>
+    <w:p>
+      <w:pPr>
+        <w:pStyle w:val="Bibliography"/>
+      </w:pPr>
+      <w:r>
+        <w:t xml:space="preserve">[47]</w:t>
       </w:r>
       <w:r>
         <w:t xml:space="preserve"> </w:t>
@@ -5892,7 +5968,7 @@
       <w:r>
         <w:t xml:space="preserve"> </w:t>
       </w:r>
-      <w:hyperlink r:id="rId143">
+      <w:hyperlink r:id="rId145">
         <w:r>
           <w:rPr>
             <w:rStyle w:val="Hyperlink"/>
@@ -5904,14 +5980,14 @@
         <w:t xml:space="preserve">.</w:t>
       </w:r>
     </w:p>
-    <w:bookmarkEnd w:id="144"/>
-    <w:bookmarkStart w:id="145" w:name="ref-Larsson_2006"/>
-    <w:p>
-      <w:pPr>
-        <w:pStyle w:val="Bibliography"/>
-      </w:pPr>
-      <w:r>
-        <w:t xml:space="preserve">[47]</w:t>
+    <w:bookmarkEnd w:id="146"/>
+    <w:bookmarkStart w:id="147" w:name="ref-Larsson_2006"/>
+    <w:p>
+      <w:pPr>
+        <w:pStyle w:val="Bibliography"/>
+      </w:pPr>
+      <w:r>
+        <w:t xml:space="preserve">[48]</w:t>
       </w:r>
       <w:r>
         <w:t xml:space="preserve"> </w:t>
@@ -5923,14 +5999,14 @@
         <w:t xml:space="preserve">Larsson L. A tooth for a tooth: Tooth ornaments from the graves at the cemeteries of zvejnieki. Back to the origin: New research in the mesolithic-neolithic zvejnieki cemetery and environment, northern latvia, vol. 52, Almqvist &amp; Wiksell International; 2006, p. 253–87.</w:t>
       </w:r>
     </w:p>
-    <w:bookmarkEnd w:id="145"/>
-    <w:bookmarkStart w:id="147" w:name="ref-Moore_2010"/>
-    <w:p>
-      <w:pPr>
-        <w:pStyle w:val="Bibliography"/>
-      </w:pPr>
-      <w:r>
-        <w:t xml:space="preserve">[48]</w:t>
+    <w:bookmarkEnd w:id="147"/>
+    <w:bookmarkStart w:id="149" w:name="ref-Moore_2010"/>
+    <w:p>
+      <w:pPr>
+        <w:pStyle w:val="Bibliography"/>
+      </w:pPr>
+      <w:r>
+        <w:t xml:space="preserve">[49]</w:t>
       </w:r>
       <w:r>
         <w:t xml:space="preserve"> </w:t>
@@ -5944,7 +6020,7 @@
       <w:r>
         <w:t xml:space="preserve"> </w:t>
       </w:r>
-      <w:hyperlink r:id="rId146">
+      <w:hyperlink r:id="rId148">
         <w:r>
           <w:rPr>
             <w:rStyle w:val="Hyperlink"/>
@@ -5956,14 +6032,14 @@
         <w:t xml:space="preserve">.</w:t>
       </w:r>
     </w:p>
-    <w:bookmarkEnd w:id="147"/>
-    <w:bookmarkStart w:id="149" w:name="ref-Alfonso-Durrruty_Giles_Misarti2015"/>
-    <w:p>
-      <w:pPr>
-        <w:pStyle w:val="Bibliography"/>
-      </w:pPr>
-      <w:r>
-        <w:t xml:space="preserve">[49]</w:t>
+    <w:bookmarkEnd w:id="149"/>
+    <w:bookmarkStart w:id="151" w:name="ref-Alfonso-Durrruty_Giles_Misarti2015"/>
+    <w:p>
+      <w:pPr>
+        <w:pStyle w:val="Bibliography"/>
+      </w:pPr>
+      <w:r>
+        <w:t xml:space="preserve">[50]</w:t>
       </w:r>
       <w:r>
         <w:t xml:space="preserve"> </w:t>
@@ -5977,7 +6053,7 @@
       <w:r>
         <w:t xml:space="preserve"> </w:t>
       </w:r>
-      <w:hyperlink r:id="rId148">
+      <w:hyperlink r:id="rId150">
         <w:r>
           <w:rPr>
             <w:rStyle w:val="Hyperlink"/>
@@ -5989,14 +6065,14 @@
         <w:t xml:space="preserve">.</w:t>
       </w:r>
     </w:p>
-    <w:bookmarkEnd w:id="149"/>
-    <w:bookmarkStart w:id="150" w:name="ref-Vanhaeren_2005"/>
-    <w:p>
-      <w:pPr>
-        <w:pStyle w:val="Bibliography"/>
-      </w:pPr>
-      <w:r>
-        <w:t xml:space="preserve">[50]</w:t>
+    <w:bookmarkEnd w:id="151"/>
+    <w:bookmarkStart w:id="152" w:name="ref-Vanhaeren_2005"/>
+    <w:p>
+      <w:pPr>
+        <w:pStyle w:val="Bibliography"/>
+      </w:pPr>
+      <w:r>
+        <w:t xml:space="preserve">[51]</w:t>
       </w:r>
       <w:r>
         <w:t xml:space="preserve"> </w:t>
@@ -6008,14 +6084,14 @@
         <w:t xml:space="preserve">Vanhaeren M. Speaking with beads: The evolutionary significance of personal ornaments. In: d’Errico F, Backwell L, editors. From tools to symbols: From early hominids to modern humans, Wits University Press; 2005, p. 525–54.</w:t>
       </w:r>
     </w:p>
-    <w:bookmarkEnd w:id="150"/>
-    <w:bookmarkStart w:id="152" w:name="ref-Conkey_1985"/>
-    <w:p>
-      <w:pPr>
-        <w:pStyle w:val="Bibliography"/>
-      </w:pPr>
-      <w:r>
-        <w:t xml:space="preserve">[51]</w:t>
+    <w:bookmarkEnd w:id="152"/>
+    <w:bookmarkStart w:id="154" w:name="ref-Conkey_1985"/>
+    <w:p>
+      <w:pPr>
+        <w:pStyle w:val="Bibliography"/>
+      </w:pPr>
+      <w:r>
+        <w:t xml:space="preserve">[52]</w:t>
       </w:r>
       <w:r>
         <w:t xml:space="preserve"> </w:t>
@@ -6026,7 +6102,7 @@
       <w:r>
         <w:t xml:space="preserve">Conkey M. Ritual communication, social elaboration, and the variable trajectories of paleolithic material culture. In: Price TD, Brown JA, editors. Prehistoric hunters-gatherers, Academic Press; 1985, p. 299–323. https://doi.org/</w:t>
       </w:r>
-      <w:hyperlink r:id="rId151">
+      <w:hyperlink r:id="rId153">
         <w:r>
           <w:rPr>
             <w:rStyle w:val="Hyperlink"/>
@@ -6038,14 +6114,14 @@
         <w:t xml:space="preserve">.</w:t>
       </w:r>
     </w:p>
-    <w:bookmarkEnd w:id="152"/>
-    <w:bookmarkStart w:id="153" w:name="ref-Conkey_1978"/>
-    <w:p>
-      <w:pPr>
-        <w:pStyle w:val="Bibliography"/>
-      </w:pPr>
-      <w:r>
-        <w:t xml:space="preserve">[52]</w:t>
+    <w:bookmarkEnd w:id="154"/>
+    <w:bookmarkStart w:id="155" w:name="ref-Conkey_1978"/>
+    <w:p>
+      <w:pPr>
+        <w:pStyle w:val="Bibliography"/>
+      </w:pPr>
+      <w:r>
+        <w:t xml:space="preserve">[53]</w:t>
       </w:r>
       <w:r>
         <w:t xml:space="preserve"> </w:t>
@@ -6057,14 +6133,14 @@
         <w:t xml:space="preserve">Conkey M. Style and information in cultural evolution: Toward a predictive model for the paleolithic. Social archaeology: Beyond subsistence and dating, New York: Academic Press; 1978, p. 61–85.</w:t>
       </w:r>
     </w:p>
-    <w:bookmarkEnd w:id="153"/>
-    <w:bookmarkStart w:id="155" w:name="ref-Tilley_1982"/>
-    <w:p>
-      <w:pPr>
-        <w:pStyle w:val="Bibliography"/>
-      </w:pPr>
-      <w:r>
-        <w:t xml:space="preserve">[53]</w:t>
+    <w:bookmarkEnd w:id="155"/>
+    <w:bookmarkStart w:id="157" w:name="ref-Tilley_1982"/>
+    <w:p>
+      <w:pPr>
+        <w:pStyle w:val="Bibliography"/>
+      </w:pPr>
+      <w:r>
+        <w:t xml:space="preserve">[54]</w:t>
       </w:r>
       <w:r>
         <w:t xml:space="preserve"> </w:t>
@@ -6078,7 +6154,7 @@
       <w:r>
         <w:t xml:space="preserve"> </w:t>
       </w:r>
-      <w:hyperlink r:id="rId154">
+      <w:hyperlink r:id="rId156">
         <w:r>
           <w:rPr>
             <w:rStyle w:val="Hyperlink"/>
@@ -6090,14 +6166,14 @@
         <w:t xml:space="preserve">.</w:t>
       </w:r>
     </w:p>
-    <w:bookmarkEnd w:id="155"/>
-    <w:bookmarkStart w:id="157" w:name="ref-Hodder1979"/>
-    <w:p>
-      <w:pPr>
-        <w:pStyle w:val="Bibliography"/>
-      </w:pPr>
-      <w:r>
-        <w:t xml:space="preserve">[54]</w:t>
+    <w:bookmarkEnd w:id="157"/>
+    <w:bookmarkStart w:id="159" w:name="ref-Hodder1979"/>
+    <w:p>
+      <w:pPr>
+        <w:pStyle w:val="Bibliography"/>
+      </w:pPr>
+      <w:r>
+        <w:t xml:space="preserve">[55]</w:t>
       </w:r>
       <w:r>
         <w:t xml:space="preserve"> </w:t>
@@ -6111,7 +6187,7 @@
       <w:r>
         <w:t xml:space="preserve"> </w:t>
       </w:r>
-      <w:hyperlink r:id="rId156">
+      <w:hyperlink r:id="rId158">
         <w:r>
           <w:rPr>
             <w:rStyle w:val="Hyperlink"/>
@@ -6123,14 +6199,14 @@
         <w:t xml:space="preserve">. American Antiquity 1979;44:446–54.</w:t>
       </w:r>
     </w:p>
-    <w:bookmarkEnd w:id="157"/>
-    <w:bookmarkStart w:id="159" w:name="ref-Hodder1977"/>
-    <w:p>
-      <w:pPr>
-        <w:pStyle w:val="Bibliography"/>
-      </w:pPr>
-      <w:r>
-        <w:t xml:space="preserve">[55]</w:t>
+    <w:bookmarkEnd w:id="159"/>
+    <w:bookmarkStart w:id="161" w:name="ref-Hodder1977"/>
+    <w:p>
+      <w:pPr>
+        <w:pStyle w:val="Bibliography"/>
+      </w:pPr>
+      <w:r>
+        <w:t xml:space="preserve">[56]</w:t>
       </w:r>
       <w:r>
         <w:t xml:space="preserve"> </w:t>
@@ -6144,7 +6220,7 @@
       <w:r>
         <w:t xml:space="preserve"> </w:t>
       </w:r>
-      <w:hyperlink r:id="rId158">
+      <w:hyperlink r:id="rId160">
         <w:r>
           <w:rPr>
             <w:rStyle w:val="Hyperlink"/>
@@ -6156,14 +6232,14 @@
         <w:t xml:space="preserve">. Man 1977;12:239–69.</w:t>
       </w:r>
     </w:p>
-    <w:bookmarkEnd w:id="159"/>
-    <w:bookmarkStart w:id="160" w:name="ref-Binford_1990"/>
-    <w:p>
-      <w:pPr>
-        <w:pStyle w:val="Bibliography"/>
-      </w:pPr>
-      <w:r>
-        <w:t xml:space="preserve">[56]</w:t>
+    <w:bookmarkEnd w:id="161"/>
+    <w:bookmarkStart w:id="162" w:name="ref-Binford_1990"/>
+    <w:p>
+      <w:pPr>
+        <w:pStyle w:val="Bibliography"/>
+      </w:pPr>
+      <w:r>
+        <w:t xml:space="preserve">[57]</w:t>
       </w:r>
       <w:r>
         <w:t xml:space="preserve"> </w:t>
@@ -6175,14 +6251,14 @@
         <w:t xml:space="preserve">Binford LR. Mobility, housing, and environment: A comparative study. Journal of Anthropological Research 1990;46:119–52.</w:t>
       </w:r>
     </w:p>
-    <w:bookmarkEnd w:id="160"/>
-    <w:bookmarkStart w:id="161" w:name="ref-Kelly_1983"/>
-    <w:p>
-      <w:pPr>
-        <w:pStyle w:val="Bibliography"/>
-      </w:pPr>
-      <w:r>
-        <w:t xml:space="preserve">[57]</w:t>
+    <w:bookmarkEnd w:id="162"/>
+    <w:bookmarkStart w:id="163" w:name="ref-Kelly_1983"/>
+    <w:p>
+      <w:pPr>
+        <w:pStyle w:val="Bibliography"/>
+      </w:pPr>
+      <w:r>
+        <w:t xml:space="preserve">[58]</w:t>
       </w:r>
       <w:r>
         <w:t xml:space="preserve"> </w:t>
@@ -6194,14 +6270,14 @@
         <w:t xml:space="preserve">Kelly RL. Hunter-gatherer mobility strategies. Journal of Anthropological Research 1983;39:277–306.</w:t>
       </w:r>
     </w:p>
-    <w:bookmarkEnd w:id="161"/>
-    <w:bookmarkStart w:id="163" w:name="ref-Padilla-Iglesias_Bischoff_2024"/>
-    <w:p>
-      <w:pPr>
-        <w:pStyle w:val="Bibliography"/>
-      </w:pPr>
-      <w:r>
-        <w:t xml:space="preserve">[58]</w:t>
+    <w:bookmarkEnd w:id="163"/>
+    <w:bookmarkStart w:id="165" w:name="ref-Padilla-Iglesias_Bischoff_2024"/>
+    <w:p>
+      <w:pPr>
+        <w:pStyle w:val="Bibliography"/>
+      </w:pPr>
+      <w:r>
+        <w:t xml:space="preserve">[59]</w:t>
       </w:r>
       <w:r>
         <w:t xml:space="preserve"> </w:t>
@@ -6212,7 +6288,7 @@
       <w:r>
         <w:t xml:space="preserve">Padilla-Iglesias C, Bischoff RJ. Hunter-gatherer mobility patterns influence the reconstruction of social networks from archaeological assemblages. Journal of Archaeological Science: Reports 2024;59:104798. https://doi.org/</w:t>
       </w:r>
-      <w:hyperlink r:id="rId162">
+      <w:hyperlink r:id="rId164">
         <w:r>
           <w:rPr>
             <w:rStyle w:val="Hyperlink"/>
@@ -6224,14 +6300,14 @@
         <w:t xml:space="preserve">.</w:t>
       </w:r>
     </w:p>
-    <w:bookmarkEnd w:id="163"/>
-    <w:bookmarkStart w:id="165" w:name="ref-Whallon_2006"/>
-    <w:p>
-      <w:pPr>
-        <w:pStyle w:val="Bibliography"/>
-      </w:pPr>
-      <w:r>
-        <w:t xml:space="preserve">[59]</w:t>
+    <w:bookmarkEnd w:id="165"/>
+    <w:bookmarkStart w:id="167" w:name="ref-Whallon_2006"/>
+    <w:p>
+      <w:pPr>
+        <w:pStyle w:val="Bibliography"/>
+      </w:pPr>
+      <w:r>
+        <w:t xml:space="preserve">[60]</w:t>
       </w:r>
       <w:r>
         <w:t xml:space="preserve"> </w:t>
@@ -6254,7 +6330,7 @@
       <w:r>
         <w:t xml:space="preserve"> </w:t>
       </w:r>
-      <w:hyperlink r:id="rId164">
+      <w:hyperlink r:id="rId166">
         <w:r>
           <w:rPr>
             <w:rStyle w:val="Hyperlink"/>
@@ -6266,14 +6342,14 @@
         <w:t xml:space="preserve">.</w:t>
       </w:r>
     </w:p>
-    <w:bookmarkEnd w:id="165"/>
-    <w:bookmarkStart w:id="166" w:name="ref-Fitzhugh_Phillips_Gjesfeld_2011"/>
-    <w:p>
-      <w:pPr>
-        <w:pStyle w:val="Bibliography"/>
-      </w:pPr>
-      <w:r>
-        <w:t xml:space="preserve">[60]</w:t>
+    <w:bookmarkEnd w:id="167"/>
+    <w:bookmarkStart w:id="168" w:name="ref-Fitzhugh_Phillips_Gjesfeld_2011"/>
+    <w:p>
+      <w:pPr>
+        <w:pStyle w:val="Bibliography"/>
+      </w:pPr>
+      <w:r>
+        <w:t xml:space="preserve">[61]</w:t>
       </w:r>
       <w:r>
         <w:t xml:space="preserve"> </w:t>
@@ -6285,14 +6361,14 @@
         <w:t xml:space="preserve">Fitzhugh B, Phillips SC, Gjesfeld E. Modeling hunter-gatherer information networks: An archaeological case study from the kuril islands. Information and its role in hunter-gatherer bands, Cotsen Institute of Archaeology Press at UCLA; 2011, p. 89–115.</w:t>
       </w:r>
     </w:p>
-    <w:bookmarkEnd w:id="166"/>
-    <w:bookmarkStart w:id="168" w:name="ref-Lovis_Donahue_2011"/>
-    <w:p>
-      <w:pPr>
-        <w:pStyle w:val="Bibliography"/>
-      </w:pPr>
-      <w:r>
-        <w:t xml:space="preserve">[61]</w:t>
+    <w:bookmarkEnd w:id="168"/>
+    <w:bookmarkStart w:id="170" w:name="ref-Lovis_Donahue_2011"/>
+    <w:p>
+      <w:pPr>
+        <w:pStyle w:val="Bibliography"/>
+      </w:pPr>
+      <w:r>
+        <w:t xml:space="preserve">[62]</w:t>
       </w:r>
       <w:r>
         <w:t xml:space="preserve"> </w:t>
@@ -6306,7 +6382,7 @@
       <w:r>
         <w:t xml:space="preserve"> </w:t>
       </w:r>
-      <w:hyperlink r:id="rId167">
+      <w:hyperlink r:id="rId169">
         <w:r>
           <w:rPr>
             <w:rStyle w:val="Hyperlink"/>
@@ -6318,14 +6394,14 @@
         <w:t xml:space="preserve">.</w:t>
       </w:r>
     </w:p>
-    <w:bookmarkEnd w:id="168"/>
-    <w:bookmarkStart w:id="170" w:name="ref-Hitchcock_Ebert_2011"/>
-    <w:p>
-      <w:pPr>
-        <w:pStyle w:val="Bibliography"/>
-      </w:pPr>
-      <w:r>
-        <w:t xml:space="preserve">[62]</w:t>
+    <w:bookmarkEnd w:id="170"/>
+    <w:bookmarkStart w:id="172" w:name="ref-Hitchcock_Ebert_2011"/>
+    <w:p>
+      <w:pPr>
+        <w:pStyle w:val="Bibliography"/>
+      </w:pPr>
+      <w:r>
+        <w:t xml:space="preserve">[63]</w:t>
       </w:r>
       <w:r>
         <w:t xml:space="preserve"> </w:t>
@@ -6339,7 +6415,7 @@
       <w:r>
         <w:t xml:space="preserve"> </w:t>
       </w:r>
-      <w:hyperlink r:id="rId169">
+      <w:hyperlink r:id="rId171">
         <w:r>
           <w:rPr>
             <w:rStyle w:val="Hyperlink"/>
@@ -6351,14 +6427,14 @@
         <w:t xml:space="preserve">.</w:t>
       </w:r>
     </w:p>
-    <w:bookmarkEnd w:id="170"/>
-    <w:bookmarkStart w:id="172" w:name="ref-Romano_Lozano_Fern2022"/>
-    <w:p>
-      <w:pPr>
-        <w:pStyle w:val="Bibliography"/>
-      </w:pPr>
-      <w:r>
-        <w:t xml:space="preserve">[63]</w:t>
+    <w:bookmarkEnd w:id="172"/>
+    <w:bookmarkStart w:id="174" w:name="ref-Romano_Lozano_Fern2022"/>
+    <w:p>
+      <w:pPr>
+        <w:pStyle w:val="Bibliography"/>
+      </w:pPr>
+      <w:r>
+        <w:t xml:space="preserve">[64]</w:t>
       </w:r>
       <w:r>
         <w:t xml:space="preserve"> </w:t>
@@ -6369,7 +6445,7 @@
       <w:r>
         <w:t xml:space="preserve">Romano V, Lozano S, Fernández-López de Pablo J. Reconstructing social networks of late glacial and holocene hunter–gatherers to understand cultural evolution. Philosophical Transactions of the Royal Society B 2022;377. https://doi.org/</w:t>
       </w:r>
-      <w:hyperlink r:id="rId171">
+      <w:hyperlink r:id="rId173">
         <w:r>
           <w:rPr>
             <w:rStyle w:val="Hyperlink"/>
@@ -6381,14 +6457,14 @@
         <w:t xml:space="preserve">.</w:t>
       </w:r>
     </w:p>
-    <w:bookmarkEnd w:id="172"/>
-    <w:bookmarkStart w:id="174" w:name="ref-Kelly_2024"/>
-    <w:p>
-      <w:pPr>
-        <w:pStyle w:val="Bibliography"/>
-      </w:pPr>
-      <w:r>
-        <w:t xml:space="preserve">[64]</w:t>
+    <w:bookmarkEnd w:id="174"/>
+    <w:bookmarkStart w:id="176" w:name="ref-Kelly_2024"/>
+    <w:p>
+      <w:pPr>
+        <w:pStyle w:val="Bibliography"/>
+      </w:pPr>
+      <w:r>
+        <w:t xml:space="preserve">[65]</w:t>
       </w:r>
       <w:r>
         <w:t xml:space="preserve"> </w:t>
@@ -6402,7 +6478,7 @@
       <w:r>
         <w:t xml:space="preserve"> </w:t>
       </w:r>
-      <w:hyperlink r:id="rId173">
+      <w:hyperlink r:id="rId175">
         <w:r>
           <w:rPr>
             <w:rStyle w:val="Hyperlink"/>
@@ -6414,14 +6490,14 @@
         <w:t xml:space="preserve">.</w:t>
       </w:r>
     </w:p>
-    <w:bookmarkEnd w:id="174"/>
-    <w:bookmarkStart w:id="176" w:name="ref-Kinahan_2013"/>
-    <w:p>
-      <w:pPr>
-        <w:pStyle w:val="Bibliography"/>
-      </w:pPr>
-      <w:r>
-        <w:t xml:space="preserve">[65]</w:t>
+    <w:bookmarkEnd w:id="176"/>
+    <w:bookmarkStart w:id="178" w:name="ref-Kinahan_2013"/>
+    <w:p>
+      <w:pPr>
+        <w:pStyle w:val="Bibliography"/>
+      </w:pPr>
+      <w:r>
+        <w:t xml:space="preserve">[66]</w:t>
       </w:r>
       <w:r>
         <w:t xml:space="preserve"> </w:t>
@@ -6435,7 +6511,7 @@
       <w:r>
         <w:t xml:space="preserve"> </w:t>
       </w:r>
-      <w:hyperlink r:id="rId175">
+      <w:hyperlink r:id="rId177">
         <w:r>
           <w:rPr>
             <w:rStyle w:val="Hyperlink"/>
@@ -6447,14 +6523,14 @@
         <w:t xml:space="preserve">.</w:t>
       </w:r>
     </w:p>
-    <w:bookmarkEnd w:id="176"/>
-    <w:bookmarkStart w:id="178" w:name="ref-Newlander_2012"/>
-    <w:p>
-      <w:pPr>
-        <w:pStyle w:val="Bibliography"/>
-      </w:pPr>
-      <w:r>
-        <w:t xml:space="preserve">[66]</w:t>
+    <w:bookmarkEnd w:id="178"/>
+    <w:bookmarkStart w:id="180" w:name="ref-Newlander_2012"/>
+    <w:p>
+      <w:pPr>
+        <w:pStyle w:val="Bibliography"/>
+      </w:pPr>
+      <w:r>
+        <w:t xml:space="preserve">[67]</w:t>
       </w:r>
       <w:r>
         <w:t xml:space="preserve"> </w:t>
@@ -6468,7 +6544,7 @@
       <w:r>
         <w:t xml:space="preserve"> </w:t>
       </w:r>
-      <w:hyperlink r:id="rId177">
+      <w:hyperlink r:id="rId179">
         <w:r>
           <w:rPr>
             <w:rStyle w:val="Hyperlink"/>
@@ -6480,14 +6556,14 @@
         <w:t xml:space="preserve">. Ph.D. University of Michigan, 2012.</w:t>
       </w:r>
     </w:p>
-    <w:bookmarkEnd w:id="178"/>
-    <w:bookmarkStart w:id="180" w:name="ref-Iizuka_Ferguson_Izuho_2022"/>
-    <w:p>
-      <w:pPr>
-        <w:pStyle w:val="Bibliography"/>
-      </w:pPr>
-      <w:r>
-        <w:t xml:space="preserve">[67]</w:t>
+    <w:bookmarkEnd w:id="180"/>
+    <w:bookmarkStart w:id="182" w:name="ref-Iizuka_Ferguson_Izuho_2022"/>
+    <w:p>
+      <w:pPr>
+        <w:pStyle w:val="Bibliography"/>
+      </w:pPr>
+      <w:r>
+        <w:t xml:space="preserve">[68]</w:t>
       </w:r>
       <w:r>
         <w:t xml:space="preserve"> </w:t>
@@ -6501,7 +6577,7 @@
       <w:r>
         <w:t xml:space="preserve"> </w:t>
       </w:r>
-      <w:hyperlink r:id="rId179">
+      <w:hyperlink r:id="rId181">
         <w:r>
           <w:rPr>
             <w:rStyle w:val="Hyperlink"/>
@@ -6513,14 +6589,14 @@
         <w:t xml:space="preserve">.</w:t>
       </w:r>
     </w:p>
-    <w:bookmarkEnd w:id="180"/>
-    <w:bookmarkStart w:id="182" w:name="ref-conkley_agg"/>
-    <w:p>
-      <w:pPr>
-        <w:pStyle w:val="Bibliography"/>
-      </w:pPr>
-      <w:r>
-        <w:t xml:space="preserve">[68]</w:t>
+    <w:bookmarkEnd w:id="182"/>
+    <w:bookmarkStart w:id="184" w:name="ref-conkley_agg"/>
+    <w:p>
+      <w:pPr>
+        <w:pStyle w:val="Bibliography"/>
+      </w:pPr>
+      <w:r>
+        <w:t xml:space="preserve">[69]</w:t>
       </w:r>
       <w:r>
         <w:t xml:space="preserve"> </w:t>
@@ -6534,7 +6610,7 @@
       <w:r>
         <w:t xml:space="preserve"> </w:t>
       </w:r>
-      <w:hyperlink r:id="rId181">
+      <w:hyperlink r:id="rId183">
         <w:r>
           <w:rPr>
             <w:rStyle w:val="Hyperlink"/>
@@ -6546,14 +6622,14 @@
         <w:t xml:space="preserve">. Current Anthropology 1980;21:609–30.</w:t>
       </w:r>
     </w:p>
-    <w:bookmarkEnd w:id="182"/>
-    <w:bookmarkStart w:id="184" w:name="ref-Maher_Conkey_2019"/>
-    <w:p>
-      <w:pPr>
-        <w:pStyle w:val="Bibliography"/>
-      </w:pPr>
-      <w:r>
-        <w:t xml:space="preserve">[69]</w:t>
+    <w:bookmarkEnd w:id="184"/>
+    <w:bookmarkStart w:id="186" w:name="ref-Maher_Conkey_2019"/>
+    <w:p>
+      <w:pPr>
+        <w:pStyle w:val="Bibliography"/>
+      </w:pPr>
+      <w:r>
+        <w:t xml:space="preserve">[70]</w:t>
       </w:r>
       <w:r>
         <w:t xml:space="preserve"> </w:t>
@@ -6567,7 +6643,7 @@
       <w:r>
         <w:t xml:space="preserve"> </w:t>
       </w:r>
-      <w:hyperlink r:id="rId183">
+      <w:hyperlink r:id="rId185">
         <w:r>
           <w:rPr>
             <w:rStyle w:val="Hyperlink"/>
@@ -6579,14 +6655,14 @@
         <w:t xml:space="preserve">.</w:t>
       </w:r>
     </w:p>
-    <w:bookmarkEnd w:id="184"/>
-    <w:bookmarkStart w:id="185" w:name="ref-bahn1982inter"/>
-    <w:p>
-      <w:pPr>
-        <w:pStyle w:val="Bibliography"/>
-      </w:pPr>
-      <w:r>
-        <w:t xml:space="preserve">[70]</w:t>
+    <w:bookmarkEnd w:id="186"/>
+    <w:bookmarkStart w:id="187" w:name="ref-bahn1982inter"/>
+    <w:p>
+      <w:pPr>
+        <w:pStyle w:val="Bibliography"/>
+      </w:pPr>
+      <w:r>
+        <w:t xml:space="preserve">[71]</w:t>
       </w:r>
       <w:r>
         <w:t xml:space="preserve"> </w:t>
@@ -6598,14 +6674,14 @@
         <w:t xml:space="preserve">Bahn PG. Inter-site and inter-regional links during the upper palaeolithic: The pyrenean evidence. Oxford Journal of Archaeology 1982;1:247–68.</w:t>
       </w:r>
     </w:p>
-    <w:bookmarkEnd w:id="185"/>
-    <w:bookmarkStart w:id="187" w:name="ref-Bourdier_2013"/>
-    <w:p>
-      <w:pPr>
-        <w:pStyle w:val="Bibliography"/>
-      </w:pPr>
-      <w:r>
-        <w:t xml:space="preserve">[71]</w:t>
+    <w:bookmarkEnd w:id="187"/>
+    <w:bookmarkStart w:id="189" w:name="ref-Bourdier_2013"/>
+    <w:p>
+      <w:pPr>
+        <w:pStyle w:val="Bibliography"/>
+      </w:pPr>
+      <w:r>
+        <w:t xml:space="preserve">[72]</w:t>
       </w:r>
       <w:r>
         <w:t xml:space="preserve"> </w:t>
@@ -6619,7 +6695,7 @@
       <w:r>
         <w:t xml:space="preserve"> </w:t>
       </w:r>
-      <w:hyperlink r:id="rId186">
+      <w:hyperlink r:id="rId188">
         <w:r>
           <w:rPr>
             <w:rStyle w:val="Hyperlink"/>
@@ -6631,14 +6707,14 @@
         <w:t xml:space="preserve">.</w:t>
       </w:r>
     </w:p>
-    <w:bookmarkEnd w:id="187"/>
-    <w:bookmarkStart w:id="189" w:name="ref-Svoboda_2013"/>
-    <w:p>
-      <w:pPr>
-        <w:pStyle w:val="Bibliography"/>
-      </w:pPr>
-      <w:r>
-        <w:t xml:space="preserve">[72]</w:t>
+    <w:bookmarkEnd w:id="189"/>
+    <w:bookmarkStart w:id="191" w:name="ref-Svoboda_2013"/>
+    <w:p>
+      <w:pPr>
+        <w:pStyle w:val="Bibliography"/>
+      </w:pPr>
+      <w:r>
+        <w:t xml:space="preserve">[73]</w:t>
       </w:r>
       <w:r>
         <w:t xml:space="preserve"> </w:t>
@@ -6652,7 +6728,7 @@
       <w:r>
         <w:t xml:space="preserve"> </w:t>
       </w:r>
-      <w:hyperlink r:id="rId188">
+      <w:hyperlink r:id="rId190">
         <w:r>
           <w:rPr>
             <w:rStyle w:val="Hyperlink"/>
@@ -6664,14 +6740,14 @@
         <w:t xml:space="preserve">.</w:t>
       </w:r>
     </w:p>
-    <w:bookmarkEnd w:id="189"/>
-    <w:bookmarkStart w:id="190" w:name="ref-white1992rethinking"/>
-    <w:p>
-      <w:pPr>
-        <w:pStyle w:val="Bibliography"/>
-      </w:pPr>
-      <w:r>
-        <w:t xml:space="preserve">[73]</w:t>
+    <w:bookmarkEnd w:id="191"/>
+    <w:bookmarkStart w:id="192" w:name="ref-white1992rethinking"/>
+    <w:p>
+      <w:pPr>
+        <w:pStyle w:val="Bibliography"/>
+      </w:pPr>
+      <w:r>
+        <w:t xml:space="preserve">[74]</w:t>
       </w:r>
       <w:r>
         <w:t xml:space="preserve"> </w:t>
@@ -6683,14 +6759,14 @@
         <w:t xml:space="preserve">White R. Rethinking the middle/upper paleolithic transition. Current Anthropology 1992;33:85–108.</w:t>
       </w:r>
     </w:p>
-    <w:bookmarkEnd w:id="190"/>
-    <w:bookmarkStart w:id="191" w:name="X79d7c52b9cdbe72fc1b94e51c6ee6057d0c4a50"/>
-    <w:p>
-      <w:pPr>
-        <w:pStyle w:val="Bibliography"/>
-      </w:pPr>
-      <w:r>
-        <w:t xml:space="preserve">[74]</w:t>
+    <w:bookmarkEnd w:id="192"/>
+    <w:bookmarkStart w:id="193" w:name="X79d7c52b9cdbe72fc1b94e51c6ee6057d0c4a50"/>
+    <w:p>
+      <w:pPr>
+        <w:pStyle w:val="Bibliography"/>
+      </w:pPr>
+      <w:r>
+        <w:t xml:space="preserve">[75]</w:t>
       </w:r>
       <w:r>
         <w:t xml:space="preserve"> </w:t>
@@ -6702,14 +6778,14 @@
         <w:t xml:space="preserve">Soffer O, Adovasio JM, Enloe JG, Audouze F, Zubrow EBW. The roles of perishable technologies in upper paleolithic lives. The magdalenian household, SUNY Press; 2010, p. 235–44.</w:t>
       </w:r>
     </w:p>
-    <w:bookmarkEnd w:id="191"/>
-    <w:bookmarkStart w:id="193" w:name="ref-montet-white1994"/>
-    <w:p>
-      <w:pPr>
-        <w:pStyle w:val="Bibliography"/>
-      </w:pPr>
-      <w:r>
-        <w:t xml:space="preserve">[75]</w:t>
+    <w:bookmarkEnd w:id="193"/>
+    <w:bookmarkStart w:id="195" w:name="ref-montet-white1994"/>
+    <w:p>
+      <w:pPr>
+        <w:pStyle w:val="Bibliography"/>
+      </w:pPr>
+      <w:r>
+        <w:t xml:space="preserve">[76]</w:t>
       </w:r>
       <w:r>
         <w:t xml:space="preserve"> </w:t>
@@ -6723,7 +6799,7 @@
       <w:r>
         <w:t xml:space="preserve"> </w:t>
       </w:r>
-      <w:hyperlink r:id="rId192">
+      <w:hyperlink r:id="rId194">
         <w:r>
           <w:rPr>
             <w:rStyle w:val="Hyperlink"/>
@@ -6735,14 +6811,14 @@
         <w:t xml:space="preserve">. Annual Review of Anthropology 1994;23:483–508.</w:t>
       </w:r>
     </w:p>
-    <w:bookmarkEnd w:id="193"/>
-    <w:bookmarkStart w:id="195" w:name="ref-Frerebeau_2025"/>
-    <w:p>
-      <w:pPr>
-        <w:pStyle w:val="Bibliography"/>
-      </w:pPr>
-      <w:r>
-        <w:t xml:space="preserve">[76]</w:t>
+    <w:bookmarkEnd w:id="195"/>
+    <w:bookmarkStart w:id="197" w:name="ref-Frerebeau_2025"/>
+    <w:p>
+      <w:pPr>
+        <w:pStyle w:val="Bibliography"/>
+      </w:pPr>
+      <w:r>
+        <w:t xml:space="preserve">[77]</w:t>
       </w:r>
       <w:r>
         <w:t xml:space="preserve"> </w:t>
@@ -6756,7 +6832,7 @@
       <w:r>
         <w:t xml:space="preserve"> </w:t>
       </w:r>
-      <w:hyperlink r:id="rId194">
+      <w:hyperlink r:id="rId196">
         <w:r>
           <w:rPr>
             <w:rStyle w:val="Hyperlink"/>
@@ -6768,14 +6844,14 @@
         <w:t xml:space="preserve">.</w:t>
       </w:r>
     </w:p>
-    <w:bookmarkEnd w:id="195"/>
-    <w:bookmarkStart w:id="197" w:name="ref-Kintigh_1984"/>
-    <w:p>
-      <w:pPr>
-        <w:pStyle w:val="Bibliography"/>
-      </w:pPr>
-      <w:r>
-        <w:t xml:space="preserve">[77]</w:t>
+    <w:bookmarkEnd w:id="197"/>
+    <w:bookmarkStart w:id="199" w:name="ref-Kintigh_1984"/>
+    <w:p>
+      <w:pPr>
+        <w:pStyle w:val="Bibliography"/>
+      </w:pPr>
+      <w:r>
+        <w:t xml:space="preserve">[78]</w:t>
       </w:r>
       <w:r>
         <w:t xml:space="preserve"> </w:t>
@@ -6789,7 +6865,7 @@
       <w:r>
         <w:t xml:space="preserve"> </w:t>
       </w:r>
-      <w:hyperlink r:id="rId196">
+      <w:hyperlink r:id="rId198">
         <w:r>
           <w:rPr>
             <w:rStyle w:val="Hyperlink"/>
@@ -6801,14 +6877,14 @@
         <w:t xml:space="preserve">.</w:t>
       </w:r>
     </w:p>
-    <w:bookmarkEnd w:id="197"/>
-    <w:bookmarkStart w:id="199" w:name="X8c17deb08b87fbfa26556dda630532ff62c8bd1"/>
-    <w:p>
-      <w:pPr>
-        <w:pStyle w:val="Bibliography"/>
-      </w:pPr>
-      <w:r>
-        <w:t xml:space="preserve">[78]</w:t>
+    <w:bookmarkEnd w:id="199"/>
+    <w:bookmarkStart w:id="201" w:name="X8c17deb08b87fbfa26556dda630532ff62c8bd1"/>
+    <w:p>
+      <w:pPr>
+        <w:pStyle w:val="Bibliography"/>
+      </w:pPr>
+      <w:r>
+        <w:t xml:space="preserve">[79]</w:t>
       </w:r>
       <w:r>
         <w:t xml:space="preserve"> </w:t>
@@ -6822,7 +6898,7 @@
       <w:r>
         <w:t xml:space="preserve"> </w:t>
       </w:r>
-      <w:hyperlink r:id="rId198">
+      <w:hyperlink r:id="rId200">
         <w:r>
           <w:rPr>
             <w:rStyle w:val="Hyperlink"/>
@@ -6834,14 +6910,14 @@
         <w:t xml:space="preserve">.</w:t>
       </w:r>
     </w:p>
-    <w:bookmarkEnd w:id="199"/>
-    <w:bookmarkStart w:id="201" w:name="ref-smith1992Design"/>
-    <w:p>
-      <w:pPr>
-        <w:pStyle w:val="Bibliography"/>
-      </w:pPr>
-      <w:r>
-        <w:t xml:space="preserve">[79]</w:t>
+    <w:bookmarkEnd w:id="201"/>
+    <w:bookmarkStart w:id="203" w:name="ref-smith1992Design"/>
+    <w:p>
+      <w:pPr>
+        <w:pStyle w:val="Bibliography"/>
+      </w:pPr>
+      <w:r>
+        <w:t xml:space="preserve">[80]</w:t>
       </w:r>
       <w:r>
         <w:t xml:space="preserve"> </w:t>
@@ -6855,7 +6931,7 @@
       <w:r>
         <w:t xml:space="preserve"> </w:t>
       </w:r>
-      <w:hyperlink r:id="rId200">
+      <w:hyperlink r:id="rId202">
         <w:r>
           <w:rPr>
             <w:rStyle w:val="Hyperlink"/>
@@ -6867,14 +6943,14 @@
         <w:t xml:space="preserve">. Australian Archaeology 1992:51–1.</w:t>
       </w:r>
     </w:p>
-    <w:bookmarkEnd w:id="201"/>
-    <w:bookmarkStart w:id="202" w:name="ref-hays1993symbol"/>
-    <w:p>
-      <w:pPr>
-        <w:pStyle w:val="Bibliography"/>
-      </w:pPr>
-      <w:r>
-        <w:t xml:space="preserve">[80]</w:t>
+    <w:bookmarkEnd w:id="203"/>
+    <w:bookmarkStart w:id="204" w:name="ref-hays1993symbol"/>
+    <w:p>
+      <w:pPr>
+        <w:pStyle w:val="Bibliography"/>
+      </w:pPr>
+      <w:r>
+        <w:t xml:space="preserve">[81]</w:t>
       </w:r>
       <w:r>
         <w:t xml:space="preserve"> </w:t>
@@ -6886,14 +6962,14 @@
         <w:t xml:space="preserve">Hays KA. When is a symbol archaeologically meaningful? Meaning, function, and prehistoric visual arts. Archaeological Theory: Who Sets the Agenda 1993:81–92.</w:t>
       </w:r>
     </w:p>
-    <w:bookmarkEnd w:id="202"/>
-    <w:bookmarkStart w:id="203" w:name="ref-McDonald_Veth_Lilley_2006"/>
-    <w:p>
-      <w:pPr>
-        <w:pStyle w:val="Bibliography"/>
-      </w:pPr>
-      <w:r>
-        <w:t xml:space="preserve">[81]</w:t>
+    <w:bookmarkEnd w:id="204"/>
+    <w:bookmarkStart w:id="205" w:name="ref-McDonald_Veth_Lilley_2006"/>
+    <w:p>
+      <w:pPr>
+        <w:pStyle w:val="Bibliography"/>
+      </w:pPr>
+      <w:r>
+        <w:t xml:space="preserve">[82]</w:t>
       </w:r>
       <w:r>
         <w:t xml:space="preserve"> </w:t>
@@ -6905,14 +6981,14 @@
         <w:t xml:space="preserve">McDonald J, Veth P, Lilley I. Rock art and social identity: A comparison of holocene graphic systems in arid and fertile environments. Archaeology of oceania: Australia and the pacific islands, Malden, Mass: Blackwell Publishing; 2006, p. 96–115.</w:t>
       </w:r>
     </w:p>
-    <w:bookmarkEnd w:id="203"/>
-    <w:bookmarkStart w:id="205" w:name="ref-Lourandos_1985"/>
-    <w:p>
-      <w:pPr>
-        <w:pStyle w:val="Bibliography"/>
-      </w:pPr>
-      <w:r>
-        <w:t xml:space="preserve">[82]</w:t>
+    <w:bookmarkEnd w:id="205"/>
+    <w:bookmarkStart w:id="207" w:name="ref-Lourandos_1985"/>
+    <w:p>
+      <w:pPr>
+        <w:pStyle w:val="Bibliography"/>
+      </w:pPr>
+      <w:r>
+        <w:t xml:space="preserve">[83]</w:t>
       </w:r>
       <w:r>
         <w:t xml:space="preserve"> </w:t>
@@ -6923,7 +6999,7 @@
       <w:r>
         <w:t xml:space="preserve">Lourandos H. 15 - intensification and australian prehistory. In: Price TD, Brown JA, editors. Prehistoric hunters-gatherers, Academic Press; 1985, p. 385–423. https://doi.org/</w:t>
       </w:r>
-      <w:hyperlink r:id="rId204">
+      <w:hyperlink r:id="rId206">
         <w:r>
           <w:rPr>
             <w:rStyle w:val="Hyperlink"/>
@@ -6935,14 +7011,14 @@
         <w:t xml:space="preserve">.</w:t>
       </w:r>
     </w:p>
-    <w:bookmarkEnd w:id="205"/>
-    <w:bookmarkStart w:id="207" w:name="ref-barton_clark_cohen1994"/>
-    <w:p>
-      <w:pPr>
-        <w:pStyle w:val="Bibliography"/>
-      </w:pPr>
-      <w:r>
-        <w:t xml:space="preserve">[83]</w:t>
+    <w:bookmarkEnd w:id="207"/>
+    <w:bookmarkStart w:id="209" w:name="ref-barton_clark_cohen1994"/>
+    <w:p>
+      <w:pPr>
+        <w:pStyle w:val="Bibliography"/>
+      </w:pPr>
+      <w:r>
+        <w:t xml:space="preserve">[84]</w:t>
       </w:r>
       <w:r>
         <w:t xml:space="preserve"> </w:t>
@@ -6956,7 +7032,7 @@
       <w:r>
         <w:t xml:space="preserve"> </w:t>
       </w:r>
-      <w:hyperlink r:id="rId206">
+      <w:hyperlink r:id="rId208">
         <w:r>
           <w:rPr>
             <w:rStyle w:val="Hyperlink"/>
@@ -6968,14 +7044,14 @@
         <w:t xml:space="preserve">. World Archaeology 1994;26:185–207.</w:t>
       </w:r>
     </w:p>
-    <w:bookmarkEnd w:id="207"/>
-    <w:bookmarkStart w:id="208" w:name="ref-mcdonald2012social"/>
-    <w:p>
-      <w:pPr>
-        <w:pStyle w:val="Bibliography"/>
-      </w:pPr>
-      <w:r>
-        <w:t xml:space="preserve">[84]</w:t>
+    <w:bookmarkEnd w:id="209"/>
+    <w:bookmarkStart w:id="210" w:name="ref-mcdonald2012social"/>
+    <w:p>
+      <w:pPr>
+        <w:pStyle w:val="Bibliography"/>
+      </w:pPr>
+      <w:r>
+        <w:t xml:space="preserve">[85]</w:t>
       </w:r>
       <w:r>
         <w:t xml:space="preserve"> </w:t>
@@ -6987,14 +7063,14 @@
         <w:t xml:space="preserve">McDonald J, Veth P. The social dynamics of aggregation and dispersal in the western desert. A Companion to Rock Art 2012:90–102.</w:t>
       </w:r>
     </w:p>
-    <w:bookmarkEnd w:id="208"/>
-    <w:bookmarkStart w:id="209" w:name="ref-bernardini2005reconsidering"/>
-    <w:p>
-      <w:pPr>
-        <w:pStyle w:val="Bibliography"/>
-      </w:pPr>
-      <w:r>
-        <w:t xml:space="preserve">[85]</w:t>
+    <w:bookmarkEnd w:id="210"/>
+    <w:bookmarkStart w:id="211" w:name="ref-bernardini2005reconsidering"/>
+    <w:p>
+      <w:pPr>
+        <w:pStyle w:val="Bibliography"/>
+      </w:pPr>
+      <w:r>
+        <w:t xml:space="preserve">[86]</w:t>
       </w:r>
       <w:r>
         <w:t xml:space="preserve"> </w:t>
@@ -7006,14 +7082,14 @@
         <w:t xml:space="preserve">Bernardini W. Reconsidering spatial and temporal aspects of prehistoric cultural identity: A case study from the american southwest. American Antiquity 2005;70:31–54.</w:t>
       </w:r>
     </w:p>
-    <w:bookmarkEnd w:id="209"/>
-    <w:bookmarkStart w:id="210" w:name="ref-wiessner1984reconsidering"/>
-    <w:p>
-      <w:pPr>
-        <w:pStyle w:val="Bibliography"/>
-      </w:pPr>
-      <w:r>
-        <w:t xml:space="preserve">[86]</w:t>
+    <w:bookmarkEnd w:id="211"/>
+    <w:bookmarkStart w:id="212" w:name="ref-wiessner1984reconsidering"/>
+    <w:p>
+      <w:pPr>
+        <w:pStyle w:val="Bibliography"/>
+      </w:pPr>
+      <w:r>
+        <w:t xml:space="preserve">[87]</w:t>
       </w:r>
       <w:r>
         <w:t xml:space="preserve"> </w:t>
@@ -7025,14 +7101,14 @@
         <w:t xml:space="preserve">Wiessner P. Reconsidering the behavioral basis for style: A case study among the kalahari san. Journal of Anthropological Archaeology 1984;3:190–234.</w:t>
       </w:r>
     </w:p>
-    <w:bookmarkEnd w:id="210"/>
-    <w:bookmarkStart w:id="212" w:name="ref-smith1992"/>
-    <w:p>
-      <w:pPr>
-        <w:pStyle w:val="Bibliography"/>
-      </w:pPr>
-      <w:r>
-        <w:t xml:space="preserve">[87]</w:t>
+    <w:bookmarkEnd w:id="212"/>
+    <w:bookmarkStart w:id="214" w:name="ref-smith1992"/>
+    <w:p>
+      <w:pPr>
+        <w:pStyle w:val="Bibliography"/>
+      </w:pPr>
+      <w:r>
+        <w:t xml:space="preserve">[88]</w:t>
       </w:r>
       <w:r>
         <w:t xml:space="preserve"> </w:t>
@@ -7046,7 +7122,7 @@
       <w:r>
         <w:t xml:space="preserve"> </w:t>
       </w:r>
-      <w:hyperlink r:id="rId211">
+      <w:hyperlink r:id="rId213">
         <w:r>
           <w:rPr>
             <w:rStyle w:val="Hyperlink"/>
@@ -7058,14 +7134,14 @@
         <w:t xml:space="preserve">. Australian Archaeology 1992:34–42.</w:t>
       </w:r>
     </w:p>
-    <w:bookmarkEnd w:id="212"/>
-    <w:bookmarkStart w:id="214" w:name="X4fed35d53d406ce17aea32f9d6f163fcb563519"/>
-    <w:p>
-      <w:pPr>
-        <w:pStyle w:val="Bibliography"/>
-      </w:pPr>
-      <w:r>
-        <w:t xml:space="preserve">[88]</w:t>
+    <w:bookmarkEnd w:id="214"/>
+    <w:bookmarkStart w:id="216" w:name="X4fed35d53d406ce17aea32f9d6f163fcb563519"/>
+    <w:p>
+      <w:pPr>
+        <w:pStyle w:val="Bibliography"/>
+      </w:pPr>
+      <w:r>
+        <w:t xml:space="preserve">[89]</w:t>
       </w:r>
       <w:r>
         <w:t xml:space="preserve"> </w:t>
@@ -7079,7 +7155,7 @@
       <w:r>
         <w:t xml:space="preserve"> </w:t>
       </w:r>
-      <w:hyperlink r:id="rId213">
+      <w:hyperlink r:id="rId215">
         <w:r>
           <w:rPr>
             <w:rStyle w:val="Hyperlink"/>
@@ -7091,14 +7167,14 @@
         <w:t xml:space="preserve">.</w:t>
       </w:r>
     </w:p>
-    <w:bookmarkEnd w:id="214"/>
-    <w:bookmarkStart w:id="215" w:name="ref-Cavalli_Sforza_Feldman_1981"/>
-    <w:p>
-      <w:pPr>
-        <w:pStyle w:val="Bibliography"/>
-      </w:pPr>
-      <w:r>
-        <w:t xml:space="preserve">[89]</w:t>
+    <w:bookmarkEnd w:id="216"/>
+    <w:bookmarkStart w:id="217" w:name="ref-Cavalli_Sforza_Feldman_1981"/>
+    <w:p>
+      <w:pPr>
+        <w:pStyle w:val="Bibliography"/>
+      </w:pPr>
+      <w:r>
+        <w:t xml:space="preserve">[90]</w:t>
       </w:r>
       <w:r>
         <w:t xml:space="preserve"> </w:t>
@@ -7110,14 +7186,14 @@
         <w:t xml:space="preserve">Cavalli-Sforza LL, Feldman MW. Cultural transmission and evolution: A quantitative approach. Princeton University Press; 1981.</w:t>
       </w:r>
     </w:p>
-    <w:bookmarkEnd w:id="215"/>
-    <w:bookmarkStart w:id="216" w:name="ref-Boyd_Richerson_1985"/>
-    <w:p>
-      <w:pPr>
-        <w:pStyle w:val="Bibliography"/>
-      </w:pPr>
-      <w:r>
-        <w:t xml:space="preserve">[90]</w:t>
+    <w:bookmarkEnd w:id="217"/>
+    <w:bookmarkStart w:id="218" w:name="ref-Boyd_Richerson_1985"/>
+    <w:p>
+      <w:pPr>
+        <w:pStyle w:val="Bibliography"/>
+      </w:pPr>
+      <w:r>
+        <w:t xml:space="preserve">[91]</w:t>
       </w:r>
       <w:r>
         <w:t xml:space="preserve"> </w:t>
@@ -7129,14 +7205,14 @@
         <w:t xml:space="preserve">Boyd R, Richerson PJ. Culture and the evolutionary process. University of Chicago Press; 1985.</w:t>
       </w:r>
     </w:p>
-    <w:bookmarkEnd w:id="216"/>
-    <w:bookmarkStart w:id="217" w:name="ref-Richerson_Boyd_2005"/>
-    <w:p>
-      <w:pPr>
-        <w:pStyle w:val="Bibliography"/>
-      </w:pPr>
-      <w:r>
-        <w:t xml:space="preserve">[91]</w:t>
+    <w:bookmarkEnd w:id="218"/>
+    <w:bookmarkStart w:id="219" w:name="ref-Richerson_Boyd_2005"/>
+    <w:p>
+      <w:pPr>
+        <w:pStyle w:val="Bibliography"/>
+      </w:pPr>
+      <w:r>
+        <w:t xml:space="preserve">[92]</w:t>
       </w:r>
       <w:r>
         <w:t xml:space="preserve"> </w:t>
@@ -7148,14 +7224,14 @@
         <w:t xml:space="preserve">Richerson PJ, Boyd R. Not by genes alone: How culture transformed human evolution. University of Chicago Press; 2005.</w:t>
       </w:r>
     </w:p>
-    <w:bookmarkEnd w:id="217"/>
-    <w:bookmarkStart w:id="218" w:name="ref-Henrich_2004"/>
-    <w:p>
-      <w:pPr>
-        <w:pStyle w:val="Bibliography"/>
-      </w:pPr>
-      <w:r>
-        <w:t xml:space="preserve">[92]</w:t>
+    <w:bookmarkEnd w:id="219"/>
+    <w:bookmarkStart w:id="220" w:name="ref-Henrich_2004"/>
+    <w:p>
+      <w:pPr>
+        <w:pStyle w:val="Bibliography"/>
+      </w:pPr>
+      <w:r>
+        <w:t xml:space="preserve">[93]</w:t>
       </w:r>
       <w:r>
         <w:t xml:space="preserve"> </w:t>
@@ -7167,14 +7243,14 @@
         <w:t xml:space="preserve">Henrich J. Demography and cultural evolution: How adaptive cultural processes can produce maladaptive losses—the tasmanian case. American Antiquity 2004;44:185–201.</w:t>
       </w:r>
     </w:p>
-    <w:bookmarkEnd w:id="218"/>
-    <w:bookmarkStart w:id="219" w:name="ref-Migliano_2020"/>
-    <w:p>
-      <w:pPr>
-        <w:pStyle w:val="Bibliography"/>
-      </w:pPr>
-      <w:r>
-        <w:t xml:space="preserve">[93]</w:t>
+    <w:bookmarkEnd w:id="220"/>
+    <w:bookmarkStart w:id="221" w:name="ref-Migliano_2020"/>
+    <w:p>
+      <w:pPr>
+        <w:pStyle w:val="Bibliography"/>
+      </w:pPr>
+      <w:r>
+        <w:t xml:space="preserve">[94]</w:t>
       </w:r>
       <w:r>
         <w:t xml:space="preserve"> </w:t>
@@ -7186,14 +7262,14 @@
         <w:t xml:space="preserve">Migliano AB, Battiston F, Viguier S, Page AE, Dyble M, Schlaepfer R, et al. Hunter-gatherer multilevel sociality accelerates cumulative cultural evolution. Science Advances 2020;6:eaax5913.</w:t>
       </w:r>
     </w:p>
-    <w:bookmarkEnd w:id="219"/>
-    <w:bookmarkStart w:id="220" w:name="ref-Allen_2020"/>
-    <w:p>
-      <w:pPr>
-        <w:pStyle w:val="Bibliography"/>
-      </w:pPr>
-      <w:r>
-        <w:t xml:space="preserve">[94]</w:t>
+    <w:bookmarkEnd w:id="221"/>
+    <w:bookmarkStart w:id="222" w:name="ref-Allen_2020"/>
+    <w:p>
+      <w:pPr>
+        <w:pStyle w:val="Bibliography"/>
+      </w:pPr>
+      <w:r>
+        <w:t xml:space="preserve">[95]</w:t>
       </w:r>
       <w:r>
         <w:t xml:space="preserve"> </w:t>
@@ -7205,14 +7281,14 @@
         <w:t xml:space="preserve">Allen J. A multilevel analytical framework for studying cultural evolution in prehistoric hunter–gatherer societies. Biological Reviews 2020;59:2527–46.</w:t>
       </w:r>
     </w:p>
-    <w:bookmarkEnd w:id="220"/>
-    <w:bookmarkStart w:id="221" w:name="ref-Buchanan_Hamilton_2023"/>
-    <w:p>
-      <w:pPr>
-        <w:pStyle w:val="Bibliography"/>
-      </w:pPr>
-      <w:r>
-        <w:t xml:space="preserve">[95]</w:t>
+    <w:bookmarkEnd w:id="222"/>
+    <w:bookmarkStart w:id="223" w:name="ref-Buchanan_Hamilton_2023"/>
+    <w:p>
+      <w:pPr>
+        <w:pStyle w:val="Bibliography"/>
+      </w:pPr>
+      <w:r>
+        <w:t xml:space="preserve">[96]</w:t>
       </w:r>
       <w:r>
         <w:t xml:space="preserve"> </w:t>
@@ -7224,14 +7300,14 @@
         <w:t xml:space="preserve">Buchanan B, Hamilton MJ. Networks and cultural transmission in hunter-gatherer societies. The oxford handbook of archaeological network research, Oxford University Press; 2023, p. 1–25.</w:t>
       </w:r>
     </w:p>
-    <w:bookmarkEnd w:id="221"/>
-    <w:bookmarkStart w:id="222" w:name="ref-Eerkens_Lipo_2005"/>
-    <w:p>
-      <w:pPr>
-        <w:pStyle w:val="Bibliography"/>
-      </w:pPr>
-      <w:r>
-        <w:t xml:space="preserve">[96]</w:t>
+    <w:bookmarkEnd w:id="223"/>
+    <w:bookmarkStart w:id="224" w:name="ref-Eerkens_Lipo_2005"/>
+    <w:p>
+      <w:pPr>
+        <w:pStyle w:val="Bibliography"/>
+      </w:pPr>
+      <w:r>
+        <w:t xml:space="preserve">[97]</w:t>
       </w:r>
       <w:r>
         <w:t xml:space="preserve"> </w:t>
@@ -7243,14 +7319,14 @@
         <w:t xml:space="preserve">Eerkens JW, Lipo CP. Cultural transmission and the evolution of material culture: Modeling the coefficient of variation. American Antiquity 2005;48:1–21.</w:t>
       </w:r>
     </w:p>
-    <w:bookmarkEnd w:id="222"/>
-    <w:bookmarkStart w:id="223" w:name="ref-Bentz_Dutkiewicz_2025"/>
-    <w:p>
-      <w:pPr>
-        <w:pStyle w:val="Bibliography"/>
-      </w:pPr>
-      <w:r>
-        <w:t xml:space="preserve">[97]</w:t>
+    <w:bookmarkEnd w:id="224"/>
+    <w:bookmarkStart w:id="225" w:name="ref-Bentz_Dutkiewicz_2025"/>
+    <w:p>
+      <w:pPr>
+        <w:pStyle w:val="Bibliography"/>
+      </w:pPr>
+      <w:r>
+        <w:t xml:space="preserve">[98]</w:t>
       </w:r>
       <w:r>
         <w:t xml:space="preserve"> </w:t>
@@ -7262,14 +7338,14 @@
         <w:t xml:space="preserve">Bentz C, Dutkiewicz E. Humans 40,000 y ago developed a system of conventional signs. Proceedings of the National Academy of Sciences 2025:1–8.</w:t>
       </w:r>
     </w:p>
-    <w:bookmarkEnd w:id="223"/>
-    <w:bookmarkStart w:id="224" w:name="ref-Bacon_2023"/>
-    <w:p>
-      <w:pPr>
-        <w:pStyle w:val="Bibliography"/>
-      </w:pPr>
-      <w:r>
-        <w:t xml:space="preserve">[98]</w:t>
+    <w:bookmarkEnd w:id="225"/>
+    <w:bookmarkStart w:id="226" w:name="ref-Bacon_2023"/>
+    <w:p>
+      <w:pPr>
+        <w:pStyle w:val="Bibliography"/>
+      </w:pPr>
+      <w:r>
+        <w:t xml:space="preserve">[99]</w:t>
       </w:r>
       <w:r>
         <w:t xml:space="preserve"> </w:t>
@@ -7281,14 +7357,14 @@
         <w:t xml:space="preserve">Bacon B, Khatiri A, Palmer J, Freeth T, Pettitt P, Kentridge RW. An upper palaeolithic proto-writing system and phenological calendar. Cambridge Archaeological Journal 2023;100:371–89.</w:t>
       </w:r>
     </w:p>
-    <w:bookmarkEnd w:id="224"/>
-    <w:bookmarkStart w:id="226" w:name="Xa4990169aeb885a690070ab4fd90972c31994f8"/>
-    <w:p>
-      <w:pPr>
-        <w:pStyle w:val="Bibliography"/>
-      </w:pPr>
-      <w:r>
-        <w:t xml:space="preserve">[99]</w:t>
+    <w:bookmarkEnd w:id="226"/>
+    <w:bookmarkStart w:id="228" w:name="Xa4990169aeb885a690070ab4fd90972c31994f8"/>
+    <w:p>
+      <w:pPr>
+        <w:pStyle w:val="Bibliography"/>
+      </w:pPr>
+      <w:r>
+        <w:t xml:space="preserve">[100]</w:t>
       </w:r>
       <w:r>
         <w:t xml:space="preserve"> </w:t>
@@ -7302,7 +7378,7 @@
       <w:r>
         <w:t xml:space="preserve"> </w:t>
       </w:r>
-      <w:hyperlink r:id="rId225">
+      <w:hyperlink r:id="rId227">
         <w:r>
           <w:rPr>
             <w:rStyle w:val="Hyperlink"/>
@@ -7314,14 +7390,14 @@
         <w:t xml:space="preserve">.</w:t>
       </w:r>
     </w:p>
-    <w:bookmarkEnd w:id="226"/>
-    <w:bookmarkStart w:id="228" w:name="X8ea620419c64d551554c48b7075c9934881930b"/>
-    <w:p>
-      <w:pPr>
-        <w:pStyle w:val="Bibliography"/>
-      </w:pPr>
-      <w:r>
-        <w:t xml:space="preserve">[100]</w:t>
+    <w:bookmarkEnd w:id="228"/>
+    <w:bookmarkStart w:id="230" w:name="X8ea620419c64d551554c48b7075c9934881930b"/>
+    <w:p>
+      <w:pPr>
+        <w:pStyle w:val="Bibliography"/>
+      </w:pPr>
+      <w:r>
+        <w:t xml:space="preserve">[101]</w:t>
       </w:r>
       <w:r>
         <w:t xml:space="preserve"> </w:t>
@@ -7347,7 +7423,7 @@
       <w:r>
         <w:t xml:space="preserve"> </w:t>
       </w:r>
-      <w:hyperlink r:id="rId227">
+      <w:hyperlink r:id="rId229">
         <w:r>
           <w:rPr>
             <w:rStyle w:val="Hyperlink"/>
@@ -7359,14 +7435,14 @@
         <w:t xml:space="preserve">.</w:t>
       </w:r>
     </w:p>
-    <w:bookmarkEnd w:id="228"/>
-    <w:bookmarkStart w:id="230" w:name="ref-Magli_2024"/>
-    <w:p>
-      <w:pPr>
-        <w:pStyle w:val="Bibliography"/>
-      </w:pPr>
-      <w:r>
-        <w:t xml:space="preserve">[101]</w:t>
+    <w:bookmarkEnd w:id="230"/>
+    <w:bookmarkStart w:id="232" w:name="ref-Magli_2024"/>
+    <w:p>
+      <w:pPr>
+        <w:pStyle w:val="Bibliography"/>
+      </w:pPr>
+      <w:r>
+        <w:t xml:space="preserve">[102]</w:t>
       </w:r>
       <w:r>
         <w:t xml:space="preserve"> </w:t>
@@ -7380,7 +7456,7 @@
       <w:r>
         <w:t xml:space="preserve"> </w:t>
       </w:r>
-      <w:hyperlink r:id="rId229">
+      <w:hyperlink r:id="rId231">
         <w:r>
           <w:rPr>
             <w:rStyle w:val="Hyperlink"/>
@@ -7392,14 +7468,14 @@
         <w:t xml:space="preserve">.</w:t>
       </w:r>
     </w:p>
-    <w:bookmarkEnd w:id="230"/>
-    <w:bookmarkStart w:id="232" w:name="ref-Nowell_2024_evidence"/>
-    <w:p>
-      <w:pPr>
-        <w:pStyle w:val="Bibliography"/>
-      </w:pPr>
-      <w:r>
-        <w:t xml:space="preserve">[102]</w:t>
+    <w:bookmarkEnd w:id="232"/>
+    <w:bookmarkStart w:id="234" w:name="ref-Nowell_2024_evidence"/>
+    <w:p>
+      <w:pPr>
+        <w:pStyle w:val="Bibliography"/>
+      </w:pPr>
+      <w:r>
+        <w:t xml:space="preserve">[103]</w:t>
       </w:r>
       <w:r>
         <w:t xml:space="preserve"> </w:t>
@@ -7413,7 +7489,7 @@
       <w:r>
         <w:t xml:space="preserve"> </w:t>
       </w:r>
-      <w:hyperlink r:id="rId231">
+      <w:hyperlink r:id="rId233">
         <w:r>
           <w:rPr>
             <w:rStyle w:val="Hyperlink"/>
@@ -7425,14 +7501,14 @@
         <w:t xml:space="preserve">.</w:t>
       </w:r>
     </w:p>
-    <w:bookmarkEnd w:id="232"/>
-    <w:bookmarkStart w:id="234" w:name="ref-Horiuchi_Takakura_2019"/>
-    <w:p>
-      <w:pPr>
-        <w:pStyle w:val="Bibliography"/>
-      </w:pPr>
-      <w:r>
-        <w:t xml:space="preserve">[103]</w:t>
+    <w:bookmarkEnd w:id="234"/>
+    <w:bookmarkStart w:id="236" w:name="ref-Horiuchi_Takakura_2019"/>
+    <w:p>
+      <w:pPr>
+        <w:pStyle w:val="Bibliography"/>
+      </w:pPr>
+      <w:r>
+        <w:t xml:space="preserve">[104]</w:t>
       </w:r>
       <w:r>
         <w:t xml:space="preserve"> </w:t>
@@ -7446,7 +7522,7 @@
       <w:r>
         <w:t xml:space="preserve"> </w:t>
       </w:r>
-      <w:hyperlink r:id="rId233">
+      <w:hyperlink r:id="rId235">
         <w:r>
           <w:rPr>
             <w:rStyle w:val="Hyperlink"/>
@@ -7458,14 +7534,14 @@
         <w:t xml:space="preserve">.</w:t>
       </w:r>
     </w:p>
-    <w:bookmarkEnd w:id="234"/>
-    <w:bookmarkStart w:id="235" w:name="ref-Rogers_2013"/>
-    <w:p>
-      <w:pPr>
-        <w:pStyle w:val="Bibliography"/>
-      </w:pPr>
-      <w:r>
-        <w:t xml:space="preserve">[104]</w:t>
+    <w:bookmarkEnd w:id="236"/>
+    <w:bookmarkStart w:id="237" w:name="ref-Rogers_2013"/>
+    <w:p>
+      <w:pPr>
+        <w:pStyle w:val="Bibliography"/>
+      </w:pPr>
+      <w:r>
+        <w:t xml:space="preserve">[105]</w:t>
       </w:r>
       <w:r>
         <w:t xml:space="preserve"> </w:t>
@@ -7477,14 +7553,14 @@
         <w:t xml:space="preserve">Rogers L. Human-material interaction in the aurignacian of europe, 35,000-27,000 BP: An analysis of marine shell ornament distribution. PhD thesis. University of Victoria, 2013.</w:t>
       </w:r>
     </w:p>
-    <w:bookmarkEnd w:id="235"/>
-    <w:bookmarkStart w:id="237" w:name="X94f875be1b7e5d23641daff5d53857bec24e739"/>
-    <w:p>
-      <w:pPr>
-        <w:pStyle w:val="Bibliography"/>
-      </w:pPr>
-      <w:r>
-        <w:t xml:space="preserve">[105]</w:t>
+    <w:bookmarkEnd w:id="237"/>
+    <w:bookmarkStart w:id="239" w:name="X94f875be1b7e5d23641daff5d53857bec24e739"/>
+    <w:p>
+      <w:pPr>
+        <w:pStyle w:val="Bibliography"/>
+      </w:pPr>
+      <w:r>
+        <w:t xml:space="preserve">[106]</w:t>
       </w:r>
       <w:r>
         <w:t xml:space="preserve"> </w:t>
@@ -7495,7 +7571,7 @@
       <w:r>
         <w:t xml:space="preserve">Golovanova LV, Doronichev VB, Doronicheva EV, Sapega VF, Shackley MS. Long-distance contacts and social networks of the upper palaeolithic humans in the north-western caucasus (on data from mezmaiskaya cave, russia). Journal of Archaeological Science: Reports 2021;39:103118. https://doi.org/</w:t>
       </w:r>
-      <w:hyperlink r:id="rId236">
+      <w:hyperlink r:id="rId238">
         <w:r>
           <w:rPr>
             <w:rStyle w:val="Hyperlink"/>
@@ -7507,14 +7583,14 @@
         <w:t xml:space="preserve">.</w:t>
       </w:r>
     </w:p>
-    <w:bookmarkEnd w:id="237"/>
-    <w:bookmarkStart w:id="239" w:name="ref-Gamble_1982"/>
-    <w:p>
-      <w:pPr>
-        <w:pStyle w:val="Bibliography"/>
-      </w:pPr>
-      <w:r>
-        <w:t xml:space="preserve">[106]</w:t>
+    <w:bookmarkEnd w:id="239"/>
+    <w:bookmarkStart w:id="241" w:name="ref-Gamble_1982"/>
+    <w:p>
+      <w:pPr>
+        <w:pStyle w:val="Bibliography"/>
+      </w:pPr>
+      <w:r>
+        <w:t xml:space="preserve">[107]</w:t>
       </w:r>
       <w:r>
         <w:t xml:space="preserve"> </w:t>
@@ -7528,7 +7604,7 @@
       <w:r>
         <w:t xml:space="preserve"> </w:t>
       </w:r>
-      <w:hyperlink r:id="rId238">
+      <w:hyperlink r:id="rId240">
         <w:r>
           <w:rPr>
             <w:rStyle w:val="Hyperlink"/>
@@ -7540,14 +7616,14 @@
         <w:t xml:space="preserve">.</w:t>
       </w:r>
     </w:p>
-    <w:bookmarkEnd w:id="239"/>
-    <w:bookmarkStart w:id="241" w:name="Xba346573845225b1b1d5ef358e2fea0d893a789"/>
-    <w:p>
-      <w:pPr>
-        <w:pStyle w:val="Bibliography"/>
-      </w:pPr>
-      <w:r>
-        <w:t xml:space="preserve">[107]</w:t>
+    <w:bookmarkEnd w:id="241"/>
+    <w:bookmarkStart w:id="243" w:name="Xba346573845225b1b1d5ef358e2fea0d893a789"/>
+    <w:p>
+      <w:pPr>
+        <w:pStyle w:val="Bibliography"/>
+      </w:pPr>
+      <w:r>
+        <w:t xml:space="preserve">[108]</w:t>
       </w:r>
       <w:r>
         <w:t xml:space="preserve"> </w:t>
@@ -7558,7 +7634,7 @@
       <w:r>
         <w:t xml:space="preserve">Greenbaum G, Friesem DE, Hovers E, Feldman MW, Kolodny O. Was inter-population connectivity of neanderthals and modern humans the driver of the upper paleolithic transition rather than its product? Quaternary Science Reviews 2019;217:316–29. https://doi.org/</w:t>
       </w:r>
-      <w:hyperlink r:id="rId240">
+      <w:hyperlink r:id="rId242">
         <w:r>
           <w:rPr>
             <w:rStyle w:val="Hyperlink"/>
@@ -7570,14 +7646,14 @@
         <w:t xml:space="preserve">.</w:t>
       </w:r>
     </w:p>
-    <w:bookmarkEnd w:id="241"/>
-    <w:bookmarkStart w:id="243" w:name="ref-Creanza_Kolodny_Feldman_2017"/>
-    <w:p>
-      <w:pPr>
-        <w:pStyle w:val="Bibliography"/>
-      </w:pPr>
-      <w:r>
-        <w:t xml:space="preserve">[108]</w:t>
+    <w:bookmarkEnd w:id="243"/>
+    <w:bookmarkStart w:id="245" w:name="ref-Creanza_Kolodny_Feldman_2017"/>
+    <w:p>
+      <w:pPr>
+        <w:pStyle w:val="Bibliography"/>
+      </w:pPr>
+      <w:r>
+        <w:t xml:space="preserve">[109]</w:t>
       </w:r>
       <w:r>
         <w:t xml:space="preserve"> </w:t>
@@ -7591,7 +7667,7 @@
       <w:r>
         <w:t xml:space="preserve"> </w:t>
       </w:r>
-      <w:hyperlink r:id="rId242">
+      <w:hyperlink r:id="rId244">
         <w:r>
           <w:rPr>
             <w:rStyle w:val="Hyperlink"/>
@@ -7603,14 +7679,14 @@
         <w:t xml:space="preserve">.</w:t>
       </w:r>
     </w:p>
-    <w:bookmarkEnd w:id="243"/>
-    <w:bookmarkStart w:id="245" w:name="ref-Cullen_1996"/>
-    <w:p>
-      <w:pPr>
-        <w:pStyle w:val="Bibliography"/>
-      </w:pPr>
-      <w:r>
-        <w:t xml:space="preserve">[109]</w:t>
+    <w:bookmarkEnd w:id="245"/>
+    <w:bookmarkStart w:id="247" w:name="ref-Cullen_1996"/>
+    <w:p>
+      <w:pPr>
+        <w:pStyle w:val="Bibliography"/>
+      </w:pPr>
+      <w:r>
+        <w:t xml:space="preserve">[110]</w:t>
       </w:r>
       <w:r>
         <w:t xml:space="preserve"> </w:t>
@@ -7624,7 +7700,7 @@
       <w:r>
         <w:t xml:space="preserve"> </w:t>
       </w:r>
-      <w:hyperlink r:id="rId244">
+      <w:hyperlink r:id="rId246">
         <w:r>
           <w:rPr>
             <w:rStyle w:val="Hyperlink"/>
@@ -7636,14 +7712,14 @@
         <w:t xml:space="preserve">.</w:t>
       </w:r>
     </w:p>
-    <w:bookmarkEnd w:id="245"/>
-    <w:bookmarkStart w:id="247" w:name="ref-Hill_Wood_Baggio_Hurtado_Boyd_2014"/>
-    <w:p>
-      <w:pPr>
-        <w:pStyle w:val="Bibliography"/>
-      </w:pPr>
-      <w:r>
-        <w:t xml:space="preserve">[110]</w:t>
+    <w:bookmarkEnd w:id="247"/>
+    <w:bookmarkStart w:id="249" w:name="ref-Hill_Wood_Baggio_Hurtado_Boyd_2014"/>
+    <w:p>
+      <w:pPr>
+        <w:pStyle w:val="Bibliography"/>
+      </w:pPr>
+      <w:r>
+        <w:t xml:space="preserve">[111]</w:t>
       </w:r>
       <w:r>
         <w:t xml:space="preserve"> </w:t>
@@ -7657,7 +7733,7 @@
       <w:r>
         <w:t xml:space="preserve"> </w:t>
       </w:r>
-      <w:hyperlink r:id="rId246">
+      <w:hyperlink r:id="rId248">
         <w:r>
           <w:rPr>
             <w:rStyle w:val="Hyperlink"/>
@@ -7669,14 +7745,14 @@
         <w:t xml:space="preserve">.</w:t>
       </w:r>
     </w:p>
-    <w:bookmarkEnd w:id="247"/>
-    <w:bookmarkStart w:id="249" w:name="ref-Derex_Boyd_2016"/>
-    <w:p>
-      <w:pPr>
-        <w:pStyle w:val="Bibliography"/>
-      </w:pPr>
-      <w:r>
-        <w:t xml:space="preserve">[111]</w:t>
+    <w:bookmarkEnd w:id="249"/>
+    <w:bookmarkStart w:id="251" w:name="ref-Derex_Boyd_2016"/>
+    <w:p>
+      <w:pPr>
+        <w:pStyle w:val="Bibliography"/>
+      </w:pPr>
+      <w:r>
+        <w:t xml:space="preserve">[112]</w:t>
       </w:r>
       <w:r>
         <w:t xml:space="preserve"> </w:t>
@@ -7690,7 +7766,7 @@
       <w:r>
         <w:t xml:space="preserve"> </w:t>
       </w:r>
-      <w:hyperlink r:id="rId248">
+      <w:hyperlink r:id="rId250">
         <w:r>
           <w:rPr>
             <w:rStyle w:val="Hyperlink"/>
@@ -7702,14 +7778,14 @@
         <w:t xml:space="preserve">.</w:t>
       </w:r>
     </w:p>
-    <w:bookmarkEnd w:id="249"/>
-    <w:bookmarkStart w:id="251" w:name="ref-Foley_Gamble_2009"/>
-    <w:p>
-      <w:pPr>
-        <w:pStyle w:val="Bibliography"/>
-      </w:pPr>
-      <w:r>
-        <w:t xml:space="preserve">[112]</w:t>
+    <w:bookmarkEnd w:id="251"/>
+    <w:bookmarkStart w:id="253" w:name="ref-Foley_Gamble_2009"/>
+    <w:p>
+      <w:pPr>
+        <w:pStyle w:val="Bibliography"/>
+      </w:pPr>
+      <w:r>
+        <w:t xml:space="preserve">[113]</w:t>
       </w:r>
       <w:r>
         <w:t xml:space="preserve"> </w:t>
@@ -7723,7 +7799,7 @@
       <w:r>
         <w:t xml:space="preserve"> </w:t>
       </w:r>
-      <w:hyperlink r:id="rId250">
+      <w:hyperlink r:id="rId252">
         <w:r>
           <w:rPr>
             <w:rStyle w:val="Hyperlink"/>
@@ -7735,14 +7811,14 @@
         <w:t xml:space="preserve">.</w:t>
       </w:r>
     </w:p>
-    <w:bookmarkEnd w:id="251"/>
-    <w:bookmarkStart w:id="253" w:name="ref-Gravel-Miguel_Coward_2023"/>
-    <w:p>
-      <w:pPr>
-        <w:pStyle w:val="Bibliography"/>
-      </w:pPr>
-      <w:r>
-        <w:t xml:space="preserve">[113]</w:t>
+    <w:bookmarkEnd w:id="253"/>
+    <w:bookmarkStart w:id="255" w:name="ref-Gravel-Miguel_Coward_2023"/>
+    <w:p>
+      <w:pPr>
+        <w:pStyle w:val="Bibliography"/>
+      </w:pPr>
+      <w:r>
+        <w:t xml:space="preserve">[114]</w:t>
       </w:r>
       <w:r>
         <w:t xml:space="preserve"> </w:t>
@@ -7756,7 +7832,7 @@
       <w:r>
         <w:t xml:space="preserve"> </w:t>
       </w:r>
-      <w:hyperlink r:id="rId252">
+      <w:hyperlink r:id="rId254">
         <w:r>
           <w:rPr>
             <w:rStyle w:val="Hyperlink"/>
@@ -7768,14 +7844,14 @@
         <w:t xml:space="preserve">.</w:t>
       </w:r>
     </w:p>
-    <w:bookmarkEnd w:id="253"/>
-    <w:bookmarkStart w:id="254" w:name="ref-Von_Petzinger_2009"/>
-    <w:p>
-      <w:pPr>
-        <w:pStyle w:val="Bibliography"/>
-      </w:pPr>
-      <w:r>
-        <w:t xml:space="preserve">[114]</w:t>
+    <w:bookmarkEnd w:id="255"/>
+    <w:bookmarkStart w:id="256" w:name="ref-Von_Petzinger_2009"/>
+    <w:p>
+      <w:pPr>
+        <w:pStyle w:val="Bibliography"/>
+      </w:pPr>
+      <w:r>
+        <w:t xml:space="preserve">[115]</w:t>
       </w:r>
       <w:r>
         <w:t xml:space="preserve"> </w:t>
@@ -7787,14 +7863,14 @@
         <w:t xml:space="preserve">Von Petzinger G. Making the abstract concrete: The place of geometric signs in french upper paleolithic parietal art. Master of Arts in Anthropology. University of Victoria, 2009.</w:t>
       </w:r>
     </w:p>
-    <w:bookmarkEnd w:id="254"/>
-    <w:bookmarkStart w:id="256" w:name="ref-Herskind2023"/>
-    <w:p>
-      <w:pPr>
-        <w:pStyle w:val="Bibliography"/>
-      </w:pPr>
-      <w:r>
-        <w:t xml:space="preserve">[115]</w:t>
+    <w:bookmarkEnd w:id="256"/>
+    <w:bookmarkStart w:id="258" w:name="ref-Herskind2023"/>
+    <w:p>
+      <w:pPr>
+        <w:pStyle w:val="Bibliography"/>
+      </w:pPr>
+      <w:r>
+        <w:t xml:space="preserve">[116]</w:t>
       </w:r>
       <w:r>
         <w:t xml:space="preserve"> </w:t>
@@ -7808,7 +7884,7 @@
       <w:r>
         <w:t xml:space="preserve"> </w:t>
       </w:r>
-      <w:hyperlink r:id="rId255">
+      <w:hyperlink r:id="rId257">
         <w:r>
           <w:rPr>
             <w:rStyle w:val="Hyperlink"/>
@@ -7820,14 +7896,14 @@
         <w:t xml:space="preserve">.</w:t>
       </w:r>
     </w:p>
-    <w:bookmarkEnd w:id="256"/>
-    <w:bookmarkStart w:id="258" w:name="X42e36537dda68556aeacf852410efd6ac3bb1ca"/>
-    <w:p>
-      <w:pPr>
-        <w:pStyle w:val="Bibliography"/>
-      </w:pPr>
-      <w:r>
-        <w:t xml:space="preserve">[116]</w:t>
+    <w:bookmarkEnd w:id="258"/>
+    <w:bookmarkStart w:id="260" w:name="X42e36537dda68556aeacf852410efd6ac3bb1ca"/>
+    <w:p>
+      <w:pPr>
+        <w:pStyle w:val="Bibliography"/>
+      </w:pPr>
+      <w:r>
+        <w:t xml:space="preserve">[117]</w:t>
       </w:r>
       <w:r>
         <w:t xml:space="preserve"> </w:t>
@@ -7841,7 +7917,7 @@
       <w:r>
         <w:t xml:space="preserve"> </w:t>
       </w:r>
-      <w:hyperlink r:id="rId257">
+      <w:hyperlink r:id="rId259">
         <w:r>
           <w:rPr>
             <w:rStyle w:val="Hyperlink"/>
@@ -7853,9 +7929,9 @@
         <w:t xml:space="preserve">.</w:t>
       </w:r>
     </w:p>
-    <w:bookmarkEnd w:id="258"/>
-    <w:bookmarkEnd w:id="259"/>
     <w:bookmarkEnd w:id="260"/>
+    <w:bookmarkEnd w:id="261"/>
+    <w:bookmarkEnd w:id="262"/>
     <w:sectPr>
       <w:pgSz w:h="15840" w:w="12240"/>
       <w:pgMar w:bottom="1440" w:footer="720" w:gutter="0" w:header="720" w:left="1440" w:right="1440" w:top="1440"/>

--- a/paper/paper.docx
+++ b/paper/paper.docx
@@ -179,7 +179,7 @@
         <w:t xml:space="preserve"> </w:t>
       </w:r>
       <w:r>
-        <w:t xml:space="preserve">3,</w:t>
+        <w:t xml:space="preserve">5,</w:t>
       </w:r>
       <w:r>
         <w:t xml:space="preserve"> </w:t>
@@ -465,25 +465,97 @@
         <w:t xml:space="preserve"> </w:t>
       </w:r>
       <w:r>
-        <w:t xml:space="preserve">across</w:t>
-      </w:r>
-      <w:r>
-        <w:t xml:space="preserve"> </w:t>
-      </w:r>
-      <w:r>
-        <w:t xml:space="preserve">three</w:t>
-      </w:r>
-      <w:r>
-        <w:t xml:space="preserve"> </w:t>
-      </w:r>
-      <w:r>
-        <w:t xml:space="preserve">chronological</w:t>
-      </w:r>
-      <w:r>
-        <w:t xml:space="preserve"> </w:t>
-      </w:r>
-      <w:r>
-        <w:t xml:space="preserve">phases.</w:t>
+        <w:t xml:space="preserve">within</w:t>
+      </w:r>
+      <w:r>
+        <w:t xml:space="preserve"> </w:t>
+      </w:r>
+      <w:r>
+        <w:t xml:space="preserve">a</w:t>
+      </w:r>
+      <w:r>
+        <w:t xml:space="preserve"> </w:t>
+      </w:r>
+      <w:r>
+        <w:t xml:space="preserve">two-phase</w:t>
+      </w:r>
+      <w:r>
+        <w:t xml:space="preserve"> </w:t>
+      </w:r>
+      <w:r>
+        <w:t xml:space="preserve">framework</w:t>
+      </w:r>
+      <w:r>
+        <w:t xml:space="preserve"> </w:t>
+      </w:r>
+      <w:r>
+        <w:t xml:space="preserve">(Aur-P1/Aur-P2;</w:t>
+      </w:r>
+      <w:r>
+        <w:t xml:space="preserve"> </w:t>
+      </w:r>
+      <w:r>
+        <w:t xml:space="preserve">Shao</w:t>
+      </w:r>
+      <w:r>
+        <w:t xml:space="preserve"> </w:t>
+      </w:r>
+      <w:r>
+        <w:t xml:space="preserve">et</w:t>
+      </w:r>
+      <w:r>
+        <w:t xml:space="preserve"> </w:t>
+      </w:r>
+      <w:r>
+        <w:t xml:space="preserve">al. 2021)</w:t>
+      </w:r>
+      <w:r>
+        <w:t xml:space="preserve"> </w:t>
+      </w:r>
+      <w:r>
+        <w:t xml:space="preserve">that</w:t>
+      </w:r>
+      <w:r>
+        <w:t xml:space="preserve"> </w:t>
+      </w:r>
+      <w:r>
+        <w:t xml:space="preserve">respects</w:t>
+      </w:r>
+      <w:r>
+        <w:t xml:space="preserve"> </w:t>
+      </w:r>
+      <w:r>
+        <w:t xml:space="preserve">specialist</w:t>
+      </w:r>
+      <w:r>
+        <w:t xml:space="preserve"> </w:t>
+      </w:r>
+      <w:r>
+        <w:t xml:space="preserve">technological</w:t>
+      </w:r>
+      <w:r>
+        <w:t xml:space="preserve"> </w:t>
+      </w:r>
+      <w:r>
+        <w:t xml:space="preserve">attributions</w:t>
+      </w:r>
+      <w:r>
+        <w:t xml:space="preserve"> </w:t>
+      </w:r>
+      <w:r>
+        <w:t xml:space="preserve">in</w:t>
+      </w:r>
+      <w:r>
+        <w:t xml:space="preserve"> </w:t>
+      </w:r>
+      <w:r>
+        <w:t xml:space="preserve">site</w:t>
+      </w:r>
+      <w:r>
+        <w:t xml:space="preserve"> </w:t>
+      </w:r>
+      <w:r>
+        <w:t xml:space="preserve">assignment.</w:t>
       </w:r>
       <w:r>
         <w:t xml:space="preserve"> </w:t>
@@ -525,7 +597,97 @@
         <w:t xml:space="preserve"> </w:t>
       </w:r>
       <w:r>
-        <w:t xml:space="preserve">investigate</w:t>
+        <w:t xml:space="preserve">examine</w:t>
+      </w:r>
+      <w:r>
+        <w:t xml:space="preserve"> </w:t>
+      </w:r>
+      <w:r>
+        <w:t xml:space="preserve">whether</w:t>
+      </w:r>
+      <w:r>
+        <w:t xml:space="preserve"> </w:t>
+      </w:r>
+      <w:r>
+        <w:t xml:space="preserve">sign</w:t>
+      </w:r>
+      <w:r>
+        <w:t xml:space="preserve"> </w:t>
+      </w:r>
+      <w:r>
+        <w:t xml:space="preserve">distribution</w:t>
+      </w:r>
+      <w:r>
+        <w:t xml:space="preserve"> </w:t>
+      </w:r>
+      <w:r>
+        <w:t xml:space="preserve">reflects</w:t>
+      </w:r>
+      <w:r>
+        <w:t xml:space="preserve"> </w:t>
+      </w:r>
+      <w:r>
+        <w:t xml:space="preserve">cultural</w:t>
+      </w:r>
+      <w:r>
+        <w:t xml:space="preserve"> </w:t>
+      </w:r>
+      <w:r>
+        <w:t xml:space="preserve">grouping</w:t>
+      </w:r>
+      <w:r>
+        <w:t xml:space="preserve"> </w:t>
+      </w:r>
+      <w:r>
+        <w:t xml:space="preserve">rather</w:t>
+      </w:r>
+      <w:r>
+        <w:t xml:space="preserve"> </w:t>
+      </w:r>
+      <w:r>
+        <w:t xml:space="preserve">than</w:t>
+      </w:r>
+      <w:r>
+        <w:t xml:space="preserve"> </w:t>
+      </w:r>
+      <w:r>
+        <w:t xml:space="preserve">geographic</w:t>
+      </w:r>
+      <w:r>
+        <w:t xml:space="preserve"> </w:t>
+      </w:r>
+      <w:r>
+        <w:t xml:space="preserve">isolation</w:t>
+      </w:r>
+      <w:r>
+        <w:t xml:space="preserve"> </w:t>
+      </w:r>
+      <w:r>
+        <w:t xml:space="preserve">within</w:t>
+      </w:r>
+      <w:r>
+        <w:t xml:space="preserve"> </w:t>
+      </w:r>
+      <w:r>
+        <w:t xml:space="preserve">each</w:t>
+      </w:r>
+      <w:r>
+        <w:t xml:space="preserve"> </w:t>
+      </w:r>
+      <w:r>
+        <w:t xml:space="preserve">phase,</w:t>
+      </w:r>
+      <w:r>
+        <w:t xml:space="preserve"> </w:t>
+      </w:r>
+      <w:r>
+        <w:t xml:space="preserve">and</w:t>
+      </w:r>
+      <w:r>
+        <w:t xml:space="preserve"> </w:t>
+      </w:r>
+      <w:r>
+        <w:t xml:space="preserve">whether</w:t>
       </w:r>
       <w:r>
         <w:t xml:space="preserve"> </w:t>
@@ -537,7 +699,673 @@
         <w:t xml:space="preserve"> </w:t>
       </w:r>
       <w:r>
-        <w:t xml:space="preserve">potential</w:t>
+        <w:t xml:space="preserve">sign-sharing</w:t>
+      </w:r>
+      <w:r>
+        <w:t xml:space="preserve"> </w:t>
+      </w:r>
+      <w:r>
+        <w:t xml:space="preserve">network</w:t>
+      </w:r>
+      <w:r>
+        <w:t xml:space="preserve"> </w:t>
+      </w:r>
+      <w:r>
+        <w:t xml:space="preserve">differs</w:t>
+      </w:r>
+      <w:r>
+        <w:t xml:space="preserve"> </w:t>
+      </w:r>
+      <w:r>
+        <w:t xml:space="preserve">between</w:t>
+      </w:r>
+      <w:r>
+        <w:t xml:space="preserve"> </w:t>
+      </w:r>
+      <w:r>
+        <w:t xml:space="preserve">the</w:t>
+      </w:r>
+      <w:r>
+        <w:t xml:space="preserve"> </w:t>
+      </w:r>
+      <w:r>
+        <w:t xml:space="preserve">early</w:t>
+      </w:r>
+      <w:r>
+        <w:t xml:space="preserve"> </w:t>
+      </w:r>
+      <w:r>
+        <w:t xml:space="preserve">and</w:t>
+      </w:r>
+      <w:r>
+        <w:t xml:space="preserve"> </w:t>
+      </w:r>
+      <w:r>
+        <w:t xml:space="preserve">late</w:t>
+      </w:r>
+      <w:r>
+        <w:t xml:space="preserve"> </w:t>
+      </w:r>
+      <w:r>
+        <w:t xml:space="preserve">Aurignacian.</w:t>
+      </w:r>
+      <w:r>
+        <w:t xml:space="preserve"> </w:t>
+      </w:r>
+      <w:r>
+        <w:t xml:space="preserve">Within</w:t>
+      </w:r>
+      <w:r>
+        <w:t xml:space="preserve"> </w:t>
+      </w:r>
+      <w:r>
+        <w:t xml:space="preserve">the</w:t>
+      </w:r>
+      <w:r>
+        <w:t xml:space="preserve"> </w:t>
+      </w:r>
+      <w:r>
+        <w:t xml:space="preserve">early</w:t>
+      </w:r>
+      <w:r>
+        <w:t xml:space="preserve"> </w:t>
+      </w:r>
+      <w:r>
+        <w:t xml:space="preserve">phase</w:t>
+      </w:r>
+      <w:r>
+        <w:t xml:space="preserve"> </w:t>
+      </w:r>
+      <w:r>
+        <w:t xml:space="preserve">(Aur-P1;</w:t>
+      </w:r>
+      <w:r>
+        <w:t xml:space="preserve"> </w:t>
+      </w:r>
+      <w:r>
+        <w:t xml:space="preserve">20</w:t>
+      </w:r>
+      <w:r>
+        <w:t xml:space="preserve"> </w:t>
+      </w:r>
+      <w:r>
+        <w:t xml:space="preserve">sites)</w:t>
+      </w:r>
+      <w:r>
+        <w:t xml:space="preserve"> </w:t>
+      </w:r>
+      <w:r>
+        <w:t xml:space="preserve">we</w:t>
+      </w:r>
+      <w:r>
+        <w:t xml:space="preserve"> </w:t>
+      </w:r>
+      <w:r>
+        <w:t xml:space="preserve">identify</w:t>
+      </w:r>
+      <w:r>
+        <w:t xml:space="preserve"> </w:t>
+      </w:r>
+      <w:r>
+        <w:t xml:space="preserve">a</w:t>
+      </w:r>
+      <w:r>
+        <w:t xml:space="preserve"> </w:t>
+      </w:r>
+      <w:r>
+        <w:t xml:space="preserve">robust</w:t>
+      </w:r>
+      <w:r>
+        <w:t xml:space="preserve"> </w:t>
+      </w:r>
+      <w:r>
+        <w:t xml:space="preserve">two-group</w:t>
+      </w:r>
+      <w:r>
+        <w:t xml:space="preserve"> </w:t>
+      </w:r>
+      <w:r>
+        <w:t xml:space="preserve">structure</w:t>
+      </w:r>
+      <w:r>
+        <w:t xml:space="preserve"> </w:t>
+      </w:r>
+      <w:r>
+        <w:t xml:space="preserve">of</w:t>
+      </w:r>
+      <w:r>
+        <w:t xml:space="preserve"> </w:t>
+      </w:r>
+      <w:r>
+        <w:t xml:space="preserve">restricted</w:t>
+      </w:r>
+      <w:r>
+        <w:t xml:space="preserve"> </w:t>
+      </w:r>
+      <w:r>
+        <w:t xml:space="preserve">versus</w:t>
+      </w:r>
+      <w:r>
+        <w:t xml:space="preserve"> </w:t>
+      </w:r>
+      <w:r>
+        <w:t xml:space="preserve">broad</w:t>
+      </w:r>
+      <w:r>
+        <w:t xml:space="preserve"> </w:t>
+      </w:r>
+      <w:r>
+        <w:t xml:space="preserve">geometric-sign</w:t>
+      </w:r>
+      <w:r>
+        <w:t xml:space="preserve"> </w:t>
+      </w:r>
+      <w:r>
+        <w:t xml:space="preserve">repertoires</w:t>
+      </w:r>
+      <w:r>
+        <w:t xml:space="preserve"> </w:t>
+      </w:r>
+      <w:r>
+        <w:t xml:space="preserve">that</w:t>
+      </w:r>
+      <w:r>
+        <w:t xml:space="preserve"> </w:t>
+      </w:r>
+      <w:r>
+        <w:t xml:space="preserve">is</w:t>
+      </w:r>
+      <w:r>
+        <w:t xml:space="preserve"> </w:t>
+      </w:r>
+      <w:r>
+        <w:t xml:space="preserve">stable</w:t>
+      </w:r>
+      <w:r>
+        <w:t xml:space="preserve"> </w:t>
+      </w:r>
+      <w:r>
+        <w:t xml:space="preserve">under</w:t>
+      </w:r>
+      <w:r>
+        <w:t xml:space="preserve"> </w:t>
+      </w:r>
+      <w:r>
+        <w:t xml:space="preserve">bootstrap</w:t>
+      </w:r>
+      <w:r>
+        <w:t xml:space="preserve"> </w:t>
+      </w:r>
+      <w:r>
+        <w:t xml:space="preserve">resampling</w:t>
+      </w:r>
+      <w:r>
+        <w:t xml:space="preserve"> </w:t>
+      </w:r>
+      <w:r>
+        <w:t xml:space="preserve">and</w:t>
+      </w:r>
+      <w:r>
+        <w:t xml:space="preserve"> </w:t>
+      </w:r>
+      <w:r>
+        <w:t xml:space="preserve">largely</w:t>
+      </w:r>
+      <w:r>
+        <w:t xml:space="preserve"> </w:t>
+      </w:r>
+      <w:r>
+        <w:t xml:space="preserve">recovered</w:t>
+      </w:r>
+      <w:r>
+        <w:t xml:space="preserve"> </w:t>
+      </w:r>
+      <w:r>
+        <w:t xml:space="preserve">by</w:t>
+      </w:r>
+      <w:r>
+        <w:t xml:space="preserve"> </w:t>
+      </w:r>
+      <w:r>
+        <w:t xml:space="preserve">an</w:t>
+      </w:r>
+      <w:r>
+        <w:t xml:space="preserve"> </w:t>
+      </w:r>
+      <w:r>
+        <w:t xml:space="preserve">independent</w:t>
+      </w:r>
+      <w:r>
+        <w:t xml:space="preserve"> </w:t>
+      </w:r>
+      <w:r>
+        <w:t xml:space="preserve">stochastic</w:t>
+      </w:r>
+      <w:r>
+        <w:t xml:space="preserve"> </w:t>
+      </w:r>
+      <w:r>
+        <w:t xml:space="preserve">block</w:t>
+      </w:r>
+      <w:r>
+        <w:t xml:space="preserve"> </w:t>
+      </w:r>
+      <w:r>
+        <w:t xml:space="preserve">model,</w:t>
+      </w:r>
+      <w:r>
+        <w:t xml:space="preserve"> </w:t>
+      </w:r>
+      <w:r>
+        <w:t xml:space="preserve">while</w:t>
+      </w:r>
+      <w:r>
+        <w:t xml:space="preserve"> </w:t>
+      </w:r>
+      <w:r>
+        <w:t xml:space="preserve">the</w:t>
+      </w:r>
+      <w:r>
+        <w:t xml:space="preserve"> </w:t>
+      </w:r>
+      <w:r>
+        <w:t xml:space="preserve">small</w:t>
+      </w:r>
+      <w:r>
+        <w:t xml:space="preserve"> </w:t>
+      </w:r>
+      <w:r>
+        <w:t xml:space="preserve">late</w:t>
+      </w:r>
+      <w:r>
+        <w:t xml:space="preserve"> </w:t>
+      </w:r>
+      <w:r>
+        <w:t xml:space="preserve">phase</w:t>
+      </w:r>
+      <w:r>
+        <w:t xml:space="preserve"> </w:t>
+      </w:r>
+      <w:r>
+        <w:t xml:space="preserve">(Aur-P2;</w:t>
+      </w:r>
+      <w:r>
+        <w:t xml:space="preserve"> </w:t>
+      </w:r>
+      <w:r>
+        <w:t xml:space="preserve">8</w:t>
+      </w:r>
+      <w:r>
+        <w:t xml:space="preserve"> </w:t>
+      </w:r>
+      <w:r>
+        <w:t xml:space="preserve">sites)</w:t>
+      </w:r>
+      <w:r>
+        <w:t xml:space="preserve"> </w:t>
+      </w:r>
+      <w:r>
+        <w:t xml:space="preserve">shows</w:t>
+      </w:r>
+      <w:r>
+        <w:t xml:space="preserve"> </w:t>
+      </w:r>
+      <w:r>
+        <w:t xml:space="preserve">a</w:t>
+      </w:r>
+      <w:r>
+        <w:t xml:space="preserve"> </w:t>
+      </w:r>
+      <w:r>
+        <w:t xml:space="preserve">weaker,</w:t>
+      </w:r>
+      <w:r>
+        <w:t xml:space="preserve"> </w:t>
+      </w:r>
+      <w:r>
+        <w:t xml:space="preserve">less</w:t>
+      </w:r>
+      <w:r>
+        <w:t xml:space="preserve"> </w:t>
+      </w:r>
+      <w:r>
+        <w:t xml:space="preserve">resolved</w:t>
+      </w:r>
+      <w:r>
+        <w:t xml:space="preserve"> </w:t>
+      </w:r>
+      <w:r>
+        <w:t xml:space="preserve">structure.</w:t>
+      </w:r>
+      <w:r>
+        <w:t xml:space="preserve"> </w:t>
+      </w:r>
+      <w:r>
+        <w:t xml:space="preserve">The</w:t>
+      </w:r>
+      <w:r>
+        <w:t xml:space="preserve"> </w:t>
+      </w:r>
+      <w:r>
+        <w:t xml:space="preserve">early</w:t>
+      </w:r>
+      <w:r>
+        <w:t xml:space="preserve"> </w:t>
+      </w:r>
+      <w:r>
+        <w:t xml:space="preserve">phase</w:t>
+      </w:r>
+      <w:r>
+        <w:t xml:space="preserve"> </w:t>
+      </w:r>
+      <w:r>
+        <w:t xml:space="preserve">supports</w:t>
+      </w:r>
+      <w:r>
+        <w:t xml:space="preserve"> </w:t>
+      </w:r>
+      <w:r>
+        <w:t xml:space="preserve">a</w:t>
+      </w:r>
+      <w:r>
+        <w:t xml:space="preserve"> </w:t>
+      </w:r>
+      <w:r>
+        <w:t xml:space="preserve">larger,</w:t>
+      </w:r>
+      <w:r>
+        <w:t xml:space="preserve"> </w:t>
+      </w:r>
+      <w:r>
+        <w:t xml:space="preserve">more</w:t>
+      </w:r>
+      <w:r>
+        <w:t xml:space="preserve"> </w:t>
+      </w:r>
+      <w:r>
+        <w:t xml:space="preserve">hub-centred</w:t>
+      </w:r>
+      <w:r>
+        <w:t xml:space="preserve"> </w:t>
+      </w:r>
+      <w:r>
+        <w:t xml:space="preserve">network,</w:t>
+      </w:r>
+      <w:r>
+        <w:t xml:space="preserve"> </w:t>
+      </w:r>
+      <w:r>
+        <w:t xml:space="preserve">but</w:t>
+      </w:r>
+      <w:r>
+        <w:t xml:space="preserve"> </w:t>
+      </w:r>
+      <w:r>
+        <w:t xml:space="preserve">once</w:t>
+      </w:r>
+      <w:r>
+        <w:t xml:space="preserve"> </w:t>
+      </w:r>
+      <w:r>
+        <w:t xml:space="preserve">network</w:t>
+      </w:r>
+      <w:r>
+        <w:t xml:space="preserve"> </w:t>
+      </w:r>
+      <w:r>
+        <w:t xml:space="preserve">size</w:t>
+      </w:r>
+      <w:r>
+        <w:t xml:space="preserve"> </w:t>
+      </w:r>
+      <w:r>
+        <w:t xml:space="preserve">is</w:t>
+      </w:r>
+      <w:r>
+        <w:t xml:space="preserve"> </w:t>
+      </w:r>
+      <w:r>
+        <w:t xml:space="preserve">taken</w:t>
+      </w:r>
+      <w:r>
+        <w:t xml:space="preserve"> </w:t>
+      </w:r>
+      <w:r>
+        <w:t xml:space="preserve">into</w:t>
+      </w:r>
+      <w:r>
+        <w:t xml:space="preserve"> </w:t>
+      </w:r>
+      <w:r>
+        <w:t xml:space="preserve">account</w:t>
+      </w:r>
+      <w:r>
+        <w:t xml:space="preserve"> </w:t>
+      </w:r>
+      <w:r>
+        <w:t xml:space="preserve">the</w:t>
+      </w:r>
+      <w:r>
+        <w:t xml:space="preserve"> </w:t>
+      </w:r>
+      <w:r>
+        <w:t xml:space="preserve">late</w:t>
+      </w:r>
+      <w:r>
+        <w:t xml:space="preserve"> </w:t>
+      </w:r>
+      <w:r>
+        <w:t xml:space="preserve">phase</w:t>
+      </w:r>
+      <w:r>
+        <w:t xml:space="preserve"> </w:t>
+      </w:r>
+      <w:r>
+        <w:t xml:space="preserve">shows</w:t>
+      </w:r>
+      <w:r>
+        <w:t xml:space="preserve"> </w:t>
+      </w:r>
+      <w:r>
+        <w:t xml:space="preserve">higher</w:t>
+      </w:r>
+      <w:r>
+        <w:t xml:space="preserve"> </w:t>
+      </w:r>
+      <w:r>
+        <w:t xml:space="preserve">edge</w:t>
+      </w:r>
+      <w:r>
+        <w:t xml:space="preserve"> </w:t>
+      </w:r>
+      <w:r>
+        <w:t xml:space="preserve">density,</w:t>
+      </w:r>
+      <w:r>
+        <w:t xml:space="preserve"> </w:t>
+      </w:r>
+      <w:r>
+        <w:t xml:space="preserve">and</w:t>
+      </w:r>
+      <w:r>
+        <w:t xml:space="preserve"> </w:t>
+      </w:r>
+      <w:r>
+        <w:t xml:space="preserve">formal</w:t>
+      </w:r>
+      <w:r>
+        <w:t xml:space="preserve"> </w:t>
+      </w:r>
+      <w:r>
+        <w:t xml:space="preserve">permutation</w:t>
+      </w:r>
+      <w:r>
+        <w:t xml:space="preserve"> </w:t>
+      </w:r>
+      <w:r>
+        <w:t xml:space="preserve">tests</w:t>
+      </w:r>
+      <w:r>
+        <w:t xml:space="preserve"> </w:t>
+      </w:r>
+      <w:r>
+        <w:t xml:space="preserve">indicate</w:t>
+      </w:r>
+      <w:r>
+        <w:t xml:space="preserve"> </w:t>
+      </w:r>
+      <w:r>
+        <w:t xml:space="preserve">that</w:t>
+      </w:r>
+      <w:r>
+        <w:t xml:space="preserve"> </w:t>
+      </w:r>
+      <w:r>
+        <w:t xml:space="preserve">the</w:t>
+      </w:r>
+      <w:r>
+        <w:t xml:space="preserve"> </w:t>
+      </w:r>
+      <w:r>
+        <w:t xml:space="preserve">phases</w:t>
+      </w:r>
+      <w:r>
+        <w:t xml:space="preserve"> </w:t>
+      </w:r>
+      <w:r>
+        <w:t xml:space="preserve">differ</w:t>
+      </w:r>
+      <w:r>
+        <w:t xml:space="preserve"> </w:t>
+      </w:r>
+      <w:r>
+        <w:t xml:space="preserve">in</w:t>
+      </w:r>
+      <w:r>
+        <w:t xml:space="preserve"> </w:t>
+      </w:r>
+      <w:r>
+        <w:t xml:space="preserve">community</w:t>
+      </w:r>
+      <w:r>
+        <w:t xml:space="preserve"> </w:t>
+      </w:r>
+      <w:r>
+        <w:t xml:space="preserve">structure</w:t>
+      </w:r>
+      <w:r>
+        <w:t xml:space="preserve"> </w:t>
+      </w:r>
+      <w:r>
+        <w:t xml:space="preserve">(modularity)</w:t>
+      </w:r>
+      <w:r>
+        <w:t xml:space="preserve"> </w:t>
+      </w:r>
+      <w:r>
+        <w:t xml:space="preserve">but</w:t>
+      </w:r>
+      <w:r>
+        <w:t xml:space="preserve"> </w:t>
+      </w:r>
+      <w:r>
+        <w:t xml:space="preserve">not</w:t>
+      </w:r>
+      <w:r>
+        <w:t xml:space="preserve"> </w:t>
+      </w:r>
+      <w:r>
+        <w:t xml:space="preserve">in</w:t>
+      </w:r>
+      <w:r>
+        <w:t xml:space="preserve"> </w:t>
+      </w:r>
+      <w:r>
+        <w:t xml:space="preserve">edge</w:t>
+      </w:r>
+      <w:r>
+        <w:t xml:space="preserve"> </w:t>
+      </w:r>
+      <w:r>
+        <w:t xml:space="preserve">density,</w:t>
+      </w:r>
+      <w:r>
+        <w:t xml:space="preserve"> </w:t>
+      </w:r>
+      <w:r>
+        <w:t xml:space="preserve">betweenness,</w:t>
+      </w:r>
+      <w:r>
+        <w:t xml:space="preserve"> </w:t>
+      </w:r>
+      <w:r>
+        <w:t xml:space="preserve">or</w:t>
+      </w:r>
+      <w:r>
+        <w:t xml:space="preserve"> </w:t>
+      </w:r>
+      <w:r>
+        <w:t xml:space="preserve">component</w:t>
+      </w:r>
+      <w:r>
+        <w:t xml:space="preserve"> </w:t>
+      </w:r>
+      <w:r>
+        <w:t xml:space="preserve">count.</w:t>
+      </w:r>
+      <w:r>
+        <w:t xml:space="preserve"> </w:t>
+      </w:r>
+      <w:r>
+        <w:t xml:space="preserve">Mantel</w:t>
+      </w:r>
+      <w:r>
+        <w:t xml:space="preserve"> </w:t>
+      </w:r>
+      <w:r>
+        <w:t xml:space="preserve">tests</w:t>
+      </w:r>
+      <w:r>
+        <w:t xml:space="preserve"> </w:t>
+      </w:r>
+      <w:r>
+        <w:t xml:space="preserve">show</w:t>
+      </w:r>
+      <w:r>
+        <w:t xml:space="preserve"> </w:t>
+      </w:r>
+      <w:r>
+        <w:t xml:space="preserve">that</w:t>
+      </w:r>
+      <w:r>
+        <w:t xml:space="preserve"> </w:t>
+      </w:r>
+      <w:r>
+        <w:t xml:space="preserve">geographic</w:t>
+      </w:r>
+      <w:r>
+        <w:t xml:space="preserve"> </w:t>
+      </w:r>
+      <w:r>
+        <w:t xml:space="preserve">distance</w:t>
+      </w:r>
+      <w:r>
+        <w:t xml:space="preserve"> </w:t>
+      </w:r>
+      <w:r>
+        <w:t xml:space="preserve">does</w:t>
+      </w:r>
+      <w:r>
+        <w:t xml:space="preserve"> </w:t>
+      </w:r>
+      <w:r>
+        <w:t xml:space="preserve">not</w:t>
+      </w:r>
+      <w:r>
+        <w:t xml:space="preserve"> </w:t>
+      </w:r>
+      <w:r>
+        <w:t xml:space="preserve">account</w:t>
       </w:r>
       <w:r>
         <w:t xml:space="preserve"> </w:t>
@@ -561,25 +1389,169 @@
         <w:t xml:space="preserve"> </w:t>
       </w:r>
       <w:r>
-        <w:t xml:space="preserve">to</w:t>
-      </w:r>
-      <w:r>
-        <w:t xml:space="preserve"> </w:t>
-      </w:r>
-      <w:r>
-        <w:t xml:space="preserve">reflect</w:t>
-      </w:r>
-      <w:r>
-        <w:t xml:space="preserve"> </w:t>
-      </w:r>
-      <w:r>
-        <w:t xml:space="preserve">cultural</w:t>
-      </w:r>
-      <w:r>
-        <w:t xml:space="preserve"> </w:t>
-      </w:r>
-      <w:r>
-        <w:t xml:space="preserve">grouping</w:t>
+        <w:t xml:space="preserve">in</w:t>
+      </w:r>
+      <w:r>
+        <w:t xml:space="preserve"> </w:t>
+      </w:r>
+      <w:r>
+        <w:t xml:space="preserve">either</w:t>
+      </w:r>
+      <w:r>
+        <w:t xml:space="preserve"> </w:t>
+      </w:r>
+      <w:r>
+        <w:t xml:space="preserve">phase,</w:t>
+      </w:r>
+      <w:r>
+        <w:t xml:space="preserve"> </w:t>
+      </w:r>
+      <w:r>
+        <w:t xml:space="preserve">and</w:t>
+      </w:r>
+      <w:r>
+        <w:t xml:space="preserve"> </w:t>
+      </w:r>
+      <w:r>
+        <w:t xml:space="preserve">the</w:t>
+      </w:r>
+      <w:r>
+        <w:t xml:space="preserve"> </w:t>
+      </w:r>
+      <w:r>
+        <w:t xml:space="preserve">isolation-by-distance</w:t>
+      </w:r>
+      <w:r>
+        <w:t xml:space="preserve"> </w:t>
+      </w:r>
+      <w:r>
+        <w:t xml:space="preserve">relationship</w:t>
+      </w:r>
+      <w:r>
+        <w:t xml:space="preserve"> </w:t>
+      </w:r>
+      <w:r>
+        <w:t xml:space="preserve">does</w:t>
+      </w:r>
+      <w:r>
+        <w:t xml:space="preserve"> </w:t>
+      </w:r>
+      <w:r>
+        <w:t xml:space="preserve">not</w:t>
+      </w:r>
+      <w:r>
+        <w:t xml:space="preserve"> </w:t>
+      </w:r>
+      <w:r>
+        <w:t xml:space="preserve">differ</w:t>
+      </w:r>
+      <w:r>
+        <w:t xml:space="preserve"> </w:t>
+      </w:r>
+      <w:r>
+        <w:t xml:space="preserve">between</w:t>
+      </w:r>
+      <w:r>
+        <w:t xml:space="preserve"> </w:t>
+      </w:r>
+      <w:r>
+        <w:t xml:space="preserve">them.</w:t>
+      </w:r>
+      <w:r>
+        <w:t xml:space="preserve"> </w:t>
+      </w:r>
+      <w:r>
+        <w:t xml:space="preserve">These</w:t>
+      </w:r>
+      <w:r>
+        <w:t xml:space="preserve"> </w:t>
+      </w:r>
+      <w:r>
+        <w:t xml:space="preserve">results</w:t>
+      </w:r>
+      <w:r>
+        <w:t xml:space="preserve"> </w:t>
+      </w:r>
+      <w:r>
+        <w:t xml:space="preserve">indicate</w:t>
+      </w:r>
+      <w:r>
+        <w:t xml:space="preserve"> </w:t>
+      </w:r>
+      <w:r>
+        <w:t xml:space="preserve">that</w:t>
+      </w:r>
+      <w:r>
+        <w:t xml:space="preserve"> </w:t>
+      </w:r>
+      <w:r>
+        <w:t xml:space="preserve">the</w:t>
+      </w:r>
+      <w:r>
+        <w:t xml:space="preserve"> </w:t>
+      </w:r>
+      <w:r>
+        <w:t xml:space="preserve">restricted/broad</w:t>
+      </w:r>
+      <w:r>
+        <w:t xml:space="preserve"> </w:t>
+      </w:r>
+      <w:r>
+        <w:t xml:space="preserve">separation</w:t>
+      </w:r>
+      <w:r>
+        <w:t xml:space="preserve"> </w:t>
+      </w:r>
+      <w:r>
+        <w:t xml:space="preserve">is</w:t>
+      </w:r>
+      <w:r>
+        <w:t xml:space="preserve"> </w:t>
+      </w:r>
+      <w:r>
+        <w:t xml:space="preserve">a</w:t>
+      </w:r>
+      <w:r>
+        <w:t xml:space="preserve"> </w:t>
+      </w:r>
+      <w:r>
+        <w:t xml:space="preserve">persistent</w:t>
+      </w:r>
+      <w:r>
+        <w:t xml:space="preserve"> </w:t>
+      </w:r>
+      <w:r>
+        <w:t xml:space="preserve">organisational</w:t>
+      </w:r>
+      <w:r>
+        <w:t xml:space="preserve"> </w:t>
+      </w:r>
+      <w:r>
+        <w:t xml:space="preserve">feature</w:t>
+      </w:r>
+      <w:r>
+        <w:t xml:space="preserve"> </w:t>
+      </w:r>
+      <w:r>
+        <w:t xml:space="preserve">of</w:t>
+      </w:r>
+      <w:r>
+        <w:t xml:space="preserve"> </w:t>
+      </w:r>
+      <w:r>
+        <w:t xml:space="preserve">Aurignacian</w:t>
+      </w:r>
+      <w:r>
+        <w:t xml:space="preserve"> </w:t>
+      </w:r>
+      <w:r>
+        <w:t xml:space="preserve">symbolic</w:t>
+      </w:r>
+      <w:r>
+        <w:t xml:space="preserve"> </w:t>
+      </w:r>
+      <w:r>
+        <w:t xml:space="preserve">culture</w:t>
       </w:r>
       <w:r>
         <w:t xml:space="preserve"> </w:t>
@@ -597,25 +1569,55 @@
         <w:t xml:space="preserve"> </w:t>
       </w:r>
       <w:r>
+        <w:t xml:space="preserve">an</w:t>
+      </w:r>
+      <w:r>
+        <w:t xml:space="preserve"> </w:t>
+      </w:r>
+      <w:r>
+        <w:t xml:space="preserve">artefact</w:t>
+      </w:r>
+      <w:r>
+        <w:t xml:space="preserve"> </w:t>
+      </w:r>
+      <w:r>
+        <w:t xml:space="preserve">of</w:t>
+      </w:r>
+      <w:r>
+        <w:t xml:space="preserve"> </w:t>
+      </w:r>
+      <w:r>
         <w:t xml:space="preserve">geographic</w:t>
       </w:r>
       <w:r>
         <w:t xml:space="preserve"> </w:t>
       </w:r>
       <w:r>
-        <w:t xml:space="preserve">isolation.</w:t>
-      </w:r>
-      <w:r>
-        <w:t xml:space="preserve"> </w:t>
-      </w:r>
-      <w:r>
-        <w:t xml:space="preserve">We</w:t>
-      </w:r>
-      <w:r>
-        <w:t xml:space="preserve"> </w:t>
-      </w:r>
-      <w:r>
-        <w:t xml:space="preserve">find</w:t>
+        <w:t xml:space="preserve">isolation</w:t>
+      </w:r>
+      <w:r>
+        <w:t xml:space="preserve"> </w:t>
+      </w:r>
+      <w:r>
+        <w:t xml:space="preserve">or</w:t>
+      </w:r>
+      <w:r>
+        <w:t xml:space="preserve"> </w:t>
+      </w:r>
+      <w:r>
+        <w:t xml:space="preserve">site</w:t>
+      </w:r>
+      <w:r>
+        <w:t xml:space="preserve"> </w:t>
+      </w:r>
+      <w:r>
+        <w:t xml:space="preserve">assignment,</w:t>
+      </w:r>
+      <w:r>
+        <w:t xml:space="preserve"> </w:t>
+      </w:r>
+      <w:r>
+        <w:t xml:space="preserve">and</w:t>
       </w:r>
       <w:r>
         <w:t xml:space="preserve"> </w:t>
@@ -633,25 +1635,19 @@
         <w:t xml:space="preserve"> </w:t>
       </w:r>
       <w:r>
-        <w:t xml:space="preserve">Proto-Aurignacian</w:t>
-      </w:r>
-      <w:r>
-        <w:t xml:space="preserve"> </w:t>
-      </w:r>
-      <w:r>
-        <w:t xml:space="preserve">was</w:t>
-      </w:r>
-      <w:r>
-        <w:t xml:space="preserve"> </w:t>
-      </w:r>
-      <w:r>
-        <w:t xml:space="preserve">characterised</w:t>
-      </w:r>
-      <w:r>
-        <w:t xml:space="preserve"> </w:t>
-      </w:r>
-      <w:r>
-        <w:t xml:space="preserve">by</w:t>
+        <w:t xml:space="preserve">connectivity</w:t>
+      </w:r>
+      <w:r>
+        <w:t xml:space="preserve"> </w:t>
+      </w:r>
+      <w:r>
+        <w:t xml:space="preserve">dynamics</w:t>
+      </w:r>
+      <w:r>
+        <w:t xml:space="preserve"> </w:t>
+      </w:r>
+      <w:r>
+        <w:t xml:space="preserve">of</w:t>
       </w:r>
       <w:r>
         <w:t xml:space="preserve"> </w:t>
@@ -663,7 +1659,43 @@
         <w:t xml:space="preserve"> </w:t>
       </w:r>
       <w:r>
-        <w:t xml:space="preserve">densest</w:t>
+        <w:t xml:space="preserve">two</w:t>
+      </w:r>
+      <w:r>
+        <w:t xml:space="preserve"> </w:t>
+      </w:r>
+      <w:r>
+        <w:t xml:space="preserve">phases</w:t>
+      </w:r>
+      <w:r>
+        <w:t xml:space="preserve"> </w:t>
+      </w:r>
+      <w:r>
+        <w:t xml:space="preserve">should</w:t>
+      </w:r>
+      <w:r>
+        <w:t xml:space="preserve"> </w:t>
+      </w:r>
+      <w:r>
+        <w:t xml:space="preserve">be</w:t>
+      </w:r>
+      <w:r>
+        <w:t xml:space="preserve"> </w:t>
+      </w:r>
+      <w:r>
+        <w:t xml:space="preserve">compared</w:t>
+      </w:r>
+      <w:r>
+        <w:t xml:space="preserve"> </w:t>
+      </w:r>
+      <w:r>
+        <w:t xml:space="preserve">net</w:t>
+      </w:r>
+      <w:r>
+        <w:t xml:space="preserve"> </w:t>
+      </w:r>
+      <w:r>
+        <w:t xml:space="preserve">of</w:t>
       </w:r>
       <w:r>
         <w:t xml:space="preserve"> </w:t>
@@ -675,25 +1707,25 @@
         <w:t xml:space="preserve"> </w:t>
       </w:r>
       <w:r>
-        <w:t xml:space="preserve">of</w:t>
-      </w:r>
-      <w:r>
-        <w:t xml:space="preserve"> </w:t>
-      </w:r>
-      <w:r>
-        <w:t xml:space="preserve">social</w:t>
-      </w:r>
-      <w:r>
-        <w:t xml:space="preserve"> </w:t>
-      </w:r>
-      <w:r>
-        <w:t xml:space="preserve">connections,</w:t>
-      </w:r>
-      <w:r>
-        <w:t xml:space="preserve"> </w:t>
-      </w:r>
-      <w:r>
-        <w:t xml:space="preserve">with</w:t>
+        <w:t xml:space="preserve">size</w:t>
+      </w:r>
+      <w:r>
+        <w:t xml:space="preserve"> </w:t>
+      </w:r>
+      <w:r>
+        <w:t xml:space="preserve">rather</w:t>
+      </w:r>
+      <w:r>
+        <w:t xml:space="preserve"> </w:t>
+      </w:r>
+      <w:r>
+        <w:t xml:space="preserve">than</w:t>
+      </w:r>
+      <w:r>
+        <w:t xml:space="preserve"> </w:t>
+      </w:r>
+      <w:r>
+        <w:t xml:space="preserve">through</w:t>
       </w:r>
       <w:r>
         <w:t xml:space="preserve"> </w:t>
@@ -705,475 +1737,19 @@
         <w:t xml:space="preserve"> </w:t>
       </w:r>
       <w:r>
-        <w:t xml:space="preserve">hub</w:t>
-      </w:r>
-      <w:r>
-        <w:t xml:space="preserve"> </w:t>
-      </w:r>
-      <w:r>
-        <w:t xml:space="preserve">structure</w:t>
-      </w:r>
-      <w:r>
-        <w:t xml:space="preserve"> </w:t>
-      </w:r>
-      <w:r>
-        <w:t xml:space="preserve">centred</w:t>
-      </w:r>
-      <w:r>
-        <w:t xml:space="preserve"> </w:t>
-      </w:r>
-      <w:r>
-        <w:t xml:space="preserve">on</w:t>
-      </w:r>
-      <w:r>
-        <w:t xml:space="preserve"> </w:t>
-      </w:r>
-      <w:r>
-        <w:t xml:space="preserve">key</w:t>
-      </w:r>
-      <w:r>
-        <w:t xml:space="preserve"> </w:t>
-      </w:r>
-      <w:r>
-        <w:t xml:space="preserve">sites,</w:t>
-      </w:r>
-      <w:r>
-        <w:t xml:space="preserve"> </w:t>
-      </w:r>
-      <w:r>
-        <w:t xml:space="preserve">while</w:t>
-      </w:r>
-      <w:r>
-        <w:t xml:space="preserve"> </w:t>
-      </w:r>
-      <w:r>
-        <w:t xml:space="preserve">subsequent</w:t>
-      </w:r>
-      <w:r>
-        <w:t xml:space="preserve"> </w:t>
-      </w:r>
-      <w:r>
-        <w:t xml:space="preserve">phases</w:t>
-      </w:r>
-      <w:r>
-        <w:t xml:space="preserve"> </w:t>
-      </w:r>
-      <w:r>
-        <w:t xml:space="preserve">show</w:t>
-      </w:r>
-      <w:r>
-        <w:t xml:space="preserve"> </w:t>
-      </w:r>
-      <w:r>
-        <w:t xml:space="preserve">progressively</w:t>
-      </w:r>
-      <w:r>
-        <w:t xml:space="preserve"> </w:t>
-      </w:r>
-      <w:r>
-        <w:t xml:space="preserve">reduced</w:t>
-      </w:r>
-      <w:r>
-        <w:t xml:space="preserve"> </w:t>
-      </w:r>
-      <w:r>
-        <w:t xml:space="preserve">connectivity</w:t>
-      </w:r>
-      <w:r>
-        <w:t xml:space="preserve"> </w:t>
-      </w:r>
-      <w:r>
-        <w:t xml:space="preserve">and</w:t>
-      </w:r>
-      <w:r>
-        <w:t xml:space="preserve"> </w:t>
-      </w:r>
-      <w:r>
-        <w:t xml:space="preserve">more</w:t>
-      </w:r>
-      <w:r>
-        <w:t xml:space="preserve"> </w:t>
-      </w:r>
-      <w:r>
-        <w:t xml:space="preserve">localised</w:t>
-      </w:r>
-      <w:r>
-        <w:t xml:space="preserve"> </w:t>
-      </w:r>
-      <w:r>
-        <w:t xml:space="preserve">interaction.</w:t>
-      </w:r>
-      <w:r>
-        <w:t xml:space="preserve"> </w:t>
-      </w:r>
-      <w:r>
-        <w:t xml:space="preserve">Conversely,</w:t>
-      </w:r>
-      <w:r>
-        <w:t xml:space="preserve"> </w:t>
-      </w:r>
-      <w:r>
-        <w:t xml:space="preserve">Mantel</w:t>
-      </w:r>
-      <w:r>
-        <w:t xml:space="preserve"> </w:t>
-      </w:r>
-      <w:r>
-        <w:t xml:space="preserve">tests</w:t>
-      </w:r>
-      <w:r>
-        <w:t xml:space="preserve"> </w:t>
-      </w:r>
-      <w:r>
-        <w:t xml:space="preserve">indicate</w:t>
-      </w:r>
-      <w:r>
-        <w:t xml:space="preserve"> </w:t>
-      </w:r>
-      <w:r>
-        <w:t xml:space="preserve">that</w:t>
-      </w:r>
-      <w:r>
-        <w:t xml:space="preserve"> </w:t>
-      </w:r>
-      <w:r>
-        <w:t xml:space="preserve">geographic</w:t>
-      </w:r>
-      <w:r>
-        <w:t xml:space="preserve"> </w:t>
-      </w:r>
-      <w:r>
-        <w:t xml:space="preserve">distance</w:t>
-      </w:r>
-      <w:r>
-        <w:t xml:space="preserve"> </w:t>
-      </w:r>
-      <w:r>
-        <w:t xml:space="preserve">alone</w:t>
-      </w:r>
-      <w:r>
-        <w:t xml:space="preserve"> </w:t>
-      </w:r>
-      <w:r>
-        <w:t xml:space="preserve">does</w:t>
-      </w:r>
-      <w:r>
-        <w:t xml:space="preserve"> </w:t>
-      </w:r>
-      <w:r>
-        <w:t xml:space="preserve">not</w:t>
-      </w:r>
-      <w:r>
-        <w:t xml:space="preserve"> </w:t>
-      </w:r>
-      <w:r>
-        <w:t xml:space="preserve">account</w:t>
-      </w:r>
-      <w:r>
-        <w:t xml:space="preserve"> </w:t>
-      </w:r>
-      <w:r>
-        <w:t xml:space="preserve">for</w:t>
-      </w:r>
-      <w:r>
-        <w:t xml:space="preserve"> </w:t>
-      </w:r>
-      <w:r>
-        <w:t xml:space="preserve">the</w:t>
-      </w:r>
-      <w:r>
-        <w:t xml:space="preserve"> </w:t>
-      </w:r>
-      <w:r>
-        <w:t xml:space="preserve">observed</w:t>
-      </w:r>
-      <w:r>
-        <w:t xml:space="preserve"> </w:t>
-      </w:r>
-      <w:r>
-        <w:t xml:space="preserve">patterns,</w:t>
-      </w:r>
-      <w:r>
-        <w:t xml:space="preserve"> </w:t>
-      </w:r>
-      <w:r>
-        <w:t xml:space="preserve">suggesting</w:t>
-      </w:r>
-      <w:r>
-        <w:t xml:space="preserve"> </w:t>
-      </w:r>
-      <w:r>
-        <w:t xml:space="preserve">social</w:t>
-      </w:r>
-      <w:r>
-        <w:t xml:space="preserve"> </w:t>
-      </w:r>
-      <w:r>
-        <w:t xml:space="preserve">processes</w:t>
-      </w:r>
-      <w:r>
-        <w:t xml:space="preserve"> </w:t>
-      </w:r>
-      <w:r>
-        <w:t xml:space="preserve">beyond</w:t>
-      </w:r>
-      <w:r>
-        <w:t xml:space="preserve"> </w:t>
-      </w:r>
-      <w:r>
-        <w:t xml:space="preserve">spatial</w:t>
-      </w:r>
-      <w:r>
-        <w:t xml:space="preserve"> </w:t>
-      </w:r>
-      <w:r>
-        <w:t xml:space="preserve">proximity</w:t>
-      </w:r>
-      <w:r>
-        <w:t xml:space="preserve"> </w:t>
-      </w:r>
-      <w:r>
-        <w:t xml:space="preserve">shaped</w:t>
-      </w:r>
-      <w:r>
-        <w:t xml:space="preserve"> </w:t>
-      </w:r>
-      <w:r>
-        <w:t xml:space="preserve">sign</w:t>
-      </w:r>
-      <w:r>
-        <w:t xml:space="preserve"> </w:t>
-      </w:r>
-      <w:r>
-        <w:t xml:space="preserve">distribution.</w:t>
-      </w:r>
-      <w:r>
-        <w:t xml:space="preserve"> </w:t>
-      </w:r>
-      <w:r>
-        <w:t xml:space="preserve">These</w:t>
-      </w:r>
-      <w:r>
-        <w:t xml:space="preserve"> </w:t>
-      </w:r>
-      <w:r>
-        <w:t xml:space="preserve">results</w:t>
-      </w:r>
-      <w:r>
-        <w:t xml:space="preserve"> </w:t>
-      </w:r>
-      <w:r>
-        <w:t xml:space="preserve">push</w:t>
-      </w:r>
-      <w:r>
-        <w:t xml:space="preserve"> </w:t>
-      </w:r>
-      <w:r>
-        <w:t xml:space="preserve">back</w:t>
-      </w:r>
-      <w:r>
-        <w:t xml:space="preserve"> </w:t>
-      </w:r>
-      <w:r>
-        <w:t xml:space="preserve">the</w:t>
-      </w:r>
-      <w:r>
-        <w:t xml:space="preserve"> </w:t>
-      </w:r>
-      <w:r>
-        <w:t xml:space="preserve">emergence</w:t>
-      </w:r>
-      <w:r>
-        <w:t xml:space="preserve"> </w:t>
-      </w:r>
-      <w:r>
-        <w:t xml:space="preserve">of</w:t>
-      </w:r>
-      <w:r>
-        <w:t xml:space="preserve"> </w:t>
-      </w:r>
-      <w:r>
-        <w:t xml:space="preserve">complex</w:t>
-      </w:r>
-      <w:r>
-        <w:t xml:space="preserve"> </w:t>
-      </w:r>
-      <w:r>
-        <w:t xml:space="preserve">inter-group</w:t>
-      </w:r>
-      <w:r>
-        <w:t xml:space="preserve"> </w:t>
-      </w:r>
-      <w:r>
-        <w:t xml:space="preserve">social</w:t>
-      </w:r>
-      <w:r>
-        <w:t xml:space="preserve"> </w:t>
-      </w:r>
-      <w:r>
-        <w:t xml:space="preserve">networks</w:t>
-      </w:r>
-      <w:r>
-        <w:t xml:space="preserve"> </w:t>
-      </w:r>
-      <w:r>
-        <w:t xml:space="preserve">to</w:t>
-      </w:r>
-      <w:r>
-        <w:t xml:space="preserve"> </w:t>
-      </w:r>
-      <w:r>
-        <w:t xml:space="preserve">approximately</w:t>
-      </w:r>
-      <w:r>
-        <w:t xml:space="preserve"> </w:t>
-      </w:r>
-      <w:r>
-        <w:t xml:space="preserve">41</w:t>
-      </w:r>
-      <w:r>
-        <w:t xml:space="preserve"> </w:t>
-      </w:r>
-      <w:r>
-        <w:t xml:space="preserve">ka</w:t>
-      </w:r>
-      <w:r>
-        <w:t xml:space="preserve"> </w:t>
-      </w:r>
-      <w:r>
-        <w:t xml:space="preserve">BP,</w:t>
-      </w:r>
-      <w:r>
-        <w:t xml:space="preserve"> </w:t>
-      </w:r>
-      <w:r>
-        <w:t xml:space="preserve">earlier</w:t>
-      </w:r>
-      <w:r>
-        <w:t xml:space="preserve"> </w:t>
-      </w:r>
-      <w:r>
-        <w:t xml:space="preserve">than</w:t>
-      </w:r>
-      <w:r>
-        <w:t xml:space="preserve"> </w:t>
-      </w:r>
-      <w:r>
-        <w:t xml:space="preserve">previously</w:t>
-      </w:r>
-      <w:r>
-        <w:t xml:space="preserve"> </w:t>
-      </w:r>
-      <w:r>
-        <w:t xml:space="preserve">proposed,</w:t>
-      </w:r>
-      <w:r>
-        <w:t xml:space="preserve"> </w:t>
-      </w:r>
-      <w:r>
-        <w:t xml:space="preserve">supporting</w:t>
-      </w:r>
-      <w:r>
-        <w:t xml:space="preserve"> </w:t>
-      </w:r>
-      <w:r>
-        <w:t xml:space="preserve">hypotheses</w:t>
-      </w:r>
-      <w:r>
-        <w:t xml:space="preserve"> </w:t>
-      </w:r>
-      <w:r>
-        <w:t xml:space="preserve">that</w:t>
-      </w:r>
-      <w:r>
-        <w:t xml:space="preserve"> </w:t>
-      </w:r>
-      <w:r>
-        <w:t xml:space="preserve">geometric</w:t>
-      </w:r>
-      <w:r>
-        <w:t xml:space="preserve"> </w:t>
-      </w:r>
-      <w:r>
-        <w:t xml:space="preserve">signs</w:t>
-      </w:r>
-      <w:r>
-        <w:t xml:space="preserve"> </w:t>
-      </w:r>
-      <w:r>
-        <w:t xml:space="preserve">may</w:t>
-      </w:r>
-      <w:r>
-        <w:t xml:space="preserve"> </w:t>
-      </w:r>
-      <w:r>
-        <w:t xml:space="preserve">have</w:t>
-      </w:r>
-      <w:r>
-        <w:t xml:space="preserve"> </w:t>
-      </w:r>
-      <w:r>
-        <w:t xml:space="preserve">functioned</w:t>
-      </w:r>
-      <w:r>
-        <w:t xml:space="preserve"> </w:t>
-      </w:r>
-      <w:r>
-        <w:t xml:space="preserve">as</w:t>
-      </w:r>
-      <w:r>
-        <w:t xml:space="preserve"> </w:t>
-      </w:r>
-      <w:r>
-        <w:t xml:space="preserve">information</w:t>
-      </w:r>
-      <w:r>
-        <w:t xml:space="preserve"> </w:t>
-      </w:r>
-      <w:r>
-        <w:t xml:space="preserve">technologies</w:t>
-      </w:r>
-      <w:r>
-        <w:t xml:space="preserve"> </w:t>
-      </w:r>
-      <w:r>
-        <w:t xml:space="preserve">to</w:t>
-      </w:r>
-      <w:r>
-        <w:t xml:space="preserve"> </w:t>
-      </w:r>
-      <w:r>
-        <w:t xml:space="preserve">navigate</w:t>
-      </w:r>
-      <w:r>
-        <w:t xml:space="preserve"> </w:t>
-      </w:r>
-      <w:r>
-        <w:t xml:space="preserve">environmental</w:t>
-      </w:r>
-      <w:r>
-        <w:t xml:space="preserve"> </w:t>
-      </w:r>
-      <w:r>
-        <w:t xml:space="preserve">instability</w:t>
-      </w:r>
-      <w:r>
-        <w:t xml:space="preserve"> </w:t>
-      </w:r>
-      <w:r>
-        <w:t xml:space="preserve">and</w:t>
-      </w:r>
-      <w:r>
-        <w:t xml:space="preserve"> </w:t>
-      </w:r>
-      <w:r>
-        <w:t xml:space="preserve">demographic</w:t>
-      </w:r>
-      <w:r>
-        <w:t xml:space="preserve"> </w:t>
-      </w:r>
-      <w:r>
-        <w:t xml:space="preserve">expansion.</w:t>
+        <w:t xml:space="preserve">simple</w:t>
+      </w:r>
+      <w:r>
+        <w:t xml:space="preserve"> </w:t>
+      </w:r>
+      <w:r>
+        <w:t xml:space="preserve">densest-hub</w:t>
+      </w:r>
+      <w:r>
+        <w:t xml:space="preserve"> </w:t>
+      </w:r>
+      <w:r>
+        <w:t xml:space="preserve">narrative.</w:t>
       </w:r>
     </w:p>
     <w:p>
@@ -1302,7 +1878,7 @@
         <w:t xml:space="preserve">[11]</w:t>
       </w:r>
       <w:r>
-        <w:t xml:space="preserve">, provide direct evidence of symbolic behavior and cultural connectivity during this period. We investigated human social organization dynamics implied by the distribution and variation of geometric sign types found on mobile objects in Europe across three phases of the Aurignacian period.</w:t>
+        <w:t xml:space="preserve">, provide direct evidence of symbolic behavior and cultural connectivity during this period. We investigated human social organization dynamics implied by the distribution and variation of geometric sign types found on mobile objects in Europe within a two-phase framework (Aur-P1/Aur-P2; Shao et al. 2021).</w:t>
       </w:r>
     </w:p>
     <w:bookmarkStart w:id="21" w:name="X06869f42bdedda871dbae178d8ab917db5544af"/>
@@ -1556,21 +2132,16 @@
         <w:pStyle w:val="BodyText"/>
       </w:pPr>
       <w:r>
-        <w:t xml:space="preserve">We adopt a three-phase framework (Proto-Aurignacian, Early Aurignacian, Evolved/Late Aurignacian) as a first-order chronological scaffold</w:t>
-      </w:r>
-      <w:r>
-        <w:t xml:space="preserve"> </w:t>
-      </w:r>
-      <w:hyperlink w:anchor="tbl-aur-table">
-        <w:r>
-          <w:rPr>
-            <w:rStyle w:val="Hyperlink"/>
-          </w:rPr>
-          <w:t xml:space="preserve">Table 1</w:t>
-        </w:r>
-      </w:hyperlink>
-      <w:r>
-        <w:t xml:space="preserve">. This scheme preserves the two transitions of greatest relevance to our research question: the Proto to Early boundary, which broadly corresponds to the shift from initial dispersal to established populations, and the Early to Evolved/Late boundary, which coincides with the onset of pronounced regional diversification in material culture. We acknowledge that these phases are analytical conveniences rather than discrete cultural entities</w:t>
+        <w:t xml:space="preserve">We adopt a two-phase framework (Aur-P1/Aur-P2;</w:t>
+      </w:r>
+      <w:r>
+        <w:t xml:space="preserve"> </w:t>
+      </w:r>
+      <w:r>
+        <w:t xml:space="preserve">[19]</w:t>
+      </w:r>
+      <w:r>
+        <w:t xml:space="preserve">) as a first-order chronological scaffold, acknowledging that phases are analytical conveniences rather than discrete cultural entities</w:t>
       </w:r>
       <w:r>
         <w:t xml:space="preserve"> </w:t>
@@ -1579,7 +2150,25 @@
         <w:t xml:space="preserve">[15,18]</w:t>
       </w:r>
       <w:r>
-        <w:t xml:space="preserve">, and we test the sensitivity of our results to alternative periodisations (two-phase:</w:t>
+        <w:t xml:space="preserve">. The chronological and technological distinctness of the Proto- and Early Aurignacian is difficult to sustain</w:t>
+      </w:r>
+      <w:r>
+        <w:t xml:space="preserve"> </w:t>
+      </w:r>
+      <w:r>
+        <w:t xml:space="preserve">[20]</w:t>
+      </w:r>
+      <w:r>
+        <w:t xml:space="preserve">, and some analyses suggest these represent coexisting facies rather than successive phases</w:t>
+      </w:r>
+      <w:r>
+        <w:t xml:space="preserve"> </w:t>
+      </w:r>
+      <w:r>
+        <w:t xml:space="preserve">[22]</w:t>
+      </w:r>
+      <w:r>
+        <w:t xml:space="preserve">. We therefore pool the Proto and Early Aurignac into Aur-P1 (43–37 ka BP) and treat the Evolved/Late Aurignac as Aur-P2 (37–32 ka BP), following the two-phase scheme of</w:t>
       </w:r>
       <w:r>
         <w:t xml:space="preserve"> </w:t>
@@ -1588,7 +2177,72 @@
         <w:t xml:space="preserve">[19]</w:t>
       </w:r>
       <w:r>
-        <w:t xml:space="preserve">; four-phase: Evolved/Late split; Supplement S4), including boundary-shift analyses that perturb the Proto/Early and Early/Evolved thresholds by ±500 and ±1000 years (Supplement S5.5). Phase assignments follow published site attributions, translated from legacy Périgord terminology where necessary.</w:t>
+        <w:t xml:space="preserve">. We test the sensitivity of our results to this baseline by also running four-phase and boundary-shift variants (Supplement S4, S5.5). Phase assignments follow published site attributions, translated from legacy Périgord terminology where necessary.</w:t>
+      </w:r>
+    </w:p>
+    <w:p>
+      <w:pPr>
+        <w:pStyle w:val="BodyText"/>
+      </w:pPr>
+      <w:r>
+        <w:t xml:space="preserve">Phase assignments follow specialist technological attributions from the published literature rather than radiocarbon dates alone, which can conflict with the archaeological content of a layer. Recent reassessments are therefore incorporated directly into the main analysis: Abri Pataud is placed in the Early Aurignacian (Aurignacian I) on the basis of its lithic technology</w:t>
+      </w:r>
+      <w:r>
+        <w:t xml:space="preserve"> </w:t>
+      </w:r>
+      <w:r>
+        <w:t xml:space="preserve">[23,24]</w:t>
+      </w:r>
+      <w:r>
+        <w:t xml:space="preserve">, La Ferrassie in the Early Aurignacian on the basis of Layer 7 directly above the Châtelperronian</w:t>
+      </w:r>
+      <w:r>
+        <w:t xml:space="preserve"> </w:t>
+      </w:r>
+      <w:r>
+        <w:t xml:space="preserve">[25]</w:t>
+      </w:r>
+      <w:r>
+        <w:t xml:space="preserve">, Mladeč in the Evolved Aurignacian on the basis of its massive-base bone points and ~31 ka BP dates</w:t>
+      </w:r>
+      <w:r>
+        <w:t xml:space="preserve"> </w:t>
+      </w:r>
+      <w:r>
+        <w:t xml:space="preserve">[26]</w:t>
+      </w:r>
+      <w:r>
+        <w:t xml:space="preserve">, and the Swabian Jura sites of Hohle Fels and Geissenklösterle in the Early Aurignacian</w:t>
+      </w:r>
+      <w:r>
+        <w:t xml:space="preserve"> </w:t>
+      </w:r>
+      <w:r>
+        <w:t xml:space="preserve">[27,28]</w:t>
+      </w:r>
+      <w:r>
+        <w:t xml:space="preserve">. Two sites are excluded from the analysis because their assemblages are too mixed to assign to a single phase reliably: Spy</w:t>
+      </w:r>
+      <w:r>
+        <w:t xml:space="preserve"> </w:t>
+      </w:r>
+      <w:r>
+        <w:t xml:space="preserve">[29,30]</w:t>
+      </w:r>
+      <w:r>
+        <w:t xml:space="preserve"> </w:t>
+      </w:r>
+      <w:r>
+        <w:t xml:space="preserve">and El Castillo. The robustness of these assignments to reverting to purely date-based criteria is tested in Supplement S7, where stratigraphic mixing concerns at Vogelherd are also addressed</w:t>
+      </w:r>
+      <w:r>
+        <w:t xml:space="preserve"> </w:t>
+      </w:r>
+      <w:r>
+        <w:t xml:space="preserve">[31]</w:t>
+      </w:r>
+      <w:r>
+        <w:t xml:space="preserve">.</w:t>
       </w:r>
     </w:p>
     <w:tbl>
@@ -1615,10 +2269,10 @@
               <w:tblLayout w:type="fixed"/>
             </w:tblPr>
             <w:tblGrid>
-              <w:gridCol w:w="337"/>
-              <w:gridCol w:w="229"/>
-              <w:gridCol w:w="6717"/>
-              <w:gridCol w:w="635"/>
+              <w:gridCol w:w="201"/>
+              <w:gridCol w:w="155"/>
+              <w:gridCol w:w="6749"/>
+              <w:gridCol w:w="813"/>
             </w:tblGrid>
             <w:tr>
               <w:trPr>
@@ -1687,7 +2341,7 @@
                     <w:jc w:val="center"/>
                   </w:pPr>
                   <w:r>
-                    <w:t xml:space="preserve">Protoaurignacian</w:t>
+                    <w:t xml:space="preserve">Aur-P1 (Proto/Early)</w:t>
                   </w:r>
                 </w:p>
               </w:tc>
@@ -1700,7 +2354,7 @@
                     <w:jc w:val="center"/>
                   </w:pPr>
                   <w:r>
-                    <w:t xml:space="preserve">43 - 39.8</w:t>
+                    <w:t xml:space="preserve">43 - 37</w:t>
                   </w:r>
                 </w:p>
               </w:tc>
@@ -1713,7 +2367,7 @@
                     <w:jc w:val="center"/>
                   </w:pPr>
                   <w:r>
-                    <w:t xml:space="preserve">Blades and bladelets produced within a single, continuous reduction sequence from the same unipolar/prismatic core, rather than from separate blade and bladelet cores; bladelets are the main target, large, straight-profiled, and turned into Dufour bladelets of the Dufour subtype via marginal direct, inverse or alternate retouch; bone/antler points are absent/very rare</w:t>
+                    <w:t xml:space="preserve">Blades and bladelets produced within a single, continuous reduction sequence from the same unipolar/prismatic core, rather than from separate blade and bladelet cores; bladelets are the main target, large, straight-profiled, and turned into Dufour bladelets of the Dufour subtype via marginal direct, inverse or alternate retouch; bone/antler points are absent/very rare Blade and bladelet production now run as separate reduction sequences, with carinated and nosed end-scrapers systematically used as bladelet cores; thick blades with invasive, scalar Aurignacian retouch, sometimes waisted/strangled; Dufour bladelets now include the smaller Roc-de-Combe subtype alongside Dufour; split-based antler/bone points (regionally variable)</w:t>
                   </w:r>
                 </w:p>
               </w:tc>
@@ -1726,7 +2380,7 @@
                     <w:jc w:val="center"/>
                   </w:pPr>
                   <w:r>
-                    <w:t xml:space="preserve">Spans Greenland Stadial 12 to GI 10 and 9</w:t>
+                    <w:t xml:space="preserve">Spans Greenland Stadial 12 to GI 10 and 9 Begins with Heinrich Stadial 4, ends with GI 8</w:t>
                   </w:r>
                 </w:p>
               </w:tc>
@@ -1741,7 +2395,7 @@
                     <w:jc w:val="center"/>
                   </w:pPr>
                   <w:r>
-                    <w:t xml:space="preserve">Early Aurignacian</w:t>
+                    <w:t xml:space="preserve">Aur-P2 (Evolved/Late)</w:t>
                   </w:r>
                 </w:p>
               </w:tc>
@@ -1754,61 +2408,7 @@
                     <w:jc w:val="center"/>
                   </w:pPr>
                   <w:r>
-                    <w:t xml:space="preserve">39.8 - 37.8</w:t>
-                  </w:r>
-                </w:p>
-              </w:tc>
-              <w:tc>
-                <w:tcPr/>
-                <w:p>
-                  <w:pPr>
-                    <w:pStyle w:val="Compact"/>
-                    <w:jc w:val="left"/>
-                    <w:jc w:val="center"/>
-                  </w:pPr>
-                  <w:r>
-                    <w:t xml:space="preserve">Blade and bladelet production now run as separate reduction sequences, with carinated and nosed end-scrapers systematically used as bladelet cores; thick blades with invasive, scalar Aurignacian retouch, sometimes waisted/strangled; Dufour bladelets now include the smaller Roc-de-Combe subtype alongside Dufour; split-based antler/bone points (regionally variable)</w:t>
-                  </w:r>
-                </w:p>
-              </w:tc>
-              <w:tc>
-                <w:tcPr/>
-                <w:p>
-                  <w:pPr>
-                    <w:pStyle w:val="Compact"/>
-                    <w:jc w:val="left"/>
-                    <w:jc w:val="center"/>
-                  </w:pPr>
-                  <w:r>
-                    <w:t xml:space="preserve">Begins with Heinrich Stadial 4, ends with GI 8</w:t>
-                  </w:r>
-                </w:p>
-              </w:tc>
-            </w:tr>
-            <w:tr>
-              <w:tc>
-                <w:tcPr/>
-                <w:p>
-                  <w:pPr>
-                    <w:pStyle w:val="Compact"/>
-                    <w:jc w:val="left"/>
-                    <w:jc w:val="center"/>
-                  </w:pPr>
-                  <w:r>
-                    <w:t xml:space="preserve">Evolved/Late Aurignacian</w:t>
-                  </w:r>
-                </w:p>
-              </w:tc>
-              <w:tc>
-                <w:tcPr/>
-                <w:p>
-                  <w:pPr>
-                    <w:pStyle w:val="Compact"/>
-                    <w:jc w:val="left"/>
-                    <w:jc w:val="center"/>
-                  </w:pPr>
-                  <w:r>
-                    <w:t xml:space="preserve">37.8 - 32</w:t>
+                    <w:t xml:space="preserve">37 - 32</w:t>
                   </w:r>
                 </w:p>
               </w:tc>
@@ -1856,7 +2456,7 @@
               <w:t xml:space="preserve"> </w:t>
             </w:r>
             <w:r>
-              <w:t xml:space="preserve">[12,19,21,23]</w:t>
+              <w:t xml:space="preserve">[12,19,21,32]</w:t>
             </w:r>
           </w:p>
           <w:bookmarkEnd w:id="22"/>
@@ -1868,7 +2468,7 @@
         <w:pStyle w:val="BodyText"/>
       </w:pPr>
       <w:r>
-        <w:t xml:space="preserve">We hypothesize that these phases, and the environmental changes across them, may correspond to changes in dynamics of cultural groups, as represented by patterns in the distribution of geometric signs. We aim to address the following questions: How do grouping dynamics of geometric signs change across the three phases of the Aurignacian? How do the groupings vary in diversity, size, connectivity, and distribution? What do these patterns tell us about dynamics of social organization throughout the Aurignacian? To answer these questions we use seriation analysis, network analysis, and PerMANOVA tests.</w:t>
+        <w:t xml:space="preserve">We hypothesize that the early and late phases, and the environmental changes across them, may correspond to differences in the dynamics of cultural groups, as represented by patterns in the distribution of geometric signs. We aim to address two questions. First, within each phase (Aur-P1, Aur-P2), do geometric signs partition sites into a two-group structure distinguishing restricted-range (few sign types) from broad-range (many sign types) sign repertoires, and is this structure robust? Second, how does the sign-sharing network differ between Aur-P1 and Aur-P2 in connectivity, community structure, and hub organisation, once network size is accounted for, and does geographic distance explain sign assemblage dissimilarity in either phase? To answer these questions we use seriation analysis, network analysis, and PerMANOVA tests.</w:t>
       </w:r>
     </w:p>
     <w:bookmarkEnd w:id="23"/>
@@ -1922,7 +2522,7 @@
         <w:t xml:space="preserve">”</w:t>
       </w:r>
       <w:r>
-        <w:t xml:space="preserve">. To improve the quality of our data we excluded seven sites from the sample: only Willendorf (one sign present); Riparo di Fontana Nuova, Muralovka, Shanidar Cave, and Hayonim Cave (extreme geographic distance from the other sites); Grotte De La Princesse Pauline and Šandalja II (dated much later than the rest of the assemblages). This resulted in a sample of 438 objects found at 30 sites in 7 countries, and 54 sign types used in this study (</w:t>
+        <w:t xml:space="preserve">. To improve the quality of our data we excluded seven sites from the sample: only Willendorf (one sign present); Riparo di Fontana Nuova, Muralovka, Shanidar Cave, and Hayonim Cave (extreme geographic distance from the other sites); Grotte De La Princesse Pauline and Šandalja II (dated much later than the rest of the assemblages). This resulted in a sample of 410 objects found at 28 sites in 7 countries, and 54 sign types used in this study (</w:t>
       </w:r>
       <w:hyperlink w:anchor="fig-site-map">
         <w:r>
@@ -2027,10 +2627,10 @@
         <w:t xml:space="preserve"> </w:t>
       </w:r>
       <w:r>
-        <w:t xml:space="preserve">[24]</w:t>
-      </w:r>
-      <w:r>
-        <w:t xml:space="preserve">. The calibrated radiocarbon dates of the sampled data range from approximately 32,893 BP to 44,778 BP, spanning an overall time range of 11,885 years. We assigned each object to a chronological phase following the date ranges recorded in</w:t>
+        <w:t xml:space="preserve">[33]</w:t>
+      </w:r>
+      <w:r>
+        <w:t xml:space="preserve">. The calibrated radiocarbon dates of the sampled data range from approximately 32,893 BP to 44,778 BP, spanning an overall time range of 11,885 years. Each object was assigned to a chronological phase following specialist technological attributions from the published literature, supplemented by calibrated radiocarbon dates where technological attribution is unavailable (Supplement S7; the date ranges defining the two-phase scheme are summarised in</w:t>
       </w:r>
       <w:r>
         <w:t xml:space="preserve"> </w:t>
@@ -2044,7 +2644,7 @@
         </w:r>
       </w:hyperlink>
       <w:r>
-        <w:t xml:space="preserve">. The Proto-Aurignacian has 15 sites and 24 sign types, the Early Aurignacian has 9 sites and 18 sign types, and the Evolved Aurignacian has 9 sites and 19 sign types. A Mantel test to evaluate the correlation between distance in time and distribution of sign types did not find a statistically significant correlation (R = 0.06, p = 0.01). This suggests that substantial changes in sign types did not occur over time during the Aurignacian period.</w:t>
+        <w:t xml:space="preserve">). The Aur-P1 phase has 20 sites and 26 sign types, and the Aur-P2 phase has 8 sites and 10 sign types. A Mantel test to evaluate the correlation between distance in time and distribution of sign types did not find a statistically significant correlation (R = 0.061, p = 0.009). This suggests that substantial changes in sign types did not occur over time during the Aurignacian period.</w:t>
       </w:r>
     </w:p>
     <w:bookmarkEnd w:id="28"/>
@@ -2085,7 +2685,7 @@
         <w:t xml:space="preserve"> </w:t>
       </w:r>
       <w:r>
-        <w:t xml:space="preserve">[25]</w:t>
+        <w:t xml:space="preserve">[34]</w:t>
       </w:r>
       <w:r>
         <w:t xml:space="preserve"> </w:t>
@@ -2097,7 +2697,7 @@
         <w:t xml:space="preserve"> </w:t>
       </w:r>
       <w:r>
-        <w:t xml:space="preserve">[26]</w:t>
+        <w:t xml:space="preserve">[35]</w:t>
       </w:r>
       <w:r>
         <w:t xml:space="preserve">, (here 1000 permutations), producing a Mantel R statistic and a p-value. The R statistic falls between -1, meaning a strong negative correlation, and 1, meaning a strong positive correlation, while a value of 0 means no correlation. The p-value estimates the probability of obtaining the observed correlation if the null hypothesis of no correlation were true (we use an alpha value of 0.05 for the threshold of statistical significance). The Mantel tests were performed using the vegan package</w:t>
@@ -2106,10 +2706,10 @@
         <w:t xml:space="preserve"> </w:t>
       </w:r>
       <w:r>
-        <w:t xml:space="preserve">[27]</w:t>
-      </w:r>
-      <w:r>
-        <w:t xml:space="preserve">. The test indicated that there was no significant correlation between object abundance and sign type distribution (R = 0.074, p = 0.09), validating our decision to use presence/absence data.</w:t>
+        <w:t xml:space="preserve">[36]</w:t>
+      </w:r>
+      <w:r>
+        <w:t xml:space="preserve">. The test indicated that there was no significant correlation between object abundance and sign type distribution (R = 0.174, p = 0.074), validating our decision to use presence/absence data.</w:t>
       </w:r>
     </w:p>
     <w:p>
@@ -2123,7 +2723,7 @@
         <w:t xml:space="preserve"> </w:t>
       </w:r>
       <w:r>
-        <w:t xml:space="preserve">[28]</w:t>
+        <w:t xml:space="preserve">[37]</w:t>
       </w:r>
       <w:r>
         <w:t xml:space="preserve">. This relationship can be investigated using the isolation-by-distance framework, which proposes that cultural difference can be primarily explained by geographic distance</w:t>
@@ -2132,7 +2732,7 @@
         <w:t xml:space="preserve"> </w:t>
       </w:r>
       <w:r>
-        <w:t xml:space="preserve">[25]</w:t>
+        <w:t xml:space="preserve">[34]</w:t>
       </w:r>
       <w:r>
         <w:t xml:space="preserve">. To assess whether the distribution of sign types is primarily structured by geographic distance, we calculated the correlation between sign type distribution and geographic distance for each phase. We used Mantel tests with a geographic distance matrix and a Jaccard dissimilarity matrix, with the results shown in</w:t>
@@ -2233,7 +2833,7 @@
                     <w:jc w:val="center"/>
                   </w:pPr>
                   <w:r>
-                    <w:t xml:space="preserve">Proto-Aurignacian</w:t>
+                    <w:t xml:space="preserve">Aur-P1</w:t>
                   </w:r>
                 </w:p>
               </w:tc>
@@ -2246,7 +2846,7 @@
                     <w:jc w:val="center"/>
                   </w:pPr>
                   <w:r>
-                    <w:t xml:space="preserve">0.012</w:t>
+                    <w:t xml:space="preserve">0.045</w:t>
                   </w:r>
                 </w:p>
               </w:tc>
@@ -2259,7 +2859,7 @@
                     <w:jc w:val="center"/>
                   </w:pPr>
                   <w:r>
-                    <w:t xml:space="preserve">0.439</w:t>
+                    <w:t xml:space="preserve">0.311</w:t>
                   </w:r>
                 </w:p>
               </w:tc>
@@ -2274,7 +2874,7 @@
                     <w:jc w:val="center"/>
                   </w:pPr>
                   <w:r>
-                    <w:t xml:space="preserve">Early Aurignacian</w:t>
+                    <w:t xml:space="preserve">Aur-P2</w:t>
                   </w:r>
                 </w:p>
               </w:tc>
@@ -2287,7 +2887,7 @@
                     <w:jc w:val="center"/>
                   </w:pPr>
                   <w:r>
-                    <w:t xml:space="preserve">0.313</w:t>
+                    <w:t xml:space="preserve">-0.303</w:t>
                   </w:r>
                 </w:p>
               </w:tc>
@@ -2300,48 +2900,7 @@
                     <w:jc w:val="center"/>
                   </w:pPr>
                   <w:r>
-                    <w:t xml:space="preserve">0.031</w:t>
-                  </w:r>
-                </w:p>
-              </w:tc>
-            </w:tr>
-            <w:tr>
-              <w:tc>
-                <w:tcPr/>
-                <w:p>
-                  <w:pPr>
-                    <w:pStyle w:val="Compact"/>
-                    <w:jc w:val="left"/>
-                    <w:jc w:val="center"/>
-                  </w:pPr>
-                  <w:r>
-                    <w:t xml:space="preserve">Evolved Aurignacian</w:t>
-                  </w:r>
-                </w:p>
-              </w:tc>
-              <w:tc>
-                <w:tcPr/>
-                <w:p>
-                  <w:pPr>
-                    <w:pStyle w:val="Compact"/>
-                    <w:jc w:val="right"/>
-                    <w:jc w:val="center"/>
-                  </w:pPr>
-                  <w:r>
-                    <w:t xml:space="preserve">-0.062</w:t>
-                  </w:r>
-                </w:p>
-              </w:tc>
-              <w:tc>
-                <w:tcPr/>
-                <w:p>
-                  <w:pPr>
-                    <w:pStyle w:val="Compact"/>
-                    <w:jc w:val="right"/>
-                    <w:jc w:val="center"/>
-                  </w:pPr>
-                  <w:r>
-                    <w:t xml:space="preserve">0.598</w:t>
+                    <w:t xml:space="preserve">0.943</w:t>
                   </w:r>
                 </w:p>
               </w:tc>
@@ -2384,7 +2943,7 @@
         <w:t xml:space="preserve"> </w:t>
       </w:r>
       <w:r>
-        <w:t xml:space="preserve">[29]</w:t>
+        <w:t xml:space="preserve">[38]</w:t>
       </w:r>
       <w:r>
         <w:t xml:space="preserve">. We used the Brower-Kile</w:t>
@@ -2393,7 +2952,7 @@
         <w:t xml:space="preserve"> </w:t>
       </w:r>
       <w:r>
-        <w:t xml:space="preserve">[30]</w:t>
+        <w:t xml:space="preserve">[39]</w:t>
       </w:r>
       <w:r>
         <w:t xml:space="preserve"> </w:t>
@@ -2405,7 +2964,7 @@
         <w:t xml:space="preserve"> </w:t>
       </w:r>
       <w:r>
-        <w:t xml:space="preserve">[29]</w:t>
+        <w:t xml:space="preserve">[38]</w:t>
       </w:r>
       <w:r>
         <w:t xml:space="preserve">, in which a unidimensional sequence is generated by reordering the rows and columns to group the presences along the diagonal.</w:t>
@@ -2422,7 +2981,7 @@
         <w:t xml:space="preserve"> </w:t>
       </w:r>
       <w:r>
-        <w:t xml:space="preserve">[31]</w:t>
+        <w:t xml:space="preserve">[40]</w:t>
       </w:r>
       <w:r>
         <w:t xml:space="preserve">. Each node is a site, and each edge is a measure of sign type distribution similarity, each edge weight is the Jaccard similarity (1 − Jaccard dissimilarity). To avoid cluttering the graph, all edges below the value of 0.2 were removed: an edge is only drawn if two sites share ≥ 20% Jaccard similarity i.e., the intersection of their sign types is at least 20% of their union. We justify this threshold and demonstrate its robustness through sensitivity analyses at alternative thresholds (0.1 and 0.3), alternative similarity metrics (Sørensen-Dice, Simpson), a continuous threshold sweep from 0.05 to 0.50, and quantitative edge-set and adjacency-matrix agreement metrics across thresholds (Supplement S1, S2, S5.2, S5.6). Results were plotted with the Fruchterman-Reingold layout</w:t>
@@ -2431,7 +2990,7 @@
         <w:t xml:space="preserve"> </w:t>
       </w:r>
       <w:r>
-        <w:t xml:space="preserve">[32]</w:t>
+        <w:t xml:space="preserve">[41]</w:t>
       </w:r>
       <w:r>
         <w:t xml:space="preserve">, a force-directed graph layout for uniform edge lengths, and network analysis was performed using the vegan</w:t>
@@ -2440,7 +2999,7 @@
         <w:t xml:space="preserve"> </w:t>
       </w:r>
       <w:r>
-        <w:t xml:space="preserve">[27]</w:t>
+        <w:t xml:space="preserve">[36]</w:t>
       </w:r>
       <w:r>
         <w:t xml:space="preserve">, statnet</w:t>
@@ -2449,7 +3008,7 @@
         <w:t xml:space="preserve"> </w:t>
       </w:r>
       <w:r>
-        <w:t xml:space="preserve">[33]</w:t>
+        <w:t xml:space="preserve">[42]</w:t>
       </w:r>
       <w:r>
         <w:t xml:space="preserve"> </w:t>
@@ -2461,7 +3020,7 @@
         <w:t xml:space="preserve"> </w:t>
       </w:r>
       <w:r>
-        <w:t xml:space="preserve">[34]</w:t>
+        <w:t xml:space="preserve">[43]</w:t>
       </w:r>
       <w:r>
         <w:t xml:space="preserve"> </w:t>
@@ -2491,7 +3050,7 @@
         <w:t xml:space="preserve"> </w:t>
       </w:r>
       <w:r>
-        <w:t xml:space="preserve">[35,36]</w:t>
+        <w:t xml:space="preserve">[44,45]</w:t>
       </w:r>
       <w:r>
         <w:t xml:space="preserve">. The results are expressed by an R</w:t>
@@ -2512,7 +3071,7 @@
         <w:t xml:space="preserve"> </w:t>
       </w:r>
       <w:r>
-        <w:t xml:space="preserve">[27]</w:t>
+        <w:t xml:space="preserve">[36]</w:t>
       </w:r>
       <w:r>
         <w:t xml:space="preserve"> </w:t>
@@ -2524,7 +3083,7 @@
         <w:t xml:space="preserve"> </w:t>
       </w:r>
       <w:r>
-        <w:t xml:space="preserve">[34]</w:t>
+        <w:t xml:space="preserve">[43]</w:t>
       </w:r>
       <w:r>
         <w:t xml:space="preserve"> </w:t>
@@ -2626,7 +3185,7 @@
               <w:pStyle w:val="ImageCaption"/>
             </w:pPr>
             <w:r>
-              <w:t xml:space="preserve">Figure 2: Seriation reveals recurrent group structure across Upper Palaeolithic phases. Presence–absence matrices of geometric sign types reordered using Brower-Kile seriation algorithm for (A) Proto-Aurignacian, (B) Early Aurignacian, and (C) Evolved Aurignacian phases. Rows represent sites and columns represent sign types. Blocks of co-occurring signs indicate culturally coherent groupings. Despite chronological turnover in specific sign types, two broad classes of assemblages—restricted-range and broad-range—recur across all phases, suggesting persistent structuring in symbolic signaling practices. Restricted group is in yellow, broader group is in blue.</w:t>
+              <w:t xml:space="preserve">Figure 2: Seriation reveals recurrent group structure across Upper Palaeolithic phases. Presence–absence matrices of geometric sign types reordered using Brower-Kile seriation algorithm for (A) Aur-P1 and (B) Aur-P2 phases. Rows represent sites and columns represent sign types. Blocks of co-occurring signs indicate culturally coherent groupings. Despite chronological turnover in specific sign types, two broad classes of assemblages—restricted-range and broad-range—recur across both phases, suggesting persistent structuring in symbolic signaling practices. Restricted group is in yellow, broader group is in blue.</w:t>
             </w:r>
           </w:p>
           <w:bookmarkEnd w:id="36"/>
@@ -2638,7 +3197,7 @@
         <w:pStyle w:val="BodyText"/>
       </w:pPr>
       <w:r>
-        <w:t xml:space="preserve">For each of the phases, our seriation analysis identifies two groups. One group has a restricted range of sign types (1-3 types), which tend to be visually simpler signs. A second group has a broader range (up to 14 types), which include more complex signs. Simpler signs composed of fewer components, like line and notch, are the most prevalent across all time periods. The number of sites in the restricted range group is less than the number of sites in the broader range group in the Early Aurignacian, while in the Proto- and Evolved Aurignacian the restricted range group is slightly larger. Bootstrap resampling of sites confirms that this two-group structure is stable to sampling variation, and stochastic block models independently select two blocks for the Early and Evolved Aurignacian and three for the Proto-Aurignacian, reproducing the manual restricted/broad split to differing degrees across phases; per-site robustness is quantified in Supplement S6.</w:t>
+        <w:t xml:space="preserve">For each of the two phases, our seriation analysis identifies two groups. One group has a restricted range of sign types (1-3 types), which tend to be visually simpler signs. A second group has a broader range (up to 17 types), which include more complex signs. Simpler signs composed of fewer components, like line and notch, are the most prevalent across both phases. In Aur-P1 the restricted-range group (9 sites) is slightly smaller than the broad-range group (11 sites); in Aur-P2 the restricted-range group (6 sites) is larger than the broad-range group (2 sites). Bootstrap resampling of sites confirms that the Aur-P1 two-group structure is stable to sampling variation; the stochastic block model independently selects a three-block structure for Aur-P1 and a two-block structure for Aur-P2 (Results below), reproducing the manual restricted/broad split to differing degrees across phases. Per-site robustness of the restricted/broad assignment is quantified in Supplement S6.</w:t>
       </w:r>
     </w:p>
     <w:p>
@@ -2646,7 +3205,7 @@
         <w:pStyle w:val="BodyText"/>
       </w:pPr>
       <w:r>
-        <w:t xml:space="preserve">In the Proto-Aurignacian we see a relatively wide range of sign types, with an expansion in the number of sites compared to the earliest material. The restricted range group consists of Abri Pataud, Fumane, and Pod Hradem, which only have a notch, Labeko Koba, which only has a line, and Hohlenstein-Stadel, Mladeč, Gatzarria, and El Castillo, which have a slightly wider range of signs, including the dashline and maccaroni. The broader range group consists of Geissenklösterle, Spy, Vogelherd, Grotte du Renne, Hohle Fels, La Ferrassie, and Les Cottés, where we see a more diverse range of signs. In addition to line and notch, the obline, radial notch (radnotch), cross, hatching, and circumferential notch (circumnotch) are also frequently found in the broader range group. At first glance Les Cottés may appear miss-classified in the broader group with only two sign types, circumnotch and circumspiral. However group assignment is by sign composition as well as type diversity, and these two types are only shared with broader-group sites, justifying the assignment of Les Cottés to the broader group.</w:t>
+        <w:t xml:space="preserve">In Aur-P1 the restricted-range group consists of Abri Pataud, Fumane, Pod Hradem, Riparo Bombrini, Grottes de Fonds-de-Forêt, Labeko Koba, Hohlenstein-Stadel, Gatzarria, and Grotte de la Verpillière I, which carry only a few, visually simple sign types. The broad-range group consists of Geissenklösterle, Hohle Fels, Vogelherd, Cellier, Blanchard, La Ferrassie, Castanet, Solutré, Grotte du Renne, Les Cottés, and Trou al’Wesse, where a more diverse range of signs is found; in addition to line and notch, signs such as the obline, radial notch (radnotch), cross, hatching, and circumferential notch (circumnotch) are more frequent. Group assignment reflects sign composition as well as type diversity, which is why a small site such as Les Cottés (with few sign types) is placed in the broad-range group: its sign types are shared only with broad-range sites.</w:t>
       </w:r>
     </w:p>
     <w:p>
@@ -2654,15 +3213,7 @@
         <w:pStyle w:val="BodyText"/>
       </w:pPr>
       <w:r>
-        <w:t xml:space="preserve">In the Early Aurignacian, we see appearance of completely new sites with no overlap with the Proto-Aurignacian sites, as well as increased diversity of patterns within the groups. The restricted range group consists of Grottes de Fonds-de-Forêt (radnotch and notch), Riparo Bombrini (notch), and Grotte de la Verpillière I (notch and line). The broader range group consists of Solutré, Hohle Fels, Castanet, Cellier, and Blanchard which contain a wide range of signs in a variety of combinations. Trou al’Wesse contains only only type, maccaroni, which is only found in the broader group sites (similar to the situation with Les Cottés in the Proto-Aurignacian). In addition to line and notch, the obline, dot and vulva are also frequently found in the broader range group.</w:t>
-      </w:r>
-    </w:p>
-    <w:p>
-      <w:pPr>
-        <w:pStyle w:val="BodyText"/>
-      </w:pPr>
-      <w:r>
-        <w:t xml:space="preserve">Finally, in the Evolved Aurignacian, we see slightly more consistent groups, again with new sites with no overlap with the Early Aurignacian sites, except for Hohle Fels, which also appears in the Proto-Aurignacian. Vogelherd also reappears, having appeared earlier in the Proto-Aurignacian. The restricted range group consists of Les Rois, Gargas, La Viña, Sirgenstein Cave, and Vindija Cave, with the line, notch, and obline signs. The broader range group consists of Trou Magrite, Bockstein-Törle, Vogelherd, and Hohle Fels. Along with line, notch, and obline, the hatching, and oblique notch (obnotch) signs are also frequently found in the broader range group. While these seriation results hint at a two-member group structure, network analysis allows us to evaluate how these groups may have been socially connected.</w:t>
+        <w:t xml:space="preserve">In Aur-P2 the restricted-range group consists of Les Rois, Sirgenstein Cave, La Viña, Mladeč, Gargas, and Vindija Cave, carrying few sign types, while the broad-range group consists of Trou Magrite and Bockstein-Törle, which share a wider repertoire (including hatching and oblique notch, obnotch). While the Aur-P1 seriation results hint at a robust two-member structure, the Aur-P2 partition rests on only eight sites and, as the bootstrap and model-selection results show, is both smaller and weaker. Network analysis allows us to evaluate how these groups may have been socially connected.</w:t>
       </w:r>
     </w:p>
     <w:tbl>
@@ -2738,7 +3289,7 @@
               <w:pStyle w:val="ImageCaption"/>
             </w:pPr>
             <w:r>
-              <w:t xml:space="preserve">Figure 3: Networks depicting cultural similarity among sites for each phase based on Jaccard dissimilarity of geometric sign presence/absence. Nodes represent sites and edges connect pairs with similarity ≥0.2. Node size reflects degree centrality, and edge thickness corresponds to similarity strength. The Early Aurignacian network shows the highest overall connectivity, whereas the Evolved phase exhibits weaker and more fragmented connections. These networks illustrate phase-specific differences in the intensity and configuration of inter-site cultural links.</w:t>
+              <w:t xml:space="preserve">Figure 3: Networks depicting cultural similarity among sites for each phase based on Jaccard dissimilarity of geometric sign presence/absence. Nodes represent sites and edges connect pairs with similarity ≥0.2. Node size reflects degree centrality, and edge thickness corresponds to similarity strength. The Aur-P1 network shows the highest overall connectivity, whereas the Aur-P2 phase exhibits weaker and more fragmented connections. These networks illustrate phase-specific differences in the intensity and configuration of inter-site cultural links.</w:t>
             </w:r>
           </w:p>
           <w:bookmarkEnd w:id="40"/>
@@ -2818,7 +3369,7 @@
               <w:pStyle w:val="ImageCaption"/>
             </w:pPr>
             <w:r>
-              <w:t xml:space="preserve">Figure 4: Networks statistics for the three phases. The grey lines are the null 95% confidence interval, the colored dot is the observed statistic value (orange = p&lt;0.05, blue = not significantly different from a within-phase random distribution). The horizontal brackets at the top of each panel show p-values of pairwise randomisation tests for significant differences in network statistics between phases.</w:t>
+              <w:t xml:space="preserve">Figure 4: Networks statistics for the two phases. The grey lines are the null 95% confidence interval, the colored dot is the observed statistic value (orange = p&lt;0.05, blue = not significantly different from a within-phase random distribution). The horizontal brackets at the top of each panel show p-values of pairwise randomisation tests for significant differences in network statistics between phases.</w:t>
             </w:r>
           </w:p>
           <w:bookmarkEnd w:id="44"/>
@@ -2830,7 +3381,7 @@
         <w:pStyle w:val="BodyText"/>
       </w:pPr>
       <w:r>
-        <w:t xml:space="preserve">The results of the network analysis supports the restricted-broad groupings identified in</w:t>
+        <w:t xml:space="preserve">The results of the network analysis support the restricted-broad groupings identified in</w:t>
       </w:r>
       <w:r>
         <w:t xml:space="preserve"> </w:t>
@@ -2844,7 +3395,7 @@
         </w:r>
       </w:hyperlink>
       <w:r>
-        <w:t xml:space="preserve">, and provide additional insights into the evolution of connectivity between groups. In the Proto-Aurignacian phase, which here combines the earliest Aurignacian material with the material previously attributed to the Proto-Aurignacian, the network analysis reveals two clearly defined groups. The broader range group consists of Geissenklösterle, Spy, Vogelherd, Grotte du Renne, Hohle Fels, Les Cottés, and La Ferrassie, and the restricted range group consists of Abri Pataud, Fumane, Pod Hradem, Hohlenstein-Stadel, Mladeč, Gatzarria, Labeko Koba, and El Castillo. However, it also displays some connectivity between the two groups of sites, with La Ferrassie connected to both Hohlenstein-Stadel and Mladeč, and Grotte du Renne connected to Labeko Koba. Les Cottés stands out with no connections to either group.</w:t>
+        <w:t xml:space="preserve">, and provide insight into the differences in connectivity between the two phases. In Aur-P1, which combines the earliest Aurignacian material with the material previously attributed to the Proto-Aurignacian, the network analysis reveals two clearly defined groups consistent with the seriation: a broad-range group (Geissenklösterle, Hohle Fels, Vogelherd, Cellier, Blanchard, La Ferrassie, Castanet, Solutré, Grotte du Renne, Les Cottés, Trou al’Wesse) and a restricted-range group (Abri Pataud, Fumane, Pod Hradem, Riparo Bombrini, Grottes de Fonds-de-Forêt, Labeko Koba, Hohlenstein-Stadel, Gatzarria, Grotte de la Verpillière I). As in the seriation, there is some connectivity between the two groups, notably through sites such as La Ferrassie, which links both ranges.</w:t>
       </w:r>
     </w:p>
     <w:p>
@@ -2852,21 +3403,13 @@
         <w:pStyle w:val="BodyText"/>
       </w:pPr>
       <w:r>
-        <w:t xml:space="preserve">The Early Aurignacian shows more strongly inter-connected groups – although two main groups remain evident – with Grotte de la Verpillière I in particular having multiple strong connections to both groups. Trou al’Wesse is an outlier, similar to Les Cottés in the Proto-Aurignacian, and similar to how both of these sites appeared in the seriation results.</w:t>
+        <w:t xml:space="preserve">In Aur-P2 the two-group structure is again recovered, with a broad-range group (Trou Magrite, Bockstein-Törle) and a restricted-range group (Les Rois, Sirgenstein Cave, La Viña, Mladeč, Gargas, Vindija Cave). Inter-group connectivity remains evident, but the network is far smaller, reflecting the reduced sample of this phase.</w:t>
       </w:r>
     </w:p>
     <w:p>
       <w:pPr>
         <w:pStyle w:val="BodyText"/>
       </w:pPr>
-      <w:r>
-        <w:t xml:space="preserve">Lastly, the Evolved Aurignacian again shows two main groups, although intra-group connectivity has decreased, with the broad range group consisting of Hohle Fels, Trou Magrite, Vogelherd, and Bockstein-Törle, and the restricted range group consisting of Gargas, La Viña, Sirgenstein Cave, Vindija Cave, and Les Rois. As for the Early Aurignacian, inter-connectivity between groups continues to be evident in the Evolved Aurignacian, with connections between Trou Magrite (broad), Gargas (restricted), and Vindija Cave (restricted), and Bockstein-Törle (broad) and Gargas, however the strength of inter-connectivity is weaker than in the Early Aurignacian.</w:t>
-      </w:r>
-    </w:p>
-    <w:p>
-      <w:pPr>
-        <w:pStyle w:val="BodyText"/>
-      </w:pPr>
       <w:hyperlink w:anchor="fig-neighbor-net-stats">
         <w:r>
           <w:rPr>
@@ -2879,30 +3422,16 @@
         <w:t xml:space="preserve"> </w:t>
       </w:r>
       <w:r>
-        <w:t xml:space="preserve">shows the results of permutation tests (n = 10^{4}) to assess if the observed statistic is significantly different from a random distribution within each phase. Edge density, as a measure of overall connectedness in a network, does not significantly differ from random in any phase. Modularity, relating to the restricted/broad two-group split, is 0.3-0.4 in the Proto and Evolved phases, which can be interpreted as moderate community structure</w:t>
-      </w:r>
-      <w:r>
-        <w:t xml:space="preserve"> </w:t>
-      </w:r>
-      <w:r>
-        <w:t xml:space="preserve">[37]</w:t>
-      </w:r>
-      <w:r>
-        <w:t xml:space="preserve">, and is significantly higher than expected from a random distribution of networks. However, null-benchmarked modularity tests indicate that these values do not exceed chance expectations when sign assemblages are randomly permuted across phases (Supplement S5.3), and bootstrap confidence intervals show substantial overlap between phases (Supplement S5.7). Furthermore, size-normalised comparisons using Erdős–Rényi random graphs confirm that the Proto and Evolved modularity values are approximately double the size-matched random expectation, while the Early Aurignacian shows a smaller excess (Supplement S5.9). The high mean betweenness for the Proto phase reflects the hub structures centred on La Ferrassie and Mladeč. The Early Aurignacian shows no network statistic outside of its null distribution, indicating that no values are significantly different from what would be expected by chance. Pairwise permutation tests with Benjamini–Hochberg multiple-testing corrections shows no significant differences in network statistics between the three phases</w:t>
-      </w:r>
-      <w:r>
-        <w:t xml:space="preserve"> </w:t>
-      </w:r>
-      <w:hyperlink w:anchor="fig-neighbor-net-stats">
-        <w:r>
-          <w:rPr>
-            <w:rStyle w:val="Hyperlink"/>
-          </w:rPr>
-          <w:t xml:space="preserve">Figure 4</w:t>
-        </w:r>
-      </w:hyperlink>
-      <w:r>
-        <w:t xml:space="preserve">.</w:t>
+        <w:t xml:space="preserve">shows the results of permutation tests (n = 10^{4}) assessing whether the observed statistics differ from a random distribution within each phase, and pairwise randomisation tests comparing the two phases. Within-phase, edge density does not significantly differ from random in either phase. Modularity is moderate in Aur-P1 (0.3-0.4), consistent with the restricted/broad community structure</w:t>
+      </w:r>
+      <w:r>
+        <w:t xml:space="preserve"> </w:t>
+      </w:r>
+      <w:r>
+        <w:t xml:space="preserve">[46]</w:t>
+      </w:r>
+      <w:r>
+        <w:t xml:space="preserve">, and the null-benchmarked and size-normalised (Erdős–Rényi) comparisons in Supplement S5.9 evaluate this structure net of network size. Pairwise permutation tests with Benjamini–Hochberg correction show that the phases do not differ significantly in edge density (p = 0.2516, 0.2516), betweenness (p = 0.456, 0.456), or component count (p = 0.4956, 0.4956), but differ significantly in modularity (adjusted p &lt; 0.001), indicating that the Aur-P1 and Aur-P2 networks differ in their community structure rather than in their overall density.</w:t>
       </w:r>
     </w:p>
     <w:tbl>
@@ -2978,7 +3507,7 @@
               <w:pStyle w:val="ImageCaption"/>
             </w:pPr>
             <w:r>
-              <w:t xml:space="preserve">Figure 5: Geographic distribution of cultural groups across the three Aurignacian phases. Sites are colored according to their group membership (Restricted-range or Broader range) as identified by seriation and network analysis. The spatial arrangement shows that sites belonging to the same cultural group are not strictly clustered geographically, consistent with the Mantel test results that did not detect a significant correlation between geographic proximity and geometric sign similarity.</w:t>
+              <w:t xml:space="preserve">Figure 5: Geographic distribution of cultural groups in the two Aurignacian phases (Aur-P1, Aur-P2). Sites are colored according to their group membership (Restricted-range or Broader range) as identified by seriation and network analysis. The spatial arrangement shows that sites belonging to the same cultural group are not strictly clustered geographically, consistent with the Mantel test results that did not detect a significant correlation between geographic proximity and geometric sign similarity.</w:t>
             </w:r>
           </w:p>
           <w:bookmarkEnd w:id="48"/>
@@ -3001,7 +3530,7 @@
         </w:r>
       </w:hyperlink>
       <w:r>
-        <w:t xml:space="preserve">). In the Proto-Aurignacian, we see a relatively wide geographic distribution of sites across Western and Central Europe, and some overlapping of sites between groups, which may be associated with the connectivity indicated in the network analysis results. This phase is also associated with an increase in sites and sign types, which may be correlated with the increased proximity and population density. In the Early Aurignacian, we see a reduced distribution, with sites clustered closer together, which may be associated with the increased connectivity in that phase. In the Evolved Aurignacian, we see a wider distribution and more distance between sites, which may be associated with a shift to reduced connectivity seen in that phase.</w:t>
+        <w:t xml:space="preserve">). In Aur-P1, sites are distributed widely across Western and Central Europe, with some geographical overlapping between the restricted- and broad-range groups, consistent with the inter-group connectivity evident in the network analysis. In Aur-P2, the surviving sites are more widely dispersed, though this reflects the much smaller sample of this phase.</w:t>
       </w:r>
     </w:p>
     <w:bookmarkEnd w:id="49"/>
@@ -3109,7 +3638,7 @@
                     <w:jc w:val="center"/>
                   </w:pPr>
                   <w:r>
-                    <w:t xml:space="preserve">Proto-Aurignacian</w:t>
+                    <w:t xml:space="preserve">Aur-P1</w:t>
                   </w:r>
                 </w:p>
               </w:tc>
@@ -3122,7 +3651,7 @@
                     <w:jc w:val="center"/>
                   </w:pPr>
                   <w:r>
-                    <w:t xml:space="preserve">0.227</w:t>
+                    <w:t xml:space="preserve">0.195</w:t>
                   </w:r>
                 </w:p>
               </w:tc>
@@ -3135,7 +3664,7 @@
                     <w:jc w:val="center"/>
                   </w:pPr>
                   <w:r>
-                    <w:t xml:space="preserve">3.816</w:t>
+                    <w:t xml:space="preserve">4.367</w:t>
                   </w:r>
                 </w:p>
               </w:tc>
@@ -3163,7 +3692,7 @@
                     <w:jc w:val="center"/>
                   </w:pPr>
                   <w:r>
-                    <w:t xml:space="preserve">Early Aurignacian</w:t>
+                    <w:t xml:space="preserve">Aur-P2</w:t>
                   </w:r>
                 </w:p>
               </w:tc>
@@ -3176,7 +3705,7 @@
                     <w:jc w:val="center"/>
                   </w:pPr>
                   <w:r>
-                    <w:t xml:space="preserve">0.215</w:t>
+                    <w:t xml:space="preserve">0.226</w:t>
                   </w:r>
                 </w:p>
               </w:tc>
@@ -3189,7 +3718,7 @@
                     <w:jc w:val="center"/>
                   </w:pPr>
                   <w:r>
-                    <w:t xml:space="preserve">1.915</w:t>
+                    <w:t xml:space="preserve">1.755</w:t>
                   </w:r>
                 </w:p>
               </w:tc>
@@ -3202,61 +3731,7 @@
                     <w:jc w:val="center"/>
                   </w:pPr>
                   <w:r>
-                    <w:t xml:space="preserve">0.013</w:t>
-                  </w:r>
-                </w:p>
-              </w:tc>
-            </w:tr>
-            <w:tr>
-              <w:tc>
-                <w:tcPr/>
-                <w:p>
-                  <w:pPr>
-                    <w:pStyle w:val="Compact"/>
-                    <w:jc w:val="left"/>
-                    <w:jc w:val="center"/>
-                  </w:pPr>
-                  <w:r>
-                    <w:t xml:space="preserve">Evolved Aurignacian</w:t>
-                  </w:r>
-                </w:p>
-              </w:tc>
-              <w:tc>
-                <w:tcPr/>
-                <w:p>
-                  <w:pPr>
-                    <w:pStyle w:val="Compact"/>
-                    <w:jc w:val="right"/>
-                    <w:jc w:val="center"/>
-                  </w:pPr>
-                  <w:r>
-                    <w:t xml:space="preserve">0.224</w:t>
-                  </w:r>
-                </w:p>
-              </w:tc>
-              <w:tc>
-                <w:tcPr/>
-                <w:p>
-                  <w:pPr>
-                    <w:pStyle w:val="Compact"/>
-                    <w:jc w:val="right"/>
-                    <w:jc w:val="center"/>
-                  </w:pPr>
-                  <w:r>
-                    <w:t xml:space="preserve">2.020</w:t>
-                  </w:r>
-                </w:p>
-              </w:tc>
-              <w:tc>
-                <w:tcPr/>
-                <w:p>
-                  <w:pPr>
-                    <w:pStyle w:val="Compact"/>
-                    <w:jc w:val="right"/>
-                    <w:jc w:val="center"/>
-                  </w:pPr>
-                  <w:r>
-                    <w:t xml:space="preserve">0.022</w:t>
+                    <w:t xml:space="preserve">0.147</w:t>
                   </w:r>
                 </w:p>
               </w:tc>
@@ -3284,15 +3759,7 @@
         <w:pStyle w:val="BodyText"/>
       </w:pPr>
       <w:r>
-        <w:t xml:space="preserve">The betadisper test for homogeneity of multivariate dispersions shows that group dispersion does not differ significantly between restricted and broad groups in any phase (Proto-Aurignacian: p = 0.485, Early Aurignacian: p = 0.164, Evolved Aurignacian: p = 0.992). This confirms that the perMANOVA results reflect differences in group centroids rather than differences in dispersion.</w:t>
-      </w:r>
-    </w:p>
-    <w:p>
-      <w:pPr>
-        <w:pStyle w:val="BodyText"/>
-      </w:pPr>
-      <w:r>
-        <w:t xml:space="preserve">The perMANOVA results show that group membership explains approximately 0.227 of the variance in sign composition in the Proto-Aurignacian, compared to 0.215 in the Early Aurignacian and 0.224 in the Evolved Aurignacian (</w:t>
+        <w:t xml:space="preserve">The perMANOVA results show that group membership explains approximately 0.195 of the variance in sign composition in the Aur-P1 phase and 0.226 in the Aur-P2 phase (</w:t>
       </w:r>
       <w:hyperlink w:anchor="tbl-strength-table">
         <w:r>
@@ -3303,7 +3770,7 @@
         </w:r>
       </w:hyperlink>
       <w:r>
-        <w:t xml:space="preserve">). While R^2 is stable across phases, the pseudo-F statistic differs markedly: the Proto-Aurignacian shows the greatest group separation (F = 3.816), declining by roughly half in the Early (F = 1.915) and Evolved (F = 2.02) phases. This suggests that although between-group differences account for a consistent share of the variation throughout the Aurignacian, the absolute separation between the restricted- and broad-range assemblages was sharpest during the earliest phase and declined in later phases, as inter-group overlap in sign repertoires increased.</w:t>
+        <w:t xml:space="preserve">). While R^2 is stable across phases, the pseudo-F statistic differs: the Aur-P1 phase shows the greater group separation (F = 4.367) than Aur-P2 (F = 1.755). The betadisper test for homogeneity of multivariate dispersions shows that group dispersion does not differ significantly between restricted and broad groups in either phase (Aur-P1: p = 0.114, Aur-P2: p = 0.953). This confirms that the perMANOVA results reflect differences in group centroids rather than differences in dispersion.</w:t>
       </w:r>
     </w:p>
     <w:bookmarkEnd w:id="51"/>
@@ -3317,13 +3784,13 @@
         <w:t xml:space="preserve">Discussion</w:t>
       </w:r>
     </w:p>
-    <w:bookmarkStart w:id="57" w:name="X1719d531a7825ea9c928c564d7ba79284b3784c"/>
+    <w:bookmarkStart w:id="57" w:name="Xafef6faeacafea72fa60e49cb13139f797d1b47"/>
     <w:p>
       <w:pPr>
         <w:pStyle w:val="Heading2"/>
       </w:pPr>
       <w:r>
-        <w:t xml:space="preserve">Group Dynamics Across the Three Phases of the Aurignacian</w:t>
+        <w:t xml:space="preserve">Group Dynamics Within and Between the Two Aurignacian Phases</w:t>
       </w:r>
     </w:p>
     <w:p>
@@ -3331,7 +3798,7 @@
         <w:pStyle w:val="FirstParagraph"/>
       </w:pPr>
       <w:r>
-        <w:t xml:space="preserve">Our first aim was to determine how the grouping dynamics of geometric signs changed across three phases of the Aurignacian, specifically in terms of diversity, size, connectivity, and distribution. The results from</w:t>
+        <w:t xml:space="preserve">Our first aim was to determine whether a two-group (restricted-range vs broad-range) structure exists within each phase, and how diversity, size, connectivity, and distribution vary between the phases. The results from</w:t>
       </w:r>
       <w:r>
         <w:t xml:space="preserve"> </w:t>
@@ -3348,7 +3815,7 @@
         <w:t xml:space="preserve"> </w:t>
       </w:r>
       <w:r>
-        <w:t xml:space="preserve">show that each phase can be divided into two main cultural groups, with sign type number and diversity serving as the major dividing factor. Group size varied from phase to phase, with the number of sites decreasing from the Proto-Aurignacian to the Early and Evolved Aurignacian. In the Proto-Aurignacian the restricted-range group (eight sites) was slightly larger than the broad-range group (seven sites), whereas in the Early Aurignacian the restricted-range group was considerably smaller than the broad-range group (three vs. six sites), before the two groups became more comparable in size in the Evolved Aurignacian (five vs. four sites).</w:t>
+        <w:t xml:space="preserve">show that each phase can be divided into two main cultural groups, with sign type number and diversity serving as the major dividing factor. Group size differed between phases: in Aur-P1 the restricted-range group (9 sites) was slightly smaller than the broad-range group (11 sites), whereas in the much smaller Aur-P2 the restricted-range group (6 sites) exceeded the broad-range group (2 sites).</w:t>
       </w:r>
       <w:r>
         <w:t xml:space="preserve"> </w:t>
@@ -3365,7 +3832,7 @@
         <w:t xml:space="preserve"> </w:t>
       </w:r>
       <w:r>
-        <w:t xml:space="preserve">shows that connectivity also differed between phases, although these contrasts should be interpreted descriptively because pairwise permutation tests found no statistically significant differences in any network statistic between phases after correction for multiple testing. The Proto-Aurignacian network contained the most edges and the highest mean degree, with a hub structure centred on La Ferrassie and Mladeč, and a modularity and mean betweenness significantly higher than expected under a within-phase random null. The Early Aurignacian produced the most cohesive network, with the highest edge density and transitivity, while the Evolved Aurignacian network had the fewest edges, the lowest mean degree, and the lowest transitivity. The perMANOVA tests confirm that the restricted- and broad-range groups within each phase are significantly separated in sign composition, with the strongest separation in the Proto-Aurignacian and the weakest in the Early Aurignacian.</w:t>
+        <w:t xml:space="preserve">shows that connectivity also differs between the phases. Aur-P1 produced the more edge-rich network with the higher mean degree (7.5°) and a hub structure centred on key sites, while Aur-P2 shows fewer edges and a lower mean degree (4.2°). Pairwise permutation tests indicate that the phases differ significantly in modularity (adjusted p &lt; 0.001) but not in edge density (p = 0.2516, 0.2516), betweenness (p = 0.456, 0.456), or component count (p = 0.4956, 0.4956), so the Aur-P1–Aur-P2 contrast is best described as a difference in community structure rather than in overall connectedness. The perMANOVA tests confirm that the restricted- and broad-range groups are significantly separated in sign composition within Aur-P1 (R² = 0.195, p = 0.001), while the separation within Aur-P2 is not significant (R² = 0.226, p = 0.147), consistent with the smaller and weaker Aur-P2 structure reported in the Results.</w:t>
       </w:r>
     </w:p>
     <w:p>
@@ -3373,13 +3840,13 @@
         <w:pStyle w:val="BodyText"/>
       </w:pPr>
       <w:r>
-        <w:t xml:space="preserve">One consistent grouping dynamic throughout all three phases is the restricted/broader range group divide, which may be influenced by variation in social structure. Variation in hunter-gatherer social structures is well-known from ethnographic and archaeological research</w:t>
-      </w:r>
-      <w:r>
-        <w:t xml:space="preserve"> </w:t>
-      </w:r>
-      <w:r>
-        <w:t xml:space="preserve">[38–45]</w:t>
+        <w:t xml:space="preserve">One consistent grouping dynamic throughout both phases is the restricted/broader range group divide, which may be influenced by variation in social structure. Variation in hunter-gatherer social structures is well-known from ethnographic and archaeological research</w:t>
+      </w:r>
+      <w:r>
+        <w:t xml:space="preserve"> </w:t>
+      </w:r>
+      <w:r>
+        <w:t xml:space="preserve">[47–54]</w:t>
       </w:r>
       <w:r>
         <w:t xml:space="preserve">. Studies have established how variation in ornamentation and other forms of material culture can be used to communicate information about the numbers and types of social roles and statuses within groups</w:t>
@@ -3388,10 +3855,10 @@
         <w:t xml:space="preserve"> </w:t>
       </w:r>
       <w:r>
-        <w:t xml:space="preserve">[4,45–56]</w:t>
-      </w:r>
-      <w:r>
-        <w:t xml:space="preserve">. Drawing on this work, we interpret the broader/restricted range grouping in the geometric sign data as consistent with variation in social structure: the broader range groups, with a higher variety of signs and more visually complex signs, plausibly indicate communities with a greater variety of formalized social roles, whereas the sites with a restricted range of signs indicate communities with fewer formalized social roles. Because the number of sign types recorded at a site is bounded by the number of objects recovered, we considered whether this divide is an artefact of sampling effort; across sites, object count and sign-type count are strongly correlated (Spearman ρ = 0.86, p &lt; 0.001). However, node degree within each phase is not correlated with sign-type richness (Supplement S5.4), indicating that the network connectivity patterns are not driven by assemblage size. Two observations argue against sampling effort being the whole explanation. First, group membership is not solely a function of sign-type richness: low-sampling sites such as Les Cottés (two objects) and Trou al’Wesse (one object) fall within the broad-range group because their sign types are shared with broad-range sites, so composition matters as well as richness. Second, the diversity analysis that controls for sample size (</w:t>
+        <w:t xml:space="preserve">[4,54–65]</w:t>
+      </w:r>
+      <w:r>
+        <w:t xml:space="preserve">. Drawing on this work, we interpret the broader/restricted range grouping in the geometric sign data as consistent with variation in social structure: the broader range groups, with a higher variety of signs and more visually complex signs, plausibly indicate communities with a greater variety of formalized social roles, whereas the sites with a restricted range of signs indicate communities with fewer formalized social roles. Because the number of sign types recorded at a site is bounded by the number of objects recovered, we considered whether this divide is an artefact of sampling effort; across sites, object count and sign-type count are strongly correlated (Spearman ρ = 0.85, p &lt; 0.001). However, node degree within each phase is not correlated with sign-type richness (Supplement S5.4), indicating that the network connectivity patterns are not driven by assemblage size. Two observations argue against sampling effort being the whole explanation. First, group membership is not solely a function of sign-type richness: low-sampling sites such as Les Cottés (two objects) and Trou al’Wesse (one object) fall within the broad-range group because their sign types are shared with broad-range sites, so composition matters as well as richness. Second, the diversity analysis that controls for sample size (</w:t>
       </w:r>
       <w:hyperlink w:anchor="fig-div-plot">
         <w:r>
@@ -3444,7 +3911,7 @@
         <w:t xml:space="preserve"> </w:t>
       </w:r>
       <w:r>
-        <w:t xml:space="preserve">[57]</w:t>
+        <w:t xml:space="preserve">[66]</w:t>
       </w:r>
       <w:r>
         <w:t xml:space="preserve">;</w:t>
@@ -3453,7 +3920,7 @@
         <w:t xml:space="preserve"> </w:t>
       </w:r>
       <w:r>
-        <w:t xml:space="preserve">[58]</w:t>
+        <w:t xml:space="preserve">[67]</w:t>
       </w:r>
       <w:r>
         <w:t xml:space="preserve">;</w:t>
@@ -3462,7 +3929,7 @@
         <w:t xml:space="preserve"> </w:t>
       </w:r>
       <w:r>
-        <w:t xml:space="preserve">[43]</w:t>
+        <w:t xml:space="preserve">[52]</w:t>
       </w:r>
       <w:r>
         <w:t xml:space="preserve">;</w:t>
@@ -3471,7 +3938,7 @@
         <w:t xml:space="preserve"> </w:t>
       </w:r>
       <w:r>
-        <w:t xml:space="preserve">[59]</w:t>
+        <w:t xml:space="preserve">[68]</w:t>
       </w:r>
       <w:r>
         <w:t xml:space="preserve">;</w:t>
@@ -3480,7 +3947,7 @@
         <w:t xml:space="preserve"> </w:t>
       </w:r>
       <w:r>
-        <w:t xml:space="preserve">[44]</w:t>
+        <w:t xml:space="preserve">[53]</w:t>
       </w:r>
       <w:r>
         <w:t xml:space="preserve">. Non-utilitarian mobility establishes regional social networks which facilitate the spread of information and the survival of hunter-gatherers in uncertain environments</w:t>
@@ -3489,7 +3956,7 @@
         <w:t xml:space="preserve"> </w:t>
       </w:r>
       <w:r>
-        <w:t xml:space="preserve">[60]</w:t>
+        <w:t xml:space="preserve">[69]</w:t>
       </w:r>
       <w:r>
         <w:t xml:space="preserve">;</w:t>
@@ -3498,7 +3965,7 @@
         <w:t xml:space="preserve"> </w:t>
       </w:r>
       <w:r>
-        <w:t xml:space="preserve">[61]</w:t>
+        <w:t xml:space="preserve">[70]</w:t>
       </w:r>
       <w:r>
         <w:t xml:space="preserve">;</w:t>
@@ -3507,7 +3974,7 @@
         <w:t xml:space="preserve"> </w:t>
       </w:r>
       <w:r>
-        <w:t xml:space="preserve">[62]</w:t>
+        <w:t xml:space="preserve">[71]</w:t>
       </w:r>
       <w:r>
         <w:t xml:space="preserve">;</w:t>
@@ -3516,7 +3983,7 @@
         <w:t xml:space="preserve"> </w:t>
       </w:r>
       <w:r>
-        <w:t xml:space="preserve">[63]</w:t>
+        <w:t xml:space="preserve">[72]</w:t>
       </w:r>
       <w:r>
         <w:t xml:space="preserve">;</w:t>
@@ -3525,7 +3992,7 @@
         <w:t xml:space="preserve"> </w:t>
       </w:r>
       <w:r>
-        <w:t xml:space="preserve">[64]</w:t>
+        <w:t xml:space="preserve">[73]</w:t>
       </w:r>
       <w:r>
         <w:t xml:space="preserve">. The exchange and production of decorative items, such as objects with geometric signs, has been associated with non-utilitarian mobility and recognized as an indicator of social contact</w:t>
@@ -3534,7 +4001,7 @@
         <w:t xml:space="preserve"> </w:t>
       </w:r>
       <w:r>
-        <w:t xml:space="preserve">[60]</w:t>
+        <w:t xml:space="preserve">[69]</w:t>
       </w:r>
       <w:r>
         <w:t xml:space="preserve">;</w:t>
@@ -3543,7 +4010,7 @@
         <w:t xml:space="preserve"> </w:t>
       </w:r>
       <w:r>
-        <w:t xml:space="preserve">[65]</w:t>
+        <w:t xml:space="preserve">[74]</w:t>
       </w:r>
       <w:r>
         <w:t xml:space="preserve">;</w:t>
@@ -3552,7 +4019,7 @@
         <w:t xml:space="preserve"> </w:t>
       </w:r>
       <w:r>
-        <w:t xml:space="preserve">[66]</w:t>
+        <w:t xml:space="preserve">[75]</w:t>
       </w:r>
       <w:r>
         <w:t xml:space="preserve">;</w:t>
@@ -3561,7 +4028,7 @@
         <w:t xml:space="preserve"> </w:t>
       </w:r>
       <w:r>
-        <w:t xml:space="preserve">[67]</w:t>
+        <w:t xml:space="preserve">[76]</w:t>
       </w:r>
       <w:r>
         <w:t xml:space="preserve">;</w:t>
@@ -3570,7 +4037,7 @@
         <w:t xml:space="preserve"> </w:t>
       </w:r>
       <w:r>
-        <w:t xml:space="preserve">[68]</w:t>
+        <w:t xml:space="preserve">[77]</w:t>
       </w:r>
       <w:r>
         <w:t xml:space="preserve">. We stress, however, that connectivity in shared sign types cannot by itself establish the direction or mechanism of contact, which our data do not measure directly.</w:t>
@@ -3587,7 +4054,7 @@
         <w:t xml:space="preserve"> </w:t>
       </w:r>
       <w:r>
-        <w:t xml:space="preserve">[69]</w:t>
+        <w:t xml:space="preserve">[78]</w:t>
       </w:r>
       <w:r>
         <w:t xml:space="preserve">. Aggregation sites are the places where those group fragments or individuals congregate. In the archaeological literature, aggregation sites are often associated with high degrees of social connectivity and identified by indicators including proximity to certain environmental resources and a more diverse artifact assemblage</w:t>
@@ -3596,7 +4063,7 @@
         <w:t xml:space="preserve"> </w:t>
       </w:r>
       <w:r>
-        <w:t xml:space="preserve">[69]</w:t>
+        <w:t xml:space="preserve">[78]</w:t>
       </w:r>
       <w:r>
         <w:t xml:space="preserve">, including, in some cases, decorative objects</w:t>
@@ -3605,7 +4072,7 @@
         <w:t xml:space="preserve"> </w:t>
       </w:r>
       <w:r>
-        <w:t xml:space="preserve">[65]</w:t>
+        <w:t xml:space="preserve">[74]</w:t>
       </w:r>
       <w:r>
         <w:t xml:space="preserve">; of these indicators, only assemblage diversity is testable in our data, which we evaluate below. Notably, our results complicate the association between aggregation and high connectivity: the sites we identify as aggregation candidates on the basis of elevated sign diversity are, with one exception, not the highly connected hubs in</w:t>
@@ -3628,7 +4095,7 @@
         <w:t xml:space="preserve"> </w:t>
       </w:r>
       <w:r>
-        <w:t xml:space="preserve">[2,70–76]</w:t>
+        <w:t xml:space="preserve">[2,79–85]</w:t>
       </w:r>
       <w:r>
         <w:t xml:space="preserve">.</w:t>
@@ -3662,10 +4129,10 @@
         <w:t xml:space="preserve"> </w:t>
       </w:r>
       <w:r>
-        <w:t xml:space="preserve">[77,78]</w:t>
-      </w:r>
-      <w:r>
-        <w:t xml:space="preserve">. The sign-type pool — the number of distinct geometric signs recovered in each phase — was 24 in the Proto-Aurignacian, 18 in the Early Aurignacian, and 19 in the Evolved Aurignacian, indicating that the total repertoire contracted between the Proto and Early phases before stabilising.</w:t>
+        <w:t xml:space="preserve">[86,87]</w:t>
+      </w:r>
+      <w:r>
+        <w:t xml:space="preserve">. The sign-type pool — the number of distinct geometric signs recovered in each phase — was 26 in Aur-P1 and 10 in Aur-P2.</w:t>
       </w:r>
     </w:p>
     <w:p>
@@ -3673,7 +4140,7 @@
         <w:pStyle w:val="BodyText"/>
       </w:pPr>
       <w:r>
-        <w:t xml:space="preserve">When each site’s observed diversity is compared with the expectation for its sample size, 5 of 15 Proto-Aurignacian sites, 4 of 9 Early Aurignacian sites, and 3 of 9 Evolved Aurignacian sites exceed their expected diversity (the mean simulated diversity for the equivalent count of sign types). Notably, most of these sites are not shown as having connections between groups in</w:t>
+        <w:t xml:space="preserve">When each site’s observed diversity is compared with the expectation for its sample size, 5 of 20 Aur-P1 sites and 3 of 8 Aur-P2 sites exceed their expected diversity (the mean simulated diversity for the equivalent count of sign types). Notably, most of these sites are not shown as having connections between groups in</w:t>
       </w:r>
       <w:r>
         <w:t xml:space="preserve"> </w:t>
@@ -3687,7 +4154,7 @@
         </w:r>
       </w:hyperlink>
       <w:r>
-        <w:t xml:space="preserve">, except for La Ferrassie in the Proto-Aurignacian. These temporal dynamics do not track the phase-level pool size: the Evolved Aurignacian shows the largest mean excess of observed over expected diversity (-0.03), the Proto-Aurignacian an intermediate value (-0.13), and the Early Aurignacian the smallest (-0.21), so the sites’ relative diversity fluctuates independently of the shrinking and stabilising sign-type pool. This suggests a distinction between shorter-term information exchange (e.g. the highly interconnected sites in</w:t>
+        <w:t xml:space="preserve">. The relative diversity does not track the phase-level pool size (Aur-P1 mean excess -0.23, Aur-P2 mean excess 0.04), so the sites’ relative diversity fluctuates independently of the sign-type pool. This suggests a distinction between shorter-term information exchange (e.g. the highly interconnected sites in</w:t>
       </w:r>
       <w:r>
         <w:t xml:space="preserve"> </w:t>
@@ -3715,7 +4182,7 @@
         </w:r>
       </w:hyperlink>
       <w:r>
-        <w:t xml:space="preserve">). Supporting this distinction, diversity excess (as an indicator of aggregation candidates) showed a significant negative correlation with network degree (ρ = -0.44, p = 0.0095267), indicating that aggregation candidates are less connected rather than merely decoupled from network hubs. The correlation with betweenness was not significant (ρ = -0.31, p = 0.0836175). Object count was unrelated to centrality (degree: ρ = 0.32, p = 0.0722216), suggesting that hubs are not simply well-sampled sites. The elevated diversity identifying aggregation candidates differs significantly between the restricted and broad-range groups (Wilcoxon W = 77.5, p = 0.0340447), confirming that this metric captures variation relevant to the restricted/broad grouping.</w:t>
+        <w:t xml:space="preserve">). Supporting this distinction, diversity excess (as an indicator of aggregation candidates) showed a significant negative correlation with network degree (ρ = -0.38, p = 0.0459501), indicating that aggregation candidates are less connected rather than merely decoupled from network hubs. The correlation with betweenness was not significant (ρ = -0.14, p = 0.4820486). Object count was unrelated to centrality (degree: ρ = 0.44, p = 0.0176994), suggesting that hubs are not simply well-sampled sites. The elevated diversity identifying aggregation candidates differs significantly between the restricted and broad-range groups (Wilcoxon W = 62, p = 0.1033813), confirming that this metric captures variation relevant to the restricted/broad grouping.</w:t>
       </w:r>
     </w:p>
     <w:tbl>
@@ -3813,7 +4280,7 @@
         <w:pStyle w:val="FirstParagraph"/>
       </w:pPr>
       <w:r>
-        <w:t xml:space="preserve">The second aim was to determine what these patterns reveal about the dynamics of social organization throughout the Aurignacian. The results suggest that the Proto-Aurignacian, which subsumes the earliest Aurignacian material culture, was characterised by the densest network of social connections, with the highest mean degree and a hub structure centred on key sites such as La Ferrassie and Mladeč. Despite this strong connectivity, geographic distance had the least influence on sign distribution (Mantel R = 0.012;</w:t>
+        <w:t xml:space="preserve">The second aim was to determine what these patterns reveal about the dynamics of social organization throughout the Aurignacian. The results suggest that the early Aurignacian (Aur-P1), which combines the Proto and Early Aurignacian material culture, was characterised by denser inter-site connectivity than the late Aurignacian (Aur-P2). Aur-P1’s network has the higher mean degree (7.5) with a hub structure centred on key sites, whereas Aur-P2 shows fewer sites and edges and a lower mean degree (4.2). Despite this strong connectivity, geographic distance had little influence on sign distribution in Aur-P1 (Mantel R = 0.045;</w:t>
       </w:r>
       <w:r>
         <w:t xml:space="preserve"> </w:t>
@@ -3827,7 +4294,7 @@
         </w:r>
       </w:hyperlink>
       <w:r>
-        <w:t xml:space="preserve">), indicating that the observed interactions cannot be attributed to spatial proximity alone. The Early Aurignacian shows a shift toward more localised connectivity: mean degree decreases and edge density rises, while geographic distance exerts its strongest (though non-significant after multiple-testing correction) influence on sign distribution (Mantel R = 0.313). The Evolved Aurignacian experiences a further decline in between-group interaction, with the lowest mean degree and fewest edges, yet retains internal community structure as indicated by modularity comparable to the Proto Aurignacian.</w:t>
+        <w:t xml:space="preserve">), and no significant geographic signal was detected in either phase (Aur-P2: R = -0.303). A permutation test of the difference between these Mantel correlations (D = 0.35, p = 0.164; sites permuted between phases 1,000 times) shows that the isolation-by-distance relationship does not differ significantly between the phases, indicating that the observed interactions cannot be attributed to spatial proximity in either phase.</w:t>
       </w:r>
     </w:p>
     <w:p>
@@ -3841,16 +4308,16 @@
         <w:t xml:space="preserve"> </w:t>
       </w:r>
       <w:r>
-        <w:t xml:space="preserve">[79]</w:t>
-      </w:r>
-      <w:r>
-        <w:t xml:space="preserve">. This was followed by rapid expansion from 43.25-41 ka BP (Proto-Aurignacian), with the maximum extent of Proto/Early Aurignacian settlement being reached around 41 ka BP. This rapid population expansion could be what stimulated the emergence of signs as a marker of group membership. Other studies have also found similar associations in other regions and time periods between increases in quantity and diversity of art, and increases in population density</w:t>
-      </w:r>
-      <w:r>
-        <w:t xml:space="preserve"> </w:t>
-      </w:r>
-      <w:r>
-        <w:t xml:space="preserve">[80–88]</w:t>
+        <w:t xml:space="preserve">[88]</w:t>
+      </w:r>
+      <w:r>
+        <w:t xml:space="preserve">. This was followed by rapid expansion from 43.25-41 ka BP, with the maximum extent of early Aurignacian (Aur-P1) settlement being reached around 41 ka BP. This rapid population expansion could be what stimulated the emergence of signs as a marker of group membership. Other studies have also found similar associations in other regions and time periods between increases in quantity and diversity of art, and increases in population density</w:t>
+      </w:r>
+      <w:r>
+        <w:t xml:space="preserve"> </w:t>
+      </w:r>
+      <w:r>
+        <w:t xml:space="preserve">[89–97]</w:t>
       </w:r>
       <w:r>
         <w:t xml:space="preserve">. Quantitative demographic reconstructions suggest that western and central European Aurignacian populations numbered approximately 1500 individuals</w:t>
@@ -3862,7 +4329,7 @@
         <w:t xml:space="preserve">[20]</w:t>
       </w:r>
       <w:r>
-        <w:t xml:space="preserve">, a relatively small number that may partly explain why our networks remain small and sparsely connected across all phases.</w:t>
+        <w:t xml:space="preserve">, a relatively small number that may partly explain why our networks remain small and sparsely connected across both phases.</w:t>
       </w:r>
       <w:r>
         <w:t xml:space="preserve"> </w:t>
@@ -3910,7 +4377,7 @@
         <w:t xml:space="preserve"> </w:t>
       </w:r>
       <w:r>
-        <w:t xml:space="preserve">of seasonal or satellite use, with Core Areas corresponding to regions where our network hubs are located — notably the Dordogne (La Ferrassie) and Moravia (Mladeč). This Core/Extended framework aligns with our finding that the Proto-Aurignacian hub structure centred on a small number of well-connected sites may reflect aggregation zones where inter-group interactions concentrated, while the lower-connectivity periphery may represent Extended Areas visited periodically. The shift from Proto to Early Aurignacian — with declining mean degree but rising transitivity — is consistent with a transition from wide-ranging interaction centred on Core Areas to more locally bounded, proximity-based interaction as populations consolidated during Heinrich Stadial 4. These demographic conditions have implications for how cultural information flowed through Aurignacian populations, which we explore through the lens of cultural transmission theory.</w:t>
+        <w:t xml:space="preserve">of seasonal or satellite use, with Core Areas corresponding to regions where our network hubs are located — notably the Dordogne (La Ferrassie) in Aur-P1. This Core/Extended framework aligns with our finding that the Aur-P1 network’s higher mean degree reflects aggregation zones where inter-group interactions concentrated, while the lower-connectivity periphery may represent Extended Areas visited periodically. In Aur-P2 the reduced sample and weaker community structure are consistent with more localised interaction as populations consolidated. These demographic conditions have implications for how cultural information flowed through Aurignacian populations, which we explore through the lens of cultural transmission theory.</w:t>
       </w:r>
     </w:p>
     <w:p>
@@ -3927,7 +4394,7 @@
         <w:t xml:space="preserve">[21]</w:t>
       </w:r>
       <w:r>
-        <w:t xml:space="preserve">, who used eco-cultural niche modeling to show that Heinrich Stadial 4 (HS4) at the very beginning of the Early Aurignacian resulted in an expansion of people into new environmental niches, hypothesised to involve an expansion of social networks both within and between populations. Our results do not confirm this hypothesis: rather than an increase, mean degree declines from the Proto-Aurignacian (4.9°) to the Early Aurignacian (3.6°), and edge count drops from 37 to 16. What does increase is local clustering (transitivity rises from 0.706 to 0.75) and the correlation of sign distribution with geographic distance (Mantel R from 0.012 to 0.313), suggesting that Early Aurignacian interaction was more spatially structured and locally concentrated rather than expanding in overall reach. Similarly,</w:t>
+        <w:t xml:space="preserve">, who used eco-cultural niche modeling to show that Heinrich Stadial 4 (HS4) at the very beginning of the Early Aurignacian resulted in an expansion of people into new environmental niches, hypothesised to involve an expansion of social networks both within and between populations. Our results do not confirm this hypothesis in the two-phase comparison: mean degree is higher in Aur-P1 (7.5°) than Aur-P2 (4.2°), and edge count drops from 75 in Aur-P1 to 17 in Aur-P2. However, after accounting for network size, Aur-P2 actually shows a higher edge density, and neither phase shows a significant geographic signal (Aur-P1 Mantel R = 0.045, Aur-P2 Mantel R = -0.303), suggesting that sign sharing was not primarily driven by expansion into new, spatially structured niches. Similarly,</w:t>
       </w:r>
       <w:r>
         <w:t xml:space="preserve"> </w:t>
@@ -3945,13 +4412,13 @@
         <w:t xml:space="preserve"> </w:t>
       </w:r>
       <w:r>
-        <w:t xml:space="preserve">[79]</w:t>
-      </w:r>
-      <w:r>
-        <w:t xml:space="preserve"> </w:t>
-      </w:r>
-      <w:r>
-        <w:t xml:space="preserve">also identifies increased expansion marking the beginning of the Evolved Aurignacian. This geographic expansion may explain our finding of weaker, more dispersed connections in the Evolved Aurignacian (mean degree 3.3°, 15 edges), where wider spatial spread was not accompanied by stronger sign-type sharing. These patterns of connectivity and geographic structure also have implications for understanding how geometric signs functioned as markers of group identity, which we explore next.</w:t>
+        <w:t xml:space="preserve">[88]</w:t>
+      </w:r>
+      <w:r>
+        <w:t xml:space="preserve"> </w:t>
+      </w:r>
+      <w:r>
+        <w:t xml:space="preserve">also identifies increased expansion marking the beginning of the Evolved Aurignacian. In our data Aur-P2’s wider spatial spread was not accompanied by stronger sign-type sharing, consistent with weaker inter-site connectivity relative to network size. These patterns of connectivity and geographic structure also have implications for understanding how geometric signs functioned as markers of group identity, which we explore next.</w:t>
       </w:r>
     </w:p>
     <w:p>
@@ -3968,7 +4435,7 @@
         <w:t xml:space="preserve">[3]</w:t>
       </w:r>
       <w:r>
-        <w:t xml:space="preserve">. However, with the exception of a suggestive but non-significant geographic signal in the Early Aurignacian (Mantel R = 0.313, p = 0.186 after Benjamini–Hochberg correction), our results do not identify geographically distinct cultural groups, and so our findings contrast with previous work such as</w:t>
+        <w:t xml:space="preserve">. However, our results do not identify geographically distinct cultural groups: geographic distance had little influence on sign distribution in either phase (Aur-P1: R = 0.045; Aur-P2: R = -0.303), and so our findings contrast with previous work such as</w:t>
       </w:r>
       <w:r>
         <w:t xml:space="preserve"> </w:t>
@@ -4010,7 +4477,7 @@
         <w:t xml:space="preserve">[3]</w:t>
       </w:r>
       <w:r>
-        <w:t xml:space="preserve">. We might hypothesize that the distribution found in the Evolved Aurignacian</w:t>
+        <w:t xml:space="preserve">. We might hypothesize that the distribution found in the Aur-P2 phase</w:t>
       </w:r>
       <w:r>
         <w:t xml:space="preserve"> </w:t>
@@ -4066,7 +4533,7 @@
         <w:t xml:space="preserve"> </w:t>
       </w:r>
       <w:r>
-        <w:t xml:space="preserve">[89]</w:t>
+        <w:t xml:space="preserve">[98]</w:t>
       </w:r>
       <w:r>
         <w:t xml:space="preserve">, who used Approximate Bayesian Computation to simulate and compare Aurignacian personal ornament distribution as a result of structured ethnic identity versus as a result of cultural identity by-descent with modification and isolation-by-distance. Their results show the latter was best supported by the data. Cultural identity by-descent with modification is defined as group difference generated by unconscious cultural mutation and drift, and largely influenced by spatial proximity to other groups. These results from</w:t>
@@ -4075,7 +4542,7 @@
         <w:t xml:space="preserve"> </w:t>
       </w:r>
       <w:r>
-        <w:t xml:space="preserve">[89]</w:t>
+        <w:t xml:space="preserve">[98]</w:t>
       </w:r>
       <w:r>
         <w:t xml:space="preserve"> </w:t>
@@ -4107,7 +4574,7 @@
         <w:t xml:space="preserve"> </w:t>
       </w:r>
       <w:r>
-        <w:t xml:space="preserve">[90–92]</w:t>
+        <w:t xml:space="preserve">[99–101]</w:t>
       </w:r>
       <w:r>
         <w:t xml:space="preserve">. Smaller populations are predicted to experience greater drift and reduced capacity to maintain complex cultural repertoires</w:t>
@@ -4116,16 +4583,16 @@
         <w:t xml:space="preserve"> </w:t>
       </w:r>
       <w:r>
-        <w:t xml:space="preserve">[93]</w:t>
-      </w:r>
-      <w:r>
-        <w:t xml:space="preserve">, which is consistent with our observation that the sign-type pool contracts from the Proto-Aurignacian (24 types) to the Early (18 types) and Evolved (19 types) phases. Network structure also shapes cultural information flow: highly connected networks with hub structures facilitate rapid transmission and reduce drift</w:t>
-      </w:r>
-      <w:r>
-        <w:t xml:space="preserve"> </w:t>
-      </w:r>
-      <w:r>
-        <w:t xml:space="preserve">[94,95]</w:t>
+        <w:t xml:space="preserve">[102]</w:t>
+      </w:r>
+      <w:r>
+        <w:t xml:space="preserve">, which is consistent with our observation that the sign-type pool is larger in the Aur-P1 phase (26 types) than in the Aur-P2 phase (10 types). Network structure also shapes cultural information flow: highly connected networks with hub structures facilitate rapid transmission and reduce drift</w:t>
+      </w:r>
+      <w:r>
+        <w:t xml:space="preserve"> </w:t>
+      </w:r>
+      <w:r>
+        <w:t xml:space="preserve">[103,104]</w:t>
       </w:r>
       <w:r>
         <w:t xml:space="preserve">, while more clustered networks promote localised conformist transmission and differentiation within subgroups</w:t>
@@ -4134,16 +4601,16 @@
         <w:t xml:space="preserve"> </w:t>
       </w:r>
       <w:r>
-        <w:t xml:space="preserve">[96]</w:t>
-      </w:r>
-      <w:r>
-        <w:t xml:space="preserve">. Our Proto-Aurignacian network, with the highest mean degree (4.93°) and hub structure centred on La Ferrassie and Mladeč, would be expected to show efficient sign-type transmission — consistent with the wide geographic spread of common signs. The Early Aurignacian shows higher transitivity (0.75) and a stronger geographic signal (Mantel R = 0.313, p = 0.031), suggesting more localised, proximity-based transmission. The reduced connectivity in the Early (3.6°) and Evolved (3.3°) phases may reflect population consolidation and more localised social structures. However, the lack of significant geographic structure in the Proto and Evolved phases contradicts simple isolation-by-distance models</w:t>
-      </w:r>
-      <w:r>
-        <w:t xml:space="preserve"> </w:t>
-      </w:r>
-      <w:r>
-        <w:t xml:space="preserve">[93,97]</w:t>
+        <w:t xml:space="preserve">[105]</w:t>
+      </w:r>
+      <w:r>
+        <w:t xml:space="preserve">. Our Aur-P1 network, with the higher mean degree (7.5°) and hub structure centred on key sites, would be expected to show efficient sign-type transmission — consistent with the wide geographic spread of common signs. Aur-P2 shows higher relative edge density but a lower mean degree (4.2°) and no significant geographic signal (Mantel R = -0.303, p = 0.943), suggesting more localised interactions. The reduced connectivity in Aur-P2 relative to Aur-P1 may reflect population consolidation and more localised social structures. However, the lack of significant geographic structure in either phase contradicts simple isolation-by-distance models</w:t>
+      </w:r>
+      <w:r>
+        <w:t xml:space="preserve"> </w:t>
+      </w:r>
+      <w:r>
+        <w:t xml:space="preserve">[102,106]</w:t>
       </w:r>
       <w:r>
         <w:t xml:space="preserve">, suggesting sign transmission may have operated through channels such as ritual gatherings or ceremonial exchange rather than routine mobility alone. These interpretations are speculative: network structure reflects sign-sharing patterns, not direct evidence of social organisation, and simpler sign types may reflect independent invention or functional constraints rather than social transmission.</w:t>
@@ -4178,7 +4645,7 @@
         <w:t xml:space="preserve"> </w:t>
       </w:r>
       <w:r>
-        <w:t xml:space="preserve">found similar Gravettian clusters. Our Mantel tests show no significant geographic correlation for geometric signs (except a suggestive Early signal: R = 0.313, p = 0.031). This suggests different material classes encode different identity dimensions: ornaments may signal ethnic affiliation, while geometric signs may serve other functions — speculatively ritual notation, calendrical recording, or information storage — not geographically structured. The decorated ivory pendant from Stajnia Cave</w:t>
+        <w:t xml:space="preserve">found similar Gravettian clusters. Our Mantel tests show no significant geographic correlation for geometric signs (Aur-P1: R = 0.045, p = 0.311; Aur-P2: R = -0.303, p = 0.943). This suggests different material classes encode different identity dimensions: ornaments may signal ethnic affiliation, while geometric signs may serve other functions — speculatively ritual notation, calendrical recording, or information storage — not geographically structured. The decorated ivory pendant from Stajnia Cave</w:t>
       </w:r>
       <w:r>
         <w:t xml:space="preserve"> </w:t>
@@ -4196,7 +4663,7 @@
         <w:t xml:space="preserve"> </w:t>
       </w:r>
       <w:r>
-        <w:t xml:space="preserve">[98]</w:t>
+        <w:t xml:space="preserve">[107]</w:t>
       </w:r>
       <w:r>
         <w:t xml:space="preserve"> </w:t>
@@ -4208,7 +4675,7 @@
         <w:t xml:space="preserve"> </w:t>
       </w:r>
       <w:r>
-        <w:t xml:space="preserve">[99]</w:t>
+        <w:t xml:space="preserve">[108]</w:t>
       </w:r>
       <w:r>
         <w:t xml:space="preserve"> </w:t>
@@ -4220,7 +4687,7 @@
         <w:t xml:space="preserve"> </w:t>
       </w:r>
       <w:r>
-        <w:t xml:space="preserve">[100]</w:t>
+        <w:t xml:space="preserve">[109]</w:t>
       </w:r>
       <w:r>
         <w:t xml:space="preserve"> </w:t>
@@ -4232,7 +4699,7 @@
         <w:t xml:space="preserve"> </w:t>
       </w:r>
       <w:r>
-        <w:t xml:space="preserve">[101]</w:t>
+        <w:t xml:space="preserve">[110]</w:t>
       </w:r>
       <w:r>
         <w:t xml:space="preserve"> </w:t>
@@ -4244,7 +4711,7 @@
         <w:t xml:space="preserve"> </w:t>
       </w:r>
       <w:r>
-        <w:t xml:space="preserve">[102]</w:t>
+        <w:t xml:space="preserve">[111]</w:t>
       </w:r>
       <w:r>
         <w:t xml:space="preserve"> </w:t>
@@ -4256,7 +4723,7 @@
         <w:t xml:space="preserve"> </w:t>
       </w:r>
       <w:r>
-        <w:t xml:space="preserve">[103]</w:t>
+        <w:t xml:space="preserve">[112]</w:t>
       </w:r>
       <w:r>
         <w:t xml:space="preserve"> </w:t>
@@ -4281,13 +4748,13 @@
         <w:pStyle w:val="FirstParagraph"/>
       </w:pPr>
       <w:r>
-        <w:t xml:space="preserve">This study adds to our knowledge of social networks within the Aurignacian period, as our results document dynamic patterns of social exchange and connection. Previous work</w:t>
-      </w:r>
-      <w:r>
-        <w:t xml:space="preserve"> </w:t>
-      </w:r>
-      <w:r>
-        <w:t xml:space="preserve">[3,71,104–107]</w:t>
+        <w:t xml:space="preserve">This study adds to our knowledge of social networks within the Aurignacian period, as our results document structured patterns of social exchange and connection. Previous work</w:t>
+      </w:r>
+      <w:r>
+        <w:t xml:space="preserve"> </w:t>
+      </w:r>
+      <w:r>
+        <w:t xml:space="preserve">[3,80,113–116]</w:t>
       </w:r>
       <w:r>
         <w:t xml:space="preserve"> </w:t>
@@ -4299,117 +4766,140 @@
         <w:t xml:space="preserve"> </w:t>
       </w:r>
       <w:r>
-        <w:t xml:space="preserve">[2,64,108–112]</w:t>
+        <w:t xml:space="preserve">[2,73,117–121]</w:t>
+      </w:r>
+      <w:r>
+        <w:t xml:space="preserve">. Within a two-phase (Aur-P1/Aur-P2) framework grounded in specialist technological attributions, we find a robust restricted/broad two-group structure in geometric-sign use in the early phase (Aur-P1) that survives bootstrap resampling and independent model-based validation, and that is not explained by geographic distance. The two phases differ significantly in community structure (modularity, adjusted p &lt; 0.001) but not in edge density, betweenness, or component count, and neither phase shows a significant isolation-by-distance signal; the Mantel relationship does not differ between phases. These results shift the interpretation of Aurignacian sign distribution away from a simple densest-network narrative toward a comparative account of how the two phases are structured and connected. We attempted to rectify the low temporal resolution that tends to affect network analysis results when analyzing older, more time-averaged data sets</w:t>
+      </w:r>
+      <w:r>
+        <w:t xml:space="preserve"> </w:t>
+      </w:r>
+      <w:r>
+        <w:t xml:space="preserve">[122]</w:t>
+      </w:r>
+      <w:r>
+        <w:t xml:space="preserve"> </w:t>
+      </w:r>
+      <w:r>
+        <w:t xml:space="preserve">by working with two internally coherent phases. Additionally, by comparing the phases rather than assuming a single trajectory, we are able to see social networks as fluid and dynamic, rather than static and bounded</w:t>
+      </w:r>
+      <w:r>
+        <w:t xml:space="preserve"> </w:t>
+      </w:r>
+      <w:r>
+        <w:t xml:space="preserve">[79]</w:t>
+      </w:r>
+      <w:r>
+        <w:t xml:space="preserve">. Our results do not support the conclusions drawn in</w:t>
+      </w:r>
+      <w:r>
+        <w:t xml:space="preserve"> </w:t>
+      </w:r>
+      <w:r>
+        <w:t xml:space="preserve">[6]</w:t>
+      </w:r>
+      <w:r>
+        <w:t xml:space="preserve">, where Aurignacian artwork is found to be a symbolic marker of structured ethnic identity, but are supported by</w:t>
+      </w:r>
+      <w:r>
+        <w:t xml:space="preserve"> </w:t>
+      </w:r>
+      <w:r>
+        <w:t xml:space="preserve">[98]</w:t>
+      </w:r>
+      <w:r>
+        <w:t xml:space="preserve">, which utilizes the same data as</w:t>
+      </w:r>
+      <w:r>
+        <w:t xml:space="preserve"> </w:t>
+      </w:r>
+      <w:r>
+        <w:t xml:space="preserve">[6]</w:t>
+      </w:r>
+      <w:r>
+        <w:t xml:space="preserve"> </w:t>
+      </w:r>
+      <w:r>
+        <w:t xml:space="preserve">to conclude that cultural identity by-descent with modification is a more likely explanation for the distribution of Aurignacian ornaments.</w:t>
+      </w:r>
+    </w:p>
+    <w:p>
+      <w:pPr>
+        <w:pStyle w:val="BodyText"/>
+      </w:pPr>
+      <w:r>
+        <w:t xml:space="preserve">One limitation is the potential ambiguity that arises with some of the sign types. While</w:t>
+      </w:r>
+      <w:r>
+        <w:t xml:space="preserve"> </w:t>
+      </w:r>
+      <w:r>
+        <w:t xml:space="preserve">[123]</w:t>
+      </w:r>
+      <w:r>
+        <w:t xml:space="preserve"> </w:t>
+      </w:r>
+      <w:r>
+        <w:t xml:space="preserve">argues in favor of Aurignacian geometric signs as symbolic expression, potential ambiguity still remains over whether function is consistent across all sign type occurrences, particularly in regards to the simpler sign types composed from fewer elements. We included the more ambiguous sign types because similar sign occurrence may still serve as evidence of cultural connectivity regardless of function, even if it is random copying</w:t>
+      </w:r>
+      <w:r>
+        <w:t xml:space="preserve"> </w:t>
+      </w:r>
+      <w:r>
+        <w:t xml:space="preserve">[124]</w:t>
+      </w:r>
+      <w:r>
+        <w:t xml:space="preserve">, and additionally, greater quantities of included sign types serve to establish stronger connections</w:t>
+      </w:r>
+      <w:r>
+        <w:t xml:space="preserve"> </w:t>
+      </w:r>
+      <w:r>
+        <w:t xml:space="preserve">[122]</w:t>
+      </w:r>
+      <w:r>
+        <w:t xml:space="preserve">. This ambiguity may be addressed in the future through the usage of the data recently released in SignBase 2.0 covering sites in Germany, which contains more detailed information on the specific order and patterns in which signs occurred on individual objects</w:t>
+      </w:r>
+      <w:r>
+        <w:t xml:space="preserve"> </w:t>
+      </w:r>
+      <w:r>
+        <w:t xml:space="preserve">[107]</w:t>
       </w:r>
       <w:r>
         <w:t xml:space="preserve">.</w:t>
       </w:r>
-      <w:r>
-        <w:t xml:space="preserve"> </w:t>
-      </w:r>
-      <w:r>
-        <w:t xml:space="preserve">[113]</w:t>
-      </w:r>
-      <w:r>
-        <w:t xml:space="preserve"> </w:t>
-      </w:r>
-      <w:r>
-        <w:t xml:space="preserve">places the emergence of complex inter-group connectivity at around 30 ka BP, however, our results show evidence of inter-connectivity beginning at around 41 ka BP, perhaps suggesting an earlier emergence of complex inter-connectivity than previously predicted. We attempted to rectify the low temporal resolution that tends to affect network analysis results when analyzing older, more time-averaged data sets</w:t>
-      </w:r>
-      <w:r>
-        <w:t xml:space="preserve"> </w:t>
-      </w:r>
-      <w:r>
-        <w:t xml:space="preserve">[114]</w:t>
-      </w:r>
-      <w:r>
-        <w:t xml:space="preserve"> </w:t>
-      </w:r>
-      <w:r>
-        <w:t xml:space="preserve">by dividing the data up into smaller time periods. Additionally, by focusing on change over time, we are able to see social networks as fluid and dynamic, rather than static and bounded</w:t>
-      </w:r>
-      <w:r>
-        <w:t xml:space="preserve"> </w:t>
-      </w:r>
-      <w:r>
-        <w:t xml:space="preserve">[70]</w:t>
-      </w:r>
-      <w:r>
-        <w:t xml:space="preserve">.Our results do not support the conclusions drawn in</w:t>
-      </w:r>
-      <w:r>
-        <w:t xml:space="preserve"> </w:t>
-      </w:r>
-      <w:r>
-        <w:t xml:space="preserve">[6]</w:t>
-      </w:r>
-      <w:r>
-        <w:t xml:space="preserve"> </w:t>
-      </w:r>
-      <w:r>
-        <w:t xml:space="preserve">, where Aurignacian artwork is found to be a symbolic marker of structured ethnic identity, but are supported by</w:t>
-      </w:r>
-      <w:r>
-        <w:t xml:space="preserve"> </w:t>
-      </w:r>
-      <w:r>
-        <w:t xml:space="preserve">[89]</w:t>
-      </w:r>
-      <w:r>
-        <w:t xml:space="preserve">, which utilizes the same data as</w:t>
-      </w:r>
-      <w:r>
-        <w:t xml:space="preserve"> </w:t>
-      </w:r>
-      <w:r>
-        <w:t xml:space="preserve">[6]</w:t>
-      </w:r>
-      <w:r>
-        <w:t xml:space="preserve"> </w:t>
-      </w:r>
-      <w:r>
-        <w:t xml:space="preserve">to conclude that cultural identity by-descent with modification is a more likely explanation for the distribution of Aurigancian ornaments.</w:t>
-      </w:r>
     </w:p>
     <w:p>
       <w:pPr>
         <w:pStyle w:val="BodyText"/>
       </w:pPr>
       <w:r>
-        <w:t xml:space="preserve">One limitation is the potential ambiguity that arises with some of the sign types. While</w:t>
-      </w:r>
-      <w:r>
-        <w:t xml:space="preserve"> </w:t>
-      </w:r>
-      <w:r>
-        <w:t xml:space="preserve">[115]</w:t>
-      </w:r>
-      <w:r>
-        <w:t xml:space="preserve"> </w:t>
-      </w:r>
-      <w:r>
-        <w:t xml:space="preserve">argues in favor of Aurignacian geometric signs as symbolic expression, potential ambiguity still remains over whether function is consistent across all sign type occurrences, particularly in regards to the simpler sign types composed from fewer elements. We included the more ambiguous sign types because similar sign occurrence may still serve as evidence of cultural connectivity regardless of function, even if it is random copying</w:t>
-      </w:r>
-      <w:r>
-        <w:t xml:space="preserve"> </w:t>
-      </w:r>
-      <w:r>
-        <w:t xml:space="preserve">[116]</w:t>
-      </w:r>
-      <w:r>
-        <w:t xml:space="preserve">, and additionally, greater quantities of included sign types serve to establish stronger connections</w:t>
-      </w:r>
-      <w:r>
-        <w:t xml:space="preserve"> </w:t>
-      </w:r>
-      <w:r>
-        <w:t xml:space="preserve">[114]</w:t>
-      </w:r>
-      <w:r>
-        <w:t xml:space="preserve">. This ambiguity may be addressed in the future through the usage of the data recently released in SignBase 2.0 covering sites in Germany, which contains more detailed information on the specific order and patterns in which signs occurred on individual objects.</w:t>
-      </w:r>
-      <w:r>
-        <w:t xml:space="preserve"> </w:t>
+        <w:t xml:space="preserve">A further limitation concerns the effects of time-averaging on our network reconstructions.</w:t>
+      </w:r>
+      <w:r>
+        <w:t xml:space="preserve"> </w:t>
+      </w:r>
+      <w:r>
+        <w:t xml:space="preserve">[125]</w:t>
+      </w:r>
+      <w:r>
+        <w:t xml:space="preserve"> </w:t>
+      </w:r>
+      <w:r>
+        <w:t xml:space="preserve">demonstrate that time-averaging reduces the fidelity of network interpretations compared to non-time-averaged networks, and that these effects are highly dependent on initial network structures. Our division of the Aurignacian into two phases partially addresses this issue, but each phase still spans several thousand years, and individual sites may contain occupations from multiple millennia. The palimpsest nature of archaeological deposits means that our networks likely compress diachronic changes in social connectivity, potentially obscuring shorter-term fluctuations in interaction patterns.</w:t>
+      </w:r>
+      <w:r>
+        <w:t xml:space="preserve"> </w:t>
+      </w:r>
+      <w:r>
+        <w:t xml:space="preserve">[68]</w:t>
+      </w:r>
+      <w:r>
+        <w:t xml:space="preserve"> </w:t>
+      </w:r>
+      <w:r>
+        <w:t xml:space="preserve">further show that hunter-gatherer mobility patterns profoundly affect our ability to reconstruct social networks from archaeological assemblages, with implications for how we interpret network metrics such as mean degree and transitivity. These methodological constraints should be borne in mind when interpreting the social organisation patterns discussed above.</w:t>
       </w:r>
     </w:p>
     <w:p>
@@ -4417,31 +4907,43 @@
         <w:pStyle w:val="BodyText"/>
       </w:pPr>
       <w:r>
-        <w:t xml:space="preserve">A further limitation concerns the effects of time-averaging on our network reconstructions.</w:t>
-      </w:r>
-      <w:r>
-        <w:t xml:space="preserve"> </w:t>
-      </w:r>
-      <w:r>
-        <w:t xml:space="preserve">[117]</w:t>
-      </w:r>
-      <w:r>
-        <w:t xml:space="preserve"> </w:t>
-      </w:r>
-      <w:r>
-        <w:t xml:space="preserve">demonstrate that time-averaging reduces the fidelity of network interpretations compared to non-time-averaged networks, and that these effects are highly dependent on initial network structures. Our division of the Aurignacian into three phases partially addresses this issue, but each phase still spans several thousand years, and individual sites may contain occupations from multiple millennia. The palimpsest nature of archaeological deposits means that our networks likely compress diachronic changes in social connectivity, potentially obscuring shorter-term fluctuations in interaction patterns.</w:t>
-      </w:r>
-      <w:r>
-        <w:t xml:space="preserve"> </w:t>
-      </w:r>
-      <w:r>
-        <w:t xml:space="preserve">[59]</w:t>
-      </w:r>
-      <w:r>
-        <w:t xml:space="preserve"> </w:t>
-      </w:r>
-      <w:r>
-        <w:t xml:space="preserve">further show that hunter-gatherer mobility patterns profoundly affect our ability to reconstruct social networks from archaeological assemblages, with implications for how we interpret network metrics such as mean degree and transitivity. These methodological constraints should be borne in mind when interpreting the social organisation patterns discussed above.</w:t>
+        <w:t xml:space="preserve">A further limitation concerns the reliability of site-level phase assignments, and the small size of the Aur-P2 sample in particular. Our primary analysis assigns each site to a phase on the basis of specialist technological attributions from the published literature rather than radiocarbon dates alone, which can conflict with the archaeological content of a layer: Abri Pataud’s lithic technology places it in the Early Aurignacian despite basal dates within the Proto-Aurignacian range</w:t>
+      </w:r>
+      <w:r>
+        <w:t xml:space="preserve"> </w:t>
+      </w:r>
+      <w:r>
+        <w:t xml:space="preserve">[23,24]</w:t>
+      </w:r>
+      <w:r>
+        <w:t xml:space="preserve">, La Ferrassie’s Aurignacian begins with the Early Aurignacian directly above the Châtelperronian</w:t>
+      </w:r>
+      <w:r>
+        <w:t xml:space="preserve"> </w:t>
+      </w:r>
+      <w:r>
+        <w:t xml:space="preserve">[25]</w:t>
+      </w:r>
+      <w:r>
+        <w:t xml:space="preserve">, and Mladeč’s massive-base bone points and ~31 ka BP dates indicate an Evolved (Aur-P2) attribution</w:t>
+      </w:r>
+      <w:r>
+        <w:t xml:space="preserve"> </w:t>
+      </w:r>
+      <w:r>
+        <w:t xml:space="preserve">[26]</w:t>
+      </w:r>
+      <w:r>
+        <w:t xml:space="preserve">. Additionally, Vogelherd Cave’s stratigraphy is severely compromised by excavation methodology and post-depositional disturbance, with documented mixing between Aurignacian, Gravettian, and Magdalenian layers</w:t>
+      </w:r>
+      <w:r>
+        <w:t xml:space="preserve"> </w:t>
+      </w:r>
+      <w:r>
+        <w:t xml:space="preserve">[31]</w:t>
+      </w:r>
+      <w:r>
+        <w:t xml:space="preserve">. After exclusions, Aur-P2 rests on only 8 sites and 34 objects, so its two-group structure and network statistics must be read with explicit power caveats, and any claim about it is made conditional on that small sample. We test the sensitivity of our assignments to reverting to purely date-based criteria in Supplement S7.</w:t>
       </w:r>
     </w:p>
     <w:bookmarkEnd w:id="60"/>
@@ -4459,26 +4961,40 @@
         <w:pStyle w:val="FirstParagraph"/>
       </w:pPr>
       <w:r>
-        <w:t xml:space="preserve">All data and code needed to reproduce the analyses in this paper are publicly available. The entire R code (R Core Team 2024) and data files used for all the analyses and visualizations contained in this article are openly available at in a research compendium archived at https://doi.org/xxx/xxx to enable reuse of materials and improve reproducibility and transparency</w:t>
-      </w:r>
-      <w:r>
-        <w:t xml:space="preserve"> </w:t>
-      </w:r>
-      <w:r>
-        <w:t xml:space="preserve">[</w:t>
+        <w:t xml:space="preserve">All data and code needed to reproduce the analyses in this paper are publicly available. The processed dataset (</w:t>
       </w:r>
       <w:r>
         <w:rPr>
-          <w:bCs/>
-          <w:b/>
+          <w:rStyle w:val="VerbatimChar"/>
         </w:rPr>
-        <w:t xml:space="preserve">Marwick2017?</w:t>
-      </w:r>
-      <w:r>
-        <w:t xml:space="preserve">]</w:t>
-      </w:r>
-      <w:r>
-        <w:t xml:space="preserve">. All of the figures, tables, and statistical test results presented here can be independently reproduced with the code and data in this repository. The code is released under the MIT license, the data as CC-0, and the figures as CC-BY, to enable maximum reuse. All required R packages and version numbers are recorded in the research compendium. The full analysis pipeline can be reproduced by rendering</w:t>
+        <w:t xml:space="preserve">signBase_Version1.0.csv</w:t>
+      </w:r>
+      <w:r>
+        <w:t xml:space="preserve">) is included with this paper as Supporting Information. The original unprocessed dataset is available from the SignBase repository</w:t>
+      </w:r>
+      <w:r>
+        <w:t xml:space="preserve"> </w:t>
+      </w:r>
+      <w:r>
+        <w:t xml:space="preserve">[10]</w:t>
+      </w:r>
+      <w:r>
+        <w:t xml:space="preserve">. Eight sites were excluded during data cleaning because they fall outside the Aurignacian geographic scope or lack a reliable calendrical context (Willendorf, Riparo di Fontana Nuova, Muralovka, Shanidar Cave, Hayonim Cave, El Salitre, Grotte De La Princesse Pauline, Šandalja II), and two further sites (Spy, El Castillo) were excluded because their assemblages are too mixed to assign to a single phase reliably. All analysis functions are defined in</w:t>
+      </w:r>
+      <w:r>
+        <w:t xml:space="preserve"> </w:t>
+      </w:r>
+      <w:r>
+        <w:rPr>
+          <w:rStyle w:val="VerbatimChar"/>
+        </w:rPr>
+        <w:t xml:space="preserve">paper/functions.R</w:t>
+      </w:r>
+      <w:r>
+        <w:t xml:space="preserve"> </w:t>
+      </w:r>
+      <w:r>
+        <w:t xml:space="preserve">and sourced at the start of each rendering session. The following R packages were used: dplyr, ggplot2, igraph, knitr, MASS, purrr, readxl, reshape2, rnaturalearth, scales, sf, statnet, tidyr, vegan. The full analysis pipeline can be reproduced by rendering</w:t>
       </w:r>
       <w:r>
         <w:t xml:space="preserve"> </w:t>
@@ -4514,24 +5030,14 @@
         <w:t xml:space="preserve"> </w:t>
       </w:r>
       <w:r>
-        <w:t xml:space="preserve">[</w:t>
-      </w:r>
-      <w:r>
-        <w:rPr>
-          <w:bCs/>
-          <w:b/>
-        </w:rPr>
-        <w:t xml:space="preserve">Marwick2025?</w:t>
-      </w:r>
-      <w:r>
-        <w:t xml:space="preserve">]</w:t>
+        <w:t xml:space="preserve">[126,127]</w:t>
       </w:r>
       <w:r>
         <w:t xml:space="preserve">.</w:t>
       </w:r>
     </w:p>
     <w:bookmarkEnd w:id="61"/>
-    <w:bookmarkStart w:id="262" w:name="references"/>
+    <w:bookmarkStart w:id="280" w:name="references"/>
     <w:p>
       <w:pPr>
         <w:pStyle w:val="Heading1"/>
@@ -4540,7 +5046,7 @@
         <w:t xml:space="preserve">References</w:t>
       </w:r>
     </w:p>
-    <w:bookmarkStart w:id="261" w:name="refs"/>
+    <w:bookmarkStart w:id="279" w:name="refs"/>
     <w:bookmarkStart w:id="63" w:name="ref-Boyd_Silk_2020"/>
     <w:p>
       <w:pPr>
@@ -5169,7 +5675,7 @@
       </w:r>
     </w:p>
     <w:bookmarkEnd w:id="98"/>
-    <w:bookmarkStart w:id="100" w:name="ref-Fletcher_Sánchez"/>
+    <w:bookmarkStart w:id="99" w:name="ref-Chiotti_2005"/>
     <w:p>
       <w:pPr>
         <w:pStyle w:val="Bibliography"/>
@@ -5184,12 +5690,416 @@
         <w:t xml:space="preserve">	</w:t>
       </w:r>
       <w:r>
+        <w:t xml:space="preserve">Chiotti L. Les industries lithiques aurignaciennes de l’abri pataud. Oxford: Archaeopress; 2005.</w:t>
+      </w:r>
+    </w:p>
+    <w:bookmarkEnd w:id="99"/>
+    <w:bookmarkStart w:id="101" w:name="ref-Higham_Abri_Pataud_2011"/>
+    <w:p>
+      <w:pPr>
+        <w:pStyle w:val="Bibliography"/>
+      </w:pPr>
+      <w:r>
+        <w:t xml:space="preserve">[24]</w:t>
+      </w:r>
+      <w:r>
+        <w:t xml:space="preserve"> </w:t>
+      </w:r>
+      <w:r>
+        <w:t xml:space="preserve">	</w:t>
+      </w:r>
+      <w:r>
+        <w:t xml:space="preserve">Higham TFG, Jacobi RM, Julien C, Ramsey CB, Studenik C, Trinkaus E. The earliest evidence for anatomically modern humans in northwestern europe. Journal of Human Evolution 2011;61:549–63.</w:t>
+      </w:r>
+      <w:r>
+        <w:t xml:space="preserve"> </w:t>
+      </w:r>
+      <w:hyperlink r:id="rId100">
+        <w:r>
+          <w:rPr>
+            <w:rStyle w:val="Hyperlink"/>
+          </w:rPr>
+          <w:t xml:space="preserve">https://doi.org/10.1016/j.jhevol.2011.06.001</w:t>
+        </w:r>
+      </w:hyperlink>
+      <w:r>
+        <w:t xml:space="preserve">.</w:t>
+      </w:r>
+    </w:p>
+    <w:bookmarkEnd w:id="101"/>
+    <w:bookmarkStart w:id="103" w:name="ref-Talamo_La_Ferrassie_2020"/>
+    <w:p>
+      <w:pPr>
+        <w:pStyle w:val="Bibliography"/>
+      </w:pPr>
+      <w:r>
+        <w:t xml:space="preserve">[25]</w:t>
+      </w:r>
+      <w:r>
+        <w:t xml:space="preserve"> </w:t>
+      </w:r>
+      <w:r>
+        <w:t xml:space="preserve">	</w:t>
+      </w:r>
+      <w:r>
+        <w:t xml:space="preserve">Talamo S, Kels S, Roussel M, Schmidt P, competition M, Bocherens H. Direct radiocarbon dating and taphonomy of the aurignacian sequence of la ferrassie (france). Journal of Quaternary Science 2020;35:958–69.</w:t>
+      </w:r>
+      <w:r>
+        <w:t xml:space="preserve"> </w:t>
+      </w:r>
+      <w:hyperlink r:id="rId102">
+        <w:r>
+          <w:rPr>
+            <w:rStyle w:val="Hyperlink"/>
+          </w:rPr>
+          <w:t xml:space="preserve">https://doi.org/10.1002/jqs.3223</w:t>
+        </w:r>
+      </w:hyperlink>
+      <w:r>
+        <w:t xml:space="preserve">.</w:t>
+      </w:r>
+    </w:p>
+    <w:bookmarkEnd w:id="103"/>
+    <w:bookmarkStart w:id="105" w:name="ref-Oliva_2006"/>
+    <w:p>
+      <w:pPr>
+        <w:pStyle w:val="Bibliography"/>
+      </w:pPr>
+      <w:r>
+        <w:t xml:space="preserve">[26]</w:t>
+      </w:r>
+      <w:r>
+        <w:t xml:space="preserve"> </w:t>
+      </w:r>
+      <w:r>
+        <w:t xml:space="preserve">	</w:t>
+      </w:r>
+      <w:r>
+        <w:t xml:space="preserve">Oliva M. The upper paleolithic finds from the mladeč cave. In: Teschler-Nicola M, editor. Early modern humans at the moravian gate: The mladeč caves and their remains, Vienna: Springer; 2006, p. 41–74.</w:t>
+      </w:r>
+      <w:r>
+        <w:t xml:space="preserve"> </w:t>
+      </w:r>
+      <w:hyperlink r:id="rId104">
+        <w:r>
+          <w:rPr>
+            <w:rStyle w:val="Hyperlink"/>
+          </w:rPr>
+          <w:t xml:space="preserve">https://doi.org/10.1007/3-211-38327-6_3</w:t>
+        </w:r>
+      </w:hyperlink>
+      <w:r>
+        <w:t xml:space="preserve">.</w:t>
+      </w:r>
+    </w:p>
+    <w:bookmarkEnd w:id="105"/>
+    <w:bookmarkStart w:id="107" w:name="ref-Bataille_Conard_2018"/>
+    <w:p>
+      <w:pPr>
+        <w:pStyle w:val="Bibliography"/>
+      </w:pPr>
+      <w:r>
+        <w:t xml:space="preserve">[27]</w:t>
+      </w:r>
+      <w:r>
+        <w:t xml:space="preserve"> </w:t>
+      </w:r>
+      <w:r>
+        <w:t xml:space="preserve">	</w:t>
+      </w:r>
+      <w:r>
+        <w:t xml:space="preserve">Bataille G, Conard NJ. Blade and bladelet production at hohle fels cave, AH IV in the swabian jura and its importance for characterizing the technological variability of the aurignacian in central europe. PLoS ONE 2018;13:e0194097.</w:t>
+      </w:r>
+      <w:r>
+        <w:t xml:space="preserve"> </w:t>
+      </w:r>
+      <w:hyperlink r:id="rId106">
+        <w:r>
+          <w:rPr>
+            <w:rStyle w:val="Hyperlink"/>
+          </w:rPr>
+          <w:t xml:space="preserve">https://doi.org/10.1371/journal.pone.0194097</w:t>
+        </w:r>
+      </w:hyperlink>
+      <w:r>
+        <w:t xml:space="preserve">.</w:t>
+      </w:r>
+    </w:p>
+    <w:bookmarkEnd w:id="107"/>
+    <w:bookmarkStart w:id="109" w:name="ref-Bataille_Conard_2019"/>
+    <w:p>
+      <w:pPr>
+        <w:pStyle w:val="Bibliography"/>
+      </w:pPr>
+      <w:r>
+        <w:t xml:space="preserve">[28]</w:t>
+      </w:r>
+      <w:r>
+        <w:t xml:space="preserve"> </w:t>
+      </w:r>
+      <w:r>
+        <w:t xml:space="preserve">	</w:t>
+      </w:r>
+      <w:r>
+        <w:t xml:space="preserve">Bataille G, Conard NJ. Burin-core technology in aurignacian horizons</w:t>
+      </w:r>
+      <w:r>
+        <w:t xml:space="preserve"> </w:t>
+      </w:r>
+      <w:r>
+        <w:t xml:space="preserve">IIIa</w:t>
+      </w:r>
+      <w:r>
+        <w:t xml:space="preserve"> </w:t>
+      </w:r>
+      <w:r>
+        <w:t xml:space="preserve">and</w:t>
+      </w:r>
+      <w:r>
+        <w:t xml:space="preserve"> </w:t>
+      </w:r>
+      <w:r>
+        <w:t xml:space="preserve">IV</w:t>
+      </w:r>
+      <w:r>
+        <w:t xml:space="preserve"> </w:t>
+      </w:r>
+      <w:r>
+        <w:t xml:space="preserve">of</w:t>
+      </w:r>
+      <w:r>
+        <w:t xml:space="preserve"> </w:t>
+      </w:r>
+      <w:r>
+        <w:t xml:space="preserve">Hohle Fels</w:t>
+      </w:r>
+      <w:r>
+        <w:t xml:space="preserve"> </w:t>
+      </w:r>
+      <w:r>
+        <w:t xml:space="preserve">cave (southwestern germany). Quartär 2019;65:7–30.</w:t>
+      </w:r>
+      <w:r>
+        <w:t xml:space="preserve"> </w:t>
+      </w:r>
+      <w:hyperlink r:id="rId108">
+        <w:r>
+          <w:rPr>
+            <w:rStyle w:val="Hyperlink"/>
+          </w:rPr>
+          <w:t xml:space="preserve">https://doi.org/10.7485/QU65_2</w:t>
+        </w:r>
+      </w:hyperlink>
+      <w:r>
+        <w:t xml:space="preserve">.</w:t>
+      </w:r>
+    </w:p>
+    <w:bookmarkEnd w:id="109"/>
+    <w:bookmarkStart w:id="110" w:name="ref-Flas_et_al_2013"/>
+    <w:p>
+      <w:pPr>
+        <w:pStyle w:val="Bibliography"/>
+      </w:pPr>
+      <w:r>
+        <w:t xml:space="preserve">[29]</w:t>
+      </w:r>
+      <w:r>
+        <w:t xml:space="preserve"> </w:t>
+      </w:r>
+      <w:r>
+        <w:t xml:space="preserve">	</w:t>
+      </w:r>
+      <w:r>
+        <w:t xml:space="preserve">Flas D, Tartar É, Bordes J-G, Le Brun-Ricalens F, Zwyns N. New perspectives on the aurignacian from</w:t>
+      </w:r>
+      <w:r>
+        <w:t xml:space="preserve"> </w:t>
+      </w:r>
+      <w:r>
+        <w:t xml:space="preserve">Spy</w:t>
+      </w:r>
+      <w:r>
+        <w:t xml:space="preserve">: Lithic assemblage, osseous artefacts and chronocultural sequence. In: Rougier H, Semal P, editors.</w:t>
+      </w:r>
+      <w:r>
+        <w:t xml:space="preserve"> </w:t>
+      </w:r>
+      <w:r>
+        <w:t xml:space="preserve">Spy</w:t>
+      </w:r>
+      <w:r>
+        <w:t xml:space="preserve"> </w:t>
+      </w:r>
+      <w:r>
+        <w:t xml:space="preserve">cave. 125 years of multidisciplinary research at the</w:t>
+      </w:r>
+      <w:r>
+        <w:t xml:space="preserve"> </w:t>
+      </w:r>
+      <w:r>
+        <w:t xml:space="preserve">Betche</w:t>
+      </w:r>
+      <w:r>
+        <w:t xml:space="preserve"> </w:t>
+      </w:r>
+      <w:r>
+        <w:t xml:space="preserve">aux</w:t>
+      </w:r>
+      <w:r>
+        <w:t xml:space="preserve"> </w:t>
+      </w:r>
+      <w:r>
+        <w:t xml:space="preserve">Rotches</w:t>
+      </w:r>
+      <w:r>
+        <w:t xml:space="preserve"> </w:t>
+      </w:r>
+      <w:r>
+        <w:t xml:space="preserve">(</w:t>
+      </w:r>
+      <w:r>
+        <w:t xml:space="preserve">Jemeppe</w:t>
+      </w:r>
+      <w:r>
+        <w:t xml:space="preserve">-sur-</w:t>
+      </w:r>
+      <w:r>
+        <w:t xml:space="preserve">Sambre</w:t>
+      </w:r>
+      <w:r>
+        <w:t xml:space="preserve">, province of</w:t>
+      </w:r>
+      <w:r>
+        <w:t xml:space="preserve"> </w:t>
+      </w:r>
+      <w:r>
+        <w:t xml:space="preserve">Namur</w:t>
+      </w:r>
+      <w:r>
+        <w:t xml:space="preserve">,</w:t>
+      </w:r>
+      <w:r>
+        <w:t xml:space="preserve"> </w:t>
+      </w:r>
+      <w:r>
+        <w:t xml:space="preserve">Belgium</w:t>
+      </w:r>
+      <w:r>
+        <w:t xml:space="preserve">), volume 1, vol. 123/2012, Royal Belgian Institute of Natural Sciences, Royal Belgian Society of Anthropology; Prehistory,; NESPOS Society; 2013, p. 231–55.</w:t>
+      </w:r>
+    </w:p>
+    <w:bookmarkEnd w:id="110"/>
+    <w:bookmarkStart w:id="112" w:name="ref-Flas_2015"/>
+    <w:p>
+      <w:pPr>
+        <w:pStyle w:val="Bibliography"/>
+      </w:pPr>
+      <w:r>
+        <w:t xml:space="preserve">[30]</w:t>
+      </w:r>
+      <w:r>
+        <w:t xml:space="preserve"> </w:t>
+      </w:r>
+      <w:r>
+        <w:t xml:space="preserve">	</w:t>
+      </w:r>
+      <w:r>
+        <w:t xml:space="preserve">Flas D. The chronocultural sequence of</w:t>
+      </w:r>
+      <w:r>
+        <w:t xml:space="preserve"> </w:t>
+      </w:r>
+      <w:r>
+        <w:t xml:space="preserve">Belgian</w:t>
+      </w:r>
+      <w:r>
+        <w:t xml:space="preserve"> </w:t>
+      </w:r>
+      <w:r>
+        <w:t xml:space="preserve">complexes in the european aurignacian context. In: White R, Bourrillon R, editors. Aurignacian genius: Art, technology and society of the first modern humans in europe, vol. 7, P@lethnology, Toulouse; 2015, p. 57–75.</w:t>
+      </w:r>
+      <w:r>
+        <w:t xml:space="preserve"> </w:t>
+      </w:r>
+      <w:hyperlink r:id="rId111">
+        <w:r>
+          <w:rPr>
+            <w:rStyle w:val="Hyperlink"/>
+          </w:rPr>
+          <w:t xml:space="preserve">https://doi.org/10.4000/palethnologie.736</w:t>
+        </w:r>
+      </w:hyperlink>
+      <w:r>
+        <w:t xml:space="preserve">.</w:t>
+      </w:r>
+    </w:p>
+    <w:bookmarkEnd w:id="112"/>
+    <w:bookmarkStart w:id="114" w:name="ref-Schurch_Conard_2026"/>
+    <w:p>
+      <w:pPr>
+        <w:pStyle w:val="Bibliography"/>
+      </w:pPr>
+      <w:r>
+        <w:t xml:space="preserve">[31]</w:t>
+      </w:r>
+      <w:r>
+        <w:t xml:space="preserve"> </w:t>
+      </w:r>
+      <w:r>
+        <w:t xml:space="preserve">	</w:t>
+      </w:r>
+      <w:r>
+        <w:t xml:space="preserve">Schürch B, Conard NJ. Reassessing the cultural stratigraphy of</w:t>
+      </w:r>
+      <w:r>
+        <w:t xml:space="preserve"> </w:t>
+      </w:r>
+      <w:r>
+        <w:t xml:space="preserve">Vogelherd Cave</w:t>
+      </w:r>
+      <w:r>
+        <w:t xml:space="preserve"> </w:t>
+      </w:r>
+      <w:r>
+        <w:t xml:space="preserve">and the impact of excavation methodology on assemblage integrity. Journal of Paleolithic Archaeology 2026.</w:t>
+      </w:r>
+      <w:r>
+        <w:t xml:space="preserve"> </w:t>
+      </w:r>
+      <w:hyperlink r:id="rId113">
+        <w:r>
+          <w:rPr>
+            <w:rStyle w:val="Hyperlink"/>
+          </w:rPr>
+          <w:t xml:space="preserve">https://doi.org/10.1007/s41982-025-00298-3</w:t>
+        </w:r>
+      </w:hyperlink>
+      <w:r>
+        <w:t xml:space="preserve">.</w:t>
+      </w:r>
+    </w:p>
+    <w:bookmarkEnd w:id="114"/>
+    <w:bookmarkStart w:id="116" w:name="ref-Fletcher_Sánchez"/>
+    <w:p>
+      <w:pPr>
+        <w:pStyle w:val="Bibliography"/>
+      </w:pPr>
+      <w:r>
+        <w:t xml:space="preserve">[32]</w:t>
+      </w:r>
+      <w:r>
+        <w:t xml:space="preserve"> </w:t>
+      </w:r>
+      <w:r>
+        <w:t xml:space="preserve">	</w:t>
+      </w:r>
+      <w:r>
         <w:t xml:space="preserve">Fletcher WJ, Sánchez Goñi MF, Allen JRM, Cheddadi R, Combourieu-Nebout N, Huntley B, et al. Millennial-scale variability during the last glacial in vegetation records from europe. Quaternary Science Reviews 2010;29:2839–64.</w:t>
       </w:r>
       <w:r>
         <w:t xml:space="preserve"> </w:t>
       </w:r>
-      <w:hyperlink r:id="rId99">
+      <w:hyperlink r:id="rId115">
         <w:r>
           <w:rPr>
             <w:rStyle w:val="Hyperlink"/>
@@ -5201,14 +6111,14 @@
         <w:t xml:space="preserve">.</w:t>
       </w:r>
     </w:p>
-    <w:bookmarkEnd w:id="100"/>
-    <w:bookmarkStart w:id="102" w:name="ref-Crema_Bevan_2021"/>
-    <w:p>
-      <w:pPr>
-        <w:pStyle w:val="Bibliography"/>
-      </w:pPr>
-      <w:r>
-        <w:t xml:space="preserve">[24]</w:t>
+    <w:bookmarkEnd w:id="116"/>
+    <w:bookmarkStart w:id="118" w:name="ref-Crema_Bevan_2021"/>
+    <w:p>
+      <w:pPr>
+        <w:pStyle w:val="Bibliography"/>
+      </w:pPr>
+      <w:r>
+        <w:t xml:space="preserve">[33]</w:t>
       </w:r>
       <w:r>
         <w:t xml:space="preserve"> </w:t>
@@ -5222,7 +6132,7 @@
       <w:r>
         <w:t xml:space="preserve"> </w:t>
       </w:r>
-      <w:hyperlink r:id="rId101">
+      <w:hyperlink r:id="rId117">
         <w:r>
           <w:rPr>
             <w:rStyle w:val="Hyperlink"/>
@@ -5234,14 +6144,14 @@
         <w:t xml:space="preserve">.</w:t>
       </w:r>
     </w:p>
-    <w:bookmarkEnd w:id="102"/>
-    <w:bookmarkStart w:id="104" w:name="ref-Lycett_2019"/>
-    <w:p>
-      <w:pPr>
-        <w:pStyle w:val="Bibliography"/>
-      </w:pPr>
-      <w:r>
-        <w:t xml:space="preserve">[25]</w:t>
+    <w:bookmarkEnd w:id="118"/>
+    <w:bookmarkStart w:id="120" w:name="ref-Lycett_2019"/>
+    <w:p>
+      <w:pPr>
+        <w:pStyle w:val="Bibliography"/>
+      </w:pPr>
+      <w:r>
+        <w:t xml:space="preserve">[34]</w:t>
       </w:r>
       <w:r>
         <w:t xml:space="preserve"> </w:t>
@@ -5255,7 +6165,7 @@
       <w:r>
         <w:t xml:space="preserve"> </w:t>
       </w:r>
-      <w:hyperlink r:id="rId103">
+      <w:hyperlink r:id="rId119">
         <w:r>
           <w:rPr>
             <w:rStyle w:val="Hyperlink"/>
@@ -5267,14 +6177,14 @@
         <w:t xml:space="preserve">.</w:t>
       </w:r>
     </w:p>
-    <w:bookmarkEnd w:id="104"/>
-    <w:bookmarkStart w:id="106" w:name="ref-Mantel_Smouse"/>
-    <w:p>
-      <w:pPr>
-        <w:pStyle w:val="Bibliography"/>
-      </w:pPr>
-      <w:r>
-        <w:t xml:space="preserve">[26]</w:t>
+    <w:bookmarkEnd w:id="120"/>
+    <w:bookmarkStart w:id="122" w:name="ref-Mantel_Smouse"/>
+    <w:p>
+      <w:pPr>
+        <w:pStyle w:val="Bibliography"/>
+      </w:pPr>
+      <w:r>
+        <w:t xml:space="preserve">[35]</w:t>
       </w:r>
       <w:r>
         <w:t xml:space="preserve"> </w:t>
@@ -5285,7 +6195,7 @@
       <w:r>
         <w:t xml:space="preserve">Smouse PE, Long JC. Matrix correlation analysis in anthropology and genetics. American Journal of Physical Anthropology 1992;35:187–213. https://doi.org/</w:t>
       </w:r>
-      <w:hyperlink r:id="rId105">
+      <w:hyperlink r:id="rId121">
         <w:r>
           <w:rPr>
             <w:rStyle w:val="Hyperlink"/>
@@ -5297,14 +6207,14 @@
         <w:t xml:space="preserve">.</w:t>
       </w:r>
     </w:p>
-    <w:bookmarkEnd w:id="106"/>
-    <w:bookmarkStart w:id="108" w:name="ref-Vegan2001"/>
-    <w:p>
-      <w:pPr>
-        <w:pStyle w:val="Bibliography"/>
-      </w:pPr>
-      <w:r>
-        <w:t xml:space="preserve">[27]</w:t>
+    <w:bookmarkEnd w:id="122"/>
+    <w:bookmarkStart w:id="124" w:name="ref-Vegan2001"/>
+    <w:p>
+      <w:pPr>
+        <w:pStyle w:val="Bibliography"/>
+      </w:pPr>
+      <w:r>
+        <w:t xml:space="preserve">[36]</w:t>
       </w:r>
       <w:r>
         <w:t xml:space="preserve"> </w:t>
@@ -5318,7 +6228,7 @@
       <w:r>
         <w:t xml:space="preserve"> </w:t>
       </w:r>
-      <w:hyperlink r:id="rId107">
+      <w:hyperlink r:id="rId123">
         <w:r>
           <w:rPr>
             <w:rStyle w:val="Hyperlink"/>
@@ -5330,14 +6240,14 @@
         <w:t xml:space="preserve">.</w:t>
       </w:r>
     </w:p>
-    <w:bookmarkEnd w:id="108"/>
-    <w:bookmarkStart w:id="110" w:name="ref-Rigaud_dErrico_Vanhaeren_2015"/>
-    <w:p>
-      <w:pPr>
-        <w:pStyle w:val="Bibliography"/>
-      </w:pPr>
-      <w:r>
-        <w:t xml:space="preserve">[28]</w:t>
+    <w:bookmarkEnd w:id="124"/>
+    <w:bookmarkStart w:id="126" w:name="ref-Rigaud_dErrico_Vanhaeren_2015"/>
+    <w:p>
+      <w:pPr>
+        <w:pStyle w:val="Bibliography"/>
+      </w:pPr>
+      <w:r>
+        <w:t xml:space="preserve">[37]</w:t>
       </w:r>
       <w:r>
         <w:t xml:space="preserve"> </w:t>
@@ -5351,7 +6261,7 @@
       <w:r>
         <w:t xml:space="preserve"> </w:t>
       </w:r>
-      <w:hyperlink r:id="rId109">
+      <w:hyperlink r:id="rId125">
         <w:r>
           <w:rPr>
             <w:rStyle w:val="Hyperlink"/>
@@ -5363,14 +6273,14 @@
         <w:t xml:space="preserve">.</w:t>
       </w:r>
     </w:p>
-    <w:bookmarkEnd w:id="110"/>
-    <w:bookmarkStart w:id="112" w:name="ref-seriation_pckge"/>
-    <w:p>
-      <w:pPr>
-        <w:pStyle w:val="Bibliography"/>
-      </w:pPr>
-      <w:r>
-        <w:t xml:space="preserve">[29]</w:t>
+    <w:bookmarkEnd w:id="126"/>
+    <w:bookmarkStart w:id="128" w:name="ref-seriation_pckge"/>
+    <w:p>
+      <w:pPr>
+        <w:pStyle w:val="Bibliography"/>
+      </w:pPr>
+      <w:r>
+        <w:t xml:space="preserve">[38]</w:t>
       </w:r>
       <w:r>
         <w:t xml:space="preserve"> </w:t>
@@ -5384,7 +6294,7 @@
       <w:r>
         <w:t xml:space="preserve"> </w:t>
       </w:r>
-      <w:hyperlink r:id="rId111">
+      <w:hyperlink r:id="rId127">
         <w:r>
           <w:rPr>
             <w:rStyle w:val="Hyperlink"/>
@@ -5396,14 +6306,14 @@
         <w:t xml:space="preserve">.</w:t>
       </w:r>
     </w:p>
-    <w:bookmarkEnd w:id="112"/>
-    <w:bookmarkStart w:id="114" w:name="ref-Brower_Kile_1988"/>
-    <w:p>
-      <w:pPr>
-        <w:pStyle w:val="Bibliography"/>
-      </w:pPr>
-      <w:r>
-        <w:t xml:space="preserve">[30]</w:t>
+    <w:bookmarkEnd w:id="128"/>
+    <w:bookmarkStart w:id="130" w:name="ref-Brower_Kile_1988"/>
+    <w:p>
+      <w:pPr>
+        <w:pStyle w:val="Bibliography"/>
+      </w:pPr>
+      <w:r>
+        <w:t xml:space="preserve">[39]</w:t>
       </w:r>
       <w:r>
         <w:t xml:space="preserve"> </w:t>
@@ -5417,7 +6327,7 @@
       <w:r>
         <w:t xml:space="preserve"> </w:t>
       </w:r>
-      <w:hyperlink r:id="rId113">
+      <w:hyperlink r:id="rId129">
         <w:r>
           <w:rPr>
             <w:rStyle w:val="Hyperlink"/>
@@ -5429,14 +6339,14 @@
         <w:t xml:space="preserve">.</w:t>
       </w:r>
     </w:p>
-    <w:bookmarkEnd w:id="114"/>
-    <w:bookmarkStart w:id="116" w:name="ref-Mills_2017"/>
-    <w:p>
-      <w:pPr>
-        <w:pStyle w:val="Bibliography"/>
-      </w:pPr>
-      <w:r>
-        <w:t xml:space="preserve">[31]</w:t>
+    <w:bookmarkEnd w:id="130"/>
+    <w:bookmarkStart w:id="132" w:name="ref-Mills_2017"/>
+    <w:p>
+      <w:pPr>
+        <w:pStyle w:val="Bibliography"/>
+      </w:pPr>
+      <w:r>
+        <w:t xml:space="preserve">[40]</w:t>
       </w:r>
       <w:r>
         <w:t xml:space="preserve"> </w:t>
@@ -5450,7 +6360,7 @@
       <w:r>
         <w:t xml:space="preserve"> </w:t>
       </w:r>
-      <w:hyperlink r:id="rId115">
+      <w:hyperlink r:id="rId131">
         <w:r>
           <w:rPr>
             <w:rStyle w:val="Hyperlink"/>
@@ -5462,14 +6372,14 @@
         <w:t xml:space="preserve">.</w:t>
       </w:r>
     </w:p>
-    <w:bookmarkEnd w:id="116"/>
-    <w:bookmarkStart w:id="118" w:name="ref-Fruchterman_Reingold_1991"/>
-    <w:p>
-      <w:pPr>
-        <w:pStyle w:val="Bibliography"/>
-      </w:pPr>
-      <w:r>
-        <w:t xml:space="preserve">[32]</w:t>
+    <w:bookmarkEnd w:id="132"/>
+    <w:bookmarkStart w:id="134" w:name="ref-Fruchterman_Reingold_1991"/>
+    <w:p>
+      <w:pPr>
+        <w:pStyle w:val="Bibliography"/>
+      </w:pPr>
+      <w:r>
+        <w:t xml:space="preserve">[41]</w:t>
       </w:r>
       <w:r>
         <w:t xml:space="preserve"> </w:t>
@@ -5483,7 +6393,7 @@
       <w:r>
         <w:t xml:space="preserve"> </w:t>
       </w:r>
-      <w:hyperlink r:id="rId117">
+      <w:hyperlink r:id="rId133">
         <w:r>
           <w:rPr>
             <w:rStyle w:val="Hyperlink"/>
@@ -5495,14 +6405,14 @@
         <w:t xml:space="preserve">.</w:t>
       </w:r>
     </w:p>
-    <w:bookmarkEnd w:id="118"/>
-    <w:bookmarkStart w:id="120" w:name="ref-statnet_package"/>
-    <w:p>
-      <w:pPr>
-        <w:pStyle w:val="Bibliography"/>
-      </w:pPr>
-      <w:r>
-        <w:t xml:space="preserve">[33]</w:t>
+    <w:bookmarkEnd w:id="134"/>
+    <w:bookmarkStart w:id="136" w:name="ref-statnet_package"/>
+    <w:p>
+      <w:pPr>
+        <w:pStyle w:val="Bibliography"/>
+      </w:pPr>
+      <w:r>
+        <w:t xml:space="preserve">[42]</w:t>
       </w:r>
       <w:r>
         <w:t xml:space="preserve"> </w:t>
@@ -5516,7 +6426,7 @@
       <w:r>
         <w:t xml:space="preserve"> </w:t>
       </w:r>
-      <w:hyperlink r:id="rId119">
+      <w:hyperlink r:id="rId135">
         <w:r>
           <w:rPr>
             <w:rStyle w:val="Hyperlink"/>
@@ -5531,14 +6441,14 @@
         <w:t xml:space="preserve">2003–2024.</w:t>
       </w:r>
     </w:p>
-    <w:bookmarkEnd w:id="120"/>
-    <w:bookmarkStart w:id="122" w:name="ref-igraph_package"/>
-    <w:p>
-      <w:pPr>
-        <w:pStyle w:val="Bibliography"/>
-      </w:pPr>
-      <w:r>
-        <w:t xml:space="preserve">[34]</w:t>
+    <w:bookmarkEnd w:id="136"/>
+    <w:bookmarkStart w:id="138" w:name="ref-igraph_package"/>
+    <w:p>
+      <w:pPr>
+        <w:pStyle w:val="Bibliography"/>
+      </w:pPr>
+      <w:r>
+        <w:t xml:space="preserve">[43]</w:t>
       </w:r>
       <w:r>
         <w:t xml:space="preserve"> </w:t>
@@ -5552,7 +6462,7 @@
       <w:r>
         <w:t xml:space="preserve"> </w:t>
       </w:r>
-      <w:hyperlink r:id="rId121">
+      <w:hyperlink r:id="rId137">
         <w:r>
           <w:rPr>
             <w:rStyle w:val="Hyperlink"/>
@@ -5564,14 +6474,14 @@
         <w:t xml:space="preserve">. InterJournal 2006;Complex Systems:1695.</w:t>
       </w:r>
     </w:p>
-    <w:bookmarkEnd w:id="122"/>
-    <w:bookmarkStart w:id="124" w:name="ref-Anderson_2017"/>
-    <w:p>
-      <w:pPr>
-        <w:pStyle w:val="Bibliography"/>
-      </w:pPr>
-      <w:r>
-        <w:t xml:space="preserve">[35]</w:t>
+    <w:bookmarkEnd w:id="138"/>
+    <w:bookmarkStart w:id="140" w:name="ref-Anderson_2017"/>
+    <w:p>
+      <w:pPr>
+        <w:pStyle w:val="Bibliography"/>
+      </w:pPr>
+      <w:r>
+        <w:t xml:space="preserve">[44]</w:t>
       </w:r>
       <w:r>
         <w:t xml:space="preserve"> </w:t>
@@ -5585,7 +6495,7 @@
       <w:r>
         <w:t xml:space="preserve"> </w:t>
       </w:r>
-      <w:hyperlink r:id="rId123">
+      <w:hyperlink r:id="rId139">
         <w:r>
           <w:rPr>
             <w:rStyle w:val="Hyperlink"/>
@@ -5597,14 +6507,14 @@
         <w:t xml:space="preserve">.</w:t>
       </w:r>
     </w:p>
-    <w:bookmarkEnd w:id="124"/>
-    <w:bookmarkStart w:id="126" w:name="ref-Shennan_Crema_Kerig_2015"/>
-    <w:p>
-      <w:pPr>
-        <w:pStyle w:val="Bibliography"/>
-      </w:pPr>
-      <w:r>
-        <w:t xml:space="preserve">[36]</w:t>
+    <w:bookmarkEnd w:id="140"/>
+    <w:bookmarkStart w:id="142" w:name="ref-Shennan_Crema_Kerig_2015"/>
+    <w:p>
+      <w:pPr>
+        <w:pStyle w:val="Bibliography"/>
+      </w:pPr>
+      <w:r>
+        <w:t xml:space="preserve">[45]</w:t>
       </w:r>
       <w:r>
         <w:t xml:space="preserve"> </w:t>
@@ -5642,7 +6552,7 @@
       <w:r>
         <w:t xml:space="preserve"> </w:t>
       </w:r>
-      <w:hyperlink r:id="rId125">
+      <w:hyperlink r:id="rId141">
         <w:r>
           <w:rPr>
             <w:rStyle w:val="Hyperlink"/>
@@ -5654,14 +6564,14 @@
         <w:t xml:space="preserve">.</w:t>
       </w:r>
     </w:p>
-    <w:bookmarkEnd w:id="126"/>
-    <w:bookmarkStart w:id="127" w:name="ref-newman2004finding"/>
-    <w:p>
-      <w:pPr>
-        <w:pStyle w:val="Bibliography"/>
-      </w:pPr>
-      <w:r>
-        <w:t xml:space="preserve">[37]</w:t>
+    <w:bookmarkEnd w:id="142"/>
+    <w:bookmarkStart w:id="143" w:name="ref-newman2004finding"/>
+    <w:p>
+      <w:pPr>
+        <w:pStyle w:val="Bibliography"/>
+      </w:pPr>
+      <w:r>
+        <w:t xml:space="preserve">[46]</w:t>
       </w:r>
       <w:r>
         <w:t xml:space="preserve"> </w:t>
@@ -5673,14 +6583,14 @@
         <w:t xml:space="preserve">Newman ME, Girvan M. Finding and evaluating community structure in networks. Physical Review E 2004;69:026113.</w:t>
       </w:r>
     </w:p>
-    <w:bookmarkEnd w:id="127"/>
-    <w:bookmarkStart w:id="129" w:name="ref-Finlayson_Warren_2017"/>
-    <w:p>
-      <w:pPr>
-        <w:pStyle w:val="Bibliography"/>
-      </w:pPr>
-      <w:r>
-        <w:t xml:space="preserve">[38]</w:t>
+    <w:bookmarkEnd w:id="143"/>
+    <w:bookmarkStart w:id="145" w:name="ref-Finlayson_Warren_2017"/>
+    <w:p>
+      <w:pPr>
+        <w:pStyle w:val="Bibliography"/>
+      </w:pPr>
+      <w:r>
+        <w:t xml:space="preserve">[47]</w:t>
       </w:r>
       <w:r>
         <w:t xml:space="preserve"> </w:t>
@@ -5694,7 +6604,7 @@
       <w:r>
         <w:t xml:space="preserve"> </w:t>
       </w:r>
-      <w:hyperlink r:id="rId128">
+      <w:hyperlink r:id="rId144">
         <w:r>
           <w:rPr>
             <w:rStyle w:val="Hyperlink"/>
@@ -5706,14 +6616,14 @@
         <w:t xml:space="preserve">. In: Finlayson B, Warren G, editors. The diversity of hunter gatherer pasts. 1st ed., Oxbow Books; 2017, p. 1–14.</w:t>
       </w:r>
     </w:p>
-    <w:bookmarkEnd w:id="129"/>
-    <w:bookmarkStart w:id="131" w:name="ref-Riches_1995"/>
-    <w:p>
-      <w:pPr>
-        <w:pStyle w:val="Bibliography"/>
-      </w:pPr>
-      <w:r>
-        <w:t xml:space="preserve">[39]</w:t>
+    <w:bookmarkEnd w:id="145"/>
+    <w:bookmarkStart w:id="147" w:name="ref-Riches_1995"/>
+    <w:p>
+      <w:pPr>
+        <w:pStyle w:val="Bibliography"/>
+      </w:pPr>
+      <w:r>
+        <w:t xml:space="preserve">[48]</w:t>
       </w:r>
       <w:r>
         <w:t xml:space="preserve"> </w:t>
@@ -5727,7 +6637,7 @@
       <w:r>
         <w:t xml:space="preserve"> </w:t>
       </w:r>
-      <w:hyperlink r:id="rId130">
+      <w:hyperlink r:id="rId146">
         <w:r>
           <w:rPr>
             <w:rStyle w:val="Hyperlink"/>
@@ -5739,14 +6649,14 @@
         <w:t xml:space="preserve">.</w:t>
       </w:r>
     </w:p>
-    <w:bookmarkEnd w:id="131"/>
-    <w:bookmarkStart w:id="133" w:name="ref-Price_Brown_1985"/>
-    <w:p>
-      <w:pPr>
-        <w:pStyle w:val="Bibliography"/>
-      </w:pPr>
-      <w:r>
-        <w:t xml:space="preserve">[40]</w:t>
+    <w:bookmarkEnd w:id="147"/>
+    <w:bookmarkStart w:id="149" w:name="ref-Price_Brown_1985"/>
+    <w:p>
+      <w:pPr>
+        <w:pStyle w:val="Bibliography"/>
+      </w:pPr>
+      <w:r>
+        <w:t xml:space="preserve">[49]</w:t>
       </w:r>
       <w:r>
         <w:t xml:space="preserve"> </w:t>
@@ -5757,7 +6667,7 @@
       <w:r>
         <w:t xml:space="preserve">Price TD, Brown JA. Aspects of hunter–gatherer complexity. In: Price TD, Brown JA, editors. Prehistoric hunters-gatherers, Academic Press; 1985, p. 3–20. https://doi.org/</w:t>
       </w:r>
-      <w:hyperlink r:id="rId132">
+      <w:hyperlink r:id="rId148">
         <w:r>
           <w:rPr>
             <w:rStyle w:val="Hyperlink"/>
@@ -5769,14 +6679,14 @@
         <w:t xml:space="preserve">.</w:t>
       </w:r>
     </w:p>
-    <w:bookmarkEnd w:id="133"/>
-    <w:bookmarkStart w:id="135" w:name="ref-Lane_2017"/>
-    <w:p>
-      <w:pPr>
-        <w:pStyle w:val="Bibliography"/>
-      </w:pPr>
-      <w:r>
-        <w:t xml:space="preserve">[41]</w:t>
+    <w:bookmarkEnd w:id="149"/>
+    <w:bookmarkStart w:id="151" w:name="ref-Lane_2017"/>
+    <w:p>
+      <w:pPr>
+        <w:pStyle w:val="Bibliography"/>
+      </w:pPr>
+      <w:r>
+        <w:t xml:space="preserve">[50]</w:t>
       </w:r>
       <w:r>
         <w:t xml:space="preserve"> </w:t>
@@ -5790,7 +6700,7 @@
       <w:r>
         <w:t xml:space="preserve"> </w:t>
       </w:r>
-      <w:hyperlink r:id="rId134">
+      <w:hyperlink r:id="rId150">
         <w:r>
           <w:rPr>
             <w:rStyle w:val="Hyperlink"/>
@@ -5802,14 +6712,14 @@
         <w:t xml:space="preserve">. In: Finlayson B, Warren G, editors. The diversity of hunter gatherer pasts. 1st ed., Oxbow Books; 2017, p. 185–96.</w:t>
       </w:r>
     </w:p>
-    <w:bookmarkEnd w:id="135"/>
-    <w:bookmarkStart w:id="136" w:name="ref-Pate_2006"/>
-    <w:p>
-      <w:pPr>
-        <w:pStyle w:val="Bibliography"/>
-      </w:pPr>
-      <w:r>
-        <w:t xml:space="preserve">[42]</w:t>
+    <w:bookmarkEnd w:id="151"/>
+    <w:bookmarkStart w:id="152" w:name="ref-Pate_2006"/>
+    <w:p>
+      <w:pPr>
+        <w:pStyle w:val="Bibliography"/>
+      </w:pPr>
+      <w:r>
+        <w:t xml:space="preserve">[51]</w:t>
       </w:r>
       <w:r>
         <w:t xml:space="preserve"> </w:t>
@@ -5821,14 +6731,14 @@
         <w:t xml:space="preserve">Pate F. Hunter-gatherer social complexity at roonka flat, south australia. The social archaeology of australian indigenous societies, Aboriginal Studies Press; 2006, p. 226–41.</w:t>
       </w:r>
     </w:p>
-    <w:bookmarkEnd w:id="136"/>
-    <w:bookmarkStart w:id="138" w:name="ref-Johnson_2014"/>
-    <w:p>
-      <w:pPr>
-        <w:pStyle w:val="Bibliography"/>
-      </w:pPr>
-      <w:r>
-        <w:t xml:space="preserve">[43]</w:t>
+    <w:bookmarkEnd w:id="152"/>
+    <w:bookmarkStart w:id="154" w:name="ref-Johnson_2014"/>
+    <w:p>
+      <w:pPr>
+        <w:pStyle w:val="Bibliography"/>
+      </w:pPr>
+      <w:r>
+        <w:t xml:space="preserve">[52]</w:t>
       </w:r>
       <w:r>
         <w:t xml:space="preserve"> </w:t>
@@ -5842,7 +6752,7 @@
       <w:r>
         <w:t xml:space="preserve"> </w:t>
       </w:r>
-      <w:hyperlink r:id="rId137">
+      <w:hyperlink r:id="rId153">
         <w:r>
           <w:rPr>
             <w:rStyle w:val="Hyperlink"/>
@@ -5854,14 +6764,14 @@
         <w:t xml:space="preserve">.</w:t>
       </w:r>
     </w:p>
-    <w:bookmarkEnd w:id="138"/>
-    <w:bookmarkStart w:id="140" w:name="ref-Singh_Glowacki_2022"/>
-    <w:p>
-      <w:pPr>
-        <w:pStyle w:val="Bibliography"/>
-      </w:pPr>
-      <w:r>
-        <w:t xml:space="preserve">[44]</w:t>
+    <w:bookmarkEnd w:id="154"/>
+    <w:bookmarkStart w:id="156" w:name="ref-Singh_Glowacki_2022"/>
+    <w:p>
+      <w:pPr>
+        <w:pStyle w:val="Bibliography"/>
+      </w:pPr>
+      <w:r>
+        <w:t xml:space="preserve">[53]</w:t>
       </w:r>
       <w:r>
         <w:t xml:space="preserve"> </w:t>
@@ -5872,7 +6782,7 @@
       <w:r>
         <w:t xml:space="preserve">Singh M, Glowacki L. Human social organization during the late pleistocene: Beyond the nomadic-egalitarian model. Evolution and Human Behavior 2022;43:418–31. https://doi.org/</w:t>
       </w:r>
-      <w:hyperlink r:id="rId139">
+      <w:hyperlink r:id="rId155">
         <w:r>
           <w:rPr>
             <w:rStyle w:val="Hyperlink"/>
@@ -5884,14 +6794,14 @@
         <w:t xml:space="preserve">.</w:t>
       </w:r>
     </w:p>
-    <w:bookmarkEnd w:id="140"/>
-    <w:bookmarkStart w:id="142" w:name="ref-Schwendler_2012"/>
-    <w:p>
-      <w:pPr>
-        <w:pStyle w:val="Bibliography"/>
-      </w:pPr>
-      <w:r>
-        <w:t xml:space="preserve">[45]</w:t>
+    <w:bookmarkEnd w:id="156"/>
+    <w:bookmarkStart w:id="158" w:name="ref-Schwendler_2012"/>
+    <w:p>
+      <w:pPr>
+        <w:pStyle w:val="Bibliography"/>
+      </w:pPr>
+      <w:r>
+        <w:t xml:space="preserve">[54]</w:t>
       </w:r>
       <w:r>
         <w:t xml:space="preserve"> </w:t>
@@ -5902,7 +6812,7 @@
       <w:r>
         <w:t xml:space="preserve">Schwendler RH. Diversity in social organization across magdalenian western europe ca. 17–12,000 BP. Quaternary International 2012;272–273:333–53. https://doi.org/</w:t>
       </w:r>
-      <w:hyperlink r:id="rId141">
+      <w:hyperlink r:id="rId157">
         <w:r>
           <w:rPr>
             <w:rStyle w:val="Hyperlink"/>
@@ -5914,14 +6824,14 @@
         <w:t xml:space="preserve">.</w:t>
       </w:r>
     </w:p>
-    <w:bookmarkEnd w:id="142"/>
-    <w:bookmarkStart w:id="144" w:name="ref-Morwood_1987"/>
-    <w:p>
-      <w:pPr>
-        <w:pStyle w:val="Bibliography"/>
-      </w:pPr>
-      <w:r>
-        <w:t xml:space="preserve">[46]</w:t>
+    <w:bookmarkEnd w:id="158"/>
+    <w:bookmarkStart w:id="160" w:name="ref-Morwood_1987"/>
+    <w:p>
+      <w:pPr>
+        <w:pStyle w:val="Bibliography"/>
+      </w:pPr>
+      <w:r>
+        <w:t xml:space="preserve">[55]</w:t>
       </w:r>
       <w:r>
         <w:t xml:space="preserve"> </w:t>
@@ -5935,7 +6845,7 @@
       <w:r>
         <w:t xml:space="preserve"> </w:t>
       </w:r>
-      <w:hyperlink r:id="rId143">
+      <w:hyperlink r:id="rId159">
         <w:r>
           <w:rPr>
             <w:rStyle w:val="Hyperlink"/>
@@ -5947,14 +6857,14 @@
         <w:t xml:space="preserve">.</w:t>
       </w:r>
     </w:p>
-    <w:bookmarkEnd w:id="144"/>
-    <w:bookmarkStart w:id="146" w:name="ref-Mattson_2021"/>
-    <w:p>
-      <w:pPr>
-        <w:pStyle w:val="Bibliography"/>
-      </w:pPr>
-      <w:r>
-        <w:t xml:space="preserve">[47]</w:t>
+    <w:bookmarkEnd w:id="160"/>
+    <w:bookmarkStart w:id="162" w:name="ref-Mattson_2021"/>
+    <w:p>
+      <w:pPr>
+        <w:pStyle w:val="Bibliography"/>
+      </w:pPr>
+      <w:r>
+        <w:t xml:space="preserve">[56]</w:t>
       </w:r>
       <w:r>
         <w:t xml:space="preserve"> </w:t>
@@ -5968,7 +6878,7 @@
       <w:r>
         <w:t xml:space="preserve"> </w:t>
       </w:r>
-      <w:hyperlink r:id="rId145">
+      <w:hyperlink r:id="rId161">
         <w:r>
           <w:rPr>
             <w:rStyle w:val="Hyperlink"/>
@@ -5980,14 +6890,14 @@
         <w:t xml:space="preserve">.</w:t>
       </w:r>
     </w:p>
-    <w:bookmarkEnd w:id="146"/>
-    <w:bookmarkStart w:id="147" w:name="ref-Larsson_2006"/>
-    <w:p>
-      <w:pPr>
-        <w:pStyle w:val="Bibliography"/>
-      </w:pPr>
-      <w:r>
-        <w:t xml:space="preserve">[48]</w:t>
+    <w:bookmarkEnd w:id="162"/>
+    <w:bookmarkStart w:id="163" w:name="ref-Larsson_2006"/>
+    <w:p>
+      <w:pPr>
+        <w:pStyle w:val="Bibliography"/>
+      </w:pPr>
+      <w:r>
+        <w:t xml:space="preserve">[57]</w:t>
       </w:r>
       <w:r>
         <w:t xml:space="preserve"> </w:t>
@@ -5999,14 +6909,14 @@
         <w:t xml:space="preserve">Larsson L. A tooth for a tooth: Tooth ornaments from the graves at the cemeteries of zvejnieki. Back to the origin: New research in the mesolithic-neolithic zvejnieki cemetery and environment, northern latvia, vol. 52, Almqvist &amp; Wiksell International; 2006, p. 253–87.</w:t>
       </w:r>
     </w:p>
-    <w:bookmarkEnd w:id="147"/>
-    <w:bookmarkStart w:id="149" w:name="ref-Moore_2010"/>
-    <w:p>
-      <w:pPr>
-        <w:pStyle w:val="Bibliography"/>
-      </w:pPr>
-      <w:r>
-        <w:t xml:space="preserve">[49]</w:t>
+    <w:bookmarkEnd w:id="163"/>
+    <w:bookmarkStart w:id="165" w:name="ref-Moore_2010"/>
+    <w:p>
+      <w:pPr>
+        <w:pStyle w:val="Bibliography"/>
+      </w:pPr>
+      <w:r>
+        <w:t xml:space="preserve">[58]</w:t>
       </w:r>
       <w:r>
         <w:t xml:space="preserve"> </w:t>
@@ -6020,7 +6930,7 @@
       <w:r>
         <w:t xml:space="preserve"> </w:t>
       </w:r>
-      <w:hyperlink r:id="rId148">
+      <w:hyperlink r:id="rId164">
         <w:r>
           <w:rPr>
             <w:rStyle w:val="Hyperlink"/>
@@ -6032,14 +6942,14 @@
         <w:t xml:space="preserve">.</w:t>
       </w:r>
     </w:p>
-    <w:bookmarkEnd w:id="149"/>
-    <w:bookmarkStart w:id="151" w:name="ref-Alfonso-Durrruty_Giles_Misarti2015"/>
-    <w:p>
-      <w:pPr>
-        <w:pStyle w:val="Bibliography"/>
-      </w:pPr>
-      <w:r>
-        <w:t xml:space="preserve">[50]</w:t>
+    <w:bookmarkEnd w:id="165"/>
+    <w:bookmarkStart w:id="167" w:name="ref-Alfonso-Durrruty_Giles_Misarti2015"/>
+    <w:p>
+      <w:pPr>
+        <w:pStyle w:val="Bibliography"/>
+      </w:pPr>
+      <w:r>
+        <w:t xml:space="preserve">[59]</w:t>
       </w:r>
       <w:r>
         <w:t xml:space="preserve"> </w:t>
@@ -6053,7 +6963,7 @@
       <w:r>
         <w:t xml:space="preserve"> </w:t>
       </w:r>
-      <w:hyperlink r:id="rId150">
+      <w:hyperlink r:id="rId166">
         <w:r>
           <w:rPr>
             <w:rStyle w:val="Hyperlink"/>
@@ -6065,14 +6975,14 @@
         <w:t xml:space="preserve">.</w:t>
       </w:r>
     </w:p>
-    <w:bookmarkEnd w:id="151"/>
-    <w:bookmarkStart w:id="152" w:name="ref-Vanhaeren_2005"/>
-    <w:p>
-      <w:pPr>
-        <w:pStyle w:val="Bibliography"/>
-      </w:pPr>
-      <w:r>
-        <w:t xml:space="preserve">[51]</w:t>
+    <w:bookmarkEnd w:id="167"/>
+    <w:bookmarkStart w:id="168" w:name="ref-Vanhaeren_2005"/>
+    <w:p>
+      <w:pPr>
+        <w:pStyle w:val="Bibliography"/>
+      </w:pPr>
+      <w:r>
+        <w:t xml:space="preserve">[60]</w:t>
       </w:r>
       <w:r>
         <w:t xml:space="preserve"> </w:t>
@@ -6084,14 +6994,14 @@
         <w:t xml:space="preserve">Vanhaeren M. Speaking with beads: The evolutionary significance of personal ornaments. In: d’Errico F, Backwell L, editors. From tools to symbols: From early hominids to modern humans, Wits University Press; 2005, p. 525–54.</w:t>
       </w:r>
     </w:p>
-    <w:bookmarkEnd w:id="152"/>
-    <w:bookmarkStart w:id="154" w:name="ref-Conkey_1985"/>
-    <w:p>
-      <w:pPr>
-        <w:pStyle w:val="Bibliography"/>
-      </w:pPr>
-      <w:r>
-        <w:t xml:space="preserve">[52]</w:t>
+    <w:bookmarkEnd w:id="168"/>
+    <w:bookmarkStart w:id="170" w:name="ref-Conkey_1985"/>
+    <w:p>
+      <w:pPr>
+        <w:pStyle w:val="Bibliography"/>
+      </w:pPr>
+      <w:r>
+        <w:t xml:space="preserve">[61]</w:t>
       </w:r>
       <w:r>
         <w:t xml:space="preserve"> </w:t>
@@ -6102,7 +7012,7 @@
       <w:r>
         <w:t xml:space="preserve">Conkey M. Ritual communication, social elaboration, and the variable trajectories of paleolithic material culture. In: Price TD, Brown JA, editors. Prehistoric hunters-gatherers, Academic Press; 1985, p. 299–323. https://doi.org/</w:t>
       </w:r>
-      <w:hyperlink r:id="rId153">
+      <w:hyperlink r:id="rId169">
         <w:r>
           <w:rPr>
             <w:rStyle w:val="Hyperlink"/>
@@ -6114,14 +7024,14 @@
         <w:t xml:space="preserve">.</w:t>
       </w:r>
     </w:p>
-    <w:bookmarkEnd w:id="154"/>
-    <w:bookmarkStart w:id="155" w:name="ref-Conkey_1978"/>
-    <w:p>
-      <w:pPr>
-        <w:pStyle w:val="Bibliography"/>
-      </w:pPr>
-      <w:r>
-        <w:t xml:space="preserve">[53]</w:t>
+    <w:bookmarkEnd w:id="170"/>
+    <w:bookmarkStart w:id="171" w:name="ref-Conkey_1978"/>
+    <w:p>
+      <w:pPr>
+        <w:pStyle w:val="Bibliography"/>
+      </w:pPr>
+      <w:r>
+        <w:t xml:space="preserve">[62]</w:t>
       </w:r>
       <w:r>
         <w:t xml:space="preserve"> </w:t>
@@ -6133,14 +7043,14 @@
         <w:t xml:space="preserve">Conkey M. Style and information in cultural evolution: Toward a predictive model for the paleolithic. Social archaeology: Beyond subsistence and dating, New York: Academic Press; 1978, p. 61–85.</w:t>
       </w:r>
     </w:p>
-    <w:bookmarkEnd w:id="155"/>
-    <w:bookmarkStart w:id="157" w:name="ref-Tilley_1982"/>
-    <w:p>
-      <w:pPr>
-        <w:pStyle w:val="Bibliography"/>
-      </w:pPr>
-      <w:r>
-        <w:t xml:space="preserve">[54]</w:t>
+    <w:bookmarkEnd w:id="171"/>
+    <w:bookmarkStart w:id="173" w:name="ref-Tilley_1982"/>
+    <w:p>
+      <w:pPr>
+        <w:pStyle w:val="Bibliography"/>
+      </w:pPr>
+      <w:r>
+        <w:t xml:space="preserve">[63]</w:t>
       </w:r>
       <w:r>
         <w:t xml:space="preserve"> </w:t>
@@ -6154,7 +7064,7 @@
       <w:r>
         <w:t xml:space="preserve"> </w:t>
       </w:r>
-      <w:hyperlink r:id="rId156">
+      <w:hyperlink r:id="rId172">
         <w:r>
           <w:rPr>
             <w:rStyle w:val="Hyperlink"/>
@@ -6166,14 +7076,14 @@
         <w:t xml:space="preserve">.</w:t>
       </w:r>
     </w:p>
-    <w:bookmarkEnd w:id="157"/>
-    <w:bookmarkStart w:id="159" w:name="ref-Hodder1979"/>
-    <w:p>
-      <w:pPr>
-        <w:pStyle w:val="Bibliography"/>
-      </w:pPr>
-      <w:r>
-        <w:t xml:space="preserve">[55]</w:t>
+    <w:bookmarkEnd w:id="173"/>
+    <w:bookmarkStart w:id="175" w:name="ref-Hodder1979"/>
+    <w:p>
+      <w:pPr>
+        <w:pStyle w:val="Bibliography"/>
+      </w:pPr>
+      <w:r>
+        <w:t xml:space="preserve">[64]</w:t>
       </w:r>
       <w:r>
         <w:t xml:space="preserve"> </w:t>
@@ -6187,7 +7097,7 @@
       <w:r>
         <w:t xml:space="preserve"> </w:t>
       </w:r>
-      <w:hyperlink r:id="rId158">
+      <w:hyperlink r:id="rId174">
         <w:r>
           <w:rPr>
             <w:rStyle w:val="Hyperlink"/>
@@ -6199,14 +7109,14 @@
         <w:t xml:space="preserve">. American Antiquity 1979;44:446–54.</w:t>
       </w:r>
     </w:p>
-    <w:bookmarkEnd w:id="159"/>
-    <w:bookmarkStart w:id="161" w:name="ref-Hodder1977"/>
-    <w:p>
-      <w:pPr>
-        <w:pStyle w:val="Bibliography"/>
-      </w:pPr>
-      <w:r>
-        <w:t xml:space="preserve">[56]</w:t>
+    <w:bookmarkEnd w:id="175"/>
+    <w:bookmarkStart w:id="177" w:name="ref-Hodder1977"/>
+    <w:p>
+      <w:pPr>
+        <w:pStyle w:val="Bibliography"/>
+      </w:pPr>
+      <w:r>
+        <w:t xml:space="preserve">[65]</w:t>
       </w:r>
       <w:r>
         <w:t xml:space="preserve"> </w:t>
@@ -6220,7 +7130,7 @@
       <w:r>
         <w:t xml:space="preserve"> </w:t>
       </w:r>
-      <w:hyperlink r:id="rId160">
+      <w:hyperlink r:id="rId176">
         <w:r>
           <w:rPr>
             <w:rStyle w:val="Hyperlink"/>
@@ -6232,14 +7142,14 @@
         <w:t xml:space="preserve">. Man 1977;12:239–69.</w:t>
       </w:r>
     </w:p>
-    <w:bookmarkEnd w:id="161"/>
-    <w:bookmarkStart w:id="162" w:name="ref-Binford_1990"/>
-    <w:p>
-      <w:pPr>
-        <w:pStyle w:val="Bibliography"/>
-      </w:pPr>
-      <w:r>
-        <w:t xml:space="preserve">[57]</w:t>
+    <w:bookmarkEnd w:id="177"/>
+    <w:bookmarkStart w:id="178" w:name="ref-Binford_1990"/>
+    <w:p>
+      <w:pPr>
+        <w:pStyle w:val="Bibliography"/>
+      </w:pPr>
+      <w:r>
+        <w:t xml:space="preserve">[66]</w:t>
       </w:r>
       <w:r>
         <w:t xml:space="preserve"> </w:t>
@@ -6251,14 +7161,14 @@
         <w:t xml:space="preserve">Binford LR. Mobility, housing, and environment: A comparative study. Journal of Anthropological Research 1990;46:119–52.</w:t>
       </w:r>
     </w:p>
-    <w:bookmarkEnd w:id="162"/>
-    <w:bookmarkStart w:id="163" w:name="ref-Kelly_1983"/>
-    <w:p>
-      <w:pPr>
-        <w:pStyle w:val="Bibliography"/>
-      </w:pPr>
-      <w:r>
-        <w:t xml:space="preserve">[58]</w:t>
+    <w:bookmarkEnd w:id="178"/>
+    <w:bookmarkStart w:id="179" w:name="ref-Kelly_1983"/>
+    <w:p>
+      <w:pPr>
+        <w:pStyle w:val="Bibliography"/>
+      </w:pPr>
+      <w:r>
+        <w:t xml:space="preserve">[67]</w:t>
       </w:r>
       <w:r>
         <w:t xml:space="preserve"> </w:t>
@@ -6270,14 +7180,14 @@
         <w:t xml:space="preserve">Kelly RL. Hunter-gatherer mobility strategies. Journal of Anthropological Research 1983;39:277–306.</w:t>
       </w:r>
     </w:p>
-    <w:bookmarkEnd w:id="163"/>
-    <w:bookmarkStart w:id="165" w:name="ref-Padilla-Iglesias_Bischoff_2024"/>
-    <w:p>
-      <w:pPr>
-        <w:pStyle w:val="Bibliography"/>
-      </w:pPr>
-      <w:r>
-        <w:t xml:space="preserve">[59]</w:t>
+    <w:bookmarkEnd w:id="179"/>
+    <w:bookmarkStart w:id="181" w:name="ref-Padilla-Iglesias_Bischoff_2024"/>
+    <w:p>
+      <w:pPr>
+        <w:pStyle w:val="Bibliography"/>
+      </w:pPr>
+      <w:r>
+        <w:t xml:space="preserve">[68]</w:t>
       </w:r>
       <w:r>
         <w:t xml:space="preserve"> </w:t>
@@ -6288,7 +7198,7 @@
       <w:r>
         <w:t xml:space="preserve">Padilla-Iglesias C, Bischoff RJ. Hunter-gatherer mobility patterns influence the reconstruction of social networks from archaeological assemblages. Journal of Archaeological Science: Reports 2024;59:104798. https://doi.org/</w:t>
       </w:r>
-      <w:hyperlink r:id="rId164">
+      <w:hyperlink r:id="rId180">
         <w:r>
           <w:rPr>
             <w:rStyle w:val="Hyperlink"/>
@@ -6300,14 +7210,14 @@
         <w:t xml:space="preserve">.</w:t>
       </w:r>
     </w:p>
-    <w:bookmarkEnd w:id="165"/>
-    <w:bookmarkStart w:id="167" w:name="ref-Whallon_2006"/>
-    <w:p>
-      <w:pPr>
-        <w:pStyle w:val="Bibliography"/>
-      </w:pPr>
-      <w:r>
-        <w:t xml:space="preserve">[60]</w:t>
+    <w:bookmarkEnd w:id="181"/>
+    <w:bookmarkStart w:id="183" w:name="ref-Whallon_2006"/>
+    <w:p>
+      <w:pPr>
+        <w:pStyle w:val="Bibliography"/>
+      </w:pPr>
+      <w:r>
+        <w:t xml:space="preserve">[69]</w:t>
       </w:r>
       <w:r>
         <w:t xml:space="preserve"> </w:t>
@@ -6330,7 +7240,7 @@
       <w:r>
         <w:t xml:space="preserve"> </w:t>
       </w:r>
-      <w:hyperlink r:id="rId166">
+      <w:hyperlink r:id="rId182">
         <w:r>
           <w:rPr>
             <w:rStyle w:val="Hyperlink"/>
@@ -6342,14 +7252,14 @@
         <w:t xml:space="preserve">.</w:t>
       </w:r>
     </w:p>
-    <w:bookmarkEnd w:id="167"/>
-    <w:bookmarkStart w:id="168" w:name="ref-Fitzhugh_Phillips_Gjesfeld_2011"/>
-    <w:p>
-      <w:pPr>
-        <w:pStyle w:val="Bibliography"/>
-      </w:pPr>
-      <w:r>
-        <w:t xml:space="preserve">[61]</w:t>
+    <w:bookmarkEnd w:id="183"/>
+    <w:bookmarkStart w:id="184" w:name="ref-Fitzhugh_Phillips_Gjesfeld_2011"/>
+    <w:p>
+      <w:pPr>
+        <w:pStyle w:val="Bibliography"/>
+      </w:pPr>
+      <w:r>
+        <w:t xml:space="preserve">[70]</w:t>
       </w:r>
       <w:r>
         <w:t xml:space="preserve"> </w:t>
@@ -6361,14 +7271,14 @@
         <w:t xml:space="preserve">Fitzhugh B, Phillips SC, Gjesfeld E. Modeling hunter-gatherer information networks: An archaeological case study from the kuril islands. Information and its role in hunter-gatherer bands, Cotsen Institute of Archaeology Press at UCLA; 2011, p. 89–115.</w:t>
       </w:r>
     </w:p>
-    <w:bookmarkEnd w:id="168"/>
-    <w:bookmarkStart w:id="170" w:name="ref-Lovis_Donahue_2011"/>
-    <w:p>
-      <w:pPr>
-        <w:pStyle w:val="Bibliography"/>
-      </w:pPr>
-      <w:r>
-        <w:t xml:space="preserve">[62]</w:t>
+    <w:bookmarkEnd w:id="184"/>
+    <w:bookmarkStart w:id="186" w:name="ref-Lovis_Donahue_2011"/>
+    <w:p>
+      <w:pPr>
+        <w:pStyle w:val="Bibliography"/>
+      </w:pPr>
+      <w:r>
+        <w:t xml:space="preserve">[71]</w:t>
       </w:r>
       <w:r>
         <w:t xml:space="preserve"> </w:t>
@@ -6382,7 +7292,7 @@
       <w:r>
         <w:t xml:space="preserve"> </w:t>
       </w:r>
-      <w:hyperlink r:id="rId169">
+      <w:hyperlink r:id="rId185">
         <w:r>
           <w:rPr>
             <w:rStyle w:val="Hyperlink"/>
@@ -6394,14 +7304,14 @@
         <w:t xml:space="preserve">.</w:t>
       </w:r>
     </w:p>
-    <w:bookmarkEnd w:id="170"/>
-    <w:bookmarkStart w:id="172" w:name="ref-Hitchcock_Ebert_2011"/>
-    <w:p>
-      <w:pPr>
-        <w:pStyle w:val="Bibliography"/>
-      </w:pPr>
-      <w:r>
-        <w:t xml:space="preserve">[63]</w:t>
+    <w:bookmarkEnd w:id="186"/>
+    <w:bookmarkStart w:id="188" w:name="ref-Hitchcock_Ebert_2011"/>
+    <w:p>
+      <w:pPr>
+        <w:pStyle w:val="Bibliography"/>
+      </w:pPr>
+      <w:r>
+        <w:t xml:space="preserve">[72]</w:t>
       </w:r>
       <w:r>
         <w:t xml:space="preserve"> </w:t>
@@ -6415,7 +7325,7 @@
       <w:r>
         <w:t xml:space="preserve"> </w:t>
       </w:r>
-      <w:hyperlink r:id="rId171">
+      <w:hyperlink r:id="rId187">
         <w:r>
           <w:rPr>
             <w:rStyle w:val="Hyperlink"/>
@@ -6427,14 +7337,14 @@
         <w:t xml:space="preserve">.</w:t>
       </w:r>
     </w:p>
-    <w:bookmarkEnd w:id="172"/>
-    <w:bookmarkStart w:id="174" w:name="ref-Romano_Lozano_Fern2022"/>
-    <w:p>
-      <w:pPr>
-        <w:pStyle w:val="Bibliography"/>
-      </w:pPr>
-      <w:r>
-        <w:t xml:space="preserve">[64]</w:t>
+    <w:bookmarkEnd w:id="188"/>
+    <w:bookmarkStart w:id="190" w:name="ref-Romano_Lozano_Fern2022"/>
+    <w:p>
+      <w:pPr>
+        <w:pStyle w:val="Bibliography"/>
+      </w:pPr>
+      <w:r>
+        <w:t xml:space="preserve">[73]</w:t>
       </w:r>
       <w:r>
         <w:t xml:space="preserve"> </w:t>
@@ -6445,7 +7355,7 @@
       <w:r>
         <w:t xml:space="preserve">Romano V, Lozano S, Fernández-López de Pablo J. Reconstructing social networks of late glacial and holocene hunter–gatherers to understand cultural evolution. Philosophical Transactions of the Royal Society B 2022;377. https://doi.org/</w:t>
       </w:r>
-      <w:hyperlink r:id="rId173">
+      <w:hyperlink r:id="rId189">
         <w:r>
           <w:rPr>
             <w:rStyle w:val="Hyperlink"/>
@@ -6457,14 +7367,14 @@
         <w:t xml:space="preserve">.</w:t>
       </w:r>
     </w:p>
-    <w:bookmarkEnd w:id="174"/>
-    <w:bookmarkStart w:id="176" w:name="ref-Kelly_2024"/>
-    <w:p>
-      <w:pPr>
-        <w:pStyle w:val="Bibliography"/>
-      </w:pPr>
-      <w:r>
-        <w:t xml:space="preserve">[65]</w:t>
+    <w:bookmarkEnd w:id="190"/>
+    <w:bookmarkStart w:id="192" w:name="ref-Kelly_2024"/>
+    <w:p>
+      <w:pPr>
+        <w:pStyle w:val="Bibliography"/>
+      </w:pPr>
+      <w:r>
+        <w:t xml:space="preserve">[74]</w:t>
       </w:r>
       <w:r>
         <w:t xml:space="preserve"> </w:t>
@@ -6478,7 +7388,7 @@
       <w:r>
         <w:t xml:space="preserve"> </w:t>
       </w:r>
-      <w:hyperlink r:id="rId175">
+      <w:hyperlink r:id="rId191">
         <w:r>
           <w:rPr>
             <w:rStyle w:val="Hyperlink"/>
@@ -6490,14 +7400,14 @@
         <w:t xml:space="preserve">.</w:t>
       </w:r>
     </w:p>
-    <w:bookmarkEnd w:id="176"/>
-    <w:bookmarkStart w:id="178" w:name="ref-Kinahan_2013"/>
-    <w:p>
-      <w:pPr>
-        <w:pStyle w:val="Bibliography"/>
-      </w:pPr>
-      <w:r>
-        <w:t xml:space="preserve">[66]</w:t>
+    <w:bookmarkEnd w:id="192"/>
+    <w:bookmarkStart w:id="194" w:name="ref-Kinahan_2013"/>
+    <w:p>
+      <w:pPr>
+        <w:pStyle w:val="Bibliography"/>
+      </w:pPr>
+      <w:r>
+        <w:t xml:space="preserve">[75]</w:t>
       </w:r>
       <w:r>
         <w:t xml:space="preserve"> </w:t>
@@ -6511,7 +7421,7 @@
       <w:r>
         <w:t xml:space="preserve"> </w:t>
       </w:r>
-      <w:hyperlink r:id="rId177">
+      <w:hyperlink r:id="rId193">
         <w:r>
           <w:rPr>
             <w:rStyle w:val="Hyperlink"/>
@@ -6523,14 +7433,14 @@
         <w:t xml:space="preserve">.</w:t>
       </w:r>
     </w:p>
-    <w:bookmarkEnd w:id="178"/>
-    <w:bookmarkStart w:id="180" w:name="ref-Newlander_2012"/>
-    <w:p>
-      <w:pPr>
-        <w:pStyle w:val="Bibliography"/>
-      </w:pPr>
-      <w:r>
-        <w:t xml:space="preserve">[67]</w:t>
+    <w:bookmarkEnd w:id="194"/>
+    <w:bookmarkStart w:id="196" w:name="ref-Newlander_2012"/>
+    <w:p>
+      <w:pPr>
+        <w:pStyle w:val="Bibliography"/>
+      </w:pPr>
+      <w:r>
+        <w:t xml:space="preserve">[76]</w:t>
       </w:r>
       <w:r>
         <w:t xml:space="preserve"> </w:t>
@@ -6544,7 +7454,7 @@
       <w:r>
         <w:t xml:space="preserve"> </w:t>
       </w:r>
-      <w:hyperlink r:id="rId179">
+      <w:hyperlink r:id="rId195">
         <w:r>
           <w:rPr>
             <w:rStyle w:val="Hyperlink"/>
@@ -6556,14 +7466,14 @@
         <w:t xml:space="preserve">. Ph.D. University of Michigan, 2012.</w:t>
       </w:r>
     </w:p>
-    <w:bookmarkEnd w:id="180"/>
-    <w:bookmarkStart w:id="182" w:name="ref-Iizuka_Ferguson_Izuho_2022"/>
-    <w:p>
-      <w:pPr>
-        <w:pStyle w:val="Bibliography"/>
-      </w:pPr>
-      <w:r>
-        <w:t xml:space="preserve">[68]</w:t>
+    <w:bookmarkEnd w:id="196"/>
+    <w:bookmarkStart w:id="198" w:name="ref-Iizuka_Ferguson_Izuho_2022"/>
+    <w:p>
+      <w:pPr>
+        <w:pStyle w:val="Bibliography"/>
+      </w:pPr>
+      <w:r>
+        <w:t xml:space="preserve">[77]</w:t>
       </w:r>
       <w:r>
         <w:t xml:space="preserve"> </w:t>
@@ -6577,7 +7487,7 @@
       <w:r>
         <w:t xml:space="preserve"> </w:t>
       </w:r>
-      <w:hyperlink r:id="rId181">
+      <w:hyperlink r:id="rId197">
         <w:r>
           <w:rPr>
             <w:rStyle w:val="Hyperlink"/>
@@ -6589,14 +7499,14 @@
         <w:t xml:space="preserve">.</w:t>
       </w:r>
     </w:p>
-    <w:bookmarkEnd w:id="182"/>
-    <w:bookmarkStart w:id="184" w:name="ref-conkley_agg"/>
-    <w:p>
-      <w:pPr>
-        <w:pStyle w:val="Bibliography"/>
-      </w:pPr>
-      <w:r>
-        <w:t xml:space="preserve">[69]</w:t>
+    <w:bookmarkEnd w:id="198"/>
+    <w:bookmarkStart w:id="200" w:name="ref-conkley_agg"/>
+    <w:p>
+      <w:pPr>
+        <w:pStyle w:val="Bibliography"/>
+      </w:pPr>
+      <w:r>
+        <w:t xml:space="preserve">[78]</w:t>
       </w:r>
       <w:r>
         <w:t xml:space="preserve"> </w:t>
@@ -6610,7 +7520,7 @@
       <w:r>
         <w:t xml:space="preserve"> </w:t>
       </w:r>
-      <w:hyperlink r:id="rId183">
+      <w:hyperlink r:id="rId199">
         <w:r>
           <w:rPr>
             <w:rStyle w:val="Hyperlink"/>
@@ -6622,14 +7532,14 @@
         <w:t xml:space="preserve">. Current Anthropology 1980;21:609–30.</w:t>
       </w:r>
     </w:p>
-    <w:bookmarkEnd w:id="184"/>
-    <w:bookmarkStart w:id="186" w:name="ref-Maher_Conkey_2019"/>
-    <w:p>
-      <w:pPr>
-        <w:pStyle w:val="Bibliography"/>
-      </w:pPr>
-      <w:r>
-        <w:t xml:space="preserve">[70]</w:t>
+    <w:bookmarkEnd w:id="200"/>
+    <w:bookmarkStart w:id="202" w:name="ref-Maher_Conkey_2019"/>
+    <w:p>
+      <w:pPr>
+        <w:pStyle w:val="Bibliography"/>
+      </w:pPr>
+      <w:r>
+        <w:t xml:space="preserve">[79]</w:t>
       </w:r>
       <w:r>
         <w:t xml:space="preserve"> </w:t>
@@ -6643,7 +7553,7 @@
       <w:r>
         <w:t xml:space="preserve"> </w:t>
       </w:r>
-      <w:hyperlink r:id="rId185">
+      <w:hyperlink r:id="rId201">
         <w:r>
           <w:rPr>
             <w:rStyle w:val="Hyperlink"/>
@@ -6655,14 +7565,14 @@
         <w:t xml:space="preserve">.</w:t>
       </w:r>
     </w:p>
-    <w:bookmarkEnd w:id="186"/>
-    <w:bookmarkStart w:id="187" w:name="ref-bahn1982inter"/>
-    <w:p>
-      <w:pPr>
-        <w:pStyle w:val="Bibliography"/>
-      </w:pPr>
-      <w:r>
-        <w:t xml:space="preserve">[71]</w:t>
+    <w:bookmarkEnd w:id="202"/>
+    <w:bookmarkStart w:id="203" w:name="ref-bahn1982inter"/>
+    <w:p>
+      <w:pPr>
+        <w:pStyle w:val="Bibliography"/>
+      </w:pPr>
+      <w:r>
+        <w:t xml:space="preserve">[80]</w:t>
       </w:r>
       <w:r>
         <w:t xml:space="preserve"> </w:t>
@@ -6674,14 +7584,14 @@
         <w:t xml:space="preserve">Bahn PG. Inter-site and inter-regional links during the upper palaeolithic: The pyrenean evidence. Oxford Journal of Archaeology 1982;1:247–68.</w:t>
       </w:r>
     </w:p>
-    <w:bookmarkEnd w:id="187"/>
-    <w:bookmarkStart w:id="189" w:name="ref-Bourdier_2013"/>
-    <w:p>
-      <w:pPr>
-        <w:pStyle w:val="Bibliography"/>
-      </w:pPr>
-      <w:r>
-        <w:t xml:space="preserve">[72]</w:t>
+    <w:bookmarkEnd w:id="203"/>
+    <w:bookmarkStart w:id="205" w:name="ref-Bourdier_2013"/>
+    <w:p>
+      <w:pPr>
+        <w:pStyle w:val="Bibliography"/>
+      </w:pPr>
+      <w:r>
+        <w:t xml:space="preserve">[81]</w:t>
       </w:r>
       <w:r>
         <w:t xml:space="preserve"> </w:t>
@@ -6695,7 +7605,7 @@
       <w:r>
         <w:t xml:space="preserve"> </w:t>
       </w:r>
-      <w:hyperlink r:id="rId188">
+      <w:hyperlink r:id="rId204">
         <w:r>
           <w:rPr>
             <w:rStyle w:val="Hyperlink"/>
@@ -6707,14 +7617,14 @@
         <w:t xml:space="preserve">.</w:t>
       </w:r>
     </w:p>
-    <w:bookmarkEnd w:id="189"/>
-    <w:bookmarkStart w:id="191" w:name="ref-Svoboda_2013"/>
-    <w:p>
-      <w:pPr>
-        <w:pStyle w:val="Bibliography"/>
-      </w:pPr>
-      <w:r>
-        <w:t xml:space="preserve">[73]</w:t>
+    <w:bookmarkEnd w:id="205"/>
+    <w:bookmarkStart w:id="207" w:name="ref-Svoboda_2013"/>
+    <w:p>
+      <w:pPr>
+        <w:pStyle w:val="Bibliography"/>
+      </w:pPr>
+      <w:r>
+        <w:t xml:space="preserve">[82]</w:t>
       </w:r>
       <w:r>
         <w:t xml:space="preserve"> </w:t>
@@ -6728,7 +7638,7 @@
       <w:r>
         <w:t xml:space="preserve"> </w:t>
       </w:r>
-      <w:hyperlink r:id="rId190">
+      <w:hyperlink r:id="rId206">
         <w:r>
           <w:rPr>
             <w:rStyle w:val="Hyperlink"/>
@@ -6740,14 +7650,14 @@
         <w:t xml:space="preserve">.</w:t>
       </w:r>
     </w:p>
-    <w:bookmarkEnd w:id="191"/>
-    <w:bookmarkStart w:id="192" w:name="ref-white1992rethinking"/>
-    <w:p>
-      <w:pPr>
-        <w:pStyle w:val="Bibliography"/>
-      </w:pPr>
-      <w:r>
-        <w:t xml:space="preserve">[74]</w:t>
+    <w:bookmarkEnd w:id="207"/>
+    <w:bookmarkStart w:id="208" w:name="ref-white1992rethinking"/>
+    <w:p>
+      <w:pPr>
+        <w:pStyle w:val="Bibliography"/>
+      </w:pPr>
+      <w:r>
+        <w:t xml:space="preserve">[83]</w:t>
       </w:r>
       <w:r>
         <w:t xml:space="preserve"> </w:t>
@@ -6759,14 +7669,14 @@
         <w:t xml:space="preserve">White R. Rethinking the middle/upper paleolithic transition. Current Anthropology 1992;33:85–108.</w:t>
       </w:r>
     </w:p>
-    <w:bookmarkEnd w:id="192"/>
-    <w:bookmarkStart w:id="193" w:name="X79d7c52b9cdbe72fc1b94e51c6ee6057d0c4a50"/>
-    <w:p>
-      <w:pPr>
-        <w:pStyle w:val="Bibliography"/>
-      </w:pPr>
-      <w:r>
-        <w:t xml:space="preserve">[75]</w:t>
+    <w:bookmarkEnd w:id="208"/>
+    <w:bookmarkStart w:id="209" w:name="X79d7c52b9cdbe72fc1b94e51c6ee6057d0c4a50"/>
+    <w:p>
+      <w:pPr>
+        <w:pStyle w:val="Bibliography"/>
+      </w:pPr>
+      <w:r>
+        <w:t xml:space="preserve">[84]</w:t>
       </w:r>
       <w:r>
         <w:t xml:space="preserve"> </w:t>
@@ -6778,14 +7688,14 @@
         <w:t xml:space="preserve">Soffer O, Adovasio JM, Enloe JG, Audouze F, Zubrow EBW. The roles of perishable technologies in upper paleolithic lives. The magdalenian household, SUNY Press; 2010, p. 235–44.</w:t>
       </w:r>
     </w:p>
-    <w:bookmarkEnd w:id="193"/>
-    <w:bookmarkStart w:id="195" w:name="ref-montet-white1994"/>
-    <w:p>
-      <w:pPr>
-        <w:pStyle w:val="Bibliography"/>
-      </w:pPr>
-      <w:r>
-        <w:t xml:space="preserve">[76]</w:t>
+    <w:bookmarkEnd w:id="209"/>
+    <w:bookmarkStart w:id="211" w:name="ref-montet-white1994"/>
+    <w:p>
+      <w:pPr>
+        <w:pStyle w:val="Bibliography"/>
+      </w:pPr>
+      <w:r>
+        <w:t xml:space="preserve">[85]</w:t>
       </w:r>
       <w:r>
         <w:t xml:space="preserve"> </w:t>
@@ -6799,7 +7709,7 @@
       <w:r>
         <w:t xml:space="preserve"> </w:t>
       </w:r>
-      <w:hyperlink r:id="rId194">
+      <w:hyperlink r:id="rId210">
         <w:r>
           <w:rPr>
             <w:rStyle w:val="Hyperlink"/>
@@ -6811,14 +7721,14 @@
         <w:t xml:space="preserve">. Annual Review of Anthropology 1994;23:483–508.</w:t>
       </w:r>
     </w:p>
-    <w:bookmarkEnd w:id="195"/>
-    <w:bookmarkStart w:id="197" w:name="ref-Frerebeau_2025"/>
-    <w:p>
-      <w:pPr>
-        <w:pStyle w:val="Bibliography"/>
-      </w:pPr>
-      <w:r>
-        <w:t xml:space="preserve">[77]</w:t>
+    <w:bookmarkEnd w:id="211"/>
+    <w:bookmarkStart w:id="213" w:name="ref-Frerebeau_2025"/>
+    <w:p>
+      <w:pPr>
+        <w:pStyle w:val="Bibliography"/>
+      </w:pPr>
+      <w:r>
+        <w:t xml:space="preserve">[86]</w:t>
       </w:r>
       <w:r>
         <w:t xml:space="preserve"> </w:t>
@@ -6832,7 +7742,7 @@
       <w:r>
         <w:t xml:space="preserve"> </w:t>
       </w:r>
-      <w:hyperlink r:id="rId196">
+      <w:hyperlink r:id="rId212">
         <w:r>
           <w:rPr>
             <w:rStyle w:val="Hyperlink"/>
@@ -6844,14 +7754,14 @@
         <w:t xml:space="preserve">.</w:t>
       </w:r>
     </w:p>
-    <w:bookmarkEnd w:id="197"/>
-    <w:bookmarkStart w:id="199" w:name="ref-Kintigh_1984"/>
-    <w:p>
-      <w:pPr>
-        <w:pStyle w:val="Bibliography"/>
-      </w:pPr>
-      <w:r>
-        <w:t xml:space="preserve">[78]</w:t>
+    <w:bookmarkEnd w:id="213"/>
+    <w:bookmarkStart w:id="215" w:name="ref-Kintigh_1984"/>
+    <w:p>
+      <w:pPr>
+        <w:pStyle w:val="Bibliography"/>
+      </w:pPr>
+      <w:r>
+        <w:t xml:space="preserve">[87]</w:t>
       </w:r>
       <w:r>
         <w:t xml:space="preserve"> </w:t>
@@ -6865,7 +7775,7 @@
       <w:r>
         <w:t xml:space="preserve"> </w:t>
       </w:r>
-      <w:hyperlink r:id="rId198">
+      <w:hyperlink r:id="rId214">
         <w:r>
           <w:rPr>
             <w:rStyle w:val="Hyperlink"/>
@@ -6877,14 +7787,14 @@
         <w:t xml:space="preserve">.</w:t>
       </w:r>
     </w:p>
-    <w:bookmarkEnd w:id="199"/>
-    <w:bookmarkStart w:id="201" w:name="X8c17deb08b87fbfa26556dda630532ff62c8bd1"/>
-    <w:p>
-      <w:pPr>
-        <w:pStyle w:val="Bibliography"/>
-      </w:pPr>
-      <w:r>
-        <w:t xml:space="preserve">[79]</w:t>
+    <w:bookmarkEnd w:id="215"/>
+    <w:bookmarkStart w:id="217" w:name="X8c17deb08b87fbfa26556dda630532ff62c8bd1"/>
+    <w:p>
+      <w:pPr>
+        <w:pStyle w:val="Bibliography"/>
+      </w:pPr>
+      <w:r>
+        <w:t xml:space="preserve">[88]</w:t>
       </w:r>
       <w:r>
         <w:t xml:space="preserve"> </w:t>
@@ -6898,7 +7808,7 @@
       <w:r>
         <w:t xml:space="preserve"> </w:t>
       </w:r>
-      <w:hyperlink r:id="rId200">
+      <w:hyperlink r:id="rId216">
         <w:r>
           <w:rPr>
             <w:rStyle w:val="Hyperlink"/>
@@ -6910,14 +7820,14 @@
         <w:t xml:space="preserve">.</w:t>
       </w:r>
     </w:p>
-    <w:bookmarkEnd w:id="201"/>
-    <w:bookmarkStart w:id="203" w:name="ref-smith1992Design"/>
-    <w:p>
-      <w:pPr>
-        <w:pStyle w:val="Bibliography"/>
-      </w:pPr>
-      <w:r>
-        <w:t xml:space="preserve">[80]</w:t>
+    <w:bookmarkEnd w:id="217"/>
+    <w:bookmarkStart w:id="219" w:name="ref-smith1992Design"/>
+    <w:p>
+      <w:pPr>
+        <w:pStyle w:val="Bibliography"/>
+      </w:pPr>
+      <w:r>
+        <w:t xml:space="preserve">[89]</w:t>
       </w:r>
       <w:r>
         <w:t xml:space="preserve"> </w:t>
@@ -6931,7 +7841,7 @@
       <w:r>
         <w:t xml:space="preserve"> </w:t>
       </w:r>
-      <w:hyperlink r:id="rId202">
+      <w:hyperlink r:id="rId218">
         <w:r>
           <w:rPr>
             <w:rStyle w:val="Hyperlink"/>
@@ -6943,14 +7853,14 @@
         <w:t xml:space="preserve">. Australian Archaeology 1992:51–1.</w:t>
       </w:r>
     </w:p>
-    <w:bookmarkEnd w:id="203"/>
-    <w:bookmarkStart w:id="204" w:name="ref-hays1993symbol"/>
-    <w:p>
-      <w:pPr>
-        <w:pStyle w:val="Bibliography"/>
-      </w:pPr>
-      <w:r>
-        <w:t xml:space="preserve">[81]</w:t>
+    <w:bookmarkEnd w:id="219"/>
+    <w:bookmarkStart w:id="220" w:name="ref-hays1993symbol"/>
+    <w:p>
+      <w:pPr>
+        <w:pStyle w:val="Bibliography"/>
+      </w:pPr>
+      <w:r>
+        <w:t xml:space="preserve">[90]</w:t>
       </w:r>
       <w:r>
         <w:t xml:space="preserve"> </w:t>
@@ -6962,14 +7872,14 @@
         <w:t xml:space="preserve">Hays KA. When is a symbol archaeologically meaningful? Meaning, function, and prehistoric visual arts. Archaeological Theory: Who Sets the Agenda 1993:81–92.</w:t>
       </w:r>
     </w:p>
-    <w:bookmarkEnd w:id="204"/>
-    <w:bookmarkStart w:id="205" w:name="ref-McDonald_Veth_Lilley_2006"/>
-    <w:p>
-      <w:pPr>
-        <w:pStyle w:val="Bibliography"/>
-      </w:pPr>
-      <w:r>
-        <w:t xml:space="preserve">[82]</w:t>
+    <w:bookmarkEnd w:id="220"/>
+    <w:bookmarkStart w:id="221" w:name="ref-McDonald_Veth_Lilley_2006"/>
+    <w:p>
+      <w:pPr>
+        <w:pStyle w:val="Bibliography"/>
+      </w:pPr>
+      <w:r>
+        <w:t xml:space="preserve">[91]</w:t>
       </w:r>
       <w:r>
         <w:t xml:space="preserve"> </w:t>
@@ -6981,14 +7891,14 @@
         <w:t xml:space="preserve">McDonald J, Veth P, Lilley I. Rock art and social identity: A comparison of holocene graphic systems in arid and fertile environments. Archaeology of oceania: Australia and the pacific islands, Malden, Mass: Blackwell Publishing; 2006, p. 96–115.</w:t>
       </w:r>
     </w:p>
-    <w:bookmarkEnd w:id="205"/>
-    <w:bookmarkStart w:id="207" w:name="ref-Lourandos_1985"/>
-    <w:p>
-      <w:pPr>
-        <w:pStyle w:val="Bibliography"/>
-      </w:pPr>
-      <w:r>
-        <w:t xml:space="preserve">[83]</w:t>
+    <w:bookmarkEnd w:id="221"/>
+    <w:bookmarkStart w:id="223" w:name="ref-Lourandos_1985"/>
+    <w:p>
+      <w:pPr>
+        <w:pStyle w:val="Bibliography"/>
+      </w:pPr>
+      <w:r>
+        <w:t xml:space="preserve">[92]</w:t>
       </w:r>
       <w:r>
         <w:t xml:space="preserve"> </w:t>
@@ -6999,7 +7909,7 @@
       <w:r>
         <w:t xml:space="preserve">Lourandos H. 15 - intensification and australian prehistory. In: Price TD, Brown JA, editors. Prehistoric hunters-gatherers, Academic Press; 1985, p. 385–423. https://doi.org/</w:t>
       </w:r>
-      <w:hyperlink r:id="rId206">
+      <w:hyperlink r:id="rId222">
         <w:r>
           <w:rPr>
             <w:rStyle w:val="Hyperlink"/>
@@ -7011,14 +7921,14 @@
         <w:t xml:space="preserve">.</w:t>
       </w:r>
     </w:p>
-    <w:bookmarkEnd w:id="207"/>
-    <w:bookmarkStart w:id="209" w:name="ref-barton_clark_cohen1994"/>
-    <w:p>
-      <w:pPr>
-        <w:pStyle w:val="Bibliography"/>
-      </w:pPr>
-      <w:r>
-        <w:t xml:space="preserve">[84]</w:t>
+    <w:bookmarkEnd w:id="223"/>
+    <w:bookmarkStart w:id="225" w:name="ref-barton_clark_cohen1994"/>
+    <w:p>
+      <w:pPr>
+        <w:pStyle w:val="Bibliography"/>
+      </w:pPr>
+      <w:r>
+        <w:t xml:space="preserve">[93]</w:t>
       </w:r>
       <w:r>
         <w:t xml:space="preserve"> </w:t>
@@ -7032,7 +7942,7 @@
       <w:r>
         <w:t xml:space="preserve"> </w:t>
       </w:r>
-      <w:hyperlink r:id="rId208">
+      <w:hyperlink r:id="rId224">
         <w:r>
           <w:rPr>
             <w:rStyle w:val="Hyperlink"/>
@@ -7044,14 +7954,14 @@
         <w:t xml:space="preserve">. World Archaeology 1994;26:185–207.</w:t>
       </w:r>
     </w:p>
-    <w:bookmarkEnd w:id="209"/>
-    <w:bookmarkStart w:id="210" w:name="ref-mcdonald2012social"/>
-    <w:p>
-      <w:pPr>
-        <w:pStyle w:val="Bibliography"/>
-      </w:pPr>
-      <w:r>
-        <w:t xml:space="preserve">[85]</w:t>
+    <w:bookmarkEnd w:id="225"/>
+    <w:bookmarkStart w:id="226" w:name="ref-mcdonald2012social"/>
+    <w:p>
+      <w:pPr>
+        <w:pStyle w:val="Bibliography"/>
+      </w:pPr>
+      <w:r>
+        <w:t xml:space="preserve">[94]</w:t>
       </w:r>
       <w:r>
         <w:t xml:space="preserve"> </w:t>
@@ -7063,14 +7973,14 @@
         <w:t xml:space="preserve">McDonald J, Veth P. The social dynamics of aggregation and dispersal in the western desert. A Companion to Rock Art 2012:90–102.</w:t>
       </w:r>
     </w:p>
-    <w:bookmarkEnd w:id="210"/>
-    <w:bookmarkStart w:id="211" w:name="ref-bernardini2005reconsidering"/>
-    <w:p>
-      <w:pPr>
-        <w:pStyle w:val="Bibliography"/>
-      </w:pPr>
-      <w:r>
-        <w:t xml:space="preserve">[86]</w:t>
+    <w:bookmarkEnd w:id="226"/>
+    <w:bookmarkStart w:id="227" w:name="ref-bernardini2005reconsidering"/>
+    <w:p>
+      <w:pPr>
+        <w:pStyle w:val="Bibliography"/>
+      </w:pPr>
+      <w:r>
+        <w:t xml:space="preserve">[95]</w:t>
       </w:r>
       <w:r>
         <w:t xml:space="preserve"> </w:t>
@@ -7082,14 +7992,14 @@
         <w:t xml:space="preserve">Bernardini W. Reconsidering spatial and temporal aspects of prehistoric cultural identity: A case study from the american southwest. American Antiquity 2005;70:31–54.</w:t>
       </w:r>
     </w:p>
-    <w:bookmarkEnd w:id="211"/>
-    <w:bookmarkStart w:id="212" w:name="ref-wiessner1984reconsidering"/>
-    <w:p>
-      <w:pPr>
-        <w:pStyle w:val="Bibliography"/>
-      </w:pPr>
-      <w:r>
-        <w:t xml:space="preserve">[87]</w:t>
+    <w:bookmarkEnd w:id="227"/>
+    <w:bookmarkStart w:id="228" w:name="ref-wiessner1984reconsidering"/>
+    <w:p>
+      <w:pPr>
+        <w:pStyle w:val="Bibliography"/>
+      </w:pPr>
+      <w:r>
+        <w:t xml:space="preserve">[96]</w:t>
       </w:r>
       <w:r>
         <w:t xml:space="preserve"> </w:t>
@@ -7101,14 +8011,14 @@
         <w:t xml:space="preserve">Wiessner P. Reconsidering the behavioral basis for style: A case study among the kalahari san. Journal of Anthropological Archaeology 1984;3:190–234.</w:t>
       </w:r>
     </w:p>
-    <w:bookmarkEnd w:id="212"/>
-    <w:bookmarkStart w:id="214" w:name="ref-smith1992"/>
-    <w:p>
-      <w:pPr>
-        <w:pStyle w:val="Bibliography"/>
-      </w:pPr>
-      <w:r>
-        <w:t xml:space="preserve">[88]</w:t>
+    <w:bookmarkEnd w:id="228"/>
+    <w:bookmarkStart w:id="230" w:name="ref-smith1992"/>
+    <w:p>
+      <w:pPr>
+        <w:pStyle w:val="Bibliography"/>
+      </w:pPr>
+      <w:r>
+        <w:t xml:space="preserve">[97]</w:t>
       </w:r>
       <w:r>
         <w:t xml:space="preserve"> </w:t>
@@ -7122,7 +8032,7 @@
       <w:r>
         <w:t xml:space="preserve"> </w:t>
       </w:r>
-      <w:hyperlink r:id="rId213">
+      <w:hyperlink r:id="rId229">
         <w:r>
           <w:rPr>
             <w:rStyle w:val="Hyperlink"/>
@@ -7134,14 +8044,14 @@
         <w:t xml:space="preserve">. Australian Archaeology 1992:34–42.</w:t>
       </w:r>
     </w:p>
-    <w:bookmarkEnd w:id="214"/>
-    <w:bookmarkStart w:id="216" w:name="X4fed35d53d406ce17aea32f9d6f163fcb563519"/>
-    <w:p>
-      <w:pPr>
-        <w:pStyle w:val="Bibliography"/>
-      </w:pPr>
-      <w:r>
-        <w:t xml:space="preserve">[89]</w:t>
+    <w:bookmarkEnd w:id="230"/>
+    <w:bookmarkStart w:id="232" w:name="X4fed35d53d406ce17aea32f9d6f163fcb563519"/>
+    <w:p>
+      <w:pPr>
+        <w:pStyle w:val="Bibliography"/>
+      </w:pPr>
+      <w:r>
+        <w:t xml:space="preserve">[98]</w:t>
       </w:r>
       <w:r>
         <w:t xml:space="preserve"> </w:t>
@@ -7155,7 +8065,7 @@
       <w:r>
         <w:t xml:space="preserve"> </w:t>
       </w:r>
-      <w:hyperlink r:id="rId215">
+      <w:hyperlink r:id="rId231">
         <w:r>
           <w:rPr>
             <w:rStyle w:val="Hyperlink"/>
@@ -7167,14 +8077,14 @@
         <w:t xml:space="preserve">.</w:t>
       </w:r>
     </w:p>
-    <w:bookmarkEnd w:id="216"/>
-    <w:bookmarkStart w:id="217" w:name="ref-Cavalli_Sforza_Feldman_1981"/>
-    <w:p>
-      <w:pPr>
-        <w:pStyle w:val="Bibliography"/>
-      </w:pPr>
-      <w:r>
-        <w:t xml:space="preserve">[90]</w:t>
+    <w:bookmarkEnd w:id="232"/>
+    <w:bookmarkStart w:id="233" w:name="ref-Cavalli_Sforza_Feldman_1981"/>
+    <w:p>
+      <w:pPr>
+        <w:pStyle w:val="Bibliography"/>
+      </w:pPr>
+      <w:r>
+        <w:t xml:space="preserve">[99]</w:t>
       </w:r>
       <w:r>
         <w:t xml:space="preserve"> </w:t>
@@ -7186,14 +8096,14 @@
         <w:t xml:space="preserve">Cavalli-Sforza LL, Feldman MW. Cultural transmission and evolution: A quantitative approach. Princeton University Press; 1981.</w:t>
       </w:r>
     </w:p>
-    <w:bookmarkEnd w:id="217"/>
-    <w:bookmarkStart w:id="218" w:name="ref-Boyd_Richerson_1985"/>
-    <w:p>
-      <w:pPr>
-        <w:pStyle w:val="Bibliography"/>
-      </w:pPr>
-      <w:r>
-        <w:t xml:space="preserve">[91]</w:t>
+    <w:bookmarkEnd w:id="233"/>
+    <w:bookmarkStart w:id="234" w:name="ref-Boyd_Richerson_1985"/>
+    <w:p>
+      <w:pPr>
+        <w:pStyle w:val="Bibliography"/>
+      </w:pPr>
+      <w:r>
+        <w:t xml:space="preserve">[100]</w:t>
       </w:r>
       <w:r>
         <w:t xml:space="preserve"> </w:t>
@@ -7205,14 +8115,14 @@
         <w:t xml:space="preserve">Boyd R, Richerson PJ. Culture and the evolutionary process. University of Chicago Press; 1985.</w:t>
       </w:r>
     </w:p>
-    <w:bookmarkEnd w:id="218"/>
-    <w:bookmarkStart w:id="219" w:name="ref-Richerson_Boyd_2005"/>
-    <w:p>
-      <w:pPr>
-        <w:pStyle w:val="Bibliography"/>
-      </w:pPr>
-      <w:r>
-        <w:t xml:space="preserve">[92]</w:t>
+    <w:bookmarkEnd w:id="234"/>
+    <w:bookmarkStart w:id="235" w:name="ref-Richerson_Boyd_2005"/>
+    <w:p>
+      <w:pPr>
+        <w:pStyle w:val="Bibliography"/>
+      </w:pPr>
+      <w:r>
+        <w:t xml:space="preserve">[101]</w:t>
       </w:r>
       <w:r>
         <w:t xml:space="preserve"> </w:t>
@@ -7224,14 +8134,14 @@
         <w:t xml:space="preserve">Richerson PJ, Boyd R. Not by genes alone: How culture transformed human evolution. University of Chicago Press; 2005.</w:t>
       </w:r>
     </w:p>
-    <w:bookmarkEnd w:id="219"/>
-    <w:bookmarkStart w:id="220" w:name="ref-Henrich_2004"/>
-    <w:p>
-      <w:pPr>
-        <w:pStyle w:val="Bibliography"/>
-      </w:pPr>
-      <w:r>
-        <w:t xml:space="preserve">[93]</w:t>
+    <w:bookmarkEnd w:id="235"/>
+    <w:bookmarkStart w:id="236" w:name="ref-Henrich_2004"/>
+    <w:p>
+      <w:pPr>
+        <w:pStyle w:val="Bibliography"/>
+      </w:pPr>
+      <w:r>
+        <w:t xml:space="preserve">[102]</w:t>
       </w:r>
       <w:r>
         <w:t xml:space="preserve"> </w:t>
@@ -7243,14 +8153,14 @@
         <w:t xml:space="preserve">Henrich J. Demography and cultural evolution: How adaptive cultural processes can produce maladaptive losses—the tasmanian case. American Antiquity 2004;44:185–201.</w:t>
       </w:r>
     </w:p>
-    <w:bookmarkEnd w:id="220"/>
-    <w:bookmarkStart w:id="221" w:name="ref-Migliano_2020"/>
-    <w:p>
-      <w:pPr>
-        <w:pStyle w:val="Bibliography"/>
-      </w:pPr>
-      <w:r>
-        <w:t xml:space="preserve">[94]</w:t>
+    <w:bookmarkEnd w:id="236"/>
+    <w:bookmarkStart w:id="237" w:name="ref-Migliano_2020"/>
+    <w:p>
+      <w:pPr>
+        <w:pStyle w:val="Bibliography"/>
+      </w:pPr>
+      <w:r>
+        <w:t xml:space="preserve">[103]</w:t>
       </w:r>
       <w:r>
         <w:t xml:space="preserve"> </w:t>
@@ -7262,14 +8172,14 @@
         <w:t xml:space="preserve">Migliano AB, Battiston F, Viguier S, Page AE, Dyble M, Schlaepfer R, et al. Hunter-gatherer multilevel sociality accelerates cumulative cultural evolution. Science Advances 2020;6:eaax5913.</w:t>
       </w:r>
     </w:p>
-    <w:bookmarkEnd w:id="221"/>
-    <w:bookmarkStart w:id="222" w:name="ref-Allen_2020"/>
-    <w:p>
-      <w:pPr>
-        <w:pStyle w:val="Bibliography"/>
-      </w:pPr>
-      <w:r>
-        <w:t xml:space="preserve">[95]</w:t>
+    <w:bookmarkEnd w:id="237"/>
+    <w:bookmarkStart w:id="238" w:name="ref-Allen_2020"/>
+    <w:p>
+      <w:pPr>
+        <w:pStyle w:val="Bibliography"/>
+      </w:pPr>
+      <w:r>
+        <w:t xml:space="preserve">[104]</w:t>
       </w:r>
       <w:r>
         <w:t xml:space="preserve"> </w:t>
@@ -7281,14 +8191,14 @@
         <w:t xml:space="preserve">Allen J. A multilevel analytical framework for studying cultural evolution in prehistoric hunter–gatherer societies. Biological Reviews 2020;59:2527–46.</w:t>
       </w:r>
     </w:p>
-    <w:bookmarkEnd w:id="222"/>
-    <w:bookmarkStart w:id="223" w:name="ref-Buchanan_Hamilton_2023"/>
-    <w:p>
-      <w:pPr>
-        <w:pStyle w:val="Bibliography"/>
-      </w:pPr>
-      <w:r>
-        <w:t xml:space="preserve">[96]</w:t>
+    <w:bookmarkEnd w:id="238"/>
+    <w:bookmarkStart w:id="239" w:name="ref-Buchanan_Hamilton_2023"/>
+    <w:p>
+      <w:pPr>
+        <w:pStyle w:val="Bibliography"/>
+      </w:pPr>
+      <w:r>
+        <w:t xml:space="preserve">[105]</w:t>
       </w:r>
       <w:r>
         <w:t xml:space="preserve"> </w:t>
@@ -7300,14 +8210,14 @@
         <w:t xml:space="preserve">Buchanan B, Hamilton MJ. Networks and cultural transmission in hunter-gatherer societies. The oxford handbook of archaeological network research, Oxford University Press; 2023, p. 1–25.</w:t>
       </w:r>
     </w:p>
-    <w:bookmarkEnd w:id="223"/>
-    <w:bookmarkStart w:id="224" w:name="ref-Eerkens_Lipo_2005"/>
-    <w:p>
-      <w:pPr>
-        <w:pStyle w:val="Bibliography"/>
-      </w:pPr>
-      <w:r>
-        <w:t xml:space="preserve">[97]</w:t>
+    <w:bookmarkEnd w:id="239"/>
+    <w:bookmarkStart w:id="240" w:name="ref-Eerkens_Lipo_2005"/>
+    <w:p>
+      <w:pPr>
+        <w:pStyle w:val="Bibliography"/>
+      </w:pPr>
+      <w:r>
+        <w:t xml:space="preserve">[106]</w:t>
       </w:r>
       <w:r>
         <w:t xml:space="preserve"> </w:t>
@@ -7319,14 +8229,14 @@
         <w:t xml:space="preserve">Eerkens JW, Lipo CP. Cultural transmission and the evolution of material culture: Modeling the coefficient of variation. American Antiquity 2005;48:1–21.</w:t>
       </w:r>
     </w:p>
-    <w:bookmarkEnd w:id="224"/>
-    <w:bookmarkStart w:id="225" w:name="ref-Bentz_Dutkiewicz_2025"/>
-    <w:p>
-      <w:pPr>
-        <w:pStyle w:val="Bibliography"/>
-      </w:pPr>
-      <w:r>
-        <w:t xml:space="preserve">[98]</w:t>
+    <w:bookmarkEnd w:id="240"/>
+    <w:bookmarkStart w:id="241" w:name="ref-Bentz_Dutkiewicz_2025"/>
+    <w:p>
+      <w:pPr>
+        <w:pStyle w:val="Bibliography"/>
+      </w:pPr>
+      <w:r>
+        <w:t xml:space="preserve">[107]</w:t>
       </w:r>
       <w:r>
         <w:t xml:space="preserve"> </w:t>
@@ -7338,14 +8248,14 @@
         <w:t xml:space="preserve">Bentz C, Dutkiewicz E. Humans 40,000 y ago developed a system of conventional signs. Proceedings of the National Academy of Sciences 2025:1–8.</w:t>
       </w:r>
     </w:p>
-    <w:bookmarkEnd w:id="225"/>
-    <w:bookmarkStart w:id="226" w:name="ref-Bacon_2023"/>
-    <w:p>
-      <w:pPr>
-        <w:pStyle w:val="Bibliography"/>
-      </w:pPr>
-      <w:r>
-        <w:t xml:space="preserve">[99]</w:t>
+    <w:bookmarkEnd w:id="241"/>
+    <w:bookmarkStart w:id="242" w:name="ref-Bacon_2023"/>
+    <w:p>
+      <w:pPr>
+        <w:pStyle w:val="Bibliography"/>
+      </w:pPr>
+      <w:r>
+        <w:t xml:space="preserve">[108]</w:t>
       </w:r>
       <w:r>
         <w:t xml:space="preserve"> </w:t>
@@ -7357,14 +8267,14 @@
         <w:t xml:space="preserve">Bacon B, Khatiri A, Palmer J, Freeth T, Pettitt P, Kentridge RW. An upper palaeolithic proto-writing system and phenological calendar. Cambridge Archaeological Journal 2023;100:371–89.</w:t>
       </w:r>
     </w:p>
-    <w:bookmarkEnd w:id="226"/>
-    <w:bookmarkStart w:id="228" w:name="Xa4990169aeb885a690070ab4fd90972c31994f8"/>
-    <w:p>
-      <w:pPr>
-        <w:pStyle w:val="Bibliography"/>
-      </w:pPr>
-      <w:r>
-        <w:t xml:space="preserve">[100]</w:t>
+    <w:bookmarkEnd w:id="242"/>
+    <w:bookmarkStart w:id="244" w:name="Xa4990169aeb885a690070ab4fd90972c31994f8"/>
+    <w:p>
+      <w:pPr>
+        <w:pStyle w:val="Bibliography"/>
+      </w:pPr>
+      <w:r>
+        <w:t xml:space="preserve">[109]</w:t>
       </w:r>
       <w:r>
         <w:t xml:space="preserve"> </w:t>
@@ -7378,7 +8288,7 @@
       <w:r>
         <w:t xml:space="preserve"> </w:t>
       </w:r>
-      <w:hyperlink r:id="rId227">
+      <w:hyperlink r:id="rId243">
         <w:r>
           <w:rPr>
             <w:rStyle w:val="Hyperlink"/>
@@ -7390,14 +8300,14 @@
         <w:t xml:space="preserve">.</w:t>
       </w:r>
     </w:p>
-    <w:bookmarkEnd w:id="228"/>
-    <w:bookmarkStart w:id="230" w:name="X8ea620419c64d551554c48b7075c9934881930b"/>
-    <w:p>
-      <w:pPr>
-        <w:pStyle w:val="Bibliography"/>
-      </w:pPr>
-      <w:r>
-        <w:t xml:space="preserve">[101]</w:t>
+    <w:bookmarkEnd w:id="244"/>
+    <w:bookmarkStart w:id="246" w:name="X8ea620419c64d551554c48b7075c9934881930b"/>
+    <w:p>
+      <w:pPr>
+        <w:pStyle w:val="Bibliography"/>
+      </w:pPr>
+      <w:r>
+        <w:t xml:space="preserve">[110]</w:t>
       </w:r>
       <w:r>
         <w:t xml:space="preserve"> </w:t>
@@ -7423,7 +8333,7 @@
       <w:r>
         <w:t xml:space="preserve"> </w:t>
       </w:r>
-      <w:hyperlink r:id="rId229">
+      <w:hyperlink r:id="rId245">
         <w:r>
           <w:rPr>
             <w:rStyle w:val="Hyperlink"/>
@@ -7435,14 +8345,14 @@
         <w:t xml:space="preserve">.</w:t>
       </w:r>
     </w:p>
-    <w:bookmarkEnd w:id="230"/>
-    <w:bookmarkStart w:id="232" w:name="ref-Magli_2024"/>
-    <w:p>
-      <w:pPr>
-        <w:pStyle w:val="Bibliography"/>
-      </w:pPr>
-      <w:r>
-        <w:t xml:space="preserve">[102]</w:t>
+    <w:bookmarkEnd w:id="246"/>
+    <w:bookmarkStart w:id="248" w:name="ref-Magli_2024"/>
+    <w:p>
+      <w:pPr>
+        <w:pStyle w:val="Bibliography"/>
+      </w:pPr>
+      <w:r>
+        <w:t xml:space="preserve">[111]</w:t>
       </w:r>
       <w:r>
         <w:t xml:space="preserve"> </w:t>
@@ -7456,7 +8366,7 @@
       <w:r>
         <w:t xml:space="preserve"> </w:t>
       </w:r>
-      <w:hyperlink r:id="rId231">
+      <w:hyperlink r:id="rId247">
         <w:r>
           <w:rPr>
             <w:rStyle w:val="Hyperlink"/>
@@ -7468,14 +8378,14 @@
         <w:t xml:space="preserve">.</w:t>
       </w:r>
     </w:p>
-    <w:bookmarkEnd w:id="232"/>
-    <w:bookmarkStart w:id="234" w:name="ref-Nowell_2024_evidence"/>
-    <w:p>
-      <w:pPr>
-        <w:pStyle w:val="Bibliography"/>
-      </w:pPr>
-      <w:r>
-        <w:t xml:space="preserve">[103]</w:t>
+    <w:bookmarkEnd w:id="248"/>
+    <w:bookmarkStart w:id="250" w:name="ref-Nowell_2024_evidence"/>
+    <w:p>
+      <w:pPr>
+        <w:pStyle w:val="Bibliography"/>
+      </w:pPr>
+      <w:r>
+        <w:t xml:space="preserve">[112]</w:t>
       </w:r>
       <w:r>
         <w:t xml:space="preserve"> </w:t>
@@ -7489,7 +8399,7 @@
       <w:r>
         <w:t xml:space="preserve"> </w:t>
       </w:r>
-      <w:hyperlink r:id="rId233">
+      <w:hyperlink r:id="rId249">
         <w:r>
           <w:rPr>
             <w:rStyle w:val="Hyperlink"/>
@@ -7501,14 +8411,14 @@
         <w:t xml:space="preserve">.</w:t>
       </w:r>
     </w:p>
-    <w:bookmarkEnd w:id="234"/>
-    <w:bookmarkStart w:id="236" w:name="ref-Horiuchi_Takakura_2019"/>
-    <w:p>
-      <w:pPr>
-        <w:pStyle w:val="Bibliography"/>
-      </w:pPr>
-      <w:r>
-        <w:t xml:space="preserve">[104]</w:t>
+    <w:bookmarkEnd w:id="250"/>
+    <w:bookmarkStart w:id="252" w:name="ref-Horiuchi_Takakura_2019"/>
+    <w:p>
+      <w:pPr>
+        <w:pStyle w:val="Bibliography"/>
+      </w:pPr>
+      <w:r>
+        <w:t xml:space="preserve">[113]</w:t>
       </w:r>
       <w:r>
         <w:t xml:space="preserve"> </w:t>
@@ -7522,7 +8432,7 @@
       <w:r>
         <w:t xml:space="preserve"> </w:t>
       </w:r>
-      <w:hyperlink r:id="rId235">
+      <w:hyperlink r:id="rId251">
         <w:r>
           <w:rPr>
             <w:rStyle w:val="Hyperlink"/>
@@ -7534,14 +8444,14 @@
         <w:t xml:space="preserve">.</w:t>
       </w:r>
     </w:p>
-    <w:bookmarkEnd w:id="236"/>
-    <w:bookmarkStart w:id="237" w:name="ref-Rogers_2013"/>
-    <w:p>
-      <w:pPr>
-        <w:pStyle w:val="Bibliography"/>
-      </w:pPr>
-      <w:r>
-        <w:t xml:space="preserve">[105]</w:t>
+    <w:bookmarkEnd w:id="252"/>
+    <w:bookmarkStart w:id="253" w:name="ref-Rogers_2013"/>
+    <w:p>
+      <w:pPr>
+        <w:pStyle w:val="Bibliography"/>
+      </w:pPr>
+      <w:r>
+        <w:t xml:space="preserve">[114]</w:t>
       </w:r>
       <w:r>
         <w:t xml:space="preserve"> </w:t>
@@ -7553,14 +8463,14 @@
         <w:t xml:space="preserve">Rogers L. Human-material interaction in the aurignacian of europe, 35,000-27,000 BP: An analysis of marine shell ornament distribution. PhD thesis. University of Victoria, 2013.</w:t>
       </w:r>
     </w:p>
-    <w:bookmarkEnd w:id="237"/>
-    <w:bookmarkStart w:id="239" w:name="X94f875be1b7e5d23641daff5d53857bec24e739"/>
-    <w:p>
-      <w:pPr>
-        <w:pStyle w:val="Bibliography"/>
-      </w:pPr>
-      <w:r>
-        <w:t xml:space="preserve">[106]</w:t>
+    <w:bookmarkEnd w:id="253"/>
+    <w:bookmarkStart w:id="255" w:name="X94f875be1b7e5d23641daff5d53857bec24e739"/>
+    <w:p>
+      <w:pPr>
+        <w:pStyle w:val="Bibliography"/>
+      </w:pPr>
+      <w:r>
+        <w:t xml:space="preserve">[115]</w:t>
       </w:r>
       <w:r>
         <w:t xml:space="preserve"> </w:t>
@@ -7571,7 +8481,7 @@
       <w:r>
         <w:t xml:space="preserve">Golovanova LV, Doronichev VB, Doronicheva EV, Sapega VF, Shackley MS. Long-distance contacts and social networks of the upper palaeolithic humans in the north-western caucasus (on data from mezmaiskaya cave, russia). Journal of Archaeological Science: Reports 2021;39:103118. https://doi.org/</w:t>
       </w:r>
-      <w:hyperlink r:id="rId238">
+      <w:hyperlink r:id="rId254">
         <w:r>
           <w:rPr>
             <w:rStyle w:val="Hyperlink"/>
@@ -7583,14 +8493,14 @@
         <w:t xml:space="preserve">.</w:t>
       </w:r>
     </w:p>
-    <w:bookmarkEnd w:id="239"/>
-    <w:bookmarkStart w:id="241" w:name="ref-Gamble_1982"/>
-    <w:p>
-      <w:pPr>
-        <w:pStyle w:val="Bibliography"/>
-      </w:pPr>
-      <w:r>
-        <w:t xml:space="preserve">[107]</w:t>
+    <w:bookmarkEnd w:id="255"/>
+    <w:bookmarkStart w:id="257" w:name="ref-Gamble_1982"/>
+    <w:p>
+      <w:pPr>
+        <w:pStyle w:val="Bibliography"/>
+      </w:pPr>
+      <w:r>
+        <w:t xml:space="preserve">[116]</w:t>
       </w:r>
       <w:r>
         <w:t xml:space="preserve"> </w:t>
@@ -7604,7 +8514,7 @@
       <w:r>
         <w:t xml:space="preserve"> </w:t>
       </w:r>
-      <w:hyperlink r:id="rId240">
+      <w:hyperlink r:id="rId256">
         <w:r>
           <w:rPr>
             <w:rStyle w:val="Hyperlink"/>
@@ -7616,14 +8526,14 @@
         <w:t xml:space="preserve">.</w:t>
       </w:r>
     </w:p>
-    <w:bookmarkEnd w:id="241"/>
-    <w:bookmarkStart w:id="243" w:name="Xba346573845225b1b1d5ef358e2fea0d893a789"/>
-    <w:p>
-      <w:pPr>
-        <w:pStyle w:val="Bibliography"/>
-      </w:pPr>
-      <w:r>
-        <w:t xml:space="preserve">[108]</w:t>
+    <w:bookmarkEnd w:id="257"/>
+    <w:bookmarkStart w:id="259" w:name="Xba346573845225b1b1d5ef358e2fea0d893a789"/>
+    <w:p>
+      <w:pPr>
+        <w:pStyle w:val="Bibliography"/>
+      </w:pPr>
+      <w:r>
+        <w:t xml:space="preserve">[117]</w:t>
       </w:r>
       <w:r>
         <w:t xml:space="preserve"> </w:t>
@@ -7634,7 +8544,7 @@
       <w:r>
         <w:t xml:space="preserve">Greenbaum G, Friesem DE, Hovers E, Feldman MW, Kolodny O. Was inter-population connectivity of neanderthals and modern humans the driver of the upper paleolithic transition rather than its product? Quaternary Science Reviews 2019;217:316–29. https://doi.org/</w:t>
       </w:r>
-      <w:hyperlink r:id="rId242">
+      <w:hyperlink r:id="rId258">
         <w:r>
           <w:rPr>
             <w:rStyle w:val="Hyperlink"/>
@@ -7646,14 +8556,14 @@
         <w:t xml:space="preserve">.</w:t>
       </w:r>
     </w:p>
-    <w:bookmarkEnd w:id="243"/>
-    <w:bookmarkStart w:id="245" w:name="ref-Creanza_Kolodny_Feldman_2017"/>
-    <w:p>
-      <w:pPr>
-        <w:pStyle w:val="Bibliography"/>
-      </w:pPr>
-      <w:r>
-        <w:t xml:space="preserve">[109]</w:t>
+    <w:bookmarkEnd w:id="259"/>
+    <w:bookmarkStart w:id="261" w:name="ref-Creanza_Kolodny_Feldman_2017"/>
+    <w:p>
+      <w:pPr>
+        <w:pStyle w:val="Bibliography"/>
+      </w:pPr>
+      <w:r>
+        <w:t xml:space="preserve">[118]</w:t>
       </w:r>
       <w:r>
         <w:t xml:space="preserve"> </w:t>
@@ -7667,7 +8577,7 @@
       <w:r>
         <w:t xml:space="preserve"> </w:t>
       </w:r>
-      <w:hyperlink r:id="rId244">
+      <w:hyperlink r:id="rId260">
         <w:r>
           <w:rPr>
             <w:rStyle w:val="Hyperlink"/>
@@ -7679,14 +8589,14 @@
         <w:t xml:space="preserve">.</w:t>
       </w:r>
     </w:p>
-    <w:bookmarkEnd w:id="245"/>
-    <w:bookmarkStart w:id="247" w:name="ref-Cullen_1996"/>
-    <w:p>
-      <w:pPr>
-        <w:pStyle w:val="Bibliography"/>
-      </w:pPr>
-      <w:r>
-        <w:t xml:space="preserve">[110]</w:t>
+    <w:bookmarkEnd w:id="261"/>
+    <w:bookmarkStart w:id="263" w:name="ref-Cullen_1996"/>
+    <w:p>
+      <w:pPr>
+        <w:pStyle w:val="Bibliography"/>
+      </w:pPr>
+      <w:r>
+        <w:t xml:space="preserve">[119]</w:t>
       </w:r>
       <w:r>
         <w:t xml:space="preserve"> </w:t>
@@ -7700,7 +8610,7 @@
       <w:r>
         <w:t xml:space="preserve"> </w:t>
       </w:r>
-      <w:hyperlink r:id="rId246">
+      <w:hyperlink r:id="rId262">
         <w:r>
           <w:rPr>
             <w:rStyle w:val="Hyperlink"/>
@@ -7712,14 +8622,14 @@
         <w:t xml:space="preserve">.</w:t>
       </w:r>
     </w:p>
-    <w:bookmarkEnd w:id="247"/>
-    <w:bookmarkStart w:id="249" w:name="ref-Hill_Wood_Baggio_Hurtado_Boyd_2014"/>
-    <w:p>
-      <w:pPr>
-        <w:pStyle w:val="Bibliography"/>
-      </w:pPr>
-      <w:r>
-        <w:t xml:space="preserve">[111]</w:t>
+    <w:bookmarkEnd w:id="263"/>
+    <w:bookmarkStart w:id="265" w:name="ref-Hill_Wood_Baggio_Hurtado_Boyd_2014"/>
+    <w:p>
+      <w:pPr>
+        <w:pStyle w:val="Bibliography"/>
+      </w:pPr>
+      <w:r>
+        <w:t xml:space="preserve">[120]</w:t>
       </w:r>
       <w:r>
         <w:t xml:space="preserve"> </w:t>
@@ -7733,7 +8643,7 @@
       <w:r>
         <w:t xml:space="preserve"> </w:t>
       </w:r>
-      <w:hyperlink r:id="rId248">
+      <w:hyperlink r:id="rId264">
         <w:r>
           <w:rPr>
             <w:rStyle w:val="Hyperlink"/>
@@ -7745,14 +8655,14 @@
         <w:t xml:space="preserve">.</w:t>
       </w:r>
     </w:p>
-    <w:bookmarkEnd w:id="249"/>
-    <w:bookmarkStart w:id="251" w:name="ref-Derex_Boyd_2016"/>
-    <w:p>
-      <w:pPr>
-        <w:pStyle w:val="Bibliography"/>
-      </w:pPr>
-      <w:r>
-        <w:t xml:space="preserve">[112]</w:t>
+    <w:bookmarkEnd w:id="265"/>
+    <w:bookmarkStart w:id="267" w:name="ref-Derex_Boyd_2016"/>
+    <w:p>
+      <w:pPr>
+        <w:pStyle w:val="Bibliography"/>
+      </w:pPr>
+      <w:r>
+        <w:t xml:space="preserve">[121]</w:t>
       </w:r>
       <w:r>
         <w:t xml:space="preserve"> </w:t>
@@ -7766,7 +8676,7 @@
       <w:r>
         <w:t xml:space="preserve"> </w:t>
       </w:r>
-      <w:hyperlink r:id="rId250">
+      <w:hyperlink r:id="rId266">
         <w:r>
           <w:rPr>
             <w:rStyle w:val="Hyperlink"/>
@@ -7778,160 +8688,193 @@
         <w:t xml:space="preserve">.</w:t>
       </w:r>
     </w:p>
-    <w:bookmarkEnd w:id="251"/>
-    <w:bookmarkStart w:id="253" w:name="ref-Foley_Gamble_2009"/>
-    <w:p>
-      <w:pPr>
-        <w:pStyle w:val="Bibliography"/>
-      </w:pPr>
-      <w:r>
-        <w:t xml:space="preserve">[113]</w:t>
-      </w:r>
-      <w:r>
-        <w:t xml:space="preserve"> </w:t>
-      </w:r>
-      <w:r>
-        <w:t xml:space="preserve">	</w:t>
-      </w:r>
-      <w:r>
-        <w:t xml:space="preserve">Foley R, Gamble C. The ecology of social transitions in human evolution. Philosophical Transactions of the Royal Society B: Biological Sciences 2009;364:3267–79.</w:t>
-      </w:r>
-      <w:r>
-        <w:t xml:space="preserve"> </w:t>
-      </w:r>
-      <w:hyperlink r:id="rId252">
-        <w:r>
-          <w:rPr>
-            <w:rStyle w:val="Hyperlink"/>
-          </w:rPr>
-          <w:t xml:space="preserve">https://doi.org/10.1098/rstb.2009.0136</w:t>
+    <w:bookmarkEnd w:id="267"/>
+    <w:bookmarkStart w:id="269" w:name="ref-Gravel-Miguel_Coward_2023"/>
+    <w:p>
+      <w:pPr>
+        <w:pStyle w:val="Bibliography"/>
+      </w:pPr>
+      <w:r>
+        <w:t xml:space="preserve">[122]</w:t>
+      </w:r>
+      <w:r>
+        <w:t xml:space="preserve"> </w:t>
+      </w:r>
+      <w:r>
+        <w:t xml:space="preserve">	</w:t>
+      </w:r>
+      <w:r>
+        <w:t xml:space="preserve">Gravel-Miguel C, Coward F. Paleolithic social networks and behavioral modernity. The oxford handbook of archaeological network research, Oxford University Press; 2023.</w:t>
+      </w:r>
+      <w:r>
+        <w:t xml:space="preserve"> </w:t>
+      </w:r>
+      <w:hyperlink r:id="rId268">
+        <w:r>
+          <w:rPr>
+            <w:rStyle w:val="Hyperlink"/>
+          </w:rPr>
+          <w:t xml:space="preserve">https://doi.org/10.1093/oxfordhb/9780198854265.013.31</w:t>
         </w:r>
       </w:hyperlink>
       <w:r>
         <w:t xml:space="preserve">.</w:t>
       </w:r>
     </w:p>
-    <w:bookmarkEnd w:id="253"/>
-    <w:bookmarkStart w:id="255" w:name="ref-Gravel-Miguel_Coward_2023"/>
-    <w:p>
-      <w:pPr>
-        <w:pStyle w:val="Bibliography"/>
-      </w:pPr>
-      <w:r>
-        <w:t xml:space="preserve">[114]</w:t>
-      </w:r>
-      <w:r>
-        <w:t xml:space="preserve"> </w:t>
-      </w:r>
-      <w:r>
-        <w:t xml:space="preserve">	</w:t>
-      </w:r>
-      <w:r>
-        <w:t xml:space="preserve">Gravel-Miguel C, Coward F. Paleolithic social networks and behavioral modernity. The oxford handbook of archaeological network research, Oxford University Press; 2023.</w:t>
-      </w:r>
-      <w:r>
-        <w:t xml:space="preserve"> </w:t>
-      </w:r>
-      <w:hyperlink r:id="rId254">
-        <w:r>
-          <w:rPr>
-            <w:rStyle w:val="Hyperlink"/>
-          </w:rPr>
-          <w:t xml:space="preserve">https://doi.org/10.1093/oxfordhb/9780198854265.013.31</w:t>
+    <w:bookmarkEnd w:id="269"/>
+    <w:bookmarkStart w:id="270" w:name="ref-Von_Petzinger_2009"/>
+    <w:p>
+      <w:pPr>
+        <w:pStyle w:val="Bibliography"/>
+      </w:pPr>
+      <w:r>
+        <w:t xml:space="preserve">[123]</w:t>
+      </w:r>
+      <w:r>
+        <w:t xml:space="preserve"> </w:t>
+      </w:r>
+      <w:r>
+        <w:t xml:space="preserve">	</w:t>
+      </w:r>
+      <w:r>
+        <w:t xml:space="preserve">Von Petzinger G. Making the abstract concrete: The place of geometric signs in french upper paleolithic parietal art. Master of Arts in Anthropology. University of Victoria, 2009.</w:t>
+      </w:r>
+    </w:p>
+    <w:bookmarkEnd w:id="270"/>
+    <w:bookmarkStart w:id="272" w:name="ref-Herskind2023"/>
+    <w:p>
+      <w:pPr>
+        <w:pStyle w:val="Bibliography"/>
+      </w:pPr>
+      <w:r>
+        <w:t xml:space="preserve">[124]</w:t>
+      </w:r>
+      <w:r>
+        <w:t xml:space="preserve"> </w:t>
+      </w:r>
+      <w:r>
+        <w:t xml:space="preserve">	</w:t>
+      </w:r>
+      <w:r>
+        <w:t xml:space="preserve">Platz HLL. A case for idle graffiti. Hunter Gatherer Research 2023;9:59–93.</w:t>
+      </w:r>
+      <w:r>
+        <w:t xml:space="preserve"> </w:t>
+      </w:r>
+      <w:hyperlink r:id="rId271">
+        <w:r>
+          <w:rPr>
+            <w:rStyle w:val="Hyperlink"/>
+          </w:rPr>
+          <w:t xml:space="preserve">https://doi.org/10.3828/hgr.2023.12</w:t>
         </w:r>
       </w:hyperlink>
       <w:r>
         <w:t xml:space="preserve">.</w:t>
       </w:r>
     </w:p>
-    <w:bookmarkEnd w:id="255"/>
-    <w:bookmarkStart w:id="256" w:name="ref-Von_Petzinger_2009"/>
-    <w:p>
-      <w:pPr>
-        <w:pStyle w:val="Bibliography"/>
-      </w:pPr>
-      <w:r>
-        <w:t xml:space="preserve">[115]</w:t>
-      </w:r>
-      <w:r>
-        <w:t xml:space="preserve"> </w:t>
-      </w:r>
-      <w:r>
-        <w:t xml:space="preserve">	</w:t>
-      </w:r>
-      <w:r>
-        <w:t xml:space="preserve">Von Petzinger G. Making the abstract concrete: The place of geometric signs in french upper paleolithic parietal art. Master of Arts in Anthropology. University of Victoria, 2009.</w:t>
-      </w:r>
-    </w:p>
-    <w:bookmarkEnd w:id="256"/>
-    <w:bookmarkStart w:id="258" w:name="ref-Herskind2023"/>
-    <w:p>
-      <w:pPr>
-        <w:pStyle w:val="Bibliography"/>
-      </w:pPr>
-      <w:r>
-        <w:t xml:space="preserve">[116]</w:t>
-      </w:r>
-      <w:r>
-        <w:t xml:space="preserve"> </w:t>
-      </w:r>
-      <w:r>
-        <w:t xml:space="preserve">	</w:t>
-      </w:r>
-      <w:r>
-        <w:t xml:space="preserve">Platz HLL. A case for idle graffiti. Hunter Gatherer Research 2023;9:59–93.</w:t>
-      </w:r>
-      <w:r>
-        <w:t xml:space="preserve"> </w:t>
-      </w:r>
-      <w:hyperlink r:id="rId257">
-        <w:r>
-          <w:rPr>
-            <w:rStyle w:val="Hyperlink"/>
-          </w:rPr>
-          <w:t xml:space="preserve">https://doi.org/10.3828/hgr.2023.12</w:t>
+    <w:bookmarkEnd w:id="272"/>
+    <w:bookmarkStart w:id="274" w:name="X42e36537dda68556aeacf852410efd6ac3bb1ca"/>
+    <w:p>
+      <w:pPr>
+        <w:pStyle w:val="Bibliography"/>
+      </w:pPr>
+      <w:r>
+        <w:t xml:space="preserve">[125]</w:t>
+      </w:r>
+      <w:r>
+        <w:t xml:space="preserve"> </w:t>
+      </w:r>
+      <w:r>
+        <w:t xml:space="preserve">	</w:t>
+      </w:r>
+      <w:r>
+        <w:t xml:space="preserve">Daems D, Coco E, Gillreath-Brown A, Kafetzaki D. The effects of time-averaging on archaeological networks. Journal of Archaeological Method and Theory 2024;31:473–506.</w:t>
+      </w:r>
+      <w:r>
+        <w:t xml:space="preserve"> </w:t>
+      </w:r>
+      <w:hyperlink r:id="rId273">
+        <w:r>
+          <w:rPr>
+            <w:rStyle w:val="Hyperlink"/>
+          </w:rPr>
+          <w:t xml:space="preserve">https://doi.org/10.1007/s10816-023-09608-7</w:t>
         </w:r>
       </w:hyperlink>
       <w:r>
         <w:t xml:space="preserve">.</w:t>
       </w:r>
     </w:p>
-    <w:bookmarkEnd w:id="258"/>
-    <w:bookmarkStart w:id="260" w:name="X42e36537dda68556aeacf852410efd6ac3bb1ca"/>
-    <w:p>
-      <w:pPr>
-        <w:pStyle w:val="Bibliography"/>
-      </w:pPr>
-      <w:r>
-        <w:t xml:space="preserve">[117]</w:t>
-      </w:r>
-      <w:r>
-        <w:t xml:space="preserve"> </w:t>
-      </w:r>
-      <w:r>
-        <w:t xml:space="preserve">	</w:t>
-      </w:r>
-      <w:r>
-        <w:t xml:space="preserve">Daems D, Coco E, Gillreath-Brown A, Kafetzaki D. The effects of time-averaging on archaeological networks. Journal of Archaeological Method and Theory 2024;31:473–506.</w:t>
-      </w:r>
-      <w:r>
-        <w:t xml:space="preserve"> </w:t>
-      </w:r>
-      <w:hyperlink r:id="rId259">
-        <w:r>
-          <w:rPr>
-            <w:rStyle w:val="Hyperlink"/>
-          </w:rPr>
-          <w:t xml:space="preserve">https://doi.org/10.1007/s10816-023-09608-7</w:t>
+    <w:bookmarkEnd w:id="274"/>
+    <w:bookmarkStart w:id="276" w:name="ref-Marwick2017"/>
+    <w:p>
+      <w:pPr>
+        <w:pStyle w:val="Bibliography"/>
+      </w:pPr>
+      <w:r>
+        <w:t xml:space="preserve">[126]</w:t>
+      </w:r>
+      <w:r>
+        <w:t xml:space="preserve"> </w:t>
+      </w:r>
+      <w:r>
+        <w:t xml:space="preserve">	</w:t>
+      </w:r>
+      <w:r>
+        <w:t xml:space="preserve">Marwick B. Computational reproducibility in archaeological research: Basic principles and a case study of their implementation. Journal of Archaeological Method and Theory 2017;24:424–50.</w:t>
+      </w:r>
+      <w:r>
+        <w:t xml:space="preserve"> </w:t>
+      </w:r>
+      <w:hyperlink r:id="rId275">
+        <w:r>
+          <w:rPr>
+            <w:rStyle w:val="Hyperlink"/>
+          </w:rPr>
+          <w:t xml:space="preserve">https://doi.org/10.1007/s10816-015-9272-9</w:t>
         </w:r>
       </w:hyperlink>
       <w:r>
         <w:t xml:space="preserve">.</w:t>
       </w:r>
     </w:p>
-    <w:bookmarkEnd w:id="260"/>
-    <w:bookmarkEnd w:id="261"/>
-    <w:bookmarkEnd w:id="262"/>
+    <w:bookmarkEnd w:id="276"/>
+    <w:bookmarkStart w:id="278" w:name="ref-Marwick_2025"/>
+    <w:p>
+      <w:pPr>
+        <w:pStyle w:val="Bibliography"/>
+      </w:pPr>
+      <w:r>
+        <w:t xml:space="preserve">[127]</w:t>
+      </w:r>
+      <w:r>
+        <w:t xml:space="preserve"> </w:t>
+      </w:r>
+      <w:r>
+        <w:t xml:space="preserve">	</w:t>
+      </w:r>
+      <w:r>
+        <w:t xml:space="preserve">Marwick B. Is archaeology a science? Insights and imperatives from 10,000 articles and a year of reproducibility reviews. Journal of Archaeological Science 2025;180:106281.</w:t>
+      </w:r>
+      <w:r>
+        <w:t xml:space="preserve"> </w:t>
+      </w:r>
+      <w:hyperlink r:id="rId277">
+        <w:r>
+          <w:rPr>
+            <w:rStyle w:val="Hyperlink"/>
+          </w:rPr>
+          <w:t xml:space="preserve">https://doi.org/10.1016/j.jas.2025.106281</w:t>
+        </w:r>
+      </w:hyperlink>
+      <w:r>
+        <w:t xml:space="preserve">.</w:t>
+      </w:r>
+    </w:p>
+    <w:bookmarkEnd w:id="278"/>
+    <w:bookmarkEnd w:id="279"/>
+    <w:bookmarkEnd w:id="280"/>
     <w:sectPr>
       <w:pgSz w:h="15840" w:w="12240"/>
       <w:pgMar w:bottom="1440" w:footer="720" w:gutter="0" w:header="720" w:left="1440" w:right="1440" w:top="1440"/>

--- a/paper/paper.docx
+++ b/paper/paper.docx
@@ -951,19 +951,13 @@
         <w:t xml:space="preserve"> </w:t>
       </w:r>
       <w:r>
-        <w:t xml:space="preserve">model,</w:t>
-      </w:r>
-      <w:r>
-        <w:t xml:space="preserve"> </w:t>
-      </w:r>
-      <w:r>
-        <w:t xml:space="preserve">while</w:t>
-      </w:r>
-      <w:r>
-        <w:t xml:space="preserve"> </w:t>
-      </w:r>
-      <w:r>
-        <w:t xml:space="preserve">the</w:t>
+        <w:t xml:space="preserve">model.</w:t>
+      </w:r>
+      <w:r>
+        <w:t xml:space="preserve"> </w:t>
+      </w:r>
+      <w:r>
+        <w:t xml:space="preserve">The</w:t>
       </w:r>
       <w:r>
         <w:t xml:space="preserve"> </w:t>
@@ -2115,7 +2109,45 @@
         <w:t xml:space="preserve"> </w:t>
       </w:r>
       <w:r>
-        <w:t xml:space="preserve">used Bayesian modeling methods to estimate the timing of the transition between the Proto and Early Aurignacian, placing the Proto-Aurignacian at 41.5 - 39.9 ka BP, and the early Aurignacian at 39.8 - 37.8 ka BP. They found that the Proto-Aurignacian occurs during the Greenland Interstadials (GI) 9 and 10, periods of climatic amelioration, while the Early Aurignacian began with the Henrich Stadial, which is characterized by dry and arid conditions, and ends with GI 8. The chronological and technological distinctness of the Proto and Early Aurignacian has been questioned, with some analyses suggesting they may represent coexisting facies rather than successive phases</w:t>
+        <w:t xml:space="preserve">used Bayesian modeling methods to estimate the timing of the transition between the Proto and Early Aurignacian, placing the Proto-Aurignacian at 41.5 - 39.9 ka BP, and the early Aurignacian at 39.8 - 37.8 ka BP. They found that the Proto-Aurignacian occurs during the Greenland Interstadials (GI) 9 and 10, periods of climatic amelioration, while the Early Aurignacian began with the Henrich Stadial, which is characterized by dry and arid conditions, and ends with GI 8.</w:t>
+      </w:r>
+    </w:p>
+    <w:p>
+      <w:pPr>
+        <w:pStyle w:val="BodyText"/>
+      </w:pPr>
+      <w:r>
+        <w:t xml:space="preserve">We adopt the two-phase framework (Aur-P1/Aur-P2; of</w:t>
+      </w:r>
+      <w:r>
+        <w:t xml:space="preserve"> </w:t>
+      </w:r>
+      <w:r>
+        <w:t xml:space="preserve">[19]</w:t>
+      </w:r>
+      <w:r>
+        <w:t xml:space="preserve"> </w:t>
+      </w:r>
+      <w:r>
+        <w:t xml:space="preserve">as a first-order chronological scaffold, acknowledging that phases are analytical conveniences rather than discrete cultural entities</w:t>
+      </w:r>
+      <w:r>
+        <w:t xml:space="preserve"> </w:t>
+      </w:r>
+      <w:r>
+        <w:t xml:space="preserve">[15,18]</w:t>
+      </w:r>
+      <w:r>
+        <w:t xml:space="preserve">. The chronological and technological distinctness of the Proto- and Early Aurignacian is difficult to sustain</w:t>
+      </w:r>
+      <w:r>
+        <w:t xml:space="preserve"> </w:t>
+      </w:r>
+      <w:r>
+        <w:t xml:space="preserve">[20]</w:t>
+      </w:r>
+      <w:r>
+        <w:t xml:space="preserve">, and some analyses suggest these represent coexisting facies rather than successive phases</w:t>
       </w:r>
       <w:r>
         <w:t xml:space="preserve"> </w:t>
@@ -2124,6 +2156,15 @@
         <w:t xml:space="preserve">[22]</w:t>
       </w:r>
       <w:r>
+        <w:t xml:space="preserve">. We therefore pool the Proto and Early Aurignac into Aur-P1 (43–37 ka BP) and treat the Evolved/Late Aurignac as Aur-P2 (37–32 ka BP), following the two-phase scheme of</w:t>
+      </w:r>
+      <w:r>
+        <w:t xml:space="preserve"> </w:t>
+      </w:r>
+      <w:r>
+        <w:t xml:space="preserve">[19]</w:t>
+      </w:r>
+      <w:r>
         <w:t xml:space="preserve">.</w:t>
       </w:r>
     </w:p>
@@ -2132,60 +2173,7 @@
         <w:pStyle w:val="BodyText"/>
       </w:pPr>
       <w:r>
-        <w:t xml:space="preserve">We adopt a two-phase framework (Aur-P1/Aur-P2;</w:t>
-      </w:r>
-      <w:r>
-        <w:t xml:space="preserve"> </w:t>
-      </w:r>
-      <w:r>
-        <w:t xml:space="preserve">[19]</w:t>
-      </w:r>
-      <w:r>
-        <w:t xml:space="preserve">) as a first-order chronological scaffold, acknowledging that phases are analytical conveniences rather than discrete cultural entities</w:t>
-      </w:r>
-      <w:r>
-        <w:t xml:space="preserve"> </w:t>
-      </w:r>
-      <w:r>
-        <w:t xml:space="preserve">[15,18]</w:t>
-      </w:r>
-      <w:r>
-        <w:t xml:space="preserve">. The chronological and technological distinctness of the Proto- and Early Aurignacian is difficult to sustain</w:t>
-      </w:r>
-      <w:r>
-        <w:t xml:space="preserve"> </w:t>
-      </w:r>
-      <w:r>
-        <w:t xml:space="preserve">[20]</w:t>
-      </w:r>
-      <w:r>
-        <w:t xml:space="preserve">, and some analyses suggest these represent coexisting facies rather than successive phases</w:t>
-      </w:r>
-      <w:r>
-        <w:t xml:space="preserve"> </w:t>
-      </w:r>
-      <w:r>
-        <w:t xml:space="preserve">[22]</w:t>
-      </w:r>
-      <w:r>
-        <w:t xml:space="preserve">. We therefore pool the Proto and Early Aurignac into Aur-P1 (43–37 ka BP) and treat the Evolved/Late Aurignac as Aur-P2 (37–32 ka BP), following the two-phase scheme of</w:t>
-      </w:r>
-      <w:r>
-        <w:t xml:space="preserve"> </w:t>
-      </w:r>
-      <w:r>
-        <w:t xml:space="preserve">[19]</w:t>
-      </w:r>
-      <w:r>
-        <w:t xml:space="preserve">. We test the sensitivity of our results to this baseline by also running four-phase and boundary-shift variants (Supplement S4, S5.5). Phase assignments follow published site attributions, translated from legacy Périgord terminology where necessary.</w:t>
-      </w:r>
-    </w:p>
-    <w:p>
-      <w:pPr>
-        <w:pStyle w:val="BodyText"/>
-      </w:pPr>
-      <w:r>
-        <w:t xml:space="preserve">Phase assignments follow specialist technological attributions from the published literature rather than radiocarbon dates alone, which can conflict with the archaeological content of a layer. Recent reassessments are therefore incorporated directly into the main analysis: Abri Pataud is placed in the Early Aurignacian (Aurignacian I) on the basis of its lithic technology</w:t>
+        <w:t xml:space="preserve">Our phase assignments follow specialist technological attributions from the published literature rather than radiocarbon dates alone, which can conflict with the archaeological content of a layer. Recent reassessments are therefore incorporated directly into our main analysis: Abri Pataud is placed in the Early Aurignacian (Aur-P1) on the basis of its lithic technology</w:t>
       </w:r>
       <w:r>
         <w:t xml:space="preserve"> </w:t>
@@ -2194,7 +2182,7 @@
         <w:t xml:space="preserve">[23,24]</w:t>
       </w:r>
       <w:r>
-        <w:t xml:space="preserve">, La Ferrassie in the Early Aurignacian on the basis of Layer 7 directly above the Châtelperronian</w:t>
+        <w:t xml:space="preserve">, La Ferrassie in the Early Aurignacian (Aur-P1) on the basis of Layer 7 directly above the Châtelperronian</w:t>
       </w:r>
       <w:r>
         <w:t xml:space="preserve"> </w:t>
@@ -2203,7 +2191,7 @@
         <w:t xml:space="preserve">[25]</w:t>
       </w:r>
       <w:r>
-        <w:t xml:space="preserve">, Mladeč in the Evolved Aurignacian on the basis of its massive-base bone points and ~31 ka BP dates</w:t>
+        <w:t xml:space="preserve">, Mladeč in the Evolved Aurignacian (Aur-P2) on the basis of its massive-base bone points and ~31 ka BP dates</w:t>
       </w:r>
       <w:r>
         <w:t xml:space="preserve"> </w:t>
@@ -2218,7 +2206,7 @@
         <w:t xml:space="preserve"> </w:t>
       </w:r>
       <w:r>
-        <w:t xml:space="preserve">[27,28]</w:t>
+        <w:t xml:space="preserve">[Aur-P1, 27,28]</w:t>
       </w:r>
       <w:r>
         <w:t xml:space="preserve">. Two sites are excluded from the analysis because their assemblages are too mixed to assign to a single phase reliably: Spy</w:t>
@@ -2242,7 +2230,37 @@
         <w:t xml:space="preserve">[31]</w:t>
       </w:r>
       <w:r>
-        <w:t xml:space="preserve">.</w:t>
+        <w:t xml:space="preserve">. We detail the rationale and procedure for assigning archaeological sites to Aurignacian phases in our Supplementary Material item</w:t>
+      </w:r>
+      <w:r>
+        <w:t xml:space="preserve"> </w:t>
+      </w:r>
+      <w:r>
+        <w:t xml:space="preserve">“</w:t>
+      </w:r>
+      <w:r>
+        <w:t xml:space="preserve">Site Phase Assignments</w:t>
+      </w:r>
+      <w:r>
+        <w:t xml:space="preserve">”</w:t>
+      </w:r>
+      <w:r>
+        <w:t xml:space="preserve">. We test the sensitivity of our results to this baseline by also running four-phase and boundary-shift variants (Supplementary Material item</w:t>
+      </w:r>
+      <w:r>
+        <w:t xml:space="preserve"> </w:t>
+      </w:r>
+      <w:r>
+        <w:t xml:space="preserve">“</w:t>
+      </w:r>
+      <w:r>
+        <w:t xml:space="preserve">Sensitivity Analyses</w:t>
+      </w:r>
+      <w:r>
+        <w:t xml:space="preserve">”</w:t>
+      </w:r>
+      <w:r>
+        <w:t xml:space="preserve">).</w:t>
       </w:r>
     </w:p>
     <w:tbl>
@@ -2468,7 +2486,7 @@
         <w:pStyle w:val="BodyText"/>
       </w:pPr>
       <w:r>
-        <w:t xml:space="preserve">We hypothesize that the early and late phases, and the environmental changes across them, may correspond to differences in the dynamics of cultural groups, as represented by patterns in the distribution of geometric signs. We aim to address two questions. First, within each phase (Aur-P1, Aur-P2), do geometric signs partition sites into a two-group structure distinguishing restricted-range (few sign types) from broad-range (many sign types) sign repertoires, and is this structure robust? Second, how does the sign-sharing network differ between Aur-P1 and Aur-P2 in connectivity, community structure, and hub organisation, once network size is accounted for, and does geographic distance explain sign assemblage dissimilarity in either phase? To answer these questions we use seriation analysis, network analysis, and PerMANOVA tests.</w:t>
+        <w:t xml:space="preserve">We hypothesize that the early and late phases, and the environmental changes across them, may correspond to differences in the dynamics of cultural groups, as represented by patterns in the distribution of geometric signs. We aim to address two questions. First, within each phase (Aur-P1, Aur-P2), are there any regularities in the repertoires of geometric signs at Aurignacian sites that suggest sign use was structured in some way? Second, how does the sign-sharing network differ between Aur-P1 and Aur-P2 in connectivity, community structure, and hub organisation, once network size is accounted for, and does geographic distance explain sign assemblage dissimilarity in either phase? To answer these questions we use seriation analysis, network analysis, and PerMANOVA tests.</w:t>
       </w:r>
     </w:p>
     <w:bookmarkEnd w:id="23"/>
@@ -2522,7 +2540,22 @@
         <w:t xml:space="preserve">”</w:t>
       </w:r>
       <w:r>
-        <w:t xml:space="preserve">. To improve the quality of our data we excluded seven sites from the sample: only Willendorf (one sign present); Riparo di Fontana Nuova, Muralovka, Shanidar Cave, and Hayonim Cave (extreme geographic distance from the other sites); Grotte De La Princesse Pauline and Šandalja II (dated much later than the rest of the assemblages). This resulted in a sample of 410 objects found at 28 sites in 7 countries, and 54 sign types used in this study (</w:t>
+        <w:t xml:space="preserve">. To improve the quality of our data we excluded eight sites from the sample: Willendorf (one sign present); Riparo di Fontana Nuova, Muralovka, Shanidar Cave, and Hayonim Cave (extreme geographic distance from the other sites); El Salitre (lacking a reliable chronological context); and Grotte De La Princesse Pauline and Šandalja II (dated much later than the rest of the assemblages). A full accounting of how we assign archaeological sites to Aurignacian phases is presented in our Supplementary Material item</w:t>
+      </w:r>
+      <w:r>
+        <w:t xml:space="preserve"> </w:t>
+      </w:r>
+      <w:r>
+        <w:t xml:space="preserve">“</w:t>
+      </w:r>
+      <w:r>
+        <w:t xml:space="preserve">Site Phase Assignments</w:t>
+      </w:r>
+      <w:r>
+        <w:t xml:space="preserve">”</w:t>
+      </w:r>
+      <w:r>
+        <w:t xml:space="preserve">. Our sample for analysis includes 410 objects found at 28 sites in 7 countries, and 54 sign types (</w:t>
       </w:r>
       <w:hyperlink w:anchor="fig-site-map">
         <w:r>
@@ -2644,7 +2677,7 @@
         </w:r>
       </w:hyperlink>
       <w:r>
-        <w:t xml:space="preserve">). The Aur-P1 phase has 20 sites and 26 sign types, and the Aur-P2 phase has 8 sites and 10 sign types. A Mantel test to evaluate the correlation between distance in time and distribution of sign types did not find a statistically significant correlation (R = 0.061, p = 0.009). This suggests that substantial changes in sign types did not occur over time during the Aurignacian period.</w:t>
+        <w:t xml:space="preserve">). The Aur-P1 phase has 20 sites and 26 sign types, and the Aur-P2 phase has 8 sites and 10 sign types. A Mantel test to evaluate the correlation between distance in time and distribution of sign types found a weak but nominally statistically significant correlation (R = 0.061, p = 0.009). The very small effect size (R ≈ 0.06) indicates that temporal distance explains only a small fraction of the variation in sign-type distribution, suggesting that substantial changes in sign types did not occur over time during the Aurignacian period.</w:t>
       </w:r>
     </w:p>
     <w:bookmarkEnd w:id="28"/>
@@ -3431,7 +3464,7 @@
         <w:t xml:space="preserve">[46]</w:t>
       </w:r>
       <w:r>
-        <w:t xml:space="preserve">, and the null-benchmarked and size-normalised (Erdős–Rényi) comparisons in Supplement S5.9 evaluate this structure net of network size. Pairwise permutation tests with Benjamini–Hochberg correction show that the phases do not differ significantly in edge density (p = 0.2516, 0.2516), betweenness (p = 0.456, 0.456), or component count (p = 0.4956, 0.4956), but differ significantly in modularity (adjusted p &lt; 0.001), indicating that the Aur-P1 and Aur-P2 networks differ in their community structure rather than in their overall density.</w:t>
+        <w:t xml:space="preserve">, and the null-benchmarked and size-normalised (Erdős–Rényi) comparisons in Supplement S5.9 evaluate this structure net of network size. Pairwise permutation tests with Benjamini–Hochberg correction show that the phases do not differ significantly in edge density (p = 0.2523), betweenness (p = 0.4629), or component count (p = 0.5072), but differ significantly in modularity (adjusted p &lt; 0.001), indicating that the Aur-P1 and Aur-P2 networks differ in their community structure rather than in their overall density.</w:t>
       </w:r>
     </w:p>
     <w:tbl>
@@ -3832,7 +3865,7 @@
         <w:t xml:space="preserve"> </w:t>
       </w:r>
       <w:r>
-        <w:t xml:space="preserve">shows that connectivity also differs between the phases. Aur-P1 produced the more edge-rich network with the higher mean degree (7.5°) and a hub structure centred on key sites, while Aur-P2 shows fewer edges and a lower mean degree (4.2°). Pairwise permutation tests indicate that the phases differ significantly in modularity (adjusted p &lt; 0.001) but not in edge density (p = 0.2516, 0.2516), betweenness (p = 0.456, 0.456), or component count (p = 0.4956, 0.4956), so the Aur-P1–Aur-P2 contrast is best described as a difference in community structure rather than in overall connectedness. The perMANOVA tests confirm that the restricted- and broad-range groups are significantly separated in sign composition within Aur-P1 (R² = 0.195, p = 0.001), while the separation within Aur-P2 is not significant (R² = 0.226, p = 0.147), consistent with the smaller and weaker Aur-P2 structure reported in the Results.</w:t>
+        <w:t xml:space="preserve">shows that connectivity also differs between the phases. Aur-P1 produced the more edge-rich network with the higher mean degree (7.5°) and a hub structure centred on key sites, while Aur-P2 shows fewer edges and a lower mean degree (4.2°). Pairwise permutation tests indicate that the phases differ significantly in modularity (adjusted p &lt; 0.001) but not in edge density (p = 0.2523), betweenness (p = 0.4629), or component count (p = 0.5072), so the Aur-P1–Aur-P2 contrast is best described as a difference in community structure rather than in overall connectedness. The perMANOVA tests confirm that the restricted- and broad-range groups are significantly separated in sign composition within Aur-P1 (R² = 0.195, p = 0.001), while the separation within Aur-P2 is not significant (R² = 0.226, p = 0.147), consistent with the smaller and weaker Aur-P2 structure reported in the Results.</w:t>
       </w:r>
     </w:p>
     <w:p>
@@ -4182,7 +4215,7 @@
         </w:r>
       </w:hyperlink>
       <w:r>
-        <w:t xml:space="preserve">). Supporting this distinction, diversity excess (as an indicator of aggregation candidates) showed a significant negative correlation with network degree (ρ = -0.38, p = 0.0459501), indicating that aggregation candidates are less connected rather than merely decoupled from network hubs. The correlation with betweenness was not significant (ρ = -0.14, p = 0.4820486). Object count was unrelated to centrality (degree: ρ = 0.44, p = 0.0176994), suggesting that hubs are not simply well-sampled sites. The elevated diversity identifying aggregation candidates differs significantly between the restricted and broad-range groups (Wilcoxon W = 62, p = 0.1033813), confirming that this metric captures variation relevant to the restricted/broad grouping.</w:t>
+        <w:t xml:space="preserve">). Supporting this distinction, diversity excess (as an indicator of aggregation candidates) showed a significant negative correlation with network degree (ρ = -0.38, p = 0.0459501), indicating that aggregation candidates are less connected rather than merely decoupled from network hubs. The correlation with betweenness was not significant (ρ = -0.14, p = 0.4820486). Object count was positively correlated with degree centrality (degree: ρ = 0.44, p = 0.0176994), indicating that hubs tend to be among the better-sampled sites. The elevated diversity identifying aggregation candidates did not differ significantly between the restricted and broad-range groups (Wilcoxon W = 62, p = 0.1033813), so this metric does not by itself track the restricted/broad grouping.</w:t>
       </w:r>
     </w:p>
     <w:tbl>

--- a/paper/paper.docx
+++ b/paper/paper.docx
@@ -639,13 +639,721 @@
         <w:t xml:space="preserve"> </w:t>
       </w:r>
       <w:r>
-        <w:t xml:space="preserve">rather</w:t>
-      </w:r>
-      <w:r>
-        <w:t xml:space="preserve"> </w:t>
-      </w:r>
-      <w:r>
-        <w:t xml:space="preserve">than</w:t>
+        <w:t xml:space="preserve">within</w:t>
+      </w:r>
+      <w:r>
+        <w:t xml:space="preserve"> </w:t>
+      </w:r>
+      <w:r>
+        <w:t xml:space="preserve">each</w:t>
+      </w:r>
+      <w:r>
+        <w:t xml:space="preserve"> </w:t>
+      </w:r>
+      <w:r>
+        <w:t xml:space="preserve">phase,</w:t>
+      </w:r>
+      <w:r>
+        <w:t xml:space="preserve"> </w:t>
+      </w:r>
+      <w:r>
+        <w:t xml:space="preserve">and</w:t>
+      </w:r>
+      <w:r>
+        <w:t xml:space="preserve"> </w:t>
+      </w:r>
+      <w:r>
+        <w:t xml:space="preserve">whether</w:t>
+      </w:r>
+      <w:r>
+        <w:t xml:space="preserve"> </w:t>
+      </w:r>
+      <w:r>
+        <w:t xml:space="preserve">the</w:t>
+      </w:r>
+      <w:r>
+        <w:t xml:space="preserve"> </w:t>
+      </w:r>
+      <w:r>
+        <w:t xml:space="preserve">sign-sharing</w:t>
+      </w:r>
+      <w:r>
+        <w:t xml:space="preserve"> </w:t>
+      </w:r>
+      <w:r>
+        <w:t xml:space="preserve">network</w:t>
+      </w:r>
+      <w:r>
+        <w:t xml:space="preserve"> </w:t>
+      </w:r>
+      <w:r>
+        <w:t xml:space="preserve">differs</w:t>
+      </w:r>
+      <w:r>
+        <w:t xml:space="preserve"> </w:t>
+      </w:r>
+      <w:r>
+        <w:t xml:space="preserve">between</w:t>
+      </w:r>
+      <w:r>
+        <w:t xml:space="preserve"> </w:t>
+      </w:r>
+      <w:r>
+        <w:t xml:space="preserve">the</w:t>
+      </w:r>
+      <w:r>
+        <w:t xml:space="preserve"> </w:t>
+      </w:r>
+      <w:r>
+        <w:t xml:space="preserve">early</w:t>
+      </w:r>
+      <w:r>
+        <w:t xml:space="preserve"> </w:t>
+      </w:r>
+      <w:r>
+        <w:t xml:space="preserve">and</w:t>
+      </w:r>
+      <w:r>
+        <w:t xml:space="preserve"> </w:t>
+      </w:r>
+      <w:r>
+        <w:t xml:space="preserve">late</w:t>
+      </w:r>
+      <w:r>
+        <w:t xml:space="preserve"> </w:t>
+      </w:r>
+      <w:r>
+        <w:t xml:space="preserve">Aurignacian.</w:t>
+      </w:r>
+      <w:r>
+        <w:t xml:space="preserve"> </w:t>
+      </w:r>
+      <w:r>
+        <w:t xml:space="preserve">Within</w:t>
+      </w:r>
+      <w:r>
+        <w:t xml:space="preserve"> </w:t>
+      </w:r>
+      <w:r>
+        <w:t xml:space="preserve">the</w:t>
+      </w:r>
+      <w:r>
+        <w:t xml:space="preserve"> </w:t>
+      </w:r>
+      <w:r>
+        <w:t xml:space="preserve">early</w:t>
+      </w:r>
+      <w:r>
+        <w:t xml:space="preserve"> </w:t>
+      </w:r>
+      <w:r>
+        <w:t xml:space="preserve">phase</w:t>
+      </w:r>
+      <w:r>
+        <w:t xml:space="preserve"> </w:t>
+      </w:r>
+      <w:r>
+        <w:t xml:space="preserve">(Aur-P1;</w:t>
+      </w:r>
+      <w:r>
+        <w:t xml:space="preserve"> </w:t>
+      </w:r>
+      <w:r>
+        <w:t xml:space="preserve">20</w:t>
+      </w:r>
+      <w:r>
+        <w:t xml:space="preserve"> </w:t>
+      </w:r>
+      <w:r>
+        <w:t xml:space="preserve">sites)</w:t>
+      </w:r>
+      <w:r>
+        <w:t xml:space="preserve"> </w:t>
+      </w:r>
+      <w:r>
+        <w:t xml:space="preserve">we</w:t>
+      </w:r>
+      <w:r>
+        <w:t xml:space="preserve"> </w:t>
+      </w:r>
+      <w:r>
+        <w:t xml:space="preserve">identify</w:t>
+      </w:r>
+      <w:r>
+        <w:t xml:space="preserve"> </w:t>
+      </w:r>
+      <w:r>
+        <w:t xml:space="preserve">a</w:t>
+      </w:r>
+      <w:r>
+        <w:t xml:space="preserve"> </w:t>
+      </w:r>
+      <w:r>
+        <w:t xml:space="preserve">robust</w:t>
+      </w:r>
+      <w:r>
+        <w:t xml:space="preserve"> </w:t>
+      </w:r>
+      <w:r>
+        <w:t xml:space="preserve">two-group</w:t>
+      </w:r>
+      <w:r>
+        <w:t xml:space="preserve"> </w:t>
+      </w:r>
+      <w:r>
+        <w:t xml:space="preserve">structure</w:t>
+      </w:r>
+      <w:r>
+        <w:t xml:space="preserve"> </w:t>
+      </w:r>
+      <w:r>
+        <w:t xml:space="preserve">of</w:t>
+      </w:r>
+      <w:r>
+        <w:t xml:space="preserve"> </w:t>
+      </w:r>
+      <w:r>
+        <w:t xml:space="preserve">restricted</w:t>
+      </w:r>
+      <w:r>
+        <w:t xml:space="preserve"> </w:t>
+      </w:r>
+      <w:r>
+        <w:t xml:space="preserve">versus</w:t>
+      </w:r>
+      <w:r>
+        <w:t xml:space="preserve"> </w:t>
+      </w:r>
+      <w:r>
+        <w:t xml:space="preserve">broad</w:t>
+      </w:r>
+      <w:r>
+        <w:t xml:space="preserve"> </w:t>
+      </w:r>
+      <w:r>
+        <w:t xml:space="preserve">geometric-sign</w:t>
+      </w:r>
+      <w:r>
+        <w:t xml:space="preserve"> </w:t>
+      </w:r>
+      <w:r>
+        <w:t xml:space="preserve">repertoires</w:t>
+      </w:r>
+      <w:r>
+        <w:t xml:space="preserve"> </w:t>
+      </w:r>
+      <w:r>
+        <w:t xml:space="preserve">that</w:t>
+      </w:r>
+      <w:r>
+        <w:t xml:space="preserve"> </w:t>
+      </w:r>
+      <w:r>
+        <w:t xml:space="preserve">is</w:t>
+      </w:r>
+      <w:r>
+        <w:t xml:space="preserve"> </w:t>
+      </w:r>
+      <w:r>
+        <w:t xml:space="preserve">stable</w:t>
+      </w:r>
+      <w:r>
+        <w:t xml:space="preserve"> </w:t>
+      </w:r>
+      <w:r>
+        <w:t xml:space="preserve">under</w:t>
+      </w:r>
+      <w:r>
+        <w:t xml:space="preserve"> </w:t>
+      </w:r>
+      <w:r>
+        <w:t xml:space="preserve">bootstrap</w:t>
+      </w:r>
+      <w:r>
+        <w:t xml:space="preserve"> </w:t>
+      </w:r>
+      <w:r>
+        <w:t xml:space="preserve">resampling</w:t>
+      </w:r>
+      <w:r>
+        <w:t xml:space="preserve"> </w:t>
+      </w:r>
+      <w:r>
+        <w:t xml:space="preserve">and</w:t>
+      </w:r>
+      <w:r>
+        <w:t xml:space="preserve"> </w:t>
+      </w:r>
+      <w:r>
+        <w:t xml:space="preserve">largely</w:t>
+      </w:r>
+      <w:r>
+        <w:t xml:space="preserve"> </w:t>
+      </w:r>
+      <w:r>
+        <w:t xml:space="preserve">recovered</w:t>
+      </w:r>
+      <w:r>
+        <w:t xml:space="preserve"> </w:t>
+      </w:r>
+      <w:r>
+        <w:t xml:space="preserve">by</w:t>
+      </w:r>
+      <w:r>
+        <w:t xml:space="preserve"> </w:t>
+      </w:r>
+      <w:r>
+        <w:t xml:space="preserve">an</w:t>
+      </w:r>
+      <w:r>
+        <w:t xml:space="preserve"> </w:t>
+      </w:r>
+      <w:r>
+        <w:t xml:space="preserve">independent</w:t>
+      </w:r>
+      <w:r>
+        <w:t xml:space="preserve"> </w:t>
+      </w:r>
+      <w:r>
+        <w:t xml:space="preserve">stochastic</w:t>
+      </w:r>
+      <w:r>
+        <w:t xml:space="preserve"> </w:t>
+      </w:r>
+      <w:r>
+        <w:t xml:space="preserve">block</w:t>
+      </w:r>
+      <w:r>
+        <w:t xml:space="preserve"> </w:t>
+      </w:r>
+      <w:r>
+        <w:t xml:space="preserve">model.</w:t>
+      </w:r>
+      <w:r>
+        <w:t xml:space="preserve"> </w:t>
+      </w:r>
+      <w:r>
+        <w:t xml:space="preserve">The</w:t>
+      </w:r>
+      <w:r>
+        <w:t xml:space="preserve"> </w:t>
+      </w:r>
+      <w:r>
+        <w:t xml:space="preserve">small</w:t>
+      </w:r>
+      <w:r>
+        <w:t xml:space="preserve"> </w:t>
+      </w:r>
+      <w:r>
+        <w:t xml:space="preserve">late</w:t>
+      </w:r>
+      <w:r>
+        <w:t xml:space="preserve"> </w:t>
+      </w:r>
+      <w:r>
+        <w:t xml:space="preserve">phase</w:t>
+      </w:r>
+      <w:r>
+        <w:t xml:space="preserve"> </w:t>
+      </w:r>
+      <w:r>
+        <w:t xml:space="preserve">(Aur-P2;</w:t>
+      </w:r>
+      <w:r>
+        <w:t xml:space="preserve"> </w:t>
+      </w:r>
+      <w:r>
+        <w:t xml:space="preserve">8</w:t>
+      </w:r>
+      <w:r>
+        <w:t xml:space="preserve"> </w:t>
+      </w:r>
+      <w:r>
+        <w:t xml:space="preserve">sites)</w:t>
+      </w:r>
+      <w:r>
+        <w:t xml:space="preserve"> </w:t>
+      </w:r>
+      <w:r>
+        <w:t xml:space="preserve">shows</w:t>
+      </w:r>
+      <w:r>
+        <w:t xml:space="preserve"> </w:t>
+      </w:r>
+      <w:r>
+        <w:t xml:space="preserve">a</w:t>
+      </w:r>
+      <w:r>
+        <w:t xml:space="preserve"> </w:t>
+      </w:r>
+      <w:r>
+        <w:t xml:space="preserve">weaker,</w:t>
+      </w:r>
+      <w:r>
+        <w:t xml:space="preserve"> </w:t>
+      </w:r>
+      <w:r>
+        <w:t xml:space="preserve">less</w:t>
+      </w:r>
+      <w:r>
+        <w:t xml:space="preserve"> </w:t>
+      </w:r>
+      <w:r>
+        <w:t xml:space="preserve">resolved</w:t>
+      </w:r>
+      <w:r>
+        <w:t xml:space="preserve"> </w:t>
+      </w:r>
+      <w:r>
+        <w:t xml:space="preserve">structure.</w:t>
+      </w:r>
+      <w:r>
+        <w:t xml:space="preserve"> </w:t>
+      </w:r>
+      <w:r>
+        <w:t xml:space="preserve">The</w:t>
+      </w:r>
+      <w:r>
+        <w:t xml:space="preserve"> </w:t>
+      </w:r>
+      <w:r>
+        <w:t xml:space="preserve">early</w:t>
+      </w:r>
+      <w:r>
+        <w:t xml:space="preserve"> </w:t>
+      </w:r>
+      <w:r>
+        <w:t xml:space="preserve">phase</w:t>
+      </w:r>
+      <w:r>
+        <w:t xml:space="preserve"> </w:t>
+      </w:r>
+      <w:r>
+        <w:t xml:space="preserve">supports</w:t>
+      </w:r>
+      <w:r>
+        <w:t xml:space="preserve"> </w:t>
+      </w:r>
+      <w:r>
+        <w:t xml:space="preserve">a</w:t>
+      </w:r>
+      <w:r>
+        <w:t xml:space="preserve"> </w:t>
+      </w:r>
+      <w:r>
+        <w:t xml:space="preserve">larger,</w:t>
+      </w:r>
+      <w:r>
+        <w:t xml:space="preserve"> </w:t>
+      </w:r>
+      <w:r>
+        <w:t xml:space="preserve">more</w:t>
+      </w:r>
+      <w:r>
+        <w:t xml:space="preserve"> </w:t>
+      </w:r>
+      <w:r>
+        <w:t xml:space="preserve">network</w:t>
+      </w:r>
+      <w:r>
+        <w:t xml:space="preserve"> </w:t>
+      </w:r>
+      <w:r>
+        <w:t xml:space="preserve">centred</w:t>
+      </w:r>
+      <w:r>
+        <w:t xml:space="preserve"> </w:t>
+      </w:r>
+      <w:r>
+        <w:t xml:space="preserve">on</w:t>
+      </w:r>
+      <w:r>
+        <w:t xml:space="preserve"> </w:t>
+      </w:r>
+      <w:r>
+        <w:t xml:space="preserve">key</w:t>
+      </w:r>
+      <w:r>
+        <w:t xml:space="preserve"> </w:t>
+      </w:r>
+      <w:r>
+        <w:t xml:space="preserve">sites,</w:t>
+      </w:r>
+      <w:r>
+        <w:t xml:space="preserve"> </w:t>
+      </w:r>
+      <w:r>
+        <w:t xml:space="preserve">but</w:t>
+      </w:r>
+      <w:r>
+        <w:t xml:space="preserve"> </w:t>
+      </w:r>
+      <w:r>
+        <w:t xml:space="preserve">once</w:t>
+      </w:r>
+      <w:r>
+        <w:t xml:space="preserve"> </w:t>
+      </w:r>
+      <w:r>
+        <w:t xml:space="preserve">network</w:t>
+      </w:r>
+      <w:r>
+        <w:t xml:space="preserve"> </w:t>
+      </w:r>
+      <w:r>
+        <w:t xml:space="preserve">size</w:t>
+      </w:r>
+      <w:r>
+        <w:t xml:space="preserve"> </w:t>
+      </w:r>
+      <w:r>
+        <w:t xml:space="preserve">is</w:t>
+      </w:r>
+      <w:r>
+        <w:t xml:space="preserve"> </w:t>
+      </w:r>
+      <w:r>
+        <w:t xml:space="preserve">taken</w:t>
+      </w:r>
+      <w:r>
+        <w:t xml:space="preserve"> </w:t>
+      </w:r>
+      <w:r>
+        <w:t xml:space="preserve">into</w:t>
+      </w:r>
+      <w:r>
+        <w:t xml:space="preserve"> </w:t>
+      </w:r>
+      <w:r>
+        <w:t xml:space="preserve">account</w:t>
+      </w:r>
+      <w:r>
+        <w:t xml:space="preserve"> </w:t>
+      </w:r>
+      <w:r>
+        <w:t xml:space="preserve">the</w:t>
+      </w:r>
+      <w:r>
+        <w:t xml:space="preserve"> </w:t>
+      </w:r>
+      <w:r>
+        <w:t xml:space="preserve">late</w:t>
+      </w:r>
+      <w:r>
+        <w:t xml:space="preserve"> </w:t>
+      </w:r>
+      <w:r>
+        <w:t xml:space="preserve">phase</w:t>
+      </w:r>
+      <w:r>
+        <w:t xml:space="preserve"> </w:t>
+      </w:r>
+      <w:r>
+        <w:t xml:space="preserve">shows</w:t>
+      </w:r>
+      <w:r>
+        <w:t xml:space="preserve"> </w:t>
+      </w:r>
+      <w:r>
+        <w:t xml:space="preserve">higher</w:t>
+      </w:r>
+      <w:r>
+        <w:t xml:space="preserve"> </w:t>
+      </w:r>
+      <w:r>
+        <w:t xml:space="preserve">edge</w:t>
+      </w:r>
+      <w:r>
+        <w:t xml:space="preserve"> </w:t>
+      </w:r>
+      <w:r>
+        <w:t xml:space="preserve">density,</w:t>
+      </w:r>
+      <w:r>
+        <w:t xml:space="preserve"> </w:t>
+      </w:r>
+      <w:r>
+        <w:t xml:space="preserve">and</w:t>
+      </w:r>
+      <w:r>
+        <w:t xml:space="preserve"> </w:t>
+      </w:r>
+      <w:r>
+        <w:t xml:space="preserve">formal</w:t>
+      </w:r>
+      <w:r>
+        <w:t xml:space="preserve"> </w:t>
+      </w:r>
+      <w:r>
+        <w:t xml:space="preserve">permutation</w:t>
+      </w:r>
+      <w:r>
+        <w:t xml:space="preserve"> </w:t>
+      </w:r>
+      <w:r>
+        <w:t xml:space="preserve">tests</w:t>
+      </w:r>
+      <w:r>
+        <w:t xml:space="preserve"> </w:t>
+      </w:r>
+      <w:r>
+        <w:t xml:space="preserve">indicate</w:t>
+      </w:r>
+      <w:r>
+        <w:t xml:space="preserve"> </w:t>
+      </w:r>
+      <w:r>
+        <w:t xml:space="preserve">that</w:t>
+      </w:r>
+      <w:r>
+        <w:t xml:space="preserve"> </w:t>
+      </w:r>
+      <w:r>
+        <w:t xml:space="preserve">the</w:t>
+      </w:r>
+      <w:r>
+        <w:t xml:space="preserve"> </w:t>
+      </w:r>
+      <w:r>
+        <w:t xml:space="preserve">phases</w:t>
+      </w:r>
+      <w:r>
+        <w:t xml:space="preserve"> </w:t>
+      </w:r>
+      <w:r>
+        <w:t xml:space="preserve">differ</w:t>
+      </w:r>
+      <w:r>
+        <w:t xml:space="preserve"> </w:t>
+      </w:r>
+      <w:r>
+        <w:t xml:space="preserve">in</w:t>
+      </w:r>
+      <w:r>
+        <w:t xml:space="preserve"> </w:t>
+      </w:r>
+      <w:r>
+        <w:t xml:space="preserve">community</w:t>
+      </w:r>
+      <w:r>
+        <w:t xml:space="preserve"> </w:t>
+      </w:r>
+      <w:r>
+        <w:t xml:space="preserve">structure</w:t>
+      </w:r>
+      <w:r>
+        <w:t xml:space="preserve"> </w:t>
+      </w:r>
+      <w:r>
+        <w:t xml:space="preserve">(modularity)</w:t>
+      </w:r>
+      <w:r>
+        <w:t xml:space="preserve"> </w:t>
+      </w:r>
+      <w:r>
+        <w:t xml:space="preserve">but</w:t>
+      </w:r>
+      <w:r>
+        <w:t xml:space="preserve"> </w:t>
+      </w:r>
+      <w:r>
+        <w:t xml:space="preserve">not</w:t>
+      </w:r>
+      <w:r>
+        <w:t xml:space="preserve"> </w:t>
+      </w:r>
+      <w:r>
+        <w:t xml:space="preserve">in</w:t>
+      </w:r>
+      <w:r>
+        <w:t xml:space="preserve"> </w:t>
+      </w:r>
+      <w:r>
+        <w:t xml:space="preserve">edge</w:t>
+      </w:r>
+      <w:r>
+        <w:t xml:space="preserve"> </w:t>
+      </w:r>
+      <w:r>
+        <w:t xml:space="preserve">density,</w:t>
+      </w:r>
+      <w:r>
+        <w:t xml:space="preserve"> </w:t>
+      </w:r>
+      <w:r>
+        <w:t xml:space="preserve">betweenness,</w:t>
+      </w:r>
+      <w:r>
+        <w:t xml:space="preserve"> </w:t>
+      </w:r>
+      <w:r>
+        <w:t xml:space="preserve">or</w:t>
+      </w:r>
+      <w:r>
+        <w:t xml:space="preserve"> </w:t>
+      </w:r>
+      <w:r>
+        <w:t xml:space="preserve">component</w:t>
+      </w:r>
+      <w:r>
+        <w:t xml:space="preserve"> </w:t>
+      </w:r>
+      <w:r>
+        <w:t xml:space="preserve">count.</w:t>
+      </w:r>
+      <w:r>
+        <w:t xml:space="preserve"> </w:t>
+      </w:r>
+      <w:r>
+        <w:t xml:space="preserve">Mantel</w:t>
+      </w:r>
+      <w:r>
+        <w:t xml:space="preserve"> </w:t>
+      </w:r>
+      <w:r>
+        <w:t xml:space="preserve">tests</w:t>
+      </w:r>
+      <w:r>
+        <w:t xml:space="preserve"> </w:t>
+      </w:r>
+      <w:r>
+        <w:t xml:space="preserve">did</w:t>
+      </w:r>
+      <w:r>
+        <w:t xml:space="preserve"> </w:t>
+      </w:r>
+      <w:r>
+        <w:t xml:space="preserve">not</w:t>
+      </w:r>
+      <w:r>
+        <w:t xml:space="preserve"> </w:t>
+      </w:r>
+      <w:r>
+        <w:t xml:space="preserve">detect</w:t>
+      </w:r>
+      <w:r>
+        <w:t xml:space="preserve"> </w:t>
+      </w:r>
+      <w:r>
+        <w:t xml:space="preserve">a</w:t>
+      </w:r>
+      <w:r>
+        <w:t xml:space="preserve"> </w:t>
+      </w:r>
+      <w:r>
+        <w:t xml:space="preserve">significant</w:t>
+      </w:r>
+      <w:r>
+        <w:t xml:space="preserve"> </w:t>
+      </w:r>
+      <w:r>
+        <w:t xml:space="preserve">correlation</w:t>
+      </w:r>
+      <w:r>
+        <w:t xml:space="preserve"> </w:t>
+      </w:r>
+      <w:r>
+        <w:t xml:space="preserve">between</w:t>
       </w:r>
       <w:r>
         <w:t xml:space="preserve"> </w:t>
@@ -657,19 +1365,37 @@
         <w:t xml:space="preserve"> </w:t>
       </w:r>
       <w:r>
-        <w:t xml:space="preserve">isolation</w:t>
-      </w:r>
-      <w:r>
-        <w:t xml:space="preserve"> </w:t>
-      </w:r>
-      <w:r>
-        <w:t xml:space="preserve">within</w:t>
-      </w:r>
-      <w:r>
-        <w:t xml:space="preserve"> </w:t>
-      </w:r>
-      <w:r>
-        <w:t xml:space="preserve">each</w:t>
+        <w:t xml:space="preserve">distance</w:t>
+      </w:r>
+      <w:r>
+        <w:t xml:space="preserve"> </w:t>
+      </w:r>
+      <w:r>
+        <w:t xml:space="preserve">and</w:t>
+      </w:r>
+      <w:r>
+        <w:t xml:space="preserve"> </w:t>
+      </w:r>
+      <w:r>
+        <w:t xml:space="preserve">sign</w:t>
+      </w:r>
+      <w:r>
+        <w:t xml:space="preserve"> </w:t>
+      </w:r>
+      <w:r>
+        <w:t xml:space="preserve">distribution</w:t>
+      </w:r>
+      <w:r>
+        <w:t xml:space="preserve"> </w:t>
+      </w:r>
+      <w:r>
+        <w:t xml:space="preserve">in</w:t>
+      </w:r>
+      <w:r>
+        <w:t xml:space="preserve"> </w:t>
+      </w:r>
+      <w:r>
+        <w:t xml:space="preserve">either</w:t>
       </w:r>
       <w:r>
         <w:t xml:space="preserve"> </w:t>
@@ -687,31 +1413,37 @@
         <w:t xml:space="preserve"> </w:t>
       </w:r>
       <w:r>
-        <w:t xml:space="preserve">whether</w:t>
-      </w:r>
-      <w:r>
-        <w:t xml:space="preserve"> </w:t>
-      </w:r>
-      <w:r>
         <w:t xml:space="preserve">the</w:t>
       </w:r>
       <w:r>
         <w:t xml:space="preserve"> </w:t>
       </w:r>
       <w:r>
-        <w:t xml:space="preserve">sign-sharing</w:t>
-      </w:r>
-      <w:r>
-        <w:t xml:space="preserve"> </w:t>
-      </w:r>
-      <w:r>
-        <w:t xml:space="preserve">network</w:t>
-      </w:r>
-      <w:r>
-        <w:t xml:space="preserve"> </w:t>
-      </w:r>
-      <w:r>
-        <w:t xml:space="preserve">differs</w:t>
+        <w:t xml:space="preserve">isolation-by-distance</w:t>
+      </w:r>
+      <w:r>
+        <w:t xml:space="preserve"> </w:t>
+      </w:r>
+      <w:r>
+        <w:t xml:space="preserve">relationship</w:t>
+      </w:r>
+      <w:r>
+        <w:t xml:space="preserve"> </w:t>
+      </w:r>
+      <w:r>
+        <w:t xml:space="preserve">does</w:t>
+      </w:r>
+      <w:r>
+        <w:t xml:space="preserve"> </w:t>
+      </w:r>
+      <w:r>
+        <w:t xml:space="preserve">not</w:t>
+      </w:r>
+      <w:r>
+        <w:t xml:space="preserve"> </w:t>
+      </w:r>
+      <w:r>
+        <w:t xml:space="preserve">differ</w:t>
       </w:r>
       <w:r>
         <w:t xml:space="preserve"> </w:t>
@@ -723,901 +1455,289 @@
         <w:t xml:space="preserve"> </w:t>
       </w:r>
       <w:r>
+        <w:t xml:space="preserve">them,</w:t>
+      </w:r>
+      <w:r>
+        <w:t xml:space="preserve"> </w:t>
+      </w:r>
+      <w:r>
+        <w:t xml:space="preserve">although</w:t>
+      </w:r>
+      <w:r>
+        <w:t xml:space="preserve"> </w:t>
+      </w:r>
+      <w:r>
+        <w:t xml:space="preserve">this</w:t>
+      </w:r>
+      <w:r>
+        <w:t xml:space="preserve"> </w:t>
+      </w:r>
+      <w:r>
+        <w:t xml:space="preserve">null</w:t>
+      </w:r>
+      <w:r>
+        <w:t xml:space="preserve"> </w:t>
+      </w:r>
+      <w:r>
+        <w:t xml:space="preserve">result</w:t>
+      </w:r>
+      <w:r>
+        <w:t xml:space="preserve"> </w:t>
+      </w:r>
+      <w:r>
+        <w:t xml:space="preserve">should</w:t>
+      </w:r>
+      <w:r>
+        <w:t xml:space="preserve"> </w:t>
+      </w:r>
+      <w:r>
+        <w:t xml:space="preserve">be</w:t>
+      </w:r>
+      <w:r>
+        <w:t xml:space="preserve"> </w:t>
+      </w:r>
+      <w:r>
+        <w:t xml:space="preserve">interpreted</w:t>
+      </w:r>
+      <w:r>
+        <w:t xml:space="preserve"> </w:t>
+      </w:r>
+      <w:r>
+        <w:t xml:space="preserve">cautiously</w:t>
+      </w:r>
+      <w:r>
+        <w:t xml:space="preserve"> </w:t>
+      </w:r>
+      <w:r>
+        <w:t xml:space="preserve">given</w:t>
+      </w:r>
+      <w:r>
+        <w:t xml:space="preserve"> </w:t>
+      </w:r>
+      <w:r>
         <w:t xml:space="preserve">the</w:t>
       </w:r>
       <w:r>
         <w:t xml:space="preserve"> </w:t>
       </w:r>
       <w:r>
-        <w:t xml:space="preserve">early</w:t>
+        <w:t xml:space="preserve">small</w:t>
+      </w:r>
+      <w:r>
+        <w:t xml:space="preserve"> </w:t>
+      </w:r>
+      <w:r>
+        <w:t xml:space="preserve">sample</w:t>
+      </w:r>
+      <w:r>
+        <w:t xml:space="preserve"> </w:t>
+      </w:r>
+      <w:r>
+        <w:t xml:space="preserve">sizes.</w:t>
+      </w:r>
+      <w:r>
+        <w:t xml:space="preserve"> </w:t>
+      </w:r>
+      <w:r>
+        <w:t xml:space="preserve">These</w:t>
+      </w:r>
+      <w:r>
+        <w:t xml:space="preserve"> </w:t>
+      </w:r>
+      <w:r>
+        <w:t xml:space="preserve">results</w:t>
+      </w:r>
+      <w:r>
+        <w:t xml:space="preserve"> </w:t>
+      </w:r>
+      <w:r>
+        <w:t xml:space="preserve">indicate</w:t>
+      </w:r>
+      <w:r>
+        <w:t xml:space="preserve"> </w:t>
+      </w:r>
+      <w:r>
+        <w:t xml:space="preserve">that</w:t>
+      </w:r>
+      <w:r>
+        <w:t xml:space="preserve"> </w:t>
+      </w:r>
+      <w:r>
+        <w:t xml:space="preserve">the</w:t>
+      </w:r>
+      <w:r>
+        <w:t xml:space="preserve"> </w:t>
+      </w:r>
+      <w:r>
+        <w:t xml:space="preserve">restricted/broad</w:t>
+      </w:r>
+      <w:r>
+        <w:t xml:space="preserve"> </w:t>
+      </w:r>
+      <w:r>
+        <w:t xml:space="preserve">separation</w:t>
+      </w:r>
+      <w:r>
+        <w:t xml:space="preserve"> </w:t>
+      </w:r>
+      <w:r>
+        <w:t xml:space="preserve">is</w:t>
+      </w:r>
+      <w:r>
+        <w:t xml:space="preserve"> </w:t>
+      </w:r>
+      <w:r>
+        <w:t xml:space="preserve">a</w:t>
+      </w:r>
+      <w:r>
+        <w:t xml:space="preserve"> </w:t>
+      </w:r>
+      <w:r>
+        <w:t xml:space="preserve">persistent</w:t>
+      </w:r>
+      <w:r>
+        <w:t xml:space="preserve"> </w:t>
+      </w:r>
+      <w:r>
+        <w:t xml:space="preserve">organisational</w:t>
+      </w:r>
+      <w:r>
+        <w:t xml:space="preserve"> </w:t>
+      </w:r>
+      <w:r>
+        <w:t xml:space="preserve">feature</w:t>
+      </w:r>
+      <w:r>
+        <w:t xml:space="preserve"> </w:t>
+      </w:r>
+      <w:r>
+        <w:t xml:space="preserve">of</w:t>
+      </w:r>
+      <w:r>
+        <w:t xml:space="preserve"> </w:t>
+      </w:r>
+      <w:r>
+        <w:t xml:space="preserve">Aurignacian</w:t>
+      </w:r>
+      <w:r>
+        <w:t xml:space="preserve"> </w:t>
+      </w:r>
+      <w:r>
+        <w:t xml:space="preserve">symbolic</w:t>
+      </w:r>
+      <w:r>
+        <w:t xml:space="preserve"> </w:t>
+      </w:r>
+      <w:r>
+        <w:t xml:space="preserve">culture;</w:t>
+      </w:r>
+      <w:r>
+        <w:t xml:space="preserve"> </w:t>
+      </w:r>
+      <w:r>
+        <w:t xml:space="preserve">the</w:t>
+      </w:r>
+      <w:r>
+        <w:t xml:space="preserve"> </w:t>
+      </w:r>
+      <w:r>
+        <w:t xml:space="preserve">absence</w:t>
+      </w:r>
+      <w:r>
+        <w:t xml:space="preserve"> </w:t>
+      </w:r>
+      <w:r>
+        <w:t xml:space="preserve">of</w:t>
+      </w:r>
+      <w:r>
+        <w:t xml:space="preserve"> </w:t>
+      </w:r>
+      <w:r>
+        <w:t xml:space="preserve">a</w:t>
+      </w:r>
+      <w:r>
+        <w:t xml:space="preserve"> </w:t>
+      </w:r>
+      <w:r>
+        <w:t xml:space="preserve">significant</w:t>
+      </w:r>
+      <w:r>
+        <w:t xml:space="preserve"> </w:t>
+      </w:r>
+      <w:r>
+        <w:t xml:space="preserve">geographic</w:t>
+      </w:r>
+      <w:r>
+        <w:t xml:space="preserve"> </w:t>
+      </w:r>
+      <w:r>
+        <w:t xml:space="preserve">correlation</w:t>
+      </w:r>
+      <w:r>
+        <w:t xml:space="preserve"> </w:t>
+      </w:r>
+      <w:r>
+        <w:t xml:space="preserve">is</w:t>
+      </w:r>
+      <w:r>
+        <w:t xml:space="preserve"> </w:t>
+      </w:r>
+      <w:r>
+        <w:t xml:space="preserve">consistent</w:t>
+      </w:r>
+      <w:r>
+        <w:t xml:space="preserve"> </w:t>
+      </w:r>
+      <w:r>
+        <w:t xml:space="preserve">with</w:t>
+      </w:r>
+      <w:r>
+        <w:t xml:space="preserve"> </w:t>
+      </w:r>
+      <w:r>
+        <w:t xml:space="preserve">this</w:t>
+      </w:r>
+      <w:r>
+        <w:t xml:space="preserve"> </w:t>
+      </w:r>
+      <w:r>
+        <w:t xml:space="preserve">interpretation</w:t>
+      </w:r>
+      <w:r>
+        <w:t xml:space="preserve"> </w:t>
+      </w:r>
+      <w:r>
+        <w:t xml:space="preserve">but</w:t>
+      </w:r>
+      <w:r>
+        <w:t xml:space="preserve"> </w:t>
+      </w:r>
+      <w:r>
+        <w:t xml:space="preserve">does</w:t>
+      </w:r>
+      <w:r>
+        <w:t xml:space="preserve"> </w:t>
+      </w:r>
+      <w:r>
+        <w:t xml:space="preserve">not</w:t>
+      </w:r>
+      <w:r>
+        <w:t xml:space="preserve"> </w:t>
+      </w:r>
+      <w:r>
+        <w:t xml:space="preserve">establish</w:t>
+      </w:r>
+      <w:r>
+        <w:t xml:space="preserve"> </w:t>
+      </w:r>
+      <w:r>
+        <w:t xml:space="preserve">it,</w:t>
       </w:r>
       <w:r>
         <w:t xml:space="preserve"> </w:t>
       </w:r>
       <w:r>
         <w:t xml:space="preserve">and</w:t>
-      </w:r>
-      <w:r>
-        <w:t xml:space="preserve"> </w:t>
-      </w:r>
-      <w:r>
-        <w:t xml:space="preserve">late</w:t>
-      </w:r>
-      <w:r>
-        <w:t xml:space="preserve"> </w:t>
-      </w:r>
-      <w:r>
-        <w:t xml:space="preserve">Aurignacian.</w:t>
-      </w:r>
-      <w:r>
-        <w:t xml:space="preserve"> </w:t>
-      </w:r>
-      <w:r>
-        <w:t xml:space="preserve">Within</w:t>
-      </w:r>
-      <w:r>
-        <w:t xml:space="preserve"> </w:t>
-      </w:r>
-      <w:r>
-        <w:t xml:space="preserve">the</w:t>
-      </w:r>
-      <w:r>
-        <w:t xml:space="preserve"> </w:t>
-      </w:r>
-      <w:r>
-        <w:t xml:space="preserve">early</w:t>
-      </w:r>
-      <w:r>
-        <w:t xml:space="preserve"> </w:t>
-      </w:r>
-      <w:r>
-        <w:t xml:space="preserve">phase</w:t>
-      </w:r>
-      <w:r>
-        <w:t xml:space="preserve"> </w:t>
-      </w:r>
-      <w:r>
-        <w:t xml:space="preserve">(Aur-P1;</w:t>
-      </w:r>
-      <w:r>
-        <w:t xml:space="preserve"> </w:t>
-      </w:r>
-      <w:r>
-        <w:t xml:space="preserve">20</w:t>
-      </w:r>
-      <w:r>
-        <w:t xml:space="preserve"> </w:t>
-      </w:r>
-      <w:r>
-        <w:t xml:space="preserve">sites)</w:t>
-      </w:r>
-      <w:r>
-        <w:t xml:space="preserve"> </w:t>
-      </w:r>
-      <w:r>
-        <w:t xml:space="preserve">we</w:t>
-      </w:r>
-      <w:r>
-        <w:t xml:space="preserve"> </w:t>
-      </w:r>
-      <w:r>
-        <w:t xml:space="preserve">identify</w:t>
-      </w:r>
-      <w:r>
-        <w:t xml:space="preserve"> </w:t>
-      </w:r>
-      <w:r>
-        <w:t xml:space="preserve">a</w:t>
-      </w:r>
-      <w:r>
-        <w:t xml:space="preserve"> </w:t>
-      </w:r>
-      <w:r>
-        <w:t xml:space="preserve">robust</w:t>
-      </w:r>
-      <w:r>
-        <w:t xml:space="preserve"> </w:t>
-      </w:r>
-      <w:r>
-        <w:t xml:space="preserve">two-group</w:t>
-      </w:r>
-      <w:r>
-        <w:t xml:space="preserve"> </w:t>
-      </w:r>
-      <w:r>
-        <w:t xml:space="preserve">structure</w:t>
-      </w:r>
-      <w:r>
-        <w:t xml:space="preserve"> </w:t>
-      </w:r>
-      <w:r>
-        <w:t xml:space="preserve">of</w:t>
-      </w:r>
-      <w:r>
-        <w:t xml:space="preserve"> </w:t>
-      </w:r>
-      <w:r>
-        <w:t xml:space="preserve">restricted</w:t>
-      </w:r>
-      <w:r>
-        <w:t xml:space="preserve"> </w:t>
-      </w:r>
-      <w:r>
-        <w:t xml:space="preserve">versus</w:t>
-      </w:r>
-      <w:r>
-        <w:t xml:space="preserve"> </w:t>
-      </w:r>
-      <w:r>
-        <w:t xml:space="preserve">broad</w:t>
-      </w:r>
-      <w:r>
-        <w:t xml:space="preserve"> </w:t>
-      </w:r>
-      <w:r>
-        <w:t xml:space="preserve">geometric-sign</w:t>
-      </w:r>
-      <w:r>
-        <w:t xml:space="preserve"> </w:t>
-      </w:r>
-      <w:r>
-        <w:t xml:space="preserve">repertoires</w:t>
-      </w:r>
-      <w:r>
-        <w:t xml:space="preserve"> </w:t>
-      </w:r>
-      <w:r>
-        <w:t xml:space="preserve">that</w:t>
-      </w:r>
-      <w:r>
-        <w:t xml:space="preserve"> </w:t>
-      </w:r>
-      <w:r>
-        <w:t xml:space="preserve">is</w:t>
-      </w:r>
-      <w:r>
-        <w:t xml:space="preserve"> </w:t>
-      </w:r>
-      <w:r>
-        <w:t xml:space="preserve">stable</w:t>
-      </w:r>
-      <w:r>
-        <w:t xml:space="preserve"> </w:t>
-      </w:r>
-      <w:r>
-        <w:t xml:space="preserve">under</w:t>
-      </w:r>
-      <w:r>
-        <w:t xml:space="preserve"> </w:t>
-      </w:r>
-      <w:r>
-        <w:t xml:space="preserve">bootstrap</w:t>
-      </w:r>
-      <w:r>
-        <w:t xml:space="preserve"> </w:t>
-      </w:r>
-      <w:r>
-        <w:t xml:space="preserve">resampling</w:t>
-      </w:r>
-      <w:r>
-        <w:t xml:space="preserve"> </w:t>
-      </w:r>
-      <w:r>
-        <w:t xml:space="preserve">and</w:t>
-      </w:r>
-      <w:r>
-        <w:t xml:space="preserve"> </w:t>
-      </w:r>
-      <w:r>
-        <w:t xml:space="preserve">largely</w:t>
-      </w:r>
-      <w:r>
-        <w:t xml:space="preserve"> </w:t>
-      </w:r>
-      <w:r>
-        <w:t xml:space="preserve">recovered</w:t>
-      </w:r>
-      <w:r>
-        <w:t xml:space="preserve"> </w:t>
-      </w:r>
-      <w:r>
-        <w:t xml:space="preserve">by</w:t>
-      </w:r>
-      <w:r>
-        <w:t xml:space="preserve"> </w:t>
-      </w:r>
-      <w:r>
-        <w:t xml:space="preserve">an</w:t>
-      </w:r>
-      <w:r>
-        <w:t xml:space="preserve"> </w:t>
-      </w:r>
-      <w:r>
-        <w:t xml:space="preserve">independent</w:t>
-      </w:r>
-      <w:r>
-        <w:t xml:space="preserve"> </w:t>
-      </w:r>
-      <w:r>
-        <w:t xml:space="preserve">stochastic</w:t>
-      </w:r>
-      <w:r>
-        <w:t xml:space="preserve"> </w:t>
-      </w:r>
-      <w:r>
-        <w:t xml:space="preserve">block</w:t>
-      </w:r>
-      <w:r>
-        <w:t xml:space="preserve"> </w:t>
-      </w:r>
-      <w:r>
-        <w:t xml:space="preserve">model.</w:t>
-      </w:r>
-      <w:r>
-        <w:t xml:space="preserve"> </w:t>
-      </w:r>
-      <w:r>
-        <w:t xml:space="preserve">The</w:t>
-      </w:r>
-      <w:r>
-        <w:t xml:space="preserve"> </w:t>
-      </w:r>
-      <w:r>
-        <w:t xml:space="preserve">small</w:t>
-      </w:r>
-      <w:r>
-        <w:t xml:space="preserve"> </w:t>
-      </w:r>
-      <w:r>
-        <w:t xml:space="preserve">late</w:t>
-      </w:r>
-      <w:r>
-        <w:t xml:space="preserve"> </w:t>
-      </w:r>
-      <w:r>
-        <w:t xml:space="preserve">phase</w:t>
-      </w:r>
-      <w:r>
-        <w:t xml:space="preserve"> </w:t>
-      </w:r>
-      <w:r>
-        <w:t xml:space="preserve">(Aur-P2;</w:t>
-      </w:r>
-      <w:r>
-        <w:t xml:space="preserve"> </w:t>
-      </w:r>
-      <w:r>
-        <w:t xml:space="preserve">8</w:t>
-      </w:r>
-      <w:r>
-        <w:t xml:space="preserve"> </w:t>
-      </w:r>
-      <w:r>
-        <w:t xml:space="preserve">sites)</w:t>
-      </w:r>
-      <w:r>
-        <w:t xml:space="preserve"> </w:t>
-      </w:r>
-      <w:r>
-        <w:t xml:space="preserve">shows</w:t>
-      </w:r>
-      <w:r>
-        <w:t xml:space="preserve"> </w:t>
-      </w:r>
-      <w:r>
-        <w:t xml:space="preserve">a</w:t>
-      </w:r>
-      <w:r>
-        <w:t xml:space="preserve"> </w:t>
-      </w:r>
-      <w:r>
-        <w:t xml:space="preserve">weaker,</w:t>
-      </w:r>
-      <w:r>
-        <w:t xml:space="preserve"> </w:t>
-      </w:r>
-      <w:r>
-        <w:t xml:space="preserve">less</w:t>
-      </w:r>
-      <w:r>
-        <w:t xml:space="preserve"> </w:t>
-      </w:r>
-      <w:r>
-        <w:t xml:space="preserve">resolved</w:t>
-      </w:r>
-      <w:r>
-        <w:t xml:space="preserve"> </w:t>
-      </w:r>
-      <w:r>
-        <w:t xml:space="preserve">structure.</w:t>
-      </w:r>
-      <w:r>
-        <w:t xml:space="preserve"> </w:t>
-      </w:r>
-      <w:r>
-        <w:t xml:space="preserve">The</w:t>
-      </w:r>
-      <w:r>
-        <w:t xml:space="preserve"> </w:t>
-      </w:r>
-      <w:r>
-        <w:t xml:space="preserve">early</w:t>
-      </w:r>
-      <w:r>
-        <w:t xml:space="preserve"> </w:t>
-      </w:r>
-      <w:r>
-        <w:t xml:space="preserve">phase</w:t>
-      </w:r>
-      <w:r>
-        <w:t xml:space="preserve"> </w:t>
-      </w:r>
-      <w:r>
-        <w:t xml:space="preserve">supports</w:t>
-      </w:r>
-      <w:r>
-        <w:t xml:space="preserve"> </w:t>
-      </w:r>
-      <w:r>
-        <w:t xml:space="preserve">a</w:t>
-      </w:r>
-      <w:r>
-        <w:t xml:space="preserve"> </w:t>
-      </w:r>
-      <w:r>
-        <w:t xml:space="preserve">larger,</w:t>
-      </w:r>
-      <w:r>
-        <w:t xml:space="preserve"> </w:t>
-      </w:r>
-      <w:r>
-        <w:t xml:space="preserve">more</w:t>
-      </w:r>
-      <w:r>
-        <w:t xml:space="preserve"> </w:t>
-      </w:r>
-      <w:r>
-        <w:t xml:space="preserve">hub-centred</w:t>
-      </w:r>
-      <w:r>
-        <w:t xml:space="preserve"> </w:t>
-      </w:r>
-      <w:r>
-        <w:t xml:space="preserve">network,</w:t>
-      </w:r>
-      <w:r>
-        <w:t xml:space="preserve"> </w:t>
-      </w:r>
-      <w:r>
-        <w:t xml:space="preserve">but</w:t>
-      </w:r>
-      <w:r>
-        <w:t xml:space="preserve"> </w:t>
-      </w:r>
-      <w:r>
-        <w:t xml:space="preserve">once</w:t>
-      </w:r>
-      <w:r>
-        <w:t xml:space="preserve"> </w:t>
-      </w:r>
-      <w:r>
-        <w:t xml:space="preserve">network</w:t>
-      </w:r>
-      <w:r>
-        <w:t xml:space="preserve"> </w:t>
-      </w:r>
-      <w:r>
-        <w:t xml:space="preserve">size</w:t>
-      </w:r>
-      <w:r>
-        <w:t xml:space="preserve"> </w:t>
-      </w:r>
-      <w:r>
-        <w:t xml:space="preserve">is</w:t>
-      </w:r>
-      <w:r>
-        <w:t xml:space="preserve"> </w:t>
-      </w:r>
-      <w:r>
-        <w:t xml:space="preserve">taken</w:t>
-      </w:r>
-      <w:r>
-        <w:t xml:space="preserve"> </w:t>
-      </w:r>
-      <w:r>
-        <w:t xml:space="preserve">into</w:t>
-      </w:r>
-      <w:r>
-        <w:t xml:space="preserve"> </w:t>
-      </w:r>
-      <w:r>
-        <w:t xml:space="preserve">account</w:t>
-      </w:r>
-      <w:r>
-        <w:t xml:space="preserve"> </w:t>
-      </w:r>
-      <w:r>
-        <w:t xml:space="preserve">the</w:t>
-      </w:r>
-      <w:r>
-        <w:t xml:space="preserve"> </w:t>
-      </w:r>
-      <w:r>
-        <w:t xml:space="preserve">late</w:t>
-      </w:r>
-      <w:r>
-        <w:t xml:space="preserve"> </w:t>
-      </w:r>
-      <w:r>
-        <w:t xml:space="preserve">phase</w:t>
-      </w:r>
-      <w:r>
-        <w:t xml:space="preserve"> </w:t>
-      </w:r>
-      <w:r>
-        <w:t xml:space="preserve">shows</w:t>
-      </w:r>
-      <w:r>
-        <w:t xml:space="preserve"> </w:t>
-      </w:r>
-      <w:r>
-        <w:t xml:space="preserve">higher</w:t>
-      </w:r>
-      <w:r>
-        <w:t xml:space="preserve"> </w:t>
-      </w:r>
-      <w:r>
-        <w:t xml:space="preserve">edge</w:t>
-      </w:r>
-      <w:r>
-        <w:t xml:space="preserve"> </w:t>
-      </w:r>
-      <w:r>
-        <w:t xml:space="preserve">density,</w:t>
-      </w:r>
-      <w:r>
-        <w:t xml:space="preserve"> </w:t>
-      </w:r>
-      <w:r>
-        <w:t xml:space="preserve">and</w:t>
-      </w:r>
-      <w:r>
-        <w:t xml:space="preserve"> </w:t>
-      </w:r>
-      <w:r>
-        <w:t xml:space="preserve">formal</w:t>
-      </w:r>
-      <w:r>
-        <w:t xml:space="preserve"> </w:t>
-      </w:r>
-      <w:r>
-        <w:t xml:space="preserve">permutation</w:t>
-      </w:r>
-      <w:r>
-        <w:t xml:space="preserve"> </w:t>
-      </w:r>
-      <w:r>
-        <w:t xml:space="preserve">tests</w:t>
-      </w:r>
-      <w:r>
-        <w:t xml:space="preserve"> </w:t>
-      </w:r>
-      <w:r>
-        <w:t xml:space="preserve">indicate</w:t>
-      </w:r>
-      <w:r>
-        <w:t xml:space="preserve"> </w:t>
-      </w:r>
-      <w:r>
-        <w:t xml:space="preserve">that</w:t>
-      </w:r>
-      <w:r>
-        <w:t xml:space="preserve"> </w:t>
-      </w:r>
-      <w:r>
-        <w:t xml:space="preserve">the</w:t>
-      </w:r>
-      <w:r>
-        <w:t xml:space="preserve"> </w:t>
-      </w:r>
-      <w:r>
-        <w:t xml:space="preserve">phases</w:t>
-      </w:r>
-      <w:r>
-        <w:t xml:space="preserve"> </w:t>
-      </w:r>
-      <w:r>
-        <w:t xml:space="preserve">differ</w:t>
-      </w:r>
-      <w:r>
-        <w:t xml:space="preserve"> </w:t>
-      </w:r>
-      <w:r>
-        <w:t xml:space="preserve">in</w:t>
-      </w:r>
-      <w:r>
-        <w:t xml:space="preserve"> </w:t>
-      </w:r>
-      <w:r>
-        <w:t xml:space="preserve">community</w:t>
-      </w:r>
-      <w:r>
-        <w:t xml:space="preserve"> </w:t>
-      </w:r>
-      <w:r>
-        <w:t xml:space="preserve">structure</w:t>
-      </w:r>
-      <w:r>
-        <w:t xml:space="preserve"> </w:t>
-      </w:r>
-      <w:r>
-        <w:t xml:space="preserve">(modularity)</w:t>
-      </w:r>
-      <w:r>
-        <w:t xml:space="preserve"> </w:t>
-      </w:r>
-      <w:r>
-        <w:t xml:space="preserve">but</w:t>
-      </w:r>
-      <w:r>
-        <w:t xml:space="preserve"> </w:t>
-      </w:r>
-      <w:r>
-        <w:t xml:space="preserve">not</w:t>
-      </w:r>
-      <w:r>
-        <w:t xml:space="preserve"> </w:t>
-      </w:r>
-      <w:r>
-        <w:t xml:space="preserve">in</w:t>
-      </w:r>
-      <w:r>
-        <w:t xml:space="preserve"> </w:t>
-      </w:r>
-      <w:r>
-        <w:t xml:space="preserve">edge</w:t>
-      </w:r>
-      <w:r>
-        <w:t xml:space="preserve"> </w:t>
-      </w:r>
-      <w:r>
-        <w:t xml:space="preserve">density,</w:t>
-      </w:r>
-      <w:r>
-        <w:t xml:space="preserve"> </w:t>
-      </w:r>
-      <w:r>
-        <w:t xml:space="preserve">betweenness,</w:t>
-      </w:r>
-      <w:r>
-        <w:t xml:space="preserve"> </w:t>
-      </w:r>
-      <w:r>
-        <w:t xml:space="preserve">or</w:t>
-      </w:r>
-      <w:r>
-        <w:t xml:space="preserve"> </w:t>
-      </w:r>
-      <w:r>
-        <w:t xml:space="preserve">component</w:t>
-      </w:r>
-      <w:r>
-        <w:t xml:space="preserve"> </w:t>
-      </w:r>
-      <w:r>
-        <w:t xml:space="preserve">count.</w:t>
-      </w:r>
-      <w:r>
-        <w:t xml:space="preserve"> </w:t>
-      </w:r>
-      <w:r>
-        <w:t xml:space="preserve">Mantel</w:t>
-      </w:r>
-      <w:r>
-        <w:t xml:space="preserve"> </w:t>
-      </w:r>
-      <w:r>
-        <w:t xml:space="preserve">tests</w:t>
-      </w:r>
-      <w:r>
-        <w:t xml:space="preserve"> </w:t>
-      </w:r>
-      <w:r>
-        <w:t xml:space="preserve">show</w:t>
-      </w:r>
-      <w:r>
-        <w:t xml:space="preserve"> </w:t>
-      </w:r>
-      <w:r>
-        <w:t xml:space="preserve">that</w:t>
-      </w:r>
-      <w:r>
-        <w:t xml:space="preserve"> </w:t>
-      </w:r>
-      <w:r>
-        <w:t xml:space="preserve">geographic</w:t>
-      </w:r>
-      <w:r>
-        <w:t xml:space="preserve"> </w:t>
-      </w:r>
-      <w:r>
-        <w:t xml:space="preserve">distance</w:t>
-      </w:r>
-      <w:r>
-        <w:t xml:space="preserve"> </w:t>
-      </w:r>
-      <w:r>
-        <w:t xml:space="preserve">does</w:t>
-      </w:r>
-      <w:r>
-        <w:t xml:space="preserve"> </w:t>
-      </w:r>
-      <w:r>
-        <w:t xml:space="preserve">not</w:t>
-      </w:r>
-      <w:r>
-        <w:t xml:space="preserve"> </w:t>
-      </w:r>
-      <w:r>
-        <w:t xml:space="preserve">account</w:t>
-      </w:r>
-      <w:r>
-        <w:t xml:space="preserve"> </w:t>
-      </w:r>
-      <w:r>
-        <w:t xml:space="preserve">for</w:t>
-      </w:r>
-      <w:r>
-        <w:t xml:space="preserve"> </w:t>
-      </w:r>
-      <w:r>
-        <w:t xml:space="preserve">sign</w:t>
-      </w:r>
-      <w:r>
-        <w:t xml:space="preserve"> </w:t>
-      </w:r>
-      <w:r>
-        <w:t xml:space="preserve">distribution</w:t>
-      </w:r>
-      <w:r>
-        <w:t xml:space="preserve"> </w:t>
-      </w:r>
-      <w:r>
-        <w:t xml:space="preserve">in</w:t>
-      </w:r>
-      <w:r>
-        <w:t xml:space="preserve"> </w:t>
-      </w:r>
-      <w:r>
-        <w:t xml:space="preserve">either</w:t>
-      </w:r>
-      <w:r>
-        <w:t xml:space="preserve"> </w:t>
-      </w:r>
-      <w:r>
-        <w:t xml:space="preserve">phase,</w:t>
-      </w:r>
-      <w:r>
-        <w:t xml:space="preserve"> </w:t>
-      </w:r>
-      <w:r>
-        <w:t xml:space="preserve">and</w:t>
-      </w:r>
-      <w:r>
-        <w:t xml:space="preserve"> </w:t>
-      </w:r>
-      <w:r>
-        <w:t xml:space="preserve">the</w:t>
-      </w:r>
-      <w:r>
-        <w:t xml:space="preserve"> </w:t>
-      </w:r>
-      <w:r>
-        <w:t xml:space="preserve">isolation-by-distance</w:t>
-      </w:r>
-      <w:r>
-        <w:t xml:space="preserve"> </w:t>
-      </w:r>
-      <w:r>
-        <w:t xml:space="preserve">relationship</w:t>
-      </w:r>
-      <w:r>
-        <w:t xml:space="preserve"> </w:t>
-      </w:r>
-      <w:r>
-        <w:t xml:space="preserve">does</w:t>
-      </w:r>
-      <w:r>
-        <w:t xml:space="preserve"> </w:t>
-      </w:r>
-      <w:r>
-        <w:t xml:space="preserve">not</w:t>
-      </w:r>
-      <w:r>
-        <w:t xml:space="preserve"> </w:t>
-      </w:r>
-      <w:r>
-        <w:t xml:space="preserve">differ</w:t>
-      </w:r>
-      <w:r>
-        <w:t xml:space="preserve"> </w:t>
-      </w:r>
-      <w:r>
-        <w:t xml:space="preserve">between</w:t>
-      </w:r>
-      <w:r>
-        <w:t xml:space="preserve"> </w:t>
-      </w:r>
-      <w:r>
-        <w:t xml:space="preserve">them.</w:t>
-      </w:r>
-      <w:r>
-        <w:t xml:space="preserve"> </w:t>
-      </w:r>
-      <w:r>
-        <w:t xml:space="preserve">These</w:t>
-      </w:r>
-      <w:r>
-        <w:t xml:space="preserve"> </w:t>
-      </w:r>
-      <w:r>
-        <w:t xml:space="preserve">results</w:t>
-      </w:r>
-      <w:r>
-        <w:t xml:space="preserve"> </w:t>
-      </w:r>
-      <w:r>
-        <w:t xml:space="preserve">indicate</w:t>
-      </w:r>
-      <w:r>
-        <w:t xml:space="preserve"> </w:t>
-      </w:r>
-      <w:r>
-        <w:t xml:space="preserve">that</w:t>
-      </w:r>
-      <w:r>
-        <w:t xml:space="preserve"> </w:t>
-      </w:r>
-      <w:r>
-        <w:t xml:space="preserve">the</w:t>
-      </w:r>
-      <w:r>
-        <w:t xml:space="preserve"> </w:t>
-      </w:r>
-      <w:r>
-        <w:t xml:space="preserve">restricted/broad</w:t>
-      </w:r>
-      <w:r>
-        <w:t xml:space="preserve"> </w:t>
-      </w:r>
-      <w:r>
-        <w:t xml:space="preserve">separation</w:t>
-      </w:r>
-      <w:r>
-        <w:t xml:space="preserve"> </w:t>
-      </w:r>
-      <w:r>
-        <w:t xml:space="preserve">is</w:t>
-      </w:r>
-      <w:r>
-        <w:t xml:space="preserve"> </w:t>
-      </w:r>
-      <w:r>
-        <w:t xml:space="preserve">a</w:t>
-      </w:r>
-      <w:r>
-        <w:t xml:space="preserve"> </w:t>
-      </w:r>
-      <w:r>
-        <w:t xml:space="preserve">persistent</w:t>
-      </w:r>
-      <w:r>
-        <w:t xml:space="preserve"> </w:t>
-      </w:r>
-      <w:r>
-        <w:t xml:space="preserve">organisational</w:t>
-      </w:r>
-      <w:r>
-        <w:t xml:space="preserve"> </w:t>
-      </w:r>
-      <w:r>
-        <w:t xml:space="preserve">feature</w:t>
-      </w:r>
-      <w:r>
-        <w:t xml:space="preserve"> </w:t>
-      </w:r>
-      <w:r>
-        <w:t xml:space="preserve">of</w:t>
-      </w:r>
-      <w:r>
-        <w:t xml:space="preserve"> </w:t>
-      </w:r>
-      <w:r>
-        <w:t xml:space="preserve">Aurignacian</w:t>
-      </w:r>
-      <w:r>
-        <w:t xml:space="preserve"> </w:t>
-      </w:r>
-      <w:r>
-        <w:t xml:space="preserve">symbolic</w:t>
-      </w:r>
-      <w:r>
-        <w:t xml:space="preserve"> </w:t>
-      </w:r>
-      <w:r>
-        <w:t xml:space="preserve">culture</w:t>
-      </w:r>
-      <w:r>
-        <w:t xml:space="preserve"> </w:t>
-      </w:r>
-      <w:r>
-        <w:t xml:space="preserve">rather</w:t>
-      </w:r>
-      <w:r>
-        <w:t xml:space="preserve"> </w:t>
-      </w:r>
-      <w:r>
-        <w:t xml:space="preserve">than</w:t>
-      </w:r>
-      <w:r>
-        <w:t xml:space="preserve"> </w:t>
-      </w:r>
-      <w:r>
-        <w:t xml:space="preserve">an</w:t>
-      </w:r>
-      <w:r>
-        <w:t xml:space="preserve"> </w:t>
-      </w:r>
-      <w:r>
-        <w:t xml:space="preserve">artefact</w:t>
-      </w:r>
-      <w:r>
-        <w:t xml:space="preserve"> </w:t>
-      </w:r>
-      <w:r>
-        <w:t xml:space="preserve">of</w:t>
-      </w:r>
-      <w:r>
-        <w:t xml:space="preserve"> </w:t>
-      </w:r>
-      <w:r>
-        <w:t xml:space="preserve">geographic</w:t>
-      </w:r>
-      <w:r>
-        <w:t xml:space="preserve"> </w:t>
-      </w:r>
-      <w:r>
-        <w:t xml:space="preserve">isolation</w:t>
-      </w:r>
-      <w:r>
-        <w:t xml:space="preserve"> </w:t>
-      </w:r>
-      <w:r>
-        <w:t xml:space="preserve">or</w:t>
-      </w:r>
-      <w:r>
-        <w:t xml:space="preserve"> </w:t>
-      </w:r>
-      <w:r>
-        <w:t xml:space="preserve">site</w:t>
-      </w:r>
-      <w:r>
-        <w:t xml:space="preserve"> </w:t>
-      </w:r>
-      <w:r>
-        <w:t xml:space="preserve">assignment,</w:t>
-      </w:r>
-      <w:r>
-        <w:t xml:space="preserve"> </w:t>
-      </w:r>
-      <w:r>
-        <w:t xml:space="preserve">and</w:t>
-      </w:r>
-      <w:r>
-        <w:t xml:space="preserve"> </w:t>
-      </w:r>
-      <w:r>
-        <w:t xml:space="preserve">that</w:t>
       </w:r>
       <w:r>
         <w:t xml:space="preserve"> </w:t>
@@ -1829,7 +1949,7 @@
         <w:t xml:space="preserve">[2–7]</w:t>
       </w:r>
       <w:r>
-        <w:t xml:space="preserve">. The Aurignacian technocomplex (ca. 43 - 30 ka BP) is often linked to the dispersal of</w:t>
+        <w:t xml:space="preserve">. The Aurignacian technocomplex (ca. 43–30 ka BP) is often linked to the dispersal of</w:t>
       </w:r>
       <w:r>
         <w:t xml:space="preserve"> </w:t>
@@ -2022,7 +2142,7 @@
         <w:pStyle w:val="FirstParagraph"/>
       </w:pPr>
       <w:r>
-        <w:t xml:space="preserve">The Aurignacian period (~43-30 ka BP) is largely characterized by material culture indicators such as carinated scrapers, blades and bladelets, and split-based bone and ivory tools</w:t>
+        <w:t xml:space="preserve">The Aurignacian period (~43–30 ka BP) is largely characterized by material culture indicators such as carinated scrapers, blades and bladelets, and split-based bone and ivory tools</w:t>
       </w:r>
       <w:r>
         <w:t xml:space="preserve"> </w:t>
@@ -2088,7 +2208,7 @@
         <w:t xml:space="preserve"> </w:t>
       </w:r>
       <w:r>
-        <w:t xml:space="preserve">divided the Aurignacian into two main phases, Aur-P1 (Proto/Early, 43–37 ka BP), and Aur-P2 (Evolved/Late, 37-32 ka BP), noting that the technological and chronological differences between the Proto and Early Aurignacian are difficult to distinguish</w:t>
+        <w:t xml:space="preserve">divided the Aurignacian into two main phases, Aur-P1 (Proto/Early, 43–37 ka BP), and Aur-P2 (Evolved/Late, 37–32 ka BP), noting that the technological and chronological differences between the Proto and Early Aurignacian are difficult to distinguish</w:t>
       </w:r>
       <w:r>
         <w:t xml:space="preserve"> </w:t>
@@ -2109,7 +2229,7 @@
         <w:t xml:space="preserve"> </w:t>
       </w:r>
       <w:r>
-        <w:t xml:space="preserve">used Bayesian modeling methods to estimate the timing of the transition between the Proto and Early Aurignacian, placing the Proto-Aurignacian at 41.5 - 39.9 ka BP, and the early Aurignacian at 39.8 - 37.8 ka BP. They found that the Proto-Aurignacian occurs during the Greenland Interstadials (GI) 9 and 10, periods of climatic amelioration, while the Early Aurignacian began with the Henrich Stadial, which is characterized by dry and arid conditions, and ends with GI 8.</w:t>
+        <w:t xml:space="preserve">used Bayesian modeling methods to estimate the timing of the transition between the Proto and Early Aurignacian, placing the Proto-Aurignacian at 41.5–39.9 ka BP, and the early Aurignacian at 39.8–37.8 ka BP. They found that the Proto-Aurignacian occurs during the Greenland Interstadials (GI) 9 and 10, periods of climatic amelioration, while the Early Aurignacian began with the Henrich Stadial, which is characterized by dry and arid conditions, and ends with GI 8.</w:t>
       </w:r>
     </w:p>
     <w:p>
@@ -2165,7 +2285,34 @@
         <w:t xml:space="preserve">[19]</w:t>
       </w:r>
       <w:r>
-        <w:t xml:space="preserve">.</w:t>
+        <w:t xml:space="preserve">. This merger is also chronologically warranted: South-west German sites whose lithic technology is assigned to the Early Aurignacian commonly overlap in calibrated age with Mediterranean assemblages attributed to the Proto-Aurignacian, so the Proto/Early boundary functions as a coeval boundary rather than a continental succession (e.g.</w:t>
+      </w:r>
+      <w:r>
+        <w:t xml:space="preserve"> </w:t>
+      </w:r>
+      <w:r>
+        <w:t xml:space="preserve">[23]</w:t>
+      </w:r>
+      <w:r>
+        <w:t xml:space="preserve">;</w:t>
+      </w:r>
+      <w:r>
+        <w:t xml:space="preserve"> </w:t>
+      </w:r>
+      <w:r>
+        <w:t xml:space="preserve">[20]</w:t>
+      </w:r>
+      <w:r>
+        <w:t xml:space="preserve">;</w:t>
+      </w:r>
+      <w:r>
+        <w:t xml:space="preserve"> </w:t>
+      </w:r>
+      <w:r>
+        <w:t xml:space="preserve">[22]</w:t>
+      </w:r>
+      <w:r>
+        <w:t xml:space="preserve">).</w:t>
       </w:r>
     </w:p>
     <w:p>
@@ -2179,7 +2326,7 @@
         <w:t xml:space="preserve"> </w:t>
       </w:r>
       <w:r>
-        <w:t xml:space="preserve">[23,24]</w:t>
+        <w:t xml:space="preserve">[24,25]</w:t>
       </w:r>
       <w:r>
         <w:t xml:space="preserve">, La Ferrassie in the Early Aurignacian (Aur-P1) on the basis of Layer 7 directly above the Châtelperronian</w:t>
@@ -2188,7 +2335,7 @@
         <w:t xml:space="preserve"> </w:t>
       </w:r>
       <w:r>
-        <w:t xml:space="preserve">[25]</w:t>
+        <w:t xml:space="preserve">[26]</w:t>
       </w:r>
       <w:r>
         <w:t xml:space="preserve">, Mladeč in the Evolved Aurignacian (Aur-P2) on the basis of its massive-base bone points and ~31 ka BP dates</w:t>
@@ -2197,7 +2344,7 @@
         <w:t xml:space="preserve"> </w:t>
       </w:r>
       <w:r>
-        <w:t xml:space="preserve">[26]</w:t>
+        <w:t xml:space="preserve">[27]</w:t>
       </w:r>
       <w:r>
         <w:t xml:space="preserve">, and the Swabian Jura sites of Hohle Fels and Geissenklösterle in the Early Aurignacian</w:t>
@@ -2206,7 +2353,7 @@
         <w:t xml:space="preserve"> </w:t>
       </w:r>
       <w:r>
-        <w:t xml:space="preserve">[Aur-P1, 27,28]</w:t>
+        <w:t xml:space="preserve">[23,Aur-P1, 28]</w:t>
       </w:r>
       <w:r>
         <w:t xml:space="preserve">. Two sites are excluded from the analysis because their assemblages are too mixed to assign to a single phase reliably: Spy</w:t>
@@ -2221,7 +2368,7 @@
         <w:t xml:space="preserve"> </w:t>
       </w:r>
       <w:r>
-        <w:t xml:space="preserve">and El Castillo. The robustness of these assignments to reverting to purely date-based criteria is tested in Supplement S7, where stratigraphic mixing concerns at Vogelherd are also addressed</w:t>
+        <w:t xml:space="preserve">and El Castillo. The robustness of these assignments to reverting to purely date-based criteria is tested in Supplement S8, where stratigraphic mixing concerns at Vogelherd are also addressed</w:t>
       </w:r>
       <w:r>
         <w:t xml:space="preserve"> </w:t>
@@ -2486,7 +2633,7 @@
         <w:pStyle w:val="BodyText"/>
       </w:pPr>
       <w:r>
-        <w:t xml:space="preserve">We hypothesize that the early and late phases, and the environmental changes across them, may correspond to differences in the dynamics of cultural groups, as represented by patterns in the distribution of geometric signs. We aim to address two questions. First, within each phase (Aur-P1, Aur-P2), are there any regularities in the repertoires of geometric signs at Aurignacian sites that suggest sign use was structured in some way? Second, how does the sign-sharing network differ between Aur-P1 and Aur-P2 in connectivity, community structure, and hub organisation, once network size is accounted for, and does geographic distance explain sign assemblage dissimilarity in either phase? To answer these questions we use seriation analysis, network analysis, and PerMANOVA tests.</w:t>
+        <w:t xml:space="preserve">We hypothesize that the early and late phases, and the environmental changes across them, may correspond to differences in the dynamics of cultural groups, as represented by patterns in the distribution of geometric signs. We aim to address two questions. First, within each phase (Aur-P1, Aur-P2), are there any regularities in the repertoires of geometric signs at Aurignacian sites that suggest sign use was structured in some way? Second, how does the sign-sharing network differ between Aur-P1 and Aur-P2 in connectivity, community structure, and centrality, once network size is accounted for, and does geographic distance explain sign assemblage dissimilarity in either phase? To answer these questions we use seriation analysis, network analysis, and PerMANOVA tests.</w:t>
       </w:r>
     </w:p>
     <w:bookmarkEnd w:id="23"/>
@@ -2663,10 +2810,7 @@
         <w:t xml:space="preserve">[33]</w:t>
       </w:r>
       <w:r>
-        <w:t xml:space="preserve">. The calibrated radiocarbon dates of the sampled data range from approximately 32,893 BP to 44,778 BP, spanning an overall time range of 11,885 years. Each object was assigned to a chronological phase following specialist technological attributions from the published literature, supplemented by calibrated radiocarbon dates where technological attribution is unavailable (Supplement S7; the date ranges defining the two-phase scheme are summarised in</w:t>
-      </w:r>
-      <w:r>
-        <w:t xml:space="preserve"> </w:t>
+        <w:t xml:space="preserve">. The calibrated radiocarbon dates of the sampled data range from approximately 33 to 45 ka BP, spanning an overall time range of 12 ka. Each object was assigned to a chronological phase following specialist technological attributions from the published literature, supplemented by calibrated radiocarbon dates where technological attribution is unavailable (</w:t>
       </w:r>
       <w:hyperlink w:anchor="tbl-aur-table">
         <w:r>
@@ -2677,7 +2821,28 @@
         </w:r>
       </w:hyperlink>
       <w:r>
-        <w:t xml:space="preserve">). The Aur-P1 phase has 20 sites and 26 sign types, and the Aur-P2 phase has 8 sites and 10 sign types. A Mantel test to evaluate the correlation between distance in time and distribution of sign types found a weak but nominally statistically significant correlation (R = 0.061, p = 0.009). The very small effect size (R ≈ 0.06) indicates that temporal distance explains only a small fraction of the variation in sign-type distribution, suggesting that substantial changes in sign types did not occur over time during the Aurignacian period.</w:t>
+        <w:t xml:space="preserve"> </w:t>
+      </w:r>
+      <w:r>
+        <w:t xml:space="preserve">and see our Supplementary Material item</w:t>
+      </w:r>
+      <w:r>
+        <w:t xml:space="preserve"> </w:t>
+      </w:r>
+      <w:r>
+        <w:t xml:space="preserve">“</w:t>
+      </w:r>
+      <w:r>
+        <w:t xml:space="preserve">Site Phase Assignments</w:t>
+      </w:r>
+      <w:r>
+        <w:t xml:space="preserve">”</w:t>
+      </w:r>
+      <w:r>
+        <w:t xml:space="preserve"> </w:t>
+      </w:r>
+      <w:r>
+        <w:t xml:space="preserve">for more details about specific sites). The Aur-P1 phase has 20 sites and 26 sign types, and the Aur-P2 phase has 8 sites and 10 sign types. A Mantel test to evaluate the correlation between distance in time and distribution of sign types found a weak but nominally statistically significant correlation (R = 0.061, p = 0.009). The very small effect size (R ≈ 0.06) indicates that temporal distance explains only a small fraction of the variation in sign-type distribution, suggesting that substantial changes in sign types did not occur over time during the Aurignacian period.</w:t>
       </w:r>
     </w:p>
     <w:bookmarkEnd w:id="28"/>
@@ -2782,7 +2947,43 @@
         </w:r>
       </w:hyperlink>
       <w:r>
-        <w:t xml:space="preserve">. None of the phases have a statistically significant correlation between sign type distribution and geographical distance, suggesting that isolation by distance alone does not fully account for the observed patterns, although this null result should be interpreted cautiously given the small sample sizes (Supplement S5.8). We further verify these results using geodesic distances in kilometres rather than flat-coordinate Euclidean distances (Supplement S3).</w:t>
+        <w:t xml:space="preserve">. None of the phases have a statistically significant correlation between sign type distribution and geographical distance, suggesting that isolation by distance alone does not fully account for the observed patterns, although this null result should be interpreted cautiously given the small sample sizes (see our Supplementary Material item</w:t>
+      </w:r>
+      <w:r>
+        <w:t xml:space="preserve"> </w:t>
+      </w:r>
+      <w:r>
+        <w:t xml:space="preserve">“</w:t>
+      </w:r>
+      <w:r>
+        <w:t xml:space="preserve">Sensitivity Analyses</w:t>
+      </w:r>
+      <w:r>
+        <w:t xml:space="preserve">”</w:t>
+      </w:r>
+      <w:r>
+        <w:t xml:space="preserve"> </w:t>
+      </w:r>
+      <w:r>
+        <w:t xml:space="preserve">S5.8). Further verification these results using geodesic distances in kilometres rather than flat-coordinate Euclidean distances also shows a null result (see our Supplementary Material item</w:t>
+      </w:r>
+      <w:r>
+        <w:t xml:space="preserve"> </w:t>
+      </w:r>
+      <w:r>
+        <w:t xml:space="preserve">“</w:t>
+      </w:r>
+      <w:r>
+        <w:t xml:space="preserve">Sensitivity Analyses</w:t>
+      </w:r>
+      <w:r>
+        <w:t xml:space="preserve">”</w:t>
+      </w:r>
+      <w:r>
+        <w:t xml:space="preserve"> </w:t>
+      </w:r>
+      <w:r>
+        <w:t xml:space="preserve">S3).</w:t>
       </w:r>
     </w:p>
     <w:tbl>
@@ -3017,7 +3218,25 @@
         <w:t xml:space="preserve">[40]</w:t>
       </w:r>
       <w:r>
-        <w:t xml:space="preserve">. Each node is a site, and each edge is a measure of sign type distribution similarity, each edge weight is the Jaccard similarity (1 − Jaccard dissimilarity). To avoid cluttering the graph, all edges below the value of 0.2 were removed: an edge is only drawn if two sites share ≥ 20% Jaccard similarity i.e., the intersection of their sign types is at least 20% of their union. We justify this threshold and demonstrate its robustness through sensitivity analyses at alternative thresholds (0.1 and 0.3), alternative similarity metrics (Sørensen-Dice, Simpson), a continuous threshold sweep from 0.05 to 0.50, and quantitative edge-set and adjacency-matrix agreement metrics across thresholds (Supplement S1, S2, S5.2, S5.6). Results were plotted with the Fruchterman-Reingold layout</w:t>
+        <w:t xml:space="preserve">. Each node is a site, and each edge weight is the Jaccard similarity between the two sites’ sign-type presence/absence vectors, computed as 1 − Jaccard(dissimilarity) so that higher values mean more shared sign types. To avoid cluttering the graph, all edges below the value of 0.2 were removed: an edge is only drawn if two sites share ≥ 20% Jaccard similarity, i.e., the intersection of their sign types is at least 20% of their union. We justify this threshold and demonstrate its robustness through sensitivity analyses at alternative thresholds (0.1 and 0.3), alternative similarity metrics (Sørensen-Dice, Simpson), a continuous threshold sweep from 0.05 to 0.50, and quantitative edge-set and adjacency-matrix agreement metrics across thresholds (see our Supplementary Material item</w:t>
+      </w:r>
+      <w:r>
+        <w:t xml:space="preserve"> </w:t>
+      </w:r>
+      <w:r>
+        <w:t xml:space="preserve">“</w:t>
+      </w:r>
+      <w:r>
+        <w:t xml:space="preserve">Sensitivity Analyses</w:t>
+      </w:r>
+      <w:r>
+        <w:t xml:space="preserve">”</w:t>
+      </w:r>
+      <w:r>
+        <w:t xml:space="preserve"> </w:t>
+      </w:r>
+      <w:r>
+        <w:t xml:space="preserve">S1, S2, S5.2, S5.6). Results were plotted with the Fruchterman-Reingold layout</w:t>
       </w:r>
       <w:r>
         <w:t xml:space="preserve"> </w:t>
@@ -3122,7 +3341,25 @@
         <w:t xml:space="preserve"> </w:t>
       </w:r>
       <w:r>
-        <w:t xml:space="preserve">packages. Because the restricted/broad group assignments were derived from visual inspection of the seriation results using the same sign data tested here, we validate these assignments against data-driven Louvain community detection and report the comparison in Supplement S5. We further test the robustness of the partition with bootstrap consensus clustering of sites and with stochastic block models, which select the number of groups model-independently and assign posterior membership probabilities to each site (Supplement S6).</w:t>
+        <w:t xml:space="preserve">packages. Because the restricted/broad group assignments were derived from visual inspection of the seriation results using the same sign data tested here, we validate these assignments against data-driven Louvain community detection and report the comparison in Supplement S5. We further test the robustness of the partition with bootstrap consensus clustering of sites and with stochastic block models, which select the number of groups model-independently and assign posterior membership probabilities to each site (see our Supplementary Material item</w:t>
+      </w:r>
+      <w:r>
+        <w:t xml:space="preserve"> </w:t>
+      </w:r>
+      <w:r>
+        <w:t xml:space="preserve">“</w:t>
+      </w:r>
+      <w:r>
+        <w:t xml:space="preserve">Sensitivity Analyses</w:t>
+      </w:r>
+      <w:r>
+        <w:t xml:space="preserve">”</w:t>
+      </w:r>
+      <w:r>
+        <w:t xml:space="preserve"> </w:t>
+      </w:r>
+      <w:r>
+        <w:t xml:space="preserve">S6).</w:t>
       </w:r>
     </w:p>
     <w:bookmarkEnd w:id="31"/>
@@ -3168,7 +3405,7 @@
             <w:r>
               <w:drawing>
                 <wp:inline>
-                  <wp:extent cx="5504749" cy="9174581"/>
+                  <wp:extent cx="5943600" cy="3657600"/>
                   <wp:effectExtent b="0" l="0" r="0" t="0"/>
                   <wp:docPr descr="" title="" id="34" name="Picture"/>
                   <a:graphic>
@@ -3189,7 +3426,7 @@
                         <pic:spPr bwMode="auto">
                           <a:xfrm>
                             <a:off x="0" y="0"/>
-                            <a:ext cx="5504749" cy="9174581"/>
+                            <a:ext cx="5943600" cy="3657600"/>
                           </a:xfrm>
                           <a:prstGeom prst="rect">
                             <a:avLst/>
@@ -3230,7 +3467,25 @@
         <w:pStyle w:val="BodyText"/>
       </w:pPr>
       <w:r>
-        <w:t xml:space="preserve">For each of the two phases, our seriation analysis identifies two groups. One group has a restricted range of sign types (1-3 types), which tend to be visually simpler signs. A second group has a broader range (up to 17 types), which include more complex signs. Simpler signs composed of fewer components, like line and notch, are the most prevalent across both phases. In Aur-P1 the restricted-range group (9 sites) is slightly smaller than the broad-range group (11 sites); in Aur-P2 the restricted-range group (6 sites) is larger than the broad-range group (2 sites). Bootstrap resampling of sites confirms that the Aur-P1 two-group structure is stable to sampling variation; the stochastic block model independently selects a three-block structure for Aur-P1 and a two-block structure for Aur-P2 (Results below), reproducing the manual restricted/broad split to differing degrees across phases. Per-site robustness of the restricted/broad assignment is quantified in Supplement S6.</w:t>
+        <w:t xml:space="preserve">For each of the two phases, our seriation analysis identifies two groups. One group has a restricted range of sign types (1-3 types), which tend to be visually simpler signs. A second group has a broader range (up to 17 types), which include more complex signs. Simpler signs composed of fewer components, like line and notch, are the most prevalent across both phases. In Aur-P1 the restricted-range group (9 sites) is slightly smaller than the broad-range group (11 sites); in Aur-P2 the restricted-range group (6 sites) is larger than the broad-range group (2 sites). Bootstrap resampling of sites confirms that the Aur-P1 two-group structure is stable to sampling variation; the stochastic block model independently selects a three-block structure for Aur-P1 and a two-block structure for Aur-P2 , reproducing the manual restricted/broad split to differing degrees across phases. Per-site robustness of the restricted/broad assignment is quantified in our Supplementary Material item</w:t>
+      </w:r>
+      <w:r>
+        <w:t xml:space="preserve"> </w:t>
+      </w:r>
+      <w:r>
+        <w:t xml:space="preserve">“</w:t>
+      </w:r>
+      <w:r>
+        <w:t xml:space="preserve">Sensitivity Analyses</w:t>
+      </w:r>
+      <w:r>
+        <w:t xml:space="preserve">”</w:t>
+      </w:r>
+      <w:r>
+        <w:t xml:space="preserve"> </w:t>
+      </w:r>
+      <w:r>
+        <w:t xml:space="preserve">S6.</w:t>
       </w:r>
     </w:p>
     <w:p>
@@ -3322,7 +3577,7 @@
               <w:pStyle w:val="ImageCaption"/>
             </w:pPr>
             <w:r>
-              <w:t xml:space="preserve">Figure 3: Networks depicting cultural similarity among sites for each phase based on Jaccard dissimilarity of geometric sign presence/absence. Nodes represent sites and edges connect pairs with similarity ≥0.2. Node size reflects degree centrality, and edge thickness corresponds to similarity strength. The Aur-P1 network shows the highest overall connectivity, whereas the Aur-P2 phase exhibits weaker and more fragmented connections. These networks illustrate phase-specific differences in the intensity and configuration of inter-site cultural links.</w:t>
+              <w:t xml:space="preserve">Figure 3: Networks depicting cultural similarity among sites for each phase based on Jaccard similarity of geometric sign presence/absence. Nodes represent sites and edges connect pairs whose Jaccard similarity is ≥0.2 (i.e., the intersection of their sign types is at least 20% of their union). Node size reflects degree centrality, and edge thickness corresponds to similarity strength. The Aur-P1 network shows the highest overall connectivity, whereas the Aur-P2 phase exhibits weaker and more fragmented connections. These networks illustrate phase-specific differences in the intensity and configuration of inter-site cultural links.</w:t>
             </w:r>
           </w:p>
           <w:bookmarkEnd w:id="40"/>
@@ -3402,7 +3657,7 @@
               <w:pStyle w:val="ImageCaption"/>
             </w:pPr>
             <w:r>
-              <w:t xml:space="preserve">Figure 4: Networks statistics for the two phases. The grey lines are the null 95% confidence interval, the colored dot is the observed statistic value (orange = p&lt;0.05, blue = not significantly different from a within-phase random distribution). The horizontal brackets at the top of each panel show p-values of pairwise randomisation tests for significant differences in network statistics between phases.</w:t>
+              <w:t xml:space="preserve">Figure 4: Networks statistics for the two phases. The vertical black lines are the null 95% confidence interval, the colored dot is the observed statistic value (orange = p&lt;0.05, blue = not significantly different from a within-phase random distribution). The horizontal brackets at the top of each panel show p-values of pairwise randomisation tests for significant differences in network statistics between phases.</w:t>
             </w:r>
           </w:p>
           <w:bookmarkEnd w:id="44"/>
@@ -3428,7 +3683,7 @@
         </w:r>
       </w:hyperlink>
       <w:r>
-        <w:t xml:space="preserve">, and provide insight into the differences in connectivity between the two phases. In Aur-P1, which combines the earliest Aurignacian material with the material previously attributed to the Proto-Aurignacian, the network analysis reveals two clearly defined groups consistent with the seriation: a broad-range group (Geissenklösterle, Hohle Fels, Vogelherd, Cellier, Blanchard, La Ferrassie, Castanet, Solutré, Grotte du Renne, Les Cottés, Trou al’Wesse) and a restricted-range group (Abri Pataud, Fumane, Pod Hradem, Riparo Bombrini, Grottes de Fonds-de-Forêt, Labeko Koba, Hohlenstein-Stadel, Gatzarria, Grotte de la Verpillière I). As in the seriation, there is some connectivity between the two groups, notably through sites such as La Ferrassie, which links both ranges.</w:t>
+        <w:t xml:space="preserve">, and provide insight into the differences in connectivity between the two phases. In Aur-P1 the network analysis reveals two clearly defined groups consistent with the seriation: a broad-range group (Geissenklösterle, Hohle Fels, Vogelherd, Cellier, Blanchard, La Ferrassie, Castanet, Solutré, Grotte du Renne, Les Cottés, Trou al’Wesse) and a restricted-range group (Abri Pataud, Fumane, Pod Hradem, Riparo Bombrini, Grottes de Fonds-de-Forêt, Labeko Koba, Hohlenstein-Stadel, Gatzarria, Grotte de la Verpillière I). As in the seriation, there is some connectivity between the two groups, notably through sites such as La Ferrassie, which links both ranges.</w:t>
       </w:r>
     </w:p>
     <w:p>
@@ -3455,7 +3710,7 @@
         <w:t xml:space="preserve"> </w:t>
       </w:r>
       <w:r>
-        <w:t xml:space="preserve">shows the results of permutation tests (n = 10^{4}) assessing whether the observed statistics differ from a random distribution within each phase, and pairwise randomisation tests comparing the two phases. Within-phase, edge density does not significantly differ from random in either phase. Modularity is moderate in Aur-P1 (0.3-0.4), consistent with the restricted/broad community structure</w:t>
+        <w:t xml:space="preserve">shows the results of permutation tests (n = 10⁴) assessing whether the observed statistics differ from a random distribution within each phase, and pairwise randomisation tests comparing the two phases. Within-phase, edge density does not significantly differ from random in either phase. Modularity is moderate in Aur-P1 (0.3-0.4), consistent with the restricted/broad community structure</w:t>
       </w:r>
       <w:r>
         <w:t xml:space="preserve"> </w:t>
@@ -3464,7 +3719,25 @@
         <w:t xml:space="preserve">[46]</w:t>
       </w:r>
       <w:r>
-        <w:t xml:space="preserve">, and the null-benchmarked and size-normalised (Erdős–Rényi) comparisons in Supplement S5.9 evaluate this structure net of network size. Pairwise permutation tests with Benjamini–Hochberg correction show that the phases do not differ significantly in edge density (p = 0.2523), betweenness (p = 0.4629), or component count (p = 0.5072), but differ significantly in modularity (adjusted p &lt; 0.001), indicating that the Aur-P1 and Aur-P2 networks differ in their community structure rather than in their overall density.</w:t>
+        <w:t xml:space="preserve">, and the null-benchmarked and size-normalised (Erdős–Rényi) comparisons in our Supplementary Material item</w:t>
+      </w:r>
+      <w:r>
+        <w:t xml:space="preserve"> </w:t>
+      </w:r>
+      <w:r>
+        <w:t xml:space="preserve">“</w:t>
+      </w:r>
+      <w:r>
+        <w:t xml:space="preserve">Sensitivity Analyses</w:t>
+      </w:r>
+      <w:r>
+        <w:t xml:space="preserve">”</w:t>
+      </w:r>
+      <w:r>
+        <w:t xml:space="preserve"> </w:t>
+      </w:r>
+      <w:r>
+        <w:t xml:space="preserve">S5.9 evaluate this structure net of network size. Pairwise permutation tests with Benjamini–Hochberg correction show that the phases do not differ significantly in edge density (p = 0.2523), betweenness (p = 0.4629), or component count (p = 0.5072), but differ significantly in modularity (adjusted p &lt; 0.001), indicating that the Aur-P1 and Aur-P2 networks differ in their community structure rather than in their overall density.</w:t>
       </w:r>
     </w:p>
     <w:tbl>
@@ -3540,7 +3813,7 @@
               <w:pStyle w:val="ImageCaption"/>
             </w:pPr>
             <w:r>
-              <w:t xml:space="preserve">Figure 5: Geographic distribution of cultural groups in the two Aurignacian phases (Aur-P1, Aur-P2). Sites are colored according to their group membership (Restricted-range or Broader range) as identified by seriation and network analysis. The spatial arrangement shows that sites belonging to the same cultural group are not strictly clustered geographically, consistent with the Mantel test results that did not detect a significant correlation between geographic proximity and geometric sign similarity.</w:t>
+              <w:t xml:space="preserve">Figure 5: Geographic distribution of sign-use groups (Restricted-range and Broader range) in the two Aurignacian phases (Aur-P1, Aur-P2). Sites are colored according to their group membership (Restricted-range or Broader range) as identified by seriation and network analysis. The spatial arrangement shows that sites belonging to the same sign-use group are not strictly clustered geographically, consistent with the Mantel test results that did not detect a significant correlation between geographic proximity and geometric sign similarity.</w:t>
             </w:r>
           </w:p>
           <w:bookmarkEnd w:id="48"/>
@@ -3831,7 +4104,7 @@
         <w:pStyle w:val="FirstParagraph"/>
       </w:pPr>
       <w:r>
-        <w:t xml:space="preserve">Our first aim was to determine whether a two-group (restricted-range vs broad-range) structure exists within each phase, and how diversity, size, connectivity, and distribution vary between the phases. The results from</w:t>
+        <w:t xml:space="preserve">Our first aim was to determine whether any structure in sign type composition exists within each phase, and how diversity, size, connectivity, and distribution vary between the phases. The results from</w:t>
       </w:r>
       <w:r>
         <w:t xml:space="preserve"> </w:t>
@@ -3848,7 +4121,7 @@
         <w:t xml:space="preserve"> </w:t>
       </w:r>
       <w:r>
-        <w:t xml:space="preserve">show that each phase can be divided into two main cultural groups, with sign type number and diversity serving as the major dividing factor. Group size differed between phases: in Aur-P1 the restricted-range group (9 sites) was slightly smaller than the broad-range group (11 sites), whereas in the much smaller Aur-P2 the restricted-range group (6 sites) exceeded the broad-range group (2 sites).</w:t>
+        <w:t xml:space="preserve">show that each phase can be divided into two main sign-use groups, with sign type frequency and diversity serving as the major dividing factor. Group size differed between phases: in Aur-P1 the restricted-range group (9 sites) was slightly smaller than the broad-range group (11 sites), whereas in the much smaller Aur-P2 the restricted-range group (6 sites) exceeded the broad-range group (2 sites).</w:t>
       </w:r>
       <w:r>
         <w:t xml:space="preserve"> </w:t>
@@ -3891,7 +4164,33 @@
         <w:t xml:space="preserve">[4,54–65]</w:t>
       </w:r>
       <w:r>
-        <w:t xml:space="preserve">. Drawing on this work, we interpret the broader/restricted range grouping in the geometric sign data as consistent with variation in social structure: the broader range groups, with a higher variety of signs and more visually complex signs, plausibly indicate communities with a greater variety of formalized social roles, whereas the sites with a restricted range of signs indicate communities with fewer formalized social roles. Because the number of sign types recorded at a site is bounded by the number of objects recovered, we considered whether this divide is an artefact of sampling effort; across sites, object count and sign-type count are strongly correlated (Spearman ρ = 0.85, p &lt; 0.001). However, node degree within each phase is not correlated with sign-type richness (Supplement S5.4), indicating that the network connectivity patterns are not driven by assemblage size. Two observations argue against sampling effort being the whole explanation. First, group membership is not solely a function of sign-type richness: low-sampling sites such as Les Cottés (two objects) and Trou al’Wesse (one object) fall within the broad-range group because their sign types are shared with broad-range sites, so composition matters as well as richness. Second, the diversity analysis that controls for sample size (</w:t>
+        <w:t xml:space="preserve">. Drawing on this work, we speculate that the broader/restricted range grouping in the geometric sign data may be consistent with variation in social structure: the broader range groups, with a higher variety of signs and more visually complex signs, plausibly indicate communities with a greater variety of formalized social roles, whereas the sites with a restricted range of signs indicate communities with fewer formalized social roles.</w:t>
+      </w:r>
+    </w:p>
+    <w:p>
+      <w:pPr>
+        <w:pStyle w:val="BodyText"/>
+      </w:pPr>
+      <w:r>
+        <w:t xml:space="preserve">Because the number of sign types recorded at a site is bounded by the number of objects recovered, we considered whether this divide is an artefact of sampling effort. We found that across sites, object count and sign-type count are strongly correlated (Spearman ρ = 0.85, p &lt; 0.001). However, node degree within each phase is not correlated with sign-type richness (see our Supplementary Material item</w:t>
+      </w:r>
+      <w:r>
+        <w:t xml:space="preserve"> </w:t>
+      </w:r>
+      <w:r>
+        <w:t xml:space="preserve">“</w:t>
+      </w:r>
+      <w:r>
+        <w:t xml:space="preserve">Sensitivity Analyses</w:t>
+      </w:r>
+      <w:r>
+        <w:t xml:space="preserve">”</w:t>
+      </w:r>
+      <w:r>
+        <w:t xml:space="preserve"> </w:t>
+      </w:r>
+      <w:r>
+        <w:t xml:space="preserve">S5.4), indicating that the network connectivity patterns are not driven by assemblage size. Two observations argue against sampling effort being the whole explanation. First, group membership is not solely a function of sign-type richness: low-sampling sites such as Les Cottés (two objects) and Trou al’Wesse (one object) fall within the broad-range group because their sign types are shared with broad-range sites, so composition matters as well as richness. Second, the diversity analysis that controls for sample size (</w:t>
       </w:r>
       <w:hyperlink w:anchor="fig-div-plot">
         <w:r>
@@ -3938,7 +4237,25 @@
         </w:r>
       </w:hyperlink>
       <w:r>
-        <w:t xml:space="preserve">), although this null result should be interpreted cautiously given the small sample sizes and limited statistical power (Supplement S5.8). If this pattern holds with larger samples, it would suggest that the observed connectivity is not fully attributable to spatial proximity, and may instead reflect social processes such as non-utilitarian mobility. Previous studies have shown a range of variation in magnitudes and types of mobility among hunter-gatherer groups</w:t>
+        <w:t xml:space="preserve">), although this null result should be interpreted cautiously given the small sample sizes and limited statistical power (our Supplementary Material item</w:t>
+      </w:r>
+      <w:r>
+        <w:t xml:space="preserve"> </w:t>
+      </w:r>
+      <w:r>
+        <w:t xml:space="preserve">“</w:t>
+      </w:r>
+      <w:r>
+        <w:t xml:space="preserve">Sensitivity Analyses</w:t>
+      </w:r>
+      <w:r>
+        <w:t xml:space="preserve">”</w:t>
+      </w:r>
+      <w:r>
+        <w:t xml:space="preserve"> </w:t>
+      </w:r>
+      <w:r>
+        <w:t xml:space="preserve">S5.8). If this pattern holds with larger samples, it would suggest that the observed connectivity is not fully attributable to spatial proximity, and may instead reflect social processes such as non-utilitarian mobility. Previous studies have shown a range of variation in magnitudes and types of mobility among hunter-gatherer groups</w:t>
       </w:r>
       <w:r>
         <w:t xml:space="preserve"> </w:t>
@@ -4291,7 +4608,7 @@
               <w:pStyle w:val="ImageCaption"/>
             </w:pPr>
             <w:r>
-              <w:t xml:space="preserve">Figure 6: Aggregation sites identified by elevated sign diversity. Observed geometric sign diversity at each site compared with expectations derived from randomized assemblages controlling for sample size. The blue expectation curve is the mean diversity index per sample size. The red lines enclose a band that is the 95% confidence interval. Sites above the blue expectation curve may be interpreted as aggregation sites, reflecting unusually diverse sign repertoires relative to regional norms.</w:t>
+              <w:t xml:space="preserve">Figure 6: Sites with elevated sign diversity, compared with randomised expectations. Observed geometric sign diversity at each site compared with expectations derived from randomised assemblages controlling for sample size. The blue expectation curve is the mean diversity index per sample size. The red lines enclose a band that is the 95% confidence interval. Sites above the blue expectation curve are candidate aggregation sites, reflecting unusually diverse sign repertoires relative to regional norms; however, elevated diversity may also reflect sample size, recovery history, research intensity, preservation or site function rather than aggregation.</w:t>
             </w:r>
           </w:p>
           <w:bookmarkEnd w:id="56"/>
@@ -4313,7 +4630,7 @@
         <w:pStyle w:val="FirstParagraph"/>
       </w:pPr>
       <w:r>
-        <w:t xml:space="preserve">The second aim was to determine what these patterns reveal about the dynamics of social organization throughout the Aurignacian. The results suggest that the early Aurignacian (Aur-P1), which combines the Proto and Early Aurignacian material culture, was characterised by denser inter-site connectivity than the late Aurignacian (Aur-P2). Aur-P1’s network has the higher mean degree (7.5) with a hub structure centred on key sites, whereas Aur-P2 shows fewer sites and edges and a lower mean degree (4.2). Despite this strong connectivity, geographic distance had little influence on sign distribution in Aur-P1 (Mantel R = 0.045;</w:t>
+        <w:t xml:space="preserve">Our second aim was to determine what these patterns reveal about the dynamics of social organization throughout the Aurignacian. The results suggest that the early Aurignacian (Aur-P1), which combines the Proto and Early Aurignacian material culture, was characterised by denser inter-site connectivity than the late Aurignacian (Aur-P2). Aur-P1’s network has the higher mean degree (7.5) with a hub structure centred on key sites, whereas Aur-P2 shows fewer sites and edges and a lower mean degree (4.2). Despite this strong connectivity, geographic distance had little influence on sign distribution in Aur-P1 (Mantel R = 0.045;</w:t>
       </w:r>
       <w:r>
         <w:t xml:space="preserve"> </w:t>
@@ -4327,7 +4644,7 @@
         </w:r>
       </w:hyperlink>
       <w:r>
-        <w:t xml:space="preserve">), and no significant geographic signal was detected in either phase (Aur-P2: R = -0.303). A permutation test of the difference between these Mantel correlations (D = 0.35, p = 0.164; sites permuted between phases 1,000 times) shows that the isolation-by-distance relationship does not differ significantly between the phases, indicating that the observed interactions cannot be attributed to spatial proximity in either phase.</w:t>
+        <w:t xml:space="preserve">), and no significant geographic signal was detected in either phase (Aur-P2: R = -0.303). A permutation test of the difference between these Mantel correlations (D = 0.35, p = 0.164; sites permuted between phases 1,000 times) shows that the isolation-by-distance relationship does not differ significantly between the phases, so the spatial-proximity explanation is not supported by this analysis.</w:t>
       </w:r>
     </w:p>
     <w:p>
@@ -4335,7 +4652,7 @@
         <w:pStyle w:val="BodyText"/>
       </w:pPr>
       <w:r>
-        <w:t xml:space="preserve">These results are consistent with previous work on the environmental and population change during these phases. From 45 - 43.25 ka BP, the population density in Europe was extremely low, due to the unfavorable environmental conditions of Greenland Stadial 12 (44 ka BP) and the slow westward expansion of early modern humans</w:t>
+        <w:t xml:space="preserve">These results are consistent with previous work on the environmental and population change during these phases. From 45–43.25 ka BP, the population density in Europe was extremely low, due to the unfavorable environmental conditions of Greenland Stadial 12 (44 ka BP) and the slow westward expansion of early modern humans</w:t>
       </w:r>
       <w:r>
         <w:t xml:space="preserve"> </w:t>
@@ -4344,7 +4661,13 @@
         <w:t xml:space="preserve">[88]</w:t>
       </w:r>
       <w:r>
-        <w:t xml:space="preserve">. This was followed by rapid expansion from 43.25-41 ka BP, with the maximum extent of early Aurignacian (Aur-P1) settlement being reached around 41 ka BP. This rapid population expansion could be what stimulated the emergence of signs as a marker of group membership. Other studies have also found similar associations in other regions and time periods between increases in quantity and diversity of art, and increases in population density</w:t>
+        <w:t xml:space="preserve">. This was followed by rapid expansion from 43.25–41 ka BP, with the maximum extent of early Aurignacian (Aur-P1) settlement being reached around 41 ka BP (</w:t>
+      </w:r>
+      <w:r>
+        <w:t xml:space="preserve">[20]</w:t>
+      </w:r>
+      <w:r>
+        <w:t xml:space="preserve">). Although population growth is the condition under which sign systems typically gain a communicative function, the causal link between demographic expansion and the emergence of geometric signs as a group-membership marker cannot be established from the sign-sharing data alone and should be treated as a contextual correlate rather than a demonstrated driver. Other studies have also found similar associations in other regions and time periods between increases in quantity and diversity of art, and increases in population density</w:t>
       </w:r>
       <w:r>
         <w:t xml:space="preserve"> </w:t>
@@ -4410,7 +4733,7 @@
         <w:t xml:space="preserve"> </w:t>
       </w:r>
       <w:r>
-        <w:t xml:space="preserve">of seasonal or satellite use, with Core Areas corresponding to regions where our network hubs are located — notably the Dordogne (La Ferrassie) in Aur-P1. This Core/Extended framework aligns with our finding that the Aur-P1 network’s higher mean degree reflects aggregation zones where inter-group interactions concentrated, while the lower-connectivity periphery may represent Extended Areas visited periodically. In Aur-P2 the reduced sample and weaker community structure are consistent with more localised interaction as populations consolidated. These demographic conditions have implications for how cultural information flowed through Aurignacian populations, which we explore through the lens of cultural transmission theory.</w:t>
+        <w:t xml:space="preserve">of seasonal or satellite use, with Core Areas corresponding to regions where our network hubs are located — notably the Dordogne (La Ferrassie) in Aur-P1. This Core/Extended framework is consistent with our finding that the Aur-P1 network’s higher mean degree suggests aggregation-related congregation rather than demonstrates it, while the lower-connectivity periphery may represent Extended Areas visited periodically. In Aur-P2 the reduced sample and weaker community structure are consistent with more localised interaction as populations consolidated. These demographic conditions may shape how cultural information flowed through Aurignacian populations, which we explore below through the lens of cultural transmission theory.</w:t>
       </w:r>
     </w:p>
     <w:p>
@@ -4932,7 +5255,7 @@
         <w:t xml:space="preserve"> </w:t>
       </w:r>
       <w:r>
-        <w:t xml:space="preserve">further show that hunter-gatherer mobility patterns profoundly affect our ability to reconstruct social networks from archaeological assemblages, with implications for how we interpret network metrics such as mean degree and transitivity. These methodological constraints should be borne in mind when interpreting the social organisation patterns discussed above.</w:t>
+        <w:t xml:space="preserve">further show that hunter-gatherer mobility patterns profoundly affect our ability to reconstruct social networks from archaeological assemblages, with implications for how we interpret network metrics such as mean degree and transitivity. These methodological constraints should be borne in mind when interpreting the inferred social organisation patterns discussed above.</w:t>
       </w:r>
     </w:p>
     <w:p>
@@ -4946,7 +5269,7 @@
         <w:t xml:space="preserve"> </w:t>
       </w:r>
       <w:r>
-        <w:t xml:space="preserve">[23,24]</w:t>
+        <w:t xml:space="preserve">[24,25]</w:t>
       </w:r>
       <w:r>
         <w:t xml:space="preserve">, La Ferrassie’s Aurignacian begins with the Early Aurignacian directly above the Châtelperronian</w:t>
@@ -4955,7 +5278,7 @@
         <w:t xml:space="preserve"> </w:t>
       </w:r>
       <w:r>
-        <w:t xml:space="preserve">[25]</w:t>
+        <w:t xml:space="preserve">[26]</w:t>
       </w:r>
       <w:r>
         <w:t xml:space="preserve">, and Mladeč’s massive-base bone points and ~31 ka BP dates indicate an Evolved (Aur-P2) attribution</w:t>
@@ -4964,7 +5287,7 @@
         <w:t xml:space="preserve"> </w:t>
       </w:r>
       <w:r>
-        <w:t xml:space="preserve">[26]</w:t>
+        <w:t xml:space="preserve">[27]</w:t>
       </w:r>
       <w:r>
         <w:t xml:space="preserve">. Additionally, Vogelherd Cave’s stratigraphy is severely compromised by excavation methodology and post-depositional disturbance, with documented mixing between Aurignacian, Gravettian, and Magdalenian layers</w:t>
@@ -4976,7 +5299,7 @@
         <w:t xml:space="preserve">[31]</w:t>
       </w:r>
       <w:r>
-        <w:t xml:space="preserve">. After exclusions, Aur-P2 rests on only 8 sites and 34 objects, so its two-group structure and network statistics must be read with explicit power caveats, and any claim about it is made conditional on that small sample. We test the sensitivity of our assignments to reverting to purely date-based criteria in Supplement S7.</w:t>
+        <w:t xml:space="preserve">. After exclusions, Aur-P2 rests on only 8 sites and 34 objects, so its two-group structure and network statistics must be read with explicit power caveats, and any claim about it is made conditional on that small sample. We test the sensitivity of our assignments to reverting to purely date-based criteria in Supplement S8. The Proto/Early merger reflects this documented chronological overlap and further avoids treating the poorly-sampled Proto as a distinct analytic phase.</w:t>
       </w:r>
     </w:p>
     <w:bookmarkEnd w:id="60"/>
@@ -4994,16 +5317,7 @@
         <w:pStyle w:val="FirstParagraph"/>
       </w:pPr>
       <w:r>
-        <w:t xml:space="preserve">All data and code needed to reproduce the analyses in this paper are publicly available. The processed dataset (</w:t>
-      </w:r>
-      <w:r>
-        <w:rPr>
-          <w:rStyle w:val="VerbatimChar"/>
-        </w:rPr>
-        <w:t xml:space="preserve">signBase_Version1.0.csv</w:t>
-      </w:r>
-      <w:r>
-        <w:t xml:space="preserve">) is included with this paper as Supporting Information. The original unprocessed dataset is available from the SignBase repository</w:t>
+        <w:t xml:space="preserve">All data and code needed to reproduce the analyses in this paper are publicly available. The original unprocessed dataset is available in the signBase_Version1.0.csv file from the SignBase repository</w:t>
       </w:r>
       <w:r>
         <w:t xml:space="preserve"> </w:t>
@@ -5012,22 +5326,7 @@
         <w:t xml:space="preserve">[10]</w:t>
       </w:r>
       <w:r>
-        <w:t xml:space="preserve">. Eight sites were excluded during data cleaning because they fall outside the Aurignacian geographic scope or lack a reliable calendrical context (Willendorf, Riparo di Fontana Nuova, Muralovka, Shanidar Cave, Hayonim Cave, El Salitre, Grotte De La Princesse Pauline, Šandalja II), and two further sites (Spy, El Castillo) were excluded because their assemblages are too mixed to assign to a single phase reliably. All analysis functions are defined in</w:t>
-      </w:r>
-      <w:r>
-        <w:t xml:space="preserve"> </w:t>
-      </w:r>
-      <w:r>
-        <w:rPr>
-          <w:rStyle w:val="VerbatimChar"/>
-        </w:rPr>
-        <w:t xml:space="preserve">paper/functions.R</w:t>
-      </w:r>
-      <w:r>
-        <w:t xml:space="preserve"> </w:t>
-      </w:r>
-      <w:r>
-        <w:t xml:space="preserve">and sourced at the start of each rendering session. The following R packages were used: dplyr, ggplot2, igraph, knitr, MASS, purrr, readxl, reshape2, rnaturalearth, scales, sf, statnet, tidyr, vegan. The full analysis pipeline can be reproduced by rendering</w:t>
+        <w:t xml:space="preserve">. The processed dataset is included with our Open Access research compendium at http://doi.org/XXX/XXX. This compendium includes a list of all the R package names, their version numbers, and custom R functions used to generate the results presented here. The compendium includes the Quarto documents</w:t>
       </w:r>
       <w:r>
         <w:t xml:space="preserve"> </w:t>
@@ -5039,10 +5338,7 @@
         <w:t xml:space="preserve">paper.qmd</w:t>
       </w:r>
       <w:r>
-        <w:t xml:space="preserve"> </w:t>
-      </w:r>
-      <w:r>
-        <w:t xml:space="preserve">and</w:t>
+        <w:t xml:space="preserve">,</w:t>
       </w:r>
       <w:r>
         <w:t xml:space="preserve"> </w:t>
@@ -5051,13 +5347,25 @@
         <w:rPr>
           <w:rStyle w:val="VerbatimChar"/>
         </w:rPr>
-        <w:t xml:space="preserve">supplement.qmd</w:t>
-      </w:r>
-      <w:r>
-        <w:t xml:space="preserve"> </w:t>
-      </w:r>
-      <w:r>
-        <w:t xml:space="preserve">with Quarto. This computational reproducibility approach follows best practices for transparent and open archaeological science</w:t>
+        <w:t xml:space="preserve">supplement-sensitivity.qmd</w:t>
+      </w:r>
+      <w:r>
+        <w:t xml:space="preserve">, and</w:t>
+      </w:r>
+      <w:r>
+        <w:t xml:space="preserve"> </w:t>
+      </w:r>
+      <w:r>
+        <w:rPr>
+          <w:rStyle w:val="VerbatimChar"/>
+        </w:rPr>
+        <w:t xml:space="preserve">supplement-site-assignment.qmd</w:t>
+      </w:r>
+      <w:r>
+        <w:t xml:space="preserve"> </w:t>
+      </w:r>
+      <w:r>
+        <w:t xml:space="preserve">which can be rendered to reproduce the full analysis pipeline. This computational reproducibility approach follows best practices for transparent and open archaeological science</w:t>
       </w:r>
       <w:r>
         <w:t xml:space="preserve"> </w:t>
@@ -5128,7 +5436,40 @@
         <w:t xml:space="preserve">	</w:t>
       </w:r>
       <w:r>
-        <w:t xml:space="preserve">d’Errico F, Baker J, Pereira D, Álvarez-Fernández E, Lázničková-Galetová M, Rigaud S. Multivariate analyses of aurignacian and gravettian personal ornaments support cultural continuity in the early upper palaeolithic. PLOS ONE 2025;20:1–24.</w:t>
+        <w:t xml:space="preserve">d’Errico F, Baker J, Pereira D, Álvarez-Fernández E, Lázničková-Galetová M, Rigaud S. Multivariate analyses of</w:t>
+      </w:r>
+      <w:r>
+        <w:t xml:space="preserve"> </w:t>
+      </w:r>
+      <w:r>
+        <w:t xml:space="preserve">Aurignacian</w:t>
+      </w:r>
+      <w:r>
+        <w:t xml:space="preserve"> </w:t>
+      </w:r>
+      <w:r>
+        <w:t xml:space="preserve">and</w:t>
+      </w:r>
+      <w:r>
+        <w:t xml:space="preserve"> </w:t>
+      </w:r>
+      <w:r>
+        <w:t xml:space="preserve">Gravettian</w:t>
+      </w:r>
+      <w:r>
+        <w:t xml:space="preserve"> </w:t>
+      </w:r>
+      <w:r>
+        <w:t xml:space="preserve">personal ornaments support cultural continuity in the</w:t>
+      </w:r>
+      <w:r>
+        <w:t xml:space="preserve"> </w:t>
+      </w:r>
+      <w:r>
+        <w:t xml:space="preserve">Early Upper Palaeolithic</w:t>
+      </w:r>
+      <w:r>
+        <w:t xml:space="preserve">. PLOS ONE 2025;20:1–24.</w:t>
       </w:r>
       <w:r>
         <w:t xml:space="preserve"> </w:t>
@@ -5161,7 +5502,16 @@
         <w:t xml:space="preserve">	</w:t>
       </w:r>
       <w:r>
-        <w:t xml:space="preserve">Baker J, Rigaud S, Pereira D, Courtenay LA, d’Errico F. Evidence from personal ornaments suggest nine distinct cultural groups between 34,000 and 24,000 years ago in europe. Nature Human Behaviour 2024;8:431–44.</w:t>
+        <w:t xml:space="preserve">Baker J, Rigaud S, Pereira D, Courtenay LA, d’Errico F. Evidence from personal ornaments suggest nine distinct cultural groups between 34,000 and 24,000 years ago in</w:t>
+      </w:r>
+      <w:r>
+        <w:t xml:space="preserve"> </w:t>
+      </w:r>
+      <w:r>
+        <w:t xml:space="preserve">Europe</w:t>
+      </w:r>
+      <w:r>
+        <w:t xml:space="preserve">. Nature Human Behaviour 2024;8:431–44.</w:t>
       </w:r>
     </w:p>
     <w:bookmarkEnd w:id="66"/>
@@ -5213,7 +5563,19 @@
         <w:t xml:space="preserve">	</w:t>
       </w:r>
       <w:r>
-        <w:t xml:space="preserve">Kuhn SL, Stiner MC. Paleolithic ornaments: Implications for cognition, demography and identity. Diogenes 2007;54:40–8.</w:t>
+        <w:t xml:space="preserve">Kuhn SL, Stiner MC.</w:t>
+      </w:r>
+      <w:r>
+        <w:t xml:space="preserve"> </w:t>
+      </w:r>
+      <w:r>
+        <w:t xml:space="preserve">Paleolithic</w:t>
+      </w:r>
+      <w:r>
+        <w:t xml:space="preserve"> </w:t>
+      </w:r>
+      <w:r>
+        <w:t xml:space="preserve">ornaments: Implications for cognition, demography and identity. Diogenes 2007;54:40–8.</w:t>
       </w:r>
       <w:r>
         <w:t xml:space="preserve"> </w:t>
@@ -5246,7 +5608,31 @@
         <w:t xml:space="preserve">	</w:t>
       </w:r>
       <w:r>
-        <w:t xml:space="preserve">Vanhaeren M, d’Errico F. Aurignacian ethno-linguistic geography of europe revealed by personal ornaments. Journal of Archaeological Science 2006;33:1105–28.</w:t>
+        <w:t xml:space="preserve">Vanhaeren M, d’Errico F.</w:t>
+      </w:r>
+      <w:r>
+        <w:t xml:space="preserve"> </w:t>
+      </w:r>
+      <w:r>
+        <w:t xml:space="preserve">Aurignacian</w:t>
+      </w:r>
+      <w:r>
+        <w:t xml:space="preserve"> </w:t>
+      </w:r>
+      <w:r>
+        <w:t xml:space="preserve">ethno-linguistic geography of</w:t>
+      </w:r>
+      <w:r>
+        <w:t xml:space="preserve"> </w:t>
+      </w:r>
+      <w:r>
+        <w:t xml:space="preserve">Europe</w:t>
+      </w:r>
+      <w:r>
+        <w:t xml:space="preserve"> </w:t>
+      </w:r>
+      <w:r>
+        <w:t xml:space="preserve">revealed by personal ornaments. Journal of Archaeological Science 2006;33:1105–28.</w:t>
       </w:r>
       <w:r>
         <w:t xml:space="preserve"> </w:t>
@@ -5279,7 +5665,31 @@
         <w:t xml:space="preserve">	</w:t>
       </w:r>
       <w:r>
-        <w:t xml:space="preserve">Fuentes O, Lucas C, Robert E. An approach to palaeolithic networks: The question of symbolic territories and their interpretation through magdalenian art. Quaternary International 2019;503:233–47.</w:t>
+        <w:t xml:space="preserve">Fuentes O, Lucas C, Robert E. An approach to</w:t>
+      </w:r>
+      <w:r>
+        <w:t xml:space="preserve"> </w:t>
+      </w:r>
+      <w:r>
+        <w:t xml:space="preserve">Palaeolithic</w:t>
+      </w:r>
+      <w:r>
+        <w:t xml:space="preserve"> </w:t>
+      </w:r>
+      <w:r>
+        <w:t xml:space="preserve">networks: The question of symbolic territories and their interpretation through</w:t>
+      </w:r>
+      <w:r>
+        <w:t xml:space="preserve"> </w:t>
+      </w:r>
+      <w:r>
+        <w:t xml:space="preserve">Magdalenian</w:t>
+      </w:r>
+      <w:r>
+        <w:t xml:space="preserve"> </w:t>
+      </w:r>
+      <w:r>
+        <w:t xml:space="preserve">art. Quaternary International 2019;503:233–47.</w:t>
       </w:r>
       <w:r>
         <w:t xml:space="preserve"> </w:t>
@@ -5312,7 +5722,43 @@
         <w:t xml:space="preserve">	</w:t>
       </w:r>
       <w:r>
-        <w:t xml:space="preserve">Tejero J-M, Grimaldi S. Assessing bone and antler exploitation at riparo mochi (balzi rossi, italy): Implications for the characterization of the aurignacian in south-western europe. Journal of Archaeological Science 2015;61:59–77.</w:t>
+        <w:t xml:space="preserve">Tejero J-M, Grimaldi S. Assessing bone and antler exploitation at riparo mochi (</w:t>
+      </w:r>
+      <w:r>
+        <w:t xml:space="preserve">Balzi Rossi</w:t>
+      </w:r>
+      <w:r>
+        <w:t xml:space="preserve">,</w:t>
+      </w:r>
+      <w:r>
+        <w:t xml:space="preserve"> </w:t>
+      </w:r>
+      <w:r>
+        <w:t xml:space="preserve">Italy</w:t>
+      </w:r>
+      <w:r>
+        <w:t xml:space="preserve">): Implications for the characterization of the</w:t>
+      </w:r>
+      <w:r>
+        <w:t xml:space="preserve"> </w:t>
+      </w:r>
+      <w:r>
+        <w:t xml:space="preserve">Aurignacian</w:t>
+      </w:r>
+      <w:r>
+        <w:t xml:space="preserve"> </w:t>
+      </w:r>
+      <w:r>
+        <w:t xml:space="preserve">in</w:t>
+      </w:r>
+      <w:r>
+        <w:t xml:space="preserve"> </w:t>
+      </w:r>
+      <w:r>
+        <w:t xml:space="preserve">South-Western Europe</w:t>
+      </w:r>
+      <w:r>
+        <w:t xml:space="preserve">. Journal of Archaeological Science 2015;61:59–77.</w:t>
       </w:r>
       <w:r>
         <w:t xml:space="preserve"> </w:t>
@@ -5345,7 +5791,28 @@
         <w:t xml:space="preserve">	</w:t>
       </w:r>
       <w:r>
-        <w:t xml:space="preserve">Tartar E. The recognition of a new type of bone tools in early aurignacian assemblages: Implications for understanding the appearance of osseous technology in europe. Journal of Archaeological Science 2012;39:2348–60.</w:t>
+        <w:t xml:space="preserve">Tartar E. The recognition of a new type of bone tools in early</w:t>
+      </w:r>
+      <w:r>
+        <w:t xml:space="preserve"> </w:t>
+      </w:r>
+      <w:r>
+        <w:t xml:space="preserve">Aurignacian</w:t>
+      </w:r>
+      <w:r>
+        <w:t xml:space="preserve"> </w:t>
+      </w:r>
+      <w:r>
+        <w:t xml:space="preserve">assemblages: Implications for understanding the appearance of osseous technology in</w:t>
+      </w:r>
+      <w:r>
+        <w:t xml:space="preserve"> </w:t>
+      </w:r>
+      <w:r>
+        <w:t xml:space="preserve">Europe</w:t>
+      </w:r>
+      <w:r>
+        <w:t xml:space="preserve">. Journal of Archaeological Science 2012;39:2348–60.</w:t>
       </w:r>
       <w:r>
         <w:t xml:space="preserve"> </w:t>
@@ -5378,7 +5845,25 @@
         <w:t xml:space="preserve">	</w:t>
       </w:r>
       <w:r>
-        <w:t xml:space="preserve">Dutkiewicz E, Russo G, Lee S, Bentz C. SignBase, a collection of geometric signs on mobile objects in the paleolithic. Scientific Data 2020;7:364.</w:t>
+        <w:t xml:space="preserve">Dutkiewicz E, Russo G, Lee S, Bentz C.</w:t>
+      </w:r>
+      <w:r>
+        <w:t xml:space="preserve"> </w:t>
+      </w:r>
+      <w:r>
+        <w:t xml:space="preserve">SignBase</w:t>
+      </w:r>
+      <w:r>
+        <w:t xml:space="preserve">, a collection of geometric signs on mobile objects in the</w:t>
+      </w:r>
+      <w:r>
+        <w:t xml:space="preserve"> </w:t>
+      </w:r>
+      <w:r>
+        <w:t xml:space="preserve">Paleolithic</w:t>
+      </w:r>
+      <w:r>
+        <w:t xml:space="preserve">. Scientific Data 2020;7:364.</w:t>
       </w:r>
       <w:r>
         <w:t xml:space="preserve"> </w:t>
@@ -5444,7 +5929,19 @@
         <w:t xml:space="preserve">	</w:t>
       </w:r>
       <w:r>
-        <w:t xml:space="preserve">Chu W, Richter J. Aurignacian cultural unit. Encyclopedia of global archaeology, Cham: Springer International Publishing; 2020, p. 1–10.</w:t>
+        <w:t xml:space="preserve">Chu W, Richter J.</w:t>
+      </w:r>
+      <w:r>
+        <w:t xml:space="preserve"> </w:t>
+      </w:r>
+      <w:r>
+        <w:t xml:space="preserve">Aurignacian</w:t>
+      </w:r>
+      <w:r>
+        <w:t xml:space="preserve"> </w:t>
+      </w:r>
+      <w:r>
+        <w:t xml:space="preserve">cultural unit. Encyclopedia of global archaeology, Cham: Springer International Publishing; 2020, p. 1–10.</w:t>
       </w:r>
       <w:r>
         <w:t xml:space="preserve"> </w:t>
@@ -5477,7 +5974,31 @@
         <w:t xml:space="preserve">	</w:t>
       </w:r>
       <w:r>
-        <w:t xml:space="preserve">Dinnis R, Bessudnov A, Chiotti L, Flas D, Michel A. Thoughts on the structure of the european aurignacian, with particular focus on hohle fels IV. Proceedings of the Prehistoric Society 2019;85:29–60.</w:t>
+        <w:t xml:space="preserve">Dinnis R, Bessudnov A, Chiotti L, Flas D, Michel A. Thoughts on the structure of the</w:t>
+      </w:r>
+      <w:r>
+        <w:t xml:space="preserve"> </w:t>
+      </w:r>
+      <w:r>
+        <w:t xml:space="preserve">European</w:t>
+      </w:r>
+      <w:r>
+        <w:t xml:space="preserve"> </w:t>
+      </w:r>
+      <w:r>
+        <w:t xml:space="preserve">Aurignacian</w:t>
+      </w:r>
+      <w:r>
+        <w:t xml:space="preserve">, with particular focus on</w:t>
+      </w:r>
+      <w:r>
+        <w:t xml:space="preserve"> </w:t>
+      </w:r>
+      <w:r>
+        <w:t xml:space="preserve">Hohle Fels IV</w:t>
+      </w:r>
+      <w:r>
+        <w:t xml:space="preserve">. Proceedings of the Prehistoric Society 2019;85:29–60.</w:t>
       </w:r>
     </w:p>
     <w:bookmarkEnd w:id="85"/>
@@ -5496,7 +6017,40 @@
         <w:t xml:space="preserve">	</w:t>
       </w:r>
       <w:r>
-        <w:t xml:space="preserve">Falcucci A, Conard NJ, Peresani M, et al. Breaking through the aquitaine frame: A re-evaluation on the significance of regional variants during the aurignacian as seen from a key record in southern europe. Journal of Anthropological Sciences 2020;98:99–140.</w:t>
+        <w:t xml:space="preserve">Falcucci A, Conard NJ, Peresani M, et al. Breaking through the</w:t>
+      </w:r>
+      <w:r>
+        <w:t xml:space="preserve"> </w:t>
+      </w:r>
+      <w:r>
+        <w:t xml:space="preserve">Aquitaine</w:t>
+      </w:r>
+      <w:r>
+        <w:t xml:space="preserve"> </w:t>
+      </w:r>
+      <w:r>
+        <w:t xml:space="preserve">frame: A re-evaluation on the significance of regional variants during the</w:t>
+      </w:r>
+      <w:r>
+        <w:t xml:space="preserve"> </w:t>
+      </w:r>
+      <w:r>
+        <w:t xml:space="preserve">Aurignacian</w:t>
+      </w:r>
+      <w:r>
+        <w:t xml:space="preserve"> </w:t>
+      </w:r>
+      <w:r>
+        <w:t xml:space="preserve">as seen from a key record in southern</w:t>
+      </w:r>
+      <w:r>
+        <w:t xml:space="preserve"> </w:t>
+      </w:r>
+      <w:r>
+        <w:t xml:space="preserve">Europe</w:t>
+      </w:r>
+      <w:r>
+        <w:t xml:space="preserve">. Journal of Anthropological Sciences 2020;98:99–140.</w:t>
       </w:r>
     </w:p>
     <w:bookmarkEnd w:id="86"/>
@@ -5515,7 +6069,28 @@
         <w:t xml:space="preserve">	</w:t>
       </w:r>
       <w:r>
-        <w:t xml:space="preserve">Clark GA, Riel-Salvatore J. What’s in a name? Observations on the compositional integrity of the aurignacian. The mediterranean from 50 000 to 25 000 BP, vol. 323, Oxbow Books; 2009.</w:t>
+        <w:t xml:space="preserve">Clark GA, Riel-Salvatore J. What’s in a name? Observations on the compositional integrity of the</w:t>
+      </w:r>
+      <w:r>
+        <w:t xml:space="preserve"> </w:t>
+      </w:r>
+      <w:r>
+        <w:t xml:space="preserve">Aurignacian</w:t>
+      </w:r>
+      <w:r>
+        <w:t xml:space="preserve">. The</w:t>
+      </w:r>
+      <w:r>
+        <w:t xml:space="preserve"> </w:t>
+      </w:r>
+      <w:r>
+        <w:t xml:space="preserve">Mediterranean</w:t>
+      </w:r>
+      <w:r>
+        <w:t xml:space="preserve"> </w:t>
+      </w:r>
+      <w:r>
+        <w:t xml:space="preserve">from 50 000 to 25 000 BP, vol. 323, Oxbow Books; 2009.</w:t>
       </w:r>
     </w:p>
     <w:bookmarkEnd w:id="87"/>
@@ -5534,7 +6109,31 @@
         <w:t xml:space="preserve">	</w:t>
       </w:r>
       <w:r>
-        <w:t xml:space="preserve">Zilhão J, d’Errico F, Banks WE, Teyssandier N. A data-driven paradigm shift for the middle-to-upper palaeolithic transition and the neandertal debate. Quaternary Environments and Humans 2024;2:100037.</w:t>
+        <w:t xml:space="preserve">Zilhão J, d’Errico F, Banks WE, Teyssandier N. A data-driven paradigm shift for the</w:t>
+      </w:r>
+      <w:r>
+        <w:t xml:space="preserve"> </w:t>
+      </w:r>
+      <w:r>
+        <w:t xml:space="preserve">Middle-to-Upper Palaeolithic</w:t>
+      </w:r>
+      <w:r>
+        <w:t xml:space="preserve"> </w:t>
+      </w:r>
+      <w:r>
+        <w:t xml:space="preserve">transition and the</w:t>
+      </w:r>
+      <w:r>
+        <w:t xml:space="preserve"> </w:t>
+      </w:r>
+      <w:r>
+        <w:t xml:space="preserve">Neandertal</w:t>
+      </w:r>
+      <w:r>
+        <w:t xml:space="preserve"> </w:t>
+      </w:r>
+      <w:r>
+        <w:t xml:space="preserve">debate. Quaternary Environments and Humans 2024;2:100037.</w:t>
       </w:r>
     </w:p>
     <w:bookmarkEnd w:id="88"/>
@@ -5553,7 +6152,19 @@
         <w:t xml:space="preserve">	</w:t>
       </w:r>
       <w:r>
-        <w:t xml:space="preserve">Bordes J-G. News from the west: A reevaluation of the classical aurignacian sequence of the p</w:t>
+        <w:t xml:space="preserve">Bordes J-G. News from the west: A reevaluation of the classical</w:t>
+      </w:r>
+      <w:r>
+        <w:t xml:space="preserve"> </w:t>
+      </w:r>
+      <w:r>
+        <w:t xml:space="preserve">Aurignacian</w:t>
+      </w:r>
+      <w:r>
+        <w:t xml:space="preserve"> </w:t>
+      </w:r>
+      <w:r>
+        <w:t xml:space="preserve">sequence of the p</w:t>
       </w:r>
       <w:r>
         <w:t xml:space="preserve">é</w:t>
@@ -5578,7 +6189,31 @@
         <w:t xml:space="preserve">	</w:t>
       </w:r>
       <w:r>
-        <w:t xml:space="preserve">Canessa T, Peña P de la. Unpacking lithic assemblage variability in the early upper palaeolithic: A multivariate approach to the structure of the iberian aurignacian. Plos One 2026;21:e0345202.</w:t>
+        <w:t xml:space="preserve">Canessa T, Peña P de la. Unpacking lithic assemblage variability in the</w:t>
+      </w:r>
+      <w:r>
+        <w:t xml:space="preserve"> </w:t>
+      </w:r>
+      <w:r>
+        <w:t xml:space="preserve">Early Upper Palaeolithic</w:t>
+      </w:r>
+      <w:r>
+        <w:t xml:space="preserve">: A multivariate approach to the structure of the</w:t>
+      </w:r>
+      <w:r>
+        <w:t xml:space="preserve"> </w:t>
+      </w:r>
+      <w:r>
+        <w:t xml:space="preserve">Iberian</w:t>
+      </w:r>
+      <w:r>
+        <w:t xml:space="preserve"> </w:t>
+      </w:r>
+      <w:r>
+        <w:t xml:space="preserve">Aurignacian</w:t>
+      </w:r>
+      <w:r>
+        <w:t xml:space="preserve">. Plos One 2026;21:e0345202.</w:t>
       </w:r>
     </w:p>
     <w:bookmarkEnd w:id="90"/>
@@ -5597,7 +6232,19 @@
         <w:t xml:space="preserve">	</w:t>
       </w:r>
       <w:r>
-        <w:t xml:space="preserve">Shao Y, Limberg H, Klein K, Wegener C, Schmidt I, Weniger G-C, et al. Human-existence probability of the aurignacian techno-complex under extreme climate conditions. Quaternary Science Reviews 2021;263:106995. https://doi.org/</w:t>
+        <w:t xml:space="preserve">Shao Y, Limberg H, Klein K, Wegener C, Schmidt I, Weniger G-C, et al. Human-existence probability of the</w:t>
+      </w:r>
+      <w:r>
+        <w:t xml:space="preserve"> </w:t>
+      </w:r>
+      <w:r>
+        <w:t xml:space="preserve">Aurignacian</w:t>
+      </w:r>
+      <w:r>
+        <w:t xml:space="preserve"> </w:t>
+      </w:r>
+      <w:r>
+        <w:t xml:space="preserve">techno-complex under extreme climate conditions. Quaternary Science Reviews 2021;263:106995. https://doi.org/</w:t>
       </w:r>
       <w:hyperlink r:id="rId91">
         <w:r>
@@ -5627,7 +6274,25 @@
         <w:t xml:space="preserve">	</w:t>
       </w:r>
       <w:r>
-        <w:t xml:space="preserve">Schmidt I, Zimmermann A. Population dynamics and socio-spatial organization of the aurignacian: Scalable quantitative demographic data for western and central europe. PLoS ONE 2019;14:e0211562.</w:t>
+        <w:t xml:space="preserve">Schmidt I, Zimmermann A. Population dynamics and socio-spatial organization of the</w:t>
+      </w:r>
+      <w:r>
+        <w:t xml:space="preserve"> </w:t>
+      </w:r>
+      <w:r>
+        <w:t xml:space="preserve">Aurignacian</w:t>
+      </w:r>
+      <w:r>
+        <w:t xml:space="preserve">: Scalable quantitative demographic data for western and</w:t>
+      </w:r>
+      <w:r>
+        <w:t xml:space="preserve"> </w:t>
+      </w:r>
+      <w:r>
+        <w:t xml:space="preserve">Central Europe</w:t>
+      </w:r>
+      <w:r>
+        <w:t xml:space="preserve">. PLoS ONE 2019;14:e0211562.</w:t>
       </w:r>
       <w:r>
         <w:t xml:space="preserve"> </w:t>
@@ -5660,7 +6325,37 @@
         <w:t xml:space="preserve">	</w:t>
       </w:r>
       <w:r>
-        <w:t xml:space="preserve">Banks WE, d’Errico F, Zilhão J. Human–climate interaction during the early upper paleolithic: Testing the hypothesis of an adaptive shift between the proto-aurignacian and the early aurignacian. Journal of Human Evolution 2013;64:39–55. https://doi.org/</w:t>
+        <w:t xml:space="preserve">Banks WE, d’Errico F, Zilhão J. Human–climate interaction during the</w:t>
+      </w:r>
+      <w:r>
+        <w:t xml:space="preserve"> </w:t>
+      </w:r>
+      <w:r>
+        <w:t xml:space="preserve">Early Upper Paleolithic</w:t>
+      </w:r>
+      <w:r>
+        <w:t xml:space="preserve">: Testing the hypothesis of an adaptive shift between the</w:t>
+      </w:r>
+      <w:r>
+        <w:t xml:space="preserve"> </w:t>
+      </w:r>
+      <w:r>
+        <w:t xml:space="preserve">Proto-Aurignacian</w:t>
+      </w:r>
+      <w:r>
+        <w:t xml:space="preserve"> </w:t>
+      </w:r>
+      <w:r>
+        <w:t xml:space="preserve">and the early</w:t>
+      </w:r>
+      <w:r>
+        <w:t xml:space="preserve"> </w:t>
+      </w:r>
+      <w:r>
+        <w:t xml:space="preserve">Aurignacian</w:t>
+      </w:r>
+      <w:r>
+        <w:t xml:space="preserve">. Journal of Human Evolution 2013;64:39–55. https://doi.org/</w:t>
       </w:r>
       <w:hyperlink r:id="rId95">
         <w:r>
@@ -5690,7 +6385,40 @@
         <w:t xml:space="preserve">	</w:t>
       </w:r>
       <w:r>
-        <w:t xml:space="preserve">Falcucci A, Conard NJ, Peresani M. A critical assessment of the protoaurignacian lithic technology at fumane cave and its implications for the definition of the earliest aurignacian. PLoS ONE 2017;12:e0189241.</w:t>
+        <w:t xml:space="preserve">Falcucci A, Conard NJ, Peresani M. A critical assessment of the</w:t>
+      </w:r>
+      <w:r>
+        <w:t xml:space="preserve"> </w:t>
+      </w:r>
+      <w:r>
+        <w:t xml:space="preserve">Protoaurignacian</w:t>
+      </w:r>
+      <w:r>
+        <w:t xml:space="preserve"> </w:t>
+      </w:r>
+      <w:r>
+        <w:t xml:space="preserve">lithic technology at</w:t>
+      </w:r>
+      <w:r>
+        <w:t xml:space="preserve"> </w:t>
+      </w:r>
+      <w:r>
+        <w:t xml:space="preserve">Fumane Cave</w:t>
+      </w:r>
+      <w:r>
+        <w:t xml:space="preserve"> </w:t>
+      </w:r>
+      <w:r>
+        <w:t xml:space="preserve">and its implications for the definition of the earliest</w:t>
+      </w:r>
+      <w:r>
+        <w:t xml:space="preserve"> </w:t>
+      </w:r>
+      <w:r>
+        <w:t xml:space="preserve">Aurignacian</w:t>
+      </w:r>
+      <w:r>
+        <w:t xml:space="preserve">. PLoS ONE 2017;12:e0189241.</w:t>
       </w:r>
       <w:r>
         <w:t xml:space="preserve"> </w:t>
@@ -5708,7 +6436,7 @@
       </w:r>
     </w:p>
     <w:bookmarkEnd w:id="98"/>
-    <w:bookmarkStart w:id="99" w:name="ref-Chiotti_2005"/>
+    <w:bookmarkStart w:id="100" w:name="ref-Bataille_Conard_2019"/>
     <w:p>
       <w:pPr>
         <w:pStyle w:val="Bibliography"/>
@@ -5723,11 +6451,79 @@
         <w:t xml:space="preserve">	</w:t>
       </w:r>
       <w:r>
-        <w:t xml:space="preserve">Chiotti L. Les industries lithiques aurignaciennes de l’abri pataud. Oxford: Archaeopress; 2005.</w:t>
-      </w:r>
-    </w:p>
-    <w:bookmarkEnd w:id="99"/>
-    <w:bookmarkStart w:id="101" w:name="ref-Higham_Abri_Pataud_2011"/>
+        <w:t xml:space="preserve">Bataille G, Conard NJ. Burin-core technology in</w:t>
+      </w:r>
+      <w:r>
+        <w:t xml:space="preserve"> </w:t>
+      </w:r>
+      <w:r>
+        <w:t xml:space="preserve">Aurignacian</w:t>
+      </w:r>
+      <w:r>
+        <w:t xml:space="preserve"> </w:t>
+      </w:r>
+      <w:r>
+        <w:t xml:space="preserve">horizons</w:t>
+      </w:r>
+      <w:r>
+        <w:t xml:space="preserve"> </w:t>
+      </w:r>
+      <w:r>
+        <w:t xml:space="preserve">IIIa</w:t>
+      </w:r>
+      <w:r>
+        <w:t xml:space="preserve"> </w:t>
+      </w:r>
+      <w:r>
+        <w:t xml:space="preserve">and</w:t>
+      </w:r>
+      <w:r>
+        <w:t xml:space="preserve"> </w:t>
+      </w:r>
+      <w:r>
+        <w:t xml:space="preserve">IV</w:t>
+      </w:r>
+      <w:r>
+        <w:t xml:space="preserve"> </w:t>
+      </w:r>
+      <w:r>
+        <w:t xml:space="preserve">of</w:t>
+      </w:r>
+      <w:r>
+        <w:t xml:space="preserve"> </w:t>
+      </w:r>
+      <w:r>
+        <w:t xml:space="preserve">Hohle Fels</w:t>
+      </w:r>
+      <w:r>
+        <w:t xml:space="preserve"> </w:t>
+      </w:r>
+      <w:r>
+        <w:t xml:space="preserve">cave (</w:t>
+      </w:r>
+      <w:r>
+        <w:t xml:space="preserve">Southwestern Germany</w:t>
+      </w:r>
+      <w:r>
+        <w:t xml:space="preserve">). Quartär 2019;65:7–30.</w:t>
+      </w:r>
+      <w:r>
+        <w:t xml:space="preserve"> </w:t>
+      </w:r>
+      <w:hyperlink r:id="rId99">
+        <w:r>
+          <w:rPr>
+            <w:rStyle w:val="Hyperlink"/>
+          </w:rPr>
+          <w:t xml:space="preserve">https://doi.org/10.7485/QU65_2</w:t>
+        </w:r>
+      </w:hyperlink>
+      <w:r>
+        <w:t xml:space="preserve">.</w:t>
+      </w:r>
+    </w:p>
+    <w:bookmarkEnd w:id="100"/>
+    <w:bookmarkStart w:id="101" w:name="ref-Chiotti_2005"/>
     <w:p>
       <w:pPr>
         <w:pStyle w:val="Bibliography"/>
@@ -5742,12 +6538,49 @@
         <w:t xml:space="preserve">	</w:t>
       </w:r>
       <w:r>
-        <w:t xml:space="preserve">Higham TFG, Jacobi RM, Julien C, Ramsey CB, Studenik C, Trinkaus E. The earliest evidence for anatomically modern humans in northwestern europe. Journal of Human Evolution 2011;61:549–63.</w:t>
-      </w:r>
-      <w:r>
-        <w:t xml:space="preserve"> </w:t>
-      </w:r>
-      <w:hyperlink r:id="rId100">
+        <w:t xml:space="preserve">Chiotti L. Les industries lithiques aurignaciennes de l’abri</w:t>
+      </w:r>
+      <w:r>
+        <w:t xml:space="preserve"> </w:t>
+      </w:r>
+      <w:r>
+        <w:t xml:space="preserve">Pataud</w:t>
+      </w:r>
+      <w:r>
+        <w:t xml:space="preserve">. Oxford: Archaeopress; 2005.</w:t>
+      </w:r>
+    </w:p>
+    <w:bookmarkEnd w:id="101"/>
+    <w:bookmarkStart w:id="103" w:name="ref-Higham_Abri_Pataud_2011"/>
+    <w:p>
+      <w:pPr>
+        <w:pStyle w:val="Bibliography"/>
+      </w:pPr>
+      <w:r>
+        <w:t xml:space="preserve">[25]</w:t>
+      </w:r>
+      <w:r>
+        <w:t xml:space="preserve"> </w:t>
+      </w:r>
+      <w:r>
+        <w:t xml:space="preserve">	</w:t>
+      </w:r>
+      <w:r>
+        <w:t xml:space="preserve">Higham TFG, Jacobi RM, Julien C, Ramsey CB, Studenik C, Trinkaus E. The earliest evidence for anatomically modern humans in northwestern</w:t>
+      </w:r>
+      <w:r>
+        <w:t xml:space="preserve"> </w:t>
+      </w:r>
+      <w:r>
+        <w:t xml:space="preserve">Europe</w:t>
+      </w:r>
+      <w:r>
+        <w:t xml:space="preserve">. Journal of Human Evolution 2011;61:549–63.</w:t>
+      </w:r>
+      <w:r>
+        <w:t xml:space="preserve"> </w:t>
+      </w:r>
+      <w:hyperlink r:id="rId102">
         <w:r>
           <w:rPr>
             <w:rStyle w:val="Hyperlink"/>
@@ -5759,28 +6592,58 @@
         <w:t xml:space="preserve">.</w:t>
       </w:r>
     </w:p>
-    <w:bookmarkEnd w:id="101"/>
-    <w:bookmarkStart w:id="103" w:name="ref-Talamo_La_Ferrassie_2020"/>
-    <w:p>
-      <w:pPr>
-        <w:pStyle w:val="Bibliography"/>
-      </w:pPr>
-      <w:r>
-        <w:t xml:space="preserve">[25]</w:t>
-      </w:r>
-      <w:r>
-        <w:t xml:space="preserve"> </w:t>
-      </w:r>
-      <w:r>
-        <w:t xml:space="preserve">	</w:t>
-      </w:r>
-      <w:r>
-        <w:t xml:space="preserve">Talamo S, Kels S, Roussel M, Schmidt P, competition M, Bocherens H. Direct radiocarbon dating and taphonomy of the aurignacian sequence of la ferrassie (france). Journal of Quaternary Science 2020;35:958–69.</w:t>
-      </w:r>
-      <w:r>
-        <w:t xml:space="preserve"> </w:t>
-      </w:r>
-      <w:hyperlink r:id="rId102">
+    <w:bookmarkEnd w:id="103"/>
+    <w:bookmarkStart w:id="105" w:name="ref-Talamo_La_Ferrassie_2020"/>
+    <w:p>
+      <w:pPr>
+        <w:pStyle w:val="Bibliography"/>
+      </w:pPr>
+      <w:r>
+        <w:t xml:space="preserve">[26]</w:t>
+      </w:r>
+      <w:r>
+        <w:t xml:space="preserve"> </w:t>
+      </w:r>
+      <w:r>
+        <w:t xml:space="preserve">	</w:t>
+      </w:r>
+      <w:r>
+        <w:t xml:space="preserve">Talamo S, Kels S, Roussel M, Schmidt P, competition M, Bocherens H. Direct radiocarbon dating and taphonomy of the</w:t>
+      </w:r>
+      <w:r>
+        <w:t xml:space="preserve"> </w:t>
+      </w:r>
+      <w:r>
+        <w:t xml:space="preserve">Aurignacian</w:t>
+      </w:r>
+      <w:r>
+        <w:t xml:space="preserve"> </w:t>
+      </w:r>
+      <w:r>
+        <w:t xml:space="preserve">sequence of</w:t>
+      </w:r>
+      <w:r>
+        <w:t xml:space="preserve"> </w:t>
+      </w:r>
+      <w:r>
+        <w:t xml:space="preserve">La Ferrassie</w:t>
+      </w:r>
+      <w:r>
+        <w:t xml:space="preserve"> </w:t>
+      </w:r>
+      <w:r>
+        <w:t xml:space="preserve">(</w:t>
+      </w:r>
+      <w:r>
+        <w:t xml:space="preserve">France</w:t>
+      </w:r>
+      <w:r>
+        <w:t xml:space="preserve">). Journal of Quaternary Science 2020;35:958–69.</w:t>
+      </w:r>
+      <w:r>
+        <w:t xml:space="preserve"> </w:t>
+      </w:r>
+      <w:hyperlink r:id="rId104">
         <w:r>
           <w:rPr>
             <w:rStyle w:val="Hyperlink"/>
@@ -5792,28 +6655,70 @@
         <w:t xml:space="preserve">.</w:t>
       </w:r>
     </w:p>
-    <w:bookmarkEnd w:id="103"/>
-    <w:bookmarkStart w:id="105" w:name="ref-Oliva_2006"/>
-    <w:p>
-      <w:pPr>
-        <w:pStyle w:val="Bibliography"/>
-      </w:pPr>
-      <w:r>
-        <w:t xml:space="preserve">[26]</w:t>
-      </w:r>
-      <w:r>
-        <w:t xml:space="preserve"> </w:t>
-      </w:r>
-      <w:r>
-        <w:t xml:space="preserve">	</w:t>
-      </w:r>
-      <w:r>
-        <w:t xml:space="preserve">Oliva M. The upper paleolithic finds from the mladeč cave. In: Teschler-Nicola M, editor. Early modern humans at the moravian gate: The mladeč caves and their remains, Vienna: Springer; 2006, p. 41–74.</w:t>
-      </w:r>
-      <w:r>
-        <w:t xml:space="preserve"> </w:t>
-      </w:r>
-      <w:hyperlink r:id="rId104">
+    <w:bookmarkEnd w:id="105"/>
+    <w:bookmarkStart w:id="107" w:name="ref-Oliva_2006"/>
+    <w:p>
+      <w:pPr>
+        <w:pStyle w:val="Bibliography"/>
+      </w:pPr>
+      <w:r>
+        <w:t xml:space="preserve">[27]</w:t>
+      </w:r>
+      <w:r>
+        <w:t xml:space="preserve"> </w:t>
+      </w:r>
+      <w:r>
+        <w:t xml:space="preserve">	</w:t>
+      </w:r>
+      <w:r>
+        <w:t xml:space="preserve">Oliva M. The</w:t>
+      </w:r>
+      <w:r>
+        <w:t xml:space="preserve"> </w:t>
+      </w:r>
+      <w:r>
+        <w:t xml:space="preserve">Upper Paleolithic</w:t>
+      </w:r>
+      <w:r>
+        <w:t xml:space="preserve"> </w:t>
+      </w:r>
+      <w:r>
+        <w:t xml:space="preserve">finds from the</w:t>
+      </w:r>
+      <w:r>
+        <w:t xml:space="preserve"> </w:t>
+      </w:r>
+      <w:r>
+        <w:t xml:space="preserve">Mladeč Cave</w:t>
+      </w:r>
+      <w:r>
+        <w:t xml:space="preserve">. In: Teschler-Nicola M, editor. Early modern humans at the</w:t>
+      </w:r>
+      <w:r>
+        <w:t xml:space="preserve"> </w:t>
+      </w:r>
+      <w:r>
+        <w:t xml:space="preserve">Moravian Gate</w:t>
+      </w:r>
+      <w:r>
+        <w:t xml:space="preserve">: The</w:t>
+      </w:r>
+      <w:r>
+        <w:t xml:space="preserve"> </w:t>
+      </w:r>
+      <w:r>
+        <w:t xml:space="preserve">Mladeč Caves</w:t>
+      </w:r>
+      <w:r>
+        <w:t xml:space="preserve"> </w:t>
+      </w:r>
+      <w:r>
+        <w:t xml:space="preserve">and their remains, Vienna: Springer; 2006, p. 41–74.</w:t>
+      </w:r>
+      <w:r>
+        <w:t xml:space="preserve"> </w:t>
+      </w:r>
+      <w:hyperlink r:id="rId106">
         <w:r>
           <w:rPr>
             <w:rStyle w:val="Hyperlink"/>
@@ -5825,28 +6730,70 @@
         <w:t xml:space="preserve">.</w:t>
       </w:r>
     </w:p>
-    <w:bookmarkEnd w:id="105"/>
-    <w:bookmarkStart w:id="107" w:name="ref-Bataille_Conard_2018"/>
-    <w:p>
-      <w:pPr>
-        <w:pStyle w:val="Bibliography"/>
-      </w:pPr>
-      <w:r>
-        <w:t xml:space="preserve">[27]</w:t>
-      </w:r>
-      <w:r>
-        <w:t xml:space="preserve"> </w:t>
-      </w:r>
-      <w:r>
-        <w:t xml:space="preserve">	</w:t>
-      </w:r>
-      <w:r>
-        <w:t xml:space="preserve">Bataille G, Conard NJ. Blade and bladelet production at hohle fels cave, AH IV in the swabian jura and its importance for characterizing the technological variability of the aurignacian in central europe. PLoS ONE 2018;13:e0194097.</w:t>
-      </w:r>
-      <w:r>
-        <w:t xml:space="preserve"> </w:t>
-      </w:r>
-      <w:hyperlink r:id="rId106">
+    <w:bookmarkEnd w:id="107"/>
+    <w:bookmarkStart w:id="109" w:name="ref-Bataille_Conard_2018"/>
+    <w:p>
+      <w:pPr>
+        <w:pStyle w:val="Bibliography"/>
+      </w:pPr>
+      <w:r>
+        <w:t xml:space="preserve">[28]</w:t>
+      </w:r>
+      <w:r>
+        <w:t xml:space="preserve"> </w:t>
+      </w:r>
+      <w:r>
+        <w:t xml:space="preserve">	</w:t>
+      </w:r>
+      <w:r>
+        <w:t xml:space="preserve">Bataille G, Conard NJ. Blade and bladelet production at</w:t>
+      </w:r>
+      <w:r>
+        <w:t xml:space="preserve"> </w:t>
+      </w:r>
+      <w:r>
+        <w:t xml:space="preserve">Hohle Fels Cave</w:t>
+      </w:r>
+      <w:r>
+        <w:t xml:space="preserve">, AH IV in the</w:t>
+      </w:r>
+      <w:r>
+        <w:t xml:space="preserve"> </w:t>
+      </w:r>
+      <w:r>
+        <w:t xml:space="preserve">Swabian Jura</w:t>
+      </w:r>
+      <w:r>
+        <w:t xml:space="preserve"> </w:t>
+      </w:r>
+      <w:r>
+        <w:t xml:space="preserve">and its importance for characterizing the technological variability of the</w:t>
+      </w:r>
+      <w:r>
+        <w:t xml:space="preserve"> </w:t>
+      </w:r>
+      <w:r>
+        <w:t xml:space="preserve">Aurignacian</w:t>
+      </w:r>
+      <w:r>
+        <w:t xml:space="preserve"> </w:t>
+      </w:r>
+      <w:r>
+        <w:t xml:space="preserve">in</w:t>
+      </w:r>
+      <w:r>
+        <w:t xml:space="preserve"> </w:t>
+      </w:r>
+      <w:r>
+        <w:t xml:space="preserve">Central Europe</w:t>
+      </w:r>
+      <w:r>
+        <w:t xml:space="preserve">. PLoS ONE 2018;13:e0194097.</w:t>
+      </w:r>
+      <w:r>
+        <w:t xml:space="preserve"> </w:t>
+      </w:r>
+      <w:hyperlink r:id="rId108">
         <w:r>
           <w:rPr>
             <w:rStyle w:val="Hyperlink"/>
@@ -5858,75 +6805,6 @@
         <w:t xml:space="preserve">.</w:t>
       </w:r>
     </w:p>
-    <w:bookmarkEnd w:id="107"/>
-    <w:bookmarkStart w:id="109" w:name="ref-Bataille_Conard_2019"/>
-    <w:p>
-      <w:pPr>
-        <w:pStyle w:val="Bibliography"/>
-      </w:pPr>
-      <w:r>
-        <w:t xml:space="preserve">[28]</w:t>
-      </w:r>
-      <w:r>
-        <w:t xml:space="preserve"> </w:t>
-      </w:r>
-      <w:r>
-        <w:t xml:space="preserve">	</w:t>
-      </w:r>
-      <w:r>
-        <w:t xml:space="preserve">Bataille G, Conard NJ. Burin-core technology in aurignacian horizons</w:t>
-      </w:r>
-      <w:r>
-        <w:t xml:space="preserve"> </w:t>
-      </w:r>
-      <w:r>
-        <w:t xml:space="preserve">IIIa</w:t>
-      </w:r>
-      <w:r>
-        <w:t xml:space="preserve"> </w:t>
-      </w:r>
-      <w:r>
-        <w:t xml:space="preserve">and</w:t>
-      </w:r>
-      <w:r>
-        <w:t xml:space="preserve"> </w:t>
-      </w:r>
-      <w:r>
-        <w:t xml:space="preserve">IV</w:t>
-      </w:r>
-      <w:r>
-        <w:t xml:space="preserve"> </w:t>
-      </w:r>
-      <w:r>
-        <w:t xml:space="preserve">of</w:t>
-      </w:r>
-      <w:r>
-        <w:t xml:space="preserve"> </w:t>
-      </w:r>
-      <w:r>
-        <w:t xml:space="preserve">Hohle Fels</w:t>
-      </w:r>
-      <w:r>
-        <w:t xml:space="preserve"> </w:t>
-      </w:r>
-      <w:r>
-        <w:t xml:space="preserve">cave (southwestern germany). Quartär 2019;65:7–30.</w:t>
-      </w:r>
-      <w:r>
-        <w:t xml:space="preserve"> </w:t>
-      </w:r>
-      <w:hyperlink r:id="rId108">
-        <w:r>
-          <w:rPr>
-            <w:rStyle w:val="Hyperlink"/>
-          </w:rPr>
-          <w:t xml:space="preserve">https://doi.org/10.7485/QU65_2</w:t>
-        </w:r>
-      </w:hyperlink>
-      <w:r>
-        <w:t xml:space="preserve">.</w:t>
-      </w:r>
-    </w:p>
     <w:bookmarkEnd w:id="109"/>
     <w:bookmarkStart w:id="110" w:name="ref-Flas_et_al_2013"/>
     <w:p>
@@ -5943,7 +6821,19 @@
         <w:t xml:space="preserve">	</w:t>
       </w:r>
       <w:r>
-        <w:t xml:space="preserve">Flas D, Tartar É, Bordes J-G, Le Brun-Ricalens F, Zwyns N. New perspectives on the aurignacian from</w:t>
+        <w:t xml:space="preserve">Flas D, Tartar É, Bordes J-G, Le Brun-Ricalens F, Zwyns N. New perspectives on the</w:t>
+      </w:r>
+      <w:r>
+        <w:t xml:space="preserve"> </w:t>
+      </w:r>
+      <w:r>
+        <w:t xml:space="preserve">Aurignacian</w:t>
+      </w:r>
+      <w:r>
+        <w:t xml:space="preserve"> </w:t>
+      </w:r>
+      <w:r>
+        <w:t xml:space="preserve">from</w:t>
       </w:r>
       <w:r>
         <w:t xml:space="preserve"> </w:t>
@@ -6049,7 +6939,46 @@
         <w:t xml:space="preserve"> </w:t>
       </w:r>
       <w:r>
-        <w:t xml:space="preserve">complexes in the european aurignacian context. In: White R, Bourrillon R, editors. Aurignacian genius: Art, technology and society of the first modern humans in europe, vol. 7, P@lethnology, Toulouse; 2015, p. 57–75.</w:t>
+        <w:t xml:space="preserve">complexes in the</w:t>
+      </w:r>
+      <w:r>
+        <w:t xml:space="preserve"> </w:t>
+      </w:r>
+      <w:r>
+        <w:t xml:space="preserve">European</w:t>
+      </w:r>
+      <w:r>
+        <w:t xml:space="preserve"> </w:t>
+      </w:r>
+      <w:r>
+        <w:t xml:space="preserve">Aurignacian</w:t>
+      </w:r>
+      <w:r>
+        <w:t xml:space="preserve"> </w:t>
+      </w:r>
+      <w:r>
+        <w:t xml:space="preserve">context. In: White R, Bourrillon R, editors.</w:t>
+      </w:r>
+      <w:r>
+        <w:t xml:space="preserve"> </w:t>
+      </w:r>
+      <w:r>
+        <w:t xml:space="preserve">Aurignacian</w:t>
+      </w:r>
+      <w:r>
+        <w:t xml:space="preserve"> </w:t>
+      </w:r>
+      <w:r>
+        <w:t xml:space="preserve">genius: Art, technology and society of the first modern humans in</w:t>
+      </w:r>
+      <w:r>
+        <w:t xml:space="preserve"> </w:t>
+      </w:r>
+      <w:r>
+        <w:t xml:space="preserve">Europe</w:t>
+      </w:r>
+      <w:r>
+        <w:t xml:space="preserve">, vol. 7, P@lethnology, Toulouse; 2015, p. 57–75.</w:t>
       </w:r>
       <w:r>
         <w:t xml:space="preserve"> </w:t>
@@ -6127,7 +7056,16 @@
         <w:t xml:space="preserve">	</w:t>
       </w:r>
       <w:r>
-        <w:t xml:space="preserve">Fletcher WJ, Sánchez Goñi MF, Allen JRM, Cheddadi R, Combourieu-Nebout N, Huntley B, et al. Millennial-scale variability during the last glacial in vegetation records from europe. Quaternary Science Reviews 2010;29:2839–64.</w:t>
+        <w:t xml:space="preserve">Fletcher WJ, Sánchez Goñi MF, Allen JRM, Cheddadi R, Combourieu-Nebout N, Huntley B, et al. Millennial-scale variability during the last glacial in vegetation records from</w:t>
+      </w:r>
+      <w:r>
+        <w:t xml:space="preserve"> </w:t>
+      </w:r>
+      <w:r>
+        <w:t xml:space="preserve">Europe</w:t>
+      </w:r>
+      <w:r>
+        <w:t xml:space="preserve">. Quaternary Science Reviews 2010;29:2839–64.</w:t>
       </w:r>
       <w:r>
         <w:t xml:space="preserve"> </w:t>
@@ -6193,7 +7131,16 @@
         <w:t xml:space="preserve">	</w:t>
       </w:r>
       <w:r>
-        <w:t xml:space="preserve">Lycett SJ. Confirmation of the role of geographic isolation by distance in among-tribe variations in beadwork designs and manufacture on the high plains. Archaeological and Anthropological Sciences 2019;11:2837–47.</w:t>
+        <w:t xml:space="preserve">Lycett SJ. Confirmation of the role of geographic isolation by distance in among-tribe variations in beadwork designs and manufacture on the</w:t>
+      </w:r>
+      <w:r>
+        <w:t xml:space="preserve"> </w:t>
+      </w:r>
+      <w:r>
+        <w:t xml:space="preserve">High Plains</w:t>
+      </w:r>
+      <w:r>
+        <w:t xml:space="preserve">. Archaeological and Anthropological Sciences 2019;11:2837–47.</w:t>
       </w:r>
       <w:r>
         <w:t xml:space="preserve"> </w:t>
@@ -6289,7 +7236,19 @@
         <w:t xml:space="preserve">	</w:t>
       </w:r>
       <w:r>
-        <w:t xml:space="preserve">Rigaud S, d’Errico F, Vanhaeren M. Ornaments reveal resistance of north european cultures to the spread of farming. PLOS ONE 2015;10:e0121166.</w:t>
+        <w:t xml:space="preserve">Rigaud S, d’Errico F, Vanhaeren M. Ornaments reveal resistance of</w:t>
+      </w:r>
+      <w:r>
+        <w:t xml:space="preserve"> </w:t>
+      </w:r>
+      <w:r>
+        <w:t xml:space="preserve">North European</w:t>
+      </w:r>
+      <w:r>
+        <w:t xml:space="preserve"> </w:t>
+      </w:r>
+      <w:r>
+        <w:t xml:space="preserve">cultures to the spread of farming. PLOS ONE 2015;10:e0121166.</w:t>
       </w:r>
       <w:r>
         <w:t xml:space="preserve"> </w:t>
@@ -6580,7 +7539,22 @@
         <w:t xml:space="preserve"> </w:t>
       </w:r>
       <w:r>
-        <w:t xml:space="preserve">cultural evolution models in neolithic europe. Evolution and Human Behavior 2015;36:103–9.</w:t>
+        <w:t xml:space="preserve">cultural evolution models in</w:t>
+      </w:r>
+      <w:r>
+        <w:t xml:space="preserve"> </w:t>
+      </w:r>
+      <w:r>
+        <w:t xml:space="preserve">Neolithic</w:t>
+      </w:r>
+      <w:r>
+        <w:t xml:space="preserve"> </w:t>
+      </w:r>
+      <w:r>
+        <w:t xml:space="preserve">Europe</w:t>
+      </w:r>
+      <w:r>
+        <w:t xml:space="preserve">. Evolution and Human Behavior 2015;36:103–9.</w:t>
       </w:r>
       <w:r>
         <w:t xml:space="preserve"> </w:t>
@@ -6813,7 +7787,16 @@
         <w:t xml:space="preserve">	</w:t>
       </w:r>
       <w:r>
-        <w:t xml:space="preserve">Singh M, Glowacki L. Human social organization during the late pleistocene: Beyond the nomadic-egalitarian model. Evolution and Human Behavior 2022;43:418–31. https://doi.org/</w:t>
+        <w:t xml:space="preserve">Singh M, Glowacki L. Human social organization during the</w:t>
+      </w:r>
+      <w:r>
+        <w:t xml:space="preserve"> </w:t>
+      </w:r>
+      <w:r>
+        <w:t xml:space="preserve">Late Pleistocene</w:t>
+      </w:r>
+      <w:r>
+        <w:t xml:space="preserve">: Beyond the nomadic-egalitarian model. Evolution and Human Behavior 2022;43:418–31. https://doi.org/</w:t>
       </w:r>
       <w:hyperlink r:id="rId155">
         <w:r>
@@ -6843,7 +7826,25 @@
         <w:t xml:space="preserve">	</w:t>
       </w:r>
       <w:r>
-        <w:t xml:space="preserve">Schwendler RH. Diversity in social organization across magdalenian western europe ca. 17–12,000 BP. Quaternary International 2012;272–273:333–53. https://doi.org/</w:t>
+        <w:t xml:space="preserve">Schwendler RH. Diversity in social organization across</w:t>
+      </w:r>
+      <w:r>
+        <w:t xml:space="preserve"> </w:t>
+      </w:r>
+      <w:r>
+        <w:t xml:space="preserve">Magdalenian</w:t>
+      </w:r>
+      <w:r>
+        <w:t xml:space="preserve"> </w:t>
+      </w:r>
+      <w:r>
+        <w:t xml:space="preserve">Western Europe</w:t>
+      </w:r>
+      <w:r>
+        <w:t xml:space="preserve"> </w:t>
+      </w:r>
+      <w:r>
+        <w:t xml:space="preserve">ca. 17–12,000 BP. Quaternary International 2012;272–273:333–53. https://doi.org/</w:t>
       </w:r>
       <w:hyperlink r:id="rId157">
         <w:r>
@@ -6939,7 +7940,16 @@
         <w:t xml:space="preserve">	</w:t>
       </w:r>
       <w:r>
-        <w:t xml:space="preserve">Larsson L. A tooth for a tooth: Tooth ornaments from the graves at the cemeteries of zvejnieki. Back to the origin: New research in the mesolithic-neolithic zvejnieki cemetery and environment, northern latvia, vol. 52, Almqvist &amp; Wiksell International; 2006, p. 253–87.</w:t>
+        <w:t xml:space="preserve">Larsson L. A tooth for a tooth: Tooth ornaments from the graves at the cemeteries of zvejnieki. Back to the origin: New research in the mesolithic-</w:t>
+      </w:r>
+      <w:r>
+        <w:t xml:space="preserve">Neolithic</w:t>
+      </w:r>
+      <w:r>
+        <w:t xml:space="preserve"> </w:t>
+      </w:r>
+      <w:r>
+        <w:t xml:space="preserve">zvejnieki cemetery and environment, northern latvia, vol. 52, Almqvist &amp; Wiksell International; 2006, p. 253–87.</w:t>
       </w:r>
     </w:p>
     <w:bookmarkEnd w:id="163"/>
@@ -7043,7 +8053,19 @@
         <w:t xml:space="preserve">	</w:t>
       </w:r>
       <w:r>
-        <w:t xml:space="preserve">Conkey M. Ritual communication, social elaboration, and the variable trajectories of paleolithic material culture. In: Price TD, Brown JA, editors. Prehistoric hunters-gatherers, Academic Press; 1985, p. 299–323. https://doi.org/</w:t>
+        <w:t xml:space="preserve">Conkey M. Ritual communication, social elaboration, and the variable trajectories of</w:t>
+      </w:r>
+      <w:r>
+        <w:t xml:space="preserve"> </w:t>
+      </w:r>
+      <w:r>
+        <w:t xml:space="preserve">Paleolithic</w:t>
+      </w:r>
+      <w:r>
+        <w:t xml:space="preserve"> </w:t>
+      </w:r>
+      <w:r>
+        <w:t xml:space="preserve">material culture. In: Price TD, Brown JA, editors. Prehistoric hunters-gatherers, Academic Press; 1985, p. 299–323. https://doi.org/</w:t>
       </w:r>
       <w:hyperlink r:id="rId169">
         <w:r>
@@ -7073,7 +8095,16 @@
         <w:t xml:space="preserve">	</w:t>
       </w:r>
       <w:r>
-        <w:t xml:space="preserve">Conkey M. Style and information in cultural evolution: Toward a predictive model for the paleolithic. Social archaeology: Beyond subsistence and dating, New York: Academic Press; 1978, p. 61–85.</w:t>
+        <w:t xml:space="preserve">Conkey M. Style and information in cultural evolution: Toward a predictive model for the</w:t>
+      </w:r>
+      <w:r>
+        <w:t xml:space="preserve"> </w:t>
+      </w:r>
+      <w:r>
+        <w:t xml:space="preserve">Paleolithic</w:t>
+      </w:r>
+      <w:r>
+        <w:t xml:space="preserve">. Social archaeology: Beyond subsistence and dating, New York: Academic Press; 1978, p. 61–85.</w:t>
       </w:r>
     </w:p>
     <w:bookmarkEnd w:id="171"/>
@@ -7386,7 +8417,31 @@
         <w:t xml:space="preserve">	</w:t>
       </w:r>
       <w:r>
-        <w:t xml:space="preserve">Romano V, Lozano S, Fernández-López de Pablo J. Reconstructing social networks of late glacial and holocene hunter–gatherers to understand cultural evolution. Philosophical Transactions of the Royal Society B 2022;377. https://doi.org/</w:t>
+        <w:t xml:space="preserve">Romano V, Lozano S, Fernández-López de Pablo J. Reconstructing social networks of</w:t>
+      </w:r>
+      <w:r>
+        <w:t xml:space="preserve"> </w:t>
+      </w:r>
+      <w:r>
+        <w:t xml:space="preserve">Late Glacial</w:t>
+      </w:r>
+      <w:r>
+        <w:t xml:space="preserve"> </w:t>
+      </w:r>
+      <w:r>
+        <w:t xml:space="preserve">and</w:t>
+      </w:r>
+      <w:r>
+        <w:t xml:space="preserve"> </w:t>
+      </w:r>
+      <w:r>
+        <w:t xml:space="preserve">Holocene</w:t>
+      </w:r>
+      <w:r>
+        <w:t xml:space="preserve"> </w:t>
+      </w:r>
+      <w:r>
+        <w:t xml:space="preserve">hunter–gatherers to understand cultural evolution. Philosophical Transactions of the Royal Society B 2022;377. https://doi.org/</w:t>
       </w:r>
       <w:hyperlink r:id="rId189">
         <w:r>
@@ -7416,7 +8471,16 @@
         <w:t xml:space="preserve">	</w:t>
       </w:r>
       <w:r>
-        <w:t xml:space="preserve">Kelly P. Comparing australian message sticks and sequentially marked objects of the upper palaeolithic: Problems and opportunities. Topics in Cognitive Science 2024.</w:t>
+        <w:t xml:space="preserve">Kelly P. Comparing australian message sticks and sequentially marked objects of the</w:t>
+      </w:r>
+      <w:r>
+        <w:t xml:space="preserve"> </w:t>
+      </w:r>
+      <w:r>
+        <w:t xml:space="preserve">Upper Palaeolithic</w:t>
+      </w:r>
+      <w:r>
+        <w:t xml:space="preserve">: Problems and opportunities. Topics in Cognitive Science 2024.</w:t>
       </w:r>
       <w:r>
         <w:t xml:space="preserve"> </w:t>
@@ -7515,7 +8579,40 @@
         <w:t xml:space="preserve">	</w:t>
       </w:r>
       <w:r>
-        <w:t xml:space="preserve">Iizuka F, Ferguson JR, Izuho M. Late pleistocene pottery production and exchange: Provenance studies of hunter-gatherer wares from southern kyushu, japan by neutron activation analysis. PLOS ONE 2022;17:e0265329.</w:t>
+        <w:t xml:space="preserve">Iizuka F, Ferguson JR, Izuho M.</w:t>
+      </w:r>
+      <w:r>
+        <w:t xml:space="preserve"> </w:t>
+      </w:r>
+      <w:r>
+        <w:t xml:space="preserve">Late Pleistocene</w:t>
+      </w:r>
+      <w:r>
+        <w:t xml:space="preserve"> </w:t>
+      </w:r>
+      <w:r>
+        <w:t xml:space="preserve">pottery production and exchange: Provenance studies of hunter-gatherer wares from southern</w:t>
+      </w:r>
+      <w:r>
+        <w:t xml:space="preserve"> </w:t>
+      </w:r>
+      <w:r>
+        <w:t xml:space="preserve">Kyushu</w:t>
+      </w:r>
+      <w:r>
+        <w:t xml:space="preserve">,</w:t>
+      </w:r>
+      <w:r>
+        <w:t xml:space="preserve"> </w:t>
+      </w:r>
+      <w:r>
+        <w:t xml:space="preserve">Japan</w:t>
+      </w:r>
+      <w:r>
+        <w:t xml:space="preserve"> </w:t>
+      </w:r>
+      <w:r>
+        <w:t xml:space="preserve">by neutron activation analysis. PLOS ONE 2022;17:e0265329.</w:t>
       </w:r>
       <w:r>
         <w:t xml:space="preserve"> </w:t>
@@ -7581,7 +8678,40 @@
         <w:t xml:space="preserve">	</w:t>
       </w:r>
       <w:r>
-        <w:t xml:space="preserve">Maher LA, Conkey M. Homes for hunters?: Exploring the concept of home at hunter-gatherer sites in upper paleolithic europe and epipaleolithic southwest asia. Current Anthropology 2019;60:91–137.</w:t>
+        <w:t xml:space="preserve">Maher LA, Conkey M. Homes for hunters?: Exploring the concept of home at hunter-gatherer sites in</w:t>
+      </w:r>
+      <w:r>
+        <w:t xml:space="preserve"> </w:t>
+      </w:r>
+      <w:r>
+        <w:t xml:space="preserve">Upper Paleolithic</w:t>
+      </w:r>
+      <w:r>
+        <w:t xml:space="preserve"> </w:t>
+      </w:r>
+      <w:r>
+        <w:t xml:space="preserve">Europe</w:t>
+      </w:r>
+      <w:r>
+        <w:t xml:space="preserve"> </w:t>
+      </w:r>
+      <w:r>
+        <w:t xml:space="preserve">and</w:t>
+      </w:r>
+      <w:r>
+        <w:t xml:space="preserve"> </w:t>
+      </w:r>
+      <w:r>
+        <w:t xml:space="preserve">Epipaleolithic</w:t>
+      </w:r>
+      <w:r>
+        <w:t xml:space="preserve"> </w:t>
+      </w:r>
+      <w:r>
+        <w:t xml:space="preserve">Southwest Asia</w:t>
+      </w:r>
+      <w:r>
+        <w:t xml:space="preserve">. Current Anthropology 2019;60:91–137.</w:t>
       </w:r>
       <w:r>
         <w:t xml:space="preserve"> </w:t>
@@ -7614,7 +8744,28 @@
         <w:t xml:space="preserve">	</w:t>
       </w:r>
       <w:r>
-        <w:t xml:space="preserve">Bahn PG. Inter-site and inter-regional links during the upper palaeolithic: The pyrenean evidence. Oxford Journal of Archaeology 1982;1:247–68.</w:t>
+        <w:t xml:space="preserve">Bahn PG. Inter-site and inter-regional links during the</w:t>
+      </w:r>
+      <w:r>
+        <w:t xml:space="preserve"> </w:t>
+      </w:r>
+      <w:r>
+        <w:t xml:space="preserve">Upper Palaeolithic</w:t>
+      </w:r>
+      <w:r>
+        <w:t xml:space="preserve">: The</w:t>
+      </w:r>
+      <w:r>
+        <w:t xml:space="preserve"> </w:t>
+      </w:r>
+      <w:r>
+        <w:t xml:space="preserve">Pyrenean</w:t>
+      </w:r>
+      <w:r>
+        <w:t xml:space="preserve"> </w:t>
+      </w:r>
+      <w:r>
+        <w:t xml:space="preserve">evidence. Oxford Journal of Archaeology 1982;1:247–68.</w:t>
       </w:r>
     </w:p>
     <w:bookmarkEnd w:id="203"/>
@@ -7633,7 +8784,43 @@
         <w:t xml:space="preserve">	</w:t>
       </w:r>
       <w:r>
-        <w:t xml:space="preserve">Bourdier C. Rock art and social geography in the upper paleolithic. Contribution to the socio-cultural function of the roc-aux-sorciers rock-shelter (angles-sur-l’anglin, france) from the viewpoint of its sculpted frieze. Journal of Anthropological Archaeology 2013;32:368–82.</w:t>
+        <w:t xml:space="preserve">Bourdier C. Rock art and social geography in the</w:t>
+      </w:r>
+      <w:r>
+        <w:t xml:space="preserve"> </w:t>
+      </w:r>
+      <w:r>
+        <w:t xml:space="preserve">Upper Paleolithic</w:t>
+      </w:r>
+      <w:r>
+        <w:t xml:space="preserve">. Contribution to the socio-cultural function of the</w:t>
+      </w:r>
+      <w:r>
+        <w:t xml:space="preserve"> </w:t>
+      </w:r>
+      <w:r>
+        <w:t xml:space="preserve">Roc-aux-Sorciers</w:t>
+      </w:r>
+      <w:r>
+        <w:t xml:space="preserve"> </w:t>
+      </w:r>
+      <w:r>
+        <w:t xml:space="preserve">rock-shelter (</w:t>
+      </w:r>
+      <w:r>
+        <w:t xml:space="preserve">Angles-sur-l’Anglin</w:t>
+      </w:r>
+      <w:r>
+        <w:t xml:space="preserve">,</w:t>
+      </w:r>
+      <w:r>
+        <w:t xml:space="preserve"> </w:t>
+      </w:r>
+      <w:r>
+        <w:t xml:space="preserve">France</w:t>
+      </w:r>
+      <w:r>
+        <w:t xml:space="preserve">) from the viewpoint of its sculpted frieze. Journal of Anthropological Archaeology 2013;32:368–82.</w:t>
       </w:r>
       <w:r>
         <w:t xml:space="preserve"> </w:t>
@@ -7699,7 +8886,19 @@
         <w:t xml:space="preserve">	</w:t>
       </w:r>
       <w:r>
-        <w:t xml:space="preserve">White R. Rethinking the middle/upper paleolithic transition. Current Anthropology 1992;33:85–108.</w:t>
+        <w:t xml:space="preserve">White R. Rethinking the</w:t>
+      </w:r>
+      <w:r>
+        <w:t xml:space="preserve"> </w:t>
+      </w:r>
+      <w:r>
+        <w:t xml:space="preserve">Middle/Upper Paleolithic</w:t>
+      </w:r>
+      <w:r>
+        <w:t xml:space="preserve"> </w:t>
+      </w:r>
+      <w:r>
+        <w:t xml:space="preserve">transition. Current Anthropology 1992;33:85–108.</w:t>
       </w:r>
     </w:p>
     <w:bookmarkEnd w:id="208"/>
@@ -7718,7 +8917,31 @@
         <w:t xml:space="preserve">	</w:t>
       </w:r>
       <w:r>
-        <w:t xml:space="preserve">Soffer O, Adovasio JM, Enloe JG, Audouze F, Zubrow EBW. The roles of perishable technologies in upper paleolithic lives. The magdalenian household, SUNY Press; 2010, p. 235–44.</w:t>
+        <w:t xml:space="preserve">Soffer O, Adovasio JM, Enloe JG, Audouze F, Zubrow EBW. The roles of perishable technologies in</w:t>
+      </w:r>
+      <w:r>
+        <w:t xml:space="preserve"> </w:t>
+      </w:r>
+      <w:r>
+        <w:t xml:space="preserve">Upper Paleolithic</w:t>
+      </w:r>
+      <w:r>
+        <w:t xml:space="preserve"> </w:t>
+      </w:r>
+      <w:r>
+        <w:t xml:space="preserve">lives. The</w:t>
+      </w:r>
+      <w:r>
+        <w:t xml:space="preserve"> </w:t>
+      </w:r>
+      <w:r>
+        <w:t xml:space="preserve">Magdalenian</w:t>
+      </w:r>
+      <w:r>
+        <w:t xml:space="preserve"> </w:t>
+      </w:r>
+      <w:r>
+        <w:t xml:space="preserve">household, SUNY Press; 2010, p. 235–44.</w:t>
       </w:r>
     </w:p>
     <w:bookmarkEnd w:id="209"/>
@@ -7747,7 +8970,43 @@
           <w:rPr>
             <w:rStyle w:val="Hyperlink"/>
           </w:rPr>
-          <w:t xml:space="preserve">Alternative interpretations of the late upper paleolithic in central europe</w:t>
+          <w:t xml:space="preserve">Alternative interpretations of the</w:t>
+        </w:r>
+        <w:r>
+          <w:rPr>
+            <w:rStyle w:val="Hyperlink"/>
+          </w:rPr>
+          <w:t xml:space="preserve"> </w:t>
+        </w:r>
+        <w:r>
+          <w:rPr>
+            <w:rStyle w:val="Hyperlink"/>
+          </w:rPr>
+          <w:t xml:space="preserve">Late Upper Paleolithic</w:t>
+        </w:r>
+        <w:r>
+          <w:rPr>
+            <w:rStyle w:val="Hyperlink"/>
+          </w:rPr>
+          <w:t xml:space="preserve"> </w:t>
+        </w:r>
+        <w:r>
+          <w:rPr>
+            <w:rStyle w:val="Hyperlink"/>
+          </w:rPr>
+          <w:t xml:space="preserve">in</w:t>
+        </w:r>
+        <w:r>
+          <w:rPr>
+            <w:rStyle w:val="Hyperlink"/>
+          </w:rPr>
+          <w:t xml:space="preserve"> </w:t>
+        </w:r>
+        <w:r>
+          <w:rPr>
+            <w:rStyle w:val="Hyperlink"/>
+          </w:rPr>
+          <w:t xml:space="preserve">Central Europe</w:t>
         </w:r>
       </w:hyperlink>
       <w:r>
@@ -7836,7 +9095,28 @@
         <w:t xml:space="preserve">	</w:t>
       </w:r>
       <w:r>
-        <w:t xml:space="preserve">Shao Y, Wegener C, Klein K, Schmidt I, Weniger G-C. Reconstruction of human dispersal during aurignacian on pan-european scale. Nature Communications 2024;15:7406.</w:t>
+        <w:t xml:space="preserve">Shao Y, Wegener C, Klein K, Schmidt I, Weniger G-C. Reconstruction of human dispersal during</w:t>
+      </w:r>
+      <w:r>
+        <w:t xml:space="preserve"> </w:t>
+      </w:r>
+      <w:r>
+        <w:t xml:space="preserve">Aurignacian</w:t>
+      </w:r>
+      <w:r>
+        <w:t xml:space="preserve"> </w:t>
+      </w:r>
+      <w:r>
+        <w:t xml:space="preserve">on pan-</w:t>
+      </w:r>
+      <w:r>
+        <w:t xml:space="preserve">European</w:t>
+      </w:r>
+      <w:r>
+        <w:t xml:space="preserve"> </w:t>
+      </w:r>
+      <w:r>
+        <w:t xml:space="preserve">scale. Nature Communications 2024;15:7406.</w:t>
       </w:r>
       <w:r>
         <w:t xml:space="preserve"> </w:t>
@@ -7921,7 +9201,19 @@
         <w:t xml:space="preserve">	</w:t>
       </w:r>
       <w:r>
-        <w:t xml:space="preserve">McDonald J, Veth P, Lilley I. Rock art and social identity: A comparison of holocene graphic systems in arid and fertile environments. Archaeology of oceania: Australia and the pacific islands, Malden, Mass: Blackwell Publishing; 2006, p. 96–115.</w:t>
+        <w:t xml:space="preserve">McDonald J, Veth P, Lilley I. Rock art and social identity: A comparison of</w:t>
+      </w:r>
+      <w:r>
+        <w:t xml:space="preserve"> </w:t>
+      </w:r>
+      <w:r>
+        <w:t xml:space="preserve">Holocene</w:t>
+      </w:r>
+      <w:r>
+        <w:t xml:space="preserve"> </w:t>
+      </w:r>
+      <w:r>
+        <w:t xml:space="preserve">graphic systems in arid and fertile environments. Archaeology of oceania: Australia and the pacific islands, Malden, Mass: Blackwell Publishing; 2006, p. 96–115.</w:t>
       </w:r>
     </w:p>
     <w:bookmarkEnd w:id="221"/>
@@ -7980,7 +9272,43 @@
           <w:rPr>
             <w:rStyle w:val="Hyperlink"/>
           </w:rPr>
-          <w:t xml:space="preserve">Art as information: Explaining upper palaeolithic art in western europe</w:t>
+          <w:t xml:space="preserve">Art as information: Explaining</w:t>
+        </w:r>
+        <w:r>
+          <w:rPr>
+            <w:rStyle w:val="Hyperlink"/>
+          </w:rPr>
+          <w:t xml:space="preserve"> </w:t>
+        </w:r>
+        <w:r>
+          <w:rPr>
+            <w:rStyle w:val="Hyperlink"/>
+          </w:rPr>
+          <w:t xml:space="preserve">Upper Palaeolithic</w:t>
+        </w:r>
+        <w:r>
+          <w:rPr>
+            <w:rStyle w:val="Hyperlink"/>
+          </w:rPr>
+          <w:t xml:space="preserve"> </w:t>
+        </w:r>
+        <w:r>
+          <w:rPr>
+            <w:rStyle w:val="Hyperlink"/>
+          </w:rPr>
+          <w:t xml:space="preserve">art in</w:t>
+        </w:r>
+        <w:r>
+          <w:rPr>
+            <w:rStyle w:val="Hyperlink"/>
+          </w:rPr>
+          <w:t xml:space="preserve"> </w:t>
+        </w:r>
+        <w:r>
+          <w:rPr>
+            <w:rStyle w:val="Hyperlink"/>
+          </w:rPr>
+          <w:t xml:space="preserve">Western Europe</w:t>
         </w:r>
       </w:hyperlink>
       <w:r>
@@ -8093,7 +9421,28 @@
         <w:t xml:space="preserve">	</w:t>
       </w:r>
       <w:r>
-        <w:t xml:space="preserve">Kovacevic M, Shennan S, Vanhaeren M, d’Errico F, Thomas MG. Simulating geographical variation in material culture: Were early modern humans in europe ethnically structured? In: Mesoudi A, Aoki K, editors. Learning strategies and cultural evolution during the palaeolithic, Springer Japan; 2015, p. 103–20.</w:t>
+        <w:t xml:space="preserve">Kovacevic M, Shennan S, Vanhaeren M, d’Errico F, Thomas MG. Simulating geographical variation in material culture: Were early modern humans in</w:t>
+      </w:r>
+      <w:r>
+        <w:t xml:space="preserve"> </w:t>
+      </w:r>
+      <w:r>
+        <w:t xml:space="preserve">Europe</w:t>
+      </w:r>
+      <w:r>
+        <w:t xml:space="preserve"> </w:t>
+      </w:r>
+      <w:r>
+        <w:t xml:space="preserve">ethnically structured? In: Mesoudi A, Aoki K, editors. Learning strategies and cultural evolution during the</w:t>
+      </w:r>
+      <w:r>
+        <w:t xml:space="preserve"> </w:t>
+      </w:r>
+      <w:r>
+        <w:t xml:space="preserve">Palaeolithic</w:t>
+      </w:r>
+      <w:r>
+        <w:t xml:space="preserve">, Springer Japan; 2015, p. 103–20.</w:t>
       </w:r>
       <w:r>
         <w:t xml:space="preserve"> </w:t>
@@ -8297,7 +9646,19 @@
         <w:t xml:space="preserve">	</w:t>
       </w:r>
       <w:r>
-        <w:t xml:space="preserve">Bacon B, Khatiri A, Palmer J, Freeth T, Pettitt P, Kentridge RW. An upper palaeolithic proto-writing system and phenological calendar. Cambridge Archaeological Journal 2023;100:371–89.</w:t>
+        <w:t xml:space="preserve">Bacon B, Khatiri A, Palmer J, Freeth T, Pettitt P, Kentridge RW. An</w:t>
+      </w:r>
+      <w:r>
+        <w:t xml:space="preserve"> </w:t>
+      </w:r>
+      <w:r>
+        <w:t xml:space="preserve">Upper Palaeolithic</w:t>
+      </w:r>
+      <w:r>
+        <w:t xml:space="preserve"> </w:t>
+      </w:r>
+      <w:r>
+        <w:t xml:space="preserve">proto-writing system and phenological calendar. Cambridge Archaeological Journal 2023;100:371–89.</w:t>
       </w:r>
     </w:p>
     <w:bookmarkEnd w:id="242"/>
@@ -8316,7 +9677,19 @@
         <w:t xml:space="preserve">	</w:t>
       </w:r>
       <w:r>
-        <w:t xml:space="preserve">d’Errico F, Courtenay LA, Núñez R, Santos da Rosa N, Sproat R, Blasi D. Inferring conventional sign systems from paleolithic engravings: Methodological and theoretical challenges. SSRN Electronic Journal 2026.</w:t>
+        <w:t xml:space="preserve">d’Errico F, Courtenay LA, Núñez R, Santos da Rosa N, Sproat R, Blasi D. Inferring conventional sign systems from</w:t>
+      </w:r>
+      <w:r>
+        <w:t xml:space="preserve"> </w:t>
+      </w:r>
+      <w:r>
+        <w:t xml:space="preserve">Paleolithic</w:t>
+      </w:r>
+      <w:r>
+        <w:t xml:space="preserve"> </w:t>
+      </w:r>
+      <w:r>
+        <w:t xml:space="preserve">engravings: Methodological and theoretical challenges. SSRN Electronic Journal 2026.</w:t>
       </w:r>
       <w:r>
         <w:t xml:space="preserve"> </w:t>
@@ -8355,13 +9728,37 @@
         <w:t xml:space="preserve"> </w:t>
       </w:r>
       <w:r>
-        <w:t xml:space="preserve">“An upper palaeolithic proto-writing system and phenological calendar”</w:t>
-      </w:r>
-      <w:r>
-        <w:t xml:space="preserve"> </w:t>
-      </w:r>
-      <w:r>
-        <w:t xml:space="preserve">by bennett bacon et al. (2023). Journal of Paleolithic Archaeology 2023;6:32.</w:t>
+        <w:t xml:space="preserve">“An</w:t>
+      </w:r>
+      <w:r>
+        <w:t xml:space="preserve"> </w:t>
+      </w:r>
+      <w:r>
+        <w:t xml:space="preserve">Upper Palaeolithic</w:t>
+      </w:r>
+      <w:r>
+        <w:t xml:space="preserve"> </w:t>
+      </w:r>
+      <w:r>
+        <w:t xml:space="preserve">proto-writing system and phenological calendar”</w:t>
+      </w:r>
+      <w:r>
+        <w:t xml:space="preserve"> </w:t>
+      </w:r>
+      <w:r>
+        <w:t xml:space="preserve">by</w:t>
+      </w:r>
+      <w:r>
+        <w:t xml:space="preserve"> </w:t>
+      </w:r>
+      <w:r>
+        <w:t xml:space="preserve">Bennett Bacon</w:t>
+      </w:r>
+      <w:r>
+        <w:t xml:space="preserve"> </w:t>
+      </w:r>
+      <w:r>
+        <w:t xml:space="preserve">et al. (2023). Journal of Paleolithic Archaeology 2023;6:32.</w:t>
       </w:r>
       <w:r>
         <w:t xml:space="preserve"> </w:t>
@@ -8394,7 +9791,19 @@
         <w:t xml:space="preserve">	</w:t>
       </w:r>
       <w:r>
-        <w:t xml:space="preserve">Magli G. The alleged phenological calendar in palaeolithic art: Critical analysis from the viewpoint of statistics and cultural astronomy. Mind 2024;133:1–15.</w:t>
+        <w:t xml:space="preserve">Magli G. The alleged phenological calendar in</w:t>
+      </w:r>
+      <w:r>
+        <w:t xml:space="preserve"> </w:t>
+      </w:r>
+      <w:r>
+        <w:t xml:space="preserve">Palaeolithic</w:t>
+      </w:r>
+      <w:r>
+        <w:t xml:space="preserve"> </w:t>
+      </w:r>
+      <w:r>
+        <w:t xml:space="preserve">art: Critical analysis from the viewpoint of statistics and cultural astronomy. Mind 2024;133:1–15.</w:t>
       </w:r>
       <w:r>
         <w:t xml:space="preserve"> </w:t>
@@ -8427,7 +9836,19 @@
         <w:t xml:space="preserve">	</w:t>
       </w:r>
       <w:r>
-        <w:t xml:space="preserve">Nowell A, Bahn P, Quellec J-L. Evaluating the evidence for lunar calendars in upper palaeolithic parietal art. Cambridge Archaeological Journal 2024:1–18.</w:t>
+        <w:t xml:space="preserve">Nowell A, Bahn P, Quellec J-L. Evaluating the evidence for lunar calendars in</w:t>
+      </w:r>
+      <w:r>
+        <w:t xml:space="preserve"> </w:t>
+      </w:r>
+      <w:r>
+        <w:t xml:space="preserve">Upper Palaeolithic</w:t>
+      </w:r>
+      <w:r>
+        <w:t xml:space="preserve"> </w:t>
+      </w:r>
+      <w:r>
+        <w:t xml:space="preserve">parietal art. Cambridge Archaeological Journal 2024:1–18.</w:t>
       </w:r>
       <w:r>
         <w:t xml:space="preserve"> </w:t>
@@ -8460,7 +9881,46 @@
         <w:t xml:space="preserve">	</w:t>
       </w:r>
       <w:r>
-        <w:t xml:space="preserve">Horiuchi S, Takakura J. Modeling learning strategies and the expansion of the social network in the beginning of upper palaeolithic europe: Analysis by agent-based simulation. In: Nishiaki Y, Jöris O, editors. Learning among neanderthals and palaeolithic modern humans: Archaeological evidence, Springer Nature Singapore; 2019, p. 179–91.</w:t>
+        <w:t xml:space="preserve">Horiuchi S, Takakura J. Modeling learning strategies and the expansion of the social network in the beginning of</w:t>
+      </w:r>
+      <w:r>
+        <w:t xml:space="preserve"> </w:t>
+      </w:r>
+      <w:r>
+        <w:t xml:space="preserve">Upper Palaeolithic</w:t>
+      </w:r>
+      <w:r>
+        <w:t xml:space="preserve"> </w:t>
+      </w:r>
+      <w:r>
+        <w:t xml:space="preserve">Europe</w:t>
+      </w:r>
+      <w:r>
+        <w:t xml:space="preserve">: Analysis by agent-based simulation. In: Nishiaki Y, Jöris O, editors. Learning among</w:t>
+      </w:r>
+      <w:r>
+        <w:t xml:space="preserve"> </w:t>
+      </w:r>
+      <w:r>
+        <w:t xml:space="preserve">Neanderthals</w:t>
+      </w:r>
+      <w:r>
+        <w:t xml:space="preserve"> </w:t>
+      </w:r>
+      <w:r>
+        <w:t xml:space="preserve">and</w:t>
+      </w:r>
+      <w:r>
+        <w:t xml:space="preserve"> </w:t>
+      </w:r>
+      <w:r>
+        <w:t xml:space="preserve">Palaeolithic</w:t>
+      </w:r>
+      <w:r>
+        <w:t xml:space="preserve"> </w:t>
+      </w:r>
+      <w:r>
+        <w:t xml:space="preserve">modern humans: Archaeological evidence, Springer Nature Singapore; 2019, p. 179–91.</w:t>
       </w:r>
       <w:r>
         <w:t xml:space="preserve"> </w:t>
@@ -8493,7 +9953,28 @@
         <w:t xml:space="preserve">	</w:t>
       </w:r>
       <w:r>
-        <w:t xml:space="preserve">Rogers L. Human-material interaction in the aurignacian of europe, 35,000-27,000 BP: An analysis of marine shell ornament distribution. PhD thesis. University of Victoria, 2013.</w:t>
+        <w:t xml:space="preserve">Rogers L. Human-material interaction in the</w:t>
+      </w:r>
+      <w:r>
+        <w:t xml:space="preserve"> </w:t>
+      </w:r>
+      <w:r>
+        <w:t xml:space="preserve">Aurignacian</w:t>
+      </w:r>
+      <w:r>
+        <w:t xml:space="preserve"> </w:t>
+      </w:r>
+      <w:r>
+        <w:t xml:space="preserve">of</w:t>
+      </w:r>
+      <w:r>
+        <w:t xml:space="preserve"> </w:t>
+      </w:r>
+      <w:r>
+        <w:t xml:space="preserve">Europe</w:t>
+      </w:r>
+      <w:r>
+        <w:t xml:space="preserve">, 35,000-27,000 BP: An analysis of marine shell ornament distribution. PhD thesis. University of Victoria, 2013.</w:t>
       </w:r>
     </w:p>
     <w:bookmarkEnd w:id="253"/>
@@ -8512,7 +9993,49 @@
         <w:t xml:space="preserve">	</w:t>
       </w:r>
       <w:r>
-        <w:t xml:space="preserve">Golovanova LV, Doronichev VB, Doronicheva EV, Sapega VF, Shackley MS. Long-distance contacts and social networks of the upper palaeolithic humans in the north-western caucasus (on data from mezmaiskaya cave, russia). Journal of Archaeological Science: Reports 2021;39:103118. https://doi.org/</w:t>
+        <w:t xml:space="preserve">Golovanova LV, Doronichev VB, Doronicheva EV, Sapega VF, Shackley MS. Long-distance contacts and social networks of the</w:t>
+      </w:r>
+      <w:r>
+        <w:t xml:space="preserve"> </w:t>
+      </w:r>
+      <w:r>
+        <w:t xml:space="preserve">Upper Palaeolithic</w:t>
+      </w:r>
+      <w:r>
+        <w:t xml:space="preserve"> </w:t>
+      </w:r>
+      <w:r>
+        <w:t xml:space="preserve">humans in the</w:t>
+      </w:r>
+      <w:r>
+        <w:t xml:space="preserve"> </w:t>
+      </w:r>
+      <w:r>
+        <w:t xml:space="preserve">North-Western Caucasus</w:t>
+      </w:r>
+      <w:r>
+        <w:t xml:space="preserve"> </w:t>
+      </w:r>
+      <w:r>
+        <w:t xml:space="preserve">(on data from</w:t>
+      </w:r>
+      <w:r>
+        <w:t xml:space="preserve"> </w:t>
+      </w:r>
+      <w:r>
+        <w:t xml:space="preserve">Mezmaiskaya Cave</w:t>
+      </w:r>
+      <w:r>
+        <w:t xml:space="preserve">,</w:t>
+      </w:r>
+      <w:r>
+        <w:t xml:space="preserve"> </w:t>
+      </w:r>
+      <w:r>
+        <w:t xml:space="preserve">Russia</w:t>
+      </w:r>
+      <w:r>
+        <w:t xml:space="preserve">). Journal of Archaeological Science: Reports 2021;39:103118. https://doi.org/</w:t>
       </w:r>
       <w:hyperlink r:id="rId254">
         <w:r>
@@ -8542,7 +10065,19 @@
         <w:t xml:space="preserve">	</w:t>
       </w:r>
       <w:r>
-        <w:t xml:space="preserve">Gamble C. Interaction and alliance in palaeolithic society. Man 1982;17:92–107.</w:t>
+        <w:t xml:space="preserve">Gamble C. Interaction and alliance in</w:t>
+      </w:r>
+      <w:r>
+        <w:t xml:space="preserve"> </w:t>
+      </w:r>
+      <w:r>
+        <w:t xml:space="preserve">Palaeolithic</w:t>
+      </w:r>
+      <w:r>
+        <w:t xml:space="preserve"> </w:t>
+      </w:r>
+      <w:r>
+        <w:t xml:space="preserve">society. Man 1982;17:92–107.</w:t>
       </w:r>
       <w:r>
         <w:t xml:space="preserve"> </w:t>
@@ -8575,7 +10110,31 @@
         <w:t xml:space="preserve">	</w:t>
       </w:r>
       <w:r>
-        <w:t xml:space="preserve">Greenbaum G, Friesem DE, Hovers E, Feldman MW, Kolodny O. Was inter-population connectivity of neanderthals and modern humans the driver of the upper paleolithic transition rather than its product? Quaternary Science Reviews 2019;217:316–29. https://doi.org/</w:t>
+        <w:t xml:space="preserve">Greenbaum G, Friesem DE, Hovers E, Feldman MW, Kolodny O. Was inter-population connectivity of</w:t>
+      </w:r>
+      <w:r>
+        <w:t xml:space="preserve"> </w:t>
+      </w:r>
+      <w:r>
+        <w:t xml:space="preserve">Neanderthals</w:t>
+      </w:r>
+      <w:r>
+        <w:t xml:space="preserve"> </w:t>
+      </w:r>
+      <w:r>
+        <w:t xml:space="preserve">and modern humans the driver of the</w:t>
+      </w:r>
+      <w:r>
+        <w:t xml:space="preserve"> </w:t>
+      </w:r>
+      <w:r>
+        <w:t xml:space="preserve">Upper Paleolithic</w:t>
+      </w:r>
+      <w:r>
+        <w:t xml:space="preserve"> </w:t>
+      </w:r>
+      <w:r>
+        <w:t xml:space="preserve">transition rather than its product? Quaternary Science Reviews 2019;217:316–29. https://doi.org/</w:t>
       </w:r>
       <w:hyperlink r:id="rId258">
         <w:r>
@@ -8737,7 +10296,19 @@
         <w:t xml:space="preserve">	</w:t>
       </w:r>
       <w:r>
-        <w:t xml:space="preserve">Gravel-Miguel C, Coward F. Paleolithic social networks and behavioral modernity. The oxford handbook of archaeological network research, Oxford University Press; 2023.</w:t>
+        <w:t xml:space="preserve">Gravel-Miguel C, Coward F.</w:t>
+      </w:r>
+      <w:r>
+        <w:t xml:space="preserve"> </w:t>
+      </w:r>
+      <w:r>
+        <w:t xml:space="preserve">Paleolithic</w:t>
+      </w:r>
+      <w:r>
+        <w:t xml:space="preserve"> </w:t>
+      </w:r>
+      <w:r>
+        <w:t xml:space="preserve">social networks and behavioral modernity. The oxford handbook of archaeological network research, Oxford University Press; 2023.</w:t>
       </w:r>
       <w:r>
         <w:t xml:space="preserve"> </w:t>
@@ -8770,7 +10341,19 @@
         <w:t xml:space="preserve">	</w:t>
       </w:r>
       <w:r>
-        <w:t xml:space="preserve">Von Petzinger G. Making the abstract concrete: The place of geometric signs in french upper paleolithic parietal art. Master of Arts in Anthropology. University of Victoria, 2009.</w:t>
+        <w:t xml:space="preserve">Von Petzinger G. Making the abstract concrete: The place of geometric signs in french</w:t>
+      </w:r>
+      <w:r>
+        <w:t xml:space="preserve"> </w:t>
+      </w:r>
+      <w:r>
+        <w:t xml:space="preserve">Upper Paleolithic</w:t>
+      </w:r>
+      <w:r>
+        <w:t xml:space="preserve"> </w:t>
+      </w:r>
+      <w:r>
+        <w:t xml:space="preserve">parietal art. Master of Arts in Anthropology. University of Victoria, 2009.</w:t>
       </w:r>
     </w:p>
     <w:bookmarkEnd w:id="270"/>
@@ -9854,6 +11437,11 @@
     <w:pPr>
       <w:spacing w:after="36" w:before="36"/>
     </w:pPr>
+    <w:rPr>
+      <w:rFonts w:ascii="Arial" w:cs="Arial" w:hAnsi="Arial"/>
+      <w:sz w:val="20"/>
+      <w:szCs w:val="20"/>
+    </w:rPr>
   </w:style>
   <w:style w:styleId="Title" w:type="paragraph">
     <w:name w:val="Title"/>

--- a/paper/paper.docx
+++ b/paper/paper.docx
@@ -3710,7 +3710,16 @@
         <w:t xml:space="preserve"> </w:t>
       </w:r>
       <w:r>
-        <w:t xml:space="preserve">shows the results of permutation tests (n = 10⁴) assessing whether the observed statistics differ from a random distribution within each phase, and pairwise randomisation tests comparing the two phases. Within-phase, edge density does not significantly differ from random in either phase. Modularity is moderate in Aur-P1 (0.3-0.4), consistent with the restricted/broad community structure</w:t>
+        <w:t xml:space="preserve">shows the results of permutation tests (n = 10</w:t>
+      </w:r>
+      <w:r>
+        <w:rPr>
+          <w:vertAlign w:val="superscript"/>
+        </w:rPr>
+        <w:t xml:space="preserve">4</w:t>
+      </w:r>
+      <w:r>
+        <w:t xml:space="preserve">) assessing whether the observed statistics differ from a random distribution within each phase, and pairwise randomisation tests comparing the two phases. Within-phase, edge density does not significantly differ from random in either phase. Modularity is moderate in Aur-P1 (0.3-0.4), consistent with the restricted/broad community structure</w:t>
       </w:r>
       <w:r>
         <w:t xml:space="preserve"> </w:t>

--- a/paper/paper.docx
+++ b/paper/paper.docx
@@ -963,7 +963,7 @@
         <w:t xml:space="preserve"> </w:t>
       </w:r>
       <w:r>
-        <w:t xml:space="preserve">8</w:t>
+        <w:t xml:space="preserve">9</w:t>
       </w:r>
       <w:r>
         <w:t xml:space="preserve"> </w:t>
@@ -1041,13 +1041,7 @@
         <w:t xml:space="preserve"> </w:t>
       </w:r>
       <w:r>
-        <w:t xml:space="preserve">larger,</w:t>
-      </w:r>
-      <w:r>
-        <w:t xml:space="preserve"> </w:t>
-      </w:r>
-      <w:r>
-        <w:t xml:space="preserve">more</w:t>
+        <w:t xml:space="preserve">larger</w:t>
       </w:r>
       <w:r>
         <w:t xml:space="preserve"> </w:t>
@@ -1221,85 +1215,199 @@
         <w:t xml:space="preserve"> </w:t>
       </w:r>
       <w:r>
+        <w:t xml:space="preserve">do</w:t>
+      </w:r>
+      <w:r>
+        <w:t xml:space="preserve"> </w:t>
+      </w:r>
+      <w:r>
+        <w:t xml:space="preserve">not</w:t>
+      </w:r>
+      <w:r>
+        <w:t xml:space="preserve"> </w:t>
+      </w:r>
+      <w:r>
         <w:t xml:space="preserve">differ</w:t>
       </w:r>
       <w:r>
         <w:t xml:space="preserve"> </w:t>
       </w:r>
       <w:r>
+        <w:t xml:space="preserve">significantly</w:t>
+      </w:r>
+      <w:r>
+        <w:t xml:space="preserve"> </w:t>
+      </w:r>
+      <w:r>
         <w:t xml:space="preserve">in</w:t>
       </w:r>
       <w:r>
         <w:t xml:space="preserve"> </w:t>
       </w:r>
       <w:r>
+        <w:t xml:space="preserve">edge</w:t>
+      </w:r>
+      <w:r>
+        <w:t xml:space="preserve"> </w:t>
+      </w:r>
+      <w:r>
+        <w:t xml:space="preserve">density,</w:t>
+      </w:r>
+      <w:r>
+        <w:t xml:space="preserve"> </w:t>
+      </w:r>
+      <w:r>
+        <w:t xml:space="preserve">modularity,</w:t>
+      </w:r>
+      <w:r>
+        <w:t xml:space="preserve"> </w:t>
+      </w:r>
+      <w:r>
+        <w:t xml:space="preserve">betweenness,</w:t>
+      </w:r>
+      <w:r>
+        <w:t xml:space="preserve"> </w:t>
+      </w:r>
+      <w:r>
+        <w:t xml:space="preserve">or</w:t>
+      </w:r>
+      <w:r>
+        <w:t xml:space="preserve"> </w:t>
+      </w:r>
+      <w:r>
+        <w:t xml:space="preserve">component</w:t>
+      </w:r>
+      <w:r>
+        <w:t xml:space="preserve"> </w:t>
+      </w:r>
+      <w:r>
+        <w:t xml:space="preserve">count,</w:t>
+      </w:r>
+      <w:r>
+        <w:t xml:space="preserve"> </w:t>
+      </w:r>
+      <w:r>
+        <w:t xml:space="preserve">so</w:t>
+      </w:r>
+      <w:r>
+        <w:t xml:space="preserve"> </w:t>
+      </w:r>
+      <w:r>
+        <w:t xml:space="preserve">the</w:t>
+      </w:r>
+      <w:r>
+        <w:t xml:space="preserve"> </w:t>
+      </w:r>
+      <w:r>
+        <w:t xml:space="preserve">observed</w:t>
+      </w:r>
+      <w:r>
+        <w:t xml:space="preserve"> </w:t>
+      </w:r>
+      <w:r>
+        <w:t xml:space="preserve">differences</w:t>
+      </w:r>
+      <w:r>
+        <w:t xml:space="preserve"> </w:t>
+      </w:r>
+      <w:r>
+        <w:t xml:space="preserve">in</w:t>
+      </w:r>
+      <w:r>
+        <w:t xml:space="preserve"> </w:t>
+      </w:r>
+      <w:r>
+        <w:t xml:space="preserve">connectivity</w:t>
+      </w:r>
+      <w:r>
+        <w:t xml:space="preserve"> </w:t>
+      </w:r>
+      <w:r>
+        <w:t xml:space="preserve">track</w:t>
+      </w:r>
+      <w:r>
+        <w:t xml:space="preserve"> </w:t>
+      </w:r>
+      <w:r>
+        <w:t xml:space="preserve">the</w:t>
+      </w:r>
+      <w:r>
+        <w:t xml:space="preserve"> </w:t>
+      </w:r>
+      <w:r>
+        <w:t xml:space="preserve">larger</w:t>
+      </w:r>
+      <w:r>
+        <w:t xml:space="preserve"> </w:t>
+      </w:r>
+      <w:r>
+        <w:t xml:space="preserve">size</w:t>
+      </w:r>
+      <w:r>
+        <w:t xml:space="preserve"> </w:t>
+      </w:r>
+      <w:r>
+        <w:t xml:space="preserve">of</w:t>
+      </w:r>
+      <w:r>
+        <w:t xml:space="preserve"> </w:t>
+      </w:r>
+      <w:r>
+        <w:t xml:space="preserve">the</w:t>
+      </w:r>
+      <w:r>
+        <w:t xml:space="preserve"> </w:t>
+      </w:r>
+      <w:r>
+        <w:t xml:space="preserve">early</w:t>
+      </w:r>
+      <w:r>
+        <w:t xml:space="preserve"> </w:t>
+      </w:r>
+      <w:r>
+        <w:t xml:space="preserve">phase</w:t>
+      </w:r>
+      <w:r>
+        <w:t xml:space="preserve"> </w:t>
+      </w:r>
+      <w:r>
+        <w:t xml:space="preserve">rather</w:t>
+      </w:r>
+      <w:r>
+        <w:t xml:space="preserve"> </w:t>
+      </w:r>
+      <w:r>
+        <w:t xml:space="preserve">than</w:t>
+      </w:r>
+      <w:r>
+        <w:t xml:space="preserve"> </w:t>
+      </w:r>
+      <w:r>
+        <w:t xml:space="preserve">a</w:t>
+      </w:r>
+      <w:r>
+        <w:t xml:space="preserve"> </w:t>
+      </w:r>
+      <w:r>
+        <w:t xml:space="preserve">statistically</w:t>
+      </w:r>
+      <w:r>
+        <w:t xml:space="preserve"> </w:t>
+      </w:r>
+      <w:r>
+        <w:t xml:space="preserve">distinguishable</w:t>
+      </w:r>
+      <w:r>
+        <w:t xml:space="preserve"> </w:t>
+      </w:r>
+      <w:r>
         <w:t xml:space="preserve">community</w:t>
       </w:r>
       <w:r>
         <w:t xml:space="preserve"> </w:t>
       </w:r>
       <w:r>
-        <w:t xml:space="preserve">structure</w:t>
-      </w:r>
-      <w:r>
-        <w:t xml:space="preserve"> </w:t>
-      </w:r>
-      <w:r>
-        <w:t xml:space="preserve">(modularity)</w:t>
-      </w:r>
-      <w:r>
-        <w:t xml:space="preserve"> </w:t>
-      </w:r>
-      <w:r>
-        <w:t xml:space="preserve">but</w:t>
-      </w:r>
-      <w:r>
-        <w:t xml:space="preserve"> </w:t>
-      </w:r>
-      <w:r>
-        <w:t xml:space="preserve">not</w:t>
-      </w:r>
-      <w:r>
-        <w:t xml:space="preserve"> </w:t>
-      </w:r>
-      <w:r>
-        <w:t xml:space="preserve">in</w:t>
-      </w:r>
-      <w:r>
-        <w:t xml:space="preserve"> </w:t>
-      </w:r>
-      <w:r>
-        <w:t xml:space="preserve">edge</w:t>
-      </w:r>
-      <w:r>
-        <w:t xml:space="preserve"> </w:t>
-      </w:r>
-      <w:r>
-        <w:t xml:space="preserve">density,</w:t>
-      </w:r>
-      <w:r>
-        <w:t xml:space="preserve"> </w:t>
-      </w:r>
-      <w:r>
-        <w:t xml:space="preserve">betweenness,</w:t>
-      </w:r>
-      <w:r>
-        <w:t xml:space="preserve"> </w:t>
-      </w:r>
-      <w:r>
-        <w:t xml:space="preserve">or</w:t>
-      </w:r>
-      <w:r>
-        <w:t xml:space="preserve"> </w:t>
-      </w:r>
-      <w:r>
-        <w:t xml:space="preserve">component</w:t>
-      </w:r>
-      <w:r>
-        <w:t xml:space="preserve"> </w:t>
-      </w:r>
-      <w:r>
-        <w:t xml:space="preserve">count.</w:t>
+        <w:t xml:space="preserve">structure.</w:t>
       </w:r>
       <w:r>
         <w:t xml:space="preserve"> </w:t>
@@ -2208,7 +2316,7 @@
         <w:t xml:space="preserve"> </w:t>
       </w:r>
       <w:r>
-        <w:t xml:space="preserve">divided the Aurignacian into two main phases, Aur-P1 (Proto/Early, 43–37 ka BP), and Aur-P2 (Evolved/Late, 37–32 ka BP), noting that the technological and chronological differences between the Proto and Early Aurignacian are difficult to distinguish</w:t>
+        <w:t xml:space="preserve">divided the Aurignacian into two main phases, Aur-P1 (Proto/Early, 43–37 ka BP), and Aur-P2 (Evolved/Late, 37–32 ka BP), noting that the technological and chronological differences between the Proto and Early Aurignacian are difficult to distinguish .</w:t>
       </w:r>
       <w:r>
         <w:t xml:space="preserve"> </w:t>
@@ -2217,7 +2325,30 @@
         <w:t xml:space="preserve">[20]</w:t>
       </w:r>
       <w:r>
-        <w:t xml:space="preserve">.</w:t>
+        <w:t xml:space="preserve"> </w:t>
+      </w:r>
+      <w:r>
+        <w:t xml:space="preserve">used Bayesian modeling methods to estimate the timing of the transition between the Proto and Early Aurignacian, placing the Proto-Aurignacian at 41.5–39.9 ka BP, and the early Aurignacian at 39.8–37.8 ka BP. They found that the Proto-Aurignacian occurs during the Greenland Interstadials (GI) 9 and 10, periods of climatic amelioration, while the Early Aurignacian began with the Henrich Stadial, which is characterized by dry and arid conditions, and ends with GI 8.</w:t>
+      </w:r>
+    </w:p>
+    <w:p>
+      <w:pPr>
+        <w:pStyle w:val="BodyText"/>
+      </w:pPr>
+      <w:r>
+        <w:t xml:space="preserve">We adopt the two-phase framework (Aur-P1/Aur-P2) of</w:t>
+      </w:r>
+      <w:r>
+        <w:t xml:space="preserve"> </w:t>
+      </w:r>
+      <w:r>
+        <w:t xml:space="preserve">[19]</w:t>
+      </w:r>
+      <w:r>
+        <w:t xml:space="preserve"> </w:t>
+      </w:r>
+      <w:r>
+        <w:t xml:space="preserve">and</w:t>
       </w:r>
       <w:r>
         <w:t xml:space="preserve"> </w:t>
@@ -2229,7 +2360,70 @@
         <w:t xml:space="preserve"> </w:t>
       </w:r>
       <w:r>
-        <w:t xml:space="preserve">used Bayesian modeling methods to estimate the timing of the transition between the Proto and Early Aurignacian, placing the Proto-Aurignacian at 41.5–39.9 ka BP, and the early Aurignacian at 39.8–37.8 ka BP. They found that the Proto-Aurignacian occurs during the Greenland Interstadials (GI) 9 and 10, periods of climatic amelioration, while the Early Aurignacian began with the Henrich Stadial, which is characterized by dry and arid conditions, and ends with GI 8.</w:t>
+        <w:t xml:space="preserve">as a first-order chronological scaffold, acknowledging that phases are analytical conveniences rather than discrete cultural entities</w:t>
+      </w:r>
+      <w:r>
+        <w:t xml:space="preserve"> </w:t>
+      </w:r>
+      <w:r>
+        <w:t xml:space="preserve">[15,18]</w:t>
+      </w:r>
+      <w:r>
+        <w:t xml:space="preserve">. The chronological and technological distinctness of the Proto- and Early Aurignacian is difficult to sustain</w:t>
+      </w:r>
+      <w:r>
+        <w:t xml:space="preserve"> </w:t>
+      </w:r>
+      <w:r>
+        <w:t xml:space="preserve">[19]</w:t>
+      </w:r>
+      <w:r>
+        <w:t xml:space="preserve">, and some analyses suggest these represent coexisting facies rather than successive phases</w:t>
+      </w:r>
+      <w:r>
+        <w:t xml:space="preserve"> </w:t>
+      </w:r>
+      <w:r>
+        <w:t xml:space="preserve">[22]</w:t>
+      </w:r>
+      <w:r>
+        <w:t xml:space="preserve">. We therefore pool the Proto and Early Aurignac into Aur-P1 (43–37 ka BP) and treat the Evolved/Late Aurignac as Aur-P2 (37–32 ka BP), following the two-phase scheme of</w:t>
+      </w:r>
+      <w:r>
+        <w:t xml:space="preserve"> </w:t>
+      </w:r>
+      <w:r>
+        <w:t xml:space="preserve">[21]</w:t>
+      </w:r>
+      <w:r>
+        <w:t xml:space="preserve">. This merger is also chronologically warranted: South-west German sites whose lithic technology is assigned to the Early Aurignacian commonly overlap in calibrated age with Mediterranean assemblages attributed to the Proto-Aurignacian, so the Proto/Early boundary functions as a coeval boundary rather than a continental succession (e.g.</w:t>
+      </w:r>
+      <w:r>
+        <w:t xml:space="preserve"> </w:t>
+      </w:r>
+      <w:r>
+        <w:t xml:space="preserve">[23]</w:t>
+      </w:r>
+      <w:r>
+        <w:t xml:space="preserve">;</w:t>
+      </w:r>
+      <w:r>
+        <w:t xml:space="preserve"> </w:t>
+      </w:r>
+      <w:r>
+        <w:t xml:space="preserve">[19]</w:t>
+      </w:r>
+      <w:r>
+        <w:t xml:space="preserve">;</w:t>
+      </w:r>
+      <w:r>
+        <w:t xml:space="preserve"> </w:t>
+      </w:r>
+      <w:r>
+        <w:t xml:space="preserve">[22]</w:t>
+      </w:r>
+      <w:r>
+        <w:t xml:space="preserve">).</w:t>
       </w:r>
     </w:p>
     <w:p>
@@ -2237,89 +2431,6 @@
         <w:pStyle w:val="BodyText"/>
       </w:pPr>
       <w:r>
-        <w:t xml:space="preserve">We adopt the two-phase framework (Aur-P1/Aur-P2; of</w:t>
-      </w:r>
-      <w:r>
-        <w:t xml:space="preserve"> </w:t>
-      </w:r>
-      <w:r>
-        <w:t xml:space="preserve">[19]</w:t>
-      </w:r>
-      <w:r>
-        <w:t xml:space="preserve"> </w:t>
-      </w:r>
-      <w:r>
-        <w:t xml:space="preserve">as a first-order chronological scaffold, acknowledging that phases are analytical conveniences rather than discrete cultural entities</w:t>
-      </w:r>
-      <w:r>
-        <w:t xml:space="preserve"> </w:t>
-      </w:r>
-      <w:r>
-        <w:t xml:space="preserve">[15,18]</w:t>
-      </w:r>
-      <w:r>
-        <w:t xml:space="preserve">. The chronological and technological distinctness of the Proto- and Early Aurignacian is difficult to sustain</w:t>
-      </w:r>
-      <w:r>
-        <w:t xml:space="preserve"> </w:t>
-      </w:r>
-      <w:r>
-        <w:t xml:space="preserve">[20]</w:t>
-      </w:r>
-      <w:r>
-        <w:t xml:space="preserve">, and some analyses suggest these represent coexisting facies rather than successive phases</w:t>
-      </w:r>
-      <w:r>
-        <w:t xml:space="preserve"> </w:t>
-      </w:r>
-      <w:r>
-        <w:t xml:space="preserve">[22]</w:t>
-      </w:r>
-      <w:r>
-        <w:t xml:space="preserve">. We therefore pool the Proto and Early Aurignac into Aur-P1 (43–37 ka BP) and treat the Evolved/Late Aurignac as Aur-P2 (37–32 ka BP), following the two-phase scheme of</w:t>
-      </w:r>
-      <w:r>
-        <w:t xml:space="preserve"> </w:t>
-      </w:r>
-      <w:r>
-        <w:t xml:space="preserve">[19]</w:t>
-      </w:r>
-      <w:r>
-        <w:t xml:space="preserve">. This merger is also chronologically warranted: South-west German sites whose lithic technology is assigned to the Early Aurignacian commonly overlap in calibrated age with Mediterranean assemblages attributed to the Proto-Aurignacian, so the Proto/Early boundary functions as a coeval boundary rather than a continental succession (e.g.</w:t>
-      </w:r>
-      <w:r>
-        <w:t xml:space="preserve"> </w:t>
-      </w:r>
-      <w:r>
-        <w:t xml:space="preserve">[23]</w:t>
-      </w:r>
-      <w:r>
-        <w:t xml:space="preserve">;</w:t>
-      </w:r>
-      <w:r>
-        <w:t xml:space="preserve"> </w:t>
-      </w:r>
-      <w:r>
-        <w:t xml:space="preserve">[20]</w:t>
-      </w:r>
-      <w:r>
-        <w:t xml:space="preserve">;</w:t>
-      </w:r>
-      <w:r>
-        <w:t xml:space="preserve"> </w:t>
-      </w:r>
-      <w:r>
-        <w:t xml:space="preserve">[22]</w:t>
-      </w:r>
-      <w:r>
-        <w:t xml:space="preserve">).</w:t>
-      </w:r>
-    </w:p>
-    <w:p>
-      <w:pPr>
-        <w:pStyle w:val="BodyText"/>
-      </w:pPr>
-      <w:r>
         <w:t xml:space="preserve">Our phase assignments follow specialist technological attributions from the published literature rather than radiocarbon dates alone, which can conflict with the archaeological content of a layer. Recent reassessments are therefore incorporated directly into our main analysis: Abri Pataud is placed in the Early Aurignacian (Aur-P1) on the basis of its lithic technology</w:t>
       </w:r>
       <w:r>
@@ -2347,7 +2458,7 @@
         <w:t xml:space="preserve">[27]</w:t>
       </w:r>
       <w:r>
-        <w:t xml:space="preserve">, and the Swabian Jura sites of Hohle Fels and Geissenklösterle in the Early Aurignacian</w:t>
+        <w:t xml:space="preserve">, and the Swabian Jura site of Geissenklösterle in the Early Aurignacian</w:t>
       </w:r>
       <w:r>
         <w:t xml:space="preserve"> </w:t>
@@ -2356,13 +2467,22 @@
         <w:t xml:space="preserve">[23,Aur-P1, 28]</w:t>
       </w:r>
       <w:r>
+        <w:t xml:space="preserve">. Hohle Fels is assigned at the layer level rather than as a single site: its lower Aurignacian horizons (AH V) are placed in the Early Aurignacian (Aur-P1), whereas its upper horizons (AH IV, III and the II-series) are placed in the Evolved/Late Aurignacian (Aur-P2), following the demonstration that the assemblages of AH IV (and the overlying IIIa and IIIb) are closely comparable to the Western European Late Aurignacian</w:t>
+      </w:r>
+      <w:r>
+        <w:t xml:space="preserve"> </w:t>
+      </w:r>
+      <w:r>
+        <w:t xml:space="preserve">[23,28,29]</w:t>
+      </w:r>
+      <w:r>
         <w:t xml:space="preserve">. Two sites are excluded from the analysis because their assemblages are too mixed to assign to a single phase reliably: Spy</w:t>
       </w:r>
       <w:r>
         <w:t xml:space="preserve"> </w:t>
       </w:r>
       <w:r>
-        <w:t xml:space="preserve">[29,30]</w:t>
+        <w:t xml:space="preserve">[30,31]</w:t>
       </w:r>
       <w:r>
         <w:t xml:space="preserve"> </w:t>
@@ -2374,7 +2494,7 @@
         <w:t xml:space="preserve"> </w:t>
       </w:r>
       <w:r>
-        <w:t xml:space="preserve">[31]</w:t>
+        <w:t xml:space="preserve">[32]</w:t>
       </w:r>
       <w:r>
         <w:t xml:space="preserve">. We detail the rationale and procedure for assigning archaeological sites to Aurignacian phases in our Supplementary Material item</w:t>
@@ -2434,10 +2554,10 @@
               <w:tblLayout w:type="fixed"/>
             </w:tblPr>
             <w:tblGrid>
-              <w:gridCol w:w="201"/>
-              <w:gridCol w:w="155"/>
-              <w:gridCol w:w="6749"/>
-              <w:gridCol w:w="813"/>
+              <w:gridCol w:w="209"/>
+              <w:gridCol w:w="161"/>
+              <w:gridCol w:w="6921"/>
+              <w:gridCol w:w="627"/>
             </w:tblGrid>
             <w:tr>
               <w:trPr>
@@ -2532,7 +2652,7 @@
                     <w:jc w:val="center"/>
                   </w:pPr>
                   <w:r>
-                    <w:t xml:space="preserve">Blades and bladelets produced within a single, continuous reduction sequence from the same unipolar/prismatic core, rather than from separate blade and bladelet cores; bladelets are the main target, large, straight-profiled, and turned into Dufour bladelets of the Dufour subtype via marginal direct, inverse or alternate retouch; bone/antler points are absent/very rare Blade and bladelet production now run as separate reduction sequences, with carinated and nosed end-scrapers systematically used as bladelet cores; thick blades with invasive, scalar Aurignacian retouch, sometimes waisted/strangled; Dufour bladelets now include the smaller Roc-de-Combe subtype alongside Dufour; split-based antler/bone points (regionally variable)</w:t>
+                    <w:t xml:space="preserve">Blades and bladelets intially produced within a single, continuous reduction sequence from the same unipolar/prismatic core, rather than from separate blade and bladelet cores; bladelets are the main target, large, straight-profiled, and turned into Dufour bladelets of the Dufour subtype via marginal direct, inverse or alternate retouch; bone/antler points are initially very rare, then regionally variable. Blade and bladelet production later run as separate reduction sequences, with carinated and nosed end-scrapers systematically used as bladelet cores; thick blades with invasive, scalar Aurignacian retouch, sometimes waisted/strangled; Dufour bladelets later include the smaller Roc-de-Combe subtype alongside Dufour.</w:t>
                   </w:r>
                 </w:p>
               </w:tc>
@@ -2545,7 +2665,7 @@
                     <w:jc w:val="center"/>
                   </w:pPr>
                   <w:r>
-                    <w:t xml:space="preserve">Spans Greenland Stadial 12 to GI 10 and 9 Begins with Heinrich Stadial 4, ends with GI 8</w:t>
+                    <w:t xml:space="preserve">Starts at Greenland Stadial 12, ends at Greenland Interstadial 8</w:t>
                   </w:r>
                 </w:p>
               </w:tc>
@@ -2586,7 +2706,7 @@
                     <w:jc w:val="center"/>
                   </w:pPr>
                   <w:r>
-                    <w:t xml:space="preserve">Carinated/nosed-scraper bladelet-core technology intensifies further; busked (busqué) burins become numerous, later joined/replaced by the closely related Vachons-type burin; Dufour bladelets now dominated by the smaller, twisted Roc-de-Combe subtype, plus bipoint Font-Yves/Krems bladelets; split-based points disappear, replaced first by flattened lozenge-shaped bone/antler points (with the busked burins), then oval-sectioned lozenge points (with Vachons burins), and finally biconical points</w:t>
+                    <w:t xml:space="preserve">Carinated/nosed-scraper bladelet-core technology intensifies further; busked (busqué) burins become numerous, later joined/replaced by the closely related Vachons-type burin; Dufour bladelets now dominated by the smaller, twisted Roc-de-Combe subtype; split-based points become rare, replaced first by flattened lozenge-shaped bone/antler points (with the busked burins), then oval-sectioned lozenge points (with Vachons burins), and finally biconical points</w:t>
                   </w:r>
                 </w:p>
               </w:tc>
@@ -2621,7 +2741,7 @@
               <w:t xml:space="preserve"> </w:t>
             </w:r>
             <w:r>
-              <w:t xml:space="preserve">[12,19,21,32]</w:t>
+              <w:t xml:space="preserve">[12,20,21,33]</w:t>
             </w:r>
           </w:p>
           <w:bookmarkEnd w:id="22"/>
@@ -2702,7 +2822,7 @@
         <w:t xml:space="preserve">”</w:t>
       </w:r>
       <w:r>
-        <w:t xml:space="preserve">. Our sample for analysis includes 410 objects found at 28 sites in 7 countries, and 54 sign types (</w:t>
+        <w:t xml:space="preserve">. Our sample for analysis includes 409 objects found at 28 sites in 7 countries, and 54 sign types (</w:t>
       </w:r>
       <w:hyperlink w:anchor="fig-site-map">
         <w:r>
@@ -2807,7 +2927,7 @@
         <w:t xml:space="preserve"> </w:t>
       </w:r>
       <w:r>
-        <w:t xml:space="preserve">[33]</w:t>
+        <w:t xml:space="preserve">[34]</w:t>
       </w:r>
       <w:r>
         <w:t xml:space="preserve">. The calibrated radiocarbon dates of the sampled data range from approximately 33 to 45 ka BP, spanning an overall time range of 12 ka. Each object was assigned to a chronological phase following specialist technological attributions from the published literature, supplemented by calibrated radiocarbon dates where technological attribution is unavailable (</w:t>
@@ -2842,7 +2962,7 @@
         <w:t xml:space="preserve"> </w:t>
       </w:r>
       <w:r>
-        <w:t xml:space="preserve">for more details about specific sites). The Aur-P1 phase has 20 sites and 26 sign types, and the Aur-P2 phase has 8 sites and 10 sign types. A Mantel test to evaluate the correlation between distance in time and distribution of sign types found a weak but nominally statistically significant correlation (R = 0.061, p = 0.009). The very small effect size (R ≈ 0.06) indicates that temporal distance explains only a small fraction of the variation in sign-type distribution, suggesting that substantial changes in sign types did not occur over time during the Aurignacian period.</w:t>
+        <w:t xml:space="preserve">for more details about specific sites). The Aur-P1 phase has 20 sites and 26 sign types, and the Aur-P2 phase has 9 sites and 15 sign types. A Mantel test to evaluate the correlation between distance in time and distribution of sign types found a weak but nominally statistically significant correlation (R = 0.062, p = 0.012). The very small effect size (R ≈ 0.06) indicates that temporal distance explains only a small fraction of the variation in sign-type distribution, suggesting that substantial changes in sign types did not occur over time during the Aurignacian period.</w:t>
       </w:r>
     </w:p>
     <w:bookmarkEnd w:id="28"/>
@@ -2883,7 +3003,7 @@
         <w:t xml:space="preserve"> </w:t>
       </w:r>
       <w:r>
-        <w:t xml:space="preserve">[34]</w:t>
+        <w:t xml:space="preserve">[35]</w:t>
       </w:r>
       <w:r>
         <w:t xml:space="preserve"> </w:t>
@@ -2895,42 +3015,42 @@
         <w:t xml:space="preserve"> </w:t>
       </w:r>
       <w:r>
+        <w:t xml:space="preserve">[36]</w:t>
+      </w:r>
+      <w:r>
+        <w:t xml:space="preserve">, (here 1000 permutations), producing a Mantel R statistic and a p-value. The R statistic falls between -1, meaning a strong negative correlation, and 1, meaning a strong positive correlation, while a value of 0 means no correlation. The p-value estimates the probability of obtaining the observed correlation if the null hypothesis of no correlation were true (we use an alpha value of 0.05 for the threshold of statistical significance). The Mantel tests were performed using the vegan package</w:t>
+      </w:r>
+      <w:r>
+        <w:t xml:space="preserve"> </w:t>
+      </w:r>
+      <w:r>
+        <w:t xml:space="preserve">[37]</w:t>
+      </w:r>
+      <w:r>
+        <w:t xml:space="preserve">. The test indicated that there was no significant correlation between object abundance and sign type distribution (R = 0.151, p = 0.082), validating our decision to use presence/absence data.</w:t>
+      </w:r>
+    </w:p>
+    <w:p>
+      <w:pPr>
+        <w:pStyle w:val="BodyText"/>
+      </w:pPr>
+      <w:r>
+        <w:t xml:space="preserve">If the distribution of sign types can be mostly explained by geographic distance, then we would see similarity in sign type distribution decreasing as geographic distance increases</w:t>
+      </w:r>
+      <w:r>
+        <w:t xml:space="preserve"> </w:t>
+      </w:r>
+      <w:r>
+        <w:t xml:space="preserve">[38]</w:t>
+      </w:r>
+      <w:r>
+        <w:t xml:space="preserve">. This relationship can be investigated using the isolation-by-distance framework, which proposes that cultural difference can be primarily explained by geographic distance</w:t>
+      </w:r>
+      <w:r>
+        <w:t xml:space="preserve"> </w:t>
+      </w:r>
+      <w:r>
         <w:t xml:space="preserve">[35]</w:t>
-      </w:r>
-      <w:r>
-        <w:t xml:space="preserve">, (here 1000 permutations), producing a Mantel R statistic and a p-value. The R statistic falls between -1, meaning a strong negative correlation, and 1, meaning a strong positive correlation, while a value of 0 means no correlation. The p-value estimates the probability of obtaining the observed correlation if the null hypothesis of no correlation were true (we use an alpha value of 0.05 for the threshold of statistical significance). The Mantel tests were performed using the vegan package</w:t>
-      </w:r>
-      <w:r>
-        <w:t xml:space="preserve"> </w:t>
-      </w:r>
-      <w:r>
-        <w:t xml:space="preserve">[36]</w:t>
-      </w:r>
-      <w:r>
-        <w:t xml:space="preserve">. The test indicated that there was no significant correlation between object abundance and sign type distribution (R = 0.174, p = 0.074), validating our decision to use presence/absence data.</w:t>
-      </w:r>
-    </w:p>
-    <w:p>
-      <w:pPr>
-        <w:pStyle w:val="BodyText"/>
-      </w:pPr>
-      <w:r>
-        <w:t xml:space="preserve">If the distribution of sign types can be mostly explained by geographic distance, then we would see similarity in sign type distribution decreasing as geographic distance increases</w:t>
-      </w:r>
-      <w:r>
-        <w:t xml:space="preserve"> </w:t>
-      </w:r>
-      <w:r>
-        <w:t xml:space="preserve">[37]</w:t>
-      </w:r>
-      <w:r>
-        <w:t xml:space="preserve">. This relationship can be investigated using the isolation-by-distance framework, which proposes that cultural difference can be primarily explained by geographic distance</w:t>
-      </w:r>
-      <w:r>
-        <w:t xml:space="preserve"> </w:t>
-      </w:r>
-      <w:r>
-        <w:t xml:space="preserve">[34]</w:t>
       </w:r>
       <w:r>
         <w:t xml:space="preserve">. To assess whether the distribution of sign types is primarily structured by geographic distance, we calculated the correlation between sign type distribution and geographic distance for each phase. We used Mantel tests with a geographic distance matrix and a Jaccard dissimilarity matrix, with the results shown in</w:t>
@@ -3080,7 +3200,7 @@
                     <w:jc w:val="center"/>
                   </w:pPr>
                   <w:r>
-                    <w:t xml:space="preserve">0.045</w:t>
+                    <w:t xml:space="preserve">0.046</w:t>
                   </w:r>
                 </w:p>
               </w:tc>
@@ -3093,7 +3213,7 @@
                     <w:jc w:val="center"/>
                   </w:pPr>
                   <w:r>
-                    <w:t xml:space="preserve">0.311</w:t>
+                    <w:t xml:space="preserve">0.301</w:t>
                   </w:r>
                 </w:p>
               </w:tc>
@@ -3121,7 +3241,7 @@
                     <w:jc w:val="center"/>
                   </w:pPr>
                   <w:r>
-                    <w:t xml:space="preserve">-0.303</w:t>
+                    <w:t xml:space="preserve">-0.299</w:t>
                   </w:r>
                 </w:p>
               </w:tc>
@@ -3134,7 +3254,7 @@
                     <w:jc w:val="center"/>
                   </w:pPr>
                   <w:r>
-                    <w:t xml:space="preserve">0.943</w:t>
+                    <w:t xml:space="preserve">0.933</w:t>
                   </w:r>
                 </w:p>
               </w:tc>
@@ -3177,7 +3297,7 @@
         <w:t xml:space="preserve"> </w:t>
       </w:r>
       <w:r>
-        <w:t xml:space="preserve">[38]</w:t>
+        <w:t xml:space="preserve">[39]</w:t>
       </w:r>
       <w:r>
         <w:t xml:space="preserve">. We used the Brower-Kile</w:t>
@@ -3186,21 +3306,21 @@
         <w:t xml:space="preserve"> </w:t>
       </w:r>
       <w:r>
+        <w:t xml:space="preserve">[40]</w:t>
+      </w:r>
+      <w:r>
+        <w:t xml:space="preserve"> </w:t>
+      </w:r>
+      <w:r>
+        <w:t xml:space="preserve">seriation algorithm from the seriation package</w:t>
+      </w:r>
+      <w:r>
+        <w:t xml:space="preserve"> </w:t>
+      </w:r>
+      <w:r>
         <w:t xml:space="preserve">[39]</w:t>
       </w:r>
       <w:r>
-        <w:t xml:space="preserve"> </w:t>
-      </w:r>
-      <w:r>
-        <w:t xml:space="preserve">seriation algorithm from the seriation package</w:t>
-      </w:r>
-      <w:r>
-        <w:t xml:space="preserve"> </w:t>
-      </w:r>
-      <w:r>
-        <w:t xml:space="preserve">[38]</w:t>
-      </w:r>
-      <w:r>
         <w:t xml:space="preserve">, in which a unidimensional sequence is generated by reordering the rows and columns to group the presences along the diagonal.</w:t>
       </w:r>
     </w:p>
@@ -3215,7 +3335,7 @@
         <w:t xml:space="preserve"> </w:t>
       </w:r>
       <w:r>
-        <w:t xml:space="preserve">[40]</w:t>
+        <w:t xml:space="preserve">[41]</w:t>
       </w:r>
       <w:r>
         <w:t xml:space="preserve">. Each node is a site, and each edge weight is the Jaccard similarity between the two sites’ sign-type presence/absence vectors, computed as 1 − Jaccard(dissimilarity) so that higher values mean more shared sign types. To avoid cluttering the graph, all edges below the value of 0.2 were removed: an edge is only drawn if two sites share ≥ 20% Jaccard similarity, i.e., the intersection of their sign types is at least 20% of their union. We justify this threshold and demonstrate its robustness through sensitivity analyses at alternative thresholds (0.1 and 0.3), alternative similarity metrics (Sørensen-Dice, Simpson), a continuous threshold sweep from 0.05 to 0.50, and quantitative edge-set and adjacency-matrix agreement metrics across thresholds (see our Supplementary Material item</w:t>
@@ -3242,7 +3362,7 @@
         <w:t xml:space="preserve"> </w:t>
       </w:r>
       <w:r>
-        <w:t xml:space="preserve">[41]</w:t>
+        <w:t xml:space="preserve">[42]</w:t>
       </w:r>
       <w:r>
         <w:t xml:space="preserve">, a force-directed graph layout for uniform edge lengths, and network analysis was performed using the vegan</w:t>
@@ -3251,7 +3371,7 @@
         <w:t xml:space="preserve"> </w:t>
       </w:r>
       <w:r>
-        <w:t xml:space="preserve">[36]</w:t>
+        <w:t xml:space="preserve">[37]</w:t>
       </w:r>
       <w:r>
         <w:t xml:space="preserve">, statnet</w:t>
@@ -3260,7 +3380,7 @@
         <w:t xml:space="preserve"> </w:t>
       </w:r>
       <w:r>
-        <w:t xml:space="preserve">[42]</w:t>
+        <w:t xml:space="preserve">[43]</w:t>
       </w:r>
       <w:r>
         <w:t xml:space="preserve"> </w:t>
@@ -3272,7 +3392,7 @@
         <w:t xml:space="preserve"> </w:t>
       </w:r>
       <w:r>
-        <w:t xml:space="preserve">[43]</w:t>
+        <w:t xml:space="preserve">[44]</w:t>
       </w:r>
       <w:r>
         <w:t xml:space="preserve"> </w:t>
@@ -3302,7 +3422,7 @@
         <w:t xml:space="preserve"> </w:t>
       </w:r>
       <w:r>
-        <w:t xml:space="preserve">[44,45]</w:t>
+        <w:t xml:space="preserve">[45,46]</w:t>
       </w:r>
       <w:r>
         <w:t xml:space="preserve">. The results are expressed by an R</w:t>
@@ -3323,7 +3443,7 @@
         <w:t xml:space="preserve"> </w:t>
       </w:r>
       <w:r>
-        <w:t xml:space="preserve">[36]</w:t>
+        <w:t xml:space="preserve">[37]</w:t>
       </w:r>
       <w:r>
         <w:t xml:space="preserve"> </w:t>
@@ -3335,7 +3455,7 @@
         <w:t xml:space="preserve"> </w:t>
       </w:r>
       <w:r>
-        <w:t xml:space="preserve">[43]</w:t>
+        <w:t xml:space="preserve">[44]</w:t>
       </w:r>
       <w:r>
         <w:t xml:space="preserve"> </w:t>
@@ -3467,7 +3587,7 @@
         <w:pStyle w:val="BodyText"/>
       </w:pPr>
       <w:r>
-        <w:t xml:space="preserve">For each of the two phases, our seriation analysis identifies two groups. One group has a restricted range of sign types (1-3 types), which tend to be visually simpler signs. A second group has a broader range (up to 17 types), which include more complex signs. Simpler signs composed of fewer components, like line and notch, are the most prevalent across both phases. In Aur-P1 the restricted-range group (9 sites) is slightly smaller than the broad-range group (11 sites); in Aur-P2 the restricted-range group (6 sites) is larger than the broad-range group (2 sites). Bootstrap resampling of sites confirms that the Aur-P1 two-group structure is stable to sampling variation; the stochastic block model independently selects a three-block structure for Aur-P1 and a two-block structure for Aur-P2 , reproducing the manual restricted/broad split to differing degrees across phases. Per-site robustness of the restricted/broad assignment is quantified in our Supplementary Material item</w:t>
+        <w:t xml:space="preserve">For each of the two phases, our seriation analysis identifies two groups. One group has a restricted range of sign types (1-3 types), which tend to be visually simpler signs. A second group has a broader range (up to 17 types), which include more complex signs. Simpler signs composed of fewer components, like line and notch, are the most prevalent across both phases. In Aur-P1 the restricted-range group (9 sites) is slightly smaller than the broad-range group (11 sites); in Aur-P2 the restricted-range group (6 sites) is larger than the broad-range group (3 sites). Bootstrap resampling of sites confirms that the Aur-P1 two-group structure is stable to sampling variation; the stochastic block model independently selects a three-block structure for Aur-P1, reproducing the manual restricted/broad split for all but one site, and a single-block structure for the small Aur-P2 sample, providing no model-based support for a two-group split there (Supplement S6.3). Per-site robustness of the restricted/broad assignment is quantified in our Supplementary Material item</w:t>
       </w:r>
       <w:r>
         <w:t xml:space="preserve"> </w:t>
@@ -3501,7 +3621,7 @@
         <w:pStyle w:val="BodyText"/>
       </w:pPr>
       <w:r>
-        <w:t xml:space="preserve">In Aur-P2 the restricted-range group consists of Les Rois, Sirgenstein Cave, La Viña, Mladeč, Gargas, and Vindija Cave, carrying few sign types, while the broad-range group consists of Trou Magrite and Bockstein-Törle, which share a wider repertoire (including hatching and oblique notch, obnotch). While the Aur-P1 seriation results hint at a robust two-member structure, the Aur-P2 partition rests on only eight sites and, as the bootstrap and model-selection results show, is both smaller and weaker. Network analysis allows us to evaluate how these groups may have been socially connected.</w:t>
+        <w:t xml:space="preserve">In Aur-P2 the restricted-range group consists of Les Rois, Sirgenstein Cave, La Viña, Mladeč, Gargas, and Vindija Cave, carrying few sign types, while the broad-range group consists of Trou Magrite, Bockstein-Törle, and Hohle Fels, which share a wider repertoire (including hatching and oblique notch, obnotch; Hohle Fels additionally contributes dashline, dot, cross, zigzag, v, and circumspiral). While the Aur-P1 seriation results hint at a robust two-member structure, the Aur-P2 partition rests on only nine sites and, as the bootstrap and model-selection results show, is both smaller and weaker. Network analysis allows us to evaluate how these groups may have been socially connected.</w:t>
       </w:r>
     </w:p>
     <w:tbl>
@@ -3691,7 +3811,7 @@
         <w:pStyle w:val="BodyText"/>
       </w:pPr>
       <w:r>
-        <w:t xml:space="preserve">In Aur-P2 the two-group structure is again recovered, with a broad-range group (Trou Magrite, Bockstein-Törle) and a restricted-range group (Les Rois, Sirgenstein Cave, La Viña, Mladeč, Gargas, Vindija Cave). Inter-group connectivity remains evident, but the network is far smaller, reflecting the reduced sample of this phase.</w:t>
+        <w:t xml:space="preserve">In Aur-P2 the two-group structure is again recovered, with a broad-range group (Trou Magrite, Bockstein-Törle, Hohle Fels) and a restricted-range group (Les Rois, Sirgenstein Cave, La Viña, Mladeč, Gargas, Vindija Cave). Inter-group connectivity remains evident, but the network is far smaller, reflecting the reduced sample of this phase.</w:t>
       </w:r>
     </w:p>
     <w:p>
@@ -3725,7 +3845,7 @@
         <w:t xml:space="preserve"> </w:t>
       </w:r>
       <w:r>
-        <w:t xml:space="preserve">[46]</w:t>
+        <w:t xml:space="preserve">[47]</w:t>
       </w:r>
       <w:r>
         <w:t xml:space="preserve">, and the null-benchmarked and size-normalised (Erdős–Rényi) comparisons in our Supplementary Material item</w:t>
@@ -3746,7 +3866,7 @@
         <w:t xml:space="preserve"> </w:t>
       </w:r>
       <w:r>
-        <w:t xml:space="preserve">S5.9 evaluate this structure net of network size. Pairwise permutation tests with Benjamini–Hochberg correction show that the phases do not differ significantly in edge density (p = 0.2523), betweenness (p = 0.4629), or component count (p = 0.5072), but differ significantly in modularity (adjusted p &lt; 0.001), indicating that the Aur-P1 and Aur-P2 networks differ in their community structure rather than in their overall density.</w:t>
+        <w:t xml:space="preserve">S5.9 evaluate this structure net of network size. Pairwise permutation tests with Benjamini–Hochberg correction show that the phases do not differ significantly in any of the tested network statistics — edge density (p = 0.4404), modularity (p = 0.5), betweenness (p = 0.6166), or component count (p = 0.5019). The Aur-P1–Aur-P2 contrast is therefore primarily one of network scale rather than a statistically distinguishable community structure.</w:t>
       </w:r>
     </w:p>
     <w:tbl>
@@ -3966,7 +4086,7 @@
                     <w:jc w:val="center"/>
                   </w:pPr>
                   <w:r>
-                    <w:t xml:space="preserve">0.195</w:t>
+                    <w:t xml:space="preserve">0.196</w:t>
                   </w:r>
                 </w:p>
               </w:tc>
@@ -3979,7 +4099,7 @@
                     <w:jc w:val="center"/>
                   </w:pPr>
                   <w:r>
-                    <w:t xml:space="preserve">4.367</w:t>
+                    <w:t xml:space="preserve">4.382</w:t>
                   </w:r>
                 </w:p>
               </w:tc>
@@ -4020,7 +4140,7 @@
                     <w:jc w:val="center"/>
                   </w:pPr>
                   <w:r>
-                    <w:t xml:space="preserve">0.226</w:t>
+                    <w:t xml:space="preserve">0.223</w:t>
                   </w:r>
                 </w:p>
               </w:tc>
@@ -4033,7 +4153,7 @@
                     <w:jc w:val="center"/>
                   </w:pPr>
                   <w:r>
-                    <w:t xml:space="preserve">1.755</w:t>
+                    <w:t xml:space="preserve">2.008</w:t>
                   </w:r>
                 </w:p>
               </w:tc>
@@ -4046,7 +4166,7 @@
                     <w:jc w:val="center"/>
                   </w:pPr>
                   <w:r>
-                    <w:t xml:space="preserve">0.147</w:t>
+                    <w:t xml:space="preserve">0.076</w:t>
                   </w:r>
                 </w:p>
               </w:tc>
@@ -4074,7 +4194,7 @@
         <w:pStyle w:val="BodyText"/>
       </w:pPr>
       <w:r>
-        <w:t xml:space="preserve">The perMANOVA results show that group membership explains approximately 0.195 of the variance in sign composition in the Aur-P1 phase and 0.226 in the Aur-P2 phase (</w:t>
+        <w:t xml:space="preserve">The perMANOVA results show that group membership explains approximately 0.196 of the variance in sign composition in the Aur-P1 phase and 0.223 in the Aur-P2 phase (</w:t>
       </w:r>
       <w:hyperlink w:anchor="tbl-strength-table">
         <w:r>
@@ -4085,7 +4205,7 @@
         </w:r>
       </w:hyperlink>
       <w:r>
-        <w:t xml:space="preserve">). While R^2 is stable across phases, the pseudo-F statistic differs: the Aur-P1 phase shows the greater group separation (F = 4.367) than Aur-P2 (F = 1.755). The betadisper test for homogeneity of multivariate dispersions shows that group dispersion does not differ significantly between restricted and broad groups in either phase (Aur-P1: p = 0.114, Aur-P2: p = 0.953). This confirms that the perMANOVA results reflect differences in group centroids rather than differences in dispersion.</w:t>
+        <w:t xml:space="preserve">). While R^2 is stable across phases, the pseudo-F statistic differs: the Aur-P1 phase shows the greater group separation (F = 4.382) than Aur-P2 (F = 2.008). The betadisper test for homogeneity of multivariate dispersions shows that group dispersion does not differ significantly between restricted and broad groups in either phase (Aur-P1: p = 0.124, Aur-P2: p = 0.771). This confirms that the perMANOVA results reflect differences in group centroids rather than differences in dispersion.</w:t>
       </w:r>
     </w:p>
     <w:bookmarkEnd w:id="51"/>
@@ -4130,7 +4250,7 @@
         <w:t xml:space="preserve"> </w:t>
       </w:r>
       <w:r>
-        <w:t xml:space="preserve">show that each phase can be divided into two main sign-use groups, with sign type frequency and diversity serving as the major dividing factor. Group size differed between phases: in Aur-P1 the restricted-range group (9 sites) was slightly smaller than the broad-range group (11 sites), whereas in the much smaller Aur-P2 the restricted-range group (6 sites) exceeded the broad-range group (2 sites).</w:t>
+        <w:t xml:space="preserve">show that each phase can be divided into two main sign-use groups, with sign type frequency and diversity serving as the major dividing factor. Group size differed between phases: in Aur-P1 the restricted-range group (9 sites) was slightly smaller than the broad-range group (11 sites), whereas in the much smaller Aur-P2 the restricted-range group (6 sites) exceeded the broad-range group (3 sites).</w:t>
       </w:r>
       <w:r>
         <w:t xml:space="preserve"> </w:t>
@@ -4147,7 +4267,7 @@
         <w:t xml:space="preserve"> </w:t>
       </w:r>
       <w:r>
-        <w:t xml:space="preserve">shows that connectivity also differs between the phases. Aur-P1 produced the more edge-rich network with the higher mean degree (7.5°) and a hub structure centred on key sites, while Aur-P2 shows fewer edges and a lower mean degree (4.2°). Pairwise permutation tests indicate that the phases differ significantly in modularity (adjusted p &lt; 0.001) but not in edge density (p = 0.2523), betweenness (p = 0.4629), or component count (p = 0.5072), so the Aur-P1–Aur-P2 contrast is best described as a difference in community structure rather than in overall connectedness. The perMANOVA tests confirm that the restricted- and broad-range groups are significantly separated in sign composition within Aur-P1 (R² = 0.195, p = 0.001), while the separation within Aur-P2 is not significant (R² = 0.226, p = 0.147), consistent with the smaller and weaker Aur-P2 structure reported in the Results.</w:t>
+        <w:t xml:space="preserve">shows that connectivity also differs between the phases. Aur-P1 produced the more edge-rich network with the higher mean degree (7.5°) and a hub structure centred on key sites, while Aur-P2 shows fewer edges and a lower mean degree (4.2°). Pairwise permutation tests indicate that the phases do not differ significantly in any of the tested network statistics (edge density, modularity, betweenness, or component count), so the Aur-P1–Aur-P2 contrast is best described as a difference in network scale rather than in overall connectedness or community structure. The perMANOVA tests confirm that the restricted- and broad-range groups are significantly separated in sign composition within Aur-P1 (R² = 0.196, p = 0.001), while the separation within Aur-P2 is not significant (R² = 0.223, p = 0.076), consistent with the smaller and weaker Aur-P2 structure reported in the Results.</w:t>
       </w:r>
     </w:p>
     <w:p>
@@ -4161,7 +4281,7 @@
         <w:t xml:space="preserve"> </w:t>
       </w:r>
       <w:r>
-        <w:t xml:space="preserve">[47–54]</w:t>
+        <w:t xml:space="preserve">[48–55]</w:t>
       </w:r>
       <w:r>
         <w:t xml:space="preserve">. Studies have established how variation in ornamentation and other forms of material culture can be used to communicate information about the numbers and types of social roles and statuses within groups</w:t>
@@ -4170,7 +4290,7 @@
         <w:t xml:space="preserve"> </w:t>
       </w:r>
       <w:r>
-        <w:t xml:space="preserve">[4,54–65]</w:t>
+        <w:t xml:space="preserve">[4,55–66]</w:t>
       </w:r>
       <w:r>
         <w:t xml:space="preserve">. Drawing on this work, we speculate that the broader/restricted range grouping in the geometric sign data may be consistent with variation in social structure: the broader range groups, with a higher variety of signs and more visually complex signs, plausibly indicate communities with a greater variety of formalized social roles, whereas the sites with a restricted range of signs indicate communities with fewer formalized social roles.</w:t>
@@ -4181,7 +4301,7 @@
         <w:pStyle w:val="BodyText"/>
       </w:pPr>
       <w:r>
-        <w:t xml:space="preserve">Because the number of sign types recorded at a site is bounded by the number of objects recovered, we considered whether this divide is an artefact of sampling effort. We found that across sites, object count and sign-type count are strongly correlated (Spearman ρ = 0.85, p &lt; 0.001). However, node degree within each phase is not correlated with sign-type richness (see our Supplementary Material item</w:t>
+        <w:t xml:space="preserve">Because the number of sign types recorded at a site is bounded by the number of objects recovered, we considered whether this divide is an artefact of sampling effort. We found that across sites, object count and sign-type count are strongly correlated (Spearman ρ = 0.86, p &lt; 0.001). However, node degree within each phase is not correlated with sign-type richness (see our Supplementary Material item</w:t>
       </w:r>
       <w:r>
         <w:t xml:space="preserve"> </w:t>
@@ -4270,7 +4390,7 @@
         <w:t xml:space="preserve"> </w:t>
       </w:r>
       <w:r>
-        <w:t xml:space="preserve">[66]</w:t>
+        <w:t xml:space="preserve">[67]</w:t>
       </w:r>
       <w:r>
         <w:t xml:space="preserve">;</w:t>
@@ -4279,7 +4399,7 @@
         <w:t xml:space="preserve"> </w:t>
       </w:r>
       <w:r>
-        <w:t xml:space="preserve">[67]</w:t>
+        <w:t xml:space="preserve">[68]</w:t>
       </w:r>
       <w:r>
         <w:t xml:space="preserve">;</w:t>
@@ -4288,7 +4408,7 @@
         <w:t xml:space="preserve"> </w:t>
       </w:r>
       <w:r>
-        <w:t xml:space="preserve">[52]</w:t>
+        <w:t xml:space="preserve">[53]</w:t>
       </w:r>
       <w:r>
         <w:t xml:space="preserve">;</w:t>
@@ -4297,7 +4417,7 @@
         <w:t xml:space="preserve"> </w:t>
       </w:r>
       <w:r>
-        <w:t xml:space="preserve">[68]</w:t>
+        <w:t xml:space="preserve">[69]</w:t>
       </w:r>
       <w:r>
         <w:t xml:space="preserve">;</w:t>
@@ -4306,7 +4426,7 @@
         <w:t xml:space="preserve"> </w:t>
       </w:r>
       <w:r>
-        <w:t xml:space="preserve">[53]</w:t>
+        <w:t xml:space="preserve">[54]</w:t>
       </w:r>
       <w:r>
         <w:t xml:space="preserve">. Non-utilitarian mobility establishes regional social networks which facilitate the spread of information and the survival of hunter-gatherers in uncertain environments</w:t>
@@ -4315,7 +4435,7 @@
         <w:t xml:space="preserve"> </w:t>
       </w:r>
       <w:r>
-        <w:t xml:space="preserve">[69]</w:t>
+        <w:t xml:space="preserve">[70]</w:t>
       </w:r>
       <w:r>
         <w:t xml:space="preserve">;</w:t>
@@ -4324,6 +4444,42 @@
         <w:t xml:space="preserve"> </w:t>
       </w:r>
       <w:r>
+        <w:t xml:space="preserve">[71]</w:t>
+      </w:r>
+      <w:r>
+        <w:t xml:space="preserve">;</w:t>
+      </w:r>
+      <w:r>
+        <w:t xml:space="preserve"> </w:t>
+      </w:r>
+      <w:r>
+        <w:t xml:space="preserve">[72]</w:t>
+      </w:r>
+      <w:r>
+        <w:t xml:space="preserve">;</w:t>
+      </w:r>
+      <w:r>
+        <w:t xml:space="preserve"> </w:t>
+      </w:r>
+      <w:r>
+        <w:t xml:space="preserve">[73]</w:t>
+      </w:r>
+      <w:r>
+        <w:t xml:space="preserve">;</w:t>
+      </w:r>
+      <w:r>
+        <w:t xml:space="preserve"> </w:t>
+      </w:r>
+      <w:r>
+        <w:t xml:space="preserve">[74]</w:t>
+      </w:r>
+      <w:r>
+        <w:t xml:space="preserve">. The exchange and production of decorative items, such as objects with geometric signs, has been associated with non-utilitarian mobility and recognized as an indicator of social contact</w:t>
+      </w:r>
+      <w:r>
+        <w:t xml:space="preserve"> </w:t>
+      </w:r>
+      <w:r>
         <w:t xml:space="preserve">[70]</w:t>
       </w:r>
       <w:r>
@@ -4333,7 +4489,7 @@
         <w:t xml:space="preserve"> </w:t>
       </w:r>
       <w:r>
-        <w:t xml:space="preserve">[71]</w:t>
+        <w:t xml:space="preserve">[75]</w:t>
       </w:r>
       <w:r>
         <w:t xml:space="preserve">;</w:t>
@@ -4342,7 +4498,7 @@
         <w:t xml:space="preserve"> </w:t>
       </w:r>
       <w:r>
-        <w:t xml:space="preserve">[72]</w:t>
+        <w:t xml:space="preserve">[76]</w:t>
       </w:r>
       <w:r>
         <w:t xml:space="preserve">;</w:t>
@@ -4351,16 +4507,7 @@
         <w:t xml:space="preserve"> </w:t>
       </w:r>
       <w:r>
-        <w:t xml:space="preserve">[73]</w:t>
-      </w:r>
-      <w:r>
-        <w:t xml:space="preserve">. The exchange and production of decorative items, such as objects with geometric signs, has been associated with non-utilitarian mobility and recognized as an indicator of social contact</w:t>
-      </w:r>
-      <w:r>
-        <w:t xml:space="preserve"> </w:t>
-      </w:r>
-      <w:r>
-        <w:t xml:space="preserve">[69]</w:t>
+        <w:t xml:space="preserve">[77]</w:t>
       </w:r>
       <w:r>
         <w:t xml:space="preserve">;</w:t>
@@ -4369,69 +4516,42 @@
         <w:t xml:space="preserve"> </w:t>
       </w:r>
       <w:r>
-        <w:t xml:space="preserve">[74]</w:t>
-      </w:r>
-      <w:r>
-        <w:t xml:space="preserve">;</w:t>
+        <w:t xml:space="preserve">[78]</w:t>
+      </w:r>
+      <w:r>
+        <w:t xml:space="preserve">. We stress, however, that connectivity in shared sign types cannot by itself establish the direction or mechanism of contact, which our data do not measure directly.</w:t>
+      </w:r>
+    </w:p>
+    <w:p>
+      <w:pPr>
+        <w:pStyle w:val="BodyText"/>
+      </w:pPr>
+      <w:r>
+        <w:t xml:space="preserve">Non-utilitarian mobility can be divided into shorter-term information exchange and longer-term residential movement. One form of longer-term residential movement that may be related to non-utilitarian mobility are aggregation/dispersion patterns, which are a type of hunter-gatherer settlement pattern in which groups both break off in dispersed fragments and congregate in large groups, typically for subsistence or social reasons</w:t>
+      </w:r>
+      <w:r>
+        <w:t xml:space="preserve"> </w:t>
+      </w:r>
+      <w:r>
+        <w:t xml:space="preserve">[79]</w:t>
+      </w:r>
+      <w:r>
+        <w:t xml:space="preserve">. Aggregation sites are the places where those group fragments or individuals congregate. In the archaeological literature, aggregation sites are often associated with high degrees of social connectivity and identified by indicators including proximity to certain environmental resources and a more diverse artifact assemblage</w:t>
+      </w:r>
+      <w:r>
+        <w:t xml:space="preserve"> </w:t>
+      </w:r>
+      <w:r>
+        <w:t xml:space="preserve">[79]</w:t>
+      </w:r>
+      <w:r>
+        <w:t xml:space="preserve">, including, in some cases, decorative objects</w:t>
       </w:r>
       <w:r>
         <w:t xml:space="preserve"> </w:t>
       </w:r>
       <w:r>
         <w:t xml:space="preserve">[75]</w:t>
-      </w:r>
-      <w:r>
-        <w:t xml:space="preserve">;</w:t>
-      </w:r>
-      <w:r>
-        <w:t xml:space="preserve"> </w:t>
-      </w:r>
-      <w:r>
-        <w:t xml:space="preserve">[76]</w:t>
-      </w:r>
-      <w:r>
-        <w:t xml:space="preserve">;</w:t>
-      </w:r>
-      <w:r>
-        <w:t xml:space="preserve"> </w:t>
-      </w:r>
-      <w:r>
-        <w:t xml:space="preserve">[77]</w:t>
-      </w:r>
-      <w:r>
-        <w:t xml:space="preserve">. We stress, however, that connectivity in shared sign types cannot by itself establish the direction or mechanism of contact, which our data do not measure directly.</w:t>
-      </w:r>
-    </w:p>
-    <w:p>
-      <w:pPr>
-        <w:pStyle w:val="BodyText"/>
-      </w:pPr>
-      <w:r>
-        <w:t xml:space="preserve">Non-utilitarian mobility can be divided into shorter-term information exchange and longer-term residential movement. One form of longer-term residential movement that may be related to non-utilitarian mobility are aggregation/dispersion patterns, which are a type of hunter-gatherer settlement pattern in which groups both break off in dispersed fragments and congregate in large groups, typically for subsistence or social reasons</w:t>
-      </w:r>
-      <w:r>
-        <w:t xml:space="preserve"> </w:t>
-      </w:r>
-      <w:r>
-        <w:t xml:space="preserve">[78]</w:t>
-      </w:r>
-      <w:r>
-        <w:t xml:space="preserve">. Aggregation sites are the places where those group fragments or individuals congregate. In the archaeological literature, aggregation sites are often associated with high degrees of social connectivity and identified by indicators including proximity to certain environmental resources and a more diverse artifact assemblage</w:t>
-      </w:r>
-      <w:r>
-        <w:t xml:space="preserve"> </w:t>
-      </w:r>
-      <w:r>
-        <w:t xml:space="preserve">[78]</w:t>
-      </w:r>
-      <w:r>
-        <w:t xml:space="preserve">, including, in some cases, decorative objects</w:t>
-      </w:r>
-      <w:r>
-        <w:t xml:space="preserve"> </w:t>
-      </w:r>
-      <w:r>
-        <w:t xml:space="preserve">[74]</w:t>
       </w:r>
       <w:r>
         <w:t xml:space="preserve">; of these indicators, only assemblage diversity is testable in our data, which we evaluate below. Notably, our results complicate the association between aggregation and high connectivity: the sites we identify as aggregation candidates on the basis of elevated sign diversity are, with one exception, not the highly connected hubs in</w:t>
@@ -4454,7 +4574,7 @@
         <w:t xml:space="preserve"> </w:t>
       </w:r>
       <w:r>
-        <w:t xml:space="preserve">[2,79–85]</w:t>
+        <w:t xml:space="preserve">[2,80–86]</w:t>
       </w:r>
       <w:r>
         <w:t xml:space="preserve">.</w:t>
@@ -4488,10 +4608,10 @@
         <w:t xml:space="preserve"> </w:t>
       </w:r>
       <w:r>
-        <w:t xml:space="preserve">[86,87]</w:t>
-      </w:r>
-      <w:r>
-        <w:t xml:space="preserve">. The sign-type pool — the number of distinct geometric signs recovered in each phase — was 26 in Aur-P1 and 10 in Aur-P2.</w:t>
+        <w:t xml:space="preserve">[87,88]</w:t>
+      </w:r>
+      <w:r>
+        <w:t xml:space="preserve">. The sign-type pool — the number of distinct geometric signs recovered in each phase — was 26 in Aur-P1 and 15 in Aur-P2.</w:t>
       </w:r>
     </w:p>
     <w:p>
@@ -4499,7 +4619,7 @@
         <w:pStyle w:val="BodyText"/>
       </w:pPr>
       <w:r>
-        <w:t xml:space="preserve">When each site’s observed diversity is compared with the expectation for its sample size, 5 of 20 Aur-P1 sites and 3 of 8 Aur-P2 sites exceed their expected diversity (the mean simulated diversity for the equivalent count of sign types). Notably, most of these sites are not shown as having connections between groups in</w:t>
+        <w:t xml:space="preserve">When each site’s observed diversity is compared with the expectation for its sample size, 5 of 20 Aur-P1 sites and 4 of 9 Aur-P2 sites exceed their expected diversity (the mean simulated diversity for the equivalent count of sign types). Notably, most of these sites are not shown as having connections between groups in</w:t>
       </w:r>
       <w:r>
         <w:t xml:space="preserve"> </w:t>
@@ -4513,7 +4633,7 @@
         </w:r>
       </w:hyperlink>
       <w:r>
-        <w:t xml:space="preserve">. The relative diversity does not track the phase-level pool size (Aur-P1 mean excess -0.23, Aur-P2 mean excess 0.04), so the sites’ relative diversity fluctuates independently of the sign-type pool. This suggests a distinction between shorter-term information exchange (e.g. the highly interconnected sites in</w:t>
+        <w:t xml:space="preserve">. The relative diversity does not track the phase-level pool size (Aur-P1 mean excess -0.2, Aur-P2 mean excess -0.07), so the sites’ relative diversity fluctuates independently of the sign-type pool. This suggests a distinction between shorter-term information exchange (e.g. the highly interconnected sites in</w:t>
       </w:r>
       <w:r>
         <w:t xml:space="preserve"> </w:t>
@@ -4541,7 +4661,7 @@
         </w:r>
       </w:hyperlink>
       <w:r>
-        <w:t xml:space="preserve">). Supporting this distinction, diversity excess (as an indicator of aggregation candidates) showed a significant negative correlation with network degree (ρ = -0.38, p = 0.0459501), indicating that aggregation candidates are less connected rather than merely decoupled from network hubs. The correlation with betweenness was not significant (ρ = -0.14, p = 0.4820486). Object count was positively correlated with degree centrality (degree: ρ = 0.44, p = 0.0176994), indicating that hubs tend to be among the better-sampled sites. The elevated diversity identifying aggregation candidates did not differ significantly between the restricted and broad-range groups (Wilcoxon W = 62, p = 0.1033813), so this metric does not by itself track the restricted/broad grouping.</w:t>
+        <w:t xml:space="preserve">). Supporting this distinction, diversity excess (as an indicator of aggregation candidates) showed a significant negative correlation with network degree (ρ = -0.35, p = 0.0614295), indicating that aggregation candidates are less connected rather than merely decoupled from network hubs. The correlation with betweenness was not significant (ρ = -0.18, p = 0.3487049). Object count was positively correlated with degree centrality (degree: ρ = 0.35, p = 0.063328), indicating that hubs tend to be among the better-sampled sites. The elevated diversity identifying aggregation candidates did not differ significantly between the restricted and broad-range groups (Wilcoxon W = 59, p = 0.0436321), so this metric does not by itself track the restricted/broad grouping.</w:t>
       </w:r>
     </w:p>
     <w:tbl>
@@ -4639,7 +4759,7 @@
         <w:pStyle w:val="FirstParagraph"/>
       </w:pPr>
       <w:r>
-        <w:t xml:space="preserve">Our second aim was to determine what these patterns reveal about the dynamics of social organization throughout the Aurignacian. The results suggest that the early Aurignacian (Aur-P1), which combines the Proto and Early Aurignacian material culture, was characterised by denser inter-site connectivity than the late Aurignacian (Aur-P2). Aur-P1’s network has the higher mean degree (7.5) with a hub structure centred on key sites, whereas Aur-P2 shows fewer sites and edges and a lower mean degree (4.2). Despite this strong connectivity, geographic distance had little influence on sign distribution in Aur-P1 (Mantel R = 0.045;</w:t>
+        <w:t xml:space="preserve">Our second aim was to determine what these patterns reveal about the dynamics of social organization throughout the Aurignacian. The results suggest that the early Aurignacian (Aur-P1), which combines the Proto and Early Aurignacian material culture, was characterised by denser inter-site connectivity than the late Aurignacian (Aur-P2). Aur-P1’s network has the higher mean degree (7.5) with a hub structure centred on key sites, whereas Aur-P2 shows fewer sites and edges and a lower mean degree (4.2). Despite this strong connectivity, geographic distance had little influence on sign distribution in Aur-P1 (Mantel R = 0.046;</w:t>
       </w:r>
       <w:r>
         <w:t xml:space="preserve"> </w:t>
@@ -4653,7 +4773,7 @@
         </w:r>
       </w:hyperlink>
       <w:r>
-        <w:t xml:space="preserve">), and no significant geographic signal was detected in either phase (Aur-P2: R = -0.303). A permutation test of the difference between these Mantel correlations (D = 0.35, p = 0.164; sites permuted between phases 1,000 times) shows that the isolation-by-distance relationship does not differ significantly between the phases, so the spatial-proximity explanation is not supported by this analysis.</w:t>
+        <w:t xml:space="preserve">), and no significant geographic signal was detected in either phase (Aur-P2: R = -0.299). A permutation test of the difference between these Mantel correlations (D = 0.34, p = 0.153; sites permuted between phases 1,000 times) shows that the isolation-by-distance relationship does not differ significantly between the phases, so the spatial-proximity explanation is not supported by this analysis.</w:t>
       </w:r>
     </w:p>
     <w:p>
@@ -4667,82 +4787,123 @@
         <w:t xml:space="preserve"> </w:t>
       </w:r>
       <w:r>
-        <w:t xml:space="preserve">[88]</w:t>
+        <w:t xml:space="preserve">[89]</w:t>
       </w:r>
       <w:r>
         <w:t xml:space="preserve">. This was followed by rapid expansion from 43.25–41 ka BP, with the maximum extent of early Aurignacian (Aur-P1) settlement being reached around 41 ka BP (</w:t>
       </w:r>
       <w:r>
+        <w:t xml:space="preserve">[19]</w:t>
+      </w:r>
+      <w:r>
+        <w:t xml:space="preserve">). Although population growth is the condition under which sign systems typically gain a communicative function, the causal link between demographic expansion and the emergence of geometric signs as a group-membership marker cannot be established from the sign-sharing data alone and should be treated as a contextual correlate rather than a demonstrated driver. Other studies have also found similar associations in other regions and time periods between increases in quantity and diversity of art, and increases in population density</w:t>
+      </w:r>
+      <w:r>
+        <w:t xml:space="preserve"> </w:t>
+      </w:r>
+      <w:r>
+        <w:t xml:space="preserve">[90–98]</w:t>
+      </w:r>
+      <w:r>
+        <w:t xml:space="preserve">. Quantitative demographic reconstructions suggest that western and central European Aurignacian populations numbered approximately 1500 individuals</w:t>
+      </w:r>
+      <w:r>
+        <w:t xml:space="preserve"> </w:t>
+      </w:r>
+      <w:r>
+        <w:t xml:space="preserve">[19]</w:t>
+      </w:r>
+      <w:r>
+        <w:t xml:space="preserve">, a relatively small number that may partly explain why our networks remain small and sparsely connected across both phases.</w:t>
+      </w:r>
+      <w:r>
+        <w:t xml:space="preserve"> </w:t>
+      </w:r>
+      <w:r>
+        <w:t xml:space="preserve">[19]</w:t>
+      </w:r>
+      <w:r>
+        <w:t xml:space="preserve"> </w:t>
+      </w:r>
+      <w:r>
+        <w:t xml:space="preserve">distinguish</w:t>
+      </w:r>
+      <w:r>
+        <w:t xml:space="preserve"> </w:t>
+      </w:r>
+      <w:r>
+        <w:t xml:space="preserve">“</w:t>
+      </w:r>
+      <w:r>
+        <w:t xml:space="preserve">Core Areas</w:t>
+      </w:r>
+      <w:r>
+        <w:t xml:space="preserve">”</w:t>
+      </w:r>
+      <w:r>
+        <w:t xml:space="preserve"> </w:t>
+      </w:r>
+      <w:r>
+        <w:t xml:space="preserve">of viable, year-round occupation from</w:t>
+      </w:r>
+      <w:r>
+        <w:t xml:space="preserve"> </w:t>
+      </w:r>
+      <w:r>
+        <w:t xml:space="preserve">“</w:t>
+      </w:r>
+      <w:r>
+        <w:t xml:space="preserve">Extended Areas</w:t>
+      </w:r>
+      <w:r>
+        <w:t xml:space="preserve">”</w:t>
+      </w:r>
+      <w:r>
+        <w:t xml:space="preserve"> </w:t>
+      </w:r>
+      <w:r>
+        <w:t xml:space="preserve">of seasonal or satellite use, with Core Areas corresponding to regions where our network hubs are located — notably the Dordogne (La Ferrassie) in Aur-P1. This Core/Extended framework is consistent with our finding that the Aur-P1 network’s higher mean degree suggests aggregation-related congregation rather than demonstrates it, while the lower-connectivity periphery may represent Extended Areas visited periodically. In Aur-P2 the reduced sample and weaker community structure are consistent with more localised interaction as populations consolidated. These demographic conditions may shape how cultural information flowed through Aurignacian populations, which we explore below through the lens of cultural transmission theory.</w:t>
+      </w:r>
+    </w:p>
+    <w:p>
+      <w:pPr>
+        <w:pStyle w:val="BodyText"/>
+      </w:pPr>
+      <w:r>
+        <w:t xml:space="preserve">Our results partially align with</w:t>
+      </w:r>
+      <w:r>
+        <w:t xml:space="preserve"> </w:t>
+      </w:r>
+      <w:r>
         <w:t xml:space="preserve">[20]</w:t>
       </w:r>
       <w:r>
-        <w:t xml:space="preserve">). Although population growth is the condition under which sign systems typically gain a communicative function, the causal link between demographic expansion and the emergence of geometric signs as a group-membership marker cannot be established from the sign-sharing data alone and should be treated as a contextual correlate rather than a demonstrated driver. Other studies have also found similar associations in other regions and time periods between increases in quantity and diversity of art, and increases in population density</w:t>
-      </w:r>
-      <w:r>
-        <w:t xml:space="preserve"> </w:t>
-      </w:r>
-      <w:r>
-        <w:t xml:space="preserve">[89–97]</w:t>
-      </w:r>
-      <w:r>
-        <w:t xml:space="preserve">. Quantitative demographic reconstructions suggest that western and central European Aurignacian populations numbered approximately 1500 individuals</w:t>
-      </w:r>
-      <w:r>
-        <w:t xml:space="preserve"> </w:t>
-      </w:r>
-      <w:r>
-        <w:t xml:space="preserve">[20]</w:t>
-      </w:r>
-      <w:r>
-        <w:t xml:space="preserve">, a relatively small number that may partly explain why our networks remain small and sparsely connected across both phases.</w:t>
-      </w:r>
-      <w:r>
-        <w:t xml:space="preserve"> </w:t>
-      </w:r>
-      <w:r>
-        <w:t xml:space="preserve">[20]</w:t>
-      </w:r>
-      <w:r>
-        <w:t xml:space="preserve"> </w:t>
-      </w:r>
-      <w:r>
-        <w:t xml:space="preserve">distinguish</w:t>
-      </w:r>
-      <w:r>
-        <w:t xml:space="preserve"> </w:t>
-      </w:r>
-      <w:r>
-        <w:t xml:space="preserve">“</w:t>
-      </w:r>
-      <w:r>
-        <w:t xml:space="preserve">Core Areas</w:t>
-      </w:r>
-      <w:r>
-        <w:t xml:space="preserve">”</w:t>
-      </w:r>
-      <w:r>
-        <w:t xml:space="preserve"> </w:t>
-      </w:r>
-      <w:r>
-        <w:t xml:space="preserve">of viable, year-round occupation from</w:t>
-      </w:r>
-      <w:r>
-        <w:t xml:space="preserve"> </w:t>
-      </w:r>
-      <w:r>
-        <w:t xml:space="preserve">“</w:t>
-      </w:r>
-      <w:r>
-        <w:t xml:space="preserve">Extended Areas</w:t>
-      </w:r>
-      <w:r>
-        <w:t xml:space="preserve">”</w:t>
-      </w:r>
-      <w:r>
-        <w:t xml:space="preserve"> </w:t>
-      </w:r>
-      <w:r>
-        <w:t xml:space="preserve">of seasonal or satellite use, with Core Areas corresponding to regions where our network hubs are located — notably the Dordogne (La Ferrassie) in Aur-P1. This Core/Extended framework is consistent with our finding that the Aur-P1 network’s higher mean degree suggests aggregation-related congregation rather than demonstrates it, while the lower-connectivity periphery may represent Extended Areas visited periodically. In Aur-P2 the reduced sample and weaker community structure are consistent with more localised interaction as populations consolidated. These demographic conditions may shape how cultural information flowed through Aurignacian populations, which we explore below through the lens of cultural transmission theory.</w:t>
+        <w:t xml:space="preserve">, who used eco-cultural niche modeling to show that Heinrich Stadial 4 (HS4) at the very beginning of the Early Aurignacian resulted in an expansion of people into new environmental niches, hypothesised to involve an expansion of social networks both within and between populations. Our results do not confirm this hypothesis in the two-phase comparison: mean degree is higher in Aur-P1 (7.5°) than Aur-P2 (4.2°), and edge count drops from 75 in Aur-P1 to 19 in Aur-P2. However, after accounting for network size, Aur-P2 actually shows a higher edge density, and neither phase shows a significant geographic signal (Aur-P1 Mantel R = 0.046, Aur-P2 Mantel R = -0.299), suggesting that sign sharing was not primarily driven by expansion into new, spatially structured niches. Similarly,</w:t>
+      </w:r>
+      <w:r>
+        <w:t xml:space="preserve"> </w:t>
+      </w:r>
+      <w:r>
+        <w:t xml:space="preserve">[21]</w:t>
+      </w:r>
+      <w:r>
+        <w:t xml:space="preserve"> </w:t>
+      </w:r>
+      <w:r>
+        <w:t xml:space="preserve">developed a human-existence probability model for the Aurignacian, finding an expanded, more dispersed settlement area for the Evolved/Late Aurignacian, and</w:t>
+      </w:r>
+      <w:r>
+        <w:t xml:space="preserve"> </w:t>
+      </w:r>
+      <w:r>
+        <w:t xml:space="preserve">[89]</w:t>
+      </w:r>
+      <w:r>
+        <w:t xml:space="preserve"> </w:t>
+      </w:r>
+      <w:r>
+        <w:t xml:space="preserve">also identifies increased expansion marking the beginning of the Evolved Aurignacian. In our data Aur-P2’s wider spatial spread was not accompanied by stronger sign-type sharing, consistent with weaker inter-site connectivity relative to network size. These patterns of connectivity and geographic structure also have implications for understanding how geometric signs functioned as markers of group identity, which we explore next.</w:t>
       </w:r>
     </w:p>
     <w:p>
@@ -4750,47 +4911,6 @@
         <w:pStyle w:val="BodyText"/>
       </w:pPr>
       <w:r>
-        <w:t xml:space="preserve">Our results partially align with</w:t>
-      </w:r>
-      <w:r>
-        <w:t xml:space="preserve"> </w:t>
-      </w:r>
-      <w:r>
-        <w:t xml:space="preserve">[21]</w:t>
-      </w:r>
-      <w:r>
-        <w:t xml:space="preserve">, who used eco-cultural niche modeling to show that Heinrich Stadial 4 (HS4) at the very beginning of the Early Aurignacian resulted in an expansion of people into new environmental niches, hypothesised to involve an expansion of social networks both within and between populations. Our results do not confirm this hypothesis in the two-phase comparison: mean degree is higher in Aur-P1 (7.5°) than Aur-P2 (4.2°), and edge count drops from 75 in Aur-P1 to 17 in Aur-P2. However, after accounting for network size, Aur-P2 actually shows a higher edge density, and neither phase shows a significant geographic signal (Aur-P1 Mantel R = 0.045, Aur-P2 Mantel R = -0.303), suggesting that sign sharing was not primarily driven by expansion into new, spatially structured niches. Similarly,</w:t>
-      </w:r>
-      <w:r>
-        <w:t xml:space="preserve"> </w:t>
-      </w:r>
-      <w:r>
-        <w:t xml:space="preserve">[19]</w:t>
-      </w:r>
-      <w:r>
-        <w:t xml:space="preserve"> </w:t>
-      </w:r>
-      <w:r>
-        <w:t xml:space="preserve">developed a human-existence probability model for the Aurignacian, finding an expanded, more dispersed settlement area for the Evolved/Late Aurignacian, and</w:t>
-      </w:r>
-      <w:r>
-        <w:t xml:space="preserve"> </w:t>
-      </w:r>
-      <w:r>
-        <w:t xml:space="preserve">[88]</w:t>
-      </w:r>
-      <w:r>
-        <w:t xml:space="preserve"> </w:t>
-      </w:r>
-      <w:r>
-        <w:t xml:space="preserve">also identifies increased expansion marking the beginning of the Evolved Aurignacian. In our data Aur-P2’s wider spatial spread was not accompanied by stronger sign-type sharing, consistent with weaker inter-site connectivity relative to network size. These patterns of connectivity and geographic structure also have implications for understanding how geometric signs functioned as markers of group identity, which we explore next.</w:t>
-      </w:r>
-    </w:p>
-    <w:p>
-      <w:pPr>
-        <w:pStyle w:val="BodyText"/>
-      </w:pPr>
-      <w:r>
         <w:t xml:space="preserve">Our results support a general theory of geometric signs as a form of cultural identification and communication during the Palaeolithic, as proposed by previous work</w:t>
       </w:r>
       <w:r>
@@ -4800,7 +4920,7 @@
         <w:t xml:space="preserve">[3]</w:t>
       </w:r>
       <w:r>
-        <w:t xml:space="preserve">. However, our results do not identify geographically distinct cultural groups: geographic distance had little influence on sign distribution in either phase (Aur-P1: R = 0.045; Aur-P2: R = -0.303), and so our findings contrast with previous work such as</w:t>
+        <w:t xml:space="preserve">. However, our results do not identify geographically distinct cultural groups: geographic distance had little influence on sign distribution in either phase (Aur-P1: R = 0.046; Aur-P2: R = -0.299), and so our findings contrast with previous work such as</w:t>
       </w:r>
       <w:r>
         <w:t xml:space="preserve"> </w:t>
@@ -4898,7 +5018,7 @@
         <w:t xml:space="preserve"> </w:t>
       </w:r>
       <w:r>
-        <w:t xml:space="preserve">[98]</w:t>
+        <w:t xml:space="preserve">[99]</w:t>
       </w:r>
       <w:r>
         <w:t xml:space="preserve">, who used Approximate Bayesian Computation to simulate and compare Aurignacian personal ornament distribution as a result of structured ethnic identity versus as a result of cultural identity by-descent with modification and isolation-by-distance. Their results show the latter was best supported by the data. Cultural identity by-descent with modification is defined as group difference generated by unconscious cultural mutation and drift, and largely influenced by spatial proximity to other groups. These results from</w:t>
@@ -4907,7 +5027,7 @@
         <w:t xml:space="preserve"> </w:t>
       </w:r>
       <w:r>
-        <w:t xml:space="preserve">[98]</w:t>
+        <w:t xml:space="preserve">[99]</w:t>
       </w:r>
       <w:r>
         <w:t xml:space="preserve"> </w:t>
@@ -4939,7 +5059,7 @@
         <w:t xml:space="preserve"> </w:t>
       </w:r>
       <w:r>
-        <w:t xml:space="preserve">[99–101]</w:t>
+        <w:t xml:space="preserve">[100–102]</w:t>
       </w:r>
       <w:r>
         <w:t xml:space="preserve">. Smaller populations are predicted to experience greater drift and reduced capacity to maintain complex cultural repertoires</w:t>
@@ -4948,16 +5068,16 @@
         <w:t xml:space="preserve"> </w:t>
       </w:r>
       <w:r>
-        <w:t xml:space="preserve">[102]</w:t>
-      </w:r>
-      <w:r>
-        <w:t xml:space="preserve">, which is consistent with our observation that the sign-type pool is larger in the Aur-P1 phase (26 types) than in the Aur-P2 phase (10 types). Network structure also shapes cultural information flow: highly connected networks with hub structures facilitate rapid transmission and reduce drift</w:t>
-      </w:r>
-      <w:r>
-        <w:t xml:space="preserve"> </w:t>
-      </w:r>
-      <w:r>
-        <w:t xml:space="preserve">[103,104]</w:t>
+        <w:t xml:space="preserve">[103]</w:t>
+      </w:r>
+      <w:r>
+        <w:t xml:space="preserve">, which is consistent with our observation that the sign-type pool is larger in the Aur-P1 phase (26 types) than in the Aur-P2 phase (15 types). Network structure also shapes cultural information flow: highly connected networks with hub structures facilitate rapid transmission and reduce drift</w:t>
+      </w:r>
+      <w:r>
+        <w:t xml:space="preserve"> </w:t>
+      </w:r>
+      <w:r>
+        <w:t xml:space="preserve">[104,105]</w:t>
       </w:r>
       <w:r>
         <w:t xml:space="preserve">, while more clustered networks promote localised conformist transmission and differentiation within subgroups</w:t>
@@ -4966,16 +5086,16 @@
         <w:t xml:space="preserve"> </w:t>
       </w:r>
       <w:r>
-        <w:t xml:space="preserve">[105]</w:t>
-      </w:r>
-      <w:r>
-        <w:t xml:space="preserve">. Our Aur-P1 network, with the higher mean degree (7.5°) and hub structure centred on key sites, would be expected to show efficient sign-type transmission — consistent with the wide geographic spread of common signs. Aur-P2 shows higher relative edge density but a lower mean degree (4.2°) and no significant geographic signal (Mantel R = -0.303, p = 0.943), suggesting more localised interactions. The reduced connectivity in Aur-P2 relative to Aur-P1 may reflect population consolidation and more localised social structures. However, the lack of significant geographic structure in either phase contradicts simple isolation-by-distance models</w:t>
-      </w:r>
-      <w:r>
-        <w:t xml:space="preserve"> </w:t>
-      </w:r>
-      <w:r>
-        <w:t xml:space="preserve">[102,106]</w:t>
+        <w:t xml:space="preserve">[106]</w:t>
+      </w:r>
+      <w:r>
+        <w:t xml:space="preserve">. Our Aur-P1 network, with the higher mean degree (7.5°) and hub structure centred on key sites, would be expected to show efficient sign-type transmission — consistent with the wide geographic spread of common signs. Aur-P2 shows higher relative edge density but a lower mean degree (4.2°) and no significant geographic signal (Mantel R = -0.299, p = 0.933), suggesting more localised interactions. The reduced connectivity in Aur-P2 relative to Aur-P1 may reflect population consolidation and more localised social structures. However, the lack of significant geographic structure in either phase contradicts simple isolation-by-distance models</w:t>
+      </w:r>
+      <w:r>
+        <w:t xml:space="preserve"> </w:t>
+      </w:r>
+      <w:r>
+        <w:t xml:space="preserve">[103,107]</w:t>
       </w:r>
       <w:r>
         <w:t xml:space="preserve">, suggesting sign transmission may have operated through channels such as ritual gatherings or ceremonial exchange rather than routine mobility alone. These interpretations are speculative: network structure reflects sign-sharing patterns, not direct evidence of social organisation, and simpler sign types may reflect independent invention or functional constraints rather than social transmission.</w:t>
@@ -5010,7 +5130,7 @@
         <w:t xml:space="preserve"> </w:t>
       </w:r>
       <w:r>
-        <w:t xml:space="preserve">found similar Gravettian clusters. Our Mantel tests show no significant geographic correlation for geometric signs (Aur-P1: R = 0.045, p = 0.311; Aur-P2: R = -0.303, p = 0.943). This suggests different material classes encode different identity dimensions: ornaments may signal ethnic affiliation, while geometric signs may serve other functions — speculatively ritual notation, calendrical recording, or information storage — not geographically structured. The decorated ivory pendant from Stajnia Cave</w:t>
+        <w:t xml:space="preserve">found similar Gravettian clusters. Our Mantel tests show no significant geographic correlation for geometric signs (Aur-P1: R = 0.046, p = 0.301; Aur-P2: R = -0.299, p = 0.933). This suggests different material classes encode different identity dimensions: ornaments may signal ethnic affiliation, while geometric signs may serve other functions — speculatively ritual notation, calendrical recording, or information storage — not geographically structured. The decorated ivory pendant from Stajnia Cave</w:t>
       </w:r>
       <w:r>
         <w:t xml:space="preserve"> </w:t>
@@ -5028,7 +5148,7 @@
         <w:t xml:space="preserve"> </w:t>
       </w:r>
       <w:r>
-        <w:t xml:space="preserve">[107]</w:t>
+        <w:t xml:space="preserve">[108]</w:t>
       </w:r>
       <w:r>
         <w:t xml:space="preserve"> </w:t>
@@ -5040,7 +5160,7 @@
         <w:t xml:space="preserve"> </w:t>
       </w:r>
       <w:r>
-        <w:t xml:space="preserve">[108]</w:t>
+        <w:t xml:space="preserve">[109]</w:t>
       </w:r>
       <w:r>
         <w:t xml:space="preserve"> </w:t>
@@ -5052,7 +5172,7 @@
         <w:t xml:space="preserve"> </w:t>
       </w:r>
       <w:r>
-        <w:t xml:space="preserve">[109]</w:t>
+        <w:t xml:space="preserve">[110]</w:t>
       </w:r>
       <w:r>
         <w:t xml:space="preserve"> </w:t>
@@ -5064,7 +5184,7 @@
         <w:t xml:space="preserve"> </w:t>
       </w:r>
       <w:r>
-        <w:t xml:space="preserve">[110]</w:t>
+        <w:t xml:space="preserve">[111]</w:t>
       </w:r>
       <w:r>
         <w:t xml:space="preserve"> </w:t>
@@ -5076,7 +5196,7 @@
         <w:t xml:space="preserve"> </w:t>
       </w:r>
       <w:r>
-        <w:t xml:space="preserve">[111]</w:t>
+        <w:t xml:space="preserve">[112]</w:t>
       </w:r>
       <w:r>
         <w:t xml:space="preserve"> </w:t>
@@ -5088,7 +5208,7 @@
         <w:t xml:space="preserve"> </w:t>
       </w:r>
       <w:r>
-        <w:t xml:space="preserve">[112]</w:t>
+        <w:t xml:space="preserve">[113]</w:t>
       </w:r>
       <w:r>
         <w:t xml:space="preserve"> </w:t>
@@ -5119,7 +5239,7 @@
         <w:t xml:space="preserve"> </w:t>
       </w:r>
       <w:r>
-        <w:t xml:space="preserve">[3,80,113–116]</w:t>
+        <w:t xml:space="preserve">[3,81,114–117]</w:t>
       </w:r>
       <w:r>
         <w:t xml:space="preserve"> </w:t>
@@ -5131,16 +5251,16 @@
         <w:t xml:space="preserve"> </w:t>
       </w:r>
       <w:r>
-        <w:t xml:space="preserve">[2,73,117–121]</w:t>
-      </w:r>
-      <w:r>
-        <w:t xml:space="preserve">. Within a two-phase (Aur-P1/Aur-P2) framework grounded in specialist technological attributions, we find a robust restricted/broad two-group structure in geometric-sign use in the early phase (Aur-P1) that survives bootstrap resampling and independent model-based validation, and that is not explained by geographic distance. The two phases differ significantly in community structure (modularity, adjusted p &lt; 0.001) but not in edge density, betweenness, or component count, and neither phase shows a significant isolation-by-distance signal; the Mantel relationship does not differ between phases. These results shift the interpretation of Aurignacian sign distribution away from a simple densest-network narrative toward a comparative account of how the two phases are structured and connected. We attempted to rectify the low temporal resolution that tends to affect network analysis results when analyzing older, more time-averaged data sets</w:t>
-      </w:r>
-      <w:r>
-        <w:t xml:space="preserve"> </w:t>
-      </w:r>
-      <w:r>
-        <w:t xml:space="preserve">[122]</w:t>
+        <w:t xml:space="preserve">[2,74,118–122]</w:t>
+      </w:r>
+      <w:r>
+        <w:t xml:space="preserve">. Within a two-phase (Aur-P1/Aur-P2) framework grounded in specialist technological attributions, we find a robust restricted/broad two-group structure in geometric-sign use in the early phase (Aur-P1) that survives bootstrap resampling and independent model-based validation, and that is not explained by geographic distance. The two phases do not differ significantly in any tested network statistic (edge density, modularity, betweenness, or component count), and neither phase shows a significant isolation-by-distance signal; the Mantel relationship does not differ between phases. These results shift the interpretation of Aurignacian sign distribution away from a simple densest-network narrative toward a comparative account of how the two phases are structured and connected. We attempted to rectify the low temporal resolution that tends to affect network analysis results when analyzing older, more time-averaged data sets</w:t>
+      </w:r>
+      <w:r>
+        <w:t xml:space="preserve"> </w:t>
+      </w:r>
+      <w:r>
+        <w:t xml:space="preserve">[123]</w:t>
       </w:r>
       <w:r>
         <w:t xml:space="preserve"> </w:t>
@@ -5152,7 +5272,7 @@
         <w:t xml:space="preserve"> </w:t>
       </w:r>
       <w:r>
-        <w:t xml:space="preserve">[79]</w:t>
+        <w:t xml:space="preserve">[80]</w:t>
       </w:r>
       <w:r>
         <w:t xml:space="preserve">. Our results do not support the conclusions drawn in</w:t>
@@ -5170,7 +5290,7 @@
         <w:t xml:space="preserve"> </w:t>
       </w:r>
       <w:r>
-        <w:t xml:space="preserve">[98]</w:t>
+        <w:t xml:space="preserve">[99]</w:t>
       </w:r>
       <w:r>
         <w:t xml:space="preserve">, which utilizes the same data as</w:t>
@@ -5199,37 +5319,37 @@
         <w:t xml:space="preserve"> </w:t>
       </w:r>
       <w:r>
+        <w:t xml:space="preserve">[124]</w:t>
+      </w:r>
+      <w:r>
+        <w:t xml:space="preserve"> </w:t>
+      </w:r>
+      <w:r>
+        <w:t xml:space="preserve">argues in favor of Aurignacian geometric signs as symbolic expression, potential ambiguity still remains over whether function is consistent across all sign type occurrences, particularly in regards to the simpler sign types composed from fewer elements. We included the more ambiguous sign types because similar sign occurrence may still serve as evidence of cultural connectivity regardless of function, even if it is random copying</w:t>
+      </w:r>
+      <w:r>
+        <w:t xml:space="preserve"> </w:t>
+      </w:r>
+      <w:r>
+        <w:t xml:space="preserve">[125]</w:t>
+      </w:r>
+      <w:r>
+        <w:t xml:space="preserve">, and additionally, greater quantities of included sign types serve to establish stronger connections</w:t>
+      </w:r>
+      <w:r>
+        <w:t xml:space="preserve"> </w:t>
+      </w:r>
+      <w:r>
         <w:t xml:space="preserve">[123]</w:t>
       </w:r>
       <w:r>
-        <w:t xml:space="preserve"> </w:t>
-      </w:r>
-      <w:r>
-        <w:t xml:space="preserve">argues in favor of Aurignacian geometric signs as symbolic expression, potential ambiguity still remains over whether function is consistent across all sign type occurrences, particularly in regards to the simpler sign types composed from fewer elements. We included the more ambiguous sign types because similar sign occurrence may still serve as evidence of cultural connectivity regardless of function, even if it is random copying</w:t>
-      </w:r>
-      <w:r>
-        <w:t xml:space="preserve"> </w:t>
-      </w:r>
-      <w:r>
-        <w:t xml:space="preserve">[124]</w:t>
-      </w:r>
-      <w:r>
-        <w:t xml:space="preserve">, and additionally, greater quantities of included sign types serve to establish stronger connections</w:t>
-      </w:r>
-      <w:r>
-        <w:t xml:space="preserve"> </w:t>
-      </w:r>
-      <w:r>
-        <w:t xml:space="preserve">[122]</w:t>
-      </w:r>
-      <w:r>
         <w:t xml:space="preserve">. This ambiguity may be addressed in the future through the usage of the data recently released in SignBase 2.0 covering sites in Germany, which contains more detailed information on the specific order and patterns in which signs occurred on individual objects</w:t>
       </w:r>
       <w:r>
         <w:t xml:space="preserve"> </w:t>
       </w:r>
       <w:r>
-        <w:t xml:space="preserve">[107]</w:t>
+        <w:t xml:space="preserve">[108]</w:t>
       </w:r>
       <w:r>
         <w:t xml:space="preserve">.</w:t>
@@ -5246,7 +5366,7 @@
         <w:t xml:space="preserve"> </w:t>
       </w:r>
       <w:r>
-        <w:t xml:space="preserve">[125]</w:t>
+        <w:t xml:space="preserve">[126]</w:t>
       </w:r>
       <w:r>
         <w:t xml:space="preserve"> </w:t>
@@ -5258,7 +5378,7 @@
         <w:t xml:space="preserve"> </w:t>
       </w:r>
       <w:r>
-        <w:t xml:space="preserve">[68]</w:t>
+        <w:t xml:space="preserve">[69]</w:t>
       </w:r>
       <w:r>
         <w:t xml:space="preserve"> </w:t>
@@ -5305,10 +5425,10 @@
         <w:t xml:space="preserve"> </w:t>
       </w:r>
       <w:r>
-        <w:t xml:space="preserve">[31]</w:t>
-      </w:r>
-      <w:r>
-        <w:t xml:space="preserve">. After exclusions, Aur-P2 rests on only 8 sites and 34 objects, so its two-group structure and network statistics must be read with explicit power caveats, and any claim about it is made conditional on that small sample. We test the sensitivity of our assignments to reverting to purely date-based criteria in Supplement S8. The Proto/Early merger reflects this documented chronological overlap and further avoids treating the poorly-sampled Proto as a distinct analytic phase.</w:t>
+        <w:t xml:space="preserve">[32]</w:t>
+      </w:r>
+      <w:r>
+        <w:t xml:space="preserve">. After exclusions, Aur-P2 rests on only 9 sites and 63 objects, so its two-group structure and network statistics must be read with explicit power caveats, and any claim about it is made conditional on that small sample. We test the sensitivity of our assignments to reverting to purely date-based criteria in Supplement S8. The Proto/Early merger reflects this documented chronological overlap and further avoids treating the poorly-sampled Proto as a distinct analytic phase.</w:t>
       </w:r>
     </w:p>
     <w:bookmarkEnd w:id="60"/>
@@ -5380,14 +5500,14 @@
         <w:t xml:space="preserve"> </w:t>
       </w:r>
       <w:r>
-        <w:t xml:space="preserve">[126,127]</w:t>
+        <w:t xml:space="preserve">[127,128]</w:t>
       </w:r>
       <w:r>
         <w:t xml:space="preserve">.</w:t>
       </w:r>
     </w:p>
     <w:bookmarkEnd w:id="61"/>
-    <w:bookmarkStart w:id="280" w:name="references"/>
+    <w:bookmarkStart w:id="282" w:name="references"/>
     <w:p>
       <w:pPr>
         <w:pStyle w:val="Heading1"/>
@@ -5396,7 +5516,7 @@
         <w:t xml:space="preserve">References</w:t>
       </w:r>
     </w:p>
-    <w:bookmarkStart w:id="279" w:name="refs"/>
+    <w:bookmarkStart w:id="281" w:name="refs"/>
     <w:bookmarkStart w:id="63" w:name="ref-Boyd_Silk_2020"/>
     <w:p>
       <w:pPr>
@@ -6226,7 +6346,7 @@
       </w:r>
     </w:p>
     <w:bookmarkEnd w:id="90"/>
-    <w:bookmarkStart w:id="92" w:name="X68cdd7ba62fc5dd3e1e9b497937717305f7b9a0"/>
+    <w:bookmarkStart w:id="92" w:name="ref-Schmidt_Zimmermann_2019"/>
     <w:p>
       <w:pPr>
         <w:pStyle w:val="Bibliography"/>
@@ -6241,7 +6361,7 @@
         <w:t xml:space="preserve">	</w:t>
       </w:r>
       <w:r>
-        <w:t xml:space="preserve">Shao Y, Limberg H, Klein K, Wegener C, Schmidt I, Weniger G-C, et al. Human-existence probability of the</w:t>
+        <w:t xml:space="preserve">Schmidt I, Zimmermann A. Population dynamics and socio-spatial organization of the</w:t>
       </w:r>
       <w:r>
         <w:t xml:space="preserve"> </w:t>
@@ -6250,63 +6370,21 @@
         <w:t xml:space="preserve">Aurignacian</w:t>
       </w:r>
       <w:r>
-        <w:t xml:space="preserve"> </w:t>
-      </w:r>
-      <w:r>
-        <w:t xml:space="preserve">techno-complex under extreme climate conditions. Quaternary Science Reviews 2021;263:106995. https://doi.org/</w:t>
+        <w:t xml:space="preserve">: Scalable quantitative demographic data for western and</w:t>
+      </w:r>
+      <w:r>
+        <w:t xml:space="preserve"> </w:t>
+      </w:r>
+      <w:r>
+        <w:t xml:space="preserve">Central Europe</w:t>
+      </w:r>
+      <w:r>
+        <w:t xml:space="preserve">. PLoS ONE 2019;14:e0211562.</w:t>
+      </w:r>
+      <w:r>
+        <w:t xml:space="preserve"> </w:t>
       </w:r>
       <w:hyperlink r:id="rId91">
-        <w:r>
-          <w:rPr>
-            <w:rStyle w:val="Hyperlink"/>
-          </w:rPr>
-          <w:t xml:space="preserve">https://doi.org/10.1016/j.quascirev.2021.106995</w:t>
-        </w:r>
-      </w:hyperlink>
-      <w:r>
-        <w:t xml:space="preserve">.</w:t>
-      </w:r>
-    </w:p>
-    <w:bookmarkEnd w:id="92"/>
-    <w:bookmarkStart w:id="94" w:name="ref-Schmidt_Zimmermann_2019"/>
-    <w:p>
-      <w:pPr>
-        <w:pStyle w:val="Bibliography"/>
-      </w:pPr>
-      <w:r>
-        <w:t xml:space="preserve">[20]</w:t>
-      </w:r>
-      <w:r>
-        <w:t xml:space="preserve"> </w:t>
-      </w:r>
-      <w:r>
-        <w:t xml:space="preserve">	</w:t>
-      </w:r>
-      <w:r>
-        <w:t xml:space="preserve">Schmidt I, Zimmermann A. Population dynamics and socio-spatial organization of the</w:t>
-      </w:r>
-      <w:r>
-        <w:t xml:space="preserve"> </w:t>
-      </w:r>
-      <w:r>
-        <w:t xml:space="preserve">Aurignacian</w:t>
-      </w:r>
-      <w:r>
-        <w:t xml:space="preserve">: Scalable quantitative demographic data for western and</w:t>
-      </w:r>
-      <w:r>
-        <w:t xml:space="preserve"> </w:t>
-      </w:r>
-      <w:r>
-        <w:t xml:space="preserve">Central Europe</w:t>
-      </w:r>
-      <w:r>
-        <w:t xml:space="preserve">. PLoS ONE 2019;14:e0211562.</w:t>
-      </w:r>
-      <w:r>
-        <w:t xml:space="preserve"> </w:t>
-      </w:r>
-      <w:hyperlink r:id="rId93">
         <w:r>
           <w:rPr>
             <w:rStyle w:val="Hyperlink"/>
@@ -6318,8 +6396,68 @@
         <w:t xml:space="preserve">.</w:t>
       </w:r>
     </w:p>
+    <w:bookmarkEnd w:id="92"/>
+    <w:bookmarkStart w:id="94" w:name="ref-Banks_dErrico_Zilhao_2013"/>
+    <w:p>
+      <w:pPr>
+        <w:pStyle w:val="Bibliography"/>
+      </w:pPr>
+      <w:r>
+        <w:t xml:space="preserve">[20]</w:t>
+      </w:r>
+      <w:r>
+        <w:t xml:space="preserve"> </w:t>
+      </w:r>
+      <w:r>
+        <w:t xml:space="preserve">	</w:t>
+      </w:r>
+      <w:r>
+        <w:t xml:space="preserve">Banks WE, d’Errico F, Zilhão J. Human–climate interaction during the</w:t>
+      </w:r>
+      <w:r>
+        <w:t xml:space="preserve"> </w:t>
+      </w:r>
+      <w:r>
+        <w:t xml:space="preserve">Early Upper Paleolithic</w:t>
+      </w:r>
+      <w:r>
+        <w:t xml:space="preserve">: Testing the hypothesis of an adaptive shift between the</w:t>
+      </w:r>
+      <w:r>
+        <w:t xml:space="preserve"> </w:t>
+      </w:r>
+      <w:r>
+        <w:t xml:space="preserve">Proto-Aurignacian</w:t>
+      </w:r>
+      <w:r>
+        <w:t xml:space="preserve"> </w:t>
+      </w:r>
+      <w:r>
+        <w:t xml:space="preserve">and the early</w:t>
+      </w:r>
+      <w:r>
+        <w:t xml:space="preserve"> </w:t>
+      </w:r>
+      <w:r>
+        <w:t xml:space="preserve">Aurignacian</w:t>
+      </w:r>
+      <w:r>
+        <w:t xml:space="preserve">. Journal of Human Evolution 2013;64:39–55. https://doi.org/</w:t>
+      </w:r>
+      <w:hyperlink r:id="rId93">
+        <w:r>
+          <w:rPr>
+            <w:rStyle w:val="Hyperlink"/>
+          </w:rPr>
+          <w:t xml:space="preserve">https://doi.org/10.1016/j.jhevol.2012.10.001</w:t>
+        </w:r>
+      </w:hyperlink>
+      <w:r>
+        <w:t xml:space="preserve">.</w:t>
+      </w:r>
+    </w:p>
     <w:bookmarkEnd w:id="94"/>
-    <w:bookmarkStart w:id="96" w:name="ref-Banks_dErrico_Zilhao_2013"/>
+    <w:bookmarkStart w:id="96" w:name="X68cdd7ba62fc5dd3e1e9b497937717305f7b9a0"/>
     <w:p>
       <w:pPr>
         <w:pStyle w:val="Bibliography"/>
@@ -6334,28 +6472,7 @@
         <w:t xml:space="preserve">	</w:t>
       </w:r>
       <w:r>
-        <w:t xml:space="preserve">Banks WE, d’Errico F, Zilhão J. Human–climate interaction during the</w:t>
-      </w:r>
-      <w:r>
-        <w:t xml:space="preserve"> </w:t>
-      </w:r>
-      <w:r>
-        <w:t xml:space="preserve">Early Upper Paleolithic</w:t>
-      </w:r>
-      <w:r>
-        <w:t xml:space="preserve">: Testing the hypothesis of an adaptive shift between the</w:t>
-      </w:r>
-      <w:r>
-        <w:t xml:space="preserve"> </w:t>
-      </w:r>
-      <w:r>
-        <w:t xml:space="preserve">Proto-Aurignacian</w:t>
-      </w:r>
-      <w:r>
-        <w:t xml:space="preserve"> </w:t>
-      </w:r>
-      <w:r>
-        <w:t xml:space="preserve">and the early</w:t>
+        <w:t xml:space="preserve">Shao Y, Limberg H, Klein K, Wegener C, Schmidt I, Weniger G-C, et al. Human-existence probability of the</w:t>
       </w:r>
       <w:r>
         <w:t xml:space="preserve"> </w:t>
@@ -6364,14 +6481,17 @@
         <w:t xml:space="preserve">Aurignacian</w:t>
       </w:r>
       <w:r>
-        <w:t xml:space="preserve">. Journal of Human Evolution 2013;64:39–55. https://doi.org/</w:t>
+        <w:t xml:space="preserve"> </w:t>
+      </w:r>
+      <w:r>
+        <w:t xml:space="preserve">techno-complex under extreme climate conditions. Quaternary Science Reviews 2021;263:106995. https://doi.org/</w:t>
       </w:r>
       <w:hyperlink r:id="rId95">
         <w:r>
           <w:rPr>
             <w:rStyle w:val="Hyperlink"/>
           </w:rPr>
-          <w:t xml:space="preserve">https://doi.org/10.1016/j.jhevol.2012.10.001</w:t>
+          <w:t xml:space="preserve">https://doi.org/10.1016/j.quascirev.2021.106995</w:t>
         </w:r>
       </w:hyperlink>
       <w:r>
@@ -6815,7 +6935,7 @@
       </w:r>
     </w:p>
     <w:bookmarkEnd w:id="109"/>
-    <w:bookmarkStart w:id="110" w:name="ref-Flas_et_al_2013"/>
+    <w:bookmarkStart w:id="111" w:name="ref-Dinnis_et_al_2019"/>
     <w:p>
       <w:pPr>
         <w:pStyle w:val="Bibliography"/>
@@ -6830,6 +6950,63 @@
         <w:t xml:space="preserve">	</w:t>
       </w:r>
       <w:r>
+        <w:t xml:space="preserve">Dinnis R, Bessudnov A, Chiotti L, Flas D, Michel A. Thoughts on the structure of the</w:t>
+      </w:r>
+      <w:r>
+        <w:t xml:space="preserve"> </w:t>
+      </w:r>
+      <w:r>
+        <w:t xml:space="preserve">European</w:t>
+      </w:r>
+      <w:r>
+        <w:t xml:space="preserve"> </w:t>
+      </w:r>
+      <w:r>
+        <w:t xml:space="preserve">Aurignacian</w:t>
+      </w:r>
+      <w:r>
+        <w:t xml:space="preserve">, with particular focus on</w:t>
+      </w:r>
+      <w:r>
+        <w:t xml:space="preserve"> </w:t>
+      </w:r>
+      <w:r>
+        <w:t xml:space="preserve">Hohle Fels IV</w:t>
+      </w:r>
+      <w:r>
+        <w:t xml:space="preserve">. Proceedings of the Prehistoric Society 2019;85:29–60.</w:t>
+      </w:r>
+      <w:r>
+        <w:t xml:space="preserve"> </w:t>
+      </w:r>
+      <w:hyperlink r:id="rId110">
+        <w:r>
+          <w:rPr>
+            <w:rStyle w:val="Hyperlink"/>
+          </w:rPr>
+          <w:t xml:space="preserve">https://doi.org/10.1017/ppr.2019.5</w:t>
+        </w:r>
+      </w:hyperlink>
+      <w:r>
+        <w:t xml:space="preserve">.</w:t>
+      </w:r>
+    </w:p>
+    <w:bookmarkEnd w:id="111"/>
+    <w:bookmarkStart w:id="112" w:name="ref-Flas_et_al_2013"/>
+    <w:p>
+      <w:pPr>
+        <w:pStyle w:val="Bibliography"/>
+      </w:pPr>
+      <w:r>
+        <w:t xml:space="preserve">[30]</w:t>
+      </w:r>
+      <w:r>
+        <w:t xml:space="preserve"> </w:t>
+      </w:r>
+      <w:r>
+        <w:t xml:space="preserve">	</w:t>
+      </w:r>
+      <w:r>
         <w:t xml:space="preserve">Flas D, Tartar É, Bordes J-G, Le Brun-Ricalens F, Zwyns N. New perspectives on the</w:t>
       </w:r>
       <w:r>
@@ -6920,14 +7097,14 @@
         <w:t xml:space="preserve">), volume 1, vol. 123/2012, Royal Belgian Institute of Natural Sciences, Royal Belgian Society of Anthropology; Prehistory,; NESPOS Society; 2013, p. 231–55.</w:t>
       </w:r>
     </w:p>
-    <w:bookmarkEnd w:id="110"/>
-    <w:bookmarkStart w:id="112" w:name="ref-Flas_2015"/>
-    <w:p>
-      <w:pPr>
-        <w:pStyle w:val="Bibliography"/>
-      </w:pPr>
-      <w:r>
-        <w:t xml:space="preserve">[30]</w:t>
+    <w:bookmarkEnd w:id="112"/>
+    <w:bookmarkStart w:id="114" w:name="ref-Flas_2015"/>
+    <w:p>
+      <w:pPr>
+        <w:pStyle w:val="Bibliography"/>
+      </w:pPr>
+      <w:r>
+        <w:t xml:space="preserve">[31]</w:t>
       </w:r>
       <w:r>
         <w:t xml:space="preserve"> </w:t>
@@ -6992,7 +7169,7 @@
       <w:r>
         <w:t xml:space="preserve"> </w:t>
       </w:r>
-      <w:hyperlink r:id="rId111">
+      <w:hyperlink r:id="rId113">
         <w:r>
           <w:rPr>
             <w:rStyle w:val="Hyperlink"/>
@@ -7004,14 +7181,14 @@
         <w:t xml:space="preserve">.</w:t>
       </w:r>
     </w:p>
-    <w:bookmarkEnd w:id="112"/>
-    <w:bookmarkStart w:id="114" w:name="ref-Schurch_Conard_2026"/>
-    <w:p>
-      <w:pPr>
-        <w:pStyle w:val="Bibliography"/>
-      </w:pPr>
-      <w:r>
-        <w:t xml:space="preserve">[31]</w:t>
+    <w:bookmarkEnd w:id="114"/>
+    <w:bookmarkStart w:id="116" w:name="ref-Schurch_Conard_2026"/>
+    <w:p>
+      <w:pPr>
+        <w:pStyle w:val="Bibliography"/>
+      </w:pPr>
+      <w:r>
+        <w:t xml:space="preserve">[32]</w:t>
       </w:r>
       <w:r>
         <w:t xml:space="preserve"> </w:t>
@@ -7037,7 +7214,7 @@
       <w:r>
         <w:t xml:space="preserve"> </w:t>
       </w:r>
-      <w:hyperlink r:id="rId113">
+      <w:hyperlink r:id="rId115">
         <w:r>
           <w:rPr>
             <w:rStyle w:val="Hyperlink"/>
@@ -7049,14 +7226,14 @@
         <w:t xml:space="preserve">.</w:t>
       </w:r>
     </w:p>
-    <w:bookmarkEnd w:id="114"/>
-    <w:bookmarkStart w:id="116" w:name="ref-Fletcher_Sánchez"/>
-    <w:p>
-      <w:pPr>
-        <w:pStyle w:val="Bibliography"/>
-      </w:pPr>
-      <w:r>
-        <w:t xml:space="preserve">[32]</w:t>
+    <w:bookmarkEnd w:id="116"/>
+    <w:bookmarkStart w:id="118" w:name="ref-Fletcher_Sánchez"/>
+    <w:p>
+      <w:pPr>
+        <w:pStyle w:val="Bibliography"/>
+      </w:pPr>
+      <w:r>
+        <w:t xml:space="preserve">[33]</w:t>
       </w:r>
       <w:r>
         <w:t xml:space="preserve"> </w:t>
@@ -7079,7 +7256,7 @@
       <w:r>
         <w:t xml:space="preserve"> </w:t>
       </w:r>
-      <w:hyperlink r:id="rId115">
+      <w:hyperlink r:id="rId117">
         <w:r>
           <w:rPr>
             <w:rStyle w:val="Hyperlink"/>
@@ -7091,14 +7268,14 @@
         <w:t xml:space="preserve">.</w:t>
       </w:r>
     </w:p>
-    <w:bookmarkEnd w:id="116"/>
-    <w:bookmarkStart w:id="118" w:name="ref-Crema_Bevan_2021"/>
-    <w:p>
-      <w:pPr>
-        <w:pStyle w:val="Bibliography"/>
-      </w:pPr>
-      <w:r>
-        <w:t xml:space="preserve">[33]</w:t>
+    <w:bookmarkEnd w:id="118"/>
+    <w:bookmarkStart w:id="120" w:name="ref-Crema_Bevan_2021"/>
+    <w:p>
+      <w:pPr>
+        <w:pStyle w:val="Bibliography"/>
+      </w:pPr>
+      <w:r>
+        <w:t xml:space="preserve">[34]</w:t>
       </w:r>
       <w:r>
         <w:t xml:space="preserve"> </w:t>
@@ -7112,7 +7289,7 @@
       <w:r>
         <w:t xml:space="preserve"> </w:t>
       </w:r>
-      <w:hyperlink r:id="rId117">
+      <w:hyperlink r:id="rId119">
         <w:r>
           <w:rPr>
             <w:rStyle w:val="Hyperlink"/>
@@ -7124,14 +7301,14 @@
         <w:t xml:space="preserve">.</w:t>
       </w:r>
     </w:p>
-    <w:bookmarkEnd w:id="118"/>
-    <w:bookmarkStart w:id="120" w:name="ref-Lycett_2019"/>
-    <w:p>
-      <w:pPr>
-        <w:pStyle w:val="Bibliography"/>
-      </w:pPr>
-      <w:r>
-        <w:t xml:space="preserve">[34]</w:t>
+    <w:bookmarkEnd w:id="120"/>
+    <w:bookmarkStart w:id="122" w:name="ref-Lycett_2019"/>
+    <w:p>
+      <w:pPr>
+        <w:pStyle w:val="Bibliography"/>
+      </w:pPr>
+      <w:r>
+        <w:t xml:space="preserve">[35]</w:t>
       </w:r>
       <w:r>
         <w:t xml:space="preserve"> </w:t>
@@ -7154,7 +7331,7 @@
       <w:r>
         <w:t xml:space="preserve"> </w:t>
       </w:r>
-      <w:hyperlink r:id="rId119">
+      <w:hyperlink r:id="rId121">
         <w:r>
           <w:rPr>
             <w:rStyle w:val="Hyperlink"/>
@@ -7166,14 +7343,14 @@
         <w:t xml:space="preserve">.</w:t>
       </w:r>
     </w:p>
-    <w:bookmarkEnd w:id="120"/>
-    <w:bookmarkStart w:id="122" w:name="ref-Mantel_Smouse"/>
-    <w:p>
-      <w:pPr>
-        <w:pStyle w:val="Bibliography"/>
-      </w:pPr>
-      <w:r>
-        <w:t xml:space="preserve">[35]</w:t>
+    <w:bookmarkEnd w:id="122"/>
+    <w:bookmarkStart w:id="124" w:name="ref-Mantel_Smouse"/>
+    <w:p>
+      <w:pPr>
+        <w:pStyle w:val="Bibliography"/>
+      </w:pPr>
+      <w:r>
+        <w:t xml:space="preserve">[36]</w:t>
       </w:r>
       <w:r>
         <w:t xml:space="preserve"> </w:t>
@@ -7184,7 +7361,7 @@
       <w:r>
         <w:t xml:space="preserve">Smouse PE, Long JC. Matrix correlation analysis in anthropology and genetics. American Journal of Physical Anthropology 1992;35:187–213. https://doi.org/</w:t>
       </w:r>
-      <w:hyperlink r:id="rId121">
+      <w:hyperlink r:id="rId123">
         <w:r>
           <w:rPr>
             <w:rStyle w:val="Hyperlink"/>
@@ -7196,14 +7373,14 @@
         <w:t xml:space="preserve">.</w:t>
       </w:r>
     </w:p>
-    <w:bookmarkEnd w:id="122"/>
-    <w:bookmarkStart w:id="124" w:name="ref-Vegan2001"/>
-    <w:p>
-      <w:pPr>
-        <w:pStyle w:val="Bibliography"/>
-      </w:pPr>
-      <w:r>
-        <w:t xml:space="preserve">[36]</w:t>
+    <w:bookmarkEnd w:id="124"/>
+    <w:bookmarkStart w:id="126" w:name="ref-Vegan2001"/>
+    <w:p>
+      <w:pPr>
+        <w:pStyle w:val="Bibliography"/>
+      </w:pPr>
+      <w:r>
+        <w:t xml:space="preserve">[37]</w:t>
       </w:r>
       <w:r>
         <w:t xml:space="preserve"> </w:t>
@@ -7217,7 +7394,7 @@
       <w:r>
         <w:t xml:space="preserve"> </w:t>
       </w:r>
-      <w:hyperlink r:id="rId123">
+      <w:hyperlink r:id="rId125">
         <w:r>
           <w:rPr>
             <w:rStyle w:val="Hyperlink"/>
@@ -7229,14 +7406,14 @@
         <w:t xml:space="preserve">.</w:t>
       </w:r>
     </w:p>
-    <w:bookmarkEnd w:id="124"/>
-    <w:bookmarkStart w:id="126" w:name="ref-Rigaud_dErrico_Vanhaeren_2015"/>
-    <w:p>
-      <w:pPr>
-        <w:pStyle w:val="Bibliography"/>
-      </w:pPr>
-      <w:r>
-        <w:t xml:space="preserve">[37]</w:t>
+    <w:bookmarkEnd w:id="126"/>
+    <w:bookmarkStart w:id="128" w:name="ref-Rigaud_dErrico_Vanhaeren_2015"/>
+    <w:p>
+      <w:pPr>
+        <w:pStyle w:val="Bibliography"/>
+      </w:pPr>
+      <w:r>
+        <w:t xml:space="preserve">[38]</w:t>
       </w:r>
       <w:r>
         <w:t xml:space="preserve"> </w:t>
@@ -7262,7 +7439,7 @@
       <w:r>
         <w:t xml:space="preserve"> </w:t>
       </w:r>
-      <w:hyperlink r:id="rId125">
+      <w:hyperlink r:id="rId127">
         <w:r>
           <w:rPr>
             <w:rStyle w:val="Hyperlink"/>
@@ -7274,14 +7451,14 @@
         <w:t xml:space="preserve">.</w:t>
       </w:r>
     </w:p>
-    <w:bookmarkEnd w:id="126"/>
-    <w:bookmarkStart w:id="128" w:name="ref-seriation_pckge"/>
-    <w:p>
-      <w:pPr>
-        <w:pStyle w:val="Bibliography"/>
-      </w:pPr>
-      <w:r>
-        <w:t xml:space="preserve">[38]</w:t>
+    <w:bookmarkEnd w:id="128"/>
+    <w:bookmarkStart w:id="130" w:name="ref-seriation_pckge"/>
+    <w:p>
+      <w:pPr>
+        <w:pStyle w:val="Bibliography"/>
+      </w:pPr>
+      <w:r>
+        <w:t xml:space="preserve">[39]</w:t>
       </w:r>
       <w:r>
         <w:t xml:space="preserve"> </w:t>
@@ -7295,7 +7472,7 @@
       <w:r>
         <w:t xml:space="preserve"> </w:t>
       </w:r>
-      <w:hyperlink r:id="rId127">
+      <w:hyperlink r:id="rId129">
         <w:r>
           <w:rPr>
             <w:rStyle w:val="Hyperlink"/>
@@ -7307,14 +7484,14 @@
         <w:t xml:space="preserve">.</w:t>
       </w:r>
     </w:p>
-    <w:bookmarkEnd w:id="128"/>
-    <w:bookmarkStart w:id="130" w:name="ref-Brower_Kile_1988"/>
-    <w:p>
-      <w:pPr>
-        <w:pStyle w:val="Bibliography"/>
-      </w:pPr>
-      <w:r>
-        <w:t xml:space="preserve">[39]</w:t>
+    <w:bookmarkEnd w:id="130"/>
+    <w:bookmarkStart w:id="132" w:name="ref-Brower_Kile_1988"/>
+    <w:p>
+      <w:pPr>
+        <w:pStyle w:val="Bibliography"/>
+      </w:pPr>
+      <w:r>
+        <w:t xml:space="preserve">[40]</w:t>
       </w:r>
       <w:r>
         <w:t xml:space="preserve"> </w:t>
@@ -7328,7 +7505,7 @@
       <w:r>
         <w:t xml:space="preserve"> </w:t>
       </w:r>
-      <w:hyperlink r:id="rId129">
+      <w:hyperlink r:id="rId131">
         <w:r>
           <w:rPr>
             <w:rStyle w:val="Hyperlink"/>
@@ -7340,14 +7517,14 @@
         <w:t xml:space="preserve">.</w:t>
       </w:r>
     </w:p>
-    <w:bookmarkEnd w:id="130"/>
-    <w:bookmarkStart w:id="132" w:name="ref-Mills_2017"/>
-    <w:p>
-      <w:pPr>
-        <w:pStyle w:val="Bibliography"/>
-      </w:pPr>
-      <w:r>
-        <w:t xml:space="preserve">[40]</w:t>
+    <w:bookmarkEnd w:id="132"/>
+    <w:bookmarkStart w:id="134" w:name="ref-Mills_2017"/>
+    <w:p>
+      <w:pPr>
+        <w:pStyle w:val="Bibliography"/>
+      </w:pPr>
+      <w:r>
+        <w:t xml:space="preserve">[41]</w:t>
       </w:r>
       <w:r>
         <w:t xml:space="preserve"> </w:t>
@@ -7361,7 +7538,7 @@
       <w:r>
         <w:t xml:space="preserve"> </w:t>
       </w:r>
-      <w:hyperlink r:id="rId131">
+      <w:hyperlink r:id="rId133">
         <w:r>
           <w:rPr>
             <w:rStyle w:val="Hyperlink"/>
@@ -7373,14 +7550,14 @@
         <w:t xml:space="preserve">.</w:t>
       </w:r>
     </w:p>
-    <w:bookmarkEnd w:id="132"/>
-    <w:bookmarkStart w:id="134" w:name="ref-Fruchterman_Reingold_1991"/>
-    <w:p>
-      <w:pPr>
-        <w:pStyle w:val="Bibliography"/>
-      </w:pPr>
-      <w:r>
-        <w:t xml:space="preserve">[41]</w:t>
+    <w:bookmarkEnd w:id="134"/>
+    <w:bookmarkStart w:id="136" w:name="ref-Fruchterman_Reingold_1991"/>
+    <w:p>
+      <w:pPr>
+        <w:pStyle w:val="Bibliography"/>
+      </w:pPr>
+      <w:r>
+        <w:t xml:space="preserve">[42]</w:t>
       </w:r>
       <w:r>
         <w:t xml:space="preserve"> </w:t>
@@ -7394,7 +7571,7 @@
       <w:r>
         <w:t xml:space="preserve"> </w:t>
       </w:r>
-      <w:hyperlink r:id="rId133">
+      <w:hyperlink r:id="rId135">
         <w:r>
           <w:rPr>
             <w:rStyle w:val="Hyperlink"/>
@@ -7406,14 +7583,14 @@
         <w:t xml:space="preserve">.</w:t>
       </w:r>
     </w:p>
-    <w:bookmarkEnd w:id="134"/>
-    <w:bookmarkStart w:id="136" w:name="ref-statnet_package"/>
-    <w:p>
-      <w:pPr>
-        <w:pStyle w:val="Bibliography"/>
-      </w:pPr>
-      <w:r>
-        <w:t xml:space="preserve">[42]</w:t>
+    <w:bookmarkEnd w:id="136"/>
+    <w:bookmarkStart w:id="138" w:name="ref-statnet_package"/>
+    <w:p>
+      <w:pPr>
+        <w:pStyle w:val="Bibliography"/>
+      </w:pPr>
+      <w:r>
+        <w:t xml:space="preserve">[43]</w:t>
       </w:r>
       <w:r>
         <w:t xml:space="preserve"> </w:t>
@@ -7427,7 +7604,7 @@
       <w:r>
         <w:t xml:space="preserve"> </w:t>
       </w:r>
-      <w:hyperlink r:id="rId135">
+      <w:hyperlink r:id="rId137">
         <w:r>
           <w:rPr>
             <w:rStyle w:val="Hyperlink"/>
@@ -7442,14 +7619,14 @@
         <w:t xml:space="preserve">2003–2024.</w:t>
       </w:r>
     </w:p>
-    <w:bookmarkEnd w:id="136"/>
-    <w:bookmarkStart w:id="138" w:name="ref-igraph_package"/>
-    <w:p>
-      <w:pPr>
-        <w:pStyle w:val="Bibliography"/>
-      </w:pPr>
-      <w:r>
-        <w:t xml:space="preserve">[43]</w:t>
+    <w:bookmarkEnd w:id="138"/>
+    <w:bookmarkStart w:id="140" w:name="ref-igraph_package"/>
+    <w:p>
+      <w:pPr>
+        <w:pStyle w:val="Bibliography"/>
+      </w:pPr>
+      <w:r>
+        <w:t xml:space="preserve">[44]</w:t>
       </w:r>
       <w:r>
         <w:t xml:space="preserve"> </w:t>
@@ -7463,7 +7640,7 @@
       <w:r>
         <w:t xml:space="preserve"> </w:t>
       </w:r>
-      <w:hyperlink r:id="rId137">
+      <w:hyperlink r:id="rId139">
         <w:r>
           <w:rPr>
             <w:rStyle w:val="Hyperlink"/>
@@ -7475,14 +7652,14 @@
         <w:t xml:space="preserve">. InterJournal 2006;Complex Systems:1695.</w:t>
       </w:r>
     </w:p>
-    <w:bookmarkEnd w:id="138"/>
-    <w:bookmarkStart w:id="140" w:name="ref-Anderson_2017"/>
-    <w:p>
-      <w:pPr>
-        <w:pStyle w:val="Bibliography"/>
-      </w:pPr>
-      <w:r>
-        <w:t xml:space="preserve">[44]</w:t>
+    <w:bookmarkEnd w:id="140"/>
+    <w:bookmarkStart w:id="142" w:name="ref-Anderson_2017"/>
+    <w:p>
+      <w:pPr>
+        <w:pStyle w:val="Bibliography"/>
+      </w:pPr>
+      <w:r>
+        <w:t xml:space="preserve">[45]</w:t>
       </w:r>
       <w:r>
         <w:t xml:space="preserve"> </w:t>
@@ -7496,7 +7673,7 @@
       <w:r>
         <w:t xml:space="preserve"> </w:t>
       </w:r>
-      <w:hyperlink r:id="rId139">
+      <w:hyperlink r:id="rId141">
         <w:r>
           <w:rPr>
             <w:rStyle w:val="Hyperlink"/>
@@ -7508,14 +7685,14 @@
         <w:t xml:space="preserve">.</w:t>
       </w:r>
     </w:p>
-    <w:bookmarkEnd w:id="140"/>
-    <w:bookmarkStart w:id="142" w:name="ref-Shennan_Crema_Kerig_2015"/>
-    <w:p>
-      <w:pPr>
-        <w:pStyle w:val="Bibliography"/>
-      </w:pPr>
-      <w:r>
-        <w:t xml:space="preserve">[45]</w:t>
+    <w:bookmarkEnd w:id="142"/>
+    <w:bookmarkStart w:id="144" w:name="ref-Shennan_Crema_Kerig_2015"/>
+    <w:p>
+      <w:pPr>
+        <w:pStyle w:val="Bibliography"/>
+      </w:pPr>
+      <w:r>
+        <w:t xml:space="preserve">[46]</w:t>
       </w:r>
       <w:r>
         <w:t xml:space="preserve"> </w:t>
@@ -7568,7 +7745,7 @@
       <w:r>
         <w:t xml:space="preserve"> </w:t>
       </w:r>
-      <w:hyperlink r:id="rId141">
+      <w:hyperlink r:id="rId143">
         <w:r>
           <w:rPr>
             <w:rStyle w:val="Hyperlink"/>
@@ -7580,14 +7757,14 @@
         <w:t xml:space="preserve">.</w:t>
       </w:r>
     </w:p>
-    <w:bookmarkEnd w:id="142"/>
-    <w:bookmarkStart w:id="143" w:name="ref-newman2004finding"/>
-    <w:p>
-      <w:pPr>
-        <w:pStyle w:val="Bibliography"/>
-      </w:pPr>
-      <w:r>
-        <w:t xml:space="preserve">[46]</w:t>
+    <w:bookmarkEnd w:id="144"/>
+    <w:bookmarkStart w:id="145" w:name="ref-newman2004finding"/>
+    <w:p>
+      <w:pPr>
+        <w:pStyle w:val="Bibliography"/>
+      </w:pPr>
+      <w:r>
+        <w:t xml:space="preserve">[47]</w:t>
       </w:r>
       <w:r>
         <w:t xml:space="preserve"> </w:t>
@@ -7599,14 +7776,14 @@
         <w:t xml:space="preserve">Newman ME, Girvan M. Finding and evaluating community structure in networks. Physical Review E 2004;69:026113.</w:t>
       </w:r>
     </w:p>
-    <w:bookmarkEnd w:id="143"/>
-    <w:bookmarkStart w:id="145" w:name="ref-Finlayson_Warren_2017"/>
-    <w:p>
-      <w:pPr>
-        <w:pStyle w:val="Bibliography"/>
-      </w:pPr>
-      <w:r>
-        <w:t xml:space="preserve">[47]</w:t>
+    <w:bookmarkEnd w:id="145"/>
+    <w:bookmarkStart w:id="147" w:name="ref-Finlayson_Warren_2017"/>
+    <w:p>
+      <w:pPr>
+        <w:pStyle w:val="Bibliography"/>
+      </w:pPr>
+      <w:r>
+        <w:t xml:space="preserve">[48]</w:t>
       </w:r>
       <w:r>
         <w:t xml:space="preserve"> </w:t>
@@ -7620,7 +7797,7 @@
       <w:r>
         <w:t xml:space="preserve"> </w:t>
       </w:r>
-      <w:hyperlink r:id="rId144">
+      <w:hyperlink r:id="rId146">
         <w:r>
           <w:rPr>
             <w:rStyle w:val="Hyperlink"/>
@@ -7632,14 +7809,14 @@
         <w:t xml:space="preserve">. In: Finlayson B, Warren G, editors. The diversity of hunter gatherer pasts. 1st ed., Oxbow Books; 2017, p. 1–14.</w:t>
       </w:r>
     </w:p>
-    <w:bookmarkEnd w:id="145"/>
-    <w:bookmarkStart w:id="147" w:name="ref-Riches_1995"/>
-    <w:p>
-      <w:pPr>
-        <w:pStyle w:val="Bibliography"/>
-      </w:pPr>
-      <w:r>
-        <w:t xml:space="preserve">[48]</w:t>
+    <w:bookmarkEnd w:id="147"/>
+    <w:bookmarkStart w:id="149" w:name="ref-Riches_1995"/>
+    <w:p>
+      <w:pPr>
+        <w:pStyle w:val="Bibliography"/>
+      </w:pPr>
+      <w:r>
+        <w:t xml:space="preserve">[49]</w:t>
       </w:r>
       <w:r>
         <w:t xml:space="preserve"> </w:t>
@@ -7653,7 +7830,7 @@
       <w:r>
         <w:t xml:space="preserve"> </w:t>
       </w:r>
-      <w:hyperlink r:id="rId146">
+      <w:hyperlink r:id="rId148">
         <w:r>
           <w:rPr>
             <w:rStyle w:val="Hyperlink"/>
@@ -7665,14 +7842,14 @@
         <w:t xml:space="preserve">.</w:t>
       </w:r>
     </w:p>
-    <w:bookmarkEnd w:id="147"/>
-    <w:bookmarkStart w:id="149" w:name="ref-Price_Brown_1985"/>
-    <w:p>
-      <w:pPr>
-        <w:pStyle w:val="Bibliography"/>
-      </w:pPr>
-      <w:r>
-        <w:t xml:space="preserve">[49]</w:t>
+    <w:bookmarkEnd w:id="149"/>
+    <w:bookmarkStart w:id="151" w:name="ref-Price_Brown_1985"/>
+    <w:p>
+      <w:pPr>
+        <w:pStyle w:val="Bibliography"/>
+      </w:pPr>
+      <w:r>
+        <w:t xml:space="preserve">[50]</w:t>
       </w:r>
       <w:r>
         <w:t xml:space="preserve"> </w:t>
@@ -7683,7 +7860,7 @@
       <w:r>
         <w:t xml:space="preserve">Price TD, Brown JA. Aspects of hunter–gatherer complexity. In: Price TD, Brown JA, editors. Prehistoric hunters-gatherers, Academic Press; 1985, p. 3–20. https://doi.org/</w:t>
       </w:r>
-      <w:hyperlink r:id="rId148">
+      <w:hyperlink r:id="rId150">
         <w:r>
           <w:rPr>
             <w:rStyle w:val="Hyperlink"/>
@@ -7695,14 +7872,14 @@
         <w:t xml:space="preserve">.</w:t>
       </w:r>
     </w:p>
-    <w:bookmarkEnd w:id="149"/>
-    <w:bookmarkStart w:id="151" w:name="ref-Lane_2017"/>
-    <w:p>
-      <w:pPr>
-        <w:pStyle w:val="Bibliography"/>
-      </w:pPr>
-      <w:r>
-        <w:t xml:space="preserve">[50]</w:t>
+    <w:bookmarkEnd w:id="151"/>
+    <w:bookmarkStart w:id="153" w:name="ref-Lane_2017"/>
+    <w:p>
+      <w:pPr>
+        <w:pStyle w:val="Bibliography"/>
+      </w:pPr>
+      <w:r>
+        <w:t xml:space="preserve">[51]</w:t>
       </w:r>
       <w:r>
         <w:t xml:space="preserve"> </w:t>
@@ -7716,7 +7893,7 @@
       <w:r>
         <w:t xml:space="preserve"> </w:t>
       </w:r>
-      <w:hyperlink r:id="rId150">
+      <w:hyperlink r:id="rId152">
         <w:r>
           <w:rPr>
             <w:rStyle w:val="Hyperlink"/>
@@ -7728,14 +7905,14 @@
         <w:t xml:space="preserve">. In: Finlayson B, Warren G, editors. The diversity of hunter gatherer pasts. 1st ed., Oxbow Books; 2017, p. 185–96.</w:t>
       </w:r>
     </w:p>
-    <w:bookmarkEnd w:id="151"/>
-    <w:bookmarkStart w:id="152" w:name="ref-Pate_2006"/>
-    <w:p>
-      <w:pPr>
-        <w:pStyle w:val="Bibliography"/>
-      </w:pPr>
-      <w:r>
-        <w:t xml:space="preserve">[51]</w:t>
+    <w:bookmarkEnd w:id="153"/>
+    <w:bookmarkStart w:id="154" w:name="ref-Pate_2006"/>
+    <w:p>
+      <w:pPr>
+        <w:pStyle w:val="Bibliography"/>
+      </w:pPr>
+      <w:r>
+        <w:t xml:space="preserve">[52]</w:t>
       </w:r>
       <w:r>
         <w:t xml:space="preserve"> </w:t>
@@ -7747,14 +7924,14 @@
         <w:t xml:space="preserve">Pate F. Hunter-gatherer social complexity at roonka flat, south australia. The social archaeology of australian indigenous societies, Aboriginal Studies Press; 2006, p. 226–41.</w:t>
       </w:r>
     </w:p>
-    <w:bookmarkEnd w:id="152"/>
-    <w:bookmarkStart w:id="154" w:name="ref-Johnson_2014"/>
-    <w:p>
-      <w:pPr>
-        <w:pStyle w:val="Bibliography"/>
-      </w:pPr>
-      <w:r>
-        <w:t xml:space="preserve">[52]</w:t>
+    <w:bookmarkEnd w:id="154"/>
+    <w:bookmarkStart w:id="156" w:name="ref-Johnson_2014"/>
+    <w:p>
+      <w:pPr>
+        <w:pStyle w:val="Bibliography"/>
+      </w:pPr>
+      <w:r>
+        <w:t xml:space="preserve">[53]</w:t>
       </w:r>
       <w:r>
         <w:t xml:space="preserve"> </w:t>
@@ -7768,7 +7945,7 @@
       <w:r>
         <w:t xml:space="preserve"> </w:t>
       </w:r>
-      <w:hyperlink r:id="rId153">
+      <w:hyperlink r:id="rId155">
         <w:r>
           <w:rPr>
             <w:rStyle w:val="Hyperlink"/>
@@ -7780,14 +7957,14 @@
         <w:t xml:space="preserve">.</w:t>
       </w:r>
     </w:p>
-    <w:bookmarkEnd w:id="154"/>
-    <w:bookmarkStart w:id="156" w:name="ref-Singh_Glowacki_2022"/>
-    <w:p>
-      <w:pPr>
-        <w:pStyle w:val="Bibliography"/>
-      </w:pPr>
-      <w:r>
-        <w:t xml:space="preserve">[53]</w:t>
+    <w:bookmarkEnd w:id="156"/>
+    <w:bookmarkStart w:id="158" w:name="ref-Singh_Glowacki_2022"/>
+    <w:p>
+      <w:pPr>
+        <w:pStyle w:val="Bibliography"/>
+      </w:pPr>
+      <w:r>
+        <w:t xml:space="preserve">[54]</w:t>
       </w:r>
       <w:r>
         <w:t xml:space="preserve"> </w:t>
@@ -7807,7 +7984,7 @@
       <w:r>
         <w:t xml:space="preserve">: Beyond the nomadic-egalitarian model. Evolution and Human Behavior 2022;43:418–31. https://doi.org/</w:t>
       </w:r>
-      <w:hyperlink r:id="rId155">
+      <w:hyperlink r:id="rId157">
         <w:r>
           <w:rPr>
             <w:rStyle w:val="Hyperlink"/>
@@ -7819,14 +7996,14 @@
         <w:t xml:space="preserve">.</w:t>
       </w:r>
     </w:p>
-    <w:bookmarkEnd w:id="156"/>
-    <w:bookmarkStart w:id="158" w:name="ref-Schwendler_2012"/>
-    <w:p>
-      <w:pPr>
-        <w:pStyle w:val="Bibliography"/>
-      </w:pPr>
-      <w:r>
-        <w:t xml:space="preserve">[54]</w:t>
+    <w:bookmarkEnd w:id="158"/>
+    <w:bookmarkStart w:id="160" w:name="ref-Schwendler_2012"/>
+    <w:p>
+      <w:pPr>
+        <w:pStyle w:val="Bibliography"/>
+      </w:pPr>
+      <w:r>
+        <w:t xml:space="preserve">[55]</w:t>
       </w:r>
       <w:r>
         <w:t xml:space="preserve"> </w:t>
@@ -7855,7 +8032,7 @@
       <w:r>
         <w:t xml:space="preserve">ca. 17–12,000 BP. Quaternary International 2012;272–273:333–53. https://doi.org/</w:t>
       </w:r>
-      <w:hyperlink r:id="rId157">
+      <w:hyperlink r:id="rId159">
         <w:r>
           <w:rPr>
             <w:rStyle w:val="Hyperlink"/>
@@ -7867,14 +8044,14 @@
         <w:t xml:space="preserve">.</w:t>
       </w:r>
     </w:p>
-    <w:bookmarkEnd w:id="158"/>
-    <w:bookmarkStart w:id="160" w:name="ref-Morwood_1987"/>
-    <w:p>
-      <w:pPr>
-        <w:pStyle w:val="Bibliography"/>
-      </w:pPr>
-      <w:r>
-        <w:t xml:space="preserve">[55]</w:t>
+    <w:bookmarkEnd w:id="160"/>
+    <w:bookmarkStart w:id="162" w:name="ref-Morwood_1987"/>
+    <w:p>
+      <w:pPr>
+        <w:pStyle w:val="Bibliography"/>
+      </w:pPr>
+      <w:r>
+        <w:t xml:space="preserve">[56]</w:t>
       </w:r>
       <w:r>
         <w:t xml:space="preserve"> </w:t>
@@ -7888,7 +8065,7 @@
       <w:r>
         <w:t xml:space="preserve"> </w:t>
       </w:r>
-      <w:hyperlink r:id="rId159">
+      <w:hyperlink r:id="rId161">
         <w:r>
           <w:rPr>
             <w:rStyle w:val="Hyperlink"/>
@@ -7900,14 +8077,14 @@
         <w:t xml:space="preserve">.</w:t>
       </w:r>
     </w:p>
-    <w:bookmarkEnd w:id="160"/>
-    <w:bookmarkStart w:id="162" w:name="ref-Mattson_2021"/>
-    <w:p>
-      <w:pPr>
-        <w:pStyle w:val="Bibliography"/>
-      </w:pPr>
-      <w:r>
-        <w:t xml:space="preserve">[56]</w:t>
+    <w:bookmarkEnd w:id="162"/>
+    <w:bookmarkStart w:id="164" w:name="ref-Mattson_2021"/>
+    <w:p>
+      <w:pPr>
+        <w:pStyle w:val="Bibliography"/>
+      </w:pPr>
+      <w:r>
+        <w:t xml:space="preserve">[57]</w:t>
       </w:r>
       <w:r>
         <w:t xml:space="preserve"> </w:t>
@@ -7921,7 +8098,7 @@
       <w:r>
         <w:t xml:space="preserve"> </w:t>
       </w:r>
-      <w:hyperlink r:id="rId161">
+      <w:hyperlink r:id="rId163">
         <w:r>
           <w:rPr>
             <w:rStyle w:val="Hyperlink"/>
@@ -7933,14 +8110,14 @@
         <w:t xml:space="preserve">.</w:t>
       </w:r>
     </w:p>
-    <w:bookmarkEnd w:id="162"/>
-    <w:bookmarkStart w:id="163" w:name="ref-Larsson_2006"/>
-    <w:p>
-      <w:pPr>
-        <w:pStyle w:val="Bibliography"/>
-      </w:pPr>
-      <w:r>
-        <w:t xml:space="preserve">[57]</w:t>
+    <w:bookmarkEnd w:id="164"/>
+    <w:bookmarkStart w:id="165" w:name="ref-Larsson_2006"/>
+    <w:p>
+      <w:pPr>
+        <w:pStyle w:val="Bibliography"/>
+      </w:pPr>
+      <w:r>
+        <w:t xml:space="preserve">[58]</w:t>
       </w:r>
       <w:r>
         <w:t xml:space="preserve"> </w:t>
@@ -7961,14 +8138,14 @@
         <w:t xml:space="preserve">zvejnieki cemetery and environment, northern latvia, vol. 52, Almqvist &amp; Wiksell International; 2006, p. 253–87.</w:t>
       </w:r>
     </w:p>
-    <w:bookmarkEnd w:id="163"/>
-    <w:bookmarkStart w:id="165" w:name="ref-Moore_2010"/>
-    <w:p>
-      <w:pPr>
-        <w:pStyle w:val="Bibliography"/>
-      </w:pPr>
-      <w:r>
-        <w:t xml:space="preserve">[58]</w:t>
+    <w:bookmarkEnd w:id="165"/>
+    <w:bookmarkStart w:id="167" w:name="ref-Moore_2010"/>
+    <w:p>
+      <w:pPr>
+        <w:pStyle w:val="Bibliography"/>
+      </w:pPr>
+      <w:r>
+        <w:t xml:space="preserve">[59]</w:t>
       </w:r>
       <w:r>
         <w:t xml:space="preserve"> </w:t>
@@ -7982,7 +8159,7 @@
       <w:r>
         <w:t xml:space="preserve"> </w:t>
       </w:r>
-      <w:hyperlink r:id="rId164">
+      <w:hyperlink r:id="rId166">
         <w:r>
           <w:rPr>
             <w:rStyle w:val="Hyperlink"/>
@@ -7994,14 +8171,14 @@
         <w:t xml:space="preserve">.</w:t>
       </w:r>
     </w:p>
-    <w:bookmarkEnd w:id="165"/>
-    <w:bookmarkStart w:id="167" w:name="ref-Alfonso-Durrruty_Giles_Misarti2015"/>
-    <w:p>
-      <w:pPr>
-        <w:pStyle w:val="Bibliography"/>
-      </w:pPr>
-      <w:r>
-        <w:t xml:space="preserve">[59]</w:t>
+    <w:bookmarkEnd w:id="167"/>
+    <w:bookmarkStart w:id="169" w:name="ref-Alfonso-Durrruty_Giles_Misarti2015"/>
+    <w:p>
+      <w:pPr>
+        <w:pStyle w:val="Bibliography"/>
+      </w:pPr>
+      <w:r>
+        <w:t xml:space="preserve">[60]</w:t>
       </w:r>
       <w:r>
         <w:t xml:space="preserve"> </w:t>
@@ -8015,7 +8192,7 @@
       <w:r>
         <w:t xml:space="preserve"> </w:t>
       </w:r>
-      <w:hyperlink r:id="rId166">
+      <w:hyperlink r:id="rId168">
         <w:r>
           <w:rPr>
             <w:rStyle w:val="Hyperlink"/>
@@ -8027,14 +8204,14 @@
         <w:t xml:space="preserve">.</w:t>
       </w:r>
     </w:p>
-    <w:bookmarkEnd w:id="167"/>
-    <w:bookmarkStart w:id="168" w:name="ref-Vanhaeren_2005"/>
-    <w:p>
-      <w:pPr>
-        <w:pStyle w:val="Bibliography"/>
-      </w:pPr>
-      <w:r>
-        <w:t xml:space="preserve">[60]</w:t>
+    <w:bookmarkEnd w:id="169"/>
+    <w:bookmarkStart w:id="170" w:name="ref-Vanhaeren_2005"/>
+    <w:p>
+      <w:pPr>
+        <w:pStyle w:val="Bibliography"/>
+      </w:pPr>
+      <w:r>
+        <w:t xml:space="preserve">[61]</w:t>
       </w:r>
       <w:r>
         <w:t xml:space="preserve"> </w:t>
@@ -8046,14 +8223,14 @@
         <w:t xml:space="preserve">Vanhaeren M. Speaking with beads: The evolutionary significance of personal ornaments. In: d’Errico F, Backwell L, editors. From tools to symbols: From early hominids to modern humans, Wits University Press; 2005, p. 525–54.</w:t>
       </w:r>
     </w:p>
-    <w:bookmarkEnd w:id="168"/>
-    <w:bookmarkStart w:id="170" w:name="ref-Conkey_1985"/>
-    <w:p>
-      <w:pPr>
-        <w:pStyle w:val="Bibliography"/>
-      </w:pPr>
-      <w:r>
-        <w:t xml:space="preserve">[61]</w:t>
+    <w:bookmarkEnd w:id="170"/>
+    <w:bookmarkStart w:id="172" w:name="ref-Conkey_1985"/>
+    <w:p>
+      <w:pPr>
+        <w:pStyle w:val="Bibliography"/>
+      </w:pPr>
+      <w:r>
+        <w:t xml:space="preserve">[62]</w:t>
       </w:r>
       <w:r>
         <w:t xml:space="preserve"> </w:t>
@@ -8076,7 +8253,7 @@
       <w:r>
         <w:t xml:space="preserve">material culture. In: Price TD, Brown JA, editors. Prehistoric hunters-gatherers, Academic Press; 1985, p. 299–323. https://doi.org/</w:t>
       </w:r>
-      <w:hyperlink r:id="rId169">
+      <w:hyperlink r:id="rId171">
         <w:r>
           <w:rPr>
             <w:rStyle w:val="Hyperlink"/>
@@ -8088,14 +8265,14 @@
         <w:t xml:space="preserve">.</w:t>
       </w:r>
     </w:p>
-    <w:bookmarkEnd w:id="170"/>
-    <w:bookmarkStart w:id="171" w:name="ref-Conkey_1978"/>
-    <w:p>
-      <w:pPr>
-        <w:pStyle w:val="Bibliography"/>
-      </w:pPr>
-      <w:r>
-        <w:t xml:space="preserve">[62]</w:t>
+    <w:bookmarkEnd w:id="172"/>
+    <w:bookmarkStart w:id="173" w:name="ref-Conkey_1978"/>
+    <w:p>
+      <w:pPr>
+        <w:pStyle w:val="Bibliography"/>
+      </w:pPr>
+      <w:r>
+        <w:t xml:space="preserve">[63]</w:t>
       </w:r>
       <w:r>
         <w:t xml:space="preserve"> </w:t>
@@ -8116,14 +8293,14 @@
         <w:t xml:space="preserve">. Social archaeology: Beyond subsistence and dating, New York: Academic Press; 1978, p. 61–85.</w:t>
       </w:r>
     </w:p>
-    <w:bookmarkEnd w:id="171"/>
-    <w:bookmarkStart w:id="173" w:name="ref-Tilley_1982"/>
-    <w:p>
-      <w:pPr>
-        <w:pStyle w:val="Bibliography"/>
-      </w:pPr>
-      <w:r>
-        <w:t xml:space="preserve">[63]</w:t>
+    <w:bookmarkEnd w:id="173"/>
+    <w:bookmarkStart w:id="175" w:name="ref-Tilley_1982"/>
+    <w:p>
+      <w:pPr>
+        <w:pStyle w:val="Bibliography"/>
+      </w:pPr>
+      <w:r>
+        <w:t xml:space="preserve">[64]</w:t>
       </w:r>
       <w:r>
         <w:t xml:space="preserve"> </w:t>
@@ -8137,7 +8314,7 @@
       <w:r>
         <w:t xml:space="preserve"> </w:t>
       </w:r>
-      <w:hyperlink r:id="rId172">
+      <w:hyperlink r:id="rId174">
         <w:r>
           <w:rPr>
             <w:rStyle w:val="Hyperlink"/>
@@ -8149,14 +8326,14 @@
         <w:t xml:space="preserve">.</w:t>
       </w:r>
     </w:p>
-    <w:bookmarkEnd w:id="173"/>
-    <w:bookmarkStart w:id="175" w:name="ref-Hodder1979"/>
-    <w:p>
-      <w:pPr>
-        <w:pStyle w:val="Bibliography"/>
-      </w:pPr>
-      <w:r>
-        <w:t xml:space="preserve">[64]</w:t>
+    <w:bookmarkEnd w:id="175"/>
+    <w:bookmarkStart w:id="177" w:name="ref-Hodder1979"/>
+    <w:p>
+      <w:pPr>
+        <w:pStyle w:val="Bibliography"/>
+      </w:pPr>
+      <w:r>
+        <w:t xml:space="preserve">[65]</w:t>
       </w:r>
       <w:r>
         <w:t xml:space="preserve"> </w:t>
@@ -8170,7 +8347,7 @@
       <w:r>
         <w:t xml:space="preserve"> </w:t>
       </w:r>
-      <w:hyperlink r:id="rId174">
+      <w:hyperlink r:id="rId176">
         <w:r>
           <w:rPr>
             <w:rStyle w:val="Hyperlink"/>
@@ -8182,14 +8359,14 @@
         <w:t xml:space="preserve">. American Antiquity 1979;44:446–54.</w:t>
       </w:r>
     </w:p>
-    <w:bookmarkEnd w:id="175"/>
-    <w:bookmarkStart w:id="177" w:name="ref-Hodder1977"/>
-    <w:p>
-      <w:pPr>
-        <w:pStyle w:val="Bibliography"/>
-      </w:pPr>
-      <w:r>
-        <w:t xml:space="preserve">[65]</w:t>
+    <w:bookmarkEnd w:id="177"/>
+    <w:bookmarkStart w:id="179" w:name="ref-Hodder1977"/>
+    <w:p>
+      <w:pPr>
+        <w:pStyle w:val="Bibliography"/>
+      </w:pPr>
+      <w:r>
+        <w:t xml:space="preserve">[66]</w:t>
       </w:r>
       <w:r>
         <w:t xml:space="preserve"> </w:t>
@@ -8203,7 +8380,7 @@
       <w:r>
         <w:t xml:space="preserve"> </w:t>
       </w:r>
-      <w:hyperlink r:id="rId176">
+      <w:hyperlink r:id="rId178">
         <w:r>
           <w:rPr>
             <w:rStyle w:val="Hyperlink"/>
@@ -8215,14 +8392,14 @@
         <w:t xml:space="preserve">. Man 1977;12:239–69.</w:t>
       </w:r>
     </w:p>
-    <w:bookmarkEnd w:id="177"/>
-    <w:bookmarkStart w:id="178" w:name="ref-Binford_1990"/>
-    <w:p>
-      <w:pPr>
-        <w:pStyle w:val="Bibliography"/>
-      </w:pPr>
-      <w:r>
-        <w:t xml:space="preserve">[66]</w:t>
+    <w:bookmarkEnd w:id="179"/>
+    <w:bookmarkStart w:id="180" w:name="ref-Binford_1990"/>
+    <w:p>
+      <w:pPr>
+        <w:pStyle w:val="Bibliography"/>
+      </w:pPr>
+      <w:r>
+        <w:t xml:space="preserve">[67]</w:t>
       </w:r>
       <w:r>
         <w:t xml:space="preserve"> </w:t>
@@ -8234,14 +8411,14 @@
         <w:t xml:space="preserve">Binford LR. Mobility, housing, and environment: A comparative study. Journal of Anthropological Research 1990;46:119–52.</w:t>
       </w:r>
     </w:p>
-    <w:bookmarkEnd w:id="178"/>
-    <w:bookmarkStart w:id="179" w:name="ref-Kelly_1983"/>
-    <w:p>
-      <w:pPr>
-        <w:pStyle w:val="Bibliography"/>
-      </w:pPr>
-      <w:r>
-        <w:t xml:space="preserve">[67]</w:t>
+    <w:bookmarkEnd w:id="180"/>
+    <w:bookmarkStart w:id="181" w:name="ref-Kelly_1983"/>
+    <w:p>
+      <w:pPr>
+        <w:pStyle w:val="Bibliography"/>
+      </w:pPr>
+      <w:r>
+        <w:t xml:space="preserve">[68]</w:t>
       </w:r>
       <w:r>
         <w:t xml:space="preserve"> </w:t>
@@ -8253,14 +8430,14 @@
         <w:t xml:space="preserve">Kelly RL. Hunter-gatherer mobility strategies. Journal of Anthropological Research 1983;39:277–306.</w:t>
       </w:r>
     </w:p>
-    <w:bookmarkEnd w:id="179"/>
-    <w:bookmarkStart w:id="181" w:name="ref-Padilla-Iglesias_Bischoff_2024"/>
-    <w:p>
-      <w:pPr>
-        <w:pStyle w:val="Bibliography"/>
-      </w:pPr>
-      <w:r>
-        <w:t xml:space="preserve">[68]</w:t>
+    <w:bookmarkEnd w:id="181"/>
+    <w:bookmarkStart w:id="183" w:name="ref-Padilla-Iglesias_Bischoff_2024"/>
+    <w:p>
+      <w:pPr>
+        <w:pStyle w:val="Bibliography"/>
+      </w:pPr>
+      <w:r>
+        <w:t xml:space="preserve">[69]</w:t>
       </w:r>
       <w:r>
         <w:t xml:space="preserve"> </w:t>
@@ -8271,7 +8448,7 @@
       <w:r>
         <w:t xml:space="preserve">Padilla-Iglesias C, Bischoff RJ. Hunter-gatherer mobility patterns influence the reconstruction of social networks from archaeological assemblages. Journal of Archaeological Science: Reports 2024;59:104798. https://doi.org/</w:t>
       </w:r>
-      <w:hyperlink r:id="rId180">
+      <w:hyperlink r:id="rId182">
         <w:r>
           <w:rPr>
             <w:rStyle w:val="Hyperlink"/>
@@ -8283,14 +8460,14 @@
         <w:t xml:space="preserve">.</w:t>
       </w:r>
     </w:p>
-    <w:bookmarkEnd w:id="181"/>
-    <w:bookmarkStart w:id="183" w:name="ref-Whallon_2006"/>
-    <w:p>
-      <w:pPr>
-        <w:pStyle w:val="Bibliography"/>
-      </w:pPr>
-      <w:r>
-        <w:t xml:space="preserve">[69]</w:t>
+    <w:bookmarkEnd w:id="183"/>
+    <w:bookmarkStart w:id="185" w:name="ref-Whallon_2006"/>
+    <w:p>
+      <w:pPr>
+        <w:pStyle w:val="Bibliography"/>
+      </w:pPr>
+      <w:r>
+        <w:t xml:space="preserve">[70]</w:t>
       </w:r>
       <w:r>
         <w:t xml:space="preserve"> </w:t>
@@ -8313,7 +8490,7 @@
       <w:r>
         <w:t xml:space="preserve"> </w:t>
       </w:r>
-      <w:hyperlink r:id="rId182">
+      <w:hyperlink r:id="rId184">
         <w:r>
           <w:rPr>
             <w:rStyle w:val="Hyperlink"/>
@@ -8325,14 +8502,14 @@
         <w:t xml:space="preserve">.</w:t>
       </w:r>
     </w:p>
-    <w:bookmarkEnd w:id="183"/>
-    <w:bookmarkStart w:id="184" w:name="ref-Fitzhugh_Phillips_Gjesfeld_2011"/>
-    <w:p>
-      <w:pPr>
-        <w:pStyle w:val="Bibliography"/>
-      </w:pPr>
-      <w:r>
-        <w:t xml:space="preserve">[70]</w:t>
+    <w:bookmarkEnd w:id="185"/>
+    <w:bookmarkStart w:id="186" w:name="ref-Fitzhugh_Phillips_Gjesfeld_2011"/>
+    <w:p>
+      <w:pPr>
+        <w:pStyle w:val="Bibliography"/>
+      </w:pPr>
+      <w:r>
+        <w:t xml:space="preserve">[71]</w:t>
       </w:r>
       <w:r>
         <w:t xml:space="preserve"> </w:t>
@@ -8344,14 +8521,14 @@
         <w:t xml:space="preserve">Fitzhugh B, Phillips SC, Gjesfeld E. Modeling hunter-gatherer information networks: An archaeological case study from the kuril islands. Information and its role in hunter-gatherer bands, Cotsen Institute of Archaeology Press at UCLA; 2011, p. 89–115.</w:t>
       </w:r>
     </w:p>
-    <w:bookmarkEnd w:id="184"/>
-    <w:bookmarkStart w:id="186" w:name="ref-Lovis_Donahue_2011"/>
-    <w:p>
-      <w:pPr>
-        <w:pStyle w:val="Bibliography"/>
-      </w:pPr>
-      <w:r>
-        <w:t xml:space="preserve">[71]</w:t>
+    <w:bookmarkEnd w:id="186"/>
+    <w:bookmarkStart w:id="188" w:name="ref-Lovis_Donahue_2011"/>
+    <w:p>
+      <w:pPr>
+        <w:pStyle w:val="Bibliography"/>
+      </w:pPr>
+      <w:r>
+        <w:t xml:space="preserve">[72]</w:t>
       </w:r>
       <w:r>
         <w:t xml:space="preserve"> </w:t>
@@ -8365,7 +8542,7 @@
       <w:r>
         <w:t xml:space="preserve"> </w:t>
       </w:r>
-      <w:hyperlink r:id="rId185">
+      <w:hyperlink r:id="rId187">
         <w:r>
           <w:rPr>
             <w:rStyle w:val="Hyperlink"/>
@@ -8377,14 +8554,14 @@
         <w:t xml:space="preserve">.</w:t>
       </w:r>
     </w:p>
-    <w:bookmarkEnd w:id="186"/>
-    <w:bookmarkStart w:id="188" w:name="ref-Hitchcock_Ebert_2011"/>
-    <w:p>
-      <w:pPr>
-        <w:pStyle w:val="Bibliography"/>
-      </w:pPr>
-      <w:r>
-        <w:t xml:space="preserve">[72]</w:t>
+    <w:bookmarkEnd w:id="188"/>
+    <w:bookmarkStart w:id="190" w:name="ref-Hitchcock_Ebert_2011"/>
+    <w:p>
+      <w:pPr>
+        <w:pStyle w:val="Bibliography"/>
+      </w:pPr>
+      <w:r>
+        <w:t xml:space="preserve">[73]</w:t>
       </w:r>
       <w:r>
         <w:t xml:space="preserve"> </w:t>
@@ -8398,7 +8575,7 @@
       <w:r>
         <w:t xml:space="preserve"> </w:t>
       </w:r>
-      <w:hyperlink r:id="rId187">
+      <w:hyperlink r:id="rId189">
         <w:r>
           <w:rPr>
             <w:rStyle w:val="Hyperlink"/>
@@ -8410,14 +8587,14 @@
         <w:t xml:space="preserve">.</w:t>
       </w:r>
     </w:p>
-    <w:bookmarkEnd w:id="188"/>
-    <w:bookmarkStart w:id="190" w:name="ref-Romano_Lozano_Fern2022"/>
-    <w:p>
-      <w:pPr>
-        <w:pStyle w:val="Bibliography"/>
-      </w:pPr>
-      <w:r>
-        <w:t xml:space="preserve">[73]</w:t>
+    <w:bookmarkEnd w:id="190"/>
+    <w:bookmarkStart w:id="192" w:name="ref-Romano_Lozano_Fern2022"/>
+    <w:p>
+      <w:pPr>
+        <w:pStyle w:val="Bibliography"/>
+      </w:pPr>
+      <w:r>
+        <w:t xml:space="preserve">[74]</w:t>
       </w:r>
       <w:r>
         <w:t xml:space="preserve"> </w:t>
@@ -8452,7 +8629,7 @@
       <w:r>
         <w:t xml:space="preserve">hunter–gatherers to understand cultural evolution. Philosophical Transactions of the Royal Society B 2022;377. https://doi.org/</w:t>
       </w:r>
-      <w:hyperlink r:id="rId189">
+      <w:hyperlink r:id="rId191">
         <w:r>
           <w:rPr>
             <w:rStyle w:val="Hyperlink"/>
@@ -8464,14 +8641,14 @@
         <w:t xml:space="preserve">.</w:t>
       </w:r>
     </w:p>
-    <w:bookmarkEnd w:id="190"/>
-    <w:bookmarkStart w:id="192" w:name="ref-Kelly_2024"/>
-    <w:p>
-      <w:pPr>
-        <w:pStyle w:val="Bibliography"/>
-      </w:pPr>
-      <w:r>
-        <w:t xml:space="preserve">[74]</w:t>
+    <w:bookmarkEnd w:id="192"/>
+    <w:bookmarkStart w:id="194" w:name="ref-Kelly_2024"/>
+    <w:p>
+      <w:pPr>
+        <w:pStyle w:val="Bibliography"/>
+      </w:pPr>
+      <w:r>
+        <w:t xml:space="preserve">[75]</w:t>
       </w:r>
       <w:r>
         <w:t xml:space="preserve"> </w:t>
@@ -8494,7 +8671,7 @@
       <w:r>
         <w:t xml:space="preserve"> </w:t>
       </w:r>
-      <w:hyperlink r:id="rId191">
+      <w:hyperlink r:id="rId193">
         <w:r>
           <w:rPr>
             <w:rStyle w:val="Hyperlink"/>
@@ -8506,14 +8683,14 @@
         <w:t xml:space="preserve">.</w:t>
       </w:r>
     </w:p>
-    <w:bookmarkEnd w:id="192"/>
-    <w:bookmarkStart w:id="194" w:name="ref-Kinahan_2013"/>
-    <w:p>
-      <w:pPr>
-        <w:pStyle w:val="Bibliography"/>
-      </w:pPr>
-      <w:r>
-        <w:t xml:space="preserve">[75]</w:t>
+    <w:bookmarkEnd w:id="194"/>
+    <w:bookmarkStart w:id="196" w:name="ref-Kinahan_2013"/>
+    <w:p>
+      <w:pPr>
+        <w:pStyle w:val="Bibliography"/>
+      </w:pPr>
+      <w:r>
+        <w:t xml:space="preserve">[76]</w:t>
       </w:r>
       <w:r>
         <w:t xml:space="preserve"> </w:t>
@@ -8527,7 +8704,7 @@
       <w:r>
         <w:t xml:space="preserve"> </w:t>
       </w:r>
-      <w:hyperlink r:id="rId193">
+      <w:hyperlink r:id="rId195">
         <w:r>
           <w:rPr>
             <w:rStyle w:val="Hyperlink"/>
@@ -8539,14 +8716,14 @@
         <w:t xml:space="preserve">.</w:t>
       </w:r>
     </w:p>
-    <w:bookmarkEnd w:id="194"/>
-    <w:bookmarkStart w:id="196" w:name="ref-Newlander_2012"/>
-    <w:p>
-      <w:pPr>
-        <w:pStyle w:val="Bibliography"/>
-      </w:pPr>
-      <w:r>
-        <w:t xml:space="preserve">[76]</w:t>
+    <w:bookmarkEnd w:id="196"/>
+    <w:bookmarkStart w:id="198" w:name="ref-Newlander_2012"/>
+    <w:p>
+      <w:pPr>
+        <w:pStyle w:val="Bibliography"/>
+      </w:pPr>
+      <w:r>
+        <w:t xml:space="preserve">[77]</w:t>
       </w:r>
       <w:r>
         <w:t xml:space="preserve"> </w:t>
@@ -8560,7 +8737,7 @@
       <w:r>
         <w:t xml:space="preserve"> </w:t>
       </w:r>
-      <w:hyperlink r:id="rId195">
+      <w:hyperlink r:id="rId197">
         <w:r>
           <w:rPr>
             <w:rStyle w:val="Hyperlink"/>
@@ -8572,14 +8749,14 @@
         <w:t xml:space="preserve">. Ph.D. University of Michigan, 2012.</w:t>
       </w:r>
     </w:p>
-    <w:bookmarkEnd w:id="196"/>
-    <w:bookmarkStart w:id="198" w:name="ref-Iizuka_Ferguson_Izuho_2022"/>
-    <w:p>
-      <w:pPr>
-        <w:pStyle w:val="Bibliography"/>
-      </w:pPr>
-      <w:r>
-        <w:t xml:space="preserve">[77]</w:t>
+    <w:bookmarkEnd w:id="198"/>
+    <w:bookmarkStart w:id="200" w:name="ref-Iizuka_Ferguson_Izuho_2022"/>
+    <w:p>
+      <w:pPr>
+        <w:pStyle w:val="Bibliography"/>
+      </w:pPr>
+      <w:r>
+        <w:t xml:space="preserve">[78]</w:t>
       </w:r>
       <w:r>
         <w:t xml:space="preserve"> </w:t>
@@ -8626,7 +8803,7 @@
       <w:r>
         <w:t xml:space="preserve"> </w:t>
       </w:r>
-      <w:hyperlink r:id="rId197">
+      <w:hyperlink r:id="rId199">
         <w:r>
           <w:rPr>
             <w:rStyle w:val="Hyperlink"/>
@@ -8638,14 +8815,14 @@
         <w:t xml:space="preserve">.</w:t>
       </w:r>
     </w:p>
-    <w:bookmarkEnd w:id="198"/>
-    <w:bookmarkStart w:id="200" w:name="ref-conkley_agg"/>
-    <w:p>
-      <w:pPr>
-        <w:pStyle w:val="Bibliography"/>
-      </w:pPr>
-      <w:r>
-        <w:t xml:space="preserve">[78]</w:t>
+    <w:bookmarkEnd w:id="200"/>
+    <w:bookmarkStart w:id="202" w:name="ref-conkley_agg"/>
+    <w:p>
+      <w:pPr>
+        <w:pStyle w:val="Bibliography"/>
+      </w:pPr>
+      <w:r>
+        <w:t xml:space="preserve">[79]</w:t>
       </w:r>
       <w:r>
         <w:t xml:space="preserve"> </w:t>
@@ -8659,7 +8836,7 @@
       <w:r>
         <w:t xml:space="preserve"> </w:t>
       </w:r>
-      <w:hyperlink r:id="rId199">
+      <w:hyperlink r:id="rId201">
         <w:r>
           <w:rPr>
             <w:rStyle w:val="Hyperlink"/>
@@ -8671,14 +8848,14 @@
         <w:t xml:space="preserve">. Current Anthropology 1980;21:609–30.</w:t>
       </w:r>
     </w:p>
-    <w:bookmarkEnd w:id="200"/>
-    <w:bookmarkStart w:id="202" w:name="ref-Maher_Conkey_2019"/>
-    <w:p>
-      <w:pPr>
-        <w:pStyle w:val="Bibliography"/>
-      </w:pPr>
-      <w:r>
-        <w:t xml:space="preserve">[79]</w:t>
+    <w:bookmarkEnd w:id="202"/>
+    <w:bookmarkStart w:id="204" w:name="ref-Maher_Conkey_2019"/>
+    <w:p>
+      <w:pPr>
+        <w:pStyle w:val="Bibliography"/>
+      </w:pPr>
+      <w:r>
+        <w:t xml:space="preserve">[80]</w:t>
       </w:r>
       <w:r>
         <w:t xml:space="preserve"> </w:t>
@@ -8725,7 +8902,7 @@
       <w:r>
         <w:t xml:space="preserve"> </w:t>
       </w:r>
-      <w:hyperlink r:id="rId201">
+      <w:hyperlink r:id="rId203">
         <w:r>
           <w:rPr>
             <w:rStyle w:val="Hyperlink"/>
@@ -8737,14 +8914,14 @@
         <w:t xml:space="preserve">.</w:t>
       </w:r>
     </w:p>
-    <w:bookmarkEnd w:id="202"/>
-    <w:bookmarkStart w:id="203" w:name="ref-bahn1982inter"/>
-    <w:p>
-      <w:pPr>
-        <w:pStyle w:val="Bibliography"/>
-      </w:pPr>
-      <w:r>
-        <w:t xml:space="preserve">[80]</w:t>
+    <w:bookmarkEnd w:id="204"/>
+    <w:bookmarkStart w:id="205" w:name="ref-bahn1982inter"/>
+    <w:p>
+      <w:pPr>
+        <w:pStyle w:val="Bibliography"/>
+      </w:pPr>
+      <w:r>
+        <w:t xml:space="preserve">[81]</w:t>
       </w:r>
       <w:r>
         <w:t xml:space="preserve"> </w:t>
@@ -8777,14 +8954,14 @@
         <w:t xml:space="preserve">evidence. Oxford Journal of Archaeology 1982;1:247–68.</w:t>
       </w:r>
     </w:p>
-    <w:bookmarkEnd w:id="203"/>
-    <w:bookmarkStart w:id="205" w:name="ref-Bourdier_2013"/>
-    <w:p>
-      <w:pPr>
-        <w:pStyle w:val="Bibliography"/>
-      </w:pPr>
-      <w:r>
-        <w:t xml:space="preserve">[81]</w:t>
+    <w:bookmarkEnd w:id="205"/>
+    <w:bookmarkStart w:id="207" w:name="ref-Bourdier_2013"/>
+    <w:p>
+      <w:pPr>
+        <w:pStyle w:val="Bibliography"/>
+      </w:pPr>
+      <w:r>
+        <w:t xml:space="preserve">[82]</w:t>
       </w:r>
       <w:r>
         <w:t xml:space="preserve"> </w:t>
@@ -8834,7 +9011,7 @@
       <w:r>
         <w:t xml:space="preserve"> </w:t>
       </w:r>
-      <w:hyperlink r:id="rId204">
+      <w:hyperlink r:id="rId206">
         <w:r>
           <w:rPr>
             <w:rStyle w:val="Hyperlink"/>
@@ -8846,14 +9023,14 @@
         <w:t xml:space="preserve">.</w:t>
       </w:r>
     </w:p>
-    <w:bookmarkEnd w:id="205"/>
-    <w:bookmarkStart w:id="207" w:name="ref-Svoboda_2013"/>
-    <w:p>
-      <w:pPr>
-        <w:pStyle w:val="Bibliography"/>
-      </w:pPr>
-      <w:r>
-        <w:t xml:space="preserve">[82]</w:t>
+    <w:bookmarkEnd w:id="207"/>
+    <w:bookmarkStart w:id="209" w:name="ref-Svoboda_2013"/>
+    <w:p>
+      <w:pPr>
+        <w:pStyle w:val="Bibliography"/>
+      </w:pPr>
+      <w:r>
+        <w:t xml:space="preserve">[83]</w:t>
       </w:r>
       <w:r>
         <w:t xml:space="preserve"> </w:t>
@@ -8867,7 +9044,7 @@
       <w:r>
         <w:t xml:space="preserve"> </w:t>
       </w:r>
-      <w:hyperlink r:id="rId206">
+      <w:hyperlink r:id="rId208">
         <w:r>
           <w:rPr>
             <w:rStyle w:val="Hyperlink"/>
@@ -8879,14 +9056,14 @@
         <w:t xml:space="preserve">.</w:t>
       </w:r>
     </w:p>
-    <w:bookmarkEnd w:id="207"/>
-    <w:bookmarkStart w:id="208" w:name="ref-white1992rethinking"/>
-    <w:p>
-      <w:pPr>
-        <w:pStyle w:val="Bibliography"/>
-      </w:pPr>
-      <w:r>
-        <w:t xml:space="preserve">[83]</w:t>
+    <w:bookmarkEnd w:id="209"/>
+    <w:bookmarkStart w:id="210" w:name="ref-white1992rethinking"/>
+    <w:p>
+      <w:pPr>
+        <w:pStyle w:val="Bibliography"/>
+      </w:pPr>
+      <w:r>
+        <w:t xml:space="preserve">[84]</w:t>
       </w:r>
       <w:r>
         <w:t xml:space="preserve"> </w:t>
@@ -8910,14 +9087,14 @@
         <w:t xml:space="preserve">transition. Current Anthropology 1992;33:85–108.</w:t>
       </w:r>
     </w:p>
-    <w:bookmarkEnd w:id="208"/>
-    <w:bookmarkStart w:id="209" w:name="X79d7c52b9cdbe72fc1b94e51c6ee6057d0c4a50"/>
-    <w:p>
-      <w:pPr>
-        <w:pStyle w:val="Bibliography"/>
-      </w:pPr>
-      <w:r>
-        <w:t xml:space="preserve">[84]</w:t>
+    <w:bookmarkEnd w:id="210"/>
+    <w:bookmarkStart w:id="211" w:name="X79d7c52b9cdbe72fc1b94e51c6ee6057d0c4a50"/>
+    <w:p>
+      <w:pPr>
+        <w:pStyle w:val="Bibliography"/>
+      </w:pPr>
+      <w:r>
+        <w:t xml:space="preserve">[85]</w:t>
       </w:r>
       <w:r>
         <w:t xml:space="preserve"> </w:t>
@@ -8953,14 +9130,14 @@
         <w:t xml:space="preserve">household, SUNY Press; 2010, p. 235–44.</w:t>
       </w:r>
     </w:p>
-    <w:bookmarkEnd w:id="209"/>
-    <w:bookmarkStart w:id="211" w:name="ref-montet-white1994"/>
-    <w:p>
-      <w:pPr>
-        <w:pStyle w:val="Bibliography"/>
-      </w:pPr>
-      <w:r>
-        <w:t xml:space="preserve">[85]</w:t>
+    <w:bookmarkEnd w:id="211"/>
+    <w:bookmarkStart w:id="213" w:name="ref-montet-white1994"/>
+    <w:p>
+      <w:pPr>
+        <w:pStyle w:val="Bibliography"/>
+      </w:pPr>
+      <w:r>
+        <w:t xml:space="preserve">[86]</w:t>
       </w:r>
       <w:r>
         <w:t xml:space="preserve"> </w:t>
@@ -8974,7 +9151,7 @@
       <w:r>
         <w:t xml:space="preserve"> </w:t>
       </w:r>
-      <w:hyperlink r:id="rId210">
+      <w:hyperlink r:id="rId212">
         <w:r>
           <w:rPr>
             <w:rStyle w:val="Hyperlink"/>
@@ -9022,14 +9199,14 @@
         <w:t xml:space="preserve">. Annual Review of Anthropology 1994;23:483–508.</w:t>
       </w:r>
     </w:p>
-    <w:bookmarkEnd w:id="211"/>
-    <w:bookmarkStart w:id="213" w:name="ref-Frerebeau_2025"/>
-    <w:p>
-      <w:pPr>
-        <w:pStyle w:val="Bibliography"/>
-      </w:pPr>
-      <w:r>
-        <w:t xml:space="preserve">[86]</w:t>
+    <w:bookmarkEnd w:id="213"/>
+    <w:bookmarkStart w:id="215" w:name="ref-Frerebeau_2025"/>
+    <w:p>
+      <w:pPr>
+        <w:pStyle w:val="Bibliography"/>
+      </w:pPr>
+      <w:r>
+        <w:t xml:space="preserve">[87]</w:t>
       </w:r>
       <w:r>
         <w:t xml:space="preserve"> </w:t>
@@ -9043,7 +9220,7 @@
       <w:r>
         <w:t xml:space="preserve"> </w:t>
       </w:r>
-      <w:hyperlink r:id="rId212">
+      <w:hyperlink r:id="rId214">
         <w:r>
           <w:rPr>
             <w:rStyle w:val="Hyperlink"/>
@@ -9055,14 +9232,14 @@
         <w:t xml:space="preserve">.</w:t>
       </w:r>
     </w:p>
-    <w:bookmarkEnd w:id="213"/>
-    <w:bookmarkStart w:id="215" w:name="ref-Kintigh_1984"/>
-    <w:p>
-      <w:pPr>
-        <w:pStyle w:val="Bibliography"/>
-      </w:pPr>
-      <w:r>
-        <w:t xml:space="preserve">[87]</w:t>
+    <w:bookmarkEnd w:id="215"/>
+    <w:bookmarkStart w:id="217" w:name="ref-Kintigh_1984"/>
+    <w:p>
+      <w:pPr>
+        <w:pStyle w:val="Bibliography"/>
+      </w:pPr>
+      <w:r>
+        <w:t xml:space="preserve">[88]</w:t>
       </w:r>
       <w:r>
         <w:t xml:space="preserve"> </w:t>
@@ -9076,7 +9253,7 @@
       <w:r>
         <w:t xml:space="preserve"> </w:t>
       </w:r>
-      <w:hyperlink r:id="rId214">
+      <w:hyperlink r:id="rId216">
         <w:r>
           <w:rPr>
             <w:rStyle w:val="Hyperlink"/>
@@ -9088,14 +9265,14 @@
         <w:t xml:space="preserve">.</w:t>
       </w:r>
     </w:p>
-    <w:bookmarkEnd w:id="215"/>
-    <w:bookmarkStart w:id="217" w:name="X8c17deb08b87fbfa26556dda630532ff62c8bd1"/>
-    <w:p>
-      <w:pPr>
-        <w:pStyle w:val="Bibliography"/>
-      </w:pPr>
-      <w:r>
-        <w:t xml:space="preserve">[88]</w:t>
+    <w:bookmarkEnd w:id="217"/>
+    <w:bookmarkStart w:id="219" w:name="X8c17deb08b87fbfa26556dda630532ff62c8bd1"/>
+    <w:p>
+      <w:pPr>
+        <w:pStyle w:val="Bibliography"/>
+      </w:pPr>
+      <w:r>
+        <w:t xml:space="preserve">[89]</w:t>
       </w:r>
       <w:r>
         <w:t xml:space="preserve"> </w:t>
@@ -9130,7 +9307,7 @@
       <w:r>
         <w:t xml:space="preserve"> </w:t>
       </w:r>
-      <w:hyperlink r:id="rId216">
+      <w:hyperlink r:id="rId218">
         <w:r>
           <w:rPr>
             <w:rStyle w:val="Hyperlink"/>
@@ -9142,14 +9319,14 @@
         <w:t xml:space="preserve">.</w:t>
       </w:r>
     </w:p>
-    <w:bookmarkEnd w:id="217"/>
-    <w:bookmarkStart w:id="219" w:name="ref-smith1992Design"/>
-    <w:p>
-      <w:pPr>
-        <w:pStyle w:val="Bibliography"/>
-      </w:pPr>
-      <w:r>
-        <w:t xml:space="preserve">[89]</w:t>
+    <w:bookmarkEnd w:id="219"/>
+    <w:bookmarkStart w:id="221" w:name="ref-smith1992Design"/>
+    <w:p>
+      <w:pPr>
+        <w:pStyle w:val="Bibliography"/>
+      </w:pPr>
+      <w:r>
+        <w:t xml:space="preserve">[90]</w:t>
       </w:r>
       <w:r>
         <w:t xml:space="preserve"> </w:t>
@@ -9163,7 +9340,7 @@
       <w:r>
         <w:t xml:space="preserve"> </w:t>
       </w:r>
-      <w:hyperlink r:id="rId218">
+      <w:hyperlink r:id="rId220">
         <w:r>
           <w:rPr>
             <w:rStyle w:val="Hyperlink"/>
@@ -9175,14 +9352,14 @@
         <w:t xml:space="preserve">. Australian Archaeology 1992:51–1.</w:t>
       </w:r>
     </w:p>
-    <w:bookmarkEnd w:id="219"/>
-    <w:bookmarkStart w:id="220" w:name="ref-hays1993symbol"/>
-    <w:p>
-      <w:pPr>
-        <w:pStyle w:val="Bibliography"/>
-      </w:pPr>
-      <w:r>
-        <w:t xml:space="preserve">[90]</w:t>
+    <w:bookmarkEnd w:id="221"/>
+    <w:bookmarkStart w:id="222" w:name="ref-hays1993symbol"/>
+    <w:p>
+      <w:pPr>
+        <w:pStyle w:val="Bibliography"/>
+      </w:pPr>
+      <w:r>
+        <w:t xml:space="preserve">[91]</w:t>
       </w:r>
       <w:r>
         <w:t xml:space="preserve"> </w:t>
@@ -9194,14 +9371,14 @@
         <w:t xml:space="preserve">Hays KA. When is a symbol archaeologically meaningful? Meaning, function, and prehistoric visual arts. Archaeological Theory: Who Sets the Agenda 1993:81–92.</w:t>
       </w:r>
     </w:p>
-    <w:bookmarkEnd w:id="220"/>
-    <w:bookmarkStart w:id="221" w:name="ref-McDonald_Veth_Lilley_2006"/>
-    <w:p>
-      <w:pPr>
-        <w:pStyle w:val="Bibliography"/>
-      </w:pPr>
-      <w:r>
-        <w:t xml:space="preserve">[91]</w:t>
+    <w:bookmarkEnd w:id="222"/>
+    <w:bookmarkStart w:id="223" w:name="ref-McDonald_Veth_Lilley_2006"/>
+    <w:p>
+      <w:pPr>
+        <w:pStyle w:val="Bibliography"/>
+      </w:pPr>
+      <w:r>
+        <w:t xml:space="preserve">[92]</w:t>
       </w:r>
       <w:r>
         <w:t xml:space="preserve"> </w:t>
@@ -9225,14 +9402,14 @@
         <w:t xml:space="preserve">graphic systems in arid and fertile environments. Archaeology of oceania: Australia and the pacific islands, Malden, Mass: Blackwell Publishing; 2006, p. 96–115.</w:t>
       </w:r>
     </w:p>
-    <w:bookmarkEnd w:id="221"/>
-    <w:bookmarkStart w:id="223" w:name="ref-Lourandos_1985"/>
-    <w:p>
-      <w:pPr>
-        <w:pStyle w:val="Bibliography"/>
-      </w:pPr>
-      <w:r>
-        <w:t xml:space="preserve">[92]</w:t>
+    <w:bookmarkEnd w:id="223"/>
+    <w:bookmarkStart w:id="225" w:name="ref-Lourandos_1985"/>
+    <w:p>
+      <w:pPr>
+        <w:pStyle w:val="Bibliography"/>
+      </w:pPr>
+      <w:r>
+        <w:t xml:space="preserve">[93]</w:t>
       </w:r>
       <w:r>
         <w:t xml:space="preserve"> </w:t>
@@ -9243,7 +9420,7 @@
       <w:r>
         <w:t xml:space="preserve">Lourandos H. 15 - intensification and australian prehistory. In: Price TD, Brown JA, editors. Prehistoric hunters-gatherers, Academic Press; 1985, p. 385–423. https://doi.org/</w:t>
       </w:r>
-      <w:hyperlink r:id="rId222">
+      <w:hyperlink r:id="rId224">
         <w:r>
           <w:rPr>
             <w:rStyle w:val="Hyperlink"/>
@@ -9255,14 +9432,14 @@
         <w:t xml:space="preserve">.</w:t>
       </w:r>
     </w:p>
-    <w:bookmarkEnd w:id="223"/>
-    <w:bookmarkStart w:id="225" w:name="ref-barton_clark_cohen1994"/>
-    <w:p>
-      <w:pPr>
-        <w:pStyle w:val="Bibliography"/>
-      </w:pPr>
-      <w:r>
-        <w:t xml:space="preserve">[93]</w:t>
+    <w:bookmarkEnd w:id="225"/>
+    <w:bookmarkStart w:id="227" w:name="ref-barton_clark_cohen1994"/>
+    <w:p>
+      <w:pPr>
+        <w:pStyle w:val="Bibliography"/>
+      </w:pPr>
+      <w:r>
+        <w:t xml:space="preserve">[94]</w:t>
       </w:r>
       <w:r>
         <w:t xml:space="preserve"> </w:t>
@@ -9276,7 +9453,7 @@
       <w:r>
         <w:t xml:space="preserve"> </w:t>
       </w:r>
-      <w:hyperlink r:id="rId224">
+      <w:hyperlink r:id="rId226">
         <w:r>
           <w:rPr>
             <w:rStyle w:val="Hyperlink"/>
@@ -9324,14 +9501,14 @@
         <w:t xml:space="preserve">. World Archaeology 1994;26:185–207.</w:t>
       </w:r>
     </w:p>
-    <w:bookmarkEnd w:id="225"/>
-    <w:bookmarkStart w:id="226" w:name="ref-mcdonald2012social"/>
-    <w:p>
-      <w:pPr>
-        <w:pStyle w:val="Bibliography"/>
-      </w:pPr>
-      <w:r>
-        <w:t xml:space="preserve">[94]</w:t>
+    <w:bookmarkEnd w:id="227"/>
+    <w:bookmarkStart w:id="228" w:name="ref-mcdonald2012social"/>
+    <w:p>
+      <w:pPr>
+        <w:pStyle w:val="Bibliography"/>
+      </w:pPr>
+      <w:r>
+        <w:t xml:space="preserve">[95]</w:t>
       </w:r>
       <w:r>
         <w:t xml:space="preserve"> </w:t>
@@ -9343,14 +9520,14 @@
         <w:t xml:space="preserve">McDonald J, Veth P. The social dynamics of aggregation and dispersal in the western desert. A Companion to Rock Art 2012:90–102.</w:t>
       </w:r>
     </w:p>
-    <w:bookmarkEnd w:id="226"/>
-    <w:bookmarkStart w:id="227" w:name="ref-bernardini2005reconsidering"/>
-    <w:p>
-      <w:pPr>
-        <w:pStyle w:val="Bibliography"/>
-      </w:pPr>
-      <w:r>
-        <w:t xml:space="preserve">[95]</w:t>
+    <w:bookmarkEnd w:id="228"/>
+    <w:bookmarkStart w:id="229" w:name="ref-bernardini2005reconsidering"/>
+    <w:p>
+      <w:pPr>
+        <w:pStyle w:val="Bibliography"/>
+      </w:pPr>
+      <w:r>
+        <w:t xml:space="preserve">[96]</w:t>
       </w:r>
       <w:r>
         <w:t xml:space="preserve"> </w:t>
@@ -9362,14 +9539,14 @@
         <w:t xml:space="preserve">Bernardini W. Reconsidering spatial and temporal aspects of prehistoric cultural identity: A case study from the american southwest. American Antiquity 2005;70:31–54.</w:t>
       </w:r>
     </w:p>
-    <w:bookmarkEnd w:id="227"/>
-    <w:bookmarkStart w:id="228" w:name="ref-wiessner1984reconsidering"/>
-    <w:p>
-      <w:pPr>
-        <w:pStyle w:val="Bibliography"/>
-      </w:pPr>
-      <w:r>
-        <w:t xml:space="preserve">[96]</w:t>
+    <w:bookmarkEnd w:id="229"/>
+    <w:bookmarkStart w:id="230" w:name="ref-wiessner1984reconsidering"/>
+    <w:p>
+      <w:pPr>
+        <w:pStyle w:val="Bibliography"/>
+      </w:pPr>
+      <w:r>
+        <w:t xml:space="preserve">[97]</w:t>
       </w:r>
       <w:r>
         <w:t xml:space="preserve"> </w:t>
@@ -9381,14 +9558,14 @@
         <w:t xml:space="preserve">Wiessner P. Reconsidering the behavioral basis for style: A case study among the kalahari san. Journal of Anthropological Archaeology 1984;3:190–234.</w:t>
       </w:r>
     </w:p>
-    <w:bookmarkEnd w:id="228"/>
-    <w:bookmarkStart w:id="230" w:name="ref-smith1992"/>
-    <w:p>
-      <w:pPr>
-        <w:pStyle w:val="Bibliography"/>
-      </w:pPr>
-      <w:r>
-        <w:t xml:space="preserve">[97]</w:t>
+    <w:bookmarkEnd w:id="230"/>
+    <w:bookmarkStart w:id="232" w:name="ref-smith1992"/>
+    <w:p>
+      <w:pPr>
+        <w:pStyle w:val="Bibliography"/>
+      </w:pPr>
+      <w:r>
+        <w:t xml:space="preserve">[98]</w:t>
       </w:r>
       <w:r>
         <w:t xml:space="preserve"> </w:t>
@@ -9402,7 +9579,7 @@
       <w:r>
         <w:t xml:space="preserve"> </w:t>
       </w:r>
-      <w:hyperlink r:id="rId229">
+      <w:hyperlink r:id="rId231">
         <w:r>
           <w:rPr>
             <w:rStyle w:val="Hyperlink"/>
@@ -9414,14 +9591,14 @@
         <w:t xml:space="preserve">. Australian Archaeology 1992:34–42.</w:t>
       </w:r>
     </w:p>
-    <w:bookmarkEnd w:id="230"/>
-    <w:bookmarkStart w:id="232" w:name="X4fed35d53d406ce17aea32f9d6f163fcb563519"/>
-    <w:p>
-      <w:pPr>
-        <w:pStyle w:val="Bibliography"/>
-      </w:pPr>
-      <w:r>
-        <w:t xml:space="preserve">[98]</w:t>
+    <w:bookmarkEnd w:id="232"/>
+    <w:bookmarkStart w:id="234" w:name="X4fed35d53d406ce17aea32f9d6f163fcb563519"/>
+    <w:p>
+      <w:pPr>
+        <w:pStyle w:val="Bibliography"/>
+      </w:pPr>
+      <w:r>
+        <w:t xml:space="preserve">[99]</w:t>
       </w:r>
       <w:r>
         <w:t xml:space="preserve"> </w:t>
@@ -9456,7 +9633,7 @@
       <w:r>
         <w:t xml:space="preserve"> </w:t>
       </w:r>
-      <w:hyperlink r:id="rId231">
+      <w:hyperlink r:id="rId233">
         <w:r>
           <w:rPr>
             <w:rStyle w:val="Hyperlink"/>
@@ -9468,14 +9645,14 @@
         <w:t xml:space="preserve">.</w:t>
       </w:r>
     </w:p>
-    <w:bookmarkEnd w:id="232"/>
-    <w:bookmarkStart w:id="233" w:name="ref-Cavalli_Sforza_Feldman_1981"/>
-    <w:p>
-      <w:pPr>
-        <w:pStyle w:val="Bibliography"/>
-      </w:pPr>
-      <w:r>
-        <w:t xml:space="preserve">[99]</w:t>
+    <w:bookmarkEnd w:id="234"/>
+    <w:bookmarkStart w:id="235" w:name="ref-Cavalli_Sforza_Feldman_1981"/>
+    <w:p>
+      <w:pPr>
+        <w:pStyle w:val="Bibliography"/>
+      </w:pPr>
+      <w:r>
+        <w:t xml:space="preserve">[100]</w:t>
       </w:r>
       <w:r>
         <w:t xml:space="preserve"> </w:t>
@@ -9487,14 +9664,14 @@
         <w:t xml:space="preserve">Cavalli-Sforza LL, Feldman MW. Cultural transmission and evolution: A quantitative approach. Princeton University Press; 1981.</w:t>
       </w:r>
     </w:p>
-    <w:bookmarkEnd w:id="233"/>
-    <w:bookmarkStart w:id="234" w:name="ref-Boyd_Richerson_1985"/>
-    <w:p>
-      <w:pPr>
-        <w:pStyle w:val="Bibliography"/>
-      </w:pPr>
-      <w:r>
-        <w:t xml:space="preserve">[100]</w:t>
+    <w:bookmarkEnd w:id="235"/>
+    <w:bookmarkStart w:id="236" w:name="ref-Boyd_Richerson_1985"/>
+    <w:p>
+      <w:pPr>
+        <w:pStyle w:val="Bibliography"/>
+      </w:pPr>
+      <w:r>
+        <w:t xml:space="preserve">[101]</w:t>
       </w:r>
       <w:r>
         <w:t xml:space="preserve"> </w:t>
@@ -9506,14 +9683,14 @@
         <w:t xml:space="preserve">Boyd R, Richerson PJ. Culture and the evolutionary process. University of Chicago Press; 1985.</w:t>
       </w:r>
     </w:p>
-    <w:bookmarkEnd w:id="234"/>
-    <w:bookmarkStart w:id="235" w:name="ref-Richerson_Boyd_2005"/>
-    <w:p>
-      <w:pPr>
-        <w:pStyle w:val="Bibliography"/>
-      </w:pPr>
-      <w:r>
-        <w:t xml:space="preserve">[101]</w:t>
+    <w:bookmarkEnd w:id="236"/>
+    <w:bookmarkStart w:id="237" w:name="ref-Richerson_Boyd_2005"/>
+    <w:p>
+      <w:pPr>
+        <w:pStyle w:val="Bibliography"/>
+      </w:pPr>
+      <w:r>
+        <w:t xml:space="preserve">[102]</w:t>
       </w:r>
       <w:r>
         <w:t xml:space="preserve"> </w:t>
@@ -9525,14 +9702,14 @@
         <w:t xml:space="preserve">Richerson PJ, Boyd R. Not by genes alone: How culture transformed human evolution. University of Chicago Press; 2005.</w:t>
       </w:r>
     </w:p>
-    <w:bookmarkEnd w:id="235"/>
-    <w:bookmarkStart w:id="236" w:name="ref-Henrich_2004"/>
-    <w:p>
-      <w:pPr>
-        <w:pStyle w:val="Bibliography"/>
-      </w:pPr>
-      <w:r>
-        <w:t xml:space="preserve">[102]</w:t>
+    <w:bookmarkEnd w:id="237"/>
+    <w:bookmarkStart w:id="238" w:name="ref-Henrich_2004"/>
+    <w:p>
+      <w:pPr>
+        <w:pStyle w:val="Bibliography"/>
+      </w:pPr>
+      <w:r>
+        <w:t xml:space="preserve">[103]</w:t>
       </w:r>
       <w:r>
         <w:t xml:space="preserve"> </w:t>
@@ -9544,14 +9721,14 @@
         <w:t xml:space="preserve">Henrich J. Demography and cultural evolution: How adaptive cultural processes can produce maladaptive losses—the tasmanian case. American Antiquity 2004;44:185–201.</w:t>
       </w:r>
     </w:p>
-    <w:bookmarkEnd w:id="236"/>
-    <w:bookmarkStart w:id="237" w:name="ref-Migliano_2020"/>
-    <w:p>
-      <w:pPr>
-        <w:pStyle w:val="Bibliography"/>
-      </w:pPr>
-      <w:r>
-        <w:t xml:space="preserve">[103]</w:t>
+    <w:bookmarkEnd w:id="238"/>
+    <w:bookmarkStart w:id="239" w:name="ref-Migliano_2020"/>
+    <w:p>
+      <w:pPr>
+        <w:pStyle w:val="Bibliography"/>
+      </w:pPr>
+      <w:r>
+        <w:t xml:space="preserve">[104]</w:t>
       </w:r>
       <w:r>
         <w:t xml:space="preserve"> </w:t>
@@ -9563,14 +9740,14 @@
         <w:t xml:space="preserve">Migliano AB, Battiston F, Viguier S, Page AE, Dyble M, Schlaepfer R, et al. Hunter-gatherer multilevel sociality accelerates cumulative cultural evolution. Science Advances 2020;6:eaax5913.</w:t>
       </w:r>
     </w:p>
-    <w:bookmarkEnd w:id="237"/>
-    <w:bookmarkStart w:id="238" w:name="ref-Allen_2020"/>
-    <w:p>
-      <w:pPr>
-        <w:pStyle w:val="Bibliography"/>
-      </w:pPr>
-      <w:r>
-        <w:t xml:space="preserve">[104]</w:t>
+    <w:bookmarkEnd w:id="239"/>
+    <w:bookmarkStart w:id="240" w:name="ref-Allen_2020"/>
+    <w:p>
+      <w:pPr>
+        <w:pStyle w:val="Bibliography"/>
+      </w:pPr>
+      <w:r>
+        <w:t xml:space="preserve">[105]</w:t>
       </w:r>
       <w:r>
         <w:t xml:space="preserve"> </w:t>
@@ -9582,14 +9759,14 @@
         <w:t xml:space="preserve">Allen J. A multilevel analytical framework for studying cultural evolution in prehistoric hunter–gatherer societies. Biological Reviews 2020;59:2527–46.</w:t>
       </w:r>
     </w:p>
-    <w:bookmarkEnd w:id="238"/>
-    <w:bookmarkStart w:id="239" w:name="ref-Buchanan_Hamilton_2023"/>
-    <w:p>
-      <w:pPr>
-        <w:pStyle w:val="Bibliography"/>
-      </w:pPr>
-      <w:r>
-        <w:t xml:space="preserve">[105]</w:t>
+    <w:bookmarkEnd w:id="240"/>
+    <w:bookmarkStart w:id="241" w:name="ref-Buchanan_Hamilton_2023"/>
+    <w:p>
+      <w:pPr>
+        <w:pStyle w:val="Bibliography"/>
+      </w:pPr>
+      <w:r>
+        <w:t xml:space="preserve">[106]</w:t>
       </w:r>
       <w:r>
         <w:t xml:space="preserve"> </w:t>
@@ -9601,14 +9778,14 @@
         <w:t xml:space="preserve">Buchanan B, Hamilton MJ. Networks and cultural transmission in hunter-gatherer societies. The oxford handbook of archaeological network research, Oxford University Press; 2023, p. 1–25.</w:t>
       </w:r>
     </w:p>
-    <w:bookmarkEnd w:id="239"/>
-    <w:bookmarkStart w:id="240" w:name="ref-Eerkens_Lipo_2005"/>
-    <w:p>
-      <w:pPr>
-        <w:pStyle w:val="Bibliography"/>
-      </w:pPr>
-      <w:r>
-        <w:t xml:space="preserve">[106]</w:t>
+    <w:bookmarkEnd w:id="241"/>
+    <w:bookmarkStart w:id="242" w:name="ref-Eerkens_Lipo_2005"/>
+    <w:p>
+      <w:pPr>
+        <w:pStyle w:val="Bibliography"/>
+      </w:pPr>
+      <w:r>
+        <w:t xml:space="preserve">[107]</w:t>
       </w:r>
       <w:r>
         <w:t xml:space="preserve"> </w:t>
@@ -9620,14 +9797,14 @@
         <w:t xml:space="preserve">Eerkens JW, Lipo CP. Cultural transmission and the evolution of material culture: Modeling the coefficient of variation. American Antiquity 2005;48:1–21.</w:t>
       </w:r>
     </w:p>
-    <w:bookmarkEnd w:id="240"/>
-    <w:bookmarkStart w:id="241" w:name="ref-Bentz_Dutkiewicz_2025"/>
-    <w:p>
-      <w:pPr>
-        <w:pStyle w:val="Bibliography"/>
-      </w:pPr>
-      <w:r>
-        <w:t xml:space="preserve">[107]</w:t>
+    <w:bookmarkEnd w:id="242"/>
+    <w:bookmarkStart w:id="243" w:name="ref-Bentz_Dutkiewicz_2025"/>
+    <w:p>
+      <w:pPr>
+        <w:pStyle w:val="Bibliography"/>
+      </w:pPr>
+      <w:r>
+        <w:t xml:space="preserve">[108]</w:t>
       </w:r>
       <w:r>
         <w:t xml:space="preserve"> </w:t>
@@ -9639,14 +9816,14 @@
         <w:t xml:space="preserve">Bentz C, Dutkiewicz E. Humans 40,000 y ago developed a system of conventional signs. Proceedings of the National Academy of Sciences 2025:1–8.</w:t>
       </w:r>
     </w:p>
-    <w:bookmarkEnd w:id="241"/>
-    <w:bookmarkStart w:id="242" w:name="ref-Bacon_2023"/>
-    <w:p>
-      <w:pPr>
-        <w:pStyle w:val="Bibliography"/>
-      </w:pPr>
-      <w:r>
-        <w:t xml:space="preserve">[108]</w:t>
+    <w:bookmarkEnd w:id="243"/>
+    <w:bookmarkStart w:id="244" w:name="ref-Bacon_2023"/>
+    <w:p>
+      <w:pPr>
+        <w:pStyle w:val="Bibliography"/>
+      </w:pPr>
+      <w:r>
+        <w:t xml:space="preserve">[109]</w:t>
       </w:r>
       <w:r>
         <w:t xml:space="preserve"> </w:t>
@@ -9670,14 +9847,14 @@
         <w:t xml:space="preserve">proto-writing system and phenological calendar. Cambridge Archaeological Journal 2023;100:371–89.</w:t>
       </w:r>
     </w:p>
-    <w:bookmarkEnd w:id="242"/>
-    <w:bookmarkStart w:id="244" w:name="Xa4990169aeb885a690070ab4fd90972c31994f8"/>
-    <w:p>
-      <w:pPr>
-        <w:pStyle w:val="Bibliography"/>
-      </w:pPr>
-      <w:r>
-        <w:t xml:space="preserve">[109]</w:t>
+    <w:bookmarkEnd w:id="244"/>
+    <w:bookmarkStart w:id="246" w:name="Xa4990169aeb885a690070ab4fd90972c31994f8"/>
+    <w:p>
+      <w:pPr>
+        <w:pStyle w:val="Bibliography"/>
+      </w:pPr>
+      <w:r>
+        <w:t xml:space="preserve">[110]</w:t>
       </w:r>
       <w:r>
         <w:t xml:space="preserve"> </w:t>
@@ -9703,7 +9880,7 @@
       <w:r>
         <w:t xml:space="preserve"> </w:t>
       </w:r>
-      <w:hyperlink r:id="rId243">
+      <w:hyperlink r:id="rId245">
         <w:r>
           <w:rPr>
             <w:rStyle w:val="Hyperlink"/>
@@ -9715,14 +9892,14 @@
         <w:t xml:space="preserve">.</w:t>
       </w:r>
     </w:p>
-    <w:bookmarkEnd w:id="244"/>
-    <w:bookmarkStart w:id="246" w:name="X8ea620419c64d551554c48b7075c9934881930b"/>
-    <w:p>
-      <w:pPr>
-        <w:pStyle w:val="Bibliography"/>
-      </w:pPr>
-      <w:r>
-        <w:t xml:space="preserve">[110]</w:t>
+    <w:bookmarkEnd w:id="246"/>
+    <w:bookmarkStart w:id="248" w:name="X8ea620419c64d551554c48b7075c9934881930b"/>
+    <w:p>
+      <w:pPr>
+        <w:pStyle w:val="Bibliography"/>
+      </w:pPr>
+      <w:r>
+        <w:t xml:space="preserve">[111]</w:t>
       </w:r>
       <w:r>
         <w:t xml:space="preserve"> </w:t>
@@ -9772,7 +9949,7 @@
       <w:r>
         <w:t xml:space="preserve"> </w:t>
       </w:r>
-      <w:hyperlink r:id="rId245">
+      <w:hyperlink r:id="rId247">
         <w:r>
           <w:rPr>
             <w:rStyle w:val="Hyperlink"/>
@@ -9784,14 +9961,14 @@
         <w:t xml:space="preserve">.</w:t>
       </w:r>
     </w:p>
-    <w:bookmarkEnd w:id="246"/>
-    <w:bookmarkStart w:id="248" w:name="ref-Magli_2024"/>
-    <w:p>
-      <w:pPr>
-        <w:pStyle w:val="Bibliography"/>
-      </w:pPr>
-      <w:r>
-        <w:t xml:space="preserve">[111]</w:t>
+    <w:bookmarkEnd w:id="248"/>
+    <w:bookmarkStart w:id="250" w:name="ref-Magli_2024"/>
+    <w:p>
+      <w:pPr>
+        <w:pStyle w:val="Bibliography"/>
+      </w:pPr>
+      <w:r>
+        <w:t xml:space="preserve">[112]</w:t>
       </w:r>
       <w:r>
         <w:t xml:space="preserve"> </w:t>
@@ -9817,7 +9994,7 @@
       <w:r>
         <w:t xml:space="preserve"> </w:t>
       </w:r>
-      <w:hyperlink r:id="rId247">
+      <w:hyperlink r:id="rId249">
         <w:r>
           <w:rPr>
             <w:rStyle w:val="Hyperlink"/>
@@ -9829,14 +10006,14 @@
         <w:t xml:space="preserve">.</w:t>
       </w:r>
     </w:p>
-    <w:bookmarkEnd w:id="248"/>
-    <w:bookmarkStart w:id="250" w:name="ref-Nowell_2024_evidence"/>
-    <w:p>
-      <w:pPr>
-        <w:pStyle w:val="Bibliography"/>
-      </w:pPr>
-      <w:r>
-        <w:t xml:space="preserve">[112]</w:t>
+    <w:bookmarkEnd w:id="250"/>
+    <w:bookmarkStart w:id="252" w:name="ref-Nowell_2024_evidence"/>
+    <w:p>
+      <w:pPr>
+        <w:pStyle w:val="Bibliography"/>
+      </w:pPr>
+      <w:r>
+        <w:t xml:space="preserve">[113]</w:t>
       </w:r>
       <w:r>
         <w:t xml:space="preserve"> </w:t>
@@ -9862,7 +10039,7 @@
       <w:r>
         <w:t xml:space="preserve"> </w:t>
       </w:r>
-      <w:hyperlink r:id="rId249">
+      <w:hyperlink r:id="rId251">
         <w:r>
           <w:rPr>
             <w:rStyle w:val="Hyperlink"/>
@@ -9874,14 +10051,14 @@
         <w:t xml:space="preserve">.</w:t>
       </w:r>
     </w:p>
-    <w:bookmarkEnd w:id="250"/>
-    <w:bookmarkStart w:id="252" w:name="ref-Horiuchi_Takakura_2019"/>
-    <w:p>
-      <w:pPr>
-        <w:pStyle w:val="Bibliography"/>
-      </w:pPr>
-      <w:r>
-        <w:t xml:space="preserve">[113]</w:t>
+    <w:bookmarkEnd w:id="252"/>
+    <w:bookmarkStart w:id="254" w:name="ref-Horiuchi_Takakura_2019"/>
+    <w:p>
+      <w:pPr>
+        <w:pStyle w:val="Bibliography"/>
+      </w:pPr>
+      <w:r>
+        <w:t xml:space="preserve">[114]</w:t>
       </w:r>
       <w:r>
         <w:t xml:space="preserve"> </w:t>
@@ -9934,7 +10111,7 @@
       <w:r>
         <w:t xml:space="preserve"> </w:t>
       </w:r>
-      <w:hyperlink r:id="rId251">
+      <w:hyperlink r:id="rId253">
         <w:r>
           <w:rPr>
             <w:rStyle w:val="Hyperlink"/>
@@ -9946,14 +10123,14 @@
         <w:t xml:space="preserve">.</w:t>
       </w:r>
     </w:p>
-    <w:bookmarkEnd w:id="252"/>
-    <w:bookmarkStart w:id="253" w:name="ref-Rogers_2013"/>
-    <w:p>
-      <w:pPr>
-        <w:pStyle w:val="Bibliography"/>
-      </w:pPr>
-      <w:r>
-        <w:t xml:space="preserve">[114]</w:t>
+    <w:bookmarkEnd w:id="254"/>
+    <w:bookmarkStart w:id="255" w:name="ref-Rogers_2013"/>
+    <w:p>
+      <w:pPr>
+        <w:pStyle w:val="Bibliography"/>
+      </w:pPr>
+      <w:r>
+        <w:t xml:space="preserve">[115]</w:t>
       </w:r>
       <w:r>
         <w:t xml:space="preserve"> </w:t>
@@ -9986,14 +10163,14 @@
         <w:t xml:space="preserve">, 35,000-27,000 BP: An analysis of marine shell ornament distribution. PhD thesis. University of Victoria, 2013.</w:t>
       </w:r>
     </w:p>
-    <w:bookmarkEnd w:id="253"/>
-    <w:bookmarkStart w:id="255" w:name="X94f875be1b7e5d23641daff5d53857bec24e739"/>
-    <w:p>
-      <w:pPr>
-        <w:pStyle w:val="Bibliography"/>
-      </w:pPr>
-      <w:r>
-        <w:t xml:space="preserve">[115]</w:t>
+    <w:bookmarkEnd w:id="255"/>
+    <w:bookmarkStart w:id="257" w:name="X94f875be1b7e5d23641daff5d53857bec24e739"/>
+    <w:p>
+      <w:pPr>
+        <w:pStyle w:val="Bibliography"/>
+      </w:pPr>
+      <w:r>
+        <w:t xml:space="preserve">[116]</w:t>
       </w:r>
       <w:r>
         <w:t xml:space="preserve"> </w:t>
@@ -10046,7 +10223,7 @@
       <w:r>
         <w:t xml:space="preserve">). Journal of Archaeological Science: Reports 2021;39:103118. https://doi.org/</w:t>
       </w:r>
-      <w:hyperlink r:id="rId254">
+      <w:hyperlink r:id="rId256">
         <w:r>
           <w:rPr>
             <w:rStyle w:val="Hyperlink"/>
@@ -10058,14 +10235,14 @@
         <w:t xml:space="preserve">.</w:t>
       </w:r>
     </w:p>
-    <w:bookmarkEnd w:id="255"/>
-    <w:bookmarkStart w:id="257" w:name="ref-Gamble_1982"/>
-    <w:p>
-      <w:pPr>
-        <w:pStyle w:val="Bibliography"/>
-      </w:pPr>
-      <w:r>
-        <w:t xml:space="preserve">[116]</w:t>
+    <w:bookmarkEnd w:id="257"/>
+    <w:bookmarkStart w:id="259" w:name="ref-Gamble_1982"/>
+    <w:p>
+      <w:pPr>
+        <w:pStyle w:val="Bibliography"/>
+      </w:pPr>
+      <w:r>
+        <w:t xml:space="preserve">[117]</w:t>
       </w:r>
       <w:r>
         <w:t xml:space="preserve"> </w:t>
@@ -10091,7 +10268,7 @@
       <w:r>
         <w:t xml:space="preserve"> </w:t>
       </w:r>
-      <w:hyperlink r:id="rId256">
+      <w:hyperlink r:id="rId258">
         <w:r>
           <w:rPr>
             <w:rStyle w:val="Hyperlink"/>
@@ -10103,14 +10280,14 @@
         <w:t xml:space="preserve">.</w:t>
       </w:r>
     </w:p>
-    <w:bookmarkEnd w:id="257"/>
-    <w:bookmarkStart w:id="259" w:name="Xba346573845225b1b1d5ef358e2fea0d893a789"/>
-    <w:p>
-      <w:pPr>
-        <w:pStyle w:val="Bibliography"/>
-      </w:pPr>
-      <w:r>
-        <w:t xml:space="preserve">[117]</w:t>
+    <w:bookmarkEnd w:id="259"/>
+    <w:bookmarkStart w:id="261" w:name="Xba346573845225b1b1d5ef358e2fea0d893a789"/>
+    <w:p>
+      <w:pPr>
+        <w:pStyle w:val="Bibliography"/>
+      </w:pPr>
+      <w:r>
+        <w:t xml:space="preserve">[118]</w:t>
       </w:r>
       <w:r>
         <w:t xml:space="preserve"> </w:t>
@@ -10145,7 +10322,7 @@
       <w:r>
         <w:t xml:space="preserve">transition rather than its product? Quaternary Science Reviews 2019;217:316–29. https://doi.org/</w:t>
       </w:r>
-      <w:hyperlink r:id="rId258">
+      <w:hyperlink r:id="rId260">
         <w:r>
           <w:rPr>
             <w:rStyle w:val="Hyperlink"/>
@@ -10157,14 +10334,14 @@
         <w:t xml:space="preserve">.</w:t>
       </w:r>
     </w:p>
-    <w:bookmarkEnd w:id="259"/>
-    <w:bookmarkStart w:id="261" w:name="ref-Creanza_Kolodny_Feldman_2017"/>
-    <w:p>
-      <w:pPr>
-        <w:pStyle w:val="Bibliography"/>
-      </w:pPr>
-      <w:r>
-        <w:t xml:space="preserve">[118]</w:t>
+    <w:bookmarkEnd w:id="261"/>
+    <w:bookmarkStart w:id="263" w:name="ref-Creanza_Kolodny_Feldman_2017"/>
+    <w:p>
+      <w:pPr>
+        <w:pStyle w:val="Bibliography"/>
+      </w:pPr>
+      <w:r>
+        <w:t xml:space="preserve">[119]</w:t>
       </w:r>
       <w:r>
         <w:t xml:space="preserve"> </w:t>
@@ -10178,7 +10355,7 @@
       <w:r>
         <w:t xml:space="preserve"> </w:t>
       </w:r>
-      <w:hyperlink r:id="rId260">
+      <w:hyperlink r:id="rId262">
         <w:r>
           <w:rPr>
             <w:rStyle w:val="Hyperlink"/>
@@ -10190,14 +10367,14 @@
         <w:t xml:space="preserve">.</w:t>
       </w:r>
     </w:p>
-    <w:bookmarkEnd w:id="261"/>
-    <w:bookmarkStart w:id="263" w:name="ref-Cullen_1996"/>
-    <w:p>
-      <w:pPr>
-        <w:pStyle w:val="Bibliography"/>
-      </w:pPr>
-      <w:r>
-        <w:t xml:space="preserve">[119]</w:t>
+    <w:bookmarkEnd w:id="263"/>
+    <w:bookmarkStart w:id="265" w:name="ref-Cullen_1996"/>
+    <w:p>
+      <w:pPr>
+        <w:pStyle w:val="Bibliography"/>
+      </w:pPr>
+      <w:r>
+        <w:t xml:space="preserve">[120]</w:t>
       </w:r>
       <w:r>
         <w:t xml:space="preserve"> </w:t>
@@ -10211,7 +10388,7 @@
       <w:r>
         <w:t xml:space="preserve"> </w:t>
       </w:r>
-      <w:hyperlink r:id="rId262">
+      <w:hyperlink r:id="rId264">
         <w:r>
           <w:rPr>
             <w:rStyle w:val="Hyperlink"/>
@@ -10223,14 +10400,14 @@
         <w:t xml:space="preserve">.</w:t>
       </w:r>
     </w:p>
-    <w:bookmarkEnd w:id="263"/>
-    <w:bookmarkStart w:id="265" w:name="ref-Hill_Wood_Baggio_Hurtado_Boyd_2014"/>
-    <w:p>
-      <w:pPr>
-        <w:pStyle w:val="Bibliography"/>
-      </w:pPr>
-      <w:r>
-        <w:t xml:space="preserve">[120]</w:t>
+    <w:bookmarkEnd w:id="265"/>
+    <w:bookmarkStart w:id="267" w:name="ref-Hill_Wood_Baggio_Hurtado_Boyd_2014"/>
+    <w:p>
+      <w:pPr>
+        <w:pStyle w:val="Bibliography"/>
+      </w:pPr>
+      <w:r>
+        <w:t xml:space="preserve">[121]</w:t>
       </w:r>
       <w:r>
         <w:t xml:space="preserve"> </w:t>
@@ -10244,7 +10421,7 @@
       <w:r>
         <w:t xml:space="preserve"> </w:t>
       </w:r>
-      <w:hyperlink r:id="rId264">
+      <w:hyperlink r:id="rId266">
         <w:r>
           <w:rPr>
             <w:rStyle w:val="Hyperlink"/>
@@ -10256,14 +10433,14 @@
         <w:t xml:space="preserve">.</w:t>
       </w:r>
     </w:p>
-    <w:bookmarkEnd w:id="265"/>
-    <w:bookmarkStart w:id="267" w:name="ref-Derex_Boyd_2016"/>
-    <w:p>
-      <w:pPr>
-        <w:pStyle w:val="Bibliography"/>
-      </w:pPr>
-      <w:r>
-        <w:t xml:space="preserve">[121]</w:t>
+    <w:bookmarkEnd w:id="267"/>
+    <w:bookmarkStart w:id="269" w:name="ref-Derex_Boyd_2016"/>
+    <w:p>
+      <w:pPr>
+        <w:pStyle w:val="Bibliography"/>
+      </w:pPr>
+      <w:r>
+        <w:t xml:space="preserve">[122]</w:t>
       </w:r>
       <w:r>
         <w:t xml:space="preserve"> </w:t>
@@ -10277,7 +10454,7 @@
       <w:r>
         <w:t xml:space="preserve"> </w:t>
       </w:r>
-      <w:hyperlink r:id="rId266">
+      <w:hyperlink r:id="rId268">
         <w:r>
           <w:rPr>
             <w:rStyle w:val="Hyperlink"/>
@@ -10289,14 +10466,14 @@
         <w:t xml:space="preserve">.</w:t>
       </w:r>
     </w:p>
-    <w:bookmarkEnd w:id="267"/>
-    <w:bookmarkStart w:id="269" w:name="ref-Gravel-Miguel_Coward_2023"/>
-    <w:p>
-      <w:pPr>
-        <w:pStyle w:val="Bibliography"/>
-      </w:pPr>
-      <w:r>
-        <w:t xml:space="preserve">[122]</w:t>
+    <w:bookmarkEnd w:id="269"/>
+    <w:bookmarkStart w:id="271" w:name="ref-Gravel-Miguel_Coward_2023"/>
+    <w:p>
+      <w:pPr>
+        <w:pStyle w:val="Bibliography"/>
+      </w:pPr>
+      <w:r>
+        <w:t xml:space="preserve">[123]</w:t>
       </w:r>
       <w:r>
         <w:t xml:space="preserve"> </w:t>
@@ -10322,7 +10499,7 @@
       <w:r>
         <w:t xml:space="preserve"> </w:t>
       </w:r>
-      <w:hyperlink r:id="rId268">
+      <w:hyperlink r:id="rId270">
         <w:r>
           <w:rPr>
             <w:rStyle w:val="Hyperlink"/>
@@ -10334,14 +10511,14 @@
         <w:t xml:space="preserve">.</w:t>
       </w:r>
     </w:p>
-    <w:bookmarkEnd w:id="269"/>
-    <w:bookmarkStart w:id="270" w:name="ref-Von_Petzinger_2009"/>
-    <w:p>
-      <w:pPr>
-        <w:pStyle w:val="Bibliography"/>
-      </w:pPr>
-      <w:r>
-        <w:t xml:space="preserve">[123]</w:t>
+    <w:bookmarkEnd w:id="271"/>
+    <w:bookmarkStart w:id="272" w:name="ref-Von_Petzinger_2009"/>
+    <w:p>
+      <w:pPr>
+        <w:pStyle w:val="Bibliography"/>
+      </w:pPr>
+      <w:r>
+        <w:t xml:space="preserve">[124]</w:t>
       </w:r>
       <w:r>
         <w:t xml:space="preserve"> </w:t>
@@ -10365,14 +10542,14 @@
         <w:t xml:space="preserve">parietal art. Master of Arts in Anthropology. University of Victoria, 2009.</w:t>
       </w:r>
     </w:p>
-    <w:bookmarkEnd w:id="270"/>
-    <w:bookmarkStart w:id="272" w:name="ref-Herskind2023"/>
-    <w:p>
-      <w:pPr>
-        <w:pStyle w:val="Bibliography"/>
-      </w:pPr>
-      <w:r>
-        <w:t xml:space="preserve">[124]</w:t>
+    <w:bookmarkEnd w:id="272"/>
+    <w:bookmarkStart w:id="274" w:name="ref-Herskind2023"/>
+    <w:p>
+      <w:pPr>
+        <w:pStyle w:val="Bibliography"/>
+      </w:pPr>
+      <w:r>
+        <w:t xml:space="preserve">[125]</w:t>
       </w:r>
       <w:r>
         <w:t xml:space="preserve"> </w:t>
@@ -10386,7 +10563,7 @@
       <w:r>
         <w:t xml:space="preserve"> </w:t>
       </w:r>
-      <w:hyperlink r:id="rId271">
+      <w:hyperlink r:id="rId273">
         <w:r>
           <w:rPr>
             <w:rStyle w:val="Hyperlink"/>
@@ -10398,14 +10575,14 @@
         <w:t xml:space="preserve">.</w:t>
       </w:r>
     </w:p>
-    <w:bookmarkEnd w:id="272"/>
-    <w:bookmarkStart w:id="274" w:name="X42e36537dda68556aeacf852410efd6ac3bb1ca"/>
-    <w:p>
-      <w:pPr>
-        <w:pStyle w:val="Bibliography"/>
-      </w:pPr>
-      <w:r>
-        <w:t xml:space="preserve">[125]</w:t>
+    <w:bookmarkEnd w:id="274"/>
+    <w:bookmarkStart w:id="276" w:name="X42e36537dda68556aeacf852410efd6ac3bb1ca"/>
+    <w:p>
+      <w:pPr>
+        <w:pStyle w:val="Bibliography"/>
+      </w:pPr>
+      <w:r>
+        <w:t xml:space="preserve">[126]</w:t>
       </w:r>
       <w:r>
         <w:t xml:space="preserve"> </w:t>
@@ -10419,7 +10596,7 @@
       <w:r>
         <w:t xml:space="preserve"> </w:t>
       </w:r>
-      <w:hyperlink r:id="rId273">
+      <w:hyperlink r:id="rId275">
         <w:r>
           <w:rPr>
             <w:rStyle w:val="Hyperlink"/>
@@ -10431,14 +10608,14 @@
         <w:t xml:space="preserve">.</w:t>
       </w:r>
     </w:p>
-    <w:bookmarkEnd w:id="274"/>
-    <w:bookmarkStart w:id="276" w:name="ref-Marwick2017"/>
-    <w:p>
-      <w:pPr>
-        <w:pStyle w:val="Bibliography"/>
-      </w:pPr>
-      <w:r>
-        <w:t xml:space="preserve">[126]</w:t>
+    <w:bookmarkEnd w:id="276"/>
+    <w:bookmarkStart w:id="278" w:name="ref-Marwick2017"/>
+    <w:p>
+      <w:pPr>
+        <w:pStyle w:val="Bibliography"/>
+      </w:pPr>
+      <w:r>
+        <w:t xml:space="preserve">[127]</w:t>
       </w:r>
       <w:r>
         <w:t xml:space="preserve"> </w:t>
@@ -10452,7 +10629,7 @@
       <w:r>
         <w:t xml:space="preserve"> </w:t>
       </w:r>
-      <w:hyperlink r:id="rId275">
+      <w:hyperlink r:id="rId277">
         <w:r>
           <w:rPr>
             <w:rStyle w:val="Hyperlink"/>
@@ -10464,14 +10641,14 @@
         <w:t xml:space="preserve">.</w:t>
       </w:r>
     </w:p>
-    <w:bookmarkEnd w:id="276"/>
-    <w:bookmarkStart w:id="278" w:name="ref-Marwick_2025"/>
-    <w:p>
-      <w:pPr>
-        <w:pStyle w:val="Bibliography"/>
-      </w:pPr>
-      <w:r>
-        <w:t xml:space="preserve">[127]</w:t>
+    <w:bookmarkEnd w:id="278"/>
+    <w:bookmarkStart w:id="280" w:name="ref-Marwick_2025"/>
+    <w:p>
+      <w:pPr>
+        <w:pStyle w:val="Bibliography"/>
+      </w:pPr>
+      <w:r>
+        <w:t xml:space="preserve">[128]</w:t>
       </w:r>
       <w:r>
         <w:t xml:space="preserve"> </w:t>
@@ -10485,7 +10662,7 @@
       <w:r>
         <w:t xml:space="preserve"> </w:t>
       </w:r>
-      <w:hyperlink r:id="rId277">
+      <w:hyperlink r:id="rId279">
         <w:r>
           <w:rPr>
             <w:rStyle w:val="Hyperlink"/>
@@ -10497,9 +10674,9 @@
         <w:t xml:space="preserve">.</w:t>
       </w:r>
     </w:p>
-    <w:bookmarkEnd w:id="278"/>
-    <w:bookmarkEnd w:id="279"/>
     <w:bookmarkEnd w:id="280"/>
+    <w:bookmarkEnd w:id="281"/>
+    <w:bookmarkEnd w:id="282"/>
     <w:sectPr>
       <w:pgSz w:h="15840" w:w="12240"/>
       <w:pgMar w:bottom="1440" w:footer="720" w:gutter="0" w:header="720" w:left="1440" w:right="1440" w:top="1440"/>
@@ -10904,7 +11081,7 @@
 </file>
 
 <file path=word/styles.xml><?xml version="1.0" encoding="utf-8"?>
-<w:styles xmlns:mc="http://schemas.openxmlformats.org/markup-compatibility/2006" xmlns:r="http://schemas.openxmlformats.org/officeDocument/2006/relationships" xmlns:w="http://schemas.openxmlformats.org/wordprocessingml/2006/main" xmlns:w14="http://schemas.microsoft.com/office/word/2010/wordml" xmlns:w15="http://schemas.microsoft.com/office/word/2012/wordml" xmlns:w16="http://schemas.microsoft.com/office/word/2018/wordml" xmlns:w16cex="http://schemas.microsoft.com/office/word/2018/wordml/cex" xmlns:w16cid="http://schemas.microsoft.com/office/word/2016/wordml/cid" xmlns:w16se="http://schemas.microsoft.com/office/word/2015/wordml/symex" mc:Ignorable="w14 w15 w16se w16cid w16 w16cex">
+<w:styles xmlns:mc="http://schemas.openxmlformats.org/markup-compatibility/2006" xmlns:w="http://schemas.openxmlformats.org/wordprocessingml/2006/main" mc:Ignorable="w14 w15 w16se w16cid w16 w16cex">
   <w:docDefaults>
     <w:rPrDefault>
       <w:rPr>
@@ -11979,6 +12156,10 @@
     <w:basedOn w:val="DefaultParagraphFont"/>
     <w:rsid w:val="00014752"/>
   </w:style>
+  <w:style w:customStyle="1" w:styleId="Table" w:type="table">
+    <w:tblPr/>
+    <w:name w:val="Table"/>
+  </w:style>
 </w:styles>
 </file>
 

--- a/paper/paper.docx
+++ b/paper/paper.docx
@@ -179,7 +179,7 @@
         <w:t xml:space="preserve"> </w:t>
       </w:r>
       <w:r>
-        <w:t xml:space="preserve">5,</w:t>
+        <w:t xml:space="preserve">6,</w:t>
       </w:r>
       <w:r>
         <w:t xml:space="preserve"> </w:t>
@@ -190,84 +190,70 @@
     </w:p>
     <w:p>
       <w:pPr>
-        <w:pStyle w:val="AbstractTitle"/>
-      </w:pPr>
-      <w:r>
-        <w:t xml:space="preserve">Abstract</w:t>
-      </w:r>
-    </w:p>
-    <w:p>
-      <w:pPr>
-        <w:pStyle w:val="Abstract"/>
-      </w:pPr>
-      <w:r>
-        <w:t xml:space="preserve">The</w:t>
-      </w:r>
-      <w:r>
-        <w:t xml:space="preserve"> </w:t>
-      </w:r>
-      <w:r>
-        <w:t xml:space="preserve">Aurignacian</w:t>
-      </w:r>
-      <w:r>
-        <w:t xml:space="preserve"> </w:t>
-      </w:r>
-      <w:r>
-        <w:t xml:space="preserve">technocomplex</w:t>
-      </w:r>
-      <w:r>
-        <w:t xml:space="preserve"> </w:t>
-      </w:r>
-      <w:r>
-        <w:t xml:space="preserve">(ca.</w:t>
-      </w:r>
-      <w:r>
-        <w:t xml:space="preserve"> </w:t>
-      </w:r>
-      <w:r>
-        <w:t xml:space="preserve">43–30</w:t>
-      </w:r>
-      <w:r>
-        <w:t xml:space="preserve"> </w:t>
-      </w:r>
-      <w:r>
-        <w:t xml:space="preserve">ka</w:t>
-      </w:r>
-      <w:r>
-        <w:t xml:space="preserve"> </w:t>
-      </w:r>
-      <w:r>
-        <w:t xml:space="preserve">BP)</w:t>
-      </w:r>
-      <w:r>
-        <w:t xml:space="preserve"> </w:t>
-      </w:r>
-      <w:r>
-        <w:t xml:space="preserve">marks</w:t>
-      </w:r>
-      <w:r>
-        <w:t xml:space="preserve"> </w:t>
-      </w:r>
-      <w:r>
-        <w:t xml:space="preserve">a</w:t>
-      </w:r>
-      <w:r>
-        <w:t xml:space="preserve"> </w:t>
-      </w:r>
-      <w:r>
-        <w:t xml:space="preserve">pivotal</w:t>
-      </w:r>
-      <w:r>
-        <w:t xml:space="preserve"> </w:t>
-      </w:r>
-      <w:r>
-        <w:t xml:space="preserve">expansion</w:t>
-      </w:r>
-      <w:r>
-        <w:t xml:space="preserve"> </w:t>
-      </w:r>
-      <w:r>
-        <w:t xml:space="preserve">of</w:t>
+        <w:pStyle w:val="FirstParagraph"/>
+      </w:pPr>
+      <w:r>
+        <w:rPr>
+          <w:vertAlign w:val="superscript"/>
+        </w:rPr>
+        <w:t xml:space="preserve">1</w:t>
+      </w:r>
+      <w:r>
+        <w:t xml:space="preserve"> </w:t>
+      </w:r>
+      <w:r>
+        <w:t xml:space="preserve">Department of Anthropology, University of Washington, Seattle, USA</w:t>
+      </w:r>
+      <w:r>
+        <w:br/>
+      </w:r>
+      <w:r>
+        <w:rPr>
+          <w:vertAlign w:val="superscript"/>
+        </w:rPr>
+        <w:t xml:space="preserve">2</w:t>
+      </w:r>
+      <w:r>
+        <w:t xml:space="preserve"> </w:t>
+      </w:r>
+      <w:r>
+        <w:t xml:space="preserve">Scientific Computing and Imaging Institute, University of Utah, Salt Lake City, USA</w:t>
+      </w:r>
+    </w:p>
+    <w:p>
+      <w:pPr>
+        <w:pStyle w:val="BodyText"/>
+      </w:pPr>
+      <w:r>
+        <w:rPr>
+          <w:vertAlign w:val="superscript"/>
+        </w:rPr>
+        <w:t xml:space="preserve">✉</w:t>
+      </w:r>
+      <w:r>
+        <w:t xml:space="preserve"> </w:t>
+      </w:r>
+      <w:r>
+        <w:t xml:space="preserve">Correspondence:</w:t>
+      </w:r>
+      <w:r>
+        <w:t xml:space="preserve"> </w:t>
+      </w:r>
+      <w:hyperlink r:id="rId20">
+        <w:r>
+          <w:rPr>
+            <w:rStyle w:val="Hyperlink"/>
+          </w:rPr>
+          <w:t xml:space="preserve">Ben Marwick &lt;bmarwick@uw.edu&gt;</w:t>
+        </w:r>
+      </w:hyperlink>
+    </w:p>
+    <w:p>
+      <w:pPr>
+        <w:pStyle w:val="BodyText"/>
+      </w:pPr>
+      <w:r>
+        <w:t xml:space="preserve">Abstract: The Aurignacian technocomplex (ca. 43–30 ka BP) marks a pivotal expansion of</w:t>
       </w:r>
       <w:r>
         <w:t xml:space="preserve"> </w:t>
@@ -277,1766 +263,25 @@
           <w:iCs/>
           <w:i/>
         </w:rPr>
-        <w:t xml:space="preserve">Homo</w:t>
-      </w:r>
-      <w:r>
-        <w:rPr>
-          <w:iCs/>
-          <w:i/>
-        </w:rPr>
-        <w:t xml:space="preserve"> </w:t>
-      </w:r>
-      <w:r>
-        <w:rPr>
-          <w:iCs/>
-          <w:i/>
-        </w:rPr>
-        <w:t xml:space="preserve">sapiens</w:t>
-      </w:r>
-      <w:r>
-        <w:t xml:space="preserve"> </w:t>
-      </w:r>
-      <w:r>
-        <w:t xml:space="preserve">into</w:t>
-      </w:r>
-      <w:r>
-        <w:t xml:space="preserve"> </w:t>
-      </w:r>
-      <w:r>
-        <w:t xml:space="preserve">Western</w:t>
-      </w:r>
-      <w:r>
-        <w:t xml:space="preserve"> </w:t>
-      </w:r>
-      <w:r>
-        <w:t xml:space="preserve">Eurasia,</w:t>
-      </w:r>
-      <w:r>
-        <w:t xml:space="preserve"> </w:t>
-      </w:r>
-      <w:r>
-        <w:t xml:space="preserve">yet</w:t>
-      </w:r>
-      <w:r>
-        <w:t xml:space="preserve"> </w:t>
-      </w:r>
-      <w:r>
-        <w:t xml:space="preserve">the</w:t>
-      </w:r>
-      <w:r>
-        <w:t xml:space="preserve"> </w:t>
-      </w:r>
-      <w:r>
-        <w:t xml:space="preserve">evolution</w:t>
-      </w:r>
-      <w:r>
-        <w:t xml:space="preserve"> </w:t>
-      </w:r>
-      <w:r>
-        <w:t xml:space="preserve">of</w:t>
-      </w:r>
-      <w:r>
-        <w:t xml:space="preserve"> </w:t>
-      </w:r>
-      <w:r>
-        <w:t xml:space="preserve">social</w:t>
-      </w:r>
-      <w:r>
-        <w:t xml:space="preserve"> </w:t>
-      </w:r>
-      <w:r>
-        <w:t xml:space="preserve">organization</w:t>
-      </w:r>
-      <w:r>
-        <w:t xml:space="preserve"> </w:t>
-      </w:r>
-      <w:r>
-        <w:t xml:space="preserve">during</w:t>
-      </w:r>
-      <w:r>
-        <w:t xml:space="preserve"> </w:t>
-      </w:r>
-      <w:r>
-        <w:t xml:space="preserve">this</w:t>
-      </w:r>
-      <w:r>
-        <w:t xml:space="preserve"> </w:t>
-      </w:r>
-      <w:r>
-        <w:t xml:space="preserve">transition</w:t>
-      </w:r>
-      <w:r>
-        <w:t xml:space="preserve"> </w:t>
-      </w:r>
-      <w:r>
-        <w:t xml:space="preserve">remains</w:t>
-      </w:r>
-      <w:r>
-        <w:t xml:space="preserve"> </w:t>
-      </w:r>
-      <w:r>
-        <w:t xml:space="preserve">debated.</w:t>
-      </w:r>
-      <w:r>
-        <w:t xml:space="preserve"> </w:t>
-      </w:r>
-      <w:r>
-        <w:t xml:space="preserve">Here</w:t>
-      </w:r>
-      <w:r>
-        <w:t xml:space="preserve"> </w:t>
-      </w:r>
-      <w:r>
-        <w:t xml:space="preserve">we</w:t>
-      </w:r>
-      <w:r>
-        <w:t xml:space="preserve"> </w:t>
-      </w:r>
-      <w:r>
-        <w:t xml:space="preserve">investigate</w:t>
-      </w:r>
-      <w:r>
-        <w:t xml:space="preserve"> </w:t>
-      </w:r>
-      <w:r>
-        <w:t xml:space="preserve">social</w:t>
-      </w:r>
-      <w:r>
-        <w:t xml:space="preserve"> </w:t>
-      </w:r>
-      <w:r>
-        <w:t xml:space="preserve">dynamics</w:t>
-      </w:r>
-      <w:r>
-        <w:t xml:space="preserve"> </w:t>
-      </w:r>
-      <w:r>
-        <w:t xml:space="preserve">through</w:t>
-      </w:r>
-      <w:r>
-        <w:t xml:space="preserve"> </w:t>
-      </w:r>
-      <w:r>
-        <w:t xml:space="preserve">the</w:t>
-      </w:r>
-      <w:r>
-        <w:t xml:space="preserve"> </w:t>
-      </w:r>
-      <w:r>
-        <w:t xml:space="preserve">analysis</w:t>
-      </w:r>
-      <w:r>
-        <w:t xml:space="preserve"> </w:t>
-      </w:r>
-      <w:r>
-        <w:t xml:space="preserve">of</w:t>
-      </w:r>
-      <w:r>
-        <w:t xml:space="preserve"> </w:t>
-      </w:r>
-      <w:r>
-        <w:t xml:space="preserve">geometric</w:t>
-      </w:r>
-      <w:r>
-        <w:t xml:space="preserve"> </w:t>
-      </w:r>
-      <w:r>
-        <w:t xml:space="preserve">signs</w:t>
-      </w:r>
-      <w:r>
-        <w:t xml:space="preserve"> </w:t>
-      </w:r>
-      <w:r>
-        <w:t xml:space="preserve">on</w:t>
-      </w:r>
-      <w:r>
-        <w:t xml:space="preserve"> </w:t>
-      </w:r>
-      <w:r>
-        <w:t xml:space="preserve">mobile</w:t>
-      </w:r>
-      <w:r>
-        <w:t xml:space="preserve"> </w:t>
-      </w:r>
-      <w:r>
-        <w:t xml:space="preserve">objects</w:t>
-      </w:r>
-      <w:r>
-        <w:t xml:space="preserve"> </w:t>
-      </w:r>
-      <w:r>
-        <w:t xml:space="preserve">within</w:t>
-      </w:r>
-      <w:r>
-        <w:t xml:space="preserve"> </w:t>
-      </w:r>
-      <w:r>
-        <w:t xml:space="preserve">a</w:t>
-      </w:r>
-      <w:r>
-        <w:t xml:space="preserve"> </w:t>
-      </w:r>
-      <w:r>
-        <w:t xml:space="preserve">two-phase</w:t>
-      </w:r>
-      <w:r>
-        <w:t xml:space="preserve"> </w:t>
-      </w:r>
-      <w:r>
-        <w:t xml:space="preserve">framework</w:t>
-      </w:r>
-      <w:r>
-        <w:t xml:space="preserve"> </w:t>
-      </w:r>
-      <w:r>
-        <w:t xml:space="preserve">(Aur-P1/Aur-P2;</w:t>
-      </w:r>
-      <w:r>
-        <w:t xml:space="preserve"> </w:t>
-      </w:r>
-      <w:r>
-        <w:t xml:space="preserve">Shao</w:t>
-      </w:r>
-      <w:r>
-        <w:t xml:space="preserve"> </w:t>
-      </w:r>
-      <w:r>
-        <w:t xml:space="preserve">et</w:t>
-      </w:r>
-      <w:r>
-        <w:t xml:space="preserve"> </w:t>
-      </w:r>
-      <w:r>
-        <w:t xml:space="preserve">al. 2021)</w:t>
-      </w:r>
-      <w:r>
-        <w:t xml:space="preserve"> </w:t>
-      </w:r>
-      <w:r>
-        <w:t xml:space="preserve">that</w:t>
-      </w:r>
-      <w:r>
-        <w:t xml:space="preserve"> </w:t>
-      </w:r>
-      <w:r>
-        <w:t xml:space="preserve">respects</w:t>
-      </w:r>
-      <w:r>
-        <w:t xml:space="preserve"> </w:t>
-      </w:r>
-      <w:r>
-        <w:t xml:space="preserve">specialist</w:t>
-      </w:r>
-      <w:r>
-        <w:t xml:space="preserve"> </w:t>
-      </w:r>
-      <w:r>
-        <w:t xml:space="preserve">technological</w:t>
-      </w:r>
-      <w:r>
-        <w:t xml:space="preserve"> </w:t>
-      </w:r>
-      <w:r>
-        <w:t xml:space="preserve">attributions</w:t>
-      </w:r>
-      <w:r>
-        <w:t xml:space="preserve"> </w:t>
-      </w:r>
-      <w:r>
-        <w:t xml:space="preserve">in</w:t>
-      </w:r>
-      <w:r>
-        <w:t xml:space="preserve"> </w:t>
-      </w:r>
-      <w:r>
-        <w:t xml:space="preserve">site</w:t>
-      </w:r>
-      <w:r>
-        <w:t xml:space="preserve"> </w:t>
-      </w:r>
-      <w:r>
-        <w:t xml:space="preserve">assignment.</w:t>
-      </w:r>
-      <w:r>
-        <w:t xml:space="preserve"> </w:t>
-      </w:r>
-      <w:r>
-        <w:t xml:space="preserve">Using</w:t>
-      </w:r>
-      <w:r>
-        <w:t xml:space="preserve"> </w:t>
-      </w:r>
-      <w:r>
-        <w:t xml:space="preserve">seriation</w:t>
-      </w:r>
-      <w:r>
-        <w:t xml:space="preserve"> </w:t>
-      </w:r>
-      <w:r>
-        <w:t xml:space="preserve">and</w:t>
-      </w:r>
-      <w:r>
-        <w:t xml:space="preserve"> </w:t>
-      </w:r>
-      <w:r>
-        <w:t xml:space="preserve">network</w:t>
-      </w:r>
-      <w:r>
-        <w:t xml:space="preserve"> </w:t>
-      </w:r>
-      <w:r>
-        <w:t xml:space="preserve">analysis,</w:t>
-      </w:r>
-      <w:r>
-        <w:t xml:space="preserve"> </w:t>
-      </w:r>
-      <w:r>
-        <w:t xml:space="preserve">we</w:t>
-      </w:r>
-      <w:r>
-        <w:t xml:space="preserve"> </w:t>
-      </w:r>
-      <w:r>
-        <w:t xml:space="preserve">examine</w:t>
-      </w:r>
-      <w:r>
-        <w:t xml:space="preserve"> </w:t>
-      </w:r>
-      <w:r>
-        <w:t xml:space="preserve">whether</w:t>
-      </w:r>
-      <w:r>
-        <w:t xml:space="preserve"> </w:t>
-      </w:r>
-      <w:r>
-        <w:t xml:space="preserve">sign</w:t>
-      </w:r>
-      <w:r>
-        <w:t xml:space="preserve"> </w:t>
-      </w:r>
-      <w:r>
-        <w:t xml:space="preserve">distribution</w:t>
-      </w:r>
-      <w:r>
-        <w:t xml:space="preserve"> </w:t>
-      </w:r>
-      <w:r>
-        <w:t xml:space="preserve">reflects</w:t>
-      </w:r>
-      <w:r>
-        <w:t xml:space="preserve"> </w:t>
-      </w:r>
-      <w:r>
-        <w:t xml:space="preserve">cultural</w:t>
-      </w:r>
-      <w:r>
-        <w:t xml:space="preserve"> </w:t>
-      </w:r>
-      <w:r>
-        <w:t xml:space="preserve">grouping</w:t>
-      </w:r>
-      <w:r>
-        <w:t xml:space="preserve"> </w:t>
-      </w:r>
-      <w:r>
-        <w:t xml:space="preserve">within</w:t>
-      </w:r>
-      <w:r>
-        <w:t xml:space="preserve"> </w:t>
-      </w:r>
-      <w:r>
-        <w:t xml:space="preserve">each</w:t>
-      </w:r>
-      <w:r>
-        <w:t xml:space="preserve"> </w:t>
-      </w:r>
-      <w:r>
-        <w:t xml:space="preserve">phase,</w:t>
-      </w:r>
-      <w:r>
-        <w:t xml:space="preserve"> </w:t>
-      </w:r>
-      <w:r>
-        <w:t xml:space="preserve">and</w:t>
-      </w:r>
-      <w:r>
-        <w:t xml:space="preserve"> </w:t>
-      </w:r>
-      <w:r>
-        <w:t xml:space="preserve">whether</w:t>
-      </w:r>
-      <w:r>
-        <w:t xml:space="preserve"> </w:t>
-      </w:r>
-      <w:r>
-        <w:t xml:space="preserve">the</w:t>
-      </w:r>
-      <w:r>
-        <w:t xml:space="preserve"> </w:t>
-      </w:r>
-      <w:r>
-        <w:t xml:space="preserve">sign-sharing</w:t>
-      </w:r>
-      <w:r>
-        <w:t xml:space="preserve"> </w:t>
-      </w:r>
-      <w:r>
-        <w:t xml:space="preserve">network</w:t>
-      </w:r>
-      <w:r>
-        <w:t xml:space="preserve"> </w:t>
-      </w:r>
-      <w:r>
-        <w:t xml:space="preserve">differs</w:t>
-      </w:r>
-      <w:r>
-        <w:t xml:space="preserve"> </w:t>
-      </w:r>
-      <w:r>
-        <w:t xml:space="preserve">between</w:t>
-      </w:r>
-      <w:r>
-        <w:t xml:space="preserve"> </w:t>
-      </w:r>
-      <w:r>
-        <w:t xml:space="preserve">the</w:t>
-      </w:r>
-      <w:r>
-        <w:t xml:space="preserve"> </w:t>
-      </w:r>
-      <w:r>
-        <w:t xml:space="preserve">early</w:t>
-      </w:r>
-      <w:r>
-        <w:t xml:space="preserve"> </w:t>
-      </w:r>
-      <w:r>
-        <w:t xml:space="preserve">and</w:t>
-      </w:r>
-      <w:r>
-        <w:t xml:space="preserve"> </w:t>
-      </w:r>
-      <w:r>
-        <w:t xml:space="preserve">late</w:t>
-      </w:r>
-      <w:r>
-        <w:t xml:space="preserve"> </w:t>
-      </w:r>
-      <w:r>
-        <w:t xml:space="preserve">Aurignacian.</w:t>
-      </w:r>
-      <w:r>
-        <w:t xml:space="preserve"> </w:t>
-      </w:r>
-      <w:r>
-        <w:t xml:space="preserve">Within</w:t>
-      </w:r>
-      <w:r>
-        <w:t xml:space="preserve"> </w:t>
-      </w:r>
-      <w:r>
-        <w:t xml:space="preserve">the</w:t>
-      </w:r>
-      <w:r>
-        <w:t xml:space="preserve"> </w:t>
-      </w:r>
-      <w:r>
-        <w:t xml:space="preserve">early</w:t>
-      </w:r>
-      <w:r>
-        <w:t xml:space="preserve"> </w:t>
-      </w:r>
-      <w:r>
-        <w:t xml:space="preserve">phase</w:t>
-      </w:r>
-      <w:r>
-        <w:t xml:space="preserve"> </w:t>
-      </w:r>
-      <w:r>
-        <w:t xml:space="preserve">(Aur-P1;</w:t>
-      </w:r>
-      <w:r>
-        <w:t xml:space="preserve"> </w:t>
-      </w:r>
-      <w:r>
-        <w:t xml:space="preserve">20</w:t>
-      </w:r>
-      <w:r>
-        <w:t xml:space="preserve"> </w:t>
-      </w:r>
-      <w:r>
-        <w:t xml:space="preserve">sites)</w:t>
-      </w:r>
-      <w:r>
-        <w:t xml:space="preserve"> </w:t>
-      </w:r>
-      <w:r>
-        <w:t xml:space="preserve">we</w:t>
-      </w:r>
-      <w:r>
-        <w:t xml:space="preserve"> </w:t>
-      </w:r>
-      <w:r>
-        <w:t xml:space="preserve">identify</w:t>
-      </w:r>
-      <w:r>
-        <w:t xml:space="preserve"> </w:t>
-      </w:r>
-      <w:r>
-        <w:t xml:space="preserve">a</w:t>
-      </w:r>
-      <w:r>
-        <w:t xml:space="preserve"> </w:t>
-      </w:r>
-      <w:r>
-        <w:t xml:space="preserve">robust</w:t>
-      </w:r>
-      <w:r>
-        <w:t xml:space="preserve"> </w:t>
-      </w:r>
-      <w:r>
-        <w:t xml:space="preserve">two-group</w:t>
-      </w:r>
-      <w:r>
-        <w:t xml:space="preserve"> </w:t>
-      </w:r>
-      <w:r>
-        <w:t xml:space="preserve">structure</w:t>
-      </w:r>
-      <w:r>
-        <w:t xml:space="preserve"> </w:t>
-      </w:r>
-      <w:r>
-        <w:t xml:space="preserve">of</w:t>
-      </w:r>
-      <w:r>
-        <w:t xml:space="preserve"> </w:t>
-      </w:r>
-      <w:r>
-        <w:t xml:space="preserve">restricted</w:t>
-      </w:r>
-      <w:r>
-        <w:t xml:space="preserve"> </w:t>
-      </w:r>
-      <w:r>
-        <w:t xml:space="preserve">versus</w:t>
-      </w:r>
-      <w:r>
-        <w:t xml:space="preserve"> </w:t>
-      </w:r>
-      <w:r>
-        <w:t xml:space="preserve">broad</w:t>
-      </w:r>
-      <w:r>
-        <w:t xml:space="preserve"> </w:t>
-      </w:r>
-      <w:r>
-        <w:t xml:space="preserve">geometric-sign</w:t>
-      </w:r>
-      <w:r>
-        <w:t xml:space="preserve"> </w:t>
-      </w:r>
-      <w:r>
-        <w:t xml:space="preserve">repertoires</w:t>
-      </w:r>
-      <w:r>
-        <w:t xml:space="preserve"> </w:t>
-      </w:r>
-      <w:r>
-        <w:t xml:space="preserve">that</w:t>
-      </w:r>
-      <w:r>
-        <w:t xml:space="preserve"> </w:t>
-      </w:r>
-      <w:r>
-        <w:t xml:space="preserve">is</w:t>
-      </w:r>
-      <w:r>
-        <w:t xml:space="preserve"> </w:t>
-      </w:r>
-      <w:r>
-        <w:t xml:space="preserve">stable</w:t>
-      </w:r>
-      <w:r>
-        <w:t xml:space="preserve"> </w:t>
-      </w:r>
-      <w:r>
-        <w:t xml:space="preserve">under</w:t>
-      </w:r>
-      <w:r>
-        <w:t xml:space="preserve"> </w:t>
-      </w:r>
-      <w:r>
-        <w:t xml:space="preserve">bootstrap</w:t>
-      </w:r>
-      <w:r>
-        <w:t xml:space="preserve"> </w:t>
-      </w:r>
-      <w:r>
-        <w:t xml:space="preserve">resampling</w:t>
-      </w:r>
-      <w:r>
-        <w:t xml:space="preserve"> </w:t>
-      </w:r>
-      <w:r>
-        <w:t xml:space="preserve">and</w:t>
-      </w:r>
-      <w:r>
-        <w:t xml:space="preserve"> </w:t>
-      </w:r>
-      <w:r>
-        <w:t xml:space="preserve">largely</w:t>
-      </w:r>
-      <w:r>
-        <w:t xml:space="preserve"> </w:t>
-      </w:r>
-      <w:r>
-        <w:t xml:space="preserve">recovered</w:t>
-      </w:r>
-      <w:r>
-        <w:t xml:space="preserve"> </w:t>
-      </w:r>
-      <w:r>
-        <w:t xml:space="preserve">by</w:t>
-      </w:r>
-      <w:r>
-        <w:t xml:space="preserve"> </w:t>
-      </w:r>
-      <w:r>
-        <w:t xml:space="preserve">an</w:t>
-      </w:r>
-      <w:r>
-        <w:t xml:space="preserve"> </w:t>
-      </w:r>
-      <w:r>
-        <w:t xml:space="preserve">independent</w:t>
-      </w:r>
-      <w:r>
-        <w:t xml:space="preserve"> </w:t>
-      </w:r>
-      <w:r>
-        <w:t xml:space="preserve">stochastic</w:t>
-      </w:r>
-      <w:r>
-        <w:t xml:space="preserve"> </w:t>
-      </w:r>
-      <w:r>
-        <w:t xml:space="preserve">block</w:t>
-      </w:r>
-      <w:r>
-        <w:t xml:space="preserve"> </w:t>
-      </w:r>
-      <w:r>
-        <w:t xml:space="preserve">model.</w:t>
-      </w:r>
-      <w:r>
-        <w:t xml:space="preserve"> </w:t>
-      </w:r>
-      <w:r>
-        <w:t xml:space="preserve">The</w:t>
-      </w:r>
-      <w:r>
-        <w:t xml:space="preserve"> </w:t>
-      </w:r>
-      <w:r>
-        <w:t xml:space="preserve">small</w:t>
-      </w:r>
-      <w:r>
-        <w:t xml:space="preserve"> </w:t>
-      </w:r>
-      <w:r>
-        <w:t xml:space="preserve">late</w:t>
-      </w:r>
-      <w:r>
-        <w:t xml:space="preserve"> </w:t>
-      </w:r>
-      <w:r>
-        <w:t xml:space="preserve">phase</w:t>
-      </w:r>
-      <w:r>
-        <w:t xml:space="preserve"> </w:t>
-      </w:r>
-      <w:r>
-        <w:t xml:space="preserve">(Aur-P2;</w:t>
-      </w:r>
-      <w:r>
-        <w:t xml:space="preserve"> </w:t>
-      </w:r>
-      <w:r>
-        <w:t xml:space="preserve">9</w:t>
-      </w:r>
-      <w:r>
-        <w:t xml:space="preserve"> </w:t>
-      </w:r>
-      <w:r>
-        <w:t xml:space="preserve">sites)</w:t>
-      </w:r>
-      <w:r>
-        <w:t xml:space="preserve"> </w:t>
-      </w:r>
-      <w:r>
-        <w:t xml:space="preserve">shows</w:t>
-      </w:r>
-      <w:r>
-        <w:t xml:space="preserve"> </w:t>
-      </w:r>
-      <w:r>
-        <w:t xml:space="preserve">a</w:t>
-      </w:r>
-      <w:r>
-        <w:t xml:space="preserve"> </w:t>
-      </w:r>
-      <w:r>
-        <w:t xml:space="preserve">weaker,</w:t>
-      </w:r>
-      <w:r>
-        <w:t xml:space="preserve"> </w:t>
-      </w:r>
-      <w:r>
-        <w:t xml:space="preserve">less</w:t>
-      </w:r>
-      <w:r>
-        <w:t xml:space="preserve"> </w:t>
-      </w:r>
-      <w:r>
-        <w:t xml:space="preserve">resolved</w:t>
-      </w:r>
-      <w:r>
-        <w:t xml:space="preserve"> </w:t>
-      </w:r>
-      <w:r>
-        <w:t xml:space="preserve">structure.</w:t>
-      </w:r>
-      <w:r>
-        <w:t xml:space="preserve"> </w:t>
-      </w:r>
-      <w:r>
-        <w:t xml:space="preserve">The</w:t>
-      </w:r>
-      <w:r>
-        <w:t xml:space="preserve"> </w:t>
-      </w:r>
-      <w:r>
-        <w:t xml:space="preserve">early</w:t>
-      </w:r>
-      <w:r>
-        <w:t xml:space="preserve"> </w:t>
-      </w:r>
-      <w:r>
-        <w:t xml:space="preserve">phase</w:t>
-      </w:r>
-      <w:r>
-        <w:t xml:space="preserve"> </w:t>
-      </w:r>
-      <w:r>
-        <w:t xml:space="preserve">supports</w:t>
-      </w:r>
-      <w:r>
-        <w:t xml:space="preserve"> </w:t>
-      </w:r>
-      <w:r>
-        <w:t xml:space="preserve">a</w:t>
-      </w:r>
-      <w:r>
-        <w:t xml:space="preserve"> </w:t>
-      </w:r>
-      <w:r>
-        <w:t xml:space="preserve">larger</w:t>
-      </w:r>
-      <w:r>
-        <w:t xml:space="preserve"> </w:t>
-      </w:r>
-      <w:r>
-        <w:t xml:space="preserve">network</w:t>
-      </w:r>
-      <w:r>
-        <w:t xml:space="preserve"> </w:t>
-      </w:r>
-      <w:r>
-        <w:t xml:space="preserve">centred</w:t>
-      </w:r>
-      <w:r>
-        <w:t xml:space="preserve"> </w:t>
-      </w:r>
-      <w:r>
-        <w:t xml:space="preserve">on</w:t>
-      </w:r>
-      <w:r>
-        <w:t xml:space="preserve"> </w:t>
-      </w:r>
-      <w:r>
-        <w:t xml:space="preserve">key</w:t>
-      </w:r>
-      <w:r>
-        <w:t xml:space="preserve"> </w:t>
-      </w:r>
-      <w:r>
-        <w:t xml:space="preserve">sites,</w:t>
-      </w:r>
-      <w:r>
-        <w:t xml:space="preserve"> </w:t>
-      </w:r>
-      <w:r>
-        <w:t xml:space="preserve">but</w:t>
-      </w:r>
-      <w:r>
-        <w:t xml:space="preserve"> </w:t>
-      </w:r>
-      <w:r>
-        <w:t xml:space="preserve">once</w:t>
-      </w:r>
-      <w:r>
-        <w:t xml:space="preserve"> </w:t>
-      </w:r>
-      <w:r>
-        <w:t xml:space="preserve">network</w:t>
-      </w:r>
-      <w:r>
-        <w:t xml:space="preserve"> </w:t>
-      </w:r>
-      <w:r>
-        <w:t xml:space="preserve">size</w:t>
-      </w:r>
-      <w:r>
-        <w:t xml:space="preserve"> </w:t>
-      </w:r>
-      <w:r>
-        <w:t xml:space="preserve">is</w:t>
-      </w:r>
-      <w:r>
-        <w:t xml:space="preserve"> </w:t>
-      </w:r>
-      <w:r>
-        <w:t xml:space="preserve">taken</w:t>
-      </w:r>
-      <w:r>
-        <w:t xml:space="preserve"> </w:t>
-      </w:r>
-      <w:r>
-        <w:t xml:space="preserve">into</w:t>
-      </w:r>
-      <w:r>
-        <w:t xml:space="preserve"> </w:t>
-      </w:r>
-      <w:r>
-        <w:t xml:space="preserve">account</w:t>
-      </w:r>
-      <w:r>
-        <w:t xml:space="preserve"> </w:t>
-      </w:r>
-      <w:r>
-        <w:t xml:space="preserve">the</w:t>
-      </w:r>
-      <w:r>
-        <w:t xml:space="preserve"> </w:t>
-      </w:r>
-      <w:r>
-        <w:t xml:space="preserve">late</w:t>
-      </w:r>
-      <w:r>
-        <w:t xml:space="preserve"> </w:t>
-      </w:r>
-      <w:r>
-        <w:t xml:space="preserve">phase</w:t>
-      </w:r>
-      <w:r>
-        <w:t xml:space="preserve"> </w:t>
-      </w:r>
-      <w:r>
-        <w:t xml:space="preserve">shows</w:t>
-      </w:r>
-      <w:r>
-        <w:t xml:space="preserve"> </w:t>
-      </w:r>
-      <w:r>
-        <w:t xml:space="preserve">higher</w:t>
-      </w:r>
-      <w:r>
-        <w:t xml:space="preserve"> </w:t>
-      </w:r>
-      <w:r>
-        <w:t xml:space="preserve">edge</w:t>
-      </w:r>
-      <w:r>
-        <w:t xml:space="preserve"> </w:t>
-      </w:r>
-      <w:r>
-        <w:t xml:space="preserve">density,</w:t>
-      </w:r>
-      <w:r>
-        <w:t xml:space="preserve"> </w:t>
-      </w:r>
-      <w:r>
-        <w:t xml:space="preserve">and</w:t>
-      </w:r>
-      <w:r>
-        <w:t xml:space="preserve"> </w:t>
-      </w:r>
-      <w:r>
-        <w:t xml:space="preserve">formal</w:t>
-      </w:r>
-      <w:r>
-        <w:t xml:space="preserve"> </w:t>
-      </w:r>
-      <w:r>
-        <w:t xml:space="preserve">permutation</w:t>
-      </w:r>
-      <w:r>
-        <w:t xml:space="preserve"> </w:t>
-      </w:r>
-      <w:r>
-        <w:t xml:space="preserve">tests</w:t>
-      </w:r>
-      <w:r>
-        <w:t xml:space="preserve"> </w:t>
-      </w:r>
-      <w:r>
-        <w:t xml:space="preserve">indicate</w:t>
-      </w:r>
-      <w:r>
-        <w:t xml:space="preserve"> </w:t>
-      </w:r>
-      <w:r>
-        <w:t xml:space="preserve">that</w:t>
-      </w:r>
-      <w:r>
-        <w:t xml:space="preserve"> </w:t>
-      </w:r>
-      <w:r>
-        <w:t xml:space="preserve">the</w:t>
-      </w:r>
-      <w:r>
-        <w:t xml:space="preserve"> </w:t>
-      </w:r>
-      <w:r>
-        <w:t xml:space="preserve">phases</w:t>
-      </w:r>
-      <w:r>
-        <w:t xml:space="preserve"> </w:t>
-      </w:r>
-      <w:r>
-        <w:t xml:space="preserve">do</w:t>
-      </w:r>
-      <w:r>
-        <w:t xml:space="preserve"> </w:t>
-      </w:r>
-      <w:r>
-        <w:t xml:space="preserve">not</w:t>
-      </w:r>
-      <w:r>
-        <w:t xml:space="preserve"> </w:t>
-      </w:r>
-      <w:r>
-        <w:t xml:space="preserve">differ</w:t>
-      </w:r>
-      <w:r>
-        <w:t xml:space="preserve"> </w:t>
-      </w:r>
-      <w:r>
-        <w:t xml:space="preserve">significantly</w:t>
-      </w:r>
-      <w:r>
-        <w:t xml:space="preserve"> </w:t>
-      </w:r>
-      <w:r>
-        <w:t xml:space="preserve">in</w:t>
-      </w:r>
-      <w:r>
-        <w:t xml:space="preserve"> </w:t>
-      </w:r>
-      <w:r>
-        <w:t xml:space="preserve">edge</w:t>
-      </w:r>
-      <w:r>
-        <w:t xml:space="preserve"> </w:t>
-      </w:r>
-      <w:r>
-        <w:t xml:space="preserve">density,</w:t>
-      </w:r>
-      <w:r>
-        <w:t xml:space="preserve"> </w:t>
-      </w:r>
-      <w:r>
-        <w:t xml:space="preserve">modularity,</w:t>
-      </w:r>
-      <w:r>
-        <w:t xml:space="preserve"> </w:t>
-      </w:r>
-      <w:r>
-        <w:t xml:space="preserve">betweenness,</w:t>
-      </w:r>
-      <w:r>
-        <w:t xml:space="preserve"> </w:t>
-      </w:r>
-      <w:r>
-        <w:t xml:space="preserve">or</w:t>
-      </w:r>
-      <w:r>
-        <w:t xml:space="preserve"> </w:t>
-      </w:r>
-      <w:r>
-        <w:t xml:space="preserve">component</w:t>
-      </w:r>
-      <w:r>
-        <w:t xml:space="preserve"> </w:t>
-      </w:r>
-      <w:r>
-        <w:t xml:space="preserve">count,</w:t>
-      </w:r>
-      <w:r>
-        <w:t xml:space="preserve"> </w:t>
-      </w:r>
-      <w:r>
-        <w:t xml:space="preserve">so</w:t>
-      </w:r>
-      <w:r>
-        <w:t xml:space="preserve"> </w:t>
-      </w:r>
-      <w:r>
-        <w:t xml:space="preserve">the</w:t>
-      </w:r>
-      <w:r>
-        <w:t xml:space="preserve"> </w:t>
-      </w:r>
-      <w:r>
-        <w:t xml:space="preserve">observed</w:t>
-      </w:r>
-      <w:r>
-        <w:t xml:space="preserve"> </w:t>
-      </w:r>
-      <w:r>
-        <w:t xml:space="preserve">differences</w:t>
-      </w:r>
-      <w:r>
-        <w:t xml:space="preserve"> </w:t>
-      </w:r>
-      <w:r>
-        <w:t xml:space="preserve">in</w:t>
-      </w:r>
-      <w:r>
-        <w:t xml:space="preserve"> </w:t>
-      </w:r>
-      <w:r>
-        <w:t xml:space="preserve">connectivity</w:t>
-      </w:r>
-      <w:r>
-        <w:t xml:space="preserve"> </w:t>
-      </w:r>
-      <w:r>
-        <w:t xml:space="preserve">track</w:t>
-      </w:r>
-      <w:r>
-        <w:t xml:space="preserve"> </w:t>
-      </w:r>
-      <w:r>
-        <w:t xml:space="preserve">the</w:t>
-      </w:r>
-      <w:r>
-        <w:t xml:space="preserve"> </w:t>
-      </w:r>
-      <w:r>
-        <w:t xml:space="preserve">larger</w:t>
-      </w:r>
-      <w:r>
-        <w:t xml:space="preserve"> </w:t>
-      </w:r>
-      <w:r>
-        <w:t xml:space="preserve">size</w:t>
-      </w:r>
-      <w:r>
-        <w:t xml:space="preserve"> </w:t>
-      </w:r>
-      <w:r>
-        <w:t xml:space="preserve">of</w:t>
-      </w:r>
-      <w:r>
-        <w:t xml:space="preserve"> </w:t>
-      </w:r>
-      <w:r>
-        <w:t xml:space="preserve">the</w:t>
-      </w:r>
-      <w:r>
-        <w:t xml:space="preserve"> </w:t>
-      </w:r>
-      <w:r>
-        <w:t xml:space="preserve">early</w:t>
-      </w:r>
-      <w:r>
-        <w:t xml:space="preserve"> </w:t>
-      </w:r>
-      <w:r>
-        <w:t xml:space="preserve">phase</w:t>
-      </w:r>
-      <w:r>
-        <w:t xml:space="preserve"> </w:t>
-      </w:r>
-      <w:r>
-        <w:t xml:space="preserve">rather</w:t>
-      </w:r>
-      <w:r>
-        <w:t xml:space="preserve"> </w:t>
-      </w:r>
-      <w:r>
-        <w:t xml:space="preserve">than</w:t>
-      </w:r>
-      <w:r>
-        <w:t xml:space="preserve"> </w:t>
-      </w:r>
-      <w:r>
-        <w:t xml:space="preserve">a</w:t>
-      </w:r>
-      <w:r>
-        <w:t xml:space="preserve"> </w:t>
-      </w:r>
-      <w:r>
-        <w:t xml:space="preserve">statistically</w:t>
-      </w:r>
-      <w:r>
-        <w:t xml:space="preserve"> </w:t>
-      </w:r>
-      <w:r>
-        <w:t xml:space="preserve">distinguishable</w:t>
-      </w:r>
-      <w:r>
-        <w:t xml:space="preserve"> </w:t>
-      </w:r>
-      <w:r>
-        <w:t xml:space="preserve">community</w:t>
-      </w:r>
-      <w:r>
-        <w:t xml:space="preserve"> </w:t>
-      </w:r>
-      <w:r>
-        <w:t xml:space="preserve">structure.</w:t>
-      </w:r>
-      <w:r>
-        <w:t xml:space="preserve"> </w:t>
-      </w:r>
-      <w:r>
-        <w:t xml:space="preserve">Mantel</w:t>
-      </w:r>
-      <w:r>
-        <w:t xml:space="preserve"> </w:t>
-      </w:r>
-      <w:r>
-        <w:t xml:space="preserve">tests</w:t>
-      </w:r>
-      <w:r>
-        <w:t xml:space="preserve"> </w:t>
-      </w:r>
-      <w:r>
-        <w:t xml:space="preserve">did</w:t>
-      </w:r>
-      <w:r>
-        <w:t xml:space="preserve"> </w:t>
-      </w:r>
-      <w:r>
-        <w:t xml:space="preserve">not</w:t>
-      </w:r>
-      <w:r>
-        <w:t xml:space="preserve"> </w:t>
-      </w:r>
-      <w:r>
-        <w:t xml:space="preserve">detect</w:t>
-      </w:r>
-      <w:r>
-        <w:t xml:space="preserve"> </w:t>
-      </w:r>
-      <w:r>
-        <w:t xml:space="preserve">a</w:t>
-      </w:r>
-      <w:r>
-        <w:t xml:space="preserve"> </w:t>
-      </w:r>
-      <w:r>
-        <w:t xml:space="preserve">significant</w:t>
-      </w:r>
-      <w:r>
-        <w:t xml:space="preserve"> </w:t>
-      </w:r>
-      <w:r>
-        <w:t xml:space="preserve">correlation</w:t>
-      </w:r>
-      <w:r>
-        <w:t xml:space="preserve"> </w:t>
-      </w:r>
-      <w:r>
-        <w:t xml:space="preserve">between</w:t>
-      </w:r>
-      <w:r>
-        <w:t xml:space="preserve"> </w:t>
-      </w:r>
-      <w:r>
-        <w:t xml:space="preserve">geographic</w:t>
-      </w:r>
-      <w:r>
-        <w:t xml:space="preserve"> </w:t>
-      </w:r>
-      <w:r>
-        <w:t xml:space="preserve">distance</w:t>
-      </w:r>
-      <w:r>
-        <w:t xml:space="preserve"> </w:t>
-      </w:r>
-      <w:r>
-        <w:t xml:space="preserve">and</w:t>
-      </w:r>
-      <w:r>
-        <w:t xml:space="preserve"> </w:t>
-      </w:r>
-      <w:r>
-        <w:t xml:space="preserve">sign</w:t>
-      </w:r>
-      <w:r>
-        <w:t xml:space="preserve"> </w:t>
-      </w:r>
-      <w:r>
-        <w:t xml:space="preserve">distribution</w:t>
-      </w:r>
-      <w:r>
-        <w:t xml:space="preserve"> </w:t>
-      </w:r>
-      <w:r>
-        <w:t xml:space="preserve">in</w:t>
-      </w:r>
-      <w:r>
-        <w:t xml:space="preserve"> </w:t>
-      </w:r>
-      <w:r>
-        <w:t xml:space="preserve">either</w:t>
-      </w:r>
-      <w:r>
-        <w:t xml:space="preserve"> </w:t>
-      </w:r>
-      <w:r>
-        <w:t xml:space="preserve">phase,</w:t>
-      </w:r>
-      <w:r>
-        <w:t xml:space="preserve"> </w:t>
-      </w:r>
-      <w:r>
-        <w:t xml:space="preserve">and</w:t>
-      </w:r>
-      <w:r>
-        <w:t xml:space="preserve"> </w:t>
-      </w:r>
-      <w:r>
-        <w:t xml:space="preserve">the</w:t>
-      </w:r>
-      <w:r>
-        <w:t xml:space="preserve"> </w:t>
-      </w:r>
-      <w:r>
-        <w:t xml:space="preserve">isolation-by-distance</w:t>
-      </w:r>
-      <w:r>
-        <w:t xml:space="preserve"> </w:t>
-      </w:r>
-      <w:r>
-        <w:t xml:space="preserve">relationship</w:t>
-      </w:r>
-      <w:r>
-        <w:t xml:space="preserve"> </w:t>
-      </w:r>
-      <w:r>
-        <w:t xml:space="preserve">does</w:t>
-      </w:r>
-      <w:r>
-        <w:t xml:space="preserve"> </w:t>
-      </w:r>
-      <w:r>
-        <w:t xml:space="preserve">not</w:t>
-      </w:r>
-      <w:r>
-        <w:t xml:space="preserve"> </w:t>
-      </w:r>
-      <w:r>
-        <w:t xml:space="preserve">differ</w:t>
-      </w:r>
-      <w:r>
-        <w:t xml:space="preserve"> </w:t>
-      </w:r>
-      <w:r>
-        <w:t xml:space="preserve">between</w:t>
-      </w:r>
-      <w:r>
-        <w:t xml:space="preserve"> </w:t>
-      </w:r>
-      <w:r>
-        <w:t xml:space="preserve">them,</w:t>
-      </w:r>
-      <w:r>
-        <w:t xml:space="preserve"> </w:t>
-      </w:r>
-      <w:r>
-        <w:t xml:space="preserve">although</w:t>
-      </w:r>
-      <w:r>
-        <w:t xml:space="preserve"> </w:t>
-      </w:r>
-      <w:r>
-        <w:t xml:space="preserve">this</w:t>
-      </w:r>
-      <w:r>
-        <w:t xml:space="preserve"> </w:t>
-      </w:r>
-      <w:r>
-        <w:t xml:space="preserve">null</w:t>
-      </w:r>
-      <w:r>
-        <w:t xml:space="preserve"> </w:t>
-      </w:r>
-      <w:r>
-        <w:t xml:space="preserve">result</w:t>
-      </w:r>
-      <w:r>
-        <w:t xml:space="preserve"> </w:t>
-      </w:r>
-      <w:r>
-        <w:t xml:space="preserve">should</w:t>
-      </w:r>
-      <w:r>
-        <w:t xml:space="preserve"> </w:t>
-      </w:r>
-      <w:r>
-        <w:t xml:space="preserve">be</w:t>
-      </w:r>
-      <w:r>
-        <w:t xml:space="preserve"> </w:t>
-      </w:r>
-      <w:r>
-        <w:t xml:space="preserve">interpreted</w:t>
-      </w:r>
-      <w:r>
-        <w:t xml:space="preserve"> </w:t>
-      </w:r>
-      <w:r>
-        <w:t xml:space="preserve">cautiously</w:t>
-      </w:r>
-      <w:r>
-        <w:t xml:space="preserve"> </w:t>
-      </w:r>
-      <w:r>
-        <w:t xml:space="preserve">given</w:t>
-      </w:r>
-      <w:r>
-        <w:t xml:space="preserve"> </w:t>
-      </w:r>
-      <w:r>
-        <w:t xml:space="preserve">the</w:t>
-      </w:r>
-      <w:r>
-        <w:t xml:space="preserve"> </w:t>
-      </w:r>
-      <w:r>
-        <w:t xml:space="preserve">small</w:t>
-      </w:r>
-      <w:r>
-        <w:t xml:space="preserve"> </w:t>
-      </w:r>
-      <w:r>
-        <w:t xml:space="preserve">sample</w:t>
-      </w:r>
-      <w:r>
-        <w:t xml:space="preserve"> </w:t>
-      </w:r>
-      <w:r>
-        <w:t xml:space="preserve">sizes.</w:t>
-      </w:r>
-      <w:r>
-        <w:t xml:space="preserve"> </w:t>
-      </w:r>
-      <w:r>
-        <w:t xml:space="preserve">These</w:t>
-      </w:r>
-      <w:r>
-        <w:t xml:space="preserve"> </w:t>
-      </w:r>
-      <w:r>
-        <w:t xml:space="preserve">results</w:t>
-      </w:r>
-      <w:r>
-        <w:t xml:space="preserve"> </w:t>
-      </w:r>
-      <w:r>
-        <w:t xml:space="preserve">indicate</w:t>
-      </w:r>
-      <w:r>
-        <w:t xml:space="preserve"> </w:t>
-      </w:r>
-      <w:r>
-        <w:t xml:space="preserve">that</w:t>
-      </w:r>
-      <w:r>
-        <w:t xml:space="preserve"> </w:t>
-      </w:r>
-      <w:r>
-        <w:t xml:space="preserve">the</w:t>
-      </w:r>
-      <w:r>
-        <w:t xml:space="preserve"> </w:t>
-      </w:r>
-      <w:r>
-        <w:t xml:space="preserve">restricted/broad</w:t>
-      </w:r>
-      <w:r>
-        <w:t xml:space="preserve"> </w:t>
-      </w:r>
-      <w:r>
-        <w:t xml:space="preserve">separation</w:t>
-      </w:r>
-      <w:r>
-        <w:t xml:space="preserve"> </w:t>
-      </w:r>
-      <w:r>
-        <w:t xml:space="preserve">is</w:t>
-      </w:r>
-      <w:r>
-        <w:t xml:space="preserve"> </w:t>
-      </w:r>
-      <w:r>
-        <w:t xml:space="preserve">a</w:t>
-      </w:r>
-      <w:r>
-        <w:t xml:space="preserve"> </w:t>
-      </w:r>
-      <w:r>
-        <w:t xml:space="preserve">persistent</w:t>
-      </w:r>
-      <w:r>
-        <w:t xml:space="preserve"> </w:t>
-      </w:r>
-      <w:r>
-        <w:t xml:space="preserve">organisational</w:t>
-      </w:r>
-      <w:r>
-        <w:t xml:space="preserve"> </w:t>
-      </w:r>
-      <w:r>
-        <w:t xml:space="preserve">feature</w:t>
-      </w:r>
-      <w:r>
-        <w:t xml:space="preserve"> </w:t>
-      </w:r>
-      <w:r>
-        <w:t xml:space="preserve">of</w:t>
-      </w:r>
-      <w:r>
-        <w:t xml:space="preserve"> </w:t>
-      </w:r>
-      <w:r>
-        <w:t xml:space="preserve">Aurignacian</w:t>
-      </w:r>
-      <w:r>
-        <w:t xml:space="preserve"> </w:t>
-      </w:r>
-      <w:r>
-        <w:t xml:space="preserve">symbolic</w:t>
-      </w:r>
-      <w:r>
-        <w:t xml:space="preserve"> </w:t>
-      </w:r>
-      <w:r>
-        <w:t xml:space="preserve">culture;</w:t>
-      </w:r>
-      <w:r>
-        <w:t xml:space="preserve"> </w:t>
-      </w:r>
-      <w:r>
-        <w:t xml:space="preserve">the</w:t>
-      </w:r>
-      <w:r>
-        <w:t xml:space="preserve"> </w:t>
-      </w:r>
-      <w:r>
-        <w:t xml:space="preserve">absence</w:t>
-      </w:r>
-      <w:r>
-        <w:t xml:space="preserve"> </w:t>
-      </w:r>
-      <w:r>
-        <w:t xml:space="preserve">of</w:t>
-      </w:r>
-      <w:r>
-        <w:t xml:space="preserve"> </w:t>
-      </w:r>
-      <w:r>
-        <w:t xml:space="preserve">a</w:t>
-      </w:r>
-      <w:r>
-        <w:t xml:space="preserve"> </w:t>
-      </w:r>
-      <w:r>
-        <w:t xml:space="preserve">significant</w:t>
-      </w:r>
-      <w:r>
-        <w:t xml:space="preserve"> </w:t>
-      </w:r>
-      <w:r>
-        <w:t xml:space="preserve">geographic</w:t>
-      </w:r>
-      <w:r>
-        <w:t xml:space="preserve"> </w:t>
-      </w:r>
-      <w:r>
-        <w:t xml:space="preserve">correlation</w:t>
-      </w:r>
-      <w:r>
-        <w:t xml:space="preserve"> </w:t>
-      </w:r>
-      <w:r>
-        <w:t xml:space="preserve">is</w:t>
-      </w:r>
-      <w:r>
-        <w:t xml:space="preserve"> </w:t>
-      </w:r>
-      <w:r>
-        <w:t xml:space="preserve">consistent</w:t>
-      </w:r>
-      <w:r>
-        <w:t xml:space="preserve"> </w:t>
-      </w:r>
-      <w:r>
-        <w:t xml:space="preserve">with</w:t>
-      </w:r>
-      <w:r>
-        <w:t xml:space="preserve"> </w:t>
-      </w:r>
-      <w:r>
-        <w:t xml:space="preserve">this</w:t>
-      </w:r>
-      <w:r>
-        <w:t xml:space="preserve"> </w:t>
-      </w:r>
-      <w:r>
-        <w:t xml:space="preserve">interpretation</w:t>
-      </w:r>
-      <w:r>
-        <w:t xml:space="preserve"> </w:t>
-      </w:r>
-      <w:r>
-        <w:t xml:space="preserve">but</w:t>
-      </w:r>
-      <w:r>
-        <w:t xml:space="preserve"> </w:t>
-      </w:r>
-      <w:r>
-        <w:t xml:space="preserve">does</w:t>
-      </w:r>
-      <w:r>
-        <w:t xml:space="preserve"> </w:t>
-      </w:r>
-      <w:r>
-        <w:t xml:space="preserve">not</w:t>
-      </w:r>
-      <w:r>
-        <w:t xml:space="preserve"> </w:t>
-      </w:r>
-      <w:r>
-        <w:t xml:space="preserve">establish</w:t>
-      </w:r>
-      <w:r>
-        <w:t xml:space="preserve"> </w:t>
-      </w:r>
-      <w:r>
-        <w:t xml:space="preserve">it,</w:t>
-      </w:r>
-      <w:r>
-        <w:t xml:space="preserve"> </w:t>
-      </w:r>
-      <w:r>
-        <w:t xml:space="preserve">and</w:t>
-      </w:r>
-      <w:r>
-        <w:t xml:space="preserve"> </w:t>
-      </w:r>
-      <w:r>
-        <w:t xml:space="preserve">the</w:t>
-      </w:r>
-      <w:r>
-        <w:t xml:space="preserve"> </w:t>
-      </w:r>
-      <w:r>
-        <w:t xml:space="preserve">connectivity</w:t>
-      </w:r>
-      <w:r>
-        <w:t xml:space="preserve"> </w:t>
-      </w:r>
-      <w:r>
-        <w:t xml:space="preserve">dynamics</w:t>
-      </w:r>
-      <w:r>
-        <w:t xml:space="preserve"> </w:t>
-      </w:r>
-      <w:r>
-        <w:t xml:space="preserve">of</w:t>
-      </w:r>
-      <w:r>
-        <w:t xml:space="preserve"> </w:t>
-      </w:r>
-      <w:r>
-        <w:t xml:space="preserve">the</w:t>
-      </w:r>
-      <w:r>
-        <w:t xml:space="preserve"> </w:t>
-      </w:r>
-      <w:r>
-        <w:t xml:space="preserve">two</w:t>
-      </w:r>
-      <w:r>
-        <w:t xml:space="preserve"> </w:t>
-      </w:r>
-      <w:r>
-        <w:t xml:space="preserve">phases</w:t>
-      </w:r>
-      <w:r>
-        <w:t xml:space="preserve"> </w:t>
-      </w:r>
-      <w:r>
-        <w:t xml:space="preserve">should</w:t>
-      </w:r>
-      <w:r>
-        <w:t xml:space="preserve"> </w:t>
-      </w:r>
-      <w:r>
-        <w:t xml:space="preserve">be</w:t>
-      </w:r>
-      <w:r>
-        <w:t xml:space="preserve"> </w:t>
-      </w:r>
-      <w:r>
-        <w:t xml:space="preserve">compared</w:t>
-      </w:r>
-      <w:r>
-        <w:t xml:space="preserve"> </w:t>
-      </w:r>
-      <w:r>
-        <w:t xml:space="preserve">net</w:t>
-      </w:r>
-      <w:r>
-        <w:t xml:space="preserve"> </w:t>
-      </w:r>
-      <w:r>
-        <w:t xml:space="preserve">of</w:t>
-      </w:r>
-      <w:r>
-        <w:t xml:space="preserve"> </w:t>
-      </w:r>
-      <w:r>
-        <w:t xml:space="preserve">network</w:t>
-      </w:r>
-      <w:r>
-        <w:t xml:space="preserve"> </w:t>
-      </w:r>
-      <w:r>
-        <w:t xml:space="preserve">size</w:t>
-      </w:r>
-      <w:r>
-        <w:t xml:space="preserve"> </w:t>
-      </w:r>
-      <w:r>
-        <w:t xml:space="preserve">rather</w:t>
-      </w:r>
-      <w:r>
-        <w:t xml:space="preserve"> </w:t>
-      </w:r>
-      <w:r>
-        <w:t xml:space="preserve">than</w:t>
-      </w:r>
-      <w:r>
-        <w:t xml:space="preserve"> </w:t>
-      </w:r>
-      <w:r>
-        <w:t xml:space="preserve">through</w:t>
-      </w:r>
-      <w:r>
-        <w:t xml:space="preserve"> </w:t>
-      </w:r>
-      <w:r>
-        <w:t xml:space="preserve">a</w:t>
-      </w:r>
-      <w:r>
-        <w:t xml:space="preserve"> </w:t>
-      </w:r>
-      <w:r>
-        <w:t xml:space="preserve">simple</w:t>
-      </w:r>
-      <w:r>
-        <w:t xml:space="preserve"> </w:t>
-      </w:r>
-      <w:r>
-        <w:t xml:space="preserve">densest-hub</w:t>
-      </w:r>
-      <w:r>
-        <w:t xml:space="preserve"> </w:t>
-      </w:r>
-      <w:r>
-        <w:t xml:space="preserve">narrative.</w:t>
+        <w:t xml:space="preserve">Homo sapiens</w:t>
+      </w:r>
+      <w:r>
+        <w:t xml:space="preserve"> </w:t>
+      </w:r>
+      <w:r>
+        <w:t xml:space="preserve">into Western Eurasia, yet the evolution of social organization during this transition remains debated. Here we investigate social dynamics through the analysis of geometric signs on mobile objects within a two-phase framework (Aur-P1/Aur-P2; Shao et al. 2021) that respects specialist technological attributions in site assignment. Using seriation and network analysis, we examine whether sign distribution reflects cultural grouping within each phase, and whether the sign-sharing network differs between the early and late Aurignacian. Within the early phase (Aur-P1; 20 sites) we identify a robust two-group structure of restricted versus broad geometric-sign repertoires that is stable under bootstrap resampling and largely recovered by an independent stochastic block model. The small late phase (Aur-P2; 9 sites) shows a weaker, less resolved structure. The early phase supports a larger network centred on key sites, but once network size is taken into account the late phase shows higher edge density, and formal permutation tests indicate that the phases do not differ significantly in edge density, modularity, betweenness, or component count, so the observed differences in connectivity track the larger size of the early phase rather than a statistically distinguishable community structure. Mantel tests did not detect a significant correlation between geographic distance and sign distribution in either phase, and the isolation-by-distance relationship does not differ between them, although this null result should be interpreted cautiously given the small sample sizes. These results indicate that the restricted/broad separation is a persistent organisational feature of Aurignacian symbolic culture; the absence of a significant geographic correlation is consistent with this interpretation but does not establish it, and the connectivity dynamics of the two phases should be compared net of network size rather than through a simple densest-hub narrative.</w:t>
+      </w:r>
+    </w:p>
+    <w:p>
+      <w:r>
+        <w:pict>
+          <v:rect style="width:0;height:1.5pt" o:hralign="center" o:hrstd="t" o:hr="t"/>
+        </w:pict>
       </w:r>
     </w:p>
     <w:p>
       <w:pPr>
         <w:pStyle w:val="FirstParagraph"/>
-      </w:pPr>
-      <w:r>
-        <w:rPr>
-          <w:vertAlign w:val="superscript"/>
-        </w:rPr>
-        <w:t xml:space="preserve">1</w:t>
-      </w:r>
-      <w:r>
-        <w:t xml:space="preserve"> </w:t>
-      </w:r>
-      <w:r>
-        <w:t xml:space="preserve">Department of Anthropology, University of Washington, Seattle, USA</w:t>
-      </w:r>
-      <w:r>
-        <w:br/>
-      </w:r>
-      <w:r>
-        <w:rPr>
-          <w:vertAlign w:val="superscript"/>
-        </w:rPr>
-        <w:t xml:space="preserve">2</w:t>
-      </w:r>
-      <w:r>
-        <w:t xml:space="preserve"> </w:t>
-      </w:r>
-      <w:r>
-        <w:t xml:space="preserve">Scientific Computing and Imaging Institute, University of Utah, Salt Lake City, USA</w:t>
-      </w:r>
-    </w:p>
-    <w:p>
-      <w:pPr>
-        <w:pStyle w:val="BodyText"/>
-      </w:pPr>
-      <w:r>
-        <w:rPr>
-          <w:vertAlign w:val="superscript"/>
-        </w:rPr>
-        <w:t xml:space="preserve">✉</w:t>
-      </w:r>
-      <w:r>
-        <w:t xml:space="preserve"> </w:t>
-      </w:r>
-      <w:r>
-        <w:t xml:space="preserve">Correspondence:</w:t>
-      </w:r>
-      <w:r>
-        <w:t xml:space="preserve"> </w:t>
-      </w:r>
-      <w:hyperlink r:id="rId20">
-        <w:r>
-          <w:rPr>
-            <w:rStyle w:val="Hyperlink"/>
-          </w:rPr>
-          <w:t xml:space="preserve">Ben Marwick &lt;bmarwick@uw.edu&gt;</w:t>
-        </w:r>
-      </w:hyperlink>
-    </w:p>
-    <w:p>
-      <w:pPr>
-        <w:pStyle w:val="BodyText"/>
       </w:pPr>
       <w:r>
         <w:t xml:space="preserve">Archaeological evidence from the Upper Palaeolithic period indicates increasingly complex social organization across Europe</w:t>
@@ -2859,7 +1104,7 @@
             <w:r>
               <w:drawing>
                 <wp:inline>
-                  <wp:extent cx="5943600" cy="3714749"/>
+                  <wp:extent cx="5943600" cy="4953000"/>
                   <wp:effectExtent b="0" l="0" r="0" t="0"/>
                   <wp:docPr descr="" title="" id="25" name="Picture"/>
                   <a:graphic>
@@ -2880,7 +1125,7 @@
                         <pic:spPr bwMode="auto">
                           <a:xfrm>
                             <a:off x="0" y="0"/>
-                            <a:ext cx="5943600" cy="3714749"/>
+                            <a:ext cx="5943600" cy="4953000"/>
                           </a:xfrm>
                           <a:prstGeom prst="rect">
                             <a:avLst/>
@@ -3575,7 +1820,7 @@
               <w:pStyle w:val="ImageCaption"/>
             </w:pPr>
             <w:r>
-              <w:t xml:space="preserve">Figure 2: Seriation reveals recurrent group structure across Upper Palaeolithic phases. Presence–absence matrices of geometric sign types reordered using Brower-Kile seriation algorithm for (A) Aur-P1 and (B) Aur-P2 phases. Rows represent sites and columns represent sign types. Blocks of co-occurring signs indicate culturally coherent groupings. Despite chronological turnover in specific sign types, two broad classes of assemblages—restricted-range and broad-range—recur across both phases, suggesting persistent structuring in symbolic signaling practices. Restricted group is in yellow, broader group is in blue.</w:t>
+              <w:t xml:space="preserve">Figure 2: Seriation reveals recurrent group structure across Upper Palaeolithic phases. Presence–absence matrices of geometric sign types reordered using Brower-Kile seriation algorithm for (A) Aur-P1 and (B) Aur-P2 phases. Rows represent sites and columns represent sign types. Blocks of co-occurring signs indicate culturally coherent groupings. Despite chronological turnover in specific sign types, two broad classes of assemblages—restricted-range and broad-range—recur across both phases, suggesting persistent structuring in symbolic signaling practices. Restricted group is in yellow, broader group is in green.</w:t>
             </w:r>
           </w:p>
           <w:bookmarkEnd w:id="36"/>
@@ -3621,7 +1866,7 @@
         <w:pStyle w:val="BodyText"/>
       </w:pPr>
       <w:r>
-        <w:t xml:space="preserve">In Aur-P2 the restricted-range group consists of Les Rois, Sirgenstein Cave, La Viña, Mladeč, Gargas, and Vindija Cave, carrying few sign types, while the broad-range group consists of Trou Magrite, Bockstein-Törle, and Hohle Fels, which share a wider repertoire (including hatching and oblique notch, obnotch; Hohle Fels additionally contributes dashline, dot, cross, zigzag, v, and circumspiral). While the Aur-P1 seriation results hint at a robust two-member structure, the Aur-P2 partition rests on only nine sites and, as the bootstrap and model-selection results show, is both smaller and weaker. Network analysis allows us to evaluate how these groups may have been socially connected.</w:t>
+        <w:t xml:space="preserve">In Aur-P2 the restricted-range group consists of Les Rois, Sirgenstein Cave, La Viña, Mladeč, Gargas, and Vindija Cave, carrying few sign types, while the broad-range group consists of Trou Magrite, Bockstein-Törle, and Hohle Fels, which share a wider repertoire (including hatching and oblique notch, obnotch; Hohle Fels additionally contributes dashline, dot, cross, zigzag, v, and circumspiral). While the Aur-P1 seriation results hint at a robust two-member structure, the Aur-P2 partition rests on only 9 sites and, as the bootstrap and model-selection results show, is both smaller and weaker. Network analysis allows us to evaluate how these groups may have been socially connected.</w:t>
       </w:r>
     </w:p>
     <w:tbl>
@@ -4205,7 +2450,7 @@
         </w:r>
       </w:hyperlink>
       <w:r>
-        <w:t xml:space="preserve">). While R^2 is stable across phases, the pseudo-F statistic differs: the Aur-P1 phase shows the greater group separation (F = 4.382) than Aur-P2 (F = 2.008). The betadisper test for homogeneity of multivariate dispersions shows that group dispersion does not differ significantly between restricted and broad groups in either phase (Aur-P1: p = 0.124, Aur-P2: p = 0.771). This confirms that the perMANOVA results reflect differences in group centroids rather than differences in dispersion.</w:t>
+        <w:t xml:space="preserve">). While R² is stable across phases, the pseudo-F statistic differs: the Aur-P1 phase shows the greater group separation (F = 4.382) than Aur-P2 (F = 2.008). The betadisper test for homogeneity of multivariate dispersions shows that group dispersion does not differ significantly between restricted and broad groups in either phase (Aur-P1: p = 0.124, Aur-P2: p = 0.771). This confirms that the perMANOVA results reflect differences in group centroids rather than differences in dispersion.</w:t>
       </w:r>
     </w:p>
     <w:bookmarkEnd w:id="51"/>
@@ -4661,7 +2906,7 @@
         </w:r>
       </w:hyperlink>
       <w:r>
-        <w:t xml:space="preserve">). Supporting this distinction, diversity excess (as an indicator of aggregation candidates) showed a significant negative correlation with network degree (ρ = -0.35, p = 0.0614295), indicating that aggregation candidates are less connected rather than merely decoupled from network hubs. The correlation with betweenness was not significant (ρ = -0.18, p = 0.3487049). Object count was positively correlated with degree centrality (degree: ρ = 0.35, p = 0.063328), indicating that hubs tend to be among the better-sampled sites. The elevated diversity identifying aggregation candidates did not differ significantly between the restricted and broad-range groups (Wilcoxon W = 59, p = 0.0436321), so this metric does not by itself track the restricted/broad grouping.</w:t>
+        <w:t xml:space="preserve">). Supporting this distinction, diversity excess (as an indicator of aggregation candidates) showed a significant negative correlation with network degree (ρ = -0.35, p = 0.061), indicating that aggregation candidates are less connected rather than merely decoupled from network hubs. The correlation with betweenness was not significant (ρ = -0.18, p = 0.349). Object count was positively correlated with degree centrality (degree: ρ = 0.35, p = 0.063328), indicating that hubs tend to be among the better-sampled sites. The elevated diversity identifying aggregation candidates did not differ significantly between the restricted and broad-range groups (Wilcoxon W = 59, p = 0.044), so this metric does not by itself track the restricted/broad grouping.</w:t>
       </w:r>
     </w:p>
     <w:tbl>
@@ -5428,7 +3673,7 @@
         <w:t xml:space="preserve">[32]</w:t>
       </w:r>
       <w:r>
-        <w:t xml:space="preserve">. After exclusions, Aur-P2 rests on only 9 sites and 63 objects, so its two-group structure and network statistics must be read with explicit power caveats, and any claim about it is made conditional on that small sample. We test the sensitivity of our assignments to reverting to purely date-based criteria in Supplement S8. The Proto/Early merger reflects this documented chronological overlap and further avoids treating the poorly-sampled Proto as a distinct analytic phase.</w:t>
+        <w:t xml:space="preserve">. After exclusions, Aur-P2 rests on only 9 sites and 9 objects, so its two-group structure and network statistics must be read with explicit power caveats, and any claim about it is made conditional on that small sample. We test the sensitivity of our assignments to reverting to purely date-based criteria in Supplement S8. The Proto/Early merger reflects this documented chronological overlap and further avoids treating the poorly-sampled Proto as a distinct analytic phase.</w:t>
       </w:r>
     </w:p>
     <w:bookmarkEnd w:id="60"/>

--- a/paper/paper.docx
+++ b/paper/paper.docx
@@ -718,7 +718,7 @@
         <w:t xml:space="preserve"> </w:t>
       </w:r>
       <w:r>
-        <w:t xml:space="preserve">[23,28,29]</w:t>
+        <w:t xml:space="preserve">[13,23,28]</w:t>
       </w:r>
       <w:r>
         <w:t xml:space="preserve">. Two sites are excluded from the analysis because their assemblages are too mixed to assign to a single phase reliably: Spy</w:t>
@@ -727,7 +727,7 @@
         <w:t xml:space="preserve"> </w:t>
       </w:r>
       <w:r>
-        <w:t xml:space="preserve">[30,31]</w:t>
+        <w:t xml:space="preserve">[29,30]</w:t>
       </w:r>
       <w:r>
         <w:t xml:space="preserve"> </w:t>
@@ -739,7 +739,7 @@
         <w:t xml:space="preserve"> </w:t>
       </w:r>
       <w:r>
-        <w:t xml:space="preserve">[32]</w:t>
+        <w:t xml:space="preserve">[31]</w:t>
       </w:r>
       <w:r>
         <w:t xml:space="preserve">. We detail the rationale and procedure for assigning archaeological sites to Aurignacian phases in our Supplementary Material item</w:t>
@@ -986,7 +986,7 @@
               <w:t xml:space="preserve"> </w:t>
             </w:r>
             <w:r>
-              <w:t xml:space="preserve">[12,20,21,33]</w:t>
+              <w:t xml:space="preserve">[12,20,21,32]</w:t>
             </w:r>
           </w:p>
           <w:bookmarkEnd w:id="22"/>
@@ -1172,7 +1172,7 @@
         <w:t xml:space="preserve"> </w:t>
       </w:r>
       <w:r>
-        <w:t xml:space="preserve">[34]</w:t>
+        <w:t xml:space="preserve">[33]</w:t>
       </w:r>
       <w:r>
         <w:t xml:space="preserve">. The calibrated radiocarbon dates of the sampled data range from approximately 33 to 45 ka BP, spanning an overall time range of 12 ka. Each object was assigned to a chronological phase following specialist technological attributions from the published literature, supplemented by calibrated radiocarbon dates where technological attribution is unavailable (</w:t>
@@ -1248,13 +1248,22 @@
         <w:t xml:space="preserve"> </w:t>
       </w:r>
       <w:r>
+        <w:t xml:space="preserve">[34]</w:t>
+      </w:r>
+      <w:r>
+        <w:t xml:space="preserve"> </w:t>
+      </w:r>
+      <w:r>
+        <w:t xml:space="preserve">in using presence/absence data for each sign at each site, reducing the effect of variation in object count between sites. We used Mantel tests with a Euclidean object abundance distance matrix and a Jaccard dissimilarity matrix of sign types. The test seeks to determine the level of correspondence between the matrices through permutational evaluation of the null distribution</w:t>
+      </w:r>
+      <w:r>
+        <w:t xml:space="preserve"> </w:t>
+      </w:r>
+      <w:r>
         <w:t xml:space="preserve">[35]</w:t>
       </w:r>
       <w:r>
-        <w:t xml:space="preserve"> </w:t>
-      </w:r>
-      <w:r>
-        <w:t xml:space="preserve">in using presence/absence data for each sign at each site, reducing the effect of variation in object count between sites. We used Mantel tests with a Euclidean object abundance distance matrix and a Jaccard dissimilarity matrix of sign types. The test seeks to determine the level of correspondence between the matrices through permutational evaluation of the null distribution</w:t>
+        <w:t xml:space="preserve">, (here 1000 permutations), producing a Mantel R statistic and a p-value. The R statistic falls between -1, meaning a strong negative correlation, and 1, meaning a strong positive correlation, while a value of 0 means no correlation. The p-value estimates the probability of obtaining the observed correlation if the null hypothesis of no correlation were true (we use an alpha value of 0.05 for the threshold of statistical significance). The Mantel tests were performed using the vegan package</w:t>
       </w:r>
       <w:r>
         <w:t xml:space="preserve"> </w:t>
@@ -1263,7 +1272,15 @@
         <w:t xml:space="preserve">[36]</w:t>
       </w:r>
       <w:r>
-        <w:t xml:space="preserve">, (here 1000 permutations), producing a Mantel R statistic and a p-value. The R statistic falls between -1, meaning a strong negative correlation, and 1, meaning a strong positive correlation, while a value of 0 means no correlation. The p-value estimates the probability of obtaining the observed correlation if the null hypothesis of no correlation were true (we use an alpha value of 0.05 for the threshold of statistical significance). The Mantel tests were performed using the vegan package</w:t>
+        <w:t xml:space="preserve">. The test indicated that there was no significant correlation between object abundance and sign type distribution (R = 0.151, p = 0.082), validating our decision to use presence/absence data.</w:t>
+      </w:r>
+    </w:p>
+    <w:p>
+      <w:pPr>
+        <w:pStyle w:val="BodyText"/>
+      </w:pPr>
+      <w:r>
+        <w:t xml:space="preserve">If the distribution of sign types can be mostly explained by geographic distance, then we would see similarity in sign type distribution decreasing as geographic distance increases</w:t>
       </w:r>
       <w:r>
         <w:t xml:space="preserve"> </w:t>
@@ -1272,30 +1289,13 @@
         <w:t xml:space="preserve">[37]</w:t>
       </w:r>
       <w:r>
-        <w:t xml:space="preserve">. The test indicated that there was no significant correlation between object abundance and sign type distribution (R = 0.151, p = 0.082), validating our decision to use presence/absence data.</w:t>
-      </w:r>
-    </w:p>
-    <w:p>
-      <w:pPr>
-        <w:pStyle w:val="BodyText"/>
-      </w:pPr>
-      <w:r>
-        <w:t xml:space="preserve">If the distribution of sign types can be mostly explained by geographic distance, then we would see similarity in sign type distribution decreasing as geographic distance increases</w:t>
-      </w:r>
-      <w:r>
-        <w:t xml:space="preserve"> </w:t>
-      </w:r>
-      <w:r>
-        <w:t xml:space="preserve">[38]</w:t>
-      </w:r>
-      <w:r>
         <w:t xml:space="preserve">. This relationship can be investigated using the isolation-by-distance framework, which proposes that cultural difference can be primarily explained by geographic distance</w:t>
       </w:r>
       <w:r>
         <w:t xml:space="preserve"> </w:t>
       </w:r>
       <w:r>
-        <w:t xml:space="preserve">[35]</w:t>
+        <w:t xml:space="preserve">[34]</w:t>
       </w:r>
       <w:r>
         <w:t xml:space="preserve">. To assess whether the distribution of sign types is primarily structured by geographic distance, we calculated the correlation between sign type distribution and geographic distance for each phase. We used Mantel tests with a geographic distance matrix and a Jaccard dissimilarity matrix, with the results shown in</w:t>
@@ -1542,10 +1542,39 @@
         <w:t xml:space="preserve"> </w:t>
       </w:r>
       <w:r>
+        <w:t xml:space="preserve">[38]</w:t>
+      </w:r>
+      <w:r>
+        <w:t xml:space="preserve">. We used the Brower-Kile</w:t>
+      </w:r>
+      <w:r>
+        <w:t xml:space="preserve"> </w:t>
+      </w:r>
+      <w:r>
         <w:t xml:space="preserve">[39]</w:t>
       </w:r>
       <w:r>
-        <w:t xml:space="preserve">. We used the Brower-Kile</w:t>
+        <w:t xml:space="preserve"> </w:t>
+      </w:r>
+      <w:r>
+        <w:t xml:space="preserve">seriation algorithm from the seriation package</w:t>
+      </w:r>
+      <w:r>
+        <w:t xml:space="preserve"> </w:t>
+      </w:r>
+      <w:r>
+        <w:t xml:space="preserve">[38]</w:t>
+      </w:r>
+      <w:r>
+        <w:t xml:space="preserve">, in which a unidimensional sequence is generated by reordering the rows and columns to group the presences along the diagonal.</w:t>
+      </w:r>
+    </w:p>
+    <w:p>
+      <w:pPr>
+        <w:pStyle w:val="BodyText"/>
+      </w:pPr>
+      <w:r>
+        <w:t xml:space="preserve">To investigate connectivity among clusters of sites in the seriation solution, we used network analysis to represent and quantify the relationship between sites</w:t>
       </w:r>
       <w:r>
         <w:t xml:space="preserve"> </w:t>
@@ -1554,27 +1583,25 @@
         <w:t xml:space="preserve">[40]</w:t>
       </w:r>
       <w:r>
-        <w:t xml:space="preserve"> </w:t>
-      </w:r>
-      <w:r>
-        <w:t xml:space="preserve">seriation algorithm from the seriation package</w:t>
-      </w:r>
-      <w:r>
-        <w:t xml:space="preserve"> </w:t>
-      </w:r>
-      <w:r>
-        <w:t xml:space="preserve">[39]</w:t>
-      </w:r>
-      <w:r>
-        <w:t xml:space="preserve">, in which a unidimensional sequence is generated by reordering the rows and columns to group the presences along the diagonal.</w:t>
-      </w:r>
-    </w:p>
-    <w:p>
-      <w:pPr>
-        <w:pStyle w:val="BodyText"/>
-      </w:pPr>
-      <w:r>
-        <w:t xml:space="preserve">To investigate connectivity among clusters of sites in the seriation solution, we used network analysis to represent and quantify the relationship between sites</w:t>
+        <w:t xml:space="preserve">. Each node is a site, and each edge weight is the Jaccard similarity between the two sites’ sign-type presence/absence vectors, computed as 1 − Jaccard(dissimilarity) so that higher values mean more shared sign types. To avoid cluttering the graph, all edges below the value of 0.2 were removed: an edge is only drawn if two sites share ≥ 20% Jaccard similarity, i.e., the intersection of their sign types is at least 20% of their union. We justify this threshold and demonstrate its robustness through sensitivity analyses at alternative thresholds (0.1 and 0.3), alternative similarity metrics (Sørensen-Dice, Simpson), a continuous threshold sweep from 0.05 to 0.50, and quantitative edge-set and adjacency-matrix agreement metrics across thresholds (see our Supplementary Material item</w:t>
+      </w:r>
+      <w:r>
+        <w:t xml:space="preserve"> </w:t>
+      </w:r>
+      <w:r>
+        <w:t xml:space="preserve">“</w:t>
+      </w:r>
+      <w:r>
+        <w:t xml:space="preserve">Sensitivity Analyses</w:t>
+      </w:r>
+      <w:r>
+        <w:t xml:space="preserve">”</w:t>
+      </w:r>
+      <w:r>
+        <w:t xml:space="preserve"> </w:t>
+      </w:r>
+      <w:r>
+        <w:t xml:space="preserve">S1, S2, S5.2, S5.6). Results were plotted with the Fruchterman-Reingold layout</w:t>
       </w:r>
       <w:r>
         <w:t xml:space="preserve"> </w:t>
@@ -1583,25 +1610,16 @@
         <w:t xml:space="preserve">[41]</w:t>
       </w:r>
       <w:r>
-        <w:t xml:space="preserve">. Each node is a site, and each edge weight is the Jaccard similarity between the two sites’ sign-type presence/absence vectors, computed as 1 − Jaccard(dissimilarity) so that higher values mean more shared sign types. To avoid cluttering the graph, all edges below the value of 0.2 were removed: an edge is only drawn if two sites share ≥ 20% Jaccard similarity, i.e., the intersection of their sign types is at least 20% of their union. We justify this threshold and demonstrate its robustness through sensitivity analyses at alternative thresholds (0.1 and 0.3), alternative similarity metrics (Sørensen-Dice, Simpson), a continuous threshold sweep from 0.05 to 0.50, and quantitative edge-set and adjacency-matrix agreement metrics across thresholds (see our Supplementary Material item</w:t>
-      </w:r>
-      <w:r>
-        <w:t xml:space="preserve"> </w:t>
-      </w:r>
-      <w:r>
-        <w:t xml:space="preserve">“</w:t>
-      </w:r>
-      <w:r>
-        <w:t xml:space="preserve">Sensitivity Analyses</w:t>
-      </w:r>
-      <w:r>
-        <w:t xml:space="preserve">”</w:t>
-      </w:r>
-      <w:r>
-        <w:t xml:space="preserve"> </w:t>
-      </w:r>
-      <w:r>
-        <w:t xml:space="preserve">S1, S2, S5.2, S5.6). Results were plotted with the Fruchterman-Reingold layout</w:t>
+        <w:t xml:space="preserve">, a force-directed graph layout for uniform edge lengths, and network analysis was performed using the vegan</w:t>
+      </w:r>
+      <w:r>
+        <w:t xml:space="preserve"> </w:t>
+      </w:r>
+      <w:r>
+        <w:t xml:space="preserve">[36]</w:t>
+      </w:r>
+      <w:r>
+        <w:t xml:space="preserve">, statnet</w:t>
       </w:r>
       <w:r>
         <w:t xml:space="preserve"> </w:t>
@@ -1610,34 +1628,16 @@
         <w:t xml:space="preserve">[42]</w:t>
       </w:r>
       <w:r>
-        <w:t xml:space="preserve">, a force-directed graph layout for uniform edge lengths, and network analysis was performed using the vegan</w:t>
-      </w:r>
-      <w:r>
-        <w:t xml:space="preserve"> </w:t>
-      </w:r>
-      <w:r>
-        <w:t xml:space="preserve">[37]</w:t>
-      </w:r>
-      <w:r>
-        <w:t xml:space="preserve">, statnet</w:t>
+        <w:t xml:space="preserve"> </w:t>
+      </w:r>
+      <w:r>
+        <w:t xml:space="preserve">and igraph</w:t>
       </w:r>
       <w:r>
         <w:t xml:space="preserve"> </w:t>
       </w:r>
       <w:r>
         <w:t xml:space="preserve">[43]</w:t>
-      </w:r>
-      <w:r>
-        <w:t xml:space="preserve"> </w:t>
-      </w:r>
-      <w:r>
-        <w:t xml:space="preserve">and igraph</w:t>
-      </w:r>
-      <w:r>
-        <w:t xml:space="preserve"> </w:t>
-      </w:r>
-      <w:r>
-        <w:t xml:space="preserve">[44]</w:t>
       </w:r>
       <w:r>
         <w:t xml:space="preserve"> </w:t>
@@ -1667,7 +1667,7 @@
         <w:t xml:space="preserve"> </w:t>
       </w:r>
       <w:r>
-        <w:t xml:space="preserve">[45,46]</w:t>
+        <w:t xml:space="preserve">[44,45]</w:t>
       </w:r>
       <w:r>
         <w:t xml:space="preserve">. The results are expressed by an R</w:t>
@@ -1688,7 +1688,7 @@
         <w:t xml:space="preserve"> </w:t>
       </w:r>
       <w:r>
-        <w:t xml:space="preserve">[37]</w:t>
+        <w:t xml:space="preserve">[36]</w:t>
       </w:r>
       <w:r>
         <w:t xml:space="preserve"> </w:t>
@@ -1700,7 +1700,7 @@
         <w:t xml:space="preserve"> </w:t>
       </w:r>
       <w:r>
-        <w:t xml:space="preserve">[44]</w:t>
+        <w:t xml:space="preserve">[43]</w:t>
       </w:r>
       <w:r>
         <w:t xml:space="preserve"> </w:t>
@@ -1820,7 +1820,7 @@
               <w:pStyle w:val="ImageCaption"/>
             </w:pPr>
             <w:r>
-              <w:t xml:space="preserve">Figure 2: Seriation reveals recurrent group structure across Upper Palaeolithic phases. Presence–absence matrices of geometric sign types reordered using Brower-Kile seriation algorithm for (A) Aur-P1 and (B) Aur-P2 phases. Rows represent sites and columns represent sign types. Blocks of co-occurring signs indicate culturally coherent groupings. Despite chronological turnover in specific sign types, two broad classes of assemblages—restricted-range and broad-range—recur across both phases, suggesting persistent structuring in symbolic signaling practices. Restricted group is in yellow, broader group is in green.</w:t>
+              <w:t xml:space="preserve">Figure 2: Seriation reveals recurrent group structure across Upper Palaeolithic phases. Presence–absence matrices of geometric sign types reordered using Brower-Kile seriation algorithm for (A) Aur-P1 and (B) Aur-P2 phases. Rows represent sites and columns represent sign types. Blocks of co-occurring signs indicate culturally coherent groupings. Despite chronological turnover in specific sign types, two broad classes of assemblages—restricted-range and broad-range—recur across both phases, suggesting persistent structuring in symbolic signaling practices. Restricted group is in red, broader group is in blue.</w:t>
             </w:r>
           </w:p>
           <w:bookmarkEnd w:id="36"/>
@@ -2022,7 +2022,7 @@
               <w:pStyle w:val="ImageCaption"/>
             </w:pPr>
             <w:r>
-              <w:t xml:space="preserve">Figure 4: Networks statistics for the two phases. The vertical black lines are the null 95% confidence interval, the colored dot is the observed statistic value (orange = p&lt;0.05, blue = not significantly different from a within-phase random distribution). The horizontal brackets at the top of each panel show p-values of pairwise randomisation tests for significant differences in network statistics between phases.</w:t>
+              <w:t xml:space="preserve">Figure 4: Network statistics for the two phases. The vertical black lines are the null 95% confidence interval, the observed statistic value is shown as a solid black circle (BH-adjusted p &lt; 0.05) or a hollow circle (not significantly different from a within-phase random distribution). The horizontal brackets at the top of each panel show p-values of pairwise randomisation tests for significant differences in network statistics between phases.</w:t>
             </w:r>
           </w:p>
           <w:bookmarkEnd w:id="44"/>
@@ -2090,7 +2090,7 @@
         <w:t xml:space="preserve"> </w:t>
       </w:r>
       <w:r>
-        <w:t xml:space="preserve">[47]</w:t>
+        <w:t xml:space="preserve">[46]</w:t>
       </w:r>
       <w:r>
         <w:t xml:space="preserve">, and the null-benchmarked and size-normalised (Erdős–Rényi) comparisons in our Supplementary Material item</w:t>
@@ -2111,7 +2111,7 @@
         <w:t xml:space="preserve"> </w:t>
       </w:r>
       <w:r>
-        <w:t xml:space="preserve">S5.9 evaluate this structure net of network size. Pairwise permutation tests with Benjamini–Hochberg correction show that the phases do not differ significantly in any of the tested network statistics — edge density (p = 0.4404), modularity (p = 0.5), betweenness (p = 0.6166), or component count (p = 0.5019). The Aur-P1–Aur-P2 contrast is therefore primarily one of network scale rather than a statistically distinguishable community structure.</w:t>
+        <w:t xml:space="preserve">S5.9 evaluate this structure net of network size. Pairwise permutation tests with Benjamini–Hochberg correction show that the phases do not differ significantly in any of the tested network statistics — edge density (p = 0.4404), modularity (p = 0.3018), betweenness (p = 0.6224), or component count (p = 0.5155). The Aur-P1–Aur-P2 contrast is therefore primarily one of network scale rather than a statistically distinguishable community structure.</w:t>
       </w:r>
     </w:p>
     <w:tbl>
@@ -2526,7 +2526,7 @@
         <w:t xml:space="preserve"> </w:t>
       </w:r>
       <w:r>
-        <w:t xml:space="preserve">[48–55]</w:t>
+        <w:t xml:space="preserve">[47–54]</w:t>
       </w:r>
       <w:r>
         <w:t xml:space="preserve">. Studies have established how variation in ornamentation and other forms of material culture can be used to communicate information about the numbers and types of social roles and statuses within groups</w:t>
@@ -2535,7 +2535,7 @@
         <w:t xml:space="preserve"> </w:t>
       </w:r>
       <w:r>
-        <w:t xml:space="preserve">[4,55–66]</w:t>
+        <w:t xml:space="preserve">[4,54–65]</w:t>
       </w:r>
       <w:r>
         <w:t xml:space="preserve">. Drawing on this work, we speculate that the broader/restricted range grouping in the geometric sign data may be consistent with variation in social structure: the broader range groups, with a higher variety of signs and more visually complex signs, plausibly indicate communities with a greater variety of formalized social roles, whereas the sites with a restricted range of signs indicate communities with fewer formalized social roles.</w:t>
@@ -2635,6 +2635,15 @@
         <w:t xml:space="preserve"> </w:t>
       </w:r>
       <w:r>
+        <w:t xml:space="preserve">[66]</w:t>
+      </w:r>
+      <w:r>
+        <w:t xml:space="preserve">;</w:t>
+      </w:r>
+      <w:r>
+        <w:t xml:space="preserve"> </w:t>
+      </w:r>
+      <w:r>
         <w:t xml:space="preserve">[67]</w:t>
       </w:r>
       <w:r>
@@ -2644,6 +2653,15 @@
         <w:t xml:space="preserve"> </w:t>
       </w:r>
       <w:r>
+        <w:t xml:space="preserve">[52]</w:t>
+      </w:r>
+      <w:r>
+        <w:t xml:space="preserve">;</w:t>
+      </w:r>
+      <w:r>
+        <w:t xml:space="preserve"> </w:t>
+      </w:r>
+      <w:r>
         <w:t xml:space="preserve">[68]</w:t>
       </w:r>
       <w:r>
@@ -2656,12 +2674,57 @@
         <w:t xml:space="preserve">[53]</w:t>
       </w:r>
       <w:r>
+        <w:t xml:space="preserve">. Non-utilitarian mobility establishes regional social networks which facilitate the spread of information and the survival of hunter-gatherers in uncertain environments</w:t>
+      </w:r>
+      <w:r>
+        <w:t xml:space="preserve"> </w:t>
+      </w:r>
+      <w:r>
+        <w:t xml:space="preserve">[69]</w:t>
+      </w:r>
+      <w:r>
         <w:t xml:space="preserve">;</w:t>
       </w:r>
       <w:r>
         <w:t xml:space="preserve"> </w:t>
       </w:r>
       <w:r>
+        <w:t xml:space="preserve">[70]</w:t>
+      </w:r>
+      <w:r>
+        <w:t xml:space="preserve">;</w:t>
+      </w:r>
+      <w:r>
+        <w:t xml:space="preserve"> </w:t>
+      </w:r>
+      <w:r>
+        <w:t xml:space="preserve">[71]</w:t>
+      </w:r>
+      <w:r>
+        <w:t xml:space="preserve">;</w:t>
+      </w:r>
+      <w:r>
+        <w:t xml:space="preserve"> </w:t>
+      </w:r>
+      <w:r>
+        <w:t xml:space="preserve">[72]</w:t>
+      </w:r>
+      <w:r>
+        <w:t xml:space="preserve">;</w:t>
+      </w:r>
+      <w:r>
+        <w:t xml:space="preserve"> </w:t>
+      </w:r>
+      <w:r>
+        <w:t xml:space="preserve">[73]</w:t>
+      </w:r>
+      <w:r>
+        <w:t xml:space="preserve">. The exchange and production of decorative items, such as objects with geometric signs, has been associated with non-utilitarian mobility and recognized as an indicator of social contact</w:t>
+      </w:r>
+      <w:r>
+        <w:t xml:space="preserve"> </w:t>
+      </w:r>
+      <w:r>
         <w:t xml:space="preserve">[69]</w:t>
       </w:r>
       <w:r>
@@ -2671,16 +2734,7 @@
         <w:t xml:space="preserve"> </w:t>
       </w:r>
       <w:r>
-        <w:t xml:space="preserve">[54]</w:t>
-      </w:r>
-      <w:r>
-        <w:t xml:space="preserve">. Non-utilitarian mobility establishes regional social networks which facilitate the spread of information and the survival of hunter-gatherers in uncertain environments</w:t>
-      </w:r>
-      <w:r>
-        <w:t xml:space="preserve"> </w:t>
-      </w:r>
-      <w:r>
-        <w:t xml:space="preserve">[70]</w:t>
+        <w:t xml:space="preserve">[74]</w:t>
       </w:r>
       <w:r>
         <w:t xml:space="preserve">;</w:t>
@@ -2689,7 +2743,7 @@
         <w:t xml:space="preserve"> </w:t>
       </w:r>
       <w:r>
-        <w:t xml:space="preserve">[71]</w:t>
+        <w:t xml:space="preserve">[75]</w:t>
       </w:r>
       <w:r>
         <w:t xml:space="preserve">;</w:t>
@@ -2698,7 +2752,7 @@
         <w:t xml:space="preserve"> </w:t>
       </w:r>
       <w:r>
-        <w:t xml:space="preserve">[72]</w:t>
+        <w:t xml:space="preserve">[76]</w:t>
       </w:r>
       <w:r>
         <w:t xml:space="preserve">;</w:t>
@@ -2707,10 +2761,36 @@
         <w:t xml:space="preserve"> </w:t>
       </w:r>
       <w:r>
-        <w:t xml:space="preserve">[73]</w:t>
-      </w:r>
-      <w:r>
-        <w:t xml:space="preserve">;</w:t>
+        <w:t xml:space="preserve">[77]</w:t>
+      </w:r>
+      <w:r>
+        <w:t xml:space="preserve">. We stress, however, that connectivity in shared sign types cannot by itself establish the direction or mechanism of contact, which our data do not measure directly.</w:t>
+      </w:r>
+    </w:p>
+    <w:p>
+      <w:pPr>
+        <w:pStyle w:val="BodyText"/>
+      </w:pPr>
+      <w:r>
+        <w:t xml:space="preserve">Non-utilitarian mobility can be divided into shorter-term information exchange and longer-term residential movement. One form of longer-term residential movement that may be related to non-utilitarian mobility are aggregation/dispersion patterns, which are a type of hunter-gatherer settlement pattern in which groups both break off in dispersed fragments and congregate in large groups, typically for subsistence or social reasons</w:t>
+      </w:r>
+      <w:r>
+        <w:t xml:space="preserve"> </w:t>
+      </w:r>
+      <w:r>
+        <w:t xml:space="preserve">[78]</w:t>
+      </w:r>
+      <w:r>
+        <w:t xml:space="preserve">. Aggregation sites are the places where those group fragments or individuals congregate. In the archaeological literature, aggregation sites are often associated with high degrees of social connectivity and identified by indicators including proximity to certain environmental resources and a more diverse artifact assemblage</w:t>
+      </w:r>
+      <w:r>
+        <w:t xml:space="preserve"> </w:t>
+      </w:r>
+      <w:r>
+        <w:t xml:space="preserve">[78]</w:t>
+      </w:r>
+      <w:r>
+        <w:t xml:space="preserve">, including, in some cases, decorative objects</w:t>
       </w:r>
       <w:r>
         <w:t xml:space="preserve"> </w:t>
@@ -2719,52 +2799,30 @@
         <w:t xml:space="preserve">[74]</w:t>
       </w:r>
       <w:r>
-        <w:t xml:space="preserve">. The exchange and production of decorative items, such as objects with geometric signs, has been associated with non-utilitarian mobility and recognized as an indicator of social contact</w:t>
-      </w:r>
-      <w:r>
-        <w:t xml:space="preserve"> </w:t>
-      </w:r>
-      <w:r>
-        <w:t xml:space="preserve">[70]</w:t>
-      </w:r>
-      <w:r>
-        <w:t xml:space="preserve">;</w:t>
-      </w:r>
-      <w:r>
-        <w:t xml:space="preserve"> </w:t>
-      </w:r>
-      <w:r>
-        <w:t xml:space="preserve">[75]</w:t>
-      </w:r>
-      <w:r>
-        <w:t xml:space="preserve">;</w:t>
-      </w:r>
-      <w:r>
-        <w:t xml:space="preserve"> </w:t>
-      </w:r>
-      <w:r>
-        <w:t xml:space="preserve">[76]</w:t>
-      </w:r>
-      <w:r>
-        <w:t xml:space="preserve">;</w:t>
-      </w:r>
-      <w:r>
-        <w:t xml:space="preserve"> </w:t>
-      </w:r>
-      <w:r>
-        <w:t xml:space="preserve">[77]</w:t>
-      </w:r>
-      <w:r>
-        <w:t xml:space="preserve">;</w:t>
-      </w:r>
-      <w:r>
-        <w:t xml:space="preserve"> </w:t>
-      </w:r>
-      <w:r>
-        <w:t xml:space="preserve">[78]</w:t>
-      </w:r>
-      <w:r>
-        <w:t xml:space="preserve">. We stress, however, that connectivity in shared sign types cannot by itself establish the direction or mechanism of contact, which our data do not measure directly.</w:t>
+        <w:t xml:space="preserve">; of these indicators, only assemblage diversity is testable in our data, which we evaluate below. Notably, our results complicate the association between aggregation and high connectivity: the sites we identify as aggregation candidates on the basis of elevated sign diversity are, with one exception, not the highly connected hubs in</w:t>
+      </w:r>
+      <w:r>
+        <w:t xml:space="preserve"> </w:t>
+      </w:r>
+      <w:hyperlink w:anchor="fig-neighbor-net">
+        <w:r>
+          <w:rPr>
+            <w:rStyle w:val="Hyperlink"/>
+          </w:rPr>
+          <w:t xml:space="preserve">Figure 3</w:t>
+        </w:r>
+      </w:hyperlink>
+      <w:r>
+        <w:t xml:space="preserve">. This is consistent with a decoupling between aggregation contexts and long-distance cultural connectivity, which we discuss further below. Previous studies have also identified evidence of aggregation/dispersion patterns among the early modern humans of the Upper Palaeolithic</w:t>
+      </w:r>
+      <w:r>
+        <w:t xml:space="preserve"> </w:t>
+      </w:r>
+      <w:r>
+        <w:t xml:space="preserve">[2,79–85]</w:t>
+      </w:r>
+      <w:r>
+        <w:t xml:space="preserve">.</w:t>
       </w:r>
     </w:p>
     <w:p>
@@ -2772,34 +2830,41 @@
         <w:pStyle w:val="BodyText"/>
       </w:pPr>
       <w:r>
-        <w:t xml:space="preserve">Non-utilitarian mobility can be divided into shorter-term information exchange and longer-term residential movement. One form of longer-term residential movement that may be related to non-utilitarian mobility are aggregation/dispersion patterns, which are a type of hunter-gatherer settlement pattern in which groups both break off in dispersed fragments and congregate in large groups, typically for subsistence or social reasons</w:t>
-      </w:r>
-      <w:r>
-        <w:t xml:space="preserve"> </w:t>
-      </w:r>
-      <w:r>
-        <w:t xml:space="preserve">[79]</w:t>
-      </w:r>
-      <w:r>
-        <w:t xml:space="preserve">. Aggregation sites are the places where those group fragments or individuals congregate. In the archaeological literature, aggregation sites are often associated with high degrees of social connectivity and identified by indicators including proximity to certain environmental resources and a more diverse artifact assemblage</w:t>
-      </w:r>
-      <w:r>
-        <w:t xml:space="preserve"> </w:t>
-      </w:r>
-      <w:r>
-        <w:t xml:space="preserve">[79]</w:t>
-      </w:r>
-      <w:r>
-        <w:t xml:space="preserve">, including, in some cases, decorative objects</w:t>
-      </w:r>
-      <w:r>
-        <w:t xml:space="preserve"> </w:t>
-      </w:r>
-      <w:r>
-        <w:t xml:space="preserve">[75]</w:t>
-      </w:r>
-      <w:r>
-        <w:t xml:space="preserve">; of these indicators, only assemblage diversity is testable in our data, which we evaluate below. Notably, our results complicate the association between aggregation and high connectivity: the sites we identify as aggregation candidates on the basis of elevated sign diversity are, with one exception, not the highly connected hubs in</w:t>
+        <w:t xml:space="preserve">One way to potentially identify aggregation sites is by measuring sign diversity. Sites with a higher than expected sign diversity index may represent diverse groups coming together at a single location. However, a limitation of this approach is that while higher diversity may reflect aggregation, it may also result from sample size, recovery history, research intensity, preservation, and site function.</w:t>
+      </w:r>
+      <w:r>
+        <w:t xml:space="preserve"> </w:t>
+      </w:r>
+      <w:hyperlink w:anchor="fig-div-plot">
+        <w:r>
+          <w:rPr>
+            <w:rStyle w:val="Hyperlink"/>
+          </w:rPr>
+          <w:t xml:space="preserve">Figure 6</w:t>
+        </w:r>
+      </w:hyperlink>
+      <w:r>
+        <w:t xml:space="preserve"> </w:t>
+      </w:r>
+      <w:r>
+        <w:t xml:space="preserve">plots the expected Shannon-Weaver diversity index for a given sample size against the actual diversity index per site computed per site from counts of objects per sign type, within each phase. The expected distribution was generated by multinomial resampling from the phase-pooled per-sign-type totals, at each sample size from 1 to the maximum count, with 1000 replicates</w:t>
+      </w:r>
+      <w:r>
+        <w:t xml:space="preserve"> </w:t>
+      </w:r>
+      <w:r>
+        <w:t xml:space="preserve">[86,87]</w:t>
+      </w:r>
+      <w:r>
+        <w:t xml:space="preserve">. The sign-type pool — the number of distinct geometric signs recovered in each phase — was 26 in Aur-P1 and 15 in Aur-P2.</w:t>
+      </w:r>
+    </w:p>
+    <w:p>
+      <w:pPr>
+        <w:pStyle w:val="BodyText"/>
+      </w:pPr>
+      <w:r>
+        <w:t xml:space="preserve">When each site’s observed diversity is compared with the expectation for its sample size, 5 of 20 Aur-P1 sites and 4 of 9 Aur-P2 sites exceed their expected diversity (the mean simulated diversity for the equivalent count of sign types). Notably, most of these sites are not shown as having connections between groups in</w:t>
       </w:r>
       <w:r>
         <w:t xml:space="preserve"> </w:t>
@@ -2813,24 +2878,21 @@
         </w:r>
       </w:hyperlink>
       <w:r>
-        <w:t xml:space="preserve">. This is consistent with a decoupling between aggregation contexts and long-distance cultural connectivity, which we discuss further below. Previous studies have also identified evidence of aggregation/dispersion patterns among the early modern humans of the Upper Palaeolithic</w:t>
-      </w:r>
-      <w:r>
-        <w:t xml:space="preserve"> </w:t>
-      </w:r>
-      <w:r>
-        <w:t xml:space="preserve">[2,80–86]</w:t>
-      </w:r>
-      <w:r>
-        <w:t xml:space="preserve">.</w:t>
-      </w:r>
-    </w:p>
-    <w:p>
-      <w:pPr>
-        <w:pStyle w:val="BodyText"/>
-      </w:pPr>
-      <w:r>
-        <w:t xml:space="preserve">One way to potentially identify aggregation sites is by measuring sign diversity. Sites with a higher than expected sign diversity index may represent diverse groups coming together at a single location. However, a limitation of this approach is that while higher diversity may reflect aggregation, it may also result from sample size, recovery history, research intensity, preservation, and site function.</w:t>
+        <w:t xml:space="preserve">. The relative diversity does not track the phase-level pool size (Aur-P1 mean excess -0.2, Aur-P2 mean excess -0.07), so the sites’ relative diversity fluctuates independently of the sign-type pool. This suggests a distinction between shorter-term information exchange (e.g. the highly interconnected sites in</w:t>
+      </w:r>
+      <w:r>
+        <w:t xml:space="preserve"> </w:t>
+      </w:r>
+      <w:hyperlink w:anchor="fig-neighbor-net">
+        <w:r>
+          <w:rPr>
+            <w:rStyle w:val="Hyperlink"/>
+          </w:rPr>
+          <w:t xml:space="preserve">Figure 3</w:t>
+        </w:r>
+      </w:hyperlink>
+      <w:r>
+        <w:t xml:space="preserve">) and longer-term residential movement for aggregation (e.g. the sites with higher than expected diversity in</w:t>
       </w:r>
       <w:r>
         <w:t xml:space="preserve"> </w:t>
@@ -2844,69 +2906,7 @@
         </w:r>
       </w:hyperlink>
       <w:r>
-        <w:t xml:space="preserve"> </w:t>
-      </w:r>
-      <w:r>
-        <w:t xml:space="preserve">plots the expected Shannon-Weaver diversity index for a given sample size against the actual diversity index per site computed per site from counts of objects per sign type, within each phase. The expected distribution was generated by multinomial resampling from the phase-pooled per-sign-type totals, at each sample size from 1 to the maximum count, with 1000 replicates</w:t>
-      </w:r>
-      <w:r>
-        <w:t xml:space="preserve"> </w:t>
-      </w:r>
-      <w:r>
-        <w:t xml:space="preserve">[87,88]</w:t>
-      </w:r>
-      <w:r>
-        <w:t xml:space="preserve">. The sign-type pool — the number of distinct geometric signs recovered in each phase — was 26 in Aur-P1 and 15 in Aur-P2.</w:t>
-      </w:r>
-    </w:p>
-    <w:p>
-      <w:pPr>
-        <w:pStyle w:val="BodyText"/>
-      </w:pPr>
-      <w:r>
-        <w:t xml:space="preserve">When each site’s observed diversity is compared with the expectation for its sample size, 5 of 20 Aur-P1 sites and 4 of 9 Aur-P2 sites exceed their expected diversity (the mean simulated diversity for the equivalent count of sign types). Notably, most of these sites are not shown as having connections between groups in</w:t>
-      </w:r>
-      <w:r>
-        <w:t xml:space="preserve"> </w:t>
-      </w:r>
-      <w:hyperlink w:anchor="fig-neighbor-net">
-        <w:r>
-          <w:rPr>
-            <w:rStyle w:val="Hyperlink"/>
-          </w:rPr>
-          <w:t xml:space="preserve">Figure 3</w:t>
-        </w:r>
-      </w:hyperlink>
-      <w:r>
-        <w:t xml:space="preserve">. The relative diversity does not track the phase-level pool size (Aur-P1 mean excess -0.2, Aur-P2 mean excess -0.07), so the sites’ relative diversity fluctuates independently of the sign-type pool. This suggests a distinction between shorter-term information exchange (e.g. the highly interconnected sites in</w:t>
-      </w:r>
-      <w:r>
-        <w:t xml:space="preserve"> </w:t>
-      </w:r>
-      <w:hyperlink w:anchor="fig-neighbor-net">
-        <w:r>
-          <w:rPr>
-            <w:rStyle w:val="Hyperlink"/>
-          </w:rPr>
-          <w:t xml:space="preserve">Figure 3</w:t>
-        </w:r>
-      </w:hyperlink>
-      <w:r>
-        <w:t xml:space="preserve">) and longer-term residential movement for aggregation (e.g. the sites with higher than expected diversity in</w:t>
-      </w:r>
-      <w:r>
-        <w:t xml:space="preserve"> </w:t>
-      </w:r>
-      <w:hyperlink w:anchor="fig-div-plot">
-        <w:r>
-          <w:rPr>
-            <w:rStyle w:val="Hyperlink"/>
-          </w:rPr>
-          <w:t xml:space="preserve">Figure 6</w:t>
-        </w:r>
-      </w:hyperlink>
-      <w:r>
-        <w:t xml:space="preserve">). Supporting this distinction, diversity excess (as an indicator of aggregation candidates) showed a significant negative correlation with network degree (ρ = -0.35, p = 0.061), indicating that aggregation candidates are less connected rather than merely decoupled from network hubs. The correlation with betweenness was not significant (ρ = -0.18, p = 0.349). Object count was positively correlated with degree centrality (degree: ρ = 0.35, p = 0.063328), indicating that hubs tend to be among the better-sampled sites. The elevated diversity identifying aggregation candidates did not differ significantly between the restricted and broad-range groups (Wilcoxon W = 59, p = 0.044), so this metric does not by itself track the restricted/broad grouping.</w:t>
+        <w:t xml:space="preserve">). Supporting this distinction, diversity excess (as an indicator of aggregation candidates) showed a marginally significant negative correlation with network degree (ρ = -0.35, p = 0.061), indicating that aggregation candidates are less connected rather than merely decoupled from network hubs. The correlation with betweenness was not significant (ρ = -0.18, p = 0.349). Object count was positively correlated with degree centrality (degree: ρ = 0.35, p = 0.063328), indicating that hubs tend to be among the better-sampled sites. The elevated diversity identifying aggregation candidates differed significantly between the restricted and broad-range groups (Wilcoxon W = 59, p = 0.044), so this metric does track the restricted/broad grouping.</w:t>
       </w:r>
     </w:p>
     <w:tbl>
@@ -3032,7 +3032,7 @@
         <w:t xml:space="preserve"> </w:t>
       </w:r>
       <w:r>
-        <w:t xml:space="preserve">[89]</w:t>
+        <w:t xml:space="preserve">[88]</w:t>
       </w:r>
       <w:r>
         <w:t xml:space="preserve">. This was followed by rapid expansion from 43.25–41 ka BP, with the maximum extent of early Aurignacian (Aur-P1) settlement being reached around 41 ka BP (</w:t>
@@ -3047,7 +3047,7 @@
         <w:t xml:space="preserve"> </w:t>
       </w:r>
       <w:r>
-        <w:t xml:space="preserve">[90–98]</w:t>
+        <w:t xml:space="preserve">[89–97]</w:t>
       </w:r>
       <w:r>
         <w:t xml:space="preserve">. Quantitative demographic reconstructions suggest that western and central European Aurignacian populations numbered approximately 1500 individuals</w:t>
@@ -3142,7 +3142,7 @@
         <w:t xml:space="preserve"> </w:t>
       </w:r>
       <w:r>
-        <w:t xml:space="preserve">[89]</w:t>
+        <w:t xml:space="preserve">[88]</w:t>
       </w:r>
       <w:r>
         <w:t xml:space="preserve"> </w:t>
@@ -3263,7 +3263,7 @@
         <w:t xml:space="preserve"> </w:t>
       </w:r>
       <w:r>
-        <w:t xml:space="preserve">[99]</w:t>
+        <w:t xml:space="preserve">[98]</w:t>
       </w:r>
       <w:r>
         <w:t xml:space="preserve">, who used Approximate Bayesian Computation to simulate and compare Aurignacian personal ornament distribution as a result of structured ethnic identity versus as a result of cultural identity by-descent with modification and isolation-by-distance. Their results show the latter was best supported by the data. Cultural identity by-descent with modification is defined as group difference generated by unconscious cultural mutation and drift, and largely influenced by spatial proximity to other groups. These results from</w:t>
@@ -3272,7 +3272,7 @@
         <w:t xml:space="preserve"> </w:t>
       </w:r>
       <w:r>
-        <w:t xml:space="preserve">[99]</w:t>
+        <w:t xml:space="preserve">[98]</w:t>
       </w:r>
       <w:r>
         <w:t xml:space="preserve"> </w:t>
@@ -3304,7 +3304,7 @@
         <w:t xml:space="preserve"> </w:t>
       </w:r>
       <w:r>
-        <w:t xml:space="preserve">[100–102]</w:t>
+        <w:t xml:space="preserve">[99–101]</w:t>
       </w:r>
       <w:r>
         <w:t xml:space="preserve">. Smaller populations are predicted to experience greater drift and reduced capacity to maintain complex cultural repertoires</w:t>
@@ -3313,7 +3313,7 @@
         <w:t xml:space="preserve"> </w:t>
       </w:r>
       <w:r>
-        <w:t xml:space="preserve">[103]</w:t>
+        <w:t xml:space="preserve">[102]</w:t>
       </w:r>
       <w:r>
         <w:t xml:space="preserve">, which is consistent with our observation that the sign-type pool is larger in the Aur-P1 phase (26 types) than in the Aur-P2 phase (15 types). Network structure also shapes cultural information flow: highly connected networks with hub structures facilitate rapid transmission and reduce drift</w:t>
@@ -3322,7 +3322,7 @@
         <w:t xml:space="preserve"> </w:t>
       </w:r>
       <w:r>
-        <w:t xml:space="preserve">[104,105]</w:t>
+        <w:t xml:space="preserve">[103,104]</w:t>
       </w:r>
       <w:r>
         <w:t xml:space="preserve">, while more clustered networks promote localised conformist transmission and differentiation within subgroups</w:t>
@@ -3331,7 +3331,7 @@
         <w:t xml:space="preserve"> </w:t>
       </w:r>
       <w:r>
-        <w:t xml:space="preserve">[106]</w:t>
+        <w:t xml:space="preserve">[105]</w:t>
       </w:r>
       <w:r>
         <w:t xml:space="preserve">. Our Aur-P1 network, with the higher mean degree (7.5°) and hub structure centred on key sites, would be expected to show efficient sign-type transmission — consistent with the wide geographic spread of common signs. Aur-P2 shows higher relative edge density but a lower mean degree (4.2°) and no significant geographic signal (Mantel R = -0.299, p = 0.933), suggesting more localised interactions. The reduced connectivity in Aur-P2 relative to Aur-P1 may reflect population consolidation and more localised social structures. However, the lack of significant geographic structure in either phase contradicts simple isolation-by-distance models</w:t>
@@ -3340,7 +3340,7 @@
         <w:t xml:space="preserve"> </w:t>
       </w:r>
       <w:r>
-        <w:t xml:space="preserve">[103,107]</w:t>
+        <w:t xml:space="preserve">[102,106]</w:t>
       </w:r>
       <w:r>
         <w:t xml:space="preserve">, suggesting sign transmission may have operated through channels such as ritual gatherings or ceremonial exchange rather than routine mobility alone. These interpretations are speculative: network structure reflects sign-sharing patterns, not direct evidence of social organisation, and simpler sign types may reflect independent invention or functional constraints rather than social transmission.</w:t>
@@ -3393,13 +3393,25 @@
         <w:t xml:space="preserve"> </w:t>
       </w:r>
       <w:r>
+        <w:t xml:space="preserve">[107]</w:t>
+      </w:r>
+      <w:r>
+        <w:t xml:space="preserve"> </w:t>
+      </w:r>
+      <w:r>
+        <w:t xml:space="preserve">(sign sequences having protocuneiform-like information density, suggesting notational function) and</w:t>
+      </w:r>
+      <w:r>
+        <w:t xml:space="preserve"> </w:t>
+      </w:r>
+      <w:r>
         <w:t xml:space="preserve">[108]</w:t>
       </w:r>
       <w:r>
         <w:t xml:space="preserve"> </w:t>
       </w:r>
       <w:r>
-        <w:t xml:space="preserve">(sign sequences having protocuneiform-like information density, suggesting notational function) and</w:t>
+        <w:t xml:space="preserve">(some signs recording seasonal prey information). However, both hypotheses are contested:</w:t>
       </w:r>
       <w:r>
         <w:t xml:space="preserve"> </w:t>
@@ -3411,7 +3423,7 @@
         <w:t xml:space="preserve"> </w:t>
       </w:r>
       <w:r>
-        <w:t xml:space="preserve">(some signs recording seasonal prey information). However, both hypotheses are contested:</w:t>
+        <w:t xml:space="preserve">note methodological issues in Bentz &amp; Dutkiewicz;</w:t>
       </w:r>
       <w:r>
         <w:t xml:space="preserve"> </w:t>
@@ -3423,7 +3435,7 @@
         <w:t xml:space="preserve"> </w:t>
       </w:r>
       <w:r>
-        <w:t xml:space="preserve">note methodological issues in Bentz &amp; Dutkiewicz;</w:t>
+        <w:t xml:space="preserve">and</w:t>
       </w:r>
       <w:r>
         <w:t xml:space="preserve"> </w:t>
@@ -3435,25 +3447,13 @@
         <w:t xml:space="preserve"> </w:t>
       </w:r>
       <w:r>
-        <w:t xml:space="preserve">and</w:t>
+        <w:t xml:space="preserve">argue the lunar calendar hypothesis is untestable, circular, and selectively uses data;</w:t>
       </w:r>
       <w:r>
         <w:t xml:space="preserve"> </w:t>
       </w:r>
       <w:r>
         <w:t xml:space="preserve">[112]</w:t>
-      </w:r>
-      <w:r>
-        <w:t xml:space="preserve"> </w:t>
-      </w:r>
-      <w:r>
-        <w:t xml:space="preserve">argue the lunar calendar hypothesis is untestable, circular, and selectively uses data;</w:t>
-      </w:r>
-      <w:r>
-        <w:t xml:space="preserve"> </w:t>
-      </w:r>
-      <w:r>
-        <w:t xml:space="preserve">[113]</w:t>
       </w:r>
       <w:r>
         <w:t xml:space="preserve"> </w:t>
@@ -3484,7 +3484,7 @@
         <w:t xml:space="preserve"> </w:t>
       </w:r>
       <w:r>
-        <w:t xml:space="preserve">[3,81,114–117]</w:t>
+        <w:t xml:space="preserve">[3,80,113–116]</w:t>
       </w:r>
       <w:r>
         <w:t xml:space="preserve"> </w:t>
@@ -3496,7 +3496,7 @@
         <w:t xml:space="preserve"> </w:t>
       </w:r>
       <w:r>
-        <w:t xml:space="preserve">[2,74,118–122]</w:t>
+        <w:t xml:space="preserve">[2,73,117–121]</w:t>
       </w:r>
       <w:r>
         <w:t xml:space="preserve">. Within a two-phase (Aur-P1/Aur-P2) framework grounded in specialist technological attributions, we find a robust restricted/broad two-group structure in geometric-sign use in the early phase (Aur-P1) that survives bootstrap resampling and independent model-based validation, and that is not explained by geographic distance. The two phases do not differ significantly in any tested network statistic (edge density, modularity, betweenness, or component count), and neither phase shows a significant isolation-by-distance signal; the Mantel relationship does not differ between phases. These results shift the interpretation of Aurignacian sign distribution away from a simple densest-network narrative toward a comparative account of how the two phases are structured and connected. We attempted to rectify the low temporal resolution that tends to affect network analysis results when analyzing older, more time-averaged data sets</w:t>
@@ -3505,52 +3505,99 @@
         <w:t xml:space="preserve"> </w:t>
       </w:r>
       <w:r>
+        <w:t xml:space="preserve">[122]</w:t>
+      </w:r>
+      <w:r>
+        <w:t xml:space="preserve"> </w:t>
+      </w:r>
+      <w:r>
+        <w:t xml:space="preserve">by working with two internally coherent phases. Additionally, by comparing the phases rather than assuming a single trajectory, we are able to see social networks as fluid and dynamic, rather than static and bounded</w:t>
+      </w:r>
+      <w:r>
+        <w:t xml:space="preserve"> </w:t>
+      </w:r>
+      <w:r>
+        <w:t xml:space="preserve">[79]</w:t>
+      </w:r>
+      <w:r>
+        <w:t xml:space="preserve">. Our results do not support the conclusions drawn in</w:t>
+      </w:r>
+      <w:r>
+        <w:t xml:space="preserve"> </w:t>
+      </w:r>
+      <w:r>
+        <w:t xml:space="preserve">[6]</w:t>
+      </w:r>
+      <w:r>
+        <w:t xml:space="preserve">, where Aurignacian artwork is found to be a symbolic marker of structured ethnic identity, but are supported by</w:t>
+      </w:r>
+      <w:r>
+        <w:t xml:space="preserve"> </w:t>
+      </w:r>
+      <w:r>
+        <w:t xml:space="preserve">[98]</w:t>
+      </w:r>
+      <w:r>
+        <w:t xml:space="preserve">, which utilizes the same data as</w:t>
+      </w:r>
+      <w:r>
+        <w:t xml:space="preserve"> </w:t>
+      </w:r>
+      <w:r>
+        <w:t xml:space="preserve">[6]</w:t>
+      </w:r>
+      <w:r>
+        <w:t xml:space="preserve"> </w:t>
+      </w:r>
+      <w:r>
+        <w:t xml:space="preserve">to conclude that cultural identity by-descent with modification is a more likely explanation for the distribution of Aurignacian ornaments.</w:t>
+      </w:r>
+    </w:p>
+    <w:p>
+      <w:pPr>
+        <w:pStyle w:val="BodyText"/>
+      </w:pPr>
+      <w:r>
+        <w:t xml:space="preserve">One limitation is the potential ambiguity that arises with some of the sign types. While</w:t>
+      </w:r>
+      <w:r>
+        <w:t xml:space="preserve"> </w:t>
+      </w:r>
+      <w:r>
         <w:t xml:space="preserve">[123]</w:t>
       </w:r>
       <w:r>
         <w:t xml:space="preserve"> </w:t>
       </w:r>
       <w:r>
-        <w:t xml:space="preserve">by working with two internally coherent phases. Additionally, by comparing the phases rather than assuming a single trajectory, we are able to see social networks as fluid and dynamic, rather than static and bounded</w:t>
-      </w:r>
-      <w:r>
-        <w:t xml:space="preserve"> </w:t>
-      </w:r>
-      <w:r>
-        <w:t xml:space="preserve">[80]</w:t>
-      </w:r>
-      <w:r>
-        <w:t xml:space="preserve">. Our results do not support the conclusions drawn in</w:t>
-      </w:r>
-      <w:r>
-        <w:t xml:space="preserve"> </w:t>
-      </w:r>
-      <w:r>
-        <w:t xml:space="preserve">[6]</w:t>
-      </w:r>
-      <w:r>
-        <w:t xml:space="preserve">, where Aurignacian artwork is found to be a symbolic marker of structured ethnic identity, but are supported by</w:t>
-      </w:r>
-      <w:r>
-        <w:t xml:space="preserve"> </w:t>
-      </w:r>
-      <w:r>
-        <w:t xml:space="preserve">[99]</w:t>
-      </w:r>
-      <w:r>
-        <w:t xml:space="preserve">, which utilizes the same data as</w:t>
-      </w:r>
-      <w:r>
-        <w:t xml:space="preserve"> </w:t>
-      </w:r>
-      <w:r>
-        <w:t xml:space="preserve">[6]</w:t>
-      </w:r>
-      <w:r>
-        <w:t xml:space="preserve"> </w:t>
-      </w:r>
-      <w:r>
-        <w:t xml:space="preserve">to conclude that cultural identity by-descent with modification is a more likely explanation for the distribution of Aurignacian ornaments.</w:t>
+        <w:t xml:space="preserve">argues in favor of Aurignacian geometric signs as symbolic expression, potential ambiguity still remains over whether function is consistent across all sign type occurrences, particularly in regards to the simpler sign types composed from fewer elements. We included the more ambiguous sign types because similar sign occurrence may still serve as evidence of cultural connectivity regardless of function, even if it is random copying</w:t>
+      </w:r>
+      <w:r>
+        <w:t xml:space="preserve"> </w:t>
+      </w:r>
+      <w:r>
+        <w:t xml:space="preserve">[124]</w:t>
+      </w:r>
+      <w:r>
+        <w:t xml:space="preserve">, and additionally, greater quantities of included sign types serve to establish stronger connections</w:t>
+      </w:r>
+      <w:r>
+        <w:t xml:space="preserve"> </w:t>
+      </w:r>
+      <w:r>
+        <w:t xml:space="preserve">[122]</w:t>
+      </w:r>
+      <w:r>
+        <w:t xml:space="preserve">. This ambiguity may be addressed in the future through the usage of the data recently released in SignBase 2.0 covering sites in Germany, which contains more detailed information on the specific order and patterns in which signs occurred on individual objects</w:t>
+      </w:r>
+      <w:r>
+        <w:t xml:space="preserve"> </w:t>
+      </w:r>
+      <w:r>
+        <w:t xml:space="preserve">[107]</w:t>
+      </w:r>
+      <w:r>
+        <w:t xml:space="preserve">.</w:t>
       </w:r>
     </w:p>
     <w:p>
@@ -3558,19 +3605,7 @@
         <w:pStyle w:val="BodyText"/>
       </w:pPr>
       <w:r>
-        <w:t xml:space="preserve">One limitation is the potential ambiguity that arises with some of the sign types. While</w:t>
-      </w:r>
-      <w:r>
-        <w:t xml:space="preserve"> </w:t>
-      </w:r>
-      <w:r>
-        <w:t xml:space="preserve">[124]</w:t>
-      </w:r>
-      <w:r>
-        <w:t xml:space="preserve"> </w:t>
-      </w:r>
-      <w:r>
-        <w:t xml:space="preserve">argues in favor of Aurignacian geometric signs as symbolic expression, potential ambiguity still remains over whether function is consistent across all sign type occurrences, particularly in regards to the simpler sign types composed from fewer elements. We included the more ambiguous sign types because similar sign occurrence may still serve as evidence of cultural connectivity regardless of function, even if it is random copying</w:t>
+        <w:t xml:space="preserve">A further limitation concerns the effects of time-averaging on our network reconstructions.</w:t>
       </w:r>
       <w:r>
         <w:t xml:space="preserve"> </w:t>
@@ -3579,25 +3614,22 @@
         <w:t xml:space="preserve">[125]</w:t>
       </w:r>
       <w:r>
-        <w:t xml:space="preserve">, and additionally, greater quantities of included sign types serve to establish stronger connections</w:t>
-      </w:r>
-      <w:r>
-        <w:t xml:space="preserve"> </w:t>
-      </w:r>
-      <w:r>
-        <w:t xml:space="preserve">[123]</w:t>
-      </w:r>
-      <w:r>
-        <w:t xml:space="preserve">. This ambiguity may be addressed in the future through the usage of the data recently released in SignBase 2.0 covering sites in Germany, which contains more detailed information on the specific order and patterns in which signs occurred on individual objects</w:t>
-      </w:r>
-      <w:r>
-        <w:t xml:space="preserve"> </w:t>
-      </w:r>
-      <w:r>
-        <w:t xml:space="preserve">[108]</w:t>
-      </w:r>
-      <w:r>
-        <w:t xml:space="preserve">.</w:t>
+        <w:t xml:space="preserve"> </w:t>
+      </w:r>
+      <w:r>
+        <w:t xml:space="preserve">demonstrate that time-averaging reduces the fidelity of network interpretations compared to non-time-averaged networks, and that these effects are highly dependent on initial network structures. Our division of the Aurignacian into two phases partially addresses this issue, but each phase still spans several thousand years, and individual sites may contain occupations from multiple millennia. The palimpsest nature of archaeological deposits means that our networks likely compress diachronic changes in social connectivity, potentially obscuring shorter-term fluctuations in interaction patterns.</w:t>
+      </w:r>
+      <w:r>
+        <w:t xml:space="preserve"> </w:t>
+      </w:r>
+      <w:r>
+        <w:t xml:space="preserve">[68]</w:t>
+      </w:r>
+      <w:r>
+        <w:t xml:space="preserve"> </w:t>
+      </w:r>
+      <w:r>
+        <w:t xml:space="preserve">further show that hunter-gatherer mobility patterns profoundly affect our ability to reconstruct social networks from archaeological assemblages, with implications for how we interpret network metrics such as mean degree and transitivity. These methodological constraints should be borne in mind when interpreting the inferred social organisation patterns discussed above.</w:t>
       </w:r>
     </w:p>
     <w:p>
@@ -3605,38 +3637,6 @@
         <w:pStyle w:val="BodyText"/>
       </w:pPr>
       <w:r>
-        <w:t xml:space="preserve">A further limitation concerns the effects of time-averaging on our network reconstructions.</w:t>
-      </w:r>
-      <w:r>
-        <w:t xml:space="preserve"> </w:t>
-      </w:r>
-      <w:r>
-        <w:t xml:space="preserve">[126]</w:t>
-      </w:r>
-      <w:r>
-        <w:t xml:space="preserve"> </w:t>
-      </w:r>
-      <w:r>
-        <w:t xml:space="preserve">demonstrate that time-averaging reduces the fidelity of network interpretations compared to non-time-averaged networks, and that these effects are highly dependent on initial network structures. Our division of the Aurignacian into two phases partially addresses this issue, but each phase still spans several thousand years, and individual sites may contain occupations from multiple millennia. The palimpsest nature of archaeological deposits means that our networks likely compress diachronic changes in social connectivity, potentially obscuring shorter-term fluctuations in interaction patterns.</w:t>
-      </w:r>
-      <w:r>
-        <w:t xml:space="preserve"> </w:t>
-      </w:r>
-      <w:r>
-        <w:t xml:space="preserve">[69]</w:t>
-      </w:r>
-      <w:r>
-        <w:t xml:space="preserve"> </w:t>
-      </w:r>
-      <w:r>
-        <w:t xml:space="preserve">further show that hunter-gatherer mobility patterns profoundly affect our ability to reconstruct social networks from archaeological assemblages, with implications for how we interpret network metrics such as mean degree and transitivity. These methodological constraints should be borne in mind when interpreting the inferred social organisation patterns discussed above.</w:t>
-      </w:r>
-    </w:p>
-    <w:p>
-      <w:pPr>
-        <w:pStyle w:val="BodyText"/>
-      </w:pPr>
-      <w:r>
         <w:t xml:space="preserve">A further limitation concerns the reliability of site-level phase assignments, and the small size of the Aur-P2 sample in particular. Our primary analysis assigns each site to a phase on the basis of specialist technological attributions from the published literature rather than radiocarbon dates alone, which can conflict with the archaeological content of a layer: Abri Pataud’s lithic technology places it in the Early Aurignacian despite basal dates within the Proto-Aurignacian range</w:t>
       </w:r>
       <w:r>
@@ -3670,10 +3670,10 @@
         <w:t xml:space="preserve"> </w:t>
       </w:r>
       <w:r>
-        <w:t xml:space="preserve">[32]</w:t>
-      </w:r>
-      <w:r>
-        <w:t xml:space="preserve">. After exclusions, Aur-P2 rests on only 9 sites and 9 objects, so its two-group structure and network statistics must be read with explicit power caveats, and any claim about it is made conditional on that small sample. We test the sensitivity of our assignments to reverting to purely date-based criteria in Supplement S8. The Proto/Early merger reflects this documented chronological overlap and further avoids treating the poorly-sampled Proto as a distinct analytic phase.</w:t>
+        <w:t xml:space="preserve">[31]</w:t>
+      </w:r>
+      <w:r>
+        <w:t xml:space="preserve">. After exclusions, Aur-P2 rests on only 9 sites and 63 objects, so its two-group structure and network statistics must be read with explicit power caveats, and any claim about it is made conditional on that small sample. We test the sensitivity of our assignments to reverting to purely date-based criteria in Supplement S8. The Proto/Early merger reflects this documented chronological overlap and further avoids treating the poorly-sampled Proto as a distinct analytic phase.</w:t>
       </w:r>
     </w:p>
     <w:bookmarkEnd w:id="60"/>
@@ -3745,14 +3745,14 @@
         <w:t xml:space="preserve"> </w:t>
       </w:r>
       <w:r>
-        <w:t xml:space="preserve">[127,128]</w:t>
+        <w:t xml:space="preserve">[126,127]</w:t>
       </w:r>
       <w:r>
         <w:t xml:space="preserve">.</w:t>
       </w:r>
     </w:p>
     <w:bookmarkEnd w:id="61"/>
-    <w:bookmarkStart w:id="282" w:name="references"/>
+    <w:bookmarkStart w:id="281" w:name="references"/>
     <w:p>
       <w:pPr>
         <w:pStyle w:val="Heading1"/>
@@ -3761,7 +3761,7 @@
         <w:t xml:space="preserve">References</w:t>
       </w:r>
     </w:p>
-    <w:bookmarkStart w:id="281" w:name="refs"/>
+    <w:bookmarkStart w:id="280" w:name="refs"/>
     <w:bookmarkStart w:id="63" w:name="ref-Boyd_Silk_2020"/>
     <w:p>
       <w:pPr>
@@ -4333,7 +4333,7 @@
       </w:r>
     </w:p>
     <w:bookmarkEnd w:id="84"/>
-    <w:bookmarkStart w:id="85" w:name="ref-dinnis2019thoughts"/>
+    <w:bookmarkStart w:id="86" w:name="ref-Dinnis_et_al_2019"/>
     <w:p>
       <w:pPr>
         <w:pStyle w:val="Bibliography"/>
@@ -4374,9 +4374,23 @@
       <w:r>
         <w:t xml:space="preserve">. Proceedings of the Prehistoric Society 2019;85:29–60.</w:t>
       </w:r>
-    </w:p>
-    <w:bookmarkEnd w:id="85"/>
-    <w:bookmarkStart w:id="86" w:name="ref-falcucci2020breaking"/>
+      <w:r>
+        <w:t xml:space="preserve"> </w:t>
+      </w:r>
+      <w:hyperlink r:id="rId85">
+        <w:r>
+          <w:rPr>
+            <w:rStyle w:val="Hyperlink"/>
+          </w:rPr>
+          <w:t xml:space="preserve">https://doi.org/10.1017/ppr.2019.5</w:t>
+        </w:r>
+      </w:hyperlink>
+      <w:r>
+        <w:t xml:space="preserve">.</w:t>
+      </w:r>
+    </w:p>
+    <w:bookmarkEnd w:id="86"/>
+    <w:bookmarkStart w:id="87" w:name="ref-falcucci2020breaking"/>
     <w:p>
       <w:pPr>
         <w:pStyle w:val="Bibliography"/>
@@ -4427,8 +4441,8 @@
         <w:t xml:space="preserve">. Journal of Anthropological Sciences 2020;98:99–140.</w:t>
       </w:r>
     </w:p>
-    <w:bookmarkEnd w:id="86"/>
-    <w:bookmarkStart w:id="87" w:name="ref-clark200917"/>
+    <w:bookmarkEnd w:id="87"/>
+    <w:bookmarkStart w:id="88" w:name="ref-clark200917"/>
     <w:p>
       <w:pPr>
         <w:pStyle w:val="Bibliography"/>
@@ -4467,8 +4481,8 @@
         <w:t xml:space="preserve">from 50 000 to 25 000 BP, vol. 323, Oxbow Books; 2009.</w:t>
       </w:r>
     </w:p>
-    <w:bookmarkEnd w:id="87"/>
-    <w:bookmarkStart w:id="88" w:name="ref-zilhao2024data"/>
+    <w:bookmarkEnd w:id="88"/>
+    <w:bookmarkStart w:id="89" w:name="ref-zilhao2024data"/>
     <w:p>
       <w:pPr>
         <w:pStyle w:val="Bibliography"/>
@@ -4510,8 +4524,8 @@
         <w:t xml:space="preserve">debate. Quaternary Environments and Humans 2024;2:100037.</w:t>
       </w:r>
     </w:p>
-    <w:bookmarkEnd w:id="88"/>
-    <w:bookmarkStart w:id="89" w:name="ref-bordes2006news"/>
+    <w:bookmarkEnd w:id="89"/>
+    <w:bookmarkStart w:id="90" w:name="ref-bordes2006news"/>
     <w:p>
       <w:pPr>
         <w:pStyle w:val="Bibliography"/>
@@ -4547,8 +4561,8 @@
         <w:t xml:space="preserve">rigord. Towards a Definition of the Aurignacian 2006;45:147–71.</w:t>
       </w:r>
     </w:p>
-    <w:bookmarkEnd w:id="89"/>
-    <w:bookmarkStart w:id="90" w:name="ref-canessa2026unpacking"/>
+    <w:bookmarkEnd w:id="90"/>
+    <w:bookmarkStart w:id="91" w:name="ref-canessa2026unpacking"/>
     <w:p>
       <w:pPr>
         <w:pStyle w:val="Bibliography"/>
@@ -4590,8 +4604,8 @@
         <w:t xml:space="preserve">. Plos One 2026;21:e0345202.</w:t>
       </w:r>
     </w:p>
-    <w:bookmarkEnd w:id="90"/>
-    <w:bookmarkStart w:id="92" w:name="ref-Schmidt_Zimmermann_2019"/>
+    <w:bookmarkEnd w:id="91"/>
+    <w:bookmarkStart w:id="93" w:name="ref-Schmidt_Zimmermann_2019"/>
     <w:p>
       <w:pPr>
         <w:pStyle w:val="Bibliography"/>
@@ -4629,7 +4643,7 @@
       <w:r>
         <w:t xml:space="preserve"> </w:t>
       </w:r>
-      <w:hyperlink r:id="rId91">
+      <w:hyperlink r:id="rId92">
         <w:r>
           <w:rPr>
             <w:rStyle w:val="Hyperlink"/>
@@ -4641,8 +4655,8 @@
         <w:t xml:space="preserve">.</w:t>
       </w:r>
     </w:p>
-    <w:bookmarkEnd w:id="92"/>
-    <w:bookmarkStart w:id="94" w:name="ref-Banks_dErrico_Zilhao_2013"/>
+    <w:bookmarkEnd w:id="93"/>
+    <w:bookmarkStart w:id="95" w:name="ref-Banks_dErrico_Zilhao_2013"/>
     <w:p>
       <w:pPr>
         <w:pStyle w:val="Bibliography"/>
@@ -4689,7 +4703,7 @@
       <w:r>
         <w:t xml:space="preserve">. Journal of Human Evolution 2013;64:39–55. https://doi.org/</w:t>
       </w:r>
-      <w:hyperlink r:id="rId93">
+      <w:hyperlink r:id="rId94">
         <w:r>
           <w:rPr>
             <w:rStyle w:val="Hyperlink"/>
@@ -4701,8 +4715,8 @@
         <w:t xml:space="preserve">.</w:t>
       </w:r>
     </w:p>
-    <w:bookmarkEnd w:id="94"/>
-    <w:bookmarkStart w:id="96" w:name="X68cdd7ba62fc5dd3e1e9b497937717305f7b9a0"/>
+    <w:bookmarkEnd w:id="95"/>
+    <w:bookmarkStart w:id="97" w:name="X68cdd7ba62fc5dd3e1e9b497937717305f7b9a0"/>
     <w:p>
       <w:pPr>
         <w:pStyle w:val="Bibliography"/>
@@ -4731,7 +4745,7 @@
       <w:r>
         <w:t xml:space="preserve">techno-complex under extreme climate conditions. Quaternary Science Reviews 2021;263:106995. https://doi.org/</w:t>
       </w:r>
-      <w:hyperlink r:id="rId95">
+      <w:hyperlink r:id="rId96">
         <w:r>
           <w:rPr>
             <w:rStyle w:val="Hyperlink"/>
@@ -4743,8 +4757,8 @@
         <w:t xml:space="preserve">.</w:t>
       </w:r>
     </w:p>
-    <w:bookmarkEnd w:id="96"/>
-    <w:bookmarkStart w:id="98" w:name="ref-Falcucci_Peresani_2017"/>
+    <w:bookmarkEnd w:id="97"/>
+    <w:bookmarkStart w:id="99" w:name="ref-Falcucci_Peresani_2017"/>
     <w:p>
       <w:pPr>
         <w:pStyle w:val="Bibliography"/>
@@ -4797,7 +4811,7 @@
       <w:r>
         <w:t xml:space="preserve"> </w:t>
       </w:r>
-      <w:hyperlink r:id="rId97">
+      <w:hyperlink r:id="rId98">
         <w:r>
           <w:rPr>
             <w:rStyle w:val="Hyperlink"/>
@@ -4809,8 +4823,8 @@
         <w:t xml:space="preserve">.</w:t>
       </w:r>
     </w:p>
-    <w:bookmarkEnd w:id="98"/>
-    <w:bookmarkStart w:id="100" w:name="ref-Bataille_Conard_2019"/>
+    <w:bookmarkEnd w:id="99"/>
+    <w:bookmarkStart w:id="101" w:name="ref-Bataille_Conard_2019"/>
     <w:p>
       <w:pPr>
         <w:pStyle w:val="Bibliography"/>
@@ -4884,7 +4898,7 @@
       <w:r>
         <w:t xml:space="preserve"> </w:t>
       </w:r>
-      <w:hyperlink r:id="rId99">
+      <w:hyperlink r:id="rId100">
         <w:r>
           <w:rPr>
             <w:rStyle w:val="Hyperlink"/>
@@ -4896,8 +4910,8 @@
         <w:t xml:space="preserve">.</w:t>
       </w:r>
     </w:p>
-    <w:bookmarkEnd w:id="100"/>
-    <w:bookmarkStart w:id="101" w:name="ref-Chiotti_2005"/>
+    <w:bookmarkEnd w:id="101"/>
+    <w:bookmarkStart w:id="102" w:name="ref-Chiotti_2005"/>
     <w:p>
       <w:pPr>
         <w:pStyle w:val="Bibliography"/>
@@ -4924,8 +4938,8 @@
         <w:t xml:space="preserve">. Oxford: Archaeopress; 2005.</w:t>
       </w:r>
     </w:p>
-    <w:bookmarkEnd w:id="101"/>
-    <w:bookmarkStart w:id="103" w:name="ref-Higham_Abri_Pataud_2011"/>
+    <w:bookmarkEnd w:id="102"/>
+    <w:bookmarkStart w:id="104" w:name="ref-Higham_Abri_Pataud_2011"/>
     <w:p>
       <w:pPr>
         <w:pStyle w:val="Bibliography"/>
@@ -4954,7 +4968,7 @@
       <w:r>
         <w:t xml:space="preserve"> </w:t>
       </w:r>
-      <w:hyperlink r:id="rId102">
+      <w:hyperlink r:id="rId103">
         <w:r>
           <w:rPr>
             <w:rStyle w:val="Hyperlink"/>
@@ -4966,8 +4980,8 @@
         <w:t xml:space="preserve">.</w:t>
       </w:r>
     </w:p>
-    <w:bookmarkEnd w:id="103"/>
-    <w:bookmarkStart w:id="105" w:name="ref-Talamo_La_Ferrassie_2020"/>
+    <w:bookmarkEnd w:id="104"/>
+    <w:bookmarkStart w:id="106" w:name="ref-Talamo_La_Ferrassie_2020"/>
     <w:p>
       <w:pPr>
         <w:pStyle w:val="Bibliography"/>
@@ -5017,7 +5031,7 @@
       <w:r>
         <w:t xml:space="preserve"> </w:t>
       </w:r>
-      <w:hyperlink r:id="rId104">
+      <w:hyperlink r:id="rId105">
         <w:r>
           <w:rPr>
             <w:rStyle w:val="Hyperlink"/>
@@ -5029,8 +5043,8 @@
         <w:t xml:space="preserve">.</w:t>
       </w:r>
     </w:p>
-    <w:bookmarkEnd w:id="105"/>
-    <w:bookmarkStart w:id="107" w:name="ref-Oliva_2006"/>
+    <w:bookmarkEnd w:id="106"/>
+    <w:bookmarkStart w:id="108" w:name="ref-Oliva_2006"/>
     <w:p>
       <w:pPr>
         <w:pStyle w:val="Bibliography"/>
@@ -5092,7 +5106,7 @@
       <w:r>
         <w:t xml:space="preserve"> </w:t>
       </w:r>
-      <w:hyperlink r:id="rId106">
+      <w:hyperlink r:id="rId107">
         <w:r>
           <w:rPr>
             <w:rStyle w:val="Hyperlink"/>
@@ -5104,8 +5118,8 @@
         <w:t xml:space="preserve">.</w:t>
       </w:r>
     </w:p>
-    <w:bookmarkEnd w:id="107"/>
-    <w:bookmarkStart w:id="109" w:name="ref-Bataille_Conard_2018"/>
+    <w:bookmarkEnd w:id="108"/>
+    <w:bookmarkStart w:id="110" w:name="ref-Bataille_Conard_2018"/>
     <w:p>
       <w:pPr>
         <w:pStyle w:val="Bibliography"/>
@@ -5167,7 +5181,7 @@
       <w:r>
         <w:t xml:space="preserve"> </w:t>
       </w:r>
-      <w:hyperlink r:id="rId108">
+      <w:hyperlink r:id="rId109">
         <w:r>
           <w:rPr>
             <w:rStyle w:val="Hyperlink"/>
@@ -5179,8 +5193,8 @@
         <w:t xml:space="preserve">.</w:t>
       </w:r>
     </w:p>
-    <w:bookmarkEnd w:id="109"/>
-    <w:bookmarkStart w:id="111" w:name="ref-Dinnis_et_al_2019"/>
+    <w:bookmarkEnd w:id="110"/>
+    <w:bookmarkStart w:id="111" w:name="ref-Flas_et_al_2013"/>
     <w:p>
       <w:pPr>
         <w:pStyle w:val="Bibliography"/>
@@ -5195,7 +5209,125 @@
         <w:t xml:space="preserve">	</w:t>
       </w:r>
       <w:r>
-        <w:t xml:space="preserve">Dinnis R, Bessudnov A, Chiotti L, Flas D, Michel A. Thoughts on the structure of the</w:t>
+        <w:t xml:space="preserve">Flas D, Tartar É, Bordes J-G, Le Brun-Ricalens F, Zwyns N. New perspectives on the</w:t>
+      </w:r>
+      <w:r>
+        <w:t xml:space="preserve"> </w:t>
+      </w:r>
+      <w:r>
+        <w:t xml:space="preserve">Aurignacian</w:t>
+      </w:r>
+      <w:r>
+        <w:t xml:space="preserve"> </w:t>
+      </w:r>
+      <w:r>
+        <w:t xml:space="preserve">from</w:t>
+      </w:r>
+      <w:r>
+        <w:t xml:space="preserve"> </w:t>
+      </w:r>
+      <w:r>
+        <w:t xml:space="preserve">Spy</w:t>
+      </w:r>
+      <w:r>
+        <w:t xml:space="preserve">: Lithic assemblage, osseous artefacts and chronocultural sequence. In: Rougier H, Semal P, editors.</w:t>
+      </w:r>
+      <w:r>
+        <w:t xml:space="preserve"> </w:t>
+      </w:r>
+      <w:r>
+        <w:t xml:space="preserve">Spy</w:t>
+      </w:r>
+      <w:r>
+        <w:t xml:space="preserve"> </w:t>
+      </w:r>
+      <w:r>
+        <w:t xml:space="preserve">cave. 125 years of multidisciplinary research at the</w:t>
+      </w:r>
+      <w:r>
+        <w:t xml:space="preserve"> </w:t>
+      </w:r>
+      <w:r>
+        <w:t xml:space="preserve">Betche</w:t>
+      </w:r>
+      <w:r>
+        <w:t xml:space="preserve"> </w:t>
+      </w:r>
+      <w:r>
+        <w:t xml:space="preserve">aux</w:t>
+      </w:r>
+      <w:r>
+        <w:t xml:space="preserve"> </w:t>
+      </w:r>
+      <w:r>
+        <w:t xml:space="preserve">Rotches</w:t>
+      </w:r>
+      <w:r>
+        <w:t xml:space="preserve"> </w:t>
+      </w:r>
+      <w:r>
+        <w:t xml:space="preserve">(</w:t>
+      </w:r>
+      <w:r>
+        <w:t xml:space="preserve">Jemeppe</w:t>
+      </w:r>
+      <w:r>
+        <w:t xml:space="preserve">-sur-</w:t>
+      </w:r>
+      <w:r>
+        <w:t xml:space="preserve">Sambre</w:t>
+      </w:r>
+      <w:r>
+        <w:t xml:space="preserve">, province of</w:t>
+      </w:r>
+      <w:r>
+        <w:t xml:space="preserve"> </w:t>
+      </w:r>
+      <w:r>
+        <w:t xml:space="preserve">Namur</w:t>
+      </w:r>
+      <w:r>
+        <w:t xml:space="preserve">,</w:t>
+      </w:r>
+      <w:r>
+        <w:t xml:space="preserve"> </w:t>
+      </w:r>
+      <w:r>
+        <w:t xml:space="preserve">Belgium</w:t>
+      </w:r>
+      <w:r>
+        <w:t xml:space="preserve">), volume 1, vol. 123/2012, Royal Belgian Institute of Natural Sciences, Royal Belgian Society of Anthropology; Prehistory,; NESPOS Society; 2013, p. 231–55.</w:t>
+      </w:r>
+    </w:p>
+    <w:bookmarkEnd w:id="111"/>
+    <w:bookmarkStart w:id="113" w:name="ref-Flas_2015"/>
+    <w:p>
+      <w:pPr>
+        <w:pStyle w:val="Bibliography"/>
+      </w:pPr>
+      <w:r>
+        <w:t xml:space="preserve">[30]</w:t>
+      </w:r>
+      <w:r>
+        <w:t xml:space="preserve"> </w:t>
+      </w:r>
+      <w:r>
+        <w:t xml:space="preserve">	</w:t>
+      </w:r>
+      <w:r>
+        <w:t xml:space="preserve">Flas D. The chronocultural sequence of</w:t>
+      </w:r>
+      <w:r>
+        <w:t xml:space="preserve"> </w:t>
+      </w:r>
+      <w:r>
+        <w:t xml:space="preserve">Belgian</w:t>
+      </w:r>
+      <w:r>
+        <w:t xml:space="preserve"> </w:t>
+      </w:r>
+      <w:r>
+        <w:t xml:space="preserve">complexes in the</w:t>
       </w:r>
       <w:r>
         <w:t xml:space="preserve"> </w:t>
@@ -5210,49 +5342,2148 @@
         <w:t xml:space="preserve">Aurignacian</w:t>
       </w:r>
       <w:r>
-        <w:t xml:space="preserve">, with particular focus on</w:t>
-      </w:r>
-      <w:r>
-        <w:t xml:space="preserve"> </w:t>
-      </w:r>
-      <w:r>
-        <w:t xml:space="preserve">Hohle Fels IV</w:t>
-      </w:r>
-      <w:r>
-        <w:t xml:space="preserve">. Proceedings of the Prehistoric Society 2019;85:29–60.</w:t>
-      </w:r>
-      <w:r>
-        <w:t xml:space="preserve"> </w:t>
-      </w:r>
-      <w:hyperlink r:id="rId110">
-        <w:r>
-          <w:rPr>
-            <w:rStyle w:val="Hyperlink"/>
-          </w:rPr>
-          <w:t xml:space="preserve">https://doi.org/10.1017/ppr.2019.5</w:t>
+        <w:t xml:space="preserve"> </w:t>
+      </w:r>
+      <w:r>
+        <w:t xml:space="preserve">context. In: White R, Bourrillon R, editors.</w:t>
+      </w:r>
+      <w:r>
+        <w:t xml:space="preserve"> </w:t>
+      </w:r>
+      <w:r>
+        <w:t xml:space="preserve">Aurignacian</w:t>
+      </w:r>
+      <w:r>
+        <w:t xml:space="preserve"> </w:t>
+      </w:r>
+      <w:r>
+        <w:t xml:space="preserve">genius: Art, technology and society of the first modern humans in</w:t>
+      </w:r>
+      <w:r>
+        <w:t xml:space="preserve"> </w:t>
+      </w:r>
+      <w:r>
+        <w:t xml:space="preserve">Europe</w:t>
+      </w:r>
+      <w:r>
+        <w:t xml:space="preserve">, vol. 7, P@lethnology, Toulouse; 2015, p. 57–75.</w:t>
+      </w:r>
+      <w:r>
+        <w:t xml:space="preserve"> </w:t>
+      </w:r>
+      <w:hyperlink r:id="rId112">
+        <w:r>
+          <w:rPr>
+            <w:rStyle w:val="Hyperlink"/>
+          </w:rPr>
+          <w:t xml:space="preserve">https://doi.org/10.4000/palethnologie.736</w:t>
         </w:r>
       </w:hyperlink>
       <w:r>
         <w:t xml:space="preserve">.</w:t>
       </w:r>
     </w:p>
-    <w:bookmarkEnd w:id="111"/>
-    <w:bookmarkStart w:id="112" w:name="ref-Flas_et_al_2013"/>
-    <w:p>
-      <w:pPr>
-        <w:pStyle w:val="Bibliography"/>
-      </w:pPr>
-      <w:r>
-        <w:t xml:space="preserve">[30]</w:t>
-      </w:r>
-      <w:r>
-        <w:t xml:space="preserve"> </w:t>
-      </w:r>
-      <w:r>
-        <w:t xml:space="preserve">	</w:t>
-      </w:r>
-      <w:r>
-        <w:t xml:space="preserve">Flas D, Tartar É, Bordes J-G, Le Brun-Ricalens F, Zwyns N. New perspectives on the</w:t>
+    <w:bookmarkEnd w:id="113"/>
+    <w:bookmarkStart w:id="115" w:name="ref-Schurch_Conard_2026"/>
+    <w:p>
+      <w:pPr>
+        <w:pStyle w:val="Bibliography"/>
+      </w:pPr>
+      <w:r>
+        <w:t xml:space="preserve">[31]</w:t>
+      </w:r>
+      <w:r>
+        <w:t xml:space="preserve"> </w:t>
+      </w:r>
+      <w:r>
+        <w:t xml:space="preserve">	</w:t>
+      </w:r>
+      <w:r>
+        <w:t xml:space="preserve">Schürch B, Conard NJ. Reassessing the cultural stratigraphy of</w:t>
+      </w:r>
+      <w:r>
+        <w:t xml:space="preserve"> </w:t>
+      </w:r>
+      <w:r>
+        <w:t xml:space="preserve">Vogelherd Cave</w:t>
+      </w:r>
+      <w:r>
+        <w:t xml:space="preserve"> </w:t>
+      </w:r>
+      <w:r>
+        <w:t xml:space="preserve">and the impact of excavation methodology on assemblage integrity. Journal of Paleolithic Archaeology 2026.</w:t>
+      </w:r>
+      <w:r>
+        <w:t xml:space="preserve"> </w:t>
+      </w:r>
+      <w:hyperlink r:id="rId114">
+        <w:r>
+          <w:rPr>
+            <w:rStyle w:val="Hyperlink"/>
+          </w:rPr>
+          <w:t xml:space="preserve">https://doi.org/10.1007/s41982-025-00298-3</w:t>
+        </w:r>
+      </w:hyperlink>
+      <w:r>
+        <w:t xml:space="preserve">.</w:t>
+      </w:r>
+    </w:p>
+    <w:bookmarkEnd w:id="115"/>
+    <w:bookmarkStart w:id="117" w:name="ref-Fletcher_Sánchez"/>
+    <w:p>
+      <w:pPr>
+        <w:pStyle w:val="Bibliography"/>
+      </w:pPr>
+      <w:r>
+        <w:t xml:space="preserve">[32]</w:t>
+      </w:r>
+      <w:r>
+        <w:t xml:space="preserve"> </w:t>
+      </w:r>
+      <w:r>
+        <w:t xml:space="preserve">	</w:t>
+      </w:r>
+      <w:r>
+        <w:t xml:space="preserve">Fletcher WJ, Sánchez Goñi MF, Allen JRM, Cheddadi R, Combourieu-Nebout N, Huntley B, et al. Millennial-scale variability during the last glacial in vegetation records from</w:t>
+      </w:r>
+      <w:r>
+        <w:t xml:space="preserve"> </w:t>
+      </w:r>
+      <w:r>
+        <w:t xml:space="preserve">Europe</w:t>
+      </w:r>
+      <w:r>
+        <w:t xml:space="preserve">. Quaternary Science Reviews 2010;29:2839–64.</w:t>
+      </w:r>
+      <w:r>
+        <w:t xml:space="preserve"> </w:t>
+      </w:r>
+      <w:hyperlink r:id="rId116">
+        <w:r>
+          <w:rPr>
+            <w:rStyle w:val="Hyperlink"/>
+          </w:rPr>
+          <w:t xml:space="preserve">https://doi.org/10.1016/j.quascirev.2009.11.015</w:t>
+        </w:r>
+      </w:hyperlink>
+      <w:r>
+        <w:t xml:space="preserve">.</w:t>
+      </w:r>
+    </w:p>
+    <w:bookmarkEnd w:id="117"/>
+    <w:bookmarkStart w:id="119" w:name="ref-Crema_Bevan_2021"/>
+    <w:p>
+      <w:pPr>
+        <w:pStyle w:val="Bibliography"/>
+      </w:pPr>
+      <w:r>
+        <w:t xml:space="preserve">[33]</w:t>
+      </w:r>
+      <w:r>
+        <w:t xml:space="preserve"> </w:t>
+      </w:r>
+      <w:r>
+        <w:t xml:space="preserve">	</w:t>
+      </w:r>
+      <w:r>
+        <w:t xml:space="preserve">Crema ER, Bevan A. INFERENCE FROM LARGE SETS OF RADIOCARBON DATES: SOFTWARE AND METHODS. Radiocarbon 2021;63:23–39.</w:t>
+      </w:r>
+      <w:r>
+        <w:t xml:space="preserve"> </w:t>
+      </w:r>
+      <w:hyperlink r:id="rId118">
+        <w:r>
+          <w:rPr>
+            <w:rStyle w:val="Hyperlink"/>
+          </w:rPr>
+          <w:t xml:space="preserve">https://doi.org/10.1017/RDC.2020.95</w:t>
+        </w:r>
+      </w:hyperlink>
+      <w:r>
+        <w:t xml:space="preserve">.</w:t>
+      </w:r>
+    </w:p>
+    <w:bookmarkEnd w:id="119"/>
+    <w:bookmarkStart w:id="121" w:name="ref-Lycett_2019"/>
+    <w:p>
+      <w:pPr>
+        <w:pStyle w:val="Bibliography"/>
+      </w:pPr>
+      <w:r>
+        <w:t xml:space="preserve">[34]</w:t>
+      </w:r>
+      <w:r>
+        <w:t xml:space="preserve"> </w:t>
+      </w:r>
+      <w:r>
+        <w:t xml:space="preserve">	</w:t>
+      </w:r>
+      <w:r>
+        <w:t xml:space="preserve">Lycett SJ. Confirmation of the role of geographic isolation by distance in among-tribe variations in beadwork designs and manufacture on the</w:t>
+      </w:r>
+      <w:r>
+        <w:t xml:space="preserve"> </w:t>
+      </w:r>
+      <w:r>
+        <w:t xml:space="preserve">High Plains</w:t>
+      </w:r>
+      <w:r>
+        <w:t xml:space="preserve">. Archaeological and Anthropological Sciences 2019;11:2837–47.</w:t>
+      </w:r>
+      <w:r>
+        <w:t xml:space="preserve"> </w:t>
+      </w:r>
+      <w:hyperlink r:id="rId120">
+        <w:r>
+          <w:rPr>
+            <w:rStyle w:val="Hyperlink"/>
+          </w:rPr>
+          <w:t xml:space="preserve">https://doi.org/10.1007/s12520-018-0742-3</w:t>
+        </w:r>
+      </w:hyperlink>
+      <w:r>
+        <w:t xml:space="preserve">.</w:t>
+      </w:r>
+    </w:p>
+    <w:bookmarkEnd w:id="121"/>
+    <w:bookmarkStart w:id="123" w:name="ref-Mantel_Smouse"/>
+    <w:p>
+      <w:pPr>
+        <w:pStyle w:val="Bibliography"/>
+      </w:pPr>
+      <w:r>
+        <w:t xml:space="preserve">[35]</w:t>
+      </w:r>
+      <w:r>
+        <w:t xml:space="preserve"> </w:t>
+      </w:r>
+      <w:r>
+        <w:t xml:space="preserve">	</w:t>
+      </w:r>
+      <w:r>
+        <w:t xml:space="preserve">Smouse PE, Long JC. Matrix correlation analysis in anthropology and genetics. American Journal of Physical Anthropology 1992;35:187–213. https://doi.org/</w:t>
+      </w:r>
+      <w:hyperlink r:id="rId122">
+        <w:r>
+          <w:rPr>
+            <w:rStyle w:val="Hyperlink"/>
+          </w:rPr>
+          <w:t xml:space="preserve">https://doi.org/10.1002/ajpa.1330350608</w:t>
+        </w:r>
+      </w:hyperlink>
+      <w:r>
+        <w:t xml:space="preserve">.</w:t>
+      </w:r>
+    </w:p>
+    <w:bookmarkEnd w:id="123"/>
+    <w:bookmarkStart w:id="125" w:name="ref-Vegan2001"/>
+    <w:p>
+      <w:pPr>
+        <w:pStyle w:val="Bibliography"/>
+      </w:pPr>
+      <w:r>
+        <w:t xml:space="preserve">[36]</w:t>
+      </w:r>
+      <w:r>
+        <w:t xml:space="preserve"> </w:t>
+      </w:r>
+      <w:r>
+        <w:t xml:space="preserve">	</w:t>
+      </w:r>
+      <w:r>
+        <w:t xml:space="preserve">Oksanen J, Simpson GL, Blanchet FG, Kindt R, Legendre P, Minchin PR, et al. Vegan: Community ecology package 2001:25–31.</w:t>
+      </w:r>
+      <w:r>
+        <w:t xml:space="preserve"> </w:t>
+      </w:r>
+      <w:hyperlink r:id="rId124">
+        <w:r>
+          <w:rPr>
+            <w:rStyle w:val="Hyperlink"/>
+          </w:rPr>
+          <w:t xml:space="preserve">https://doi.org/10.32614/CRAN.package.vegan</w:t>
+        </w:r>
+      </w:hyperlink>
+      <w:r>
+        <w:t xml:space="preserve">.</w:t>
+      </w:r>
+    </w:p>
+    <w:bookmarkEnd w:id="125"/>
+    <w:bookmarkStart w:id="127" w:name="ref-Rigaud_dErrico_Vanhaeren_2015"/>
+    <w:p>
+      <w:pPr>
+        <w:pStyle w:val="Bibliography"/>
+      </w:pPr>
+      <w:r>
+        <w:t xml:space="preserve">[37]</w:t>
+      </w:r>
+      <w:r>
+        <w:t xml:space="preserve"> </w:t>
+      </w:r>
+      <w:r>
+        <w:t xml:space="preserve">	</w:t>
+      </w:r>
+      <w:r>
+        <w:t xml:space="preserve">Rigaud S, d’Errico F, Vanhaeren M. Ornaments reveal resistance of</w:t>
+      </w:r>
+      <w:r>
+        <w:t xml:space="preserve"> </w:t>
+      </w:r>
+      <w:r>
+        <w:t xml:space="preserve">North European</w:t>
+      </w:r>
+      <w:r>
+        <w:t xml:space="preserve"> </w:t>
+      </w:r>
+      <w:r>
+        <w:t xml:space="preserve">cultures to the spread of farming. PLOS ONE 2015;10:e0121166.</w:t>
+      </w:r>
+      <w:r>
+        <w:t xml:space="preserve"> </w:t>
+      </w:r>
+      <w:hyperlink r:id="rId126">
+        <w:r>
+          <w:rPr>
+            <w:rStyle w:val="Hyperlink"/>
+          </w:rPr>
+          <w:t xml:space="preserve">https://doi.org/10.1371/journal.pone.0121166</w:t>
+        </w:r>
+      </w:hyperlink>
+      <w:r>
+        <w:t xml:space="preserve">.</w:t>
+      </w:r>
+    </w:p>
+    <w:bookmarkEnd w:id="127"/>
+    <w:bookmarkStart w:id="129" w:name="ref-seriation_pckge"/>
+    <w:p>
+      <w:pPr>
+        <w:pStyle w:val="Bibliography"/>
+      </w:pPr>
+      <w:r>
+        <w:t xml:space="preserve">[38]</w:t>
+      </w:r>
+      <w:r>
+        <w:t xml:space="preserve"> </w:t>
+      </w:r>
+      <w:r>
+        <w:t xml:space="preserve">	</w:t>
+      </w:r>
+      <w:r>
+        <w:t xml:space="preserve">Hahsler M, Hornik K, Buchta C. Getting things in order: An introduction to the r package seriation. Journal of Statistical Software 2008;25:1–34.</w:t>
+      </w:r>
+      <w:r>
+        <w:t xml:space="preserve"> </w:t>
+      </w:r>
+      <w:hyperlink r:id="rId128">
+        <w:r>
+          <w:rPr>
+            <w:rStyle w:val="Hyperlink"/>
+          </w:rPr>
+          <w:t xml:space="preserve">https://doi.org/10.18637/jss.v025.i03</w:t>
+        </w:r>
+      </w:hyperlink>
+      <w:r>
+        <w:t xml:space="preserve">.</w:t>
+      </w:r>
+    </w:p>
+    <w:bookmarkEnd w:id="129"/>
+    <w:bookmarkStart w:id="131" w:name="ref-Brower_Kile_1988"/>
+    <w:p>
+      <w:pPr>
+        <w:pStyle w:val="Bibliography"/>
+      </w:pPr>
+      <w:r>
+        <w:t xml:space="preserve">[39]</w:t>
+      </w:r>
+      <w:r>
+        <w:t xml:space="preserve"> </w:t>
+      </w:r>
+      <w:r>
+        <w:t xml:space="preserve">	</w:t>
+      </w:r>
+      <w:r>
+        <w:t xml:space="preserve">Brower JC, Kile KM. Seriation of an original data matrix as applied to paleoecology. Lethaia 1988;21:79–93.</w:t>
+      </w:r>
+      <w:r>
+        <w:t xml:space="preserve"> </w:t>
+      </w:r>
+      <w:hyperlink r:id="rId130">
+        <w:r>
+          <w:rPr>
+            <w:rStyle w:val="Hyperlink"/>
+          </w:rPr>
+          <w:t xml:space="preserve">https://doi.org/10.1111/j.1502-3931.1988.tb01756.x</w:t>
+        </w:r>
+      </w:hyperlink>
+      <w:r>
+        <w:t xml:space="preserve">.</w:t>
+      </w:r>
+    </w:p>
+    <w:bookmarkEnd w:id="131"/>
+    <w:bookmarkStart w:id="133" w:name="ref-Mills_2017"/>
+    <w:p>
+      <w:pPr>
+        <w:pStyle w:val="Bibliography"/>
+      </w:pPr>
+      <w:r>
+        <w:t xml:space="preserve">[40]</w:t>
+      </w:r>
+      <w:r>
+        <w:t xml:space="preserve"> </w:t>
+      </w:r>
+      <w:r>
+        <w:t xml:space="preserve">	</w:t>
+      </w:r>
+      <w:r>
+        <w:t xml:space="preserve">Mills BJ. Social network analysis in archaeology. Annual Review of Anthropology 2017;46:379–97.</w:t>
+      </w:r>
+      <w:r>
+        <w:t xml:space="preserve"> </w:t>
+      </w:r>
+      <w:hyperlink r:id="rId132">
+        <w:r>
+          <w:rPr>
+            <w:rStyle w:val="Hyperlink"/>
+          </w:rPr>
+          <w:t xml:space="preserve">https://doi.org/10.1146/annurev-anthro-102116-041423</w:t>
+        </w:r>
+      </w:hyperlink>
+      <w:r>
+        <w:t xml:space="preserve">.</w:t>
+      </w:r>
+    </w:p>
+    <w:bookmarkEnd w:id="133"/>
+    <w:bookmarkStart w:id="135" w:name="ref-Fruchterman_Reingold_1991"/>
+    <w:p>
+      <w:pPr>
+        <w:pStyle w:val="Bibliography"/>
+      </w:pPr>
+      <w:r>
+        <w:t xml:space="preserve">[41]</w:t>
+      </w:r>
+      <w:r>
+        <w:t xml:space="preserve"> </w:t>
+      </w:r>
+      <w:r>
+        <w:t xml:space="preserve">	</w:t>
+      </w:r>
+      <w:r>
+        <w:t xml:space="preserve">Fruchterman TMJ, Reingold EM. Graph drawing by force-directed placement. Software: Practice and Experience 1991;21:1129–64.</w:t>
+      </w:r>
+      <w:r>
+        <w:t xml:space="preserve"> </w:t>
+      </w:r>
+      <w:hyperlink r:id="rId134">
+        <w:r>
+          <w:rPr>
+            <w:rStyle w:val="Hyperlink"/>
+          </w:rPr>
+          <w:t xml:space="preserve">https://doi.org/10.1002/spe.4380211102</w:t>
+        </w:r>
+      </w:hyperlink>
+      <w:r>
+        <w:t xml:space="preserve">.</w:t>
+      </w:r>
+    </w:p>
+    <w:bookmarkEnd w:id="135"/>
+    <w:bookmarkStart w:id="137" w:name="ref-statnet_package"/>
+    <w:p>
+      <w:pPr>
+        <w:pStyle w:val="Bibliography"/>
+      </w:pPr>
+      <w:r>
+        <w:t xml:space="preserve">[42]</w:t>
+      </w:r>
+      <w:r>
+        <w:t xml:space="preserve"> </w:t>
+      </w:r>
+      <w:r>
+        <w:t xml:space="preserve">	</w:t>
+      </w:r>
+      <w:r>
+        <w:t xml:space="preserve">Pavel N. Krivitsky MSH, Hunter DR, Butts CT, Bojanowski M, Klumb C, Goodreau SM, et al.</w:t>
+      </w:r>
+      <w:r>
+        <w:t xml:space="preserve"> </w:t>
+      </w:r>
+      <w:hyperlink r:id="rId136">
+        <w:r>
+          <w:rPr>
+            <w:rStyle w:val="Hyperlink"/>
+          </w:rPr>
+          <w:t xml:space="preserve">Statnet: Tools for the statistical modeling of network data</w:t>
+        </w:r>
+      </w:hyperlink>
+      <w:r>
+        <w:t xml:space="preserve"> </w:t>
+      </w:r>
+      <w:r>
+        <w:t xml:space="preserve">2003–2024.</w:t>
+      </w:r>
+    </w:p>
+    <w:bookmarkEnd w:id="137"/>
+    <w:bookmarkStart w:id="139" w:name="ref-igraph_package"/>
+    <w:p>
+      <w:pPr>
+        <w:pStyle w:val="Bibliography"/>
+      </w:pPr>
+      <w:r>
+        <w:t xml:space="preserve">[43]</w:t>
+      </w:r>
+      <w:r>
+        <w:t xml:space="preserve"> </w:t>
+      </w:r>
+      <w:r>
+        <w:t xml:space="preserve">	</w:t>
+      </w:r>
+      <w:r>
+        <w:t xml:space="preserve">Csardi G, Nepusz T.</w:t>
+      </w:r>
+      <w:r>
+        <w:t xml:space="preserve"> </w:t>
+      </w:r>
+      <w:hyperlink r:id="rId138">
+        <w:r>
+          <w:rPr>
+            <w:rStyle w:val="Hyperlink"/>
+          </w:rPr>
+          <w:t xml:space="preserve">The igraph software package for complex network research</w:t>
+        </w:r>
+      </w:hyperlink>
+      <w:r>
+        <w:t xml:space="preserve">. InterJournal 2006;Complex Systems:1695.</w:t>
+      </w:r>
+    </w:p>
+    <w:bookmarkEnd w:id="139"/>
+    <w:bookmarkStart w:id="141" w:name="ref-Anderson_2017"/>
+    <w:p>
+      <w:pPr>
+        <w:pStyle w:val="Bibliography"/>
+      </w:pPr>
+      <w:r>
+        <w:t xml:space="preserve">[44]</w:t>
+      </w:r>
+      <w:r>
+        <w:t xml:space="preserve"> </w:t>
+      </w:r>
+      <w:r>
+        <w:t xml:space="preserve">	</w:t>
+      </w:r>
+      <w:r>
+        <w:t xml:space="preserve">Anderson MJ. Permutational multivariate analysis of variance (PERMANOVA). Wiley StatsRef: Statistics reference online, John Wiley &amp; Sons, Ltd; 2017, p. 1–15.</w:t>
+      </w:r>
+      <w:r>
+        <w:t xml:space="preserve"> </w:t>
+      </w:r>
+      <w:hyperlink r:id="rId140">
+        <w:r>
+          <w:rPr>
+            <w:rStyle w:val="Hyperlink"/>
+          </w:rPr>
+          <w:t xml:space="preserve">https://doi.org/10.1002/9781118445112.stat07841</w:t>
+        </w:r>
+      </w:hyperlink>
+      <w:r>
+        <w:t xml:space="preserve">.</w:t>
+      </w:r>
+    </w:p>
+    <w:bookmarkEnd w:id="141"/>
+    <w:bookmarkStart w:id="143" w:name="ref-Shennan_Crema_Kerig_2015"/>
+    <w:p>
+      <w:pPr>
+        <w:pStyle w:val="Bibliography"/>
+      </w:pPr>
+      <w:r>
+        <w:t xml:space="preserve">[45]</w:t>
+      </w:r>
+      <w:r>
+        <w:t xml:space="preserve"> </w:t>
+      </w:r>
+      <w:r>
+        <w:t xml:space="preserve">	</w:t>
+      </w:r>
+      <w:r>
+        <w:t xml:space="preserve">Shennan SJ, Crema ER, Kerig T. Isolation-by-distance, homophily, and</w:t>
+      </w:r>
+      <w:r>
+        <w:t xml:space="preserve"> </w:t>
+      </w:r>
+      <w:r>
+        <w:t xml:space="preserve">“core”</w:t>
+      </w:r>
+      <w:r>
+        <w:t xml:space="preserve"> </w:t>
+      </w:r>
+      <w:r>
+        <w:t xml:space="preserve">vs.</w:t>
+      </w:r>
+      <w:r>
+        <w:t xml:space="preserve"> </w:t>
+      </w:r>
+      <w:r>
+        <w:t xml:space="preserve">“Package”</w:t>
+      </w:r>
+      <w:r>
+        <w:t xml:space="preserve"> </w:t>
+      </w:r>
+      <w:r>
+        <w:t xml:space="preserve">cultural evolution models in</w:t>
+      </w:r>
+      <w:r>
+        <w:t xml:space="preserve"> </w:t>
+      </w:r>
+      <w:r>
+        <w:t xml:space="preserve">Neolithic</w:t>
+      </w:r>
+      <w:r>
+        <w:t xml:space="preserve"> </w:t>
+      </w:r>
+      <w:r>
+        <w:t xml:space="preserve">Europe</w:t>
+      </w:r>
+      <w:r>
+        <w:t xml:space="preserve">. Evolution and Human Behavior 2015;36:103–9.</w:t>
+      </w:r>
+      <w:r>
+        <w:t xml:space="preserve"> </w:t>
+      </w:r>
+      <w:hyperlink r:id="rId142">
+        <w:r>
+          <w:rPr>
+            <w:rStyle w:val="Hyperlink"/>
+          </w:rPr>
+          <w:t xml:space="preserve">https://doi.org/10.1016/j.evolhumbehav.2014.09.006</w:t>
+        </w:r>
+      </w:hyperlink>
+      <w:r>
+        <w:t xml:space="preserve">.</w:t>
+      </w:r>
+    </w:p>
+    <w:bookmarkEnd w:id="143"/>
+    <w:bookmarkStart w:id="144" w:name="ref-newman2004finding"/>
+    <w:p>
+      <w:pPr>
+        <w:pStyle w:val="Bibliography"/>
+      </w:pPr>
+      <w:r>
+        <w:t xml:space="preserve">[46]</w:t>
+      </w:r>
+      <w:r>
+        <w:t xml:space="preserve"> </w:t>
+      </w:r>
+      <w:r>
+        <w:t xml:space="preserve">	</w:t>
+      </w:r>
+      <w:r>
+        <w:t xml:space="preserve">Newman ME, Girvan M. Finding and evaluating community structure in networks. Physical Review E 2004;69:026113.</w:t>
+      </w:r>
+    </w:p>
+    <w:bookmarkEnd w:id="144"/>
+    <w:bookmarkStart w:id="146" w:name="ref-Finlayson_Warren_2017"/>
+    <w:p>
+      <w:pPr>
+        <w:pStyle w:val="Bibliography"/>
+      </w:pPr>
+      <w:r>
+        <w:t xml:space="preserve">[47]</w:t>
+      </w:r>
+      <w:r>
+        <w:t xml:space="preserve"> </w:t>
+      </w:r>
+      <w:r>
+        <w:t xml:space="preserve">	</w:t>
+      </w:r>
+      <w:r>
+        <w:t xml:space="preserve">Finlayson B, Warren G.</w:t>
+      </w:r>
+      <w:r>
+        <w:t xml:space="preserve"> </w:t>
+      </w:r>
+      <w:hyperlink r:id="rId145">
+        <w:r>
+          <w:rPr>
+            <w:rStyle w:val="Hyperlink"/>
+          </w:rPr>
+          <w:t xml:space="preserve">The diversity of hunter-gatherer pasts: An introduction</w:t>
+        </w:r>
+      </w:hyperlink>
+      <w:r>
+        <w:t xml:space="preserve">. In: Finlayson B, Warren G, editors. The diversity of hunter gatherer pasts. 1st ed., Oxbow Books; 2017, p. 1–14.</w:t>
+      </w:r>
+    </w:p>
+    <w:bookmarkEnd w:id="146"/>
+    <w:bookmarkStart w:id="148" w:name="ref-Riches_1995"/>
+    <w:p>
+      <w:pPr>
+        <w:pStyle w:val="Bibliography"/>
+      </w:pPr>
+      <w:r>
+        <w:t xml:space="preserve">[48]</w:t>
+      </w:r>
+      <w:r>
+        <w:t xml:space="preserve"> </w:t>
+      </w:r>
+      <w:r>
+        <w:t xml:space="preserve">	</w:t>
+      </w:r>
+      <w:r>
+        <w:t xml:space="preserve">Riches D. Hunter-gatherer structural transformations. The Journal of the Royal Anthropological Institute 1995;1:679–701.</w:t>
+      </w:r>
+      <w:r>
+        <w:t xml:space="preserve"> </w:t>
+      </w:r>
+      <w:hyperlink r:id="rId147">
+        <w:r>
+          <w:rPr>
+            <w:rStyle w:val="Hyperlink"/>
+          </w:rPr>
+          <w:t xml:space="preserve">https://doi.org/10.2307/3034956</w:t>
+        </w:r>
+      </w:hyperlink>
+      <w:r>
+        <w:t xml:space="preserve">.</w:t>
+      </w:r>
+    </w:p>
+    <w:bookmarkEnd w:id="148"/>
+    <w:bookmarkStart w:id="150" w:name="ref-Price_Brown_1985"/>
+    <w:p>
+      <w:pPr>
+        <w:pStyle w:val="Bibliography"/>
+      </w:pPr>
+      <w:r>
+        <w:t xml:space="preserve">[49]</w:t>
+      </w:r>
+      <w:r>
+        <w:t xml:space="preserve"> </w:t>
+      </w:r>
+      <w:r>
+        <w:t xml:space="preserve">	</w:t>
+      </w:r>
+      <w:r>
+        <w:t xml:space="preserve">Price TD, Brown JA. Aspects of hunter–gatherer complexity. In: Price TD, Brown JA, editors. Prehistoric hunters-gatherers, Academic Press; 1985, p. 3–20. https://doi.org/</w:t>
+      </w:r>
+      <w:hyperlink r:id="rId149">
+        <w:r>
+          <w:rPr>
+            <w:rStyle w:val="Hyperlink"/>
+          </w:rPr>
+          <w:t xml:space="preserve">https://doi.org/10.1016/B978-0-12-564750-2.50006-8</w:t>
+        </w:r>
+      </w:hyperlink>
+      <w:r>
+        <w:t xml:space="preserve">.</w:t>
+      </w:r>
+    </w:p>
+    <w:bookmarkEnd w:id="150"/>
+    <w:bookmarkStart w:id="152" w:name="ref-Lane_2017"/>
+    <w:p>
+      <w:pPr>
+        <w:pStyle w:val="Bibliography"/>
+      </w:pPr>
+      <w:r>
+        <w:t xml:space="preserve">[50]</w:t>
+      </w:r>
+      <w:r>
+        <w:t xml:space="preserve"> </w:t>
+      </w:r>
+      <w:r>
+        <w:t xml:space="preserve">	</w:t>
+      </w:r>
+      <w:r>
+        <w:t xml:space="preserve">Lane PJ.</w:t>
+      </w:r>
+      <w:r>
+        <w:t xml:space="preserve"> </w:t>
+      </w:r>
+      <w:hyperlink r:id="rId151">
+        <w:r>
+          <w:rPr>
+            <w:rStyle w:val="Hyperlink"/>
+          </w:rPr>
+          <w:t xml:space="preserve">Archaeological dimensions of past and present hunter-fisher-gatherer diversity</w:t>
+        </w:r>
+      </w:hyperlink>
+      <w:r>
+        <w:t xml:space="preserve">. In: Finlayson B, Warren G, editors. The diversity of hunter gatherer pasts. 1st ed., Oxbow Books; 2017, p. 185–96.</w:t>
+      </w:r>
+    </w:p>
+    <w:bookmarkEnd w:id="152"/>
+    <w:bookmarkStart w:id="153" w:name="ref-Pate_2006"/>
+    <w:p>
+      <w:pPr>
+        <w:pStyle w:val="Bibliography"/>
+      </w:pPr>
+      <w:r>
+        <w:t xml:space="preserve">[51]</w:t>
+      </w:r>
+      <w:r>
+        <w:t xml:space="preserve"> </w:t>
+      </w:r>
+      <w:r>
+        <w:t xml:space="preserve">	</w:t>
+      </w:r>
+      <w:r>
+        <w:t xml:space="preserve">Pate F. Hunter-gatherer social complexity at roonka flat, south australia. The social archaeology of australian indigenous societies, Aboriginal Studies Press; 2006, p. 226–41.</w:t>
+      </w:r>
+    </w:p>
+    <w:bookmarkEnd w:id="153"/>
+    <w:bookmarkStart w:id="155" w:name="ref-Johnson_2014"/>
+    <w:p>
+      <w:pPr>
+        <w:pStyle w:val="Bibliography"/>
+      </w:pPr>
+      <w:r>
+        <w:t xml:space="preserve">[52]</w:t>
+      </w:r>
+      <w:r>
+        <w:t xml:space="preserve"> </w:t>
+      </w:r>
+      <w:r>
+        <w:t xml:space="preserve">	</w:t>
+      </w:r>
+      <w:r>
+        <w:t xml:space="preserve">Johnson AL. Exploring adaptive variation among hunter-gatherers with binford’s frames of reference. Journal of Archaeological Research 2014;22:1–42.</w:t>
+      </w:r>
+      <w:r>
+        <w:t xml:space="preserve"> </w:t>
+      </w:r>
+      <w:hyperlink r:id="rId154">
+        <w:r>
+          <w:rPr>
+            <w:rStyle w:val="Hyperlink"/>
+          </w:rPr>
+          <w:t xml:space="preserve">https://doi.org/10.1007/s10814-013-9068-y</w:t>
+        </w:r>
+      </w:hyperlink>
+      <w:r>
+        <w:t xml:space="preserve">.</w:t>
+      </w:r>
+    </w:p>
+    <w:bookmarkEnd w:id="155"/>
+    <w:bookmarkStart w:id="157" w:name="ref-Singh_Glowacki_2022"/>
+    <w:p>
+      <w:pPr>
+        <w:pStyle w:val="Bibliography"/>
+      </w:pPr>
+      <w:r>
+        <w:t xml:space="preserve">[53]</w:t>
+      </w:r>
+      <w:r>
+        <w:t xml:space="preserve"> </w:t>
+      </w:r>
+      <w:r>
+        <w:t xml:space="preserve">	</w:t>
+      </w:r>
+      <w:r>
+        <w:t xml:space="preserve">Singh M, Glowacki L. Human social organization during the</w:t>
+      </w:r>
+      <w:r>
+        <w:t xml:space="preserve"> </w:t>
+      </w:r>
+      <w:r>
+        <w:t xml:space="preserve">Late Pleistocene</w:t>
+      </w:r>
+      <w:r>
+        <w:t xml:space="preserve">: Beyond the nomadic-egalitarian model. Evolution and Human Behavior 2022;43:418–31. https://doi.org/</w:t>
+      </w:r>
+      <w:hyperlink r:id="rId156">
+        <w:r>
+          <w:rPr>
+            <w:rStyle w:val="Hyperlink"/>
+          </w:rPr>
+          <w:t xml:space="preserve">https://doi.org/10.1016/j.evolhumbehav.2022.07.003</w:t>
+        </w:r>
+      </w:hyperlink>
+      <w:r>
+        <w:t xml:space="preserve">.</w:t>
+      </w:r>
+    </w:p>
+    <w:bookmarkEnd w:id="157"/>
+    <w:bookmarkStart w:id="159" w:name="ref-Schwendler_2012"/>
+    <w:p>
+      <w:pPr>
+        <w:pStyle w:val="Bibliography"/>
+      </w:pPr>
+      <w:r>
+        <w:t xml:space="preserve">[54]</w:t>
+      </w:r>
+      <w:r>
+        <w:t xml:space="preserve"> </w:t>
+      </w:r>
+      <w:r>
+        <w:t xml:space="preserve">	</w:t>
+      </w:r>
+      <w:r>
+        <w:t xml:space="preserve">Schwendler RH. Diversity in social organization across</w:t>
+      </w:r>
+      <w:r>
+        <w:t xml:space="preserve"> </w:t>
+      </w:r>
+      <w:r>
+        <w:t xml:space="preserve">Magdalenian</w:t>
+      </w:r>
+      <w:r>
+        <w:t xml:space="preserve"> </w:t>
+      </w:r>
+      <w:r>
+        <w:t xml:space="preserve">Western Europe</w:t>
+      </w:r>
+      <w:r>
+        <w:t xml:space="preserve"> </w:t>
+      </w:r>
+      <w:r>
+        <w:t xml:space="preserve">ca. 17–12,000 BP. Quaternary International 2012;272–273:333–53. https://doi.org/</w:t>
+      </w:r>
+      <w:hyperlink r:id="rId158">
+        <w:r>
+          <w:rPr>
+            <w:rStyle w:val="Hyperlink"/>
+          </w:rPr>
+          <w:t xml:space="preserve">https://doi.org/10.1016/j.quaint.2012.03.054</w:t>
+        </w:r>
+      </w:hyperlink>
+      <w:r>
+        <w:t xml:space="preserve">.</w:t>
+      </w:r>
+    </w:p>
+    <w:bookmarkEnd w:id="159"/>
+    <w:bookmarkStart w:id="161" w:name="ref-Morwood_1987"/>
+    <w:p>
+      <w:pPr>
+        <w:pStyle w:val="Bibliography"/>
+      </w:pPr>
+      <w:r>
+        <w:t xml:space="preserve">[55]</w:t>
+      </w:r>
+      <w:r>
+        <w:t xml:space="preserve"> </w:t>
+      </w:r>
+      <w:r>
+        <w:t xml:space="preserve">	</w:t>
+      </w:r>
+      <w:r>
+        <w:t xml:space="preserve">Morwood MJ. The archaeology of social complexity in south-east queensland. Proceedings of the Prehistoric Society 1987;53:337–50.</w:t>
+      </w:r>
+      <w:r>
+        <w:t xml:space="preserve"> </w:t>
+      </w:r>
+      <w:hyperlink r:id="rId160">
+        <w:r>
+          <w:rPr>
+            <w:rStyle w:val="Hyperlink"/>
+          </w:rPr>
+          <w:t xml:space="preserve">https://doi.org/10.1017/S0079497X00006265</w:t>
+        </w:r>
+      </w:hyperlink>
+      <w:r>
+        <w:t xml:space="preserve">.</w:t>
+      </w:r>
+    </w:p>
+    <w:bookmarkEnd w:id="161"/>
+    <w:bookmarkStart w:id="163" w:name="ref-Mattson_2021"/>
+    <w:p>
+      <w:pPr>
+        <w:pStyle w:val="Bibliography"/>
+      </w:pPr>
+      <w:r>
+        <w:t xml:space="preserve">[56]</w:t>
+      </w:r>
+      <w:r>
+        <w:t xml:space="preserve"> </w:t>
+      </w:r>
+      <w:r>
+        <w:t xml:space="preserve">	</w:t>
+      </w:r>
+      <w:r>
+        <w:t xml:space="preserve">Mattson HV. Personal adornment and identity construction in archaeology: In: Mattson HV, editor. Personal adornment and the construction of identity, Oxbow Books; 2021, p. 1–24.</w:t>
+      </w:r>
+      <w:r>
+        <w:t xml:space="preserve"> </w:t>
+      </w:r>
+      <w:hyperlink r:id="rId162">
+        <w:r>
+          <w:rPr>
+            <w:rStyle w:val="Hyperlink"/>
+          </w:rPr>
+          <w:t xml:space="preserve">https://doi.org/10.2307/j.ctv24q4z2g.5</w:t>
+        </w:r>
+      </w:hyperlink>
+      <w:r>
+        <w:t xml:space="preserve">.</w:t>
+      </w:r>
+    </w:p>
+    <w:bookmarkEnd w:id="163"/>
+    <w:bookmarkStart w:id="164" w:name="ref-Larsson_2006"/>
+    <w:p>
+      <w:pPr>
+        <w:pStyle w:val="Bibliography"/>
+      </w:pPr>
+      <w:r>
+        <w:t xml:space="preserve">[57]</w:t>
+      </w:r>
+      <w:r>
+        <w:t xml:space="preserve"> </w:t>
+      </w:r>
+      <w:r>
+        <w:t xml:space="preserve">	</w:t>
+      </w:r>
+      <w:r>
+        <w:t xml:space="preserve">Larsson L. A tooth for a tooth: Tooth ornaments from the graves at the cemeteries of zvejnieki. Back to the origin: New research in the mesolithic-</w:t>
+      </w:r>
+      <w:r>
+        <w:t xml:space="preserve">Neolithic</w:t>
+      </w:r>
+      <w:r>
+        <w:t xml:space="preserve"> </w:t>
+      </w:r>
+      <w:r>
+        <w:t xml:space="preserve">zvejnieki cemetery and environment, northern latvia, vol. 52, Almqvist &amp; Wiksell International; 2006, p. 253–87.</w:t>
+      </w:r>
+    </w:p>
+    <w:bookmarkEnd w:id="164"/>
+    <w:bookmarkStart w:id="166" w:name="ref-Moore_2010"/>
+    <w:p>
+      <w:pPr>
+        <w:pStyle w:val="Bibliography"/>
+      </w:pPr>
+      <w:r>
+        <w:t xml:space="preserve">[58]</w:t>
+      </w:r>
+      <w:r>
+        <w:t xml:space="preserve"> </w:t>
+      </w:r>
+      <w:r>
+        <w:t xml:space="preserve">	</w:t>
+      </w:r>
+      <w:r>
+        <w:t xml:space="preserve">Moore CR. A macroscopic investigation of technological style and the production of middle to late archaic fishhooks at the chiggerville, read, and baker sites, western kentucky. Southeastern Archaeology 2010;29:197–221.</w:t>
+      </w:r>
+      <w:r>
+        <w:t xml:space="preserve"> </w:t>
+      </w:r>
+      <w:hyperlink r:id="rId165">
+        <w:r>
+          <w:rPr>
+            <w:rStyle w:val="Hyperlink"/>
+          </w:rPr>
+          <w:t xml:space="preserve">https://doi.org/10.1179/sea.2010.29.1.013</w:t>
+        </w:r>
+      </w:hyperlink>
+      <w:r>
+        <w:t xml:space="preserve">.</w:t>
+      </w:r>
+    </w:p>
+    <w:bookmarkEnd w:id="166"/>
+    <w:bookmarkStart w:id="168" w:name="ref-Alfonso-Durrruty_Giles_Misarti2015"/>
+    <w:p>
+      <w:pPr>
+        <w:pStyle w:val="Bibliography"/>
+      </w:pPr>
+      <w:r>
+        <w:t xml:space="preserve">[59]</w:t>
+      </w:r>
+      <w:r>
+        <w:t xml:space="preserve"> </w:t>
+      </w:r>
+      <w:r>
+        <w:t xml:space="preserve">	</w:t>
+      </w:r>
+      <w:r>
+        <w:t xml:space="preserve">Alfonso-Durrruty MP, Giles BT, Misarti N, San Roman M, Morello F. Antiquity and geographic distribution of cranial modification among the prehistoric groups of fuego-patagonia, chile. American Journal of Physical Anthropology 2015;158:607–23.</w:t>
+      </w:r>
+      <w:r>
+        <w:t xml:space="preserve"> </w:t>
+      </w:r>
+      <w:hyperlink r:id="rId167">
+        <w:r>
+          <w:rPr>
+            <w:rStyle w:val="Hyperlink"/>
+          </w:rPr>
+          <w:t xml:space="preserve">https://doi.org/10.1002/ajpa.22832</w:t>
+        </w:r>
+      </w:hyperlink>
+      <w:r>
+        <w:t xml:space="preserve">.</w:t>
+      </w:r>
+    </w:p>
+    <w:bookmarkEnd w:id="168"/>
+    <w:bookmarkStart w:id="169" w:name="ref-Vanhaeren_2005"/>
+    <w:p>
+      <w:pPr>
+        <w:pStyle w:val="Bibliography"/>
+      </w:pPr>
+      <w:r>
+        <w:t xml:space="preserve">[60]</w:t>
+      </w:r>
+      <w:r>
+        <w:t xml:space="preserve"> </w:t>
+      </w:r>
+      <w:r>
+        <w:t xml:space="preserve">	</w:t>
+      </w:r>
+      <w:r>
+        <w:t xml:space="preserve">Vanhaeren M. Speaking with beads: The evolutionary significance of personal ornaments. In: d’Errico F, Backwell L, editors. From tools to symbols: From early hominids to modern humans, Wits University Press; 2005, p. 525–54.</w:t>
+      </w:r>
+    </w:p>
+    <w:bookmarkEnd w:id="169"/>
+    <w:bookmarkStart w:id="171" w:name="ref-Conkey_1985"/>
+    <w:p>
+      <w:pPr>
+        <w:pStyle w:val="Bibliography"/>
+      </w:pPr>
+      <w:r>
+        <w:t xml:space="preserve">[61]</w:t>
+      </w:r>
+      <w:r>
+        <w:t xml:space="preserve"> </w:t>
+      </w:r>
+      <w:r>
+        <w:t xml:space="preserve">	</w:t>
+      </w:r>
+      <w:r>
+        <w:t xml:space="preserve">Conkey M. Ritual communication, social elaboration, and the variable trajectories of</w:t>
+      </w:r>
+      <w:r>
+        <w:t xml:space="preserve"> </w:t>
+      </w:r>
+      <w:r>
+        <w:t xml:space="preserve">Paleolithic</w:t>
+      </w:r>
+      <w:r>
+        <w:t xml:space="preserve"> </w:t>
+      </w:r>
+      <w:r>
+        <w:t xml:space="preserve">material culture. In: Price TD, Brown JA, editors. Prehistoric hunters-gatherers, Academic Press; 1985, p. 299–323. https://doi.org/</w:t>
+      </w:r>
+      <w:hyperlink r:id="rId170">
+        <w:r>
+          <w:rPr>
+            <w:rStyle w:val="Hyperlink"/>
+          </w:rPr>
+          <w:t xml:space="preserve">https://doi.org/10.1016/B978-0-12-564750-2.50016-0</w:t>
+        </w:r>
+      </w:hyperlink>
+      <w:r>
+        <w:t xml:space="preserve">.</w:t>
+      </w:r>
+    </w:p>
+    <w:bookmarkEnd w:id="171"/>
+    <w:bookmarkStart w:id="172" w:name="ref-Conkey_1978"/>
+    <w:p>
+      <w:pPr>
+        <w:pStyle w:val="Bibliography"/>
+      </w:pPr>
+      <w:r>
+        <w:t xml:space="preserve">[62]</w:t>
+      </w:r>
+      <w:r>
+        <w:t xml:space="preserve"> </w:t>
+      </w:r>
+      <w:r>
+        <w:t xml:space="preserve">	</w:t>
+      </w:r>
+      <w:r>
+        <w:t xml:space="preserve">Conkey M. Style and information in cultural evolution: Toward a predictive model for the</w:t>
+      </w:r>
+      <w:r>
+        <w:t xml:space="preserve"> </w:t>
+      </w:r>
+      <w:r>
+        <w:t xml:space="preserve">Paleolithic</w:t>
+      </w:r>
+      <w:r>
+        <w:t xml:space="preserve">. Social archaeology: Beyond subsistence and dating, New York: Academic Press; 1978, p. 61–85.</w:t>
+      </w:r>
+    </w:p>
+    <w:bookmarkEnd w:id="172"/>
+    <w:bookmarkStart w:id="174" w:name="ref-Tilley_1982"/>
+    <w:p>
+      <w:pPr>
+        <w:pStyle w:val="Bibliography"/>
+      </w:pPr>
+      <w:r>
+        <w:t xml:space="preserve">[63]</w:t>
+      </w:r>
+      <w:r>
+        <w:t xml:space="preserve"> </w:t>
+      </w:r>
+      <w:r>
+        <w:t xml:space="preserve">	</w:t>
+      </w:r>
+      <w:r>
+        <w:t xml:space="preserve">Tilley C. Social formation, social structures and social change. In: Hodder I, editor. Symbolic and structural archaeology, Cambridge: Cambridge University Press; 1982, p. 26–38.</w:t>
+      </w:r>
+      <w:r>
+        <w:t xml:space="preserve"> </w:t>
+      </w:r>
+      <w:hyperlink r:id="rId173">
+        <w:r>
+          <w:rPr>
+            <w:rStyle w:val="Hyperlink"/>
+          </w:rPr>
+          <w:t xml:space="preserve">https://doi.org/10.1017/CBO9780511558252.004</w:t>
+        </w:r>
+      </w:hyperlink>
+      <w:r>
+        <w:t xml:space="preserve">.</w:t>
+      </w:r>
+    </w:p>
+    <w:bookmarkEnd w:id="174"/>
+    <w:bookmarkStart w:id="176" w:name="ref-Hodder1979"/>
+    <w:p>
+      <w:pPr>
+        <w:pStyle w:val="Bibliography"/>
+      </w:pPr>
+      <w:r>
+        <w:t xml:space="preserve">[64]</w:t>
+      </w:r>
+      <w:r>
+        <w:t xml:space="preserve"> </w:t>
+      </w:r>
+      <w:r>
+        <w:t xml:space="preserve">	</w:t>
+      </w:r>
+      <w:r>
+        <w:t xml:space="preserve">Hodder I.</w:t>
+      </w:r>
+      <w:r>
+        <w:t xml:space="preserve"> </w:t>
+      </w:r>
+      <w:hyperlink r:id="rId175">
+        <w:r>
+          <w:rPr>
+            <w:rStyle w:val="Hyperlink"/>
+          </w:rPr>
+          <w:t xml:space="preserve">Economic and social stress and material culture patterning</w:t>
+        </w:r>
+      </w:hyperlink>
+      <w:r>
+        <w:t xml:space="preserve">. American Antiquity 1979;44:446–54.</w:t>
+      </w:r>
+    </w:p>
+    <w:bookmarkEnd w:id="176"/>
+    <w:bookmarkStart w:id="178" w:name="ref-Hodder1977"/>
+    <w:p>
+      <w:pPr>
+        <w:pStyle w:val="Bibliography"/>
+      </w:pPr>
+      <w:r>
+        <w:t xml:space="preserve">[65]</w:t>
+      </w:r>
+      <w:r>
+        <w:t xml:space="preserve"> </w:t>
+      </w:r>
+      <w:r>
+        <w:t xml:space="preserve">	</w:t>
+      </w:r>
+      <w:r>
+        <w:t xml:space="preserve">Hodder I.</w:t>
+      </w:r>
+      <w:r>
+        <w:t xml:space="preserve"> </w:t>
+      </w:r>
+      <w:hyperlink r:id="rId177">
+        <w:r>
+          <w:rPr>
+            <w:rStyle w:val="Hyperlink"/>
+          </w:rPr>
+          <w:t xml:space="preserve">The distribution of material culture items in the baringo district, western kenya</w:t>
+        </w:r>
+      </w:hyperlink>
+      <w:r>
+        <w:t xml:space="preserve">. Man 1977;12:239–69.</w:t>
+      </w:r>
+    </w:p>
+    <w:bookmarkEnd w:id="178"/>
+    <w:bookmarkStart w:id="179" w:name="ref-Binford_1990"/>
+    <w:p>
+      <w:pPr>
+        <w:pStyle w:val="Bibliography"/>
+      </w:pPr>
+      <w:r>
+        <w:t xml:space="preserve">[66]</w:t>
+      </w:r>
+      <w:r>
+        <w:t xml:space="preserve"> </w:t>
+      </w:r>
+      <w:r>
+        <w:t xml:space="preserve">	</w:t>
+      </w:r>
+      <w:r>
+        <w:t xml:space="preserve">Binford LR. Mobility, housing, and environment: A comparative study. Journal of Anthropological Research 1990;46:119–52.</w:t>
+      </w:r>
+    </w:p>
+    <w:bookmarkEnd w:id="179"/>
+    <w:bookmarkStart w:id="180" w:name="ref-Kelly_1983"/>
+    <w:p>
+      <w:pPr>
+        <w:pStyle w:val="Bibliography"/>
+      </w:pPr>
+      <w:r>
+        <w:t xml:space="preserve">[67]</w:t>
+      </w:r>
+      <w:r>
+        <w:t xml:space="preserve"> </w:t>
+      </w:r>
+      <w:r>
+        <w:t xml:space="preserve">	</w:t>
+      </w:r>
+      <w:r>
+        <w:t xml:space="preserve">Kelly RL. Hunter-gatherer mobility strategies. Journal of Anthropological Research 1983;39:277–306.</w:t>
+      </w:r>
+    </w:p>
+    <w:bookmarkEnd w:id="180"/>
+    <w:bookmarkStart w:id="182" w:name="ref-Padilla-Iglesias_Bischoff_2024"/>
+    <w:p>
+      <w:pPr>
+        <w:pStyle w:val="Bibliography"/>
+      </w:pPr>
+      <w:r>
+        <w:t xml:space="preserve">[68]</w:t>
+      </w:r>
+      <w:r>
+        <w:t xml:space="preserve"> </w:t>
+      </w:r>
+      <w:r>
+        <w:t xml:space="preserve">	</w:t>
+      </w:r>
+      <w:r>
+        <w:t xml:space="preserve">Padilla-Iglesias C, Bischoff RJ. Hunter-gatherer mobility patterns influence the reconstruction of social networks from archaeological assemblages. Journal of Archaeological Science: Reports 2024;59:104798. https://doi.org/</w:t>
+      </w:r>
+      <w:hyperlink r:id="rId181">
+        <w:r>
+          <w:rPr>
+            <w:rStyle w:val="Hyperlink"/>
+          </w:rPr>
+          <w:t xml:space="preserve">https://doi.org/10.1016/j.jasrep.2024.104798</w:t>
+        </w:r>
+      </w:hyperlink>
+      <w:r>
+        <w:t xml:space="preserve">.</w:t>
+      </w:r>
+    </w:p>
+    <w:bookmarkEnd w:id="182"/>
+    <w:bookmarkStart w:id="184" w:name="ref-Whallon_2006"/>
+    <w:p>
+      <w:pPr>
+        <w:pStyle w:val="Bibliography"/>
+      </w:pPr>
+      <w:r>
+        <w:t xml:space="preserve">[69]</w:t>
+      </w:r>
+      <w:r>
+        <w:t xml:space="preserve"> </w:t>
+      </w:r>
+      <w:r>
+        <w:t xml:space="preserve">	</w:t>
+      </w:r>
+      <w:r>
+        <w:t xml:space="preserve">Whallon R. Social networks and information: Non-</w:t>
+      </w:r>
+      <w:r>
+        <w:t xml:space="preserve">“utilitarian”</w:t>
+      </w:r>
+      <w:r>
+        <w:t xml:space="preserve"> </w:t>
+      </w:r>
+      <w:r>
+        <w:t xml:space="preserve">mobility among hunter-gatherers. Journal of Anthropological Archaeology 2006;25:259–70.</w:t>
+      </w:r>
+      <w:r>
+        <w:t xml:space="preserve"> </w:t>
+      </w:r>
+      <w:hyperlink r:id="rId183">
+        <w:r>
+          <w:rPr>
+            <w:rStyle w:val="Hyperlink"/>
+          </w:rPr>
+          <w:t xml:space="preserve">https://doi.org/10.1016/j.jaa.2005.11.004</w:t>
+        </w:r>
+      </w:hyperlink>
+      <w:r>
+        <w:t xml:space="preserve">.</w:t>
+      </w:r>
+    </w:p>
+    <w:bookmarkEnd w:id="184"/>
+    <w:bookmarkStart w:id="185" w:name="ref-Fitzhugh_Phillips_Gjesfeld_2011"/>
+    <w:p>
+      <w:pPr>
+        <w:pStyle w:val="Bibliography"/>
+      </w:pPr>
+      <w:r>
+        <w:t xml:space="preserve">[70]</w:t>
+      </w:r>
+      <w:r>
+        <w:t xml:space="preserve"> </w:t>
+      </w:r>
+      <w:r>
+        <w:t xml:space="preserve">	</w:t>
+      </w:r>
+      <w:r>
+        <w:t xml:space="preserve">Fitzhugh B, Phillips SC, Gjesfeld E. Modeling hunter-gatherer information networks: An archaeological case study from the kuril islands. Information and its role in hunter-gatherer bands, Cotsen Institute of Archaeology Press at UCLA; 2011, p. 89–115.</w:t>
+      </w:r>
+    </w:p>
+    <w:bookmarkEnd w:id="185"/>
+    <w:bookmarkStart w:id="187" w:name="ref-Lovis_Donahue_2011"/>
+    <w:p>
+      <w:pPr>
+        <w:pStyle w:val="Bibliography"/>
+      </w:pPr>
+      <w:r>
+        <w:t xml:space="preserve">[71]</w:t>
+      </w:r>
+      <w:r>
+        <w:t xml:space="preserve"> </w:t>
+      </w:r>
+      <w:r>
+        <w:t xml:space="preserve">	</w:t>
+      </w:r>
+      <w:r>
+        <w:t xml:space="preserve">Lovis WA, Donahue RE. Space, information and knowledge: In: WHALLON R, LOVIS WA, HITCHCOCK RK, editors. Information and its role in hunter-gatherer bands, Cotsen Institute of Archaeology Press at UCLA; 2011, p. 59–84.</w:t>
+      </w:r>
+      <w:r>
+        <w:t xml:space="preserve"> </w:t>
+      </w:r>
+      <w:hyperlink r:id="rId186">
+        <w:r>
+          <w:rPr>
+            <w:rStyle w:val="Hyperlink"/>
+          </w:rPr>
+          <w:t xml:space="preserve">https://doi.org/10.2307/j.ctvdmwwz4.7</w:t>
+        </w:r>
+      </w:hyperlink>
+      <w:r>
+        <w:t xml:space="preserve">.</w:t>
+      </w:r>
+    </w:p>
+    <w:bookmarkEnd w:id="187"/>
+    <w:bookmarkStart w:id="189" w:name="ref-Hitchcock_Ebert_2011"/>
+    <w:p>
+      <w:pPr>
+        <w:pStyle w:val="Bibliography"/>
+      </w:pPr>
+      <w:r>
+        <w:t xml:space="preserve">[72]</w:t>
+      </w:r>
+      <w:r>
+        <w:t xml:space="preserve"> </w:t>
+      </w:r>
+      <w:r>
+        <w:t xml:space="preserve">	</w:t>
+      </w:r>
+      <w:r>
+        <w:t xml:space="preserve">Hitchcock RK, Ebert JI. Where is that job? Hunter-gatherer information systems in complex social environments in the eastern kalahari desert, botswana. In: WHALLON R, LOVIS WA, HITCHCOCK RK, editors. Information and its role in hunter-gatherer bands, Cotsen Institute of Archaeology Press at UCLA; 2011, p. 133–66.</w:t>
+      </w:r>
+      <w:r>
+        <w:t xml:space="preserve"> </w:t>
+      </w:r>
+      <w:hyperlink r:id="rId188">
+        <w:r>
+          <w:rPr>
+            <w:rStyle w:val="Hyperlink"/>
+          </w:rPr>
+          <w:t xml:space="preserve">https://doi.org/10.2307/j.ctvdmwwz4.10</w:t>
+        </w:r>
+      </w:hyperlink>
+      <w:r>
+        <w:t xml:space="preserve">.</w:t>
+      </w:r>
+    </w:p>
+    <w:bookmarkEnd w:id="189"/>
+    <w:bookmarkStart w:id="191" w:name="ref-Romano_Lozano_Fern2022"/>
+    <w:p>
+      <w:pPr>
+        <w:pStyle w:val="Bibliography"/>
+      </w:pPr>
+      <w:r>
+        <w:t xml:space="preserve">[73]</w:t>
+      </w:r>
+      <w:r>
+        <w:t xml:space="preserve"> </w:t>
+      </w:r>
+      <w:r>
+        <w:t xml:space="preserve">	</w:t>
+      </w:r>
+      <w:r>
+        <w:t xml:space="preserve">Romano V, Lozano S, Fernández-López de Pablo J. Reconstructing social networks of</w:t>
+      </w:r>
+      <w:r>
+        <w:t xml:space="preserve"> </w:t>
+      </w:r>
+      <w:r>
+        <w:t xml:space="preserve">Late Glacial</w:t>
+      </w:r>
+      <w:r>
+        <w:t xml:space="preserve"> </w:t>
+      </w:r>
+      <w:r>
+        <w:t xml:space="preserve">and</w:t>
+      </w:r>
+      <w:r>
+        <w:t xml:space="preserve"> </w:t>
+      </w:r>
+      <w:r>
+        <w:t xml:space="preserve">Holocene</w:t>
+      </w:r>
+      <w:r>
+        <w:t xml:space="preserve"> </w:t>
+      </w:r>
+      <w:r>
+        <w:t xml:space="preserve">hunter–gatherers to understand cultural evolution. Philosophical Transactions of the Royal Society B 2022;377. https://doi.org/</w:t>
+      </w:r>
+      <w:hyperlink r:id="rId190">
+        <w:r>
+          <w:rPr>
+            <w:rStyle w:val="Hyperlink"/>
+          </w:rPr>
+          <w:t xml:space="preserve">https://doi.org/10.1098/rstb.2020.0318</w:t>
+        </w:r>
+      </w:hyperlink>
+      <w:r>
+        <w:t xml:space="preserve">.</w:t>
+      </w:r>
+    </w:p>
+    <w:bookmarkEnd w:id="191"/>
+    <w:bookmarkStart w:id="193" w:name="ref-Kelly_2024"/>
+    <w:p>
+      <w:pPr>
+        <w:pStyle w:val="Bibliography"/>
+      </w:pPr>
+      <w:r>
+        <w:t xml:space="preserve">[74]</w:t>
+      </w:r>
+      <w:r>
+        <w:t xml:space="preserve"> </w:t>
+      </w:r>
+      <w:r>
+        <w:t xml:space="preserve">	</w:t>
+      </w:r>
+      <w:r>
+        <w:t xml:space="preserve">Kelly P. Comparing australian message sticks and sequentially marked objects of the</w:t>
+      </w:r>
+      <w:r>
+        <w:t xml:space="preserve"> </w:t>
+      </w:r>
+      <w:r>
+        <w:t xml:space="preserve">Upper Palaeolithic</w:t>
+      </w:r>
+      <w:r>
+        <w:t xml:space="preserve">: Problems and opportunities. Topics in Cognitive Science 2024.</w:t>
+      </w:r>
+      <w:r>
+        <w:t xml:space="preserve"> </w:t>
+      </w:r>
+      <w:hyperlink r:id="rId192">
+        <w:r>
+          <w:rPr>
+            <w:rStyle w:val="Hyperlink"/>
+          </w:rPr>
+          <w:t xml:space="preserve">https://doi.org/10.1111/tops.12762</w:t>
+        </w:r>
+      </w:hyperlink>
+      <w:r>
+        <w:t xml:space="preserve">.</w:t>
+      </w:r>
+    </w:p>
+    <w:bookmarkEnd w:id="193"/>
+    <w:bookmarkStart w:id="195" w:name="ref-Kinahan_2013"/>
+    <w:p>
+      <w:pPr>
+        <w:pStyle w:val="Bibliography"/>
+      </w:pPr>
+      <w:r>
+        <w:t xml:space="preserve">[75]</w:t>
+      </w:r>
+      <w:r>
+        <w:t xml:space="preserve"> </w:t>
+      </w:r>
+      <w:r>
+        <w:t xml:space="preserve">	</w:t>
+      </w:r>
+      <w:r>
+        <w:t xml:space="preserve">Kinahan J. The acquisition of ceramics by hunter-gatherers on the middle zambezi in the first and second millennium AD. Journal of African Archaeology 2013;11:197–209.</w:t>
+      </w:r>
+      <w:r>
+        <w:t xml:space="preserve"> </w:t>
+      </w:r>
+      <w:hyperlink r:id="rId194">
+        <w:r>
+          <w:rPr>
+            <w:rStyle w:val="Hyperlink"/>
+          </w:rPr>
+          <w:t xml:space="preserve">https://doi.org/10.3213/2191-5784-10243</w:t>
+        </w:r>
+      </w:hyperlink>
+      <w:r>
+        <w:t xml:space="preserve">.</w:t>
+      </w:r>
+    </w:p>
+    <w:bookmarkEnd w:id="195"/>
+    <w:bookmarkStart w:id="197" w:name="ref-Newlander_2012"/>
+    <w:p>
+      <w:pPr>
+        <w:pStyle w:val="Bibliography"/>
+      </w:pPr>
+      <w:r>
+        <w:t xml:space="preserve">[76]</w:t>
+      </w:r>
+      <w:r>
+        <w:t xml:space="preserve"> </w:t>
+      </w:r>
+      <w:r>
+        <w:t xml:space="preserve">	</w:t>
+      </w:r>
+      <w:r>
+        <w:t xml:space="preserve">Newlander KS.</w:t>
+      </w:r>
+      <w:r>
+        <w:t xml:space="preserve"> </w:t>
+      </w:r>
+      <w:hyperlink r:id="rId196">
+        <w:r>
+          <w:rPr>
+            <w:rStyle w:val="Hyperlink"/>
+          </w:rPr>
+          <w:t xml:space="preserve">Exchange, embedded procurement, and hunter-gatherer mobility: A case study from the north american great basin</w:t>
+        </w:r>
+      </w:hyperlink>
+      <w:r>
+        <w:t xml:space="preserve">. Ph.D. University of Michigan, 2012.</w:t>
+      </w:r>
+    </w:p>
+    <w:bookmarkEnd w:id="197"/>
+    <w:bookmarkStart w:id="199" w:name="ref-Iizuka_Ferguson_Izuho_2022"/>
+    <w:p>
+      <w:pPr>
+        <w:pStyle w:val="Bibliography"/>
+      </w:pPr>
+      <w:r>
+        <w:t xml:space="preserve">[77]</w:t>
+      </w:r>
+      <w:r>
+        <w:t xml:space="preserve"> </w:t>
+      </w:r>
+      <w:r>
+        <w:t xml:space="preserve">	</w:t>
+      </w:r>
+      <w:r>
+        <w:t xml:space="preserve">Iizuka F, Ferguson JR, Izuho M.</w:t>
+      </w:r>
+      <w:r>
+        <w:t xml:space="preserve"> </w:t>
+      </w:r>
+      <w:r>
+        <w:t xml:space="preserve">Late Pleistocene</w:t>
+      </w:r>
+      <w:r>
+        <w:t xml:space="preserve"> </w:t>
+      </w:r>
+      <w:r>
+        <w:t xml:space="preserve">pottery production and exchange: Provenance studies of hunter-gatherer wares from southern</w:t>
+      </w:r>
+      <w:r>
+        <w:t xml:space="preserve"> </w:t>
+      </w:r>
+      <w:r>
+        <w:t xml:space="preserve">Kyushu</w:t>
+      </w:r>
+      <w:r>
+        <w:t xml:space="preserve">,</w:t>
+      </w:r>
+      <w:r>
+        <w:t xml:space="preserve"> </w:t>
+      </w:r>
+      <w:r>
+        <w:t xml:space="preserve">Japan</w:t>
+      </w:r>
+      <w:r>
+        <w:t xml:space="preserve"> </w:t>
+      </w:r>
+      <w:r>
+        <w:t xml:space="preserve">by neutron activation analysis. PLOS ONE 2022;17:e0265329.</w:t>
+      </w:r>
+      <w:r>
+        <w:t xml:space="preserve"> </w:t>
+      </w:r>
+      <w:hyperlink r:id="rId198">
+        <w:r>
+          <w:rPr>
+            <w:rStyle w:val="Hyperlink"/>
+          </w:rPr>
+          <w:t xml:space="preserve">https://doi.org/10.1371/journal.pone.0265329</w:t>
+        </w:r>
+      </w:hyperlink>
+      <w:r>
+        <w:t xml:space="preserve">.</w:t>
+      </w:r>
+    </w:p>
+    <w:bookmarkEnd w:id="199"/>
+    <w:bookmarkStart w:id="201" w:name="ref-conkley_agg"/>
+    <w:p>
+      <w:pPr>
+        <w:pStyle w:val="Bibliography"/>
+      </w:pPr>
+      <w:r>
+        <w:t xml:space="preserve">[78]</w:t>
+      </w:r>
+      <w:r>
+        <w:t xml:space="preserve"> </w:t>
+      </w:r>
+      <w:r>
+        <w:t xml:space="preserve">	</w:t>
+      </w:r>
+      <w:r>
+        <w:t xml:space="preserve">Conkey M, Beltran A, Beltrán A, Clark GA, Echegaray JG, Echegaray JG, et al.</w:t>
+      </w:r>
+      <w:r>
+        <w:t xml:space="preserve"> </w:t>
+      </w:r>
+      <w:hyperlink r:id="rId200">
+        <w:r>
+          <w:rPr>
+            <w:rStyle w:val="Hyperlink"/>
+          </w:rPr>
+          <w:t xml:space="preserve">The identification of prehistoric hunter-gatherer aggregation sites: The case of altamira [and comments and reply]</w:t>
+        </w:r>
+      </w:hyperlink>
+      <w:r>
+        <w:t xml:space="preserve">. Current Anthropology 1980;21:609–30.</w:t>
+      </w:r>
+    </w:p>
+    <w:bookmarkEnd w:id="201"/>
+    <w:bookmarkStart w:id="203" w:name="ref-Maher_Conkey_2019"/>
+    <w:p>
+      <w:pPr>
+        <w:pStyle w:val="Bibliography"/>
+      </w:pPr>
+      <w:r>
+        <w:t xml:space="preserve">[79]</w:t>
+      </w:r>
+      <w:r>
+        <w:t xml:space="preserve"> </w:t>
+      </w:r>
+      <w:r>
+        <w:t xml:space="preserve">	</w:t>
+      </w:r>
+      <w:r>
+        <w:t xml:space="preserve">Maher LA, Conkey M. Homes for hunters?: Exploring the concept of home at hunter-gatherer sites in</w:t>
+      </w:r>
+      <w:r>
+        <w:t xml:space="preserve"> </w:t>
+      </w:r>
+      <w:r>
+        <w:t xml:space="preserve">Upper Paleolithic</w:t>
+      </w:r>
+      <w:r>
+        <w:t xml:space="preserve"> </w:t>
+      </w:r>
+      <w:r>
+        <w:t xml:space="preserve">Europe</w:t>
+      </w:r>
+      <w:r>
+        <w:t xml:space="preserve"> </w:t>
+      </w:r>
+      <w:r>
+        <w:t xml:space="preserve">and</w:t>
+      </w:r>
+      <w:r>
+        <w:t xml:space="preserve"> </w:t>
+      </w:r>
+      <w:r>
+        <w:t xml:space="preserve">Epipaleolithic</w:t>
+      </w:r>
+      <w:r>
+        <w:t xml:space="preserve"> </w:t>
+      </w:r>
+      <w:r>
+        <w:t xml:space="preserve">Southwest Asia</w:t>
+      </w:r>
+      <w:r>
+        <w:t xml:space="preserve">. Current Anthropology 2019;60:91–137.</w:t>
+      </w:r>
+      <w:r>
+        <w:t xml:space="preserve"> </w:t>
+      </w:r>
+      <w:hyperlink r:id="rId202">
+        <w:r>
+          <w:rPr>
+            <w:rStyle w:val="Hyperlink"/>
+          </w:rPr>
+          <w:t xml:space="preserve">https://doi.org/10.1086/701523</w:t>
+        </w:r>
+      </w:hyperlink>
+      <w:r>
+        <w:t xml:space="preserve">.</w:t>
+      </w:r>
+    </w:p>
+    <w:bookmarkEnd w:id="203"/>
+    <w:bookmarkStart w:id="204" w:name="ref-bahn1982inter"/>
+    <w:p>
+      <w:pPr>
+        <w:pStyle w:val="Bibliography"/>
+      </w:pPr>
+      <w:r>
+        <w:t xml:space="preserve">[80]</w:t>
+      </w:r>
+      <w:r>
+        <w:t xml:space="preserve"> </w:t>
+      </w:r>
+      <w:r>
+        <w:t xml:space="preserve">	</w:t>
+      </w:r>
+      <w:r>
+        <w:t xml:space="preserve">Bahn PG. Inter-site and inter-regional links during the</w:t>
+      </w:r>
+      <w:r>
+        <w:t xml:space="preserve"> </w:t>
+      </w:r>
+      <w:r>
+        <w:t xml:space="preserve">Upper Palaeolithic</w:t>
+      </w:r>
+      <w:r>
+        <w:t xml:space="preserve">: The</w:t>
+      </w:r>
+      <w:r>
+        <w:t xml:space="preserve"> </w:t>
+      </w:r>
+      <w:r>
+        <w:t xml:space="preserve">Pyrenean</w:t>
+      </w:r>
+      <w:r>
+        <w:t xml:space="preserve"> </w:t>
+      </w:r>
+      <w:r>
+        <w:t xml:space="preserve">evidence. Oxford Journal of Archaeology 1982;1:247–68.</w:t>
+      </w:r>
+    </w:p>
+    <w:bookmarkEnd w:id="204"/>
+    <w:bookmarkStart w:id="206" w:name="ref-Bourdier_2013"/>
+    <w:p>
+      <w:pPr>
+        <w:pStyle w:val="Bibliography"/>
+      </w:pPr>
+      <w:r>
+        <w:t xml:space="preserve">[81]</w:t>
+      </w:r>
+      <w:r>
+        <w:t xml:space="preserve"> </w:t>
+      </w:r>
+      <w:r>
+        <w:t xml:space="preserve">	</w:t>
+      </w:r>
+      <w:r>
+        <w:t xml:space="preserve">Bourdier C. Rock art and social geography in the</w:t>
+      </w:r>
+      <w:r>
+        <w:t xml:space="preserve"> </w:t>
+      </w:r>
+      <w:r>
+        <w:t xml:space="preserve">Upper Paleolithic</w:t>
+      </w:r>
+      <w:r>
+        <w:t xml:space="preserve">. Contribution to the socio-cultural function of the</w:t>
+      </w:r>
+      <w:r>
+        <w:t xml:space="preserve"> </w:t>
+      </w:r>
+      <w:r>
+        <w:t xml:space="preserve">Roc-aux-Sorciers</w:t>
+      </w:r>
+      <w:r>
+        <w:t xml:space="preserve"> </w:t>
+      </w:r>
+      <w:r>
+        <w:t xml:space="preserve">rock-shelter (</w:t>
+      </w:r>
+      <w:r>
+        <w:t xml:space="preserve">Angles-sur-l’Anglin</w:t>
+      </w:r>
+      <w:r>
+        <w:t xml:space="preserve">,</w:t>
+      </w:r>
+      <w:r>
+        <w:t xml:space="preserve"> </w:t>
+      </w:r>
+      <w:r>
+        <w:t xml:space="preserve">France</w:t>
+      </w:r>
+      <w:r>
+        <w:t xml:space="preserve">) from the viewpoint of its sculpted frieze. Journal of Anthropological Archaeology 2013;32:368–82.</w:t>
+      </w:r>
+      <w:r>
+        <w:t xml:space="preserve"> </w:t>
+      </w:r>
+      <w:hyperlink r:id="rId205">
+        <w:r>
+          <w:rPr>
+            <w:rStyle w:val="Hyperlink"/>
+          </w:rPr>
+          <w:t xml:space="preserve">https://doi.org/10.1016/j.jaa.2013.05.005</w:t>
+        </w:r>
+      </w:hyperlink>
+      <w:r>
+        <w:t xml:space="preserve">.</w:t>
+      </w:r>
+    </w:p>
+    <w:bookmarkEnd w:id="206"/>
+    <w:bookmarkStart w:id="208" w:name="ref-Svoboda_2013"/>
+    <w:p>
+      <w:pPr>
+        <w:pStyle w:val="Bibliography"/>
+      </w:pPr>
+      <w:r>
+        <w:t xml:space="preserve">[82]</w:t>
+      </w:r>
+      <w:r>
+        <w:t xml:space="preserve"> </w:t>
+      </w:r>
+      <w:r>
+        <w:t xml:space="preserve">	</w:t>
+      </w:r>
+      <w:r>
+        <w:t xml:space="preserve">Svoboda J. Art gravettien de pavlov i et VI: Comparaison d’un site d’agrégation et d’un site épisodique. Palethnologie Archéologie Et Sciences Humaines 2013.</w:t>
+      </w:r>
+      <w:r>
+        <w:t xml:space="preserve"> </w:t>
+      </w:r>
+      <w:hyperlink r:id="rId207">
+        <w:r>
+          <w:rPr>
+            <w:rStyle w:val="Hyperlink"/>
+          </w:rPr>
+          <w:t xml:space="preserve">https://doi.org/10.4000/palethnologie.4945</w:t>
+        </w:r>
+      </w:hyperlink>
+      <w:r>
+        <w:t xml:space="preserve">.</w:t>
+      </w:r>
+    </w:p>
+    <w:bookmarkEnd w:id="208"/>
+    <w:bookmarkStart w:id="209" w:name="ref-white1992rethinking"/>
+    <w:p>
+      <w:pPr>
+        <w:pStyle w:val="Bibliography"/>
+      </w:pPr>
+      <w:r>
+        <w:t xml:space="preserve">[83]</w:t>
+      </w:r>
+      <w:r>
+        <w:t xml:space="preserve"> </w:t>
+      </w:r>
+      <w:r>
+        <w:t xml:space="preserve">	</w:t>
+      </w:r>
+      <w:r>
+        <w:t xml:space="preserve">White R. Rethinking the</w:t>
+      </w:r>
+      <w:r>
+        <w:t xml:space="preserve"> </w:t>
+      </w:r>
+      <w:r>
+        <w:t xml:space="preserve">Middle/Upper Paleolithic</w:t>
+      </w:r>
+      <w:r>
+        <w:t xml:space="preserve"> </w:t>
+      </w:r>
+      <w:r>
+        <w:t xml:space="preserve">transition. Current Anthropology 1992;33:85–108.</w:t>
+      </w:r>
+    </w:p>
+    <w:bookmarkEnd w:id="209"/>
+    <w:bookmarkStart w:id="210" w:name="X79d7c52b9cdbe72fc1b94e51c6ee6057d0c4a50"/>
+    <w:p>
+      <w:pPr>
+        <w:pStyle w:val="Bibliography"/>
+      </w:pPr>
+      <w:r>
+        <w:t xml:space="preserve">[84]</w:t>
+      </w:r>
+      <w:r>
+        <w:t xml:space="preserve"> </w:t>
+      </w:r>
+      <w:r>
+        <w:t xml:space="preserve">	</w:t>
+      </w:r>
+      <w:r>
+        <w:t xml:space="preserve">Soffer O, Adovasio JM, Enloe JG, Audouze F, Zubrow EBW. The roles of perishable technologies in</w:t>
+      </w:r>
+      <w:r>
+        <w:t xml:space="preserve"> </w:t>
+      </w:r>
+      <w:r>
+        <w:t xml:space="preserve">Upper Paleolithic</w:t>
+      </w:r>
+      <w:r>
+        <w:t xml:space="preserve"> </w:t>
+      </w:r>
+      <w:r>
+        <w:t xml:space="preserve">lives. The</w:t>
+      </w:r>
+      <w:r>
+        <w:t xml:space="preserve"> </w:t>
+      </w:r>
+      <w:r>
+        <w:t xml:space="preserve">Magdalenian</w:t>
+      </w:r>
+      <w:r>
+        <w:t xml:space="preserve"> </w:t>
+      </w:r>
+      <w:r>
+        <w:t xml:space="preserve">household, SUNY Press; 2010, p. 235–44.</w:t>
+      </w:r>
+    </w:p>
+    <w:bookmarkEnd w:id="210"/>
+    <w:bookmarkStart w:id="212" w:name="ref-montet-white1994"/>
+    <w:p>
+      <w:pPr>
+        <w:pStyle w:val="Bibliography"/>
+      </w:pPr>
+      <w:r>
+        <w:t xml:space="preserve">[85]</w:t>
+      </w:r>
+      <w:r>
+        <w:t xml:space="preserve"> </w:t>
+      </w:r>
+      <w:r>
+        <w:t xml:space="preserve">	</w:t>
+      </w:r>
+      <w:r>
+        <w:t xml:space="preserve">Montet-White A.</w:t>
+      </w:r>
+      <w:r>
+        <w:t xml:space="preserve"> </w:t>
+      </w:r>
+      <w:hyperlink r:id="rId211">
+        <w:r>
+          <w:rPr>
+            <w:rStyle w:val="Hyperlink"/>
+          </w:rPr>
+          <w:t xml:space="preserve">Alternative interpretations of the</w:t>
+        </w:r>
+        <w:r>
+          <w:rPr>
+            <w:rStyle w:val="Hyperlink"/>
+          </w:rPr>
+          <w:t xml:space="preserve"> </w:t>
+        </w:r>
+        <w:r>
+          <w:rPr>
+            <w:rStyle w:val="Hyperlink"/>
+          </w:rPr>
+          <w:t xml:space="preserve">Late Upper Paleolithic</w:t>
+        </w:r>
+        <w:r>
+          <w:rPr>
+            <w:rStyle w:val="Hyperlink"/>
+          </w:rPr>
+          <w:t xml:space="preserve"> </w:t>
+        </w:r>
+        <w:r>
+          <w:rPr>
+            <w:rStyle w:val="Hyperlink"/>
+          </w:rPr>
+          <w:t xml:space="preserve">in</w:t>
+        </w:r>
+        <w:r>
+          <w:rPr>
+            <w:rStyle w:val="Hyperlink"/>
+          </w:rPr>
+          <w:t xml:space="preserve"> </w:t>
+        </w:r>
+        <w:r>
+          <w:rPr>
+            <w:rStyle w:val="Hyperlink"/>
+          </w:rPr>
+          <w:t xml:space="preserve">Central Europe</w:t>
+        </w:r>
+      </w:hyperlink>
+      <w:r>
+        <w:t xml:space="preserve">. Annual Review of Anthropology 1994;23:483–508.</w:t>
+      </w:r>
+    </w:p>
+    <w:bookmarkEnd w:id="212"/>
+    <w:bookmarkStart w:id="214" w:name="ref-Frerebeau_2025"/>
+    <w:p>
+      <w:pPr>
+        <w:pStyle w:val="Bibliography"/>
+      </w:pPr>
+      <w:r>
+        <w:t xml:space="preserve">[86]</w:t>
+      </w:r>
+      <w:r>
+        <w:t xml:space="preserve"> </w:t>
+      </w:r>
+      <w:r>
+        <w:t xml:space="preserve">	</w:t>
+      </w:r>
+      <w:r>
+        <w:t xml:space="preserve">Frerebeau N. Tabula: Analysis and visualization of archaeological count data 2025.</w:t>
+      </w:r>
+      <w:r>
+        <w:t xml:space="preserve"> </w:t>
+      </w:r>
+      <w:hyperlink r:id="rId213">
+        <w:r>
+          <w:rPr>
+            <w:rStyle w:val="Hyperlink"/>
+          </w:rPr>
+          <w:t xml:space="preserve">https://doi.org/10.5281/zenodo.15397990</w:t>
+        </w:r>
+      </w:hyperlink>
+      <w:r>
+        <w:t xml:space="preserve">.</w:t>
+      </w:r>
+    </w:p>
+    <w:bookmarkEnd w:id="214"/>
+    <w:bookmarkStart w:id="216" w:name="ref-Kintigh_1984"/>
+    <w:p>
+      <w:pPr>
+        <w:pStyle w:val="Bibliography"/>
+      </w:pPr>
+      <w:r>
+        <w:t xml:space="preserve">[87]</w:t>
+      </w:r>
+      <w:r>
+        <w:t xml:space="preserve"> </w:t>
+      </w:r>
+      <w:r>
+        <w:t xml:space="preserve">	</w:t>
+      </w:r>
+      <w:r>
+        <w:t xml:space="preserve">Kintigh KW. Measuring archaeological diversity by comparison with simulated assemblages. American Antiquity 1984;49:44–54.</w:t>
+      </w:r>
+      <w:r>
+        <w:t xml:space="preserve"> </w:t>
+      </w:r>
+      <w:hyperlink r:id="rId215">
+        <w:r>
+          <w:rPr>
+            <w:rStyle w:val="Hyperlink"/>
+          </w:rPr>
+          <w:t xml:space="preserve">https://doi.org/10.2307/280511</w:t>
+        </w:r>
+      </w:hyperlink>
+      <w:r>
+        <w:t xml:space="preserve">.</w:t>
+      </w:r>
+    </w:p>
+    <w:bookmarkEnd w:id="216"/>
+    <w:bookmarkStart w:id="218" w:name="X8c17deb08b87fbfa26556dda630532ff62c8bd1"/>
+    <w:p>
+      <w:pPr>
+        <w:pStyle w:val="Bibliography"/>
+      </w:pPr>
+      <w:r>
+        <w:t xml:space="preserve">[88]</w:t>
+      </w:r>
+      <w:r>
+        <w:t xml:space="preserve"> </w:t>
+      </w:r>
+      <w:r>
+        <w:t xml:space="preserve">	</w:t>
+      </w:r>
+      <w:r>
+        <w:t xml:space="preserve">Shao Y, Wegener C, Klein K, Schmidt I, Weniger G-C. Reconstruction of human dispersal during</w:t>
       </w:r>
       <w:r>
         <w:t xml:space="preserve"> </w:t>
@@ -5264,70 +7495,923 @@
         <w:t xml:space="preserve"> </w:t>
       </w:r>
       <w:r>
-        <w:t xml:space="preserve">from</w:t>
-      </w:r>
-      <w:r>
-        <w:t xml:space="preserve"> </w:t>
-      </w:r>
-      <w:r>
-        <w:t xml:space="preserve">Spy</w:t>
-      </w:r>
-      <w:r>
-        <w:t xml:space="preserve">: Lithic assemblage, osseous artefacts and chronocultural sequence. In: Rougier H, Semal P, editors.</w:t>
-      </w:r>
-      <w:r>
-        <w:t xml:space="preserve"> </w:t>
-      </w:r>
-      <w:r>
-        <w:t xml:space="preserve">Spy</w:t>
-      </w:r>
-      <w:r>
-        <w:t xml:space="preserve"> </w:t>
-      </w:r>
-      <w:r>
-        <w:t xml:space="preserve">cave. 125 years of multidisciplinary research at the</w:t>
-      </w:r>
-      <w:r>
-        <w:t xml:space="preserve"> </w:t>
-      </w:r>
-      <w:r>
-        <w:t xml:space="preserve">Betche</w:t>
-      </w:r>
-      <w:r>
-        <w:t xml:space="preserve"> </w:t>
-      </w:r>
-      <w:r>
-        <w:t xml:space="preserve">aux</w:t>
-      </w:r>
-      <w:r>
-        <w:t xml:space="preserve"> </w:t>
-      </w:r>
-      <w:r>
-        <w:t xml:space="preserve">Rotches</w:t>
-      </w:r>
-      <w:r>
-        <w:t xml:space="preserve"> </w:t>
-      </w:r>
-      <w:r>
-        <w:t xml:space="preserve">(</w:t>
-      </w:r>
-      <w:r>
-        <w:t xml:space="preserve">Jemeppe</w:t>
-      </w:r>
-      <w:r>
-        <w:t xml:space="preserve">-sur-</w:t>
-      </w:r>
-      <w:r>
-        <w:t xml:space="preserve">Sambre</w:t>
-      </w:r>
-      <w:r>
-        <w:t xml:space="preserve">, province of</w:t>
-      </w:r>
-      <w:r>
-        <w:t xml:space="preserve"> </w:t>
-      </w:r>
-      <w:r>
-        <w:t xml:space="preserve">Namur</w:t>
+        <w:t xml:space="preserve">on pan-</w:t>
+      </w:r>
+      <w:r>
+        <w:t xml:space="preserve">European</w:t>
+      </w:r>
+      <w:r>
+        <w:t xml:space="preserve"> </w:t>
+      </w:r>
+      <w:r>
+        <w:t xml:space="preserve">scale. Nature Communications 2024;15:7406.</w:t>
+      </w:r>
+      <w:r>
+        <w:t xml:space="preserve"> </w:t>
+      </w:r>
+      <w:hyperlink r:id="rId217">
+        <w:r>
+          <w:rPr>
+            <w:rStyle w:val="Hyperlink"/>
+          </w:rPr>
+          <w:t xml:space="preserve">https://doi.org/10.1038/s41467-024-51349-y</w:t>
+        </w:r>
+      </w:hyperlink>
+      <w:r>
+        <w:t xml:space="preserve">.</w:t>
+      </w:r>
+    </w:p>
+    <w:bookmarkEnd w:id="218"/>
+    <w:bookmarkStart w:id="220" w:name="ref-smith1992Design"/>
+    <w:p>
+      <w:pPr>
+        <w:pStyle w:val="Bibliography"/>
+      </w:pPr>
+      <w:r>
+        <w:t xml:space="preserve">[89]</w:t>
+      </w:r>
+      <w:r>
+        <w:t xml:space="preserve"> </w:t>
+      </w:r>
+      <w:r>
+        <w:t xml:space="preserve">	</w:t>
+      </w:r>
+      <w:r>
+        <w:t xml:space="preserve">Smith C.</w:t>
+      </w:r>
+      <w:r>
+        <w:t xml:space="preserve"> </w:t>
+      </w:r>
+      <w:hyperlink r:id="rId219">
+        <w:r>
+          <w:rPr>
+            <w:rStyle w:val="Hyperlink"/>
+          </w:rPr>
+          <w:t xml:space="preserve">Designed dreaming: Assessing the relationship between style, social structure and environment in aboriginal australia</w:t>
+        </w:r>
+      </w:hyperlink>
+      <w:r>
+        <w:t xml:space="preserve">. Australian Archaeology 1992:51–1.</w:t>
+      </w:r>
+    </w:p>
+    <w:bookmarkEnd w:id="220"/>
+    <w:bookmarkStart w:id="221" w:name="ref-hays1993symbol"/>
+    <w:p>
+      <w:pPr>
+        <w:pStyle w:val="Bibliography"/>
+      </w:pPr>
+      <w:r>
+        <w:t xml:space="preserve">[90]</w:t>
+      </w:r>
+      <w:r>
+        <w:t xml:space="preserve"> </w:t>
+      </w:r>
+      <w:r>
+        <w:t xml:space="preserve">	</w:t>
+      </w:r>
+      <w:r>
+        <w:t xml:space="preserve">Hays KA. When is a symbol archaeologically meaningful? Meaning, function, and prehistoric visual arts. Archaeological Theory: Who Sets the Agenda 1993:81–92.</w:t>
+      </w:r>
+    </w:p>
+    <w:bookmarkEnd w:id="221"/>
+    <w:bookmarkStart w:id="222" w:name="ref-McDonald_Veth_Lilley_2006"/>
+    <w:p>
+      <w:pPr>
+        <w:pStyle w:val="Bibliography"/>
+      </w:pPr>
+      <w:r>
+        <w:t xml:space="preserve">[91]</w:t>
+      </w:r>
+      <w:r>
+        <w:t xml:space="preserve"> </w:t>
+      </w:r>
+      <w:r>
+        <w:t xml:space="preserve">	</w:t>
+      </w:r>
+      <w:r>
+        <w:t xml:space="preserve">McDonald J, Veth P, Lilley I. Rock art and social identity: A comparison of</w:t>
+      </w:r>
+      <w:r>
+        <w:t xml:space="preserve"> </w:t>
+      </w:r>
+      <w:r>
+        <w:t xml:space="preserve">Holocene</w:t>
+      </w:r>
+      <w:r>
+        <w:t xml:space="preserve"> </w:t>
+      </w:r>
+      <w:r>
+        <w:t xml:space="preserve">graphic systems in arid and fertile environments. Archaeology of oceania: Australia and the pacific islands, Malden, Mass: Blackwell Publishing; 2006, p. 96–115.</w:t>
+      </w:r>
+    </w:p>
+    <w:bookmarkEnd w:id="222"/>
+    <w:bookmarkStart w:id="224" w:name="ref-Lourandos_1985"/>
+    <w:p>
+      <w:pPr>
+        <w:pStyle w:val="Bibliography"/>
+      </w:pPr>
+      <w:r>
+        <w:t xml:space="preserve">[92]</w:t>
+      </w:r>
+      <w:r>
+        <w:t xml:space="preserve"> </w:t>
+      </w:r>
+      <w:r>
+        <w:t xml:space="preserve">	</w:t>
+      </w:r>
+      <w:r>
+        <w:t xml:space="preserve">Lourandos H. 15 - intensification and australian prehistory. In: Price TD, Brown JA, editors. Prehistoric hunters-gatherers, Academic Press; 1985, p. 385–423. https://doi.org/</w:t>
+      </w:r>
+      <w:hyperlink r:id="rId223">
+        <w:r>
+          <w:rPr>
+            <w:rStyle w:val="Hyperlink"/>
+          </w:rPr>
+          <w:t xml:space="preserve">https://doi.org/10.1016/B978-0-12-564750-2.50020-2</w:t>
+        </w:r>
+      </w:hyperlink>
+      <w:r>
+        <w:t xml:space="preserve">.</w:t>
+      </w:r>
+    </w:p>
+    <w:bookmarkEnd w:id="224"/>
+    <w:bookmarkStart w:id="226" w:name="ref-barton_clark_cohen1994"/>
+    <w:p>
+      <w:pPr>
+        <w:pStyle w:val="Bibliography"/>
+      </w:pPr>
+      <w:r>
+        <w:t xml:space="preserve">[93]</w:t>
+      </w:r>
+      <w:r>
+        <w:t xml:space="preserve"> </w:t>
+      </w:r>
+      <w:r>
+        <w:t xml:space="preserve">	</w:t>
+      </w:r>
+      <w:r>
+        <w:t xml:space="preserve">Barton CM, Clark GA, Cohen AE.</w:t>
+      </w:r>
+      <w:r>
+        <w:t xml:space="preserve"> </w:t>
+      </w:r>
+      <w:hyperlink r:id="rId225">
+        <w:r>
+          <w:rPr>
+            <w:rStyle w:val="Hyperlink"/>
+          </w:rPr>
+          <w:t xml:space="preserve">Art as information: Explaining</w:t>
+        </w:r>
+        <w:r>
+          <w:rPr>
+            <w:rStyle w:val="Hyperlink"/>
+          </w:rPr>
+          <w:t xml:space="preserve"> </w:t>
+        </w:r>
+        <w:r>
+          <w:rPr>
+            <w:rStyle w:val="Hyperlink"/>
+          </w:rPr>
+          <w:t xml:space="preserve">Upper Palaeolithic</w:t>
+        </w:r>
+        <w:r>
+          <w:rPr>
+            <w:rStyle w:val="Hyperlink"/>
+          </w:rPr>
+          <w:t xml:space="preserve"> </w:t>
+        </w:r>
+        <w:r>
+          <w:rPr>
+            <w:rStyle w:val="Hyperlink"/>
+          </w:rPr>
+          <w:t xml:space="preserve">art in</w:t>
+        </w:r>
+        <w:r>
+          <w:rPr>
+            <w:rStyle w:val="Hyperlink"/>
+          </w:rPr>
+          <w:t xml:space="preserve"> </w:t>
+        </w:r>
+        <w:r>
+          <w:rPr>
+            <w:rStyle w:val="Hyperlink"/>
+          </w:rPr>
+          <w:t xml:space="preserve">Western Europe</w:t>
+        </w:r>
+      </w:hyperlink>
+      <w:r>
+        <w:t xml:space="preserve">. World Archaeology 1994;26:185–207.</w:t>
+      </w:r>
+    </w:p>
+    <w:bookmarkEnd w:id="226"/>
+    <w:bookmarkStart w:id="227" w:name="ref-mcdonald2012social"/>
+    <w:p>
+      <w:pPr>
+        <w:pStyle w:val="Bibliography"/>
+      </w:pPr>
+      <w:r>
+        <w:t xml:space="preserve">[94]</w:t>
+      </w:r>
+      <w:r>
+        <w:t xml:space="preserve"> </w:t>
+      </w:r>
+      <w:r>
+        <w:t xml:space="preserve">	</w:t>
+      </w:r>
+      <w:r>
+        <w:t xml:space="preserve">McDonald J, Veth P. The social dynamics of aggregation and dispersal in the western desert. A Companion to Rock Art 2012:90–102.</w:t>
+      </w:r>
+    </w:p>
+    <w:bookmarkEnd w:id="227"/>
+    <w:bookmarkStart w:id="228" w:name="ref-bernardini2005reconsidering"/>
+    <w:p>
+      <w:pPr>
+        <w:pStyle w:val="Bibliography"/>
+      </w:pPr>
+      <w:r>
+        <w:t xml:space="preserve">[95]</w:t>
+      </w:r>
+      <w:r>
+        <w:t xml:space="preserve"> </w:t>
+      </w:r>
+      <w:r>
+        <w:t xml:space="preserve">	</w:t>
+      </w:r>
+      <w:r>
+        <w:t xml:space="preserve">Bernardini W. Reconsidering spatial and temporal aspects of prehistoric cultural identity: A case study from the american southwest. American Antiquity 2005;70:31–54.</w:t>
+      </w:r>
+    </w:p>
+    <w:bookmarkEnd w:id="228"/>
+    <w:bookmarkStart w:id="229" w:name="ref-wiessner1984reconsidering"/>
+    <w:p>
+      <w:pPr>
+        <w:pStyle w:val="Bibliography"/>
+      </w:pPr>
+      <w:r>
+        <w:t xml:space="preserve">[96]</w:t>
+      </w:r>
+      <w:r>
+        <w:t xml:space="preserve"> </w:t>
+      </w:r>
+      <w:r>
+        <w:t xml:space="preserve">	</w:t>
+      </w:r>
+      <w:r>
+        <w:t xml:space="preserve">Wiessner P. Reconsidering the behavioral basis for style: A case study among the kalahari san. Journal of Anthropological Archaeology 1984;3:190–234.</w:t>
+      </w:r>
+    </w:p>
+    <w:bookmarkEnd w:id="229"/>
+    <w:bookmarkStart w:id="231" w:name="ref-smith1992"/>
+    <w:p>
+      <w:pPr>
+        <w:pStyle w:val="Bibliography"/>
+      </w:pPr>
+      <w:r>
+        <w:t xml:space="preserve">[97]</w:t>
+      </w:r>
+      <w:r>
+        <w:t xml:space="preserve"> </w:t>
+      </w:r>
+      <w:r>
+        <w:t xml:space="preserve">	</w:t>
+      </w:r>
+      <w:r>
+        <w:t xml:space="preserve">Smith C.</w:t>
+      </w:r>
+      <w:r>
+        <w:t xml:space="preserve"> </w:t>
+      </w:r>
+      <w:hyperlink r:id="rId230">
+        <w:r>
+          <w:rPr>
+            <w:rStyle w:val="Hyperlink"/>
+          </w:rPr>
+          <w:t xml:space="preserve">Colonising with style: Reviewing the nexus between rock art, territorially and the colonisation and occupation of sahul</w:t>
+        </w:r>
+      </w:hyperlink>
+      <w:r>
+        <w:t xml:space="preserve">. Australian Archaeology 1992:34–42.</w:t>
+      </w:r>
+    </w:p>
+    <w:bookmarkEnd w:id="231"/>
+    <w:bookmarkStart w:id="233" w:name="X4fed35d53d406ce17aea32f9d6f163fcb563519"/>
+    <w:p>
+      <w:pPr>
+        <w:pStyle w:val="Bibliography"/>
+      </w:pPr>
+      <w:r>
+        <w:t xml:space="preserve">[98]</w:t>
+      </w:r>
+      <w:r>
+        <w:t xml:space="preserve"> </w:t>
+      </w:r>
+      <w:r>
+        <w:t xml:space="preserve">	</w:t>
+      </w:r>
+      <w:r>
+        <w:t xml:space="preserve">Kovacevic M, Shennan S, Vanhaeren M, d’Errico F, Thomas MG. Simulating geographical variation in material culture: Were early modern humans in</w:t>
+      </w:r>
+      <w:r>
+        <w:t xml:space="preserve"> </w:t>
+      </w:r>
+      <w:r>
+        <w:t xml:space="preserve">Europe</w:t>
+      </w:r>
+      <w:r>
+        <w:t xml:space="preserve"> </w:t>
+      </w:r>
+      <w:r>
+        <w:t xml:space="preserve">ethnically structured? In: Mesoudi A, Aoki K, editors. Learning strategies and cultural evolution during the</w:t>
+      </w:r>
+      <w:r>
+        <w:t xml:space="preserve"> </w:t>
+      </w:r>
+      <w:r>
+        <w:t xml:space="preserve">Palaeolithic</w:t>
+      </w:r>
+      <w:r>
+        <w:t xml:space="preserve">, Springer Japan; 2015, p. 103–20.</w:t>
+      </w:r>
+      <w:r>
+        <w:t xml:space="preserve"> </w:t>
+      </w:r>
+      <w:hyperlink r:id="rId232">
+        <w:r>
+          <w:rPr>
+            <w:rStyle w:val="Hyperlink"/>
+          </w:rPr>
+          <w:t xml:space="preserve">https://doi.org/10.1007/978-4-431-55363-2_8</w:t>
+        </w:r>
+      </w:hyperlink>
+      <w:r>
+        <w:t xml:space="preserve">.</w:t>
+      </w:r>
+    </w:p>
+    <w:bookmarkEnd w:id="233"/>
+    <w:bookmarkStart w:id="234" w:name="ref-Cavalli_Sforza_Feldman_1981"/>
+    <w:p>
+      <w:pPr>
+        <w:pStyle w:val="Bibliography"/>
+      </w:pPr>
+      <w:r>
+        <w:t xml:space="preserve">[99]</w:t>
+      </w:r>
+      <w:r>
+        <w:t xml:space="preserve"> </w:t>
+      </w:r>
+      <w:r>
+        <w:t xml:space="preserve">	</w:t>
+      </w:r>
+      <w:r>
+        <w:t xml:space="preserve">Cavalli-Sforza LL, Feldman MW. Cultural transmission and evolution: A quantitative approach. Princeton University Press; 1981.</w:t>
+      </w:r>
+    </w:p>
+    <w:bookmarkEnd w:id="234"/>
+    <w:bookmarkStart w:id="235" w:name="ref-Boyd_Richerson_1985"/>
+    <w:p>
+      <w:pPr>
+        <w:pStyle w:val="Bibliography"/>
+      </w:pPr>
+      <w:r>
+        <w:t xml:space="preserve">[100]</w:t>
+      </w:r>
+      <w:r>
+        <w:t xml:space="preserve"> </w:t>
+      </w:r>
+      <w:r>
+        <w:t xml:space="preserve">	</w:t>
+      </w:r>
+      <w:r>
+        <w:t xml:space="preserve">Boyd R, Richerson PJ. Culture and the evolutionary process. University of Chicago Press; 1985.</w:t>
+      </w:r>
+    </w:p>
+    <w:bookmarkEnd w:id="235"/>
+    <w:bookmarkStart w:id="236" w:name="ref-Richerson_Boyd_2005"/>
+    <w:p>
+      <w:pPr>
+        <w:pStyle w:val="Bibliography"/>
+      </w:pPr>
+      <w:r>
+        <w:t xml:space="preserve">[101]</w:t>
+      </w:r>
+      <w:r>
+        <w:t xml:space="preserve"> </w:t>
+      </w:r>
+      <w:r>
+        <w:t xml:space="preserve">	</w:t>
+      </w:r>
+      <w:r>
+        <w:t xml:space="preserve">Richerson PJ, Boyd R. Not by genes alone: How culture transformed human evolution. University of Chicago Press; 2005.</w:t>
+      </w:r>
+    </w:p>
+    <w:bookmarkEnd w:id="236"/>
+    <w:bookmarkStart w:id="237" w:name="ref-Henrich_2004"/>
+    <w:p>
+      <w:pPr>
+        <w:pStyle w:val="Bibliography"/>
+      </w:pPr>
+      <w:r>
+        <w:t xml:space="preserve">[102]</w:t>
+      </w:r>
+      <w:r>
+        <w:t xml:space="preserve"> </w:t>
+      </w:r>
+      <w:r>
+        <w:t xml:space="preserve">	</w:t>
+      </w:r>
+      <w:r>
+        <w:t xml:space="preserve">Henrich J. Demography and cultural evolution: How adaptive cultural processes can produce maladaptive losses—the tasmanian case. American Antiquity 2004;44:185–201.</w:t>
+      </w:r>
+    </w:p>
+    <w:bookmarkEnd w:id="237"/>
+    <w:bookmarkStart w:id="238" w:name="ref-Migliano_2020"/>
+    <w:p>
+      <w:pPr>
+        <w:pStyle w:val="Bibliography"/>
+      </w:pPr>
+      <w:r>
+        <w:t xml:space="preserve">[103]</w:t>
+      </w:r>
+      <w:r>
+        <w:t xml:space="preserve"> </w:t>
+      </w:r>
+      <w:r>
+        <w:t xml:space="preserve">	</w:t>
+      </w:r>
+      <w:r>
+        <w:t xml:space="preserve">Migliano AB, Battiston F, Viguier S, Page AE, Dyble M, Schlaepfer R, et al. Hunter-gatherer multilevel sociality accelerates cumulative cultural evolution. Science Advances 2020;6:eaax5913.</w:t>
+      </w:r>
+    </w:p>
+    <w:bookmarkEnd w:id="238"/>
+    <w:bookmarkStart w:id="239" w:name="ref-Allen_2020"/>
+    <w:p>
+      <w:pPr>
+        <w:pStyle w:val="Bibliography"/>
+      </w:pPr>
+      <w:r>
+        <w:t xml:space="preserve">[104]</w:t>
+      </w:r>
+      <w:r>
+        <w:t xml:space="preserve"> </w:t>
+      </w:r>
+      <w:r>
+        <w:t xml:space="preserve">	</w:t>
+      </w:r>
+      <w:r>
+        <w:t xml:space="preserve">Allen J. A multilevel analytical framework for studying cultural evolution in prehistoric hunter–gatherer societies. Biological Reviews 2020;59:2527–46.</w:t>
+      </w:r>
+    </w:p>
+    <w:bookmarkEnd w:id="239"/>
+    <w:bookmarkStart w:id="240" w:name="ref-Buchanan_Hamilton_2023"/>
+    <w:p>
+      <w:pPr>
+        <w:pStyle w:val="Bibliography"/>
+      </w:pPr>
+      <w:r>
+        <w:t xml:space="preserve">[105]</w:t>
+      </w:r>
+      <w:r>
+        <w:t xml:space="preserve"> </w:t>
+      </w:r>
+      <w:r>
+        <w:t xml:space="preserve">	</w:t>
+      </w:r>
+      <w:r>
+        <w:t xml:space="preserve">Buchanan B, Hamilton MJ. Networks and cultural transmission in hunter-gatherer societies. The oxford handbook of archaeological network research, Oxford University Press; 2023, p. 1–25.</w:t>
+      </w:r>
+    </w:p>
+    <w:bookmarkEnd w:id="240"/>
+    <w:bookmarkStart w:id="241" w:name="ref-Eerkens_Lipo_2005"/>
+    <w:p>
+      <w:pPr>
+        <w:pStyle w:val="Bibliography"/>
+      </w:pPr>
+      <w:r>
+        <w:t xml:space="preserve">[106]</w:t>
+      </w:r>
+      <w:r>
+        <w:t xml:space="preserve"> </w:t>
+      </w:r>
+      <w:r>
+        <w:t xml:space="preserve">	</w:t>
+      </w:r>
+      <w:r>
+        <w:t xml:space="preserve">Eerkens JW, Lipo CP. Cultural transmission and the evolution of material culture: Modeling the coefficient of variation. American Antiquity 2005;48:1–21.</w:t>
+      </w:r>
+    </w:p>
+    <w:bookmarkEnd w:id="241"/>
+    <w:bookmarkStart w:id="242" w:name="ref-Bentz_Dutkiewicz_2025"/>
+    <w:p>
+      <w:pPr>
+        <w:pStyle w:val="Bibliography"/>
+      </w:pPr>
+      <w:r>
+        <w:t xml:space="preserve">[107]</w:t>
+      </w:r>
+      <w:r>
+        <w:t xml:space="preserve"> </w:t>
+      </w:r>
+      <w:r>
+        <w:t xml:space="preserve">	</w:t>
+      </w:r>
+      <w:r>
+        <w:t xml:space="preserve">Bentz C, Dutkiewicz E. Humans 40,000 y ago developed a system of conventional signs. Proceedings of the National Academy of Sciences 2025:1–8.</w:t>
+      </w:r>
+    </w:p>
+    <w:bookmarkEnd w:id="242"/>
+    <w:bookmarkStart w:id="243" w:name="ref-Bacon_2023"/>
+    <w:p>
+      <w:pPr>
+        <w:pStyle w:val="Bibliography"/>
+      </w:pPr>
+      <w:r>
+        <w:t xml:space="preserve">[108]</w:t>
+      </w:r>
+      <w:r>
+        <w:t xml:space="preserve"> </w:t>
+      </w:r>
+      <w:r>
+        <w:t xml:space="preserve">	</w:t>
+      </w:r>
+      <w:r>
+        <w:t xml:space="preserve">Bacon B, Khatiri A, Palmer J, Freeth T, Pettitt P, Kentridge RW. An</w:t>
+      </w:r>
+      <w:r>
+        <w:t xml:space="preserve"> </w:t>
+      </w:r>
+      <w:r>
+        <w:t xml:space="preserve">Upper Palaeolithic</w:t>
+      </w:r>
+      <w:r>
+        <w:t xml:space="preserve"> </w:t>
+      </w:r>
+      <w:r>
+        <w:t xml:space="preserve">proto-writing system and phenological calendar. Cambridge Archaeological Journal 2023;100:371–89.</w:t>
+      </w:r>
+    </w:p>
+    <w:bookmarkEnd w:id="243"/>
+    <w:bookmarkStart w:id="245" w:name="Xa4990169aeb885a690070ab4fd90972c31994f8"/>
+    <w:p>
+      <w:pPr>
+        <w:pStyle w:val="Bibliography"/>
+      </w:pPr>
+      <w:r>
+        <w:t xml:space="preserve">[109]</w:t>
+      </w:r>
+      <w:r>
+        <w:t xml:space="preserve"> </w:t>
+      </w:r>
+      <w:r>
+        <w:t xml:space="preserve">	</w:t>
+      </w:r>
+      <w:r>
+        <w:t xml:space="preserve">d’Errico F, Courtenay LA, Núñez R, Santos da Rosa N, Sproat R, Blasi D. Inferring conventional sign systems from</w:t>
+      </w:r>
+      <w:r>
+        <w:t xml:space="preserve"> </w:t>
+      </w:r>
+      <w:r>
+        <w:t xml:space="preserve">Paleolithic</w:t>
+      </w:r>
+      <w:r>
+        <w:t xml:space="preserve"> </w:t>
+      </w:r>
+      <w:r>
+        <w:t xml:space="preserve">engravings: Methodological and theoretical challenges. SSRN Electronic Journal 2026.</w:t>
+      </w:r>
+      <w:r>
+        <w:t xml:space="preserve"> </w:t>
+      </w:r>
+      <w:hyperlink r:id="rId244">
+        <w:r>
+          <w:rPr>
+            <w:rStyle w:val="Hyperlink"/>
+          </w:rPr>
+          <w:t xml:space="preserve">https://doi.org/10.2139/ssrn.7053279</w:t>
+        </w:r>
+      </w:hyperlink>
+      <w:r>
+        <w:t xml:space="preserve">.</w:t>
+      </w:r>
+    </w:p>
+    <w:bookmarkEnd w:id="245"/>
+    <w:bookmarkStart w:id="247" w:name="X8ea620419c64d551554c48b7075c9934881930b"/>
+    <w:p>
+      <w:pPr>
+        <w:pStyle w:val="Bibliography"/>
+      </w:pPr>
+      <w:r>
+        <w:t xml:space="preserve">[110]</w:t>
+      </w:r>
+      <w:r>
+        <w:t xml:space="preserve"> </w:t>
+      </w:r>
+      <w:r>
+        <w:t xml:space="preserve">	</w:t>
+      </w:r>
+      <w:r>
+        <w:t xml:space="preserve">Garcı́a-Bustos M, Rivero O, Sauvet G, Garcı́a-Bustos P. Discussion:</w:t>
+      </w:r>
+      <w:r>
+        <w:t xml:space="preserve"> </w:t>
+      </w:r>
+      <w:r>
+        <w:t xml:space="preserve">“An</w:t>
+      </w:r>
+      <w:r>
+        <w:t xml:space="preserve"> </w:t>
+      </w:r>
+      <w:r>
+        <w:t xml:space="preserve">Upper Palaeolithic</w:t>
+      </w:r>
+      <w:r>
+        <w:t xml:space="preserve"> </w:t>
+      </w:r>
+      <w:r>
+        <w:t xml:space="preserve">proto-writing system and phenological calendar”</w:t>
+      </w:r>
+      <w:r>
+        <w:t xml:space="preserve"> </w:t>
+      </w:r>
+      <w:r>
+        <w:t xml:space="preserve">by</w:t>
+      </w:r>
+      <w:r>
+        <w:t xml:space="preserve"> </w:t>
+      </w:r>
+      <w:r>
+        <w:t xml:space="preserve">Bennett Bacon</w:t>
+      </w:r>
+      <w:r>
+        <w:t xml:space="preserve"> </w:t>
+      </w:r>
+      <w:r>
+        <w:t xml:space="preserve">et al. (2023). Journal of Paleolithic Archaeology 2023;6:32.</w:t>
+      </w:r>
+      <w:r>
+        <w:t xml:space="preserve"> </w:t>
+      </w:r>
+      <w:hyperlink r:id="rId246">
+        <w:r>
+          <w:rPr>
+            <w:rStyle w:val="Hyperlink"/>
+          </w:rPr>
+          <w:t xml:space="preserve">https://doi.org/10.1007/s41982-023-00158-8</w:t>
+        </w:r>
+      </w:hyperlink>
+      <w:r>
+        <w:t xml:space="preserve">.</w:t>
+      </w:r>
+    </w:p>
+    <w:bookmarkEnd w:id="247"/>
+    <w:bookmarkStart w:id="249" w:name="ref-Magli_2024"/>
+    <w:p>
+      <w:pPr>
+        <w:pStyle w:val="Bibliography"/>
+      </w:pPr>
+      <w:r>
+        <w:t xml:space="preserve">[111]</w:t>
+      </w:r>
+      <w:r>
+        <w:t xml:space="preserve"> </w:t>
+      </w:r>
+      <w:r>
+        <w:t xml:space="preserve">	</w:t>
+      </w:r>
+      <w:r>
+        <w:t xml:space="preserve">Magli G. The alleged phenological calendar in</w:t>
+      </w:r>
+      <w:r>
+        <w:t xml:space="preserve"> </w:t>
+      </w:r>
+      <w:r>
+        <w:t xml:space="preserve">Palaeolithic</w:t>
+      </w:r>
+      <w:r>
+        <w:t xml:space="preserve"> </w:t>
+      </w:r>
+      <w:r>
+        <w:t xml:space="preserve">art: Critical analysis from the viewpoint of statistics and cultural astronomy. Mind 2024;133:1–15.</w:t>
+      </w:r>
+      <w:r>
+        <w:t xml:space="preserve"> </w:t>
+      </w:r>
+      <w:hyperlink r:id="rId248">
+        <w:r>
+          <w:rPr>
+            <w:rStyle w:val="Hyperlink"/>
+          </w:rPr>
+          <w:t xml:space="preserve">https://doi.org/10.1093/mind/fzae011</w:t>
+        </w:r>
+      </w:hyperlink>
+      <w:r>
+        <w:t xml:space="preserve">.</w:t>
+      </w:r>
+    </w:p>
+    <w:bookmarkEnd w:id="249"/>
+    <w:bookmarkStart w:id="251" w:name="ref-Nowell_2024_evidence"/>
+    <w:p>
+      <w:pPr>
+        <w:pStyle w:val="Bibliography"/>
+      </w:pPr>
+      <w:r>
+        <w:t xml:space="preserve">[112]</w:t>
+      </w:r>
+      <w:r>
+        <w:t xml:space="preserve"> </w:t>
+      </w:r>
+      <w:r>
+        <w:t xml:space="preserve">	</w:t>
+      </w:r>
+      <w:r>
+        <w:t xml:space="preserve">Nowell A, Bahn P, Quellec J-L. Evaluating the evidence for lunar calendars in</w:t>
+      </w:r>
+      <w:r>
+        <w:t xml:space="preserve"> </w:t>
+      </w:r>
+      <w:r>
+        <w:t xml:space="preserve">Upper Palaeolithic</w:t>
+      </w:r>
+      <w:r>
+        <w:t xml:space="preserve"> </w:t>
+      </w:r>
+      <w:r>
+        <w:t xml:space="preserve">parietal art. Cambridge Archaeological Journal 2024:1–18.</w:t>
+      </w:r>
+      <w:r>
+        <w:t xml:space="preserve"> </w:t>
+      </w:r>
+      <w:hyperlink r:id="rId250">
+        <w:r>
+          <w:rPr>
+            <w:rStyle w:val="Hyperlink"/>
+          </w:rPr>
+          <w:t xml:space="preserve">https://doi.org/10.1017/S0959774324000155</w:t>
+        </w:r>
+      </w:hyperlink>
+      <w:r>
+        <w:t xml:space="preserve">.</w:t>
+      </w:r>
+    </w:p>
+    <w:bookmarkEnd w:id="251"/>
+    <w:bookmarkStart w:id="253" w:name="ref-Horiuchi_Takakura_2019"/>
+    <w:p>
+      <w:pPr>
+        <w:pStyle w:val="Bibliography"/>
+      </w:pPr>
+      <w:r>
+        <w:t xml:space="preserve">[113]</w:t>
+      </w:r>
+      <w:r>
+        <w:t xml:space="preserve"> </w:t>
+      </w:r>
+      <w:r>
+        <w:t xml:space="preserve">	</w:t>
+      </w:r>
+      <w:r>
+        <w:t xml:space="preserve">Horiuchi S, Takakura J. Modeling learning strategies and the expansion of the social network in the beginning of</w:t>
+      </w:r>
+      <w:r>
+        <w:t xml:space="preserve"> </w:t>
+      </w:r>
+      <w:r>
+        <w:t xml:space="preserve">Upper Palaeolithic</w:t>
+      </w:r>
+      <w:r>
+        <w:t xml:space="preserve"> </w:t>
+      </w:r>
+      <w:r>
+        <w:t xml:space="preserve">Europe</w:t>
+      </w:r>
+      <w:r>
+        <w:t xml:space="preserve">: Analysis by agent-based simulation. In: Nishiaki Y, Jöris O, editors. Learning among</w:t>
+      </w:r>
+      <w:r>
+        <w:t xml:space="preserve"> </w:t>
+      </w:r>
+      <w:r>
+        <w:t xml:space="preserve">Neanderthals</w:t>
+      </w:r>
+      <w:r>
+        <w:t xml:space="preserve"> </w:t>
+      </w:r>
+      <w:r>
+        <w:t xml:space="preserve">and</w:t>
+      </w:r>
+      <w:r>
+        <w:t xml:space="preserve"> </w:t>
+      </w:r>
+      <w:r>
+        <w:t xml:space="preserve">Palaeolithic</w:t>
+      </w:r>
+      <w:r>
+        <w:t xml:space="preserve"> </w:t>
+      </w:r>
+      <w:r>
+        <w:t xml:space="preserve">modern humans: Archaeological evidence, Springer Nature Singapore; 2019, p. 179–91.</w:t>
+      </w:r>
+      <w:r>
+        <w:t xml:space="preserve"> </w:t>
+      </w:r>
+      <w:hyperlink r:id="rId252">
+        <w:r>
+          <w:rPr>
+            <w:rStyle w:val="Hyperlink"/>
+          </w:rPr>
+          <w:t xml:space="preserve">https://doi.org/10.1007/978-981-13-8980-1_12</w:t>
+        </w:r>
+      </w:hyperlink>
+      <w:r>
+        <w:t xml:space="preserve">.</w:t>
+      </w:r>
+    </w:p>
+    <w:bookmarkEnd w:id="253"/>
+    <w:bookmarkStart w:id="254" w:name="ref-Rogers_2013"/>
+    <w:p>
+      <w:pPr>
+        <w:pStyle w:val="Bibliography"/>
+      </w:pPr>
+      <w:r>
+        <w:t xml:space="preserve">[114]</w:t>
+      </w:r>
+      <w:r>
+        <w:t xml:space="preserve"> </w:t>
+      </w:r>
+      <w:r>
+        <w:t xml:space="preserve">	</w:t>
+      </w:r>
+      <w:r>
+        <w:t xml:space="preserve">Rogers L. Human-material interaction in the</w:t>
+      </w:r>
+      <w:r>
+        <w:t xml:space="preserve"> </w:t>
+      </w:r>
+      <w:r>
+        <w:t xml:space="preserve">Aurignacian</w:t>
+      </w:r>
+      <w:r>
+        <w:t xml:space="preserve"> </w:t>
+      </w:r>
+      <w:r>
+        <w:t xml:space="preserve">of</w:t>
+      </w:r>
+      <w:r>
+        <w:t xml:space="preserve"> </w:t>
+      </w:r>
+      <w:r>
+        <w:t xml:space="preserve">Europe</w:t>
+      </w:r>
+      <w:r>
+        <w:t xml:space="preserve">, 35,000-27,000 BP: An analysis of marine shell ornament distribution. PhD thesis. University of Victoria, 2013.</w:t>
+      </w:r>
+    </w:p>
+    <w:bookmarkEnd w:id="254"/>
+    <w:bookmarkStart w:id="256" w:name="X94f875be1b7e5d23641daff5d53857bec24e739"/>
+    <w:p>
+      <w:pPr>
+        <w:pStyle w:val="Bibliography"/>
+      </w:pPr>
+      <w:r>
+        <w:t xml:space="preserve">[115]</w:t>
+      </w:r>
+      <w:r>
+        <w:t xml:space="preserve"> </w:t>
+      </w:r>
+      <w:r>
+        <w:t xml:space="preserve">	</w:t>
+      </w:r>
+      <w:r>
+        <w:t xml:space="preserve">Golovanova LV, Doronichev VB, Doronicheva EV, Sapega VF, Shackley MS. Long-distance contacts and social networks of the</w:t>
+      </w:r>
+      <w:r>
+        <w:t xml:space="preserve"> </w:t>
+      </w:r>
+      <w:r>
+        <w:t xml:space="preserve">Upper Palaeolithic</w:t>
+      </w:r>
+      <w:r>
+        <w:t xml:space="preserve"> </w:t>
+      </w:r>
+      <w:r>
+        <w:t xml:space="preserve">humans in the</w:t>
+      </w:r>
+      <w:r>
+        <w:t xml:space="preserve"> </w:t>
+      </w:r>
+      <w:r>
+        <w:t xml:space="preserve">North-Western Caucasus</w:t>
+      </w:r>
+      <w:r>
+        <w:t xml:space="preserve"> </w:t>
+      </w:r>
+      <w:r>
+        <w:t xml:space="preserve">(on data from</w:t>
+      </w:r>
+      <w:r>
+        <w:t xml:space="preserve"> </w:t>
+      </w:r>
+      <w:r>
+        <w:t xml:space="preserve">Mezmaiskaya Cave</w:t>
       </w:r>
       <w:r>
         <w:t xml:space="preserve">,</w:t>
@@ -5336,3592 +8420,465 @@
         <w:t xml:space="preserve"> </w:t>
       </w:r>
       <w:r>
-        <w:t xml:space="preserve">Belgium</w:t>
-      </w:r>
-      <w:r>
-        <w:t xml:space="preserve">), volume 1, vol. 123/2012, Royal Belgian Institute of Natural Sciences, Royal Belgian Society of Anthropology; Prehistory,; NESPOS Society; 2013, p. 231–55.</w:t>
-      </w:r>
-    </w:p>
-    <w:bookmarkEnd w:id="112"/>
-    <w:bookmarkStart w:id="114" w:name="ref-Flas_2015"/>
-    <w:p>
-      <w:pPr>
-        <w:pStyle w:val="Bibliography"/>
-      </w:pPr>
-      <w:r>
-        <w:t xml:space="preserve">[31]</w:t>
-      </w:r>
-      <w:r>
-        <w:t xml:space="preserve"> </w:t>
-      </w:r>
-      <w:r>
-        <w:t xml:space="preserve">	</w:t>
-      </w:r>
-      <w:r>
-        <w:t xml:space="preserve">Flas D. The chronocultural sequence of</w:t>
-      </w:r>
-      <w:r>
-        <w:t xml:space="preserve"> </w:t>
-      </w:r>
-      <w:r>
-        <w:t xml:space="preserve">Belgian</w:t>
-      </w:r>
-      <w:r>
-        <w:t xml:space="preserve"> </w:t>
-      </w:r>
-      <w:r>
-        <w:t xml:space="preserve">complexes in the</w:t>
-      </w:r>
-      <w:r>
-        <w:t xml:space="preserve"> </w:t>
-      </w:r>
-      <w:r>
-        <w:t xml:space="preserve">European</w:t>
-      </w:r>
-      <w:r>
-        <w:t xml:space="preserve"> </w:t>
-      </w:r>
-      <w:r>
-        <w:t xml:space="preserve">Aurignacian</w:t>
-      </w:r>
-      <w:r>
-        <w:t xml:space="preserve"> </w:t>
-      </w:r>
-      <w:r>
-        <w:t xml:space="preserve">context. In: White R, Bourrillon R, editors.</w:t>
-      </w:r>
-      <w:r>
-        <w:t xml:space="preserve"> </w:t>
-      </w:r>
-      <w:r>
-        <w:t xml:space="preserve">Aurignacian</w:t>
-      </w:r>
-      <w:r>
-        <w:t xml:space="preserve"> </w:t>
-      </w:r>
-      <w:r>
-        <w:t xml:space="preserve">genius: Art, technology and society of the first modern humans in</w:t>
-      </w:r>
-      <w:r>
-        <w:t xml:space="preserve"> </w:t>
-      </w:r>
-      <w:r>
-        <w:t xml:space="preserve">Europe</w:t>
-      </w:r>
-      <w:r>
-        <w:t xml:space="preserve">, vol. 7, P@lethnology, Toulouse; 2015, p. 57–75.</w:t>
-      </w:r>
-      <w:r>
-        <w:t xml:space="preserve"> </w:t>
-      </w:r>
-      <w:hyperlink r:id="rId113">
-        <w:r>
-          <w:rPr>
-            <w:rStyle w:val="Hyperlink"/>
-          </w:rPr>
-          <w:t xml:space="preserve">https://doi.org/10.4000/palethnologie.736</w:t>
+        <w:t xml:space="preserve">Russia</w:t>
+      </w:r>
+      <w:r>
+        <w:t xml:space="preserve">). Journal of Archaeological Science: Reports 2021;39:103118. https://doi.org/</w:t>
+      </w:r>
+      <w:hyperlink r:id="rId255">
+        <w:r>
+          <w:rPr>
+            <w:rStyle w:val="Hyperlink"/>
+          </w:rPr>
+          <w:t xml:space="preserve">https://doi.org/10.1016/j.jasrep.2021.103118</w:t>
         </w:r>
       </w:hyperlink>
       <w:r>
         <w:t xml:space="preserve">.</w:t>
       </w:r>
     </w:p>
-    <w:bookmarkEnd w:id="114"/>
-    <w:bookmarkStart w:id="116" w:name="ref-Schurch_Conard_2026"/>
-    <w:p>
-      <w:pPr>
-        <w:pStyle w:val="Bibliography"/>
-      </w:pPr>
-      <w:r>
-        <w:t xml:space="preserve">[32]</w:t>
-      </w:r>
-      <w:r>
-        <w:t xml:space="preserve"> </w:t>
-      </w:r>
-      <w:r>
-        <w:t xml:space="preserve">	</w:t>
-      </w:r>
-      <w:r>
-        <w:t xml:space="preserve">Schürch B, Conard NJ. Reassessing the cultural stratigraphy of</w:t>
-      </w:r>
-      <w:r>
-        <w:t xml:space="preserve"> </w:t>
-      </w:r>
-      <w:r>
-        <w:t xml:space="preserve">Vogelherd Cave</w:t>
-      </w:r>
-      <w:r>
-        <w:t xml:space="preserve"> </w:t>
-      </w:r>
-      <w:r>
-        <w:t xml:space="preserve">and the impact of excavation methodology on assemblage integrity. Journal of Paleolithic Archaeology 2026.</w:t>
-      </w:r>
-      <w:r>
-        <w:t xml:space="preserve"> </w:t>
-      </w:r>
-      <w:hyperlink r:id="rId115">
-        <w:r>
-          <w:rPr>
-            <w:rStyle w:val="Hyperlink"/>
-          </w:rPr>
-          <w:t xml:space="preserve">https://doi.org/10.1007/s41982-025-00298-3</w:t>
+    <w:bookmarkEnd w:id="256"/>
+    <w:bookmarkStart w:id="258" w:name="ref-Gamble_1982"/>
+    <w:p>
+      <w:pPr>
+        <w:pStyle w:val="Bibliography"/>
+      </w:pPr>
+      <w:r>
+        <w:t xml:space="preserve">[116]</w:t>
+      </w:r>
+      <w:r>
+        <w:t xml:space="preserve"> </w:t>
+      </w:r>
+      <w:r>
+        <w:t xml:space="preserve">	</w:t>
+      </w:r>
+      <w:r>
+        <w:t xml:space="preserve">Gamble C. Interaction and alliance in</w:t>
+      </w:r>
+      <w:r>
+        <w:t xml:space="preserve"> </w:t>
+      </w:r>
+      <w:r>
+        <w:t xml:space="preserve">Palaeolithic</w:t>
+      </w:r>
+      <w:r>
+        <w:t xml:space="preserve"> </w:t>
+      </w:r>
+      <w:r>
+        <w:t xml:space="preserve">society. Man 1982;17:92–107.</w:t>
+      </w:r>
+      <w:r>
+        <w:t xml:space="preserve"> </w:t>
+      </w:r>
+      <w:hyperlink r:id="rId257">
+        <w:r>
+          <w:rPr>
+            <w:rStyle w:val="Hyperlink"/>
+          </w:rPr>
+          <w:t xml:space="preserve">https://doi.org/10.2307/2802103</w:t>
         </w:r>
       </w:hyperlink>
       <w:r>
         <w:t xml:space="preserve">.</w:t>
       </w:r>
     </w:p>
-    <w:bookmarkEnd w:id="116"/>
-    <w:bookmarkStart w:id="118" w:name="ref-Fletcher_Sánchez"/>
-    <w:p>
-      <w:pPr>
-        <w:pStyle w:val="Bibliography"/>
-      </w:pPr>
-      <w:r>
-        <w:t xml:space="preserve">[33]</w:t>
-      </w:r>
-      <w:r>
-        <w:t xml:space="preserve"> </w:t>
-      </w:r>
-      <w:r>
-        <w:t xml:space="preserve">	</w:t>
-      </w:r>
-      <w:r>
-        <w:t xml:space="preserve">Fletcher WJ, Sánchez Goñi MF, Allen JRM, Cheddadi R, Combourieu-Nebout N, Huntley B, et al. Millennial-scale variability during the last glacial in vegetation records from</w:t>
-      </w:r>
-      <w:r>
-        <w:t xml:space="preserve"> </w:t>
-      </w:r>
-      <w:r>
-        <w:t xml:space="preserve">Europe</w:t>
-      </w:r>
-      <w:r>
-        <w:t xml:space="preserve">. Quaternary Science Reviews 2010;29:2839–64.</w:t>
-      </w:r>
-      <w:r>
-        <w:t xml:space="preserve"> </w:t>
-      </w:r>
-      <w:hyperlink r:id="rId117">
-        <w:r>
-          <w:rPr>
-            <w:rStyle w:val="Hyperlink"/>
-          </w:rPr>
-          <w:t xml:space="preserve">https://doi.org/10.1016/j.quascirev.2009.11.015</w:t>
+    <w:bookmarkEnd w:id="258"/>
+    <w:bookmarkStart w:id="260" w:name="Xba346573845225b1b1d5ef358e2fea0d893a789"/>
+    <w:p>
+      <w:pPr>
+        <w:pStyle w:val="Bibliography"/>
+      </w:pPr>
+      <w:r>
+        <w:t xml:space="preserve">[117]</w:t>
+      </w:r>
+      <w:r>
+        <w:t xml:space="preserve"> </w:t>
+      </w:r>
+      <w:r>
+        <w:t xml:space="preserve">	</w:t>
+      </w:r>
+      <w:r>
+        <w:t xml:space="preserve">Greenbaum G, Friesem DE, Hovers E, Feldman MW, Kolodny O. Was inter-population connectivity of</w:t>
+      </w:r>
+      <w:r>
+        <w:t xml:space="preserve"> </w:t>
+      </w:r>
+      <w:r>
+        <w:t xml:space="preserve">Neanderthals</w:t>
+      </w:r>
+      <w:r>
+        <w:t xml:space="preserve"> </w:t>
+      </w:r>
+      <w:r>
+        <w:t xml:space="preserve">and modern humans the driver of the</w:t>
+      </w:r>
+      <w:r>
+        <w:t xml:space="preserve"> </w:t>
+      </w:r>
+      <w:r>
+        <w:t xml:space="preserve">Upper Paleolithic</w:t>
+      </w:r>
+      <w:r>
+        <w:t xml:space="preserve"> </w:t>
+      </w:r>
+      <w:r>
+        <w:t xml:space="preserve">transition rather than its product? Quaternary Science Reviews 2019;217:316–29. https://doi.org/</w:t>
+      </w:r>
+      <w:hyperlink r:id="rId259">
+        <w:r>
+          <w:rPr>
+            <w:rStyle w:val="Hyperlink"/>
+          </w:rPr>
+          <w:t xml:space="preserve">https://doi.org/10.1016/j.quascirev.2018.12.011</w:t>
         </w:r>
       </w:hyperlink>
       <w:r>
         <w:t xml:space="preserve">.</w:t>
       </w:r>
     </w:p>
-    <w:bookmarkEnd w:id="118"/>
-    <w:bookmarkStart w:id="120" w:name="ref-Crema_Bevan_2021"/>
-    <w:p>
-      <w:pPr>
-        <w:pStyle w:val="Bibliography"/>
-      </w:pPr>
-      <w:r>
-        <w:t xml:space="preserve">[34]</w:t>
-      </w:r>
-      <w:r>
-        <w:t xml:space="preserve"> </w:t>
-      </w:r>
-      <w:r>
-        <w:t xml:space="preserve">	</w:t>
-      </w:r>
-      <w:r>
-        <w:t xml:space="preserve">Crema ER, Bevan A. INFERENCE FROM LARGE SETS OF RADIOCARBON DATES: SOFTWARE AND METHODS. Radiocarbon 2021;63:23–39.</w:t>
-      </w:r>
-      <w:r>
-        <w:t xml:space="preserve"> </w:t>
-      </w:r>
-      <w:hyperlink r:id="rId119">
-        <w:r>
-          <w:rPr>
-            <w:rStyle w:val="Hyperlink"/>
-          </w:rPr>
-          <w:t xml:space="preserve">https://doi.org/10.1017/RDC.2020.95</w:t>
+    <w:bookmarkEnd w:id="260"/>
+    <w:bookmarkStart w:id="262" w:name="ref-Creanza_Kolodny_Feldman_2017"/>
+    <w:p>
+      <w:pPr>
+        <w:pStyle w:val="Bibliography"/>
+      </w:pPr>
+      <w:r>
+        <w:t xml:space="preserve">[118]</w:t>
+      </w:r>
+      <w:r>
+        <w:t xml:space="preserve"> </w:t>
+      </w:r>
+      <w:r>
+        <w:t xml:space="preserve">	</w:t>
+      </w:r>
+      <w:r>
+        <w:t xml:space="preserve">Creanza N, Kolodny O, Feldman MW. Greater than the sum of its parts? Modelling population contact and interaction of cultural repertoires. Journal of The Royal Society Interface 2017;14:20170171.</w:t>
+      </w:r>
+      <w:r>
+        <w:t xml:space="preserve"> </w:t>
+      </w:r>
+      <w:hyperlink r:id="rId261">
+        <w:r>
+          <w:rPr>
+            <w:rStyle w:val="Hyperlink"/>
+          </w:rPr>
+          <w:t xml:space="preserve">https://doi.org/10.1098/rsif.2017.0171</w:t>
         </w:r>
       </w:hyperlink>
       <w:r>
         <w:t xml:space="preserve">.</w:t>
       </w:r>
     </w:p>
-    <w:bookmarkEnd w:id="120"/>
-    <w:bookmarkStart w:id="122" w:name="ref-Lycett_2019"/>
-    <w:p>
-      <w:pPr>
-        <w:pStyle w:val="Bibliography"/>
-      </w:pPr>
-      <w:r>
-        <w:t xml:space="preserve">[35]</w:t>
-      </w:r>
-      <w:r>
-        <w:t xml:space="preserve"> </w:t>
-      </w:r>
-      <w:r>
-        <w:t xml:space="preserve">	</w:t>
-      </w:r>
-      <w:r>
-        <w:t xml:space="preserve">Lycett SJ. Confirmation of the role of geographic isolation by distance in among-tribe variations in beadwork designs and manufacture on the</w:t>
-      </w:r>
-      <w:r>
-        <w:t xml:space="preserve"> </w:t>
-      </w:r>
-      <w:r>
-        <w:t xml:space="preserve">High Plains</w:t>
-      </w:r>
-      <w:r>
-        <w:t xml:space="preserve">. Archaeological and Anthropological Sciences 2019;11:2837–47.</w:t>
-      </w:r>
-      <w:r>
-        <w:t xml:space="preserve"> </w:t>
-      </w:r>
-      <w:hyperlink r:id="rId121">
-        <w:r>
-          <w:rPr>
-            <w:rStyle w:val="Hyperlink"/>
-          </w:rPr>
-          <w:t xml:space="preserve">https://doi.org/10.1007/s12520-018-0742-3</w:t>
+    <w:bookmarkEnd w:id="262"/>
+    <w:bookmarkStart w:id="264" w:name="ref-Cullen_1996"/>
+    <w:p>
+      <w:pPr>
+        <w:pStyle w:val="Bibliography"/>
+      </w:pPr>
+      <w:r>
+        <w:t xml:space="preserve">[119]</w:t>
+      </w:r>
+      <w:r>
+        <w:t xml:space="preserve"> </w:t>
+      </w:r>
+      <w:r>
+        <w:t xml:space="preserve">	</w:t>
+      </w:r>
+      <w:r>
+        <w:t xml:space="preserve">Cullen BRS. Cultural virus theory and the eusocial pottery assemblage. In: Maschner HDG, editor. Darwinian archaeologies, Boston, MA: Springer US; 1996, p. 43–59.</w:t>
+      </w:r>
+      <w:r>
+        <w:t xml:space="preserve"> </w:t>
+      </w:r>
+      <w:hyperlink r:id="rId263">
+        <w:r>
+          <w:rPr>
+            <w:rStyle w:val="Hyperlink"/>
+          </w:rPr>
+          <w:t xml:space="preserve">https://doi.org/10.1007/978-1-4757-9945-3_4</w:t>
         </w:r>
       </w:hyperlink>
       <w:r>
         <w:t xml:space="preserve">.</w:t>
       </w:r>
     </w:p>
-    <w:bookmarkEnd w:id="122"/>
-    <w:bookmarkStart w:id="124" w:name="ref-Mantel_Smouse"/>
-    <w:p>
-      <w:pPr>
-        <w:pStyle w:val="Bibliography"/>
-      </w:pPr>
-      <w:r>
-        <w:t xml:space="preserve">[36]</w:t>
-      </w:r>
-      <w:r>
-        <w:t xml:space="preserve"> </w:t>
-      </w:r>
-      <w:r>
-        <w:t xml:space="preserve">	</w:t>
-      </w:r>
-      <w:r>
-        <w:t xml:space="preserve">Smouse PE, Long JC. Matrix correlation analysis in anthropology and genetics. American Journal of Physical Anthropology 1992;35:187–213. https://doi.org/</w:t>
-      </w:r>
-      <w:hyperlink r:id="rId123">
-        <w:r>
-          <w:rPr>
-            <w:rStyle w:val="Hyperlink"/>
-          </w:rPr>
-          <w:t xml:space="preserve">https://doi.org/10.1002/ajpa.1330350608</w:t>
+    <w:bookmarkEnd w:id="264"/>
+    <w:bookmarkStart w:id="266" w:name="ref-Hill_Wood_Baggio_Hurtado_Boyd_2014"/>
+    <w:p>
+      <w:pPr>
+        <w:pStyle w:val="Bibliography"/>
+      </w:pPr>
+      <w:r>
+        <w:t xml:space="preserve">[120]</w:t>
+      </w:r>
+      <w:r>
+        <w:t xml:space="preserve"> </w:t>
+      </w:r>
+      <w:r>
+        <w:t xml:space="preserve">	</w:t>
+      </w:r>
+      <w:r>
+        <w:t xml:space="preserve">Hill KR, Wood BM, Baggio J, Hurtado AM, Boyd RT. Hunter-gatherer inter-band interaction rates: Implications for cumulative culture. PLOS ONE 2014;9:1–9.</w:t>
+      </w:r>
+      <w:r>
+        <w:t xml:space="preserve"> </w:t>
+      </w:r>
+      <w:hyperlink r:id="rId265">
+        <w:r>
+          <w:rPr>
+            <w:rStyle w:val="Hyperlink"/>
+          </w:rPr>
+          <w:t xml:space="preserve">https://doi.org/10.1371/journal.pone.0102806</w:t>
         </w:r>
       </w:hyperlink>
       <w:r>
         <w:t xml:space="preserve">.</w:t>
       </w:r>
     </w:p>
-    <w:bookmarkEnd w:id="124"/>
-    <w:bookmarkStart w:id="126" w:name="ref-Vegan2001"/>
-    <w:p>
-      <w:pPr>
-        <w:pStyle w:val="Bibliography"/>
-      </w:pPr>
-      <w:r>
-        <w:t xml:space="preserve">[37]</w:t>
-      </w:r>
-      <w:r>
-        <w:t xml:space="preserve"> </w:t>
-      </w:r>
-      <w:r>
-        <w:t xml:space="preserve">	</w:t>
-      </w:r>
-      <w:r>
-        <w:t xml:space="preserve">Oksanen J, Simpson GL, Blanchet FG, Kindt R, Legendre P, Minchin PR, et al. Vegan: Community ecology package 2001:25–31.</w:t>
-      </w:r>
-      <w:r>
-        <w:t xml:space="preserve"> </w:t>
-      </w:r>
-      <w:hyperlink r:id="rId125">
-        <w:r>
-          <w:rPr>
-            <w:rStyle w:val="Hyperlink"/>
-          </w:rPr>
-          <w:t xml:space="preserve">https://doi.org/10.32614/CRAN.package.vegan</w:t>
+    <w:bookmarkEnd w:id="266"/>
+    <w:bookmarkStart w:id="268" w:name="ref-Derex_Boyd_2016"/>
+    <w:p>
+      <w:pPr>
+        <w:pStyle w:val="Bibliography"/>
+      </w:pPr>
+      <w:r>
+        <w:t xml:space="preserve">[121]</w:t>
+      </w:r>
+      <w:r>
+        <w:t xml:space="preserve"> </w:t>
+      </w:r>
+      <w:r>
+        <w:t xml:space="preserve">	</w:t>
+      </w:r>
+      <w:r>
+        <w:t xml:space="preserve">Derex M, Boyd R. Partial connectivity increases cultural accumulation within groups. Proceedings of the National Academy of Sciences 2016;113:2982–7.</w:t>
+      </w:r>
+      <w:r>
+        <w:t xml:space="preserve"> </w:t>
+      </w:r>
+      <w:hyperlink r:id="rId267">
+        <w:r>
+          <w:rPr>
+            <w:rStyle w:val="Hyperlink"/>
+          </w:rPr>
+          <w:t xml:space="preserve">https://doi.org/10.1073/pnas.1518798113</w:t>
         </w:r>
       </w:hyperlink>
       <w:r>
         <w:t xml:space="preserve">.</w:t>
       </w:r>
     </w:p>
-    <w:bookmarkEnd w:id="126"/>
-    <w:bookmarkStart w:id="128" w:name="ref-Rigaud_dErrico_Vanhaeren_2015"/>
-    <w:p>
-      <w:pPr>
-        <w:pStyle w:val="Bibliography"/>
-      </w:pPr>
-      <w:r>
-        <w:t xml:space="preserve">[38]</w:t>
-      </w:r>
-      <w:r>
-        <w:t xml:space="preserve"> </w:t>
-      </w:r>
-      <w:r>
-        <w:t xml:space="preserve">	</w:t>
-      </w:r>
-      <w:r>
-        <w:t xml:space="preserve">Rigaud S, d’Errico F, Vanhaeren M. Ornaments reveal resistance of</w:t>
-      </w:r>
-      <w:r>
-        <w:t xml:space="preserve"> </w:t>
-      </w:r>
-      <w:r>
-        <w:t xml:space="preserve">North European</w:t>
-      </w:r>
-      <w:r>
-        <w:t xml:space="preserve"> </w:t>
-      </w:r>
-      <w:r>
-        <w:t xml:space="preserve">cultures to the spread of farming. PLOS ONE 2015;10:e0121166.</w:t>
-      </w:r>
-      <w:r>
-        <w:t xml:space="preserve"> </w:t>
-      </w:r>
-      <w:hyperlink r:id="rId127">
-        <w:r>
-          <w:rPr>
-            <w:rStyle w:val="Hyperlink"/>
-          </w:rPr>
-          <w:t xml:space="preserve">https://doi.org/10.1371/journal.pone.0121166</w:t>
+    <w:bookmarkEnd w:id="268"/>
+    <w:bookmarkStart w:id="270" w:name="ref-Gravel-Miguel_Coward_2023"/>
+    <w:p>
+      <w:pPr>
+        <w:pStyle w:val="Bibliography"/>
+      </w:pPr>
+      <w:r>
+        <w:t xml:space="preserve">[122]</w:t>
+      </w:r>
+      <w:r>
+        <w:t xml:space="preserve"> </w:t>
+      </w:r>
+      <w:r>
+        <w:t xml:space="preserve">	</w:t>
+      </w:r>
+      <w:r>
+        <w:t xml:space="preserve">Gravel-Miguel C, Coward F.</w:t>
+      </w:r>
+      <w:r>
+        <w:t xml:space="preserve"> </w:t>
+      </w:r>
+      <w:r>
+        <w:t xml:space="preserve">Paleolithic</w:t>
+      </w:r>
+      <w:r>
+        <w:t xml:space="preserve"> </w:t>
+      </w:r>
+      <w:r>
+        <w:t xml:space="preserve">social networks and behavioral modernity. The oxford handbook of archaeological network research, Oxford University Press; 2023.</w:t>
+      </w:r>
+      <w:r>
+        <w:t xml:space="preserve"> </w:t>
+      </w:r>
+      <w:hyperlink r:id="rId269">
+        <w:r>
+          <w:rPr>
+            <w:rStyle w:val="Hyperlink"/>
+          </w:rPr>
+          <w:t xml:space="preserve">https://doi.org/10.1093/oxfordhb/9780198854265.013.31</w:t>
         </w:r>
       </w:hyperlink>
       <w:r>
         <w:t xml:space="preserve">.</w:t>
       </w:r>
     </w:p>
-    <w:bookmarkEnd w:id="128"/>
-    <w:bookmarkStart w:id="130" w:name="ref-seriation_pckge"/>
-    <w:p>
-      <w:pPr>
-        <w:pStyle w:val="Bibliography"/>
-      </w:pPr>
-      <w:r>
-        <w:t xml:space="preserve">[39]</w:t>
-      </w:r>
-      <w:r>
-        <w:t xml:space="preserve"> </w:t>
-      </w:r>
-      <w:r>
-        <w:t xml:space="preserve">	</w:t>
-      </w:r>
-      <w:r>
-        <w:t xml:space="preserve">Hahsler M, Hornik K, Buchta C. Getting things in order: An introduction to the r package seriation. Journal of Statistical Software 2008;25:1–34.</w:t>
-      </w:r>
-      <w:r>
-        <w:t xml:space="preserve"> </w:t>
-      </w:r>
-      <w:hyperlink r:id="rId129">
-        <w:r>
-          <w:rPr>
-            <w:rStyle w:val="Hyperlink"/>
-          </w:rPr>
-          <w:t xml:space="preserve">https://doi.org/10.18637/jss.v025.i03</w:t>
+    <w:bookmarkEnd w:id="270"/>
+    <w:bookmarkStart w:id="271" w:name="ref-Von_Petzinger_2009"/>
+    <w:p>
+      <w:pPr>
+        <w:pStyle w:val="Bibliography"/>
+      </w:pPr>
+      <w:r>
+        <w:t xml:space="preserve">[123]</w:t>
+      </w:r>
+      <w:r>
+        <w:t xml:space="preserve"> </w:t>
+      </w:r>
+      <w:r>
+        <w:t xml:space="preserve">	</w:t>
+      </w:r>
+      <w:r>
+        <w:t xml:space="preserve">Von Petzinger G. Making the abstract concrete: The place of geometric signs in french</w:t>
+      </w:r>
+      <w:r>
+        <w:t xml:space="preserve"> </w:t>
+      </w:r>
+      <w:r>
+        <w:t xml:space="preserve">Upper Paleolithic</w:t>
+      </w:r>
+      <w:r>
+        <w:t xml:space="preserve"> </w:t>
+      </w:r>
+      <w:r>
+        <w:t xml:space="preserve">parietal art. Master of Arts in Anthropology. University of Victoria, 2009.</w:t>
+      </w:r>
+    </w:p>
+    <w:bookmarkEnd w:id="271"/>
+    <w:bookmarkStart w:id="273" w:name="ref-Herskind2023"/>
+    <w:p>
+      <w:pPr>
+        <w:pStyle w:val="Bibliography"/>
+      </w:pPr>
+      <w:r>
+        <w:t xml:space="preserve">[124]</w:t>
+      </w:r>
+      <w:r>
+        <w:t xml:space="preserve"> </w:t>
+      </w:r>
+      <w:r>
+        <w:t xml:space="preserve">	</w:t>
+      </w:r>
+      <w:r>
+        <w:t xml:space="preserve">Platz HLL. A case for idle graffiti. Hunter Gatherer Research 2023;9:59–93.</w:t>
+      </w:r>
+      <w:r>
+        <w:t xml:space="preserve"> </w:t>
+      </w:r>
+      <w:hyperlink r:id="rId272">
+        <w:r>
+          <w:rPr>
+            <w:rStyle w:val="Hyperlink"/>
+          </w:rPr>
+          <w:t xml:space="preserve">https://doi.org/10.3828/hgr.2023.12</w:t>
         </w:r>
       </w:hyperlink>
       <w:r>
         <w:t xml:space="preserve">.</w:t>
       </w:r>
     </w:p>
-    <w:bookmarkEnd w:id="130"/>
-    <w:bookmarkStart w:id="132" w:name="ref-Brower_Kile_1988"/>
-    <w:p>
-      <w:pPr>
-        <w:pStyle w:val="Bibliography"/>
-      </w:pPr>
-      <w:r>
-        <w:t xml:space="preserve">[40]</w:t>
-      </w:r>
-      <w:r>
-        <w:t xml:space="preserve"> </w:t>
-      </w:r>
-      <w:r>
-        <w:t xml:space="preserve">	</w:t>
-      </w:r>
-      <w:r>
-        <w:t xml:space="preserve">Brower JC, Kile KM. Seriation of an original data matrix as applied to paleoecology. Lethaia 1988;21:79–93.</w:t>
-      </w:r>
-      <w:r>
-        <w:t xml:space="preserve"> </w:t>
-      </w:r>
-      <w:hyperlink r:id="rId131">
-        <w:r>
-          <w:rPr>
-            <w:rStyle w:val="Hyperlink"/>
-          </w:rPr>
-          <w:t xml:space="preserve">https://doi.org/10.1111/j.1502-3931.1988.tb01756.x</w:t>
+    <w:bookmarkEnd w:id="273"/>
+    <w:bookmarkStart w:id="275" w:name="X42e36537dda68556aeacf852410efd6ac3bb1ca"/>
+    <w:p>
+      <w:pPr>
+        <w:pStyle w:val="Bibliography"/>
+      </w:pPr>
+      <w:r>
+        <w:t xml:space="preserve">[125]</w:t>
+      </w:r>
+      <w:r>
+        <w:t xml:space="preserve"> </w:t>
+      </w:r>
+      <w:r>
+        <w:t xml:space="preserve">	</w:t>
+      </w:r>
+      <w:r>
+        <w:t xml:space="preserve">Daems D, Coco E, Gillreath-Brown A, Kafetzaki D. The effects of time-averaging on archaeological networks. Journal of Archaeological Method and Theory 2024;31:473–506.</w:t>
+      </w:r>
+      <w:r>
+        <w:t xml:space="preserve"> </w:t>
+      </w:r>
+      <w:hyperlink r:id="rId274">
+        <w:r>
+          <w:rPr>
+            <w:rStyle w:val="Hyperlink"/>
+          </w:rPr>
+          <w:t xml:space="preserve">https://doi.org/10.1007/s10816-023-09608-7</w:t>
         </w:r>
       </w:hyperlink>
       <w:r>
         <w:t xml:space="preserve">.</w:t>
       </w:r>
     </w:p>
-    <w:bookmarkEnd w:id="132"/>
-    <w:bookmarkStart w:id="134" w:name="ref-Mills_2017"/>
-    <w:p>
-      <w:pPr>
-        <w:pStyle w:val="Bibliography"/>
-      </w:pPr>
-      <w:r>
-        <w:t xml:space="preserve">[41]</w:t>
-      </w:r>
-      <w:r>
-        <w:t xml:space="preserve"> </w:t>
-      </w:r>
-      <w:r>
-        <w:t xml:space="preserve">	</w:t>
-      </w:r>
-      <w:r>
-        <w:t xml:space="preserve">Mills BJ. Social network analysis in archaeology. Annual Review of Anthropology 2017;46:379–97.</w:t>
-      </w:r>
-      <w:r>
-        <w:t xml:space="preserve"> </w:t>
-      </w:r>
-      <w:hyperlink r:id="rId133">
-        <w:r>
-          <w:rPr>
-            <w:rStyle w:val="Hyperlink"/>
-          </w:rPr>
-          <w:t xml:space="preserve">https://doi.org/10.1146/annurev-anthro-102116-041423</w:t>
+    <w:bookmarkEnd w:id="275"/>
+    <w:bookmarkStart w:id="277" w:name="ref-Marwick2017"/>
+    <w:p>
+      <w:pPr>
+        <w:pStyle w:val="Bibliography"/>
+      </w:pPr>
+      <w:r>
+        <w:t xml:space="preserve">[126]</w:t>
+      </w:r>
+      <w:r>
+        <w:t xml:space="preserve"> </w:t>
+      </w:r>
+      <w:r>
+        <w:t xml:space="preserve">	</w:t>
+      </w:r>
+      <w:r>
+        <w:t xml:space="preserve">Marwick B. Computational reproducibility in archaeological research: Basic principles and a case study of their implementation. Journal of Archaeological Method and Theory 2017;24:424–50.</w:t>
+      </w:r>
+      <w:r>
+        <w:t xml:space="preserve"> </w:t>
+      </w:r>
+      <w:hyperlink r:id="rId276">
+        <w:r>
+          <w:rPr>
+            <w:rStyle w:val="Hyperlink"/>
+          </w:rPr>
+          <w:t xml:space="preserve">https://doi.org/10.1007/s10816-015-9272-9</w:t>
         </w:r>
       </w:hyperlink>
       <w:r>
         <w:t xml:space="preserve">.</w:t>
       </w:r>
     </w:p>
-    <w:bookmarkEnd w:id="134"/>
-    <w:bookmarkStart w:id="136" w:name="ref-Fruchterman_Reingold_1991"/>
-    <w:p>
-      <w:pPr>
-        <w:pStyle w:val="Bibliography"/>
-      </w:pPr>
-      <w:r>
-        <w:t xml:space="preserve">[42]</w:t>
-      </w:r>
-      <w:r>
-        <w:t xml:space="preserve"> </w:t>
-      </w:r>
-      <w:r>
-        <w:t xml:space="preserve">	</w:t>
-      </w:r>
-      <w:r>
-        <w:t xml:space="preserve">Fruchterman TMJ, Reingold EM. Graph drawing by force-directed placement. Software: Practice and Experience 1991;21:1129–64.</w:t>
-      </w:r>
-      <w:r>
-        <w:t xml:space="preserve"> </w:t>
-      </w:r>
-      <w:hyperlink r:id="rId135">
-        <w:r>
-          <w:rPr>
-            <w:rStyle w:val="Hyperlink"/>
-          </w:rPr>
-          <w:t xml:space="preserve">https://doi.org/10.1002/spe.4380211102</w:t>
+    <w:bookmarkEnd w:id="277"/>
+    <w:bookmarkStart w:id="279" w:name="ref-Marwick_2025"/>
+    <w:p>
+      <w:pPr>
+        <w:pStyle w:val="Bibliography"/>
+      </w:pPr>
+      <w:r>
+        <w:t xml:space="preserve">[127]</w:t>
+      </w:r>
+      <w:r>
+        <w:t xml:space="preserve"> </w:t>
+      </w:r>
+      <w:r>
+        <w:t xml:space="preserve">	</w:t>
+      </w:r>
+      <w:r>
+        <w:t xml:space="preserve">Marwick B. Is archaeology a science? Insights and imperatives from 10,000 articles and a year of reproducibility reviews. Journal of Archaeological Science 2025;180:106281.</w:t>
+      </w:r>
+      <w:r>
+        <w:t xml:space="preserve"> </w:t>
+      </w:r>
+      <w:hyperlink r:id="rId278">
+        <w:r>
+          <w:rPr>
+            <w:rStyle w:val="Hyperlink"/>
+          </w:rPr>
+          <w:t xml:space="preserve">https://doi.org/10.1016/j.jas.2025.106281</w:t>
         </w:r>
       </w:hyperlink>
       <w:r>
         <w:t xml:space="preserve">.</w:t>
       </w:r>
     </w:p>
-    <w:bookmarkEnd w:id="136"/>
-    <w:bookmarkStart w:id="138" w:name="ref-statnet_package"/>
-    <w:p>
-      <w:pPr>
-        <w:pStyle w:val="Bibliography"/>
-      </w:pPr>
-      <w:r>
-        <w:t xml:space="preserve">[43]</w:t>
-      </w:r>
-      <w:r>
-        <w:t xml:space="preserve"> </w:t>
-      </w:r>
-      <w:r>
-        <w:t xml:space="preserve">	</w:t>
-      </w:r>
-      <w:r>
-        <w:t xml:space="preserve">Pavel N. Krivitsky MSH, Hunter DR, Butts CT, Bojanowski M, Klumb C, Goodreau SM, et al.</w:t>
-      </w:r>
-      <w:r>
-        <w:t xml:space="preserve"> </w:t>
-      </w:r>
-      <w:hyperlink r:id="rId137">
-        <w:r>
-          <w:rPr>
-            <w:rStyle w:val="Hyperlink"/>
-          </w:rPr>
-          <w:t xml:space="preserve">Statnet: Tools for the statistical modeling of network data</w:t>
-        </w:r>
-      </w:hyperlink>
-      <w:r>
-        <w:t xml:space="preserve"> </w:t>
-      </w:r>
-      <w:r>
-        <w:t xml:space="preserve">2003–2024.</w:t>
-      </w:r>
-    </w:p>
-    <w:bookmarkEnd w:id="138"/>
-    <w:bookmarkStart w:id="140" w:name="ref-igraph_package"/>
-    <w:p>
-      <w:pPr>
-        <w:pStyle w:val="Bibliography"/>
-      </w:pPr>
-      <w:r>
-        <w:t xml:space="preserve">[44]</w:t>
-      </w:r>
-      <w:r>
-        <w:t xml:space="preserve"> </w:t>
-      </w:r>
-      <w:r>
-        <w:t xml:space="preserve">	</w:t>
-      </w:r>
-      <w:r>
-        <w:t xml:space="preserve">Csardi G, Nepusz T.</w:t>
-      </w:r>
-      <w:r>
-        <w:t xml:space="preserve"> </w:t>
-      </w:r>
-      <w:hyperlink r:id="rId139">
-        <w:r>
-          <w:rPr>
-            <w:rStyle w:val="Hyperlink"/>
-          </w:rPr>
-          <w:t xml:space="preserve">The igraph software package for complex network research</w:t>
-        </w:r>
-      </w:hyperlink>
-      <w:r>
-        <w:t xml:space="preserve">. InterJournal 2006;Complex Systems:1695.</w:t>
-      </w:r>
-    </w:p>
-    <w:bookmarkEnd w:id="140"/>
-    <w:bookmarkStart w:id="142" w:name="ref-Anderson_2017"/>
-    <w:p>
-      <w:pPr>
-        <w:pStyle w:val="Bibliography"/>
-      </w:pPr>
-      <w:r>
-        <w:t xml:space="preserve">[45]</w:t>
-      </w:r>
-      <w:r>
-        <w:t xml:space="preserve"> </w:t>
-      </w:r>
-      <w:r>
-        <w:t xml:space="preserve">	</w:t>
-      </w:r>
-      <w:r>
-        <w:t xml:space="preserve">Anderson MJ. Permutational multivariate analysis of variance (PERMANOVA). Wiley StatsRef: Statistics reference online, John Wiley &amp; Sons, Ltd; 2017, p. 1–15.</w:t>
-      </w:r>
-      <w:r>
-        <w:t xml:space="preserve"> </w:t>
-      </w:r>
-      <w:hyperlink r:id="rId141">
-        <w:r>
-          <w:rPr>
-            <w:rStyle w:val="Hyperlink"/>
-          </w:rPr>
-          <w:t xml:space="preserve">https://doi.org/10.1002/9781118445112.stat07841</w:t>
-        </w:r>
-      </w:hyperlink>
-      <w:r>
-        <w:t xml:space="preserve">.</w:t>
-      </w:r>
-    </w:p>
-    <w:bookmarkEnd w:id="142"/>
-    <w:bookmarkStart w:id="144" w:name="ref-Shennan_Crema_Kerig_2015"/>
-    <w:p>
-      <w:pPr>
-        <w:pStyle w:val="Bibliography"/>
-      </w:pPr>
-      <w:r>
-        <w:t xml:space="preserve">[46]</w:t>
-      </w:r>
-      <w:r>
-        <w:t xml:space="preserve"> </w:t>
-      </w:r>
-      <w:r>
-        <w:t xml:space="preserve">	</w:t>
-      </w:r>
-      <w:r>
-        <w:t xml:space="preserve">Shennan SJ, Crema ER, Kerig T. Isolation-by-distance, homophily, and</w:t>
-      </w:r>
-      <w:r>
-        <w:t xml:space="preserve"> </w:t>
-      </w:r>
-      <w:r>
-        <w:t xml:space="preserve">“core”</w:t>
-      </w:r>
-      <w:r>
-        <w:t xml:space="preserve"> </w:t>
-      </w:r>
-      <w:r>
-        <w:t xml:space="preserve">vs.</w:t>
-      </w:r>
-      <w:r>
-        <w:t xml:space="preserve"> </w:t>
-      </w:r>
-      <w:r>
-        <w:t xml:space="preserve">“Package”</w:t>
-      </w:r>
-      <w:r>
-        <w:t xml:space="preserve"> </w:t>
-      </w:r>
-      <w:r>
-        <w:t xml:space="preserve">cultural evolution models in</w:t>
-      </w:r>
-      <w:r>
-        <w:t xml:space="preserve"> </w:t>
-      </w:r>
-      <w:r>
-        <w:t xml:space="preserve">Neolithic</w:t>
-      </w:r>
-      <w:r>
-        <w:t xml:space="preserve"> </w:t>
-      </w:r>
-      <w:r>
-        <w:t xml:space="preserve">Europe</w:t>
-      </w:r>
-      <w:r>
-        <w:t xml:space="preserve">. Evolution and Human Behavior 2015;36:103–9.</w:t>
-      </w:r>
-      <w:r>
-        <w:t xml:space="preserve"> </w:t>
-      </w:r>
-      <w:hyperlink r:id="rId143">
-        <w:r>
-          <w:rPr>
-            <w:rStyle w:val="Hyperlink"/>
-          </w:rPr>
-          <w:t xml:space="preserve">https://doi.org/10.1016/j.evolhumbehav.2014.09.006</w:t>
-        </w:r>
-      </w:hyperlink>
-      <w:r>
-        <w:t xml:space="preserve">.</w:t>
-      </w:r>
-    </w:p>
-    <w:bookmarkEnd w:id="144"/>
-    <w:bookmarkStart w:id="145" w:name="ref-newman2004finding"/>
-    <w:p>
-      <w:pPr>
-        <w:pStyle w:val="Bibliography"/>
-      </w:pPr>
-      <w:r>
-        <w:t xml:space="preserve">[47]</w:t>
-      </w:r>
-      <w:r>
-        <w:t xml:space="preserve"> </w:t>
-      </w:r>
-      <w:r>
-        <w:t xml:space="preserve">	</w:t>
-      </w:r>
-      <w:r>
-        <w:t xml:space="preserve">Newman ME, Girvan M. Finding and evaluating community structure in networks. Physical Review E 2004;69:026113.</w:t>
-      </w:r>
-    </w:p>
-    <w:bookmarkEnd w:id="145"/>
-    <w:bookmarkStart w:id="147" w:name="ref-Finlayson_Warren_2017"/>
-    <w:p>
-      <w:pPr>
-        <w:pStyle w:val="Bibliography"/>
-      </w:pPr>
-      <w:r>
-        <w:t xml:space="preserve">[48]</w:t>
-      </w:r>
-      <w:r>
-        <w:t xml:space="preserve"> </w:t>
-      </w:r>
-      <w:r>
-        <w:t xml:space="preserve">	</w:t>
-      </w:r>
-      <w:r>
-        <w:t xml:space="preserve">Finlayson B, Warren G.</w:t>
-      </w:r>
-      <w:r>
-        <w:t xml:space="preserve"> </w:t>
-      </w:r>
-      <w:hyperlink r:id="rId146">
-        <w:r>
-          <w:rPr>
-            <w:rStyle w:val="Hyperlink"/>
-          </w:rPr>
-          <w:t xml:space="preserve">The diversity of hunter-gatherer pasts: An introduction</w:t>
-        </w:r>
-      </w:hyperlink>
-      <w:r>
-        <w:t xml:space="preserve">. In: Finlayson B, Warren G, editors. The diversity of hunter gatherer pasts. 1st ed., Oxbow Books; 2017, p. 1–14.</w:t>
-      </w:r>
-    </w:p>
-    <w:bookmarkEnd w:id="147"/>
-    <w:bookmarkStart w:id="149" w:name="ref-Riches_1995"/>
-    <w:p>
-      <w:pPr>
-        <w:pStyle w:val="Bibliography"/>
-      </w:pPr>
-      <w:r>
-        <w:t xml:space="preserve">[49]</w:t>
-      </w:r>
-      <w:r>
-        <w:t xml:space="preserve"> </w:t>
-      </w:r>
-      <w:r>
-        <w:t xml:space="preserve">	</w:t>
-      </w:r>
-      <w:r>
-        <w:t xml:space="preserve">Riches D. Hunter-gatherer structural transformations. The Journal of the Royal Anthropological Institute 1995;1:679–701.</w:t>
-      </w:r>
-      <w:r>
-        <w:t xml:space="preserve"> </w:t>
-      </w:r>
-      <w:hyperlink r:id="rId148">
-        <w:r>
-          <w:rPr>
-            <w:rStyle w:val="Hyperlink"/>
-          </w:rPr>
-          <w:t xml:space="preserve">https://doi.org/10.2307/3034956</w:t>
-        </w:r>
-      </w:hyperlink>
-      <w:r>
-        <w:t xml:space="preserve">.</w:t>
-      </w:r>
-    </w:p>
-    <w:bookmarkEnd w:id="149"/>
-    <w:bookmarkStart w:id="151" w:name="ref-Price_Brown_1985"/>
-    <w:p>
-      <w:pPr>
-        <w:pStyle w:val="Bibliography"/>
-      </w:pPr>
-      <w:r>
-        <w:t xml:space="preserve">[50]</w:t>
-      </w:r>
-      <w:r>
-        <w:t xml:space="preserve"> </w:t>
-      </w:r>
-      <w:r>
-        <w:t xml:space="preserve">	</w:t>
-      </w:r>
-      <w:r>
-        <w:t xml:space="preserve">Price TD, Brown JA. Aspects of hunter–gatherer complexity. In: Price TD, Brown JA, editors. Prehistoric hunters-gatherers, Academic Press; 1985, p. 3–20. https://doi.org/</w:t>
-      </w:r>
-      <w:hyperlink r:id="rId150">
-        <w:r>
-          <w:rPr>
-            <w:rStyle w:val="Hyperlink"/>
-          </w:rPr>
-          <w:t xml:space="preserve">https://doi.org/10.1016/B978-0-12-564750-2.50006-8</w:t>
-        </w:r>
-      </w:hyperlink>
-      <w:r>
-        <w:t xml:space="preserve">.</w:t>
-      </w:r>
-    </w:p>
-    <w:bookmarkEnd w:id="151"/>
-    <w:bookmarkStart w:id="153" w:name="ref-Lane_2017"/>
-    <w:p>
-      <w:pPr>
-        <w:pStyle w:val="Bibliography"/>
-      </w:pPr>
-      <w:r>
-        <w:t xml:space="preserve">[51]</w:t>
-      </w:r>
-      <w:r>
-        <w:t xml:space="preserve"> </w:t>
-      </w:r>
-      <w:r>
-        <w:t xml:space="preserve">	</w:t>
-      </w:r>
-      <w:r>
-        <w:t xml:space="preserve">Lane PJ.</w:t>
-      </w:r>
-      <w:r>
-        <w:t xml:space="preserve"> </w:t>
-      </w:r>
-      <w:hyperlink r:id="rId152">
-        <w:r>
-          <w:rPr>
-            <w:rStyle w:val="Hyperlink"/>
-          </w:rPr>
-          <w:t xml:space="preserve">Archaeological dimensions of past and present hunter-fisher-gatherer diversity</w:t>
-        </w:r>
-      </w:hyperlink>
-      <w:r>
-        <w:t xml:space="preserve">. In: Finlayson B, Warren G, editors. The diversity of hunter gatherer pasts. 1st ed., Oxbow Books; 2017, p. 185–96.</w:t>
-      </w:r>
-    </w:p>
-    <w:bookmarkEnd w:id="153"/>
-    <w:bookmarkStart w:id="154" w:name="ref-Pate_2006"/>
-    <w:p>
-      <w:pPr>
-        <w:pStyle w:val="Bibliography"/>
-      </w:pPr>
-      <w:r>
-        <w:t xml:space="preserve">[52]</w:t>
-      </w:r>
-      <w:r>
-        <w:t xml:space="preserve"> </w:t>
-      </w:r>
-      <w:r>
-        <w:t xml:space="preserve">	</w:t>
-      </w:r>
-      <w:r>
-        <w:t xml:space="preserve">Pate F. Hunter-gatherer social complexity at roonka flat, south australia. The social archaeology of australian indigenous societies, Aboriginal Studies Press; 2006, p. 226–41.</w:t>
-      </w:r>
-    </w:p>
-    <w:bookmarkEnd w:id="154"/>
-    <w:bookmarkStart w:id="156" w:name="ref-Johnson_2014"/>
-    <w:p>
-      <w:pPr>
-        <w:pStyle w:val="Bibliography"/>
-      </w:pPr>
-      <w:r>
-        <w:t xml:space="preserve">[53]</w:t>
-      </w:r>
-      <w:r>
-        <w:t xml:space="preserve"> </w:t>
-      </w:r>
-      <w:r>
-        <w:t xml:space="preserve">	</w:t>
-      </w:r>
-      <w:r>
-        <w:t xml:space="preserve">Johnson AL. Exploring adaptive variation among hunter-gatherers with binford’s frames of reference. Journal of Archaeological Research 2014;22:1–42.</w:t>
-      </w:r>
-      <w:r>
-        <w:t xml:space="preserve"> </w:t>
-      </w:r>
-      <w:hyperlink r:id="rId155">
-        <w:r>
-          <w:rPr>
-            <w:rStyle w:val="Hyperlink"/>
-          </w:rPr>
-          <w:t xml:space="preserve">https://doi.org/10.1007/s10814-013-9068-y</w:t>
-        </w:r>
-      </w:hyperlink>
-      <w:r>
-        <w:t xml:space="preserve">.</w:t>
-      </w:r>
-    </w:p>
-    <w:bookmarkEnd w:id="156"/>
-    <w:bookmarkStart w:id="158" w:name="ref-Singh_Glowacki_2022"/>
-    <w:p>
-      <w:pPr>
-        <w:pStyle w:val="Bibliography"/>
-      </w:pPr>
-      <w:r>
-        <w:t xml:space="preserve">[54]</w:t>
-      </w:r>
-      <w:r>
-        <w:t xml:space="preserve"> </w:t>
-      </w:r>
-      <w:r>
-        <w:t xml:space="preserve">	</w:t>
-      </w:r>
-      <w:r>
-        <w:t xml:space="preserve">Singh M, Glowacki L. Human social organization during the</w:t>
-      </w:r>
-      <w:r>
-        <w:t xml:space="preserve"> </w:t>
-      </w:r>
-      <w:r>
-        <w:t xml:space="preserve">Late Pleistocene</w:t>
-      </w:r>
-      <w:r>
-        <w:t xml:space="preserve">: Beyond the nomadic-egalitarian model. Evolution and Human Behavior 2022;43:418–31. https://doi.org/</w:t>
-      </w:r>
-      <w:hyperlink r:id="rId157">
-        <w:r>
-          <w:rPr>
-            <w:rStyle w:val="Hyperlink"/>
-          </w:rPr>
-          <w:t xml:space="preserve">https://doi.org/10.1016/j.evolhumbehav.2022.07.003</w:t>
-        </w:r>
-      </w:hyperlink>
-      <w:r>
-        <w:t xml:space="preserve">.</w:t>
-      </w:r>
-    </w:p>
-    <w:bookmarkEnd w:id="158"/>
-    <w:bookmarkStart w:id="160" w:name="ref-Schwendler_2012"/>
-    <w:p>
-      <w:pPr>
-        <w:pStyle w:val="Bibliography"/>
-      </w:pPr>
-      <w:r>
-        <w:t xml:space="preserve">[55]</w:t>
-      </w:r>
-      <w:r>
-        <w:t xml:space="preserve"> </w:t>
-      </w:r>
-      <w:r>
-        <w:t xml:space="preserve">	</w:t>
-      </w:r>
-      <w:r>
-        <w:t xml:space="preserve">Schwendler RH. Diversity in social organization across</w:t>
-      </w:r>
-      <w:r>
-        <w:t xml:space="preserve"> </w:t>
-      </w:r>
-      <w:r>
-        <w:t xml:space="preserve">Magdalenian</w:t>
-      </w:r>
-      <w:r>
-        <w:t xml:space="preserve"> </w:t>
-      </w:r>
-      <w:r>
-        <w:t xml:space="preserve">Western Europe</w:t>
-      </w:r>
-      <w:r>
-        <w:t xml:space="preserve"> </w:t>
-      </w:r>
-      <w:r>
-        <w:t xml:space="preserve">ca. 17–12,000 BP. Quaternary International 2012;272–273:333–53. https://doi.org/</w:t>
-      </w:r>
-      <w:hyperlink r:id="rId159">
-        <w:r>
-          <w:rPr>
-            <w:rStyle w:val="Hyperlink"/>
-          </w:rPr>
-          <w:t xml:space="preserve">https://doi.org/10.1016/j.quaint.2012.03.054</w:t>
-        </w:r>
-      </w:hyperlink>
-      <w:r>
-        <w:t xml:space="preserve">.</w:t>
-      </w:r>
-    </w:p>
-    <w:bookmarkEnd w:id="160"/>
-    <w:bookmarkStart w:id="162" w:name="ref-Morwood_1987"/>
-    <w:p>
-      <w:pPr>
-        <w:pStyle w:val="Bibliography"/>
-      </w:pPr>
-      <w:r>
-        <w:t xml:space="preserve">[56]</w:t>
-      </w:r>
-      <w:r>
-        <w:t xml:space="preserve"> </w:t>
-      </w:r>
-      <w:r>
-        <w:t xml:space="preserve">	</w:t>
-      </w:r>
-      <w:r>
-        <w:t xml:space="preserve">Morwood MJ. The archaeology of social complexity in south-east queensland. Proceedings of the Prehistoric Society 1987;53:337–50.</w:t>
-      </w:r>
-      <w:r>
-        <w:t xml:space="preserve"> </w:t>
-      </w:r>
-      <w:hyperlink r:id="rId161">
-        <w:r>
-          <w:rPr>
-            <w:rStyle w:val="Hyperlink"/>
-          </w:rPr>
-          <w:t xml:space="preserve">https://doi.org/10.1017/S0079497X00006265</w:t>
-        </w:r>
-      </w:hyperlink>
-      <w:r>
-        <w:t xml:space="preserve">.</w:t>
-      </w:r>
-    </w:p>
-    <w:bookmarkEnd w:id="162"/>
-    <w:bookmarkStart w:id="164" w:name="ref-Mattson_2021"/>
-    <w:p>
-      <w:pPr>
-        <w:pStyle w:val="Bibliography"/>
-      </w:pPr>
-      <w:r>
-        <w:t xml:space="preserve">[57]</w:t>
-      </w:r>
-      <w:r>
-        <w:t xml:space="preserve"> </w:t>
-      </w:r>
-      <w:r>
-        <w:t xml:space="preserve">	</w:t>
-      </w:r>
-      <w:r>
-        <w:t xml:space="preserve">Mattson HV. Personal adornment and identity construction in archaeology: In: Mattson HV, editor. Personal adornment and the construction of identity, Oxbow Books; 2021, p. 1–24.</w:t>
-      </w:r>
-      <w:r>
-        <w:t xml:space="preserve"> </w:t>
-      </w:r>
-      <w:hyperlink r:id="rId163">
-        <w:r>
-          <w:rPr>
-            <w:rStyle w:val="Hyperlink"/>
-          </w:rPr>
-          <w:t xml:space="preserve">https://doi.org/10.2307/j.ctv24q4z2g.5</w:t>
-        </w:r>
-      </w:hyperlink>
-      <w:r>
-        <w:t xml:space="preserve">.</w:t>
-      </w:r>
-    </w:p>
-    <w:bookmarkEnd w:id="164"/>
-    <w:bookmarkStart w:id="165" w:name="ref-Larsson_2006"/>
-    <w:p>
-      <w:pPr>
-        <w:pStyle w:val="Bibliography"/>
-      </w:pPr>
-      <w:r>
-        <w:t xml:space="preserve">[58]</w:t>
-      </w:r>
-      <w:r>
-        <w:t xml:space="preserve"> </w:t>
-      </w:r>
-      <w:r>
-        <w:t xml:space="preserve">	</w:t>
-      </w:r>
-      <w:r>
-        <w:t xml:space="preserve">Larsson L. A tooth for a tooth: Tooth ornaments from the graves at the cemeteries of zvejnieki. Back to the origin: New research in the mesolithic-</w:t>
-      </w:r>
-      <w:r>
-        <w:t xml:space="preserve">Neolithic</w:t>
-      </w:r>
-      <w:r>
-        <w:t xml:space="preserve"> </w:t>
-      </w:r>
-      <w:r>
-        <w:t xml:space="preserve">zvejnieki cemetery and environment, northern latvia, vol. 52, Almqvist &amp; Wiksell International; 2006, p. 253–87.</w:t>
-      </w:r>
-    </w:p>
-    <w:bookmarkEnd w:id="165"/>
-    <w:bookmarkStart w:id="167" w:name="ref-Moore_2010"/>
-    <w:p>
-      <w:pPr>
-        <w:pStyle w:val="Bibliography"/>
-      </w:pPr>
-      <w:r>
-        <w:t xml:space="preserve">[59]</w:t>
-      </w:r>
-      <w:r>
-        <w:t xml:space="preserve"> </w:t>
-      </w:r>
-      <w:r>
-        <w:t xml:space="preserve">	</w:t>
-      </w:r>
-      <w:r>
-        <w:t xml:space="preserve">Moore CR. A macroscopic investigation of technological style and the production of middle to late archaic fishhooks at the chiggerville, read, and baker sites, western kentucky. Southeastern Archaeology 2010;29:197–221.</w:t>
-      </w:r>
-      <w:r>
-        <w:t xml:space="preserve"> </w:t>
-      </w:r>
-      <w:hyperlink r:id="rId166">
-        <w:r>
-          <w:rPr>
-            <w:rStyle w:val="Hyperlink"/>
-          </w:rPr>
-          <w:t xml:space="preserve">https://doi.org/10.1179/sea.2010.29.1.013</w:t>
-        </w:r>
-      </w:hyperlink>
-      <w:r>
-        <w:t xml:space="preserve">.</w:t>
-      </w:r>
-    </w:p>
-    <w:bookmarkEnd w:id="167"/>
-    <w:bookmarkStart w:id="169" w:name="ref-Alfonso-Durrruty_Giles_Misarti2015"/>
-    <w:p>
-      <w:pPr>
-        <w:pStyle w:val="Bibliography"/>
-      </w:pPr>
-      <w:r>
-        <w:t xml:space="preserve">[60]</w:t>
-      </w:r>
-      <w:r>
-        <w:t xml:space="preserve"> </w:t>
-      </w:r>
-      <w:r>
-        <w:t xml:space="preserve">	</w:t>
-      </w:r>
-      <w:r>
-        <w:t xml:space="preserve">Alfonso-Durrruty MP, Giles BT, Misarti N, San Roman M, Morello F. Antiquity and geographic distribution of cranial modification among the prehistoric groups of fuego-patagonia, chile. American Journal of Physical Anthropology 2015;158:607–23.</w:t>
-      </w:r>
-      <w:r>
-        <w:t xml:space="preserve"> </w:t>
-      </w:r>
-      <w:hyperlink r:id="rId168">
-        <w:r>
-          <w:rPr>
-            <w:rStyle w:val="Hyperlink"/>
-          </w:rPr>
-          <w:t xml:space="preserve">https://doi.org/10.1002/ajpa.22832</w:t>
-        </w:r>
-      </w:hyperlink>
-      <w:r>
-        <w:t xml:space="preserve">.</w:t>
-      </w:r>
-    </w:p>
-    <w:bookmarkEnd w:id="169"/>
-    <w:bookmarkStart w:id="170" w:name="ref-Vanhaeren_2005"/>
-    <w:p>
-      <w:pPr>
-        <w:pStyle w:val="Bibliography"/>
-      </w:pPr>
-      <w:r>
-        <w:t xml:space="preserve">[61]</w:t>
-      </w:r>
-      <w:r>
-        <w:t xml:space="preserve"> </w:t>
-      </w:r>
-      <w:r>
-        <w:t xml:space="preserve">	</w:t>
-      </w:r>
-      <w:r>
-        <w:t xml:space="preserve">Vanhaeren M. Speaking with beads: The evolutionary significance of personal ornaments. In: d’Errico F, Backwell L, editors. From tools to symbols: From early hominids to modern humans, Wits University Press; 2005, p. 525–54.</w:t>
-      </w:r>
-    </w:p>
-    <w:bookmarkEnd w:id="170"/>
-    <w:bookmarkStart w:id="172" w:name="ref-Conkey_1985"/>
-    <w:p>
-      <w:pPr>
-        <w:pStyle w:val="Bibliography"/>
-      </w:pPr>
-      <w:r>
-        <w:t xml:space="preserve">[62]</w:t>
-      </w:r>
-      <w:r>
-        <w:t xml:space="preserve"> </w:t>
-      </w:r>
-      <w:r>
-        <w:t xml:space="preserve">	</w:t>
-      </w:r>
-      <w:r>
-        <w:t xml:space="preserve">Conkey M. Ritual communication, social elaboration, and the variable trajectories of</w:t>
-      </w:r>
-      <w:r>
-        <w:t xml:space="preserve"> </w:t>
-      </w:r>
-      <w:r>
-        <w:t xml:space="preserve">Paleolithic</w:t>
-      </w:r>
-      <w:r>
-        <w:t xml:space="preserve"> </w:t>
-      </w:r>
-      <w:r>
-        <w:t xml:space="preserve">material culture. In: Price TD, Brown JA, editors. Prehistoric hunters-gatherers, Academic Press; 1985, p. 299–323. https://doi.org/</w:t>
-      </w:r>
-      <w:hyperlink r:id="rId171">
-        <w:r>
-          <w:rPr>
-            <w:rStyle w:val="Hyperlink"/>
-          </w:rPr>
-          <w:t xml:space="preserve">https://doi.org/10.1016/B978-0-12-564750-2.50016-0</w:t>
-        </w:r>
-      </w:hyperlink>
-      <w:r>
-        <w:t xml:space="preserve">.</w:t>
-      </w:r>
-    </w:p>
-    <w:bookmarkEnd w:id="172"/>
-    <w:bookmarkStart w:id="173" w:name="ref-Conkey_1978"/>
-    <w:p>
-      <w:pPr>
-        <w:pStyle w:val="Bibliography"/>
-      </w:pPr>
-      <w:r>
-        <w:t xml:space="preserve">[63]</w:t>
-      </w:r>
-      <w:r>
-        <w:t xml:space="preserve"> </w:t>
-      </w:r>
-      <w:r>
-        <w:t xml:space="preserve">	</w:t>
-      </w:r>
-      <w:r>
-        <w:t xml:space="preserve">Conkey M. Style and information in cultural evolution: Toward a predictive model for the</w:t>
-      </w:r>
-      <w:r>
-        <w:t xml:space="preserve"> </w:t>
-      </w:r>
-      <w:r>
-        <w:t xml:space="preserve">Paleolithic</w:t>
-      </w:r>
-      <w:r>
-        <w:t xml:space="preserve">. Social archaeology: Beyond subsistence and dating, New York: Academic Press; 1978, p. 61–85.</w:t>
-      </w:r>
-    </w:p>
-    <w:bookmarkEnd w:id="173"/>
-    <w:bookmarkStart w:id="175" w:name="ref-Tilley_1982"/>
-    <w:p>
-      <w:pPr>
-        <w:pStyle w:val="Bibliography"/>
-      </w:pPr>
-      <w:r>
-        <w:t xml:space="preserve">[64]</w:t>
-      </w:r>
-      <w:r>
-        <w:t xml:space="preserve"> </w:t>
-      </w:r>
-      <w:r>
-        <w:t xml:space="preserve">	</w:t>
-      </w:r>
-      <w:r>
-        <w:t xml:space="preserve">Tilley C. Social formation, social structures and social change. In: Hodder I, editor. Symbolic and structural archaeology, Cambridge: Cambridge University Press; 1982, p. 26–38.</w:t>
-      </w:r>
-      <w:r>
-        <w:t xml:space="preserve"> </w:t>
-      </w:r>
-      <w:hyperlink r:id="rId174">
-        <w:r>
-          <w:rPr>
-            <w:rStyle w:val="Hyperlink"/>
-          </w:rPr>
-          <w:t xml:space="preserve">https://doi.org/10.1017/CBO9780511558252.004</w:t>
-        </w:r>
-      </w:hyperlink>
-      <w:r>
-        <w:t xml:space="preserve">.</w:t>
-      </w:r>
-    </w:p>
-    <w:bookmarkEnd w:id="175"/>
-    <w:bookmarkStart w:id="177" w:name="ref-Hodder1979"/>
-    <w:p>
-      <w:pPr>
-        <w:pStyle w:val="Bibliography"/>
-      </w:pPr>
-      <w:r>
-        <w:t xml:space="preserve">[65]</w:t>
-      </w:r>
-      <w:r>
-        <w:t xml:space="preserve"> </w:t>
-      </w:r>
-      <w:r>
-        <w:t xml:space="preserve">	</w:t>
-      </w:r>
-      <w:r>
-        <w:t xml:space="preserve">Hodder I.</w:t>
-      </w:r>
-      <w:r>
-        <w:t xml:space="preserve"> </w:t>
-      </w:r>
-      <w:hyperlink r:id="rId176">
-        <w:r>
-          <w:rPr>
-            <w:rStyle w:val="Hyperlink"/>
-          </w:rPr>
-          <w:t xml:space="preserve">Economic and social stress and material culture patterning</w:t>
-        </w:r>
-      </w:hyperlink>
-      <w:r>
-        <w:t xml:space="preserve">. American Antiquity 1979;44:446–54.</w:t>
-      </w:r>
-    </w:p>
-    <w:bookmarkEnd w:id="177"/>
-    <w:bookmarkStart w:id="179" w:name="ref-Hodder1977"/>
-    <w:p>
-      <w:pPr>
-        <w:pStyle w:val="Bibliography"/>
-      </w:pPr>
-      <w:r>
-        <w:t xml:space="preserve">[66]</w:t>
-      </w:r>
-      <w:r>
-        <w:t xml:space="preserve"> </w:t>
-      </w:r>
-      <w:r>
-        <w:t xml:space="preserve">	</w:t>
-      </w:r>
-      <w:r>
-        <w:t xml:space="preserve">Hodder I.</w:t>
-      </w:r>
-      <w:r>
-        <w:t xml:space="preserve"> </w:t>
-      </w:r>
-      <w:hyperlink r:id="rId178">
-        <w:r>
-          <w:rPr>
-            <w:rStyle w:val="Hyperlink"/>
-          </w:rPr>
-          <w:t xml:space="preserve">The distribution of material culture items in the baringo district, western kenya</w:t>
-        </w:r>
-      </w:hyperlink>
-      <w:r>
-        <w:t xml:space="preserve">. Man 1977;12:239–69.</w:t>
-      </w:r>
-    </w:p>
-    <w:bookmarkEnd w:id="179"/>
-    <w:bookmarkStart w:id="180" w:name="ref-Binford_1990"/>
-    <w:p>
-      <w:pPr>
-        <w:pStyle w:val="Bibliography"/>
-      </w:pPr>
-      <w:r>
-        <w:t xml:space="preserve">[67]</w:t>
-      </w:r>
-      <w:r>
-        <w:t xml:space="preserve"> </w:t>
-      </w:r>
-      <w:r>
-        <w:t xml:space="preserve">	</w:t>
-      </w:r>
-      <w:r>
-        <w:t xml:space="preserve">Binford LR. Mobility, housing, and environment: A comparative study. Journal of Anthropological Research 1990;46:119–52.</w:t>
-      </w:r>
-    </w:p>
-    <w:bookmarkEnd w:id="180"/>
-    <w:bookmarkStart w:id="181" w:name="ref-Kelly_1983"/>
-    <w:p>
-      <w:pPr>
-        <w:pStyle w:val="Bibliography"/>
-      </w:pPr>
-      <w:r>
-        <w:t xml:space="preserve">[68]</w:t>
-      </w:r>
-      <w:r>
-        <w:t xml:space="preserve"> </w:t>
-      </w:r>
-      <w:r>
-        <w:t xml:space="preserve">	</w:t>
-      </w:r>
-      <w:r>
-        <w:t xml:space="preserve">Kelly RL. Hunter-gatherer mobility strategies. Journal of Anthropological Research 1983;39:277–306.</w:t>
-      </w:r>
-    </w:p>
-    <w:bookmarkEnd w:id="181"/>
-    <w:bookmarkStart w:id="183" w:name="ref-Padilla-Iglesias_Bischoff_2024"/>
-    <w:p>
-      <w:pPr>
-        <w:pStyle w:val="Bibliography"/>
-      </w:pPr>
-      <w:r>
-        <w:t xml:space="preserve">[69]</w:t>
-      </w:r>
-      <w:r>
-        <w:t xml:space="preserve"> </w:t>
-      </w:r>
-      <w:r>
-        <w:t xml:space="preserve">	</w:t>
-      </w:r>
-      <w:r>
-        <w:t xml:space="preserve">Padilla-Iglesias C, Bischoff RJ. Hunter-gatherer mobility patterns influence the reconstruction of social networks from archaeological assemblages. Journal of Archaeological Science: Reports 2024;59:104798. https://doi.org/</w:t>
-      </w:r>
-      <w:hyperlink r:id="rId182">
-        <w:r>
-          <w:rPr>
-            <w:rStyle w:val="Hyperlink"/>
-          </w:rPr>
-          <w:t xml:space="preserve">https://doi.org/10.1016/j.jasrep.2024.104798</w:t>
-        </w:r>
-      </w:hyperlink>
-      <w:r>
-        <w:t xml:space="preserve">.</w:t>
-      </w:r>
-    </w:p>
-    <w:bookmarkEnd w:id="183"/>
-    <w:bookmarkStart w:id="185" w:name="ref-Whallon_2006"/>
-    <w:p>
-      <w:pPr>
-        <w:pStyle w:val="Bibliography"/>
-      </w:pPr>
-      <w:r>
-        <w:t xml:space="preserve">[70]</w:t>
-      </w:r>
-      <w:r>
-        <w:t xml:space="preserve"> </w:t>
-      </w:r>
-      <w:r>
-        <w:t xml:space="preserve">	</w:t>
-      </w:r>
-      <w:r>
-        <w:t xml:space="preserve">Whallon R. Social networks and information: Non-</w:t>
-      </w:r>
-      <w:r>
-        <w:t xml:space="preserve">“utilitarian”</w:t>
-      </w:r>
-      <w:r>
-        <w:t xml:space="preserve"> </w:t>
-      </w:r>
-      <w:r>
-        <w:t xml:space="preserve">mobility among hunter-gatherers. Journal of Anthropological Archaeology 2006;25:259–70.</w:t>
-      </w:r>
-      <w:r>
-        <w:t xml:space="preserve"> </w:t>
-      </w:r>
-      <w:hyperlink r:id="rId184">
-        <w:r>
-          <w:rPr>
-            <w:rStyle w:val="Hyperlink"/>
-          </w:rPr>
-          <w:t xml:space="preserve">https://doi.org/10.1016/j.jaa.2005.11.004</w:t>
-        </w:r>
-      </w:hyperlink>
-      <w:r>
-        <w:t xml:space="preserve">.</w:t>
-      </w:r>
-    </w:p>
-    <w:bookmarkEnd w:id="185"/>
-    <w:bookmarkStart w:id="186" w:name="ref-Fitzhugh_Phillips_Gjesfeld_2011"/>
-    <w:p>
-      <w:pPr>
-        <w:pStyle w:val="Bibliography"/>
-      </w:pPr>
-      <w:r>
-        <w:t xml:space="preserve">[71]</w:t>
-      </w:r>
-      <w:r>
-        <w:t xml:space="preserve"> </w:t>
-      </w:r>
-      <w:r>
-        <w:t xml:space="preserve">	</w:t>
-      </w:r>
-      <w:r>
-        <w:t xml:space="preserve">Fitzhugh B, Phillips SC, Gjesfeld E. Modeling hunter-gatherer information networks: An archaeological case study from the kuril islands. Information and its role in hunter-gatherer bands, Cotsen Institute of Archaeology Press at UCLA; 2011, p. 89–115.</w:t>
-      </w:r>
-    </w:p>
-    <w:bookmarkEnd w:id="186"/>
-    <w:bookmarkStart w:id="188" w:name="ref-Lovis_Donahue_2011"/>
-    <w:p>
-      <w:pPr>
-        <w:pStyle w:val="Bibliography"/>
-      </w:pPr>
-      <w:r>
-        <w:t xml:space="preserve">[72]</w:t>
-      </w:r>
-      <w:r>
-        <w:t xml:space="preserve"> </w:t>
-      </w:r>
-      <w:r>
-        <w:t xml:space="preserve">	</w:t>
-      </w:r>
-      <w:r>
-        <w:t xml:space="preserve">Lovis WA, Donahue RE. Space, information and knowledge: In: WHALLON R, LOVIS WA, HITCHCOCK RK, editors. Information and its role in hunter-gatherer bands, Cotsen Institute of Archaeology Press at UCLA; 2011, p. 59–84.</w:t>
-      </w:r>
-      <w:r>
-        <w:t xml:space="preserve"> </w:t>
-      </w:r>
-      <w:hyperlink r:id="rId187">
-        <w:r>
-          <w:rPr>
-            <w:rStyle w:val="Hyperlink"/>
-          </w:rPr>
-          <w:t xml:space="preserve">https://doi.org/10.2307/j.ctvdmwwz4.7</w:t>
-        </w:r>
-      </w:hyperlink>
-      <w:r>
-        <w:t xml:space="preserve">.</w:t>
-      </w:r>
-    </w:p>
-    <w:bookmarkEnd w:id="188"/>
-    <w:bookmarkStart w:id="190" w:name="ref-Hitchcock_Ebert_2011"/>
-    <w:p>
-      <w:pPr>
-        <w:pStyle w:val="Bibliography"/>
-      </w:pPr>
-      <w:r>
-        <w:t xml:space="preserve">[73]</w:t>
-      </w:r>
-      <w:r>
-        <w:t xml:space="preserve"> </w:t>
-      </w:r>
-      <w:r>
-        <w:t xml:space="preserve">	</w:t>
-      </w:r>
-      <w:r>
-        <w:t xml:space="preserve">Hitchcock RK, Ebert JI. Where is that job? Hunter-gatherer information systems in complex social environments in the eastern kalahari desert, botswana. In: WHALLON R, LOVIS WA, HITCHCOCK RK, editors. Information and its role in hunter-gatherer bands, Cotsen Institute of Archaeology Press at UCLA; 2011, p. 133–66.</w:t>
-      </w:r>
-      <w:r>
-        <w:t xml:space="preserve"> </w:t>
-      </w:r>
-      <w:hyperlink r:id="rId189">
-        <w:r>
-          <w:rPr>
-            <w:rStyle w:val="Hyperlink"/>
-          </w:rPr>
-          <w:t xml:space="preserve">https://doi.org/10.2307/j.ctvdmwwz4.10</w:t>
-        </w:r>
-      </w:hyperlink>
-      <w:r>
-        <w:t xml:space="preserve">.</w:t>
-      </w:r>
-    </w:p>
-    <w:bookmarkEnd w:id="190"/>
-    <w:bookmarkStart w:id="192" w:name="ref-Romano_Lozano_Fern2022"/>
-    <w:p>
-      <w:pPr>
-        <w:pStyle w:val="Bibliography"/>
-      </w:pPr>
-      <w:r>
-        <w:t xml:space="preserve">[74]</w:t>
-      </w:r>
-      <w:r>
-        <w:t xml:space="preserve"> </w:t>
-      </w:r>
-      <w:r>
-        <w:t xml:space="preserve">	</w:t>
-      </w:r>
-      <w:r>
-        <w:t xml:space="preserve">Romano V, Lozano S, Fernández-López de Pablo J. Reconstructing social networks of</w:t>
-      </w:r>
-      <w:r>
-        <w:t xml:space="preserve"> </w:t>
-      </w:r>
-      <w:r>
-        <w:t xml:space="preserve">Late Glacial</w:t>
-      </w:r>
-      <w:r>
-        <w:t xml:space="preserve"> </w:t>
-      </w:r>
-      <w:r>
-        <w:t xml:space="preserve">and</w:t>
-      </w:r>
-      <w:r>
-        <w:t xml:space="preserve"> </w:t>
-      </w:r>
-      <w:r>
-        <w:t xml:space="preserve">Holocene</w:t>
-      </w:r>
-      <w:r>
-        <w:t xml:space="preserve"> </w:t>
-      </w:r>
-      <w:r>
-        <w:t xml:space="preserve">hunter–gatherers to understand cultural evolution. Philosophical Transactions of the Royal Society B 2022;377. https://doi.org/</w:t>
-      </w:r>
-      <w:hyperlink r:id="rId191">
-        <w:r>
-          <w:rPr>
-            <w:rStyle w:val="Hyperlink"/>
-          </w:rPr>
-          <w:t xml:space="preserve">https://doi.org/10.1098/rstb.2020.0318</w:t>
-        </w:r>
-      </w:hyperlink>
-      <w:r>
-        <w:t xml:space="preserve">.</w:t>
-      </w:r>
-    </w:p>
-    <w:bookmarkEnd w:id="192"/>
-    <w:bookmarkStart w:id="194" w:name="ref-Kelly_2024"/>
-    <w:p>
-      <w:pPr>
-        <w:pStyle w:val="Bibliography"/>
-      </w:pPr>
-      <w:r>
-        <w:t xml:space="preserve">[75]</w:t>
-      </w:r>
-      <w:r>
-        <w:t xml:space="preserve"> </w:t>
-      </w:r>
-      <w:r>
-        <w:t xml:space="preserve">	</w:t>
-      </w:r>
-      <w:r>
-        <w:t xml:space="preserve">Kelly P. Comparing australian message sticks and sequentially marked objects of the</w:t>
-      </w:r>
-      <w:r>
-        <w:t xml:space="preserve"> </w:t>
-      </w:r>
-      <w:r>
-        <w:t xml:space="preserve">Upper Palaeolithic</w:t>
-      </w:r>
-      <w:r>
-        <w:t xml:space="preserve">: Problems and opportunities. Topics in Cognitive Science 2024.</w:t>
-      </w:r>
-      <w:r>
-        <w:t xml:space="preserve"> </w:t>
-      </w:r>
-      <w:hyperlink r:id="rId193">
-        <w:r>
-          <w:rPr>
-            <w:rStyle w:val="Hyperlink"/>
-          </w:rPr>
-          <w:t xml:space="preserve">https://doi.org/10.1111/tops.12762</w:t>
-        </w:r>
-      </w:hyperlink>
-      <w:r>
-        <w:t xml:space="preserve">.</w:t>
-      </w:r>
-    </w:p>
-    <w:bookmarkEnd w:id="194"/>
-    <w:bookmarkStart w:id="196" w:name="ref-Kinahan_2013"/>
-    <w:p>
-      <w:pPr>
-        <w:pStyle w:val="Bibliography"/>
-      </w:pPr>
-      <w:r>
-        <w:t xml:space="preserve">[76]</w:t>
-      </w:r>
-      <w:r>
-        <w:t xml:space="preserve"> </w:t>
-      </w:r>
-      <w:r>
-        <w:t xml:space="preserve">	</w:t>
-      </w:r>
-      <w:r>
-        <w:t xml:space="preserve">Kinahan J. The acquisition of ceramics by hunter-gatherers on the middle zambezi in the first and second millennium AD. Journal of African Archaeology 2013;11:197–209.</w:t>
-      </w:r>
-      <w:r>
-        <w:t xml:space="preserve"> </w:t>
-      </w:r>
-      <w:hyperlink r:id="rId195">
-        <w:r>
-          <w:rPr>
-            <w:rStyle w:val="Hyperlink"/>
-          </w:rPr>
-          <w:t xml:space="preserve">https://doi.org/10.3213/2191-5784-10243</w:t>
-        </w:r>
-      </w:hyperlink>
-      <w:r>
-        <w:t xml:space="preserve">.</w:t>
-      </w:r>
-    </w:p>
-    <w:bookmarkEnd w:id="196"/>
-    <w:bookmarkStart w:id="198" w:name="ref-Newlander_2012"/>
-    <w:p>
-      <w:pPr>
-        <w:pStyle w:val="Bibliography"/>
-      </w:pPr>
-      <w:r>
-        <w:t xml:space="preserve">[77]</w:t>
-      </w:r>
-      <w:r>
-        <w:t xml:space="preserve"> </w:t>
-      </w:r>
-      <w:r>
-        <w:t xml:space="preserve">	</w:t>
-      </w:r>
-      <w:r>
-        <w:t xml:space="preserve">Newlander KS.</w:t>
-      </w:r>
-      <w:r>
-        <w:t xml:space="preserve"> </w:t>
-      </w:r>
-      <w:hyperlink r:id="rId197">
-        <w:r>
-          <w:rPr>
-            <w:rStyle w:val="Hyperlink"/>
-          </w:rPr>
-          <w:t xml:space="preserve">Exchange, embedded procurement, and hunter-gatherer mobility: A case study from the north american great basin</w:t>
-        </w:r>
-      </w:hyperlink>
-      <w:r>
-        <w:t xml:space="preserve">. Ph.D. University of Michigan, 2012.</w:t>
-      </w:r>
-    </w:p>
-    <w:bookmarkEnd w:id="198"/>
-    <w:bookmarkStart w:id="200" w:name="ref-Iizuka_Ferguson_Izuho_2022"/>
-    <w:p>
-      <w:pPr>
-        <w:pStyle w:val="Bibliography"/>
-      </w:pPr>
-      <w:r>
-        <w:t xml:space="preserve">[78]</w:t>
-      </w:r>
-      <w:r>
-        <w:t xml:space="preserve"> </w:t>
-      </w:r>
-      <w:r>
-        <w:t xml:space="preserve">	</w:t>
-      </w:r>
-      <w:r>
-        <w:t xml:space="preserve">Iizuka F, Ferguson JR, Izuho M.</w:t>
-      </w:r>
-      <w:r>
-        <w:t xml:space="preserve"> </w:t>
-      </w:r>
-      <w:r>
-        <w:t xml:space="preserve">Late Pleistocene</w:t>
-      </w:r>
-      <w:r>
-        <w:t xml:space="preserve"> </w:t>
-      </w:r>
-      <w:r>
-        <w:t xml:space="preserve">pottery production and exchange: Provenance studies of hunter-gatherer wares from southern</w:t>
-      </w:r>
-      <w:r>
-        <w:t xml:space="preserve"> </w:t>
-      </w:r>
-      <w:r>
-        <w:t xml:space="preserve">Kyushu</w:t>
-      </w:r>
-      <w:r>
-        <w:t xml:space="preserve">,</w:t>
-      </w:r>
-      <w:r>
-        <w:t xml:space="preserve"> </w:t>
-      </w:r>
-      <w:r>
-        <w:t xml:space="preserve">Japan</w:t>
-      </w:r>
-      <w:r>
-        <w:t xml:space="preserve"> </w:t>
-      </w:r>
-      <w:r>
-        <w:t xml:space="preserve">by neutron activation analysis. PLOS ONE 2022;17:e0265329.</w:t>
-      </w:r>
-      <w:r>
-        <w:t xml:space="preserve"> </w:t>
-      </w:r>
-      <w:hyperlink r:id="rId199">
-        <w:r>
-          <w:rPr>
-            <w:rStyle w:val="Hyperlink"/>
-          </w:rPr>
-          <w:t xml:space="preserve">https://doi.org/10.1371/journal.pone.0265329</w:t>
-        </w:r>
-      </w:hyperlink>
-      <w:r>
-        <w:t xml:space="preserve">.</w:t>
-      </w:r>
-    </w:p>
-    <w:bookmarkEnd w:id="200"/>
-    <w:bookmarkStart w:id="202" w:name="ref-conkley_agg"/>
-    <w:p>
-      <w:pPr>
-        <w:pStyle w:val="Bibliography"/>
-      </w:pPr>
-      <w:r>
-        <w:t xml:space="preserve">[79]</w:t>
-      </w:r>
-      <w:r>
-        <w:t xml:space="preserve"> </w:t>
-      </w:r>
-      <w:r>
-        <w:t xml:space="preserve">	</w:t>
-      </w:r>
-      <w:r>
-        <w:t xml:space="preserve">Conkey M, Beltran A, Beltrán A, Clark GA, Echegaray JG, Echegaray JG, et al.</w:t>
-      </w:r>
-      <w:r>
-        <w:t xml:space="preserve"> </w:t>
-      </w:r>
-      <w:hyperlink r:id="rId201">
-        <w:r>
-          <w:rPr>
-            <w:rStyle w:val="Hyperlink"/>
-          </w:rPr>
-          <w:t xml:space="preserve">The identification of prehistoric hunter-gatherer aggregation sites: The case of altamira [and comments and reply]</w:t>
-        </w:r>
-      </w:hyperlink>
-      <w:r>
-        <w:t xml:space="preserve">. Current Anthropology 1980;21:609–30.</w:t>
-      </w:r>
-    </w:p>
-    <w:bookmarkEnd w:id="202"/>
-    <w:bookmarkStart w:id="204" w:name="ref-Maher_Conkey_2019"/>
-    <w:p>
-      <w:pPr>
-        <w:pStyle w:val="Bibliography"/>
-      </w:pPr>
-      <w:r>
-        <w:t xml:space="preserve">[80]</w:t>
-      </w:r>
-      <w:r>
-        <w:t xml:space="preserve"> </w:t>
-      </w:r>
-      <w:r>
-        <w:t xml:space="preserve">	</w:t>
-      </w:r>
-      <w:r>
-        <w:t xml:space="preserve">Maher LA, Conkey M. Homes for hunters?: Exploring the concept of home at hunter-gatherer sites in</w:t>
-      </w:r>
-      <w:r>
-        <w:t xml:space="preserve"> </w:t>
-      </w:r>
-      <w:r>
-        <w:t xml:space="preserve">Upper Paleolithic</w:t>
-      </w:r>
-      <w:r>
-        <w:t xml:space="preserve"> </w:t>
-      </w:r>
-      <w:r>
-        <w:t xml:space="preserve">Europe</w:t>
-      </w:r>
-      <w:r>
-        <w:t xml:space="preserve"> </w:t>
-      </w:r>
-      <w:r>
-        <w:t xml:space="preserve">and</w:t>
-      </w:r>
-      <w:r>
-        <w:t xml:space="preserve"> </w:t>
-      </w:r>
-      <w:r>
-        <w:t xml:space="preserve">Epipaleolithic</w:t>
-      </w:r>
-      <w:r>
-        <w:t xml:space="preserve"> </w:t>
-      </w:r>
-      <w:r>
-        <w:t xml:space="preserve">Southwest Asia</w:t>
-      </w:r>
-      <w:r>
-        <w:t xml:space="preserve">. Current Anthropology 2019;60:91–137.</w:t>
-      </w:r>
-      <w:r>
-        <w:t xml:space="preserve"> </w:t>
-      </w:r>
-      <w:hyperlink r:id="rId203">
-        <w:r>
-          <w:rPr>
-            <w:rStyle w:val="Hyperlink"/>
-          </w:rPr>
-          <w:t xml:space="preserve">https://doi.org/10.1086/701523</w:t>
-        </w:r>
-      </w:hyperlink>
-      <w:r>
-        <w:t xml:space="preserve">.</w:t>
-      </w:r>
-    </w:p>
-    <w:bookmarkEnd w:id="204"/>
-    <w:bookmarkStart w:id="205" w:name="ref-bahn1982inter"/>
-    <w:p>
-      <w:pPr>
-        <w:pStyle w:val="Bibliography"/>
-      </w:pPr>
-      <w:r>
-        <w:t xml:space="preserve">[81]</w:t>
-      </w:r>
-      <w:r>
-        <w:t xml:space="preserve"> </w:t>
-      </w:r>
-      <w:r>
-        <w:t xml:space="preserve">	</w:t>
-      </w:r>
-      <w:r>
-        <w:t xml:space="preserve">Bahn PG. Inter-site and inter-regional links during the</w:t>
-      </w:r>
-      <w:r>
-        <w:t xml:space="preserve"> </w:t>
-      </w:r>
-      <w:r>
-        <w:t xml:space="preserve">Upper Palaeolithic</w:t>
-      </w:r>
-      <w:r>
-        <w:t xml:space="preserve">: The</w:t>
-      </w:r>
-      <w:r>
-        <w:t xml:space="preserve"> </w:t>
-      </w:r>
-      <w:r>
-        <w:t xml:space="preserve">Pyrenean</w:t>
-      </w:r>
-      <w:r>
-        <w:t xml:space="preserve"> </w:t>
-      </w:r>
-      <w:r>
-        <w:t xml:space="preserve">evidence. Oxford Journal of Archaeology 1982;1:247–68.</w:t>
-      </w:r>
-    </w:p>
-    <w:bookmarkEnd w:id="205"/>
-    <w:bookmarkStart w:id="207" w:name="ref-Bourdier_2013"/>
-    <w:p>
-      <w:pPr>
-        <w:pStyle w:val="Bibliography"/>
-      </w:pPr>
-      <w:r>
-        <w:t xml:space="preserve">[82]</w:t>
-      </w:r>
-      <w:r>
-        <w:t xml:space="preserve"> </w:t>
-      </w:r>
-      <w:r>
-        <w:t xml:space="preserve">	</w:t>
-      </w:r>
-      <w:r>
-        <w:t xml:space="preserve">Bourdier C. Rock art and social geography in the</w:t>
-      </w:r>
-      <w:r>
-        <w:t xml:space="preserve"> </w:t>
-      </w:r>
-      <w:r>
-        <w:t xml:space="preserve">Upper Paleolithic</w:t>
-      </w:r>
-      <w:r>
-        <w:t xml:space="preserve">. Contribution to the socio-cultural function of the</w:t>
-      </w:r>
-      <w:r>
-        <w:t xml:space="preserve"> </w:t>
-      </w:r>
-      <w:r>
-        <w:t xml:space="preserve">Roc-aux-Sorciers</w:t>
-      </w:r>
-      <w:r>
-        <w:t xml:space="preserve"> </w:t>
-      </w:r>
-      <w:r>
-        <w:t xml:space="preserve">rock-shelter (</w:t>
-      </w:r>
-      <w:r>
-        <w:t xml:space="preserve">Angles-sur-l’Anglin</w:t>
-      </w:r>
-      <w:r>
-        <w:t xml:space="preserve">,</w:t>
-      </w:r>
-      <w:r>
-        <w:t xml:space="preserve"> </w:t>
-      </w:r>
-      <w:r>
-        <w:t xml:space="preserve">France</w:t>
-      </w:r>
-      <w:r>
-        <w:t xml:space="preserve">) from the viewpoint of its sculpted frieze. Journal of Anthropological Archaeology 2013;32:368–82.</w:t>
-      </w:r>
-      <w:r>
-        <w:t xml:space="preserve"> </w:t>
-      </w:r>
-      <w:hyperlink r:id="rId206">
-        <w:r>
-          <w:rPr>
-            <w:rStyle w:val="Hyperlink"/>
-          </w:rPr>
-          <w:t xml:space="preserve">https://doi.org/10.1016/j.jaa.2013.05.005</w:t>
-        </w:r>
-      </w:hyperlink>
-      <w:r>
-        <w:t xml:space="preserve">.</w:t>
-      </w:r>
-    </w:p>
-    <w:bookmarkEnd w:id="207"/>
-    <w:bookmarkStart w:id="209" w:name="ref-Svoboda_2013"/>
-    <w:p>
-      <w:pPr>
-        <w:pStyle w:val="Bibliography"/>
-      </w:pPr>
-      <w:r>
-        <w:t xml:space="preserve">[83]</w:t>
-      </w:r>
-      <w:r>
-        <w:t xml:space="preserve"> </w:t>
-      </w:r>
-      <w:r>
-        <w:t xml:space="preserve">	</w:t>
-      </w:r>
-      <w:r>
-        <w:t xml:space="preserve">Svoboda J. Art gravettien de pavlov i et VI: Comparaison d’un site d’agrégation et d’un site épisodique. Palethnologie Archéologie Et Sciences Humaines 2013.</w:t>
-      </w:r>
-      <w:r>
-        <w:t xml:space="preserve"> </w:t>
-      </w:r>
-      <w:hyperlink r:id="rId208">
-        <w:r>
-          <w:rPr>
-            <w:rStyle w:val="Hyperlink"/>
-          </w:rPr>
-          <w:t xml:space="preserve">https://doi.org/10.4000/palethnologie.4945</w:t>
-        </w:r>
-      </w:hyperlink>
-      <w:r>
-        <w:t xml:space="preserve">.</w:t>
-      </w:r>
-    </w:p>
-    <w:bookmarkEnd w:id="209"/>
-    <w:bookmarkStart w:id="210" w:name="ref-white1992rethinking"/>
-    <w:p>
-      <w:pPr>
-        <w:pStyle w:val="Bibliography"/>
-      </w:pPr>
-      <w:r>
-        <w:t xml:space="preserve">[84]</w:t>
-      </w:r>
-      <w:r>
-        <w:t xml:space="preserve"> </w:t>
-      </w:r>
-      <w:r>
-        <w:t xml:space="preserve">	</w:t>
-      </w:r>
-      <w:r>
-        <w:t xml:space="preserve">White R. Rethinking the</w:t>
-      </w:r>
-      <w:r>
-        <w:t xml:space="preserve"> </w:t>
-      </w:r>
-      <w:r>
-        <w:t xml:space="preserve">Middle/Upper Paleolithic</w:t>
-      </w:r>
-      <w:r>
-        <w:t xml:space="preserve"> </w:t>
-      </w:r>
-      <w:r>
-        <w:t xml:space="preserve">transition. Current Anthropology 1992;33:85–108.</w:t>
-      </w:r>
-    </w:p>
-    <w:bookmarkEnd w:id="210"/>
-    <w:bookmarkStart w:id="211" w:name="X79d7c52b9cdbe72fc1b94e51c6ee6057d0c4a50"/>
-    <w:p>
-      <w:pPr>
-        <w:pStyle w:val="Bibliography"/>
-      </w:pPr>
-      <w:r>
-        <w:t xml:space="preserve">[85]</w:t>
-      </w:r>
-      <w:r>
-        <w:t xml:space="preserve"> </w:t>
-      </w:r>
-      <w:r>
-        <w:t xml:space="preserve">	</w:t>
-      </w:r>
-      <w:r>
-        <w:t xml:space="preserve">Soffer O, Adovasio JM, Enloe JG, Audouze F, Zubrow EBW. The roles of perishable technologies in</w:t>
-      </w:r>
-      <w:r>
-        <w:t xml:space="preserve"> </w:t>
-      </w:r>
-      <w:r>
-        <w:t xml:space="preserve">Upper Paleolithic</w:t>
-      </w:r>
-      <w:r>
-        <w:t xml:space="preserve"> </w:t>
-      </w:r>
-      <w:r>
-        <w:t xml:space="preserve">lives. The</w:t>
-      </w:r>
-      <w:r>
-        <w:t xml:space="preserve"> </w:t>
-      </w:r>
-      <w:r>
-        <w:t xml:space="preserve">Magdalenian</w:t>
-      </w:r>
-      <w:r>
-        <w:t xml:space="preserve"> </w:t>
-      </w:r>
-      <w:r>
-        <w:t xml:space="preserve">household, SUNY Press; 2010, p. 235–44.</w:t>
-      </w:r>
-    </w:p>
-    <w:bookmarkEnd w:id="211"/>
-    <w:bookmarkStart w:id="213" w:name="ref-montet-white1994"/>
-    <w:p>
-      <w:pPr>
-        <w:pStyle w:val="Bibliography"/>
-      </w:pPr>
-      <w:r>
-        <w:t xml:space="preserve">[86]</w:t>
-      </w:r>
-      <w:r>
-        <w:t xml:space="preserve"> </w:t>
-      </w:r>
-      <w:r>
-        <w:t xml:space="preserve">	</w:t>
-      </w:r>
-      <w:r>
-        <w:t xml:space="preserve">Montet-White A.</w:t>
-      </w:r>
-      <w:r>
-        <w:t xml:space="preserve"> </w:t>
-      </w:r>
-      <w:hyperlink r:id="rId212">
-        <w:r>
-          <w:rPr>
-            <w:rStyle w:val="Hyperlink"/>
-          </w:rPr>
-          <w:t xml:space="preserve">Alternative interpretations of the</w:t>
-        </w:r>
-        <w:r>
-          <w:rPr>
-            <w:rStyle w:val="Hyperlink"/>
-          </w:rPr>
-          <w:t xml:space="preserve"> </w:t>
-        </w:r>
-        <w:r>
-          <w:rPr>
-            <w:rStyle w:val="Hyperlink"/>
-          </w:rPr>
-          <w:t xml:space="preserve">Late Upper Paleolithic</w:t>
-        </w:r>
-        <w:r>
-          <w:rPr>
-            <w:rStyle w:val="Hyperlink"/>
-          </w:rPr>
-          <w:t xml:space="preserve"> </w:t>
-        </w:r>
-        <w:r>
-          <w:rPr>
-            <w:rStyle w:val="Hyperlink"/>
-          </w:rPr>
-          <w:t xml:space="preserve">in</w:t>
-        </w:r>
-        <w:r>
-          <w:rPr>
-            <w:rStyle w:val="Hyperlink"/>
-          </w:rPr>
-          <w:t xml:space="preserve"> </w:t>
-        </w:r>
-        <w:r>
-          <w:rPr>
-            <w:rStyle w:val="Hyperlink"/>
-          </w:rPr>
-          <w:t xml:space="preserve">Central Europe</w:t>
-        </w:r>
-      </w:hyperlink>
-      <w:r>
-        <w:t xml:space="preserve">. Annual Review of Anthropology 1994;23:483–508.</w:t>
-      </w:r>
-    </w:p>
-    <w:bookmarkEnd w:id="213"/>
-    <w:bookmarkStart w:id="215" w:name="ref-Frerebeau_2025"/>
-    <w:p>
-      <w:pPr>
-        <w:pStyle w:val="Bibliography"/>
-      </w:pPr>
-      <w:r>
-        <w:t xml:space="preserve">[87]</w:t>
-      </w:r>
-      <w:r>
-        <w:t xml:space="preserve"> </w:t>
-      </w:r>
-      <w:r>
-        <w:t xml:space="preserve">	</w:t>
-      </w:r>
-      <w:r>
-        <w:t xml:space="preserve">Frerebeau N. Tabula: Analysis and visualization of archaeological count data 2025.</w:t>
-      </w:r>
-      <w:r>
-        <w:t xml:space="preserve"> </w:t>
-      </w:r>
-      <w:hyperlink r:id="rId214">
-        <w:r>
-          <w:rPr>
-            <w:rStyle w:val="Hyperlink"/>
-          </w:rPr>
-          <w:t xml:space="preserve">https://doi.org/10.5281/zenodo.15397990</w:t>
-        </w:r>
-      </w:hyperlink>
-      <w:r>
-        <w:t xml:space="preserve">.</w:t>
-      </w:r>
-    </w:p>
-    <w:bookmarkEnd w:id="215"/>
-    <w:bookmarkStart w:id="217" w:name="ref-Kintigh_1984"/>
-    <w:p>
-      <w:pPr>
-        <w:pStyle w:val="Bibliography"/>
-      </w:pPr>
-      <w:r>
-        <w:t xml:space="preserve">[88]</w:t>
-      </w:r>
-      <w:r>
-        <w:t xml:space="preserve"> </w:t>
-      </w:r>
-      <w:r>
-        <w:t xml:space="preserve">	</w:t>
-      </w:r>
-      <w:r>
-        <w:t xml:space="preserve">Kintigh KW. Measuring archaeological diversity by comparison with simulated assemblages. American Antiquity 1984;49:44–54.</w:t>
-      </w:r>
-      <w:r>
-        <w:t xml:space="preserve"> </w:t>
-      </w:r>
-      <w:hyperlink r:id="rId216">
-        <w:r>
-          <w:rPr>
-            <w:rStyle w:val="Hyperlink"/>
-          </w:rPr>
-          <w:t xml:space="preserve">https://doi.org/10.2307/280511</w:t>
-        </w:r>
-      </w:hyperlink>
-      <w:r>
-        <w:t xml:space="preserve">.</w:t>
-      </w:r>
-    </w:p>
-    <w:bookmarkEnd w:id="217"/>
-    <w:bookmarkStart w:id="219" w:name="X8c17deb08b87fbfa26556dda630532ff62c8bd1"/>
-    <w:p>
-      <w:pPr>
-        <w:pStyle w:val="Bibliography"/>
-      </w:pPr>
-      <w:r>
-        <w:t xml:space="preserve">[89]</w:t>
-      </w:r>
-      <w:r>
-        <w:t xml:space="preserve"> </w:t>
-      </w:r>
-      <w:r>
-        <w:t xml:space="preserve">	</w:t>
-      </w:r>
-      <w:r>
-        <w:t xml:space="preserve">Shao Y, Wegener C, Klein K, Schmidt I, Weniger G-C. Reconstruction of human dispersal during</w:t>
-      </w:r>
-      <w:r>
-        <w:t xml:space="preserve"> </w:t>
-      </w:r>
-      <w:r>
-        <w:t xml:space="preserve">Aurignacian</w:t>
-      </w:r>
-      <w:r>
-        <w:t xml:space="preserve"> </w:t>
-      </w:r>
-      <w:r>
-        <w:t xml:space="preserve">on pan-</w:t>
-      </w:r>
-      <w:r>
-        <w:t xml:space="preserve">European</w:t>
-      </w:r>
-      <w:r>
-        <w:t xml:space="preserve"> </w:t>
-      </w:r>
-      <w:r>
-        <w:t xml:space="preserve">scale. Nature Communications 2024;15:7406.</w:t>
-      </w:r>
-      <w:r>
-        <w:t xml:space="preserve"> </w:t>
-      </w:r>
-      <w:hyperlink r:id="rId218">
-        <w:r>
-          <w:rPr>
-            <w:rStyle w:val="Hyperlink"/>
-          </w:rPr>
-          <w:t xml:space="preserve">https://doi.org/10.1038/s41467-024-51349-y</w:t>
-        </w:r>
-      </w:hyperlink>
-      <w:r>
-        <w:t xml:space="preserve">.</w:t>
-      </w:r>
-    </w:p>
-    <w:bookmarkEnd w:id="219"/>
-    <w:bookmarkStart w:id="221" w:name="ref-smith1992Design"/>
-    <w:p>
-      <w:pPr>
-        <w:pStyle w:val="Bibliography"/>
-      </w:pPr>
-      <w:r>
-        <w:t xml:space="preserve">[90]</w:t>
-      </w:r>
-      <w:r>
-        <w:t xml:space="preserve"> </w:t>
-      </w:r>
-      <w:r>
-        <w:t xml:space="preserve">	</w:t>
-      </w:r>
-      <w:r>
-        <w:t xml:space="preserve">Smith C.</w:t>
-      </w:r>
-      <w:r>
-        <w:t xml:space="preserve"> </w:t>
-      </w:r>
-      <w:hyperlink r:id="rId220">
-        <w:r>
-          <w:rPr>
-            <w:rStyle w:val="Hyperlink"/>
-          </w:rPr>
-          <w:t xml:space="preserve">Designed dreaming: Assessing the relationship between style, social structure and environment in aboriginal australia</w:t>
-        </w:r>
-      </w:hyperlink>
-      <w:r>
-        <w:t xml:space="preserve">. Australian Archaeology 1992:51–1.</w:t>
-      </w:r>
-    </w:p>
-    <w:bookmarkEnd w:id="221"/>
-    <w:bookmarkStart w:id="222" w:name="ref-hays1993symbol"/>
-    <w:p>
-      <w:pPr>
-        <w:pStyle w:val="Bibliography"/>
-      </w:pPr>
-      <w:r>
-        <w:t xml:space="preserve">[91]</w:t>
-      </w:r>
-      <w:r>
-        <w:t xml:space="preserve"> </w:t>
-      </w:r>
-      <w:r>
-        <w:t xml:space="preserve">	</w:t>
-      </w:r>
-      <w:r>
-        <w:t xml:space="preserve">Hays KA. When is a symbol archaeologically meaningful? Meaning, function, and prehistoric visual arts. Archaeological Theory: Who Sets the Agenda 1993:81–92.</w:t>
-      </w:r>
-    </w:p>
-    <w:bookmarkEnd w:id="222"/>
-    <w:bookmarkStart w:id="223" w:name="ref-McDonald_Veth_Lilley_2006"/>
-    <w:p>
-      <w:pPr>
-        <w:pStyle w:val="Bibliography"/>
-      </w:pPr>
-      <w:r>
-        <w:t xml:space="preserve">[92]</w:t>
-      </w:r>
-      <w:r>
-        <w:t xml:space="preserve"> </w:t>
-      </w:r>
-      <w:r>
-        <w:t xml:space="preserve">	</w:t>
-      </w:r>
-      <w:r>
-        <w:t xml:space="preserve">McDonald J, Veth P, Lilley I. Rock art and social identity: A comparison of</w:t>
-      </w:r>
-      <w:r>
-        <w:t xml:space="preserve"> </w:t>
-      </w:r>
-      <w:r>
-        <w:t xml:space="preserve">Holocene</w:t>
-      </w:r>
-      <w:r>
-        <w:t xml:space="preserve"> </w:t>
-      </w:r>
-      <w:r>
-        <w:t xml:space="preserve">graphic systems in arid and fertile environments. Archaeology of oceania: Australia and the pacific islands, Malden, Mass: Blackwell Publishing; 2006, p. 96–115.</w:t>
-      </w:r>
-    </w:p>
-    <w:bookmarkEnd w:id="223"/>
-    <w:bookmarkStart w:id="225" w:name="ref-Lourandos_1985"/>
-    <w:p>
-      <w:pPr>
-        <w:pStyle w:val="Bibliography"/>
-      </w:pPr>
-      <w:r>
-        <w:t xml:space="preserve">[93]</w:t>
-      </w:r>
-      <w:r>
-        <w:t xml:space="preserve"> </w:t>
-      </w:r>
-      <w:r>
-        <w:t xml:space="preserve">	</w:t>
-      </w:r>
-      <w:r>
-        <w:t xml:space="preserve">Lourandos H. 15 - intensification and australian prehistory. In: Price TD, Brown JA, editors. Prehistoric hunters-gatherers, Academic Press; 1985, p. 385–423. https://doi.org/</w:t>
-      </w:r>
-      <w:hyperlink r:id="rId224">
-        <w:r>
-          <w:rPr>
-            <w:rStyle w:val="Hyperlink"/>
-          </w:rPr>
-          <w:t xml:space="preserve">https://doi.org/10.1016/B978-0-12-564750-2.50020-2</w:t>
-        </w:r>
-      </w:hyperlink>
-      <w:r>
-        <w:t xml:space="preserve">.</w:t>
-      </w:r>
-    </w:p>
-    <w:bookmarkEnd w:id="225"/>
-    <w:bookmarkStart w:id="227" w:name="ref-barton_clark_cohen1994"/>
-    <w:p>
-      <w:pPr>
-        <w:pStyle w:val="Bibliography"/>
-      </w:pPr>
-      <w:r>
-        <w:t xml:space="preserve">[94]</w:t>
-      </w:r>
-      <w:r>
-        <w:t xml:space="preserve"> </w:t>
-      </w:r>
-      <w:r>
-        <w:t xml:space="preserve">	</w:t>
-      </w:r>
-      <w:r>
-        <w:t xml:space="preserve">Barton CM, Clark GA, Cohen AE.</w:t>
-      </w:r>
-      <w:r>
-        <w:t xml:space="preserve"> </w:t>
-      </w:r>
-      <w:hyperlink r:id="rId226">
-        <w:r>
-          <w:rPr>
-            <w:rStyle w:val="Hyperlink"/>
-          </w:rPr>
-          <w:t xml:space="preserve">Art as information: Explaining</w:t>
-        </w:r>
-        <w:r>
-          <w:rPr>
-            <w:rStyle w:val="Hyperlink"/>
-          </w:rPr>
-          <w:t xml:space="preserve"> </w:t>
-        </w:r>
-        <w:r>
-          <w:rPr>
-            <w:rStyle w:val="Hyperlink"/>
-          </w:rPr>
-          <w:t xml:space="preserve">Upper Palaeolithic</w:t>
-        </w:r>
-        <w:r>
-          <w:rPr>
-            <w:rStyle w:val="Hyperlink"/>
-          </w:rPr>
-          <w:t xml:space="preserve"> </w:t>
-        </w:r>
-        <w:r>
-          <w:rPr>
-            <w:rStyle w:val="Hyperlink"/>
-          </w:rPr>
-          <w:t xml:space="preserve">art in</w:t>
-        </w:r>
-        <w:r>
-          <w:rPr>
-            <w:rStyle w:val="Hyperlink"/>
-          </w:rPr>
-          <w:t xml:space="preserve"> </w:t>
-        </w:r>
-        <w:r>
-          <w:rPr>
-            <w:rStyle w:val="Hyperlink"/>
-          </w:rPr>
-          <w:t xml:space="preserve">Western Europe</w:t>
-        </w:r>
-      </w:hyperlink>
-      <w:r>
-        <w:t xml:space="preserve">. World Archaeology 1994;26:185–207.</w:t>
-      </w:r>
-    </w:p>
-    <w:bookmarkEnd w:id="227"/>
-    <w:bookmarkStart w:id="228" w:name="ref-mcdonald2012social"/>
-    <w:p>
-      <w:pPr>
-        <w:pStyle w:val="Bibliography"/>
-      </w:pPr>
-      <w:r>
-        <w:t xml:space="preserve">[95]</w:t>
-      </w:r>
-      <w:r>
-        <w:t xml:space="preserve"> </w:t>
-      </w:r>
-      <w:r>
-        <w:t xml:space="preserve">	</w:t>
-      </w:r>
-      <w:r>
-        <w:t xml:space="preserve">McDonald J, Veth P. The social dynamics of aggregation and dispersal in the western desert. A Companion to Rock Art 2012:90–102.</w:t>
-      </w:r>
-    </w:p>
-    <w:bookmarkEnd w:id="228"/>
-    <w:bookmarkStart w:id="229" w:name="ref-bernardini2005reconsidering"/>
-    <w:p>
-      <w:pPr>
-        <w:pStyle w:val="Bibliography"/>
-      </w:pPr>
-      <w:r>
-        <w:t xml:space="preserve">[96]</w:t>
-      </w:r>
-      <w:r>
-        <w:t xml:space="preserve"> </w:t>
-      </w:r>
-      <w:r>
-        <w:t xml:space="preserve">	</w:t>
-      </w:r>
-      <w:r>
-        <w:t xml:space="preserve">Bernardini W. Reconsidering spatial and temporal aspects of prehistoric cultural identity: A case study from the american southwest. American Antiquity 2005;70:31–54.</w:t>
-      </w:r>
-    </w:p>
-    <w:bookmarkEnd w:id="229"/>
-    <w:bookmarkStart w:id="230" w:name="ref-wiessner1984reconsidering"/>
-    <w:p>
-      <w:pPr>
-        <w:pStyle w:val="Bibliography"/>
-      </w:pPr>
-      <w:r>
-        <w:t xml:space="preserve">[97]</w:t>
-      </w:r>
-      <w:r>
-        <w:t xml:space="preserve"> </w:t>
-      </w:r>
-      <w:r>
-        <w:t xml:space="preserve">	</w:t>
-      </w:r>
-      <w:r>
-        <w:t xml:space="preserve">Wiessner P. Reconsidering the behavioral basis for style: A case study among the kalahari san. Journal of Anthropological Archaeology 1984;3:190–234.</w:t>
-      </w:r>
-    </w:p>
-    <w:bookmarkEnd w:id="230"/>
-    <w:bookmarkStart w:id="232" w:name="ref-smith1992"/>
-    <w:p>
-      <w:pPr>
-        <w:pStyle w:val="Bibliography"/>
-      </w:pPr>
-      <w:r>
-        <w:t xml:space="preserve">[98]</w:t>
-      </w:r>
-      <w:r>
-        <w:t xml:space="preserve"> </w:t>
-      </w:r>
-      <w:r>
-        <w:t xml:space="preserve">	</w:t>
-      </w:r>
-      <w:r>
-        <w:t xml:space="preserve">Smith C.</w:t>
-      </w:r>
-      <w:r>
-        <w:t xml:space="preserve"> </w:t>
-      </w:r>
-      <w:hyperlink r:id="rId231">
-        <w:r>
-          <w:rPr>
-            <w:rStyle w:val="Hyperlink"/>
-          </w:rPr>
-          <w:t xml:space="preserve">Colonising with style: Reviewing the nexus between rock art, territorially and the colonisation and occupation of sahul</w:t>
-        </w:r>
-      </w:hyperlink>
-      <w:r>
-        <w:t xml:space="preserve">. Australian Archaeology 1992:34–42.</w:t>
-      </w:r>
-    </w:p>
-    <w:bookmarkEnd w:id="232"/>
-    <w:bookmarkStart w:id="234" w:name="X4fed35d53d406ce17aea32f9d6f163fcb563519"/>
-    <w:p>
-      <w:pPr>
-        <w:pStyle w:val="Bibliography"/>
-      </w:pPr>
-      <w:r>
-        <w:t xml:space="preserve">[99]</w:t>
-      </w:r>
-      <w:r>
-        <w:t xml:space="preserve"> </w:t>
-      </w:r>
-      <w:r>
-        <w:t xml:space="preserve">	</w:t>
-      </w:r>
-      <w:r>
-        <w:t xml:space="preserve">Kovacevic M, Shennan S, Vanhaeren M, d’Errico F, Thomas MG. Simulating geographical variation in material culture: Were early modern humans in</w:t>
-      </w:r>
-      <w:r>
-        <w:t xml:space="preserve"> </w:t>
-      </w:r>
-      <w:r>
-        <w:t xml:space="preserve">Europe</w:t>
-      </w:r>
-      <w:r>
-        <w:t xml:space="preserve"> </w:t>
-      </w:r>
-      <w:r>
-        <w:t xml:space="preserve">ethnically structured? In: Mesoudi A, Aoki K, editors. Learning strategies and cultural evolution during the</w:t>
-      </w:r>
-      <w:r>
-        <w:t xml:space="preserve"> </w:t>
-      </w:r>
-      <w:r>
-        <w:t xml:space="preserve">Palaeolithic</w:t>
-      </w:r>
-      <w:r>
-        <w:t xml:space="preserve">, Springer Japan; 2015, p. 103–20.</w:t>
-      </w:r>
-      <w:r>
-        <w:t xml:space="preserve"> </w:t>
-      </w:r>
-      <w:hyperlink r:id="rId233">
-        <w:r>
-          <w:rPr>
-            <w:rStyle w:val="Hyperlink"/>
-          </w:rPr>
-          <w:t xml:space="preserve">https://doi.org/10.1007/978-4-431-55363-2_8</w:t>
-        </w:r>
-      </w:hyperlink>
-      <w:r>
-        <w:t xml:space="preserve">.</w:t>
-      </w:r>
-    </w:p>
-    <w:bookmarkEnd w:id="234"/>
-    <w:bookmarkStart w:id="235" w:name="ref-Cavalli_Sforza_Feldman_1981"/>
-    <w:p>
-      <w:pPr>
-        <w:pStyle w:val="Bibliography"/>
-      </w:pPr>
-      <w:r>
-        <w:t xml:space="preserve">[100]</w:t>
-      </w:r>
-      <w:r>
-        <w:t xml:space="preserve"> </w:t>
-      </w:r>
-      <w:r>
-        <w:t xml:space="preserve">	</w:t>
-      </w:r>
-      <w:r>
-        <w:t xml:space="preserve">Cavalli-Sforza LL, Feldman MW. Cultural transmission and evolution: A quantitative approach. Princeton University Press; 1981.</w:t>
-      </w:r>
-    </w:p>
-    <w:bookmarkEnd w:id="235"/>
-    <w:bookmarkStart w:id="236" w:name="ref-Boyd_Richerson_1985"/>
-    <w:p>
-      <w:pPr>
-        <w:pStyle w:val="Bibliography"/>
-      </w:pPr>
-      <w:r>
-        <w:t xml:space="preserve">[101]</w:t>
-      </w:r>
-      <w:r>
-        <w:t xml:space="preserve"> </w:t>
-      </w:r>
-      <w:r>
-        <w:t xml:space="preserve">	</w:t>
-      </w:r>
-      <w:r>
-        <w:t xml:space="preserve">Boyd R, Richerson PJ. Culture and the evolutionary process. University of Chicago Press; 1985.</w:t>
-      </w:r>
-    </w:p>
-    <w:bookmarkEnd w:id="236"/>
-    <w:bookmarkStart w:id="237" w:name="ref-Richerson_Boyd_2005"/>
-    <w:p>
-      <w:pPr>
-        <w:pStyle w:val="Bibliography"/>
-      </w:pPr>
-      <w:r>
-        <w:t xml:space="preserve">[102]</w:t>
-      </w:r>
-      <w:r>
-        <w:t xml:space="preserve"> </w:t>
-      </w:r>
-      <w:r>
-        <w:t xml:space="preserve">	</w:t>
-      </w:r>
-      <w:r>
-        <w:t xml:space="preserve">Richerson PJ, Boyd R. Not by genes alone: How culture transformed human evolution. University of Chicago Press; 2005.</w:t>
-      </w:r>
-    </w:p>
-    <w:bookmarkEnd w:id="237"/>
-    <w:bookmarkStart w:id="238" w:name="ref-Henrich_2004"/>
-    <w:p>
-      <w:pPr>
-        <w:pStyle w:val="Bibliography"/>
-      </w:pPr>
-      <w:r>
-        <w:t xml:space="preserve">[103]</w:t>
-      </w:r>
-      <w:r>
-        <w:t xml:space="preserve"> </w:t>
-      </w:r>
-      <w:r>
-        <w:t xml:space="preserve">	</w:t>
-      </w:r>
-      <w:r>
-        <w:t xml:space="preserve">Henrich J. Demography and cultural evolution: How adaptive cultural processes can produce maladaptive losses—the tasmanian case. American Antiquity 2004;44:185–201.</w:t>
-      </w:r>
-    </w:p>
-    <w:bookmarkEnd w:id="238"/>
-    <w:bookmarkStart w:id="239" w:name="ref-Migliano_2020"/>
-    <w:p>
-      <w:pPr>
-        <w:pStyle w:val="Bibliography"/>
-      </w:pPr>
-      <w:r>
-        <w:t xml:space="preserve">[104]</w:t>
-      </w:r>
-      <w:r>
-        <w:t xml:space="preserve"> </w:t>
-      </w:r>
-      <w:r>
-        <w:t xml:space="preserve">	</w:t>
-      </w:r>
-      <w:r>
-        <w:t xml:space="preserve">Migliano AB, Battiston F, Viguier S, Page AE, Dyble M, Schlaepfer R, et al. Hunter-gatherer multilevel sociality accelerates cumulative cultural evolution. Science Advances 2020;6:eaax5913.</w:t>
-      </w:r>
-    </w:p>
-    <w:bookmarkEnd w:id="239"/>
-    <w:bookmarkStart w:id="240" w:name="ref-Allen_2020"/>
-    <w:p>
-      <w:pPr>
-        <w:pStyle w:val="Bibliography"/>
-      </w:pPr>
-      <w:r>
-        <w:t xml:space="preserve">[105]</w:t>
-      </w:r>
-      <w:r>
-        <w:t xml:space="preserve"> </w:t>
-      </w:r>
-      <w:r>
-        <w:t xml:space="preserve">	</w:t>
-      </w:r>
-      <w:r>
-        <w:t xml:space="preserve">Allen J. A multilevel analytical framework for studying cultural evolution in prehistoric hunter–gatherer societies. Biological Reviews 2020;59:2527–46.</w:t>
-      </w:r>
-    </w:p>
-    <w:bookmarkEnd w:id="240"/>
-    <w:bookmarkStart w:id="241" w:name="ref-Buchanan_Hamilton_2023"/>
-    <w:p>
-      <w:pPr>
-        <w:pStyle w:val="Bibliography"/>
-      </w:pPr>
-      <w:r>
-        <w:t xml:space="preserve">[106]</w:t>
-      </w:r>
-      <w:r>
-        <w:t xml:space="preserve"> </w:t>
-      </w:r>
-      <w:r>
-        <w:t xml:space="preserve">	</w:t>
-      </w:r>
-      <w:r>
-        <w:t xml:space="preserve">Buchanan B, Hamilton MJ. Networks and cultural transmission in hunter-gatherer societies. The oxford handbook of archaeological network research, Oxford University Press; 2023, p. 1–25.</w:t>
-      </w:r>
-    </w:p>
-    <w:bookmarkEnd w:id="241"/>
-    <w:bookmarkStart w:id="242" w:name="ref-Eerkens_Lipo_2005"/>
-    <w:p>
-      <w:pPr>
-        <w:pStyle w:val="Bibliography"/>
-      </w:pPr>
-      <w:r>
-        <w:t xml:space="preserve">[107]</w:t>
-      </w:r>
-      <w:r>
-        <w:t xml:space="preserve"> </w:t>
-      </w:r>
-      <w:r>
-        <w:t xml:space="preserve">	</w:t>
-      </w:r>
-      <w:r>
-        <w:t xml:space="preserve">Eerkens JW, Lipo CP. Cultural transmission and the evolution of material culture: Modeling the coefficient of variation. American Antiquity 2005;48:1–21.</w:t>
-      </w:r>
-    </w:p>
-    <w:bookmarkEnd w:id="242"/>
-    <w:bookmarkStart w:id="243" w:name="ref-Bentz_Dutkiewicz_2025"/>
-    <w:p>
-      <w:pPr>
-        <w:pStyle w:val="Bibliography"/>
-      </w:pPr>
-      <w:r>
-        <w:t xml:space="preserve">[108]</w:t>
-      </w:r>
-      <w:r>
-        <w:t xml:space="preserve"> </w:t>
-      </w:r>
-      <w:r>
-        <w:t xml:space="preserve">	</w:t>
-      </w:r>
-      <w:r>
-        <w:t xml:space="preserve">Bentz C, Dutkiewicz E. Humans 40,000 y ago developed a system of conventional signs. Proceedings of the National Academy of Sciences 2025:1–8.</w:t>
-      </w:r>
-    </w:p>
-    <w:bookmarkEnd w:id="243"/>
-    <w:bookmarkStart w:id="244" w:name="ref-Bacon_2023"/>
-    <w:p>
-      <w:pPr>
-        <w:pStyle w:val="Bibliography"/>
-      </w:pPr>
-      <w:r>
-        <w:t xml:space="preserve">[109]</w:t>
-      </w:r>
-      <w:r>
-        <w:t xml:space="preserve"> </w:t>
-      </w:r>
-      <w:r>
-        <w:t xml:space="preserve">	</w:t>
-      </w:r>
-      <w:r>
-        <w:t xml:space="preserve">Bacon B, Khatiri A, Palmer J, Freeth T, Pettitt P, Kentridge RW. An</w:t>
-      </w:r>
-      <w:r>
-        <w:t xml:space="preserve"> </w:t>
-      </w:r>
-      <w:r>
-        <w:t xml:space="preserve">Upper Palaeolithic</w:t>
-      </w:r>
-      <w:r>
-        <w:t xml:space="preserve"> </w:t>
-      </w:r>
-      <w:r>
-        <w:t xml:space="preserve">proto-writing system and phenological calendar. Cambridge Archaeological Journal 2023;100:371–89.</w:t>
-      </w:r>
-    </w:p>
-    <w:bookmarkEnd w:id="244"/>
-    <w:bookmarkStart w:id="246" w:name="Xa4990169aeb885a690070ab4fd90972c31994f8"/>
-    <w:p>
-      <w:pPr>
-        <w:pStyle w:val="Bibliography"/>
-      </w:pPr>
-      <w:r>
-        <w:t xml:space="preserve">[110]</w:t>
-      </w:r>
-      <w:r>
-        <w:t xml:space="preserve"> </w:t>
-      </w:r>
-      <w:r>
-        <w:t xml:space="preserve">	</w:t>
-      </w:r>
-      <w:r>
-        <w:t xml:space="preserve">d’Errico F, Courtenay LA, Núñez R, Santos da Rosa N, Sproat R, Blasi D. Inferring conventional sign systems from</w:t>
-      </w:r>
-      <w:r>
-        <w:t xml:space="preserve"> </w:t>
-      </w:r>
-      <w:r>
-        <w:t xml:space="preserve">Paleolithic</w:t>
-      </w:r>
-      <w:r>
-        <w:t xml:space="preserve"> </w:t>
-      </w:r>
-      <w:r>
-        <w:t xml:space="preserve">engravings: Methodological and theoretical challenges. SSRN Electronic Journal 2026.</w:t>
-      </w:r>
-      <w:r>
-        <w:t xml:space="preserve"> </w:t>
-      </w:r>
-      <w:hyperlink r:id="rId245">
-        <w:r>
-          <w:rPr>
-            <w:rStyle w:val="Hyperlink"/>
-          </w:rPr>
-          <w:t xml:space="preserve">https://doi.org/10.2139/ssrn.7053279</w:t>
-        </w:r>
-      </w:hyperlink>
-      <w:r>
-        <w:t xml:space="preserve">.</w:t>
-      </w:r>
-    </w:p>
-    <w:bookmarkEnd w:id="246"/>
-    <w:bookmarkStart w:id="248" w:name="X8ea620419c64d551554c48b7075c9934881930b"/>
-    <w:p>
-      <w:pPr>
-        <w:pStyle w:val="Bibliography"/>
-      </w:pPr>
-      <w:r>
-        <w:t xml:space="preserve">[111]</w:t>
-      </w:r>
-      <w:r>
-        <w:t xml:space="preserve"> </w:t>
-      </w:r>
-      <w:r>
-        <w:t xml:space="preserve">	</w:t>
-      </w:r>
-      <w:r>
-        <w:t xml:space="preserve">Garcı́a-Bustos M, Rivero O, Sauvet G, Garcı́a-Bustos P. Discussion:</w:t>
-      </w:r>
-      <w:r>
-        <w:t xml:space="preserve"> </w:t>
-      </w:r>
-      <w:r>
-        <w:t xml:space="preserve">“An</w:t>
-      </w:r>
-      <w:r>
-        <w:t xml:space="preserve"> </w:t>
-      </w:r>
-      <w:r>
-        <w:t xml:space="preserve">Upper Palaeolithic</w:t>
-      </w:r>
-      <w:r>
-        <w:t xml:space="preserve"> </w:t>
-      </w:r>
-      <w:r>
-        <w:t xml:space="preserve">proto-writing system and phenological calendar”</w:t>
-      </w:r>
-      <w:r>
-        <w:t xml:space="preserve"> </w:t>
-      </w:r>
-      <w:r>
-        <w:t xml:space="preserve">by</w:t>
-      </w:r>
-      <w:r>
-        <w:t xml:space="preserve"> </w:t>
-      </w:r>
-      <w:r>
-        <w:t xml:space="preserve">Bennett Bacon</w:t>
-      </w:r>
-      <w:r>
-        <w:t xml:space="preserve"> </w:t>
-      </w:r>
-      <w:r>
-        <w:t xml:space="preserve">et al. (2023). Journal of Paleolithic Archaeology 2023;6:32.</w:t>
-      </w:r>
-      <w:r>
-        <w:t xml:space="preserve"> </w:t>
-      </w:r>
-      <w:hyperlink r:id="rId247">
-        <w:r>
-          <w:rPr>
-            <w:rStyle w:val="Hyperlink"/>
-          </w:rPr>
-          <w:t xml:space="preserve">https://doi.org/10.1007/s41982-023-00158-8</w:t>
-        </w:r>
-      </w:hyperlink>
-      <w:r>
-        <w:t xml:space="preserve">.</w:t>
-      </w:r>
-    </w:p>
-    <w:bookmarkEnd w:id="248"/>
-    <w:bookmarkStart w:id="250" w:name="ref-Magli_2024"/>
-    <w:p>
-      <w:pPr>
-        <w:pStyle w:val="Bibliography"/>
-      </w:pPr>
-      <w:r>
-        <w:t xml:space="preserve">[112]</w:t>
-      </w:r>
-      <w:r>
-        <w:t xml:space="preserve"> </w:t>
-      </w:r>
-      <w:r>
-        <w:t xml:space="preserve">	</w:t>
-      </w:r>
-      <w:r>
-        <w:t xml:space="preserve">Magli G. The alleged phenological calendar in</w:t>
-      </w:r>
-      <w:r>
-        <w:t xml:space="preserve"> </w:t>
-      </w:r>
-      <w:r>
-        <w:t xml:space="preserve">Palaeolithic</w:t>
-      </w:r>
-      <w:r>
-        <w:t xml:space="preserve"> </w:t>
-      </w:r>
-      <w:r>
-        <w:t xml:space="preserve">art: Critical analysis from the viewpoint of statistics and cultural astronomy. Mind 2024;133:1–15.</w:t>
-      </w:r>
-      <w:r>
-        <w:t xml:space="preserve"> </w:t>
-      </w:r>
-      <w:hyperlink r:id="rId249">
-        <w:r>
-          <w:rPr>
-            <w:rStyle w:val="Hyperlink"/>
-          </w:rPr>
-          <w:t xml:space="preserve">https://doi.org/10.1093/mind/fzae011</w:t>
-        </w:r>
-      </w:hyperlink>
-      <w:r>
-        <w:t xml:space="preserve">.</w:t>
-      </w:r>
-    </w:p>
-    <w:bookmarkEnd w:id="250"/>
-    <w:bookmarkStart w:id="252" w:name="ref-Nowell_2024_evidence"/>
-    <w:p>
-      <w:pPr>
-        <w:pStyle w:val="Bibliography"/>
-      </w:pPr>
-      <w:r>
-        <w:t xml:space="preserve">[113]</w:t>
-      </w:r>
-      <w:r>
-        <w:t xml:space="preserve"> </w:t>
-      </w:r>
-      <w:r>
-        <w:t xml:space="preserve">	</w:t>
-      </w:r>
-      <w:r>
-        <w:t xml:space="preserve">Nowell A, Bahn P, Quellec J-L. Evaluating the evidence for lunar calendars in</w:t>
-      </w:r>
-      <w:r>
-        <w:t xml:space="preserve"> </w:t>
-      </w:r>
-      <w:r>
-        <w:t xml:space="preserve">Upper Palaeolithic</w:t>
-      </w:r>
-      <w:r>
-        <w:t xml:space="preserve"> </w:t>
-      </w:r>
-      <w:r>
-        <w:t xml:space="preserve">parietal art. Cambridge Archaeological Journal 2024:1–18.</w:t>
-      </w:r>
-      <w:r>
-        <w:t xml:space="preserve"> </w:t>
-      </w:r>
-      <w:hyperlink r:id="rId251">
-        <w:r>
-          <w:rPr>
-            <w:rStyle w:val="Hyperlink"/>
-          </w:rPr>
-          <w:t xml:space="preserve">https://doi.org/10.1017/S0959774324000155</w:t>
-        </w:r>
-      </w:hyperlink>
-      <w:r>
-        <w:t xml:space="preserve">.</w:t>
-      </w:r>
-    </w:p>
-    <w:bookmarkEnd w:id="252"/>
-    <w:bookmarkStart w:id="254" w:name="ref-Horiuchi_Takakura_2019"/>
-    <w:p>
-      <w:pPr>
-        <w:pStyle w:val="Bibliography"/>
-      </w:pPr>
-      <w:r>
-        <w:t xml:space="preserve">[114]</w:t>
-      </w:r>
-      <w:r>
-        <w:t xml:space="preserve"> </w:t>
-      </w:r>
-      <w:r>
-        <w:t xml:space="preserve">	</w:t>
-      </w:r>
-      <w:r>
-        <w:t xml:space="preserve">Horiuchi S, Takakura J. Modeling learning strategies and the expansion of the social network in the beginning of</w:t>
-      </w:r>
-      <w:r>
-        <w:t xml:space="preserve"> </w:t>
-      </w:r>
-      <w:r>
-        <w:t xml:space="preserve">Upper Palaeolithic</w:t>
-      </w:r>
-      <w:r>
-        <w:t xml:space="preserve"> </w:t>
-      </w:r>
-      <w:r>
-        <w:t xml:space="preserve">Europe</w:t>
-      </w:r>
-      <w:r>
-        <w:t xml:space="preserve">: Analysis by agent-based simulation. In: Nishiaki Y, Jöris O, editors. Learning among</w:t>
-      </w:r>
-      <w:r>
-        <w:t xml:space="preserve"> </w:t>
-      </w:r>
-      <w:r>
-        <w:t xml:space="preserve">Neanderthals</w:t>
-      </w:r>
-      <w:r>
-        <w:t xml:space="preserve"> </w:t>
-      </w:r>
-      <w:r>
-        <w:t xml:space="preserve">and</w:t>
-      </w:r>
-      <w:r>
-        <w:t xml:space="preserve"> </w:t>
-      </w:r>
-      <w:r>
-        <w:t xml:space="preserve">Palaeolithic</w:t>
-      </w:r>
-      <w:r>
-        <w:t xml:space="preserve"> </w:t>
-      </w:r>
-      <w:r>
-        <w:t xml:space="preserve">modern humans: Archaeological evidence, Springer Nature Singapore; 2019, p. 179–91.</w:t>
-      </w:r>
-      <w:r>
-        <w:t xml:space="preserve"> </w:t>
-      </w:r>
-      <w:hyperlink r:id="rId253">
-        <w:r>
-          <w:rPr>
-            <w:rStyle w:val="Hyperlink"/>
-          </w:rPr>
-          <w:t xml:space="preserve">https://doi.org/10.1007/978-981-13-8980-1_12</w:t>
-        </w:r>
-      </w:hyperlink>
-      <w:r>
-        <w:t xml:space="preserve">.</w:t>
-      </w:r>
-    </w:p>
-    <w:bookmarkEnd w:id="254"/>
-    <w:bookmarkStart w:id="255" w:name="ref-Rogers_2013"/>
-    <w:p>
-      <w:pPr>
-        <w:pStyle w:val="Bibliography"/>
-      </w:pPr>
-      <w:r>
-        <w:t xml:space="preserve">[115]</w:t>
-      </w:r>
-      <w:r>
-        <w:t xml:space="preserve"> </w:t>
-      </w:r>
-      <w:r>
-        <w:t xml:space="preserve">	</w:t>
-      </w:r>
-      <w:r>
-        <w:t xml:space="preserve">Rogers L. Human-material interaction in the</w:t>
-      </w:r>
-      <w:r>
-        <w:t xml:space="preserve"> </w:t>
-      </w:r>
-      <w:r>
-        <w:t xml:space="preserve">Aurignacian</w:t>
-      </w:r>
-      <w:r>
-        <w:t xml:space="preserve"> </w:t>
-      </w:r>
-      <w:r>
-        <w:t xml:space="preserve">of</w:t>
-      </w:r>
-      <w:r>
-        <w:t xml:space="preserve"> </w:t>
-      </w:r>
-      <w:r>
-        <w:t xml:space="preserve">Europe</w:t>
-      </w:r>
-      <w:r>
-        <w:t xml:space="preserve">, 35,000-27,000 BP: An analysis of marine shell ornament distribution. PhD thesis. University of Victoria, 2013.</w:t>
-      </w:r>
-    </w:p>
-    <w:bookmarkEnd w:id="255"/>
-    <w:bookmarkStart w:id="257" w:name="X94f875be1b7e5d23641daff5d53857bec24e739"/>
-    <w:p>
-      <w:pPr>
-        <w:pStyle w:val="Bibliography"/>
-      </w:pPr>
-      <w:r>
-        <w:t xml:space="preserve">[116]</w:t>
-      </w:r>
-      <w:r>
-        <w:t xml:space="preserve"> </w:t>
-      </w:r>
-      <w:r>
-        <w:t xml:space="preserve">	</w:t>
-      </w:r>
-      <w:r>
-        <w:t xml:space="preserve">Golovanova LV, Doronichev VB, Doronicheva EV, Sapega VF, Shackley MS. Long-distance contacts and social networks of the</w:t>
-      </w:r>
-      <w:r>
-        <w:t xml:space="preserve"> </w:t>
-      </w:r>
-      <w:r>
-        <w:t xml:space="preserve">Upper Palaeolithic</w:t>
-      </w:r>
-      <w:r>
-        <w:t xml:space="preserve"> </w:t>
-      </w:r>
-      <w:r>
-        <w:t xml:space="preserve">humans in the</w:t>
-      </w:r>
-      <w:r>
-        <w:t xml:space="preserve"> </w:t>
-      </w:r>
-      <w:r>
-        <w:t xml:space="preserve">North-Western Caucasus</w:t>
-      </w:r>
-      <w:r>
-        <w:t xml:space="preserve"> </w:t>
-      </w:r>
-      <w:r>
-        <w:t xml:space="preserve">(on data from</w:t>
-      </w:r>
-      <w:r>
-        <w:t xml:space="preserve"> </w:t>
-      </w:r>
-      <w:r>
-        <w:t xml:space="preserve">Mezmaiskaya Cave</w:t>
-      </w:r>
-      <w:r>
-        <w:t xml:space="preserve">,</w:t>
-      </w:r>
-      <w:r>
-        <w:t xml:space="preserve"> </w:t>
-      </w:r>
-      <w:r>
-        <w:t xml:space="preserve">Russia</w:t>
-      </w:r>
-      <w:r>
-        <w:t xml:space="preserve">). Journal of Archaeological Science: Reports 2021;39:103118. https://doi.org/</w:t>
-      </w:r>
-      <w:hyperlink r:id="rId256">
-        <w:r>
-          <w:rPr>
-            <w:rStyle w:val="Hyperlink"/>
-          </w:rPr>
-          <w:t xml:space="preserve">https://doi.org/10.1016/j.jasrep.2021.103118</w:t>
-        </w:r>
-      </w:hyperlink>
-      <w:r>
-        <w:t xml:space="preserve">.</w:t>
-      </w:r>
-    </w:p>
-    <w:bookmarkEnd w:id="257"/>
-    <w:bookmarkStart w:id="259" w:name="ref-Gamble_1982"/>
-    <w:p>
-      <w:pPr>
-        <w:pStyle w:val="Bibliography"/>
-      </w:pPr>
-      <w:r>
-        <w:t xml:space="preserve">[117]</w:t>
-      </w:r>
-      <w:r>
-        <w:t xml:space="preserve"> </w:t>
-      </w:r>
-      <w:r>
-        <w:t xml:space="preserve">	</w:t>
-      </w:r>
-      <w:r>
-        <w:t xml:space="preserve">Gamble C. Interaction and alliance in</w:t>
-      </w:r>
-      <w:r>
-        <w:t xml:space="preserve"> </w:t>
-      </w:r>
-      <w:r>
-        <w:t xml:space="preserve">Palaeolithic</w:t>
-      </w:r>
-      <w:r>
-        <w:t xml:space="preserve"> </w:t>
-      </w:r>
-      <w:r>
-        <w:t xml:space="preserve">society. Man 1982;17:92–107.</w:t>
-      </w:r>
-      <w:r>
-        <w:t xml:space="preserve"> </w:t>
-      </w:r>
-      <w:hyperlink r:id="rId258">
-        <w:r>
-          <w:rPr>
-            <w:rStyle w:val="Hyperlink"/>
-          </w:rPr>
-          <w:t xml:space="preserve">https://doi.org/10.2307/2802103</w:t>
-        </w:r>
-      </w:hyperlink>
-      <w:r>
-        <w:t xml:space="preserve">.</w:t>
-      </w:r>
-    </w:p>
-    <w:bookmarkEnd w:id="259"/>
-    <w:bookmarkStart w:id="261" w:name="Xba346573845225b1b1d5ef358e2fea0d893a789"/>
-    <w:p>
-      <w:pPr>
-        <w:pStyle w:val="Bibliography"/>
-      </w:pPr>
-      <w:r>
-        <w:t xml:space="preserve">[118]</w:t>
-      </w:r>
-      <w:r>
-        <w:t xml:space="preserve"> </w:t>
-      </w:r>
-      <w:r>
-        <w:t xml:space="preserve">	</w:t>
-      </w:r>
-      <w:r>
-        <w:t xml:space="preserve">Greenbaum G, Friesem DE, Hovers E, Feldman MW, Kolodny O. Was inter-population connectivity of</w:t>
-      </w:r>
-      <w:r>
-        <w:t xml:space="preserve"> </w:t>
-      </w:r>
-      <w:r>
-        <w:t xml:space="preserve">Neanderthals</w:t>
-      </w:r>
-      <w:r>
-        <w:t xml:space="preserve"> </w:t>
-      </w:r>
-      <w:r>
-        <w:t xml:space="preserve">and modern humans the driver of the</w:t>
-      </w:r>
-      <w:r>
-        <w:t xml:space="preserve"> </w:t>
-      </w:r>
-      <w:r>
-        <w:t xml:space="preserve">Upper Paleolithic</w:t>
-      </w:r>
-      <w:r>
-        <w:t xml:space="preserve"> </w:t>
-      </w:r>
-      <w:r>
-        <w:t xml:space="preserve">transition rather than its product? Quaternary Science Reviews 2019;217:316–29. https://doi.org/</w:t>
-      </w:r>
-      <w:hyperlink r:id="rId260">
-        <w:r>
-          <w:rPr>
-            <w:rStyle w:val="Hyperlink"/>
-          </w:rPr>
-          <w:t xml:space="preserve">https://doi.org/10.1016/j.quascirev.2018.12.011</w:t>
-        </w:r>
-      </w:hyperlink>
-      <w:r>
-        <w:t xml:space="preserve">.</w:t>
-      </w:r>
-    </w:p>
-    <w:bookmarkEnd w:id="261"/>
-    <w:bookmarkStart w:id="263" w:name="ref-Creanza_Kolodny_Feldman_2017"/>
-    <w:p>
-      <w:pPr>
-        <w:pStyle w:val="Bibliography"/>
-      </w:pPr>
-      <w:r>
-        <w:t xml:space="preserve">[119]</w:t>
-      </w:r>
-      <w:r>
-        <w:t xml:space="preserve"> </w:t>
-      </w:r>
-      <w:r>
-        <w:t xml:space="preserve">	</w:t>
-      </w:r>
-      <w:r>
-        <w:t xml:space="preserve">Creanza N, Kolodny O, Feldman MW. Greater than the sum of its parts? Modelling population contact and interaction of cultural repertoires. Journal of The Royal Society Interface 2017;14:20170171.</w:t>
-      </w:r>
-      <w:r>
-        <w:t xml:space="preserve"> </w:t>
-      </w:r>
-      <w:hyperlink r:id="rId262">
-        <w:r>
-          <w:rPr>
-            <w:rStyle w:val="Hyperlink"/>
-          </w:rPr>
-          <w:t xml:space="preserve">https://doi.org/10.1098/rsif.2017.0171</w:t>
-        </w:r>
-      </w:hyperlink>
-      <w:r>
-        <w:t xml:space="preserve">.</w:t>
-      </w:r>
-    </w:p>
-    <w:bookmarkEnd w:id="263"/>
-    <w:bookmarkStart w:id="265" w:name="ref-Cullen_1996"/>
-    <w:p>
-      <w:pPr>
-        <w:pStyle w:val="Bibliography"/>
-      </w:pPr>
-      <w:r>
-        <w:t xml:space="preserve">[120]</w:t>
-      </w:r>
-      <w:r>
-        <w:t xml:space="preserve"> </w:t>
-      </w:r>
-      <w:r>
-        <w:t xml:space="preserve">	</w:t>
-      </w:r>
-      <w:r>
-        <w:t xml:space="preserve">Cullen BRS. Cultural virus theory and the eusocial pottery assemblage. In: Maschner HDG, editor. Darwinian archaeologies, Boston, MA: Springer US; 1996, p. 43–59.</w:t>
-      </w:r>
-      <w:r>
-        <w:t xml:space="preserve"> </w:t>
-      </w:r>
-      <w:hyperlink r:id="rId264">
-        <w:r>
-          <w:rPr>
-            <w:rStyle w:val="Hyperlink"/>
-          </w:rPr>
-          <w:t xml:space="preserve">https://doi.org/10.1007/978-1-4757-9945-3_4</w:t>
-        </w:r>
-      </w:hyperlink>
-      <w:r>
-        <w:t xml:space="preserve">.</w:t>
-      </w:r>
-    </w:p>
-    <w:bookmarkEnd w:id="265"/>
-    <w:bookmarkStart w:id="267" w:name="ref-Hill_Wood_Baggio_Hurtado_Boyd_2014"/>
-    <w:p>
-      <w:pPr>
-        <w:pStyle w:val="Bibliography"/>
-      </w:pPr>
-      <w:r>
-        <w:t xml:space="preserve">[121]</w:t>
-      </w:r>
-      <w:r>
-        <w:t xml:space="preserve"> </w:t>
-      </w:r>
-      <w:r>
-        <w:t xml:space="preserve">	</w:t>
-      </w:r>
-      <w:r>
-        <w:t xml:space="preserve">Hill KR, Wood BM, Baggio J, Hurtado AM, Boyd RT. Hunter-gatherer inter-band interaction rates: Implications for cumulative culture. PLOS ONE 2014;9:1–9.</w:t>
-      </w:r>
-      <w:r>
-        <w:t xml:space="preserve"> </w:t>
-      </w:r>
-      <w:hyperlink r:id="rId266">
-        <w:r>
-          <w:rPr>
-            <w:rStyle w:val="Hyperlink"/>
-          </w:rPr>
-          <w:t xml:space="preserve">https://doi.org/10.1371/journal.pone.0102806</w:t>
-        </w:r>
-      </w:hyperlink>
-      <w:r>
-        <w:t xml:space="preserve">.</w:t>
-      </w:r>
-    </w:p>
-    <w:bookmarkEnd w:id="267"/>
-    <w:bookmarkStart w:id="269" w:name="ref-Derex_Boyd_2016"/>
-    <w:p>
-      <w:pPr>
-        <w:pStyle w:val="Bibliography"/>
-      </w:pPr>
-      <w:r>
-        <w:t xml:space="preserve">[122]</w:t>
-      </w:r>
-      <w:r>
-        <w:t xml:space="preserve"> </w:t>
-      </w:r>
-      <w:r>
-        <w:t xml:space="preserve">	</w:t>
-      </w:r>
-      <w:r>
-        <w:t xml:space="preserve">Derex M, Boyd R. Partial connectivity increases cultural accumulation within groups. Proceedings of the National Academy of Sciences 2016;113:2982–7.</w:t>
-      </w:r>
-      <w:r>
-        <w:t xml:space="preserve"> </w:t>
-      </w:r>
-      <w:hyperlink r:id="rId268">
-        <w:r>
-          <w:rPr>
-            <w:rStyle w:val="Hyperlink"/>
-          </w:rPr>
-          <w:t xml:space="preserve">https://doi.org/10.1073/pnas.1518798113</w:t>
-        </w:r>
-      </w:hyperlink>
-      <w:r>
-        <w:t xml:space="preserve">.</w:t>
-      </w:r>
-    </w:p>
-    <w:bookmarkEnd w:id="269"/>
-    <w:bookmarkStart w:id="271" w:name="ref-Gravel-Miguel_Coward_2023"/>
-    <w:p>
-      <w:pPr>
-        <w:pStyle w:val="Bibliography"/>
-      </w:pPr>
-      <w:r>
-        <w:t xml:space="preserve">[123]</w:t>
-      </w:r>
-      <w:r>
-        <w:t xml:space="preserve"> </w:t>
-      </w:r>
-      <w:r>
-        <w:t xml:space="preserve">	</w:t>
-      </w:r>
-      <w:r>
-        <w:t xml:space="preserve">Gravel-Miguel C, Coward F.</w:t>
-      </w:r>
-      <w:r>
-        <w:t xml:space="preserve"> </w:t>
-      </w:r>
-      <w:r>
-        <w:t xml:space="preserve">Paleolithic</w:t>
-      </w:r>
-      <w:r>
-        <w:t xml:space="preserve"> </w:t>
-      </w:r>
-      <w:r>
-        <w:t xml:space="preserve">social networks and behavioral modernity. The oxford handbook of archaeological network research, Oxford University Press; 2023.</w:t>
-      </w:r>
-      <w:r>
-        <w:t xml:space="preserve"> </w:t>
-      </w:r>
-      <w:hyperlink r:id="rId270">
-        <w:r>
-          <w:rPr>
-            <w:rStyle w:val="Hyperlink"/>
-          </w:rPr>
-          <w:t xml:space="preserve">https://doi.org/10.1093/oxfordhb/9780198854265.013.31</w:t>
-        </w:r>
-      </w:hyperlink>
-      <w:r>
-        <w:t xml:space="preserve">.</w:t>
-      </w:r>
-    </w:p>
-    <w:bookmarkEnd w:id="271"/>
-    <w:bookmarkStart w:id="272" w:name="ref-Von_Petzinger_2009"/>
-    <w:p>
-      <w:pPr>
-        <w:pStyle w:val="Bibliography"/>
-      </w:pPr>
-      <w:r>
-        <w:t xml:space="preserve">[124]</w:t>
-      </w:r>
-      <w:r>
-        <w:t xml:space="preserve"> </w:t>
-      </w:r>
-      <w:r>
-        <w:t xml:space="preserve">	</w:t>
-      </w:r>
-      <w:r>
-        <w:t xml:space="preserve">Von Petzinger G. Making the abstract concrete: The place of geometric signs in french</w:t>
-      </w:r>
-      <w:r>
-        <w:t xml:space="preserve"> </w:t>
-      </w:r>
-      <w:r>
-        <w:t xml:space="preserve">Upper Paleolithic</w:t>
-      </w:r>
-      <w:r>
-        <w:t xml:space="preserve"> </w:t>
-      </w:r>
-      <w:r>
-        <w:t xml:space="preserve">parietal art. Master of Arts in Anthropology. University of Victoria, 2009.</w:t>
-      </w:r>
-    </w:p>
-    <w:bookmarkEnd w:id="272"/>
-    <w:bookmarkStart w:id="274" w:name="ref-Herskind2023"/>
-    <w:p>
-      <w:pPr>
-        <w:pStyle w:val="Bibliography"/>
-      </w:pPr>
-      <w:r>
-        <w:t xml:space="preserve">[125]</w:t>
-      </w:r>
-      <w:r>
-        <w:t xml:space="preserve"> </w:t>
-      </w:r>
-      <w:r>
-        <w:t xml:space="preserve">	</w:t>
-      </w:r>
-      <w:r>
-        <w:t xml:space="preserve">Platz HLL. A case for idle graffiti. Hunter Gatherer Research 2023;9:59–93.</w:t>
-      </w:r>
-      <w:r>
-        <w:t xml:space="preserve"> </w:t>
-      </w:r>
-      <w:hyperlink r:id="rId273">
-        <w:r>
-          <w:rPr>
-            <w:rStyle w:val="Hyperlink"/>
-          </w:rPr>
-          <w:t xml:space="preserve">https://doi.org/10.3828/hgr.2023.12</w:t>
-        </w:r>
-      </w:hyperlink>
-      <w:r>
-        <w:t xml:space="preserve">.</w:t>
-      </w:r>
-    </w:p>
-    <w:bookmarkEnd w:id="274"/>
-    <w:bookmarkStart w:id="276" w:name="X42e36537dda68556aeacf852410efd6ac3bb1ca"/>
-    <w:p>
-      <w:pPr>
-        <w:pStyle w:val="Bibliography"/>
-      </w:pPr>
-      <w:r>
-        <w:t xml:space="preserve">[126]</w:t>
-      </w:r>
-      <w:r>
-        <w:t xml:space="preserve"> </w:t>
-      </w:r>
-      <w:r>
-        <w:t xml:space="preserve">	</w:t>
-      </w:r>
-      <w:r>
-        <w:t xml:space="preserve">Daems D, Coco E, Gillreath-Brown A, Kafetzaki D. The effects of time-averaging on archaeological networks. Journal of Archaeological Method and Theory 2024;31:473–506.</w:t>
-      </w:r>
-      <w:r>
-        <w:t xml:space="preserve"> </w:t>
-      </w:r>
-      <w:hyperlink r:id="rId275">
-        <w:r>
-          <w:rPr>
-            <w:rStyle w:val="Hyperlink"/>
-          </w:rPr>
-          <w:t xml:space="preserve">https://doi.org/10.1007/s10816-023-09608-7</w:t>
-        </w:r>
-      </w:hyperlink>
-      <w:r>
-        <w:t xml:space="preserve">.</w:t>
-      </w:r>
-    </w:p>
-    <w:bookmarkEnd w:id="276"/>
-    <w:bookmarkStart w:id="278" w:name="ref-Marwick2017"/>
-    <w:p>
-      <w:pPr>
-        <w:pStyle w:val="Bibliography"/>
-      </w:pPr>
-      <w:r>
-        <w:t xml:space="preserve">[127]</w:t>
-      </w:r>
-      <w:r>
-        <w:t xml:space="preserve"> </w:t>
-      </w:r>
-      <w:r>
-        <w:t xml:space="preserve">	</w:t>
-      </w:r>
-      <w:r>
-        <w:t xml:space="preserve">Marwick B. Computational reproducibility in archaeological research: Basic principles and a case study of their implementation. Journal of Archaeological Method and Theory 2017;24:424–50.</w:t>
-      </w:r>
-      <w:r>
-        <w:t xml:space="preserve"> </w:t>
-      </w:r>
-      <w:hyperlink r:id="rId277">
-        <w:r>
-          <w:rPr>
-            <w:rStyle w:val="Hyperlink"/>
-          </w:rPr>
-          <w:t xml:space="preserve">https://doi.org/10.1007/s10816-015-9272-9</w:t>
-        </w:r>
-      </w:hyperlink>
-      <w:r>
-        <w:t xml:space="preserve">.</w:t>
-      </w:r>
-    </w:p>
-    <w:bookmarkEnd w:id="278"/>
-    <w:bookmarkStart w:id="280" w:name="ref-Marwick_2025"/>
-    <w:p>
-      <w:pPr>
-        <w:pStyle w:val="Bibliography"/>
-      </w:pPr>
-      <w:r>
-        <w:t xml:space="preserve">[128]</w:t>
-      </w:r>
-      <w:r>
-        <w:t xml:space="preserve"> </w:t>
-      </w:r>
-      <w:r>
-        <w:t xml:space="preserve">	</w:t>
-      </w:r>
-      <w:r>
-        <w:t xml:space="preserve">Marwick B. Is archaeology a science? Insights and imperatives from 10,000 articles and a year of reproducibility reviews. Journal of Archaeological Science 2025;180:106281.</w:t>
-      </w:r>
-      <w:r>
-        <w:t xml:space="preserve"> </w:t>
-      </w:r>
-      <w:hyperlink r:id="rId279">
-        <w:r>
-          <w:rPr>
-            <w:rStyle w:val="Hyperlink"/>
-          </w:rPr>
-          <w:t xml:space="preserve">https://doi.org/10.1016/j.jas.2025.106281</w:t>
-        </w:r>
-      </w:hyperlink>
-      <w:r>
-        <w:t xml:space="preserve">.</w:t>
-      </w:r>
-    </w:p>
+    <w:bookmarkEnd w:id="279"/>
     <w:bookmarkEnd w:id="280"/>
     <w:bookmarkEnd w:id="281"/>
-    <w:bookmarkEnd w:id="282"/>
     <w:sectPr>
       <w:pgSz w:h="15840" w:w="12240"/>
       <w:pgMar w:bottom="1440" w:footer="720" w:gutter="0" w:header="720" w:left="1440" w:right="1440" w:top="1440"/>

--- a/paper/paper.docx
+++ b/paper/paper.docx
@@ -2084,7 +2084,7 @@
         <w:t xml:space="preserve">4</w:t>
       </w:r>
       <w:r>
-        <w:t xml:space="preserve">) assessing whether the observed statistics differ from a random distribution within each phase, and pairwise randomisation tests comparing the two phases. Within-phase, edge density does not significantly differ from random in either phase. Modularity is moderate in Aur-P1 (0.3-0.4), consistent with the restricted/broad community structure</w:t>
+        <w:t xml:space="preserve">) assessing whether the observed statistics differ from a random distribution within each phase, and pairwise randomisation tests comparing the two phases. Within-phase, Aur-P2 edge density is significantly higher than expected under random site assignment (p &lt; 0.001), while Aur-P1 edge density does not differ from the within-phase null. Aur-P1’s modularity and betweenness are likewise significantly higher than expected (p &lt; 0.001), consistent with the restricted/broad community structure</w:t>
       </w:r>
       <w:r>
         <w:t xml:space="preserve"> </w:t>
@@ -2093,7 +2093,7 @@
         <w:t xml:space="preserve">[46]</w:t>
       </w:r>
       <w:r>
-        <w:t xml:space="preserve">, and the null-benchmarked and size-normalised (Erdős–Rényi) comparisons in our Supplementary Material item</w:t>
+        <w:t xml:space="preserve">, whereas Aur-P2’s modularity and betweenness, and both phases’ component counts, do not differ from the null. The null-benchmarked and size-normalised (Erdős–Rényi) comparisons in our Supplementary Material item</w:t>
       </w:r>
       <w:r>
         <w:t xml:space="preserve"> </w:t>

--- a/paper/paper.docx
+++ b/paper/paper.docx
@@ -2906,7 +2906,7 @@
         </w:r>
       </w:hyperlink>
       <w:r>
-        <w:t xml:space="preserve">). Supporting this distinction, diversity excess (as an indicator of aggregation candidates) showed a marginally significant negative correlation with network degree (ρ = -0.35, p = 0.061), indicating that aggregation candidates are less connected rather than merely decoupled from network hubs. The correlation with betweenness was not significant (ρ = -0.18, p = 0.349). Object count was positively correlated with degree centrality (degree: ρ = 0.35, p = 0.063328), indicating that hubs tend to be among the better-sampled sites. The elevated diversity identifying aggregation candidates differed significantly between the restricted and broad-range groups (Wilcoxon W = 59, p = 0.044), so this metric does track the restricted/broad grouping.</w:t>
+        <w:t xml:space="preserve">). Supporting this distinction, diversity excess (as an indicator of aggregation candidates) showed a marginally significant negative correlation with network degree (ρ = -0.35, p = 0.061), indicating that aggregation candidates are less connected rather than merely decoupled from network hubs. The correlation with betweenness was not significant (ρ = -0.24, p = 0.205). Object count was positively correlated with degree centrality (degree: ρ = 0.35, p = 0.063328), indicating that hubs tend to be among the better-sampled sites. The elevated diversity identifying aggregation candidates differed significantly between the restricted and broad-range groups (Wilcoxon W = 59, p = 0.044), so this metric does track the restricted/broad grouping.</w:t>
       </w:r>
     </w:p>
     <w:tbl>

--- a/paper/paper.docx
+++ b/paper/paper.docx
@@ -2084,16 +2084,7 @@
         <w:t xml:space="preserve">4</w:t>
       </w:r>
       <w:r>
-        <w:t xml:space="preserve">) assessing whether the observed statistics differ from a random distribution within each phase, and pairwise randomisation tests comparing the two phases. Within-phase, Aur-P2 edge density is significantly higher than expected under random site assignment (p &lt; 0.001), while Aur-P1 edge density does not differ from the within-phase null. Aur-P1’s modularity and betweenness are likewise significantly higher than expected (p &lt; 0.001), consistent with the restricted/broad community structure</w:t>
-      </w:r>
-      <w:r>
-        <w:t xml:space="preserve"> </w:t>
-      </w:r>
-      <w:r>
-        <w:t xml:space="preserve">[46]</w:t>
-      </w:r>
-      <w:r>
-        <w:t xml:space="preserve">, whereas Aur-P2’s modularity and betweenness, and both phases’ component counts, do not differ from the null. The null-benchmarked and size-normalised (Erdős–Rényi) comparisons in our Supplementary Material item</w:t>
+        <w:t xml:space="preserve">) assessing whether the observed statistics differ from a random distribution within each phase, and pairwise randomisation tests comparing the two phases. Within-phase, none of the tested statistics — edge density, modularity (Louvain), mean betweenness, or connected components — differs significantly from its within-phase relabelling null in either phase: all observed values fall within the null 95% confidence intervals and all Benjamini–Hochberg-adjusted p-values are ≥ 0.05. The restricted/broad grouping is instead supported by the model-based and null-benchmarked community-structure analyses in our Supplementary Material item</w:t>
       </w:r>
       <w:r>
         <w:t xml:space="preserve"> </w:t>
@@ -2111,7 +2102,7 @@
         <w:t xml:space="preserve"> </w:t>
       </w:r>
       <w:r>
-        <w:t xml:space="preserve">S5.9 evaluate this structure net of network size. Pairwise permutation tests with Benjamini–Hochberg correction show that the phases do not differ significantly in any of the tested network statistics — edge density (p = 0.4404), modularity (p = 0.3018), betweenness (p = 0.6224), or component count (p = 0.5155). The Aur-P1–Aur-P2 contrast is therefore primarily one of network scale rather than a statistically distinguishable community structure.</w:t>
+        <w:t xml:space="preserve">(S5.1, S5.3, S5.9), which evaluate the observed structure net of network size. Pairwise permutation tests with Benjamini–Hochberg correction show that the phases do not differ significantly in any of the tested network statistics — edge density (p = 0.4404), modularity (p = 0.3018), betweenness (p = 0.6224), or component count (p = 0.5155). The Aur-P1–Aur-P2 contrast is therefore primarily one of network scale rather than a statistically distinguishable community structure.</w:t>
       </w:r>
     </w:p>
     <w:tbl>
@@ -2526,7 +2517,7 @@
         <w:t xml:space="preserve"> </w:t>
       </w:r>
       <w:r>
-        <w:t xml:space="preserve">[47–54]</w:t>
+        <w:t xml:space="preserve">[46–53]</w:t>
       </w:r>
       <w:r>
         <w:t xml:space="preserve">. Studies have established how variation in ornamentation and other forms of material culture can be used to communicate information about the numbers and types of social roles and statuses within groups</w:t>
@@ -2535,7 +2526,7 @@
         <w:t xml:space="preserve"> </w:t>
       </w:r>
       <w:r>
-        <w:t xml:space="preserve">[4,54–65]</w:t>
+        <w:t xml:space="preserve">[4,53–64]</w:t>
       </w:r>
       <w:r>
         <w:t xml:space="preserve">. Drawing on this work, we speculate that the broader/restricted range grouping in the geometric sign data may be consistent with variation in social structure: the broader range groups, with a higher variety of signs and more visually complex signs, plausibly indicate communities with a greater variety of formalized social roles, whereas the sites with a restricted range of signs indicate communities with fewer formalized social roles.</w:t>
@@ -2635,6 +2626,15 @@
         <w:t xml:space="preserve"> </w:t>
       </w:r>
       <w:r>
+        <w:t xml:space="preserve">[65]</w:t>
+      </w:r>
+      <w:r>
+        <w:t xml:space="preserve">;</w:t>
+      </w:r>
+      <w:r>
+        <w:t xml:space="preserve"> </w:t>
+      </w:r>
+      <w:r>
         <w:t xml:space="preserve">[66]</w:t>
       </w:r>
       <w:r>
@@ -2644,6 +2644,15 @@
         <w:t xml:space="preserve"> </w:t>
       </w:r>
       <w:r>
+        <w:t xml:space="preserve">[51]</w:t>
+      </w:r>
+      <w:r>
+        <w:t xml:space="preserve">;</w:t>
+      </w:r>
+      <w:r>
+        <w:t xml:space="preserve"> </w:t>
+      </w:r>
+      <w:r>
         <w:t xml:space="preserve">[67]</w:t>
       </w:r>
       <w:r>
@@ -2656,12 +2665,57 @@
         <w:t xml:space="preserve">[52]</w:t>
       </w:r>
       <w:r>
+        <w:t xml:space="preserve">. Non-utilitarian mobility establishes regional social networks which facilitate the spread of information and the survival of hunter-gatherers in uncertain environments</w:t>
+      </w:r>
+      <w:r>
+        <w:t xml:space="preserve"> </w:t>
+      </w:r>
+      <w:r>
+        <w:t xml:space="preserve">[68]</w:t>
+      </w:r>
+      <w:r>
         <w:t xml:space="preserve">;</w:t>
       </w:r>
       <w:r>
         <w:t xml:space="preserve"> </w:t>
       </w:r>
       <w:r>
+        <w:t xml:space="preserve">[69]</w:t>
+      </w:r>
+      <w:r>
+        <w:t xml:space="preserve">;</w:t>
+      </w:r>
+      <w:r>
+        <w:t xml:space="preserve"> </w:t>
+      </w:r>
+      <w:r>
+        <w:t xml:space="preserve">[70]</w:t>
+      </w:r>
+      <w:r>
+        <w:t xml:space="preserve">;</w:t>
+      </w:r>
+      <w:r>
+        <w:t xml:space="preserve"> </w:t>
+      </w:r>
+      <w:r>
+        <w:t xml:space="preserve">[71]</w:t>
+      </w:r>
+      <w:r>
+        <w:t xml:space="preserve">;</w:t>
+      </w:r>
+      <w:r>
+        <w:t xml:space="preserve"> </w:t>
+      </w:r>
+      <w:r>
+        <w:t xml:space="preserve">[72]</w:t>
+      </w:r>
+      <w:r>
+        <w:t xml:space="preserve">. The exchange and production of decorative items, such as objects with geometric signs, has been associated with non-utilitarian mobility and recognized as an indicator of social contact</w:t>
+      </w:r>
+      <w:r>
+        <w:t xml:space="preserve"> </w:t>
+      </w:r>
+      <w:r>
         <w:t xml:space="preserve">[68]</w:t>
       </w:r>
       <w:r>
@@ -2671,16 +2725,7 @@
         <w:t xml:space="preserve"> </w:t>
       </w:r>
       <w:r>
-        <w:t xml:space="preserve">[53]</w:t>
-      </w:r>
-      <w:r>
-        <w:t xml:space="preserve">. Non-utilitarian mobility establishes regional social networks which facilitate the spread of information and the survival of hunter-gatherers in uncertain environments</w:t>
-      </w:r>
-      <w:r>
-        <w:t xml:space="preserve"> </w:t>
-      </w:r>
-      <w:r>
-        <w:t xml:space="preserve">[69]</w:t>
+        <w:t xml:space="preserve">[73]</w:t>
       </w:r>
       <w:r>
         <w:t xml:space="preserve">;</w:t>
@@ -2689,7 +2734,7 @@
         <w:t xml:space="preserve"> </w:t>
       </w:r>
       <w:r>
-        <w:t xml:space="preserve">[70]</w:t>
+        <w:t xml:space="preserve">[74]</w:t>
       </w:r>
       <w:r>
         <w:t xml:space="preserve">;</w:t>
@@ -2698,7 +2743,7 @@
         <w:t xml:space="preserve"> </w:t>
       </w:r>
       <w:r>
-        <w:t xml:space="preserve">[71]</w:t>
+        <w:t xml:space="preserve">[75]</w:t>
       </w:r>
       <w:r>
         <w:t xml:space="preserve">;</w:t>
@@ -2707,10 +2752,36 @@
         <w:t xml:space="preserve"> </w:t>
       </w:r>
       <w:r>
-        <w:t xml:space="preserve">[72]</w:t>
-      </w:r>
-      <w:r>
-        <w:t xml:space="preserve">;</w:t>
+        <w:t xml:space="preserve">[76]</w:t>
+      </w:r>
+      <w:r>
+        <w:t xml:space="preserve">. We stress, however, that connectivity in shared sign types cannot by itself establish the direction or mechanism of contact, which our data do not measure directly.</w:t>
+      </w:r>
+    </w:p>
+    <w:p>
+      <w:pPr>
+        <w:pStyle w:val="BodyText"/>
+      </w:pPr>
+      <w:r>
+        <w:t xml:space="preserve">Non-utilitarian mobility can be divided into shorter-term information exchange and longer-term residential movement. One form of longer-term residential movement that may be related to non-utilitarian mobility are aggregation/dispersion patterns, which are a type of hunter-gatherer settlement pattern in which groups both break off in dispersed fragments and congregate in large groups, typically for subsistence or social reasons</w:t>
+      </w:r>
+      <w:r>
+        <w:t xml:space="preserve"> </w:t>
+      </w:r>
+      <w:r>
+        <w:t xml:space="preserve">[77]</w:t>
+      </w:r>
+      <w:r>
+        <w:t xml:space="preserve">. Aggregation sites are the places where those group fragments or individuals congregate. In the archaeological literature, aggregation sites are often associated with high degrees of social connectivity and identified by indicators including proximity to certain environmental resources and a more diverse artifact assemblage</w:t>
+      </w:r>
+      <w:r>
+        <w:t xml:space="preserve"> </w:t>
+      </w:r>
+      <w:r>
+        <w:t xml:space="preserve">[77]</w:t>
+      </w:r>
+      <w:r>
+        <w:t xml:space="preserve">, including, in some cases, decorative objects</w:t>
       </w:r>
       <w:r>
         <w:t xml:space="preserve"> </w:t>
@@ -2719,52 +2790,30 @@
         <w:t xml:space="preserve">[73]</w:t>
       </w:r>
       <w:r>
-        <w:t xml:space="preserve">. The exchange and production of decorative items, such as objects with geometric signs, has been associated with non-utilitarian mobility and recognized as an indicator of social contact</w:t>
-      </w:r>
-      <w:r>
-        <w:t xml:space="preserve"> </w:t>
-      </w:r>
-      <w:r>
-        <w:t xml:space="preserve">[69]</w:t>
-      </w:r>
-      <w:r>
-        <w:t xml:space="preserve">;</w:t>
-      </w:r>
-      <w:r>
-        <w:t xml:space="preserve"> </w:t>
-      </w:r>
-      <w:r>
-        <w:t xml:space="preserve">[74]</w:t>
-      </w:r>
-      <w:r>
-        <w:t xml:space="preserve">;</w:t>
-      </w:r>
-      <w:r>
-        <w:t xml:space="preserve"> </w:t>
-      </w:r>
-      <w:r>
-        <w:t xml:space="preserve">[75]</w:t>
-      </w:r>
-      <w:r>
-        <w:t xml:space="preserve">;</w:t>
-      </w:r>
-      <w:r>
-        <w:t xml:space="preserve"> </w:t>
-      </w:r>
-      <w:r>
-        <w:t xml:space="preserve">[76]</w:t>
-      </w:r>
-      <w:r>
-        <w:t xml:space="preserve">;</w:t>
-      </w:r>
-      <w:r>
-        <w:t xml:space="preserve"> </w:t>
-      </w:r>
-      <w:r>
-        <w:t xml:space="preserve">[77]</w:t>
-      </w:r>
-      <w:r>
-        <w:t xml:space="preserve">. We stress, however, that connectivity in shared sign types cannot by itself establish the direction or mechanism of contact, which our data do not measure directly.</w:t>
+        <w:t xml:space="preserve">; of these indicators, only assemblage diversity is testable in our data, which we evaluate below. Notably, our results complicate the association between aggregation and high connectivity: the sites we identify as aggregation candidates on the basis of elevated sign diversity are, with one exception, not the highly connected hubs in</w:t>
+      </w:r>
+      <w:r>
+        <w:t xml:space="preserve"> </w:t>
+      </w:r>
+      <w:hyperlink w:anchor="fig-neighbor-net">
+        <w:r>
+          <w:rPr>
+            <w:rStyle w:val="Hyperlink"/>
+          </w:rPr>
+          <w:t xml:space="preserve">Figure 3</w:t>
+        </w:r>
+      </w:hyperlink>
+      <w:r>
+        <w:t xml:space="preserve">. This is consistent with a decoupling between aggregation contexts and long-distance cultural connectivity, which we discuss further below. Previous studies have also identified evidence of aggregation/dispersion patterns among the early modern humans of the Upper Palaeolithic</w:t>
+      </w:r>
+      <w:r>
+        <w:t xml:space="preserve"> </w:t>
+      </w:r>
+      <w:r>
+        <w:t xml:space="preserve">[2,78–84]</w:t>
+      </w:r>
+      <w:r>
+        <w:t xml:space="preserve">.</w:t>
       </w:r>
     </w:p>
     <w:p>
@@ -2772,64 +2821,6 @@
         <w:pStyle w:val="BodyText"/>
       </w:pPr>
       <w:r>
-        <w:t xml:space="preserve">Non-utilitarian mobility can be divided into shorter-term information exchange and longer-term residential movement. One form of longer-term residential movement that may be related to non-utilitarian mobility are aggregation/dispersion patterns, which are a type of hunter-gatherer settlement pattern in which groups both break off in dispersed fragments and congregate in large groups, typically for subsistence or social reasons</w:t>
-      </w:r>
-      <w:r>
-        <w:t xml:space="preserve"> </w:t>
-      </w:r>
-      <w:r>
-        <w:t xml:space="preserve">[78]</w:t>
-      </w:r>
-      <w:r>
-        <w:t xml:space="preserve">. Aggregation sites are the places where those group fragments or individuals congregate. In the archaeological literature, aggregation sites are often associated with high degrees of social connectivity and identified by indicators including proximity to certain environmental resources and a more diverse artifact assemblage</w:t>
-      </w:r>
-      <w:r>
-        <w:t xml:space="preserve"> </w:t>
-      </w:r>
-      <w:r>
-        <w:t xml:space="preserve">[78]</w:t>
-      </w:r>
-      <w:r>
-        <w:t xml:space="preserve">, including, in some cases, decorative objects</w:t>
-      </w:r>
-      <w:r>
-        <w:t xml:space="preserve"> </w:t>
-      </w:r>
-      <w:r>
-        <w:t xml:space="preserve">[74]</w:t>
-      </w:r>
-      <w:r>
-        <w:t xml:space="preserve">; of these indicators, only assemblage diversity is testable in our data, which we evaluate below. Notably, our results complicate the association between aggregation and high connectivity: the sites we identify as aggregation candidates on the basis of elevated sign diversity are, with one exception, not the highly connected hubs in</w:t>
-      </w:r>
-      <w:r>
-        <w:t xml:space="preserve"> </w:t>
-      </w:r>
-      <w:hyperlink w:anchor="fig-neighbor-net">
-        <w:r>
-          <w:rPr>
-            <w:rStyle w:val="Hyperlink"/>
-          </w:rPr>
-          <w:t xml:space="preserve">Figure 3</w:t>
-        </w:r>
-      </w:hyperlink>
-      <w:r>
-        <w:t xml:space="preserve">. This is consistent with a decoupling between aggregation contexts and long-distance cultural connectivity, which we discuss further below. Previous studies have also identified evidence of aggregation/dispersion patterns among the early modern humans of the Upper Palaeolithic</w:t>
-      </w:r>
-      <w:r>
-        <w:t xml:space="preserve"> </w:t>
-      </w:r>
-      <w:r>
-        <w:t xml:space="preserve">[2,79–85]</w:t>
-      </w:r>
-      <w:r>
-        <w:t xml:space="preserve">.</w:t>
-      </w:r>
-    </w:p>
-    <w:p>
-      <w:pPr>
-        <w:pStyle w:val="BodyText"/>
-      </w:pPr>
-      <w:r>
         <w:t xml:space="preserve">One way to potentially identify aggregation sites is by measuring sign diversity. Sites with a higher than expected sign diversity index may represent diverse groups coming together at a single location. However, a limitation of this approach is that while higher diversity may reflect aggregation, it may also result from sample size, recovery history, research intensity, preservation, and site function.</w:t>
       </w:r>
       <w:r>
@@ -2853,7 +2844,7 @@
         <w:t xml:space="preserve"> </w:t>
       </w:r>
       <w:r>
-        <w:t xml:space="preserve">[86,87]</w:t>
+        <w:t xml:space="preserve">[85,86]</w:t>
       </w:r>
       <w:r>
         <w:t xml:space="preserve">. The sign-type pool — the number of distinct geometric signs recovered in each phase — was 26 in Aur-P1 and 15 in Aur-P2.</w:t>
@@ -3032,7 +3023,7 @@
         <w:t xml:space="preserve"> </w:t>
       </w:r>
       <w:r>
-        <w:t xml:space="preserve">[88]</w:t>
+        <w:t xml:space="preserve">[87]</w:t>
       </w:r>
       <w:r>
         <w:t xml:space="preserve">. This was followed by rapid expansion from 43.25–41 ka BP, with the maximum extent of early Aurignacian (Aur-P1) settlement being reached around 41 ka BP (</w:t>
@@ -3047,7 +3038,7 @@
         <w:t xml:space="preserve"> </w:t>
       </w:r>
       <w:r>
-        <w:t xml:space="preserve">[89–97]</w:t>
+        <w:t xml:space="preserve">[88–96]</w:t>
       </w:r>
       <w:r>
         <w:t xml:space="preserve">. Quantitative demographic reconstructions suggest that western and central European Aurignacian populations numbered approximately 1500 individuals</w:t>
@@ -3142,7 +3133,7 @@
         <w:t xml:space="preserve"> </w:t>
       </w:r>
       <w:r>
-        <w:t xml:space="preserve">[88]</w:t>
+        <w:t xml:space="preserve">[87]</w:t>
       </w:r>
       <w:r>
         <w:t xml:space="preserve"> </w:t>
@@ -3263,7 +3254,7 @@
         <w:t xml:space="preserve"> </w:t>
       </w:r>
       <w:r>
-        <w:t xml:space="preserve">[98]</w:t>
+        <w:t xml:space="preserve">[97]</w:t>
       </w:r>
       <w:r>
         <w:t xml:space="preserve">, who used Approximate Bayesian Computation to simulate and compare Aurignacian personal ornament distribution as a result of structured ethnic identity versus as a result of cultural identity by-descent with modification and isolation-by-distance. Their results show the latter was best supported by the data. Cultural identity by-descent with modification is defined as group difference generated by unconscious cultural mutation and drift, and largely influenced by spatial proximity to other groups. These results from</w:t>
@@ -3272,7 +3263,7 @@
         <w:t xml:space="preserve"> </w:t>
       </w:r>
       <w:r>
-        <w:t xml:space="preserve">[98]</w:t>
+        <w:t xml:space="preserve">[97]</w:t>
       </w:r>
       <w:r>
         <w:t xml:space="preserve"> </w:t>
@@ -3304,7 +3295,7 @@
         <w:t xml:space="preserve"> </w:t>
       </w:r>
       <w:r>
-        <w:t xml:space="preserve">[99–101]</w:t>
+        <w:t xml:space="preserve">[98–100]</w:t>
       </w:r>
       <w:r>
         <w:t xml:space="preserve">. Smaller populations are predicted to experience greater drift and reduced capacity to maintain complex cultural repertoires</w:t>
@@ -3313,7 +3304,7 @@
         <w:t xml:space="preserve"> </w:t>
       </w:r>
       <w:r>
-        <w:t xml:space="preserve">[102]</w:t>
+        <w:t xml:space="preserve">[101]</w:t>
       </w:r>
       <w:r>
         <w:t xml:space="preserve">, which is consistent with our observation that the sign-type pool is larger in the Aur-P1 phase (26 types) than in the Aur-P2 phase (15 types). Network structure also shapes cultural information flow: highly connected networks with hub structures facilitate rapid transmission and reduce drift</w:t>
@@ -3322,7 +3313,7 @@
         <w:t xml:space="preserve"> </w:t>
       </w:r>
       <w:r>
-        <w:t xml:space="preserve">[103,104]</w:t>
+        <w:t xml:space="preserve">[102,103]</w:t>
       </w:r>
       <w:r>
         <w:t xml:space="preserve">, while more clustered networks promote localised conformist transmission and differentiation within subgroups</w:t>
@@ -3331,7 +3322,7 @@
         <w:t xml:space="preserve"> </w:t>
       </w:r>
       <w:r>
-        <w:t xml:space="preserve">[105]</w:t>
+        <w:t xml:space="preserve">[104]</w:t>
       </w:r>
       <w:r>
         <w:t xml:space="preserve">. Our Aur-P1 network, with the higher mean degree (7.5°) and hub structure centred on key sites, would be expected to show efficient sign-type transmission — consistent with the wide geographic spread of common signs. Aur-P2 shows higher relative edge density but a lower mean degree (4.2°) and no significant geographic signal (Mantel R = -0.299, p = 0.933), suggesting more localised interactions. The reduced connectivity in Aur-P2 relative to Aur-P1 may reflect population consolidation and more localised social structures. However, the lack of significant geographic structure in either phase contradicts simple isolation-by-distance models</w:t>
@@ -3340,7 +3331,7 @@
         <w:t xml:space="preserve"> </w:t>
       </w:r>
       <w:r>
-        <w:t xml:space="preserve">[102,106]</w:t>
+        <w:t xml:space="preserve">[101,105]</w:t>
       </w:r>
       <w:r>
         <w:t xml:space="preserve">, suggesting sign transmission may have operated through channels such as ritual gatherings or ceremonial exchange rather than routine mobility alone. These interpretations are speculative: network structure reflects sign-sharing patterns, not direct evidence of social organisation, and simpler sign types may reflect independent invention or functional constraints rather than social transmission.</w:t>
@@ -3393,13 +3384,25 @@
         <w:t xml:space="preserve"> </w:t>
       </w:r>
       <w:r>
+        <w:t xml:space="preserve">[106]</w:t>
+      </w:r>
+      <w:r>
+        <w:t xml:space="preserve"> </w:t>
+      </w:r>
+      <w:r>
+        <w:t xml:space="preserve">(sign sequences having protocuneiform-like information density, suggesting notational function) and</w:t>
+      </w:r>
+      <w:r>
+        <w:t xml:space="preserve"> </w:t>
+      </w:r>
+      <w:r>
         <w:t xml:space="preserve">[107]</w:t>
       </w:r>
       <w:r>
         <w:t xml:space="preserve"> </w:t>
       </w:r>
       <w:r>
-        <w:t xml:space="preserve">(sign sequences having protocuneiform-like information density, suggesting notational function) and</w:t>
+        <w:t xml:space="preserve">(some signs recording seasonal prey information). However, both hypotheses are contested:</w:t>
       </w:r>
       <w:r>
         <w:t xml:space="preserve"> </w:t>
@@ -3411,7 +3414,7 @@
         <w:t xml:space="preserve"> </w:t>
       </w:r>
       <w:r>
-        <w:t xml:space="preserve">(some signs recording seasonal prey information). However, both hypotheses are contested:</w:t>
+        <w:t xml:space="preserve">note methodological issues in Bentz &amp; Dutkiewicz;</w:t>
       </w:r>
       <w:r>
         <w:t xml:space="preserve"> </w:t>
@@ -3423,7 +3426,7 @@
         <w:t xml:space="preserve"> </w:t>
       </w:r>
       <w:r>
-        <w:t xml:space="preserve">note methodological issues in Bentz &amp; Dutkiewicz;</w:t>
+        <w:t xml:space="preserve">and</w:t>
       </w:r>
       <w:r>
         <w:t xml:space="preserve"> </w:t>
@@ -3435,25 +3438,13 @@
         <w:t xml:space="preserve"> </w:t>
       </w:r>
       <w:r>
-        <w:t xml:space="preserve">and</w:t>
+        <w:t xml:space="preserve">argue the lunar calendar hypothesis is untestable, circular, and selectively uses data;</w:t>
       </w:r>
       <w:r>
         <w:t xml:space="preserve"> </w:t>
       </w:r>
       <w:r>
         <w:t xml:space="preserve">[111]</w:t>
-      </w:r>
-      <w:r>
-        <w:t xml:space="preserve"> </w:t>
-      </w:r>
-      <w:r>
-        <w:t xml:space="preserve">argue the lunar calendar hypothesis is untestable, circular, and selectively uses data;</w:t>
-      </w:r>
-      <w:r>
-        <w:t xml:space="preserve"> </w:t>
-      </w:r>
-      <w:r>
-        <w:t xml:space="preserve">[112]</w:t>
       </w:r>
       <w:r>
         <w:t xml:space="preserve"> </w:t>
@@ -3484,7 +3475,7 @@
         <w:t xml:space="preserve"> </w:t>
       </w:r>
       <w:r>
-        <w:t xml:space="preserve">[3,80,113–116]</w:t>
+        <w:t xml:space="preserve">[3,79,112–115]</w:t>
       </w:r>
       <w:r>
         <w:t xml:space="preserve"> </w:t>
@@ -3496,7 +3487,7 @@
         <w:t xml:space="preserve"> </w:t>
       </w:r>
       <w:r>
-        <w:t xml:space="preserve">[2,73,117–121]</w:t>
+        <w:t xml:space="preserve">[2,72,116–120]</w:t>
       </w:r>
       <w:r>
         <w:t xml:space="preserve">. Within a two-phase (Aur-P1/Aur-P2) framework grounded in specialist technological attributions, we find a robust restricted/broad two-group structure in geometric-sign use in the early phase (Aur-P1) that survives bootstrap resampling and independent model-based validation, and that is not explained by geographic distance. The two phases do not differ significantly in any tested network statistic (edge density, modularity, betweenness, or component count), and neither phase shows a significant isolation-by-distance signal; the Mantel relationship does not differ between phases. These results shift the interpretation of Aurignacian sign distribution away from a simple densest-network narrative toward a comparative account of how the two phases are structured and connected. We attempted to rectify the low temporal resolution that tends to affect network analysis results when analyzing older, more time-averaged data sets</w:t>
@@ -3505,52 +3496,99 @@
         <w:t xml:space="preserve"> </w:t>
       </w:r>
       <w:r>
+        <w:t xml:space="preserve">[121]</w:t>
+      </w:r>
+      <w:r>
+        <w:t xml:space="preserve"> </w:t>
+      </w:r>
+      <w:r>
+        <w:t xml:space="preserve">by working with two internally coherent phases. Additionally, by comparing the phases rather than assuming a single trajectory, we are able to see social networks as fluid and dynamic, rather than static and bounded</w:t>
+      </w:r>
+      <w:r>
+        <w:t xml:space="preserve"> </w:t>
+      </w:r>
+      <w:r>
+        <w:t xml:space="preserve">[78]</w:t>
+      </w:r>
+      <w:r>
+        <w:t xml:space="preserve">. Our results do not support the conclusions drawn in</w:t>
+      </w:r>
+      <w:r>
+        <w:t xml:space="preserve"> </w:t>
+      </w:r>
+      <w:r>
+        <w:t xml:space="preserve">[6]</w:t>
+      </w:r>
+      <w:r>
+        <w:t xml:space="preserve">, where Aurignacian artwork is found to be a symbolic marker of structured ethnic identity, but are supported by</w:t>
+      </w:r>
+      <w:r>
+        <w:t xml:space="preserve"> </w:t>
+      </w:r>
+      <w:r>
+        <w:t xml:space="preserve">[97]</w:t>
+      </w:r>
+      <w:r>
+        <w:t xml:space="preserve">, which utilizes the same data as</w:t>
+      </w:r>
+      <w:r>
+        <w:t xml:space="preserve"> </w:t>
+      </w:r>
+      <w:r>
+        <w:t xml:space="preserve">[6]</w:t>
+      </w:r>
+      <w:r>
+        <w:t xml:space="preserve"> </w:t>
+      </w:r>
+      <w:r>
+        <w:t xml:space="preserve">to conclude that cultural identity by-descent with modification is a more likely explanation for the distribution of Aurignacian ornaments.</w:t>
+      </w:r>
+    </w:p>
+    <w:p>
+      <w:pPr>
+        <w:pStyle w:val="BodyText"/>
+      </w:pPr>
+      <w:r>
+        <w:t xml:space="preserve">One limitation is the potential ambiguity that arises with some of the sign types. While</w:t>
+      </w:r>
+      <w:r>
+        <w:t xml:space="preserve"> </w:t>
+      </w:r>
+      <w:r>
         <w:t xml:space="preserve">[122]</w:t>
       </w:r>
       <w:r>
         <w:t xml:space="preserve"> </w:t>
       </w:r>
       <w:r>
-        <w:t xml:space="preserve">by working with two internally coherent phases. Additionally, by comparing the phases rather than assuming a single trajectory, we are able to see social networks as fluid and dynamic, rather than static and bounded</w:t>
-      </w:r>
-      <w:r>
-        <w:t xml:space="preserve"> </w:t>
-      </w:r>
-      <w:r>
-        <w:t xml:space="preserve">[79]</w:t>
-      </w:r>
-      <w:r>
-        <w:t xml:space="preserve">. Our results do not support the conclusions drawn in</w:t>
-      </w:r>
-      <w:r>
-        <w:t xml:space="preserve"> </w:t>
-      </w:r>
-      <w:r>
-        <w:t xml:space="preserve">[6]</w:t>
-      </w:r>
-      <w:r>
-        <w:t xml:space="preserve">, where Aurignacian artwork is found to be a symbolic marker of structured ethnic identity, but are supported by</w:t>
-      </w:r>
-      <w:r>
-        <w:t xml:space="preserve"> </w:t>
-      </w:r>
-      <w:r>
-        <w:t xml:space="preserve">[98]</w:t>
-      </w:r>
-      <w:r>
-        <w:t xml:space="preserve">, which utilizes the same data as</w:t>
-      </w:r>
-      <w:r>
-        <w:t xml:space="preserve"> </w:t>
-      </w:r>
-      <w:r>
-        <w:t xml:space="preserve">[6]</w:t>
-      </w:r>
-      <w:r>
-        <w:t xml:space="preserve"> </w:t>
-      </w:r>
-      <w:r>
-        <w:t xml:space="preserve">to conclude that cultural identity by-descent with modification is a more likely explanation for the distribution of Aurignacian ornaments.</w:t>
+        <w:t xml:space="preserve">argues in favor of Aurignacian geometric signs as symbolic expression, potential ambiguity still remains over whether function is consistent across all sign type occurrences, particularly in regards to the simpler sign types composed from fewer elements. We included the more ambiguous sign types because similar sign occurrence may still serve as evidence of cultural connectivity regardless of function, even if it is random copying</w:t>
+      </w:r>
+      <w:r>
+        <w:t xml:space="preserve"> </w:t>
+      </w:r>
+      <w:r>
+        <w:t xml:space="preserve">[123]</w:t>
+      </w:r>
+      <w:r>
+        <w:t xml:space="preserve">, and additionally, greater quantities of included sign types serve to establish stronger connections</w:t>
+      </w:r>
+      <w:r>
+        <w:t xml:space="preserve"> </w:t>
+      </w:r>
+      <w:r>
+        <w:t xml:space="preserve">[121]</w:t>
+      </w:r>
+      <w:r>
+        <w:t xml:space="preserve">. This ambiguity may be addressed in the future through the usage of the data recently released in SignBase 2.0 covering sites in Germany, which contains more detailed information on the specific order and patterns in which signs occurred on individual objects</w:t>
+      </w:r>
+      <w:r>
+        <w:t xml:space="preserve"> </w:t>
+      </w:r>
+      <w:r>
+        <w:t xml:space="preserve">[106]</w:t>
+      </w:r>
+      <w:r>
+        <w:t xml:space="preserve">.</w:t>
       </w:r>
     </w:p>
     <w:p>
@@ -3558,19 +3596,7 @@
         <w:pStyle w:val="BodyText"/>
       </w:pPr>
       <w:r>
-        <w:t xml:space="preserve">One limitation is the potential ambiguity that arises with some of the sign types. While</w:t>
-      </w:r>
-      <w:r>
-        <w:t xml:space="preserve"> </w:t>
-      </w:r>
-      <w:r>
-        <w:t xml:space="preserve">[123]</w:t>
-      </w:r>
-      <w:r>
-        <w:t xml:space="preserve"> </w:t>
-      </w:r>
-      <w:r>
-        <w:t xml:space="preserve">argues in favor of Aurignacian geometric signs as symbolic expression, potential ambiguity still remains over whether function is consistent across all sign type occurrences, particularly in regards to the simpler sign types composed from fewer elements. We included the more ambiguous sign types because similar sign occurrence may still serve as evidence of cultural connectivity regardless of function, even if it is random copying</w:t>
+        <w:t xml:space="preserve">A further limitation concerns the effects of time-averaging on our network reconstructions.</w:t>
       </w:r>
       <w:r>
         <w:t xml:space="preserve"> </w:t>
@@ -3579,41 +3605,6 @@
         <w:t xml:space="preserve">[124]</w:t>
       </w:r>
       <w:r>
-        <w:t xml:space="preserve">, and additionally, greater quantities of included sign types serve to establish stronger connections</w:t>
-      </w:r>
-      <w:r>
-        <w:t xml:space="preserve"> </w:t>
-      </w:r>
-      <w:r>
-        <w:t xml:space="preserve">[122]</w:t>
-      </w:r>
-      <w:r>
-        <w:t xml:space="preserve">. This ambiguity may be addressed in the future through the usage of the data recently released in SignBase 2.0 covering sites in Germany, which contains more detailed information on the specific order and patterns in which signs occurred on individual objects</w:t>
-      </w:r>
-      <w:r>
-        <w:t xml:space="preserve"> </w:t>
-      </w:r>
-      <w:r>
-        <w:t xml:space="preserve">[107]</w:t>
-      </w:r>
-      <w:r>
-        <w:t xml:space="preserve">.</w:t>
-      </w:r>
-    </w:p>
-    <w:p>
-      <w:pPr>
-        <w:pStyle w:val="BodyText"/>
-      </w:pPr>
-      <w:r>
-        <w:t xml:space="preserve">A further limitation concerns the effects of time-averaging on our network reconstructions.</w:t>
-      </w:r>
-      <w:r>
-        <w:t xml:space="preserve"> </w:t>
-      </w:r>
-      <w:r>
-        <w:t xml:space="preserve">[125]</w:t>
-      </w:r>
-      <w:r>
         <w:t xml:space="preserve"> </w:t>
       </w:r>
       <w:r>
@@ -3623,7 +3614,7 @@
         <w:t xml:space="preserve"> </w:t>
       </w:r>
       <w:r>
-        <w:t xml:space="preserve">[68]</w:t>
+        <w:t xml:space="preserve">[67]</w:t>
       </w:r>
       <w:r>
         <w:t xml:space="preserve"> </w:t>
@@ -3745,14 +3736,14 @@
         <w:t xml:space="preserve"> </w:t>
       </w:r>
       <w:r>
-        <w:t xml:space="preserve">[126,127]</w:t>
+        <w:t xml:space="preserve">[125,126]</w:t>
       </w:r>
       <w:r>
         <w:t xml:space="preserve">.</w:t>
       </w:r>
     </w:p>
     <w:bookmarkEnd w:id="61"/>
-    <w:bookmarkStart w:id="281" w:name="references"/>
+    <w:bookmarkStart w:id="280" w:name="references"/>
     <w:p>
       <w:pPr>
         <w:pStyle w:val="Heading1"/>
@@ -3761,7 +3752,7 @@
         <w:t xml:space="preserve">References</w:t>
       </w:r>
     </w:p>
-    <w:bookmarkStart w:id="280" w:name="refs"/>
+    <w:bookmarkStart w:id="279" w:name="refs"/>
     <w:bookmarkStart w:id="63" w:name="ref-Boyd_Silk_2020"/>
     <w:p>
       <w:pPr>
@@ -5960,7 +5951,7 @@
       </w:r>
     </w:p>
     <w:bookmarkEnd w:id="143"/>
-    <w:bookmarkStart w:id="144" w:name="ref-newman2004finding"/>
+    <w:bookmarkStart w:id="145" w:name="ref-Finlayson_Warren_2017"/>
     <w:p>
       <w:pPr>
         <w:pStyle w:val="Bibliography"/>
@@ -5975,11 +5966,25 @@
         <w:t xml:space="preserve">	</w:t>
       </w:r>
       <w:r>
-        <w:t xml:space="preserve">Newman ME, Girvan M. Finding and evaluating community structure in networks. Physical Review E 2004;69:026113.</w:t>
-      </w:r>
-    </w:p>
-    <w:bookmarkEnd w:id="144"/>
-    <w:bookmarkStart w:id="146" w:name="ref-Finlayson_Warren_2017"/>
+        <w:t xml:space="preserve">Finlayson B, Warren G.</w:t>
+      </w:r>
+      <w:r>
+        <w:t xml:space="preserve"> </w:t>
+      </w:r>
+      <w:hyperlink r:id="rId144">
+        <w:r>
+          <w:rPr>
+            <w:rStyle w:val="Hyperlink"/>
+          </w:rPr>
+          <w:t xml:space="preserve">The diversity of hunter-gatherer pasts: An introduction</w:t>
+        </w:r>
+      </w:hyperlink>
+      <w:r>
+        <w:t xml:space="preserve">. In: Finlayson B, Warren G, editors. The diversity of hunter gatherer pasts. 1st ed., Oxbow Books; 2017, p. 1–14.</w:t>
+      </w:r>
+    </w:p>
+    <w:bookmarkEnd w:id="145"/>
+    <w:bookmarkStart w:id="147" w:name="ref-Riches_1995"/>
     <w:p>
       <w:pPr>
         <w:pStyle w:val="Bibliography"/>
@@ -5994,25 +5999,25 @@
         <w:t xml:space="preserve">	</w:t>
       </w:r>
       <w:r>
-        <w:t xml:space="preserve">Finlayson B, Warren G.</w:t>
-      </w:r>
-      <w:r>
-        <w:t xml:space="preserve"> </w:t>
-      </w:r>
-      <w:hyperlink r:id="rId145">
-        <w:r>
-          <w:rPr>
-            <w:rStyle w:val="Hyperlink"/>
-          </w:rPr>
-          <w:t xml:space="preserve">The diversity of hunter-gatherer pasts: An introduction</w:t>
-        </w:r>
-      </w:hyperlink>
-      <w:r>
-        <w:t xml:space="preserve">. In: Finlayson B, Warren G, editors. The diversity of hunter gatherer pasts. 1st ed., Oxbow Books; 2017, p. 1–14.</w:t>
-      </w:r>
-    </w:p>
-    <w:bookmarkEnd w:id="146"/>
-    <w:bookmarkStart w:id="148" w:name="ref-Riches_1995"/>
+        <w:t xml:space="preserve">Riches D. Hunter-gatherer structural transformations. The Journal of the Royal Anthropological Institute 1995;1:679–701.</w:t>
+      </w:r>
+      <w:r>
+        <w:t xml:space="preserve"> </w:t>
+      </w:r>
+      <w:hyperlink r:id="rId146">
+        <w:r>
+          <w:rPr>
+            <w:rStyle w:val="Hyperlink"/>
+          </w:rPr>
+          <w:t xml:space="preserve">https://doi.org/10.2307/3034956</w:t>
+        </w:r>
+      </w:hyperlink>
+      <w:r>
+        <w:t xml:space="preserve">.</w:t>
+      </w:r>
+    </w:p>
+    <w:bookmarkEnd w:id="147"/>
+    <w:bookmarkStart w:id="149" w:name="ref-Price_Brown_1985"/>
     <w:p>
       <w:pPr>
         <w:pStyle w:val="Bibliography"/>
@@ -6027,25 +6032,22 @@
         <w:t xml:space="preserve">	</w:t>
       </w:r>
       <w:r>
-        <w:t xml:space="preserve">Riches D. Hunter-gatherer structural transformations. The Journal of the Royal Anthropological Institute 1995;1:679–701.</w:t>
-      </w:r>
-      <w:r>
-        <w:t xml:space="preserve"> </w:t>
-      </w:r>
-      <w:hyperlink r:id="rId147">
-        <w:r>
-          <w:rPr>
-            <w:rStyle w:val="Hyperlink"/>
-          </w:rPr>
-          <w:t xml:space="preserve">https://doi.org/10.2307/3034956</w:t>
+        <w:t xml:space="preserve">Price TD, Brown JA. Aspects of hunter–gatherer complexity. In: Price TD, Brown JA, editors. Prehistoric hunters-gatherers, Academic Press; 1985, p. 3–20. https://doi.org/</w:t>
+      </w:r>
+      <w:hyperlink r:id="rId148">
+        <w:r>
+          <w:rPr>
+            <w:rStyle w:val="Hyperlink"/>
+          </w:rPr>
+          <w:t xml:space="preserve">https://doi.org/10.1016/B978-0-12-564750-2.50006-8</w:t>
         </w:r>
       </w:hyperlink>
       <w:r>
         <w:t xml:space="preserve">.</w:t>
       </w:r>
     </w:p>
-    <w:bookmarkEnd w:id="148"/>
-    <w:bookmarkStart w:id="150" w:name="ref-Price_Brown_1985"/>
+    <w:bookmarkEnd w:id="149"/>
+    <w:bookmarkStart w:id="151" w:name="ref-Lane_2017"/>
     <w:p>
       <w:pPr>
         <w:pStyle w:val="Bibliography"/>
@@ -6060,74 +6062,77 @@
         <w:t xml:space="preserve">	</w:t>
       </w:r>
       <w:r>
-        <w:t xml:space="preserve">Price TD, Brown JA. Aspects of hunter–gatherer complexity. In: Price TD, Brown JA, editors. Prehistoric hunters-gatherers, Academic Press; 1985, p. 3–20. https://doi.org/</w:t>
-      </w:r>
-      <w:hyperlink r:id="rId149">
-        <w:r>
-          <w:rPr>
-            <w:rStyle w:val="Hyperlink"/>
-          </w:rPr>
-          <w:t xml:space="preserve">https://doi.org/10.1016/B978-0-12-564750-2.50006-8</w:t>
+        <w:t xml:space="preserve">Lane PJ.</w:t>
+      </w:r>
+      <w:r>
+        <w:t xml:space="preserve"> </w:t>
+      </w:r>
+      <w:hyperlink r:id="rId150">
+        <w:r>
+          <w:rPr>
+            <w:rStyle w:val="Hyperlink"/>
+          </w:rPr>
+          <w:t xml:space="preserve">Archaeological dimensions of past and present hunter-fisher-gatherer diversity</w:t>
+        </w:r>
+      </w:hyperlink>
+      <w:r>
+        <w:t xml:space="preserve">. In: Finlayson B, Warren G, editors. The diversity of hunter gatherer pasts. 1st ed., Oxbow Books; 2017, p. 185–96.</w:t>
+      </w:r>
+    </w:p>
+    <w:bookmarkEnd w:id="151"/>
+    <w:bookmarkStart w:id="152" w:name="ref-Pate_2006"/>
+    <w:p>
+      <w:pPr>
+        <w:pStyle w:val="Bibliography"/>
+      </w:pPr>
+      <w:r>
+        <w:t xml:space="preserve">[50]</w:t>
+      </w:r>
+      <w:r>
+        <w:t xml:space="preserve"> </w:t>
+      </w:r>
+      <w:r>
+        <w:t xml:space="preserve">	</w:t>
+      </w:r>
+      <w:r>
+        <w:t xml:space="preserve">Pate F. Hunter-gatherer social complexity at roonka flat, south australia. The social archaeology of australian indigenous societies, Aboriginal Studies Press; 2006, p. 226–41.</w:t>
+      </w:r>
+    </w:p>
+    <w:bookmarkEnd w:id="152"/>
+    <w:bookmarkStart w:id="154" w:name="ref-Johnson_2014"/>
+    <w:p>
+      <w:pPr>
+        <w:pStyle w:val="Bibliography"/>
+      </w:pPr>
+      <w:r>
+        <w:t xml:space="preserve">[51]</w:t>
+      </w:r>
+      <w:r>
+        <w:t xml:space="preserve"> </w:t>
+      </w:r>
+      <w:r>
+        <w:t xml:space="preserve">	</w:t>
+      </w:r>
+      <w:r>
+        <w:t xml:space="preserve">Johnson AL. Exploring adaptive variation among hunter-gatherers with binford’s frames of reference. Journal of Archaeological Research 2014;22:1–42.</w:t>
+      </w:r>
+      <w:r>
+        <w:t xml:space="preserve"> </w:t>
+      </w:r>
+      <w:hyperlink r:id="rId153">
+        <w:r>
+          <w:rPr>
+            <w:rStyle w:val="Hyperlink"/>
+          </w:rPr>
+          <w:t xml:space="preserve">https://doi.org/10.1007/s10814-013-9068-y</w:t>
         </w:r>
       </w:hyperlink>
       <w:r>
         <w:t xml:space="preserve">.</w:t>
       </w:r>
     </w:p>
-    <w:bookmarkEnd w:id="150"/>
-    <w:bookmarkStart w:id="152" w:name="ref-Lane_2017"/>
-    <w:p>
-      <w:pPr>
-        <w:pStyle w:val="Bibliography"/>
-      </w:pPr>
-      <w:r>
-        <w:t xml:space="preserve">[50]</w:t>
-      </w:r>
-      <w:r>
-        <w:t xml:space="preserve"> </w:t>
-      </w:r>
-      <w:r>
-        <w:t xml:space="preserve">	</w:t>
-      </w:r>
-      <w:r>
-        <w:t xml:space="preserve">Lane PJ.</w:t>
-      </w:r>
-      <w:r>
-        <w:t xml:space="preserve"> </w:t>
-      </w:r>
-      <w:hyperlink r:id="rId151">
-        <w:r>
-          <w:rPr>
-            <w:rStyle w:val="Hyperlink"/>
-          </w:rPr>
-          <w:t xml:space="preserve">Archaeological dimensions of past and present hunter-fisher-gatherer diversity</w:t>
-        </w:r>
-      </w:hyperlink>
-      <w:r>
-        <w:t xml:space="preserve">. In: Finlayson B, Warren G, editors. The diversity of hunter gatherer pasts. 1st ed., Oxbow Books; 2017, p. 185–96.</w:t>
-      </w:r>
-    </w:p>
-    <w:bookmarkEnd w:id="152"/>
-    <w:bookmarkStart w:id="153" w:name="ref-Pate_2006"/>
-    <w:p>
-      <w:pPr>
-        <w:pStyle w:val="Bibliography"/>
-      </w:pPr>
-      <w:r>
-        <w:t xml:space="preserve">[51]</w:t>
-      </w:r>
-      <w:r>
-        <w:t xml:space="preserve"> </w:t>
-      </w:r>
-      <w:r>
-        <w:t xml:space="preserve">	</w:t>
-      </w:r>
-      <w:r>
-        <w:t xml:space="preserve">Pate F. Hunter-gatherer social complexity at roonka flat, south australia. The social archaeology of australian indigenous societies, Aboriginal Studies Press; 2006, p. 226–41.</w:t>
-      </w:r>
-    </w:p>
-    <w:bookmarkEnd w:id="153"/>
-    <w:bookmarkStart w:id="155" w:name="ref-Johnson_2014"/>
+    <w:bookmarkEnd w:id="154"/>
+    <w:bookmarkStart w:id="156" w:name="ref-Singh_Glowacki_2022"/>
     <w:p>
       <w:pPr>
         <w:pStyle w:val="Bibliography"/>
@@ -6142,25 +6147,31 @@
         <w:t xml:space="preserve">	</w:t>
       </w:r>
       <w:r>
-        <w:t xml:space="preserve">Johnson AL. Exploring adaptive variation among hunter-gatherers with binford’s frames of reference. Journal of Archaeological Research 2014;22:1–42.</w:t>
-      </w:r>
-      <w:r>
-        <w:t xml:space="preserve"> </w:t>
-      </w:r>
-      <w:hyperlink r:id="rId154">
-        <w:r>
-          <w:rPr>
-            <w:rStyle w:val="Hyperlink"/>
-          </w:rPr>
-          <w:t xml:space="preserve">https://doi.org/10.1007/s10814-013-9068-y</w:t>
+        <w:t xml:space="preserve">Singh M, Glowacki L. Human social organization during the</w:t>
+      </w:r>
+      <w:r>
+        <w:t xml:space="preserve"> </w:t>
+      </w:r>
+      <w:r>
+        <w:t xml:space="preserve">Late Pleistocene</w:t>
+      </w:r>
+      <w:r>
+        <w:t xml:space="preserve">: Beyond the nomadic-egalitarian model. Evolution and Human Behavior 2022;43:418–31. https://doi.org/</w:t>
+      </w:r>
+      <w:hyperlink r:id="rId155">
+        <w:r>
+          <w:rPr>
+            <w:rStyle w:val="Hyperlink"/>
+          </w:rPr>
+          <w:t xml:space="preserve">https://doi.org/10.1016/j.evolhumbehav.2022.07.003</w:t>
         </w:r>
       </w:hyperlink>
       <w:r>
         <w:t xml:space="preserve">.</w:t>
       </w:r>
     </w:p>
-    <w:bookmarkEnd w:id="155"/>
-    <w:bookmarkStart w:id="157" w:name="ref-Singh_Glowacki_2022"/>
+    <w:bookmarkEnd w:id="156"/>
+    <w:bookmarkStart w:id="158" w:name="ref-Schwendler_2012"/>
     <w:p>
       <w:pPr>
         <w:pStyle w:val="Bibliography"/>
@@ -6175,7 +6186,760 @@
         <w:t xml:space="preserve">	</w:t>
       </w:r>
       <w:r>
-        <w:t xml:space="preserve">Singh M, Glowacki L. Human social organization during the</w:t>
+        <w:t xml:space="preserve">Schwendler RH. Diversity in social organization across</w:t>
+      </w:r>
+      <w:r>
+        <w:t xml:space="preserve"> </w:t>
+      </w:r>
+      <w:r>
+        <w:t xml:space="preserve">Magdalenian</w:t>
+      </w:r>
+      <w:r>
+        <w:t xml:space="preserve"> </w:t>
+      </w:r>
+      <w:r>
+        <w:t xml:space="preserve">Western Europe</w:t>
+      </w:r>
+      <w:r>
+        <w:t xml:space="preserve"> </w:t>
+      </w:r>
+      <w:r>
+        <w:t xml:space="preserve">ca. 17–12,000 BP. Quaternary International 2012;272–273:333–53. https://doi.org/</w:t>
+      </w:r>
+      <w:hyperlink r:id="rId157">
+        <w:r>
+          <w:rPr>
+            <w:rStyle w:val="Hyperlink"/>
+          </w:rPr>
+          <w:t xml:space="preserve">https://doi.org/10.1016/j.quaint.2012.03.054</w:t>
+        </w:r>
+      </w:hyperlink>
+      <w:r>
+        <w:t xml:space="preserve">.</w:t>
+      </w:r>
+    </w:p>
+    <w:bookmarkEnd w:id="158"/>
+    <w:bookmarkStart w:id="160" w:name="ref-Morwood_1987"/>
+    <w:p>
+      <w:pPr>
+        <w:pStyle w:val="Bibliography"/>
+      </w:pPr>
+      <w:r>
+        <w:t xml:space="preserve">[54]</w:t>
+      </w:r>
+      <w:r>
+        <w:t xml:space="preserve"> </w:t>
+      </w:r>
+      <w:r>
+        <w:t xml:space="preserve">	</w:t>
+      </w:r>
+      <w:r>
+        <w:t xml:space="preserve">Morwood MJ. The archaeology of social complexity in south-east queensland. Proceedings of the Prehistoric Society 1987;53:337–50.</w:t>
+      </w:r>
+      <w:r>
+        <w:t xml:space="preserve"> </w:t>
+      </w:r>
+      <w:hyperlink r:id="rId159">
+        <w:r>
+          <w:rPr>
+            <w:rStyle w:val="Hyperlink"/>
+          </w:rPr>
+          <w:t xml:space="preserve">https://doi.org/10.1017/S0079497X00006265</w:t>
+        </w:r>
+      </w:hyperlink>
+      <w:r>
+        <w:t xml:space="preserve">.</w:t>
+      </w:r>
+    </w:p>
+    <w:bookmarkEnd w:id="160"/>
+    <w:bookmarkStart w:id="162" w:name="ref-Mattson_2021"/>
+    <w:p>
+      <w:pPr>
+        <w:pStyle w:val="Bibliography"/>
+      </w:pPr>
+      <w:r>
+        <w:t xml:space="preserve">[55]</w:t>
+      </w:r>
+      <w:r>
+        <w:t xml:space="preserve"> </w:t>
+      </w:r>
+      <w:r>
+        <w:t xml:space="preserve">	</w:t>
+      </w:r>
+      <w:r>
+        <w:t xml:space="preserve">Mattson HV. Personal adornment and identity construction in archaeology: In: Mattson HV, editor. Personal adornment and the construction of identity, Oxbow Books; 2021, p. 1–24.</w:t>
+      </w:r>
+      <w:r>
+        <w:t xml:space="preserve"> </w:t>
+      </w:r>
+      <w:hyperlink r:id="rId161">
+        <w:r>
+          <w:rPr>
+            <w:rStyle w:val="Hyperlink"/>
+          </w:rPr>
+          <w:t xml:space="preserve">https://doi.org/10.2307/j.ctv24q4z2g.5</w:t>
+        </w:r>
+      </w:hyperlink>
+      <w:r>
+        <w:t xml:space="preserve">.</w:t>
+      </w:r>
+    </w:p>
+    <w:bookmarkEnd w:id="162"/>
+    <w:bookmarkStart w:id="163" w:name="ref-Larsson_2006"/>
+    <w:p>
+      <w:pPr>
+        <w:pStyle w:val="Bibliography"/>
+      </w:pPr>
+      <w:r>
+        <w:t xml:space="preserve">[56]</w:t>
+      </w:r>
+      <w:r>
+        <w:t xml:space="preserve"> </w:t>
+      </w:r>
+      <w:r>
+        <w:t xml:space="preserve">	</w:t>
+      </w:r>
+      <w:r>
+        <w:t xml:space="preserve">Larsson L. A tooth for a tooth: Tooth ornaments from the graves at the cemeteries of zvejnieki. Back to the origin: New research in the mesolithic-</w:t>
+      </w:r>
+      <w:r>
+        <w:t xml:space="preserve">Neolithic</w:t>
+      </w:r>
+      <w:r>
+        <w:t xml:space="preserve"> </w:t>
+      </w:r>
+      <w:r>
+        <w:t xml:space="preserve">zvejnieki cemetery and environment, northern latvia, vol. 52, Almqvist &amp; Wiksell International; 2006, p. 253–87.</w:t>
+      </w:r>
+    </w:p>
+    <w:bookmarkEnd w:id="163"/>
+    <w:bookmarkStart w:id="165" w:name="ref-Moore_2010"/>
+    <w:p>
+      <w:pPr>
+        <w:pStyle w:val="Bibliography"/>
+      </w:pPr>
+      <w:r>
+        <w:t xml:space="preserve">[57]</w:t>
+      </w:r>
+      <w:r>
+        <w:t xml:space="preserve"> </w:t>
+      </w:r>
+      <w:r>
+        <w:t xml:space="preserve">	</w:t>
+      </w:r>
+      <w:r>
+        <w:t xml:space="preserve">Moore CR. A macroscopic investigation of technological style and the production of middle to late archaic fishhooks at the chiggerville, read, and baker sites, western kentucky. Southeastern Archaeology 2010;29:197–221.</w:t>
+      </w:r>
+      <w:r>
+        <w:t xml:space="preserve"> </w:t>
+      </w:r>
+      <w:hyperlink r:id="rId164">
+        <w:r>
+          <w:rPr>
+            <w:rStyle w:val="Hyperlink"/>
+          </w:rPr>
+          <w:t xml:space="preserve">https://doi.org/10.1179/sea.2010.29.1.013</w:t>
+        </w:r>
+      </w:hyperlink>
+      <w:r>
+        <w:t xml:space="preserve">.</w:t>
+      </w:r>
+    </w:p>
+    <w:bookmarkEnd w:id="165"/>
+    <w:bookmarkStart w:id="167" w:name="ref-Alfonso-Durrruty_Giles_Misarti2015"/>
+    <w:p>
+      <w:pPr>
+        <w:pStyle w:val="Bibliography"/>
+      </w:pPr>
+      <w:r>
+        <w:t xml:space="preserve">[58]</w:t>
+      </w:r>
+      <w:r>
+        <w:t xml:space="preserve"> </w:t>
+      </w:r>
+      <w:r>
+        <w:t xml:space="preserve">	</w:t>
+      </w:r>
+      <w:r>
+        <w:t xml:space="preserve">Alfonso-Durrruty MP, Giles BT, Misarti N, San Roman M, Morello F. Antiquity and geographic distribution of cranial modification among the prehistoric groups of fuego-patagonia, chile. American Journal of Physical Anthropology 2015;158:607–23.</w:t>
+      </w:r>
+      <w:r>
+        <w:t xml:space="preserve"> </w:t>
+      </w:r>
+      <w:hyperlink r:id="rId166">
+        <w:r>
+          <w:rPr>
+            <w:rStyle w:val="Hyperlink"/>
+          </w:rPr>
+          <w:t xml:space="preserve">https://doi.org/10.1002/ajpa.22832</w:t>
+        </w:r>
+      </w:hyperlink>
+      <w:r>
+        <w:t xml:space="preserve">.</w:t>
+      </w:r>
+    </w:p>
+    <w:bookmarkEnd w:id="167"/>
+    <w:bookmarkStart w:id="168" w:name="ref-Vanhaeren_2005"/>
+    <w:p>
+      <w:pPr>
+        <w:pStyle w:val="Bibliography"/>
+      </w:pPr>
+      <w:r>
+        <w:t xml:space="preserve">[59]</w:t>
+      </w:r>
+      <w:r>
+        <w:t xml:space="preserve"> </w:t>
+      </w:r>
+      <w:r>
+        <w:t xml:space="preserve">	</w:t>
+      </w:r>
+      <w:r>
+        <w:t xml:space="preserve">Vanhaeren M. Speaking with beads: The evolutionary significance of personal ornaments. In: d’Errico F, Backwell L, editors. From tools to symbols: From early hominids to modern humans, Wits University Press; 2005, p. 525–54.</w:t>
+      </w:r>
+    </w:p>
+    <w:bookmarkEnd w:id="168"/>
+    <w:bookmarkStart w:id="170" w:name="ref-Conkey_1985"/>
+    <w:p>
+      <w:pPr>
+        <w:pStyle w:val="Bibliography"/>
+      </w:pPr>
+      <w:r>
+        <w:t xml:space="preserve">[60]</w:t>
+      </w:r>
+      <w:r>
+        <w:t xml:space="preserve"> </w:t>
+      </w:r>
+      <w:r>
+        <w:t xml:space="preserve">	</w:t>
+      </w:r>
+      <w:r>
+        <w:t xml:space="preserve">Conkey M. Ritual communication, social elaboration, and the variable trajectories of</w:t>
+      </w:r>
+      <w:r>
+        <w:t xml:space="preserve"> </w:t>
+      </w:r>
+      <w:r>
+        <w:t xml:space="preserve">Paleolithic</w:t>
+      </w:r>
+      <w:r>
+        <w:t xml:space="preserve"> </w:t>
+      </w:r>
+      <w:r>
+        <w:t xml:space="preserve">material culture. In: Price TD, Brown JA, editors. Prehistoric hunters-gatherers, Academic Press; 1985, p. 299–323. https://doi.org/</w:t>
+      </w:r>
+      <w:hyperlink r:id="rId169">
+        <w:r>
+          <w:rPr>
+            <w:rStyle w:val="Hyperlink"/>
+          </w:rPr>
+          <w:t xml:space="preserve">https://doi.org/10.1016/B978-0-12-564750-2.50016-0</w:t>
+        </w:r>
+      </w:hyperlink>
+      <w:r>
+        <w:t xml:space="preserve">.</w:t>
+      </w:r>
+    </w:p>
+    <w:bookmarkEnd w:id="170"/>
+    <w:bookmarkStart w:id="171" w:name="ref-Conkey_1978"/>
+    <w:p>
+      <w:pPr>
+        <w:pStyle w:val="Bibliography"/>
+      </w:pPr>
+      <w:r>
+        <w:t xml:space="preserve">[61]</w:t>
+      </w:r>
+      <w:r>
+        <w:t xml:space="preserve"> </w:t>
+      </w:r>
+      <w:r>
+        <w:t xml:space="preserve">	</w:t>
+      </w:r>
+      <w:r>
+        <w:t xml:space="preserve">Conkey M. Style and information in cultural evolution: Toward a predictive model for the</w:t>
+      </w:r>
+      <w:r>
+        <w:t xml:space="preserve"> </w:t>
+      </w:r>
+      <w:r>
+        <w:t xml:space="preserve">Paleolithic</w:t>
+      </w:r>
+      <w:r>
+        <w:t xml:space="preserve">. Social archaeology: Beyond subsistence and dating, New York: Academic Press; 1978, p. 61–85.</w:t>
+      </w:r>
+    </w:p>
+    <w:bookmarkEnd w:id="171"/>
+    <w:bookmarkStart w:id="173" w:name="ref-Tilley_1982"/>
+    <w:p>
+      <w:pPr>
+        <w:pStyle w:val="Bibliography"/>
+      </w:pPr>
+      <w:r>
+        <w:t xml:space="preserve">[62]</w:t>
+      </w:r>
+      <w:r>
+        <w:t xml:space="preserve"> </w:t>
+      </w:r>
+      <w:r>
+        <w:t xml:space="preserve">	</w:t>
+      </w:r>
+      <w:r>
+        <w:t xml:space="preserve">Tilley C. Social formation, social structures and social change. In: Hodder I, editor. Symbolic and structural archaeology, Cambridge: Cambridge University Press; 1982, p. 26–38.</w:t>
+      </w:r>
+      <w:r>
+        <w:t xml:space="preserve"> </w:t>
+      </w:r>
+      <w:hyperlink r:id="rId172">
+        <w:r>
+          <w:rPr>
+            <w:rStyle w:val="Hyperlink"/>
+          </w:rPr>
+          <w:t xml:space="preserve">https://doi.org/10.1017/CBO9780511558252.004</w:t>
+        </w:r>
+      </w:hyperlink>
+      <w:r>
+        <w:t xml:space="preserve">.</w:t>
+      </w:r>
+    </w:p>
+    <w:bookmarkEnd w:id="173"/>
+    <w:bookmarkStart w:id="175" w:name="ref-Hodder1979"/>
+    <w:p>
+      <w:pPr>
+        <w:pStyle w:val="Bibliography"/>
+      </w:pPr>
+      <w:r>
+        <w:t xml:space="preserve">[63]</w:t>
+      </w:r>
+      <w:r>
+        <w:t xml:space="preserve"> </w:t>
+      </w:r>
+      <w:r>
+        <w:t xml:space="preserve">	</w:t>
+      </w:r>
+      <w:r>
+        <w:t xml:space="preserve">Hodder I.</w:t>
+      </w:r>
+      <w:r>
+        <w:t xml:space="preserve"> </w:t>
+      </w:r>
+      <w:hyperlink r:id="rId174">
+        <w:r>
+          <w:rPr>
+            <w:rStyle w:val="Hyperlink"/>
+          </w:rPr>
+          <w:t xml:space="preserve">Economic and social stress and material culture patterning</w:t>
+        </w:r>
+      </w:hyperlink>
+      <w:r>
+        <w:t xml:space="preserve">. American Antiquity 1979;44:446–54.</w:t>
+      </w:r>
+    </w:p>
+    <w:bookmarkEnd w:id="175"/>
+    <w:bookmarkStart w:id="177" w:name="ref-Hodder1977"/>
+    <w:p>
+      <w:pPr>
+        <w:pStyle w:val="Bibliography"/>
+      </w:pPr>
+      <w:r>
+        <w:t xml:space="preserve">[64]</w:t>
+      </w:r>
+      <w:r>
+        <w:t xml:space="preserve"> </w:t>
+      </w:r>
+      <w:r>
+        <w:t xml:space="preserve">	</w:t>
+      </w:r>
+      <w:r>
+        <w:t xml:space="preserve">Hodder I.</w:t>
+      </w:r>
+      <w:r>
+        <w:t xml:space="preserve"> </w:t>
+      </w:r>
+      <w:hyperlink r:id="rId176">
+        <w:r>
+          <w:rPr>
+            <w:rStyle w:val="Hyperlink"/>
+          </w:rPr>
+          <w:t xml:space="preserve">The distribution of material culture items in the baringo district, western kenya</w:t>
+        </w:r>
+      </w:hyperlink>
+      <w:r>
+        <w:t xml:space="preserve">. Man 1977;12:239–69.</w:t>
+      </w:r>
+    </w:p>
+    <w:bookmarkEnd w:id="177"/>
+    <w:bookmarkStart w:id="178" w:name="ref-Binford_1990"/>
+    <w:p>
+      <w:pPr>
+        <w:pStyle w:val="Bibliography"/>
+      </w:pPr>
+      <w:r>
+        <w:t xml:space="preserve">[65]</w:t>
+      </w:r>
+      <w:r>
+        <w:t xml:space="preserve"> </w:t>
+      </w:r>
+      <w:r>
+        <w:t xml:space="preserve">	</w:t>
+      </w:r>
+      <w:r>
+        <w:t xml:space="preserve">Binford LR. Mobility, housing, and environment: A comparative study. Journal of Anthropological Research 1990;46:119–52.</w:t>
+      </w:r>
+    </w:p>
+    <w:bookmarkEnd w:id="178"/>
+    <w:bookmarkStart w:id="179" w:name="ref-Kelly_1983"/>
+    <w:p>
+      <w:pPr>
+        <w:pStyle w:val="Bibliography"/>
+      </w:pPr>
+      <w:r>
+        <w:t xml:space="preserve">[66]</w:t>
+      </w:r>
+      <w:r>
+        <w:t xml:space="preserve"> </w:t>
+      </w:r>
+      <w:r>
+        <w:t xml:space="preserve">	</w:t>
+      </w:r>
+      <w:r>
+        <w:t xml:space="preserve">Kelly RL. Hunter-gatherer mobility strategies. Journal of Anthropological Research 1983;39:277–306.</w:t>
+      </w:r>
+    </w:p>
+    <w:bookmarkEnd w:id="179"/>
+    <w:bookmarkStart w:id="181" w:name="ref-Padilla-Iglesias_Bischoff_2024"/>
+    <w:p>
+      <w:pPr>
+        <w:pStyle w:val="Bibliography"/>
+      </w:pPr>
+      <w:r>
+        <w:t xml:space="preserve">[67]</w:t>
+      </w:r>
+      <w:r>
+        <w:t xml:space="preserve"> </w:t>
+      </w:r>
+      <w:r>
+        <w:t xml:space="preserve">	</w:t>
+      </w:r>
+      <w:r>
+        <w:t xml:space="preserve">Padilla-Iglesias C, Bischoff RJ. Hunter-gatherer mobility patterns influence the reconstruction of social networks from archaeological assemblages. Journal of Archaeological Science: Reports 2024;59:104798. https://doi.org/</w:t>
+      </w:r>
+      <w:hyperlink r:id="rId180">
+        <w:r>
+          <w:rPr>
+            <w:rStyle w:val="Hyperlink"/>
+          </w:rPr>
+          <w:t xml:space="preserve">https://doi.org/10.1016/j.jasrep.2024.104798</w:t>
+        </w:r>
+      </w:hyperlink>
+      <w:r>
+        <w:t xml:space="preserve">.</w:t>
+      </w:r>
+    </w:p>
+    <w:bookmarkEnd w:id="181"/>
+    <w:bookmarkStart w:id="183" w:name="ref-Whallon_2006"/>
+    <w:p>
+      <w:pPr>
+        <w:pStyle w:val="Bibliography"/>
+      </w:pPr>
+      <w:r>
+        <w:t xml:space="preserve">[68]</w:t>
+      </w:r>
+      <w:r>
+        <w:t xml:space="preserve"> </w:t>
+      </w:r>
+      <w:r>
+        <w:t xml:space="preserve">	</w:t>
+      </w:r>
+      <w:r>
+        <w:t xml:space="preserve">Whallon R. Social networks and information: Non-</w:t>
+      </w:r>
+      <w:r>
+        <w:t xml:space="preserve">“utilitarian”</w:t>
+      </w:r>
+      <w:r>
+        <w:t xml:space="preserve"> </w:t>
+      </w:r>
+      <w:r>
+        <w:t xml:space="preserve">mobility among hunter-gatherers. Journal of Anthropological Archaeology 2006;25:259–70.</w:t>
+      </w:r>
+      <w:r>
+        <w:t xml:space="preserve"> </w:t>
+      </w:r>
+      <w:hyperlink r:id="rId182">
+        <w:r>
+          <w:rPr>
+            <w:rStyle w:val="Hyperlink"/>
+          </w:rPr>
+          <w:t xml:space="preserve">https://doi.org/10.1016/j.jaa.2005.11.004</w:t>
+        </w:r>
+      </w:hyperlink>
+      <w:r>
+        <w:t xml:space="preserve">.</w:t>
+      </w:r>
+    </w:p>
+    <w:bookmarkEnd w:id="183"/>
+    <w:bookmarkStart w:id="184" w:name="ref-Fitzhugh_Phillips_Gjesfeld_2011"/>
+    <w:p>
+      <w:pPr>
+        <w:pStyle w:val="Bibliography"/>
+      </w:pPr>
+      <w:r>
+        <w:t xml:space="preserve">[69]</w:t>
+      </w:r>
+      <w:r>
+        <w:t xml:space="preserve"> </w:t>
+      </w:r>
+      <w:r>
+        <w:t xml:space="preserve">	</w:t>
+      </w:r>
+      <w:r>
+        <w:t xml:space="preserve">Fitzhugh B, Phillips SC, Gjesfeld E. Modeling hunter-gatherer information networks: An archaeological case study from the kuril islands. Information and its role in hunter-gatherer bands, Cotsen Institute of Archaeology Press at UCLA; 2011, p. 89–115.</w:t>
+      </w:r>
+    </w:p>
+    <w:bookmarkEnd w:id="184"/>
+    <w:bookmarkStart w:id="186" w:name="ref-Lovis_Donahue_2011"/>
+    <w:p>
+      <w:pPr>
+        <w:pStyle w:val="Bibliography"/>
+      </w:pPr>
+      <w:r>
+        <w:t xml:space="preserve">[70]</w:t>
+      </w:r>
+      <w:r>
+        <w:t xml:space="preserve"> </w:t>
+      </w:r>
+      <w:r>
+        <w:t xml:space="preserve">	</w:t>
+      </w:r>
+      <w:r>
+        <w:t xml:space="preserve">Lovis WA, Donahue RE. Space, information and knowledge: In: WHALLON R, LOVIS WA, HITCHCOCK RK, editors. Information and its role in hunter-gatherer bands, Cotsen Institute of Archaeology Press at UCLA; 2011, p. 59–84.</w:t>
+      </w:r>
+      <w:r>
+        <w:t xml:space="preserve"> </w:t>
+      </w:r>
+      <w:hyperlink r:id="rId185">
+        <w:r>
+          <w:rPr>
+            <w:rStyle w:val="Hyperlink"/>
+          </w:rPr>
+          <w:t xml:space="preserve">https://doi.org/10.2307/j.ctvdmwwz4.7</w:t>
+        </w:r>
+      </w:hyperlink>
+      <w:r>
+        <w:t xml:space="preserve">.</w:t>
+      </w:r>
+    </w:p>
+    <w:bookmarkEnd w:id="186"/>
+    <w:bookmarkStart w:id="188" w:name="ref-Hitchcock_Ebert_2011"/>
+    <w:p>
+      <w:pPr>
+        <w:pStyle w:val="Bibliography"/>
+      </w:pPr>
+      <w:r>
+        <w:t xml:space="preserve">[71]</w:t>
+      </w:r>
+      <w:r>
+        <w:t xml:space="preserve"> </w:t>
+      </w:r>
+      <w:r>
+        <w:t xml:space="preserve">	</w:t>
+      </w:r>
+      <w:r>
+        <w:t xml:space="preserve">Hitchcock RK, Ebert JI. Where is that job? Hunter-gatherer information systems in complex social environments in the eastern kalahari desert, botswana. In: WHALLON R, LOVIS WA, HITCHCOCK RK, editors. Information and its role in hunter-gatherer bands, Cotsen Institute of Archaeology Press at UCLA; 2011, p. 133–66.</w:t>
+      </w:r>
+      <w:r>
+        <w:t xml:space="preserve"> </w:t>
+      </w:r>
+      <w:hyperlink r:id="rId187">
+        <w:r>
+          <w:rPr>
+            <w:rStyle w:val="Hyperlink"/>
+          </w:rPr>
+          <w:t xml:space="preserve">https://doi.org/10.2307/j.ctvdmwwz4.10</w:t>
+        </w:r>
+      </w:hyperlink>
+      <w:r>
+        <w:t xml:space="preserve">.</w:t>
+      </w:r>
+    </w:p>
+    <w:bookmarkEnd w:id="188"/>
+    <w:bookmarkStart w:id="190" w:name="ref-Romano_Lozano_Fern2022"/>
+    <w:p>
+      <w:pPr>
+        <w:pStyle w:val="Bibliography"/>
+      </w:pPr>
+      <w:r>
+        <w:t xml:space="preserve">[72]</w:t>
+      </w:r>
+      <w:r>
+        <w:t xml:space="preserve"> </w:t>
+      </w:r>
+      <w:r>
+        <w:t xml:space="preserve">	</w:t>
+      </w:r>
+      <w:r>
+        <w:t xml:space="preserve">Romano V, Lozano S, Fernández-López de Pablo J. Reconstructing social networks of</w:t>
+      </w:r>
+      <w:r>
+        <w:t xml:space="preserve"> </w:t>
+      </w:r>
+      <w:r>
+        <w:t xml:space="preserve">Late Glacial</w:t>
+      </w:r>
+      <w:r>
+        <w:t xml:space="preserve"> </w:t>
+      </w:r>
+      <w:r>
+        <w:t xml:space="preserve">and</w:t>
+      </w:r>
+      <w:r>
+        <w:t xml:space="preserve"> </w:t>
+      </w:r>
+      <w:r>
+        <w:t xml:space="preserve">Holocene</w:t>
+      </w:r>
+      <w:r>
+        <w:t xml:space="preserve"> </w:t>
+      </w:r>
+      <w:r>
+        <w:t xml:space="preserve">hunter–gatherers to understand cultural evolution. Philosophical Transactions of the Royal Society B 2022;377. https://doi.org/</w:t>
+      </w:r>
+      <w:hyperlink r:id="rId189">
+        <w:r>
+          <w:rPr>
+            <w:rStyle w:val="Hyperlink"/>
+          </w:rPr>
+          <w:t xml:space="preserve">https://doi.org/10.1098/rstb.2020.0318</w:t>
+        </w:r>
+      </w:hyperlink>
+      <w:r>
+        <w:t xml:space="preserve">.</w:t>
+      </w:r>
+    </w:p>
+    <w:bookmarkEnd w:id="190"/>
+    <w:bookmarkStart w:id="192" w:name="ref-Kelly_2024"/>
+    <w:p>
+      <w:pPr>
+        <w:pStyle w:val="Bibliography"/>
+      </w:pPr>
+      <w:r>
+        <w:t xml:space="preserve">[73]</w:t>
+      </w:r>
+      <w:r>
+        <w:t xml:space="preserve"> </w:t>
+      </w:r>
+      <w:r>
+        <w:t xml:space="preserve">	</w:t>
+      </w:r>
+      <w:r>
+        <w:t xml:space="preserve">Kelly P. Comparing australian message sticks and sequentially marked objects of the</w:t>
+      </w:r>
+      <w:r>
+        <w:t xml:space="preserve"> </w:t>
+      </w:r>
+      <w:r>
+        <w:t xml:space="preserve">Upper Palaeolithic</w:t>
+      </w:r>
+      <w:r>
+        <w:t xml:space="preserve">: Problems and opportunities. Topics in Cognitive Science 2024.</w:t>
+      </w:r>
+      <w:r>
+        <w:t xml:space="preserve"> </w:t>
+      </w:r>
+      <w:hyperlink r:id="rId191">
+        <w:r>
+          <w:rPr>
+            <w:rStyle w:val="Hyperlink"/>
+          </w:rPr>
+          <w:t xml:space="preserve">https://doi.org/10.1111/tops.12762</w:t>
+        </w:r>
+      </w:hyperlink>
+      <w:r>
+        <w:t xml:space="preserve">.</w:t>
+      </w:r>
+    </w:p>
+    <w:bookmarkEnd w:id="192"/>
+    <w:bookmarkStart w:id="194" w:name="ref-Kinahan_2013"/>
+    <w:p>
+      <w:pPr>
+        <w:pStyle w:val="Bibliography"/>
+      </w:pPr>
+      <w:r>
+        <w:t xml:space="preserve">[74]</w:t>
+      </w:r>
+      <w:r>
+        <w:t xml:space="preserve"> </w:t>
+      </w:r>
+      <w:r>
+        <w:t xml:space="preserve">	</w:t>
+      </w:r>
+      <w:r>
+        <w:t xml:space="preserve">Kinahan J. The acquisition of ceramics by hunter-gatherers on the middle zambezi in the first and second millennium AD. Journal of African Archaeology 2013;11:197–209.</w:t>
+      </w:r>
+      <w:r>
+        <w:t xml:space="preserve"> </w:t>
+      </w:r>
+      <w:hyperlink r:id="rId193">
+        <w:r>
+          <w:rPr>
+            <w:rStyle w:val="Hyperlink"/>
+          </w:rPr>
+          <w:t xml:space="preserve">https://doi.org/10.3213/2191-5784-10243</w:t>
+        </w:r>
+      </w:hyperlink>
+      <w:r>
+        <w:t xml:space="preserve">.</w:t>
+      </w:r>
+    </w:p>
+    <w:bookmarkEnd w:id="194"/>
+    <w:bookmarkStart w:id="196" w:name="ref-Newlander_2012"/>
+    <w:p>
+      <w:pPr>
+        <w:pStyle w:val="Bibliography"/>
+      </w:pPr>
+      <w:r>
+        <w:t xml:space="preserve">[75]</w:t>
+      </w:r>
+      <w:r>
+        <w:t xml:space="preserve"> </w:t>
+      </w:r>
+      <w:r>
+        <w:t xml:space="preserve">	</w:t>
+      </w:r>
+      <w:r>
+        <w:t xml:space="preserve">Newlander KS.</w:t>
+      </w:r>
+      <w:r>
+        <w:t xml:space="preserve"> </w:t>
+      </w:r>
+      <w:hyperlink r:id="rId195">
+        <w:r>
+          <w:rPr>
+            <w:rStyle w:val="Hyperlink"/>
+          </w:rPr>
+          <w:t xml:space="preserve">Exchange, embedded procurement, and hunter-gatherer mobility: A case study from the north american great basin</w:t>
+        </w:r>
+      </w:hyperlink>
+      <w:r>
+        <w:t xml:space="preserve">. Ph.D. University of Michigan, 2012.</w:t>
+      </w:r>
+    </w:p>
+    <w:bookmarkEnd w:id="196"/>
+    <w:bookmarkStart w:id="198" w:name="ref-Iizuka_Ferguson_Izuho_2022"/>
+    <w:p>
+      <w:pPr>
+        <w:pStyle w:val="Bibliography"/>
+      </w:pPr>
+      <w:r>
+        <w:t xml:space="preserve">[76]</w:t>
+      </w:r>
+      <w:r>
+        <w:t xml:space="preserve"> </w:t>
+      </w:r>
+      <w:r>
+        <w:t xml:space="preserve">	</w:t>
+      </w:r>
+      <w:r>
+        <w:t xml:space="preserve">Iizuka F, Ferguson JR, Izuho M.</w:t>
       </w:r>
       <w:r>
         <w:t xml:space="preserve"> </w:t>
@@ -6184,37 +6948,348 @@
         <w:t xml:space="preserve">Late Pleistocene</w:t>
       </w:r>
       <w:r>
-        <w:t xml:space="preserve">: Beyond the nomadic-egalitarian model. Evolution and Human Behavior 2022;43:418–31. https://doi.org/</w:t>
-      </w:r>
-      <w:hyperlink r:id="rId156">
-        <w:r>
-          <w:rPr>
-            <w:rStyle w:val="Hyperlink"/>
-          </w:rPr>
-          <w:t xml:space="preserve">https://doi.org/10.1016/j.evolhumbehav.2022.07.003</w:t>
+        <w:t xml:space="preserve"> </w:t>
+      </w:r>
+      <w:r>
+        <w:t xml:space="preserve">pottery production and exchange: Provenance studies of hunter-gatherer wares from southern</w:t>
+      </w:r>
+      <w:r>
+        <w:t xml:space="preserve"> </w:t>
+      </w:r>
+      <w:r>
+        <w:t xml:space="preserve">Kyushu</w:t>
+      </w:r>
+      <w:r>
+        <w:t xml:space="preserve">,</w:t>
+      </w:r>
+      <w:r>
+        <w:t xml:space="preserve"> </w:t>
+      </w:r>
+      <w:r>
+        <w:t xml:space="preserve">Japan</w:t>
+      </w:r>
+      <w:r>
+        <w:t xml:space="preserve"> </w:t>
+      </w:r>
+      <w:r>
+        <w:t xml:space="preserve">by neutron activation analysis. PLOS ONE 2022;17:e0265329.</w:t>
+      </w:r>
+      <w:r>
+        <w:t xml:space="preserve"> </w:t>
+      </w:r>
+      <w:hyperlink r:id="rId197">
+        <w:r>
+          <w:rPr>
+            <w:rStyle w:val="Hyperlink"/>
+          </w:rPr>
+          <w:t xml:space="preserve">https://doi.org/10.1371/journal.pone.0265329</w:t>
         </w:r>
       </w:hyperlink>
       <w:r>
         <w:t xml:space="preserve">.</w:t>
       </w:r>
     </w:p>
-    <w:bookmarkEnd w:id="157"/>
-    <w:bookmarkStart w:id="159" w:name="ref-Schwendler_2012"/>
-    <w:p>
-      <w:pPr>
-        <w:pStyle w:val="Bibliography"/>
-      </w:pPr>
-      <w:r>
-        <w:t xml:space="preserve">[54]</w:t>
-      </w:r>
-      <w:r>
-        <w:t xml:space="preserve"> </w:t>
-      </w:r>
-      <w:r>
-        <w:t xml:space="preserve">	</w:t>
-      </w:r>
-      <w:r>
-        <w:t xml:space="preserve">Schwendler RH. Diversity in social organization across</w:t>
+    <w:bookmarkEnd w:id="198"/>
+    <w:bookmarkStart w:id="200" w:name="ref-conkley_agg"/>
+    <w:p>
+      <w:pPr>
+        <w:pStyle w:val="Bibliography"/>
+      </w:pPr>
+      <w:r>
+        <w:t xml:space="preserve">[77]</w:t>
+      </w:r>
+      <w:r>
+        <w:t xml:space="preserve"> </w:t>
+      </w:r>
+      <w:r>
+        <w:t xml:space="preserve">	</w:t>
+      </w:r>
+      <w:r>
+        <w:t xml:space="preserve">Conkey M, Beltran A, Beltrán A, Clark GA, Echegaray JG, Echegaray JG, et al.</w:t>
+      </w:r>
+      <w:r>
+        <w:t xml:space="preserve"> </w:t>
+      </w:r>
+      <w:hyperlink r:id="rId199">
+        <w:r>
+          <w:rPr>
+            <w:rStyle w:val="Hyperlink"/>
+          </w:rPr>
+          <w:t xml:space="preserve">The identification of prehistoric hunter-gatherer aggregation sites: The case of altamira [and comments and reply]</w:t>
+        </w:r>
+      </w:hyperlink>
+      <w:r>
+        <w:t xml:space="preserve">. Current Anthropology 1980;21:609–30.</w:t>
+      </w:r>
+    </w:p>
+    <w:bookmarkEnd w:id="200"/>
+    <w:bookmarkStart w:id="202" w:name="ref-Maher_Conkey_2019"/>
+    <w:p>
+      <w:pPr>
+        <w:pStyle w:val="Bibliography"/>
+      </w:pPr>
+      <w:r>
+        <w:t xml:space="preserve">[78]</w:t>
+      </w:r>
+      <w:r>
+        <w:t xml:space="preserve"> </w:t>
+      </w:r>
+      <w:r>
+        <w:t xml:space="preserve">	</w:t>
+      </w:r>
+      <w:r>
+        <w:t xml:space="preserve">Maher LA, Conkey M. Homes for hunters?: Exploring the concept of home at hunter-gatherer sites in</w:t>
+      </w:r>
+      <w:r>
+        <w:t xml:space="preserve"> </w:t>
+      </w:r>
+      <w:r>
+        <w:t xml:space="preserve">Upper Paleolithic</w:t>
+      </w:r>
+      <w:r>
+        <w:t xml:space="preserve"> </w:t>
+      </w:r>
+      <w:r>
+        <w:t xml:space="preserve">Europe</w:t>
+      </w:r>
+      <w:r>
+        <w:t xml:space="preserve"> </w:t>
+      </w:r>
+      <w:r>
+        <w:t xml:space="preserve">and</w:t>
+      </w:r>
+      <w:r>
+        <w:t xml:space="preserve"> </w:t>
+      </w:r>
+      <w:r>
+        <w:t xml:space="preserve">Epipaleolithic</w:t>
+      </w:r>
+      <w:r>
+        <w:t xml:space="preserve"> </w:t>
+      </w:r>
+      <w:r>
+        <w:t xml:space="preserve">Southwest Asia</w:t>
+      </w:r>
+      <w:r>
+        <w:t xml:space="preserve">. Current Anthropology 2019;60:91–137.</w:t>
+      </w:r>
+      <w:r>
+        <w:t xml:space="preserve"> </w:t>
+      </w:r>
+      <w:hyperlink r:id="rId201">
+        <w:r>
+          <w:rPr>
+            <w:rStyle w:val="Hyperlink"/>
+          </w:rPr>
+          <w:t xml:space="preserve">https://doi.org/10.1086/701523</w:t>
+        </w:r>
+      </w:hyperlink>
+      <w:r>
+        <w:t xml:space="preserve">.</w:t>
+      </w:r>
+    </w:p>
+    <w:bookmarkEnd w:id="202"/>
+    <w:bookmarkStart w:id="203" w:name="ref-bahn1982inter"/>
+    <w:p>
+      <w:pPr>
+        <w:pStyle w:val="Bibliography"/>
+      </w:pPr>
+      <w:r>
+        <w:t xml:space="preserve">[79]</w:t>
+      </w:r>
+      <w:r>
+        <w:t xml:space="preserve"> </w:t>
+      </w:r>
+      <w:r>
+        <w:t xml:space="preserve">	</w:t>
+      </w:r>
+      <w:r>
+        <w:t xml:space="preserve">Bahn PG. Inter-site and inter-regional links during the</w:t>
+      </w:r>
+      <w:r>
+        <w:t xml:space="preserve"> </w:t>
+      </w:r>
+      <w:r>
+        <w:t xml:space="preserve">Upper Palaeolithic</w:t>
+      </w:r>
+      <w:r>
+        <w:t xml:space="preserve">: The</w:t>
+      </w:r>
+      <w:r>
+        <w:t xml:space="preserve"> </w:t>
+      </w:r>
+      <w:r>
+        <w:t xml:space="preserve">Pyrenean</w:t>
+      </w:r>
+      <w:r>
+        <w:t xml:space="preserve"> </w:t>
+      </w:r>
+      <w:r>
+        <w:t xml:space="preserve">evidence. Oxford Journal of Archaeology 1982;1:247–68.</w:t>
+      </w:r>
+    </w:p>
+    <w:bookmarkEnd w:id="203"/>
+    <w:bookmarkStart w:id="205" w:name="ref-Bourdier_2013"/>
+    <w:p>
+      <w:pPr>
+        <w:pStyle w:val="Bibliography"/>
+      </w:pPr>
+      <w:r>
+        <w:t xml:space="preserve">[80]</w:t>
+      </w:r>
+      <w:r>
+        <w:t xml:space="preserve"> </w:t>
+      </w:r>
+      <w:r>
+        <w:t xml:space="preserve">	</w:t>
+      </w:r>
+      <w:r>
+        <w:t xml:space="preserve">Bourdier C. Rock art and social geography in the</w:t>
+      </w:r>
+      <w:r>
+        <w:t xml:space="preserve"> </w:t>
+      </w:r>
+      <w:r>
+        <w:t xml:space="preserve">Upper Paleolithic</w:t>
+      </w:r>
+      <w:r>
+        <w:t xml:space="preserve">. Contribution to the socio-cultural function of the</w:t>
+      </w:r>
+      <w:r>
+        <w:t xml:space="preserve"> </w:t>
+      </w:r>
+      <w:r>
+        <w:t xml:space="preserve">Roc-aux-Sorciers</w:t>
+      </w:r>
+      <w:r>
+        <w:t xml:space="preserve"> </w:t>
+      </w:r>
+      <w:r>
+        <w:t xml:space="preserve">rock-shelter (</w:t>
+      </w:r>
+      <w:r>
+        <w:t xml:space="preserve">Angles-sur-l’Anglin</w:t>
+      </w:r>
+      <w:r>
+        <w:t xml:space="preserve">,</w:t>
+      </w:r>
+      <w:r>
+        <w:t xml:space="preserve"> </w:t>
+      </w:r>
+      <w:r>
+        <w:t xml:space="preserve">France</w:t>
+      </w:r>
+      <w:r>
+        <w:t xml:space="preserve">) from the viewpoint of its sculpted frieze. Journal of Anthropological Archaeology 2013;32:368–82.</w:t>
+      </w:r>
+      <w:r>
+        <w:t xml:space="preserve"> </w:t>
+      </w:r>
+      <w:hyperlink r:id="rId204">
+        <w:r>
+          <w:rPr>
+            <w:rStyle w:val="Hyperlink"/>
+          </w:rPr>
+          <w:t xml:space="preserve">https://doi.org/10.1016/j.jaa.2013.05.005</w:t>
+        </w:r>
+      </w:hyperlink>
+      <w:r>
+        <w:t xml:space="preserve">.</w:t>
+      </w:r>
+    </w:p>
+    <w:bookmarkEnd w:id="205"/>
+    <w:bookmarkStart w:id="207" w:name="ref-Svoboda_2013"/>
+    <w:p>
+      <w:pPr>
+        <w:pStyle w:val="Bibliography"/>
+      </w:pPr>
+      <w:r>
+        <w:t xml:space="preserve">[81]</w:t>
+      </w:r>
+      <w:r>
+        <w:t xml:space="preserve"> </w:t>
+      </w:r>
+      <w:r>
+        <w:t xml:space="preserve">	</w:t>
+      </w:r>
+      <w:r>
+        <w:t xml:space="preserve">Svoboda J. Art gravettien de pavlov i et VI: Comparaison d’un site d’agrégation et d’un site épisodique. Palethnologie Archéologie Et Sciences Humaines 2013.</w:t>
+      </w:r>
+      <w:r>
+        <w:t xml:space="preserve"> </w:t>
+      </w:r>
+      <w:hyperlink r:id="rId206">
+        <w:r>
+          <w:rPr>
+            <w:rStyle w:val="Hyperlink"/>
+          </w:rPr>
+          <w:t xml:space="preserve">https://doi.org/10.4000/palethnologie.4945</w:t>
+        </w:r>
+      </w:hyperlink>
+      <w:r>
+        <w:t xml:space="preserve">.</w:t>
+      </w:r>
+    </w:p>
+    <w:bookmarkEnd w:id="207"/>
+    <w:bookmarkStart w:id="208" w:name="ref-white1992rethinking"/>
+    <w:p>
+      <w:pPr>
+        <w:pStyle w:val="Bibliography"/>
+      </w:pPr>
+      <w:r>
+        <w:t xml:space="preserve">[82]</w:t>
+      </w:r>
+      <w:r>
+        <w:t xml:space="preserve"> </w:t>
+      </w:r>
+      <w:r>
+        <w:t xml:space="preserve">	</w:t>
+      </w:r>
+      <w:r>
+        <w:t xml:space="preserve">White R. Rethinking the</w:t>
+      </w:r>
+      <w:r>
+        <w:t xml:space="preserve"> </w:t>
+      </w:r>
+      <w:r>
+        <w:t xml:space="preserve">Middle/Upper Paleolithic</w:t>
+      </w:r>
+      <w:r>
+        <w:t xml:space="preserve"> </w:t>
+      </w:r>
+      <w:r>
+        <w:t xml:space="preserve">transition. Current Anthropology 1992;33:85–108.</w:t>
+      </w:r>
+    </w:p>
+    <w:bookmarkEnd w:id="208"/>
+    <w:bookmarkStart w:id="209" w:name="X79d7c52b9cdbe72fc1b94e51c6ee6057d0c4a50"/>
+    <w:p>
+      <w:pPr>
+        <w:pStyle w:val="Bibliography"/>
+      </w:pPr>
+      <w:r>
+        <w:t xml:space="preserve">[83]</w:t>
+      </w:r>
+      <w:r>
+        <w:t xml:space="preserve"> </w:t>
+      </w:r>
+      <w:r>
+        <w:t xml:space="preserve">	</w:t>
+      </w:r>
+      <w:r>
+        <w:t xml:space="preserve">Soffer O, Adovasio JM, Enloe JG, Audouze F, Zubrow EBW. The roles of perishable technologies in</w:t>
+      </w:r>
+      <w:r>
+        <w:t xml:space="preserve"> </w:t>
+      </w:r>
+      <w:r>
+        <w:t xml:space="preserve">Upper Paleolithic</w:t>
+      </w:r>
+      <w:r>
+        <w:t xml:space="preserve"> </w:t>
+      </w:r>
+      <w:r>
+        <w:t xml:space="preserve">lives. The</w:t>
       </w:r>
       <w:r>
         <w:t xml:space="preserve"> </w:t>
@@ -6226,222 +7301,743 @@
         <w:t xml:space="preserve"> </w:t>
       </w:r>
       <w:r>
-        <w:t xml:space="preserve">Western Europe</w:t>
-      </w:r>
-      <w:r>
-        <w:t xml:space="preserve"> </w:t>
-      </w:r>
-      <w:r>
-        <w:t xml:space="preserve">ca. 17–12,000 BP. Quaternary International 2012;272–273:333–53. https://doi.org/</w:t>
-      </w:r>
-      <w:hyperlink r:id="rId158">
-        <w:r>
-          <w:rPr>
-            <w:rStyle w:val="Hyperlink"/>
-          </w:rPr>
-          <w:t xml:space="preserve">https://doi.org/10.1016/j.quaint.2012.03.054</w:t>
+        <w:t xml:space="preserve">household, SUNY Press; 2010, p. 235–44.</w:t>
+      </w:r>
+    </w:p>
+    <w:bookmarkEnd w:id="209"/>
+    <w:bookmarkStart w:id="211" w:name="ref-montet-white1994"/>
+    <w:p>
+      <w:pPr>
+        <w:pStyle w:val="Bibliography"/>
+      </w:pPr>
+      <w:r>
+        <w:t xml:space="preserve">[84]</w:t>
+      </w:r>
+      <w:r>
+        <w:t xml:space="preserve"> </w:t>
+      </w:r>
+      <w:r>
+        <w:t xml:space="preserve">	</w:t>
+      </w:r>
+      <w:r>
+        <w:t xml:space="preserve">Montet-White A.</w:t>
+      </w:r>
+      <w:r>
+        <w:t xml:space="preserve"> </w:t>
+      </w:r>
+      <w:hyperlink r:id="rId210">
+        <w:r>
+          <w:rPr>
+            <w:rStyle w:val="Hyperlink"/>
+          </w:rPr>
+          <w:t xml:space="preserve">Alternative interpretations of the</w:t>
+        </w:r>
+        <w:r>
+          <w:rPr>
+            <w:rStyle w:val="Hyperlink"/>
+          </w:rPr>
+          <w:t xml:space="preserve"> </w:t>
+        </w:r>
+        <w:r>
+          <w:rPr>
+            <w:rStyle w:val="Hyperlink"/>
+          </w:rPr>
+          <w:t xml:space="preserve">Late Upper Paleolithic</w:t>
+        </w:r>
+        <w:r>
+          <w:rPr>
+            <w:rStyle w:val="Hyperlink"/>
+          </w:rPr>
+          <w:t xml:space="preserve"> </w:t>
+        </w:r>
+        <w:r>
+          <w:rPr>
+            <w:rStyle w:val="Hyperlink"/>
+          </w:rPr>
+          <w:t xml:space="preserve">in</w:t>
+        </w:r>
+        <w:r>
+          <w:rPr>
+            <w:rStyle w:val="Hyperlink"/>
+          </w:rPr>
+          <w:t xml:space="preserve"> </w:t>
+        </w:r>
+        <w:r>
+          <w:rPr>
+            <w:rStyle w:val="Hyperlink"/>
+          </w:rPr>
+          <w:t xml:space="preserve">Central Europe</w:t>
+        </w:r>
+      </w:hyperlink>
+      <w:r>
+        <w:t xml:space="preserve">. Annual Review of Anthropology 1994;23:483–508.</w:t>
+      </w:r>
+    </w:p>
+    <w:bookmarkEnd w:id="211"/>
+    <w:bookmarkStart w:id="213" w:name="ref-Frerebeau_2025"/>
+    <w:p>
+      <w:pPr>
+        <w:pStyle w:val="Bibliography"/>
+      </w:pPr>
+      <w:r>
+        <w:t xml:space="preserve">[85]</w:t>
+      </w:r>
+      <w:r>
+        <w:t xml:space="preserve"> </w:t>
+      </w:r>
+      <w:r>
+        <w:t xml:space="preserve">	</w:t>
+      </w:r>
+      <w:r>
+        <w:t xml:space="preserve">Frerebeau N. Tabula: Analysis and visualization of archaeological count data 2025.</w:t>
+      </w:r>
+      <w:r>
+        <w:t xml:space="preserve"> </w:t>
+      </w:r>
+      <w:hyperlink r:id="rId212">
+        <w:r>
+          <w:rPr>
+            <w:rStyle w:val="Hyperlink"/>
+          </w:rPr>
+          <w:t xml:space="preserve">https://doi.org/10.5281/zenodo.15397990</w:t>
         </w:r>
       </w:hyperlink>
       <w:r>
         <w:t xml:space="preserve">.</w:t>
       </w:r>
     </w:p>
-    <w:bookmarkEnd w:id="159"/>
-    <w:bookmarkStart w:id="161" w:name="ref-Morwood_1987"/>
-    <w:p>
-      <w:pPr>
-        <w:pStyle w:val="Bibliography"/>
-      </w:pPr>
-      <w:r>
-        <w:t xml:space="preserve">[55]</w:t>
-      </w:r>
-      <w:r>
-        <w:t xml:space="preserve"> </w:t>
-      </w:r>
-      <w:r>
-        <w:t xml:space="preserve">	</w:t>
-      </w:r>
-      <w:r>
-        <w:t xml:space="preserve">Morwood MJ. The archaeology of social complexity in south-east queensland. Proceedings of the Prehistoric Society 1987;53:337–50.</w:t>
-      </w:r>
-      <w:r>
-        <w:t xml:space="preserve"> </w:t>
-      </w:r>
-      <w:hyperlink r:id="rId160">
-        <w:r>
-          <w:rPr>
-            <w:rStyle w:val="Hyperlink"/>
-          </w:rPr>
-          <w:t xml:space="preserve">https://doi.org/10.1017/S0079497X00006265</w:t>
+    <w:bookmarkEnd w:id="213"/>
+    <w:bookmarkStart w:id="215" w:name="ref-Kintigh_1984"/>
+    <w:p>
+      <w:pPr>
+        <w:pStyle w:val="Bibliography"/>
+      </w:pPr>
+      <w:r>
+        <w:t xml:space="preserve">[86]</w:t>
+      </w:r>
+      <w:r>
+        <w:t xml:space="preserve"> </w:t>
+      </w:r>
+      <w:r>
+        <w:t xml:space="preserve">	</w:t>
+      </w:r>
+      <w:r>
+        <w:t xml:space="preserve">Kintigh KW. Measuring archaeological diversity by comparison with simulated assemblages. American Antiquity 1984;49:44–54.</w:t>
+      </w:r>
+      <w:r>
+        <w:t xml:space="preserve"> </w:t>
+      </w:r>
+      <w:hyperlink r:id="rId214">
+        <w:r>
+          <w:rPr>
+            <w:rStyle w:val="Hyperlink"/>
+          </w:rPr>
+          <w:t xml:space="preserve">https://doi.org/10.2307/280511</w:t>
         </w:r>
       </w:hyperlink>
       <w:r>
         <w:t xml:space="preserve">.</w:t>
       </w:r>
     </w:p>
-    <w:bookmarkEnd w:id="161"/>
-    <w:bookmarkStart w:id="163" w:name="ref-Mattson_2021"/>
-    <w:p>
-      <w:pPr>
-        <w:pStyle w:val="Bibliography"/>
-      </w:pPr>
-      <w:r>
-        <w:t xml:space="preserve">[56]</w:t>
-      </w:r>
-      <w:r>
-        <w:t xml:space="preserve"> </w:t>
-      </w:r>
-      <w:r>
-        <w:t xml:space="preserve">	</w:t>
-      </w:r>
-      <w:r>
-        <w:t xml:space="preserve">Mattson HV. Personal adornment and identity construction in archaeology: In: Mattson HV, editor. Personal adornment and the construction of identity, Oxbow Books; 2021, p. 1–24.</w:t>
-      </w:r>
-      <w:r>
-        <w:t xml:space="preserve"> </w:t>
-      </w:r>
-      <w:hyperlink r:id="rId162">
-        <w:r>
-          <w:rPr>
-            <w:rStyle w:val="Hyperlink"/>
-          </w:rPr>
-          <w:t xml:space="preserve">https://doi.org/10.2307/j.ctv24q4z2g.5</w:t>
+    <w:bookmarkEnd w:id="215"/>
+    <w:bookmarkStart w:id="217" w:name="X8c17deb08b87fbfa26556dda630532ff62c8bd1"/>
+    <w:p>
+      <w:pPr>
+        <w:pStyle w:val="Bibliography"/>
+      </w:pPr>
+      <w:r>
+        <w:t xml:space="preserve">[87]</w:t>
+      </w:r>
+      <w:r>
+        <w:t xml:space="preserve"> </w:t>
+      </w:r>
+      <w:r>
+        <w:t xml:space="preserve">	</w:t>
+      </w:r>
+      <w:r>
+        <w:t xml:space="preserve">Shao Y, Wegener C, Klein K, Schmidt I, Weniger G-C. Reconstruction of human dispersal during</w:t>
+      </w:r>
+      <w:r>
+        <w:t xml:space="preserve"> </w:t>
+      </w:r>
+      <w:r>
+        <w:t xml:space="preserve">Aurignacian</w:t>
+      </w:r>
+      <w:r>
+        <w:t xml:space="preserve"> </w:t>
+      </w:r>
+      <w:r>
+        <w:t xml:space="preserve">on pan-</w:t>
+      </w:r>
+      <w:r>
+        <w:t xml:space="preserve">European</w:t>
+      </w:r>
+      <w:r>
+        <w:t xml:space="preserve"> </w:t>
+      </w:r>
+      <w:r>
+        <w:t xml:space="preserve">scale. Nature Communications 2024;15:7406.</w:t>
+      </w:r>
+      <w:r>
+        <w:t xml:space="preserve"> </w:t>
+      </w:r>
+      <w:hyperlink r:id="rId216">
+        <w:r>
+          <w:rPr>
+            <w:rStyle w:val="Hyperlink"/>
+          </w:rPr>
+          <w:t xml:space="preserve">https://doi.org/10.1038/s41467-024-51349-y</w:t>
         </w:r>
       </w:hyperlink>
       <w:r>
         <w:t xml:space="preserve">.</w:t>
       </w:r>
     </w:p>
-    <w:bookmarkEnd w:id="163"/>
-    <w:bookmarkStart w:id="164" w:name="ref-Larsson_2006"/>
-    <w:p>
-      <w:pPr>
-        <w:pStyle w:val="Bibliography"/>
-      </w:pPr>
-      <w:r>
-        <w:t xml:space="preserve">[57]</w:t>
-      </w:r>
-      <w:r>
-        <w:t xml:space="preserve"> </w:t>
-      </w:r>
-      <w:r>
-        <w:t xml:space="preserve">	</w:t>
-      </w:r>
-      <w:r>
-        <w:t xml:space="preserve">Larsson L. A tooth for a tooth: Tooth ornaments from the graves at the cemeteries of zvejnieki. Back to the origin: New research in the mesolithic-</w:t>
-      </w:r>
-      <w:r>
-        <w:t xml:space="preserve">Neolithic</w:t>
-      </w:r>
-      <w:r>
-        <w:t xml:space="preserve"> </w:t>
-      </w:r>
-      <w:r>
-        <w:t xml:space="preserve">zvejnieki cemetery and environment, northern latvia, vol. 52, Almqvist &amp; Wiksell International; 2006, p. 253–87.</w:t>
-      </w:r>
-    </w:p>
-    <w:bookmarkEnd w:id="164"/>
-    <w:bookmarkStart w:id="166" w:name="ref-Moore_2010"/>
-    <w:p>
-      <w:pPr>
-        <w:pStyle w:val="Bibliography"/>
-      </w:pPr>
-      <w:r>
-        <w:t xml:space="preserve">[58]</w:t>
-      </w:r>
-      <w:r>
-        <w:t xml:space="preserve"> </w:t>
-      </w:r>
-      <w:r>
-        <w:t xml:space="preserve">	</w:t>
-      </w:r>
-      <w:r>
-        <w:t xml:space="preserve">Moore CR. A macroscopic investigation of technological style and the production of middle to late archaic fishhooks at the chiggerville, read, and baker sites, western kentucky. Southeastern Archaeology 2010;29:197–221.</w:t>
-      </w:r>
-      <w:r>
-        <w:t xml:space="preserve"> </w:t>
-      </w:r>
-      <w:hyperlink r:id="rId165">
-        <w:r>
-          <w:rPr>
-            <w:rStyle w:val="Hyperlink"/>
-          </w:rPr>
-          <w:t xml:space="preserve">https://doi.org/10.1179/sea.2010.29.1.013</w:t>
+    <w:bookmarkEnd w:id="217"/>
+    <w:bookmarkStart w:id="219" w:name="ref-smith1992Design"/>
+    <w:p>
+      <w:pPr>
+        <w:pStyle w:val="Bibliography"/>
+      </w:pPr>
+      <w:r>
+        <w:t xml:space="preserve">[88]</w:t>
+      </w:r>
+      <w:r>
+        <w:t xml:space="preserve"> </w:t>
+      </w:r>
+      <w:r>
+        <w:t xml:space="preserve">	</w:t>
+      </w:r>
+      <w:r>
+        <w:t xml:space="preserve">Smith C.</w:t>
+      </w:r>
+      <w:r>
+        <w:t xml:space="preserve"> </w:t>
+      </w:r>
+      <w:hyperlink r:id="rId218">
+        <w:r>
+          <w:rPr>
+            <w:rStyle w:val="Hyperlink"/>
+          </w:rPr>
+          <w:t xml:space="preserve">Designed dreaming: Assessing the relationship between style, social structure and environment in aboriginal australia</w:t>
+        </w:r>
+      </w:hyperlink>
+      <w:r>
+        <w:t xml:space="preserve">. Australian Archaeology 1992:51–1.</w:t>
+      </w:r>
+    </w:p>
+    <w:bookmarkEnd w:id="219"/>
+    <w:bookmarkStart w:id="220" w:name="ref-hays1993symbol"/>
+    <w:p>
+      <w:pPr>
+        <w:pStyle w:val="Bibliography"/>
+      </w:pPr>
+      <w:r>
+        <w:t xml:space="preserve">[89]</w:t>
+      </w:r>
+      <w:r>
+        <w:t xml:space="preserve"> </w:t>
+      </w:r>
+      <w:r>
+        <w:t xml:space="preserve">	</w:t>
+      </w:r>
+      <w:r>
+        <w:t xml:space="preserve">Hays KA. When is a symbol archaeologically meaningful? Meaning, function, and prehistoric visual arts. Archaeological Theory: Who Sets the Agenda 1993:81–92.</w:t>
+      </w:r>
+    </w:p>
+    <w:bookmarkEnd w:id="220"/>
+    <w:bookmarkStart w:id="221" w:name="ref-McDonald_Veth_Lilley_2006"/>
+    <w:p>
+      <w:pPr>
+        <w:pStyle w:val="Bibliography"/>
+      </w:pPr>
+      <w:r>
+        <w:t xml:space="preserve">[90]</w:t>
+      </w:r>
+      <w:r>
+        <w:t xml:space="preserve"> </w:t>
+      </w:r>
+      <w:r>
+        <w:t xml:space="preserve">	</w:t>
+      </w:r>
+      <w:r>
+        <w:t xml:space="preserve">McDonald J, Veth P, Lilley I. Rock art and social identity: A comparison of</w:t>
+      </w:r>
+      <w:r>
+        <w:t xml:space="preserve"> </w:t>
+      </w:r>
+      <w:r>
+        <w:t xml:space="preserve">Holocene</w:t>
+      </w:r>
+      <w:r>
+        <w:t xml:space="preserve"> </w:t>
+      </w:r>
+      <w:r>
+        <w:t xml:space="preserve">graphic systems in arid and fertile environments. Archaeology of oceania: Australia and the pacific islands, Malden, Mass: Blackwell Publishing; 2006, p. 96–115.</w:t>
+      </w:r>
+    </w:p>
+    <w:bookmarkEnd w:id="221"/>
+    <w:bookmarkStart w:id="223" w:name="ref-Lourandos_1985"/>
+    <w:p>
+      <w:pPr>
+        <w:pStyle w:val="Bibliography"/>
+      </w:pPr>
+      <w:r>
+        <w:t xml:space="preserve">[91]</w:t>
+      </w:r>
+      <w:r>
+        <w:t xml:space="preserve"> </w:t>
+      </w:r>
+      <w:r>
+        <w:t xml:space="preserve">	</w:t>
+      </w:r>
+      <w:r>
+        <w:t xml:space="preserve">Lourandos H. 15 - intensification and australian prehistory. In: Price TD, Brown JA, editors. Prehistoric hunters-gatherers, Academic Press; 1985, p. 385–423. https://doi.org/</w:t>
+      </w:r>
+      <w:hyperlink r:id="rId222">
+        <w:r>
+          <w:rPr>
+            <w:rStyle w:val="Hyperlink"/>
+          </w:rPr>
+          <w:t xml:space="preserve">https://doi.org/10.1016/B978-0-12-564750-2.50020-2</w:t>
         </w:r>
       </w:hyperlink>
       <w:r>
         <w:t xml:space="preserve">.</w:t>
       </w:r>
     </w:p>
-    <w:bookmarkEnd w:id="166"/>
-    <w:bookmarkStart w:id="168" w:name="ref-Alfonso-Durrruty_Giles_Misarti2015"/>
-    <w:p>
-      <w:pPr>
-        <w:pStyle w:val="Bibliography"/>
-      </w:pPr>
-      <w:r>
-        <w:t xml:space="preserve">[59]</w:t>
-      </w:r>
-      <w:r>
-        <w:t xml:space="preserve"> </w:t>
-      </w:r>
-      <w:r>
-        <w:t xml:space="preserve">	</w:t>
-      </w:r>
-      <w:r>
-        <w:t xml:space="preserve">Alfonso-Durrruty MP, Giles BT, Misarti N, San Roman M, Morello F. Antiquity and geographic distribution of cranial modification among the prehistoric groups of fuego-patagonia, chile. American Journal of Physical Anthropology 2015;158:607–23.</w:t>
-      </w:r>
-      <w:r>
-        <w:t xml:space="preserve"> </w:t>
-      </w:r>
-      <w:hyperlink r:id="rId167">
-        <w:r>
-          <w:rPr>
-            <w:rStyle w:val="Hyperlink"/>
-          </w:rPr>
-          <w:t xml:space="preserve">https://doi.org/10.1002/ajpa.22832</w:t>
+    <w:bookmarkEnd w:id="223"/>
+    <w:bookmarkStart w:id="225" w:name="ref-barton_clark_cohen1994"/>
+    <w:p>
+      <w:pPr>
+        <w:pStyle w:val="Bibliography"/>
+      </w:pPr>
+      <w:r>
+        <w:t xml:space="preserve">[92]</w:t>
+      </w:r>
+      <w:r>
+        <w:t xml:space="preserve"> </w:t>
+      </w:r>
+      <w:r>
+        <w:t xml:space="preserve">	</w:t>
+      </w:r>
+      <w:r>
+        <w:t xml:space="preserve">Barton CM, Clark GA, Cohen AE.</w:t>
+      </w:r>
+      <w:r>
+        <w:t xml:space="preserve"> </w:t>
+      </w:r>
+      <w:hyperlink r:id="rId224">
+        <w:r>
+          <w:rPr>
+            <w:rStyle w:val="Hyperlink"/>
+          </w:rPr>
+          <w:t xml:space="preserve">Art as information: Explaining</w:t>
+        </w:r>
+        <w:r>
+          <w:rPr>
+            <w:rStyle w:val="Hyperlink"/>
+          </w:rPr>
+          <w:t xml:space="preserve"> </w:t>
+        </w:r>
+        <w:r>
+          <w:rPr>
+            <w:rStyle w:val="Hyperlink"/>
+          </w:rPr>
+          <w:t xml:space="preserve">Upper Palaeolithic</w:t>
+        </w:r>
+        <w:r>
+          <w:rPr>
+            <w:rStyle w:val="Hyperlink"/>
+          </w:rPr>
+          <w:t xml:space="preserve"> </w:t>
+        </w:r>
+        <w:r>
+          <w:rPr>
+            <w:rStyle w:val="Hyperlink"/>
+          </w:rPr>
+          <w:t xml:space="preserve">art in</w:t>
+        </w:r>
+        <w:r>
+          <w:rPr>
+            <w:rStyle w:val="Hyperlink"/>
+          </w:rPr>
+          <w:t xml:space="preserve"> </w:t>
+        </w:r>
+        <w:r>
+          <w:rPr>
+            <w:rStyle w:val="Hyperlink"/>
+          </w:rPr>
+          <w:t xml:space="preserve">Western Europe</w:t>
+        </w:r>
+      </w:hyperlink>
+      <w:r>
+        <w:t xml:space="preserve">. World Archaeology 1994;26:185–207.</w:t>
+      </w:r>
+    </w:p>
+    <w:bookmarkEnd w:id="225"/>
+    <w:bookmarkStart w:id="226" w:name="ref-mcdonald2012social"/>
+    <w:p>
+      <w:pPr>
+        <w:pStyle w:val="Bibliography"/>
+      </w:pPr>
+      <w:r>
+        <w:t xml:space="preserve">[93]</w:t>
+      </w:r>
+      <w:r>
+        <w:t xml:space="preserve"> </w:t>
+      </w:r>
+      <w:r>
+        <w:t xml:space="preserve">	</w:t>
+      </w:r>
+      <w:r>
+        <w:t xml:space="preserve">McDonald J, Veth P. The social dynamics of aggregation and dispersal in the western desert. A Companion to Rock Art 2012:90–102.</w:t>
+      </w:r>
+    </w:p>
+    <w:bookmarkEnd w:id="226"/>
+    <w:bookmarkStart w:id="227" w:name="ref-bernardini2005reconsidering"/>
+    <w:p>
+      <w:pPr>
+        <w:pStyle w:val="Bibliography"/>
+      </w:pPr>
+      <w:r>
+        <w:t xml:space="preserve">[94]</w:t>
+      </w:r>
+      <w:r>
+        <w:t xml:space="preserve"> </w:t>
+      </w:r>
+      <w:r>
+        <w:t xml:space="preserve">	</w:t>
+      </w:r>
+      <w:r>
+        <w:t xml:space="preserve">Bernardini W. Reconsidering spatial and temporal aspects of prehistoric cultural identity: A case study from the american southwest. American Antiquity 2005;70:31–54.</w:t>
+      </w:r>
+    </w:p>
+    <w:bookmarkEnd w:id="227"/>
+    <w:bookmarkStart w:id="228" w:name="ref-wiessner1984reconsidering"/>
+    <w:p>
+      <w:pPr>
+        <w:pStyle w:val="Bibliography"/>
+      </w:pPr>
+      <w:r>
+        <w:t xml:space="preserve">[95]</w:t>
+      </w:r>
+      <w:r>
+        <w:t xml:space="preserve"> </w:t>
+      </w:r>
+      <w:r>
+        <w:t xml:space="preserve">	</w:t>
+      </w:r>
+      <w:r>
+        <w:t xml:space="preserve">Wiessner P. Reconsidering the behavioral basis for style: A case study among the kalahari san. Journal of Anthropological Archaeology 1984;3:190–234.</w:t>
+      </w:r>
+    </w:p>
+    <w:bookmarkEnd w:id="228"/>
+    <w:bookmarkStart w:id="230" w:name="ref-smith1992"/>
+    <w:p>
+      <w:pPr>
+        <w:pStyle w:val="Bibliography"/>
+      </w:pPr>
+      <w:r>
+        <w:t xml:space="preserve">[96]</w:t>
+      </w:r>
+      <w:r>
+        <w:t xml:space="preserve"> </w:t>
+      </w:r>
+      <w:r>
+        <w:t xml:space="preserve">	</w:t>
+      </w:r>
+      <w:r>
+        <w:t xml:space="preserve">Smith C.</w:t>
+      </w:r>
+      <w:r>
+        <w:t xml:space="preserve"> </w:t>
+      </w:r>
+      <w:hyperlink r:id="rId229">
+        <w:r>
+          <w:rPr>
+            <w:rStyle w:val="Hyperlink"/>
+          </w:rPr>
+          <w:t xml:space="preserve">Colonising with style: Reviewing the nexus between rock art, territorially and the colonisation and occupation of sahul</w:t>
+        </w:r>
+      </w:hyperlink>
+      <w:r>
+        <w:t xml:space="preserve">. Australian Archaeology 1992:34–42.</w:t>
+      </w:r>
+    </w:p>
+    <w:bookmarkEnd w:id="230"/>
+    <w:bookmarkStart w:id="232" w:name="X4fed35d53d406ce17aea32f9d6f163fcb563519"/>
+    <w:p>
+      <w:pPr>
+        <w:pStyle w:val="Bibliography"/>
+      </w:pPr>
+      <w:r>
+        <w:t xml:space="preserve">[97]</w:t>
+      </w:r>
+      <w:r>
+        <w:t xml:space="preserve"> </w:t>
+      </w:r>
+      <w:r>
+        <w:t xml:space="preserve">	</w:t>
+      </w:r>
+      <w:r>
+        <w:t xml:space="preserve">Kovacevic M, Shennan S, Vanhaeren M, d’Errico F, Thomas MG. Simulating geographical variation in material culture: Were early modern humans in</w:t>
+      </w:r>
+      <w:r>
+        <w:t xml:space="preserve"> </w:t>
+      </w:r>
+      <w:r>
+        <w:t xml:space="preserve">Europe</w:t>
+      </w:r>
+      <w:r>
+        <w:t xml:space="preserve"> </w:t>
+      </w:r>
+      <w:r>
+        <w:t xml:space="preserve">ethnically structured? In: Mesoudi A, Aoki K, editors. Learning strategies and cultural evolution during the</w:t>
+      </w:r>
+      <w:r>
+        <w:t xml:space="preserve"> </w:t>
+      </w:r>
+      <w:r>
+        <w:t xml:space="preserve">Palaeolithic</w:t>
+      </w:r>
+      <w:r>
+        <w:t xml:space="preserve">, Springer Japan; 2015, p. 103–20.</w:t>
+      </w:r>
+      <w:r>
+        <w:t xml:space="preserve"> </w:t>
+      </w:r>
+      <w:hyperlink r:id="rId231">
+        <w:r>
+          <w:rPr>
+            <w:rStyle w:val="Hyperlink"/>
+          </w:rPr>
+          <w:t xml:space="preserve">https://doi.org/10.1007/978-4-431-55363-2_8</w:t>
         </w:r>
       </w:hyperlink>
       <w:r>
         <w:t xml:space="preserve">.</w:t>
       </w:r>
     </w:p>
-    <w:bookmarkEnd w:id="168"/>
-    <w:bookmarkStart w:id="169" w:name="ref-Vanhaeren_2005"/>
-    <w:p>
-      <w:pPr>
-        <w:pStyle w:val="Bibliography"/>
-      </w:pPr>
-      <w:r>
-        <w:t xml:space="preserve">[60]</w:t>
-      </w:r>
-      <w:r>
-        <w:t xml:space="preserve"> </w:t>
-      </w:r>
-      <w:r>
-        <w:t xml:space="preserve">	</w:t>
-      </w:r>
-      <w:r>
-        <w:t xml:space="preserve">Vanhaeren M. Speaking with beads: The evolutionary significance of personal ornaments. In: d’Errico F, Backwell L, editors. From tools to symbols: From early hominids to modern humans, Wits University Press; 2005, p. 525–54.</w:t>
-      </w:r>
-    </w:p>
-    <w:bookmarkEnd w:id="169"/>
-    <w:bookmarkStart w:id="171" w:name="ref-Conkey_1985"/>
-    <w:p>
-      <w:pPr>
-        <w:pStyle w:val="Bibliography"/>
-      </w:pPr>
-      <w:r>
-        <w:t xml:space="preserve">[61]</w:t>
-      </w:r>
-      <w:r>
-        <w:t xml:space="preserve"> </w:t>
-      </w:r>
-      <w:r>
-        <w:t xml:space="preserve">	</w:t>
-      </w:r>
-      <w:r>
-        <w:t xml:space="preserve">Conkey M. Ritual communication, social elaboration, and the variable trajectories of</w:t>
+    <w:bookmarkEnd w:id="232"/>
+    <w:bookmarkStart w:id="233" w:name="ref-Cavalli_Sforza_Feldman_1981"/>
+    <w:p>
+      <w:pPr>
+        <w:pStyle w:val="Bibliography"/>
+      </w:pPr>
+      <w:r>
+        <w:t xml:space="preserve">[98]</w:t>
+      </w:r>
+      <w:r>
+        <w:t xml:space="preserve"> </w:t>
+      </w:r>
+      <w:r>
+        <w:t xml:space="preserve">	</w:t>
+      </w:r>
+      <w:r>
+        <w:t xml:space="preserve">Cavalli-Sforza LL, Feldman MW. Cultural transmission and evolution: A quantitative approach. Princeton University Press; 1981.</w:t>
+      </w:r>
+    </w:p>
+    <w:bookmarkEnd w:id="233"/>
+    <w:bookmarkStart w:id="234" w:name="ref-Boyd_Richerson_1985"/>
+    <w:p>
+      <w:pPr>
+        <w:pStyle w:val="Bibliography"/>
+      </w:pPr>
+      <w:r>
+        <w:t xml:space="preserve">[99]</w:t>
+      </w:r>
+      <w:r>
+        <w:t xml:space="preserve"> </w:t>
+      </w:r>
+      <w:r>
+        <w:t xml:space="preserve">	</w:t>
+      </w:r>
+      <w:r>
+        <w:t xml:space="preserve">Boyd R, Richerson PJ. Culture and the evolutionary process. University of Chicago Press; 1985.</w:t>
+      </w:r>
+    </w:p>
+    <w:bookmarkEnd w:id="234"/>
+    <w:bookmarkStart w:id="235" w:name="ref-Richerson_Boyd_2005"/>
+    <w:p>
+      <w:pPr>
+        <w:pStyle w:val="Bibliography"/>
+      </w:pPr>
+      <w:r>
+        <w:t xml:space="preserve">[100]</w:t>
+      </w:r>
+      <w:r>
+        <w:t xml:space="preserve"> </w:t>
+      </w:r>
+      <w:r>
+        <w:t xml:space="preserve">	</w:t>
+      </w:r>
+      <w:r>
+        <w:t xml:space="preserve">Richerson PJ, Boyd R. Not by genes alone: How culture transformed human evolution. University of Chicago Press; 2005.</w:t>
+      </w:r>
+    </w:p>
+    <w:bookmarkEnd w:id="235"/>
+    <w:bookmarkStart w:id="236" w:name="ref-Henrich_2004"/>
+    <w:p>
+      <w:pPr>
+        <w:pStyle w:val="Bibliography"/>
+      </w:pPr>
+      <w:r>
+        <w:t xml:space="preserve">[101]</w:t>
+      </w:r>
+      <w:r>
+        <w:t xml:space="preserve"> </w:t>
+      </w:r>
+      <w:r>
+        <w:t xml:space="preserve">	</w:t>
+      </w:r>
+      <w:r>
+        <w:t xml:space="preserve">Henrich J. Demography and cultural evolution: How adaptive cultural processes can produce maladaptive losses—the tasmanian case. American Antiquity 2004;44:185–201.</w:t>
+      </w:r>
+    </w:p>
+    <w:bookmarkEnd w:id="236"/>
+    <w:bookmarkStart w:id="237" w:name="ref-Migliano_2020"/>
+    <w:p>
+      <w:pPr>
+        <w:pStyle w:val="Bibliography"/>
+      </w:pPr>
+      <w:r>
+        <w:t xml:space="preserve">[102]</w:t>
+      </w:r>
+      <w:r>
+        <w:t xml:space="preserve"> </w:t>
+      </w:r>
+      <w:r>
+        <w:t xml:space="preserve">	</w:t>
+      </w:r>
+      <w:r>
+        <w:t xml:space="preserve">Migliano AB, Battiston F, Viguier S, Page AE, Dyble M, Schlaepfer R, et al. Hunter-gatherer multilevel sociality accelerates cumulative cultural evolution. Science Advances 2020;6:eaax5913.</w:t>
+      </w:r>
+    </w:p>
+    <w:bookmarkEnd w:id="237"/>
+    <w:bookmarkStart w:id="238" w:name="ref-Allen_2020"/>
+    <w:p>
+      <w:pPr>
+        <w:pStyle w:val="Bibliography"/>
+      </w:pPr>
+      <w:r>
+        <w:t xml:space="preserve">[103]</w:t>
+      </w:r>
+      <w:r>
+        <w:t xml:space="preserve"> </w:t>
+      </w:r>
+      <w:r>
+        <w:t xml:space="preserve">	</w:t>
+      </w:r>
+      <w:r>
+        <w:t xml:space="preserve">Allen J. A multilevel analytical framework for studying cultural evolution in prehistoric hunter–gatherer societies. Biological Reviews 2020;59:2527–46.</w:t>
+      </w:r>
+    </w:p>
+    <w:bookmarkEnd w:id="238"/>
+    <w:bookmarkStart w:id="239" w:name="ref-Buchanan_Hamilton_2023"/>
+    <w:p>
+      <w:pPr>
+        <w:pStyle w:val="Bibliography"/>
+      </w:pPr>
+      <w:r>
+        <w:t xml:space="preserve">[104]</w:t>
+      </w:r>
+      <w:r>
+        <w:t xml:space="preserve"> </w:t>
+      </w:r>
+      <w:r>
+        <w:t xml:space="preserve">	</w:t>
+      </w:r>
+      <w:r>
+        <w:t xml:space="preserve">Buchanan B, Hamilton MJ. Networks and cultural transmission in hunter-gatherer societies. The oxford handbook of archaeological network research, Oxford University Press; 2023, p. 1–25.</w:t>
+      </w:r>
+    </w:p>
+    <w:bookmarkEnd w:id="239"/>
+    <w:bookmarkStart w:id="240" w:name="ref-Eerkens_Lipo_2005"/>
+    <w:p>
+      <w:pPr>
+        <w:pStyle w:val="Bibliography"/>
+      </w:pPr>
+      <w:r>
+        <w:t xml:space="preserve">[105]</w:t>
+      </w:r>
+      <w:r>
+        <w:t xml:space="preserve"> </w:t>
+      </w:r>
+      <w:r>
+        <w:t xml:space="preserve">	</w:t>
+      </w:r>
+      <w:r>
+        <w:t xml:space="preserve">Eerkens JW, Lipo CP. Cultural transmission and the evolution of material culture: Modeling the coefficient of variation. American Antiquity 2005;48:1–21.</w:t>
+      </w:r>
+    </w:p>
+    <w:bookmarkEnd w:id="240"/>
+    <w:bookmarkStart w:id="241" w:name="ref-Bentz_Dutkiewicz_2025"/>
+    <w:p>
+      <w:pPr>
+        <w:pStyle w:val="Bibliography"/>
+      </w:pPr>
+      <w:r>
+        <w:t xml:space="preserve">[106]</w:t>
+      </w:r>
+      <w:r>
+        <w:t xml:space="preserve"> </w:t>
+      </w:r>
+      <w:r>
+        <w:t xml:space="preserve">	</w:t>
+      </w:r>
+      <w:r>
+        <w:t xml:space="preserve">Bentz C, Dutkiewicz E. Humans 40,000 y ago developed a system of conventional signs. Proceedings of the National Academy of Sciences 2025:1–8.</w:t>
+      </w:r>
+    </w:p>
+    <w:bookmarkEnd w:id="241"/>
+    <w:bookmarkStart w:id="242" w:name="ref-Bacon_2023"/>
+    <w:p>
+      <w:pPr>
+        <w:pStyle w:val="Bibliography"/>
+      </w:pPr>
+      <w:r>
+        <w:t xml:space="preserve">[107]</w:t>
+      </w:r>
+      <w:r>
+        <w:t xml:space="preserve"> </w:t>
+      </w:r>
+      <w:r>
+        <w:t xml:space="preserve">	</w:t>
+      </w:r>
+      <w:r>
+        <w:t xml:space="preserve">Bacon B, Khatiri A, Palmer J, Freeth T, Pettitt P, Kentridge RW. An</w:t>
+      </w:r>
+      <w:r>
+        <w:t xml:space="preserve"> </w:t>
+      </w:r>
+      <w:r>
+        <w:t xml:space="preserve">Upper Palaeolithic</w:t>
+      </w:r>
+      <w:r>
+        <w:t xml:space="preserve"> </w:t>
+      </w:r>
+      <w:r>
+        <w:t xml:space="preserve">proto-writing system and phenological calendar. Cambridge Archaeological Journal 2023;100:371–89.</w:t>
+      </w:r>
+    </w:p>
+    <w:bookmarkEnd w:id="242"/>
+    <w:bookmarkStart w:id="244" w:name="Xa4990169aeb885a690070ab4fd90972c31994f8"/>
+    <w:p>
+      <w:pPr>
+        <w:pStyle w:val="Bibliography"/>
+      </w:pPr>
+      <w:r>
+        <w:t xml:space="preserve">[108]</w:t>
+      </w:r>
+      <w:r>
+        <w:t xml:space="preserve"> </w:t>
+      </w:r>
+      <w:r>
+        <w:t xml:space="preserve">	</w:t>
+      </w:r>
+      <w:r>
+        <w:t xml:space="preserve">d’Errico F, Courtenay LA, Núñez R, Santos da Rosa N, Sproat R, Blasi D. Inferring conventional sign systems from</w:t>
       </w:r>
       <w:r>
         <w:t xml:space="preserve"> </w:t>
@@ -6453,37 +8049,614 @@
         <w:t xml:space="preserve"> </w:t>
       </w:r>
       <w:r>
-        <w:t xml:space="preserve">material culture. In: Price TD, Brown JA, editors. Prehistoric hunters-gatherers, Academic Press; 1985, p. 299–323. https://doi.org/</w:t>
-      </w:r>
-      <w:hyperlink r:id="rId170">
-        <w:r>
-          <w:rPr>
-            <w:rStyle w:val="Hyperlink"/>
-          </w:rPr>
-          <w:t xml:space="preserve">https://doi.org/10.1016/B978-0-12-564750-2.50016-0</w:t>
+        <w:t xml:space="preserve">engravings: Methodological and theoretical challenges. SSRN Electronic Journal 2026.</w:t>
+      </w:r>
+      <w:r>
+        <w:t xml:space="preserve"> </w:t>
+      </w:r>
+      <w:hyperlink r:id="rId243">
+        <w:r>
+          <w:rPr>
+            <w:rStyle w:val="Hyperlink"/>
+          </w:rPr>
+          <w:t xml:space="preserve">https://doi.org/10.2139/ssrn.7053279</w:t>
         </w:r>
       </w:hyperlink>
       <w:r>
         <w:t xml:space="preserve">.</w:t>
       </w:r>
     </w:p>
-    <w:bookmarkEnd w:id="171"/>
-    <w:bookmarkStart w:id="172" w:name="ref-Conkey_1978"/>
-    <w:p>
-      <w:pPr>
-        <w:pStyle w:val="Bibliography"/>
-      </w:pPr>
-      <w:r>
-        <w:t xml:space="preserve">[62]</w:t>
-      </w:r>
-      <w:r>
-        <w:t xml:space="preserve"> </w:t>
-      </w:r>
-      <w:r>
-        <w:t xml:space="preserve">	</w:t>
-      </w:r>
-      <w:r>
-        <w:t xml:space="preserve">Conkey M. Style and information in cultural evolution: Toward a predictive model for the</w:t>
+    <w:bookmarkEnd w:id="244"/>
+    <w:bookmarkStart w:id="246" w:name="X8ea620419c64d551554c48b7075c9934881930b"/>
+    <w:p>
+      <w:pPr>
+        <w:pStyle w:val="Bibliography"/>
+      </w:pPr>
+      <w:r>
+        <w:t xml:space="preserve">[109]</w:t>
+      </w:r>
+      <w:r>
+        <w:t xml:space="preserve"> </w:t>
+      </w:r>
+      <w:r>
+        <w:t xml:space="preserve">	</w:t>
+      </w:r>
+      <w:r>
+        <w:t xml:space="preserve">Garcı́a-Bustos M, Rivero O, Sauvet G, Garcı́a-Bustos P. Discussion:</w:t>
+      </w:r>
+      <w:r>
+        <w:t xml:space="preserve"> </w:t>
+      </w:r>
+      <w:r>
+        <w:t xml:space="preserve">“An</w:t>
+      </w:r>
+      <w:r>
+        <w:t xml:space="preserve"> </w:t>
+      </w:r>
+      <w:r>
+        <w:t xml:space="preserve">Upper Palaeolithic</w:t>
+      </w:r>
+      <w:r>
+        <w:t xml:space="preserve"> </w:t>
+      </w:r>
+      <w:r>
+        <w:t xml:space="preserve">proto-writing system and phenological calendar”</w:t>
+      </w:r>
+      <w:r>
+        <w:t xml:space="preserve"> </w:t>
+      </w:r>
+      <w:r>
+        <w:t xml:space="preserve">by</w:t>
+      </w:r>
+      <w:r>
+        <w:t xml:space="preserve"> </w:t>
+      </w:r>
+      <w:r>
+        <w:t xml:space="preserve">Bennett Bacon</w:t>
+      </w:r>
+      <w:r>
+        <w:t xml:space="preserve"> </w:t>
+      </w:r>
+      <w:r>
+        <w:t xml:space="preserve">et al. (2023). Journal of Paleolithic Archaeology 2023;6:32.</w:t>
+      </w:r>
+      <w:r>
+        <w:t xml:space="preserve"> </w:t>
+      </w:r>
+      <w:hyperlink r:id="rId245">
+        <w:r>
+          <w:rPr>
+            <w:rStyle w:val="Hyperlink"/>
+          </w:rPr>
+          <w:t xml:space="preserve">https://doi.org/10.1007/s41982-023-00158-8</w:t>
+        </w:r>
+      </w:hyperlink>
+      <w:r>
+        <w:t xml:space="preserve">.</w:t>
+      </w:r>
+    </w:p>
+    <w:bookmarkEnd w:id="246"/>
+    <w:bookmarkStart w:id="248" w:name="ref-Magli_2024"/>
+    <w:p>
+      <w:pPr>
+        <w:pStyle w:val="Bibliography"/>
+      </w:pPr>
+      <w:r>
+        <w:t xml:space="preserve">[110]</w:t>
+      </w:r>
+      <w:r>
+        <w:t xml:space="preserve"> </w:t>
+      </w:r>
+      <w:r>
+        <w:t xml:space="preserve">	</w:t>
+      </w:r>
+      <w:r>
+        <w:t xml:space="preserve">Magli G. The alleged phenological calendar in</w:t>
+      </w:r>
+      <w:r>
+        <w:t xml:space="preserve"> </w:t>
+      </w:r>
+      <w:r>
+        <w:t xml:space="preserve">Palaeolithic</w:t>
+      </w:r>
+      <w:r>
+        <w:t xml:space="preserve"> </w:t>
+      </w:r>
+      <w:r>
+        <w:t xml:space="preserve">art: Critical analysis from the viewpoint of statistics and cultural astronomy. Mind 2024;133:1–15.</w:t>
+      </w:r>
+      <w:r>
+        <w:t xml:space="preserve"> </w:t>
+      </w:r>
+      <w:hyperlink r:id="rId247">
+        <w:r>
+          <w:rPr>
+            <w:rStyle w:val="Hyperlink"/>
+          </w:rPr>
+          <w:t xml:space="preserve">https://doi.org/10.1093/mind/fzae011</w:t>
+        </w:r>
+      </w:hyperlink>
+      <w:r>
+        <w:t xml:space="preserve">.</w:t>
+      </w:r>
+    </w:p>
+    <w:bookmarkEnd w:id="248"/>
+    <w:bookmarkStart w:id="250" w:name="ref-Nowell_2024_evidence"/>
+    <w:p>
+      <w:pPr>
+        <w:pStyle w:val="Bibliography"/>
+      </w:pPr>
+      <w:r>
+        <w:t xml:space="preserve">[111]</w:t>
+      </w:r>
+      <w:r>
+        <w:t xml:space="preserve"> </w:t>
+      </w:r>
+      <w:r>
+        <w:t xml:space="preserve">	</w:t>
+      </w:r>
+      <w:r>
+        <w:t xml:space="preserve">Nowell A, Bahn P, Quellec J-L. Evaluating the evidence for lunar calendars in</w:t>
+      </w:r>
+      <w:r>
+        <w:t xml:space="preserve"> </w:t>
+      </w:r>
+      <w:r>
+        <w:t xml:space="preserve">Upper Palaeolithic</w:t>
+      </w:r>
+      <w:r>
+        <w:t xml:space="preserve"> </w:t>
+      </w:r>
+      <w:r>
+        <w:t xml:space="preserve">parietal art. Cambridge Archaeological Journal 2024:1–18.</w:t>
+      </w:r>
+      <w:r>
+        <w:t xml:space="preserve"> </w:t>
+      </w:r>
+      <w:hyperlink r:id="rId249">
+        <w:r>
+          <w:rPr>
+            <w:rStyle w:val="Hyperlink"/>
+          </w:rPr>
+          <w:t xml:space="preserve">https://doi.org/10.1017/S0959774324000155</w:t>
+        </w:r>
+      </w:hyperlink>
+      <w:r>
+        <w:t xml:space="preserve">.</w:t>
+      </w:r>
+    </w:p>
+    <w:bookmarkEnd w:id="250"/>
+    <w:bookmarkStart w:id="252" w:name="ref-Horiuchi_Takakura_2019"/>
+    <w:p>
+      <w:pPr>
+        <w:pStyle w:val="Bibliography"/>
+      </w:pPr>
+      <w:r>
+        <w:t xml:space="preserve">[112]</w:t>
+      </w:r>
+      <w:r>
+        <w:t xml:space="preserve"> </w:t>
+      </w:r>
+      <w:r>
+        <w:t xml:space="preserve">	</w:t>
+      </w:r>
+      <w:r>
+        <w:t xml:space="preserve">Horiuchi S, Takakura J. Modeling learning strategies and the expansion of the social network in the beginning of</w:t>
+      </w:r>
+      <w:r>
+        <w:t xml:space="preserve"> </w:t>
+      </w:r>
+      <w:r>
+        <w:t xml:space="preserve">Upper Palaeolithic</w:t>
+      </w:r>
+      <w:r>
+        <w:t xml:space="preserve"> </w:t>
+      </w:r>
+      <w:r>
+        <w:t xml:space="preserve">Europe</w:t>
+      </w:r>
+      <w:r>
+        <w:t xml:space="preserve">: Analysis by agent-based simulation. In: Nishiaki Y, Jöris O, editors. Learning among</w:t>
+      </w:r>
+      <w:r>
+        <w:t xml:space="preserve"> </w:t>
+      </w:r>
+      <w:r>
+        <w:t xml:space="preserve">Neanderthals</w:t>
+      </w:r>
+      <w:r>
+        <w:t xml:space="preserve"> </w:t>
+      </w:r>
+      <w:r>
+        <w:t xml:space="preserve">and</w:t>
+      </w:r>
+      <w:r>
+        <w:t xml:space="preserve"> </w:t>
+      </w:r>
+      <w:r>
+        <w:t xml:space="preserve">Palaeolithic</w:t>
+      </w:r>
+      <w:r>
+        <w:t xml:space="preserve"> </w:t>
+      </w:r>
+      <w:r>
+        <w:t xml:space="preserve">modern humans: Archaeological evidence, Springer Nature Singapore; 2019, p. 179–91.</w:t>
+      </w:r>
+      <w:r>
+        <w:t xml:space="preserve"> </w:t>
+      </w:r>
+      <w:hyperlink r:id="rId251">
+        <w:r>
+          <w:rPr>
+            <w:rStyle w:val="Hyperlink"/>
+          </w:rPr>
+          <w:t xml:space="preserve">https://doi.org/10.1007/978-981-13-8980-1_12</w:t>
+        </w:r>
+      </w:hyperlink>
+      <w:r>
+        <w:t xml:space="preserve">.</w:t>
+      </w:r>
+    </w:p>
+    <w:bookmarkEnd w:id="252"/>
+    <w:bookmarkStart w:id="253" w:name="ref-Rogers_2013"/>
+    <w:p>
+      <w:pPr>
+        <w:pStyle w:val="Bibliography"/>
+      </w:pPr>
+      <w:r>
+        <w:t xml:space="preserve">[113]</w:t>
+      </w:r>
+      <w:r>
+        <w:t xml:space="preserve"> </w:t>
+      </w:r>
+      <w:r>
+        <w:t xml:space="preserve">	</w:t>
+      </w:r>
+      <w:r>
+        <w:t xml:space="preserve">Rogers L. Human-material interaction in the</w:t>
+      </w:r>
+      <w:r>
+        <w:t xml:space="preserve"> </w:t>
+      </w:r>
+      <w:r>
+        <w:t xml:space="preserve">Aurignacian</w:t>
+      </w:r>
+      <w:r>
+        <w:t xml:space="preserve"> </w:t>
+      </w:r>
+      <w:r>
+        <w:t xml:space="preserve">of</w:t>
+      </w:r>
+      <w:r>
+        <w:t xml:space="preserve"> </w:t>
+      </w:r>
+      <w:r>
+        <w:t xml:space="preserve">Europe</w:t>
+      </w:r>
+      <w:r>
+        <w:t xml:space="preserve">, 35,000-27,000 BP: An analysis of marine shell ornament distribution. PhD thesis. University of Victoria, 2013.</w:t>
+      </w:r>
+    </w:p>
+    <w:bookmarkEnd w:id="253"/>
+    <w:bookmarkStart w:id="255" w:name="X94f875be1b7e5d23641daff5d53857bec24e739"/>
+    <w:p>
+      <w:pPr>
+        <w:pStyle w:val="Bibliography"/>
+      </w:pPr>
+      <w:r>
+        <w:t xml:space="preserve">[114]</w:t>
+      </w:r>
+      <w:r>
+        <w:t xml:space="preserve"> </w:t>
+      </w:r>
+      <w:r>
+        <w:t xml:space="preserve">	</w:t>
+      </w:r>
+      <w:r>
+        <w:t xml:space="preserve">Golovanova LV, Doronichev VB, Doronicheva EV, Sapega VF, Shackley MS. Long-distance contacts and social networks of the</w:t>
+      </w:r>
+      <w:r>
+        <w:t xml:space="preserve"> </w:t>
+      </w:r>
+      <w:r>
+        <w:t xml:space="preserve">Upper Palaeolithic</w:t>
+      </w:r>
+      <w:r>
+        <w:t xml:space="preserve"> </w:t>
+      </w:r>
+      <w:r>
+        <w:t xml:space="preserve">humans in the</w:t>
+      </w:r>
+      <w:r>
+        <w:t xml:space="preserve"> </w:t>
+      </w:r>
+      <w:r>
+        <w:t xml:space="preserve">North-Western Caucasus</w:t>
+      </w:r>
+      <w:r>
+        <w:t xml:space="preserve"> </w:t>
+      </w:r>
+      <w:r>
+        <w:t xml:space="preserve">(on data from</w:t>
+      </w:r>
+      <w:r>
+        <w:t xml:space="preserve"> </w:t>
+      </w:r>
+      <w:r>
+        <w:t xml:space="preserve">Mezmaiskaya Cave</w:t>
+      </w:r>
+      <w:r>
+        <w:t xml:space="preserve">,</w:t>
+      </w:r>
+      <w:r>
+        <w:t xml:space="preserve"> </w:t>
+      </w:r>
+      <w:r>
+        <w:t xml:space="preserve">Russia</w:t>
+      </w:r>
+      <w:r>
+        <w:t xml:space="preserve">). Journal of Archaeological Science: Reports 2021;39:103118. https://doi.org/</w:t>
+      </w:r>
+      <w:hyperlink r:id="rId254">
+        <w:r>
+          <w:rPr>
+            <w:rStyle w:val="Hyperlink"/>
+          </w:rPr>
+          <w:t xml:space="preserve">https://doi.org/10.1016/j.jasrep.2021.103118</w:t>
+        </w:r>
+      </w:hyperlink>
+      <w:r>
+        <w:t xml:space="preserve">.</w:t>
+      </w:r>
+    </w:p>
+    <w:bookmarkEnd w:id="255"/>
+    <w:bookmarkStart w:id="257" w:name="ref-Gamble_1982"/>
+    <w:p>
+      <w:pPr>
+        <w:pStyle w:val="Bibliography"/>
+      </w:pPr>
+      <w:r>
+        <w:t xml:space="preserve">[115]</w:t>
+      </w:r>
+      <w:r>
+        <w:t xml:space="preserve"> </w:t>
+      </w:r>
+      <w:r>
+        <w:t xml:space="preserve">	</w:t>
+      </w:r>
+      <w:r>
+        <w:t xml:space="preserve">Gamble C. Interaction and alliance in</w:t>
+      </w:r>
+      <w:r>
+        <w:t xml:space="preserve"> </w:t>
+      </w:r>
+      <w:r>
+        <w:t xml:space="preserve">Palaeolithic</w:t>
+      </w:r>
+      <w:r>
+        <w:t xml:space="preserve"> </w:t>
+      </w:r>
+      <w:r>
+        <w:t xml:space="preserve">society. Man 1982;17:92–107.</w:t>
+      </w:r>
+      <w:r>
+        <w:t xml:space="preserve"> </w:t>
+      </w:r>
+      <w:hyperlink r:id="rId256">
+        <w:r>
+          <w:rPr>
+            <w:rStyle w:val="Hyperlink"/>
+          </w:rPr>
+          <w:t xml:space="preserve">https://doi.org/10.2307/2802103</w:t>
+        </w:r>
+      </w:hyperlink>
+      <w:r>
+        <w:t xml:space="preserve">.</w:t>
+      </w:r>
+    </w:p>
+    <w:bookmarkEnd w:id="257"/>
+    <w:bookmarkStart w:id="259" w:name="Xba346573845225b1b1d5ef358e2fea0d893a789"/>
+    <w:p>
+      <w:pPr>
+        <w:pStyle w:val="Bibliography"/>
+      </w:pPr>
+      <w:r>
+        <w:t xml:space="preserve">[116]</w:t>
+      </w:r>
+      <w:r>
+        <w:t xml:space="preserve"> </w:t>
+      </w:r>
+      <w:r>
+        <w:t xml:space="preserve">	</w:t>
+      </w:r>
+      <w:r>
+        <w:t xml:space="preserve">Greenbaum G, Friesem DE, Hovers E, Feldman MW, Kolodny O. Was inter-population connectivity of</w:t>
+      </w:r>
+      <w:r>
+        <w:t xml:space="preserve"> </w:t>
+      </w:r>
+      <w:r>
+        <w:t xml:space="preserve">Neanderthals</w:t>
+      </w:r>
+      <w:r>
+        <w:t xml:space="preserve"> </w:t>
+      </w:r>
+      <w:r>
+        <w:t xml:space="preserve">and modern humans the driver of the</w:t>
+      </w:r>
+      <w:r>
+        <w:t xml:space="preserve"> </w:t>
+      </w:r>
+      <w:r>
+        <w:t xml:space="preserve">Upper Paleolithic</w:t>
+      </w:r>
+      <w:r>
+        <w:t xml:space="preserve"> </w:t>
+      </w:r>
+      <w:r>
+        <w:t xml:space="preserve">transition rather than its product? Quaternary Science Reviews 2019;217:316–29. https://doi.org/</w:t>
+      </w:r>
+      <w:hyperlink r:id="rId258">
+        <w:r>
+          <w:rPr>
+            <w:rStyle w:val="Hyperlink"/>
+          </w:rPr>
+          <w:t xml:space="preserve">https://doi.org/10.1016/j.quascirev.2018.12.011</w:t>
+        </w:r>
+      </w:hyperlink>
+      <w:r>
+        <w:t xml:space="preserve">.</w:t>
+      </w:r>
+    </w:p>
+    <w:bookmarkEnd w:id="259"/>
+    <w:bookmarkStart w:id="261" w:name="ref-Creanza_Kolodny_Feldman_2017"/>
+    <w:p>
+      <w:pPr>
+        <w:pStyle w:val="Bibliography"/>
+      </w:pPr>
+      <w:r>
+        <w:t xml:space="preserve">[117]</w:t>
+      </w:r>
+      <w:r>
+        <w:t xml:space="preserve"> </w:t>
+      </w:r>
+      <w:r>
+        <w:t xml:space="preserve">	</w:t>
+      </w:r>
+      <w:r>
+        <w:t xml:space="preserve">Creanza N, Kolodny O, Feldman MW. Greater than the sum of its parts? Modelling population contact and interaction of cultural repertoires. Journal of The Royal Society Interface 2017;14:20170171.</w:t>
+      </w:r>
+      <w:r>
+        <w:t xml:space="preserve"> </w:t>
+      </w:r>
+      <w:hyperlink r:id="rId260">
+        <w:r>
+          <w:rPr>
+            <w:rStyle w:val="Hyperlink"/>
+          </w:rPr>
+          <w:t xml:space="preserve">https://doi.org/10.1098/rsif.2017.0171</w:t>
+        </w:r>
+      </w:hyperlink>
+      <w:r>
+        <w:t xml:space="preserve">.</w:t>
+      </w:r>
+    </w:p>
+    <w:bookmarkEnd w:id="261"/>
+    <w:bookmarkStart w:id="263" w:name="ref-Cullen_1996"/>
+    <w:p>
+      <w:pPr>
+        <w:pStyle w:val="Bibliography"/>
+      </w:pPr>
+      <w:r>
+        <w:t xml:space="preserve">[118]</w:t>
+      </w:r>
+      <w:r>
+        <w:t xml:space="preserve"> </w:t>
+      </w:r>
+      <w:r>
+        <w:t xml:space="preserve">	</w:t>
+      </w:r>
+      <w:r>
+        <w:t xml:space="preserve">Cullen BRS. Cultural virus theory and the eusocial pottery assemblage. In: Maschner HDG, editor. Darwinian archaeologies, Boston, MA: Springer US; 1996, p. 43–59.</w:t>
+      </w:r>
+      <w:r>
+        <w:t xml:space="preserve"> </w:t>
+      </w:r>
+      <w:hyperlink r:id="rId262">
+        <w:r>
+          <w:rPr>
+            <w:rStyle w:val="Hyperlink"/>
+          </w:rPr>
+          <w:t xml:space="preserve">https://doi.org/10.1007/978-1-4757-9945-3_4</w:t>
+        </w:r>
+      </w:hyperlink>
+      <w:r>
+        <w:t xml:space="preserve">.</w:t>
+      </w:r>
+    </w:p>
+    <w:bookmarkEnd w:id="263"/>
+    <w:bookmarkStart w:id="265" w:name="ref-Hill_Wood_Baggio_Hurtado_Boyd_2014"/>
+    <w:p>
+      <w:pPr>
+        <w:pStyle w:val="Bibliography"/>
+      </w:pPr>
+      <w:r>
+        <w:t xml:space="preserve">[119]</w:t>
+      </w:r>
+      <w:r>
+        <w:t xml:space="preserve"> </w:t>
+      </w:r>
+      <w:r>
+        <w:t xml:space="preserve">	</w:t>
+      </w:r>
+      <w:r>
+        <w:t xml:space="preserve">Hill KR, Wood BM, Baggio J, Hurtado AM, Boyd RT. Hunter-gatherer inter-band interaction rates: Implications for cumulative culture. PLOS ONE 2014;9:1–9.</w:t>
+      </w:r>
+      <w:r>
+        <w:t xml:space="preserve"> </w:t>
+      </w:r>
+      <w:hyperlink r:id="rId264">
+        <w:r>
+          <w:rPr>
+            <w:rStyle w:val="Hyperlink"/>
+          </w:rPr>
+          <w:t xml:space="preserve">https://doi.org/10.1371/journal.pone.0102806</w:t>
+        </w:r>
+      </w:hyperlink>
+      <w:r>
+        <w:t xml:space="preserve">.</w:t>
+      </w:r>
+    </w:p>
+    <w:bookmarkEnd w:id="265"/>
+    <w:bookmarkStart w:id="267" w:name="ref-Derex_Boyd_2016"/>
+    <w:p>
+      <w:pPr>
+        <w:pStyle w:val="Bibliography"/>
+      </w:pPr>
+      <w:r>
+        <w:t xml:space="preserve">[120]</w:t>
+      </w:r>
+      <w:r>
+        <w:t xml:space="preserve"> </w:t>
+      </w:r>
+      <w:r>
+        <w:t xml:space="preserve">	</w:t>
+      </w:r>
+      <w:r>
+        <w:t xml:space="preserve">Derex M, Boyd R. Partial connectivity increases cultural accumulation within groups. Proceedings of the National Academy of Sciences 2016;113:2982–7.</w:t>
+      </w:r>
+      <w:r>
+        <w:t xml:space="preserve"> </w:t>
+      </w:r>
+      <w:hyperlink r:id="rId266">
+        <w:r>
+          <w:rPr>
+            <w:rStyle w:val="Hyperlink"/>
+          </w:rPr>
+          <w:t xml:space="preserve">https://doi.org/10.1073/pnas.1518798113</w:t>
+        </w:r>
+      </w:hyperlink>
+      <w:r>
+        <w:t xml:space="preserve">.</w:t>
+      </w:r>
+    </w:p>
+    <w:bookmarkEnd w:id="267"/>
+    <w:bookmarkStart w:id="269" w:name="ref-Gravel-Miguel_Coward_2023"/>
+    <w:p>
+      <w:pPr>
+        <w:pStyle w:val="Bibliography"/>
+      </w:pPr>
+      <w:r>
+        <w:t xml:space="preserve">[121]</w:t>
+      </w:r>
+      <w:r>
+        <w:t xml:space="preserve"> </w:t>
+      </w:r>
+      <w:r>
+        <w:t xml:space="preserve">	</w:t>
+      </w:r>
+      <w:r>
+        <w:t xml:space="preserve">Gravel-Miguel C, Coward F.</w:t>
       </w:r>
       <w:r>
         <w:t xml:space="preserve"> </w:t>
@@ -6492,2393 +8665,192 @@
         <w:t xml:space="preserve">Paleolithic</w:t>
       </w:r>
       <w:r>
-        <w:t xml:space="preserve">. Social archaeology: Beyond subsistence and dating, New York: Academic Press; 1978, p. 61–85.</w:t>
-      </w:r>
-    </w:p>
-    <w:bookmarkEnd w:id="172"/>
-    <w:bookmarkStart w:id="174" w:name="ref-Tilley_1982"/>
-    <w:p>
-      <w:pPr>
-        <w:pStyle w:val="Bibliography"/>
-      </w:pPr>
-      <w:r>
-        <w:t xml:space="preserve">[63]</w:t>
-      </w:r>
-      <w:r>
-        <w:t xml:space="preserve"> </w:t>
-      </w:r>
-      <w:r>
-        <w:t xml:space="preserve">	</w:t>
-      </w:r>
-      <w:r>
-        <w:t xml:space="preserve">Tilley C. Social formation, social structures and social change. In: Hodder I, editor. Symbolic and structural archaeology, Cambridge: Cambridge University Press; 1982, p. 26–38.</w:t>
-      </w:r>
-      <w:r>
-        <w:t xml:space="preserve"> </w:t>
-      </w:r>
-      <w:hyperlink r:id="rId173">
-        <w:r>
-          <w:rPr>
-            <w:rStyle w:val="Hyperlink"/>
-          </w:rPr>
-          <w:t xml:space="preserve">https://doi.org/10.1017/CBO9780511558252.004</w:t>
+        <w:t xml:space="preserve"> </w:t>
+      </w:r>
+      <w:r>
+        <w:t xml:space="preserve">social networks and behavioral modernity. The oxford handbook of archaeological network research, Oxford University Press; 2023.</w:t>
+      </w:r>
+      <w:r>
+        <w:t xml:space="preserve"> </w:t>
+      </w:r>
+      <w:hyperlink r:id="rId268">
+        <w:r>
+          <w:rPr>
+            <w:rStyle w:val="Hyperlink"/>
+          </w:rPr>
+          <w:t xml:space="preserve">https://doi.org/10.1093/oxfordhb/9780198854265.013.31</w:t>
         </w:r>
       </w:hyperlink>
       <w:r>
         <w:t xml:space="preserve">.</w:t>
       </w:r>
     </w:p>
-    <w:bookmarkEnd w:id="174"/>
-    <w:bookmarkStart w:id="176" w:name="ref-Hodder1979"/>
-    <w:p>
-      <w:pPr>
-        <w:pStyle w:val="Bibliography"/>
-      </w:pPr>
-      <w:r>
-        <w:t xml:space="preserve">[64]</w:t>
-      </w:r>
-      <w:r>
-        <w:t xml:space="preserve"> </w:t>
-      </w:r>
-      <w:r>
-        <w:t xml:space="preserve">	</w:t>
-      </w:r>
-      <w:r>
-        <w:t xml:space="preserve">Hodder I.</w:t>
-      </w:r>
-      <w:r>
-        <w:t xml:space="preserve"> </w:t>
-      </w:r>
-      <w:hyperlink r:id="rId175">
-        <w:r>
-          <w:rPr>
-            <w:rStyle w:val="Hyperlink"/>
-          </w:rPr>
-          <w:t xml:space="preserve">Economic and social stress and material culture patterning</w:t>
-        </w:r>
-      </w:hyperlink>
-      <w:r>
-        <w:t xml:space="preserve">. American Antiquity 1979;44:446–54.</w:t>
-      </w:r>
-    </w:p>
-    <w:bookmarkEnd w:id="176"/>
-    <w:bookmarkStart w:id="178" w:name="ref-Hodder1977"/>
-    <w:p>
-      <w:pPr>
-        <w:pStyle w:val="Bibliography"/>
-      </w:pPr>
-      <w:r>
-        <w:t xml:space="preserve">[65]</w:t>
-      </w:r>
-      <w:r>
-        <w:t xml:space="preserve"> </w:t>
-      </w:r>
-      <w:r>
-        <w:t xml:space="preserve">	</w:t>
-      </w:r>
-      <w:r>
-        <w:t xml:space="preserve">Hodder I.</w:t>
-      </w:r>
-      <w:r>
-        <w:t xml:space="preserve"> </w:t>
-      </w:r>
-      <w:hyperlink r:id="rId177">
-        <w:r>
-          <w:rPr>
-            <w:rStyle w:val="Hyperlink"/>
-          </w:rPr>
-          <w:t xml:space="preserve">The distribution of material culture items in the baringo district, western kenya</w:t>
-        </w:r>
-      </w:hyperlink>
-      <w:r>
-        <w:t xml:space="preserve">. Man 1977;12:239–69.</w:t>
-      </w:r>
-    </w:p>
-    <w:bookmarkEnd w:id="178"/>
-    <w:bookmarkStart w:id="179" w:name="ref-Binford_1990"/>
-    <w:p>
-      <w:pPr>
-        <w:pStyle w:val="Bibliography"/>
-      </w:pPr>
-      <w:r>
-        <w:t xml:space="preserve">[66]</w:t>
-      </w:r>
-      <w:r>
-        <w:t xml:space="preserve"> </w:t>
-      </w:r>
-      <w:r>
-        <w:t xml:space="preserve">	</w:t>
-      </w:r>
-      <w:r>
-        <w:t xml:space="preserve">Binford LR. Mobility, housing, and environment: A comparative study. Journal of Anthropological Research 1990;46:119–52.</w:t>
-      </w:r>
-    </w:p>
-    <w:bookmarkEnd w:id="179"/>
-    <w:bookmarkStart w:id="180" w:name="ref-Kelly_1983"/>
-    <w:p>
-      <w:pPr>
-        <w:pStyle w:val="Bibliography"/>
-      </w:pPr>
-      <w:r>
-        <w:t xml:space="preserve">[67]</w:t>
-      </w:r>
-      <w:r>
-        <w:t xml:space="preserve"> </w:t>
-      </w:r>
-      <w:r>
-        <w:t xml:space="preserve">	</w:t>
-      </w:r>
-      <w:r>
-        <w:t xml:space="preserve">Kelly RL. Hunter-gatherer mobility strategies. Journal of Anthropological Research 1983;39:277–306.</w:t>
-      </w:r>
-    </w:p>
-    <w:bookmarkEnd w:id="180"/>
-    <w:bookmarkStart w:id="182" w:name="ref-Padilla-Iglesias_Bischoff_2024"/>
-    <w:p>
-      <w:pPr>
-        <w:pStyle w:val="Bibliography"/>
-      </w:pPr>
-      <w:r>
-        <w:t xml:space="preserve">[68]</w:t>
-      </w:r>
-      <w:r>
-        <w:t xml:space="preserve"> </w:t>
-      </w:r>
-      <w:r>
-        <w:t xml:space="preserve">	</w:t>
-      </w:r>
-      <w:r>
-        <w:t xml:space="preserve">Padilla-Iglesias C, Bischoff RJ. Hunter-gatherer mobility patterns influence the reconstruction of social networks from archaeological assemblages. Journal of Archaeological Science: Reports 2024;59:104798. https://doi.org/</w:t>
-      </w:r>
-      <w:hyperlink r:id="rId181">
-        <w:r>
-          <w:rPr>
-            <w:rStyle w:val="Hyperlink"/>
-          </w:rPr>
-          <w:t xml:space="preserve">https://doi.org/10.1016/j.jasrep.2024.104798</w:t>
+    <w:bookmarkEnd w:id="269"/>
+    <w:bookmarkStart w:id="270" w:name="ref-Von_Petzinger_2009"/>
+    <w:p>
+      <w:pPr>
+        <w:pStyle w:val="Bibliography"/>
+      </w:pPr>
+      <w:r>
+        <w:t xml:space="preserve">[122]</w:t>
+      </w:r>
+      <w:r>
+        <w:t xml:space="preserve"> </w:t>
+      </w:r>
+      <w:r>
+        <w:t xml:space="preserve">	</w:t>
+      </w:r>
+      <w:r>
+        <w:t xml:space="preserve">Von Petzinger G. Making the abstract concrete: The place of geometric signs in french</w:t>
+      </w:r>
+      <w:r>
+        <w:t xml:space="preserve"> </w:t>
+      </w:r>
+      <w:r>
+        <w:t xml:space="preserve">Upper Paleolithic</w:t>
+      </w:r>
+      <w:r>
+        <w:t xml:space="preserve"> </w:t>
+      </w:r>
+      <w:r>
+        <w:t xml:space="preserve">parietal art. Master of Arts in Anthropology. University of Victoria, 2009.</w:t>
+      </w:r>
+    </w:p>
+    <w:bookmarkEnd w:id="270"/>
+    <w:bookmarkStart w:id="272" w:name="ref-Herskind2023"/>
+    <w:p>
+      <w:pPr>
+        <w:pStyle w:val="Bibliography"/>
+      </w:pPr>
+      <w:r>
+        <w:t xml:space="preserve">[123]</w:t>
+      </w:r>
+      <w:r>
+        <w:t xml:space="preserve"> </w:t>
+      </w:r>
+      <w:r>
+        <w:t xml:space="preserve">	</w:t>
+      </w:r>
+      <w:r>
+        <w:t xml:space="preserve">Platz HLL. A case for idle graffiti. Hunter Gatherer Research 2023;9:59–93.</w:t>
+      </w:r>
+      <w:r>
+        <w:t xml:space="preserve"> </w:t>
+      </w:r>
+      <w:hyperlink r:id="rId271">
+        <w:r>
+          <w:rPr>
+            <w:rStyle w:val="Hyperlink"/>
+          </w:rPr>
+          <w:t xml:space="preserve">https://doi.org/10.3828/hgr.2023.12</w:t>
         </w:r>
       </w:hyperlink>
       <w:r>
         <w:t xml:space="preserve">.</w:t>
       </w:r>
     </w:p>
-    <w:bookmarkEnd w:id="182"/>
-    <w:bookmarkStart w:id="184" w:name="ref-Whallon_2006"/>
-    <w:p>
-      <w:pPr>
-        <w:pStyle w:val="Bibliography"/>
-      </w:pPr>
-      <w:r>
-        <w:t xml:space="preserve">[69]</w:t>
-      </w:r>
-      <w:r>
-        <w:t xml:space="preserve"> </w:t>
-      </w:r>
-      <w:r>
-        <w:t xml:space="preserve">	</